--- a/Manuals/ModbusControl - User manual.docx
+++ b/Manuals/ModbusControl - User manual.docx
@@ -112,7 +112,6 @@
         </w:r>
         <w:r>
           <w:rPr>
-            <w:rFonts w:hint="eastAsia"/>
             <w:noProof/>
           </w:rPr>
           <w:fldChar w:fldCharType="separate"/>
@@ -199,7 +198,6 @@
         </w:r>
         <w:r>
           <w:rPr>
-            <w:rFonts w:hint="eastAsia"/>
             <w:noProof/>
           </w:rPr>
           <w:fldChar w:fldCharType="separate"/>
@@ -286,7 +284,6 @@
         </w:r>
         <w:r>
           <w:rPr>
-            <w:rFonts w:hint="eastAsia"/>
             <w:noProof/>
           </w:rPr>
           <w:fldChar w:fldCharType="separate"/>
@@ -373,7 +370,6 @@
         </w:r>
         <w:r>
           <w:rPr>
-            <w:rFonts w:hint="eastAsia"/>
             <w:noProof/>
           </w:rPr>
           <w:fldChar w:fldCharType="separate"/>
@@ -460,7 +456,6 @@
         </w:r>
         <w:r>
           <w:rPr>
-            <w:rFonts w:hint="eastAsia"/>
             <w:noProof/>
           </w:rPr>
           <w:fldChar w:fldCharType="separate"/>
@@ -547,7 +542,6 @@
         </w:r>
         <w:r>
           <w:rPr>
-            <w:rFonts w:hint="eastAsia"/>
             <w:noProof/>
           </w:rPr>
           <w:fldChar w:fldCharType="separate"/>
@@ -634,7 +628,6 @@
         </w:r>
         <w:r>
           <w:rPr>
-            <w:rFonts w:hint="eastAsia"/>
             <w:noProof/>
           </w:rPr>
           <w:fldChar w:fldCharType="separate"/>
@@ -721,7 +714,6 @@
         </w:r>
         <w:r>
           <w:rPr>
-            <w:rFonts w:hint="eastAsia"/>
             <w:noProof/>
           </w:rPr>
           <w:fldChar w:fldCharType="separate"/>
@@ -808,7 +800,6 @@
         </w:r>
         <w:r>
           <w:rPr>
-            <w:rFonts w:hint="eastAsia"/>
             <w:noProof/>
           </w:rPr>
           <w:fldChar w:fldCharType="separate"/>
@@ -895,7 +886,6 @@
         </w:r>
         <w:r>
           <w:rPr>
-            <w:rFonts w:hint="eastAsia"/>
             <w:noProof/>
           </w:rPr>
           <w:fldChar w:fldCharType="separate"/>
@@ -982,7 +972,6 @@
         </w:r>
         <w:r>
           <w:rPr>
-            <w:rFonts w:hint="eastAsia"/>
             <w:noProof/>
           </w:rPr>
           <w:fldChar w:fldCharType="separate"/>
@@ -1069,7 +1058,6 @@
         </w:r>
         <w:r>
           <w:rPr>
-            <w:rFonts w:hint="eastAsia"/>
             <w:noProof/>
           </w:rPr>
           <w:fldChar w:fldCharType="separate"/>
@@ -1156,7 +1144,6 @@
         </w:r>
         <w:r>
           <w:rPr>
-            <w:rFonts w:hint="eastAsia"/>
             <w:noProof/>
           </w:rPr>
           <w:fldChar w:fldCharType="separate"/>
@@ -1243,7 +1230,6 @@
         </w:r>
         <w:r>
           <w:rPr>
-            <w:rFonts w:hint="eastAsia"/>
             <w:noProof/>
           </w:rPr>
           <w:fldChar w:fldCharType="separate"/>
@@ -1330,7 +1316,6 @@
         </w:r>
         <w:r>
           <w:rPr>
-            <w:rFonts w:hint="eastAsia"/>
             <w:noProof/>
           </w:rPr>
           <w:fldChar w:fldCharType="separate"/>
@@ -1417,7 +1402,6 @@
         </w:r>
         <w:r>
           <w:rPr>
-            <w:rFonts w:hint="eastAsia"/>
             <w:noProof/>
           </w:rPr>
           <w:fldChar w:fldCharType="separate"/>
@@ -1504,7 +1488,6 @@
         </w:r>
         <w:r>
           <w:rPr>
-            <w:rFonts w:hint="eastAsia"/>
             <w:noProof/>
           </w:rPr>
           <w:fldChar w:fldCharType="separate"/>
@@ -1591,7 +1574,6 @@
         </w:r>
         <w:r>
           <w:rPr>
-            <w:rFonts w:hint="eastAsia"/>
             <w:noProof/>
           </w:rPr>
           <w:fldChar w:fldCharType="separate"/>
@@ -1678,7 +1660,6 @@
         </w:r>
         <w:r>
           <w:rPr>
-            <w:rFonts w:hint="eastAsia"/>
             <w:noProof/>
           </w:rPr>
           <w:fldChar w:fldCharType="separate"/>
@@ -1765,7 +1746,6 @@
         </w:r>
         <w:r>
           <w:rPr>
-            <w:rFonts w:hint="eastAsia"/>
             <w:noProof/>
           </w:rPr>
           <w:fldChar w:fldCharType="separate"/>
@@ -1852,7 +1832,6 @@
         </w:r>
         <w:r>
           <w:rPr>
-            <w:rFonts w:hint="eastAsia"/>
             <w:noProof/>
           </w:rPr>
           <w:fldChar w:fldCharType="separate"/>
@@ -1939,7 +1918,6 @@
         </w:r>
         <w:r>
           <w:rPr>
-            <w:rFonts w:hint="eastAsia"/>
             <w:noProof/>
           </w:rPr>
           <w:fldChar w:fldCharType="separate"/>
@@ -2026,7 +2004,6 @@
         </w:r>
         <w:r>
           <w:rPr>
-            <w:rFonts w:hint="eastAsia"/>
             <w:noProof/>
           </w:rPr>
           <w:fldChar w:fldCharType="separate"/>
@@ -2113,7 +2090,6 @@
         </w:r>
         <w:r>
           <w:rPr>
-            <w:rFonts w:hint="eastAsia"/>
             <w:noProof/>
           </w:rPr>
           <w:fldChar w:fldCharType="separate"/>
@@ -2200,7 +2176,6 @@
         </w:r>
         <w:r>
           <w:rPr>
-            <w:rFonts w:hint="eastAsia"/>
             <w:noProof/>
           </w:rPr>
           <w:fldChar w:fldCharType="separate"/>
@@ -2287,7 +2262,6 @@
         </w:r>
         <w:r>
           <w:rPr>
-            <w:rFonts w:hint="eastAsia"/>
             <w:noProof/>
           </w:rPr>
           <w:fldChar w:fldCharType="separate"/>
@@ -2374,7 +2348,6 @@
         </w:r>
         <w:r>
           <w:rPr>
-            <w:rFonts w:hint="eastAsia"/>
             <w:noProof/>
           </w:rPr>
           <w:fldChar w:fldCharType="separate"/>
@@ -2461,7 +2434,6 @@
         </w:r>
         <w:r>
           <w:rPr>
-            <w:rFonts w:hint="eastAsia"/>
             <w:noProof/>
           </w:rPr>
           <w:fldChar w:fldCharType="separate"/>
@@ -2548,7 +2520,6 @@
         </w:r>
         <w:r>
           <w:rPr>
-            <w:rFonts w:hint="eastAsia"/>
             <w:noProof/>
           </w:rPr>
           <w:fldChar w:fldCharType="separate"/>
@@ -2635,7 +2606,6 @@
         </w:r>
         <w:r>
           <w:rPr>
-            <w:rFonts w:hint="eastAsia"/>
             <w:noProof/>
           </w:rPr>
           <w:fldChar w:fldCharType="separate"/>
@@ -2722,7 +2692,6 @@
         </w:r>
         <w:r>
           <w:rPr>
-            <w:rFonts w:hint="eastAsia"/>
             <w:noProof/>
           </w:rPr>
           <w:fldChar w:fldCharType="separate"/>
@@ -2811,7 +2780,6 @@
         </w:r>
         <w:r>
           <w:rPr>
-            <w:rFonts w:hint="eastAsia"/>
             <w:noProof/>
           </w:rPr>
           <w:fldChar w:fldCharType="separate"/>
@@ -2898,7 +2866,6 @@
         </w:r>
         <w:r>
           <w:rPr>
-            <w:rFonts w:hint="eastAsia"/>
             <w:noProof/>
           </w:rPr>
           <w:fldChar w:fldCharType="separate"/>
@@ -2985,7 +2952,6 @@
         </w:r>
         <w:r>
           <w:rPr>
-            <w:rFonts w:hint="eastAsia"/>
             <w:noProof/>
           </w:rPr>
           <w:fldChar w:fldCharType="separate"/>
@@ -3072,7 +3038,6 @@
         </w:r>
         <w:r>
           <w:rPr>
-            <w:rFonts w:hint="eastAsia"/>
             <w:noProof/>
           </w:rPr>
           <w:fldChar w:fldCharType="separate"/>
@@ -3159,7 +3124,6 @@
         </w:r>
         <w:r>
           <w:rPr>
-            <w:rFonts w:hint="eastAsia"/>
             <w:noProof/>
           </w:rPr>
           <w:fldChar w:fldCharType="separate"/>
@@ -3246,7 +3210,6 @@
         </w:r>
         <w:r>
           <w:rPr>
-            <w:rFonts w:hint="eastAsia"/>
             <w:noProof/>
           </w:rPr>
           <w:fldChar w:fldCharType="separate"/>
@@ -3333,7 +3296,6 @@
         </w:r>
         <w:r>
           <w:rPr>
-            <w:rFonts w:hint="eastAsia"/>
             <w:noProof/>
           </w:rPr>
           <w:fldChar w:fldCharType="separate"/>
@@ -3420,7 +3382,6 @@
         </w:r>
         <w:r>
           <w:rPr>
-            <w:rFonts w:hint="eastAsia"/>
             <w:noProof/>
           </w:rPr>
           <w:fldChar w:fldCharType="separate"/>
@@ -3507,7 +3468,6 @@
         </w:r>
         <w:r>
           <w:rPr>
-            <w:rFonts w:hint="eastAsia"/>
             <w:noProof/>
           </w:rPr>
           <w:fldChar w:fldCharType="separate"/>
@@ -3594,7 +3554,6 @@
         </w:r>
         <w:r>
           <w:rPr>
-            <w:rFonts w:hint="eastAsia"/>
             <w:noProof/>
           </w:rPr>
           <w:fldChar w:fldCharType="separate"/>
@@ -3681,7 +3640,6 @@
         </w:r>
         <w:r>
           <w:rPr>
-            <w:rFonts w:hint="eastAsia"/>
             <w:noProof/>
           </w:rPr>
           <w:fldChar w:fldCharType="separate"/>
@@ -3757,11 +3715,9 @@
       <w:r>
         <w:t>“</w:t>
       </w:r>
-      <w:proofErr w:type="spellStart"/>
       <w:r>
         <w:t>Demo.mbc</w:t>
       </w:r>
-      <w:proofErr w:type="spellEnd"/>
       <w:r>
         <w:t>”</w:t>
       </w:r>
@@ -4550,15 +4506,7 @@
         <w:t>elect the export values format</w:t>
       </w:r>
       <w:r>
-        <w:t xml:space="preserve"> (int, </w:t>
-      </w:r>
-      <w:proofErr w:type="spellStart"/>
-      <w:r>
-        <w:t>uint</w:t>
-      </w:r>
-      <w:proofErr w:type="spellEnd"/>
-      <w:r>
-        <w:t>, hex), and select the output file.</w:t>
+        <w:t xml:space="preserve"> (int, uint, hex), and select the output file.</w:t>
       </w:r>
     </w:p>
     <w:p>
@@ -5438,13 +5386,8 @@
                 <w:rFonts w:hint="eastAsia"/>
               </w:rPr>
             </w:pPr>
-            <w:proofErr w:type="spellStart"/>
-            <w:r>
-              <w:t>Baudrate</w:t>
-            </w:r>
-            <w:proofErr w:type="spellEnd"/>
-            <w:r>
-              <w:t>:</w:t>
+            <w:r>
+              <w:t>Baudrate:</w:t>
             </w:r>
           </w:p>
         </w:tc>
@@ -5986,13 +5929,8 @@
               </w:rPr>
             </w:pPr>
             <w:bookmarkStart w:id="16" w:name="Functioncodetowriteholdingregisters"/>
-            <w:proofErr w:type="spellStart"/>
-            <w:r>
-              <w:t>Functioncode</w:t>
-            </w:r>
-            <w:proofErr w:type="spellEnd"/>
-            <w:r>
-              <w:t xml:space="preserve"> to write holding registers</w:t>
+            <w:r>
+              <w:t>Functioncode to write holding registers</w:t>
             </w:r>
             <w:bookmarkEnd w:id="16"/>
             <w:r>
@@ -6682,15 +6620,7 @@
             </w:pPr>
             <w:r>
               <w:lastRenderedPageBreak/>
-              <w:t>Sample rate (</w:t>
-            </w:r>
-            <w:proofErr w:type="spellStart"/>
-            <w:r>
-              <w:t>ms</w:t>
-            </w:r>
-            <w:proofErr w:type="spellEnd"/>
-            <w:r>
-              <w:t>):</w:t>
+              <w:t>Sample rate (ms):</w:t>
             </w:r>
           </w:p>
         </w:tc>
@@ -7989,15 +7919,7 @@
         </w:rPr>
       </w:pPr>
       <w:r>
-        <w:t xml:space="preserve">To open a demo project file named </w:t>
-      </w:r>
-      <w:proofErr w:type="spellStart"/>
-      <w:r>
-        <w:t>Demo.mbc</w:t>
-      </w:r>
-      <w:proofErr w:type="spellEnd"/>
-      <w:r>
-        <w:t>.</w:t>
+        <w:t>To open a demo project file named Demo.mbc.</w:t>
       </w:r>
     </w:p>
     <w:p>
@@ -8053,15 +7975,7 @@
         </w:rPr>
       </w:pPr>
       <w:r>
-        <w:t xml:space="preserve">Right-click the mouse on the Register or Description column to change the background </w:t>
-      </w:r>
-      <w:proofErr w:type="spellStart"/>
-      <w:r>
-        <w:t>color</w:t>
-      </w:r>
-      <w:proofErr w:type="spellEnd"/>
-      <w:r>
-        <w:t xml:space="preserve"> of the line. This allows to highlight the registers you are currently focusing on. </w:t>
+        <w:t xml:space="preserve">Right-click the mouse on the Register or Description column to change the background color of the line. This allows to highlight the registers you are currently focusing on. </w:t>
       </w:r>
       <w:r>
         <w:br/>
@@ -8118,13 +8032,8 @@
           <w:rFonts w:hint="eastAsia"/>
         </w:rPr>
       </w:pPr>
-      <w:proofErr w:type="spellStart"/>
-      <w:r>
-        <w:t>UInt</w:t>
-      </w:r>
-      <w:proofErr w:type="spellEnd"/>
-      <w:r>
-        <w:t>: show as unsigned integer</w:t>
+      <w:r>
+        <w:t>UInt: show as unsigned integer</w:t>
       </w:r>
     </w:p>
     <w:p>
@@ -8781,25 +8690,7 @@
           <w:sz w:val="18"/>
           <w:szCs w:val="18"/>
         </w:rPr>
-        <w:t xml:space="preserve">Format (Int, </w:t>
-      </w:r>
-      <w:proofErr w:type="spellStart"/>
-      <w:r>
-        <w:rPr>
-          <w:rFonts w:cs="Liberation Serif"/>
-          <w:sz w:val="18"/>
-          <w:szCs w:val="18"/>
-        </w:rPr>
-        <w:t>UInt</w:t>
-      </w:r>
-      <w:proofErr w:type="spellEnd"/>
-      <w:r>
-        <w:rPr>
-          <w:rFonts w:cs="Liberation Serif"/>
-          <w:sz w:val="18"/>
-          <w:szCs w:val="18"/>
-        </w:rPr>
-        <w:t>, Hex, Binary, Float, ASCII</w:t>
+        <w:t>Format (Int, UInt, Hex, Binary, Float, ASCII</w:t>
       </w:r>
       <w:r>
         <w:rPr>
@@ -9085,15 +8976,7 @@
         </w:rPr>
       </w:pPr>
       <w:r>
-        <w:t xml:space="preserve">Bridge decode: the Modbus/TCP frames received and sent over the bridge decoded to human-readable messages like “Slave=1, Read holding registers: </w:t>
-      </w:r>
-      <w:proofErr w:type="spellStart"/>
-      <w:r>
-        <w:t>addr</w:t>
-      </w:r>
-      <w:proofErr w:type="spellEnd"/>
-      <w:r>
-        <w:t>=100, quant=15”</w:t>
+        <w:t>Bridge decode: the Modbus/TCP frames received and sent over the bridge decoded to human-readable messages like “Slave=1, Read holding registers: addr=100, quant=15”</w:t>
       </w:r>
     </w:p>
     <w:p>
@@ -9130,15 +9013,7 @@
         </w:rPr>
       </w:pPr>
       <w:r>
-        <w:t xml:space="preserve">ModbusControl has a built-in Modbus/TCP server that acts as a bridge to the connected modbus device. This allows Modbus/TCP clients like </w:t>
-      </w:r>
-      <w:proofErr w:type="spellStart"/>
-      <w:r>
-        <w:t>ModbusScope</w:t>
-      </w:r>
-      <w:proofErr w:type="spellEnd"/>
-      <w:r>
-        <w:t xml:space="preserve"> to communicate with the serial modbus device as well. It also allows multiple Modbus/TCP clients or more copies of ModbusControl to be connected to the modbus device simultaneously. Works for all connection types to the modbus device, not only the serial line.</w:t>
+        <w:t>ModbusControl has a built-in Modbus/TCP server that acts as a bridge to the connected modbus device. This allows Modbus/TCP clients like ModbusScope to communicate with the serial modbus device as well. It also allows multiple Modbus/TCP clients or more copies of ModbusControl to be connected to the modbus device simultaneously. Works for all connection types to the modbus device, not only the serial line.</w:t>
       </w:r>
     </w:p>
     <w:p>
@@ -9287,15 +9162,7 @@
         </w:rPr>
       </w:pPr>
       <w:r>
-        <w:t>In a Modbus command message, registers are addressed starting at zero. The first holding register is referred to as address 0 in the query message. For historic reasons 16-bit holding registers are often referred to as registers 40001..49999. The base for the register numbering is defined in the mbc project file with the &lt;</w:t>
-      </w:r>
-      <w:proofErr w:type="spellStart"/>
-      <w:r>
-        <w:t>holdingregisterstart</w:t>
-      </w:r>
-      <w:proofErr w:type="spellEnd"/>
-      <w:r>
-        <w:t>&gt; element. It usually is 40001, 400001 or 400000. It is usually chosen to match the documentation of the modbus device.</w:t>
+        <w:t>In a Modbus command message, registers are addressed starting at zero. The first holding register is referred to as address 0 in the query message. For historic reasons 16-bit holding registers are often referred to as registers 40001..49999. The base for the register numbering is defined in the mbc project file with the &lt;holdingregisterstart&gt; element. It usually is 40001, 400001 or 400000. It is usually chosen to match the documentation of the modbus device.</w:t>
       </w:r>
     </w:p>
     <w:p>
@@ -9336,7 +9203,6 @@
       <w:r>
         <w:t>See [</w:t>
       </w:r>
-      <w:proofErr w:type="spellStart"/>
       <w:r>
         <w:rPr>
           <w:rFonts w:hint="eastAsia"/>
@@ -9370,11 +9236,7 @@
         <w:fldChar w:fldCharType="separate"/>
       </w:r>
       <w:r>
-        <w:t>Functioncode</w:t>
-      </w:r>
-      <w:proofErr w:type="spellEnd"/>
-      <w:r>
-        <w:t xml:space="preserve"> to write holding registers</w:t>
+        <w:t>Functioncode to write holding registers</w:t>
       </w:r>
       <w:r>
         <w:rPr>
@@ -9520,59 +9382,13 @@
           <w:szCs w:val="20"/>
         </w:rPr>
       </w:pPr>
-      <w:proofErr w:type="spellStart"/>
       <w:r>
         <w:rPr>
           <w:rFonts w:ascii="Courier New" w:hAnsi="Courier New" w:cs="Courier New"/>
           <w:sz w:val="20"/>
           <w:szCs w:val="20"/>
         </w:rPr>
-        <w:t>Modbuscontrol</w:t>
-      </w:r>
-      <w:proofErr w:type="spellEnd"/>
-      <w:r>
-        <w:rPr>
-          <w:rFonts w:ascii="Courier New" w:hAnsi="Courier New" w:cs="Courier New"/>
-          <w:sz w:val="20"/>
-          <w:szCs w:val="20"/>
-        </w:rPr>
-        <w:t xml:space="preserve"> test3.mbc -connection </w:t>
-      </w:r>
-      <w:proofErr w:type="spellStart"/>
-      <w:r>
-        <w:rPr>
-          <w:rFonts w:ascii="Courier New" w:hAnsi="Courier New" w:cs="Courier New"/>
-          <w:sz w:val="20"/>
-          <w:szCs w:val="20"/>
-        </w:rPr>
-        <w:t>serialrtu</w:t>
-      </w:r>
-      <w:proofErr w:type="spellEnd"/>
-      <w:r>
-        <w:rPr>
-          <w:rFonts w:ascii="Courier New" w:hAnsi="Courier New" w:cs="Courier New"/>
-          <w:sz w:val="20"/>
-          <w:szCs w:val="20"/>
-        </w:rPr>
-        <w:t xml:space="preserve"> -port COM1 -</w:t>
-      </w:r>
-      <w:proofErr w:type="spellStart"/>
-      <w:r>
-        <w:rPr>
-          <w:rFonts w:ascii="Courier New" w:hAnsi="Courier New" w:cs="Courier New"/>
-          <w:sz w:val="20"/>
-          <w:szCs w:val="20"/>
-        </w:rPr>
-        <w:t>baudrate</w:t>
-      </w:r>
-      <w:proofErr w:type="spellEnd"/>
-      <w:r>
-        <w:rPr>
-          <w:rFonts w:ascii="Courier New" w:hAnsi="Courier New" w:cs="Courier New"/>
-          <w:sz w:val="20"/>
-          <w:szCs w:val="20"/>
-        </w:rPr>
-        <w:t xml:space="preserve"> 19200</w:t>
+        <w:t>Modbuscontrol test3.mbc -connection serialrtu -port COM1 -baudrate 19200</w:t>
       </w:r>
       <w:r>
         <w:rPr>
@@ -9644,7 +9460,6 @@
             <w:r>
               <w:t>“</w:t>
             </w:r>
-            <w:proofErr w:type="spellStart"/>
             <w:r>
               <w:t>s</w:t>
             </w:r>
@@ -9654,7 +9469,6 @@
               </w:rPr>
               <w:t>erialrtu</w:t>
             </w:r>
-            <w:proofErr w:type="spellEnd"/>
             <w:r>
               <w:t>”</w:t>
             </w:r>
@@ -9667,14 +9481,12 @@
             <w:r>
               <w:t>“</w:t>
             </w:r>
-            <w:proofErr w:type="spellStart"/>
             <w:r>
               <w:rPr>
                 <w:rFonts w:hint="eastAsia"/>
               </w:rPr>
               <w:t>modbustcp</w:t>
             </w:r>
-            <w:proofErr w:type="spellEnd"/>
             <w:r>
               <w:t>”</w:t>
             </w:r>
@@ -9687,14 +9499,12 @@
             <w:r>
               <w:t>“</w:t>
             </w:r>
-            <w:proofErr w:type="spellStart"/>
             <w:r>
               <w:rPr>
                 <w:rFonts w:hint="eastAsia"/>
               </w:rPr>
               <w:t>rtutcp</w:t>
             </w:r>
-            <w:proofErr w:type="spellEnd"/>
             <w:r>
               <w:t>”</w:t>
             </w:r>
@@ -9766,21 +9576,7 @@
               <w:rPr>
                 <w:rFonts w:hint="eastAsia"/>
               </w:rPr>
-              <w:t>-</w:t>
-            </w:r>
-            <w:proofErr w:type="spellStart"/>
-            <w:r>
-              <w:rPr>
-                <w:rFonts w:hint="eastAsia"/>
-              </w:rPr>
-              <w:t>baudrate</w:t>
-            </w:r>
-            <w:proofErr w:type="spellEnd"/>
-            <w:r>
-              <w:rPr>
-                <w:rFonts w:hint="eastAsia"/>
-              </w:rPr>
-              <w:t xml:space="preserve"> </w:t>
+              <w:t xml:space="preserve">-baudrate </w:t>
             </w:r>
             <w:r>
               <w:t>&lt;</w:t>
@@ -9894,21 +9690,7 @@
                 <w:rFonts w:hint="eastAsia"/>
               </w:rPr>
               <w:lastRenderedPageBreak/>
-              <w:t>-</w:t>
-            </w:r>
-            <w:proofErr w:type="spellStart"/>
-            <w:r>
-              <w:rPr>
-                <w:rFonts w:hint="eastAsia"/>
-              </w:rPr>
-              <w:t>endofmessagetimeout</w:t>
-            </w:r>
-            <w:proofErr w:type="spellEnd"/>
-            <w:r>
-              <w:rPr>
-                <w:rFonts w:hint="eastAsia"/>
-              </w:rPr>
-              <w:t xml:space="preserve"> </w:t>
+              <w:t xml:space="preserve">-endofmessagetimeout </w:t>
             </w:r>
             <w:r>
               <w:t>&lt;</w:t>
@@ -9963,16 +9745,8 @@
               <w:rPr>
                 <w:rFonts w:hint="eastAsia"/>
               </w:rPr>
-              <w:t>-</w:t>
-            </w:r>
-            <w:proofErr w:type="spellStart"/>
-            <w:r>
-              <w:rPr>
-                <w:rFonts w:hint="eastAsia"/>
-              </w:rPr>
-              <w:t>onewireechosuppression</w:t>
-            </w:r>
-            <w:proofErr w:type="spellEnd"/>
+              <w:t>-onewireechosuppression</w:t>
+            </w:r>
             <w:r>
               <w:t xml:space="preserve"> </w:t>
             </w:r>
@@ -10032,16 +9806,8 @@
               <w:rPr>
                 <w:rFonts w:hint="eastAsia"/>
               </w:rPr>
-              <w:t>-</w:t>
-            </w:r>
-            <w:proofErr w:type="spellStart"/>
-            <w:r>
-              <w:rPr>
-                <w:rFonts w:hint="eastAsia"/>
-              </w:rPr>
-              <w:t>ipaddress</w:t>
-            </w:r>
-            <w:proofErr w:type="spellEnd"/>
+              <w:t>-ipaddress</w:t>
+            </w:r>
             <w:r>
               <w:t xml:space="preserve"> </w:t>
             </w:r>
@@ -10111,16 +9877,8 @@
               <w:rPr>
                 <w:rFonts w:hint="eastAsia"/>
               </w:rPr>
-              <w:t>-</w:t>
-            </w:r>
-            <w:proofErr w:type="spellStart"/>
-            <w:r>
-              <w:rPr>
-                <w:rFonts w:hint="eastAsia"/>
-              </w:rPr>
-              <w:t>ipport</w:t>
-            </w:r>
-            <w:proofErr w:type="spellEnd"/>
+              <w:t>-ipport</w:t>
+            </w:r>
             <w:r>
               <w:t xml:space="preserve"> </w:t>
             </w:r>
@@ -10190,16 +9948,8 @@
               <w:rPr>
                 <w:rFonts w:hint="eastAsia"/>
               </w:rPr>
-              <w:t>-</w:t>
-            </w:r>
-            <w:proofErr w:type="spellStart"/>
-            <w:r>
-              <w:rPr>
-                <w:rFonts w:hint="eastAsia"/>
-              </w:rPr>
-              <w:t>slaveid</w:t>
-            </w:r>
-            <w:proofErr w:type="spellEnd"/>
+              <w:t>-slaveid</w:t>
+            </w:r>
             <w:r>
               <w:t xml:space="preserve"> </w:t>
             </w:r>
@@ -10257,21 +10007,7 @@
               <w:rPr>
                 <w:rFonts w:hint="eastAsia"/>
               </w:rPr>
-              <w:t>-</w:t>
-            </w:r>
-            <w:proofErr w:type="spellStart"/>
-            <w:r>
-              <w:rPr>
-                <w:rFonts w:hint="eastAsia"/>
-              </w:rPr>
-              <w:t>responsetimeout</w:t>
-            </w:r>
-            <w:proofErr w:type="spellEnd"/>
-            <w:r>
-              <w:rPr>
-                <w:rFonts w:hint="eastAsia"/>
-              </w:rPr>
-              <w:t xml:space="preserve"> </w:t>
+              <w:t xml:space="preserve">-responsetimeout </w:t>
             </w:r>
             <w:r>
               <w:t>###</w:t>
@@ -10321,21 +10057,7 @@
               <w:rPr>
                 <w:rFonts w:hint="eastAsia"/>
               </w:rPr>
-              <w:t>-</w:t>
-            </w:r>
-            <w:proofErr w:type="spellStart"/>
-            <w:r>
-              <w:rPr>
-                <w:rFonts w:hint="eastAsia"/>
-              </w:rPr>
-              <w:t>interframedelay</w:t>
-            </w:r>
-            <w:proofErr w:type="spellEnd"/>
-            <w:r>
-              <w:rPr>
-                <w:rFonts w:hint="eastAsia"/>
-              </w:rPr>
-              <w:t xml:space="preserve"> </w:t>
+              <w:t xml:space="preserve">-interframedelay </w:t>
             </w:r>
             <w:r>
               <w:t>###</w:t>
@@ -10388,21 +10110,7 @@
               <w:rPr>
                 <w:rFonts w:hint="eastAsia"/>
               </w:rPr>
-              <w:t>-</w:t>
-            </w:r>
-            <w:proofErr w:type="spellStart"/>
-            <w:r>
-              <w:rPr>
-                <w:rFonts w:hint="eastAsia"/>
-              </w:rPr>
-              <w:t>samplerate</w:t>
-            </w:r>
-            <w:proofErr w:type="spellEnd"/>
-            <w:r>
-              <w:rPr>
-                <w:rFonts w:hint="eastAsia"/>
-              </w:rPr>
-              <w:t xml:space="preserve"> </w:t>
+              <w:t xml:space="preserve">-samplerate </w:t>
             </w:r>
             <w:r>
               <w:t>###</w:t>
@@ -10589,15 +10297,7 @@
         </w:rPr>
       </w:pPr>
       <w:r>
-        <w:t xml:space="preserve">The mbc project file is an XML formatted text file that is both human-readable and machine-readable. ModbusControl does not (yet) support creation of a project file so it has to be edited manually. You can also use the example project </w:t>
-      </w:r>
-      <w:proofErr w:type="spellStart"/>
-      <w:r>
-        <w:t>Demo.mbc</w:t>
-      </w:r>
-      <w:proofErr w:type="spellEnd"/>
-      <w:r>
-        <w:t xml:space="preserve"> to start from. You</w:t>
+        <w:t>The mbc project file is an XML formatted text file that is both human-readable and machine-readable. ModbusControl does not (yet) support creation of a project file so it has to be edited manually. You can also use the example project Demo.mbc to start from. You</w:t>
       </w:r>
       <w:r>
         <w:t>’</w:t>
@@ -10613,33 +10313,17 @@
         </w:rPr>
       </w:pPr>
       <w:r>
-        <w:t xml:space="preserve">Some editors like Notepad++ recognize an XML file and apply XML syntax </w:t>
-      </w:r>
-      <w:proofErr w:type="spellStart"/>
-      <w:r>
-        <w:t>coloring</w:t>
-      </w:r>
-      <w:proofErr w:type="spellEnd"/>
-      <w:r>
-        <w:t xml:space="preserve">. This makes the editing easier. </w:t>
-      </w:r>
-    </w:p>
-    <w:p>
-      <w:pPr>
-        <w:rPr>
-          <w:rFonts w:hint="eastAsia"/>
-        </w:rPr>
-      </w:pPr>
-      <w:r>
-        <w:t>XML tags are case sensitive! Nowadays ModbusControl uses all lowercase XML tags, but older versions used a mix of camel-case tags like “</w:t>
-      </w:r>
-      <w:proofErr w:type="spellStart"/>
-      <w:r>
-        <w:t>SampleRate</w:t>
-      </w:r>
-      <w:proofErr w:type="spellEnd"/>
-      <w:r>
-        <w:t>” and lowercase tags. It is recommended to use all lowercase tags now. ModbusControl still recognizes the old camel-case tags for compatibility.</w:t>
+        <w:t xml:space="preserve">Some editors like Notepad++ recognize an XML file and apply XML syntax coloring. This makes the editing easier. </w:t>
+      </w:r>
+    </w:p>
+    <w:p>
+      <w:pPr>
+        <w:rPr>
+          <w:rFonts w:hint="eastAsia"/>
+        </w:rPr>
+      </w:pPr>
+      <w:r>
+        <w:t>XML tags are case sensitive! Nowadays ModbusControl uses all lowercase XML tags, but older versions used a mix of camel-case tags like “SampleRate” and lowercase tags. It is recommended to use all lowercase tags now. ModbusControl still recognizes the old camel-case tags for compatibility.</w:t>
       </w:r>
     </w:p>
     <w:p>
@@ -10655,21 +10339,7 @@
           <w:lang w:val="en-GB"/>
         </w:rPr>
         <w:lastRenderedPageBreak/>
-        <w:t>The &lt;</w:t>
-      </w:r>
-      <w:proofErr w:type="spellStart"/>
-      <w:r>
-        <w:rPr>
-          <w:lang w:val="en-GB"/>
-        </w:rPr>
-        <w:t>modbuscontrol</w:t>
-      </w:r>
-      <w:proofErr w:type="spellEnd"/>
-      <w:r>
-        <w:rPr>
-          <w:lang w:val="en-GB"/>
-        </w:rPr>
-        <w:t>&gt; root element</w:t>
+        <w:t>The &lt;modbuscontrol&gt; root element</w:t>
       </w:r>
       <w:bookmarkEnd w:id="43"/>
     </w:p>
@@ -10683,15 +10353,7 @@
         <w:t xml:space="preserve">An XML file requires a single </w:t>
       </w:r>
       <w:r>
-        <w:t>&lt;</w:t>
-      </w:r>
-      <w:proofErr w:type="spellStart"/>
-      <w:r>
-        <w:t>modbuscontrol</w:t>
-      </w:r>
-      <w:proofErr w:type="spellEnd"/>
-      <w:r>
-        <w:t xml:space="preserve">&gt; </w:t>
+        <w:t xml:space="preserve">&lt;modbuscontrol&gt; </w:t>
       </w:r>
       <w:r>
         <w:t>root element that contains all the other elements. It supports the following elements:</w:t>
@@ -10803,21 +10465,7 @@
               <w:rPr>
                 <w:lang w:val="en-GB"/>
               </w:rPr>
-              <w:t>&lt;</w:t>
-            </w:r>
-            <w:proofErr w:type="spellStart"/>
-            <w:r>
-              <w:rPr>
-                <w:lang w:val="en-GB"/>
-              </w:rPr>
-              <w:t>modbustcpserver</w:t>
-            </w:r>
-            <w:proofErr w:type="spellEnd"/>
-            <w:r>
-              <w:rPr>
-                <w:lang w:val="en-GB"/>
-              </w:rPr>
-              <w:t>&gt;</w:t>
+              <w:t>&lt;modbustcpserver&gt;</w:t>
             </w:r>
           </w:p>
         </w:tc>
@@ -10853,21 +10501,7 @@
               <w:rPr>
                 <w:lang w:val="en-GB"/>
               </w:rPr>
-              <w:t>&lt;</w:t>
-            </w:r>
-            <w:proofErr w:type="spellStart"/>
-            <w:r>
-              <w:rPr>
-                <w:lang w:val="en-GB"/>
-              </w:rPr>
-              <w:t>autostart</w:t>
-            </w:r>
-            <w:proofErr w:type="spellEnd"/>
-            <w:r>
-              <w:rPr>
-                <w:lang w:val="en-GB"/>
-              </w:rPr>
-              <w:t>&gt;</w:t>
+              <w:t>&lt;autostart&gt;</w:t>
             </w:r>
           </w:p>
         </w:tc>
@@ -11469,15 +11103,7 @@
               </w:rPr>
             </w:pPr>
             <w:r>
-              <w:t>Value “serial/</w:t>
-            </w:r>
-            <w:proofErr w:type="spellStart"/>
-            <w:r>
-              <w:t>rtu</w:t>
-            </w:r>
-            <w:proofErr w:type="spellEnd"/>
-            <w:r>
-              <w:t>” for serial port with RTU protocol.</w:t>
+              <w:t>Value “serial/rtu” for serial port with RTU protocol.</w:t>
             </w:r>
           </w:p>
           <w:p>
@@ -11488,15 +11114,7 @@
               </w:rPr>
             </w:pPr>
             <w:r>
-              <w:t>Value “modbus/</w:t>
-            </w:r>
-            <w:proofErr w:type="spellStart"/>
-            <w:r>
-              <w:t>tcp</w:t>
-            </w:r>
-            <w:proofErr w:type="spellEnd"/>
-            <w:r>
-              <w:t>” for TCP connection with Modbus/TCP protocol.</w:t>
+              <w:t>Value “modbus/tcp” for TCP connection with Modbus/TCP protocol.</w:t>
             </w:r>
           </w:p>
           <w:p>
@@ -11507,23 +11125,7 @@
               </w:rPr>
             </w:pPr>
             <w:r>
-              <w:t>Value “</w:t>
-            </w:r>
-            <w:proofErr w:type="spellStart"/>
-            <w:r>
-              <w:t>rtu</w:t>
-            </w:r>
-            <w:proofErr w:type="spellEnd"/>
-            <w:r>
-              <w:t>/</w:t>
-            </w:r>
-            <w:proofErr w:type="spellStart"/>
-            <w:r>
-              <w:t>tcp</w:t>
-            </w:r>
-            <w:proofErr w:type="spellEnd"/>
-            <w:r>
-              <w:t>” for TCP connection with RTU protocol.</w:t>
+              <w:t>Value “rtu/tcp” for TCP connection with RTU protocol.</w:t>
             </w:r>
           </w:p>
         </w:tc>
@@ -11578,21 +11180,7 @@
               <w:rPr>
                 <w:lang w:val="en-GB"/>
               </w:rPr>
-              <w:t>&lt;</w:t>
-            </w:r>
-            <w:proofErr w:type="spellStart"/>
-            <w:r>
-              <w:rPr>
-                <w:lang w:val="en-GB"/>
-              </w:rPr>
-              <w:t>baudrate</w:t>
-            </w:r>
-            <w:proofErr w:type="spellEnd"/>
-            <w:r>
-              <w:rPr>
-                <w:lang w:val="en-GB"/>
-              </w:rPr>
-              <w:t>&gt;</w:t>
+              <w:t>&lt;baudrate&gt;</w:t>
             </w:r>
           </w:p>
         </w:tc>
@@ -11664,21 +11252,7 @@
               <w:rPr>
                 <w:lang w:val="en-GB"/>
               </w:rPr>
-              <w:t>&lt;</w:t>
-            </w:r>
-            <w:proofErr w:type="spellStart"/>
-            <w:r>
-              <w:rPr>
-                <w:lang w:val="en-GB"/>
-              </w:rPr>
-              <w:t>endofmessagetimeout</w:t>
-            </w:r>
-            <w:proofErr w:type="spellEnd"/>
-            <w:r>
-              <w:rPr>
-                <w:lang w:val="en-GB"/>
-              </w:rPr>
-              <w:t>&gt;</w:t>
+              <w:t>&lt;endofmessagetimeout&gt;</w:t>
             </w:r>
           </w:p>
         </w:tc>
@@ -11726,21 +11300,7 @@
               <w:rPr>
                 <w:lang w:val="en-GB"/>
               </w:rPr>
-              <w:t>&lt;</w:t>
-            </w:r>
-            <w:proofErr w:type="spellStart"/>
-            <w:r>
-              <w:rPr>
-                <w:lang w:val="en-GB"/>
-              </w:rPr>
-              <w:t>onewireechosuppression</w:t>
-            </w:r>
-            <w:proofErr w:type="spellEnd"/>
-            <w:r>
-              <w:rPr>
-                <w:lang w:val="en-GB"/>
-              </w:rPr>
-              <w:t>&gt;</w:t>
+              <w:t>&lt;onewireechosuppression&gt;</w:t>
             </w:r>
           </w:p>
         </w:tc>
@@ -11783,21 +11343,7 @@
                 <w:lang w:val="en-GB"/>
               </w:rPr>
               <w:lastRenderedPageBreak/>
-              <w:t>&lt;</w:t>
-            </w:r>
-            <w:proofErr w:type="spellStart"/>
-            <w:r>
-              <w:rPr>
-                <w:lang w:val="en-GB"/>
-              </w:rPr>
-              <w:t>ipaddress</w:t>
-            </w:r>
-            <w:proofErr w:type="spellEnd"/>
-            <w:r>
-              <w:rPr>
-                <w:lang w:val="en-GB"/>
-              </w:rPr>
-              <w:t>&gt;</w:t>
+              <w:t>&lt;ipaddress&gt;</w:t>
             </w:r>
           </w:p>
         </w:tc>
@@ -11833,21 +11379,7 @@
               <w:rPr>
                 <w:lang w:val="en-GB"/>
               </w:rPr>
-              <w:t>&lt;</w:t>
-            </w:r>
-            <w:proofErr w:type="spellStart"/>
-            <w:r>
-              <w:rPr>
-                <w:lang w:val="en-GB"/>
-              </w:rPr>
-              <w:t>ipport</w:t>
-            </w:r>
-            <w:proofErr w:type="spellEnd"/>
-            <w:r>
-              <w:rPr>
-                <w:lang w:val="en-GB"/>
-              </w:rPr>
-              <w:t>&gt;</w:t>
+              <w:t>&lt;ipport&gt;</w:t>
             </w:r>
           </w:p>
         </w:tc>
@@ -11884,21 +11416,7 @@
               <w:rPr>
                 <w:lang w:val="en-GB"/>
               </w:rPr>
-              <w:t>&lt;</w:t>
-            </w:r>
-            <w:proofErr w:type="spellStart"/>
-            <w:r>
-              <w:rPr>
-                <w:lang w:val="en-GB"/>
-              </w:rPr>
-              <w:t>slaveid</w:t>
-            </w:r>
-            <w:proofErr w:type="spellEnd"/>
-            <w:r>
-              <w:rPr>
-                <w:lang w:val="en-GB"/>
-              </w:rPr>
-              <w:t>&gt;</w:t>
+              <w:t>&lt;slaveid&gt;</w:t>
             </w:r>
           </w:p>
         </w:tc>
@@ -11958,21 +11476,7 @@
               <w:rPr>
                 <w:lang w:val="en-GB"/>
               </w:rPr>
-              <w:t>&lt;</w:t>
-            </w:r>
-            <w:proofErr w:type="spellStart"/>
-            <w:r>
-              <w:rPr>
-                <w:lang w:val="en-GB"/>
-              </w:rPr>
-              <w:t>responsetimeout</w:t>
-            </w:r>
-            <w:proofErr w:type="spellEnd"/>
-            <w:r>
-              <w:rPr>
-                <w:lang w:val="en-GB"/>
-              </w:rPr>
-              <w:t>&gt;</w:t>
+              <w:t>&lt;responsetimeout&gt;</w:t>
             </w:r>
           </w:p>
         </w:tc>
@@ -12008,21 +11512,7 @@
               <w:rPr>
                 <w:lang w:val="en-GB"/>
               </w:rPr>
-              <w:t>&lt;</w:t>
-            </w:r>
-            <w:proofErr w:type="spellStart"/>
-            <w:r>
-              <w:rPr>
-                <w:lang w:val="en-GB"/>
-              </w:rPr>
-              <w:t>maximumframesize</w:t>
-            </w:r>
-            <w:proofErr w:type="spellEnd"/>
-            <w:r>
-              <w:rPr>
-                <w:lang w:val="en-GB"/>
-              </w:rPr>
-              <w:t>&gt;</w:t>
+              <w:t>&lt;maximumframesize&gt;</w:t>
             </w:r>
           </w:p>
         </w:tc>
@@ -12058,21 +11548,7 @@
               <w:rPr>
                 <w:lang w:val="en-GB"/>
               </w:rPr>
-              <w:t>&lt;</w:t>
-            </w:r>
-            <w:proofErr w:type="spellStart"/>
-            <w:r>
-              <w:rPr>
-                <w:lang w:val="en-GB"/>
-              </w:rPr>
-              <w:t>interframedelay</w:t>
-            </w:r>
-            <w:proofErr w:type="spellEnd"/>
-            <w:r>
-              <w:rPr>
-                <w:lang w:val="en-GB"/>
-              </w:rPr>
-              <w:t>&gt;</w:t>
+              <w:t>&lt;interframedelay&gt;</w:t>
             </w:r>
           </w:p>
         </w:tc>
@@ -12141,21 +11617,7 @@
               <w:rPr>
                 <w:lang w:val="en-GB"/>
               </w:rPr>
-              <w:t>&lt;</w:t>
-            </w:r>
-            <w:proofErr w:type="spellStart"/>
-            <w:r>
-              <w:rPr>
-                <w:lang w:val="en-GB"/>
-              </w:rPr>
-              <w:t>writeholdingregisterfc</w:t>
-            </w:r>
-            <w:proofErr w:type="spellEnd"/>
-            <w:r>
-              <w:rPr>
-                <w:lang w:val="en-GB"/>
-              </w:rPr>
-              <w:t>&gt;</w:t>
+              <w:t>&lt;writeholdingregisterfc&gt;</w:t>
             </w:r>
           </w:p>
         </w:tc>
@@ -12435,21 +11897,7 @@
                 <w:lang w:val="en-GB"/>
               </w:rPr>
               <w:lastRenderedPageBreak/>
-              <w:t>&lt;</w:t>
-            </w:r>
-            <w:proofErr w:type="spellStart"/>
-            <w:r>
-              <w:rPr>
-                <w:lang w:val="en-GB"/>
-              </w:rPr>
-              <w:t>samplerate</w:t>
-            </w:r>
-            <w:proofErr w:type="spellEnd"/>
-            <w:r>
-              <w:rPr>
-                <w:lang w:val="en-GB"/>
-              </w:rPr>
-              <w:t>&gt;</w:t>
+              <w:t>&lt;samplerate&gt;</w:t>
             </w:r>
           </w:p>
         </w:tc>
@@ -12485,21 +11933,7 @@
               <w:rPr>
                 <w:lang w:val="en-GB"/>
               </w:rPr>
-              <w:t>&lt;</w:t>
-            </w:r>
-            <w:proofErr w:type="spellStart"/>
-            <w:r>
-              <w:rPr>
-                <w:lang w:val="en-GB"/>
-              </w:rPr>
-              <w:t>holdingregisterstart</w:t>
-            </w:r>
-            <w:proofErr w:type="spellEnd"/>
-            <w:r>
-              <w:rPr>
-                <w:lang w:val="en-GB"/>
-              </w:rPr>
-              <w:t>&gt;</w:t>
+              <w:t>&lt;holdingregisterstart&gt;</w:t>
             </w:r>
           </w:p>
         </w:tc>
@@ -12638,17 +12072,70 @@
           <w:rStyle w:val="XMLContent"/>
           <w:lang w:val="en-GB"/>
         </w:rPr>
-        <w:t>serial/</w:t>
-      </w:r>
-      <w:proofErr w:type="spellStart"/>
+        <w:t>serial/rtu</w:t>
+      </w:r>
+      <w:r>
+        <w:rPr>
+          <w:rStyle w:val="XMLBracket"/>
+          <w:lang w:val="en-GB"/>
+        </w:rPr>
+        <w:t>&lt;/</w:t>
+      </w:r>
+      <w:r>
+        <w:rPr>
+          <w:rStyle w:val="XMLElement"/>
+          <w:lang w:val="en-GB"/>
+        </w:rPr>
+        <w:t>connection</w:t>
+      </w:r>
+      <w:r>
+        <w:rPr>
+          <w:rStyle w:val="XMLBracket"/>
+          <w:lang w:val="en-GB"/>
+        </w:rPr>
+        <w:t>&gt;</w:t>
+      </w:r>
+    </w:p>
+    <w:p>
+      <w:pPr>
+        <w:pStyle w:val="XMLvoorbeeld"/>
+      </w:pPr>
+      <w:r>
+        <w:rPr>
+          <w:rStyle w:val="XMLBracket"/>
+          <w:rFonts w:eastAsia="Courier New"/>
+          <w:lang w:val="en-GB"/>
+        </w:rPr>
+        <w:t xml:space="preserve">  </w:t>
+      </w:r>
+      <w:r>
+        <w:rPr>
+          <w:rStyle w:val="XMLBracket"/>
+          <w:lang w:val="en-GB"/>
+        </w:rPr>
+        <w:t>&lt;</w:t>
+      </w:r>
+      <w:r>
+        <w:rPr>
+          <w:rStyle w:val="XMLElement"/>
+          <w:lang w:val="en-GB"/>
+        </w:rPr>
+        <w:t>port</w:t>
+      </w:r>
+      <w:r>
+        <w:rPr>
+          <w:rStyle w:val="XMLBracket"/>
+          <w:lang w:val="en-GB"/>
+        </w:rPr>
+        <w:t>&gt;</w:t>
+      </w:r>
       <w:r>
         <w:rPr>
           <w:rStyle w:val="XMLContent"/>
           <w:lang w:val="en-GB"/>
         </w:rPr>
-        <w:t>rtu</w:t>
-      </w:r>
-      <w:proofErr w:type="spellEnd"/>
+        <w:t>COM1</w:t>
+      </w:r>
       <w:r>
         <w:rPr>
           <w:rStyle w:val="XMLBracket"/>
@@ -12661,7 +12148,7 @@
           <w:rStyle w:val="XMLElement"/>
           <w:lang w:val="en-GB"/>
         </w:rPr>
-        <w:t>connection</w:t>
+        <w:t>port</w:t>
       </w:r>
       <w:r>
         <w:rPr>
@@ -12695,7 +12182,7 @@
           <w:rStyle w:val="XMLElement"/>
           <w:lang w:val="en-GB"/>
         </w:rPr>
-        <w:t>port</w:t>
+        <w:t>baudrate</w:t>
       </w:r>
       <w:r>
         <w:rPr>
@@ -12709,7 +12196,7 @@
           <w:rStyle w:val="XMLContent"/>
           <w:lang w:val="en-GB"/>
         </w:rPr>
-        <w:t>COM1</w:t>
+        <w:t>19200</w:t>
       </w:r>
       <w:r>
         <w:rPr>
@@ -12723,7 +12210,7 @@
           <w:rStyle w:val="XMLElement"/>
           <w:lang w:val="en-GB"/>
         </w:rPr>
-        <w:t>port</w:t>
+        <w:t>baudrate</w:t>
       </w:r>
       <w:r>
         <w:rPr>
@@ -12752,15 +12239,13 @@
         </w:rPr>
         <w:t>&lt;</w:t>
       </w:r>
-      <w:proofErr w:type="spellStart"/>
       <w:r>
         <w:rPr>
           <w:rStyle w:val="XMLElement"/>
           <w:lang w:val="en-GB"/>
         </w:rPr>
-        <w:t>baudrate</w:t>
-      </w:r>
-      <w:proofErr w:type="spellEnd"/>
+        <w:t>parity</w:t>
+      </w:r>
       <w:r>
         <w:rPr>
           <w:rStyle w:val="XMLBracket"/>
@@ -12773,7 +12258,7 @@
           <w:rStyle w:val="XMLContent"/>
           <w:lang w:val="en-GB"/>
         </w:rPr>
-        <w:t>19200</w:t>
+        <w:t>none</w:t>
       </w:r>
       <w:r>
         <w:rPr>
@@ -12782,15 +12267,13 @@
         </w:rPr>
         <w:t>&lt;/</w:t>
       </w:r>
-      <w:proofErr w:type="spellStart"/>
       <w:r>
         <w:rPr>
           <w:rStyle w:val="XMLElement"/>
           <w:lang w:val="en-GB"/>
         </w:rPr>
-        <w:t>baudrate</w:t>
-      </w:r>
-      <w:proofErr w:type="spellEnd"/>
+        <w:t>parity</w:t>
+      </w:r>
       <w:r>
         <w:rPr>
           <w:rStyle w:val="XMLBracket"/>
@@ -12823,7 +12306,7 @@
           <w:rStyle w:val="XMLElement"/>
           <w:lang w:val="en-GB"/>
         </w:rPr>
-        <w:t>parity</w:t>
+        <w:t>endofmessagetimeout</w:t>
       </w:r>
       <w:r>
         <w:rPr>
@@ -12837,7 +12320,7 @@
           <w:rStyle w:val="XMLContent"/>
           <w:lang w:val="en-GB"/>
         </w:rPr>
-        <w:t>none</w:t>
+        <w:t>100</w:t>
       </w:r>
       <w:r>
         <w:rPr>
@@ -12851,7 +12334,7 @@
           <w:rStyle w:val="XMLElement"/>
           <w:lang w:val="en-GB"/>
         </w:rPr>
-        <w:t>parity</w:t>
+        <w:t>endofmessagetimeout</w:t>
       </w:r>
       <w:r>
         <w:rPr>
@@ -12880,15 +12363,13 @@
         </w:rPr>
         <w:t>&lt;</w:t>
       </w:r>
-      <w:proofErr w:type="spellStart"/>
       <w:r>
         <w:rPr>
           <w:rStyle w:val="XMLElement"/>
           <w:lang w:val="en-GB"/>
         </w:rPr>
-        <w:t>endofmessagetimeout</w:t>
-      </w:r>
-      <w:proofErr w:type="spellEnd"/>
+        <w:t>slaveid</w:t>
+      </w:r>
       <w:r>
         <w:rPr>
           <w:rStyle w:val="XMLBracket"/>
@@ -12901,7 +12382,7 @@
           <w:rStyle w:val="XMLContent"/>
           <w:lang w:val="en-GB"/>
         </w:rPr>
-        <w:t>100</w:t>
+        <w:t>1</w:t>
       </w:r>
       <w:r>
         <w:rPr>
@@ -12910,15 +12391,13 @@
         </w:rPr>
         <w:t>&lt;/</w:t>
       </w:r>
-      <w:proofErr w:type="spellStart"/>
       <w:r>
         <w:rPr>
           <w:rStyle w:val="XMLElement"/>
           <w:lang w:val="en-GB"/>
         </w:rPr>
-        <w:t>endofmessagetimeout</w:t>
-      </w:r>
-      <w:proofErr w:type="spellEnd"/>
+        <w:t>slaveid</w:t>
+      </w:r>
       <w:r>
         <w:rPr>
           <w:rStyle w:val="XMLBracket"/>
@@ -12946,15 +12425,13 @@
         </w:rPr>
         <w:t>&lt;</w:t>
       </w:r>
-      <w:proofErr w:type="spellStart"/>
       <w:r>
         <w:rPr>
           <w:rStyle w:val="XMLElement"/>
           <w:lang w:val="en-GB"/>
         </w:rPr>
-        <w:t>slaveid</w:t>
-      </w:r>
-      <w:proofErr w:type="spellEnd"/>
+        <w:t>responsetimeout</w:t>
+      </w:r>
       <w:r>
         <w:rPr>
           <w:rStyle w:val="XMLBracket"/>
@@ -12967,7 +12444,7 @@
           <w:rStyle w:val="XMLContent"/>
           <w:lang w:val="en-GB"/>
         </w:rPr>
-        <w:t>1</w:t>
+        <w:t>1000</w:t>
       </w:r>
       <w:r>
         <w:rPr>
@@ -12976,15 +12453,13 @@
         </w:rPr>
         <w:t>&lt;/</w:t>
       </w:r>
-      <w:proofErr w:type="spellStart"/>
       <w:r>
         <w:rPr>
           <w:rStyle w:val="XMLElement"/>
           <w:lang w:val="en-GB"/>
         </w:rPr>
-        <w:t>slaveid</w:t>
-      </w:r>
-      <w:proofErr w:type="spellEnd"/>
+        <w:t>responsetimeout</w:t>
+      </w:r>
       <w:r>
         <w:rPr>
           <w:rStyle w:val="XMLBracket"/>
@@ -13012,15 +12487,13 @@
         </w:rPr>
         <w:t>&lt;</w:t>
       </w:r>
-      <w:proofErr w:type="spellStart"/>
       <w:r>
         <w:rPr>
           <w:rStyle w:val="XMLElement"/>
           <w:lang w:val="en-GB"/>
         </w:rPr>
-        <w:t>responsetimeout</w:t>
-      </w:r>
-      <w:proofErr w:type="spellEnd"/>
+        <w:t>maximumframesize</w:t>
+      </w:r>
       <w:r>
         <w:rPr>
           <w:rStyle w:val="XMLBracket"/>
@@ -13033,6 +12506,316 @@
           <w:rStyle w:val="XMLContent"/>
           <w:lang w:val="en-GB"/>
         </w:rPr>
+        <w:t>256</w:t>
+      </w:r>
+      <w:r>
+        <w:rPr>
+          <w:rStyle w:val="XMLBracket"/>
+          <w:lang w:val="en-GB"/>
+        </w:rPr>
+        <w:t>&lt;/</w:t>
+      </w:r>
+      <w:r>
+        <w:rPr>
+          <w:rStyle w:val="XMLElement"/>
+          <w:lang w:val="en-GB"/>
+        </w:rPr>
+        <w:t>maximumframesize</w:t>
+      </w:r>
+      <w:r>
+        <w:rPr>
+          <w:rStyle w:val="XMLBracket"/>
+          <w:lang w:val="en-GB"/>
+        </w:rPr>
+        <w:t>&gt;</w:t>
+      </w:r>
+    </w:p>
+    <w:p>
+      <w:pPr>
+        <w:pStyle w:val="XMLvoorbeeld"/>
+      </w:pPr>
+      <w:r>
+        <w:rPr>
+          <w:rStyle w:val="XMLBracket"/>
+          <w:rFonts w:eastAsia="Courier New"/>
+          <w:lang w:val="en-GB"/>
+        </w:rPr>
+        <w:t xml:space="preserve">  </w:t>
+      </w:r>
+      <w:r>
+        <w:rPr>
+          <w:rStyle w:val="XMLBracket"/>
+          <w:lang w:val="en-GB"/>
+        </w:rPr>
+        <w:t>&lt;</w:t>
+      </w:r>
+      <w:r>
+        <w:rPr>
+          <w:rStyle w:val="XMLElement"/>
+          <w:lang w:val="en-GB"/>
+        </w:rPr>
+        <w:t>writeholdingregisterfc</w:t>
+      </w:r>
+      <w:r>
+        <w:rPr>
+          <w:rStyle w:val="XMLBracket"/>
+          <w:lang w:val="en-GB"/>
+        </w:rPr>
+        <w:t>&gt;</w:t>
+      </w:r>
+      <w:r>
+        <w:rPr>
+          <w:rStyle w:val="XMLContent"/>
+          <w:lang w:val="en-GB"/>
+        </w:rPr>
+        <w:t>16</w:t>
+      </w:r>
+      <w:r>
+        <w:rPr>
+          <w:rStyle w:val="XMLBracket"/>
+          <w:lang w:val="en-GB"/>
+        </w:rPr>
+        <w:t>&lt;/</w:t>
+      </w:r>
+      <w:r>
+        <w:rPr>
+          <w:rStyle w:val="XMLElement"/>
+          <w:lang w:val="en-GB"/>
+        </w:rPr>
+        <w:t>writeholdingregisterfc</w:t>
+      </w:r>
+      <w:r>
+        <w:rPr>
+          <w:rStyle w:val="XMLBracket"/>
+          <w:lang w:val="en-GB"/>
+        </w:rPr>
+        <w:t>&gt;</w:t>
+      </w:r>
+    </w:p>
+    <w:p>
+      <w:pPr>
+        <w:pStyle w:val="XMLvoorbeeld"/>
+      </w:pPr>
+      <w:r>
+        <w:rPr>
+          <w:rStyle w:val="XMLBracket"/>
+          <w:rFonts w:eastAsia="Courier New"/>
+          <w:lang w:val="en-GB"/>
+        </w:rPr>
+        <w:t xml:space="preserve">  </w:t>
+      </w:r>
+      <w:r>
+        <w:rPr>
+          <w:rStyle w:val="XMLBracket"/>
+          <w:lang w:val="en-GB"/>
+        </w:rPr>
+        <w:t>&lt;</w:t>
+      </w:r>
+      <w:r>
+        <w:rPr>
+          <w:rStyle w:val="XMLElement"/>
+          <w:lang w:val="en-GB"/>
+        </w:rPr>
+        <w:t>int32endian</w:t>
+      </w:r>
+      <w:r>
+        <w:rPr>
+          <w:rStyle w:val="XMLBracket"/>
+          <w:lang w:val="en-GB"/>
+        </w:rPr>
+        <w:t>&gt;</w:t>
+      </w:r>
+      <w:r>
+        <w:rPr>
+          <w:rStyle w:val="XMLContent"/>
+          <w:lang w:val="en-GB"/>
+        </w:rPr>
+        <w:t>little</w:t>
+      </w:r>
+      <w:r>
+        <w:rPr>
+          <w:rStyle w:val="XMLBracket"/>
+          <w:lang w:val="en-GB"/>
+        </w:rPr>
+        <w:t>&lt;/</w:t>
+      </w:r>
+      <w:r>
+        <w:rPr>
+          <w:rStyle w:val="XMLElement"/>
+          <w:lang w:val="en-GB"/>
+        </w:rPr>
+        <w:t>int32endian</w:t>
+      </w:r>
+      <w:r>
+        <w:rPr>
+          <w:rStyle w:val="XMLBracket"/>
+          <w:lang w:val="en-GB"/>
+        </w:rPr>
+        <w:t>&gt;</w:t>
+      </w:r>
+    </w:p>
+    <w:p>
+      <w:pPr>
+        <w:pStyle w:val="XMLvoorbeeld"/>
+      </w:pPr>
+      <w:r>
+        <w:rPr>
+          <w:rStyle w:val="XMLBracket"/>
+          <w:rFonts w:eastAsia="Courier New"/>
+          <w:lang w:val="en-GB"/>
+        </w:rPr>
+        <w:t xml:space="preserve">  </w:t>
+      </w:r>
+      <w:r>
+        <w:rPr>
+          <w:rStyle w:val="XMLBracket"/>
+          <w:lang w:val="en-GB"/>
+        </w:rPr>
+        <w:t>&lt;</w:t>
+      </w:r>
+      <w:r>
+        <w:rPr>
+          <w:rStyle w:val="XMLElement"/>
+          <w:lang w:val="en-GB"/>
+        </w:rPr>
+        <w:t>float32endian</w:t>
+      </w:r>
+      <w:r>
+        <w:rPr>
+          <w:rStyle w:val="XMLBracket"/>
+          <w:lang w:val="en-GB"/>
+        </w:rPr>
+        <w:t>&gt;</w:t>
+      </w:r>
+      <w:r>
+        <w:rPr>
+          <w:rStyle w:val="XMLContent"/>
+          <w:lang w:val="en-GB"/>
+        </w:rPr>
+        <w:t>little</w:t>
+      </w:r>
+      <w:r>
+        <w:rPr>
+          <w:rStyle w:val="XMLBracket"/>
+          <w:lang w:val="en-GB"/>
+        </w:rPr>
+        <w:t>&lt;/</w:t>
+      </w:r>
+      <w:r>
+        <w:rPr>
+          <w:rStyle w:val="XMLElement"/>
+          <w:lang w:val="en-GB"/>
+        </w:rPr>
+        <w:t>float32endian</w:t>
+      </w:r>
+      <w:r>
+        <w:rPr>
+          <w:rStyle w:val="XMLBracket"/>
+          <w:lang w:val="en-GB"/>
+        </w:rPr>
+        <w:t>&gt;</w:t>
+      </w:r>
+    </w:p>
+    <w:p>
+      <w:pPr>
+        <w:pStyle w:val="XMLvoorbeeld"/>
+      </w:pPr>
+      <w:r>
+        <w:rPr>
+          <w:rStyle w:val="XMLBracket"/>
+          <w:rFonts w:eastAsia="Courier New"/>
+          <w:lang w:val="en-GB"/>
+        </w:rPr>
+        <w:t xml:space="preserve">  </w:t>
+      </w:r>
+      <w:r>
+        <w:rPr>
+          <w:rStyle w:val="XMLBracket"/>
+          <w:lang w:val="en-GB"/>
+        </w:rPr>
+        <w:t>&lt;</w:t>
+      </w:r>
+      <w:r>
+        <w:rPr>
+          <w:rStyle w:val="XMLElement"/>
+          <w:lang w:val="en-GB"/>
+        </w:rPr>
+        <w:t>ascii16endian</w:t>
+      </w:r>
+      <w:r>
+        <w:rPr>
+          <w:rStyle w:val="XMLBracket"/>
+          <w:lang w:val="en-GB"/>
+        </w:rPr>
+        <w:t>&gt;</w:t>
+      </w:r>
+      <w:r>
+        <w:rPr>
+          <w:rStyle w:val="XMLContent"/>
+          <w:lang w:val="en-GB"/>
+        </w:rPr>
+        <w:t>little</w:t>
+      </w:r>
+      <w:r>
+        <w:rPr>
+          <w:rStyle w:val="XMLBracket"/>
+          <w:lang w:val="en-GB"/>
+        </w:rPr>
+        <w:t>&lt;/</w:t>
+      </w:r>
+      <w:r>
+        <w:rPr>
+          <w:rStyle w:val="XMLElement"/>
+          <w:lang w:val="en-GB"/>
+        </w:rPr>
+        <w:t>ascii16endian</w:t>
+      </w:r>
+      <w:r>
+        <w:rPr>
+          <w:rStyle w:val="XMLBracket"/>
+          <w:lang w:val="en-GB"/>
+        </w:rPr>
+        <w:t>&gt;</w:t>
+      </w:r>
+    </w:p>
+    <w:p>
+      <w:pPr>
+        <w:pStyle w:val="XMLvoorbeeld"/>
+      </w:pPr>
+      <w:r>
+        <w:rPr>
+          <w:rStyle w:val="XMLBracket"/>
+          <w:rFonts w:eastAsia="Courier New"/>
+          <w:lang w:val="en-GB"/>
+        </w:rPr>
+        <w:t xml:space="preserve">  </w:t>
+      </w:r>
+      <w:r>
+        <w:rPr>
+          <w:rStyle w:val="XMLBracket"/>
+          <w:lang w:val="en-GB"/>
+        </w:rPr>
+        <w:t>&lt;</w:t>
+      </w:r>
+      <w:r>
+        <w:rPr>
+          <w:rStyle w:val="XMLElement"/>
+          <w:lang w:val="en-GB"/>
+        </w:rPr>
+        <w:t>samplerate</w:t>
+      </w:r>
+      <w:r>
+        <w:rPr>
+          <w:rStyle w:val="XMLBracket"/>
+          <w:lang w:val="en-GB"/>
+        </w:rPr>
+        <w:t>&gt;</w:t>
+      </w:r>
+      <w:r>
+        <w:rPr>
+          <w:rStyle w:val="XMLContent"/>
+          <w:lang w:val="en-GB"/>
+        </w:rPr>
         <w:t>1000</w:t>
       </w:r>
       <w:r>
@@ -13042,399 +12825,13 @@
         </w:rPr>
         <w:t>&lt;/</w:t>
       </w:r>
-      <w:proofErr w:type="spellStart"/>
       <w:r>
         <w:rPr>
           <w:rStyle w:val="XMLElement"/>
           <w:lang w:val="en-GB"/>
         </w:rPr>
-        <w:t>responsetimeout</w:t>
-      </w:r>
-      <w:proofErr w:type="spellEnd"/>
-      <w:r>
-        <w:rPr>
-          <w:rStyle w:val="XMLBracket"/>
-          <w:lang w:val="en-GB"/>
-        </w:rPr>
-        <w:t>&gt;</w:t>
-      </w:r>
-    </w:p>
-    <w:p>
-      <w:pPr>
-        <w:pStyle w:val="XMLvoorbeeld"/>
-      </w:pPr>
-      <w:r>
-        <w:rPr>
-          <w:rStyle w:val="XMLBracket"/>
-          <w:rFonts w:eastAsia="Courier New"/>
-          <w:lang w:val="en-GB"/>
-        </w:rPr>
-        <w:t xml:space="preserve">  </w:t>
-      </w:r>
-      <w:r>
-        <w:rPr>
-          <w:rStyle w:val="XMLBracket"/>
-          <w:lang w:val="en-GB"/>
-        </w:rPr>
-        <w:t>&lt;</w:t>
-      </w:r>
-      <w:proofErr w:type="spellStart"/>
-      <w:r>
-        <w:rPr>
-          <w:rStyle w:val="XMLElement"/>
-          <w:lang w:val="en-GB"/>
-        </w:rPr>
-        <w:t>maximumframesize</w:t>
-      </w:r>
-      <w:proofErr w:type="spellEnd"/>
-      <w:r>
-        <w:rPr>
-          <w:rStyle w:val="XMLBracket"/>
-          <w:lang w:val="en-GB"/>
-        </w:rPr>
-        <w:t>&gt;</w:t>
-      </w:r>
-      <w:r>
-        <w:rPr>
-          <w:rStyle w:val="XMLContent"/>
-          <w:lang w:val="en-GB"/>
-        </w:rPr>
-        <w:t>256</w:t>
-      </w:r>
-      <w:r>
-        <w:rPr>
-          <w:rStyle w:val="XMLBracket"/>
-          <w:lang w:val="en-GB"/>
-        </w:rPr>
-        <w:t>&lt;/</w:t>
-      </w:r>
-      <w:proofErr w:type="spellStart"/>
-      <w:r>
-        <w:rPr>
-          <w:rStyle w:val="XMLElement"/>
-          <w:lang w:val="en-GB"/>
-        </w:rPr>
-        <w:t>maximumframesize</w:t>
-      </w:r>
-      <w:proofErr w:type="spellEnd"/>
-      <w:r>
-        <w:rPr>
-          <w:rStyle w:val="XMLBracket"/>
-          <w:lang w:val="en-GB"/>
-        </w:rPr>
-        <w:t>&gt;</w:t>
-      </w:r>
-    </w:p>
-    <w:p>
-      <w:pPr>
-        <w:pStyle w:val="XMLvoorbeeld"/>
-      </w:pPr>
-      <w:r>
-        <w:rPr>
-          <w:rStyle w:val="XMLBracket"/>
-          <w:rFonts w:eastAsia="Courier New"/>
-          <w:lang w:val="en-GB"/>
-        </w:rPr>
-        <w:t xml:space="preserve">  </w:t>
-      </w:r>
-      <w:r>
-        <w:rPr>
-          <w:rStyle w:val="XMLBracket"/>
-          <w:lang w:val="en-GB"/>
-        </w:rPr>
-        <w:t>&lt;</w:t>
-      </w:r>
-      <w:proofErr w:type="spellStart"/>
-      <w:r>
-        <w:rPr>
-          <w:rStyle w:val="XMLElement"/>
-          <w:lang w:val="en-GB"/>
-        </w:rPr>
-        <w:t>writeholdingregisterfc</w:t>
-      </w:r>
-      <w:proofErr w:type="spellEnd"/>
-      <w:r>
-        <w:rPr>
-          <w:rStyle w:val="XMLBracket"/>
-          <w:lang w:val="en-GB"/>
-        </w:rPr>
-        <w:t>&gt;</w:t>
-      </w:r>
-      <w:r>
-        <w:rPr>
-          <w:rStyle w:val="XMLContent"/>
-          <w:lang w:val="en-GB"/>
-        </w:rPr>
-        <w:t>16</w:t>
-      </w:r>
-      <w:r>
-        <w:rPr>
-          <w:rStyle w:val="XMLBracket"/>
-          <w:lang w:val="en-GB"/>
-        </w:rPr>
-        <w:t>&lt;/</w:t>
-      </w:r>
-      <w:proofErr w:type="spellStart"/>
-      <w:r>
-        <w:rPr>
-          <w:rStyle w:val="XMLElement"/>
-          <w:lang w:val="en-GB"/>
-        </w:rPr>
-        <w:t>writeholdingregisterfc</w:t>
-      </w:r>
-      <w:proofErr w:type="spellEnd"/>
-      <w:r>
-        <w:rPr>
-          <w:rStyle w:val="XMLBracket"/>
-          <w:lang w:val="en-GB"/>
-        </w:rPr>
-        <w:t>&gt;</w:t>
-      </w:r>
-    </w:p>
-    <w:p>
-      <w:pPr>
-        <w:pStyle w:val="XMLvoorbeeld"/>
-      </w:pPr>
-      <w:r>
-        <w:rPr>
-          <w:rStyle w:val="XMLBracket"/>
-          <w:rFonts w:eastAsia="Courier New"/>
-          <w:lang w:val="en-GB"/>
-        </w:rPr>
-        <w:t xml:space="preserve">  </w:t>
-      </w:r>
-      <w:r>
-        <w:rPr>
-          <w:rStyle w:val="XMLBracket"/>
-          <w:lang w:val="en-GB"/>
-        </w:rPr>
-        <w:t>&lt;</w:t>
-      </w:r>
-      <w:r>
-        <w:rPr>
-          <w:rStyle w:val="XMLElement"/>
-          <w:lang w:val="en-GB"/>
-        </w:rPr>
-        <w:t>int32endian</w:t>
-      </w:r>
-      <w:r>
-        <w:rPr>
-          <w:rStyle w:val="XMLBracket"/>
-          <w:lang w:val="en-GB"/>
-        </w:rPr>
-        <w:t>&gt;</w:t>
-      </w:r>
-      <w:r>
-        <w:rPr>
-          <w:rStyle w:val="XMLContent"/>
-          <w:lang w:val="en-GB"/>
-        </w:rPr>
-        <w:t>little</w:t>
-      </w:r>
-      <w:r>
-        <w:rPr>
-          <w:rStyle w:val="XMLBracket"/>
-          <w:lang w:val="en-GB"/>
-        </w:rPr>
-        <w:t>&lt;/</w:t>
-      </w:r>
-      <w:r>
-        <w:rPr>
-          <w:rStyle w:val="XMLElement"/>
-          <w:lang w:val="en-GB"/>
-        </w:rPr>
-        <w:t>int32endian</w:t>
-      </w:r>
-      <w:r>
-        <w:rPr>
-          <w:rStyle w:val="XMLBracket"/>
-          <w:lang w:val="en-GB"/>
-        </w:rPr>
-        <w:t>&gt;</w:t>
-      </w:r>
-    </w:p>
-    <w:p>
-      <w:pPr>
-        <w:pStyle w:val="XMLvoorbeeld"/>
-      </w:pPr>
-      <w:r>
-        <w:rPr>
-          <w:rStyle w:val="XMLBracket"/>
-          <w:rFonts w:eastAsia="Courier New"/>
-          <w:lang w:val="en-GB"/>
-        </w:rPr>
-        <w:t xml:space="preserve">  </w:t>
-      </w:r>
-      <w:r>
-        <w:rPr>
-          <w:rStyle w:val="XMLBracket"/>
-          <w:lang w:val="en-GB"/>
-        </w:rPr>
-        <w:t>&lt;</w:t>
-      </w:r>
-      <w:r>
-        <w:rPr>
-          <w:rStyle w:val="XMLElement"/>
-          <w:lang w:val="en-GB"/>
-        </w:rPr>
-        <w:t>float32endian</w:t>
-      </w:r>
-      <w:r>
-        <w:rPr>
-          <w:rStyle w:val="XMLBracket"/>
-          <w:lang w:val="en-GB"/>
-        </w:rPr>
-        <w:t>&gt;</w:t>
-      </w:r>
-      <w:r>
-        <w:rPr>
-          <w:rStyle w:val="XMLContent"/>
-          <w:lang w:val="en-GB"/>
-        </w:rPr>
-        <w:t>little</w:t>
-      </w:r>
-      <w:r>
-        <w:rPr>
-          <w:rStyle w:val="XMLBracket"/>
-          <w:lang w:val="en-GB"/>
-        </w:rPr>
-        <w:t>&lt;/</w:t>
-      </w:r>
-      <w:r>
-        <w:rPr>
-          <w:rStyle w:val="XMLElement"/>
-          <w:lang w:val="en-GB"/>
-        </w:rPr>
-        <w:t>float32endian</w:t>
-      </w:r>
-      <w:r>
-        <w:rPr>
-          <w:rStyle w:val="XMLBracket"/>
-          <w:lang w:val="en-GB"/>
-        </w:rPr>
-        <w:t>&gt;</w:t>
-      </w:r>
-    </w:p>
-    <w:p>
-      <w:pPr>
-        <w:pStyle w:val="XMLvoorbeeld"/>
-      </w:pPr>
-      <w:r>
-        <w:rPr>
-          <w:rStyle w:val="XMLBracket"/>
-          <w:rFonts w:eastAsia="Courier New"/>
-          <w:lang w:val="en-GB"/>
-        </w:rPr>
-        <w:t xml:space="preserve">  </w:t>
-      </w:r>
-      <w:r>
-        <w:rPr>
-          <w:rStyle w:val="XMLBracket"/>
-          <w:lang w:val="en-GB"/>
-        </w:rPr>
-        <w:t>&lt;</w:t>
-      </w:r>
-      <w:r>
-        <w:rPr>
-          <w:rStyle w:val="XMLElement"/>
-          <w:lang w:val="en-GB"/>
-        </w:rPr>
-        <w:t>ascii16endian</w:t>
-      </w:r>
-      <w:r>
-        <w:rPr>
-          <w:rStyle w:val="XMLBracket"/>
-          <w:lang w:val="en-GB"/>
-        </w:rPr>
-        <w:t>&gt;</w:t>
-      </w:r>
-      <w:r>
-        <w:rPr>
-          <w:rStyle w:val="XMLContent"/>
-          <w:lang w:val="en-GB"/>
-        </w:rPr>
-        <w:t>little</w:t>
-      </w:r>
-      <w:r>
-        <w:rPr>
-          <w:rStyle w:val="XMLBracket"/>
-          <w:lang w:val="en-GB"/>
-        </w:rPr>
-        <w:t>&lt;/</w:t>
-      </w:r>
-      <w:r>
-        <w:rPr>
-          <w:rStyle w:val="XMLElement"/>
-          <w:lang w:val="en-GB"/>
-        </w:rPr>
-        <w:t>ascii16endian</w:t>
-      </w:r>
-      <w:r>
-        <w:rPr>
-          <w:rStyle w:val="XMLBracket"/>
-          <w:lang w:val="en-GB"/>
-        </w:rPr>
-        <w:t>&gt;</w:t>
-      </w:r>
-    </w:p>
-    <w:p>
-      <w:pPr>
-        <w:pStyle w:val="XMLvoorbeeld"/>
-      </w:pPr>
-      <w:r>
-        <w:rPr>
-          <w:rStyle w:val="XMLBracket"/>
-          <w:rFonts w:eastAsia="Courier New"/>
-          <w:lang w:val="en-GB"/>
-        </w:rPr>
-        <w:t xml:space="preserve">  </w:t>
-      </w:r>
-      <w:r>
-        <w:rPr>
-          <w:rStyle w:val="XMLBracket"/>
-          <w:lang w:val="en-GB"/>
-        </w:rPr>
-        <w:t>&lt;</w:t>
-      </w:r>
-      <w:proofErr w:type="spellStart"/>
-      <w:r>
-        <w:rPr>
-          <w:rStyle w:val="XMLElement"/>
-          <w:lang w:val="en-GB"/>
-        </w:rPr>
         <w:t>samplerate</w:t>
       </w:r>
-      <w:proofErr w:type="spellEnd"/>
-      <w:r>
-        <w:rPr>
-          <w:rStyle w:val="XMLBracket"/>
-          <w:lang w:val="en-GB"/>
-        </w:rPr>
-        <w:t>&gt;</w:t>
-      </w:r>
-      <w:r>
-        <w:rPr>
-          <w:rStyle w:val="XMLContent"/>
-          <w:lang w:val="en-GB"/>
-        </w:rPr>
-        <w:t>1000</w:t>
-      </w:r>
-      <w:r>
-        <w:rPr>
-          <w:rStyle w:val="XMLBracket"/>
-          <w:lang w:val="en-GB"/>
-        </w:rPr>
-        <w:t>&lt;/</w:t>
-      </w:r>
-      <w:proofErr w:type="spellStart"/>
-      <w:r>
-        <w:rPr>
-          <w:rStyle w:val="XMLElement"/>
-          <w:lang w:val="en-GB"/>
-        </w:rPr>
-        <w:t>samplerate</w:t>
-      </w:r>
-      <w:proofErr w:type="spellEnd"/>
       <w:r>
         <w:rPr>
           <w:rStyle w:val="XMLBracket"/>
@@ -13566,21 +12963,7 @@
               <w:rPr>
                 <w:lang w:val="en-GB"/>
               </w:rPr>
-              <w:t>&lt;</w:t>
-            </w:r>
-            <w:proofErr w:type="spellStart"/>
-            <w:r>
-              <w:rPr>
-                <w:lang w:val="en-GB"/>
-              </w:rPr>
-              <w:t>fcol</w:t>
-            </w:r>
-            <w:proofErr w:type="spellEnd"/>
-            <w:r>
-              <w:rPr>
-                <w:lang w:val="en-GB"/>
-              </w:rPr>
-              <w:t>&gt;</w:t>
+              <w:t>&lt;fcol&gt;</w:t>
             </w:r>
           </w:p>
         </w:tc>
@@ -13597,15 +12980,7 @@
               </w:rPr>
             </w:pPr>
             <w:r>
-              <w:t xml:space="preserve">Sets the default font (text) </w:t>
-            </w:r>
-            <w:proofErr w:type="spellStart"/>
-            <w:r>
-              <w:t>color</w:t>
-            </w:r>
-            <w:proofErr w:type="spellEnd"/>
-            <w:r>
-              <w:t xml:space="preserve"> for all &lt;var&gt; on this tab page.</w:t>
+              <w:t>Sets the default font (text) color for all &lt;var&gt; on this tab page.</w:t>
             </w:r>
           </w:p>
           <w:p>
@@ -13659,23 +13034,7 @@
               <w:fldChar w:fldCharType="separate"/>
             </w:r>
             <w:r>
-              <w:t>The &lt;</w:t>
-            </w:r>
-            <w:proofErr w:type="spellStart"/>
-            <w:r>
-              <w:t>fcol</w:t>
-            </w:r>
-            <w:proofErr w:type="spellEnd"/>
-            <w:r>
-              <w:t>&gt; and &lt;</w:t>
-            </w:r>
-            <w:proofErr w:type="spellStart"/>
-            <w:r>
-              <w:t>bcol</w:t>
-            </w:r>
-            <w:proofErr w:type="spellEnd"/>
-            <w:r>
-              <w:t>&gt; elements</w:t>
+              <w:t>The &lt;fcol&gt; and &lt;bcol&gt; elements</w:t>
             </w:r>
             <w:r>
               <w:rPr>
@@ -13715,21 +13074,7 @@
               <w:rPr>
                 <w:lang w:val="en-GB"/>
               </w:rPr>
-              <w:t>&lt;</w:t>
-            </w:r>
-            <w:proofErr w:type="spellStart"/>
-            <w:r>
-              <w:rPr>
-                <w:lang w:val="en-GB"/>
-              </w:rPr>
-              <w:t>bcol</w:t>
-            </w:r>
-            <w:proofErr w:type="spellEnd"/>
-            <w:r>
-              <w:rPr>
-                <w:lang w:val="en-GB"/>
-              </w:rPr>
-              <w:t xml:space="preserve">&gt; </w:t>
+              <w:t xml:space="preserve">&lt;bcol&gt; </w:t>
             </w:r>
           </w:p>
         </w:tc>
@@ -13746,15 +13091,7 @@
               </w:rPr>
             </w:pPr>
             <w:r>
-              <w:t xml:space="preserve">Sets the default background </w:t>
-            </w:r>
-            <w:proofErr w:type="spellStart"/>
-            <w:r>
-              <w:t>color</w:t>
-            </w:r>
-            <w:proofErr w:type="spellEnd"/>
-            <w:r>
-              <w:t xml:space="preserve"> for all &lt;var&gt; on this tab page. </w:t>
+              <w:t xml:space="preserve">Sets the default background color for all &lt;var&gt; on this tab page. </w:t>
             </w:r>
             <w:r>
               <w:t>See [</w:t>
@@ -13800,23 +13137,7 @@
               <w:fldChar w:fldCharType="separate"/>
             </w:r>
             <w:r>
-              <w:t>The &lt;</w:t>
-            </w:r>
-            <w:proofErr w:type="spellStart"/>
-            <w:r>
-              <w:t>fcol</w:t>
-            </w:r>
-            <w:proofErr w:type="spellEnd"/>
-            <w:r>
-              <w:t>&gt; and &lt;</w:t>
-            </w:r>
-            <w:proofErr w:type="spellStart"/>
-            <w:r>
-              <w:t>bcol</w:t>
-            </w:r>
-            <w:proofErr w:type="spellEnd"/>
-            <w:r>
-              <w:t>&gt; elements</w:t>
+              <w:t>The &lt;fcol&gt; and &lt;bcol&gt; elements</w:t>
             </w:r>
             <w:r>
               <w:rPr>
@@ -13859,21 +13180,7 @@
               <w:rPr>
                 <w:lang w:val="en-GB"/>
               </w:rPr>
-              <w:t>&lt;</w:t>
-            </w:r>
-            <w:proofErr w:type="spellStart"/>
-            <w:r>
-              <w:rPr>
-                <w:lang w:val="en-GB"/>
-              </w:rPr>
-              <w:t>expandfields</w:t>
-            </w:r>
-            <w:proofErr w:type="spellEnd"/>
-            <w:r>
-              <w:rPr>
-                <w:lang w:val="en-GB"/>
-              </w:rPr>
-              <w:t>&gt;</w:t>
+              <w:t>&lt;expandfields&gt;</w:t>
             </w:r>
           </w:p>
         </w:tc>
@@ -14218,7 +13525,6 @@
         </w:rPr>
         <w:t>&lt;</w:t>
       </w:r>
-      <w:proofErr w:type="spellStart"/>
       <w:r>
         <w:rPr>
           <w:rStyle w:val="XMLElement"/>
@@ -14226,7 +13532,6 @@
         </w:rPr>
         <w:t>rw</w:t>
       </w:r>
-      <w:proofErr w:type="spellEnd"/>
       <w:r>
         <w:rPr>
           <w:rStyle w:val="XMLBracket"/>
@@ -14248,7 +13553,6 @@
         </w:rPr>
         <w:t>&lt;/</w:t>
       </w:r>
-      <w:proofErr w:type="spellStart"/>
       <w:r>
         <w:rPr>
           <w:rStyle w:val="XMLElement"/>
@@ -14256,7 +13560,6 @@
         </w:rPr>
         <w:t>rw</w:t>
       </w:r>
-      <w:proofErr w:type="spellEnd"/>
       <w:r>
         <w:rPr>
           <w:rStyle w:val="XMLBracket"/>
@@ -14448,7 +13751,6 @@
         </w:rPr>
         <w:t>&lt;</w:t>
       </w:r>
-      <w:proofErr w:type="spellStart"/>
       <w:r>
         <w:rPr>
           <w:rStyle w:val="XMLElement"/>
@@ -14456,7 +13758,6 @@
         </w:rPr>
         <w:t>rw</w:t>
       </w:r>
-      <w:proofErr w:type="spellEnd"/>
       <w:r>
         <w:rPr>
           <w:rStyle w:val="XMLBracket"/>
@@ -14478,7 +13779,6 @@
         </w:rPr>
         <w:t>&lt;/</w:t>
       </w:r>
-      <w:proofErr w:type="spellStart"/>
       <w:r>
         <w:rPr>
           <w:rStyle w:val="XMLElement"/>
@@ -14486,7 +13786,6 @@
         </w:rPr>
         <w:t>rw</w:t>
       </w:r>
-      <w:proofErr w:type="spellEnd"/>
       <w:r>
         <w:rPr>
           <w:rStyle w:val="XMLBracket"/>
@@ -14760,14 +14059,12 @@
               </w:rPr>
               <w:t>&lt;</w:t>
             </w:r>
-            <w:proofErr w:type="spellStart"/>
             <w:r>
               <w:rPr>
                 <w:rFonts w:hint="eastAsia"/>
               </w:rPr>
               <w:t>required</w:t>
             </w:r>
-            <w:proofErr w:type="spellEnd"/>
             <w:r>
               <w:rPr>
                 <w:lang w:val="en-GB"/>
@@ -14862,23 +14159,7 @@
           <w:rStyle w:val="XMLElement"/>
           <w:rFonts w:hint="eastAsia"/>
         </w:rPr>
-        <w:t>&lt;</w:t>
-      </w:r>
-      <w:proofErr w:type="spellStart"/>
-      <w:r>
-        <w:rPr>
-          <w:rStyle w:val="XMLElement"/>
-          <w:rFonts w:hint="eastAsia"/>
-        </w:rPr>
-        <w:t>include</w:t>
-      </w:r>
-      <w:proofErr w:type="spellEnd"/>
-      <w:r>
-        <w:rPr>
-          <w:rStyle w:val="XMLElement"/>
-          <w:rFonts w:hint="eastAsia"/>
-        </w:rPr>
-        <w:t>&gt;</w:t>
+        <w:t>&lt;include&gt;</w:t>
       </w:r>
     </w:p>
     <w:p>
@@ -14899,7 +14180,6 @@
         </w:rPr>
         <w:t>file&gt;</w:t>
       </w:r>
-      <w:proofErr w:type="spellStart"/>
       <w:r>
         <w:t>Configuration</w:t>
       </w:r>
@@ -14909,7 +14189,6 @@
         </w:rPr>
         <w:t>.mbc</w:t>
       </w:r>
-      <w:proofErr w:type="spellEnd"/>
       <w:r>
         <w:rPr>
           <w:rStyle w:val="XMLElement"/>
@@ -14936,122 +14215,58 @@
           <w:rStyle w:val="XMLElement"/>
           <w:rFonts w:hint="eastAsia"/>
         </w:rPr>
-        <w:t>&lt;</w:t>
-      </w:r>
-      <w:proofErr w:type="spellStart"/>
+        <w:t>&lt;required&gt;</w:t>
+      </w:r>
+      <w:r>
+        <w:rPr>
+          <w:rStyle w:val="XMLContent"/>
+          <w:rFonts w:hint="eastAsia"/>
+          <w:lang w:val="en-GB"/>
+        </w:rPr>
+        <w:t>false</w:t>
+      </w:r>
       <w:r>
         <w:rPr>
           <w:rStyle w:val="XMLElement"/>
           <w:rFonts w:hint="eastAsia"/>
         </w:rPr>
-        <w:t>required</w:t>
-      </w:r>
-      <w:proofErr w:type="spellEnd"/>
-      <w:r>
+        <w:t>&lt;/required&gt;</w:t>
+      </w:r>
+    </w:p>
+    <w:p>
+      <w:pPr>
+        <w:pStyle w:val="XMLvoorbeeld"/>
         <w:rPr>
           <w:rStyle w:val="XMLElement"/>
-          <w:rFonts w:hint="eastAsia"/>
-        </w:rPr>
-        <w:t>&gt;</w:t>
-      </w:r>
-      <w:r>
-        <w:rPr>
-          <w:rStyle w:val="XMLContent"/>
-          <w:rFonts w:hint="eastAsia"/>
-          <w:lang w:val="en-GB"/>
-        </w:rPr>
-        <w:t>false</w:t>
-      </w:r>
+        </w:rPr>
+      </w:pPr>
       <w:r>
         <w:rPr>
           <w:rStyle w:val="XMLElement"/>
           <w:rFonts w:hint="eastAsia"/>
         </w:rPr>
-        <w:t>&lt;/</w:t>
-      </w:r>
-      <w:proofErr w:type="spellStart"/>
+        <w:t>&lt;/include&gt;</w:t>
+      </w:r>
       <w:r>
         <w:rPr>
           <w:rStyle w:val="XMLElement"/>
-          <w:rFonts w:hint="eastAsia"/>
-        </w:rPr>
-        <w:t>required</w:t>
-      </w:r>
-      <w:proofErr w:type="spellEnd"/>
-      <w:r>
+        </w:rPr>
+        <w:br/>
+      </w:r>
+    </w:p>
+    <w:p>
+      <w:pPr>
+        <w:pStyle w:val="XMLvoorbeeld"/>
         <w:rPr>
           <w:rStyle w:val="XMLElement"/>
-          <w:rFonts w:hint="eastAsia"/>
-        </w:rPr>
-        <w:t>&gt;</w:t>
-      </w:r>
-    </w:p>
-    <w:p>
-      <w:pPr>
-        <w:pStyle w:val="XMLvoorbeeld"/>
+        </w:rPr>
+      </w:pPr>
+      <w:r>
         <w:rPr>
           <w:rStyle w:val="XMLElement"/>
-        </w:rPr>
-      </w:pPr>
-      <w:r>
-        <w:rPr>
-          <w:rStyle w:val="XMLElement"/>
-          <w:rFonts w:hint="eastAsia"/>
-        </w:rPr>
-        <w:t>&lt;/</w:t>
-      </w:r>
-      <w:proofErr w:type="spellStart"/>
-      <w:r>
-        <w:rPr>
-          <w:rStyle w:val="XMLElement"/>
-          <w:rFonts w:hint="eastAsia"/>
-        </w:rPr>
-        <w:t>include</w:t>
-      </w:r>
-      <w:proofErr w:type="spellEnd"/>
-      <w:r>
-        <w:rPr>
-          <w:rStyle w:val="XMLElement"/>
-          <w:rFonts w:hint="eastAsia"/>
-        </w:rPr>
-        <w:t>&gt;</w:t>
-      </w:r>
-      <w:r>
-        <w:rPr>
-          <w:rStyle w:val="XMLElement"/>
-        </w:rPr>
-        <w:br/>
-      </w:r>
-    </w:p>
-    <w:p>
-      <w:pPr>
-        <w:pStyle w:val="XMLvoorbeeld"/>
-        <w:rPr>
-          <w:rStyle w:val="XMLElement"/>
-        </w:rPr>
-      </w:pPr>
-      <w:r>
-        <w:rPr>
-          <w:rStyle w:val="XMLElement"/>
-          <w:rFonts w:hint="eastAsia"/>
-        </w:rPr>
-        <w:t>&lt;</w:t>
-      </w:r>
-      <w:proofErr w:type="spellStart"/>
-      <w:r>
-        <w:rPr>
-          <w:rStyle w:val="XMLElement"/>
-          <w:rFonts w:hint="eastAsia"/>
-        </w:rPr>
-        <w:t>includex</w:t>
-      </w:r>
-      <w:proofErr w:type="spellEnd"/>
-      <w:r>
-        <w:rPr>
-          <w:rStyle w:val="XMLElement"/>
-          <w:rFonts w:hint="eastAsia"/>
-        </w:rPr>
-        <w:t>&gt;</w:t>
+          <w:rFonts w:hint="eastAsia"/>
+        </w:rPr>
+        <w:t>&lt;includex&gt;</w:t>
       </w:r>
     </w:p>
     <w:p>
@@ -15133,23 +14348,7 @@
           <w:rStyle w:val="XMLElement"/>
           <w:rFonts w:hint="eastAsia"/>
         </w:rPr>
-        <w:t>&lt;/</w:t>
-      </w:r>
-      <w:proofErr w:type="spellStart"/>
-      <w:r>
-        <w:rPr>
-          <w:rStyle w:val="XMLElement"/>
-          <w:rFonts w:hint="eastAsia"/>
-        </w:rPr>
-        <w:t>include</w:t>
-      </w:r>
-      <w:proofErr w:type="spellEnd"/>
-      <w:r>
-        <w:rPr>
-          <w:rStyle w:val="XMLElement"/>
-          <w:rFonts w:hint="eastAsia"/>
-        </w:rPr>
-        <w:t>&gt;</w:t>
+        <w:t>&lt;/include&gt;</w:t>
       </w:r>
     </w:p>
     <w:p>
@@ -15230,15 +14429,7 @@
               </w:rPr>
             </w:pPr>
             <w:r>
-              <w:t>The modbus register number. Numbering depends on the &lt;</w:t>
-            </w:r>
-            <w:proofErr w:type="spellStart"/>
-            <w:r>
-              <w:t>holdingregisterstart</w:t>
-            </w:r>
-            <w:proofErr w:type="spellEnd"/>
-            <w:r>
-              <w:t>&gt; element. Holding registers numbering usually starts at 40001.</w:t>
+              <w:t>The modbus register number. Numbering depends on the &lt;holdingregisterstart&gt; element. Holding registers numbering usually starts at 40001.</w:t>
             </w:r>
           </w:p>
         </w:tc>
@@ -15360,22 +14551,14 @@
               <w:rPr>
                 <w:lang w:val="en-GB"/>
               </w:rPr>
-              <w:t>&lt;</w:t>
-            </w:r>
-            <w:proofErr w:type="spellStart"/>
+              <w:t>&lt;longdesc</w:t>
+            </w:r>
             <w:r>
               <w:rPr>
                 <w:lang w:val="en-GB"/>
               </w:rPr>
-              <w:t>longdesc</w:t>
-            </w:r>
-            <w:r>
-              <w:rPr>
-                <w:lang w:val="en-GB"/>
-              </w:rPr>
               <w:t>r</w:t>
             </w:r>
-            <w:proofErr w:type="spellEnd"/>
             <w:r>
               <w:rPr>
                 <w:lang w:val="en-GB"/>
@@ -15522,21 +14705,7 @@
               <w:rPr>
                 <w:lang w:val="en-GB"/>
               </w:rPr>
-              <w:t>&lt;</w:t>
-            </w:r>
-            <w:proofErr w:type="spellStart"/>
-            <w:r>
-              <w:rPr>
-                <w:lang w:val="en-GB"/>
-              </w:rPr>
-              <w:t>minlen</w:t>
-            </w:r>
-            <w:proofErr w:type="spellEnd"/>
-            <w:r>
-              <w:rPr>
-                <w:lang w:val="en-GB"/>
-              </w:rPr>
-              <w:t>&gt;</w:t>
+              <w:t>&lt;minlen&gt;</w:t>
             </w:r>
           </w:p>
         </w:tc>
@@ -15553,15 +14722,7 @@
               </w:rPr>
             </w:pPr>
             <w:r>
-              <w:t xml:space="preserve">Determines the minimum number of digits shown for the value. It adds leading zeros if needed. It is useful when showing a register value in binary or hexadecimal format to avoid that the value jumps left and right when the upper bits change. Example: 15 (decimal) with hex format and </w:t>
-            </w:r>
-            <w:proofErr w:type="spellStart"/>
-            <w:r>
-              <w:t>minlen</w:t>
-            </w:r>
-            <w:proofErr w:type="spellEnd"/>
-            <w:r>
-              <w:t xml:space="preserve">=4 will be </w:t>
+              <w:t xml:space="preserve">Determines the minimum number of digits shown for the value. It adds leading zeros if needed. It is useful when showing a register value in binary or hexadecimal format to avoid that the value jumps left and right when the upper bits change. Example: 15 (decimal) with hex format and minlen=4 will be </w:t>
             </w:r>
             <w:r>
               <w:lastRenderedPageBreak/>
@@ -15596,21 +14757,7 @@
                 <w:lang w:val="en-GB"/>
               </w:rPr>
               <w:lastRenderedPageBreak/>
-              <w:t>&lt;</w:t>
-            </w:r>
-            <w:proofErr w:type="spellStart"/>
-            <w:r>
-              <w:rPr>
-                <w:lang w:val="en-GB"/>
-              </w:rPr>
-              <w:t>rw</w:t>
-            </w:r>
-            <w:proofErr w:type="spellEnd"/>
-            <w:r>
-              <w:rPr>
-                <w:lang w:val="en-GB"/>
-              </w:rPr>
-              <w:t>&gt;</w:t>
+              <w:t>&lt;rw&gt;</w:t>
             </w:r>
           </w:p>
         </w:tc>
@@ -15627,15 +14774,7 @@
               </w:rPr>
             </w:pPr>
             <w:r>
-              <w:t>Determines if the register if read only, write only or read/write. Can be “r”, “w” or “</w:t>
-            </w:r>
-            <w:proofErr w:type="spellStart"/>
-            <w:r>
-              <w:t>rw</w:t>
-            </w:r>
-            <w:proofErr w:type="spellEnd"/>
-            <w:r>
-              <w:t>”. ModbusControl will only attempt to read registers that have the “r” property, and it will only allow writing of registers that have the “w” property.</w:t>
+              <w:t>Determines if the register if read only, write only or read/write. Can be “r”, “w” or “rw”. ModbusControl will only attempt to read registers that have the “r” property, and it will only allow writing of registers that have the “w” property.</w:t>
             </w:r>
           </w:p>
           <w:p>
@@ -15665,21 +14804,7 @@
               <w:rPr>
                 <w:lang w:val="en-GB"/>
               </w:rPr>
-              <w:t>&lt;</w:t>
-            </w:r>
-            <w:proofErr w:type="spellStart"/>
-            <w:r>
-              <w:rPr>
-                <w:lang w:val="en-GB"/>
-              </w:rPr>
-              <w:t>fcol</w:t>
-            </w:r>
-            <w:proofErr w:type="spellEnd"/>
-            <w:r>
-              <w:rPr>
-                <w:lang w:val="en-GB"/>
-              </w:rPr>
-              <w:t>&gt;</w:t>
+              <w:t>&lt;fcol&gt;</w:t>
             </w:r>
           </w:p>
         </w:tc>
@@ -15696,15 +14821,7 @@
               </w:rPr>
             </w:pPr>
             <w:r>
-              <w:t xml:space="preserve">Sets the font (text) </w:t>
-            </w:r>
-            <w:proofErr w:type="spellStart"/>
-            <w:r>
-              <w:t>color</w:t>
-            </w:r>
-            <w:proofErr w:type="spellEnd"/>
-            <w:r>
-              <w:t xml:space="preserve"> of the register, description and value. </w:t>
+              <w:t xml:space="preserve">Sets the font (text) color of the register, description and value. </w:t>
             </w:r>
           </w:p>
           <w:p>
@@ -15758,23 +14875,7 @@
               <w:fldChar w:fldCharType="separate"/>
             </w:r>
             <w:r>
-              <w:t>The &lt;</w:t>
-            </w:r>
-            <w:proofErr w:type="spellStart"/>
-            <w:r>
-              <w:t>fcol</w:t>
-            </w:r>
-            <w:proofErr w:type="spellEnd"/>
-            <w:r>
-              <w:t>&gt; and &lt;</w:t>
-            </w:r>
-            <w:proofErr w:type="spellStart"/>
-            <w:r>
-              <w:t>bcol</w:t>
-            </w:r>
-            <w:proofErr w:type="spellEnd"/>
-            <w:r>
-              <w:t>&gt; elements</w:t>
+              <w:t>The &lt;fcol&gt; and &lt;bcol&gt; elements</w:t>
             </w:r>
             <w:r>
               <w:rPr>
@@ -15814,21 +14915,7 @@
               <w:rPr>
                 <w:lang w:val="en-GB"/>
               </w:rPr>
-              <w:t>&lt;</w:t>
-            </w:r>
-            <w:proofErr w:type="spellStart"/>
-            <w:r>
-              <w:rPr>
-                <w:lang w:val="en-GB"/>
-              </w:rPr>
-              <w:t>bcol</w:t>
-            </w:r>
-            <w:proofErr w:type="spellEnd"/>
-            <w:r>
-              <w:rPr>
-                <w:lang w:val="en-GB"/>
-              </w:rPr>
-              <w:t xml:space="preserve">&gt; </w:t>
+              <w:t xml:space="preserve">&lt;bcol&gt; </w:t>
             </w:r>
           </w:p>
         </w:tc>
@@ -15845,15 +14932,7 @@
               </w:rPr>
             </w:pPr>
             <w:r>
-              <w:t xml:space="preserve">Sets the background </w:t>
-            </w:r>
-            <w:proofErr w:type="spellStart"/>
-            <w:r>
-              <w:t>color</w:t>
-            </w:r>
-            <w:proofErr w:type="spellEnd"/>
-            <w:r>
-              <w:t xml:space="preserve"> of the register, description and value.</w:t>
+              <w:t>Sets the background color of the register, description and value.</w:t>
             </w:r>
           </w:p>
           <w:p>
@@ -15907,23 +14986,7 @@
               <w:fldChar w:fldCharType="separate"/>
             </w:r>
             <w:r>
-              <w:t>The &lt;</w:t>
-            </w:r>
-            <w:proofErr w:type="spellStart"/>
-            <w:r>
-              <w:t>fcol</w:t>
-            </w:r>
-            <w:proofErr w:type="spellEnd"/>
-            <w:r>
-              <w:t>&gt; and &lt;</w:t>
-            </w:r>
-            <w:proofErr w:type="spellStart"/>
-            <w:r>
-              <w:t>bcol</w:t>
-            </w:r>
-            <w:proofErr w:type="spellEnd"/>
-            <w:r>
-              <w:t>&gt; elements</w:t>
+              <w:t>The &lt;fcol&gt; and &lt;bcol&gt; elements</w:t>
             </w:r>
             <w:r>
               <w:rPr>
@@ -15991,15 +15054,7 @@
               </w:rPr>
             </w:pPr>
             <w:r>
-              <w:t xml:space="preserve">Allowed only for Int and </w:t>
-            </w:r>
-            <w:proofErr w:type="spellStart"/>
-            <w:r>
-              <w:t>UInt</w:t>
-            </w:r>
-            <w:proofErr w:type="spellEnd"/>
-            <w:r>
-              <w:t xml:space="preserve"> types.</w:t>
+              <w:t>Allowed only for Int and UInt types.</w:t>
             </w:r>
           </w:p>
           <w:p>
@@ -16029,21 +15084,7 @@
               <w:rPr>
                 <w:lang w:val="en-GB"/>
               </w:rPr>
-              <w:t>&lt;</w:t>
-            </w:r>
-            <w:proofErr w:type="spellStart"/>
-            <w:r>
-              <w:rPr>
-                <w:lang w:val="en-GB"/>
-              </w:rPr>
-              <w:t>enum</w:t>
-            </w:r>
-            <w:proofErr w:type="spellEnd"/>
-            <w:r>
-              <w:rPr>
-                <w:lang w:val="en-GB"/>
-              </w:rPr>
-              <w:t>&gt;</w:t>
+              <w:t>&lt;enum&gt;</w:t>
             </w:r>
           </w:p>
         </w:tc>
@@ -16060,15 +15101,7 @@
               </w:rPr>
             </w:pPr>
             <w:r>
-              <w:t xml:space="preserve">Enumeration defines a list of texts that match specific values, like a set of named constants. ModbusControl shows the matching </w:t>
-            </w:r>
-            <w:proofErr w:type="spellStart"/>
-            <w:r>
-              <w:t>enum</w:t>
-            </w:r>
-            <w:proofErr w:type="spellEnd"/>
-            <w:r>
-              <w:t xml:space="preserve"> text after the numeric value in the value column. </w:t>
+              <w:t xml:space="preserve">Enumeration defines a list of texts that match specific values, like a set of named constants. ModbusControl shows the matching enum text after the numeric value in the value column. </w:t>
             </w:r>
           </w:p>
           <w:p>
@@ -16122,15 +15155,7 @@
               <w:fldChar w:fldCharType="separate"/>
             </w:r>
             <w:r>
-              <w:t>The &lt;</w:t>
-            </w:r>
-            <w:proofErr w:type="spellStart"/>
-            <w:r>
-              <w:t>enum</w:t>
-            </w:r>
-            <w:proofErr w:type="spellEnd"/>
-            <w:r>
-              <w:t>&gt; element</w:t>
+              <w:t>The &lt;enum&gt; element</w:t>
             </w:r>
             <w:r>
               <w:rPr>
@@ -16293,21 +15318,7 @@
               <w:rPr>
                 <w:lang w:val="en-GB"/>
               </w:rPr>
-              <w:t>&lt;</w:t>
-            </w:r>
-            <w:proofErr w:type="spellStart"/>
-            <w:r>
-              <w:rPr>
-                <w:lang w:val="en-GB"/>
-              </w:rPr>
-              <w:t>expandfields</w:t>
-            </w:r>
-            <w:proofErr w:type="spellEnd"/>
-            <w:r>
-              <w:rPr>
-                <w:lang w:val="en-GB"/>
-              </w:rPr>
-              <w:t>&gt;</w:t>
+              <w:t>&lt;expandfields&gt;</w:t>
             </w:r>
           </w:p>
         </w:tc>
@@ -16423,14 +15434,12 @@
         </w:rPr>
         <w:t>&gt;&lt;</w:t>
       </w:r>
-      <w:proofErr w:type="spellStart"/>
       <w:r>
         <w:rPr>
           <w:rStyle w:val="XMLElement"/>
         </w:rPr>
         <w:t>text</w:t>
       </w:r>
-      <w:proofErr w:type="spellEnd"/>
       <w:r>
         <w:rPr>
           <w:rStyle w:val="XMLBracket"/>
@@ -16450,14 +15459,12 @@
         </w:rPr>
         <w:t>&lt;/</w:t>
       </w:r>
-      <w:proofErr w:type="spellStart"/>
       <w:r>
         <w:rPr>
           <w:rStyle w:val="XMLElement"/>
         </w:rPr>
         <w:t>text</w:t>
       </w:r>
-      <w:proofErr w:type="spellEnd"/>
       <w:r>
         <w:rPr>
           <w:rStyle w:val="XMLBracket"/>
@@ -16515,21 +15522,18 @@
         </w:rPr>
         <w:t>&lt;</w:t>
       </w:r>
-      <w:proofErr w:type="spellStart"/>
       <w:r>
         <w:rPr>
           <w:rStyle w:val="XMLElement"/>
         </w:rPr>
         <w:t>rw</w:t>
       </w:r>
-      <w:proofErr w:type="spellEnd"/>
       <w:r>
         <w:rPr>
           <w:rStyle w:val="XMLBracket"/>
         </w:rPr>
         <w:t>&gt;</w:t>
       </w:r>
-      <w:proofErr w:type="spellStart"/>
       <w:r>
         <w:rPr>
           <w:rStyle w:val="XMLContent"/>
@@ -16537,21 +15541,18 @@
         </w:rPr>
         <w:t>rw</w:t>
       </w:r>
-      <w:proofErr w:type="spellEnd"/>
       <w:r>
         <w:rPr>
           <w:rStyle w:val="XMLBracket"/>
         </w:rPr>
         <w:t>&lt;/</w:t>
       </w:r>
-      <w:proofErr w:type="spellStart"/>
       <w:r>
         <w:rPr>
           <w:rStyle w:val="XMLElement"/>
         </w:rPr>
         <w:t>rw</w:t>
       </w:r>
-      <w:proofErr w:type="spellEnd"/>
       <w:r>
         <w:rPr>
           <w:rStyle w:val="XMLBracket"/>
@@ -16664,7 +15665,6 @@
         </w:rPr>
         <w:t>&gt;&lt;</w:t>
       </w:r>
-      <w:proofErr w:type="spellStart"/>
       <w:r>
         <w:rPr>
           <w:rStyle w:val="XMLElement"/>
@@ -16673,7 +15673,6 @@
         </w:rPr>
         <w:t>text</w:t>
       </w:r>
-      <w:proofErr w:type="spellEnd"/>
       <w:r>
         <w:rPr>
           <w:rStyle w:val="XMLBracket"/>
@@ -16688,25 +15687,121 @@
           <w:szCs w:val="18"/>
           <w:lang w:val="en-GB" w:eastAsia="zh-CN"/>
         </w:rPr>
-        <w:t xml:space="preserve">Temperature 1 (0,1 </w:t>
-      </w:r>
-      <w:proofErr w:type="spellStart"/>
+        <w:t>Temperature 1 (0,1 deg)</w:t>
+      </w:r>
+      <w:r>
+        <w:rPr>
+          <w:rStyle w:val="XMLBracket"/>
+          <w:szCs w:val="18"/>
+          <w:lang w:eastAsia="zh-CN"/>
+        </w:rPr>
+        <w:t>&lt;/</w:t>
+      </w:r>
+      <w:r>
+        <w:rPr>
+          <w:rStyle w:val="XMLElement"/>
+          <w:szCs w:val="18"/>
+          <w:lang w:eastAsia="zh-CN"/>
+        </w:rPr>
+        <w:t>text</w:t>
+      </w:r>
+      <w:r>
+        <w:rPr>
+          <w:rStyle w:val="XMLBracket"/>
+          <w:szCs w:val="18"/>
+          <w:lang w:eastAsia="zh-CN"/>
+        </w:rPr>
+        <w:t>&gt;&lt;</w:t>
+      </w:r>
+      <w:r>
+        <w:rPr>
+          <w:rStyle w:val="XMLKeyWord"/>
+          <w:szCs w:val="18"/>
+          <w:lang w:eastAsia="zh-CN"/>
+        </w:rPr>
+        <w:t>type</w:t>
+      </w:r>
+      <w:r>
+        <w:rPr>
+          <w:rStyle w:val="XMLBracket"/>
+          <w:szCs w:val="18"/>
+          <w:lang w:eastAsia="zh-CN"/>
+        </w:rPr>
+        <w:t>&gt;</w:t>
+      </w:r>
       <w:r>
         <w:rPr>
           <w:rStyle w:val="XMLContent"/>
           <w:szCs w:val="18"/>
           <w:lang w:val="en-GB" w:eastAsia="zh-CN"/>
         </w:rPr>
-        <w:t>deg</w:t>
-      </w:r>
-      <w:proofErr w:type="spellEnd"/>
+        <w:t>int16</w:t>
+      </w:r>
+      <w:r>
+        <w:rPr>
+          <w:rStyle w:val="XMLBracket"/>
+          <w:szCs w:val="18"/>
+          <w:lang w:eastAsia="zh-CN"/>
+        </w:rPr>
+        <w:t>&lt;/</w:t>
+      </w:r>
+      <w:r>
+        <w:rPr>
+          <w:rStyle w:val="XMLKeyWord"/>
+          <w:szCs w:val="18"/>
+          <w:lang w:eastAsia="zh-CN"/>
+        </w:rPr>
+        <w:t>type</w:t>
+      </w:r>
+      <w:r>
+        <w:rPr>
+          <w:rStyle w:val="XMLBracket"/>
+          <w:szCs w:val="18"/>
+          <w:lang w:eastAsia="zh-CN"/>
+        </w:rPr>
+        <w:t>&gt;</w:t>
+      </w:r>
+      <w:r>
+        <w:rPr>
+          <w:rStyle w:val="XMLBracket"/>
+          <w:rFonts w:cs="Mangal"/>
+          <w:szCs w:val="18"/>
+          <w:lang w:val="en-GB" w:eastAsia="zh-CN"/>
+        </w:rPr>
+        <w:br/>
+        <w:t xml:space="preserve"> </w:t>
+      </w:r>
+      <w:r>
+        <w:rPr>
+          <w:rStyle w:val="XMLBracket"/>
+          <w:szCs w:val="18"/>
+          <w:lang w:eastAsia="zh-CN"/>
+        </w:rPr>
+        <w:t>&lt;</w:t>
+      </w:r>
+      <w:r>
+        <w:rPr>
+          <w:rStyle w:val="XMLElement"/>
+          <w:szCs w:val="18"/>
+          <w:lang w:eastAsia="zh-CN"/>
+        </w:rPr>
+        <w:t>decimals</w:t>
+      </w:r>
+      <w:r>
+        <w:rPr>
+          <w:rStyle w:val="XMLBracket"/>
+          <w:szCs w:val="18"/>
+          <w:lang w:eastAsia="zh-CN"/>
+        </w:rPr>
+        <w:t>&gt;</w:t>
+      </w:r>
       <w:r>
         <w:rPr>
           <w:rStyle w:val="XMLContent"/>
           <w:szCs w:val="18"/>
           <w:lang w:val="en-GB" w:eastAsia="zh-CN"/>
         </w:rPr>
-        <w:t>)</w:t>
+        <w:t>1</w:t>
       </w:r>
       <w:r>
         <w:rPr>
@@ -16716,16 +15811,14 @@
         </w:rPr>
         <w:t>&lt;/</w:t>
       </w:r>
-      <w:proofErr w:type="spellStart"/>
       <w:r>
         <w:rPr>
           <w:rStyle w:val="XMLElement"/>
           <w:szCs w:val="18"/>
           <w:lang w:eastAsia="zh-CN"/>
         </w:rPr>
-        <w:t>text</w:t>
-      </w:r>
-      <w:proofErr w:type="spellEnd"/>
+        <w:t>decimals</w:t>
+      </w:r>
       <w:r>
         <w:rPr>
           <w:rStyle w:val="XMLBracket"/>
@@ -16736,11 +15829,11 @@
       </w:r>
       <w:r>
         <w:rPr>
-          <w:rStyle w:val="XMLKeyWord"/>
+          <w:rStyle w:val="XMLElement"/>
           <w:szCs w:val="18"/>
           <w:lang w:eastAsia="zh-CN"/>
         </w:rPr>
-        <w:t>type</w:t>
+        <w:t>rw</w:t>
       </w:r>
       <w:r>
         <w:rPr>
@@ -16756,7 +15849,7 @@
           <w:szCs w:val="18"/>
           <w:lang w:val="en-GB" w:eastAsia="zh-CN"/>
         </w:rPr>
-        <w:t>int16</w:t>
+        <w:t>r</w:t>
       </w:r>
       <w:r>
         <w:rPr>
@@ -16766,50 +15859,30 @@
         </w:rPr>
         <w:t>&lt;/</w:t>
       </w:r>
-      <w:r>
-        <w:rPr>
-          <w:rStyle w:val="XMLKeyWord"/>
-          <w:szCs w:val="18"/>
-          <w:lang w:eastAsia="zh-CN"/>
-        </w:rPr>
-        <w:t>type</w:t>
-      </w:r>
-      <w:r>
-        <w:rPr>
-          <w:rStyle w:val="XMLBracket"/>
-          <w:szCs w:val="18"/>
-          <w:lang w:eastAsia="zh-CN"/>
-        </w:rPr>
-        <w:t>&gt;</w:t>
-      </w:r>
-      <w:r>
-        <w:rPr>
-          <w:rStyle w:val="XMLBracket"/>
-          <w:rFonts w:cs="Mangal"/>
-          <w:szCs w:val="18"/>
-          <w:lang w:val="en-GB" w:eastAsia="zh-CN"/>
-        </w:rPr>
-        <w:br/>
-        <w:t xml:space="preserve"> </w:t>
-      </w:r>
-      <w:r>
-        <w:rPr>
-          <w:rStyle w:val="XMLBracket"/>
-          <w:szCs w:val="18"/>
-          <w:lang w:eastAsia="zh-CN"/>
-        </w:rPr>
-        <w:t>&lt;</w:t>
-      </w:r>
-      <w:proofErr w:type="spellStart"/>
       <w:r>
         <w:rPr>
           <w:rStyle w:val="XMLElement"/>
           <w:szCs w:val="18"/>
           <w:lang w:eastAsia="zh-CN"/>
         </w:rPr>
-        <w:t>decimals</w:t>
-      </w:r>
-      <w:proofErr w:type="spellEnd"/>
+        <w:t>rw</w:t>
+      </w:r>
+      <w:r>
+        <w:rPr>
+          <w:rStyle w:val="XMLBracket"/>
+          <w:szCs w:val="18"/>
+          <w:lang w:eastAsia="zh-CN"/>
+        </w:rPr>
+        <w:t>&gt;&lt;</w:t>
+      </w:r>
+      <w:r>
+        <w:rPr>
+          <w:rStyle w:val="XMLElement"/>
+          <w:szCs w:val="18"/>
+          <w:lang w:eastAsia="zh-CN"/>
+        </w:rPr>
+        <w:t>bcol</w:t>
+      </w:r>
       <w:r>
         <w:rPr>
           <w:rStyle w:val="XMLBracket"/>
@@ -16824,7 +15897,7 @@
           <w:szCs w:val="18"/>
           <w:lang w:val="en-GB" w:eastAsia="zh-CN"/>
         </w:rPr>
-        <w:t>1</w:t>
+        <w:t>255,200,200</w:t>
       </w:r>
       <w:r>
         <w:rPr>
@@ -16834,120 +15907,14 @@
         </w:rPr>
         <w:t>&lt;/</w:t>
       </w:r>
-      <w:proofErr w:type="spellStart"/>
       <w:r>
         <w:rPr>
           <w:rStyle w:val="XMLElement"/>
           <w:szCs w:val="18"/>
           <w:lang w:eastAsia="zh-CN"/>
         </w:rPr>
-        <w:t>decimals</w:t>
-      </w:r>
-      <w:proofErr w:type="spellEnd"/>
-      <w:r>
-        <w:rPr>
-          <w:rStyle w:val="XMLBracket"/>
-          <w:szCs w:val="18"/>
-          <w:lang w:eastAsia="zh-CN"/>
-        </w:rPr>
-        <w:t>&gt;&lt;</w:t>
-      </w:r>
-      <w:proofErr w:type="spellStart"/>
-      <w:r>
-        <w:rPr>
-          <w:rStyle w:val="XMLElement"/>
-          <w:szCs w:val="18"/>
-          <w:lang w:eastAsia="zh-CN"/>
-        </w:rPr>
-        <w:t>rw</w:t>
-      </w:r>
-      <w:proofErr w:type="spellEnd"/>
-      <w:r>
-        <w:rPr>
-          <w:rStyle w:val="XMLBracket"/>
-          <w:szCs w:val="18"/>
-          <w:lang w:eastAsia="zh-CN"/>
-        </w:rPr>
-        <w:t>&gt;</w:t>
-      </w:r>
-      <w:r>
-        <w:rPr>
-          <w:rStyle w:val="XMLContent"/>
-          <w:szCs w:val="18"/>
-          <w:lang w:val="en-GB" w:eastAsia="zh-CN"/>
-        </w:rPr>
-        <w:t>r</w:t>
-      </w:r>
-      <w:r>
-        <w:rPr>
-          <w:rStyle w:val="XMLBracket"/>
-          <w:szCs w:val="18"/>
-          <w:lang w:eastAsia="zh-CN"/>
-        </w:rPr>
-        <w:t>&lt;/</w:t>
-      </w:r>
-      <w:proofErr w:type="spellStart"/>
-      <w:r>
-        <w:rPr>
-          <w:rStyle w:val="XMLElement"/>
-          <w:szCs w:val="18"/>
-          <w:lang w:eastAsia="zh-CN"/>
-        </w:rPr>
-        <w:t>rw</w:t>
-      </w:r>
-      <w:proofErr w:type="spellEnd"/>
-      <w:r>
-        <w:rPr>
-          <w:rStyle w:val="XMLBracket"/>
-          <w:szCs w:val="18"/>
-          <w:lang w:eastAsia="zh-CN"/>
-        </w:rPr>
-        <w:t>&gt;&lt;</w:t>
-      </w:r>
-      <w:proofErr w:type="spellStart"/>
-      <w:r>
-        <w:rPr>
-          <w:rStyle w:val="XMLElement"/>
-          <w:szCs w:val="18"/>
-          <w:lang w:eastAsia="zh-CN"/>
-        </w:rPr>
         <w:t>bcol</w:t>
       </w:r>
-      <w:proofErr w:type="spellEnd"/>
-      <w:r>
-        <w:rPr>
-          <w:rStyle w:val="XMLBracket"/>
-          <w:szCs w:val="18"/>
-          <w:lang w:eastAsia="zh-CN"/>
-        </w:rPr>
-        <w:t>&gt;</w:t>
-      </w:r>
-      <w:r>
-        <w:rPr>
-          <w:rStyle w:val="XMLContent"/>
-          <w:szCs w:val="18"/>
-          <w:lang w:val="en-GB" w:eastAsia="zh-CN"/>
-        </w:rPr>
-        <w:t>255,200,200</w:t>
-      </w:r>
-      <w:r>
-        <w:rPr>
-          <w:rStyle w:val="XMLBracket"/>
-          <w:szCs w:val="18"/>
-          <w:lang w:eastAsia="zh-CN"/>
-        </w:rPr>
-        <w:t>&lt;/</w:t>
-      </w:r>
-      <w:proofErr w:type="spellStart"/>
-      <w:r>
-        <w:rPr>
-          <w:rStyle w:val="XMLElement"/>
-          <w:szCs w:val="18"/>
-          <w:lang w:eastAsia="zh-CN"/>
-        </w:rPr>
-        <w:t>bcol</w:t>
-      </w:r>
-      <w:proofErr w:type="spellEnd"/>
       <w:r>
         <w:rPr>
           <w:rStyle w:val="XMLBracket"/>
@@ -17073,21 +16040,7 @@
               <w:rPr>
                 <w:lang w:val="en-GB"/>
               </w:rPr>
-              <w:t>&amp;</w:t>
-            </w:r>
-            <w:proofErr w:type="spellStart"/>
-            <w:r>
-              <w:rPr>
-                <w:lang w:val="en-GB"/>
-              </w:rPr>
-              <w:t>lt</w:t>
-            </w:r>
-            <w:proofErr w:type="spellEnd"/>
-            <w:r>
-              <w:rPr>
-                <w:lang w:val="en-GB"/>
-              </w:rPr>
-              <w:t>;</w:t>
+              <w:t>&amp;lt;</w:t>
             </w:r>
           </w:p>
         </w:tc>
@@ -17130,21 +16083,7 @@
                 <w:lang w:val="en-GB"/>
               </w:rPr>
               <w:lastRenderedPageBreak/>
-              <w:t>&amp;</w:t>
-            </w:r>
-            <w:proofErr w:type="spellStart"/>
-            <w:r>
-              <w:rPr>
-                <w:lang w:val="en-GB"/>
-              </w:rPr>
-              <w:t>gt</w:t>
-            </w:r>
-            <w:proofErr w:type="spellEnd"/>
-            <w:r>
-              <w:rPr>
-                <w:lang w:val="en-GB"/>
-              </w:rPr>
-              <w:t>;</w:t>
+              <w:t>&amp;gt;</w:t>
             </w:r>
           </w:p>
         </w:tc>
@@ -17270,21 +16209,7 @@
               <w:rPr>
                 <w:lang w:val="en-GB"/>
               </w:rPr>
-              <w:t>&amp;</w:t>
-            </w:r>
-            <w:proofErr w:type="spellStart"/>
-            <w:r>
-              <w:rPr>
-                <w:lang w:val="en-GB"/>
-              </w:rPr>
-              <w:t>quot</w:t>
-            </w:r>
-            <w:proofErr w:type="spellEnd"/>
-            <w:r>
-              <w:rPr>
-                <w:lang w:val="en-GB"/>
-              </w:rPr>
-              <w:t>;</w:t>
+              <w:t>&amp;quot;</w:t>
             </w:r>
           </w:p>
         </w:tc>
@@ -17344,7 +16269,6 @@
         </w:rPr>
         <w:t>&lt;</w:t>
       </w:r>
-      <w:proofErr w:type="spellStart"/>
       <w:r>
         <w:rPr>
           <w:rStyle w:val="XMLElement"/>
@@ -17354,7 +16278,6 @@
         </w:rPr>
         <w:t>text</w:t>
       </w:r>
-      <w:proofErr w:type="spellEnd"/>
       <w:r>
         <w:rPr>
           <w:rStyle w:val="XMLBracket"/>
@@ -17400,7 +16323,6 @@
         </w:rPr>
         <w:t>&lt;/</w:t>
       </w:r>
-      <w:proofErr w:type="spellStart"/>
       <w:r>
         <w:rPr>
           <w:rStyle w:val="XMLElement"/>
@@ -17410,7 +16332,6 @@
         </w:rPr>
         <w:t>text</w:t>
       </w:r>
-      <w:proofErr w:type="spellEnd"/>
       <w:r>
         <w:rPr>
           <w:rStyle w:val="XMLBracket"/>
@@ -17504,14 +16425,7 @@
         <w:rPr>
           <w:lang w:val="en-GB"/>
         </w:rPr>
-        <w:t>The &lt;</w:t>
-      </w:r>
-      <w:proofErr w:type="spellStart"/>
-      <w:r>
-        <w:rPr>
-          <w:lang w:val="en-GB"/>
-        </w:rPr>
-        <w:t>longdesc</w:t>
+        <w:t>The &lt;longdesc</w:t>
       </w:r>
       <w:r>
         <w:rPr>
@@ -17519,7 +16433,6 @@
         </w:rPr>
         <w:t>r</w:t>
       </w:r>
-      <w:proofErr w:type="spellEnd"/>
       <w:r>
         <w:rPr>
           <w:lang w:val="en-GB"/>
@@ -17535,16 +16448,11 @@
         </w:rPr>
       </w:pPr>
       <w:r>
-        <w:t>The &lt;</w:t>
-      </w:r>
-      <w:proofErr w:type="spellStart"/>
-      <w:r>
-        <w:t>longdesc</w:t>
+        <w:t>The &lt;longdesc</w:t>
       </w:r>
       <w:r>
         <w:t>r</w:t>
       </w:r>
-      <w:proofErr w:type="spellEnd"/>
       <w:r>
         <w:t xml:space="preserve">&gt; element </w:t>
       </w:r>
@@ -17616,22 +16524,14 @@
               <w:rPr>
                 <w:lang w:val="en-GB"/>
               </w:rPr>
-              <w:t>&lt;</w:t>
-            </w:r>
-            <w:proofErr w:type="spellStart"/>
+              <w:t>&lt;longdesc</w:t>
+            </w:r>
             <w:r>
               <w:rPr>
                 <w:lang w:val="en-GB"/>
               </w:rPr>
-              <w:t>longdesc</w:t>
-            </w:r>
-            <w:r>
-              <w:rPr>
-                <w:lang w:val="en-GB"/>
-              </w:rPr>
               <w:t>r</w:t>
             </w:r>
-            <w:proofErr w:type="spellEnd"/>
             <w:r>
               <w:rPr>
                 <w:lang w:val="en-GB"/>
@@ -17758,261 +16658,53 @@
           <w:rFonts w:hint="eastAsia"/>
         </w:rPr>
         <w:tab/>
-        <w:t>&lt;</w:t>
-      </w:r>
-      <w:proofErr w:type="spellStart"/>
+        <w:t>&lt;text&gt;</w:t>
+      </w:r>
       <w:r>
         <w:rPr>
           <w:rStyle w:val="XMLElement"/>
           <w:rFonts w:hint="eastAsia"/>
-        </w:rPr>
-        <w:t>text</w:t>
-      </w:r>
-      <w:proofErr w:type="spellEnd"/>
+          <w:color w:val="auto"/>
+        </w:rPr>
+        <w:t>Digital inputs (bitmap)</w:t>
+      </w:r>
       <w:r>
         <w:rPr>
           <w:rStyle w:val="XMLElement"/>
           <w:rFonts w:hint="eastAsia"/>
         </w:rPr>
-        <w:t>&gt;</w:t>
-      </w:r>
-      <w:r>
+        <w:t>&lt;/text&gt;</w:t>
+      </w:r>
+    </w:p>
+    <w:p>
+      <w:pPr>
+        <w:pStyle w:val="Xmlgridtag"/>
         <w:rPr>
           <w:rStyle w:val="XMLElement"/>
+        </w:rPr>
+      </w:pPr>
+      <w:r>
+        <w:rPr>
+          <w:rStyle w:val="XMLElement"/>
+          <w:rFonts w:hint="eastAsia"/>
+        </w:rPr>
+        <w:tab/>
+        <w:t>&lt;longdescr&gt;</w:t>
+      </w:r>
+      <w:r>
+        <w:rPr>
+          <w:rStyle w:val="XMLElement"/>
           <w:rFonts w:hint="eastAsia"/>
           <w:color w:val="auto"/>
         </w:rPr>
-        <w:t xml:space="preserve">Digital </w:t>
-      </w:r>
-      <w:proofErr w:type="spellStart"/>
+        <w:t>Digital inputs bitmap. &amp;#13;Each bit in this register corresponds to the on/off state of a digital input.</w:t>
+      </w:r>
       <w:r>
         <w:rPr>
           <w:rStyle w:val="XMLElement"/>
           <w:rFonts w:hint="eastAsia"/>
-          <w:color w:val="auto"/>
-        </w:rPr>
-        <w:t>inputs</w:t>
-      </w:r>
-      <w:proofErr w:type="spellEnd"/>
-      <w:r>
-        <w:rPr>
-          <w:rStyle w:val="XMLElement"/>
-          <w:rFonts w:hint="eastAsia"/>
-          <w:color w:val="auto"/>
-        </w:rPr>
-        <w:t xml:space="preserve"> (</w:t>
-      </w:r>
-      <w:proofErr w:type="spellStart"/>
-      <w:r>
-        <w:rPr>
-          <w:rStyle w:val="XMLElement"/>
-          <w:rFonts w:hint="eastAsia"/>
-          <w:color w:val="auto"/>
-        </w:rPr>
-        <w:t>bitmap</w:t>
-      </w:r>
-      <w:proofErr w:type="spellEnd"/>
-      <w:r>
-        <w:rPr>
-          <w:rStyle w:val="XMLElement"/>
-          <w:rFonts w:hint="eastAsia"/>
-          <w:color w:val="auto"/>
-        </w:rPr>
-        <w:t>)</w:t>
-      </w:r>
-      <w:r>
-        <w:rPr>
-          <w:rStyle w:val="XMLElement"/>
-          <w:rFonts w:hint="eastAsia"/>
-        </w:rPr>
-        <w:t>&lt;/</w:t>
-      </w:r>
-      <w:proofErr w:type="spellStart"/>
-      <w:r>
-        <w:rPr>
-          <w:rStyle w:val="XMLElement"/>
-          <w:rFonts w:hint="eastAsia"/>
-        </w:rPr>
-        <w:t>text</w:t>
-      </w:r>
-      <w:proofErr w:type="spellEnd"/>
-      <w:r>
-        <w:rPr>
-          <w:rStyle w:val="XMLElement"/>
-          <w:rFonts w:hint="eastAsia"/>
-        </w:rPr>
-        <w:t>&gt;</w:t>
-      </w:r>
-    </w:p>
-    <w:p>
-      <w:pPr>
-        <w:pStyle w:val="Xmlgridtag"/>
-        <w:rPr>
-          <w:rStyle w:val="XMLElement"/>
-        </w:rPr>
-      </w:pPr>
-      <w:r>
-        <w:rPr>
-          <w:rStyle w:val="XMLElement"/>
-          <w:rFonts w:hint="eastAsia"/>
-        </w:rPr>
-        <w:tab/>
-        <w:t>&lt;</w:t>
-      </w:r>
-      <w:proofErr w:type="spellStart"/>
-      <w:r>
-        <w:rPr>
-          <w:rStyle w:val="XMLElement"/>
-          <w:rFonts w:hint="eastAsia"/>
-        </w:rPr>
-        <w:t>longdescr</w:t>
-      </w:r>
-      <w:proofErr w:type="spellEnd"/>
-      <w:r>
-        <w:rPr>
-          <w:rStyle w:val="XMLElement"/>
-          <w:rFonts w:hint="eastAsia"/>
-        </w:rPr>
-        <w:t>&gt;</w:t>
-      </w:r>
-      <w:r>
-        <w:rPr>
-          <w:rStyle w:val="XMLElement"/>
-          <w:rFonts w:hint="eastAsia"/>
-          <w:color w:val="auto"/>
-        </w:rPr>
-        <w:t xml:space="preserve">Digital </w:t>
-      </w:r>
-      <w:proofErr w:type="spellStart"/>
-      <w:r>
-        <w:rPr>
-          <w:rStyle w:val="XMLElement"/>
-          <w:rFonts w:hint="eastAsia"/>
-          <w:color w:val="auto"/>
-        </w:rPr>
-        <w:t>inputs</w:t>
-      </w:r>
-      <w:proofErr w:type="spellEnd"/>
-      <w:r>
-        <w:rPr>
-          <w:rStyle w:val="XMLElement"/>
-          <w:rFonts w:hint="eastAsia"/>
-          <w:color w:val="auto"/>
-        </w:rPr>
-        <w:t xml:space="preserve"> </w:t>
-      </w:r>
-      <w:proofErr w:type="spellStart"/>
-      <w:r>
-        <w:rPr>
-          <w:rStyle w:val="XMLElement"/>
-          <w:rFonts w:hint="eastAsia"/>
-          <w:color w:val="auto"/>
-        </w:rPr>
-        <w:t>bitmap</w:t>
-      </w:r>
-      <w:proofErr w:type="spellEnd"/>
-      <w:r>
-        <w:rPr>
-          <w:rStyle w:val="XMLElement"/>
-          <w:rFonts w:hint="eastAsia"/>
-          <w:color w:val="auto"/>
-        </w:rPr>
-        <w:t xml:space="preserve">. &amp;#13;Each bit in </w:t>
-      </w:r>
-      <w:proofErr w:type="spellStart"/>
-      <w:r>
-        <w:rPr>
-          <w:rStyle w:val="XMLElement"/>
-          <w:rFonts w:hint="eastAsia"/>
-          <w:color w:val="auto"/>
-        </w:rPr>
-        <w:t>this</w:t>
-      </w:r>
-      <w:proofErr w:type="spellEnd"/>
-      <w:r>
-        <w:rPr>
-          <w:rStyle w:val="XMLElement"/>
-          <w:rFonts w:hint="eastAsia"/>
-          <w:color w:val="auto"/>
-        </w:rPr>
-        <w:t xml:space="preserve"> register </w:t>
-      </w:r>
-      <w:proofErr w:type="spellStart"/>
-      <w:r>
-        <w:rPr>
-          <w:rStyle w:val="XMLElement"/>
-          <w:rFonts w:hint="eastAsia"/>
-          <w:color w:val="auto"/>
-        </w:rPr>
-        <w:t>corresponds</w:t>
-      </w:r>
-      <w:proofErr w:type="spellEnd"/>
-      <w:r>
-        <w:rPr>
-          <w:rStyle w:val="XMLElement"/>
-          <w:rFonts w:hint="eastAsia"/>
-          <w:color w:val="auto"/>
-        </w:rPr>
-        <w:t xml:space="preserve"> </w:t>
-      </w:r>
-      <w:proofErr w:type="spellStart"/>
-      <w:r>
-        <w:rPr>
-          <w:rStyle w:val="XMLElement"/>
-          <w:rFonts w:hint="eastAsia"/>
-          <w:color w:val="auto"/>
-        </w:rPr>
-        <w:t>to</w:t>
-      </w:r>
-      <w:proofErr w:type="spellEnd"/>
-      <w:r>
-        <w:rPr>
-          <w:rStyle w:val="XMLElement"/>
-          <w:rFonts w:hint="eastAsia"/>
-          <w:color w:val="auto"/>
-        </w:rPr>
-        <w:t xml:space="preserve"> </w:t>
-      </w:r>
-      <w:proofErr w:type="spellStart"/>
-      <w:r>
-        <w:rPr>
-          <w:rStyle w:val="XMLElement"/>
-          <w:rFonts w:hint="eastAsia"/>
-          <w:color w:val="auto"/>
-        </w:rPr>
-        <w:t>the</w:t>
-      </w:r>
-      <w:proofErr w:type="spellEnd"/>
-      <w:r>
-        <w:rPr>
-          <w:rStyle w:val="XMLElement"/>
-          <w:rFonts w:hint="eastAsia"/>
-          <w:color w:val="auto"/>
-        </w:rPr>
-        <w:t xml:space="preserve"> on/off state of a digital input.</w:t>
-      </w:r>
-      <w:r>
-        <w:rPr>
-          <w:rStyle w:val="XMLElement"/>
-          <w:rFonts w:hint="eastAsia"/>
-        </w:rPr>
-        <w:t>&lt;/</w:t>
-      </w:r>
-      <w:proofErr w:type="spellStart"/>
-      <w:r>
-        <w:rPr>
-          <w:rStyle w:val="XMLElement"/>
-          <w:rFonts w:hint="eastAsia"/>
-        </w:rPr>
-        <w:t>longdescr</w:t>
-      </w:r>
-      <w:proofErr w:type="spellEnd"/>
-      <w:r>
-        <w:rPr>
-          <w:rStyle w:val="XMLElement"/>
-          <w:rFonts w:hint="eastAsia"/>
-        </w:rPr>
-        <w:t>&gt;</w:t>
+        </w:rPr>
+        <w:t>&lt;/longdescr&gt;</w:t>
       </w:r>
     </w:p>
     <w:p>
@@ -18074,7 +16766,7 @@
           <w:noProof/>
         </w:rPr>
         <w:pict w14:anchorId="56E75F81">
-          <v:shape id="Afbeelding 1" o:spid="_x0000_i1025" type="#_x0000_t75" style="width:345.6pt;height:52.6pt;visibility:visible;mso-wrap-style:square">
+          <v:shape id="Afbeelding 1" o:spid="_x0000_i1025" type="#_x0000_t75" style="width:345.8pt;height:52.35pt;visibility:visible;mso-wrap-style:square">
             <v:imagedata r:id="rId12" o:title=""/>
           </v:shape>
         </w:pict>
@@ -18548,21 +17240,7 @@
         <w:rPr>
           <w:lang w:val="en-GB"/>
         </w:rPr>
-        <w:t>The &lt;</w:t>
-      </w:r>
-      <w:proofErr w:type="spellStart"/>
-      <w:r>
-        <w:rPr>
-          <w:lang w:val="en-GB"/>
-        </w:rPr>
-        <w:t>enum</w:t>
-      </w:r>
-      <w:proofErr w:type="spellEnd"/>
-      <w:r>
-        <w:rPr>
-          <w:lang w:val="en-GB"/>
-        </w:rPr>
-        <w:t>&gt; element</w:t>
+        <w:t>The &lt;enum&gt; element</w:t>
       </w:r>
       <w:bookmarkEnd w:id="55"/>
       <w:bookmarkEnd w:id="56"/>
@@ -18575,69 +17253,63 @@
         </w:rPr>
       </w:pPr>
       <w:r>
-        <w:t xml:space="preserve">The </w:t>
-      </w:r>
-      <w:proofErr w:type="spellStart"/>
-      <w:r>
+        <w:rPr>
+          <w:rFonts w:hint="eastAsia"/>
+        </w:rPr>
+        <w:t>The enum element sets a list of texts which match certain values</w:t>
+      </w:r>
+      <w:r>
+        <w:t xml:space="preserve">, like a set of named constants. ModbusControl shows the matching enum text after the numeric value in the value column. </w:t>
+      </w:r>
+    </w:p>
+    <w:p>
+      <w:pPr>
+        <w:pStyle w:val="Xmlgridtext"/>
+      </w:pPr>
+      <w:r>
+        <w:t>The &lt;enum&gt; element contains a number of &lt;item&gt; elements. Each &lt;item&gt; element specifies a  value and the corresponding text.</w:t>
+      </w:r>
+    </w:p>
+    <w:p>
+      <w:pPr>
+        <w:pStyle w:val="Xmlgridtext"/>
+        <w:rPr>
+          <w:rFonts w:hint="eastAsia"/>
+        </w:rPr>
+      </w:pPr>
+    </w:p>
+    <w:p>
+      <w:pPr>
+        <w:pStyle w:val="Xmlgridtext"/>
+        <w:rPr>
+          <w:rFonts w:hint="eastAsia"/>
+        </w:rPr>
+      </w:pPr>
+      <w:r>
+        <w:t>For example, this enum defines enum texts for the values 0, 1, 2, 3 and 4.</w:t>
+      </w:r>
+    </w:p>
+    <w:p>
+      <w:pPr>
+        <w:pStyle w:val="Xmlgridtag"/>
+      </w:pPr>
+      <w:r>
+        <w:rPr>
+          <w:rStyle w:val="XMLBracket"/>
+        </w:rPr>
+        <w:t>&lt;</w:t>
+      </w:r>
+      <w:r>
+        <w:rPr>
+          <w:rStyle w:val="XMLElement"/>
+        </w:rPr>
         <w:t>enum</w:t>
       </w:r>
-      <w:proofErr w:type="spellEnd"/>
-      <w:r>
-        <w:t xml:space="preserve"> element defines a list of texts that match specific values, like a set of named constants. ModbusControl shows the matching </w:t>
-      </w:r>
-      <w:proofErr w:type="spellStart"/>
-      <w:r>
-        <w:t>enum</w:t>
-      </w:r>
-      <w:proofErr w:type="spellEnd"/>
-      <w:r>
-        <w:t xml:space="preserve"> text after the numeric value in the value column. </w:t>
-      </w:r>
-    </w:p>
-    <w:p>
-      <w:pPr>
-        <w:pStyle w:val="Xmlgridtext"/>
-        <w:rPr>
-          <w:rFonts w:hint="eastAsia"/>
-        </w:rPr>
-      </w:pPr>
-      <w:r>
-        <w:t>The &lt;</w:t>
-      </w:r>
-      <w:proofErr w:type="spellStart"/>
-      <w:r>
-        <w:t>enum</w:t>
-      </w:r>
-      <w:proofErr w:type="spellEnd"/>
-      <w:r>
-        <w:t>&gt; element contains a number of &lt;item&gt; elements. Each &lt;item&gt; element specifies a  value and the corresponding text.</w:t>
-      </w:r>
-    </w:p>
-    <w:p>
-      <w:pPr>
-        <w:pStyle w:val="Xmlgridtext"/>
-        <w:rPr>
-          <w:rFonts w:hint="eastAsia"/>
-        </w:rPr>
-      </w:pPr>
-      <w:r>
-        <w:t xml:space="preserve">For example, this </w:t>
-      </w:r>
-      <w:proofErr w:type="spellStart"/>
-      <w:r>
-        <w:t>enum</w:t>
-      </w:r>
-      <w:proofErr w:type="spellEnd"/>
-      <w:r>
-        <w:t xml:space="preserve"> defines </w:t>
-      </w:r>
-      <w:proofErr w:type="spellStart"/>
-      <w:r>
-        <w:t>enum</w:t>
-      </w:r>
-      <w:proofErr w:type="spellEnd"/>
-      <w:r>
-        <w:t xml:space="preserve"> texts for the values 0, 1, 2, 3 and 4.</w:t>
+      <w:r>
+        <w:rPr>
+          <w:rStyle w:val="XMLBracket"/>
+        </w:rPr>
+        <w:t>&gt;</w:t>
       </w:r>
     </w:p>
     <w:p>
@@ -18645,25 +17317,116 @@
         <w:pStyle w:val="Xmlgridtag"/>
       </w:pPr>
       <w:r>
+        <w:tab/>
+      </w:r>
+      <w:r>
+        <w:tab/>
+      </w:r>
+      <w:r>
+        <w:tab/>
+      </w:r>
+      <w:r>
         <w:rPr>
           <w:rStyle w:val="XMLBracket"/>
         </w:rPr>
         <w:t>&lt;</w:t>
       </w:r>
-      <w:proofErr w:type="spellStart"/>
       <w:r>
         <w:rPr>
           <w:rStyle w:val="XMLElement"/>
         </w:rPr>
-        <w:t>enum</w:t>
-      </w:r>
-      <w:proofErr w:type="spellEnd"/>
+        <w:t>item</w:t>
+      </w:r>
+      <w:r>
+        <w:rPr>
+          <w:rStyle w:val="XMLBracket"/>
+        </w:rPr>
+        <w:t>&gt;&lt;</w:t>
+      </w:r>
+      <w:r>
+        <w:rPr>
+          <w:rStyle w:val="XMLElement"/>
+        </w:rPr>
+        <w:t>value</w:t>
+      </w:r>
       <w:r>
         <w:rPr>
           <w:rStyle w:val="XMLBracket"/>
         </w:rPr>
         <w:t>&gt;</w:t>
       </w:r>
+      <w:r>
+        <w:rPr>
+          <w:rStyle w:val="XMLContent"/>
+        </w:rPr>
+        <w:t>0</w:t>
+      </w:r>
+      <w:r>
+        <w:rPr>
+          <w:rStyle w:val="XMLBracket"/>
+        </w:rPr>
+        <w:t>&lt;/</w:t>
+      </w:r>
+      <w:r>
+        <w:rPr>
+          <w:rStyle w:val="XMLElement"/>
+        </w:rPr>
+        <w:t>value</w:t>
+      </w:r>
+      <w:r>
+        <w:rPr>
+          <w:rStyle w:val="XMLBracket"/>
+        </w:rPr>
+        <w:t>&gt;&lt;</w:t>
+      </w:r>
+      <w:r>
+        <w:rPr>
+          <w:rStyle w:val="XMLElement"/>
+        </w:rPr>
+        <w:t>text</w:t>
+      </w:r>
+      <w:r>
+        <w:rPr>
+          <w:rStyle w:val="XMLBracket"/>
+        </w:rPr>
+        <w:t>&gt;</w:t>
+      </w:r>
+      <w:r>
+        <w:rPr>
+          <w:rStyle w:val="XMLContent"/>
+        </w:rPr>
+        <w:t>no alarm</w:t>
+      </w:r>
+      <w:r>
+        <w:rPr>
+          <w:rStyle w:val="XMLBracket"/>
+        </w:rPr>
+        <w:t>&lt;/</w:t>
+      </w:r>
+      <w:r>
+        <w:rPr>
+          <w:rStyle w:val="XMLElement"/>
+        </w:rPr>
+        <w:t>text</w:t>
+      </w:r>
+      <w:r>
+        <w:rPr>
+          <w:rStyle w:val="XMLBracket"/>
+        </w:rPr>
+        <w:t>&gt;&lt;/</w:t>
+      </w:r>
+      <w:r>
+        <w:rPr>
+          <w:rStyle w:val="XMLElement"/>
+        </w:rPr>
+        <w:t>item</w:t>
+      </w:r>
+      <w:r>
+        <w:rPr>
+          <w:rStyle w:val="XMLBracket"/>
+        </w:rPr>
+        <w:t>&gt;</w:t>
+      </w:r>
     </w:p>
     <w:p>
       <w:pPr>
@@ -18696,14 +17459,12 @@
         </w:rPr>
         <w:t>&gt;&lt;</w:t>
       </w:r>
-      <w:proofErr w:type="spellStart"/>
       <w:r>
         <w:rPr>
           <w:rStyle w:val="XMLElement"/>
         </w:rPr>
         <w:t>value</w:t>
       </w:r>
-      <w:proofErr w:type="spellEnd"/>
       <w:r>
         <w:rPr>
           <w:rStyle w:val="XMLBracket"/>
@@ -18714,7 +17475,7 @@
         <w:rPr>
           <w:rStyle w:val="XMLContent"/>
         </w:rPr>
-        <w:t>0</w:t>
+        <w:t>1</w:t>
       </w:r>
       <w:r>
         <w:rPr>
@@ -18722,28 +17483,24 @@
         </w:rPr>
         <w:t>&lt;/</w:t>
       </w:r>
-      <w:proofErr w:type="spellStart"/>
       <w:r>
         <w:rPr>
           <w:rStyle w:val="XMLElement"/>
         </w:rPr>
         <w:t>value</w:t>
       </w:r>
-      <w:proofErr w:type="spellEnd"/>
       <w:r>
         <w:rPr>
           <w:rStyle w:val="XMLBracket"/>
         </w:rPr>
         <w:t>&gt;&lt;</w:t>
       </w:r>
-      <w:proofErr w:type="spellStart"/>
       <w:r>
         <w:rPr>
           <w:rStyle w:val="XMLElement"/>
         </w:rPr>
         <w:t>text</w:t>
       </w:r>
-      <w:proofErr w:type="spellEnd"/>
       <w:r>
         <w:rPr>
           <w:rStyle w:val="XMLBracket"/>
@@ -18754,7 +17511,7 @@
         <w:rPr>
           <w:rStyle w:val="XMLContent"/>
         </w:rPr>
-        <w:t>no alarm</w:t>
+        <w:t>T1 FAIL</w:t>
       </w:r>
       <w:r>
         <w:rPr>
@@ -18762,14 +17519,12 @@
         </w:rPr>
         <w:t>&lt;/</w:t>
       </w:r>
-      <w:proofErr w:type="spellStart"/>
       <w:r>
         <w:rPr>
           <w:rStyle w:val="XMLElement"/>
         </w:rPr>
         <w:t>text</w:t>
       </w:r>
-      <w:proofErr w:type="spellEnd"/>
       <w:r>
         <w:rPr>
           <w:rStyle w:val="XMLBracket"/>
@@ -18820,14 +17575,12 @@
         </w:rPr>
         <w:t>&gt;&lt;</w:t>
       </w:r>
-      <w:proofErr w:type="spellStart"/>
       <w:r>
         <w:rPr>
           <w:rStyle w:val="XMLElement"/>
         </w:rPr>
         <w:t>value</w:t>
       </w:r>
-      <w:proofErr w:type="spellEnd"/>
       <w:r>
         <w:rPr>
           <w:rStyle w:val="XMLBracket"/>
@@ -18838,7 +17591,7 @@
         <w:rPr>
           <w:rStyle w:val="XMLContent"/>
         </w:rPr>
-        <w:t>1</w:t>
+        <w:t>2</w:t>
       </w:r>
       <w:r>
         <w:rPr>
@@ -18846,28 +17599,24 @@
         </w:rPr>
         <w:t>&lt;/</w:t>
       </w:r>
-      <w:proofErr w:type="spellStart"/>
       <w:r>
         <w:rPr>
           <w:rStyle w:val="XMLElement"/>
         </w:rPr>
         <w:t>value</w:t>
       </w:r>
-      <w:proofErr w:type="spellEnd"/>
       <w:r>
         <w:rPr>
           <w:rStyle w:val="XMLBracket"/>
         </w:rPr>
         <w:t>&gt;&lt;</w:t>
       </w:r>
-      <w:proofErr w:type="spellStart"/>
       <w:r>
         <w:rPr>
           <w:rStyle w:val="XMLElement"/>
         </w:rPr>
         <w:t>text</w:t>
       </w:r>
-      <w:proofErr w:type="spellEnd"/>
       <w:r>
         <w:rPr>
           <w:rStyle w:val="XMLBracket"/>
@@ -18878,7 +17627,7 @@
         <w:rPr>
           <w:rStyle w:val="XMLContent"/>
         </w:rPr>
-        <w:t>T1 FAIL</w:t>
+        <w:t>T1 TOO HOT</w:t>
       </w:r>
       <w:r>
         <w:rPr>
@@ -18886,138 +17635,12 @@
         </w:rPr>
         <w:t>&lt;/</w:t>
       </w:r>
-      <w:proofErr w:type="spellStart"/>
       <w:r>
         <w:rPr>
           <w:rStyle w:val="XMLElement"/>
         </w:rPr>
         <w:t>text</w:t>
       </w:r>
-      <w:proofErr w:type="spellEnd"/>
-      <w:r>
-        <w:rPr>
-          <w:rStyle w:val="XMLBracket"/>
-        </w:rPr>
-        <w:t>&gt;&lt;/</w:t>
-      </w:r>
-      <w:r>
-        <w:rPr>
-          <w:rStyle w:val="XMLElement"/>
-        </w:rPr>
-        <w:t>item</w:t>
-      </w:r>
-      <w:r>
-        <w:rPr>
-          <w:rStyle w:val="XMLBracket"/>
-        </w:rPr>
-        <w:t>&gt;</w:t>
-      </w:r>
-    </w:p>
-    <w:p>
-      <w:pPr>
-        <w:pStyle w:val="Xmlgridtag"/>
-      </w:pPr>
-      <w:r>
-        <w:tab/>
-      </w:r>
-      <w:r>
-        <w:tab/>
-      </w:r>
-      <w:r>
-        <w:tab/>
-      </w:r>
-      <w:r>
-        <w:rPr>
-          <w:rStyle w:val="XMLBracket"/>
-        </w:rPr>
-        <w:t>&lt;</w:t>
-      </w:r>
-      <w:r>
-        <w:rPr>
-          <w:rStyle w:val="XMLElement"/>
-        </w:rPr>
-        <w:t>item</w:t>
-      </w:r>
-      <w:r>
-        <w:rPr>
-          <w:rStyle w:val="XMLBracket"/>
-        </w:rPr>
-        <w:t>&gt;&lt;</w:t>
-      </w:r>
-      <w:proofErr w:type="spellStart"/>
-      <w:r>
-        <w:rPr>
-          <w:rStyle w:val="XMLElement"/>
-        </w:rPr>
-        <w:t>value</w:t>
-      </w:r>
-      <w:proofErr w:type="spellEnd"/>
-      <w:r>
-        <w:rPr>
-          <w:rStyle w:val="XMLBracket"/>
-        </w:rPr>
-        <w:t>&gt;</w:t>
-      </w:r>
-      <w:r>
-        <w:rPr>
-          <w:rStyle w:val="XMLContent"/>
-        </w:rPr>
-        <w:t>2</w:t>
-      </w:r>
-      <w:r>
-        <w:rPr>
-          <w:rStyle w:val="XMLBracket"/>
-        </w:rPr>
-        <w:t>&lt;/</w:t>
-      </w:r>
-      <w:proofErr w:type="spellStart"/>
-      <w:r>
-        <w:rPr>
-          <w:rStyle w:val="XMLElement"/>
-        </w:rPr>
-        <w:t>value</w:t>
-      </w:r>
-      <w:proofErr w:type="spellEnd"/>
-      <w:r>
-        <w:rPr>
-          <w:rStyle w:val="XMLBracket"/>
-        </w:rPr>
-        <w:t>&gt;&lt;</w:t>
-      </w:r>
-      <w:proofErr w:type="spellStart"/>
-      <w:r>
-        <w:rPr>
-          <w:rStyle w:val="XMLElement"/>
-        </w:rPr>
-        <w:t>text</w:t>
-      </w:r>
-      <w:proofErr w:type="spellEnd"/>
-      <w:r>
-        <w:rPr>
-          <w:rStyle w:val="XMLBracket"/>
-        </w:rPr>
-        <w:t>&gt;</w:t>
-      </w:r>
-      <w:r>
-        <w:rPr>
-          <w:rStyle w:val="XMLContent"/>
-        </w:rPr>
-        <w:t>T1 TOO HOT</w:t>
-      </w:r>
-      <w:r>
-        <w:rPr>
-          <w:rStyle w:val="XMLBracket"/>
-        </w:rPr>
-        <w:t>&lt;/</w:t>
-      </w:r>
-      <w:proofErr w:type="spellStart"/>
-      <w:r>
-        <w:rPr>
-          <w:rStyle w:val="XMLElement"/>
-        </w:rPr>
-        <w:t>text</w:t>
-      </w:r>
-      <w:proofErr w:type="spellEnd"/>
       <w:r>
         <w:rPr>
           <w:rStyle w:val="XMLBracket"/>
@@ -19072,14 +17695,12 @@
         </w:rPr>
         <w:t>&gt;&lt;</w:t>
       </w:r>
-      <w:proofErr w:type="spellStart"/>
       <w:r>
         <w:rPr>
           <w:rStyle w:val="XMLElement"/>
         </w:rPr>
         <w:t>value</w:t>
       </w:r>
-      <w:proofErr w:type="spellEnd"/>
       <w:r>
         <w:rPr>
           <w:rStyle w:val="XMLBracket"/>
@@ -19098,28 +17719,24 @@
         </w:rPr>
         <w:t>&lt;/</w:t>
       </w:r>
-      <w:proofErr w:type="spellStart"/>
       <w:r>
         <w:rPr>
           <w:rStyle w:val="XMLElement"/>
         </w:rPr>
         <w:t>value</w:t>
       </w:r>
-      <w:proofErr w:type="spellEnd"/>
       <w:r>
         <w:rPr>
           <w:rStyle w:val="XMLBracket"/>
         </w:rPr>
         <w:t>&gt;&lt;</w:t>
       </w:r>
-      <w:proofErr w:type="spellStart"/>
       <w:r>
         <w:rPr>
           <w:rStyle w:val="XMLElement"/>
         </w:rPr>
         <w:t>text</w:t>
       </w:r>
-      <w:proofErr w:type="spellEnd"/>
       <w:r>
         <w:rPr>
           <w:rStyle w:val="XMLBracket"/>
@@ -19138,14 +17755,12 @@
         </w:rPr>
         <w:t>&lt;/</w:t>
       </w:r>
-      <w:proofErr w:type="spellStart"/>
       <w:r>
         <w:rPr>
           <w:rStyle w:val="XMLElement"/>
         </w:rPr>
         <w:t>text</w:t>
       </w:r>
-      <w:proofErr w:type="spellEnd"/>
       <w:r>
         <w:rPr>
           <w:rStyle w:val="XMLBracket"/>
@@ -19168,6 +17783,9 @@
     <w:p>
       <w:pPr>
         <w:pStyle w:val="Xmlgridtag"/>
+        <w:rPr>
+          <w:rStyle w:val="XMLBracket"/>
+        </w:rPr>
       </w:pPr>
       <w:r>
         <w:rPr>
@@ -19200,14 +17818,12 @@
         </w:rPr>
         <w:t>&gt;&lt;</w:t>
       </w:r>
-      <w:proofErr w:type="spellStart"/>
       <w:r>
         <w:rPr>
           <w:rStyle w:val="XMLElement"/>
         </w:rPr>
         <w:t>value</w:t>
       </w:r>
-      <w:proofErr w:type="spellEnd"/>
       <w:r>
         <w:rPr>
           <w:rStyle w:val="XMLBracket"/>
@@ -19226,28 +17842,24 @@
         </w:rPr>
         <w:t>&lt;/</w:t>
       </w:r>
-      <w:proofErr w:type="spellStart"/>
       <w:r>
         <w:rPr>
           <w:rStyle w:val="XMLElement"/>
         </w:rPr>
         <w:t>value</w:t>
       </w:r>
-      <w:proofErr w:type="spellEnd"/>
       <w:r>
         <w:rPr>
           <w:rStyle w:val="XMLBracket"/>
         </w:rPr>
         <w:t>&gt;&lt;</w:t>
       </w:r>
-      <w:proofErr w:type="spellStart"/>
       <w:r>
         <w:rPr>
           <w:rStyle w:val="XMLElement"/>
         </w:rPr>
         <w:t>text</w:t>
       </w:r>
-      <w:proofErr w:type="spellEnd"/>
       <w:r>
         <w:rPr>
           <w:rStyle w:val="XMLBracket"/>
@@ -19266,14 +17878,12 @@
         </w:rPr>
         <w:t>&lt;/</w:t>
       </w:r>
-      <w:proofErr w:type="spellStart"/>
       <w:r>
         <w:rPr>
           <w:rStyle w:val="XMLElement"/>
         </w:rPr>
         <w:t>text</w:t>
       </w:r>
-      <w:proofErr w:type="spellEnd"/>
       <w:r>
         <w:rPr>
           <w:rStyle w:val="XMLBracket"/>
@@ -19296,6 +17906,70 @@
     <w:p>
       <w:pPr>
         <w:pStyle w:val="Xmlgridtag"/>
+        <w:rPr>
+          <w:rStyle w:val="XMLBracket"/>
+        </w:rPr>
+      </w:pPr>
+      <w:r>
+        <w:rPr>
+          <w:rStyle w:val="XMLBracket"/>
+          <w:szCs w:val="18"/>
+        </w:rPr>
+        <w:tab/>
+      </w:r>
+      <w:r>
+        <w:rPr>
+          <w:rStyle w:val="XMLBracket"/>
+          <w:szCs w:val="18"/>
+        </w:rPr>
+        <w:tab/>
+      </w:r>
+      <w:r>
+        <w:rPr>
+          <w:rStyle w:val="XMLBracket"/>
+          <w:szCs w:val="18"/>
+        </w:rPr>
+        <w:tab/>
+      </w:r>
+      <w:r>
+        <w:rPr>
+          <w:rStyle w:val="XMLBracket"/>
+          <w:szCs w:val="18"/>
+        </w:rPr>
+        <w:t>&lt;</w:t>
+      </w:r>
+      <w:r>
+        <w:rPr>
+          <w:rStyle w:val="XMLElement"/>
+          <w:szCs w:val="18"/>
+        </w:rPr>
+        <w:t>else</w:t>
+      </w:r>
+      <w:r>
+        <w:rPr>
+          <w:rStyle w:val="XMLBracket"/>
+          <w:szCs w:val="18"/>
+        </w:rPr>
+        <w:t>&gt;UNRECOGNIZED VALUE!&lt;</w:t>
+      </w:r>
+      <w:r>
+        <w:rPr>
+          <w:rStyle w:val="XMLElement"/>
+          <w:szCs w:val="18"/>
+        </w:rPr>
+        <w:t>/else</w:t>
+      </w:r>
+      <w:r>
+        <w:rPr>
+          <w:rStyle w:val="XMLBracket"/>
+          <w:szCs w:val="18"/>
+        </w:rPr>
+        <w:t>&gt;</w:t>
+      </w:r>
+    </w:p>
+    <w:p>
+      <w:pPr>
+        <w:pStyle w:val="Xmlgridtag"/>
       </w:pPr>
       <w:r>
         <w:rPr>
@@ -19303,14 +17977,12 @@
         </w:rPr>
         <w:t>&lt;/</w:t>
       </w:r>
-      <w:proofErr w:type="spellStart"/>
       <w:r>
         <w:rPr>
           <w:rStyle w:val="XMLElement"/>
         </w:rPr>
         <w:t>enum</w:t>
       </w:r>
-      <w:proofErr w:type="spellEnd"/>
       <w:r>
         <w:rPr>
           <w:rStyle w:val="XMLBracket"/>
@@ -19324,55 +17996,84 @@
       </w:pPr>
     </w:p>
     <w:p>
-      <w:pPr>
-        <w:rPr>
-          <w:rFonts w:hint="eastAsia"/>
-        </w:rPr>
-      </w:pPr>
-      <w:r>
-        <w:t xml:space="preserve">Each value can appear only once in an </w:t>
-      </w:r>
-      <w:proofErr w:type="spellStart"/>
-      <w:r>
-        <w:t>enum</w:t>
-      </w:r>
-      <w:proofErr w:type="spellEnd"/>
-      <w:r>
-        <w:t xml:space="preserve">. If the value of the register does not match any of the values specified in the </w:t>
-      </w:r>
-      <w:proofErr w:type="spellStart"/>
-      <w:r>
-        <w:t>enum</w:t>
-      </w:r>
-      <w:proofErr w:type="spellEnd"/>
-      <w:r>
-        <w:t xml:space="preserve"> then “</w:t>
+      <w:r>
+        <w:t>E</w:t>
+      </w:r>
+      <w:r>
+        <w:t xml:space="preserve">ach value can appear only once in an enum. </w:t>
+      </w:r>
+    </w:p>
+    <w:p>
+      <w:pPr>
+        <w:rPr>
+          <w:rFonts w:hint="eastAsia"/>
+        </w:rPr>
+      </w:pPr>
+      <w:r>
+        <w:t>If the value of the register does not match any of the values specified in the enum</w:t>
+      </w:r>
+      <w:r>
+        <w:t xml:space="preserve">, and there is an &lt;else&gt; </w:t>
+      </w:r>
+      <w:r>
+        <w:t>element</w:t>
+      </w:r>
+      <w:r>
+        <w:t xml:space="preserve">, the text of the &lt;else&gt; </w:t>
+      </w:r>
+      <w:r>
+        <w:t xml:space="preserve">element </w:t>
+      </w:r>
+      <w:r>
+        <w:t>will be shown.</w:t>
+      </w:r>
+      <w:r>
+        <w:t xml:space="preserve"> </w:t>
+      </w:r>
+      <w:r>
+        <w:br/>
+        <w:t xml:space="preserve">If </w:t>
+      </w:r>
+      <w:r>
+        <w:t xml:space="preserve">there is no &lt;else&gt; </w:t>
+      </w:r>
+      <w:r>
+        <w:t>element</w:t>
+      </w:r>
+      <w:r>
+        <w:t>, then “</w:t>
       </w:r>
       <w:r>
         <w:rPr>
           <w:b/>
           <w:bCs/>
         </w:rPr>
-        <w:t>(</w:t>
-      </w:r>
-      <w:proofErr w:type="spellStart"/>
-      <w:r>
-        <w:rPr>
-          <w:b/>
-          <w:bCs/>
-        </w:rPr>
-        <w:t>enum</w:t>
-      </w:r>
-      <w:proofErr w:type="spellEnd"/>
-      <w:r>
-        <w:rPr>
-          <w:b/>
-          <w:bCs/>
-        </w:rPr>
-        <w:t xml:space="preserve"> ?)</w:t>
+        <w:t>(enum ?)</w:t>
       </w:r>
       <w:r>
         <w:t>” will be shown.</w:t>
+      </w:r>
+      <w:r>
+        <w:br/>
+        <w:t xml:space="preserve">The </w:t>
+      </w:r>
+      <w:r>
+        <w:t>&lt;</w:t>
+      </w:r>
+      <w:r>
+        <w:t>else</w:t>
+      </w:r>
+      <w:r>
+        <w:t>&gt;</w:t>
+      </w:r>
+      <w:r>
+        <w:t xml:space="preserve"> element can be left empty to suppress the </w:t>
+      </w:r>
+      <w:r>
+        <w:t xml:space="preserve"> </w:t>
+      </w:r>
+      <w:r>
+        <w:t>message.</w:t>
       </w:r>
     </w:p>
     <w:p>
@@ -19444,21 +18145,7 @@
               <w:rPr>
                 <w:lang w:val="en-GB"/>
               </w:rPr>
-              <w:t>&lt;</w:t>
-            </w:r>
-            <w:proofErr w:type="spellStart"/>
-            <w:r>
-              <w:rPr>
-                <w:lang w:val="en-GB"/>
-              </w:rPr>
-              <w:t>pos</w:t>
-            </w:r>
-            <w:proofErr w:type="spellEnd"/>
-            <w:r>
-              <w:rPr>
-                <w:lang w:val="en-GB"/>
-              </w:rPr>
-              <w:t>&gt;</w:t>
+              <w:t>&lt;pos&gt;</w:t>
             </w:r>
           </w:p>
         </w:tc>
@@ -19644,22 +18331,14 @@
               <w:rPr>
                 <w:lang w:val="en-GB"/>
               </w:rPr>
-              <w:t>&lt;</w:t>
-            </w:r>
-            <w:proofErr w:type="spellStart"/>
+              <w:t>&lt;longdesc</w:t>
+            </w:r>
             <w:r>
               <w:rPr>
                 <w:lang w:val="en-GB"/>
               </w:rPr>
-              <w:t>longdesc</w:t>
-            </w:r>
-            <w:r>
-              <w:rPr>
-                <w:lang w:val="en-GB"/>
-              </w:rPr>
               <w:t>r</w:t>
             </w:r>
-            <w:proofErr w:type="spellEnd"/>
             <w:r>
               <w:rPr>
                 <w:lang w:val="en-GB"/>
@@ -19723,7 +18402,11 @@
               </w:rPr>
             </w:pPr>
             <w:r>
-              <w:t xml:space="preserve">The type of the bit field. This defines if it is displayed as signed or unsigned decimal, hexadecimal, etc... Can be </w:t>
+              <w:t xml:space="preserve">The type of the bit field. This defines if it is displayed as signed or unsigned </w:t>
+            </w:r>
+            <w:r>
+              <w:lastRenderedPageBreak/>
+              <w:t xml:space="preserve">decimal, hexadecimal, etc... Can be </w:t>
             </w:r>
             <w:r>
               <w:t>“</w:t>
@@ -19740,11 +18423,9 @@
             <w:r>
               <w:t>“</w:t>
             </w:r>
-            <w:proofErr w:type="spellStart"/>
             <w:r>
               <w:t>uint</w:t>
             </w:r>
-            <w:proofErr w:type="spellEnd"/>
             <w:r>
               <w:t>”</w:t>
             </w:r>
@@ -19801,11 +18482,9 @@
             <w:r>
               <w:t>“</w:t>
             </w:r>
-            <w:proofErr w:type="spellStart"/>
             <w:r>
               <w:t>uint</w:t>
             </w:r>
-            <w:proofErr w:type="spellEnd"/>
             <w:r>
               <w:t>”</w:t>
             </w:r>
@@ -19829,21 +18508,8 @@
               <w:rPr>
                 <w:lang w:val="en-GB"/>
               </w:rPr>
-              <w:t>&lt;</w:t>
-            </w:r>
-            <w:proofErr w:type="spellStart"/>
-            <w:r>
-              <w:rPr>
-                <w:lang w:val="en-GB"/>
-              </w:rPr>
-              <w:t>minlen</w:t>
-            </w:r>
-            <w:proofErr w:type="spellEnd"/>
-            <w:r>
-              <w:rPr>
-                <w:lang w:val="en-GB"/>
-              </w:rPr>
-              <w:t>&gt;</w:t>
+              <w:lastRenderedPageBreak/>
+              <w:t>&lt;minlen&gt;</w:t>
             </w:r>
           </w:p>
         </w:tc>
@@ -19890,22 +18556,7 @@
               <w:rPr>
                 <w:lang w:val="en-GB"/>
               </w:rPr>
-              <w:lastRenderedPageBreak/>
-              <w:t>&lt;</w:t>
-            </w:r>
-            <w:proofErr w:type="spellStart"/>
-            <w:r>
-              <w:rPr>
-                <w:lang w:val="en-GB"/>
-              </w:rPr>
-              <w:t>fcol</w:t>
-            </w:r>
-            <w:proofErr w:type="spellEnd"/>
-            <w:r>
-              <w:rPr>
-                <w:lang w:val="en-GB"/>
-              </w:rPr>
-              <w:t>&gt;</w:t>
+              <w:t>&lt;fcol&gt;</w:t>
             </w:r>
           </w:p>
         </w:tc>
@@ -19922,15 +18573,7 @@
               </w:rPr>
             </w:pPr>
             <w:r>
-              <w:t xml:space="preserve">Sets the font (text) </w:t>
-            </w:r>
-            <w:proofErr w:type="spellStart"/>
-            <w:r>
-              <w:t>color</w:t>
-            </w:r>
-            <w:proofErr w:type="spellEnd"/>
-            <w:r>
-              <w:t xml:space="preserve"> of the bit field, description and value. </w:t>
+              <w:t xml:space="preserve">Sets the font (text) color of the bit field, description and value. </w:t>
             </w:r>
           </w:p>
           <w:p>
@@ -19984,23 +18627,7 @@
               <w:fldChar w:fldCharType="separate"/>
             </w:r>
             <w:r>
-              <w:t>The &lt;</w:t>
-            </w:r>
-            <w:proofErr w:type="spellStart"/>
-            <w:r>
-              <w:t>fcol</w:t>
-            </w:r>
-            <w:proofErr w:type="spellEnd"/>
-            <w:r>
-              <w:t>&gt; and &lt;</w:t>
-            </w:r>
-            <w:proofErr w:type="spellStart"/>
-            <w:r>
-              <w:t>bcol</w:t>
-            </w:r>
-            <w:proofErr w:type="spellEnd"/>
-            <w:r>
-              <w:t>&gt; elements</w:t>
+              <w:t>The &lt;fcol&gt; and &lt;bcol&gt; elements</w:t>
             </w:r>
             <w:r>
               <w:rPr>
@@ -20043,21 +18670,7 @@
               <w:rPr>
                 <w:lang w:val="en-GB"/>
               </w:rPr>
-              <w:t>&lt;</w:t>
-            </w:r>
-            <w:proofErr w:type="spellStart"/>
-            <w:r>
-              <w:rPr>
-                <w:lang w:val="en-GB"/>
-              </w:rPr>
-              <w:t>bcol</w:t>
-            </w:r>
-            <w:proofErr w:type="spellEnd"/>
-            <w:r>
-              <w:rPr>
-                <w:lang w:val="en-GB"/>
-              </w:rPr>
-              <w:t xml:space="preserve">&gt; </w:t>
+              <w:t xml:space="preserve">&lt;bcol&gt; </w:t>
             </w:r>
           </w:p>
         </w:tc>
@@ -20074,15 +18687,7 @@
               </w:rPr>
             </w:pPr>
             <w:r>
-              <w:t xml:space="preserve">Sets the background </w:t>
-            </w:r>
-            <w:proofErr w:type="spellStart"/>
-            <w:r>
-              <w:t>color</w:t>
-            </w:r>
-            <w:proofErr w:type="spellEnd"/>
-            <w:r>
-              <w:t xml:space="preserve"> of the bit field, description and value. </w:t>
+              <w:t xml:space="preserve">Sets the background color of the bit field, description and value. </w:t>
             </w:r>
           </w:p>
           <w:p>
@@ -20136,23 +18741,7 @@
               <w:fldChar w:fldCharType="separate"/>
             </w:r>
             <w:r>
-              <w:t>The &lt;</w:t>
-            </w:r>
-            <w:proofErr w:type="spellStart"/>
-            <w:r>
-              <w:t>fcol</w:t>
-            </w:r>
-            <w:proofErr w:type="spellEnd"/>
-            <w:r>
-              <w:t>&gt; and &lt;</w:t>
-            </w:r>
-            <w:proofErr w:type="spellStart"/>
-            <w:r>
-              <w:t>bcol</w:t>
-            </w:r>
-            <w:proofErr w:type="spellEnd"/>
-            <w:r>
-              <w:t>&gt; elements</w:t>
+              <w:t>The &lt;fcol&gt; and &lt;bcol&gt; elements</w:t>
             </w:r>
             <w:r>
               <w:rPr>
@@ -20221,7 +18810,6 @@
         </w:rPr>
         <w:t>&gt;&lt;</w:t>
       </w:r>
-      <w:proofErr w:type="spellStart"/>
       <w:r>
         <w:rPr>
           <w:rStyle w:val="XMLElement"/>
@@ -20229,7 +18817,6 @@
         </w:rPr>
         <w:t>pos</w:t>
       </w:r>
-      <w:proofErr w:type="spellEnd"/>
       <w:r>
         <w:rPr>
           <w:rStyle w:val="XMLBracket"/>
@@ -20251,7 +18838,6 @@
         </w:rPr>
         <w:t>&lt;/</w:t>
       </w:r>
-      <w:proofErr w:type="spellStart"/>
       <w:r>
         <w:rPr>
           <w:rStyle w:val="XMLElement"/>
@@ -20259,7 +18845,6 @@
         </w:rPr>
         <w:t>pos</w:t>
       </w:r>
-      <w:proofErr w:type="spellEnd"/>
       <w:r>
         <w:rPr>
           <w:rStyle w:val="XMLBracket"/>
@@ -20770,7 +19355,6 @@
         </w:rPr>
         <w:t>&gt;&lt;</w:t>
       </w:r>
-      <w:proofErr w:type="spellStart"/>
       <w:r>
         <w:rPr>
           <w:rStyle w:val="XMLElement"/>
@@ -20780,7 +19364,6 @@
         </w:rPr>
         <w:t>minlen</w:t>
       </w:r>
-      <w:proofErr w:type="spellEnd"/>
       <w:r>
         <w:rPr>
           <w:rStyle w:val="XMLBracket"/>
@@ -20808,7 +19391,6 @@
         </w:rPr>
         <w:t>&lt;/</w:t>
       </w:r>
-      <w:proofErr w:type="spellStart"/>
       <w:r>
         <w:rPr>
           <w:rStyle w:val="XMLElement"/>
@@ -20818,7 +19400,6 @@
         </w:rPr>
         <w:t>minlen</w:t>
       </w:r>
-      <w:proofErr w:type="spellEnd"/>
       <w:r>
         <w:rPr>
           <w:rStyle w:val="XMLBracket"/>
@@ -20828,7 +19409,6 @@
         </w:rPr>
         <w:t>&gt;&lt;</w:t>
       </w:r>
-      <w:proofErr w:type="spellStart"/>
       <w:r>
         <w:rPr>
           <w:rStyle w:val="XMLElement"/>
@@ -20838,7 +19418,6 @@
         </w:rPr>
         <w:t>rw</w:t>
       </w:r>
-      <w:proofErr w:type="spellEnd"/>
       <w:r>
         <w:rPr>
           <w:rStyle w:val="XMLBracket"/>
@@ -20866,7 +19445,6 @@
         </w:rPr>
         <w:t>&lt;/</w:t>
       </w:r>
-      <w:proofErr w:type="spellStart"/>
       <w:r>
         <w:rPr>
           <w:rStyle w:val="XMLElement"/>
@@ -20876,7 +19454,6 @@
         </w:rPr>
         <w:t>rw</w:t>
       </w:r>
-      <w:proofErr w:type="spellEnd"/>
       <w:r>
         <w:rPr>
           <w:rStyle w:val="XMLBracket"/>
@@ -20932,7 +19509,6 @@
         </w:rPr>
         <w:t>&gt;&lt;</w:t>
       </w:r>
-      <w:proofErr w:type="spellStart"/>
       <w:r>
         <w:rPr>
           <w:rStyle w:val="XMLElement"/>
@@ -20942,7 +19518,6 @@
         </w:rPr>
         <w:t>pos</w:t>
       </w:r>
-      <w:proofErr w:type="spellEnd"/>
       <w:r>
         <w:rPr>
           <w:rStyle w:val="XMLBracket"/>
@@ -20970,7 +19545,6 @@
         </w:rPr>
         <w:t>&lt;/</w:t>
       </w:r>
-      <w:proofErr w:type="spellStart"/>
       <w:r>
         <w:rPr>
           <w:rStyle w:val="XMLElement"/>
@@ -20980,7 +19554,6 @@
         </w:rPr>
         <w:t>pos</w:t>
       </w:r>
-      <w:proofErr w:type="spellEnd"/>
       <w:r>
         <w:rPr>
           <w:rStyle w:val="XMLBracket"/>
@@ -21108,7 +19681,6 @@
         </w:rPr>
         <w:t>&gt;&lt;</w:t>
       </w:r>
-      <w:proofErr w:type="spellStart"/>
       <w:r>
         <w:rPr>
           <w:rStyle w:val="XMLElement"/>
@@ -21118,7 +19690,6 @@
         </w:rPr>
         <w:t>pos</w:t>
       </w:r>
-      <w:proofErr w:type="spellEnd"/>
       <w:r>
         <w:rPr>
           <w:rStyle w:val="XMLBracket"/>
@@ -21146,7 +19717,6 @@
         </w:rPr>
         <w:t>&lt;/</w:t>
       </w:r>
-      <w:proofErr w:type="spellStart"/>
       <w:r>
         <w:rPr>
           <w:rStyle w:val="XMLElement"/>
@@ -21156,7 +19726,6 @@
         </w:rPr>
         <w:t>pos</w:t>
       </w:r>
-      <w:proofErr w:type="spellEnd"/>
       <w:r>
         <w:rPr>
           <w:rStyle w:val="XMLBracket"/>
@@ -21284,7 +19853,6 @@
         </w:rPr>
         <w:t>&gt;&lt;</w:t>
       </w:r>
-      <w:proofErr w:type="spellStart"/>
       <w:r>
         <w:rPr>
           <w:rStyle w:val="XMLElement"/>
@@ -21294,7 +19862,6 @@
         </w:rPr>
         <w:t>pos</w:t>
       </w:r>
-      <w:proofErr w:type="spellEnd"/>
       <w:r>
         <w:rPr>
           <w:rStyle w:val="XMLBracket"/>
@@ -21322,7 +19889,6 @@
         </w:rPr>
         <w:t>&lt;/</w:t>
       </w:r>
-      <w:proofErr w:type="spellStart"/>
       <w:r>
         <w:rPr>
           <w:rStyle w:val="XMLElement"/>
@@ -21332,7 +19898,6 @@
         </w:rPr>
         <w:t>pos</w:t>
       </w:r>
-      <w:proofErr w:type="spellEnd"/>
       <w:r>
         <w:rPr>
           <w:rStyle w:val="XMLBracket"/>
@@ -21460,7 +20025,6 @@
         </w:rPr>
         <w:t>&gt;&lt;</w:t>
       </w:r>
-      <w:proofErr w:type="spellStart"/>
       <w:r>
         <w:rPr>
           <w:rStyle w:val="XMLElement"/>
@@ -21470,7 +20034,6 @@
         </w:rPr>
         <w:t>pos</w:t>
       </w:r>
-      <w:proofErr w:type="spellEnd"/>
       <w:r>
         <w:rPr>
           <w:rStyle w:val="XMLBracket"/>
@@ -21498,7 +20061,6 @@
         </w:rPr>
         <w:t>&lt;/</w:t>
       </w:r>
-      <w:proofErr w:type="spellStart"/>
       <w:r>
         <w:rPr>
           <w:rStyle w:val="XMLElement"/>
@@ -21508,7 +20070,6 @@
         </w:rPr>
         <w:t>pos</w:t>
       </w:r>
-      <w:proofErr w:type="spellEnd"/>
       <w:r>
         <w:rPr>
           <w:rStyle w:val="XMLBracket"/>
@@ -21637,35 +20198,7 @@
         <w:rPr>
           <w:lang w:val="en-GB"/>
         </w:rPr>
-        <w:t>The &lt;</w:t>
-      </w:r>
-      <w:proofErr w:type="spellStart"/>
-      <w:r>
-        <w:rPr>
-          <w:lang w:val="en-GB"/>
-        </w:rPr>
-        <w:t>fcol</w:t>
-      </w:r>
-      <w:proofErr w:type="spellEnd"/>
-      <w:r>
-        <w:rPr>
-          <w:lang w:val="en-GB"/>
-        </w:rPr>
-        <w:t>&gt; and &lt;</w:t>
-      </w:r>
-      <w:proofErr w:type="spellStart"/>
-      <w:r>
-        <w:rPr>
-          <w:lang w:val="en-GB"/>
-        </w:rPr>
-        <w:t>bcol</w:t>
-      </w:r>
-      <w:proofErr w:type="spellEnd"/>
-      <w:r>
-        <w:rPr>
-          <w:lang w:val="en-GB"/>
-        </w:rPr>
-        <w:t>&gt; elements</w:t>
+        <w:t>The &lt;fcol&gt; and &lt;bcol&gt; elements</w:t>
       </w:r>
       <w:bookmarkEnd w:id="59"/>
       <w:bookmarkEnd w:id="60"/>
@@ -21682,39 +20215,7 @@
         </w:rPr>
       </w:pPr>
       <w:r>
-        <w:t>The &lt;</w:t>
-      </w:r>
-      <w:proofErr w:type="spellStart"/>
-      <w:r>
-        <w:t>fcol</w:t>
-      </w:r>
-      <w:proofErr w:type="spellEnd"/>
-      <w:r>
-        <w:t>&gt; and &lt;</w:t>
-      </w:r>
-      <w:proofErr w:type="spellStart"/>
-      <w:r>
-        <w:t>bcol</w:t>
-      </w:r>
-      <w:proofErr w:type="spellEnd"/>
-      <w:r>
-        <w:t xml:space="preserve">&gt; elements define the font (text) and background </w:t>
-      </w:r>
-      <w:proofErr w:type="spellStart"/>
-      <w:r>
-        <w:t>colors</w:t>
-      </w:r>
-      <w:proofErr w:type="spellEnd"/>
-      <w:r>
-        <w:t xml:space="preserve">. A </w:t>
-      </w:r>
-      <w:proofErr w:type="spellStart"/>
-      <w:r>
-        <w:t>color</w:t>
-      </w:r>
-      <w:proofErr w:type="spellEnd"/>
-      <w:r>
-        <w:t xml:space="preserve"> can be specified in 3 ways:</w:t>
+        <w:t>The &lt;fcol&gt; and &lt;bcol&gt; elements define the font (text) and background colors. A color can be specified in 3 ways:</w:t>
       </w:r>
     </w:p>
     <w:p>
@@ -21770,7 +20271,6 @@
               </w:rPr>
               <w:t>&lt;</w:t>
             </w:r>
-            <w:proofErr w:type="spellStart"/>
             <w:r>
               <w:rPr>
                 <w:rStyle w:val="XMLElement"/>
@@ -21778,7 +20278,6 @@
               </w:rPr>
               <w:t>bcol</w:t>
             </w:r>
-            <w:proofErr w:type="spellEnd"/>
             <w:r>
               <w:rPr>
                 <w:rStyle w:val="XMLBracket"/>
@@ -21800,7 +20299,6 @@
               </w:rPr>
               <w:t>&lt;/</w:t>
             </w:r>
-            <w:proofErr w:type="spellStart"/>
             <w:r>
               <w:rPr>
                 <w:rStyle w:val="XMLElement"/>
@@ -21808,7 +20306,6 @@
               </w:rPr>
               <w:t>bcol</w:t>
             </w:r>
-            <w:proofErr w:type="spellEnd"/>
             <w:r>
               <w:rPr>
                 <w:rStyle w:val="XMLBracket"/>
@@ -21853,7 +20350,6 @@
               </w:rPr>
               <w:t>&lt;</w:t>
             </w:r>
-            <w:proofErr w:type="spellStart"/>
             <w:r>
               <w:rPr>
                 <w:rStyle w:val="XMLElement"/>
@@ -21861,7 +20357,6 @@
               </w:rPr>
               <w:t>bcol</w:t>
             </w:r>
-            <w:proofErr w:type="spellEnd"/>
             <w:r>
               <w:rPr>
                 <w:rStyle w:val="XMLBracket"/>
@@ -21883,7 +20378,6 @@
               </w:rPr>
               <w:t>&lt;/</w:t>
             </w:r>
-            <w:proofErr w:type="spellStart"/>
             <w:r>
               <w:rPr>
                 <w:rStyle w:val="XMLElement"/>
@@ -21891,7 +20385,6 @@
               </w:rPr>
               <w:t>bcol</w:t>
             </w:r>
-            <w:proofErr w:type="spellEnd"/>
             <w:r>
               <w:rPr>
                 <w:rStyle w:val="XMLBracket"/>
@@ -21936,7 +20429,6 @@
               </w:rPr>
               <w:t>&lt;</w:t>
             </w:r>
-            <w:proofErr w:type="spellStart"/>
             <w:r>
               <w:rPr>
                 <w:rStyle w:val="XMLElement"/>
@@ -21944,7 +20436,6 @@
               </w:rPr>
               <w:t>bcol</w:t>
             </w:r>
-            <w:proofErr w:type="spellEnd"/>
             <w:r>
               <w:rPr>
                 <w:rStyle w:val="XMLBracket"/>
@@ -21966,7 +20457,6 @@
               </w:rPr>
               <w:t>&lt;/</w:t>
             </w:r>
-            <w:proofErr w:type="spellStart"/>
             <w:r>
               <w:rPr>
                 <w:rStyle w:val="XMLElement"/>
@@ -21974,7 +20464,6 @@
               </w:rPr>
               <w:t>bcol</w:t>
             </w:r>
-            <w:proofErr w:type="spellEnd"/>
             <w:r>
               <w:rPr>
                 <w:rStyle w:val="XMLBracket"/>
@@ -22015,15 +20504,7 @@
         </w:rPr>
       </w:pPr>
       <w:r>
-        <w:t xml:space="preserve">As a HTML </w:t>
-      </w:r>
-      <w:proofErr w:type="spellStart"/>
-      <w:r>
-        <w:t>color</w:t>
-      </w:r>
-      <w:proofErr w:type="spellEnd"/>
-      <w:r>
-        <w:t xml:space="preserve"> specification, as #RRGGBB. Where RR, GG and BB are 2 hexadecimal digits each, with range 00 .. FF. </w:t>
+        <w:t xml:space="preserve">As a HTML color specification, as #RRGGBB. Where RR, GG and BB are 2 hexadecimal digits each, with range 00 .. FF. </w:t>
       </w:r>
       <w:r>
         <w:br/>
@@ -22064,7 +20545,6 @@
               </w:rPr>
               <w:t>&lt;</w:t>
             </w:r>
-            <w:proofErr w:type="spellStart"/>
             <w:r>
               <w:rPr>
                 <w:rStyle w:val="XMLElement"/>
@@ -22072,7 +20552,6 @@
               </w:rPr>
               <w:t>bcol</w:t>
             </w:r>
-            <w:proofErr w:type="spellEnd"/>
             <w:r>
               <w:rPr>
                 <w:rStyle w:val="XMLBracket"/>
@@ -22145,7 +20624,6 @@
               </w:rPr>
               <w:t>&lt;</w:t>
             </w:r>
-            <w:proofErr w:type="spellStart"/>
             <w:r>
               <w:rPr>
                 <w:rStyle w:val="XMLElement"/>
@@ -22153,7 +20631,6 @@
               </w:rPr>
               <w:t>bcol</w:t>
             </w:r>
-            <w:proofErr w:type="spellEnd"/>
             <w:r>
               <w:rPr>
                 <w:rStyle w:val="XMLBracket"/>
@@ -22226,7 +20703,6 @@
               </w:rPr>
               <w:t>&lt;</w:t>
             </w:r>
-            <w:proofErr w:type="spellStart"/>
             <w:r>
               <w:rPr>
                 <w:rStyle w:val="XMLElement"/>
@@ -22234,7 +20710,6 @@
               </w:rPr>
               <w:t>bcol</w:t>
             </w:r>
-            <w:proofErr w:type="spellEnd"/>
             <w:r>
               <w:rPr>
                 <w:rStyle w:val="XMLBracket"/>
@@ -22303,63 +20778,7 @@
         </w:rPr>
       </w:pPr>
       <w:r>
-        <w:t xml:space="preserve">By </w:t>
-      </w:r>
-      <w:proofErr w:type="spellStart"/>
-      <w:r>
-        <w:t>color</w:t>
-      </w:r>
-      <w:proofErr w:type="spellEnd"/>
-      <w:r>
-        <w:t xml:space="preserve"> name. Like Red, Green, Aqua, Gold, </w:t>
-      </w:r>
-      <w:proofErr w:type="spellStart"/>
-      <w:r>
-        <w:t>Royalblue</w:t>
-      </w:r>
-      <w:proofErr w:type="spellEnd"/>
-      <w:r>
-        <w:t xml:space="preserve">, </w:t>
-      </w:r>
-      <w:proofErr w:type="spellStart"/>
-      <w:r>
-        <w:t>Steelblue</w:t>
-      </w:r>
-      <w:proofErr w:type="spellEnd"/>
-      <w:r>
-        <w:t xml:space="preserve">, </w:t>
-      </w:r>
-      <w:proofErr w:type="spellStart"/>
-      <w:r>
-        <w:t>Mediumblue</w:t>
-      </w:r>
-      <w:proofErr w:type="spellEnd"/>
-      <w:r>
-        <w:t xml:space="preserve">, </w:t>
-      </w:r>
-      <w:proofErr w:type="spellStart"/>
-      <w:r>
-        <w:t>Darkblue</w:t>
-      </w:r>
-      <w:proofErr w:type="spellEnd"/>
-      <w:r>
-        <w:t xml:space="preserve">, </w:t>
-      </w:r>
-      <w:proofErr w:type="spellStart"/>
-      <w:r>
-        <w:t>Royalblue</w:t>
-      </w:r>
-      <w:proofErr w:type="spellEnd"/>
-      <w:r>
-        <w:t xml:space="preserve">, </w:t>
-      </w:r>
-      <w:proofErr w:type="spellStart"/>
-      <w:r>
-        <w:t>Deepskyblue</w:t>
-      </w:r>
-      <w:proofErr w:type="spellEnd"/>
-      <w:r>
-        <w:t>, etc…</w:t>
+        <w:t>By color name. Like Red, Green, Aqua, Gold, Royalblue, Steelblue, Mediumblue, Darkblue, Royalblue, Deepskyblue, etc…</w:t>
       </w:r>
     </w:p>
     <w:tbl>
@@ -22395,21 +20814,18 @@
               </w:rPr>
               <w:t>&lt;</w:t>
             </w:r>
-            <w:proofErr w:type="spellStart"/>
             <w:r>
               <w:rPr>
                 <w:rStyle w:val="XMLElement"/>
               </w:rPr>
               <w:t>bcol</w:t>
             </w:r>
-            <w:proofErr w:type="spellEnd"/>
             <w:r>
               <w:rPr>
                 <w:rStyle w:val="XMLBracket"/>
               </w:rPr>
               <w:t>&gt;</w:t>
             </w:r>
-            <w:proofErr w:type="spellStart"/>
             <w:r>
               <w:rPr>
                 <w:rStyle w:val="XMLContent"/>
@@ -22417,21 +20833,18 @@
               </w:rPr>
               <w:t>royalblue</w:t>
             </w:r>
-            <w:proofErr w:type="spellEnd"/>
             <w:r>
               <w:rPr>
                 <w:rStyle w:val="XMLBracket"/>
               </w:rPr>
               <w:t>&lt;/</w:t>
             </w:r>
-            <w:proofErr w:type="spellStart"/>
             <w:r>
               <w:rPr>
                 <w:rStyle w:val="XMLElement"/>
               </w:rPr>
               <w:t>bcol</w:t>
             </w:r>
-            <w:proofErr w:type="spellEnd"/>
             <w:r>
               <w:rPr>
                 <w:rStyle w:val="XMLBracket"/>
@@ -22486,15 +20899,7 @@
         <w:t>’</w:t>
       </w:r>
       <w:r>
-        <w:t xml:space="preserve">s a chart showing all </w:t>
-      </w:r>
-      <w:proofErr w:type="spellStart"/>
-      <w:r>
-        <w:t>colors</w:t>
-      </w:r>
-      <w:proofErr w:type="spellEnd"/>
-      <w:r>
-        <w:t xml:space="preserve"> with their names and RGB values. Zoom in to read the names :-)</w:t>
+        <w:t>s a chart showing all colors with their names and RGB values. Zoom in to read the names :-)</w:t>
       </w:r>
       <w:r>
         <w:br/>
@@ -22512,7 +20917,6 @@
         <w:rPr>
           <w:rFonts w:hint="eastAsia"/>
         </w:rPr>
-        <w:lastRenderedPageBreak/>
         <w:pict w14:anchorId="62043250">
           <v:shape id="_x0000_s1027" type="#_x0000_t75" style="position:absolute;margin-left:0;margin-top:0;width:491.65pt;height:267.55pt;z-index:1;mso-wrap-distance-left:0;mso-wrap-distance-right:0;mso-position-horizontal:center;mso-position-vertical:top" filled="t">
             <v:fill color2="black"/>
@@ -22534,21 +20938,7 @@
         <w:rPr>
           <w:lang w:val="en-GB"/>
         </w:rPr>
-        <w:t>The &lt;</w:t>
-      </w:r>
-      <w:proofErr w:type="spellStart"/>
-      <w:r>
-        <w:rPr>
-          <w:lang w:val="en-GB"/>
-        </w:rPr>
-        <w:t>autostart</w:t>
-      </w:r>
-      <w:proofErr w:type="spellEnd"/>
-      <w:r>
-        <w:rPr>
-          <w:lang w:val="en-GB"/>
-        </w:rPr>
-        <w:t>&gt; element</w:t>
+        <w:t>The &lt;autostart&gt; element</w:t>
       </w:r>
       <w:bookmarkEnd w:id="66"/>
     </w:p>
@@ -22560,15 +20950,7 @@
         </w:rPr>
       </w:pPr>
       <w:r>
-        <w:t>The &lt;</w:t>
-      </w:r>
-      <w:proofErr w:type="spellStart"/>
-      <w:r>
-        <w:t>autostart</w:t>
-      </w:r>
-      <w:proofErr w:type="spellEnd"/>
-      <w:r>
-        <w:t xml:space="preserve">&gt; element defines if the communication is started automatically when the project is opened, and optionally which tab page is shown. </w:t>
+        <w:t xml:space="preserve">The &lt;autostart&gt; element defines if the communication is started automatically when the project is opened, and optionally which tab page is shown. </w:t>
       </w:r>
     </w:p>
     <w:p>
@@ -22579,31 +20961,7 @@
         </w:rPr>
       </w:pPr>
       <w:r>
-        <w:t>When there is no &lt;</w:t>
-      </w:r>
-      <w:proofErr w:type="spellStart"/>
-      <w:r>
-        <w:t>autostart</w:t>
-      </w:r>
-      <w:proofErr w:type="spellEnd"/>
-      <w:r>
-        <w:t>&gt; element the communication is started automatically and the first tab page is shown. This is for compatibility with older versions. When an &lt;</w:t>
-      </w:r>
-      <w:proofErr w:type="spellStart"/>
-      <w:r>
-        <w:t>autostart</w:t>
-      </w:r>
-      <w:proofErr w:type="spellEnd"/>
-      <w:r>
-        <w:t xml:space="preserve">&gt; element is defined then </w:t>
-      </w:r>
-      <w:proofErr w:type="spellStart"/>
-      <w:r>
-        <w:t>autostart</w:t>
-      </w:r>
-      <w:proofErr w:type="spellEnd"/>
-      <w:r>
-        <w:t xml:space="preserve"> is determined by the &lt;enable&gt; element.</w:t>
+        <w:t>When there is no &lt;autostart&gt; element the communication is started automatically and the first tab page is shown. This is for compatibility with older versions. When an &lt;autostart&gt; element is defined then autostart is determined by the &lt;enable&gt; element.</w:t>
       </w:r>
     </w:p>
     <w:tbl>
@@ -22654,15 +21012,7 @@
               </w:rPr>
             </w:pPr>
             <w:r>
-              <w:t xml:space="preserve">Enables or disables the </w:t>
-            </w:r>
-            <w:proofErr w:type="spellStart"/>
-            <w:r>
-              <w:t>autostart</w:t>
-            </w:r>
-            <w:proofErr w:type="spellEnd"/>
-            <w:r>
-              <w:t>. Valid values are “true” and “false”.</w:t>
+              <w:t>Enables or disables the autostart. Valid values are “true” and “false”.</w:t>
             </w:r>
             <w:r>
               <w:br/>
@@ -22702,15 +21052,7 @@
               </w:rPr>
             </w:pPr>
             <w:r>
-              <w:t xml:space="preserve">Defines which tab page is shown on </w:t>
-            </w:r>
-            <w:proofErr w:type="spellStart"/>
-            <w:r>
-              <w:t>autostart</w:t>
-            </w:r>
-            <w:proofErr w:type="spellEnd"/>
-            <w:r>
-              <w:t>. This can be the name of the tab page like “Inputs”, or the tab page number starting from 1.</w:t>
+              <w:t>Defines which tab page is shown on autostart. This can be the name of the tab page like “Inputs”, or the tab page number starting from 1.</w:t>
             </w:r>
           </w:p>
           <w:p>
@@ -22739,21 +21081,7 @@
         <w:rPr>
           <w:lang w:val="en-GB"/>
         </w:rPr>
-        <w:t>The &lt;</w:t>
-      </w:r>
-      <w:proofErr w:type="spellStart"/>
-      <w:r>
-        <w:rPr>
-          <w:lang w:val="en-GB"/>
-        </w:rPr>
-        <w:t>modbustcpserver</w:t>
-      </w:r>
-      <w:proofErr w:type="spellEnd"/>
-      <w:r>
-        <w:rPr>
-          <w:lang w:val="en-GB"/>
-        </w:rPr>
-        <w:t>&gt; element</w:t>
+        <w:t>The &lt;modbustcpserver&gt; element</w:t>
       </w:r>
       <w:bookmarkEnd w:id="67"/>
     </w:p>
@@ -22765,15 +21093,7 @@
         </w:rPr>
       </w:pPr>
       <w:r>
-        <w:t>The &lt;</w:t>
-      </w:r>
-      <w:proofErr w:type="spellStart"/>
-      <w:r>
-        <w:t>modbustcpserver</w:t>
-      </w:r>
-      <w:proofErr w:type="spellEnd"/>
-      <w:r>
-        <w:t xml:space="preserve">&gt; element configures the built-in Modbus/TCP server that acts as a bridge to the connected modbus device. This allows other Modbus/TCP clients to be connected to the serial modbus device simultaneously. </w:t>
+        <w:t xml:space="preserve">The &lt;modbustcpserver&gt; element configures the built-in Modbus/TCP server that acts as a bridge to the connected modbus device. This allows other Modbus/TCP clients to be connected to the serial modbus device simultaneously. </w:t>
       </w:r>
     </w:p>
     <w:p>
@@ -22876,15 +21196,7 @@
               <w:pStyle w:val="Xmlgridtag"/>
             </w:pPr>
             <w:r>
-              <w:t>&lt;</w:t>
-            </w:r>
-            <w:proofErr w:type="spellStart"/>
-            <w:r>
-              <w:t>enable</w:t>
-            </w:r>
-            <w:proofErr w:type="spellEnd"/>
-            <w:r>
-              <w:t>&gt;</w:t>
+              <w:t>&lt;enable&gt;</w:t>
             </w:r>
           </w:p>
         </w:tc>
@@ -23207,7 +21519,6 @@
         </w:rPr>
         <w:t>&gt;&lt;</w:t>
       </w:r>
-      <w:proofErr w:type="spellStart"/>
       <w:r>
         <w:rPr>
           <w:rStyle w:val="XMLElement"/>
@@ -23215,7 +21526,6 @@
         </w:rPr>
         <w:t>rw</w:t>
       </w:r>
-      <w:proofErr w:type="spellEnd"/>
       <w:r>
         <w:rPr>
           <w:rStyle w:val="XMLBracket"/>
@@ -23237,7 +21547,6 @@
         </w:rPr>
         <w:t>&lt;/</w:t>
       </w:r>
-      <w:proofErr w:type="spellStart"/>
       <w:r>
         <w:rPr>
           <w:rStyle w:val="XMLElement"/>
@@ -23245,7 +21554,6 @@
         </w:rPr>
         <w:t>rw</w:t>
       </w:r>
-      <w:proofErr w:type="spellEnd"/>
       <w:r>
         <w:rPr>
           <w:rStyle w:val="XMLBracket"/>
@@ -23297,295 +21605,227 @@
           <w:rStyle w:val="XMLComment"/>
           <w:lang w:val="en-GB"/>
         </w:rPr>
-        <w:t>var&gt;&lt;reg&gt;40007&lt;/reg&gt;&lt;text&gt;Analog in 2&lt;/text&gt;&lt;type&gt;uint16&lt;/type&gt;&lt;</w:t>
-      </w:r>
-      <w:proofErr w:type="spellStart"/>
+        <w:t>var&gt;&lt;reg&gt;40007&lt;/reg&gt;&lt;text&gt;Analog in 2&lt;/text&gt;&lt;type&gt;uint16&lt;/type&gt;&lt;rw&gt;r&lt;/rw&gt;&lt;/var&gt;</w:t>
+      </w:r>
+    </w:p>
+    <w:p>
+      <w:pPr>
+        <w:pStyle w:val="XMLvoorbeeld"/>
+      </w:pPr>
+      <w:r>
+        <w:rPr>
+          <w:color w:val="999999"/>
+          <w:lang w:val="en-GB"/>
+        </w:rPr>
+        <w:t>&lt;</w:t>
+      </w:r>
       <w:r>
         <w:rPr>
           <w:rStyle w:val="XMLComment"/>
           <w:lang w:val="en-GB"/>
         </w:rPr>
+        <w:t>var&gt;&lt;reg&gt;40008&lt;/reg&gt;&lt;text&gt;Analog in 3&lt;/text&gt;&lt;type&gt;uint16&lt;/type&gt;&lt;rw&gt;r&lt;/rw&gt;&lt;/var&gt;</w:t>
+      </w:r>
+    </w:p>
+    <w:p>
+      <w:pPr>
+        <w:pStyle w:val="XMLvoorbeeld"/>
+      </w:pPr>
+      <w:r>
+        <w:rPr>
+          <w:rStyle w:val="XMLBracket"/>
+          <w:color w:val="CE181E"/>
+          <w:lang w:val="en-GB"/>
+        </w:rPr>
+        <w:t>--&gt;</w:t>
+      </w:r>
+    </w:p>
+    <w:p>
+      <w:pPr>
+        <w:pStyle w:val="XMLvoorbeeld"/>
+      </w:pPr>
+      <w:r>
+        <w:rPr>
+          <w:rStyle w:val="XMLBracket"/>
+          <w:lang w:val="en-GB"/>
+        </w:rPr>
+        <w:t>&lt;</w:t>
+      </w:r>
+      <w:r>
+        <w:rPr>
+          <w:rStyle w:val="XMLElement"/>
+          <w:lang w:val="en-GB"/>
+        </w:rPr>
+        <w:t>var</w:t>
+      </w:r>
+      <w:r>
+        <w:rPr>
+          <w:rStyle w:val="XMLBracket"/>
+          <w:lang w:val="en-GB"/>
+        </w:rPr>
+        <w:t>&gt;&lt;</w:t>
+      </w:r>
+      <w:r>
+        <w:rPr>
+          <w:rStyle w:val="XMLElement"/>
+          <w:lang w:val="en-GB"/>
+        </w:rPr>
+        <w:t>reg</w:t>
+      </w:r>
+      <w:r>
+        <w:rPr>
+          <w:rStyle w:val="XMLBracket"/>
+          <w:lang w:val="en-GB"/>
+        </w:rPr>
+        <w:t>&gt;</w:t>
+      </w:r>
+      <w:r>
+        <w:rPr>
+          <w:rStyle w:val="XMLContent"/>
+          <w:lang w:val="en-GB"/>
+        </w:rPr>
+        <w:t>40009</w:t>
+      </w:r>
+      <w:r>
+        <w:rPr>
+          <w:rStyle w:val="XMLBracket"/>
+          <w:lang w:val="en-GB"/>
+        </w:rPr>
+        <w:t>&lt;/</w:t>
+      </w:r>
+      <w:r>
+        <w:rPr>
+          <w:rStyle w:val="XMLElement"/>
+          <w:lang w:val="en-GB"/>
+        </w:rPr>
+        <w:t>reg</w:t>
+      </w:r>
+      <w:r>
+        <w:rPr>
+          <w:rStyle w:val="XMLBracket"/>
+          <w:lang w:val="en-GB"/>
+        </w:rPr>
+        <w:t>&gt;&lt;</w:t>
+      </w:r>
+      <w:r>
+        <w:rPr>
+          <w:rStyle w:val="XMLElement"/>
+          <w:lang w:val="en-GB"/>
+        </w:rPr>
+        <w:t>text</w:t>
+      </w:r>
+      <w:r>
+        <w:rPr>
+          <w:rStyle w:val="XMLBracket"/>
+          <w:lang w:val="en-GB"/>
+        </w:rPr>
+        <w:t>&gt;</w:t>
+      </w:r>
+      <w:r>
+        <w:rPr>
+          <w:rStyle w:val="XMLContent"/>
+          <w:lang w:val="en-GB"/>
+        </w:rPr>
+        <w:t>Analog in 4</w:t>
+      </w:r>
+      <w:r>
+        <w:rPr>
+          <w:rStyle w:val="XMLBracket"/>
+          <w:lang w:val="en-GB"/>
+        </w:rPr>
+        <w:t>&lt;/</w:t>
+      </w:r>
+      <w:r>
+        <w:rPr>
+          <w:rStyle w:val="XMLElement"/>
+          <w:lang w:val="en-GB"/>
+        </w:rPr>
+        <w:t>text</w:t>
+      </w:r>
+      <w:r>
+        <w:rPr>
+          <w:rStyle w:val="XMLBracket"/>
+          <w:lang w:val="en-GB"/>
+        </w:rPr>
+        <w:t>&gt;&lt;</w:t>
+      </w:r>
+      <w:r>
+        <w:rPr>
+          <w:rStyle w:val="XMLKeyWord"/>
+          <w:lang w:val="en-GB"/>
+        </w:rPr>
+        <w:t>type</w:t>
+      </w:r>
+      <w:r>
+        <w:rPr>
+          <w:rStyle w:val="XMLBracket"/>
+          <w:lang w:val="en-GB"/>
+        </w:rPr>
+        <w:t>&gt;</w:t>
+      </w:r>
+      <w:r>
+        <w:rPr>
+          <w:rStyle w:val="XMLContent"/>
+          <w:lang w:val="en-GB"/>
+        </w:rPr>
+        <w:t>uint16</w:t>
+      </w:r>
+      <w:r>
+        <w:rPr>
+          <w:rStyle w:val="XMLBracket"/>
+          <w:lang w:val="en-GB"/>
+        </w:rPr>
+        <w:t>&lt;/</w:t>
+      </w:r>
+      <w:r>
+        <w:rPr>
+          <w:rStyle w:val="XMLKeyWord"/>
+          <w:lang w:val="en-GB"/>
+        </w:rPr>
+        <w:t>type</w:t>
+      </w:r>
+      <w:r>
+        <w:rPr>
+          <w:rStyle w:val="XMLBracket"/>
+          <w:lang w:val="en-GB"/>
+        </w:rPr>
+        <w:t>&gt;&lt;</w:t>
+      </w:r>
+      <w:r>
+        <w:rPr>
+          <w:rStyle w:val="XMLElement"/>
+          <w:lang w:val="en-GB"/>
+        </w:rPr>
         <w:t>rw</w:t>
       </w:r>
-      <w:proofErr w:type="spellEnd"/>
-      <w:r>
-        <w:rPr>
-          <w:rStyle w:val="XMLComment"/>
-          <w:lang w:val="en-GB"/>
-        </w:rPr>
-        <w:t>&gt;r&lt;/</w:t>
-      </w:r>
-      <w:proofErr w:type="spellStart"/>
-      <w:r>
-        <w:rPr>
-          <w:rStyle w:val="XMLComment"/>
+      <w:r>
+        <w:rPr>
+          <w:rStyle w:val="XMLBracket"/>
+          <w:lang w:val="en-GB"/>
+        </w:rPr>
+        <w:t>&gt;</w:t>
+      </w:r>
+      <w:r>
+        <w:rPr>
+          <w:rStyle w:val="XMLContent"/>
+          <w:lang w:val="en-GB"/>
+        </w:rPr>
+        <w:t>r</w:t>
+      </w:r>
+      <w:r>
+        <w:rPr>
+          <w:rStyle w:val="XMLBracket"/>
+          <w:lang w:val="en-GB"/>
+        </w:rPr>
+        <w:t>&lt;/</w:t>
+      </w:r>
+      <w:r>
+        <w:rPr>
+          <w:rStyle w:val="XMLElement"/>
           <w:lang w:val="en-GB"/>
         </w:rPr>
         <w:t>rw</w:t>
       </w:r>
-      <w:proofErr w:type="spellEnd"/>
-      <w:r>
-        <w:rPr>
-          <w:rStyle w:val="XMLComment"/>
-          <w:lang w:val="en-GB"/>
-        </w:rPr>
-        <w:t>&gt;&lt;/var&gt;</w:t>
-      </w:r>
-    </w:p>
-    <w:p>
-      <w:pPr>
-        <w:pStyle w:val="XMLvoorbeeld"/>
-      </w:pPr>
-      <w:r>
-        <w:rPr>
-          <w:color w:val="999999"/>
-          <w:lang w:val="en-GB"/>
-        </w:rPr>
-        <w:t>&lt;</w:t>
-      </w:r>
-      <w:r>
-        <w:rPr>
-          <w:rStyle w:val="XMLComment"/>
-          <w:lang w:val="en-GB"/>
-        </w:rPr>
-        <w:t>var&gt;&lt;reg&gt;40008&lt;/reg&gt;&lt;text&gt;Analog in 3&lt;/text&gt;&lt;type&gt;uint16&lt;/type&gt;&lt;</w:t>
-      </w:r>
-      <w:proofErr w:type="spellStart"/>
-      <w:r>
-        <w:rPr>
-          <w:rStyle w:val="XMLComment"/>
-          <w:lang w:val="en-GB"/>
-        </w:rPr>
-        <w:t>rw</w:t>
-      </w:r>
-      <w:proofErr w:type="spellEnd"/>
-      <w:r>
-        <w:rPr>
-          <w:rStyle w:val="XMLComment"/>
-          <w:lang w:val="en-GB"/>
-        </w:rPr>
-        <w:t>&gt;r&lt;/</w:t>
-      </w:r>
-      <w:proofErr w:type="spellStart"/>
-      <w:r>
-        <w:rPr>
-          <w:rStyle w:val="XMLComment"/>
-          <w:lang w:val="en-GB"/>
-        </w:rPr>
-        <w:t>rw</w:t>
-      </w:r>
-      <w:proofErr w:type="spellEnd"/>
-      <w:r>
-        <w:rPr>
-          <w:rStyle w:val="XMLComment"/>
-          <w:lang w:val="en-GB"/>
-        </w:rPr>
-        <w:t>&gt;&lt;/var&gt;</w:t>
-      </w:r>
-    </w:p>
-    <w:p>
-      <w:pPr>
-        <w:pStyle w:val="XMLvoorbeeld"/>
-      </w:pPr>
-      <w:r>
-        <w:rPr>
-          <w:rStyle w:val="XMLBracket"/>
-          <w:color w:val="CE181E"/>
-          <w:lang w:val="en-GB"/>
-        </w:rPr>
-        <w:t>--&gt;</w:t>
-      </w:r>
-    </w:p>
-    <w:p>
-      <w:pPr>
-        <w:pStyle w:val="XMLvoorbeeld"/>
-      </w:pPr>
-      <w:r>
-        <w:rPr>
-          <w:rStyle w:val="XMLBracket"/>
-          <w:lang w:val="en-GB"/>
-        </w:rPr>
-        <w:t>&lt;</w:t>
-      </w:r>
-      <w:r>
-        <w:rPr>
-          <w:rStyle w:val="XMLElement"/>
-          <w:lang w:val="en-GB"/>
-        </w:rPr>
-        <w:t>var</w:t>
-      </w:r>
-      <w:r>
-        <w:rPr>
-          <w:rStyle w:val="XMLBracket"/>
-          <w:lang w:val="en-GB"/>
-        </w:rPr>
-        <w:t>&gt;&lt;</w:t>
-      </w:r>
-      <w:r>
-        <w:rPr>
-          <w:rStyle w:val="XMLElement"/>
-          <w:lang w:val="en-GB"/>
-        </w:rPr>
-        <w:t>reg</w:t>
-      </w:r>
-      <w:r>
-        <w:rPr>
-          <w:rStyle w:val="XMLBracket"/>
-          <w:lang w:val="en-GB"/>
-        </w:rPr>
-        <w:t>&gt;</w:t>
-      </w:r>
-      <w:r>
-        <w:rPr>
-          <w:rStyle w:val="XMLContent"/>
-          <w:lang w:val="en-GB"/>
-        </w:rPr>
-        <w:t>40009</w:t>
-      </w:r>
-      <w:r>
-        <w:rPr>
-          <w:rStyle w:val="XMLBracket"/>
-          <w:lang w:val="en-GB"/>
-        </w:rPr>
-        <w:t>&lt;/</w:t>
-      </w:r>
-      <w:r>
-        <w:rPr>
-          <w:rStyle w:val="XMLElement"/>
-          <w:lang w:val="en-GB"/>
-        </w:rPr>
-        <w:t>reg</w:t>
-      </w:r>
-      <w:r>
-        <w:rPr>
-          <w:rStyle w:val="XMLBracket"/>
-          <w:lang w:val="en-GB"/>
-        </w:rPr>
-        <w:t>&gt;&lt;</w:t>
-      </w:r>
-      <w:r>
-        <w:rPr>
-          <w:rStyle w:val="XMLElement"/>
-          <w:lang w:val="en-GB"/>
-        </w:rPr>
-        <w:t>text</w:t>
-      </w:r>
-      <w:r>
-        <w:rPr>
-          <w:rStyle w:val="XMLBracket"/>
-          <w:lang w:val="en-GB"/>
-        </w:rPr>
-        <w:t>&gt;</w:t>
-      </w:r>
-      <w:r>
-        <w:rPr>
-          <w:rStyle w:val="XMLContent"/>
-          <w:lang w:val="en-GB"/>
-        </w:rPr>
-        <w:t>Analog in 4</w:t>
-      </w:r>
-      <w:r>
-        <w:rPr>
-          <w:rStyle w:val="XMLBracket"/>
-          <w:lang w:val="en-GB"/>
-        </w:rPr>
-        <w:t>&lt;/</w:t>
-      </w:r>
-      <w:r>
-        <w:rPr>
-          <w:rStyle w:val="XMLElement"/>
-          <w:lang w:val="en-GB"/>
-        </w:rPr>
-        <w:t>text</w:t>
-      </w:r>
-      <w:r>
-        <w:rPr>
-          <w:rStyle w:val="XMLBracket"/>
-          <w:lang w:val="en-GB"/>
-        </w:rPr>
-        <w:t>&gt;&lt;</w:t>
-      </w:r>
-      <w:r>
-        <w:rPr>
-          <w:rStyle w:val="XMLKeyWord"/>
-          <w:lang w:val="en-GB"/>
-        </w:rPr>
-        <w:t>type</w:t>
-      </w:r>
-      <w:r>
-        <w:rPr>
-          <w:rStyle w:val="XMLBracket"/>
-          <w:lang w:val="en-GB"/>
-        </w:rPr>
-        <w:t>&gt;</w:t>
-      </w:r>
-      <w:r>
-        <w:rPr>
-          <w:rStyle w:val="XMLContent"/>
-          <w:lang w:val="en-GB"/>
-        </w:rPr>
-        <w:t>uint16</w:t>
-      </w:r>
-      <w:r>
-        <w:rPr>
-          <w:rStyle w:val="XMLBracket"/>
-          <w:lang w:val="en-GB"/>
-        </w:rPr>
-        <w:t>&lt;/</w:t>
-      </w:r>
-      <w:r>
-        <w:rPr>
-          <w:rStyle w:val="XMLKeyWord"/>
-          <w:lang w:val="en-GB"/>
-        </w:rPr>
-        <w:t>type</w:t>
-      </w:r>
-      <w:r>
-        <w:rPr>
-          <w:rStyle w:val="XMLBracket"/>
-          <w:lang w:val="en-GB"/>
-        </w:rPr>
-        <w:t>&gt;&lt;</w:t>
-      </w:r>
-      <w:proofErr w:type="spellStart"/>
-      <w:r>
-        <w:rPr>
-          <w:rStyle w:val="XMLElement"/>
-          <w:lang w:val="en-GB"/>
-        </w:rPr>
-        <w:t>rw</w:t>
-      </w:r>
-      <w:proofErr w:type="spellEnd"/>
-      <w:r>
-        <w:rPr>
-          <w:rStyle w:val="XMLBracket"/>
-          <w:lang w:val="en-GB"/>
-        </w:rPr>
-        <w:t>&gt;</w:t>
-      </w:r>
-      <w:r>
-        <w:rPr>
-          <w:rStyle w:val="XMLContent"/>
-          <w:lang w:val="en-GB"/>
-        </w:rPr>
-        <w:t>r</w:t>
-      </w:r>
-      <w:r>
-        <w:rPr>
-          <w:rStyle w:val="XMLBracket"/>
-          <w:lang w:val="en-GB"/>
-        </w:rPr>
-        <w:t>&lt;/</w:t>
-      </w:r>
-      <w:proofErr w:type="spellStart"/>
-      <w:r>
-        <w:rPr>
-          <w:rStyle w:val="XMLElement"/>
-          <w:lang w:val="en-GB"/>
-        </w:rPr>
-        <w:t>rw</w:t>
-      </w:r>
-      <w:proofErr w:type="spellEnd"/>
       <w:r>
         <w:rPr>
           <w:rStyle w:val="XMLBracket"/>

--- a/Manuals/ModbusControl - User manual.docx
+++ b/Manuals/ModbusControl - User manual.docx
@@ -46,7 +46,7 @@
         <w:rPr>
           <w:rFonts w:ascii="Calibri" w:eastAsia="Times New Roman" w:hAnsi="Calibri" w:cs="Times New Roman"/>
           <w:noProof/>
-          <w:kern w:val="0"/>
+          <w:kern w:val="2"/>
           <w:sz w:val="22"/>
           <w:szCs w:val="22"/>
           <w:lang w:val="nl-BE" w:eastAsia="nl-BE" w:bidi="ar-SA"/>
@@ -61,7 +61,7 @@
       <w:r>
         <w:fldChar w:fldCharType="separate"/>
       </w:r>
-      <w:hyperlink w:anchor="_Toc118743277" w:history="1">
+      <w:hyperlink w:anchor="_Toc138517948" w:history="1">
         <w:r>
           <w:rPr>
             <w:rStyle w:val="Hyperlink"/>
@@ -73,7 +73,7 @@
           <w:rPr>
             <w:rFonts w:ascii="Calibri" w:eastAsia="Times New Roman" w:hAnsi="Calibri" w:cs="Times New Roman"/>
             <w:noProof/>
-            <w:kern w:val="0"/>
+            <w:kern w:val="2"/>
             <w:sz w:val="22"/>
             <w:szCs w:val="22"/>
             <w:lang w:val="nl-BE" w:eastAsia="nl-BE" w:bidi="ar-SA"/>
@@ -103,7 +103,7 @@
           <w:rPr>
             <w:noProof/>
           </w:rPr>
-          <w:instrText xml:space="preserve"> PAGEREF _Toc118743277 \h </w:instrText>
+          <w:instrText xml:space="preserve"> PAGEREF _Toc138517948 \h </w:instrText>
         </w:r>
         <w:r>
           <w:rPr>
@@ -141,13 +141,13 @@
         <w:rPr>
           <w:rFonts w:ascii="Calibri" w:eastAsia="Times New Roman" w:hAnsi="Calibri" w:cs="Times New Roman"/>
           <w:noProof/>
-          <w:kern w:val="0"/>
+          <w:kern w:val="2"/>
           <w:sz w:val="22"/>
           <w:szCs w:val="22"/>
           <w:lang w:val="nl-BE" w:eastAsia="nl-BE" w:bidi="ar-SA"/>
         </w:rPr>
       </w:pPr>
-      <w:hyperlink w:anchor="_Toc118743278" w:history="1">
+      <w:hyperlink w:anchor="_Toc138517949" w:history="1">
         <w:r>
           <w:rPr>
             <w:rStyle w:val="Hyperlink"/>
@@ -159,7 +159,7 @@
           <w:rPr>
             <w:rFonts w:ascii="Calibri" w:eastAsia="Times New Roman" w:hAnsi="Calibri" w:cs="Times New Roman"/>
             <w:noProof/>
-            <w:kern w:val="0"/>
+            <w:kern w:val="2"/>
             <w:sz w:val="22"/>
             <w:szCs w:val="22"/>
             <w:lang w:val="nl-BE" w:eastAsia="nl-BE" w:bidi="ar-SA"/>
@@ -189,7 +189,7 @@
           <w:rPr>
             <w:noProof/>
           </w:rPr>
-          <w:instrText xml:space="preserve"> PAGEREF _Toc118743278 \h </w:instrText>
+          <w:instrText xml:space="preserve"> PAGEREF _Toc138517949 \h </w:instrText>
         </w:r>
         <w:r>
           <w:rPr>
@@ -227,13 +227,13 @@
         <w:rPr>
           <w:rFonts w:ascii="Calibri" w:eastAsia="Times New Roman" w:hAnsi="Calibri" w:cs="Times New Roman"/>
           <w:noProof/>
-          <w:kern w:val="0"/>
+          <w:kern w:val="2"/>
           <w:sz w:val="22"/>
           <w:szCs w:val="22"/>
           <w:lang w:val="nl-BE" w:eastAsia="nl-BE" w:bidi="ar-SA"/>
         </w:rPr>
       </w:pPr>
-      <w:hyperlink w:anchor="_Toc118743279" w:history="1">
+      <w:hyperlink w:anchor="_Toc138517950" w:history="1">
         <w:r>
           <w:rPr>
             <w:rStyle w:val="Hyperlink"/>
@@ -245,7 +245,7 @@
           <w:rPr>
             <w:rFonts w:ascii="Calibri" w:eastAsia="Times New Roman" w:hAnsi="Calibri" w:cs="Times New Roman"/>
             <w:noProof/>
-            <w:kern w:val="0"/>
+            <w:kern w:val="2"/>
             <w:sz w:val="22"/>
             <w:szCs w:val="22"/>
             <w:lang w:val="nl-BE" w:eastAsia="nl-BE" w:bidi="ar-SA"/>
@@ -275,7 +275,7 @@
           <w:rPr>
             <w:noProof/>
           </w:rPr>
-          <w:instrText xml:space="preserve"> PAGEREF _Toc118743279 \h </w:instrText>
+          <w:instrText xml:space="preserve"> PAGEREF _Toc138517950 \h </w:instrText>
         </w:r>
         <w:r>
           <w:rPr>
@@ -313,13 +313,13 @@
         <w:rPr>
           <w:rFonts w:ascii="Calibri" w:eastAsia="Times New Roman" w:hAnsi="Calibri" w:cs="Times New Roman"/>
           <w:noProof/>
-          <w:kern w:val="0"/>
+          <w:kern w:val="2"/>
           <w:sz w:val="22"/>
           <w:szCs w:val="22"/>
           <w:lang w:val="nl-BE" w:eastAsia="nl-BE" w:bidi="ar-SA"/>
         </w:rPr>
       </w:pPr>
-      <w:hyperlink w:anchor="_Toc118743280" w:history="1">
+      <w:hyperlink w:anchor="_Toc138517951" w:history="1">
         <w:r>
           <w:rPr>
             <w:rStyle w:val="Hyperlink"/>
@@ -331,7 +331,7 @@
           <w:rPr>
             <w:rFonts w:ascii="Calibri" w:eastAsia="Times New Roman" w:hAnsi="Calibri" w:cs="Times New Roman"/>
             <w:noProof/>
-            <w:kern w:val="0"/>
+            <w:kern w:val="2"/>
             <w:sz w:val="22"/>
             <w:szCs w:val="22"/>
             <w:lang w:val="nl-BE" w:eastAsia="nl-BE" w:bidi="ar-SA"/>
@@ -361,7 +361,7 @@
           <w:rPr>
             <w:noProof/>
           </w:rPr>
-          <w:instrText xml:space="preserve"> PAGEREF _Toc118743280 \h </w:instrText>
+          <w:instrText xml:space="preserve"> PAGEREF _Toc138517951 \h </w:instrText>
         </w:r>
         <w:r>
           <w:rPr>
@@ -399,13 +399,13 @@
         <w:rPr>
           <w:rFonts w:ascii="Calibri" w:eastAsia="Times New Roman" w:hAnsi="Calibri" w:cs="Times New Roman"/>
           <w:noProof/>
-          <w:kern w:val="0"/>
+          <w:kern w:val="2"/>
           <w:sz w:val="22"/>
           <w:szCs w:val="22"/>
           <w:lang w:val="nl-BE" w:eastAsia="nl-BE" w:bidi="ar-SA"/>
         </w:rPr>
       </w:pPr>
-      <w:hyperlink w:anchor="_Toc118743281" w:history="1">
+      <w:hyperlink w:anchor="_Toc138517952" w:history="1">
         <w:r>
           <w:rPr>
             <w:rStyle w:val="Hyperlink"/>
@@ -417,7 +417,7 @@
           <w:rPr>
             <w:rFonts w:ascii="Calibri" w:eastAsia="Times New Roman" w:hAnsi="Calibri" w:cs="Times New Roman"/>
             <w:noProof/>
-            <w:kern w:val="0"/>
+            <w:kern w:val="2"/>
             <w:sz w:val="22"/>
             <w:szCs w:val="22"/>
             <w:lang w:val="nl-BE" w:eastAsia="nl-BE" w:bidi="ar-SA"/>
@@ -447,7 +447,7 @@
           <w:rPr>
             <w:noProof/>
           </w:rPr>
-          <w:instrText xml:space="preserve"> PAGEREF _Toc118743281 \h </w:instrText>
+          <w:instrText xml:space="preserve"> PAGEREF _Toc138517952 \h </w:instrText>
         </w:r>
         <w:r>
           <w:rPr>
@@ -485,13 +485,13 @@
         <w:rPr>
           <w:rFonts w:ascii="Calibri" w:eastAsia="Times New Roman" w:hAnsi="Calibri" w:cs="Times New Roman"/>
           <w:noProof/>
-          <w:kern w:val="0"/>
+          <w:kern w:val="2"/>
           <w:sz w:val="22"/>
           <w:szCs w:val="22"/>
           <w:lang w:val="nl-BE" w:eastAsia="nl-BE" w:bidi="ar-SA"/>
         </w:rPr>
       </w:pPr>
-      <w:hyperlink w:anchor="_Toc118743282" w:history="1">
+      <w:hyperlink w:anchor="_Toc138517953" w:history="1">
         <w:r>
           <w:rPr>
             <w:rStyle w:val="Hyperlink"/>
@@ -503,7 +503,7 @@
           <w:rPr>
             <w:rFonts w:ascii="Calibri" w:eastAsia="Times New Roman" w:hAnsi="Calibri" w:cs="Times New Roman"/>
             <w:noProof/>
-            <w:kern w:val="0"/>
+            <w:kern w:val="2"/>
             <w:sz w:val="22"/>
             <w:szCs w:val="22"/>
             <w:lang w:val="nl-BE" w:eastAsia="nl-BE" w:bidi="ar-SA"/>
@@ -533,7 +533,7 @@
           <w:rPr>
             <w:noProof/>
           </w:rPr>
-          <w:instrText xml:space="preserve"> PAGEREF _Toc118743282 \h </w:instrText>
+          <w:instrText xml:space="preserve"> PAGEREF _Toc138517953 \h </w:instrText>
         </w:r>
         <w:r>
           <w:rPr>
@@ -571,13 +571,13 @@
         <w:rPr>
           <w:rFonts w:ascii="Calibri" w:eastAsia="Times New Roman" w:hAnsi="Calibri" w:cs="Times New Roman"/>
           <w:noProof/>
-          <w:kern w:val="0"/>
+          <w:kern w:val="2"/>
           <w:sz w:val="22"/>
           <w:szCs w:val="22"/>
           <w:lang w:val="nl-BE" w:eastAsia="nl-BE" w:bidi="ar-SA"/>
         </w:rPr>
       </w:pPr>
-      <w:hyperlink w:anchor="_Toc118743283" w:history="1">
+      <w:hyperlink w:anchor="_Toc138517954" w:history="1">
         <w:r>
           <w:rPr>
             <w:rStyle w:val="Hyperlink"/>
@@ -589,7 +589,7 @@
           <w:rPr>
             <w:rFonts w:ascii="Calibri" w:eastAsia="Times New Roman" w:hAnsi="Calibri" w:cs="Times New Roman"/>
             <w:noProof/>
-            <w:kern w:val="0"/>
+            <w:kern w:val="2"/>
             <w:sz w:val="22"/>
             <w:szCs w:val="22"/>
             <w:lang w:val="nl-BE" w:eastAsia="nl-BE" w:bidi="ar-SA"/>
@@ -619,7 +619,7 @@
           <w:rPr>
             <w:noProof/>
           </w:rPr>
-          <w:instrText xml:space="preserve"> PAGEREF _Toc118743283 \h </w:instrText>
+          <w:instrText xml:space="preserve"> PAGEREF _Toc138517954 \h </w:instrText>
         </w:r>
         <w:r>
           <w:rPr>
@@ -657,13 +657,13 @@
         <w:rPr>
           <w:rFonts w:ascii="Calibri" w:eastAsia="Times New Roman" w:hAnsi="Calibri" w:cs="Times New Roman"/>
           <w:noProof/>
-          <w:kern w:val="0"/>
+          <w:kern w:val="2"/>
           <w:sz w:val="22"/>
           <w:szCs w:val="22"/>
           <w:lang w:val="nl-BE" w:eastAsia="nl-BE" w:bidi="ar-SA"/>
         </w:rPr>
       </w:pPr>
-      <w:hyperlink w:anchor="_Toc118743284" w:history="1">
+      <w:hyperlink w:anchor="_Toc138517955" w:history="1">
         <w:r>
           <w:rPr>
             <w:rStyle w:val="Hyperlink"/>
@@ -675,7 +675,7 @@
           <w:rPr>
             <w:rFonts w:ascii="Calibri" w:eastAsia="Times New Roman" w:hAnsi="Calibri" w:cs="Times New Roman"/>
             <w:noProof/>
-            <w:kern w:val="0"/>
+            <w:kern w:val="2"/>
             <w:sz w:val="22"/>
             <w:szCs w:val="22"/>
             <w:lang w:val="nl-BE" w:eastAsia="nl-BE" w:bidi="ar-SA"/>
@@ -705,7 +705,7 @@
           <w:rPr>
             <w:noProof/>
           </w:rPr>
-          <w:instrText xml:space="preserve"> PAGEREF _Toc118743284 \h </w:instrText>
+          <w:instrText xml:space="preserve"> PAGEREF _Toc138517955 \h </w:instrText>
         </w:r>
         <w:r>
           <w:rPr>
@@ -743,13 +743,13 @@
         <w:rPr>
           <w:rFonts w:ascii="Calibri" w:eastAsia="Times New Roman" w:hAnsi="Calibri" w:cs="Times New Roman"/>
           <w:noProof/>
-          <w:kern w:val="0"/>
+          <w:kern w:val="2"/>
           <w:sz w:val="22"/>
           <w:szCs w:val="22"/>
           <w:lang w:val="nl-BE" w:eastAsia="nl-BE" w:bidi="ar-SA"/>
         </w:rPr>
       </w:pPr>
-      <w:hyperlink w:anchor="_Toc118743285" w:history="1">
+      <w:hyperlink w:anchor="_Toc138517956" w:history="1">
         <w:r>
           <w:rPr>
             <w:rStyle w:val="Hyperlink"/>
@@ -761,7 +761,7 @@
           <w:rPr>
             <w:rFonts w:ascii="Calibri" w:eastAsia="Times New Roman" w:hAnsi="Calibri" w:cs="Times New Roman"/>
             <w:noProof/>
-            <w:kern w:val="0"/>
+            <w:kern w:val="2"/>
             <w:sz w:val="22"/>
             <w:szCs w:val="22"/>
             <w:lang w:val="nl-BE" w:eastAsia="nl-BE" w:bidi="ar-SA"/>
@@ -791,7 +791,7 @@
           <w:rPr>
             <w:noProof/>
           </w:rPr>
-          <w:instrText xml:space="preserve"> PAGEREF _Toc118743285 \h </w:instrText>
+          <w:instrText xml:space="preserve"> PAGEREF _Toc138517956 \h </w:instrText>
         </w:r>
         <w:r>
           <w:rPr>
@@ -829,13 +829,13 @@
         <w:rPr>
           <w:rFonts w:ascii="Calibri" w:eastAsia="Times New Roman" w:hAnsi="Calibri" w:cs="Times New Roman"/>
           <w:noProof/>
-          <w:kern w:val="0"/>
+          <w:kern w:val="2"/>
           <w:sz w:val="22"/>
           <w:szCs w:val="22"/>
           <w:lang w:val="nl-BE" w:eastAsia="nl-BE" w:bidi="ar-SA"/>
         </w:rPr>
       </w:pPr>
-      <w:hyperlink w:anchor="_Toc118743286" w:history="1">
+      <w:hyperlink w:anchor="_Toc138517957" w:history="1">
         <w:r>
           <w:rPr>
             <w:rStyle w:val="Hyperlink"/>
@@ -847,7 +847,7 @@
           <w:rPr>
             <w:rFonts w:ascii="Calibri" w:eastAsia="Times New Roman" w:hAnsi="Calibri" w:cs="Times New Roman"/>
             <w:noProof/>
-            <w:kern w:val="0"/>
+            <w:kern w:val="2"/>
             <w:sz w:val="22"/>
             <w:szCs w:val="22"/>
             <w:lang w:val="nl-BE" w:eastAsia="nl-BE" w:bidi="ar-SA"/>
@@ -877,7 +877,7 @@
           <w:rPr>
             <w:noProof/>
           </w:rPr>
-          <w:instrText xml:space="preserve"> PAGEREF _Toc118743286 \h </w:instrText>
+          <w:instrText xml:space="preserve"> PAGEREF _Toc138517957 \h </w:instrText>
         </w:r>
         <w:r>
           <w:rPr>
@@ -915,13 +915,13 @@
         <w:rPr>
           <w:rFonts w:ascii="Calibri" w:eastAsia="Times New Roman" w:hAnsi="Calibri" w:cs="Times New Roman"/>
           <w:noProof/>
-          <w:kern w:val="0"/>
+          <w:kern w:val="2"/>
           <w:sz w:val="22"/>
           <w:szCs w:val="22"/>
           <w:lang w:val="nl-BE" w:eastAsia="nl-BE" w:bidi="ar-SA"/>
         </w:rPr>
       </w:pPr>
-      <w:hyperlink w:anchor="_Toc118743287" w:history="1">
+      <w:hyperlink w:anchor="_Toc138517958" w:history="1">
         <w:r>
           <w:rPr>
             <w:rStyle w:val="Hyperlink"/>
@@ -933,7 +933,7 @@
           <w:rPr>
             <w:rFonts w:ascii="Calibri" w:eastAsia="Times New Roman" w:hAnsi="Calibri" w:cs="Times New Roman"/>
             <w:noProof/>
-            <w:kern w:val="0"/>
+            <w:kern w:val="2"/>
             <w:sz w:val="22"/>
             <w:szCs w:val="22"/>
             <w:lang w:val="nl-BE" w:eastAsia="nl-BE" w:bidi="ar-SA"/>
@@ -963,7 +963,7 @@
           <w:rPr>
             <w:noProof/>
           </w:rPr>
-          <w:instrText xml:space="preserve"> PAGEREF _Toc118743287 \h </w:instrText>
+          <w:instrText xml:space="preserve"> PAGEREF _Toc138517958 \h </w:instrText>
         </w:r>
         <w:r>
           <w:rPr>
@@ -1001,13 +1001,13 @@
         <w:rPr>
           <w:rFonts w:ascii="Calibri" w:eastAsia="Times New Roman" w:hAnsi="Calibri" w:cs="Times New Roman"/>
           <w:noProof/>
-          <w:kern w:val="0"/>
+          <w:kern w:val="2"/>
           <w:sz w:val="22"/>
           <w:szCs w:val="22"/>
           <w:lang w:val="nl-BE" w:eastAsia="nl-BE" w:bidi="ar-SA"/>
         </w:rPr>
       </w:pPr>
-      <w:hyperlink w:anchor="_Toc118743288" w:history="1">
+      <w:hyperlink w:anchor="_Toc138517959" w:history="1">
         <w:r>
           <w:rPr>
             <w:rStyle w:val="Hyperlink"/>
@@ -1019,7 +1019,7 @@
           <w:rPr>
             <w:rFonts w:ascii="Calibri" w:eastAsia="Times New Roman" w:hAnsi="Calibri" w:cs="Times New Roman"/>
             <w:noProof/>
-            <w:kern w:val="0"/>
+            <w:kern w:val="2"/>
             <w:sz w:val="22"/>
             <w:szCs w:val="22"/>
             <w:lang w:val="nl-BE" w:eastAsia="nl-BE" w:bidi="ar-SA"/>
@@ -1049,7 +1049,7 @@
           <w:rPr>
             <w:noProof/>
           </w:rPr>
-          <w:instrText xml:space="preserve"> PAGEREF _Toc118743288 \h </w:instrText>
+          <w:instrText xml:space="preserve"> PAGEREF _Toc138517959 \h </w:instrText>
         </w:r>
         <w:r>
           <w:rPr>
@@ -1087,13 +1087,13 @@
         <w:rPr>
           <w:rFonts w:ascii="Calibri" w:eastAsia="Times New Roman" w:hAnsi="Calibri" w:cs="Times New Roman"/>
           <w:noProof/>
-          <w:kern w:val="0"/>
+          <w:kern w:val="2"/>
           <w:sz w:val="22"/>
           <w:szCs w:val="22"/>
           <w:lang w:val="nl-BE" w:eastAsia="nl-BE" w:bidi="ar-SA"/>
         </w:rPr>
       </w:pPr>
-      <w:hyperlink w:anchor="_Toc118743289" w:history="1">
+      <w:hyperlink w:anchor="_Toc138517960" w:history="1">
         <w:r>
           <w:rPr>
             <w:rStyle w:val="Hyperlink"/>
@@ -1105,7 +1105,7 @@
           <w:rPr>
             <w:rFonts w:ascii="Calibri" w:eastAsia="Times New Roman" w:hAnsi="Calibri" w:cs="Times New Roman"/>
             <w:noProof/>
-            <w:kern w:val="0"/>
+            <w:kern w:val="2"/>
             <w:sz w:val="22"/>
             <w:szCs w:val="22"/>
             <w:lang w:val="nl-BE" w:eastAsia="nl-BE" w:bidi="ar-SA"/>
@@ -1135,7 +1135,7 @@
           <w:rPr>
             <w:noProof/>
           </w:rPr>
-          <w:instrText xml:space="preserve"> PAGEREF _Toc118743289 \h </w:instrText>
+          <w:instrText xml:space="preserve"> PAGEREF _Toc138517960 \h </w:instrText>
         </w:r>
         <w:r>
           <w:rPr>
@@ -1173,13 +1173,13 @@
         <w:rPr>
           <w:rFonts w:ascii="Calibri" w:eastAsia="Times New Roman" w:hAnsi="Calibri" w:cs="Times New Roman"/>
           <w:noProof/>
-          <w:kern w:val="0"/>
+          <w:kern w:val="2"/>
           <w:sz w:val="22"/>
           <w:szCs w:val="22"/>
           <w:lang w:val="nl-BE" w:eastAsia="nl-BE" w:bidi="ar-SA"/>
         </w:rPr>
       </w:pPr>
-      <w:hyperlink w:anchor="_Toc118743290" w:history="1">
+      <w:hyperlink w:anchor="_Toc138517961" w:history="1">
         <w:r>
           <w:rPr>
             <w:rStyle w:val="Hyperlink"/>
@@ -1191,7 +1191,7 @@
           <w:rPr>
             <w:rFonts w:ascii="Calibri" w:eastAsia="Times New Roman" w:hAnsi="Calibri" w:cs="Times New Roman"/>
             <w:noProof/>
-            <w:kern w:val="0"/>
+            <w:kern w:val="2"/>
             <w:sz w:val="22"/>
             <w:szCs w:val="22"/>
             <w:lang w:val="nl-BE" w:eastAsia="nl-BE" w:bidi="ar-SA"/>
@@ -1221,7 +1221,7 @@
           <w:rPr>
             <w:noProof/>
           </w:rPr>
-          <w:instrText xml:space="preserve"> PAGEREF _Toc118743290 \h </w:instrText>
+          <w:instrText xml:space="preserve"> PAGEREF _Toc138517961 \h </w:instrText>
         </w:r>
         <w:r>
           <w:rPr>
@@ -1259,13 +1259,13 @@
         <w:rPr>
           <w:rFonts w:ascii="Calibri" w:eastAsia="Times New Roman" w:hAnsi="Calibri" w:cs="Times New Roman"/>
           <w:noProof/>
-          <w:kern w:val="0"/>
+          <w:kern w:val="2"/>
           <w:sz w:val="22"/>
           <w:szCs w:val="22"/>
           <w:lang w:val="nl-BE" w:eastAsia="nl-BE" w:bidi="ar-SA"/>
         </w:rPr>
       </w:pPr>
-      <w:hyperlink w:anchor="_Toc118743291" w:history="1">
+      <w:hyperlink w:anchor="_Toc138517962" w:history="1">
         <w:r>
           <w:rPr>
             <w:rStyle w:val="Hyperlink"/>
@@ -1277,7 +1277,7 @@
           <w:rPr>
             <w:rFonts w:ascii="Calibri" w:eastAsia="Times New Roman" w:hAnsi="Calibri" w:cs="Times New Roman"/>
             <w:noProof/>
-            <w:kern w:val="0"/>
+            <w:kern w:val="2"/>
             <w:sz w:val="22"/>
             <w:szCs w:val="22"/>
             <w:lang w:val="nl-BE" w:eastAsia="nl-BE" w:bidi="ar-SA"/>
@@ -1307,7 +1307,7 @@
           <w:rPr>
             <w:noProof/>
           </w:rPr>
-          <w:instrText xml:space="preserve"> PAGEREF _Toc118743291 \h </w:instrText>
+          <w:instrText xml:space="preserve"> PAGEREF _Toc138517962 \h </w:instrText>
         </w:r>
         <w:r>
           <w:rPr>
@@ -1345,13 +1345,13 @@
         <w:rPr>
           <w:rFonts w:ascii="Calibri" w:eastAsia="Times New Roman" w:hAnsi="Calibri" w:cs="Times New Roman"/>
           <w:noProof/>
-          <w:kern w:val="0"/>
+          <w:kern w:val="2"/>
           <w:sz w:val="22"/>
           <w:szCs w:val="22"/>
           <w:lang w:val="nl-BE" w:eastAsia="nl-BE" w:bidi="ar-SA"/>
         </w:rPr>
       </w:pPr>
-      <w:hyperlink w:anchor="_Toc118743292" w:history="1">
+      <w:hyperlink w:anchor="_Toc138517963" w:history="1">
         <w:r>
           <w:rPr>
             <w:rStyle w:val="Hyperlink"/>
@@ -1363,7 +1363,7 @@
           <w:rPr>
             <w:rFonts w:ascii="Calibri" w:eastAsia="Times New Roman" w:hAnsi="Calibri" w:cs="Times New Roman"/>
             <w:noProof/>
-            <w:kern w:val="0"/>
+            <w:kern w:val="2"/>
             <w:sz w:val="22"/>
             <w:szCs w:val="22"/>
             <w:lang w:val="nl-BE" w:eastAsia="nl-BE" w:bidi="ar-SA"/>
@@ -1393,7 +1393,7 @@
           <w:rPr>
             <w:noProof/>
           </w:rPr>
-          <w:instrText xml:space="preserve"> PAGEREF _Toc118743292 \h </w:instrText>
+          <w:instrText xml:space="preserve"> PAGEREF _Toc138517963 \h </w:instrText>
         </w:r>
         <w:r>
           <w:rPr>
@@ -1431,13 +1431,13 @@
         <w:rPr>
           <w:rFonts w:ascii="Calibri" w:eastAsia="Times New Roman" w:hAnsi="Calibri" w:cs="Times New Roman"/>
           <w:noProof/>
-          <w:kern w:val="0"/>
+          <w:kern w:val="2"/>
           <w:sz w:val="22"/>
           <w:szCs w:val="22"/>
           <w:lang w:val="nl-BE" w:eastAsia="nl-BE" w:bidi="ar-SA"/>
         </w:rPr>
       </w:pPr>
-      <w:hyperlink w:anchor="_Toc118743293" w:history="1">
+      <w:hyperlink w:anchor="_Toc138517964" w:history="1">
         <w:r>
           <w:rPr>
             <w:rStyle w:val="Hyperlink"/>
@@ -1449,7 +1449,7 @@
           <w:rPr>
             <w:rFonts w:ascii="Calibri" w:eastAsia="Times New Roman" w:hAnsi="Calibri" w:cs="Times New Roman"/>
             <w:noProof/>
-            <w:kern w:val="0"/>
+            <w:kern w:val="2"/>
             <w:sz w:val="22"/>
             <w:szCs w:val="22"/>
             <w:lang w:val="nl-BE" w:eastAsia="nl-BE" w:bidi="ar-SA"/>
@@ -1479,7 +1479,7 @@
           <w:rPr>
             <w:noProof/>
           </w:rPr>
-          <w:instrText xml:space="preserve"> PAGEREF _Toc118743293 \h </w:instrText>
+          <w:instrText xml:space="preserve"> PAGEREF _Toc138517964 \h </w:instrText>
         </w:r>
         <w:r>
           <w:rPr>
@@ -1497,7 +1497,7 @@
             <w:rFonts w:hint="eastAsia"/>
             <w:noProof/>
           </w:rPr>
-          <w:t>8</w:t>
+          <w:t>9</w:t>
         </w:r>
         <w:r>
           <w:rPr>
@@ -1517,13 +1517,13 @@
         <w:rPr>
           <w:rFonts w:ascii="Calibri" w:eastAsia="Times New Roman" w:hAnsi="Calibri" w:cs="Times New Roman"/>
           <w:noProof/>
-          <w:kern w:val="0"/>
+          <w:kern w:val="2"/>
           <w:sz w:val="22"/>
           <w:szCs w:val="22"/>
           <w:lang w:val="nl-BE" w:eastAsia="nl-BE" w:bidi="ar-SA"/>
         </w:rPr>
       </w:pPr>
-      <w:hyperlink w:anchor="_Toc118743294" w:history="1">
+      <w:hyperlink w:anchor="_Toc138517965" w:history="1">
         <w:r>
           <w:rPr>
             <w:rStyle w:val="Hyperlink"/>
@@ -1535,7 +1535,7 @@
           <w:rPr>
             <w:rFonts w:ascii="Calibri" w:eastAsia="Times New Roman" w:hAnsi="Calibri" w:cs="Times New Roman"/>
             <w:noProof/>
-            <w:kern w:val="0"/>
+            <w:kern w:val="2"/>
             <w:sz w:val="22"/>
             <w:szCs w:val="22"/>
             <w:lang w:val="nl-BE" w:eastAsia="nl-BE" w:bidi="ar-SA"/>
@@ -1565,7 +1565,7 @@
           <w:rPr>
             <w:noProof/>
           </w:rPr>
-          <w:instrText xml:space="preserve"> PAGEREF _Toc118743294 \h </w:instrText>
+          <w:instrText xml:space="preserve"> PAGEREF _Toc138517965 \h </w:instrText>
         </w:r>
         <w:r>
           <w:rPr>
@@ -1603,13 +1603,13 @@
         <w:rPr>
           <w:rFonts w:ascii="Calibri" w:eastAsia="Times New Roman" w:hAnsi="Calibri" w:cs="Times New Roman"/>
           <w:noProof/>
-          <w:kern w:val="0"/>
+          <w:kern w:val="2"/>
           <w:sz w:val="22"/>
           <w:szCs w:val="22"/>
           <w:lang w:val="nl-BE" w:eastAsia="nl-BE" w:bidi="ar-SA"/>
         </w:rPr>
       </w:pPr>
-      <w:hyperlink w:anchor="_Toc118743295" w:history="1">
+      <w:hyperlink w:anchor="_Toc138517966" w:history="1">
         <w:r>
           <w:rPr>
             <w:rStyle w:val="Hyperlink"/>
@@ -1621,7 +1621,7 @@
           <w:rPr>
             <w:rFonts w:ascii="Calibri" w:eastAsia="Times New Roman" w:hAnsi="Calibri" w:cs="Times New Roman"/>
             <w:noProof/>
-            <w:kern w:val="0"/>
+            <w:kern w:val="2"/>
             <w:sz w:val="22"/>
             <w:szCs w:val="22"/>
             <w:lang w:val="nl-BE" w:eastAsia="nl-BE" w:bidi="ar-SA"/>
@@ -1651,7 +1651,7 @@
           <w:rPr>
             <w:noProof/>
           </w:rPr>
-          <w:instrText xml:space="preserve"> PAGEREF _Toc118743295 \h </w:instrText>
+          <w:instrText xml:space="preserve"> PAGEREF _Toc138517966 \h </w:instrText>
         </w:r>
         <w:r>
           <w:rPr>
@@ -1689,13 +1689,13 @@
         <w:rPr>
           <w:rFonts w:ascii="Calibri" w:eastAsia="Times New Roman" w:hAnsi="Calibri" w:cs="Times New Roman"/>
           <w:noProof/>
-          <w:kern w:val="0"/>
+          <w:kern w:val="2"/>
           <w:sz w:val="22"/>
           <w:szCs w:val="22"/>
           <w:lang w:val="nl-BE" w:eastAsia="nl-BE" w:bidi="ar-SA"/>
         </w:rPr>
       </w:pPr>
-      <w:hyperlink w:anchor="_Toc118743296" w:history="1">
+      <w:hyperlink w:anchor="_Toc138517967" w:history="1">
         <w:r>
           <w:rPr>
             <w:rStyle w:val="Hyperlink"/>
@@ -1707,7 +1707,7 @@
           <w:rPr>
             <w:rFonts w:ascii="Calibri" w:eastAsia="Times New Roman" w:hAnsi="Calibri" w:cs="Times New Roman"/>
             <w:noProof/>
-            <w:kern w:val="0"/>
+            <w:kern w:val="2"/>
             <w:sz w:val="22"/>
             <w:szCs w:val="22"/>
             <w:lang w:val="nl-BE" w:eastAsia="nl-BE" w:bidi="ar-SA"/>
@@ -1737,7 +1737,7 @@
           <w:rPr>
             <w:noProof/>
           </w:rPr>
-          <w:instrText xml:space="preserve"> PAGEREF _Toc118743296 \h </w:instrText>
+          <w:instrText xml:space="preserve"> PAGEREF _Toc138517967 \h </w:instrText>
         </w:r>
         <w:r>
           <w:rPr>
@@ -1755,7 +1755,7 @@
             <w:rFonts w:hint="eastAsia"/>
             <w:noProof/>
           </w:rPr>
-          <w:t>9</w:t>
+          <w:t>10</w:t>
         </w:r>
         <w:r>
           <w:rPr>
@@ -1775,13 +1775,13 @@
         <w:rPr>
           <w:rFonts w:ascii="Calibri" w:eastAsia="Times New Roman" w:hAnsi="Calibri" w:cs="Times New Roman"/>
           <w:noProof/>
-          <w:kern w:val="0"/>
+          <w:kern w:val="2"/>
           <w:sz w:val="22"/>
           <w:szCs w:val="22"/>
           <w:lang w:val="nl-BE" w:eastAsia="nl-BE" w:bidi="ar-SA"/>
         </w:rPr>
       </w:pPr>
-      <w:hyperlink w:anchor="_Toc118743297" w:history="1">
+      <w:hyperlink w:anchor="_Toc138517968" w:history="1">
         <w:r>
           <w:rPr>
             <w:rStyle w:val="Hyperlink"/>
@@ -1793,7 +1793,7 @@
           <w:rPr>
             <w:rFonts w:ascii="Calibri" w:eastAsia="Times New Roman" w:hAnsi="Calibri" w:cs="Times New Roman"/>
             <w:noProof/>
-            <w:kern w:val="0"/>
+            <w:kern w:val="2"/>
             <w:sz w:val="22"/>
             <w:szCs w:val="22"/>
             <w:lang w:val="nl-BE" w:eastAsia="nl-BE" w:bidi="ar-SA"/>
@@ -1823,7 +1823,7 @@
           <w:rPr>
             <w:noProof/>
           </w:rPr>
-          <w:instrText xml:space="preserve"> PAGEREF _Toc118743297 \h </w:instrText>
+          <w:instrText xml:space="preserve"> PAGEREF _Toc138517968 \h </w:instrText>
         </w:r>
         <w:r>
           <w:rPr>
@@ -1861,13 +1861,13 @@
         <w:rPr>
           <w:rFonts w:ascii="Calibri" w:eastAsia="Times New Roman" w:hAnsi="Calibri" w:cs="Times New Roman"/>
           <w:noProof/>
-          <w:kern w:val="0"/>
+          <w:kern w:val="2"/>
           <w:sz w:val="22"/>
           <w:szCs w:val="22"/>
           <w:lang w:val="nl-BE" w:eastAsia="nl-BE" w:bidi="ar-SA"/>
         </w:rPr>
       </w:pPr>
-      <w:hyperlink w:anchor="_Toc118743298" w:history="1">
+      <w:hyperlink w:anchor="_Toc138517969" w:history="1">
         <w:r>
           <w:rPr>
             <w:rStyle w:val="Hyperlink"/>
@@ -1879,7 +1879,7 @@
           <w:rPr>
             <w:rFonts w:ascii="Calibri" w:eastAsia="Times New Roman" w:hAnsi="Calibri" w:cs="Times New Roman"/>
             <w:noProof/>
-            <w:kern w:val="0"/>
+            <w:kern w:val="2"/>
             <w:sz w:val="22"/>
             <w:szCs w:val="22"/>
             <w:lang w:val="nl-BE" w:eastAsia="nl-BE" w:bidi="ar-SA"/>
@@ -1909,7 +1909,7 @@
           <w:rPr>
             <w:noProof/>
           </w:rPr>
-          <w:instrText xml:space="preserve"> PAGEREF _Toc118743298 \h </w:instrText>
+          <w:instrText xml:space="preserve"> PAGEREF _Toc138517969 \h </w:instrText>
         </w:r>
         <w:r>
           <w:rPr>
@@ -1947,13 +1947,13 @@
         <w:rPr>
           <w:rFonts w:ascii="Calibri" w:eastAsia="Times New Roman" w:hAnsi="Calibri" w:cs="Times New Roman"/>
           <w:noProof/>
-          <w:kern w:val="0"/>
+          <w:kern w:val="2"/>
           <w:sz w:val="22"/>
           <w:szCs w:val="22"/>
           <w:lang w:val="nl-BE" w:eastAsia="nl-BE" w:bidi="ar-SA"/>
         </w:rPr>
       </w:pPr>
-      <w:hyperlink w:anchor="_Toc118743299" w:history="1">
+      <w:hyperlink w:anchor="_Toc138517970" w:history="1">
         <w:r>
           <w:rPr>
             <w:rStyle w:val="Hyperlink"/>
@@ -1965,7 +1965,7 @@
           <w:rPr>
             <w:rFonts w:ascii="Calibri" w:eastAsia="Times New Roman" w:hAnsi="Calibri" w:cs="Times New Roman"/>
             <w:noProof/>
-            <w:kern w:val="0"/>
+            <w:kern w:val="2"/>
             <w:sz w:val="22"/>
             <w:szCs w:val="22"/>
             <w:lang w:val="nl-BE" w:eastAsia="nl-BE" w:bidi="ar-SA"/>
@@ -1995,7 +1995,7 @@
           <w:rPr>
             <w:noProof/>
           </w:rPr>
-          <w:instrText xml:space="preserve"> PAGEREF _Toc118743299 \h </w:instrText>
+          <w:instrText xml:space="preserve"> PAGEREF _Toc138517970 \h </w:instrText>
         </w:r>
         <w:r>
           <w:rPr>
@@ -2033,13 +2033,13 @@
         <w:rPr>
           <w:rFonts w:ascii="Calibri" w:eastAsia="Times New Roman" w:hAnsi="Calibri" w:cs="Times New Roman"/>
           <w:noProof/>
-          <w:kern w:val="0"/>
+          <w:kern w:val="2"/>
           <w:sz w:val="22"/>
           <w:szCs w:val="22"/>
           <w:lang w:val="nl-BE" w:eastAsia="nl-BE" w:bidi="ar-SA"/>
         </w:rPr>
       </w:pPr>
-      <w:hyperlink w:anchor="_Toc118743300" w:history="1">
+      <w:hyperlink w:anchor="_Toc138517971" w:history="1">
         <w:r>
           <w:rPr>
             <w:rStyle w:val="Hyperlink"/>
@@ -2051,7 +2051,7 @@
           <w:rPr>
             <w:rFonts w:ascii="Calibri" w:eastAsia="Times New Roman" w:hAnsi="Calibri" w:cs="Times New Roman"/>
             <w:noProof/>
-            <w:kern w:val="0"/>
+            <w:kern w:val="2"/>
             <w:sz w:val="22"/>
             <w:szCs w:val="22"/>
             <w:lang w:val="nl-BE" w:eastAsia="nl-BE" w:bidi="ar-SA"/>
@@ -2081,7 +2081,7 @@
           <w:rPr>
             <w:noProof/>
           </w:rPr>
-          <w:instrText xml:space="preserve"> PAGEREF _Toc118743300 \h </w:instrText>
+          <w:instrText xml:space="preserve"> PAGEREF _Toc138517971 \h </w:instrText>
         </w:r>
         <w:r>
           <w:rPr>
@@ -2099,7 +2099,7 @@
             <w:rFonts w:hint="eastAsia"/>
             <w:noProof/>
           </w:rPr>
-          <w:t>11</w:t>
+          <w:t>12</w:t>
         </w:r>
         <w:r>
           <w:rPr>
@@ -2119,13 +2119,13 @@
         <w:rPr>
           <w:rFonts w:ascii="Calibri" w:eastAsia="Times New Roman" w:hAnsi="Calibri" w:cs="Times New Roman"/>
           <w:noProof/>
-          <w:kern w:val="0"/>
+          <w:kern w:val="2"/>
           <w:sz w:val="22"/>
           <w:szCs w:val="22"/>
           <w:lang w:val="nl-BE" w:eastAsia="nl-BE" w:bidi="ar-SA"/>
         </w:rPr>
       </w:pPr>
-      <w:hyperlink w:anchor="_Toc118743301" w:history="1">
+      <w:hyperlink w:anchor="_Toc138517972" w:history="1">
         <w:r>
           <w:rPr>
             <w:rStyle w:val="Hyperlink"/>
@@ -2137,7 +2137,7 @@
           <w:rPr>
             <w:rFonts w:ascii="Calibri" w:eastAsia="Times New Roman" w:hAnsi="Calibri" w:cs="Times New Roman"/>
             <w:noProof/>
-            <w:kern w:val="0"/>
+            <w:kern w:val="2"/>
             <w:sz w:val="22"/>
             <w:szCs w:val="22"/>
             <w:lang w:val="nl-BE" w:eastAsia="nl-BE" w:bidi="ar-SA"/>
@@ -2167,7 +2167,7 @@
           <w:rPr>
             <w:noProof/>
           </w:rPr>
-          <w:instrText xml:space="preserve"> PAGEREF _Toc118743301 \h </w:instrText>
+          <w:instrText xml:space="preserve"> PAGEREF _Toc138517972 \h </w:instrText>
         </w:r>
         <w:r>
           <w:rPr>
@@ -2205,13 +2205,13 @@
         <w:rPr>
           <w:rFonts w:ascii="Calibri" w:eastAsia="Times New Roman" w:hAnsi="Calibri" w:cs="Times New Roman"/>
           <w:noProof/>
-          <w:kern w:val="0"/>
+          <w:kern w:val="2"/>
           <w:sz w:val="22"/>
           <w:szCs w:val="22"/>
           <w:lang w:val="nl-BE" w:eastAsia="nl-BE" w:bidi="ar-SA"/>
         </w:rPr>
       </w:pPr>
-      <w:hyperlink w:anchor="_Toc118743302" w:history="1">
+      <w:hyperlink w:anchor="_Toc138517973" w:history="1">
         <w:r>
           <w:rPr>
             <w:rStyle w:val="Hyperlink"/>
@@ -2223,7 +2223,7 @@
           <w:rPr>
             <w:rFonts w:ascii="Calibri" w:eastAsia="Times New Roman" w:hAnsi="Calibri" w:cs="Times New Roman"/>
             <w:noProof/>
-            <w:kern w:val="0"/>
+            <w:kern w:val="2"/>
             <w:sz w:val="22"/>
             <w:szCs w:val="22"/>
             <w:lang w:val="nl-BE" w:eastAsia="nl-BE" w:bidi="ar-SA"/>
@@ -2253,7 +2253,7 @@
           <w:rPr>
             <w:noProof/>
           </w:rPr>
-          <w:instrText xml:space="preserve"> PAGEREF _Toc118743302 \h </w:instrText>
+          <w:instrText xml:space="preserve"> PAGEREF _Toc138517973 \h </w:instrText>
         </w:r>
         <w:r>
           <w:rPr>
@@ -2271,7 +2271,7 @@
             <w:rFonts w:hint="eastAsia"/>
             <w:noProof/>
           </w:rPr>
-          <w:t>12</w:t>
+          <w:t>13</w:t>
         </w:r>
         <w:r>
           <w:rPr>
@@ -2291,13 +2291,13 @@
         <w:rPr>
           <w:rFonts w:ascii="Calibri" w:eastAsia="Times New Roman" w:hAnsi="Calibri" w:cs="Times New Roman"/>
           <w:noProof/>
-          <w:kern w:val="0"/>
+          <w:kern w:val="2"/>
           <w:sz w:val="22"/>
           <w:szCs w:val="22"/>
           <w:lang w:val="nl-BE" w:eastAsia="nl-BE" w:bidi="ar-SA"/>
         </w:rPr>
       </w:pPr>
-      <w:hyperlink w:anchor="_Toc118743303" w:history="1">
+      <w:hyperlink w:anchor="_Toc138517974" w:history="1">
         <w:r>
           <w:rPr>
             <w:rStyle w:val="Hyperlink"/>
@@ -2309,7 +2309,7 @@
           <w:rPr>
             <w:rFonts w:ascii="Calibri" w:eastAsia="Times New Roman" w:hAnsi="Calibri" w:cs="Times New Roman"/>
             <w:noProof/>
-            <w:kern w:val="0"/>
+            <w:kern w:val="2"/>
             <w:sz w:val="22"/>
             <w:szCs w:val="22"/>
             <w:lang w:val="nl-BE" w:eastAsia="nl-BE" w:bidi="ar-SA"/>
@@ -2339,7 +2339,7 @@
           <w:rPr>
             <w:noProof/>
           </w:rPr>
-          <w:instrText xml:space="preserve"> PAGEREF _Toc118743303 \h </w:instrText>
+          <w:instrText xml:space="preserve"> PAGEREF _Toc138517974 \h </w:instrText>
         </w:r>
         <w:r>
           <w:rPr>
@@ -2357,7 +2357,7 @@
             <w:rFonts w:hint="eastAsia"/>
             <w:noProof/>
           </w:rPr>
-          <w:t>12</w:t>
+          <w:t>13</w:t>
         </w:r>
         <w:r>
           <w:rPr>
@@ -2377,13 +2377,13 @@
         <w:rPr>
           <w:rFonts w:ascii="Calibri" w:eastAsia="Times New Roman" w:hAnsi="Calibri" w:cs="Times New Roman"/>
           <w:noProof/>
-          <w:kern w:val="0"/>
+          <w:kern w:val="2"/>
           <w:sz w:val="22"/>
           <w:szCs w:val="22"/>
           <w:lang w:val="nl-BE" w:eastAsia="nl-BE" w:bidi="ar-SA"/>
         </w:rPr>
       </w:pPr>
-      <w:hyperlink w:anchor="_Toc118743304" w:history="1">
+      <w:hyperlink w:anchor="_Toc138517975" w:history="1">
         <w:r>
           <w:rPr>
             <w:rStyle w:val="Hyperlink"/>
@@ -2395,7 +2395,7 @@
           <w:rPr>
             <w:rFonts w:ascii="Calibri" w:eastAsia="Times New Roman" w:hAnsi="Calibri" w:cs="Times New Roman"/>
             <w:noProof/>
-            <w:kern w:val="0"/>
+            <w:kern w:val="2"/>
             <w:sz w:val="22"/>
             <w:szCs w:val="22"/>
             <w:lang w:val="nl-BE" w:eastAsia="nl-BE" w:bidi="ar-SA"/>
@@ -2425,7 +2425,7 @@
           <w:rPr>
             <w:noProof/>
           </w:rPr>
-          <w:instrText xml:space="preserve"> PAGEREF _Toc118743304 \h </w:instrText>
+          <w:instrText xml:space="preserve"> PAGEREF _Toc138517975 \h </w:instrText>
         </w:r>
         <w:r>
           <w:rPr>
@@ -2463,13 +2463,13 @@
         <w:rPr>
           <w:rFonts w:ascii="Calibri" w:eastAsia="Times New Roman" w:hAnsi="Calibri" w:cs="Times New Roman"/>
           <w:noProof/>
-          <w:kern w:val="0"/>
+          <w:kern w:val="2"/>
           <w:sz w:val="22"/>
           <w:szCs w:val="22"/>
           <w:lang w:val="nl-BE" w:eastAsia="nl-BE" w:bidi="ar-SA"/>
         </w:rPr>
       </w:pPr>
-      <w:hyperlink w:anchor="_Toc118743305" w:history="1">
+      <w:hyperlink w:anchor="_Toc138517976" w:history="1">
         <w:r>
           <w:rPr>
             <w:rStyle w:val="Hyperlink"/>
@@ -2481,7 +2481,7 @@
           <w:rPr>
             <w:rFonts w:ascii="Calibri" w:eastAsia="Times New Roman" w:hAnsi="Calibri" w:cs="Times New Roman"/>
             <w:noProof/>
-            <w:kern w:val="0"/>
+            <w:kern w:val="2"/>
             <w:sz w:val="22"/>
             <w:szCs w:val="22"/>
             <w:lang w:val="nl-BE" w:eastAsia="nl-BE" w:bidi="ar-SA"/>
@@ -2511,7 +2511,7 @@
           <w:rPr>
             <w:noProof/>
           </w:rPr>
-          <w:instrText xml:space="preserve"> PAGEREF _Toc118743305 \h </w:instrText>
+          <w:instrText xml:space="preserve"> PAGEREF _Toc138517976 \h </w:instrText>
         </w:r>
         <w:r>
           <w:rPr>
@@ -2549,13 +2549,13 @@
         <w:rPr>
           <w:rFonts w:ascii="Calibri" w:eastAsia="Times New Roman" w:hAnsi="Calibri" w:cs="Times New Roman"/>
           <w:noProof/>
-          <w:kern w:val="0"/>
+          <w:kern w:val="2"/>
           <w:sz w:val="22"/>
           <w:szCs w:val="22"/>
           <w:lang w:val="nl-BE" w:eastAsia="nl-BE" w:bidi="ar-SA"/>
         </w:rPr>
       </w:pPr>
-      <w:hyperlink w:anchor="_Toc118743306" w:history="1">
+      <w:hyperlink w:anchor="_Toc138517977" w:history="1">
         <w:r>
           <w:rPr>
             <w:rStyle w:val="Hyperlink"/>
@@ -2567,7 +2567,7 @@
           <w:rPr>
             <w:rFonts w:ascii="Calibri" w:eastAsia="Times New Roman" w:hAnsi="Calibri" w:cs="Times New Roman"/>
             <w:noProof/>
-            <w:kern w:val="0"/>
+            <w:kern w:val="2"/>
             <w:sz w:val="22"/>
             <w:szCs w:val="22"/>
             <w:lang w:val="nl-BE" w:eastAsia="nl-BE" w:bidi="ar-SA"/>
@@ -2597,7 +2597,7 @@
           <w:rPr>
             <w:noProof/>
           </w:rPr>
-          <w:instrText xml:space="preserve"> PAGEREF _Toc118743306 \h </w:instrText>
+          <w:instrText xml:space="preserve"> PAGEREF _Toc138517977 \h </w:instrText>
         </w:r>
         <w:r>
           <w:rPr>
@@ -2635,13 +2635,13 @@
         <w:rPr>
           <w:rFonts w:ascii="Calibri" w:eastAsia="Times New Roman" w:hAnsi="Calibri" w:cs="Times New Roman"/>
           <w:noProof/>
-          <w:kern w:val="0"/>
+          <w:kern w:val="2"/>
           <w:sz w:val="22"/>
           <w:szCs w:val="22"/>
           <w:lang w:val="nl-BE" w:eastAsia="nl-BE" w:bidi="ar-SA"/>
         </w:rPr>
       </w:pPr>
-      <w:hyperlink w:anchor="_Toc118743307" w:history="1">
+      <w:hyperlink w:anchor="_Toc138517978" w:history="1">
         <w:r>
           <w:rPr>
             <w:rStyle w:val="Hyperlink"/>
@@ -2653,7 +2653,7 @@
           <w:rPr>
             <w:rFonts w:ascii="Calibri" w:eastAsia="Times New Roman" w:hAnsi="Calibri" w:cs="Times New Roman"/>
             <w:noProof/>
-            <w:kern w:val="0"/>
+            <w:kern w:val="2"/>
             <w:sz w:val="22"/>
             <w:szCs w:val="22"/>
             <w:lang w:val="nl-BE" w:eastAsia="nl-BE" w:bidi="ar-SA"/>
@@ -2683,7 +2683,7 @@
           <w:rPr>
             <w:noProof/>
           </w:rPr>
-          <w:instrText xml:space="preserve"> PAGEREF _Toc118743307 \h </w:instrText>
+          <w:instrText xml:space="preserve"> PAGEREF _Toc138517978 \h </w:instrText>
         </w:r>
         <w:r>
           <w:rPr>
@@ -2721,13 +2721,13 @@
         <w:rPr>
           <w:rFonts w:ascii="Calibri" w:eastAsia="Times New Roman" w:hAnsi="Calibri" w:cs="Times New Roman"/>
           <w:noProof/>
-          <w:kern w:val="0"/>
+          <w:kern w:val="2"/>
           <w:sz w:val="22"/>
           <w:szCs w:val="22"/>
           <w:lang w:val="nl-BE" w:eastAsia="nl-BE" w:bidi="ar-SA"/>
         </w:rPr>
       </w:pPr>
-      <w:hyperlink w:anchor="_Toc118743308" w:history="1">
+      <w:hyperlink w:anchor="_Toc138517979" w:history="1">
         <w:r>
           <w:rPr>
             <w:rStyle w:val="Hyperlink"/>
@@ -2740,7 +2740,7 @@
           <w:rPr>
             <w:rFonts w:ascii="Calibri" w:eastAsia="Times New Roman" w:hAnsi="Calibri" w:cs="Times New Roman"/>
             <w:noProof/>
-            <w:kern w:val="0"/>
+            <w:kern w:val="2"/>
             <w:sz w:val="22"/>
             <w:szCs w:val="22"/>
             <w:lang w:val="nl-BE" w:eastAsia="nl-BE" w:bidi="ar-SA"/>
@@ -2771,7 +2771,7 @@
           <w:rPr>
             <w:noProof/>
           </w:rPr>
-          <w:instrText xml:space="preserve"> PAGEREF _Toc118743308 \h </w:instrText>
+          <w:instrText xml:space="preserve"> PAGEREF _Toc138517979 \h </w:instrText>
         </w:r>
         <w:r>
           <w:rPr>
@@ -2809,13 +2809,13 @@
         <w:rPr>
           <w:rFonts w:ascii="Calibri" w:eastAsia="Times New Roman" w:hAnsi="Calibri" w:cs="Times New Roman"/>
           <w:noProof/>
-          <w:kern w:val="0"/>
+          <w:kern w:val="2"/>
           <w:sz w:val="22"/>
           <w:szCs w:val="22"/>
           <w:lang w:val="nl-BE" w:eastAsia="nl-BE" w:bidi="ar-SA"/>
         </w:rPr>
       </w:pPr>
-      <w:hyperlink w:anchor="_Toc118743309" w:history="1">
+      <w:hyperlink w:anchor="_Toc138517980" w:history="1">
         <w:r>
           <w:rPr>
             <w:rStyle w:val="Hyperlink"/>
@@ -2827,7 +2827,7 @@
           <w:rPr>
             <w:rFonts w:ascii="Calibri" w:eastAsia="Times New Roman" w:hAnsi="Calibri" w:cs="Times New Roman"/>
             <w:noProof/>
-            <w:kern w:val="0"/>
+            <w:kern w:val="2"/>
             <w:sz w:val="22"/>
             <w:szCs w:val="22"/>
             <w:lang w:val="nl-BE" w:eastAsia="nl-BE" w:bidi="ar-SA"/>
@@ -2857,7 +2857,7 @@
           <w:rPr>
             <w:noProof/>
           </w:rPr>
-          <w:instrText xml:space="preserve"> PAGEREF _Toc118743309 \h </w:instrText>
+          <w:instrText xml:space="preserve"> PAGEREF _Toc138517980 \h </w:instrText>
         </w:r>
         <w:r>
           <w:rPr>
@@ -2895,13 +2895,13 @@
         <w:rPr>
           <w:rFonts w:ascii="Calibri" w:eastAsia="Times New Roman" w:hAnsi="Calibri" w:cs="Times New Roman"/>
           <w:noProof/>
-          <w:kern w:val="0"/>
+          <w:kern w:val="2"/>
           <w:sz w:val="22"/>
           <w:szCs w:val="22"/>
           <w:lang w:val="nl-BE" w:eastAsia="nl-BE" w:bidi="ar-SA"/>
         </w:rPr>
       </w:pPr>
-      <w:hyperlink w:anchor="_Toc118743310" w:history="1">
+      <w:hyperlink w:anchor="_Toc138517981" w:history="1">
         <w:r>
           <w:rPr>
             <w:rStyle w:val="Hyperlink"/>
@@ -2913,7 +2913,7 @@
           <w:rPr>
             <w:rFonts w:ascii="Calibri" w:eastAsia="Times New Roman" w:hAnsi="Calibri" w:cs="Times New Roman"/>
             <w:noProof/>
-            <w:kern w:val="0"/>
+            <w:kern w:val="2"/>
             <w:sz w:val="22"/>
             <w:szCs w:val="22"/>
             <w:lang w:val="nl-BE" w:eastAsia="nl-BE" w:bidi="ar-SA"/>
@@ -2943,7 +2943,7 @@
           <w:rPr>
             <w:noProof/>
           </w:rPr>
-          <w:instrText xml:space="preserve"> PAGEREF _Toc118743310 \h </w:instrText>
+          <w:instrText xml:space="preserve"> PAGEREF _Toc138517981 \h </w:instrText>
         </w:r>
         <w:r>
           <w:rPr>
@@ -2961,7 +2961,7 @@
             <w:rFonts w:hint="eastAsia"/>
             <w:noProof/>
           </w:rPr>
-          <w:t>17</w:t>
+          <w:t>18</w:t>
         </w:r>
         <w:r>
           <w:rPr>
@@ -2981,13 +2981,13 @@
         <w:rPr>
           <w:rFonts w:ascii="Calibri" w:eastAsia="Times New Roman" w:hAnsi="Calibri" w:cs="Times New Roman"/>
           <w:noProof/>
-          <w:kern w:val="0"/>
+          <w:kern w:val="2"/>
           <w:sz w:val="22"/>
           <w:szCs w:val="22"/>
           <w:lang w:val="nl-BE" w:eastAsia="nl-BE" w:bidi="ar-SA"/>
         </w:rPr>
       </w:pPr>
-      <w:hyperlink w:anchor="_Toc118743311" w:history="1">
+      <w:hyperlink w:anchor="_Toc138517982" w:history="1">
         <w:r>
           <w:rPr>
             <w:rStyle w:val="Hyperlink"/>
@@ -2999,7 +2999,7 @@
           <w:rPr>
             <w:rFonts w:ascii="Calibri" w:eastAsia="Times New Roman" w:hAnsi="Calibri" w:cs="Times New Roman"/>
             <w:noProof/>
-            <w:kern w:val="0"/>
+            <w:kern w:val="2"/>
             <w:sz w:val="22"/>
             <w:szCs w:val="22"/>
             <w:lang w:val="nl-BE" w:eastAsia="nl-BE" w:bidi="ar-SA"/>
@@ -3029,7 +3029,7 @@
           <w:rPr>
             <w:noProof/>
           </w:rPr>
-          <w:instrText xml:space="preserve"> PAGEREF _Toc118743311 \h </w:instrText>
+          <w:instrText xml:space="preserve"> PAGEREF _Toc138517982 \h </w:instrText>
         </w:r>
         <w:r>
           <w:rPr>
@@ -3067,13 +3067,13 @@
         <w:rPr>
           <w:rFonts w:ascii="Calibri" w:eastAsia="Times New Roman" w:hAnsi="Calibri" w:cs="Times New Roman"/>
           <w:noProof/>
-          <w:kern w:val="0"/>
+          <w:kern w:val="2"/>
           <w:sz w:val="22"/>
           <w:szCs w:val="22"/>
           <w:lang w:val="nl-BE" w:eastAsia="nl-BE" w:bidi="ar-SA"/>
         </w:rPr>
       </w:pPr>
-      <w:hyperlink w:anchor="_Toc118743312" w:history="1">
+      <w:hyperlink w:anchor="_Toc138517983" w:history="1">
         <w:r>
           <w:rPr>
             <w:rStyle w:val="Hyperlink"/>
@@ -3085,7 +3085,7 @@
           <w:rPr>
             <w:rFonts w:ascii="Calibri" w:eastAsia="Times New Roman" w:hAnsi="Calibri" w:cs="Times New Roman"/>
             <w:noProof/>
-            <w:kern w:val="0"/>
+            <w:kern w:val="2"/>
             <w:sz w:val="22"/>
             <w:szCs w:val="22"/>
             <w:lang w:val="nl-BE" w:eastAsia="nl-BE" w:bidi="ar-SA"/>
@@ -3115,7 +3115,7 @@
           <w:rPr>
             <w:noProof/>
           </w:rPr>
-          <w:instrText xml:space="preserve"> PAGEREF _Toc118743312 \h </w:instrText>
+          <w:instrText xml:space="preserve"> PAGEREF _Toc138517983 \h </w:instrText>
         </w:r>
         <w:r>
           <w:rPr>
@@ -3133,7 +3133,7 @@
             <w:rFonts w:hint="eastAsia"/>
             <w:noProof/>
           </w:rPr>
-          <w:t>18</w:t>
+          <w:t>19</w:t>
         </w:r>
         <w:r>
           <w:rPr>
@@ -3153,13 +3153,13 @@
         <w:rPr>
           <w:rFonts w:ascii="Calibri" w:eastAsia="Times New Roman" w:hAnsi="Calibri" w:cs="Times New Roman"/>
           <w:noProof/>
-          <w:kern w:val="0"/>
+          <w:kern w:val="2"/>
           <w:sz w:val="22"/>
           <w:szCs w:val="22"/>
           <w:lang w:val="nl-BE" w:eastAsia="nl-BE" w:bidi="ar-SA"/>
         </w:rPr>
       </w:pPr>
-      <w:hyperlink w:anchor="_Toc118743313" w:history="1">
+      <w:hyperlink w:anchor="_Toc138517984" w:history="1">
         <w:r>
           <w:rPr>
             <w:rStyle w:val="Hyperlink"/>
@@ -3171,7 +3171,7 @@
           <w:rPr>
             <w:rFonts w:ascii="Calibri" w:eastAsia="Times New Roman" w:hAnsi="Calibri" w:cs="Times New Roman"/>
             <w:noProof/>
-            <w:kern w:val="0"/>
+            <w:kern w:val="2"/>
             <w:sz w:val="22"/>
             <w:szCs w:val="22"/>
             <w:lang w:val="nl-BE" w:eastAsia="nl-BE" w:bidi="ar-SA"/>
@@ -3201,7 +3201,7 @@
           <w:rPr>
             <w:noProof/>
           </w:rPr>
-          <w:instrText xml:space="preserve"> PAGEREF _Toc118743313 \h </w:instrText>
+          <w:instrText xml:space="preserve"> PAGEREF _Toc138517984 \h </w:instrText>
         </w:r>
         <w:r>
           <w:rPr>
@@ -3239,13 +3239,13 @@
         <w:rPr>
           <w:rFonts w:ascii="Calibri" w:eastAsia="Times New Roman" w:hAnsi="Calibri" w:cs="Times New Roman"/>
           <w:noProof/>
-          <w:kern w:val="0"/>
+          <w:kern w:val="2"/>
           <w:sz w:val="22"/>
           <w:szCs w:val="22"/>
           <w:lang w:val="nl-BE" w:eastAsia="nl-BE" w:bidi="ar-SA"/>
         </w:rPr>
       </w:pPr>
-      <w:hyperlink w:anchor="_Toc118743314" w:history="1">
+      <w:hyperlink w:anchor="_Toc138517985" w:history="1">
         <w:r>
           <w:rPr>
             <w:rStyle w:val="Hyperlink"/>
@@ -3257,7 +3257,7 @@
           <w:rPr>
             <w:rFonts w:ascii="Calibri" w:eastAsia="Times New Roman" w:hAnsi="Calibri" w:cs="Times New Roman"/>
             <w:noProof/>
-            <w:kern w:val="0"/>
+            <w:kern w:val="2"/>
             <w:sz w:val="22"/>
             <w:szCs w:val="22"/>
             <w:lang w:val="nl-BE" w:eastAsia="nl-BE" w:bidi="ar-SA"/>
@@ -3287,7 +3287,7 @@
           <w:rPr>
             <w:noProof/>
           </w:rPr>
-          <w:instrText xml:space="preserve"> PAGEREF _Toc118743314 \h </w:instrText>
+          <w:instrText xml:space="preserve"> PAGEREF _Toc138517985 \h </w:instrText>
         </w:r>
         <w:r>
           <w:rPr>
@@ -3305,7 +3305,7 @@
             <w:rFonts w:hint="eastAsia"/>
             <w:noProof/>
           </w:rPr>
-          <w:t>19</w:t>
+          <w:t>20</w:t>
         </w:r>
         <w:r>
           <w:rPr>
@@ -3325,13 +3325,13 @@
         <w:rPr>
           <w:rFonts w:ascii="Calibri" w:eastAsia="Times New Roman" w:hAnsi="Calibri" w:cs="Times New Roman"/>
           <w:noProof/>
-          <w:kern w:val="0"/>
+          <w:kern w:val="2"/>
           <w:sz w:val="22"/>
           <w:szCs w:val="22"/>
           <w:lang w:val="nl-BE" w:eastAsia="nl-BE" w:bidi="ar-SA"/>
         </w:rPr>
       </w:pPr>
-      <w:hyperlink w:anchor="_Toc118743315" w:history="1">
+      <w:hyperlink w:anchor="_Toc138517986" w:history="1">
         <w:r>
           <w:rPr>
             <w:rStyle w:val="Hyperlink"/>
@@ -3343,7 +3343,7 @@
           <w:rPr>
             <w:rFonts w:ascii="Calibri" w:eastAsia="Times New Roman" w:hAnsi="Calibri" w:cs="Times New Roman"/>
             <w:noProof/>
-            <w:kern w:val="0"/>
+            <w:kern w:val="2"/>
             <w:sz w:val="22"/>
             <w:szCs w:val="22"/>
             <w:lang w:val="nl-BE" w:eastAsia="nl-BE" w:bidi="ar-SA"/>
@@ -3373,7 +3373,7 @@
           <w:rPr>
             <w:noProof/>
           </w:rPr>
-          <w:instrText xml:space="preserve"> PAGEREF _Toc118743315 \h </w:instrText>
+          <w:instrText xml:space="preserve"> PAGEREF _Toc138517986 \h </w:instrText>
         </w:r>
         <w:r>
           <w:rPr>
@@ -3411,13 +3411,13 @@
         <w:rPr>
           <w:rFonts w:ascii="Calibri" w:eastAsia="Times New Roman" w:hAnsi="Calibri" w:cs="Times New Roman"/>
           <w:noProof/>
-          <w:kern w:val="0"/>
+          <w:kern w:val="2"/>
           <w:sz w:val="22"/>
           <w:szCs w:val="22"/>
           <w:lang w:val="nl-BE" w:eastAsia="nl-BE" w:bidi="ar-SA"/>
         </w:rPr>
       </w:pPr>
-      <w:hyperlink w:anchor="_Toc118743316" w:history="1">
+      <w:hyperlink w:anchor="_Toc138517987" w:history="1">
         <w:r>
           <w:rPr>
             <w:rStyle w:val="Hyperlink"/>
@@ -3429,7 +3429,7 @@
           <w:rPr>
             <w:rFonts w:ascii="Calibri" w:eastAsia="Times New Roman" w:hAnsi="Calibri" w:cs="Times New Roman"/>
             <w:noProof/>
-            <w:kern w:val="0"/>
+            <w:kern w:val="2"/>
             <w:sz w:val="22"/>
             <w:szCs w:val="22"/>
             <w:lang w:val="nl-BE" w:eastAsia="nl-BE" w:bidi="ar-SA"/>
@@ -3459,7 +3459,7 @@
           <w:rPr>
             <w:noProof/>
           </w:rPr>
-          <w:instrText xml:space="preserve"> PAGEREF _Toc118743316 \h </w:instrText>
+          <w:instrText xml:space="preserve"> PAGEREF _Toc138517987 \h </w:instrText>
         </w:r>
         <w:r>
           <w:rPr>
@@ -3497,13 +3497,13 @@
         <w:rPr>
           <w:rFonts w:ascii="Calibri" w:eastAsia="Times New Roman" w:hAnsi="Calibri" w:cs="Times New Roman"/>
           <w:noProof/>
-          <w:kern w:val="0"/>
+          <w:kern w:val="2"/>
           <w:sz w:val="22"/>
           <w:szCs w:val="22"/>
           <w:lang w:val="nl-BE" w:eastAsia="nl-BE" w:bidi="ar-SA"/>
         </w:rPr>
       </w:pPr>
-      <w:hyperlink w:anchor="_Toc118743317" w:history="1">
+      <w:hyperlink w:anchor="_Toc138517988" w:history="1">
         <w:r>
           <w:rPr>
             <w:rStyle w:val="Hyperlink"/>
@@ -3515,7 +3515,7 @@
           <w:rPr>
             <w:rFonts w:ascii="Calibri" w:eastAsia="Times New Roman" w:hAnsi="Calibri" w:cs="Times New Roman"/>
             <w:noProof/>
-            <w:kern w:val="0"/>
+            <w:kern w:val="2"/>
             <w:sz w:val="22"/>
             <w:szCs w:val="22"/>
             <w:lang w:val="nl-BE" w:eastAsia="nl-BE" w:bidi="ar-SA"/>
@@ -3545,7 +3545,7 @@
           <w:rPr>
             <w:noProof/>
           </w:rPr>
-          <w:instrText xml:space="preserve"> PAGEREF _Toc118743317 \h </w:instrText>
+          <w:instrText xml:space="preserve"> PAGEREF _Toc138517988 \h </w:instrText>
         </w:r>
         <w:r>
           <w:rPr>
@@ -3563,7 +3563,7 @@
             <w:rFonts w:hint="eastAsia"/>
             <w:noProof/>
           </w:rPr>
-          <w:t>21</w:t>
+          <w:t>22</w:t>
         </w:r>
         <w:r>
           <w:rPr>
@@ -3583,13 +3583,13 @@
         <w:rPr>
           <w:rFonts w:ascii="Calibri" w:eastAsia="Times New Roman" w:hAnsi="Calibri" w:cs="Times New Roman"/>
           <w:noProof/>
-          <w:kern w:val="0"/>
+          <w:kern w:val="2"/>
           <w:sz w:val="22"/>
           <w:szCs w:val="22"/>
           <w:lang w:val="nl-BE" w:eastAsia="nl-BE" w:bidi="ar-SA"/>
         </w:rPr>
       </w:pPr>
-      <w:hyperlink w:anchor="_Toc118743318" w:history="1">
+      <w:hyperlink w:anchor="_Toc138517989" w:history="1">
         <w:r>
           <w:rPr>
             <w:rStyle w:val="Hyperlink"/>
@@ -3601,7 +3601,7 @@
           <w:rPr>
             <w:rFonts w:ascii="Calibri" w:eastAsia="Times New Roman" w:hAnsi="Calibri" w:cs="Times New Roman"/>
             <w:noProof/>
-            <w:kern w:val="0"/>
+            <w:kern w:val="2"/>
             <w:sz w:val="22"/>
             <w:szCs w:val="22"/>
             <w:lang w:val="nl-BE" w:eastAsia="nl-BE" w:bidi="ar-SA"/>
@@ -3631,7 +3631,7 @@
           <w:rPr>
             <w:noProof/>
           </w:rPr>
-          <w:instrText xml:space="preserve"> PAGEREF _Toc118743318 \h </w:instrText>
+          <w:instrText xml:space="preserve"> PAGEREF _Toc138517989 \h </w:instrText>
         </w:r>
         <w:r>
           <w:rPr>
@@ -3683,7 +3683,7 @@
         </w:rPr>
       </w:pPr>
       <w:bookmarkStart w:id="0" w:name="_Ref118727531"/>
-      <w:bookmarkStart w:id="1" w:name="_Toc118743277"/>
+      <w:bookmarkStart w:id="1" w:name="_Toc138517948"/>
       <w:r>
         <w:lastRenderedPageBreak/>
         <w:t>Install</w:t>
@@ -3715,9 +3715,11 @@
       <w:r>
         <w:t>“</w:t>
       </w:r>
+      <w:proofErr w:type="spellStart"/>
       <w:r>
         <w:t>Demo.mbc</w:t>
       </w:r>
+      <w:proofErr w:type="spellEnd"/>
       <w:r>
         <w:t>”</w:t>
       </w:r>
@@ -3776,7 +3778,7 @@
           <w:rFonts w:hint="eastAsia"/>
         </w:rPr>
       </w:pPr>
-      <w:bookmarkStart w:id="2" w:name="_Toc118743278"/>
+      <w:bookmarkStart w:id="2" w:name="_Toc138517949"/>
       <w:r>
         <w:t>Starting ModbusControl</w:t>
       </w:r>
@@ -3895,7 +3897,7 @@
           <w:rFonts w:hint="eastAsia"/>
         </w:rPr>
       </w:pPr>
-      <w:bookmarkStart w:id="3" w:name="_Toc118743279"/>
+      <w:bookmarkStart w:id="3" w:name="_Toc138517950"/>
       <w:r>
         <w:t>The mbc project file</w:t>
       </w:r>
@@ -3987,7 +3989,7 @@
           <w:rFonts w:hint="eastAsia"/>
         </w:rPr>
       </w:pPr>
-      <w:bookmarkStart w:id="4" w:name="_Toc118743280"/>
+      <w:bookmarkStart w:id="4" w:name="_Toc138517951"/>
       <w:r>
         <w:t>Using ModbusControl</w:t>
       </w:r>
@@ -4001,7 +4003,7 @@
         </w:rPr>
       </w:pPr>
       <w:bookmarkStart w:id="5" w:name="_Ref118397727"/>
-      <w:bookmarkStart w:id="6" w:name="_Toc118743281"/>
+      <w:bookmarkStart w:id="6" w:name="_Toc138517952"/>
       <w:r>
         <w:t>Load/edit/save mbc project files</w:t>
       </w:r>
@@ -4456,7 +4458,7 @@
           <w:rFonts w:hint="eastAsia"/>
         </w:rPr>
       </w:pPr>
-      <w:bookmarkStart w:id="7" w:name="_Toc118743282"/>
+      <w:bookmarkStart w:id="7" w:name="_Toc138517953"/>
       <w:r>
         <w:lastRenderedPageBreak/>
         <w:t>Import and export</w:t>
@@ -4506,7 +4508,15 @@
         <w:t>elect the export values format</w:t>
       </w:r>
       <w:r>
-        <w:t xml:space="preserve"> (int, uint, hex), and select the output file.</w:t>
+        <w:t xml:space="preserve"> (int, </w:t>
+      </w:r>
+      <w:proofErr w:type="spellStart"/>
+      <w:r>
+        <w:t>uint</w:t>
+      </w:r>
+      <w:proofErr w:type="spellEnd"/>
+      <w:r>
+        <w:t>, hex), and select the output file.</w:t>
       </w:r>
     </w:p>
     <w:p>
@@ -4805,7 +4815,7 @@
           <w:rFonts w:hint="eastAsia"/>
         </w:rPr>
       </w:pPr>
-      <w:bookmarkStart w:id="8" w:name="_Toc118743283"/>
+      <w:bookmarkStart w:id="8" w:name="_Toc138517954"/>
       <w:r>
         <w:t>Connect/disconnect/start polling/stop polling</w:t>
       </w:r>
@@ -4861,7 +4871,7 @@
           <w:rFonts w:hint="eastAsia"/>
         </w:rPr>
       </w:pPr>
-      <w:bookmarkStart w:id="10" w:name="_Toc118743284"/>
+      <w:bookmarkStart w:id="10" w:name="_Toc138517955"/>
       <w:r>
         <w:t>Find/Filter</w:t>
       </w:r>
@@ -4899,7 +4909,7 @@
           <w:rFonts w:hint="eastAsia"/>
         </w:rPr>
       </w:pPr>
-      <w:bookmarkStart w:id="11" w:name="_Toc118743285"/>
+      <w:bookmarkStart w:id="11" w:name="_Toc138517956"/>
       <w:r>
         <w:lastRenderedPageBreak/>
         <w:t>Diagnostics counters</w:t>
@@ -4935,7 +4945,7 @@
           <w:rFonts w:hint="eastAsia"/>
         </w:rPr>
       </w:pPr>
-      <w:bookmarkStart w:id="12" w:name="_Toc118743286"/>
+      <w:bookmarkStart w:id="12" w:name="_Toc138517957"/>
       <w:r>
         <w:t>Logging</w:t>
       </w:r>
@@ -5030,7 +5040,7 @@
       </w:pPr>
       <w:bookmarkStart w:id="13" w:name="__RefHeading___Toc43_939433756"/>
       <w:bookmarkStart w:id="14" w:name="_Ref118397833"/>
-      <w:bookmarkStart w:id="15" w:name="_Toc118743287"/>
+      <w:bookmarkStart w:id="15" w:name="_Toc138517958"/>
       <w:bookmarkEnd w:id="13"/>
       <w:r>
         <w:t>Project configuration</w:t>
@@ -5386,8 +5396,13 @@
                 <w:rFonts w:hint="eastAsia"/>
               </w:rPr>
             </w:pPr>
-            <w:r>
-              <w:t>Baudrate:</w:t>
+            <w:proofErr w:type="spellStart"/>
+            <w:r>
+              <w:t>Baudrate</w:t>
+            </w:r>
+            <w:proofErr w:type="spellEnd"/>
+            <w:r>
+              <w:t>:</w:t>
             </w:r>
           </w:p>
         </w:tc>
@@ -5929,8 +5944,13 @@
               </w:rPr>
             </w:pPr>
             <w:bookmarkStart w:id="16" w:name="Functioncodetowriteholdingregisters"/>
-            <w:r>
-              <w:t>Functioncode to write holding registers</w:t>
+            <w:proofErr w:type="spellStart"/>
+            <w:r>
+              <w:t>Functioncode</w:t>
+            </w:r>
+            <w:proofErr w:type="spellEnd"/>
+            <w:r>
+              <w:t xml:space="preserve"> to write holding registers</w:t>
             </w:r>
             <w:bookmarkEnd w:id="16"/>
             <w:r>
@@ -6620,7 +6640,15 @@
             </w:pPr>
             <w:r>
               <w:lastRenderedPageBreak/>
-              <w:t>Sample rate (ms):</w:t>
+              <w:t>Sample rate (</w:t>
+            </w:r>
+            <w:proofErr w:type="spellStart"/>
+            <w:r>
+              <w:t>ms</w:t>
+            </w:r>
+            <w:proofErr w:type="spellEnd"/>
+            <w:r>
+              <w:t>):</w:t>
             </w:r>
           </w:p>
         </w:tc>
@@ -6660,7 +6688,13 @@
               </w:rPr>
             </w:pPr>
             <w:r>
-              <w:t>Holding registers #:</w:t>
+              <w:t xml:space="preserve">Holding registers </w:t>
+            </w:r>
+            <w:r>
+              <w:t>start</w:t>
+            </w:r>
+            <w:r>
+              <w:t>:</w:t>
             </w:r>
           </w:p>
         </w:tc>
@@ -6680,18 +6714,19 @@
               </w:rPr>
             </w:pPr>
             <w:r>
-              <w:t>Shows the holding registers numbering convention, like 40001 – 49999 or 400001 – 465536 or 400000 – 465535. Using 400000 is handy if the modbus device registers are numbered starting from 0.</w:t>
-            </w:r>
-          </w:p>
-        </w:tc>
-      </w:tr>
-      <w:tr>
-        <w:tc>
-          <w:tcPr>
-            <w:tcW w:w="2955" w:type="dxa"/>
-            <w:gridSpan w:val="3"/>
-            <w:shd w:val="clear" w:color="auto" w:fill="auto"/>
-          </w:tcPr>
+              <w:t xml:space="preserve">Shows the holding registers numbering </w:t>
+            </w:r>
+            <w:r>
+              <w:t>scheme</w:t>
+            </w:r>
+            <w:r>
+              <w:t xml:space="preserve">. </w:t>
+            </w:r>
+            <w:r>
+              <w:br/>
+              <w:t>When start = 40001 or 400001: numbering schemes 40001-49999 and 400001-465536 can be used, simultaneously.</w:t>
+            </w:r>
+          </w:p>
           <w:p>
             <w:pPr>
               <w:pStyle w:val="Inhoudtabel"/>
@@ -6702,16 +6737,9 @@
               </w:rPr>
             </w:pPr>
             <w:r>
-              <w:t>Modbus/TCP bridge server:</w:t>
-            </w:r>
-          </w:p>
-        </w:tc>
-        <w:tc>
-          <w:tcPr>
-            <w:tcW w:w="6345" w:type="dxa"/>
-            <w:gridSpan w:val="2"/>
-            <w:shd w:val="clear" w:color="auto" w:fill="auto"/>
-          </w:tcPr>
+              <w:t>When start = 40000 or 400000: numbering schemes 40000-49999 and 400000-465535 can be used, simultaneously.</w:t>
+            </w:r>
+          </w:p>
           <w:p>
             <w:pPr>
               <w:pStyle w:val="Inhoudtabel"/>
@@ -6722,76 +6750,9 @@
               </w:rPr>
             </w:pPr>
             <w:r>
-              <w:t xml:space="preserve">Configuration of the built-in Modbus/TCP to modbus device bridge: </w:t>
-            </w:r>
-            <w:r>
-              <w:t>See [</w:t>
-            </w:r>
-            <w:r>
-              <w:rPr>
-                <w:rFonts w:hint="eastAsia"/>
-                <w:i/>
-              </w:rPr>
-              <w:fldChar w:fldCharType="begin"/>
-            </w:r>
-            <w:r>
-              <w:rPr>
-                <w:rFonts w:hint="eastAsia"/>
-                <w:i/>
-              </w:rPr>
-              <w:instrText xml:space="preserve"> </w:instrText>
-            </w:r>
-            <w:r>
-              <w:rPr>
-                <w:i/>
-              </w:rPr>
-              <w:instrText>REF _Ref117942296 \h</w:instrText>
-            </w:r>
-            <w:r>
-              <w:rPr>
-                <w:rFonts w:hint="eastAsia"/>
-                <w:i/>
-              </w:rPr>
-              <w:instrText xml:space="preserve"> </w:instrText>
-            </w:r>
-            <w:r>
-              <w:rPr>
-                <w:rFonts w:hint="eastAsia"/>
-                <w:i/>
-              </w:rPr>
-            </w:r>
-            <w:r>
-              <w:rPr>
-                <w:rFonts w:hint="eastAsia"/>
-                <w:i/>
-              </w:rPr>
-              <w:fldChar w:fldCharType="separate"/>
-            </w:r>
-            <w:r>
-              <w:t>Modbus/TCP bridge</w:t>
-            </w:r>
-            <w:r>
-              <w:rPr>
-                <w:rFonts w:hint="eastAsia"/>
-                <w:i/>
-              </w:rPr>
-              <w:fldChar w:fldCharType="end"/>
-            </w:r>
-            <w:r>
-              <w:t>]</w:t>
-            </w:r>
-            <w:r>
-              <w:t xml:space="preserve"> for more information.</w:t>
-            </w:r>
-          </w:p>
-        </w:tc>
-      </w:tr>
-      <w:tr>
-        <w:tc>
-          <w:tcPr>
-            <w:tcW w:w="1980" w:type="dxa"/>
-            <w:shd w:val="clear" w:color="auto" w:fill="auto"/>
-          </w:tcPr>
+              <w:t>In numbering schemes 40001/40000, 9999 or 10000 registers can be accessed. In numbering schemes 400001/400000 all 65536 registers can be accessed.</w:t>
+            </w:r>
+          </w:p>
           <w:p>
             <w:pPr>
               <w:pStyle w:val="Inhoudtabel"/>
@@ -6801,11 +6762,16 @@
                 <w:rFonts w:hint="eastAsia"/>
               </w:rPr>
             </w:pPr>
-          </w:p>
-        </w:tc>
-        <w:tc>
-          <w:tcPr>
-            <w:tcW w:w="1815" w:type="dxa"/>
+            <w:r>
+              <w:t>In the protocol, the first register is always referred to with address 0000.</w:t>
+            </w:r>
+          </w:p>
+        </w:tc>
+      </w:tr>
+      <w:tr>
+        <w:tc>
+          <w:tcPr>
+            <w:tcW w:w="2955" w:type="dxa"/>
             <w:gridSpan w:val="3"/>
             <w:shd w:val="clear" w:color="auto" w:fill="auto"/>
           </w:tcPr>
@@ -6819,13 +6785,14 @@
               </w:rPr>
             </w:pPr>
             <w:r>
-              <w:t>Enable:</w:t>
-            </w:r>
-          </w:p>
-        </w:tc>
-        <w:tc>
-          <w:tcPr>
-            <w:tcW w:w="5505" w:type="dxa"/>
+              <w:t>Modbus/TCP bridge server:</w:t>
+            </w:r>
+          </w:p>
+        </w:tc>
+        <w:tc>
+          <w:tcPr>
+            <w:tcW w:w="6345" w:type="dxa"/>
+            <w:gridSpan w:val="2"/>
             <w:shd w:val="clear" w:color="auto" w:fill="auto"/>
           </w:tcPr>
           <w:p>
@@ -6838,7 +6805,66 @@
               </w:rPr>
             </w:pPr>
             <w:r>
-              <w:t>Bridge enable/disable.</w:t>
+              <w:t xml:space="preserve">Configuration of the built-in Modbus/TCP to modbus device bridge: </w:t>
+            </w:r>
+            <w:r>
+              <w:t>See [</w:t>
+            </w:r>
+            <w:r>
+              <w:rPr>
+                <w:rFonts w:hint="eastAsia"/>
+                <w:i/>
+              </w:rPr>
+              <w:fldChar w:fldCharType="begin"/>
+            </w:r>
+            <w:r>
+              <w:rPr>
+                <w:rFonts w:hint="eastAsia"/>
+                <w:i/>
+              </w:rPr>
+              <w:instrText xml:space="preserve"> </w:instrText>
+            </w:r>
+            <w:r>
+              <w:rPr>
+                <w:i/>
+              </w:rPr>
+              <w:instrText>REF _Ref117942296 \h</w:instrText>
+            </w:r>
+            <w:r>
+              <w:rPr>
+                <w:rFonts w:hint="eastAsia"/>
+                <w:i/>
+              </w:rPr>
+              <w:instrText xml:space="preserve"> </w:instrText>
+            </w:r>
+            <w:r>
+              <w:rPr>
+                <w:rFonts w:hint="eastAsia"/>
+                <w:i/>
+              </w:rPr>
+            </w:r>
+            <w:r>
+              <w:rPr>
+                <w:rFonts w:hint="eastAsia"/>
+                <w:i/>
+              </w:rPr>
+              <w:fldChar w:fldCharType="separate"/>
+            </w:r>
+            <w:r>
+              <w:t>Modbus/TCP bridge</w:t>
+            </w:r>
+            <w:r>
+              <w:rPr>
+                <w:rFonts w:hint="eastAsia"/>
+                <w:i/>
+              </w:rPr>
+              <w:fldChar w:fldCharType="end"/>
+            </w:r>
+            <w:r>
+              <w:t>]</w:t>
+            </w:r>
+            <w:r>
+              <w:t xml:space="preserve"> for more information.</w:t>
             </w:r>
           </w:p>
         </w:tc>
@@ -6876,7 +6902,7 @@
               </w:rPr>
             </w:pPr>
             <w:r>
-              <w:t>TCP port:</w:t>
+              <w:t>Enable:</w:t>
             </w:r>
           </w:p>
         </w:tc>
@@ -6895,6 +6921,63 @@
               </w:rPr>
             </w:pPr>
             <w:r>
+              <w:t>Bridge enable/disable.</w:t>
+            </w:r>
+          </w:p>
+        </w:tc>
+      </w:tr>
+      <w:tr>
+        <w:tc>
+          <w:tcPr>
+            <w:tcW w:w="1980" w:type="dxa"/>
+            <w:shd w:val="clear" w:color="auto" w:fill="auto"/>
+          </w:tcPr>
+          <w:p>
+            <w:pPr>
+              <w:pStyle w:val="Inhoudtabel"/>
+              <w:snapToGrid w:val="0"/>
+              <w:spacing w:after="57"/>
+              <w:rPr>
+                <w:rFonts w:hint="eastAsia"/>
+              </w:rPr>
+            </w:pPr>
+          </w:p>
+        </w:tc>
+        <w:tc>
+          <w:tcPr>
+            <w:tcW w:w="1815" w:type="dxa"/>
+            <w:gridSpan w:val="3"/>
+            <w:shd w:val="clear" w:color="auto" w:fill="auto"/>
+          </w:tcPr>
+          <w:p>
+            <w:pPr>
+              <w:pStyle w:val="Inhoudtabel"/>
+              <w:snapToGrid w:val="0"/>
+              <w:spacing w:after="57"/>
+              <w:rPr>
+                <w:rFonts w:hint="eastAsia"/>
+              </w:rPr>
+            </w:pPr>
+            <w:r>
+              <w:t>TCP port:</w:t>
+            </w:r>
+          </w:p>
+        </w:tc>
+        <w:tc>
+          <w:tcPr>
+            <w:tcW w:w="5505" w:type="dxa"/>
+            <w:shd w:val="clear" w:color="auto" w:fill="auto"/>
+          </w:tcPr>
+          <w:p>
+            <w:pPr>
+              <w:pStyle w:val="Inhoudtabel"/>
+              <w:snapToGrid w:val="0"/>
+              <w:spacing w:after="57"/>
+              <w:rPr>
+                <w:rFonts w:hint="eastAsia"/>
+              </w:rPr>
+            </w:pPr>
+            <w:r>
               <w:t>TCP port the bridge listens to, usually 502.</w:t>
             </w:r>
           </w:p>
@@ -6908,7 +6991,7 @@
           <w:rFonts w:hint="eastAsia"/>
         </w:rPr>
       </w:pPr>
-      <w:bookmarkStart w:id="17" w:name="_Toc118743288"/>
+      <w:bookmarkStart w:id="17" w:name="_Toc138517959"/>
       <w:r>
         <w:t>Options</w:t>
       </w:r>
@@ -7247,7 +7330,11 @@
               </w:rPr>
             </w:pPr>
             <w:r>
-              <w:t>Use XSD validation schema on project load:</w:t>
+              <w:t xml:space="preserve">Use XSD validation </w:t>
+            </w:r>
+            <w:r>
+              <w:lastRenderedPageBreak/>
+              <w:t>schema on project load:</w:t>
             </w:r>
           </w:p>
         </w:tc>
@@ -7264,7 +7351,12 @@
               </w:rPr>
             </w:pPr>
             <w:r>
-              <w:t xml:space="preserve">When On: when an mbc project file is loaded it is validated against an XSD validation schema. </w:t>
+              <w:lastRenderedPageBreak/>
+              <w:t xml:space="preserve">When On: when an mbc project file is loaded it is validated against </w:t>
+            </w:r>
+            <w:r>
+              <w:lastRenderedPageBreak/>
+              <w:t xml:space="preserve">an XSD validation schema. </w:t>
             </w:r>
             <w:r>
               <w:t>See [</w:t>
@@ -7355,6 +7447,7 @@
               </w:rPr>
             </w:pPr>
             <w:r>
+              <w:lastRenderedPageBreak/>
               <w:t>Use custom editor:</w:t>
             </w:r>
           </w:p>
@@ -7393,11 +7486,7 @@
               <w:t>%file</w:t>
             </w:r>
             <w:r>
-              <w:t xml:space="preserve">: is replaced with the path to the file to </w:t>
-            </w:r>
-            <w:r>
-              <w:lastRenderedPageBreak/>
-              <w:t>be edited.</w:t>
+              <w:t>: is replaced with the path to the file to be edited.</w:t>
             </w:r>
           </w:p>
           <w:p>
@@ -7466,7 +7555,6 @@
               </w:rPr>
             </w:pPr>
             <w:r>
-              <w:lastRenderedPageBreak/>
               <w:t>Logger capacity:</w:t>
             </w:r>
           </w:p>
@@ -7677,7 +7765,7 @@
           <w:rFonts w:hint="eastAsia"/>
         </w:rPr>
       </w:pPr>
-      <w:bookmarkStart w:id="18" w:name="_Toc118743289"/>
+      <w:bookmarkStart w:id="18" w:name="_Toc138517960"/>
       <w:r>
         <w:rPr>
           <w:lang w:val="en-GB"/>
@@ -7818,7 +7906,11 @@
         <w:t>”</w:t>
       </w:r>
       <w:r>
-        <w:t>. Select writing 16- or 32-bit registers. The write data format is automatically recognized and can be integer, unsigned integer, hexadecimal (with 0x prefix) or binary (with 0b prefix) format.</w:t>
+        <w:t xml:space="preserve">. Select </w:t>
+      </w:r>
+      <w:r>
+        <w:lastRenderedPageBreak/>
+        <w:t>writing 16- or 32-bit registers. The write data format is automatically recognized and can be integer, unsigned integer, hexadecimal (with 0x prefix) or binary (with 0b prefix) format.</w:t>
       </w:r>
     </w:p>
     <w:p>
@@ -7868,7 +7960,6 @@
         <w:rPr>
           <w:rFonts w:ascii="Courier New" w:hAnsi="Courier New" w:cs="Courier New"/>
         </w:rPr>
-        <w:lastRenderedPageBreak/>
         <w:tab/>
         <w:t>01 03 00 00 00 0A</w:t>
       </w:r>
@@ -7892,7 +7983,7 @@
         </w:rPr>
       </w:pPr>
       <w:bookmarkStart w:id="19" w:name="__RefHeading___Toc62_1195957084"/>
-      <w:bookmarkStart w:id="20" w:name="_Toc118743290"/>
+      <w:bookmarkStart w:id="20" w:name="_Toc138517961"/>
       <w:bookmarkEnd w:id="19"/>
       <w:r>
         <w:rPr>
@@ -7919,7 +8010,15 @@
         </w:rPr>
       </w:pPr>
       <w:r>
-        <w:t>To open a demo project file named Demo.mbc.</w:t>
+        <w:t xml:space="preserve">To open a demo project file named </w:t>
+      </w:r>
+      <w:proofErr w:type="spellStart"/>
+      <w:r>
+        <w:t>Demo.mbc</w:t>
+      </w:r>
+      <w:proofErr w:type="spellEnd"/>
+      <w:r>
+        <w:t>.</w:t>
       </w:r>
     </w:p>
     <w:p>
@@ -7949,7 +8048,7 @@
           <w:rFonts w:hint="eastAsia"/>
         </w:rPr>
       </w:pPr>
-      <w:bookmarkStart w:id="21" w:name="_Toc118743291"/>
+      <w:bookmarkStart w:id="21" w:name="_Toc138517962"/>
       <w:r>
         <w:rPr>
           <w:lang w:val="en-GB"/>
@@ -7975,7 +8074,15 @@
         </w:rPr>
       </w:pPr>
       <w:r>
-        <w:t xml:space="preserve">Right-click the mouse on the Register or Description column to change the background color of the line. This allows to highlight the registers you are currently focusing on. </w:t>
+        <w:t xml:space="preserve">Right-click the mouse on the Register or Description column to change the background </w:t>
+      </w:r>
+      <w:proofErr w:type="spellStart"/>
+      <w:r>
+        <w:t>color</w:t>
+      </w:r>
+      <w:proofErr w:type="spellEnd"/>
+      <w:r>
+        <w:t xml:space="preserve"> of the line. This allows to highlight the registers you are currently focusing on. </w:t>
       </w:r>
       <w:r>
         <w:br/>
@@ -8032,8 +8139,13 @@
           <w:rFonts w:hint="eastAsia"/>
         </w:rPr>
       </w:pPr>
-      <w:r>
-        <w:t>UInt: show as unsigned integer</w:t>
+      <w:proofErr w:type="spellStart"/>
+      <w:r>
+        <w:t>UInt</w:t>
+      </w:r>
+      <w:proofErr w:type="spellEnd"/>
+      <w:r>
+        <w:t>: show as unsigned integer</w:t>
       </w:r>
     </w:p>
     <w:p>
@@ -8129,7 +8241,7 @@
           <w:rFonts w:hint="eastAsia"/>
         </w:rPr>
       </w:pPr>
-      <w:bookmarkStart w:id="22" w:name="_Toc118743292"/>
+      <w:bookmarkStart w:id="22" w:name="_Toc138517963"/>
       <w:r>
         <w:rPr>
           <w:lang w:val="en-GB"/>
@@ -8155,11 +8267,12 @@
           <w:rFonts w:hint="eastAsia"/>
         </w:rPr>
       </w:pPr>
-      <w:bookmarkStart w:id="23" w:name="_Toc118743293"/>
-      <w:r>
-        <w:rPr>
-          <w:lang w:val="en-GB"/>
-        </w:rPr>
+      <w:bookmarkStart w:id="23" w:name="_Toc138517964"/>
+      <w:r>
+        <w:rPr>
+          <w:lang w:val="en-GB"/>
+        </w:rPr>
+        <w:lastRenderedPageBreak/>
         <w:t>Write a register</w:t>
       </w:r>
       <w:bookmarkEnd w:id="23"/>
@@ -8225,8 +8338,36 @@
         </w:rPr>
       </w:pPr>
       <w:r>
-        <w:lastRenderedPageBreak/>
         <w:t>When you change the value of a bit field ModbusControl will calculate a new value for the entire register, depending on the actual values of the other bit fields of the register.</w:t>
+      </w:r>
+    </w:p>
+    <w:p>
+      <w:pPr>
+        <w:rPr>
+          <w:rFonts w:hint="eastAsia"/>
+        </w:rPr>
+      </w:pPr>
+      <w:r>
+        <w:t xml:space="preserve">If the value is displayed as an enum value, then </w:t>
+      </w:r>
+      <w:r>
+        <w:t xml:space="preserve">a dropdown will show </w:t>
+      </w:r>
+      <w:r>
+        <w:t>a list of values to choose from on edit:</w:t>
+      </w:r>
+      <w:r>
+        <w:br/>
+      </w:r>
+      <w:r>
+        <w:rPr>
+          <w:noProof/>
+        </w:rPr>
+        <w:pict w14:anchorId="5CABB691">
+          <v:shape id="_x0000_i1025" type="#_x0000_t75" style="width:391.25pt;height:51.6pt;visibility:visible;mso-wrap-style:square">
+            <v:imagedata r:id="rId9" o:title=""/>
+          </v:shape>
+        </w:pict>
       </w:r>
     </w:p>
     <w:p>
@@ -8265,7 +8406,7 @@
       <w:r>
         <w:tab/>
       </w:r>
-      <w:bookmarkStart w:id="24" w:name="_Toc118743294"/>
+      <w:bookmarkStart w:id="24" w:name="_Toc138517965"/>
       <w:r>
         <w:t>The status bar</w:t>
       </w:r>
@@ -8313,7 +8454,7 @@
         </w:rPr>
       </w:pPr>
       <w:bookmarkStart w:id="25" w:name="_Ref117942468"/>
-      <w:bookmarkStart w:id="26" w:name="_Toc118743295"/>
+      <w:bookmarkStart w:id="26" w:name="_Toc138517966"/>
       <w:r>
         <w:t>Mbc project file validation with XSD schema</w:t>
       </w:r>
@@ -8491,8 +8632,9 @@
       <w:bookmarkStart w:id="27" w:name="_Ref117942219"/>
       <w:bookmarkStart w:id="28" w:name="_Ref117942253"/>
       <w:bookmarkStart w:id="29" w:name="_Ref117942272"/>
-      <w:bookmarkStart w:id="30" w:name="_Toc118743296"/>
-      <w:r>
+      <w:bookmarkStart w:id="30" w:name="_Toc138517967"/>
+      <w:r>
+        <w:lastRenderedPageBreak/>
         <w:t>The Import / Export format</w:t>
       </w:r>
       <w:bookmarkEnd w:id="27"/>
@@ -8596,11 +8738,7 @@
         </w:rPr>
       </w:pPr>
       <w:r>
-        <w:t xml:space="preserve">On export the Windows system default encoding will be used. Which is ANSI codepage 1252 in </w:t>
-      </w:r>
-      <w:r>
-        <w:lastRenderedPageBreak/>
-        <w:t xml:space="preserve">West-Europe. This allows easy import in Excel because Excel uses the Windows default encoding too for import and export. </w:t>
+        <w:t xml:space="preserve">On export the Windows system default encoding will be used. Which is ANSI codepage 1252 in West-Europe. This allows easy import in Excel because Excel uses the Windows default encoding too for import and export. </w:t>
       </w:r>
     </w:p>
     <w:p>
@@ -8690,7 +8828,25 @@
           <w:sz w:val="18"/>
           <w:szCs w:val="18"/>
         </w:rPr>
-        <w:t>Format (Int, UInt, Hex, Binary, Float, ASCII</w:t>
+        <w:t xml:space="preserve">Format (Int, </w:t>
+      </w:r>
+      <w:proofErr w:type="spellStart"/>
+      <w:r>
+        <w:rPr>
+          <w:rFonts w:cs="Liberation Serif"/>
+          <w:sz w:val="18"/>
+          <w:szCs w:val="18"/>
+        </w:rPr>
+        <w:t>UInt</w:t>
+      </w:r>
+      <w:proofErr w:type="spellEnd"/>
+      <w:r>
+        <w:rPr>
+          <w:rFonts w:cs="Liberation Serif"/>
+          <w:sz w:val="18"/>
+          <w:szCs w:val="18"/>
+        </w:rPr>
+        <w:t>, Hex, Binary, Float, ASCII</w:t>
       </w:r>
       <w:r>
         <w:rPr>
@@ -8835,7 +8991,7 @@
       </w:pPr>
       <w:bookmarkStart w:id="31" w:name="_Ref117942129"/>
       <w:bookmarkStart w:id="32" w:name="_Ref117942153"/>
-      <w:bookmarkStart w:id="33" w:name="_Toc118743297"/>
+      <w:bookmarkStart w:id="33" w:name="_Toc138517968"/>
       <w:r>
         <w:t>Logging</w:t>
       </w:r>
@@ -8976,7 +9132,15 @@
         </w:rPr>
       </w:pPr>
       <w:r>
-        <w:t>Bridge decode: the Modbus/TCP frames received and sent over the bridge decoded to human-readable messages like “Slave=1, Read holding registers: addr=100, quant=15”</w:t>
+        <w:t xml:space="preserve">Bridge decode: the Modbus/TCP frames received and sent over the bridge decoded to human-readable messages like “Slave=1, Read holding registers: </w:t>
+      </w:r>
+      <w:proofErr w:type="spellStart"/>
+      <w:r>
+        <w:t>addr</w:t>
+      </w:r>
+      <w:proofErr w:type="spellEnd"/>
+      <w:r>
+        <w:t>=100, quant=15”</w:t>
       </w:r>
     </w:p>
     <w:p>
@@ -8998,7 +9162,7 @@
       </w:pPr>
       <w:bookmarkStart w:id="34" w:name="_Ref117942296"/>
       <w:bookmarkStart w:id="35" w:name="_Ref117942768"/>
-      <w:bookmarkStart w:id="36" w:name="_Toc118743298"/>
+      <w:bookmarkStart w:id="36" w:name="_Toc138517969"/>
       <w:r>
         <w:t>Modbus/TCP bridge</w:t>
       </w:r>
@@ -9013,7 +9177,19 @@
         </w:rPr>
       </w:pPr>
       <w:r>
-        <w:t>ModbusControl has a built-in Modbus/TCP server that acts as a bridge to the connected modbus device. This allows Modbus/TCP clients like ModbusScope to communicate with the serial modbus device as well. It also allows multiple Modbus/TCP clients or more copies of ModbusControl to be connected to the modbus device simultaneously. Works for all connection types to the modbus device, not only the serial line.</w:t>
+        <w:t xml:space="preserve">ModbusControl has a built-in Modbus/TCP server that acts as a bridge to the connected modbus </w:t>
+      </w:r>
+      <w:r>
+        <w:lastRenderedPageBreak/>
+        <w:t xml:space="preserve">device. This allows Modbus/TCP clients like </w:t>
+      </w:r>
+      <w:proofErr w:type="spellStart"/>
+      <w:r>
+        <w:t>ModbusScope</w:t>
+      </w:r>
+      <w:proofErr w:type="spellEnd"/>
+      <w:r>
+        <w:t xml:space="preserve"> to communicate with the serial modbus device as well. It also allows multiple Modbus/TCP clients or more copies of ModbusControl to be connected to the modbus device simultaneously. Works for all connection types to the modbus device, not only the serial line.</w:t>
       </w:r>
     </w:p>
     <w:p>
@@ -9085,267 +9261,295 @@
         </w:rPr>
       </w:pPr>
       <w:r>
-        <w:t xml:space="preserve">The speed of the serial line to the modbus device is limited. This puts a limit on the number of </w:t>
-      </w:r>
+        <w:t>The speed of the serial line to the modbus device is limited. This puts a limit on the number of Modbus/TCP clients and their sample rates!</w:t>
+      </w:r>
+    </w:p>
+    <w:p>
+      <w:pPr>
+        <w:rPr>
+          <w:rFonts w:hint="eastAsia"/>
+        </w:rPr>
+      </w:pPr>
+      <w:r>
+        <w:t>The Modbus/TCP bridge can be configured from the Options – Project Configuration menu.</w:t>
+      </w:r>
+    </w:p>
+    <w:p>
+      <w:pPr>
+        <w:pStyle w:val="Kop1"/>
+        <w:rPr>
+          <w:rFonts w:hint="eastAsia"/>
+        </w:rPr>
+      </w:pPr>
+      <w:bookmarkStart w:id="37" w:name="_Toc138517970"/>
+      <w:r>
+        <w:t>The Modbus protocol, function codes and word order</w:t>
+      </w:r>
+      <w:bookmarkEnd w:id="37"/>
+    </w:p>
+    <w:p>
+      <w:pPr>
+        <w:rPr>
+          <w:rFonts w:hint="eastAsia"/>
+        </w:rPr>
+      </w:pPr>
+      <w:r>
+        <w:t>ModbusControl supports the Modbus RTU (binary) and Modbus/TCP protocols only! ASCII mode is not supported.</w:t>
+      </w:r>
+    </w:p>
+    <w:p>
+      <w:pPr>
+        <w:rPr>
+          <w:rFonts w:hint="eastAsia"/>
+        </w:rPr>
+      </w:pPr>
+      <w:r>
+        <w:t>ModbusControl currently only supports reading and writing of “Holding Registers” using modbus function codes 03 (Read Holding Registers), 06 (Write Single Register) and 16 (Write multiple registers). Modbus Holding Registers are 16-bit registers.</w:t>
+      </w:r>
+    </w:p>
+    <w:p>
+      <w:pPr>
+        <w:rPr>
+          <w:rFonts w:hint="eastAsia"/>
+        </w:rPr>
+      </w:pPr>
+      <w:r>
+        <w:t xml:space="preserve">32-bit registers are simply 2 consecutive 16-bit registers. 32-bit integer values are transferred in low-high word order or high-low word order. ED&amp;A prefers low-high word order. This is selected in the project configuration with “32-bit integer word order” or in the mbc project file with the &lt;int32endian&gt; element. </w:t>
+      </w:r>
+    </w:p>
+    <w:p>
+      <w:pPr>
+        <w:rPr>
+          <w:rFonts w:hint="eastAsia"/>
+        </w:rPr>
+      </w:pPr>
+      <w:r>
+        <w:t xml:space="preserve">Floating point values are also supported, in 32-bit single precision IEEE 754 format. These too require 2 consecutive 16-bit registers and can be transferred in low-high word order or high-low word order. ED&amp;A prefers low-high word order. This is selected in the project configuration with “32-bit float word order” or in the mbc project file with the &lt;float32endian&gt; element. </w:t>
+      </w:r>
+    </w:p>
+    <w:p>
+      <w:pPr>
+        <w:rPr>
+          <w:rFonts w:hint="eastAsia"/>
+        </w:rPr>
+      </w:pPr>
+      <w:r>
+        <w:t>In a Modbus command message, registers are addressed starting at zero. The first holding register is referred to as address 0 in the query message. For historic reasons 16-bit holding registers are often referred to as registers 40001..49999. The base for the register numbering is defined in the mbc project file with the &lt;</w:t>
+      </w:r>
+      <w:proofErr w:type="spellStart"/>
+      <w:r>
+        <w:t>holdingregisterstart</w:t>
+      </w:r>
+      <w:proofErr w:type="spellEnd"/>
+      <w:r>
+        <w:t>&gt; element. It usually is 40001</w:t>
+      </w:r>
+      <w:r>
+        <w:t xml:space="preserve"> or</w:t>
+      </w:r>
+      <w:r>
+        <w:t xml:space="preserve"> 400001</w:t>
+      </w:r>
+      <w:r>
+        <w:t>. But 4</w:t>
+      </w:r>
+      <w:r>
+        <w:t>0000</w:t>
+      </w:r>
+      <w:r>
+        <w:t xml:space="preserve"> and 400000 are also allowed. </w:t>
+      </w:r>
+      <w:r>
+        <w:t>It is usually chosen to match the documentation of the modbus device.</w:t>
+      </w:r>
+    </w:p>
+    <w:p>
+      <w:pPr>
+        <w:rPr>
+          <w:rFonts w:hint="eastAsia"/>
+        </w:rPr>
+      </w:pPr>
+      <w:r>
+        <w:t>ModbusControl always tries to read as many consecutive registers as possible with a single “Read Holding Registers” query to improve performance. The number of registers read with a single query is limited by the “Maximum frame size” parameter. ModbusControl generates the queries so that the responses from the device will not be longer than this.</w:t>
+      </w:r>
+    </w:p>
+    <w:p>
+      <w:pPr>
+        <w:rPr>
+          <w:rFonts w:hint="eastAsia"/>
+        </w:rPr>
+      </w:pPr>
+      <w:r>
+        <w:t>If ModbusControl receives an “illegal data address” exception on a “Read Holding Registers” query, it may be that it tries to read more registers than the device supports. To show the values of the existing registers and to show which registers don</w:t>
+      </w:r>
+      <w:r>
+        <w:t>’</w:t>
+      </w:r>
+      <w:r>
+        <w:t>t exist it re-reads these registers one by one.</w:t>
+      </w:r>
+    </w:p>
+    <w:p>
+      <w:pPr>
+        <w:rPr>
+          <w:rFonts w:hint="eastAsia"/>
+        </w:rPr>
+      </w:pPr>
+      <w:r>
+        <w:t xml:space="preserve">To write holding registers ModbusControl uses either function code 06 “Write Single Register” or 16 “Write Multiple Registers”. </w:t>
+      </w:r>
+      <w:r>
+        <w:t>See [</w:t>
+      </w:r>
+      <w:proofErr w:type="spellStart"/>
+      <w:r>
+        <w:rPr>
+          <w:rFonts w:hint="eastAsia"/>
+        </w:rPr>
+        <w:fldChar w:fldCharType="begin"/>
+      </w:r>
+      <w:r>
+        <w:rPr>
+          <w:rFonts w:hint="eastAsia"/>
+        </w:rPr>
+        <w:instrText xml:space="preserve"> </w:instrText>
+      </w:r>
+      <w:r>
+        <w:instrText>REF Functioncodetowriteholdingregisters \h</w:instrText>
+      </w:r>
+      <w:r>
+        <w:rPr>
+          <w:rFonts w:hint="eastAsia"/>
+        </w:rPr>
+        <w:instrText xml:space="preserve"> </w:instrText>
+      </w:r>
+      <w:r>
+        <w:rPr>
+          <w:rFonts w:hint="eastAsia"/>
+        </w:rPr>
+      </w:r>
+      <w:r>
+        <w:rPr>
+          <w:rFonts w:hint="eastAsia"/>
+        </w:rPr>
+        <w:fldChar w:fldCharType="separate"/>
+      </w:r>
+      <w:r>
+        <w:t>Functioncode</w:t>
+      </w:r>
+      <w:proofErr w:type="spellEnd"/>
+      <w:r>
+        <w:t xml:space="preserve"> to write holding registers</w:t>
+      </w:r>
+      <w:r>
+        <w:rPr>
+          <w:rFonts w:hint="eastAsia"/>
+        </w:rPr>
+        <w:fldChar w:fldCharType="end"/>
+      </w:r>
+      <w:r>
+        <w:t>]</w:t>
+      </w:r>
+      <w:r>
+        <w:t xml:space="preserve"> in </w:t>
+      </w:r>
+      <w:r>
+        <w:t>[</w:t>
+      </w:r>
+      <w:r>
+        <w:rPr>
+          <w:i/>
+        </w:rPr>
+        <w:fldChar w:fldCharType="begin"/>
+      </w:r>
+      <w:r>
+        <w:rPr>
+          <w:i/>
+        </w:rPr>
+        <w:instrText xml:space="preserve"> REF __RefHeading___Toc43_939433756 \h </w:instrText>
+      </w:r>
+      <w:r>
+        <w:rPr>
+          <w:i/>
+        </w:rPr>
+      </w:r>
+      <w:r>
+        <w:rPr>
+          <w:i/>
+        </w:rPr>
+        <w:fldChar w:fldCharType="end"/>
+      </w:r>
+      <w:r>
+        <w:rPr>
+          <w:rFonts w:hint="eastAsia"/>
+          <w:i/>
+        </w:rPr>
+        <w:fldChar w:fldCharType="begin"/>
+      </w:r>
+      <w:r>
+        <w:rPr>
+          <w:rFonts w:hint="eastAsia"/>
+          <w:i/>
+        </w:rPr>
+        <w:instrText xml:space="preserve"> </w:instrText>
+      </w:r>
+      <w:r>
+        <w:rPr>
+          <w:i/>
+        </w:rPr>
+        <w:instrText>REF _Ref118397833 \h</w:instrText>
+      </w:r>
+      <w:r>
+        <w:rPr>
+          <w:rFonts w:hint="eastAsia"/>
+          <w:i/>
+        </w:rPr>
+        <w:instrText xml:space="preserve"> </w:instrText>
+      </w:r>
+      <w:r>
+        <w:rPr>
+          <w:rFonts w:hint="eastAsia"/>
+          <w:i/>
+        </w:rPr>
+      </w:r>
+      <w:r>
+        <w:rPr>
+          <w:rFonts w:hint="eastAsia"/>
+          <w:i/>
+        </w:rPr>
+        <w:fldChar w:fldCharType="separate"/>
+      </w:r>
+      <w:r>
+        <w:t>Project configuration</w:t>
+      </w:r>
+      <w:r>
+        <w:rPr>
+          <w:rFonts w:hint="eastAsia"/>
+          <w:i/>
+        </w:rPr>
+        <w:fldChar w:fldCharType="end"/>
+      </w:r>
+      <w:r>
+        <w:t>]</w:t>
+      </w:r>
+      <w:r>
+        <w:t xml:space="preserve"> </w:t>
+      </w:r>
+      <w:r>
+        <w:t>for more information.</w:t>
+      </w:r>
+    </w:p>
+    <w:p>
+      <w:pPr>
+        <w:pStyle w:val="Kop1"/>
+        <w:rPr>
+          <w:rFonts w:hint="eastAsia"/>
+        </w:rPr>
+      </w:pPr>
+      <w:bookmarkStart w:id="38" w:name="_Ref117948934"/>
+      <w:bookmarkStart w:id="39" w:name="_Toc138517971"/>
       <w:r>
         <w:lastRenderedPageBreak/>
-        <w:t>Modbus/TCP clients and their sample rates!</w:t>
-      </w:r>
-    </w:p>
-    <w:p>
-      <w:pPr>
-        <w:rPr>
-          <w:rFonts w:hint="eastAsia"/>
-        </w:rPr>
-      </w:pPr>
-      <w:r>
-        <w:t>The Modbus/TCP bridge can be configured from the Options – Project Configuration menu.</w:t>
-      </w:r>
-    </w:p>
-    <w:p>
-      <w:pPr>
-        <w:pStyle w:val="Kop1"/>
-        <w:rPr>
-          <w:rFonts w:hint="eastAsia"/>
-        </w:rPr>
-      </w:pPr>
-      <w:bookmarkStart w:id="37" w:name="_Toc118743299"/>
-      <w:r>
-        <w:t>The Modbus protocol, function codes and word order</w:t>
-      </w:r>
-      <w:bookmarkEnd w:id="37"/>
-    </w:p>
-    <w:p>
-      <w:pPr>
-        <w:rPr>
-          <w:rFonts w:hint="eastAsia"/>
-        </w:rPr>
-      </w:pPr>
-      <w:r>
-        <w:t>ModbusControl supports the Modbus RTU (binary) and Modbus/TCP protocols only! ASCII mode is not supported.</w:t>
-      </w:r>
-    </w:p>
-    <w:p>
-      <w:pPr>
-        <w:rPr>
-          <w:rFonts w:hint="eastAsia"/>
-        </w:rPr>
-      </w:pPr>
-      <w:r>
-        <w:t>ModbusControl currently only supports reading and writing of “Holding Registers” using modbus function codes 03 (Read Holding Registers), 06 (Write Single Register) and 16 (Write multiple registers). Modbus Holding Registers are 16-bit registers.</w:t>
-      </w:r>
-    </w:p>
-    <w:p>
-      <w:pPr>
-        <w:rPr>
-          <w:rFonts w:hint="eastAsia"/>
-        </w:rPr>
-      </w:pPr>
-      <w:r>
-        <w:t xml:space="preserve">32-bit registers are simply 2 consecutive 16-bit registers. 32-bit integer values are transferred in low-high word order or high-low word order. ED&amp;A prefers low-high word order. This is selected in the project configuration with “32-bit integer word order” or in the mbc project file with the &lt;int32endian&gt; element. </w:t>
-      </w:r>
-    </w:p>
-    <w:p>
-      <w:pPr>
-        <w:rPr>
-          <w:rFonts w:hint="eastAsia"/>
-        </w:rPr>
-      </w:pPr>
-      <w:r>
-        <w:t xml:space="preserve">Floating point values are also supported, in 32-bit single precision IEEE 754 format. These too require 2 consecutive 16-bit registers and can be transferred in low-high word order or high-low word order. ED&amp;A prefers low-high word order. This is selected in the project configuration with “32-bit float word order” or in the mbc project file with the &lt;float32endian&gt; element. </w:t>
-      </w:r>
-    </w:p>
-    <w:p>
-      <w:pPr>
-        <w:rPr>
-          <w:rFonts w:hint="eastAsia"/>
-        </w:rPr>
-      </w:pPr>
-      <w:r>
-        <w:t>In a Modbus command message, registers are addressed starting at zero. The first holding register is referred to as address 0 in the query message. For historic reasons 16-bit holding registers are often referred to as registers 40001..49999. The base for the register numbering is defined in the mbc project file with the &lt;holdingregisterstart&gt; element. It usually is 40001, 400001 or 400000. It is usually chosen to match the documentation of the modbus device.</w:t>
-      </w:r>
-    </w:p>
-    <w:p>
-      <w:pPr>
-        <w:rPr>
-          <w:rFonts w:hint="eastAsia"/>
-        </w:rPr>
-      </w:pPr>
-      <w:r>
-        <w:t>ModbusControl always tries to read as many consecutive registers as possible with a single “Read Holding Registers” query to improve performance. The number of registers read with a single query is limited by the “Maximum frame size” parameter. ModbusControl generates the queries so that the responses from the device will not be longer than this.</w:t>
-      </w:r>
-    </w:p>
-    <w:p>
-      <w:pPr>
-        <w:rPr>
-          <w:rFonts w:hint="eastAsia"/>
-        </w:rPr>
-      </w:pPr>
-      <w:r>
-        <w:t>If ModbusControl receives an “illegal data address” exception on a “Read Holding Registers” query, it may be that it tries to read more registers than the device supports. To show the values of the existing registers and to show which registers don</w:t>
-      </w:r>
-      <w:r>
-        <w:t>’</w:t>
-      </w:r>
-      <w:r>
-        <w:t>t exist it re-reads these registers one by one.</w:t>
-      </w:r>
-    </w:p>
-    <w:p>
-      <w:pPr>
-        <w:rPr>
-          <w:rFonts w:hint="eastAsia"/>
-        </w:rPr>
-      </w:pPr>
-      <w:r>
-        <w:t xml:space="preserve">To write holding registers ModbusControl uses either function code 06 “Write Single Register” or 16 “Write Multiple Registers”. </w:t>
-      </w:r>
-      <w:r>
-        <w:t>See [</w:t>
-      </w:r>
-      <w:r>
-        <w:rPr>
-          <w:rFonts w:hint="eastAsia"/>
-        </w:rPr>
-        <w:fldChar w:fldCharType="begin"/>
-      </w:r>
-      <w:r>
-        <w:rPr>
-          <w:rFonts w:hint="eastAsia"/>
-        </w:rPr>
-        <w:instrText xml:space="preserve"> </w:instrText>
-      </w:r>
-      <w:r>
-        <w:instrText>REF Functioncodetowriteholdingregisters \h</w:instrText>
-      </w:r>
-      <w:r>
-        <w:rPr>
-          <w:rFonts w:hint="eastAsia"/>
-        </w:rPr>
-        <w:instrText xml:space="preserve"> </w:instrText>
-      </w:r>
-      <w:r>
-        <w:rPr>
-          <w:rFonts w:hint="eastAsia"/>
-        </w:rPr>
-      </w:r>
-      <w:r>
-        <w:rPr>
-          <w:rFonts w:hint="eastAsia"/>
-        </w:rPr>
-        <w:fldChar w:fldCharType="separate"/>
-      </w:r>
-      <w:r>
-        <w:t>Functioncode to write holding registers</w:t>
-      </w:r>
-      <w:r>
-        <w:rPr>
-          <w:rFonts w:hint="eastAsia"/>
-        </w:rPr>
-        <w:fldChar w:fldCharType="end"/>
-      </w:r>
-      <w:r>
-        <w:t>]</w:t>
-      </w:r>
-      <w:r>
-        <w:t xml:space="preserve"> in </w:t>
-      </w:r>
-      <w:r>
-        <w:t>[</w:t>
-      </w:r>
-      <w:r>
-        <w:rPr>
-          <w:i/>
-        </w:rPr>
-        <w:fldChar w:fldCharType="begin"/>
-      </w:r>
-      <w:r>
-        <w:rPr>
-          <w:i/>
-        </w:rPr>
-        <w:instrText xml:space="preserve"> REF __RefHeading___Toc43_939433756 \h </w:instrText>
-      </w:r>
-      <w:r>
-        <w:rPr>
-          <w:i/>
-        </w:rPr>
-      </w:r>
-      <w:r>
-        <w:rPr>
-          <w:i/>
-        </w:rPr>
-        <w:fldChar w:fldCharType="end"/>
-      </w:r>
-      <w:r>
-        <w:rPr>
-          <w:rFonts w:hint="eastAsia"/>
-          <w:i/>
-        </w:rPr>
-        <w:fldChar w:fldCharType="begin"/>
-      </w:r>
-      <w:r>
-        <w:rPr>
-          <w:rFonts w:hint="eastAsia"/>
-          <w:i/>
-        </w:rPr>
-        <w:instrText xml:space="preserve"> </w:instrText>
-      </w:r>
-      <w:r>
-        <w:rPr>
-          <w:i/>
-        </w:rPr>
-        <w:instrText>REF _Ref118397833 \h</w:instrText>
-      </w:r>
-      <w:r>
-        <w:rPr>
-          <w:rFonts w:hint="eastAsia"/>
-          <w:i/>
-        </w:rPr>
-        <w:instrText xml:space="preserve"> </w:instrText>
-      </w:r>
-      <w:r>
-        <w:rPr>
-          <w:rFonts w:hint="eastAsia"/>
-          <w:i/>
-        </w:rPr>
-      </w:r>
-      <w:r>
-        <w:rPr>
-          <w:rFonts w:hint="eastAsia"/>
-          <w:i/>
-        </w:rPr>
-        <w:fldChar w:fldCharType="separate"/>
-      </w:r>
-      <w:r>
-        <w:t>Project configuration</w:t>
-      </w:r>
-      <w:r>
-        <w:rPr>
-          <w:rFonts w:hint="eastAsia"/>
-          <w:i/>
-        </w:rPr>
-        <w:fldChar w:fldCharType="end"/>
-      </w:r>
-      <w:r>
-        <w:t>]</w:t>
-      </w:r>
-      <w:r>
-        <w:t xml:space="preserve"> </w:t>
-      </w:r>
-      <w:r>
-        <w:t>for more information.</w:t>
-      </w:r>
-    </w:p>
-    <w:p>
-      <w:pPr>
-        <w:pStyle w:val="Kop1"/>
-        <w:rPr>
-          <w:rFonts w:hint="eastAsia"/>
-        </w:rPr>
-      </w:pPr>
-      <w:bookmarkStart w:id="38" w:name="_Ref117948934"/>
-      <w:bookmarkStart w:id="39" w:name="_Toc118743300"/>
-      <w:r>
         <w:t>Command line parameters</w:t>
       </w:r>
       <w:bookmarkEnd w:id="38"/>
@@ -9382,13 +9586,59 @@
           <w:szCs w:val="20"/>
         </w:rPr>
       </w:pPr>
+      <w:proofErr w:type="spellStart"/>
       <w:r>
         <w:rPr>
           <w:rFonts w:ascii="Courier New" w:hAnsi="Courier New" w:cs="Courier New"/>
           <w:sz w:val="20"/>
           <w:szCs w:val="20"/>
         </w:rPr>
-        <w:t>Modbuscontrol test3.mbc -connection serialrtu -port COM1 -baudrate 19200</w:t>
+        <w:t>Modbuscontrol</w:t>
+      </w:r>
+      <w:proofErr w:type="spellEnd"/>
+      <w:r>
+        <w:rPr>
+          <w:rFonts w:ascii="Courier New" w:hAnsi="Courier New" w:cs="Courier New"/>
+          <w:sz w:val="20"/>
+          <w:szCs w:val="20"/>
+        </w:rPr>
+        <w:t xml:space="preserve"> test3.mbc -connection </w:t>
+      </w:r>
+      <w:proofErr w:type="spellStart"/>
+      <w:r>
+        <w:rPr>
+          <w:rFonts w:ascii="Courier New" w:hAnsi="Courier New" w:cs="Courier New"/>
+          <w:sz w:val="20"/>
+          <w:szCs w:val="20"/>
+        </w:rPr>
+        <w:t>serialrtu</w:t>
+      </w:r>
+      <w:proofErr w:type="spellEnd"/>
+      <w:r>
+        <w:rPr>
+          <w:rFonts w:ascii="Courier New" w:hAnsi="Courier New" w:cs="Courier New"/>
+          <w:sz w:val="20"/>
+          <w:szCs w:val="20"/>
+        </w:rPr>
+        <w:t xml:space="preserve"> -port COM1 -</w:t>
+      </w:r>
+      <w:proofErr w:type="spellStart"/>
+      <w:r>
+        <w:rPr>
+          <w:rFonts w:ascii="Courier New" w:hAnsi="Courier New" w:cs="Courier New"/>
+          <w:sz w:val="20"/>
+          <w:szCs w:val="20"/>
+        </w:rPr>
+        <w:t>baudrate</w:t>
+      </w:r>
+      <w:proofErr w:type="spellEnd"/>
+      <w:r>
+        <w:rPr>
+          <w:rFonts w:ascii="Courier New" w:hAnsi="Courier New" w:cs="Courier New"/>
+          <w:sz w:val="20"/>
+          <w:szCs w:val="20"/>
+        </w:rPr>
+        <w:t xml:space="preserve"> 19200</w:t>
       </w:r>
       <w:r>
         <w:rPr>
@@ -9460,6 +9710,7 @@
             <w:r>
               <w:t>“</w:t>
             </w:r>
+            <w:proofErr w:type="spellStart"/>
             <w:r>
               <w:t>s</w:t>
             </w:r>
@@ -9469,6 +9720,7 @@
               </w:rPr>
               <w:t>erialrtu</w:t>
             </w:r>
+            <w:proofErr w:type="spellEnd"/>
             <w:r>
               <w:t>”</w:t>
             </w:r>
@@ -9481,12 +9733,14 @@
             <w:r>
               <w:t>“</w:t>
             </w:r>
+            <w:proofErr w:type="spellStart"/>
             <w:r>
               <w:rPr>
                 <w:rFonts w:hint="eastAsia"/>
               </w:rPr>
               <w:t>modbustcp</w:t>
             </w:r>
+            <w:proofErr w:type="spellEnd"/>
             <w:r>
               <w:t>”</w:t>
             </w:r>
@@ -9499,12 +9753,14 @@
             <w:r>
               <w:t>“</w:t>
             </w:r>
+            <w:proofErr w:type="spellStart"/>
             <w:r>
               <w:rPr>
                 <w:rFonts w:hint="eastAsia"/>
               </w:rPr>
               <w:t>rtutcp</w:t>
             </w:r>
+            <w:proofErr w:type="spellEnd"/>
             <w:r>
               <w:t>”</w:t>
             </w:r>
@@ -9576,7 +9832,21 @@
               <w:rPr>
                 <w:rFonts w:hint="eastAsia"/>
               </w:rPr>
-              <w:t xml:space="preserve">-baudrate </w:t>
+              <w:t>-</w:t>
+            </w:r>
+            <w:proofErr w:type="spellStart"/>
+            <w:r>
+              <w:rPr>
+                <w:rFonts w:hint="eastAsia"/>
+              </w:rPr>
+              <w:t>baudrate</w:t>
+            </w:r>
+            <w:proofErr w:type="spellEnd"/>
+            <w:r>
+              <w:rPr>
+                <w:rFonts w:hint="eastAsia"/>
+              </w:rPr>
+              <w:t xml:space="preserve"> </w:t>
             </w:r>
             <w:r>
               <w:t>&lt;</w:t>
@@ -9689,8 +9959,21 @@
               <w:rPr>
                 <w:rFonts w:hint="eastAsia"/>
               </w:rPr>
-              <w:lastRenderedPageBreak/>
-              <w:t xml:space="preserve">-endofmessagetimeout </w:t>
+              <w:t>-</w:t>
+            </w:r>
+            <w:proofErr w:type="spellStart"/>
+            <w:r>
+              <w:rPr>
+                <w:rFonts w:hint="eastAsia"/>
+              </w:rPr>
+              <w:t>endofmessagetimeout</w:t>
+            </w:r>
+            <w:proofErr w:type="spellEnd"/>
+            <w:r>
+              <w:rPr>
+                <w:rFonts w:hint="eastAsia"/>
+              </w:rPr>
+              <w:t xml:space="preserve"> </w:t>
             </w:r>
             <w:r>
               <w:t>&lt;</w:t>
@@ -9745,8 +10028,16 @@
               <w:rPr>
                 <w:rFonts w:hint="eastAsia"/>
               </w:rPr>
-              <w:t>-onewireechosuppression</w:t>
-            </w:r>
+              <w:t>-</w:t>
+            </w:r>
+            <w:proofErr w:type="spellStart"/>
+            <w:r>
+              <w:rPr>
+                <w:rFonts w:hint="eastAsia"/>
+              </w:rPr>
+              <w:t>onewireechosuppression</w:t>
+            </w:r>
+            <w:proofErr w:type="spellEnd"/>
             <w:r>
               <w:t xml:space="preserve"> </w:t>
             </w:r>
@@ -9806,8 +10097,16 @@
               <w:rPr>
                 <w:rFonts w:hint="eastAsia"/>
               </w:rPr>
-              <w:t>-ipaddress</w:t>
-            </w:r>
+              <w:t>-</w:t>
+            </w:r>
+            <w:proofErr w:type="spellStart"/>
+            <w:r>
+              <w:rPr>
+                <w:rFonts w:hint="eastAsia"/>
+              </w:rPr>
+              <w:t>ipaddress</w:t>
+            </w:r>
+            <w:proofErr w:type="spellEnd"/>
             <w:r>
               <w:t xml:space="preserve"> </w:t>
             </w:r>
@@ -9877,8 +10176,16 @@
               <w:rPr>
                 <w:rFonts w:hint="eastAsia"/>
               </w:rPr>
-              <w:t>-ipport</w:t>
-            </w:r>
+              <w:t>-</w:t>
+            </w:r>
+            <w:proofErr w:type="spellStart"/>
+            <w:r>
+              <w:rPr>
+                <w:rFonts w:hint="eastAsia"/>
+              </w:rPr>
+              <w:t>ipport</w:t>
+            </w:r>
+            <w:proofErr w:type="spellEnd"/>
             <w:r>
               <w:t xml:space="preserve"> </w:t>
             </w:r>
@@ -9948,8 +10255,16 @@
               <w:rPr>
                 <w:rFonts w:hint="eastAsia"/>
               </w:rPr>
-              <w:t>-slaveid</w:t>
-            </w:r>
+              <w:t>-</w:t>
+            </w:r>
+            <w:proofErr w:type="spellStart"/>
+            <w:r>
+              <w:rPr>
+                <w:rFonts w:hint="eastAsia"/>
+              </w:rPr>
+              <w:t>slaveid</w:t>
+            </w:r>
+            <w:proofErr w:type="spellEnd"/>
             <w:r>
               <w:t xml:space="preserve"> </w:t>
             </w:r>
@@ -10007,7 +10322,21 @@
               <w:rPr>
                 <w:rFonts w:hint="eastAsia"/>
               </w:rPr>
-              <w:t xml:space="preserve">-responsetimeout </w:t>
+              <w:t>-</w:t>
+            </w:r>
+            <w:proofErr w:type="spellStart"/>
+            <w:r>
+              <w:rPr>
+                <w:rFonts w:hint="eastAsia"/>
+              </w:rPr>
+              <w:t>responsetimeout</w:t>
+            </w:r>
+            <w:proofErr w:type="spellEnd"/>
+            <w:r>
+              <w:rPr>
+                <w:rFonts w:hint="eastAsia"/>
+              </w:rPr>
+              <w:t xml:space="preserve"> </w:t>
             </w:r>
             <w:r>
               <w:t>###</w:t>
@@ -10057,7 +10386,21 @@
               <w:rPr>
                 <w:rFonts w:hint="eastAsia"/>
               </w:rPr>
-              <w:t xml:space="preserve">-interframedelay </w:t>
+              <w:t>-</w:t>
+            </w:r>
+            <w:proofErr w:type="spellStart"/>
+            <w:r>
+              <w:rPr>
+                <w:rFonts w:hint="eastAsia"/>
+              </w:rPr>
+              <w:t>interframedelay</w:t>
+            </w:r>
+            <w:proofErr w:type="spellEnd"/>
+            <w:r>
+              <w:rPr>
+                <w:rFonts w:hint="eastAsia"/>
+              </w:rPr>
+              <w:t xml:space="preserve"> </w:t>
             </w:r>
             <w:r>
               <w:t>###</w:t>
@@ -10110,7 +10453,21 @@
               <w:rPr>
                 <w:rFonts w:hint="eastAsia"/>
               </w:rPr>
-              <w:t xml:space="preserve">-samplerate </w:t>
+              <w:t>-</w:t>
+            </w:r>
+            <w:proofErr w:type="spellStart"/>
+            <w:r>
+              <w:rPr>
+                <w:rFonts w:hint="eastAsia"/>
+              </w:rPr>
+              <w:t>samplerate</w:t>
+            </w:r>
+            <w:proofErr w:type="spellEnd"/>
+            <w:r>
+              <w:rPr>
+                <w:rFonts w:hint="eastAsia"/>
+              </w:rPr>
+              <w:t xml:space="preserve"> </w:t>
             </w:r>
             <w:r>
               <w:t>###</w:t>
@@ -10175,7 +10532,7 @@
           <w:rFonts w:hint="eastAsia"/>
         </w:rPr>
       </w:pPr>
-      <w:bookmarkStart w:id="40" w:name="_Toc118743301"/>
+      <w:bookmarkStart w:id="40" w:name="_Toc138517972"/>
       <w:r>
         <w:t>More about Modbus</w:t>
       </w:r>
@@ -10190,7 +10547,7 @@
       <w:r>
         <w:t xml:space="preserve">For more information on the modbus protocol, visit </w:t>
       </w:r>
-      <w:hyperlink r:id="rId9" w:history="1">
+      <w:hyperlink r:id="rId10" w:history="1">
         <w:r>
           <w:rPr>
             <w:rStyle w:val="Hyperlink"/>
@@ -10268,8 +10625,9 @@
           <w:rFonts w:hint="eastAsia"/>
         </w:rPr>
       </w:pPr>
-      <w:bookmarkStart w:id="41" w:name="_Toc118743302"/>
-      <w:r>
+      <w:bookmarkStart w:id="41" w:name="_Toc138517973"/>
+      <w:r>
+        <w:lastRenderedPageBreak/>
         <w:t>Editing the mbc project file</w:t>
       </w:r>
       <w:bookmarkEnd w:id="41"/>
@@ -10281,7 +10639,7 @@
           <w:rFonts w:hint="eastAsia"/>
         </w:rPr>
       </w:pPr>
-      <w:bookmarkStart w:id="42" w:name="_Toc118743303"/>
+      <w:bookmarkStart w:id="42" w:name="_Toc138517974"/>
       <w:r>
         <w:rPr>
           <w:lang w:val="en-GB"/>
@@ -10297,7 +10655,15 @@
         </w:rPr>
       </w:pPr>
       <w:r>
-        <w:t>The mbc project file is an XML formatted text file that is both human-readable and machine-readable. ModbusControl does not (yet) support creation of a project file so it has to be edited manually. You can also use the example project Demo.mbc to start from. You</w:t>
+        <w:t xml:space="preserve">The mbc project file is an XML formatted text file that is both human-readable and machine-readable. ModbusControl does not (yet) support creation of a project file so it has to be edited manually. You can also use the example project </w:t>
+      </w:r>
+      <w:proofErr w:type="spellStart"/>
+      <w:r>
+        <w:t>Demo.mbc</w:t>
+      </w:r>
+      <w:proofErr w:type="spellEnd"/>
+      <w:r>
+        <w:t xml:space="preserve"> to start from. You</w:t>
       </w:r>
       <w:r>
         <w:t>’</w:t>
@@ -10313,17 +10679,33 @@
         </w:rPr>
       </w:pPr>
       <w:r>
-        <w:t xml:space="preserve">Some editors like Notepad++ recognize an XML file and apply XML syntax coloring. This makes the editing easier. </w:t>
-      </w:r>
-    </w:p>
-    <w:p>
-      <w:pPr>
-        <w:rPr>
-          <w:rFonts w:hint="eastAsia"/>
-        </w:rPr>
-      </w:pPr>
-      <w:r>
-        <w:t>XML tags are case sensitive! Nowadays ModbusControl uses all lowercase XML tags, but older versions used a mix of camel-case tags like “SampleRate” and lowercase tags. It is recommended to use all lowercase tags now. ModbusControl still recognizes the old camel-case tags for compatibility.</w:t>
+        <w:t xml:space="preserve">Some editors like Notepad++ recognize an XML file and apply XML syntax </w:t>
+      </w:r>
+      <w:proofErr w:type="spellStart"/>
+      <w:r>
+        <w:t>coloring</w:t>
+      </w:r>
+      <w:proofErr w:type="spellEnd"/>
+      <w:r>
+        <w:t xml:space="preserve">. This makes the editing easier. </w:t>
+      </w:r>
+    </w:p>
+    <w:p>
+      <w:pPr>
+        <w:rPr>
+          <w:rFonts w:hint="eastAsia"/>
+        </w:rPr>
+      </w:pPr>
+      <w:r>
+        <w:t>XML tags are case sensitive! Nowadays ModbusControl uses all lowercase XML tags, but older versions used a mix of camel-case tags like “</w:t>
+      </w:r>
+      <w:proofErr w:type="spellStart"/>
+      <w:r>
+        <w:t>SampleRate</w:t>
+      </w:r>
+      <w:proofErr w:type="spellEnd"/>
+      <w:r>
+        <w:t>” and lowercase tags. It is recommended to use all lowercase tags now. ModbusControl still recognizes the old camel-case tags for compatibility.</w:t>
       </w:r>
     </w:p>
     <w:p>
@@ -10333,13 +10715,26 @@
           <w:rFonts w:hint="eastAsia"/>
         </w:rPr>
       </w:pPr>
-      <w:bookmarkStart w:id="43" w:name="_Toc118743304"/>
-      <w:r>
-        <w:rPr>
-          <w:lang w:val="en-GB"/>
-        </w:rPr>
-        <w:lastRenderedPageBreak/>
-        <w:t>The &lt;modbuscontrol&gt; root element</w:t>
+      <w:bookmarkStart w:id="43" w:name="_Toc138517975"/>
+      <w:r>
+        <w:rPr>
+          <w:lang w:val="en-GB"/>
+        </w:rPr>
+        <w:t>The &lt;</w:t>
+      </w:r>
+      <w:proofErr w:type="spellStart"/>
+      <w:r>
+        <w:rPr>
+          <w:lang w:val="en-GB"/>
+        </w:rPr>
+        <w:t>modbuscontrol</w:t>
+      </w:r>
+      <w:proofErr w:type="spellEnd"/>
+      <w:r>
+        <w:rPr>
+          <w:lang w:val="en-GB"/>
+        </w:rPr>
+        <w:t>&gt; root element</w:t>
       </w:r>
       <w:bookmarkEnd w:id="43"/>
     </w:p>
@@ -10353,7 +10748,15 @@
         <w:t xml:space="preserve">An XML file requires a single </w:t>
       </w:r>
       <w:r>
-        <w:t xml:space="preserve">&lt;modbuscontrol&gt; </w:t>
+        <w:t>&lt;</w:t>
+      </w:r>
+      <w:proofErr w:type="spellStart"/>
+      <w:r>
+        <w:t>modbuscontrol</w:t>
+      </w:r>
+      <w:proofErr w:type="spellEnd"/>
+      <w:r>
+        <w:t xml:space="preserve">&gt; </w:t>
       </w:r>
       <w:r>
         <w:t>root element that contains all the other elements. It supports the following elements:</w:t>
@@ -10465,7 +10868,21 @@
               <w:rPr>
                 <w:lang w:val="en-GB"/>
               </w:rPr>
-              <w:t>&lt;modbustcpserver&gt;</w:t>
+              <w:t>&lt;</w:t>
+            </w:r>
+            <w:proofErr w:type="spellStart"/>
+            <w:r>
+              <w:rPr>
+                <w:lang w:val="en-GB"/>
+              </w:rPr>
+              <w:t>modbustcpserver</w:t>
+            </w:r>
+            <w:proofErr w:type="spellEnd"/>
+            <w:r>
+              <w:rPr>
+                <w:lang w:val="en-GB"/>
+              </w:rPr>
+              <w:t>&gt;</w:t>
             </w:r>
           </w:p>
         </w:tc>
@@ -10501,7 +10918,21 @@
               <w:rPr>
                 <w:lang w:val="en-GB"/>
               </w:rPr>
-              <w:t>&lt;autostart&gt;</w:t>
+              <w:t>&lt;</w:t>
+            </w:r>
+            <w:proofErr w:type="spellStart"/>
+            <w:r>
+              <w:rPr>
+                <w:lang w:val="en-GB"/>
+              </w:rPr>
+              <w:t>autostart</w:t>
+            </w:r>
+            <w:proofErr w:type="spellEnd"/>
+            <w:r>
+              <w:rPr>
+                <w:lang w:val="en-GB"/>
+              </w:rPr>
+              <w:t>&gt;</w:t>
             </w:r>
           </w:p>
         </w:tc>
@@ -10613,7 +11044,7 @@
           <w:rFonts w:hint="eastAsia"/>
         </w:rPr>
       </w:pPr>
-      <w:bookmarkStart w:id="44" w:name="_Toc118743305"/>
+      <w:bookmarkStart w:id="44" w:name="_Toc138517976"/>
       <w:r>
         <w:rPr>
           <w:lang w:val="en-GB"/>
@@ -10943,7 +11374,7 @@
           <w:rFonts w:hint="eastAsia"/>
         </w:rPr>
       </w:pPr>
-      <w:bookmarkStart w:id="45" w:name="_Toc118743306"/>
+      <w:bookmarkStart w:id="45" w:name="_Toc138517977"/>
       <w:r>
         <w:rPr>
           <w:lang w:val="en-GB"/>
@@ -11103,7 +11534,16 @@
               </w:rPr>
             </w:pPr>
             <w:r>
-              <w:t>Value “serial/rtu” for serial port with RTU protocol.</w:t>
+              <w:lastRenderedPageBreak/>
+              <w:t>Value “serial/</w:t>
+            </w:r>
+            <w:proofErr w:type="spellStart"/>
+            <w:r>
+              <w:t>rtu</w:t>
+            </w:r>
+            <w:proofErr w:type="spellEnd"/>
+            <w:r>
+              <w:t>” for serial port with RTU protocol.</w:t>
             </w:r>
           </w:p>
           <w:p>
@@ -11114,7 +11554,15 @@
               </w:rPr>
             </w:pPr>
             <w:r>
-              <w:t>Value “modbus/tcp” for TCP connection with Modbus/TCP protocol.</w:t>
+              <w:t>Value “modbus/</w:t>
+            </w:r>
+            <w:proofErr w:type="spellStart"/>
+            <w:r>
+              <w:t>tcp</w:t>
+            </w:r>
+            <w:proofErr w:type="spellEnd"/>
+            <w:r>
+              <w:t>” for TCP connection with Modbus/TCP protocol.</w:t>
             </w:r>
           </w:p>
           <w:p>
@@ -11125,7 +11573,23 @@
               </w:rPr>
             </w:pPr>
             <w:r>
-              <w:t>Value “rtu/tcp” for TCP connection with RTU protocol.</w:t>
+              <w:t>Value “</w:t>
+            </w:r>
+            <w:proofErr w:type="spellStart"/>
+            <w:r>
+              <w:t>rtu</w:t>
+            </w:r>
+            <w:proofErr w:type="spellEnd"/>
+            <w:r>
+              <w:t>/</w:t>
+            </w:r>
+            <w:proofErr w:type="spellStart"/>
+            <w:r>
+              <w:t>tcp</w:t>
+            </w:r>
+            <w:proofErr w:type="spellEnd"/>
+            <w:r>
+              <w:t>” for TCP connection with RTU protocol.</w:t>
             </w:r>
           </w:p>
         </w:tc>
@@ -11144,6 +11608,7 @@
               <w:rPr>
                 <w:lang w:val="en-GB"/>
               </w:rPr>
+              <w:lastRenderedPageBreak/>
               <w:t>&lt;port&gt;</w:t>
             </w:r>
           </w:p>
@@ -11180,7 +11645,21 @@
               <w:rPr>
                 <w:lang w:val="en-GB"/>
               </w:rPr>
-              <w:t>&lt;baudrate&gt;</w:t>
+              <w:t>&lt;</w:t>
+            </w:r>
+            <w:proofErr w:type="spellStart"/>
+            <w:r>
+              <w:rPr>
+                <w:lang w:val="en-GB"/>
+              </w:rPr>
+              <w:t>baudrate</w:t>
+            </w:r>
+            <w:proofErr w:type="spellEnd"/>
+            <w:r>
+              <w:rPr>
+                <w:lang w:val="en-GB"/>
+              </w:rPr>
+              <w:t>&gt;</w:t>
             </w:r>
           </w:p>
         </w:tc>
@@ -11252,7 +11731,21 @@
               <w:rPr>
                 <w:lang w:val="en-GB"/>
               </w:rPr>
-              <w:t>&lt;endofmessagetimeout&gt;</w:t>
+              <w:t>&lt;</w:t>
+            </w:r>
+            <w:proofErr w:type="spellStart"/>
+            <w:r>
+              <w:rPr>
+                <w:lang w:val="en-GB"/>
+              </w:rPr>
+              <w:t>endofmessagetimeout</w:t>
+            </w:r>
+            <w:proofErr w:type="spellEnd"/>
+            <w:r>
+              <w:rPr>
+                <w:lang w:val="en-GB"/>
+              </w:rPr>
+              <w:t>&gt;</w:t>
             </w:r>
           </w:p>
         </w:tc>
@@ -11300,7 +11793,21 @@
               <w:rPr>
                 <w:lang w:val="en-GB"/>
               </w:rPr>
-              <w:t>&lt;onewireechosuppression&gt;</w:t>
+              <w:t>&lt;</w:t>
+            </w:r>
+            <w:proofErr w:type="spellStart"/>
+            <w:r>
+              <w:rPr>
+                <w:lang w:val="en-GB"/>
+              </w:rPr>
+              <w:t>onewireechosuppression</w:t>
+            </w:r>
+            <w:proofErr w:type="spellEnd"/>
+            <w:r>
+              <w:rPr>
+                <w:lang w:val="en-GB"/>
+              </w:rPr>
+              <w:t>&gt;</w:t>
             </w:r>
           </w:p>
         </w:tc>
@@ -11342,8 +11849,21 @@
               <w:rPr>
                 <w:lang w:val="en-GB"/>
               </w:rPr>
-              <w:lastRenderedPageBreak/>
-              <w:t>&lt;ipaddress&gt;</w:t>
+              <w:t>&lt;</w:t>
+            </w:r>
+            <w:proofErr w:type="spellStart"/>
+            <w:r>
+              <w:rPr>
+                <w:lang w:val="en-GB"/>
+              </w:rPr>
+              <w:t>ipaddress</w:t>
+            </w:r>
+            <w:proofErr w:type="spellEnd"/>
+            <w:r>
+              <w:rPr>
+                <w:lang w:val="en-GB"/>
+              </w:rPr>
+              <w:t>&gt;</w:t>
             </w:r>
           </w:p>
         </w:tc>
@@ -11379,7 +11899,21 @@
               <w:rPr>
                 <w:lang w:val="en-GB"/>
               </w:rPr>
-              <w:t>&lt;ipport&gt;</w:t>
+              <w:t>&lt;</w:t>
+            </w:r>
+            <w:proofErr w:type="spellStart"/>
+            <w:r>
+              <w:rPr>
+                <w:lang w:val="en-GB"/>
+              </w:rPr>
+              <w:t>ipport</w:t>
+            </w:r>
+            <w:proofErr w:type="spellEnd"/>
+            <w:r>
+              <w:rPr>
+                <w:lang w:val="en-GB"/>
+              </w:rPr>
+              <w:t>&gt;</w:t>
             </w:r>
           </w:p>
         </w:tc>
@@ -11416,7 +11950,21 @@
               <w:rPr>
                 <w:lang w:val="en-GB"/>
               </w:rPr>
-              <w:t>&lt;slaveid&gt;</w:t>
+              <w:t>&lt;</w:t>
+            </w:r>
+            <w:proofErr w:type="spellStart"/>
+            <w:r>
+              <w:rPr>
+                <w:lang w:val="en-GB"/>
+              </w:rPr>
+              <w:t>slaveid</w:t>
+            </w:r>
+            <w:proofErr w:type="spellEnd"/>
+            <w:r>
+              <w:rPr>
+                <w:lang w:val="en-GB"/>
+              </w:rPr>
+              <w:t>&gt;</w:t>
             </w:r>
           </w:p>
         </w:tc>
@@ -11476,7 +12024,21 @@
               <w:rPr>
                 <w:lang w:val="en-GB"/>
               </w:rPr>
-              <w:t>&lt;responsetimeout&gt;</w:t>
+              <w:t>&lt;</w:t>
+            </w:r>
+            <w:proofErr w:type="spellStart"/>
+            <w:r>
+              <w:rPr>
+                <w:lang w:val="en-GB"/>
+              </w:rPr>
+              <w:t>responsetimeout</w:t>
+            </w:r>
+            <w:proofErr w:type="spellEnd"/>
+            <w:r>
+              <w:rPr>
+                <w:lang w:val="en-GB"/>
+              </w:rPr>
+              <w:t>&gt;</w:t>
             </w:r>
           </w:p>
         </w:tc>
@@ -11512,7 +12074,21 @@
               <w:rPr>
                 <w:lang w:val="en-GB"/>
               </w:rPr>
-              <w:t>&lt;maximumframesize&gt;</w:t>
+              <w:t>&lt;</w:t>
+            </w:r>
+            <w:proofErr w:type="spellStart"/>
+            <w:r>
+              <w:rPr>
+                <w:lang w:val="en-GB"/>
+              </w:rPr>
+              <w:t>maximumframesize</w:t>
+            </w:r>
+            <w:proofErr w:type="spellEnd"/>
+            <w:r>
+              <w:rPr>
+                <w:lang w:val="en-GB"/>
+              </w:rPr>
+              <w:t>&gt;</w:t>
             </w:r>
           </w:p>
         </w:tc>
@@ -11548,7 +12124,21 @@
               <w:rPr>
                 <w:lang w:val="en-GB"/>
               </w:rPr>
-              <w:t>&lt;interframedelay&gt;</w:t>
+              <w:t>&lt;</w:t>
+            </w:r>
+            <w:proofErr w:type="spellStart"/>
+            <w:r>
+              <w:rPr>
+                <w:lang w:val="en-GB"/>
+              </w:rPr>
+              <w:t>interframedelay</w:t>
+            </w:r>
+            <w:proofErr w:type="spellEnd"/>
+            <w:r>
+              <w:rPr>
+                <w:lang w:val="en-GB"/>
+              </w:rPr>
+              <w:t>&gt;</w:t>
             </w:r>
           </w:p>
         </w:tc>
@@ -11617,7 +12207,21 @@
               <w:rPr>
                 <w:lang w:val="en-GB"/>
               </w:rPr>
-              <w:t>&lt;writeholdingregisterfc&gt;</w:t>
+              <w:t>&lt;</w:t>
+            </w:r>
+            <w:proofErr w:type="spellStart"/>
+            <w:r>
+              <w:rPr>
+                <w:lang w:val="en-GB"/>
+              </w:rPr>
+              <w:t>writeholdingregisterfc</w:t>
+            </w:r>
+            <w:proofErr w:type="spellEnd"/>
+            <w:r>
+              <w:rPr>
+                <w:lang w:val="en-GB"/>
+              </w:rPr>
+              <w:t>&gt;</w:t>
             </w:r>
           </w:p>
         </w:tc>
@@ -11749,6 +12353,7 @@
               </w:rPr>
             </w:pPr>
             <w:r>
+              <w:lastRenderedPageBreak/>
               <w:t>Value “big” for high-low word order: the high bits in the first 16-bit register and the low bits in the second 16-bit register.</w:t>
             </w:r>
           </w:p>
@@ -11780,6 +12385,7 @@
               <w:rPr>
                 <w:lang w:val="en-GB"/>
               </w:rPr>
+              <w:lastRenderedPageBreak/>
               <w:t>&lt;float32endian&gt;</w:t>
             </w:r>
           </w:p>
@@ -11896,8 +12502,21 @@
               <w:rPr>
                 <w:lang w:val="en-GB"/>
               </w:rPr>
-              <w:lastRenderedPageBreak/>
-              <w:t>&lt;samplerate&gt;</w:t>
+              <w:t>&lt;</w:t>
+            </w:r>
+            <w:proofErr w:type="spellStart"/>
+            <w:r>
+              <w:rPr>
+                <w:lang w:val="en-GB"/>
+              </w:rPr>
+              <w:t>samplerate</w:t>
+            </w:r>
+            <w:proofErr w:type="spellEnd"/>
+            <w:r>
+              <w:rPr>
+                <w:lang w:val="en-GB"/>
+              </w:rPr>
+              <w:t>&gt;</w:t>
             </w:r>
           </w:p>
         </w:tc>
@@ -11933,7 +12552,21 @@
               <w:rPr>
                 <w:lang w:val="en-GB"/>
               </w:rPr>
-              <w:t>&lt;holdingregisterstart&gt;</w:t>
+              <w:t>&lt;</w:t>
+            </w:r>
+            <w:proofErr w:type="spellStart"/>
+            <w:r>
+              <w:rPr>
+                <w:lang w:val="en-GB"/>
+              </w:rPr>
+              <w:t>holdingregisterstart</w:t>
+            </w:r>
+            <w:proofErr w:type="spellEnd"/>
+            <w:r>
+              <w:rPr>
+                <w:lang w:val="en-GB"/>
+              </w:rPr>
+              <w:t>&gt;</w:t>
             </w:r>
           </w:p>
         </w:tc>
@@ -11950,7 +12583,35 @@
               </w:rPr>
             </w:pPr>
             <w:r>
-              <w:t xml:space="preserve">Defines the holding registers numbering convention. This is the number of the first holding register. </w:t>
+              <w:t>Defines the holding registers numbering</w:t>
+            </w:r>
+            <w:r>
+              <w:t xml:space="preserve"> scheme</w:t>
+            </w:r>
+            <w:r>
+              <w:t xml:space="preserve">. This is the number of the first holding register. </w:t>
+            </w:r>
+          </w:p>
+          <w:p>
+            <w:pPr>
+              <w:pStyle w:val="Inhoudtabel"/>
+              <w:snapToGrid w:val="0"/>
+              <w:spacing w:after="57"/>
+              <w:rPr>
+                <w:rFonts w:hint="eastAsia"/>
+              </w:rPr>
+            </w:pPr>
+            <w:r>
+              <w:t>Value 40001</w:t>
+            </w:r>
+            <w:r>
+              <w:t xml:space="preserve"> or 400001</w:t>
+            </w:r>
+            <w:r>
+              <w:t xml:space="preserve">: </w:t>
+            </w:r>
+            <w:r>
+              <w:t>numbering schemes 40001-49999 and 400001-465536 can be used, simultaneously.</w:t>
             </w:r>
           </w:p>
           <w:p>
@@ -11961,7 +12622,29 @@
               </w:rPr>
             </w:pPr>
             <w:r>
-              <w:t>Value 40001: Holding registers are numbered 40001-49999.</w:t>
+              <w:t>Value 400000</w:t>
+            </w:r>
+            <w:r>
+              <w:t xml:space="preserve"> or 400000</w:t>
+            </w:r>
+            <w:r>
+              <w:t xml:space="preserve">: </w:t>
+            </w:r>
+            <w:r>
+              <w:t>numbering schemes 40000-49999 and 400000-465535 can be used, simultaneously.</w:t>
+            </w:r>
+          </w:p>
+          <w:p>
+            <w:pPr>
+              <w:pStyle w:val="Inhoudtabel"/>
+              <w:snapToGrid w:val="0"/>
+              <w:spacing w:after="57"/>
+              <w:rPr>
+                <w:rFonts w:hint="eastAsia"/>
+              </w:rPr>
+            </w:pPr>
+            <w:r>
+              <w:t>In numbering schemes 40001/40000, 9999 or 10000 registers can be accessed. In numbering schemes 400001/400000 all 65536 registers can be accessed.</w:t>
             </w:r>
           </w:p>
           <w:p>
@@ -11972,18 +12655,7 @@
               </w:rPr>
             </w:pPr>
             <w:r>
-              <w:t>Value 400001: Holding registers are numbered 400001-465536.</w:t>
-            </w:r>
-          </w:p>
-          <w:p>
-            <w:pPr>
-              <w:pStyle w:val="Xmlgridtext"/>
-              <w:rPr>
-                <w:rFonts w:hint="eastAsia"/>
-              </w:rPr>
-            </w:pPr>
-            <w:r>
-              <w:t>Value 400000: Holding registers are numbered 400000-465535. Using 400000 is handy if the modbus device registers are numbered starting from 0.</w:t>
+              <w:t>In the protocol, the first register is always referred to with address 0000.</w:t>
             </w:r>
           </w:p>
         </w:tc>
@@ -12072,8 +12744,17 @@
           <w:rStyle w:val="XMLContent"/>
           <w:lang w:val="en-GB"/>
         </w:rPr>
-        <w:t>serial/rtu</w:t>
-      </w:r>
+        <w:t>serial/</w:t>
+      </w:r>
+      <w:proofErr w:type="spellStart"/>
+      <w:r>
+        <w:rPr>
+          <w:rStyle w:val="XMLContent"/>
+          <w:lang w:val="en-GB"/>
+        </w:rPr>
+        <w:t>rtu</w:t>
+      </w:r>
+      <w:proofErr w:type="spellEnd"/>
       <w:r>
         <w:rPr>
           <w:rStyle w:val="XMLBracket"/>
@@ -12177,6 +12858,7 @@
         </w:rPr>
         <w:t>&lt;</w:t>
       </w:r>
+      <w:proofErr w:type="spellStart"/>
       <w:r>
         <w:rPr>
           <w:rStyle w:val="XMLElement"/>
@@ -12184,6 +12866,7 @@
         </w:rPr>
         <w:t>baudrate</w:t>
       </w:r>
+      <w:proofErr w:type="spellEnd"/>
       <w:r>
         <w:rPr>
           <w:rStyle w:val="XMLBracket"/>
@@ -12205,6 +12888,7 @@
         </w:rPr>
         <w:t>&lt;/</w:t>
       </w:r>
+      <w:proofErr w:type="spellStart"/>
       <w:r>
         <w:rPr>
           <w:rStyle w:val="XMLElement"/>
@@ -12212,6 +12896,7 @@
         </w:rPr>
         <w:t>baudrate</w:t>
       </w:r>
+      <w:proofErr w:type="spellEnd"/>
       <w:r>
         <w:rPr>
           <w:rStyle w:val="XMLBracket"/>
@@ -12301,6 +12986,7 @@
         </w:rPr>
         <w:t>&lt;</w:t>
       </w:r>
+      <w:proofErr w:type="spellStart"/>
       <w:r>
         <w:rPr>
           <w:rStyle w:val="XMLElement"/>
@@ -12308,6 +12994,7 @@
         </w:rPr>
         <w:t>endofmessagetimeout</w:t>
       </w:r>
+      <w:proofErr w:type="spellEnd"/>
       <w:r>
         <w:rPr>
           <w:rStyle w:val="XMLBracket"/>
@@ -12329,6 +13016,7 @@
         </w:rPr>
         <w:t>&lt;/</w:t>
       </w:r>
+      <w:proofErr w:type="spellStart"/>
       <w:r>
         <w:rPr>
           <w:rStyle w:val="XMLElement"/>
@@ -12336,6 +13024,7 @@
         </w:rPr>
         <w:t>endofmessagetimeout</w:t>
       </w:r>
+      <w:proofErr w:type="spellEnd"/>
       <w:r>
         <w:rPr>
           <w:rStyle w:val="XMLBracket"/>
@@ -12363,6 +13052,7 @@
         </w:rPr>
         <w:t>&lt;</w:t>
       </w:r>
+      <w:proofErr w:type="spellStart"/>
       <w:r>
         <w:rPr>
           <w:rStyle w:val="XMLElement"/>
@@ -12370,6 +13060,7 @@
         </w:rPr>
         <w:t>slaveid</w:t>
       </w:r>
+      <w:proofErr w:type="spellEnd"/>
       <w:r>
         <w:rPr>
           <w:rStyle w:val="XMLBracket"/>
@@ -12391,6 +13082,7 @@
         </w:rPr>
         <w:t>&lt;/</w:t>
       </w:r>
+      <w:proofErr w:type="spellStart"/>
       <w:r>
         <w:rPr>
           <w:rStyle w:val="XMLElement"/>
@@ -12398,6 +13090,7 @@
         </w:rPr>
         <w:t>slaveid</w:t>
       </w:r>
+      <w:proofErr w:type="spellEnd"/>
       <w:r>
         <w:rPr>
           <w:rStyle w:val="XMLBracket"/>
@@ -12425,6 +13118,7 @@
         </w:rPr>
         <w:t>&lt;</w:t>
       </w:r>
+      <w:proofErr w:type="spellStart"/>
       <w:r>
         <w:rPr>
           <w:rStyle w:val="XMLElement"/>
@@ -12432,6 +13126,7 @@
         </w:rPr>
         <w:t>responsetimeout</w:t>
       </w:r>
+      <w:proofErr w:type="spellEnd"/>
       <w:r>
         <w:rPr>
           <w:rStyle w:val="XMLBracket"/>
@@ -12453,6 +13148,7 @@
         </w:rPr>
         <w:t>&lt;/</w:t>
       </w:r>
+      <w:proofErr w:type="spellStart"/>
       <w:r>
         <w:rPr>
           <w:rStyle w:val="XMLElement"/>
@@ -12460,6 +13156,7 @@
         </w:rPr>
         <w:t>responsetimeout</w:t>
       </w:r>
+      <w:proofErr w:type="spellEnd"/>
       <w:r>
         <w:rPr>
           <w:rStyle w:val="XMLBracket"/>
@@ -12487,6 +13184,7 @@
         </w:rPr>
         <w:t>&lt;</w:t>
       </w:r>
+      <w:proofErr w:type="spellStart"/>
       <w:r>
         <w:rPr>
           <w:rStyle w:val="XMLElement"/>
@@ -12494,6 +13192,7 @@
         </w:rPr>
         <w:t>maximumframesize</w:t>
       </w:r>
+      <w:proofErr w:type="spellEnd"/>
       <w:r>
         <w:rPr>
           <w:rStyle w:val="XMLBracket"/>
@@ -12515,6 +13214,7 @@
         </w:rPr>
         <w:t>&lt;/</w:t>
       </w:r>
+      <w:proofErr w:type="spellStart"/>
       <w:r>
         <w:rPr>
           <w:rStyle w:val="XMLElement"/>
@@ -12522,6 +13222,7 @@
         </w:rPr>
         <w:t>maximumframesize</w:t>
       </w:r>
+      <w:proofErr w:type="spellEnd"/>
       <w:r>
         <w:rPr>
           <w:rStyle w:val="XMLBracket"/>
@@ -12549,6 +13250,7 @@
         </w:rPr>
         <w:t>&lt;</w:t>
       </w:r>
+      <w:proofErr w:type="spellStart"/>
       <w:r>
         <w:rPr>
           <w:rStyle w:val="XMLElement"/>
@@ -12556,6 +13258,7 @@
         </w:rPr>
         <w:t>writeholdingregisterfc</w:t>
       </w:r>
+      <w:proofErr w:type="spellEnd"/>
       <w:r>
         <w:rPr>
           <w:rStyle w:val="XMLBracket"/>
@@ -12577,6 +13280,7 @@
         </w:rPr>
         <w:t>&lt;/</w:t>
       </w:r>
+      <w:proofErr w:type="spellStart"/>
       <w:r>
         <w:rPr>
           <w:rStyle w:val="XMLElement"/>
@@ -12584,6 +13288,7 @@
         </w:rPr>
         <w:t>writeholdingregisterfc</w:t>
       </w:r>
+      <w:proofErr w:type="spellEnd"/>
       <w:r>
         <w:rPr>
           <w:rStyle w:val="XMLBracket"/>
@@ -12797,6 +13502,7 @@
         </w:rPr>
         <w:t>&lt;</w:t>
       </w:r>
+      <w:proofErr w:type="spellStart"/>
       <w:r>
         <w:rPr>
           <w:rStyle w:val="XMLElement"/>
@@ -12804,6 +13510,7 @@
         </w:rPr>
         <w:t>samplerate</w:t>
       </w:r>
+      <w:proofErr w:type="spellEnd"/>
       <w:r>
         <w:rPr>
           <w:rStyle w:val="XMLBracket"/>
@@ -12825,6 +13532,7 @@
         </w:rPr>
         <w:t>&lt;/</w:t>
       </w:r>
+      <w:proofErr w:type="spellStart"/>
       <w:r>
         <w:rPr>
           <w:rStyle w:val="XMLElement"/>
@@ -12832,6 +13540,7 @@
         </w:rPr>
         <w:t>samplerate</w:t>
       </w:r>
+      <w:proofErr w:type="spellEnd"/>
       <w:r>
         <w:rPr>
           <w:rStyle w:val="XMLBracket"/>
@@ -12873,7 +13582,7 @@
           <w:rFonts w:hint="eastAsia"/>
         </w:rPr>
       </w:pPr>
-      <w:bookmarkStart w:id="46" w:name="_Toc118743307"/>
+      <w:bookmarkStart w:id="46" w:name="_Toc138517978"/>
       <w:r>
         <w:rPr>
           <w:lang w:val="en-GB"/>
@@ -12927,6 +13636,7 @@
               <w:rPr>
                 <w:lang w:val="en-GB"/>
               </w:rPr>
+              <w:lastRenderedPageBreak/>
               <w:t>&lt;name&gt;</w:t>
             </w:r>
           </w:p>
@@ -12963,7 +13673,21 @@
               <w:rPr>
                 <w:lang w:val="en-GB"/>
               </w:rPr>
-              <w:t>&lt;fcol&gt;</w:t>
+              <w:t>&lt;</w:t>
+            </w:r>
+            <w:proofErr w:type="spellStart"/>
+            <w:r>
+              <w:rPr>
+                <w:lang w:val="en-GB"/>
+              </w:rPr>
+              <w:t>fcol</w:t>
+            </w:r>
+            <w:proofErr w:type="spellEnd"/>
+            <w:r>
+              <w:rPr>
+                <w:lang w:val="en-GB"/>
+              </w:rPr>
+              <w:t>&gt;</w:t>
             </w:r>
           </w:p>
         </w:tc>
@@ -12980,7 +13704,15 @@
               </w:rPr>
             </w:pPr>
             <w:r>
-              <w:t>Sets the default font (text) color for all &lt;var&gt; on this tab page.</w:t>
+              <w:t xml:space="preserve">Sets the default font (text) </w:t>
+            </w:r>
+            <w:proofErr w:type="spellStart"/>
+            <w:r>
+              <w:t>color</w:t>
+            </w:r>
+            <w:proofErr w:type="spellEnd"/>
+            <w:r>
+              <w:t xml:space="preserve"> for all &lt;var&gt; on this tab page.</w:t>
             </w:r>
           </w:p>
           <w:p>
@@ -13034,7 +13766,23 @@
               <w:fldChar w:fldCharType="separate"/>
             </w:r>
             <w:r>
-              <w:t>The &lt;fcol&gt; and &lt;bcol&gt; elements</w:t>
+              <w:t>The &lt;</w:t>
+            </w:r>
+            <w:proofErr w:type="spellStart"/>
+            <w:r>
+              <w:t>fcol</w:t>
+            </w:r>
+            <w:proofErr w:type="spellEnd"/>
+            <w:r>
+              <w:t>&gt; and &lt;</w:t>
+            </w:r>
+            <w:proofErr w:type="spellStart"/>
+            <w:r>
+              <w:t>bcol</w:t>
+            </w:r>
+            <w:proofErr w:type="spellEnd"/>
+            <w:r>
+              <w:t>&gt; elements</w:t>
             </w:r>
             <w:r>
               <w:rPr>
@@ -13074,7 +13822,21 @@
               <w:rPr>
                 <w:lang w:val="en-GB"/>
               </w:rPr>
-              <w:t xml:space="preserve">&lt;bcol&gt; </w:t>
+              <w:t>&lt;</w:t>
+            </w:r>
+            <w:proofErr w:type="spellStart"/>
+            <w:r>
+              <w:rPr>
+                <w:lang w:val="en-GB"/>
+              </w:rPr>
+              <w:t>bcol</w:t>
+            </w:r>
+            <w:proofErr w:type="spellEnd"/>
+            <w:r>
+              <w:rPr>
+                <w:lang w:val="en-GB"/>
+              </w:rPr>
+              <w:t xml:space="preserve">&gt; </w:t>
             </w:r>
           </w:p>
         </w:tc>
@@ -13091,7 +13853,15 @@
               </w:rPr>
             </w:pPr>
             <w:r>
-              <w:t xml:space="preserve">Sets the default background color for all &lt;var&gt; on this tab page. </w:t>
+              <w:t xml:space="preserve">Sets the default background </w:t>
+            </w:r>
+            <w:proofErr w:type="spellStart"/>
+            <w:r>
+              <w:t>color</w:t>
+            </w:r>
+            <w:proofErr w:type="spellEnd"/>
+            <w:r>
+              <w:t xml:space="preserve"> for all &lt;var&gt; on this tab page. </w:t>
             </w:r>
             <w:r>
               <w:t>See [</w:t>
@@ -13137,7 +13907,23 @@
               <w:fldChar w:fldCharType="separate"/>
             </w:r>
             <w:r>
-              <w:t>The &lt;fcol&gt; and &lt;bcol&gt; elements</w:t>
+              <w:t>The &lt;</w:t>
+            </w:r>
+            <w:proofErr w:type="spellStart"/>
+            <w:r>
+              <w:t>fcol</w:t>
+            </w:r>
+            <w:proofErr w:type="spellEnd"/>
+            <w:r>
+              <w:t>&gt; and &lt;</w:t>
+            </w:r>
+            <w:proofErr w:type="spellStart"/>
+            <w:r>
+              <w:t>bcol</w:t>
+            </w:r>
+            <w:proofErr w:type="spellEnd"/>
+            <w:r>
+              <w:t>&gt; elements</w:t>
             </w:r>
             <w:r>
               <w:rPr>
@@ -13180,7 +13966,21 @@
               <w:rPr>
                 <w:lang w:val="en-GB"/>
               </w:rPr>
-              <w:t>&lt;expandfields&gt;</w:t>
+              <w:t>&lt;</w:t>
+            </w:r>
+            <w:proofErr w:type="spellStart"/>
+            <w:r>
+              <w:rPr>
+                <w:lang w:val="en-GB"/>
+              </w:rPr>
+              <w:t>expandfields</w:t>
+            </w:r>
+            <w:proofErr w:type="spellEnd"/>
+            <w:r>
+              <w:rPr>
+                <w:lang w:val="en-GB"/>
+              </w:rPr>
+              <w:t>&gt;</w:t>
             </w:r>
           </w:p>
         </w:tc>
@@ -13262,7 +14062,6 @@
         </w:rPr>
       </w:pPr>
       <w:r>
-        <w:lastRenderedPageBreak/>
         <w:t>Example of a &lt;tab&gt; element:</w:t>
       </w:r>
     </w:p>
@@ -13525,6 +14324,7 @@
         </w:rPr>
         <w:t>&lt;</w:t>
       </w:r>
+      <w:proofErr w:type="spellStart"/>
       <w:r>
         <w:rPr>
           <w:rStyle w:val="XMLElement"/>
@@ -13532,6 +14332,7 @@
         </w:rPr>
         <w:t>rw</w:t>
       </w:r>
+      <w:proofErr w:type="spellEnd"/>
       <w:r>
         <w:rPr>
           <w:rStyle w:val="XMLBracket"/>
@@ -13553,6 +14354,7 @@
         </w:rPr>
         <w:t>&lt;/</w:t>
       </w:r>
+      <w:proofErr w:type="spellStart"/>
       <w:r>
         <w:rPr>
           <w:rStyle w:val="XMLElement"/>
@@ -13560,6 +14362,7 @@
         </w:rPr>
         <w:t>rw</w:t>
       </w:r>
+      <w:proofErr w:type="spellEnd"/>
       <w:r>
         <w:rPr>
           <w:rStyle w:val="XMLBracket"/>
@@ -13751,6 +14554,7 @@
         </w:rPr>
         <w:t>&lt;</w:t>
       </w:r>
+      <w:proofErr w:type="spellStart"/>
       <w:r>
         <w:rPr>
           <w:rStyle w:val="XMLElement"/>
@@ -13758,6 +14562,7 @@
         </w:rPr>
         <w:t>rw</w:t>
       </w:r>
+      <w:proofErr w:type="spellEnd"/>
       <w:r>
         <w:rPr>
           <w:rStyle w:val="XMLBracket"/>
@@ -13779,6 +14584,7 @@
         </w:rPr>
         <w:t>&lt;/</w:t>
       </w:r>
+      <w:proofErr w:type="spellStart"/>
       <w:r>
         <w:rPr>
           <w:rStyle w:val="XMLElement"/>
@@ -13786,6 +14592,7 @@
         </w:rPr>
         <w:t>rw</w:t>
       </w:r>
+      <w:proofErr w:type="spellEnd"/>
       <w:r>
         <w:rPr>
           <w:rStyle w:val="XMLBracket"/>
@@ -13838,7 +14645,7 @@
           <w:lang w:eastAsia="nl-BE"/>
         </w:rPr>
       </w:pPr>
-      <w:bookmarkStart w:id="47" w:name="_Toc118743308"/>
+      <w:bookmarkStart w:id="47" w:name="_Toc138517979"/>
       <w:r>
         <w:rPr>
           <w:lang w:eastAsia="nl-BE"/>
@@ -14059,12 +14866,14 @@
               </w:rPr>
               <w:t>&lt;</w:t>
             </w:r>
+            <w:proofErr w:type="spellStart"/>
             <w:r>
               <w:rPr>
                 <w:rFonts w:hint="eastAsia"/>
               </w:rPr>
               <w:t>required</w:t>
             </w:r>
+            <w:proofErr w:type="spellEnd"/>
             <w:r>
               <w:rPr>
                 <w:lang w:val="en-GB"/>
@@ -14159,7 +14968,23 @@
           <w:rStyle w:val="XMLElement"/>
           <w:rFonts w:hint="eastAsia"/>
         </w:rPr>
-        <w:t>&lt;include&gt;</w:t>
+        <w:t>&lt;</w:t>
+      </w:r>
+      <w:proofErr w:type="spellStart"/>
+      <w:r>
+        <w:rPr>
+          <w:rStyle w:val="XMLElement"/>
+          <w:rFonts w:hint="eastAsia"/>
+        </w:rPr>
+        <w:t>include</w:t>
+      </w:r>
+      <w:proofErr w:type="spellEnd"/>
+      <w:r>
+        <w:rPr>
+          <w:rStyle w:val="XMLElement"/>
+          <w:rFonts w:hint="eastAsia"/>
+        </w:rPr>
+        <w:t>&gt;</w:t>
       </w:r>
     </w:p>
     <w:p>
@@ -14180,6 +15005,7 @@
         </w:rPr>
         <w:t>file&gt;</w:t>
       </w:r>
+      <w:proofErr w:type="spellStart"/>
       <w:r>
         <w:t>Configuration</w:t>
       </w:r>
@@ -14189,6 +15015,7 @@
         </w:rPr>
         <w:t>.mbc</w:t>
       </w:r>
+      <w:proofErr w:type="spellEnd"/>
       <w:r>
         <w:rPr>
           <w:rStyle w:val="XMLElement"/>
@@ -14215,7 +15042,23 @@
           <w:rStyle w:val="XMLElement"/>
           <w:rFonts w:hint="eastAsia"/>
         </w:rPr>
-        <w:t>&lt;required&gt;</w:t>
+        <w:t>&lt;</w:t>
+      </w:r>
+      <w:proofErr w:type="spellStart"/>
+      <w:r>
+        <w:rPr>
+          <w:rStyle w:val="XMLElement"/>
+          <w:rFonts w:hint="eastAsia"/>
+        </w:rPr>
+        <w:t>required</w:t>
+      </w:r>
+      <w:proofErr w:type="spellEnd"/>
+      <w:r>
+        <w:rPr>
+          <w:rStyle w:val="XMLElement"/>
+          <w:rFonts w:hint="eastAsia"/>
+        </w:rPr>
+        <w:t>&gt;</w:t>
       </w:r>
       <w:r>
         <w:rPr>
@@ -14230,7 +15073,23 @@
           <w:rStyle w:val="XMLElement"/>
           <w:rFonts w:hint="eastAsia"/>
         </w:rPr>
-        <w:t>&lt;/required&gt;</w:t>
+        <w:t>&lt;/</w:t>
+      </w:r>
+      <w:proofErr w:type="spellStart"/>
+      <w:r>
+        <w:rPr>
+          <w:rStyle w:val="XMLElement"/>
+          <w:rFonts w:hint="eastAsia"/>
+        </w:rPr>
+        <w:t>required</w:t>
+      </w:r>
+      <w:proofErr w:type="spellEnd"/>
+      <w:r>
+        <w:rPr>
+          <w:rStyle w:val="XMLElement"/>
+          <w:rFonts w:hint="eastAsia"/>
+        </w:rPr>
+        <w:t>&gt;</w:t>
       </w:r>
     </w:p>
     <w:p>
@@ -14245,11 +15104,27 @@
           <w:rStyle w:val="XMLElement"/>
           <w:rFonts w:hint="eastAsia"/>
         </w:rPr>
-        <w:t>&lt;/include&gt;</w:t>
-      </w:r>
+        <w:t>&lt;/</w:t>
+      </w:r>
+      <w:proofErr w:type="spellStart"/>
       <w:r>
         <w:rPr>
           <w:rStyle w:val="XMLElement"/>
+          <w:rFonts w:hint="eastAsia"/>
+        </w:rPr>
+        <w:t>include</w:t>
+      </w:r>
+      <w:proofErr w:type="spellEnd"/>
+      <w:r>
+        <w:rPr>
+          <w:rStyle w:val="XMLElement"/>
+          <w:rFonts w:hint="eastAsia"/>
+        </w:rPr>
+        <w:t>&gt;</w:t>
+      </w:r>
+      <w:r>
+        <w:rPr>
+          <w:rStyle w:val="XMLElement"/>
         </w:rPr>
         <w:br/>
       </w:r>
@@ -14266,7 +15141,23 @@
           <w:rStyle w:val="XMLElement"/>
           <w:rFonts w:hint="eastAsia"/>
         </w:rPr>
-        <w:t>&lt;includex&gt;</w:t>
+        <w:t>&lt;</w:t>
+      </w:r>
+      <w:proofErr w:type="spellStart"/>
+      <w:r>
+        <w:rPr>
+          <w:rStyle w:val="XMLElement"/>
+          <w:rFonts w:hint="eastAsia"/>
+        </w:rPr>
+        <w:t>includex</w:t>
+      </w:r>
+      <w:proofErr w:type="spellEnd"/>
+      <w:r>
+        <w:rPr>
+          <w:rStyle w:val="XMLElement"/>
+          <w:rFonts w:hint="eastAsia"/>
+        </w:rPr>
+        <w:t>&gt;</w:t>
       </w:r>
     </w:p>
     <w:p>
@@ -14348,7 +15239,23 @@
           <w:rStyle w:val="XMLElement"/>
           <w:rFonts w:hint="eastAsia"/>
         </w:rPr>
-        <w:t>&lt;/include&gt;</w:t>
+        <w:t>&lt;/</w:t>
+      </w:r>
+      <w:proofErr w:type="spellStart"/>
+      <w:r>
+        <w:rPr>
+          <w:rStyle w:val="XMLElement"/>
+          <w:rFonts w:hint="eastAsia"/>
+        </w:rPr>
+        <w:t>include</w:t>
+      </w:r>
+      <w:proofErr w:type="spellEnd"/>
+      <w:r>
+        <w:rPr>
+          <w:rStyle w:val="XMLElement"/>
+          <w:rFonts w:hint="eastAsia"/>
+        </w:rPr>
+        <w:t>&gt;</w:t>
       </w:r>
     </w:p>
     <w:p>
@@ -14358,7 +15265,7 @@
           <w:rFonts w:hint="eastAsia"/>
         </w:rPr>
       </w:pPr>
-      <w:bookmarkStart w:id="48" w:name="_Toc118743309"/>
+      <w:bookmarkStart w:id="48" w:name="_Toc138517980"/>
       <w:r>
         <w:rPr>
           <w:lang w:val="en-GB"/>
@@ -14412,6 +15319,7 @@
               <w:rPr>
                 <w:lang w:val="en-GB"/>
               </w:rPr>
+              <w:lastRenderedPageBreak/>
               <w:t>&lt;reg&gt;</w:t>
             </w:r>
           </w:p>
@@ -14429,7 +15337,15 @@
               </w:rPr>
             </w:pPr>
             <w:r>
-              <w:t>The modbus register number. Numbering depends on the &lt;holdingregisterstart&gt; element. Holding registers numbering usually starts at 40001.</w:t>
+              <w:t>The modbus register number. Numbering depends on the &lt;</w:t>
+            </w:r>
+            <w:proofErr w:type="spellStart"/>
+            <w:r>
+              <w:t>holdingregisterstart</w:t>
+            </w:r>
+            <w:proofErr w:type="spellEnd"/>
+            <w:r>
+              <w:t>&gt; element. Holding registers numbering usually starts at 40001.</w:t>
             </w:r>
           </w:p>
         </w:tc>
@@ -14551,14 +15467,22 @@
               <w:rPr>
                 <w:lang w:val="en-GB"/>
               </w:rPr>
-              <w:t>&lt;longdesc</w:t>
-            </w:r>
+              <w:t>&lt;</w:t>
+            </w:r>
+            <w:proofErr w:type="spellStart"/>
             <w:r>
               <w:rPr>
                 <w:lang w:val="en-GB"/>
               </w:rPr>
+              <w:t>longdesc</w:t>
+            </w:r>
+            <w:r>
+              <w:rPr>
+                <w:lang w:val="en-GB"/>
+              </w:rPr>
               <w:t>r</w:t>
             </w:r>
+            <w:proofErr w:type="spellEnd"/>
             <w:r>
               <w:rPr>
                 <w:lang w:val="en-GB"/>
@@ -14705,7 +15629,21 @@
               <w:rPr>
                 <w:lang w:val="en-GB"/>
               </w:rPr>
-              <w:t>&lt;minlen&gt;</w:t>
+              <w:t>&lt;</w:t>
+            </w:r>
+            <w:proofErr w:type="spellStart"/>
+            <w:r>
+              <w:rPr>
+                <w:lang w:val="en-GB"/>
+              </w:rPr>
+              <w:t>minlen</w:t>
+            </w:r>
+            <w:proofErr w:type="spellEnd"/>
+            <w:r>
+              <w:rPr>
+                <w:lang w:val="en-GB"/>
+              </w:rPr>
+              <w:t>&gt;</w:t>
             </w:r>
           </w:p>
         </w:tc>
@@ -14722,11 +15660,15 @@
               </w:rPr>
             </w:pPr>
             <w:r>
-              <w:t xml:space="preserve">Determines the minimum number of digits shown for the value. It adds leading zeros if needed. It is useful when showing a register value in binary or hexadecimal format to avoid that the value jumps left and right when the upper bits change. Example: 15 (decimal) with hex format and minlen=4 will be </w:t>
-            </w:r>
-            <w:r>
-              <w:lastRenderedPageBreak/>
-              <w:t>shown as “0x000F”.</w:t>
+              <w:t xml:space="preserve">Determines the minimum number of digits shown for the value. It adds leading zeros if needed. It is useful when showing a register value in binary or hexadecimal format to avoid that the value jumps left and right when the upper bits change. Example: 15 (decimal) with hex format and </w:t>
+            </w:r>
+            <w:proofErr w:type="spellStart"/>
+            <w:r>
+              <w:t>minlen</w:t>
+            </w:r>
+            <w:proofErr w:type="spellEnd"/>
+            <w:r>
+              <w:t>=4 will be shown as “0x000F”.</w:t>
             </w:r>
           </w:p>
           <w:p>
@@ -14756,8 +15698,21 @@
               <w:rPr>
                 <w:lang w:val="en-GB"/>
               </w:rPr>
-              <w:lastRenderedPageBreak/>
-              <w:t>&lt;rw&gt;</w:t>
+              <w:t>&lt;</w:t>
+            </w:r>
+            <w:proofErr w:type="spellStart"/>
+            <w:r>
+              <w:rPr>
+                <w:lang w:val="en-GB"/>
+              </w:rPr>
+              <w:t>rw</w:t>
+            </w:r>
+            <w:proofErr w:type="spellEnd"/>
+            <w:r>
+              <w:rPr>
+                <w:lang w:val="en-GB"/>
+              </w:rPr>
+              <w:t>&gt;</w:t>
             </w:r>
           </w:p>
         </w:tc>
@@ -14774,7 +15729,15 @@
               </w:rPr>
             </w:pPr>
             <w:r>
-              <w:t>Determines if the register if read only, write only or read/write. Can be “r”, “w” or “rw”. ModbusControl will only attempt to read registers that have the “r” property, and it will only allow writing of registers that have the “w” property.</w:t>
+              <w:t>Determines if the register if read only, write only or read/write. Can be “r”, “w” or “</w:t>
+            </w:r>
+            <w:proofErr w:type="spellStart"/>
+            <w:r>
+              <w:t>rw</w:t>
+            </w:r>
+            <w:proofErr w:type="spellEnd"/>
+            <w:r>
+              <w:t>”. ModbusControl will only attempt to read registers that have the “r” property, and it will only allow writing of registers that have the “w” property.</w:t>
             </w:r>
           </w:p>
           <w:p>
@@ -14804,7 +15767,21 @@
               <w:rPr>
                 <w:lang w:val="en-GB"/>
               </w:rPr>
-              <w:t>&lt;fcol&gt;</w:t>
+              <w:t>&lt;</w:t>
+            </w:r>
+            <w:proofErr w:type="spellStart"/>
+            <w:r>
+              <w:rPr>
+                <w:lang w:val="en-GB"/>
+              </w:rPr>
+              <w:t>fcol</w:t>
+            </w:r>
+            <w:proofErr w:type="spellEnd"/>
+            <w:r>
+              <w:rPr>
+                <w:lang w:val="en-GB"/>
+              </w:rPr>
+              <w:t>&gt;</w:t>
             </w:r>
           </w:p>
         </w:tc>
@@ -14821,7 +15798,15 @@
               </w:rPr>
             </w:pPr>
             <w:r>
-              <w:t xml:space="preserve">Sets the font (text) color of the register, description and value. </w:t>
+              <w:t xml:space="preserve">Sets the font (text) </w:t>
+            </w:r>
+            <w:proofErr w:type="spellStart"/>
+            <w:r>
+              <w:t>color</w:t>
+            </w:r>
+            <w:proofErr w:type="spellEnd"/>
+            <w:r>
+              <w:t xml:space="preserve"> of the register, description and value. </w:t>
             </w:r>
           </w:p>
           <w:p>
@@ -14875,7 +15860,23 @@
               <w:fldChar w:fldCharType="separate"/>
             </w:r>
             <w:r>
-              <w:t>The &lt;fcol&gt; and &lt;bcol&gt; elements</w:t>
+              <w:t>The &lt;</w:t>
+            </w:r>
+            <w:proofErr w:type="spellStart"/>
+            <w:r>
+              <w:t>fcol</w:t>
+            </w:r>
+            <w:proofErr w:type="spellEnd"/>
+            <w:r>
+              <w:t>&gt; and &lt;</w:t>
+            </w:r>
+            <w:proofErr w:type="spellStart"/>
+            <w:r>
+              <w:t>bcol</w:t>
+            </w:r>
+            <w:proofErr w:type="spellEnd"/>
+            <w:r>
+              <w:t>&gt; elements</w:t>
             </w:r>
             <w:r>
               <w:rPr>
@@ -14915,7 +15916,21 @@
               <w:rPr>
                 <w:lang w:val="en-GB"/>
               </w:rPr>
-              <w:t xml:space="preserve">&lt;bcol&gt; </w:t>
+              <w:t>&lt;</w:t>
+            </w:r>
+            <w:proofErr w:type="spellStart"/>
+            <w:r>
+              <w:rPr>
+                <w:lang w:val="en-GB"/>
+              </w:rPr>
+              <w:t>bcol</w:t>
+            </w:r>
+            <w:proofErr w:type="spellEnd"/>
+            <w:r>
+              <w:rPr>
+                <w:lang w:val="en-GB"/>
+              </w:rPr>
+              <w:t xml:space="preserve">&gt; </w:t>
             </w:r>
           </w:p>
         </w:tc>
@@ -14932,7 +15947,15 @@
               </w:rPr>
             </w:pPr>
             <w:r>
-              <w:t>Sets the background color of the register, description and value.</w:t>
+              <w:t xml:space="preserve">Sets the background </w:t>
+            </w:r>
+            <w:proofErr w:type="spellStart"/>
+            <w:r>
+              <w:t>color</w:t>
+            </w:r>
+            <w:proofErr w:type="spellEnd"/>
+            <w:r>
+              <w:t xml:space="preserve"> of the register, description and value.</w:t>
             </w:r>
           </w:p>
           <w:p>
@@ -14986,7 +16009,23 @@
               <w:fldChar w:fldCharType="separate"/>
             </w:r>
             <w:r>
-              <w:t>The &lt;fcol&gt; and &lt;bcol&gt; elements</w:t>
+              <w:t>The &lt;</w:t>
+            </w:r>
+            <w:proofErr w:type="spellStart"/>
+            <w:r>
+              <w:t>fcol</w:t>
+            </w:r>
+            <w:proofErr w:type="spellEnd"/>
+            <w:r>
+              <w:t>&gt; and &lt;</w:t>
+            </w:r>
+            <w:proofErr w:type="spellStart"/>
+            <w:r>
+              <w:t>bcol</w:t>
+            </w:r>
+            <w:proofErr w:type="spellEnd"/>
+            <w:r>
+              <w:t>&gt; elements</w:t>
             </w:r>
             <w:r>
               <w:rPr>
@@ -15054,7 +16093,15 @@
               </w:rPr>
             </w:pPr>
             <w:r>
-              <w:t>Allowed only for Int and UInt types.</w:t>
+              <w:t xml:space="preserve">Allowed only for Int and </w:t>
+            </w:r>
+            <w:proofErr w:type="spellStart"/>
+            <w:r>
+              <w:t>UInt</w:t>
+            </w:r>
+            <w:proofErr w:type="spellEnd"/>
+            <w:r>
+              <w:t xml:space="preserve"> types.</w:t>
             </w:r>
           </w:p>
           <w:p>
@@ -15318,7 +16365,21 @@
               <w:rPr>
                 <w:lang w:val="en-GB"/>
               </w:rPr>
-              <w:t>&lt;expandfields&gt;</w:t>
+              <w:t>&lt;</w:t>
+            </w:r>
+            <w:proofErr w:type="spellStart"/>
+            <w:r>
+              <w:rPr>
+                <w:lang w:val="en-GB"/>
+              </w:rPr>
+              <w:t>expandfields</w:t>
+            </w:r>
+            <w:proofErr w:type="spellEnd"/>
+            <w:r>
+              <w:rPr>
+                <w:lang w:val="en-GB"/>
+              </w:rPr>
+              <w:t>&gt;</w:t>
             </w:r>
           </w:p>
         </w:tc>
@@ -15383,6 +16444,7 @@
         <w:rPr>
           <w:rStyle w:val="XMLBracket"/>
         </w:rPr>
+        <w:lastRenderedPageBreak/>
         <w:t>&lt;</w:t>
       </w:r>
       <w:r>
@@ -15434,12 +16496,14 @@
         </w:rPr>
         <w:t>&gt;&lt;</w:t>
       </w:r>
+      <w:proofErr w:type="spellStart"/>
       <w:r>
         <w:rPr>
           <w:rStyle w:val="XMLElement"/>
         </w:rPr>
         <w:t>text</w:t>
       </w:r>
+      <w:proofErr w:type="spellEnd"/>
       <w:r>
         <w:rPr>
           <w:rStyle w:val="XMLBracket"/>
@@ -15459,12 +16523,14 @@
         </w:rPr>
         <w:t>&lt;/</w:t>
       </w:r>
+      <w:proofErr w:type="spellStart"/>
       <w:r>
         <w:rPr>
           <w:rStyle w:val="XMLElement"/>
         </w:rPr>
         <w:t>text</w:t>
       </w:r>
+      <w:proofErr w:type="spellEnd"/>
       <w:r>
         <w:rPr>
           <w:rStyle w:val="XMLBracket"/>
@@ -15522,18 +16588,21 @@
         </w:rPr>
         <w:t>&lt;</w:t>
       </w:r>
+      <w:proofErr w:type="spellStart"/>
       <w:r>
         <w:rPr>
           <w:rStyle w:val="XMLElement"/>
         </w:rPr>
         <w:t>rw</w:t>
       </w:r>
+      <w:proofErr w:type="spellEnd"/>
       <w:r>
         <w:rPr>
           <w:rStyle w:val="XMLBracket"/>
         </w:rPr>
         <w:t>&gt;</w:t>
       </w:r>
+      <w:proofErr w:type="spellStart"/>
       <w:r>
         <w:rPr>
           <w:rStyle w:val="XMLContent"/>
@@ -15541,18 +16610,21 @@
         </w:rPr>
         <w:t>rw</w:t>
       </w:r>
+      <w:proofErr w:type="spellEnd"/>
       <w:r>
         <w:rPr>
           <w:rStyle w:val="XMLBracket"/>
         </w:rPr>
         <w:t>&lt;/</w:t>
       </w:r>
+      <w:proofErr w:type="spellStart"/>
       <w:r>
         <w:rPr>
           <w:rStyle w:val="XMLElement"/>
         </w:rPr>
         <w:t>rw</w:t>
       </w:r>
+      <w:proofErr w:type="spellEnd"/>
       <w:r>
         <w:rPr>
           <w:rStyle w:val="XMLBracket"/>
@@ -15665,6 +16737,7 @@
         </w:rPr>
         <w:t>&gt;&lt;</w:t>
       </w:r>
+      <w:proofErr w:type="spellStart"/>
       <w:r>
         <w:rPr>
           <w:rStyle w:val="XMLElement"/>
@@ -15673,6 +16746,7 @@
         </w:rPr>
         <w:t>text</w:t>
       </w:r>
+      <w:proofErr w:type="spellEnd"/>
       <w:r>
         <w:rPr>
           <w:rStyle w:val="XMLBracket"/>
@@ -15687,7 +16761,25 @@
           <w:szCs w:val="18"/>
           <w:lang w:val="en-GB" w:eastAsia="zh-CN"/>
         </w:rPr>
-        <w:t>Temperature 1 (0,1 deg)</w:t>
+        <w:t xml:space="preserve">Temperature 1 (0,1 </w:t>
+      </w:r>
+      <w:proofErr w:type="spellStart"/>
+      <w:r>
+        <w:rPr>
+          <w:rStyle w:val="XMLContent"/>
+          <w:szCs w:val="18"/>
+          <w:lang w:val="en-GB" w:eastAsia="zh-CN"/>
+        </w:rPr>
+        <w:t>deg</w:t>
+      </w:r>
+      <w:proofErr w:type="spellEnd"/>
+      <w:r>
+        <w:rPr>
+          <w:rStyle w:val="XMLContent"/>
+          <w:szCs w:val="18"/>
+          <w:lang w:val="en-GB" w:eastAsia="zh-CN"/>
+        </w:rPr>
+        <w:t>)</w:t>
       </w:r>
       <w:r>
         <w:rPr>
@@ -15697,6 +16789,7 @@
         </w:rPr>
         <w:t>&lt;/</w:t>
       </w:r>
+      <w:proofErr w:type="spellStart"/>
       <w:r>
         <w:rPr>
           <w:rStyle w:val="XMLElement"/>
@@ -15705,6 +16798,7 @@
         </w:rPr>
         <w:t>text</w:t>
       </w:r>
+      <w:proofErr w:type="spellEnd"/>
       <w:r>
         <w:rPr>
           <w:rStyle w:val="XMLBracket"/>
@@ -15779,6 +16873,7 @@
         </w:rPr>
         <w:t>&lt;</w:t>
       </w:r>
+      <w:proofErr w:type="spellStart"/>
       <w:r>
         <w:rPr>
           <w:rStyle w:val="XMLElement"/>
@@ -15787,6 +16882,7 @@
         </w:rPr>
         <w:t>decimals</w:t>
       </w:r>
+      <w:proofErr w:type="spellEnd"/>
       <w:r>
         <w:rPr>
           <w:rStyle w:val="XMLBracket"/>
@@ -15811,6 +16907,7 @@
         </w:rPr>
         <w:t>&lt;/</w:t>
       </w:r>
+      <w:proofErr w:type="spellStart"/>
       <w:r>
         <w:rPr>
           <w:rStyle w:val="XMLElement"/>
@@ -15819,6 +16916,7 @@
         </w:rPr>
         <w:t>decimals</w:t>
       </w:r>
+      <w:proofErr w:type="spellEnd"/>
       <w:r>
         <w:rPr>
           <w:rStyle w:val="XMLBracket"/>
@@ -15827,6 +16925,7 @@
         </w:rPr>
         <w:t>&gt;&lt;</w:t>
       </w:r>
+      <w:proofErr w:type="spellStart"/>
       <w:r>
         <w:rPr>
           <w:rStyle w:val="XMLElement"/>
@@ -15835,6 +16934,7 @@
         </w:rPr>
         <w:t>rw</w:t>
       </w:r>
+      <w:proofErr w:type="spellEnd"/>
       <w:r>
         <w:rPr>
           <w:rStyle w:val="XMLBracket"/>
@@ -15859,6 +16959,7 @@
         </w:rPr>
         <w:t>&lt;/</w:t>
       </w:r>
+      <w:proofErr w:type="spellStart"/>
       <w:r>
         <w:rPr>
           <w:rStyle w:val="XMLElement"/>
@@ -15867,6 +16968,7 @@
         </w:rPr>
         <w:t>rw</w:t>
       </w:r>
+      <w:proofErr w:type="spellEnd"/>
       <w:r>
         <w:rPr>
           <w:rStyle w:val="XMLBracket"/>
@@ -15875,6 +16977,7 @@
         </w:rPr>
         <w:t>&gt;&lt;</w:t>
       </w:r>
+      <w:proofErr w:type="spellStart"/>
       <w:r>
         <w:rPr>
           <w:rStyle w:val="XMLElement"/>
@@ -15883,6 +16986,7 @@
         </w:rPr>
         <w:t>bcol</w:t>
       </w:r>
+      <w:proofErr w:type="spellEnd"/>
       <w:r>
         <w:rPr>
           <w:rStyle w:val="XMLBracket"/>
@@ -15907,6 +17011,7 @@
         </w:rPr>
         <w:t>&lt;/</w:t>
       </w:r>
+      <w:proofErr w:type="spellStart"/>
       <w:r>
         <w:rPr>
           <w:rStyle w:val="XMLElement"/>
@@ -15915,6 +17020,7 @@
         </w:rPr>
         <w:t>bcol</w:t>
       </w:r>
+      <w:proofErr w:type="spellEnd"/>
       <w:r>
         <w:rPr>
           <w:rStyle w:val="XMLBracket"/>
@@ -15967,7 +17073,7 @@
       </w:pPr>
       <w:bookmarkStart w:id="49" w:name="_Ref117942545"/>
       <w:bookmarkStart w:id="50" w:name="_Ref117942693"/>
-      <w:bookmarkStart w:id="51" w:name="_Toc118743310"/>
+      <w:bookmarkStart w:id="51" w:name="_Toc138517981"/>
       <w:r>
         <w:rPr>
           <w:lang w:val="en-GB"/>
@@ -16040,7 +17146,21 @@
               <w:rPr>
                 <w:lang w:val="en-GB"/>
               </w:rPr>
-              <w:t>&amp;lt;</w:t>
+              <w:t>&amp;</w:t>
+            </w:r>
+            <w:proofErr w:type="spellStart"/>
+            <w:r>
+              <w:rPr>
+                <w:lang w:val="en-GB"/>
+              </w:rPr>
+              <w:t>lt</w:t>
+            </w:r>
+            <w:proofErr w:type="spellEnd"/>
+            <w:r>
+              <w:rPr>
+                <w:lang w:val="en-GB"/>
+              </w:rPr>
+              <w:t>;</w:t>
             </w:r>
           </w:p>
         </w:tc>
@@ -16082,8 +17202,21 @@
               <w:rPr>
                 <w:lang w:val="en-GB"/>
               </w:rPr>
-              <w:lastRenderedPageBreak/>
-              <w:t>&amp;gt;</w:t>
+              <w:t>&amp;</w:t>
+            </w:r>
+            <w:proofErr w:type="spellStart"/>
+            <w:r>
+              <w:rPr>
+                <w:lang w:val="en-GB"/>
+              </w:rPr>
+              <w:t>gt</w:t>
+            </w:r>
+            <w:proofErr w:type="spellEnd"/>
+            <w:r>
+              <w:rPr>
+                <w:lang w:val="en-GB"/>
+              </w:rPr>
+              <w:t>;</w:t>
             </w:r>
           </w:p>
         </w:tc>
@@ -16209,7 +17342,21 @@
               <w:rPr>
                 <w:lang w:val="en-GB"/>
               </w:rPr>
-              <w:t>&amp;quot;</w:t>
+              <w:t>&amp;</w:t>
+            </w:r>
+            <w:proofErr w:type="spellStart"/>
+            <w:r>
+              <w:rPr>
+                <w:lang w:val="en-GB"/>
+              </w:rPr>
+              <w:t>quot</w:t>
+            </w:r>
+            <w:proofErr w:type="spellEnd"/>
+            <w:r>
+              <w:rPr>
+                <w:lang w:val="en-GB"/>
+              </w:rPr>
+              <w:t>;</w:t>
             </w:r>
           </w:p>
         </w:tc>
@@ -16269,6 +17416,7 @@
         </w:rPr>
         <w:t>&lt;</w:t>
       </w:r>
+      <w:proofErr w:type="spellStart"/>
       <w:r>
         <w:rPr>
           <w:rStyle w:val="XMLElement"/>
@@ -16278,6 +17426,7 @@
         </w:rPr>
         <w:t>text</w:t>
       </w:r>
+      <w:proofErr w:type="spellEnd"/>
       <w:r>
         <w:rPr>
           <w:rStyle w:val="XMLBracket"/>
@@ -16323,6 +17472,7 @@
         </w:rPr>
         <w:t>&lt;/</w:t>
       </w:r>
+      <w:proofErr w:type="spellStart"/>
       <w:r>
         <w:rPr>
           <w:rStyle w:val="XMLElement"/>
@@ -16332,6 +17482,7 @@
         </w:rPr>
         <w:t>text</w:t>
       </w:r>
+      <w:proofErr w:type="spellEnd"/>
       <w:r>
         <w:rPr>
           <w:rStyle w:val="XMLBracket"/>
@@ -16386,7 +17537,7 @@
           <w:rFonts w:hint="eastAsia"/>
         </w:rPr>
       </w:pPr>
-      <w:hyperlink r:id="rId10" w:history="1">
+      <w:hyperlink r:id="rId11" w:history="1">
         <w:r>
           <w:rPr>
             <w:rStyle w:val="Hyperlink"/>
@@ -16401,7 +17552,7 @@
           <w:rFonts w:hint="eastAsia"/>
         </w:rPr>
       </w:pPr>
-      <w:hyperlink r:id="rId11" w:history="1">
+      <w:hyperlink r:id="rId12" w:history="1">
         <w:r>
           <w:rPr>
             <w:rStyle w:val="Hyperlink"/>
@@ -16420,12 +17571,19 @@
           <w:rFonts w:hint="eastAsia"/>
         </w:rPr>
       </w:pPr>
-      <w:bookmarkStart w:id="52" w:name="_Toc118743311"/>
-      <w:r>
-        <w:rPr>
-          <w:lang w:val="en-GB"/>
-        </w:rPr>
-        <w:t>The &lt;longdesc</w:t>
+      <w:bookmarkStart w:id="52" w:name="_Toc138517982"/>
+      <w:r>
+        <w:rPr>
+          <w:lang w:val="en-GB"/>
+        </w:rPr>
+        <w:t>The &lt;</w:t>
+      </w:r>
+      <w:proofErr w:type="spellStart"/>
+      <w:r>
+        <w:rPr>
+          <w:lang w:val="en-GB"/>
+        </w:rPr>
+        <w:t>longdesc</w:t>
       </w:r>
       <w:r>
         <w:rPr>
@@ -16433,6 +17591,7 @@
         </w:rPr>
         <w:t>r</w:t>
       </w:r>
+      <w:proofErr w:type="spellEnd"/>
       <w:r>
         <w:rPr>
           <w:lang w:val="en-GB"/>
@@ -16448,11 +17607,16 @@
         </w:rPr>
       </w:pPr>
       <w:r>
-        <w:t>The &lt;longdesc</w:t>
+        <w:t>The &lt;</w:t>
+      </w:r>
+      <w:proofErr w:type="spellStart"/>
+      <w:r>
+        <w:t>longdesc</w:t>
       </w:r>
       <w:r>
         <w:t>r</w:t>
       </w:r>
+      <w:proofErr w:type="spellEnd"/>
       <w:r>
         <w:t xml:space="preserve">&gt; element </w:t>
       </w:r>
@@ -16524,14 +17688,22 @@
               <w:rPr>
                 <w:lang w:val="en-GB"/>
               </w:rPr>
-              <w:t>&lt;longdesc</w:t>
-            </w:r>
+              <w:t>&lt;</w:t>
+            </w:r>
+            <w:proofErr w:type="spellStart"/>
             <w:r>
               <w:rPr>
                 <w:lang w:val="en-GB"/>
               </w:rPr>
+              <w:t>longdesc</w:t>
+            </w:r>
+            <w:r>
+              <w:rPr>
+                <w:lang w:val="en-GB"/>
+              </w:rPr>
               <w:t>r</w:t>
             </w:r>
+            <w:proofErr w:type="spellEnd"/>
             <w:r>
               <w:rPr>
                 <w:lang w:val="en-GB"/>
@@ -16658,22 +17830,90 @@
           <w:rFonts w:hint="eastAsia"/>
         </w:rPr>
         <w:tab/>
-        <w:t>&lt;text&gt;</w:t>
-      </w:r>
+        <w:t>&lt;</w:t>
+      </w:r>
+      <w:proofErr w:type="spellStart"/>
       <w:r>
         <w:rPr>
           <w:rStyle w:val="XMLElement"/>
           <w:rFonts w:hint="eastAsia"/>
+        </w:rPr>
+        <w:t>text</w:t>
+      </w:r>
+      <w:proofErr w:type="spellEnd"/>
+      <w:r>
+        <w:rPr>
+          <w:rStyle w:val="XMLElement"/>
+          <w:rFonts w:hint="eastAsia"/>
+        </w:rPr>
+        <w:t>&gt;</w:t>
+      </w:r>
+      <w:r>
+        <w:rPr>
+          <w:rStyle w:val="XMLElement"/>
+          <w:rFonts w:hint="eastAsia"/>
           <w:color w:val="auto"/>
         </w:rPr>
-        <w:t>Digital inputs (bitmap)</w:t>
-      </w:r>
+        <w:t xml:space="preserve">Digital </w:t>
+      </w:r>
+      <w:proofErr w:type="spellStart"/>
       <w:r>
         <w:rPr>
           <w:rStyle w:val="XMLElement"/>
           <w:rFonts w:hint="eastAsia"/>
-        </w:rPr>
-        <w:t>&lt;/text&gt;</w:t>
+          <w:color w:val="auto"/>
+        </w:rPr>
+        <w:t>inputs</w:t>
+      </w:r>
+      <w:proofErr w:type="spellEnd"/>
+      <w:r>
+        <w:rPr>
+          <w:rStyle w:val="XMLElement"/>
+          <w:rFonts w:hint="eastAsia"/>
+          <w:color w:val="auto"/>
+        </w:rPr>
+        <w:t xml:space="preserve"> (</w:t>
+      </w:r>
+      <w:proofErr w:type="spellStart"/>
+      <w:r>
+        <w:rPr>
+          <w:rStyle w:val="XMLElement"/>
+          <w:rFonts w:hint="eastAsia"/>
+          <w:color w:val="auto"/>
+        </w:rPr>
+        <w:t>bitmap</w:t>
+      </w:r>
+      <w:proofErr w:type="spellEnd"/>
+      <w:r>
+        <w:rPr>
+          <w:rStyle w:val="XMLElement"/>
+          <w:rFonts w:hint="eastAsia"/>
+          <w:color w:val="auto"/>
+        </w:rPr>
+        <w:t>)</w:t>
+      </w:r>
+      <w:r>
+        <w:rPr>
+          <w:rStyle w:val="XMLElement"/>
+          <w:rFonts w:hint="eastAsia"/>
+        </w:rPr>
+        <w:t>&lt;/</w:t>
+      </w:r>
+      <w:proofErr w:type="spellStart"/>
+      <w:r>
+        <w:rPr>
+          <w:rStyle w:val="XMLElement"/>
+          <w:rFonts w:hint="eastAsia"/>
+        </w:rPr>
+        <w:t>text</w:t>
+      </w:r>
+      <w:proofErr w:type="spellEnd"/>
+      <w:r>
+        <w:rPr>
+          <w:rStyle w:val="XMLElement"/>
+          <w:rFonts w:hint="eastAsia"/>
+        </w:rPr>
+        <w:t>&gt;</w:t>
       </w:r>
     </w:p>
     <w:p>
@@ -16689,22 +17929,162 @@
           <w:rFonts w:hint="eastAsia"/>
         </w:rPr>
         <w:tab/>
-        <w:t>&lt;longdescr&gt;</w:t>
-      </w:r>
+        <w:t>&lt;</w:t>
+      </w:r>
+      <w:proofErr w:type="spellStart"/>
       <w:r>
         <w:rPr>
           <w:rStyle w:val="XMLElement"/>
           <w:rFonts w:hint="eastAsia"/>
+        </w:rPr>
+        <w:t>longdescr</w:t>
+      </w:r>
+      <w:proofErr w:type="spellEnd"/>
+      <w:r>
+        <w:rPr>
+          <w:rStyle w:val="XMLElement"/>
+          <w:rFonts w:hint="eastAsia"/>
+        </w:rPr>
+        <w:t>&gt;</w:t>
+      </w:r>
+      <w:r>
+        <w:rPr>
+          <w:rStyle w:val="XMLElement"/>
+          <w:rFonts w:hint="eastAsia"/>
           <w:color w:val="auto"/>
         </w:rPr>
-        <w:t>Digital inputs bitmap. &amp;#13;Each bit in this register corresponds to the on/off state of a digital input.</w:t>
-      </w:r>
+        <w:t xml:space="preserve">Digital </w:t>
+      </w:r>
+      <w:proofErr w:type="spellStart"/>
       <w:r>
         <w:rPr>
           <w:rStyle w:val="XMLElement"/>
           <w:rFonts w:hint="eastAsia"/>
-        </w:rPr>
-        <w:t>&lt;/longdescr&gt;</w:t>
+          <w:color w:val="auto"/>
+        </w:rPr>
+        <w:t>inputs</w:t>
+      </w:r>
+      <w:proofErr w:type="spellEnd"/>
+      <w:r>
+        <w:rPr>
+          <w:rStyle w:val="XMLElement"/>
+          <w:rFonts w:hint="eastAsia"/>
+          <w:color w:val="auto"/>
+        </w:rPr>
+        <w:t xml:space="preserve"> </w:t>
+      </w:r>
+      <w:proofErr w:type="spellStart"/>
+      <w:r>
+        <w:rPr>
+          <w:rStyle w:val="XMLElement"/>
+          <w:rFonts w:hint="eastAsia"/>
+          <w:color w:val="auto"/>
+        </w:rPr>
+        <w:t>bitmap</w:t>
+      </w:r>
+      <w:proofErr w:type="spellEnd"/>
+      <w:r>
+        <w:rPr>
+          <w:rStyle w:val="XMLElement"/>
+          <w:rFonts w:hint="eastAsia"/>
+          <w:color w:val="auto"/>
+        </w:rPr>
+        <w:t xml:space="preserve">. &amp;#13;Each bit in </w:t>
+      </w:r>
+      <w:proofErr w:type="spellStart"/>
+      <w:r>
+        <w:rPr>
+          <w:rStyle w:val="XMLElement"/>
+          <w:rFonts w:hint="eastAsia"/>
+          <w:color w:val="auto"/>
+        </w:rPr>
+        <w:t>this</w:t>
+      </w:r>
+      <w:proofErr w:type="spellEnd"/>
+      <w:r>
+        <w:rPr>
+          <w:rStyle w:val="XMLElement"/>
+          <w:rFonts w:hint="eastAsia"/>
+          <w:color w:val="auto"/>
+        </w:rPr>
+        <w:t xml:space="preserve"> register </w:t>
+      </w:r>
+      <w:proofErr w:type="spellStart"/>
+      <w:r>
+        <w:rPr>
+          <w:rStyle w:val="XMLElement"/>
+          <w:rFonts w:hint="eastAsia"/>
+          <w:color w:val="auto"/>
+        </w:rPr>
+        <w:t>corresponds</w:t>
+      </w:r>
+      <w:proofErr w:type="spellEnd"/>
+      <w:r>
+        <w:rPr>
+          <w:rStyle w:val="XMLElement"/>
+          <w:rFonts w:hint="eastAsia"/>
+          <w:color w:val="auto"/>
+        </w:rPr>
+        <w:t xml:space="preserve"> </w:t>
+      </w:r>
+      <w:proofErr w:type="spellStart"/>
+      <w:r>
+        <w:rPr>
+          <w:rStyle w:val="XMLElement"/>
+          <w:rFonts w:hint="eastAsia"/>
+          <w:color w:val="auto"/>
+        </w:rPr>
+        <w:t>to</w:t>
+      </w:r>
+      <w:proofErr w:type="spellEnd"/>
+      <w:r>
+        <w:rPr>
+          <w:rStyle w:val="XMLElement"/>
+          <w:rFonts w:hint="eastAsia"/>
+          <w:color w:val="auto"/>
+        </w:rPr>
+        <w:t xml:space="preserve"> </w:t>
+      </w:r>
+      <w:proofErr w:type="spellStart"/>
+      <w:r>
+        <w:rPr>
+          <w:rStyle w:val="XMLElement"/>
+          <w:rFonts w:hint="eastAsia"/>
+          <w:color w:val="auto"/>
+        </w:rPr>
+        <w:t>the</w:t>
+      </w:r>
+      <w:proofErr w:type="spellEnd"/>
+      <w:r>
+        <w:rPr>
+          <w:rStyle w:val="XMLElement"/>
+          <w:rFonts w:hint="eastAsia"/>
+          <w:color w:val="auto"/>
+        </w:rPr>
+        <w:t xml:space="preserve"> on/off state of a digital input.</w:t>
+      </w:r>
+      <w:r>
+        <w:rPr>
+          <w:rStyle w:val="XMLElement"/>
+          <w:rFonts w:hint="eastAsia"/>
+        </w:rPr>
+        <w:t>&lt;/</w:t>
+      </w:r>
+      <w:proofErr w:type="spellStart"/>
+      <w:r>
+        <w:rPr>
+          <w:rStyle w:val="XMLElement"/>
+          <w:rFonts w:hint="eastAsia"/>
+        </w:rPr>
+        <w:t>longdescr</w:t>
+      </w:r>
+      <w:proofErr w:type="spellEnd"/>
+      <w:r>
+        <w:rPr>
+          <w:rStyle w:val="XMLElement"/>
+          <w:rFonts w:hint="eastAsia"/>
+        </w:rPr>
+        <w:t>&gt;</w:t>
       </w:r>
     </w:p>
     <w:p>
@@ -16758,6 +18138,7 @@
           <w:rStyle w:val="XMLElement"/>
           <w:noProof/>
         </w:rPr>
+        <w:lastRenderedPageBreak/>
         <w:t xml:space="preserve"> </w:t>
       </w:r>
       <w:r>
@@ -16766,8 +18147,8 @@
           <w:noProof/>
         </w:rPr>
         <w:pict w14:anchorId="56E75F81">
-          <v:shape id="Afbeelding 1" o:spid="_x0000_i1025" type="#_x0000_t75" style="width:345.8pt;height:52.35pt;visibility:visible;mso-wrap-style:square">
-            <v:imagedata r:id="rId12" o:title=""/>
+          <v:shape id="Afbeelding 1" o:spid="_x0000_i1026" type="#_x0000_t75" style="width:345.75pt;height:52.3pt;visibility:visible;mso-wrap-style:square">
+            <v:imagedata r:id="rId13" o:title=""/>
           </v:shape>
         </w:pict>
       </w:r>
@@ -16780,7 +18161,7 @@
         </w:rPr>
       </w:pPr>
       <w:bookmarkStart w:id="53" w:name="_Ref117942613"/>
-      <w:bookmarkStart w:id="54" w:name="_Toc118743312"/>
+      <w:bookmarkStart w:id="54" w:name="_Toc138517983"/>
       <w:r>
         <w:rPr>
           <w:lang w:val="en-GB"/>
@@ -17023,7 +18404,6 @@
               <w:rPr>
                 <w:lang w:val="en-GB"/>
               </w:rPr>
-              <w:lastRenderedPageBreak/>
               <w:t>hex32</w:t>
             </w:r>
           </w:p>
@@ -17235,7 +18615,7 @@
         </w:rPr>
       </w:pPr>
       <w:bookmarkStart w:id="55" w:name="_Ref117942668"/>
-      <w:bookmarkStart w:id="56" w:name="_Toc118743313"/>
+      <w:bookmarkStart w:id="56" w:name="_Toc138517984"/>
       <w:r>
         <w:rPr>
           <w:lang w:val="en-GB"/>
@@ -17265,6 +18645,9 @@
     <w:p>
       <w:pPr>
         <w:pStyle w:val="Xmlgridtext"/>
+        <w:rPr>
+          <w:rFonts w:hint="eastAsia"/>
+        </w:rPr>
       </w:pPr>
       <w:r>
         <w:t>The &lt;enum&gt; element contains a number of &lt;item&gt; elements. Each &lt;item&gt; element specifies a  value and the corresponding text.</w:t>
@@ -17343,12 +18726,14 @@
         </w:rPr>
         <w:t>&gt;&lt;</w:t>
       </w:r>
+      <w:proofErr w:type="spellStart"/>
       <w:r>
         <w:rPr>
           <w:rStyle w:val="XMLElement"/>
         </w:rPr>
         <w:t>value</w:t>
       </w:r>
+      <w:proofErr w:type="spellEnd"/>
       <w:r>
         <w:rPr>
           <w:rStyle w:val="XMLBracket"/>
@@ -17367,24 +18752,28 @@
         </w:rPr>
         <w:t>&lt;/</w:t>
       </w:r>
+      <w:proofErr w:type="spellStart"/>
       <w:r>
         <w:rPr>
           <w:rStyle w:val="XMLElement"/>
         </w:rPr>
         <w:t>value</w:t>
       </w:r>
+      <w:proofErr w:type="spellEnd"/>
       <w:r>
         <w:rPr>
           <w:rStyle w:val="XMLBracket"/>
         </w:rPr>
         <w:t>&gt;&lt;</w:t>
       </w:r>
+      <w:proofErr w:type="spellStart"/>
       <w:r>
         <w:rPr>
           <w:rStyle w:val="XMLElement"/>
         </w:rPr>
         <w:t>text</w:t>
       </w:r>
+      <w:proofErr w:type="spellEnd"/>
       <w:r>
         <w:rPr>
           <w:rStyle w:val="XMLBracket"/>
@@ -17403,12 +18792,14 @@
         </w:rPr>
         <w:t>&lt;/</w:t>
       </w:r>
+      <w:proofErr w:type="spellStart"/>
       <w:r>
         <w:rPr>
           <w:rStyle w:val="XMLElement"/>
         </w:rPr>
         <w:t>text</w:t>
       </w:r>
+      <w:proofErr w:type="spellEnd"/>
       <w:r>
         <w:rPr>
           <w:rStyle w:val="XMLBracket"/>
@@ -17459,12 +18850,14 @@
         </w:rPr>
         <w:t>&gt;&lt;</w:t>
       </w:r>
+      <w:proofErr w:type="spellStart"/>
       <w:r>
         <w:rPr>
           <w:rStyle w:val="XMLElement"/>
         </w:rPr>
         <w:t>value</w:t>
       </w:r>
+      <w:proofErr w:type="spellEnd"/>
       <w:r>
         <w:rPr>
           <w:rStyle w:val="XMLBracket"/>
@@ -17483,24 +18876,28 @@
         </w:rPr>
         <w:t>&lt;/</w:t>
       </w:r>
+      <w:proofErr w:type="spellStart"/>
       <w:r>
         <w:rPr>
           <w:rStyle w:val="XMLElement"/>
         </w:rPr>
         <w:t>value</w:t>
       </w:r>
+      <w:proofErr w:type="spellEnd"/>
       <w:r>
         <w:rPr>
           <w:rStyle w:val="XMLBracket"/>
         </w:rPr>
         <w:t>&gt;&lt;</w:t>
       </w:r>
+      <w:proofErr w:type="spellStart"/>
       <w:r>
         <w:rPr>
           <w:rStyle w:val="XMLElement"/>
         </w:rPr>
         <w:t>text</w:t>
       </w:r>
+      <w:proofErr w:type="spellEnd"/>
       <w:r>
         <w:rPr>
           <w:rStyle w:val="XMLBracket"/>
@@ -17519,12 +18916,14 @@
         </w:rPr>
         <w:t>&lt;/</w:t>
       </w:r>
+      <w:proofErr w:type="spellStart"/>
       <w:r>
         <w:rPr>
           <w:rStyle w:val="XMLElement"/>
         </w:rPr>
         <w:t>text</w:t>
       </w:r>
+      <w:proofErr w:type="spellEnd"/>
       <w:r>
         <w:rPr>
           <w:rStyle w:val="XMLBracket"/>
@@ -17575,12 +18974,14 @@
         </w:rPr>
         <w:t>&gt;&lt;</w:t>
       </w:r>
+      <w:proofErr w:type="spellStart"/>
       <w:r>
         <w:rPr>
           <w:rStyle w:val="XMLElement"/>
         </w:rPr>
         <w:t>value</w:t>
       </w:r>
+      <w:proofErr w:type="spellEnd"/>
       <w:r>
         <w:rPr>
           <w:rStyle w:val="XMLBracket"/>
@@ -17599,24 +19000,28 @@
         </w:rPr>
         <w:t>&lt;/</w:t>
       </w:r>
+      <w:proofErr w:type="spellStart"/>
       <w:r>
         <w:rPr>
           <w:rStyle w:val="XMLElement"/>
         </w:rPr>
         <w:t>value</w:t>
       </w:r>
+      <w:proofErr w:type="spellEnd"/>
       <w:r>
         <w:rPr>
           <w:rStyle w:val="XMLBracket"/>
         </w:rPr>
         <w:t>&gt;&lt;</w:t>
       </w:r>
+      <w:proofErr w:type="spellStart"/>
       <w:r>
         <w:rPr>
           <w:rStyle w:val="XMLElement"/>
         </w:rPr>
         <w:t>text</w:t>
       </w:r>
+      <w:proofErr w:type="spellEnd"/>
       <w:r>
         <w:rPr>
           <w:rStyle w:val="XMLBracket"/>
@@ -17635,12 +19040,14 @@
         </w:rPr>
         <w:t>&lt;/</w:t>
       </w:r>
+      <w:proofErr w:type="spellStart"/>
       <w:r>
         <w:rPr>
           <w:rStyle w:val="XMLElement"/>
         </w:rPr>
         <w:t>text</w:t>
       </w:r>
+      <w:proofErr w:type="spellEnd"/>
       <w:r>
         <w:rPr>
           <w:rStyle w:val="XMLBracket"/>
@@ -17695,12 +19102,14 @@
         </w:rPr>
         <w:t>&gt;&lt;</w:t>
       </w:r>
+      <w:proofErr w:type="spellStart"/>
       <w:r>
         <w:rPr>
           <w:rStyle w:val="XMLElement"/>
         </w:rPr>
         <w:t>value</w:t>
       </w:r>
+      <w:proofErr w:type="spellEnd"/>
       <w:r>
         <w:rPr>
           <w:rStyle w:val="XMLBracket"/>
@@ -17719,24 +19128,28 @@
         </w:rPr>
         <w:t>&lt;/</w:t>
       </w:r>
+      <w:proofErr w:type="spellStart"/>
       <w:r>
         <w:rPr>
           <w:rStyle w:val="XMLElement"/>
         </w:rPr>
         <w:t>value</w:t>
       </w:r>
+      <w:proofErr w:type="spellEnd"/>
       <w:r>
         <w:rPr>
           <w:rStyle w:val="XMLBracket"/>
         </w:rPr>
         <w:t>&gt;&lt;</w:t>
       </w:r>
+      <w:proofErr w:type="spellStart"/>
       <w:r>
         <w:rPr>
           <w:rStyle w:val="XMLElement"/>
         </w:rPr>
         <w:t>text</w:t>
       </w:r>
+      <w:proofErr w:type="spellEnd"/>
       <w:r>
         <w:rPr>
           <w:rStyle w:val="XMLBracket"/>
@@ -17755,12 +19168,14 @@
         </w:rPr>
         <w:t>&lt;/</w:t>
       </w:r>
+      <w:proofErr w:type="spellStart"/>
       <w:r>
         <w:rPr>
           <w:rStyle w:val="XMLElement"/>
         </w:rPr>
         <w:t>text</w:t>
       </w:r>
+      <w:proofErr w:type="spellEnd"/>
       <w:r>
         <w:rPr>
           <w:rStyle w:val="XMLBracket"/>
@@ -17818,12 +19233,14 @@
         </w:rPr>
         <w:t>&gt;&lt;</w:t>
       </w:r>
+      <w:proofErr w:type="spellStart"/>
       <w:r>
         <w:rPr>
           <w:rStyle w:val="XMLElement"/>
         </w:rPr>
         <w:t>value</w:t>
       </w:r>
+      <w:proofErr w:type="spellEnd"/>
       <w:r>
         <w:rPr>
           <w:rStyle w:val="XMLBracket"/>
@@ -17842,24 +19259,28 @@
         </w:rPr>
         <w:t>&lt;/</w:t>
       </w:r>
+      <w:proofErr w:type="spellStart"/>
       <w:r>
         <w:rPr>
           <w:rStyle w:val="XMLElement"/>
         </w:rPr>
         <w:t>value</w:t>
       </w:r>
+      <w:proofErr w:type="spellEnd"/>
       <w:r>
         <w:rPr>
           <w:rStyle w:val="XMLBracket"/>
         </w:rPr>
         <w:t>&gt;&lt;</w:t>
       </w:r>
+      <w:proofErr w:type="spellStart"/>
       <w:r>
         <w:rPr>
           <w:rStyle w:val="XMLElement"/>
         </w:rPr>
         <w:t>text</w:t>
       </w:r>
+      <w:proofErr w:type="spellEnd"/>
       <w:r>
         <w:rPr>
           <w:rStyle w:val="XMLBracket"/>
@@ -17878,12 +19299,14 @@
         </w:rPr>
         <w:t>&lt;/</w:t>
       </w:r>
+      <w:proofErr w:type="spellStart"/>
       <w:r>
         <w:rPr>
           <w:rStyle w:val="XMLElement"/>
         </w:rPr>
         <w:t>text</w:t>
       </w:r>
+      <w:proofErr w:type="spellEnd"/>
       <w:r>
         <w:rPr>
           <w:rStyle w:val="XMLBracket"/>
@@ -17938,6 +19361,7 @@
         </w:rPr>
         <w:t>&lt;</w:t>
       </w:r>
+      <w:proofErr w:type="spellStart"/>
       <w:r>
         <w:rPr>
           <w:rStyle w:val="XMLElement"/>
@@ -17945,6 +19369,7 @@
         </w:rPr>
         <w:t>else</w:t>
       </w:r>
+      <w:proofErr w:type="spellEnd"/>
       <w:r>
         <w:rPr>
           <w:rStyle w:val="XMLBracket"/>
@@ -17957,13 +19382,22 @@
           <w:rStyle w:val="XMLElement"/>
           <w:szCs w:val="18"/>
         </w:rPr>
-        <w:t>/else</w:t>
-      </w:r>
-      <w:r>
-        <w:rPr>
-          <w:rStyle w:val="XMLBracket"/>
+        <w:t>/</w:t>
+      </w:r>
+      <w:proofErr w:type="spellStart"/>
+      <w:r>
+        <w:rPr>
+          <w:rStyle w:val="XMLElement"/>
           <w:szCs w:val="18"/>
         </w:rPr>
+        <w:t>else</w:t>
+      </w:r>
+      <w:proofErr w:type="spellEnd"/>
+      <w:r>
+        <w:rPr>
+          <w:rStyle w:val="XMLBracket"/>
+          <w:szCs w:val="18"/>
+        </w:rPr>
         <w:t>&gt;</w:t>
       </w:r>
     </w:p>
@@ -17996,24 +19430,27 @@
       </w:pPr>
     </w:p>
     <w:p>
-      <w:r>
-        <w:t>E</w:t>
-      </w:r>
-      <w:r>
-        <w:t xml:space="preserve">ach value can appear only once in an enum. </w:t>
-      </w:r>
-    </w:p>
-    <w:p>
-      <w:pPr>
-        <w:rPr>
-          <w:rFonts w:hint="eastAsia"/>
-        </w:rPr>
-      </w:pPr>
-      <w:r>
-        <w:t>If the value of the register does not match any of the values specified in the enum</w:t>
-      </w:r>
-      <w:r>
-        <w:t xml:space="preserve">, and there is an &lt;else&gt; </w:t>
+      <w:pPr>
+        <w:rPr>
+          <w:rFonts w:hint="eastAsia"/>
+        </w:rPr>
+      </w:pPr>
+      <w:r>
+        <w:t xml:space="preserve">Each value can appear only once in an enum. </w:t>
+      </w:r>
+      <w:r>
+        <w:br/>
+        <w:t>The &lt;else&gt; element is optional.</w:t>
+      </w:r>
+    </w:p>
+    <w:p>
+      <w:pPr>
+        <w:rPr>
+          <w:rFonts w:hint="eastAsia"/>
+        </w:rPr>
+      </w:pPr>
+      <w:r>
+        <w:t xml:space="preserve">If the value of the register does not match any of the values specified in the enum, and there is an &lt;else&gt; </w:t>
       </w:r>
       <w:r>
         <w:t>element</w:t>
@@ -18025,17 +19462,11 @@
         <w:t xml:space="preserve">element </w:t>
       </w:r>
       <w:r>
-        <w:t>will be shown.</w:t>
-      </w:r>
-      <w:r>
-        <w:t xml:space="preserve"> </w:t>
+        <w:t xml:space="preserve">will be shown. </w:t>
       </w:r>
       <w:r>
         <w:br/>
-        <w:t xml:space="preserve">If </w:t>
-      </w:r>
-      <w:r>
-        <w:t xml:space="preserve">there is no &lt;else&gt; </w:t>
+        <w:t xml:space="preserve">If there is no &lt;else&gt; </w:t>
       </w:r>
       <w:r>
         <w:t>element</w:t>
@@ -18055,6 +19486,9 @@
       </w:r>
       <w:r>
         <w:br/>
+      </w:r>
+      <w:r>
+        <w:lastRenderedPageBreak/>
         <w:t xml:space="preserve">The </w:t>
       </w:r>
       <w:r>
@@ -18067,13 +19501,7 @@
         <w:t>&gt;</w:t>
       </w:r>
       <w:r>
-        <w:t xml:space="preserve"> element can be left empty to suppress the </w:t>
-      </w:r>
-      <w:r>
-        <w:t xml:space="preserve"> </w:t>
-      </w:r>
-      <w:r>
-        <w:t>message.</w:t>
+        <w:t xml:space="preserve"> element can be left empty to suppress the  message.</w:t>
       </w:r>
     </w:p>
     <w:p>
@@ -18084,7 +19512,7 @@
         </w:rPr>
       </w:pPr>
       <w:bookmarkStart w:id="57" w:name="_Ref117942679"/>
-      <w:bookmarkStart w:id="58" w:name="_Toc118743314"/>
+      <w:bookmarkStart w:id="58" w:name="_Toc138517985"/>
       <w:r>
         <w:rPr>
           <w:lang w:val="en-GB"/>
@@ -18145,7 +19573,21 @@
               <w:rPr>
                 <w:lang w:val="en-GB"/>
               </w:rPr>
-              <w:t>&lt;pos&gt;</w:t>
+              <w:t>&lt;</w:t>
+            </w:r>
+            <w:proofErr w:type="spellStart"/>
+            <w:r>
+              <w:rPr>
+                <w:lang w:val="en-GB"/>
+              </w:rPr>
+              <w:t>pos</w:t>
+            </w:r>
+            <w:proofErr w:type="spellEnd"/>
+            <w:r>
+              <w:rPr>
+                <w:lang w:val="en-GB"/>
+              </w:rPr>
+              <w:t>&gt;</w:t>
             </w:r>
           </w:p>
         </w:tc>
@@ -18331,14 +19773,22 @@
               <w:rPr>
                 <w:lang w:val="en-GB"/>
               </w:rPr>
-              <w:t>&lt;longdesc</w:t>
-            </w:r>
+              <w:t>&lt;</w:t>
+            </w:r>
+            <w:proofErr w:type="spellStart"/>
             <w:r>
               <w:rPr>
                 <w:lang w:val="en-GB"/>
               </w:rPr>
+              <w:t>longdesc</w:t>
+            </w:r>
+            <w:r>
+              <w:rPr>
+                <w:lang w:val="en-GB"/>
+              </w:rPr>
               <w:t>r</w:t>
             </w:r>
+            <w:proofErr w:type="spellEnd"/>
             <w:r>
               <w:rPr>
                 <w:lang w:val="en-GB"/>
@@ -18402,11 +19852,7 @@
               </w:rPr>
             </w:pPr>
             <w:r>
-              <w:t xml:space="preserve">The type of the bit field. This defines if it is displayed as signed or unsigned </w:t>
-            </w:r>
-            <w:r>
-              <w:lastRenderedPageBreak/>
-              <w:t xml:space="preserve">decimal, hexadecimal, etc... Can be </w:t>
+              <w:t xml:space="preserve">The type of the bit field. This defines if it is displayed as signed or unsigned decimal, hexadecimal, etc... Can be </w:t>
             </w:r>
             <w:r>
               <w:t>“</w:t>
@@ -18423,9 +19869,11 @@
             <w:r>
               <w:t>“</w:t>
             </w:r>
+            <w:proofErr w:type="spellStart"/>
             <w:r>
               <w:t>uint</w:t>
             </w:r>
+            <w:proofErr w:type="spellEnd"/>
             <w:r>
               <w:t>”</w:t>
             </w:r>
@@ -18482,9 +19930,11 @@
             <w:r>
               <w:t>“</w:t>
             </w:r>
+            <w:proofErr w:type="spellStart"/>
             <w:r>
               <w:t>uint</w:t>
             </w:r>
+            <w:proofErr w:type="spellEnd"/>
             <w:r>
               <w:t>”</w:t>
             </w:r>
@@ -18508,8 +19958,21 @@
               <w:rPr>
                 <w:lang w:val="en-GB"/>
               </w:rPr>
-              <w:lastRenderedPageBreak/>
-              <w:t>&lt;minlen&gt;</w:t>
+              <w:t>&lt;</w:t>
+            </w:r>
+            <w:proofErr w:type="spellStart"/>
+            <w:r>
+              <w:rPr>
+                <w:lang w:val="en-GB"/>
+              </w:rPr>
+              <w:t>minlen</w:t>
+            </w:r>
+            <w:proofErr w:type="spellEnd"/>
+            <w:r>
+              <w:rPr>
+                <w:lang w:val="en-GB"/>
+              </w:rPr>
+              <w:t>&gt;</w:t>
             </w:r>
           </w:p>
         </w:tc>
@@ -18556,7 +20019,21 @@
               <w:rPr>
                 <w:lang w:val="en-GB"/>
               </w:rPr>
-              <w:t>&lt;fcol&gt;</w:t>
+              <w:t>&lt;</w:t>
+            </w:r>
+            <w:proofErr w:type="spellStart"/>
+            <w:r>
+              <w:rPr>
+                <w:lang w:val="en-GB"/>
+              </w:rPr>
+              <w:t>fcol</w:t>
+            </w:r>
+            <w:proofErr w:type="spellEnd"/>
+            <w:r>
+              <w:rPr>
+                <w:lang w:val="en-GB"/>
+              </w:rPr>
+              <w:t>&gt;</w:t>
             </w:r>
           </w:p>
         </w:tc>
@@ -18573,7 +20050,15 @@
               </w:rPr>
             </w:pPr>
             <w:r>
-              <w:t xml:space="preserve">Sets the font (text) color of the bit field, description and value. </w:t>
+              <w:t xml:space="preserve">Sets the font (text) </w:t>
+            </w:r>
+            <w:proofErr w:type="spellStart"/>
+            <w:r>
+              <w:t>color</w:t>
+            </w:r>
+            <w:proofErr w:type="spellEnd"/>
+            <w:r>
+              <w:t xml:space="preserve"> of the bit field, description and value. </w:t>
             </w:r>
           </w:p>
           <w:p>
@@ -18627,7 +20112,23 @@
               <w:fldChar w:fldCharType="separate"/>
             </w:r>
             <w:r>
-              <w:t>The &lt;fcol&gt; and &lt;bcol&gt; elements</w:t>
+              <w:t>The &lt;</w:t>
+            </w:r>
+            <w:proofErr w:type="spellStart"/>
+            <w:r>
+              <w:t>fcol</w:t>
+            </w:r>
+            <w:proofErr w:type="spellEnd"/>
+            <w:r>
+              <w:t>&gt; and &lt;</w:t>
+            </w:r>
+            <w:proofErr w:type="spellStart"/>
+            <w:r>
+              <w:t>bcol</w:t>
+            </w:r>
+            <w:proofErr w:type="spellEnd"/>
+            <w:r>
+              <w:t>&gt; elements</w:t>
             </w:r>
             <w:r>
               <w:rPr>
@@ -18670,7 +20171,21 @@
               <w:rPr>
                 <w:lang w:val="en-GB"/>
               </w:rPr>
-              <w:t xml:space="preserve">&lt;bcol&gt; </w:t>
+              <w:t>&lt;</w:t>
+            </w:r>
+            <w:proofErr w:type="spellStart"/>
+            <w:r>
+              <w:rPr>
+                <w:lang w:val="en-GB"/>
+              </w:rPr>
+              <w:t>bcol</w:t>
+            </w:r>
+            <w:proofErr w:type="spellEnd"/>
+            <w:r>
+              <w:rPr>
+                <w:lang w:val="en-GB"/>
+              </w:rPr>
+              <w:t xml:space="preserve">&gt; </w:t>
             </w:r>
           </w:p>
         </w:tc>
@@ -18687,7 +20202,15 @@
               </w:rPr>
             </w:pPr>
             <w:r>
-              <w:t xml:space="preserve">Sets the background color of the bit field, description and value. </w:t>
+              <w:t xml:space="preserve">Sets the background </w:t>
+            </w:r>
+            <w:proofErr w:type="spellStart"/>
+            <w:r>
+              <w:t>color</w:t>
+            </w:r>
+            <w:proofErr w:type="spellEnd"/>
+            <w:r>
+              <w:t xml:space="preserve"> of the bit field, description and value. </w:t>
             </w:r>
           </w:p>
           <w:p>
@@ -18741,7 +20264,23 @@
               <w:fldChar w:fldCharType="separate"/>
             </w:r>
             <w:r>
-              <w:t>The &lt;fcol&gt; and &lt;bcol&gt; elements</w:t>
+              <w:t>The &lt;</w:t>
+            </w:r>
+            <w:proofErr w:type="spellStart"/>
+            <w:r>
+              <w:t>fcol</w:t>
+            </w:r>
+            <w:proofErr w:type="spellEnd"/>
+            <w:r>
+              <w:t>&gt; and &lt;</w:t>
+            </w:r>
+            <w:proofErr w:type="spellStart"/>
+            <w:r>
+              <w:t>bcol</w:t>
+            </w:r>
+            <w:proofErr w:type="spellEnd"/>
+            <w:r>
+              <w:t>&gt; elements</w:t>
             </w:r>
             <w:r>
               <w:rPr>
@@ -18810,6 +20349,7 @@
         </w:rPr>
         <w:t>&gt;&lt;</w:t>
       </w:r>
+      <w:proofErr w:type="spellStart"/>
       <w:r>
         <w:rPr>
           <w:rStyle w:val="XMLElement"/>
@@ -18817,6 +20357,7 @@
         </w:rPr>
         <w:t>pos</w:t>
       </w:r>
+      <w:proofErr w:type="spellEnd"/>
       <w:r>
         <w:rPr>
           <w:rStyle w:val="XMLBracket"/>
@@ -18838,6 +20379,7 @@
         </w:rPr>
         <w:t>&lt;/</w:t>
       </w:r>
+      <w:proofErr w:type="spellStart"/>
       <w:r>
         <w:rPr>
           <w:rStyle w:val="XMLElement"/>
@@ -18845,6 +20387,7 @@
         </w:rPr>
         <w:t>pos</w:t>
       </w:r>
+      <w:proofErr w:type="spellEnd"/>
       <w:r>
         <w:rPr>
           <w:rStyle w:val="XMLBracket"/>
@@ -19355,6 +20898,7 @@
         </w:rPr>
         <w:t>&gt;&lt;</w:t>
       </w:r>
+      <w:proofErr w:type="spellStart"/>
       <w:r>
         <w:rPr>
           <w:rStyle w:val="XMLElement"/>
@@ -19364,6 +20908,7 @@
         </w:rPr>
         <w:t>minlen</w:t>
       </w:r>
+      <w:proofErr w:type="spellEnd"/>
       <w:r>
         <w:rPr>
           <w:rStyle w:val="XMLBracket"/>
@@ -19391,6 +20936,7 @@
         </w:rPr>
         <w:t>&lt;/</w:t>
       </w:r>
+      <w:proofErr w:type="spellStart"/>
       <w:r>
         <w:rPr>
           <w:rStyle w:val="XMLElement"/>
@@ -19400,6 +20946,7 @@
         </w:rPr>
         <w:t>minlen</w:t>
       </w:r>
+      <w:proofErr w:type="spellEnd"/>
       <w:r>
         <w:rPr>
           <w:rStyle w:val="XMLBracket"/>
@@ -19409,6 +20956,7 @@
         </w:rPr>
         <w:t>&gt;&lt;</w:t>
       </w:r>
+      <w:proofErr w:type="spellStart"/>
       <w:r>
         <w:rPr>
           <w:rStyle w:val="XMLElement"/>
@@ -19418,6 +20966,7 @@
         </w:rPr>
         <w:t>rw</w:t>
       </w:r>
+      <w:proofErr w:type="spellEnd"/>
       <w:r>
         <w:rPr>
           <w:rStyle w:val="XMLBracket"/>
@@ -19445,6 +20994,7 @@
         </w:rPr>
         <w:t>&lt;/</w:t>
       </w:r>
+      <w:proofErr w:type="spellStart"/>
       <w:r>
         <w:rPr>
           <w:rStyle w:val="XMLElement"/>
@@ -19454,6 +21004,7 @@
         </w:rPr>
         <w:t>rw</w:t>
       </w:r>
+      <w:proofErr w:type="spellEnd"/>
       <w:r>
         <w:rPr>
           <w:rStyle w:val="XMLBracket"/>
@@ -19509,6 +21060,7 @@
         </w:rPr>
         <w:t>&gt;&lt;</w:t>
       </w:r>
+      <w:proofErr w:type="spellStart"/>
       <w:r>
         <w:rPr>
           <w:rStyle w:val="XMLElement"/>
@@ -19518,6 +21070,7 @@
         </w:rPr>
         <w:t>pos</w:t>
       </w:r>
+      <w:proofErr w:type="spellEnd"/>
       <w:r>
         <w:rPr>
           <w:rStyle w:val="XMLBracket"/>
@@ -19545,6 +21098,7 @@
         </w:rPr>
         <w:t>&lt;/</w:t>
       </w:r>
+      <w:proofErr w:type="spellStart"/>
       <w:r>
         <w:rPr>
           <w:rStyle w:val="XMLElement"/>
@@ -19554,6 +21108,7 @@
         </w:rPr>
         <w:t>pos</w:t>
       </w:r>
+      <w:proofErr w:type="spellEnd"/>
       <w:r>
         <w:rPr>
           <w:rStyle w:val="XMLBracket"/>
@@ -19681,6 +21236,7 @@
         </w:rPr>
         <w:t>&gt;&lt;</w:t>
       </w:r>
+      <w:proofErr w:type="spellStart"/>
       <w:r>
         <w:rPr>
           <w:rStyle w:val="XMLElement"/>
@@ -19690,6 +21246,7 @@
         </w:rPr>
         <w:t>pos</w:t>
       </w:r>
+      <w:proofErr w:type="spellEnd"/>
       <w:r>
         <w:rPr>
           <w:rStyle w:val="XMLBracket"/>
@@ -19717,6 +21274,7 @@
         </w:rPr>
         <w:t>&lt;/</w:t>
       </w:r>
+      <w:proofErr w:type="spellStart"/>
       <w:r>
         <w:rPr>
           <w:rStyle w:val="XMLElement"/>
@@ -19726,6 +21284,7 @@
         </w:rPr>
         <w:t>pos</w:t>
       </w:r>
+      <w:proofErr w:type="spellEnd"/>
       <w:r>
         <w:rPr>
           <w:rStyle w:val="XMLBracket"/>
@@ -19853,6 +21412,7 @@
         </w:rPr>
         <w:t>&gt;&lt;</w:t>
       </w:r>
+      <w:proofErr w:type="spellStart"/>
       <w:r>
         <w:rPr>
           <w:rStyle w:val="XMLElement"/>
@@ -19862,6 +21422,7 @@
         </w:rPr>
         <w:t>pos</w:t>
       </w:r>
+      <w:proofErr w:type="spellEnd"/>
       <w:r>
         <w:rPr>
           <w:rStyle w:val="XMLBracket"/>
@@ -19889,6 +21450,7 @@
         </w:rPr>
         <w:t>&lt;/</w:t>
       </w:r>
+      <w:proofErr w:type="spellStart"/>
       <w:r>
         <w:rPr>
           <w:rStyle w:val="XMLElement"/>
@@ -19898,6 +21460,7 @@
         </w:rPr>
         <w:t>pos</w:t>
       </w:r>
+      <w:proofErr w:type="spellEnd"/>
       <w:r>
         <w:rPr>
           <w:rStyle w:val="XMLBracket"/>
@@ -20025,6 +21588,7 @@
         </w:rPr>
         <w:t>&gt;&lt;</w:t>
       </w:r>
+      <w:proofErr w:type="spellStart"/>
       <w:r>
         <w:rPr>
           <w:rStyle w:val="XMLElement"/>
@@ -20034,6 +21598,7 @@
         </w:rPr>
         <w:t>pos</w:t>
       </w:r>
+      <w:proofErr w:type="spellEnd"/>
       <w:r>
         <w:rPr>
           <w:rStyle w:val="XMLBracket"/>
@@ -20061,6 +21626,7 @@
         </w:rPr>
         <w:t>&lt;/</w:t>
       </w:r>
+      <w:proofErr w:type="spellStart"/>
       <w:r>
         <w:rPr>
           <w:rStyle w:val="XMLElement"/>
@@ -20070,6 +21636,7 @@
         </w:rPr>
         <w:t>pos</w:t>
       </w:r>
+      <w:proofErr w:type="spellEnd"/>
       <w:r>
         <w:rPr>
           <w:rStyle w:val="XMLBracket"/>
@@ -20193,12 +21760,40 @@
       <w:bookmarkStart w:id="62" w:name="_Ref117942648"/>
       <w:bookmarkStart w:id="63" w:name="_Ref117942708"/>
       <w:bookmarkStart w:id="64" w:name="_Ref117942720"/>
-      <w:bookmarkStart w:id="65" w:name="_Toc118743315"/>
-      <w:r>
-        <w:rPr>
-          <w:lang w:val="en-GB"/>
-        </w:rPr>
-        <w:t>The &lt;fcol&gt; and &lt;bcol&gt; elements</w:t>
+      <w:bookmarkStart w:id="65" w:name="_Toc138517986"/>
+      <w:r>
+        <w:rPr>
+          <w:lang w:val="en-GB"/>
+        </w:rPr>
+        <w:t>The &lt;</w:t>
+      </w:r>
+      <w:proofErr w:type="spellStart"/>
+      <w:r>
+        <w:rPr>
+          <w:lang w:val="en-GB"/>
+        </w:rPr>
+        <w:t>fcol</w:t>
+      </w:r>
+      <w:proofErr w:type="spellEnd"/>
+      <w:r>
+        <w:rPr>
+          <w:lang w:val="en-GB"/>
+        </w:rPr>
+        <w:t>&gt; and &lt;</w:t>
+      </w:r>
+      <w:proofErr w:type="spellStart"/>
+      <w:r>
+        <w:rPr>
+          <w:lang w:val="en-GB"/>
+        </w:rPr>
+        <w:t>bcol</w:t>
+      </w:r>
+      <w:proofErr w:type="spellEnd"/>
+      <w:r>
+        <w:rPr>
+          <w:lang w:val="en-GB"/>
+        </w:rPr>
+        <w:t>&gt; elements</w:t>
       </w:r>
       <w:bookmarkEnd w:id="59"/>
       <w:bookmarkEnd w:id="60"/>
@@ -20215,7 +21810,39 @@
         </w:rPr>
       </w:pPr>
       <w:r>
-        <w:t>The &lt;fcol&gt; and &lt;bcol&gt; elements define the font (text) and background colors. A color can be specified in 3 ways:</w:t>
+        <w:t>The &lt;</w:t>
+      </w:r>
+      <w:proofErr w:type="spellStart"/>
+      <w:r>
+        <w:t>fcol</w:t>
+      </w:r>
+      <w:proofErr w:type="spellEnd"/>
+      <w:r>
+        <w:t>&gt; and &lt;</w:t>
+      </w:r>
+      <w:proofErr w:type="spellStart"/>
+      <w:r>
+        <w:t>bcol</w:t>
+      </w:r>
+      <w:proofErr w:type="spellEnd"/>
+      <w:r>
+        <w:t xml:space="preserve">&gt; elements define the font (text) and background </w:t>
+      </w:r>
+      <w:proofErr w:type="spellStart"/>
+      <w:r>
+        <w:t>colors</w:t>
+      </w:r>
+      <w:proofErr w:type="spellEnd"/>
+      <w:r>
+        <w:t xml:space="preserve">. A </w:t>
+      </w:r>
+      <w:proofErr w:type="spellStart"/>
+      <w:r>
+        <w:t>color</w:t>
+      </w:r>
+      <w:proofErr w:type="spellEnd"/>
+      <w:r>
+        <w:t xml:space="preserve"> can be specified in 3 ways:</w:t>
       </w:r>
     </w:p>
     <w:p>
@@ -20271,6 +21898,7 @@
               </w:rPr>
               <w:t>&lt;</w:t>
             </w:r>
+            <w:proofErr w:type="spellStart"/>
             <w:r>
               <w:rPr>
                 <w:rStyle w:val="XMLElement"/>
@@ -20278,6 +21906,7 @@
               </w:rPr>
               <w:t>bcol</w:t>
             </w:r>
+            <w:proofErr w:type="spellEnd"/>
             <w:r>
               <w:rPr>
                 <w:rStyle w:val="XMLBracket"/>
@@ -20299,6 +21928,7 @@
               </w:rPr>
               <w:t>&lt;/</w:t>
             </w:r>
+            <w:proofErr w:type="spellStart"/>
             <w:r>
               <w:rPr>
                 <w:rStyle w:val="XMLElement"/>
@@ -20306,6 +21936,7 @@
               </w:rPr>
               <w:t>bcol</w:t>
             </w:r>
+            <w:proofErr w:type="spellEnd"/>
             <w:r>
               <w:rPr>
                 <w:rStyle w:val="XMLBracket"/>
@@ -20348,8 +21979,10 @@
                 <w:rStyle w:val="XMLBracket"/>
                 <w:lang w:val="en-GB"/>
               </w:rPr>
+              <w:lastRenderedPageBreak/>
               <w:t>&lt;</w:t>
             </w:r>
+            <w:proofErr w:type="spellStart"/>
             <w:r>
               <w:rPr>
                 <w:rStyle w:val="XMLElement"/>
@@ -20357,6 +21990,7 @@
               </w:rPr>
               <w:t>bcol</w:t>
             </w:r>
+            <w:proofErr w:type="spellEnd"/>
             <w:r>
               <w:rPr>
                 <w:rStyle w:val="XMLBracket"/>
@@ -20378,6 +22012,7 @@
               </w:rPr>
               <w:t>&lt;/</w:t>
             </w:r>
+            <w:proofErr w:type="spellStart"/>
             <w:r>
               <w:rPr>
                 <w:rStyle w:val="XMLElement"/>
@@ -20385,6 +22020,7 @@
               </w:rPr>
               <w:t>bcol</w:t>
             </w:r>
+            <w:proofErr w:type="spellEnd"/>
             <w:r>
               <w:rPr>
                 <w:rStyle w:val="XMLBracket"/>
@@ -20429,6 +22065,7 @@
               </w:rPr>
               <w:t>&lt;</w:t>
             </w:r>
+            <w:proofErr w:type="spellStart"/>
             <w:r>
               <w:rPr>
                 <w:rStyle w:val="XMLElement"/>
@@ -20436,6 +22073,7 @@
               </w:rPr>
               <w:t>bcol</w:t>
             </w:r>
+            <w:proofErr w:type="spellEnd"/>
             <w:r>
               <w:rPr>
                 <w:rStyle w:val="XMLBracket"/>
@@ -20457,6 +22095,7 @@
               </w:rPr>
               <w:t>&lt;/</w:t>
             </w:r>
+            <w:proofErr w:type="spellStart"/>
             <w:r>
               <w:rPr>
                 <w:rStyle w:val="XMLElement"/>
@@ -20464,6 +22103,7 @@
               </w:rPr>
               <w:t>bcol</w:t>
             </w:r>
+            <w:proofErr w:type="spellEnd"/>
             <w:r>
               <w:rPr>
                 <w:rStyle w:val="XMLBracket"/>
@@ -20504,7 +22144,15 @@
         </w:rPr>
       </w:pPr>
       <w:r>
-        <w:t xml:space="preserve">As a HTML color specification, as #RRGGBB. Where RR, GG and BB are 2 hexadecimal digits each, with range 00 .. FF. </w:t>
+        <w:t xml:space="preserve">As a HTML </w:t>
+      </w:r>
+      <w:proofErr w:type="spellStart"/>
+      <w:r>
+        <w:t>color</w:t>
+      </w:r>
+      <w:proofErr w:type="spellEnd"/>
+      <w:r>
+        <w:t xml:space="preserve"> specification, as #RRGGBB. Where RR, GG and BB are 2 hexadecimal digits each, with range 00 .. FF. </w:t>
       </w:r>
       <w:r>
         <w:br/>
@@ -20545,6 +22193,7 @@
               </w:rPr>
               <w:t>&lt;</w:t>
             </w:r>
+            <w:proofErr w:type="spellStart"/>
             <w:r>
               <w:rPr>
                 <w:rStyle w:val="XMLElement"/>
@@ -20552,6 +22201,7 @@
               </w:rPr>
               <w:t>bcol</w:t>
             </w:r>
+            <w:proofErr w:type="spellEnd"/>
             <w:r>
               <w:rPr>
                 <w:rStyle w:val="XMLBracket"/>
@@ -20624,6 +22274,7 @@
               </w:rPr>
               <w:t>&lt;</w:t>
             </w:r>
+            <w:proofErr w:type="spellStart"/>
             <w:r>
               <w:rPr>
                 <w:rStyle w:val="XMLElement"/>
@@ -20631,6 +22282,7 @@
               </w:rPr>
               <w:t>bcol</w:t>
             </w:r>
+            <w:proofErr w:type="spellEnd"/>
             <w:r>
               <w:rPr>
                 <w:rStyle w:val="XMLBracket"/>
@@ -20703,6 +22355,7 @@
               </w:rPr>
               <w:t>&lt;</w:t>
             </w:r>
+            <w:proofErr w:type="spellStart"/>
             <w:r>
               <w:rPr>
                 <w:rStyle w:val="XMLElement"/>
@@ -20710,6 +22363,7 @@
               </w:rPr>
               <w:t>bcol</w:t>
             </w:r>
+            <w:proofErr w:type="spellEnd"/>
             <w:r>
               <w:rPr>
                 <w:rStyle w:val="XMLBracket"/>
@@ -20778,7 +22432,63 @@
         </w:rPr>
       </w:pPr>
       <w:r>
-        <w:t>By color name. Like Red, Green, Aqua, Gold, Royalblue, Steelblue, Mediumblue, Darkblue, Royalblue, Deepskyblue, etc…</w:t>
+        <w:t xml:space="preserve">By </w:t>
+      </w:r>
+      <w:proofErr w:type="spellStart"/>
+      <w:r>
+        <w:t>color</w:t>
+      </w:r>
+      <w:proofErr w:type="spellEnd"/>
+      <w:r>
+        <w:t xml:space="preserve"> name. Like Red, Green, Aqua, Gold, </w:t>
+      </w:r>
+      <w:proofErr w:type="spellStart"/>
+      <w:r>
+        <w:t>Royalblue</w:t>
+      </w:r>
+      <w:proofErr w:type="spellEnd"/>
+      <w:r>
+        <w:t xml:space="preserve">, </w:t>
+      </w:r>
+      <w:proofErr w:type="spellStart"/>
+      <w:r>
+        <w:t>Steelblue</w:t>
+      </w:r>
+      <w:proofErr w:type="spellEnd"/>
+      <w:r>
+        <w:t xml:space="preserve">, </w:t>
+      </w:r>
+      <w:proofErr w:type="spellStart"/>
+      <w:r>
+        <w:t>Mediumblue</w:t>
+      </w:r>
+      <w:proofErr w:type="spellEnd"/>
+      <w:r>
+        <w:t xml:space="preserve">, </w:t>
+      </w:r>
+      <w:proofErr w:type="spellStart"/>
+      <w:r>
+        <w:t>Darkblue</w:t>
+      </w:r>
+      <w:proofErr w:type="spellEnd"/>
+      <w:r>
+        <w:t xml:space="preserve">, </w:t>
+      </w:r>
+      <w:proofErr w:type="spellStart"/>
+      <w:r>
+        <w:t>Royalblue</w:t>
+      </w:r>
+      <w:proofErr w:type="spellEnd"/>
+      <w:r>
+        <w:t xml:space="preserve">, </w:t>
+      </w:r>
+      <w:proofErr w:type="spellStart"/>
+      <w:r>
+        <w:t>Deepskyblue</w:t>
+      </w:r>
+      <w:proofErr w:type="spellEnd"/>
+      <w:r>
+        <w:t>, etc…</w:t>
       </w:r>
     </w:p>
     <w:tbl>
@@ -20814,18 +22524,21 @@
               </w:rPr>
               <w:t>&lt;</w:t>
             </w:r>
+            <w:proofErr w:type="spellStart"/>
             <w:r>
               <w:rPr>
                 <w:rStyle w:val="XMLElement"/>
               </w:rPr>
               <w:t>bcol</w:t>
             </w:r>
+            <w:proofErr w:type="spellEnd"/>
             <w:r>
               <w:rPr>
                 <w:rStyle w:val="XMLBracket"/>
               </w:rPr>
               <w:t>&gt;</w:t>
             </w:r>
+            <w:proofErr w:type="spellStart"/>
             <w:r>
               <w:rPr>
                 <w:rStyle w:val="XMLContent"/>
@@ -20833,18 +22546,21 @@
               </w:rPr>
               <w:t>royalblue</w:t>
             </w:r>
+            <w:proofErr w:type="spellEnd"/>
             <w:r>
               <w:rPr>
                 <w:rStyle w:val="XMLBracket"/>
               </w:rPr>
               <w:t>&lt;/</w:t>
             </w:r>
+            <w:proofErr w:type="spellStart"/>
             <w:r>
               <w:rPr>
                 <w:rStyle w:val="XMLElement"/>
               </w:rPr>
               <w:t>bcol</w:t>
             </w:r>
+            <w:proofErr w:type="spellEnd"/>
             <w:r>
               <w:rPr>
                 <w:rStyle w:val="XMLBracket"/>
@@ -20899,7 +22615,15 @@
         <w:t>’</w:t>
       </w:r>
       <w:r>
-        <w:t>s a chart showing all colors with their names and RGB values. Zoom in to read the names :-)</w:t>
+        <w:t xml:space="preserve">s a chart showing all </w:t>
+      </w:r>
+      <w:proofErr w:type="spellStart"/>
+      <w:r>
+        <w:t>colors</w:t>
+      </w:r>
+      <w:proofErr w:type="spellEnd"/>
+      <w:r>
+        <w:t xml:space="preserve"> with their names and RGB values. Zoom in to read the names :-)</w:t>
       </w:r>
       <w:r>
         <w:br/>
@@ -20920,7 +22644,7 @@
         <w:pict w14:anchorId="62043250">
           <v:shape id="_x0000_s1027" type="#_x0000_t75" style="position:absolute;margin-left:0;margin-top:0;width:491.65pt;height:267.55pt;z-index:1;mso-wrap-distance-left:0;mso-wrap-distance-right:0;mso-position-horizontal:center;mso-position-vertical:top" filled="t">
             <v:fill color2="black"/>
-            <v:imagedata r:id="rId13" o:title="" croptop="-92f" cropbottom="-92f" cropleft="-50f" cropright="-50f"/>
+            <v:imagedata r:id="rId14" o:title="" croptop="-92f" cropbottom="-92f" cropleft="-50f" cropright="-50f"/>
             <w10:wrap type="square" side="largest"/>
           </v:shape>
         </w:pict>
@@ -20933,12 +22657,26 @@
           <w:rFonts w:hint="eastAsia"/>
         </w:rPr>
       </w:pPr>
-      <w:bookmarkStart w:id="66" w:name="_Toc118743316"/>
-      <w:r>
-        <w:rPr>
-          <w:lang w:val="en-GB"/>
-        </w:rPr>
-        <w:t>The &lt;autostart&gt; element</w:t>
+      <w:bookmarkStart w:id="66" w:name="_Toc138517987"/>
+      <w:r>
+        <w:rPr>
+          <w:lang w:val="en-GB"/>
+        </w:rPr>
+        <w:t>The &lt;</w:t>
+      </w:r>
+      <w:proofErr w:type="spellStart"/>
+      <w:r>
+        <w:rPr>
+          <w:lang w:val="en-GB"/>
+        </w:rPr>
+        <w:t>autostart</w:t>
+      </w:r>
+      <w:proofErr w:type="spellEnd"/>
+      <w:r>
+        <w:rPr>
+          <w:lang w:val="en-GB"/>
+        </w:rPr>
+        <w:t>&gt; element</w:t>
       </w:r>
       <w:bookmarkEnd w:id="66"/>
     </w:p>
@@ -20950,7 +22688,15 @@
         </w:rPr>
       </w:pPr>
       <w:r>
-        <w:t xml:space="preserve">The &lt;autostart&gt; element defines if the communication is started automatically when the project is opened, and optionally which tab page is shown. </w:t>
+        <w:t>The &lt;</w:t>
+      </w:r>
+      <w:proofErr w:type="spellStart"/>
+      <w:r>
+        <w:t>autostart</w:t>
+      </w:r>
+      <w:proofErr w:type="spellEnd"/>
+      <w:r>
+        <w:t xml:space="preserve">&gt; element defines if the communication is started automatically when the project is opened, and optionally which tab page is shown. </w:t>
       </w:r>
     </w:p>
     <w:p>
@@ -20961,7 +22707,31 @@
         </w:rPr>
       </w:pPr>
       <w:r>
-        <w:t>When there is no &lt;autostart&gt; element the communication is started automatically and the first tab page is shown. This is for compatibility with older versions. When an &lt;autostart&gt; element is defined then autostart is determined by the &lt;enable&gt; element.</w:t>
+        <w:t>When there is no &lt;</w:t>
+      </w:r>
+      <w:proofErr w:type="spellStart"/>
+      <w:r>
+        <w:t>autostart</w:t>
+      </w:r>
+      <w:proofErr w:type="spellEnd"/>
+      <w:r>
+        <w:t>&gt; element the communication is started automatically and the first tab page is shown. This is for compatibility with older versions. When an &lt;</w:t>
+      </w:r>
+      <w:proofErr w:type="spellStart"/>
+      <w:r>
+        <w:t>autostart</w:t>
+      </w:r>
+      <w:proofErr w:type="spellEnd"/>
+      <w:r>
+        <w:t xml:space="preserve">&gt; element is defined then </w:t>
+      </w:r>
+      <w:proofErr w:type="spellStart"/>
+      <w:r>
+        <w:t>autostart</w:t>
+      </w:r>
+      <w:proofErr w:type="spellEnd"/>
+      <w:r>
+        <w:t xml:space="preserve"> is determined by the &lt;enable&gt; element.</w:t>
       </w:r>
     </w:p>
     <w:tbl>
@@ -21012,7 +22782,15 @@
               </w:rPr>
             </w:pPr>
             <w:r>
-              <w:t>Enables or disables the autostart. Valid values are “true” and “false”.</w:t>
+              <w:t xml:space="preserve">Enables or disables the </w:t>
+            </w:r>
+            <w:proofErr w:type="spellStart"/>
+            <w:r>
+              <w:t>autostart</w:t>
+            </w:r>
+            <w:proofErr w:type="spellEnd"/>
+            <w:r>
+              <w:t>. Valid values are “true” and “false”.</w:t>
             </w:r>
             <w:r>
               <w:br/>
@@ -21035,6 +22813,7 @@
               <w:rPr>
                 <w:lang w:val="en-GB"/>
               </w:rPr>
+              <w:lastRenderedPageBreak/>
               <w:t>&lt;page&gt;</w:t>
             </w:r>
           </w:p>
@@ -21052,7 +22831,15 @@
               </w:rPr>
             </w:pPr>
             <w:r>
-              <w:t>Defines which tab page is shown on autostart. This can be the name of the tab page like “Inputs”, or the tab page number starting from 1.</w:t>
+              <w:t xml:space="preserve">Defines which tab page is shown on </w:t>
+            </w:r>
+            <w:proofErr w:type="spellStart"/>
+            <w:r>
+              <w:t>autostart</w:t>
+            </w:r>
+            <w:proofErr w:type="spellEnd"/>
+            <w:r>
+              <w:t>. This can be the name of the tab page like “Inputs”, or the tab page number starting from 1.</w:t>
             </w:r>
           </w:p>
           <w:p>
@@ -21076,12 +22863,26 @@
           <w:rFonts w:hint="eastAsia"/>
         </w:rPr>
       </w:pPr>
-      <w:bookmarkStart w:id="67" w:name="_Toc118743317"/>
-      <w:r>
-        <w:rPr>
-          <w:lang w:val="en-GB"/>
-        </w:rPr>
-        <w:t>The &lt;modbustcpserver&gt; element</w:t>
+      <w:bookmarkStart w:id="67" w:name="_Toc138517988"/>
+      <w:r>
+        <w:rPr>
+          <w:lang w:val="en-GB"/>
+        </w:rPr>
+        <w:t>The &lt;</w:t>
+      </w:r>
+      <w:proofErr w:type="spellStart"/>
+      <w:r>
+        <w:rPr>
+          <w:lang w:val="en-GB"/>
+        </w:rPr>
+        <w:t>modbustcpserver</w:t>
+      </w:r>
+      <w:proofErr w:type="spellEnd"/>
+      <w:r>
+        <w:rPr>
+          <w:lang w:val="en-GB"/>
+        </w:rPr>
+        <w:t>&gt; element</w:t>
       </w:r>
       <w:bookmarkEnd w:id="67"/>
     </w:p>
@@ -21093,7 +22894,15 @@
         </w:rPr>
       </w:pPr>
       <w:r>
-        <w:t xml:space="preserve">The &lt;modbustcpserver&gt; element configures the built-in Modbus/TCP server that acts as a bridge to the connected modbus device. This allows other Modbus/TCP clients to be connected to the serial modbus device simultaneously. </w:t>
+        <w:t>The &lt;</w:t>
+      </w:r>
+      <w:proofErr w:type="spellStart"/>
+      <w:r>
+        <w:t>modbustcpserver</w:t>
+      </w:r>
+      <w:proofErr w:type="spellEnd"/>
+      <w:r>
+        <w:t xml:space="preserve">&gt; element configures the built-in Modbus/TCP server that acts as a bridge to the connected modbus device. This allows other Modbus/TCP clients to be connected to the serial modbus device simultaneously. </w:t>
       </w:r>
     </w:p>
     <w:p>
@@ -21196,7 +23005,15 @@
               <w:pStyle w:val="Xmlgridtag"/>
             </w:pPr>
             <w:r>
-              <w:t>&lt;enable&gt;</w:t>
+              <w:t>&lt;</w:t>
+            </w:r>
+            <w:proofErr w:type="spellStart"/>
+            <w:r>
+              <w:t>enable</w:t>
+            </w:r>
+            <w:proofErr w:type="spellEnd"/>
+            <w:r>
+              <w:t>&gt;</w:t>
             </w:r>
           </w:p>
         </w:tc>
@@ -21280,12 +23097,11 @@
           <w:rFonts w:hint="eastAsia"/>
         </w:rPr>
       </w:pPr>
-      <w:bookmarkStart w:id="68" w:name="_Toc118743318"/>
-      <w:r>
-        <w:rPr>
-          <w:lang w:val="en-GB"/>
-        </w:rPr>
-        <w:lastRenderedPageBreak/>
+      <w:bookmarkStart w:id="68" w:name="_Toc138517989"/>
+      <w:r>
+        <w:rPr>
+          <w:lang w:val="en-GB"/>
+        </w:rPr>
         <w:t>XML comments</w:t>
       </w:r>
       <w:bookmarkEnd w:id="68"/>
@@ -21519,6 +23335,7 @@
         </w:rPr>
         <w:t>&gt;&lt;</w:t>
       </w:r>
+      <w:proofErr w:type="spellStart"/>
       <w:r>
         <w:rPr>
           <w:rStyle w:val="XMLElement"/>
@@ -21526,6 +23343,7 @@
         </w:rPr>
         <w:t>rw</w:t>
       </w:r>
+      <w:proofErr w:type="spellEnd"/>
       <w:r>
         <w:rPr>
           <w:rStyle w:val="XMLBracket"/>
@@ -21547,6 +23365,7 @@
         </w:rPr>
         <w:t>&lt;/</w:t>
       </w:r>
+      <w:proofErr w:type="spellStart"/>
       <w:r>
         <w:rPr>
           <w:rStyle w:val="XMLElement"/>
@@ -21554,6 +23373,7 @@
         </w:rPr>
         <w:t>rw</w:t>
       </w:r>
+      <w:proofErr w:type="spellEnd"/>
       <w:r>
         <w:rPr>
           <w:rStyle w:val="XMLBracket"/>
@@ -21605,7 +23425,39 @@
           <w:rStyle w:val="XMLComment"/>
           <w:lang w:val="en-GB"/>
         </w:rPr>
-        <w:t>var&gt;&lt;reg&gt;40007&lt;/reg&gt;&lt;text&gt;Analog in 2&lt;/text&gt;&lt;type&gt;uint16&lt;/type&gt;&lt;rw&gt;r&lt;/rw&gt;&lt;/var&gt;</w:t>
+        <w:t>var&gt;&lt;reg&gt;40007&lt;/reg&gt;&lt;text&gt;Analog in 2&lt;/text&gt;&lt;type&gt;uint16&lt;/type&gt;&lt;</w:t>
+      </w:r>
+      <w:proofErr w:type="spellStart"/>
+      <w:r>
+        <w:rPr>
+          <w:rStyle w:val="XMLComment"/>
+          <w:lang w:val="en-GB"/>
+        </w:rPr>
+        <w:t>rw</w:t>
+      </w:r>
+      <w:proofErr w:type="spellEnd"/>
+      <w:r>
+        <w:rPr>
+          <w:rStyle w:val="XMLComment"/>
+          <w:lang w:val="en-GB"/>
+        </w:rPr>
+        <w:t>&gt;r&lt;/</w:t>
+      </w:r>
+      <w:proofErr w:type="spellStart"/>
+      <w:r>
+        <w:rPr>
+          <w:rStyle w:val="XMLComment"/>
+          <w:lang w:val="en-GB"/>
+        </w:rPr>
+        <w:t>rw</w:t>
+      </w:r>
+      <w:proofErr w:type="spellEnd"/>
+      <w:r>
+        <w:rPr>
+          <w:rStyle w:val="XMLComment"/>
+          <w:lang w:val="en-GB"/>
+        </w:rPr>
+        <w:t>&gt;&lt;/var&gt;</w:t>
       </w:r>
     </w:p>
     <w:p>
@@ -21624,7 +23476,39 @@
           <w:rStyle w:val="XMLComment"/>
           <w:lang w:val="en-GB"/>
         </w:rPr>
-        <w:t>var&gt;&lt;reg&gt;40008&lt;/reg&gt;&lt;text&gt;Analog in 3&lt;/text&gt;&lt;type&gt;uint16&lt;/type&gt;&lt;rw&gt;r&lt;/rw&gt;&lt;/var&gt;</w:t>
+        <w:t>var&gt;&lt;reg&gt;40008&lt;/reg&gt;&lt;text&gt;Analog in 3&lt;/text&gt;&lt;type&gt;uint16&lt;/type&gt;&lt;</w:t>
+      </w:r>
+      <w:proofErr w:type="spellStart"/>
+      <w:r>
+        <w:rPr>
+          <w:rStyle w:val="XMLComment"/>
+          <w:lang w:val="en-GB"/>
+        </w:rPr>
+        <w:t>rw</w:t>
+      </w:r>
+      <w:proofErr w:type="spellEnd"/>
+      <w:r>
+        <w:rPr>
+          <w:rStyle w:val="XMLComment"/>
+          <w:lang w:val="en-GB"/>
+        </w:rPr>
+        <w:t>&gt;r&lt;/</w:t>
+      </w:r>
+      <w:proofErr w:type="spellStart"/>
+      <w:r>
+        <w:rPr>
+          <w:rStyle w:val="XMLComment"/>
+          <w:lang w:val="en-GB"/>
+        </w:rPr>
+        <w:t>rw</w:t>
+      </w:r>
+      <w:proofErr w:type="spellEnd"/>
+      <w:r>
+        <w:rPr>
+          <w:rStyle w:val="XMLComment"/>
+          <w:lang w:val="en-GB"/>
+        </w:rPr>
+        <w:t>&gt;&lt;/var&gt;</w:t>
       </w:r>
     </w:p>
     <w:p>
@@ -21791,6 +23675,7 @@
         </w:rPr>
         <w:t>&gt;&lt;</w:t>
       </w:r>
+      <w:proofErr w:type="spellStart"/>
       <w:r>
         <w:rPr>
           <w:rStyle w:val="XMLElement"/>
@@ -21798,6 +23683,7 @@
         </w:rPr>
         <w:t>rw</w:t>
       </w:r>
+      <w:proofErr w:type="spellEnd"/>
       <w:r>
         <w:rPr>
           <w:rStyle w:val="XMLBracket"/>
@@ -21819,6 +23705,7 @@
         </w:rPr>
         <w:t>&lt;/</w:t>
       </w:r>
+      <w:proofErr w:type="spellStart"/>
       <w:r>
         <w:rPr>
           <w:rStyle w:val="XMLElement"/>
@@ -21826,6 +23713,7 @@
         </w:rPr>
         <w:t>rw</w:t>
       </w:r>
+      <w:proofErr w:type="spellEnd"/>
       <w:r>
         <w:rPr>
           <w:rStyle w:val="XMLBracket"/>
@@ -21856,7 +23744,7 @@
       </w:pPr>
     </w:p>
     <w:sectPr>
-      <w:footerReference w:type="default" r:id="rId14"/>
+      <w:footerReference w:type="default" r:id="rId15"/>
       <w:pgSz w:w="11906" w:h="16838"/>
       <w:pgMar w:top="1134" w:right="1134" w:bottom="1693" w:left="1134" w:header="708" w:footer="1134" w:gutter="0"/>
       <w:cols w:space="708"/>

--- a/Manuals/ModbusControl - User manual.docx
+++ b/Manuals/ModbusControl - User manual.docx
@@ -9556,11 +9556,6 @@
       <w:bookmarkEnd w:id="39"/>
     </w:p>
     <w:p>
-      <w:pPr>
-        <w:rPr>
-          <w:rFonts w:hint="eastAsia"/>
-        </w:rPr>
-      </w:pPr>
       <w:r>
         <w:t>Command line options allow to override the connection parameters</w:t>
       </w:r>
@@ -9602,25 +9597,23 @@
           <w:sz w:val="20"/>
           <w:szCs w:val="20"/>
         </w:rPr>
-        <w:t xml:space="preserve"> test3.mbc -connection </w:t>
-      </w:r>
-      <w:proofErr w:type="spellStart"/>
+        <w:t xml:space="preserve"> </w:t>
+      </w:r>
       <w:r>
         <w:rPr>
           <w:rFonts w:ascii="Courier New" w:hAnsi="Courier New" w:cs="Courier New"/>
           <w:sz w:val="20"/>
           <w:szCs w:val="20"/>
         </w:rPr>
-        <w:t>serialrtu</w:t>
-      </w:r>
-      <w:proofErr w:type="spellEnd"/>
+        <w:t>Test1</w:t>
+      </w:r>
       <w:r>
         <w:rPr>
           <w:rFonts w:ascii="Courier New" w:hAnsi="Courier New" w:cs="Courier New"/>
           <w:sz w:val="20"/>
           <w:szCs w:val="20"/>
         </w:rPr>
-        <w:t xml:space="preserve"> -port COM1 -</w:t>
+        <w:t xml:space="preserve">.mbc -connection </w:t>
       </w:r>
       <w:proofErr w:type="spellStart"/>
       <w:r>
@@ -9629,7 +9622,7 @@
           <w:sz w:val="20"/>
           <w:szCs w:val="20"/>
         </w:rPr>
-        <w:t>baudrate</w:t>
+        <w:t>serialrtu</w:t>
       </w:r>
       <w:proofErr w:type="spellEnd"/>
       <w:r>
@@ -9638,15 +9631,35 @@
           <w:sz w:val="20"/>
           <w:szCs w:val="20"/>
         </w:rPr>
-        <w:t xml:space="preserve"> 19200</w:t>
-      </w:r>
+        <w:t xml:space="preserve"> -port COM1 -</w:t>
+      </w:r>
+      <w:proofErr w:type="spellStart"/>
       <w:r>
         <w:rPr>
           <w:rFonts w:ascii="Courier New" w:hAnsi="Courier New" w:cs="Courier New"/>
           <w:sz w:val="20"/>
           <w:szCs w:val="20"/>
         </w:rPr>
-        <w:br/>
+        <w:t>baudrate</w:t>
+      </w:r>
+      <w:proofErr w:type="spellEnd"/>
+      <w:r>
+        <w:rPr>
+          <w:rFonts w:ascii="Courier New" w:hAnsi="Courier New" w:cs="Courier New"/>
+          <w:sz w:val="20"/>
+          <w:szCs w:val="20"/>
+        </w:rPr>
+        <w:t xml:space="preserve"> 19200</w:t>
+      </w:r>
+    </w:p>
+    <w:p>
+      <w:pPr>
+        <w:rPr>
+          <w:rFonts w:hint="eastAsia"/>
+        </w:rPr>
+      </w:pPr>
+      <w:r>
+        <w:t>Options can start with - (dash) or / (slash).</w:t>
       </w:r>
     </w:p>
     <w:tbl>
@@ -9849,13 +9862,7 @@
               <w:t xml:space="preserve"> </w:t>
             </w:r>
             <w:r>
-              <w:t>&lt;</w:t>
-            </w:r>
-            <w:r>
               <w:t>###</w:t>
-            </w:r>
-            <w:r>
-              <w:t>&gt;</w:t>
             </w:r>
           </w:p>
         </w:tc>
@@ -9976,13 +9983,7 @@
               <w:t xml:space="preserve"> </w:t>
             </w:r>
             <w:r>
-              <w:t>&lt;</w:t>
-            </w:r>
-            <w:r>
               <w:t>###</w:t>
-            </w:r>
-            <w:r>
-              <w:t>&gt;</w:t>
             </w:r>
           </w:p>
         </w:tc>
@@ -10041,9 +10042,6 @@
             <w:r>
               <w:t xml:space="preserve"> </w:t>
             </w:r>
-            <w:r>
-              <w:t>&lt;true/false&gt;</w:t>
-            </w:r>
           </w:p>
         </w:tc>
         <w:tc>
@@ -10058,13 +10056,10 @@
               </w:rPr>
             </w:pPr>
             <w:r>
-              <w:t>S</w:t>
-            </w:r>
-            <w:r>
-              <w:rPr>
-                <w:rFonts w:hint="eastAsia"/>
-              </w:rPr>
-              <w:t>uppress the query command being echoed back to ModbusControl.</w:t>
+              <w:rPr>
+                <w:rFonts w:hint="eastAsia"/>
+              </w:rPr>
+              <w:t>Ignore</w:t>
             </w:r>
             <w:r>
               <w:t xml:space="preserve"> </w:t>
@@ -10073,10 +10068,13 @@
               <w:rPr>
                 <w:rFonts w:hint="eastAsia"/>
               </w:rPr>
-              <w:t>S</w:t>
-            </w:r>
-            <w:r>
-              <w:t>et true or false.</w:t>
+              <w:t>the query command being echoed back to ModbusControl.</w:t>
+            </w:r>
+            <w:r>
+              <w:t xml:space="preserve"> </w:t>
+            </w:r>
+            <w:r>
+              <w:t>No value.</w:t>
             </w:r>
           </w:p>
         </w:tc>
@@ -10108,16 +10106,7 @@
             </w:r>
             <w:proofErr w:type="spellEnd"/>
             <w:r>
-              <w:t xml:space="preserve"> </w:t>
-            </w:r>
-            <w:r>
-              <w:t>&lt;</w:t>
-            </w:r>
-            <w:r>
-              <w:t>###.###.###.###</w:t>
-            </w:r>
-            <w:r>
-              <w:t>&gt;</w:t>
+              <w:t xml:space="preserve"> ###.###.###.###</w:t>
             </w:r>
           </w:p>
         </w:tc>
@@ -10150,13 +10139,6 @@
             <w:r>
               <w:t>100</w:t>
             </w:r>
-          </w:p>
-          <w:p>
-            <w:pPr>
-              <w:rPr>
-                <w:rFonts w:hint="eastAsia"/>
-              </w:rPr>
-            </w:pPr>
           </w:p>
         </w:tc>
       </w:tr>
@@ -10187,16 +10169,7 @@
             </w:r>
             <w:proofErr w:type="spellEnd"/>
             <w:r>
-              <w:t xml:space="preserve"> </w:t>
-            </w:r>
-            <w:r>
-              <w:t>&lt;</w:t>
-            </w:r>
-            <w:r>
-              <w:t>###</w:t>
-            </w:r>
-            <w:r>
-              <w:t>&gt;</w:t>
+              <w:t xml:space="preserve"> ###</w:t>
             </w:r>
           </w:p>
         </w:tc>
@@ -10229,13 +10202,6 @@
             <w:r>
               <w:t>2</w:t>
             </w:r>
-          </w:p>
-          <w:p>
-            <w:pPr>
-              <w:rPr>
-                <w:rFonts w:hint="eastAsia"/>
-              </w:rPr>
-            </w:pPr>
           </w:p>
         </w:tc>
       </w:tr>
@@ -10269,21 +10235,8 @@
               <w:t xml:space="preserve"> </w:t>
             </w:r>
             <w:r>
-              <w:t>&lt;</w:t>
-            </w:r>
-            <w:r>
               <w:t>###</w:t>
             </w:r>
-            <w:r>
-              <w:t>&gt;</w:t>
-            </w:r>
-          </w:p>
-          <w:p>
-            <w:pPr>
-              <w:rPr>
-                <w:rFonts w:hint="eastAsia"/>
-              </w:rPr>
-            </w:pPr>
           </w:p>
         </w:tc>
         <w:tc>
@@ -10342,13 +10295,6 @@
               <w:t>###</w:t>
             </w:r>
           </w:p>
-          <w:p>
-            <w:pPr>
-              <w:rPr>
-                <w:rFonts w:hint="eastAsia"/>
-              </w:rPr>
-            </w:pPr>
-          </w:p>
         </w:tc>
         <w:tc>
           <w:tcPr>
@@ -10406,13 +10352,6 @@
               <w:t>###</w:t>
             </w:r>
           </w:p>
-          <w:p>
-            <w:pPr>
-              <w:rPr>
-                <w:rFonts w:hint="eastAsia"/>
-              </w:rPr>
-            </w:pPr>
-          </w:p>
         </w:tc>
         <w:tc>
           <w:tcPr>
@@ -10473,13 +10412,6 @@
               <w:t>###</w:t>
             </w:r>
           </w:p>
-          <w:p>
-            <w:pPr>
-              <w:rPr>
-                <w:rFonts w:hint="eastAsia"/>
-              </w:rPr>
-            </w:pPr>
-          </w:p>
         </w:tc>
         <w:tc>
           <w:tcPr>
@@ -10500,6 +10432,53 @@
                 <w:rFonts w:hint="eastAsia"/>
               </w:rPr>
               <w:t xml:space="preserve"> milliseconds.</w:t>
+            </w:r>
+          </w:p>
+        </w:tc>
+      </w:tr>
+      <w:tr>
+        <w:tc>
+          <w:tcPr>
+            <w:tcW w:w="3260" w:type="dxa"/>
+            <w:shd w:val="clear" w:color="auto" w:fill="auto"/>
+          </w:tcPr>
+          <w:p>
+            <w:pPr>
+              <w:rPr>
+                <w:rFonts w:hint="eastAsia"/>
+              </w:rPr>
+            </w:pPr>
+            <w:r>
+              <w:rPr>
+                <w:rFonts w:hint="eastAsia"/>
+              </w:rPr>
+              <w:t xml:space="preserve">-? or -help  </w:t>
+            </w:r>
+          </w:p>
+        </w:tc>
+        <w:tc>
+          <w:tcPr>
+            <w:tcW w:w="6268" w:type="dxa"/>
+            <w:shd w:val="clear" w:color="auto" w:fill="auto"/>
+          </w:tcPr>
+          <w:p>
+            <w:r>
+              <w:rPr>
+                <w:rFonts w:hint="eastAsia"/>
+              </w:rPr>
+              <w:t xml:space="preserve">Shows </w:t>
+            </w:r>
+            <w:r>
+              <w:t xml:space="preserve">a command line </w:t>
+            </w:r>
+            <w:r>
+              <w:rPr>
+                <w:rFonts w:hint="eastAsia"/>
+              </w:rPr>
+              <w:t>help screen</w:t>
+            </w:r>
+            <w:r>
+              <w:t>.</w:t>
             </w:r>
           </w:p>
         </w:tc>
@@ -10627,49 +10606,52 @@
       </w:pPr>
       <w:bookmarkStart w:id="41" w:name="_Toc138517973"/>
       <w:r>
+        <w:t>Editing the mbc project file</w:t>
+      </w:r>
+      <w:bookmarkEnd w:id="41"/>
+    </w:p>
+    <w:p>
+      <w:pPr>
+        <w:pStyle w:val="Kop2"/>
+        <w:rPr>
+          <w:rFonts w:hint="eastAsia"/>
+        </w:rPr>
+      </w:pPr>
+      <w:bookmarkStart w:id="42" w:name="_Toc138517974"/>
+      <w:r>
+        <w:rPr>
+          <w:lang w:val="en-GB"/>
+        </w:rPr>
+        <w:t>Editing the XML</w:t>
+      </w:r>
+      <w:bookmarkEnd w:id="42"/>
+    </w:p>
+    <w:p>
+      <w:pPr>
+        <w:rPr>
+          <w:rFonts w:hint="eastAsia"/>
+        </w:rPr>
+      </w:pPr>
+      <w:r>
+        <w:t xml:space="preserve">The mbc project file is an XML formatted text file that is both human-readable and machine-readable. ModbusControl does not (yet) support creation of a project file so it has to be edited manually. You can also use the example project </w:t>
+      </w:r>
+      <w:proofErr w:type="spellStart"/>
+      <w:r>
+        <w:t>Demo.mbc</w:t>
+      </w:r>
+      <w:proofErr w:type="spellEnd"/>
+      <w:r>
+        <w:t xml:space="preserve"> to start from. You</w:t>
+      </w:r>
+      <w:r>
+        <w:t>’</w:t>
+      </w:r>
+      <w:r>
+        <w:t xml:space="preserve">ll find it in the Help </w:t>
+      </w:r>
+      <w:r>
         <w:lastRenderedPageBreak/>
-        <w:t>Editing the mbc project file</w:t>
-      </w:r>
-      <w:bookmarkEnd w:id="41"/>
-    </w:p>
-    <w:p>
-      <w:pPr>
-        <w:pStyle w:val="Kop2"/>
-        <w:rPr>
-          <w:rFonts w:hint="eastAsia"/>
-        </w:rPr>
-      </w:pPr>
-      <w:bookmarkStart w:id="42" w:name="_Toc138517974"/>
-      <w:r>
-        <w:rPr>
-          <w:lang w:val="en-GB"/>
-        </w:rPr>
-        <w:t>Editing the XML</w:t>
-      </w:r>
-      <w:bookmarkEnd w:id="42"/>
-    </w:p>
-    <w:p>
-      <w:pPr>
-        <w:rPr>
-          <w:rFonts w:hint="eastAsia"/>
-        </w:rPr>
-      </w:pPr>
-      <w:r>
-        <w:t xml:space="preserve">The mbc project file is an XML formatted text file that is both human-readable and machine-readable. ModbusControl does not (yet) support creation of a project file so it has to be edited manually. You can also use the example project </w:t>
-      </w:r>
-      <w:proofErr w:type="spellStart"/>
-      <w:r>
-        <w:t>Demo.mbc</w:t>
-      </w:r>
-      <w:proofErr w:type="spellEnd"/>
-      <w:r>
-        <w:t xml:space="preserve"> to start from. You</w:t>
-      </w:r>
-      <w:r>
-        <w:t>’</w:t>
-      </w:r>
-      <w:r>
-        <w:t>ll find it in the Help menu.</w:t>
+        <w:t>menu.</w:t>
       </w:r>
     </w:p>
     <w:p>
@@ -11534,7 +11516,6 @@
               </w:rPr>
             </w:pPr>
             <w:r>
-              <w:lastRenderedPageBreak/>
               <w:t>Value “serial/</w:t>
             </w:r>
             <w:proofErr w:type="spellStart"/>
@@ -11608,7 +11589,6 @@
               <w:rPr>
                 <w:lang w:val="en-GB"/>
               </w:rPr>
-              <w:lastRenderedPageBreak/>
               <w:t>&lt;port&gt;</w:t>
             </w:r>
           </w:p>
@@ -11695,6 +11675,7 @@
               <w:rPr>
                 <w:lang w:val="en-GB"/>
               </w:rPr>
+              <w:lastRenderedPageBreak/>
               <w:t xml:space="preserve">&lt;parity&gt; </w:t>
             </w:r>
           </w:p>
@@ -12353,7 +12334,6 @@
               </w:rPr>
             </w:pPr>
             <w:r>
-              <w:lastRenderedPageBreak/>
               <w:t>Value “big” for high-low word order: the high bits in the first 16-bit register and the low bits in the second 16-bit register.</w:t>
             </w:r>
           </w:p>
@@ -12385,25 +12365,28 @@
               <w:rPr>
                 <w:lang w:val="en-GB"/>
               </w:rPr>
+              <w:t>&lt;float32endian&gt;</w:t>
+            </w:r>
+          </w:p>
+        </w:tc>
+        <w:tc>
+          <w:tcPr>
+            <w:tcW w:w="6747" w:type="dxa"/>
+            <w:shd w:val="clear" w:color="auto" w:fill="auto"/>
+          </w:tcPr>
+          <w:p>
+            <w:pPr>
+              <w:pStyle w:val="Xmlgridtext"/>
+              <w:rPr>
+                <w:rFonts w:hint="eastAsia"/>
+              </w:rPr>
+            </w:pPr>
+            <w:r>
+              <w:t xml:space="preserve">Defines how a 32-bit floating point value is stored in 2 16-bit </w:t>
+            </w:r>
+            <w:r>
               <w:lastRenderedPageBreak/>
-              <w:t>&lt;float32endian&gt;</w:t>
-            </w:r>
-          </w:p>
-        </w:tc>
-        <w:tc>
-          <w:tcPr>
-            <w:tcW w:w="6747" w:type="dxa"/>
-            <w:shd w:val="clear" w:color="auto" w:fill="auto"/>
-          </w:tcPr>
-          <w:p>
-            <w:pPr>
-              <w:pStyle w:val="Xmlgridtext"/>
-              <w:rPr>
-                <w:rFonts w:hint="eastAsia"/>
-              </w:rPr>
-            </w:pPr>
-            <w:r>
-              <w:t xml:space="preserve">Defines how a 32-bit floating point value is stored in 2 16-bit registers. </w:t>
+              <w:t xml:space="preserve">registers. </w:t>
             </w:r>
           </w:p>
           <w:p>
@@ -12444,6 +12427,7 @@
               <w:rPr>
                 <w:lang w:val="en-GB"/>
               </w:rPr>
+              <w:lastRenderedPageBreak/>
               <w:t>&lt;ascii16endian&gt;</w:t>
             </w:r>
           </w:p>
@@ -13636,7 +13620,6 @@
               <w:rPr>
                 <w:lang w:val="en-GB"/>
               </w:rPr>
-              <w:lastRenderedPageBreak/>
               <w:t>&lt;name&gt;</w:t>
             </w:r>
           </w:p>
@@ -13966,6 +13949,7 @@
               <w:rPr>
                 <w:lang w:val="en-GB"/>
               </w:rPr>
+              <w:lastRenderedPageBreak/>
               <w:t>&lt;</w:t>
             </w:r>
             <w:proofErr w:type="spellStart"/>
@@ -15319,7 +15303,6 @@
               <w:rPr>
                 <w:lang w:val="en-GB"/>
               </w:rPr>
-              <w:lastRenderedPageBreak/>
               <w:t>&lt;reg&gt;</w:t>
             </w:r>
           </w:p>
@@ -15529,6 +15512,7 @@
               <w:rPr>
                 <w:lang w:val="en-GB"/>
               </w:rPr>
+              <w:lastRenderedPageBreak/>
               <w:t>&lt;type&gt;</w:t>
             </w:r>
           </w:p>
@@ -16444,7 +16428,6 @@
         <w:rPr>
           <w:rStyle w:val="XMLBracket"/>
         </w:rPr>
-        <w:lastRenderedPageBreak/>
         <w:t>&lt;</w:t>
       </w:r>
       <w:r>
@@ -17078,6 +17061,7 @@
         <w:rPr>
           <w:lang w:val="en-GB"/>
         </w:rPr>
+        <w:lastRenderedPageBreak/>
         <w:t>The &lt;text&gt; element</w:t>
       </w:r>
       <w:bookmarkEnd w:id="49"/>
@@ -18138,7 +18122,6 @@
           <w:rStyle w:val="XMLElement"/>
           <w:noProof/>
         </w:rPr>
-        <w:lastRenderedPageBreak/>
         <w:t xml:space="preserve"> </w:t>
       </w:r>
       <w:r>
@@ -18224,6 +18207,7 @@
               <w:rPr>
                 <w:lang w:val="en-GB"/>
               </w:rPr>
+              <w:lastRenderedPageBreak/>
               <w:t>int16</w:t>
             </w:r>
           </w:p>
@@ -19486,9 +19470,6 @@
       </w:r>
       <w:r>
         <w:br/>
-      </w:r>
-      <w:r>
-        <w:lastRenderedPageBreak/>
         <w:t xml:space="preserve">The </w:t>
       </w:r>
       <w:r>
@@ -19651,6 +19632,7 @@
               </w:rPr>
             </w:pPr>
             <w:r>
+              <w:lastRenderedPageBreak/>
               <w:t>Optional. Default is 1.</w:t>
             </w:r>
           </w:p>
@@ -19670,6 +19652,7 @@
               <w:rPr>
                 <w:lang w:val="en-GB"/>
               </w:rPr>
+              <w:lastRenderedPageBreak/>
               <w:t xml:space="preserve">&lt;text&gt; </w:t>
             </w:r>
           </w:p>
@@ -21979,7 +21962,6 @@
                 <w:rStyle w:val="XMLBracket"/>
                 <w:lang w:val="en-GB"/>
               </w:rPr>
-              <w:lastRenderedPageBreak/>
               <w:t>&lt;</w:t>
             </w:r>
             <w:proofErr w:type="spellStart"/>
@@ -22353,6 +22335,7 @@
                 <w:rStyle w:val="XMLBracket"/>
                 <w:lang w:val="en-GB"/>
               </w:rPr>
+              <w:lastRenderedPageBreak/>
               <w:t>&lt;</w:t>
             </w:r>
             <w:proofErr w:type="spellStart"/>
@@ -22813,7 +22796,6 @@
               <w:rPr>
                 <w:lang w:val="en-GB"/>
               </w:rPr>
-              <w:lastRenderedPageBreak/>
               <w:t>&lt;page&gt;</w:t>
             </w:r>
           </w:p>
@@ -22913,6 +22895,7 @@
         </w:rPr>
       </w:pPr>
       <w:r>
+        <w:lastRenderedPageBreak/>
         <w:t>See [</w:t>
       </w:r>
       <w:r>

--- a/Manuals/ModbusControl - User manual.docx
+++ b/Manuals/ModbusControl - User manual.docx
@@ -112,7 +112,6 @@
         </w:r>
         <w:r>
           <w:rPr>
-            <w:rFonts w:hint="eastAsia"/>
             <w:noProof/>
           </w:rPr>
           <w:fldChar w:fldCharType="separate"/>
@@ -199,7 +198,6 @@
         </w:r>
         <w:r>
           <w:rPr>
-            <w:rFonts w:hint="eastAsia"/>
             <w:noProof/>
           </w:rPr>
           <w:fldChar w:fldCharType="separate"/>
@@ -286,7 +284,6 @@
         </w:r>
         <w:r>
           <w:rPr>
-            <w:rFonts w:hint="eastAsia"/>
             <w:noProof/>
           </w:rPr>
           <w:fldChar w:fldCharType="separate"/>
@@ -373,7 +370,6 @@
         </w:r>
         <w:r>
           <w:rPr>
-            <w:rFonts w:hint="eastAsia"/>
             <w:noProof/>
           </w:rPr>
           <w:fldChar w:fldCharType="separate"/>
@@ -460,7 +456,6 @@
         </w:r>
         <w:r>
           <w:rPr>
-            <w:rFonts w:hint="eastAsia"/>
             <w:noProof/>
           </w:rPr>
           <w:fldChar w:fldCharType="separate"/>
@@ -547,7 +542,6 @@
         </w:r>
         <w:r>
           <w:rPr>
-            <w:rFonts w:hint="eastAsia"/>
             <w:noProof/>
           </w:rPr>
           <w:fldChar w:fldCharType="separate"/>
@@ -634,7 +628,6 @@
         </w:r>
         <w:r>
           <w:rPr>
-            <w:rFonts w:hint="eastAsia"/>
             <w:noProof/>
           </w:rPr>
           <w:fldChar w:fldCharType="separate"/>
@@ -721,7 +714,6 @@
         </w:r>
         <w:r>
           <w:rPr>
-            <w:rFonts w:hint="eastAsia"/>
             <w:noProof/>
           </w:rPr>
           <w:fldChar w:fldCharType="separate"/>
@@ -808,7 +800,6 @@
         </w:r>
         <w:r>
           <w:rPr>
-            <w:rFonts w:hint="eastAsia"/>
             <w:noProof/>
           </w:rPr>
           <w:fldChar w:fldCharType="separate"/>
@@ -895,7 +886,6 @@
         </w:r>
         <w:r>
           <w:rPr>
-            <w:rFonts w:hint="eastAsia"/>
             <w:noProof/>
           </w:rPr>
           <w:fldChar w:fldCharType="separate"/>
@@ -982,7 +972,6 @@
         </w:r>
         <w:r>
           <w:rPr>
-            <w:rFonts w:hint="eastAsia"/>
             <w:noProof/>
           </w:rPr>
           <w:fldChar w:fldCharType="separate"/>
@@ -1069,7 +1058,6 @@
         </w:r>
         <w:r>
           <w:rPr>
-            <w:rFonts w:hint="eastAsia"/>
             <w:noProof/>
           </w:rPr>
           <w:fldChar w:fldCharType="separate"/>
@@ -1156,7 +1144,6 @@
         </w:r>
         <w:r>
           <w:rPr>
-            <w:rFonts w:hint="eastAsia"/>
             <w:noProof/>
           </w:rPr>
           <w:fldChar w:fldCharType="separate"/>
@@ -1243,7 +1230,6 @@
         </w:r>
         <w:r>
           <w:rPr>
-            <w:rFonts w:hint="eastAsia"/>
             <w:noProof/>
           </w:rPr>
           <w:fldChar w:fldCharType="separate"/>
@@ -1330,7 +1316,6 @@
         </w:r>
         <w:r>
           <w:rPr>
-            <w:rFonts w:hint="eastAsia"/>
             <w:noProof/>
           </w:rPr>
           <w:fldChar w:fldCharType="separate"/>
@@ -1417,7 +1402,6 @@
         </w:r>
         <w:r>
           <w:rPr>
-            <w:rFonts w:hint="eastAsia"/>
             <w:noProof/>
           </w:rPr>
           <w:fldChar w:fldCharType="separate"/>
@@ -1504,7 +1488,6 @@
         </w:r>
         <w:r>
           <w:rPr>
-            <w:rFonts w:hint="eastAsia"/>
             <w:noProof/>
           </w:rPr>
           <w:fldChar w:fldCharType="separate"/>
@@ -1591,7 +1574,6 @@
         </w:r>
         <w:r>
           <w:rPr>
-            <w:rFonts w:hint="eastAsia"/>
             <w:noProof/>
           </w:rPr>
           <w:fldChar w:fldCharType="separate"/>
@@ -1678,7 +1660,6 @@
         </w:r>
         <w:r>
           <w:rPr>
-            <w:rFonts w:hint="eastAsia"/>
             <w:noProof/>
           </w:rPr>
           <w:fldChar w:fldCharType="separate"/>
@@ -1765,7 +1746,6 @@
         </w:r>
         <w:r>
           <w:rPr>
-            <w:rFonts w:hint="eastAsia"/>
             <w:noProof/>
           </w:rPr>
           <w:fldChar w:fldCharType="separate"/>
@@ -1852,7 +1832,6 @@
         </w:r>
         <w:r>
           <w:rPr>
-            <w:rFonts w:hint="eastAsia"/>
             <w:noProof/>
           </w:rPr>
           <w:fldChar w:fldCharType="separate"/>
@@ -1939,7 +1918,6 @@
         </w:r>
         <w:r>
           <w:rPr>
-            <w:rFonts w:hint="eastAsia"/>
             <w:noProof/>
           </w:rPr>
           <w:fldChar w:fldCharType="separate"/>
@@ -2026,7 +2004,6 @@
         </w:r>
         <w:r>
           <w:rPr>
-            <w:rFonts w:hint="eastAsia"/>
             <w:noProof/>
           </w:rPr>
           <w:fldChar w:fldCharType="separate"/>
@@ -2113,7 +2090,6 @@
         </w:r>
         <w:r>
           <w:rPr>
-            <w:rFonts w:hint="eastAsia"/>
             <w:noProof/>
           </w:rPr>
           <w:fldChar w:fldCharType="separate"/>
@@ -2200,7 +2176,6 @@
         </w:r>
         <w:r>
           <w:rPr>
-            <w:rFonts w:hint="eastAsia"/>
             <w:noProof/>
           </w:rPr>
           <w:fldChar w:fldCharType="separate"/>
@@ -2287,7 +2262,6 @@
         </w:r>
         <w:r>
           <w:rPr>
-            <w:rFonts w:hint="eastAsia"/>
             <w:noProof/>
           </w:rPr>
           <w:fldChar w:fldCharType="separate"/>
@@ -2374,7 +2348,6 @@
         </w:r>
         <w:r>
           <w:rPr>
-            <w:rFonts w:hint="eastAsia"/>
             <w:noProof/>
           </w:rPr>
           <w:fldChar w:fldCharType="separate"/>
@@ -2461,7 +2434,6 @@
         </w:r>
         <w:r>
           <w:rPr>
-            <w:rFonts w:hint="eastAsia"/>
             <w:noProof/>
           </w:rPr>
           <w:fldChar w:fldCharType="separate"/>
@@ -2548,7 +2520,6 @@
         </w:r>
         <w:r>
           <w:rPr>
-            <w:rFonts w:hint="eastAsia"/>
             <w:noProof/>
           </w:rPr>
           <w:fldChar w:fldCharType="separate"/>
@@ -2635,7 +2606,6 @@
         </w:r>
         <w:r>
           <w:rPr>
-            <w:rFonts w:hint="eastAsia"/>
             <w:noProof/>
           </w:rPr>
           <w:fldChar w:fldCharType="separate"/>
@@ -2722,7 +2692,6 @@
         </w:r>
         <w:r>
           <w:rPr>
-            <w:rFonts w:hint="eastAsia"/>
             <w:noProof/>
           </w:rPr>
           <w:fldChar w:fldCharType="separate"/>
@@ -2809,7 +2778,6 @@
         </w:r>
         <w:r>
           <w:rPr>
-            <w:rFonts w:hint="eastAsia"/>
             <w:noProof/>
           </w:rPr>
           <w:fldChar w:fldCharType="separate"/>
@@ -2896,7 +2864,6 @@
         </w:r>
         <w:r>
           <w:rPr>
-            <w:rFonts w:hint="eastAsia"/>
             <w:noProof/>
           </w:rPr>
           <w:fldChar w:fldCharType="separate"/>
@@ -2985,7 +2952,6 @@
         </w:r>
         <w:r>
           <w:rPr>
-            <w:rFonts w:hint="eastAsia"/>
             <w:noProof/>
           </w:rPr>
           <w:fldChar w:fldCharType="separate"/>
@@ -3072,7 +3038,6 @@
         </w:r>
         <w:r>
           <w:rPr>
-            <w:rFonts w:hint="eastAsia"/>
             <w:noProof/>
           </w:rPr>
           <w:fldChar w:fldCharType="separate"/>
@@ -3159,7 +3124,6 @@
         </w:r>
         <w:r>
           <w:rPr>
-            <w:rFonts w:hint="eastAsia"/>
             <w:noProof/>
           </w:rPr>
           <w:fldChar w:fldCharType="separate"/>
@@ -3246,7 +3210,6 @@
         </w:r>
         <w:r>
           <w:rPr>
-            <w:rFonts w:hint="eastAsia"/>
             <w:noProof/>
           </w:rPr>
           <w:fldChar w:fldCharType="separate"/>
@@ -3333,7 +3296,6 @@
         </w:r>
         <w:r>
           <w:rPr>
-            <w:rFonts w:hint="eastAsia"/>
             <w:noProof/>
           </w:rPr>
           <w:fldChar w:fldCharType="separate"/>
@@ -3420,7 +3382,6 @@
         </w:r>
         <w:r>
           <w:rPr>
-            <w:rFonts w:hint="eastAsia"/>
             <w:noProof/>
           </w:rPr>
           <w:fldChar w:fldCharType="separate"/>
@@ -3507,7 +3468,6 @@
         </w:r>
         <w:r>
           <w:rPr>
-            <w:rFonts w:hint="eastAsia"/>
             <w:noProof/>
           </w:rPr>
           <w:fldChar w:fldCharType="separate"/>
@@ -3594,7 +3554,6 @@
         </w:r>
         <w:r>
           <w:rPr>
-            <w:rFonts w:hint="eastAsia"/>
             <w:noProof/>
           </w:rPr>
           <w:fldChar w:fldCharType="separate"/>
@@ -3681,7 +3640,6 @@
         </w:r>
         <w:r>
           <w:rPr>
-            <w:rFonts w:hint="eastAsia"/>
             <w:noProof/>
           </w:rPr>
           <w:fldChar w:fldCharType="separate"/>
@@ -3768,7 +3726,6 @@
         </w:r>
         <w:r>
           <w:rPr>
-            <w:rFonts w:hint="eastAsia"/>
             <w:noProof/>
           </w:rPr>
           <w:fldChar w:fldCharType="separate"/>
@@ -3855,7 +3812,6 @@
         </w:r>
         <w:r>
           <w:rPr>
-            <w:rFonts w:hint="eastAsia"/>
             <w:noProof/>
           </w:rPr>
           <w:fldChar w:fldCharType="separate"/>
@@ -3937,11 +3893,9 @@
       <w:r>
         <w:t>“</w:t>
       </w:r>
-      <w:proofErr w:type="spellStart"/>
       <w:r>
         <w:t>Demo.mbc</w:t>
       </w:r>
-      <w:proofErr w:type="spellEnd"/>
       <w:r>
         <w:t>”</w:t>
       </w:r>
@@ -4740,15 +4694,7 @@
         <w:t>elect the export values format</w:t>
       </w:r>
       <w:r>
-        <w:t xml:space="preserve"> (int, </w:t>
-      </w:r>
-      <w:proofErr w:type="spellStart"/>
-      <w:r>
-        <w:t>uint</w:t>
-      </w:r>
-      <w:proofErr w:type="spellEnd"/>
-      <w:r>
-        <w:t>, hex), and select the output file.</w:t>
+        <w:t xml:space="preserve"> (int, uint, hex), and select the output file.</w:t>
       </w:r>
     </w:p>
     <w:p>
@@ -5315,6 +5261,9 @@
     <w:p>
       <w:pPr>
         <w:spacing w:after="240"/>
+        <w:rPr>
+          <w:rFonts w:hint="eastAsia"/>
+        </w:rPr>
       </w:pPr>
       <w:r>
         <w:t xml:space="preserve">If a </w:t>
@@ -5399,7 +5348,7 @@
             <v:path o:extrusionok="f" gradientshapeok="t" o:connecttype="rect"/>
             <o:lock v:ext="edit" aspectratio="t"/>
           </v:shapetype>
-          <v:shape id="_x0000_i1032" type="#_x0000_t75" style="width:408.6pt;height:55.8pt;visibility:visible;mso-wrap-style:square">
+          <v:shape id="_x0000_i1025" type="#_x0000_t75" style="width:408.6pt;height:55.8pt;visibility:visible;mso-wrap-style:square">
             <v:imagedata r:id="rId8" o:title=""/>
           </v:shape>
         </w:pict>
@@ -6282,13 +6231,8 @@
               </w:rPr>
             </w:pPr>
             <w:bookmarkStart w:id="16" w:name="Functioncodetowriteholdingregisters"/>
-            <w:proofErr w:type="spellStart"/>
-            <w:r>
-              <w:t>Functioncode</w:t>
-            </w:r>
-            <w:proofErr w:type="spellEnd"/>
-            <w:r>
-              <w:t xml:space="preserve"> to write holding registers</w:t>
+            <w:r>
+              <w:t>Functioncode to write holding registers</w:t>
             </w:r>
             <w:bookmarkEnd w:id="16"/>
             <w:r>
@@ -6966,15 +6910,7 @@
             </w:pPr>
             <w:r>
               <w:lastRenderedPageBreak/>
-              <w:t>Sample rate (</w:t>
-            </w:r>
-            <w:proofErr w:type="spellStart"/>
-            <w:r>
-              <w:t>ms</w:t>
-            </w:r>
-            <w:proofErr w:type="spellEnd"/>
-            <w:r>
-              <w:t>):</w:t>
+              <w:t>Sample rate (ms):</w:t>
             </w:r>
           </w:p>
         </w:tc>
@@ -8351,15 +8287,7 @@
         </w:rPr>
       </w:pPr>
       <w:r>
-        <w:t xml:space="preserve">To open a demo project file named </w:t>
-      </w:r>
-      <w:proofErr w:type="spellStart"/>
-      <w:r>
-        <w:t>Demo.mbc</w:t>
-      </w:r>
-      <w:proofErr w:type="spellEnd"/>
-      <w:r>
-        <w:t>.</w:t>
+        <w:t>To open a demo project file named Demo.mbc.</w:t>
       </w:r>
     </w:p>
     <w:p>
@@ -8415,15 +8343,7 @@
         </w:rPr>
       </w:pPr>
       <w:r>
-        <w:t xml:space="preserve">Right-click the mouse on the Register or Description column to change the background </w:t>
-      </w:r>
-      <w:proofErr w:type="spellStart"/>
-      <w:r>
-        <w:t>color</w:t>
-      </w:r>
-      <w:proofErr w:type="spellEnd"/>
-      <w:r>
-        <w:t xml:space="preserve"> of the line. This allows to highlight the registers you are currently focusing on. </w:t>
+        <w:t xml:space="preserve">Right-click the mouse on the Register or Description column to change the background color of the line. This allows to highlight the registers you are currently focusing on. </w:t>
       </w:r>
       <w:r>
         <w:br/>
@@ -8480,13 +8400,8 @@
           <w:rFonts w:hint="eastAsia"/>
         </w:rPr>
       </w:pPr>
-      <w:proofErr w:type="spellStart"/>
-      <w:r>
-        <w:t>UInt</w:t>
-      </w:r>
-      <w:proofErr w:type="spellEnd"/>
-      <w:r>
-        <w:t>: show as unsigned integer</w:t>
+      <w:r>
+        <w:t>UInt: show as unsigned integer</w:t>
       </w:r>
     </w:p>
     <w:p>
@@ -8705,7 +8620,7 @@
           <w:noProof/>
         </w:rPr>
         <w:pict w14:anchorId="5CABB691">
-          <v:shape id="_x0000_i1025" type="#_x0000_t75" style="width:391.2pt;height:51.6pt;visibility:visible;mso-wrap-style:square">
+          <v:shape id="_x0000_i1026" type="#_x0000_t75" style="width:391.2pt;height:51.6pt;visibility:visible;mso-wrap-style:square">
             <v:imagedata r:id="rId10" o:title=""/>
           </v:shape>
         </w:pict>
@@ -9117,15 +9032,7 @@
         </w:rPr>
       </w:pPr>
       <w:r>
-        <w:t xml:space="preserve">Bridge decode: the Modbus/TCP frames received and sent over the bridge decoded to human-readable messages like “Slave=1, Read holding registers: </w:t>
-      </w:r>
-      <w:proofErr w:type="spellStart"/>
-      <w:r>
-        <w:t>addr</w:t>
-      </w:r>
-      <w:proofErr w:type="spellEnd"/>
-      <w:r>
-        <w:t>=100, quant=15”</w:t>
+        <w:t>Bridge decode: the Modbus/TCP frames received and sent over the bridge decoded to human-readable messages like “Slave=1, Read holding registers: addr=100, quant=15”</w:t>
       </w:r>
     </w:p>
     <w:p>
@@ -9162,15 +9069,7 @@
         </w:rPr>
       </w:pPr>
       <w:r>
-        <w:t xml:space="preserve">ModbusControl has a built-in Modbus/TCP server that acts as a bridge to the connected modbus device. This allows Modbus/TCP clients like </w:t>
-      </w:r>
-      <w:proofErr w:type="spellStart"/>
-      <w:r>
-        <w:t>ModbusScope</w:t>
-      </w:r>
-      <w:proofErr w:type="spellEnd"/>
-      <w:r>
-        <w:t xml:space="preserve"> to communicate with the serial modbus device as well. It also allows multiple Modbus/TCP clients or more copies of ModbusControl to be connected to the modbus device simultaneously. Works for all connection types to the modbus device, not only the serial line.</w:t>
+        <w:t>ModbusControl has a built-in Modbus/TCP server that acts as a bridge to the connected modbus device. This allows Modbus/TCP clients like ModbusScope to communicate with the serial modbus device as well. It also allows multiple Modbus/TCP clients or more copies of ModbusControl to be connected to the modbus device simultaneously. Works for all connection types to the modbus device, not only the serial line.</w:t>
       </w:r>
     </w:p>
     <w:p>
@@ -9319,15 +9218,7 @@
         </w:rPr>
       </w:pPr>
       <w:r>
-        <w:t>In a Modbus command message, registers are addressed starting at zero. The first holding register is referred to as address 0 in the query message. For historic reasons 16-bit holding registers are often referred to as registers 40001..49999. The base for the register numbering is defined in the mbc project file with the &lt;</w:t>
-      </w:r>
-      <w:proofErr w:type="spellStart"/>
-      <w:r>
-        <w:t>holdingregisterstart</w:t>
-      </w:r>
-      <w:proofErr w:type="spellEnd"/>
-      <w:r>
-        <w:t>&gt; element. It usually is 40001</w:t>
+        <w:t>In a Modbus command message, registers are addressed starting at zero. The first holding register is referred to as address 0 in the query message. For historic reasons 16-bit holding registers are often referred to as registers 40001..49999. The base for the register numbering is defined in the mbc project file with the &lt;holdingregisterstart&gt; element. It usually is 40001</w:t>
       </w:r>
       <w:r>
         <w:t xml:space="preserve"> or</w:t>
@@ -9386,7 +9277,6 @@
       <w:r>
         <w:t>See [</w:t>
       </w:r>
-      <w:proofErr w:type="spellStart"/>
       <w:r>
         <w:rPr>
           <w:rFonts w:hint="eastAsia"/>
@@ -9420,11 +9310,7 @@
         <w:fldChar w:fldCharType="separate"/>
       </w:r>
       <w:r>
-        <w:t>Functioncode</w:t>
-      </w:r>
-      <w:proofErr w:type="spellEnd"/>
-      <w:r>
-        <w:t xml:space="preserve"> to write holding registers</w:t>
+        <w:t>Functioncode to write holding registers</w:t>
       </w:r>
       <w:r>
         <w:rPr>
@@ -9572,13 +9458,8 @@
       <w:r>
         <w:t xml:space="preserve">  </w:t>
       </w:r>
-      <w:proofErr w:type="spellStart"/>
-      <w:r>
-        <w:t>Modbuscontrol</w:t>
-      </w:r>
-      <w:proofErr w:type="spellEnd"/>
-      <w:r>
-        <w:t xml:space="preserve"> </w:t>
+      <w:r>
+        <w:t xml:space="preserve">Modbuscontrol </w:t>
       </w:r>
       <w:r>
         <w:t>Test1</w:t>
@@ -9588,14 +9469,13 @@
       </w:r>
     </w:p>
     <w:p>
-      <w:r>
-        <w:t xml:space="preserve">Mbc filename is </w:t>
-      </w:r>
-      <w:r>
-        <w:t>optional</w:t>
-      </w:r>
-      <w:r>
-        <w:t>.</w:t>
+      <w:pPr>
+        <w:rPr>
+          <w:rFonts w:hint="eastAsia"/>
+        </w:rPr>
+      </w:pPr>
+      <w:r>
+        <w:t>Mbc filename is optional.</w:t>
       </w:r>
     </w:p>
     <w:p>
@@ -9890,21 +9770,7 @@
               <w:rPr>
                 <w:rFonts w:hint="eastAsia"/>
               </w:rPr>
-              <w:t>end-of-message timeout (</w:t>
-            </w:r>
-            <w:proofErr w:type="spellStart"/>
-            <w:r>
-              <w:rPr>
-                <w:rFonts w:hint="eastAsia"/>
-              </w:rPr>
-              <w:t>ms</w:t>
-            </w:r>
-            <w:proofErr w:type="spellEnd"/>
-            <w:r>
-              <w:rPr>
-                <w:rFonts w:hint="eastAsia"/>
-              </w:rPr>
-              <w:t>)</w:t>
+              <w:t>end-of-message timeout (ms)</w:t>
             </w:r>
           </w:p>
         </w:tc>
@@ -10210,21 +10076,7 @@
               <w:rPr>
                 <w:rFonts w:hint="eastAsia"/>
               </w:rPr>
-              <w:t>Maximum wait time for first byte of response (</w:t>
-            </w:r>
-            <w:proofErr w:type="spellStart"/>
-            <w:r>
-              <w:rPr>
-                <w:rFonts w:hint="eastAsia"/>
-              </w:rPr>
-              <w:t>ms</w:t>
-            </w:r>
-            <w:proofErr w:type="spellEnd"/>
-            <w:r>
-              <w:rPr>
-                <w:rFonts w:hint="eastAsia"/>
-              </w:rPr>
-              <w:t>)</w:t>
+              <w:t>Maximum wait time for first byte of response (ms)</w:t>
             </w:r>
           </w:p>
         </w:tc>
@@ -10270,21 +10122,7 @@
               <w:rPr>
                 <w:rFonts w:hint="eastAsia"/>
               </w:rPr>
-              <w:t>Delay before sending next query (</w:t>
-            </w:r>
-            <w:proofErr w:type="spellStart"/>
-            <w:r>
-              <w:rPr>
-                <w:rFonts w:hint="eastAsia"/>
-              </w:rPr>
-              <w:t>ms</w:t>
-            </w:r>
-            <w:proofErr w:type="spellEnd"/>
-            <w:r>
-              <w:rPr>
-                <w:rFonts w:hint="eastAsia"/>
-              </w:rPr>
-              <w:t>)</w:t>
+              <w:t>Delay before sending next query (ms)</w:t>
             </w:r>
           </w:p>
         </w:tc>
@@ -10513,9 +10351,6 @@
     <w:p>
       <w:pPr>
         <w:pStyle w:val="Bijschrift"/>
-        <w:rPr>
-          <w:rFonts w:hint="eastAsia"/>
-        </w:rPr>
       </w:pPr>
       <w:r>
         <w:t xml:space="preserve">  </w:t>
@@ -10533,9 +10368,6 @@
     <w:p>
       <w:pPr>
         <w:pStyle w:val="Bijschrift"/>
-        <w:rPr>
-          <w:rFonts w:hint="eastAsia"/>
-        </w:rPr>
       </w:pPr>
       <w:r>
         <w:t xml:space="preserve">  </w:t>
@@ -10554,17 +10386,29 @@
         </w:rPr>
       </w:pPr>
       <w:r>
-        <w:t xml:space="preserve">Mbc filename is required. </w:t>
-      </w:r>
-    </w:p>
-    <w:p>
-      <w:pPr>
-        <w:rPr>
-          <w:rFonts w:hint="eastAsia"/>
-        </w:rPr>
-      </w:pPr>
-      <w:r>
-        <w:t>CSV filename is required.</w:t>
+        <w:t>Mbc filename</w:t>
+      </w:r>
+      <w:r>
+        <w:t xml:space="preserve"> (or path)</w:t>
+      </w:r>
+      <w:r>
+        <w:t xml:space="preserve"> is required. </w:t>
+      </w:r>
+    </w:p>
+    <w:p>
+      <w:pPr>
+        <w:rPr>
+          <w:rFonts w:hint="eastAsia"/>
+        </w:rPr>
+      </w:pPr>
+      <w:r>
+        <w:t xml:space="preserve">CSV filename </w:t>
+      </w:r>
+      <w:r>
+        <w:t xml:space="preserve">(or path) </w:t>
+      </w:r>
+      <w:r>
+        <w:t>is required.</w:t>
       </w:r>
     </w:p>
     <w:p>
@@ -10608,6 +10452,11 @@
             <w:shd w:val="clear" w:color="auto" w:fill="auto"/>
           </w:tcPr>
           <w:p>
+            <w:pPr>
+              <w:rPr>
+                <w:rFonts w:hint="eastAsia"/>
+              </w:rPr>
+            </w:pPr>
             <w:r>
               <w:rPr>
                 <w:rFonts w:hint="eastAsia"/>
@@ -10643,6 +10492,11 @@
             <w:shd w:val="clear" w:color="auto" w:fill="auto"/>
           </w:tcPr>
           <w:p>
+            <w:pPr>
+              <w:rPr>
+                <w:rFonts w:hint="eastAsia"/>
+              </w:rPr>
+            </w:pPr>
             <w:r>
               <w:rPr>
                 <w:rFonts w:hint="eastAsia"/>
@@ -10678,6 +10532,11 @@
             <w:shd w:val="clear" w:color="auto" w:fill="auto"/>
           </w:tcPr>
           <w:p>
+            <w:pPr>
+              <w:rPr>
+                <w:rFonts w:hint="eastAsia"/>
+              </w:rPr>
+            </w:pPr>
             <w:r>
               <w:rPr>
                 <w:rFonts w:hint="eastAsia"/>
@@ -10722,6 +10581,11 @@
             <w:shd w:val="clear" w:color="auto" w:fill="auto"/>
           </w:tcPr>
           <w:p>
+            <w:pPr>
+              <w:rPr>
+                <w:rFonts w:hint="eastAsia"/>
+              </w:rPr>
+            </w:pPr>
             <w:r>
               <w:rPr>
                 <w:rFonts w:hint="eastAsia"/>
@@ -10766,6 +10630,11 @@
             <w:shd w:val="clear" w:color="auto" w:fill="auto"/>
           </w:tcPr>
           <w:p>
+            <w:pPr>
+              <w:rPr>
+                <w:rFonts w:hint="eastAsia"/>
+              </w:rPr>
+            </w:pPr>
             <w:r>
               <w:rPr>
                 <w:rFonts w:hint="eastAsia"/>
@@ -10798,21 +10667,7 @@
               <w:rPr>
                 <w:rFonts w:hint="eastAsia"/>
               </w:rPr>
-              <w:t>end-of-message timeout (</w:t>
-            </w:r>
-            <w:proofErr w:type="spellStart"/>
-            <w:r>
-              <w:rPr>
-                <w:rFonts w:hint="eastAsia"/>
-              </w:rPr>
-              <w:t>ms</w:t>
-            </w:r>
-            <w:proofErr w:type="spellEnd"/>
-            <w:r>
-              <w:rPr>
-                <w:rFonts w:hint="eastAsia"/>
-              </w:rPr>
-              <w:t>)</w:t>
+              <w:t>end-of-message timeout (ms)</w:t>
             </w:r>
           </w:p>
         </w:tc>
@@ -10824,6 +10679,11 @@
             <w:shd w:val="clear" w:color="auto" w:fill="auto"/>
           </w:tcPr>
           <w:p>
+            <w:pPr>
+              <w:rPr>
+                <w:rFonts w:hint="eastAsia"/>
+              </w:rPr>
+            </w:pPr>
             <w:r>
               <w:rPr>
                 <w:rFonts w:hint="eastAsia"/>
@@ -10862,6 +10722,11 @@
             <w:shd w:val="clear" w:color="auto" w:fill="auto"/>
           </w:tcPr>
           <w:p>
+            <w:pPr>
+              <w:rPr>
+                <w:rFonts w:hint="eastAsia"/>
+              </w:rPr>
+            </w:pPr>
             <w:r>
               <w:rPr>
                 <w:rFonts w:hint="eastAsia"/>
@@ -10903,6 +10768,11 @@
             <w:shd w:val="clear" w:color="auto" w:fill="auto"/>
           </w:tcPr>
           <w:p>
+            <w:pPr>
+              <w:rPr>
+                <w:rFonts w:hint="eastAsia"/>
+              </w:rPr>
+            </w:pPr>
             <w:r>
               <w:rPr>
                 <w:rFonts w:hint="eastAsia"/>
@@ -10944,6 +10814,11 @@
             <w:shd w:val="clear" w:color="auto" w:fill="auto"/>
           </w:tcPr>
           <w:p>
+            <w:pPr>
+              <w:rPr>
+                <w:rFonts w:hint="eastAsia"/>
+              </w:rPr>
+            </w:pPr>
             <w:r>
               <w:rPr>
                 <w:rFonts w:hint="eastAsia"/>
@@ -10979,6 +10854,11 @@
             <w:shd w:val="clear" w:color="auto" w:fill="auto"/>
           </w:tcPr>
           <w:p>
+            <w:pPr>
+              <w:rPr>
+                <w:rFonts w:hint="eastAsia"/>
+              </w:rPr>
+            </w:pPr>
             <w:r>
               <w:rPr>
                 <w:rFonts w:hint="eastAsia"/>
@@ -11014,6 +10894,11 @@
             <w:shd w:val="clear" w:color="auto" w:fill="auto"/>
           </w:tcPr>
           <w:p>
+            <w:pPr>
+              <w:rPr>
+                <w:rFonts w:hint="eastAsia"/>
+              </w:rPr>
+            </w:pPr>
             <w:r>
               <w:rPr>
                 <w:rFonts w:hint="eastAsia"/>
@@ -11043,21 +10928,7 @@
               <w:rPr>
                 <w:rFonts w:hint="eastAsia"/>
               </w:rPr>
-              <w:t>wait time for first byte of response (</w:t>
-            </w:r>
-            <w:proofErr w:type="spellStart"/>
-            <w:r>
-              <w:rPr>
-                <w:rFonts w:hint="eastAsia"/>
-              </w:rPr>
-              <w:t>ms</w:t>
-            </w:r>
-            <w:proofErr w:type="spellEnd"/>
-            <w:r>
-              <w:rPr>
-                <w:rFonts w:hint="eastAsia"/>
-              </w:rPr>
-              <w:t>)</w:t>
+              <w:t>wait time for first byte of response (ms)</w:t>
             </w:r>
           </w:p>
         </w:tc>
@@ -11069,6 +10940,11 @@
             <w:shd w:val="clear" w:color="auto" w:fill="auto"/>
           </w:tcPr>
           <w:p>
+            <w:pPr>
+              <w:rPr>
+                <w:rFonts w:hint="eastAsia"/>
+              </w:rPr>
+            </w:pPr>
             <w:r>
               <w:rPr>
                 <w:rFonts w:hint="eastAsia"/>
@@ -11092,21 +10968,7 @@
               <w:rPr>
                 <w:rFonts w:hint="eastAsia"/>
               </w:rPr>
-              <w:t>Delay before sending next query (</w:t>
-            </w:r>
-            <w:proofErr w:type="spellStart"/>
-            <w:r>
-              <w:rPr>
-                <w:rFonts w:hint="eastAsia"/>
-              </w:rPr>
-              <w:t>ms</w:t>
-            </w:r>
-            <w:proofErr w:type="spellEnd"/>
-            <w:r>
-              <w:rPr>
-                <w:rFonts w:hint="eastAsia"/>
-              </w:rPr>
-              <w:t>)</w:t>
+              <w:t>Delay before sending next query (ms)</w:t>
             </w:r>
           </w:p>
         </w:tc>
@@ -11118,6 +10980,11 @@
             <w:shd w:val="clear" w:color="auto" w:fill="auto"/>
           </w:tcPr>
           <w:p>
+            <w:pPr>
+              <w:rPr>
+                <w:rFonts w:hint="eastAsia"/>
+              </w:rPr>
+            </w:pPr>
             <w:r>
               <w:rPr>
                 <w:rFonts w:hint="eastAsia"/>
@@ -11153,6 +11020,11 @@
             <w:shd w:val="clear" w:color="auto" w:fill="auto"/>
           </w:tcPr>
           <w:p>
+            <w:pPr>
+              <w:rPr>
+                <w:rFonts w:hint="eastAsia"/>
+              </w:rPr>
+            </w:pPr>
             <w:r>
               <w:rPr>
                 <w:rFonts w:hint="eastAsia"/>
@@ -11188,6 +11060,11 @@
             <w:shd w:val="clear" w:color="auto" w:fill="auto"/>
           </w:tcPr>
           <w:p>
+            <w:pPr>
+              <w:rPr>
+                <w:rFonts w:hint="eastAsia"/>
+              </w:rPr>
+            </w:pPr>
             <w:r>
               <w:rPr>
                 <w:rFonts w:hint="eastAsia"/>
@@ -11223,6 +11100,11 @@
             <w:shd w:val="clear" w:color="auto" w:fill="auto"/>
           </w:tcPr>
           <w:p>
+            <w:pPr>
+              <w:rPr>
+                <w:rFonts w:hint="eastAsia"/>
+              </w:rPr>
+            </w:pPr>
             <w:r>
               <w:rPr>
                 <w:rFonts w:hint="eastAsia"/>
@@ -11246,21 +11128,7 @@
               <w:rPr>
                 <w:rFonts w:hint="eastAsia"/>
               </w:rPr>
-              <w:t xml:space="preserve">Export format: default, int, </w:t>
-            </w:r>
-            <w:proofErr w:type="spellStart"/>
-            <w:r>
-              <w:rPr>
-                <w:rFonts w:hint="eastAsia"/>
-              </w:rPr>
-              <w:t>uint</w:t>
-            </w:r>
-            <w:proofErr w:type="spellEnd"/>
-            <w:r>
-              <w:rPr>
-                <w:rFonts w:hint="eastAsia"/>
-              </w:rPr>
-              <w:t>, hex</w:t>
+              <w:t>Export format: default, int, uint, hex</w:t>
             </w:r>
           </w:p>
         </w:tc>
@@ -11272,6 +11140,11 @@
             <w:shd w:val="clear" w:color="auto" w:fill="auto"/>
           </w:tcPr>
           <w:p>
+            <w:pPr>
+              <w:rPr>
+                <w:rFonts w:hint="eastAsia"/>
+              </w:rPr>
+            </w:pPr>
             <w:r>
               <w:rPr>
                 <w:rFonts w:hint="eastAsia"/>
@@ -11295,21 +11168,7 @@
               <w:rPr>
                 <w:rFonts w:hint="eastAsia"/>
               </w:rPr>
-              <w:t xml:space="preserve">String export format: ascii, int, </w:t>
-            </w:r>
-            <w:proofErr w:type="spellStart"/>
-            <w:r>
-              <w:rPr>
-                <w:rFonts w:hint="eastAsia"/>
-              </w:rPr>
-              <w:t>uint</w:t>
-            </w:r>
-            <w:proofErr w:type="spellEnd"/>
-            <w:r>
-              <w:rPr>
-                <w:rFonts w:hint="eastAsia"/>
-              </w:rPr>
-              <w:t>, hex</w:t>
+              <w:t>String export format: ascii, int, uint, hex</w:t>
             </w:r>
           </w:p>
         </w:tc>
@@ -11321,6 +11180,11 @@
             <w:shd w:val="clear" w:color="auto" w:fill="auto"/>
           </w:tcPr>
           <w:p>
+            <w:pPr>
+              <w:rPr>
+                <w:rFonts w:hint="eastAsia"/>
+              </w:rPr>
+            </w:pPr>
             <w:r>
               <w:rPr>
                 <w:rFonts w:hint="eastAsia"/>
@@ -11335,6 +11199,11 @@
             <w:shd w:val="clear" w:color="auto" w:fill="auto"/>
           </w:tcPr>
           <w:p>
+            <w:pPr>
+              <w:rPr>
+                <w:rFonts w:hint="eastAsia"/>
+              </w:rPr>
+            </w:pPr>
             <w:r>
               <w:rPr>
                 <w:rFonts w:hint="eastAsia"/>
@@ -11351,6 +11220,11 @@
             <w:shd w:val="clear" w:color="auto" w:fill="auto"/>
           </w:tcPr>
           <w:p>
+            <w:pPr>
+              <w:rPr>
+                <w:rFonts w:hint="eastAsia"/>
+              </w:rPr>
+            </w:pPr>
             <w:r>
               <w:rPr>
                 <w:rFonts w:hint="eastAsia"/>
@@ -11386,6 +11260,11 @@
             <w:shd w:val="clear" w:color="auto" w:fill="auto"/>
           </w:tcPr>
           <w:p>
+            <w:pPr>
+              <w:rPr>
+                <w:rFonts w:hint="eastAsia"/>
+              </w:rPr>
+            </w:pPr>
             <w:r>
               <w:rPr>
                 <w:rFonts w:hint="eastAsia"/>
@@ -11434,6 +11313,7 @@
         <w:rPr>
           <w:rFonts w:hint="eastAsia"/>
         </w:rPr>
+        <w:lastRenderedPageBreak/>
         <w:t xml:space="preserve">Exit codes: </w:t>
       </w:r>
       <w:r>
@@ -11563,9 +11443,6 @@
     <w:p>
       <w:pPr>
         <w:pStyle w:val="Bijschrift"/>
-        <w:rPr>
-          <w:rFonts w:hint="eastAsia"/>
-        </w:rPr>
       </w:pPr>
       <w:r>
         <w:t xml:space="preserve">  </w:t>
@@ -11592,9 +11469,6 @@
     <w:p>
       <w:pPr>
         <w:pStyle w:val="Bijschrift"/>
-        <w:rPr>
-          <w:rFonts w:hint="eastAsia"/>
-        </w:rPr>
       </w:pPr>
       <w:r>
         <w:t xml:space="preserve">  </w:t>
@@ -11625,7 +11499,13 @@
         <w:t xml:space="preserve">Mbc filename is </w:t>
       </w:r>
       <w:r>
-        <w:t>optional. If given the connection parameters (like connection type, IP address, serial port, baudrate, …) are taken from the mbc file. T</w:t>
+        <w:t>optional. If given</w:t>
+      </w:r>
+      <w:r>
+        <w:t>,</w:t>
+      </w:r>
+      <w:r>
+        <w:t xml:space="preserve"> the connection parameters (like connection type, IP address, serial port, baudrate, …) are taken from the mbc file. T</w:t>
       </w:r>
       <w:r>
         <w:rPr>
@@ -11634,17 +11514,35 @@
         <w:t>h</w:t>
       </w:r>
       <w:r>
-        <w:t>ese can be overridden by command line options. If no mbc file is given all required connection parameters (like connection type, IP address, serial port, baudrate, …) are to be specified by command line options.</w:t>
-      </w:r>
-    </w:p>
-    <w:p>
-      <w:pPr>
-        <w:rPr>
-          <w:rFonts w:hint="eastAsia"/>
-        </w:rPr>
-      </w:pPr>
-      <w:r>
-        <w:t>CSV filename is required.</w:t>
+        <w:t xml:space="preserve">ese can be overridden by command line options. If no mbc file is given all </w:t>
+      </w:r>
+      <w:r>
+        <w:t>necessary</w:t>
+      </w:r>
+      <w:r>
+        <w:t xml:space="preserve"> connection parameters (like connection type, IP address, serial port, baudrate, …) </w:t>
+      </w:r>
+      <w:r>
+        <w:t>must</w:t>
+      </w:r>
+      <w:r>
+        <w:t xml:space="preserve"> be specified by command line options.</w:t>
+      </w:r>
+    </w:p>
+    <w:p>
+      <w:pPr>
+        <w:rPr>
+          <w:rFonts w:hint="eastAsia"/>
+        </w:rPr>
+      </w:pPr>
+      <w:r>
+        <w:t xml:space="preserve">CSV filename </w:t>
+      </w:r>
+      <w:r>
+        <w:t xml:space="preserve">(or path) </w:t>
+      </w:r>
+      <w:r>
+        <w:t>is required.</w:t>
       </w:r>
     </w:p>
     <w:p>
@@ -11688,6 +11586,11 @@
             <w:shd w:val="clear" w:color="auto" w:fill="auto"/>
           </w:tcPr>
           <w:p>
+            <w:pPr>
+              <w:rPr>
+                <w:rFonts w:hint="eastAsia"/>
+              </w:rPr>
+            </w:pPr>
             <w:r>
               <w:rPr>
                 <w:rFonts w:hint="eastAsia"/>
@@ -11723,6 +11626,11 @@
             <w:shd w:val="clear" w:color="auto" w:fill="auto"/>
           </w:tcPr>
           <w:p>
+            <w:pPr>
+              <w:rPr>
+                <w:rFonts w:hint="eastAsia"/>
+              </w:rPr>
+            </w:pPr>
             <w:r>
               <w:rPr>
                 <w:rFonts w:hint="eastAsia"/>
@@ -11758,6 +11666,11 @@
             <w:shd w:val="clear" w:color="auto" w:fill="auto"/>
           </w:tcPr>
           <w:p>
+            <w:pPr>
+              <w:rPr>
+                <w:rFonts w:hint="eastAsia"/>
+              </w:rPr>
+            </w:pPr>
             <w:r>
               <w:rPr>
                 <w:rFonts w:hint="eastAsia"/>
@@ -11802,6 +11715,11 @@
             <w:shd w:val="clear" w:color="auto" w:fill="auto"/>
           </w:tcPr>
           <w:p>
+            <w:pPr>
+              <w:rPr>
+                <w:rFonts w:hint="eastAsia"/>
+              </w:rPr>
+            </w:pPr>
             <w:r>
               <w:rPr>
                 <w:rFonts w:hint="eastAsia"/>
@@ -11846,6 +11764,11 @@
             <w:shd w:val="clear" w:color="auto" w:fill="auto"/>
           </w:tcPr>
           <w:p>
+            <w:pPr>
+              <w:rPr>
+                <w:rFonts w:hint="eastAsia"/>
+              </w:rPr>
+            </w:pPr>
             <w:r>
               <w:rPr>
                 <w:rFonts w:hint="eastAsia"/>
@@ -11878,21 +11801,7 @@
               <w:rPr>
                 <w:rFonts w:hint="eastAsia"/>
               </w:rPr>
-              <w:t>end-of-message timeout (</w:t>
-            </w:r>
-            <w:proofErr w:type="spellStart"/>
-            <w:r>
-              <w:rPr>
-                <w:rFonts w:hint="eastAsia"/>
-              </w:rPr>
-              <w:t>ms</w:t>
-            </w:r>
-            <w:proofErr w:type="spellEnd"/>
-            <w:r>
-              <w:rPr>
-                <w:rFonts w:hint="eastAsia"/>
-              </w:rPr>
-              <w:t>)</w:t>
+              <w:t>end-of-message timeout (ms)</w:t>
             </w:r>
           </w:p>
         </w:tc>
@@ -11904,6 +11813,11 @@
             <w:shd w:val="clear" w:color="auto" w:fill="auto"/>
           </w:tcPr>
           <w:p>
+            <w:pPr>
+              <w:rPr>
+                <w:rFonts w:hint="eastAsia"/>
+              </w:rPr>
+            </w:pPr>
             <w:r>
               <w:rPr>
                 <w:rFonts w:hint="eastAsia"/>
@@ -11942,6 +11856,11 @@
             <w:shd w:val="clear" w:color="auto" w:fill="auto"/>
           </w:tcPr>
           <w:p>
+            <w:pPr>
+              <w:rPr>
+                <w:rFonts w:hint="eastAsia"/>
+              </w:rPr>
+            </w:pPr>
             <w:r>
               <w:rPr>
                 <w:rFonts w:hint="eastAsia"/>
@@ -11983,6 +11902,11 @@
             <w:shd w:val="clear" w:color="auto" w:fill="auto"/>
           </w:tcPr>
           <w:p>
+            <w:pPr>
+              <w:rPr>
+                <w:rFonts w:hint="eastAsia"/>
+              </w:rPr>
+            </w:pPr>
             <w:r>
               <w:rPr>
                 <w:rFonts w:hint="eastAsia"/>
@@ -12024,6 +11948,11 @@
             <w:shd w:val="clear" w:color="auto" w:fill="auto"/>
           </w:tcPr>
           <w:p>
+            <w:pPr>
+              <w:rPr>
+                <w:rFonts w:hint="eastAsia"/>
+              </w:rPr>
+            </w:pPr>
             <w:r>
               <w:rPr>
                 <w:rFonts w:hint="eastAsia"/>
@@ -12059,6 +11988,11 @@
             <w:shd w:val="clear" w:color="auto" w:fill="auto"/>
           </w:tcPr>
           <w:p>
+            <w:pPr>
+              <w:rPr>
+                <w:rFonts w:hint="eastAsia"/>
+              </w:rPr>
+            </w:pPr>
             <w:r>
               <w:rPr>
                 <w:rFonts w:hint="eastAsia"/>
@@ -12094,6 +12028,11 @@
             <w:shd w:val="clear" w:color="auto" w:fill="auto"/>
           </w:tcPr>
           <w:p>
+            <w:pPr>
+              <w:rPr>
+                <w:rFonts w:hint="eastAsia"/>
+              </w:rPr>
+            </w:pPr>
             <w:r>
               <w:rPr>
                 <w:rFonts w:hint="eastAsia"/>
@@ -12117,21 +12056,7 @@
               <w:rPr>
                 <w:rFonts w:hint="eastAsia"/>
               </w:rPr>
-              <w:t>Maximum wait time for first byte of response (</w:t>
-            </w:r>
-            <w:proofErr w:type="spellStart"/>
-            <w:r>
-              <w:rPr>
-                <w:rFonts w:hint="eastAsia"/>
-              </w:rPr>
-              <w:t>ms</w:t>
-            </w:r>
-            <w:proofErr w:type="spellEnd"/>
-            <w:r>
-              <w:rPr>
-                <w:rFonts w:hint="eastAsia"/>
-              </w:rPr>
-              <w:t>)</w:t>
+              <w:t>Maximum wait time for first byte of response (ms)</w:t>
             </w:r>
           </w:p>
         </w:tc>
@@ -12143,6 +12068,11 @@
             <w:shd w:val="clear" w:color="auto" w:fill="auto"/>
           </w:tcPr>
           <w:p>
+            <w:pPr>
+              <w:rPr>
+                <w:rFonts w:hint="eastAsia"/>
+              </w:rPr>
+            </w:pPr>
             <w:r>
               <w:rPr>
                 <w:rFonts w:hint="eastAsia"/>
@@ -12178,6 +12108,11 @@
             <w:shd w:val="clear" w:color="auto" w:fill="auto"/>
           </w:tcPr>
           <w:p>
+            <w:pPr>
+              <w:rPr>
+                <w:rFonts w:hint="eastAsia"/>
+              </w:rPr>
+            </w:pPr>
             <w:r>
               <w:rPr>
                 <w:rFonts w:hint="eastAsia"/>
@@ -12201,21 +12136,7 @@
               <w:rPr>
                 <w:rFonts w:hint="eastAsia"/>
               </w:rPr>
-              <w:t>Delay before sending next query (</w:t>
-            </w:r>
-            <w:proofErr w:type="spellStart"/>
-            <w:r>
-              <w:rPr>
-                <w:rFonts w:hint="eastAsia"/>
-              </w:rPr>
-              <w:t>ms</w:t>
-            </w:r>
-            <w:proofErr w:type="spellEnd"/>
-            <w:r>
-              <w:rPr>
-                <w:rFonts w:hint="eastAsia"/>
-              </w:rPr>
-              <w:t>)</w:t>
+              <w:t>Delay before sending next query (ms)</w:t>
             </w:r>
           </w:p>
         </w:tc>
@@ -12227,6 +12148,11 @@
             <w:shd w:val="clear" w:color="auto" w:fill="auto"/>
           </w:tcPr>
           <w:p>
+            <w:pPr>
+              <w:rPr>
+                <w:rFonts w:hint="eastAsia"/>
+              </w:rPr>
+            </w:pPr>
             <w:r>
               <w:rPr>
                 <w:rFonts w:hint="eastAsia"/>
@@ -12262,6 +12188,11 @@
             <w:shd w:val="clear" w:color="auto" w:fill="auto"/>
           </w:tcPr>
           <w:p>
+            <w:pPr>
+              <w:rPr>
+                <w:rFonts w:hint="eastAsia"/>
+              </w:rPr>
+            </w:pPr>
             <w:r>
               <w:rPr>
                 <w:rFonts w:hint="eastAsia"/>
@@ -12297,6 +12228,11 @@
             <w:shd w:val="clear" w:color="auto" w:fill="auto"/>
           </w:tcPr>
           <w:p>
+            <w:pPr>
+              <w:rPr>
+                <w:rFonts w:hint="eastAsia"/>
+              </w:rPr>
+            </w:pPr>
             <w:r>
               <w:rPr>
                 <w:rFonts w:hint="eastAsia"/>
@@ -12332,6 +12268,11 @@
             <w:shd w:val="clear" w:color="auto" w:fill="auto"/>
           </w:tcPr>
           <w:p>
+            <w:pPr>
+              <w:rPr>
+                <w:rFonts w:hint="eastAsia"/>
+              </w:rPr>
+            </w:pPr>
             <w:r>
               <w:rPr>
                 <w:rFonts w:hint="eastAsia"/>
@@ -12367,6 +12308,11 @@
             <w:shd w:val="clear" w:color="auto" w:fill="auto"/>
           </w:tcPr>
           <w:p>
+            <w:pPr>
+              <w:rPr>
+                <w:rFonts w:hint="eastAsia"/>
+              </w:rPr>
+            </w:pPr>
             <w:r>
               <w:rPr>
                 <w:rFonts w:hint="eastAsia"/>
@@ -12402,6 +12348,11 @@
             <w:shd w:val="clear" w:color="auto" w:fill="auto"/>
           </w:tcPr>
           <w:p>
+            <w:pPr>
+              <w:rPr>
+                <w:rFonts w:hint="eastAsia"/>
+              </w:rPr>
+            </w:pPr>
             <w:r>
               <w:rPr>
                 <w:rFonts w:hint="eastAsia"/>
@@ -12849,25 +12800,7 @@
           <w:sz w:val="18"/>
           <w:szCs w:val="18"/>
         </w:rPr>
-        <w:t xml:space="preserve">Format (Int, </w:t>
-      </w:r>
-      <w:proofErr w:type="spellStart"/>
-      <w:r>
-        <w:rPr>
-          <w:rFonts w:cs="Liberation Serif"/>
-          <w:sz w:val="18"/>
-          <w:szCs w:val="18"/>
-        </w:rPr>
-        <w:t>UInt</w:t>
-      </w:r>
-      <w:proofErr w:type="spellEnd"/>
-      <w:r>
-        <w:rPr>
-          <w:rFonts w:cs="Liberation Serif"/>
-          <w:sz w:val="18"/>
-          <w:szCs w:val="18"/>
-        </w:rPr>
-        <w:t>, Hex, Binary, Float, ASCII</w:t>
+        <w:t>Format (Int, UInt, Hex, Binary, Float, ASCII</w:t>
       </w:r>
       <w:r>
         <w:rPr>
@@ -13132,15 +13065,7 @@
         </w:rPr>
       </w:pPr>
       <w:r>
-        <w:t xml:space="preserve">The mbc project file is an XML formatted text file that is both human-readable and machine-readable. ModbusControl does not (yet) support creation of a project file so it has to be edited manually. You can also use the example project </w:t>
-      </w:r>
-      <w:proofErr w:type="spellStart"/>
-      <w:r>
-        <w:t>Demo.mbc</w:t>
-      </w:r>
-      <w:proofErr w:type="spellEnd"/>
-      <w:r>
-        <w:t xml:space="preserve"> to start from. You</w:t>
+        <w:t>The mbc project file is an XML formatted text file that is both human-readable and machine-readable. ModbusControl does not (yet) support creation of a project file so it has to be edited manually. You can also use the example project Demo.mbc to start from. You</w:t>
       </w:r>
       <w:r>
         <w:t>’</w:t>
@@ -13156,15 +13081,7 @@
         </w:rPr>
       </w:pPr>
       <w:r>
-        <w:t xml:space="preserve">Some editors like Notepad++ recognize an XML file and apply XML syntax </w:t>
-      </w:r>
-      <w:proofErr w:type="spellStart"/>
-      <w:r>
-        <w:t>coloring</w:t>
-      </w:r>
-      <w:proofErr w:type="spellEnd"/>
-      <w:r>
-        <w:t xml:space="preserve">. This makes the editing easier. </w:t>
+        <w:t xml:space="preserve">Some editors like Notepad++ recognize an XML file and apply XML syntax coloring. This makes the editing easier. </w:t>
       </w:r>
     </w:p>
     <w:p>
@@ -13178,15 +13095,7 @@
       </w:r>
       <w:r>
         <w:lastRenderedPageBreak/>
-        <w:t>versions used a mix of camel-case tags like “</w:t>
-      </w:r>
-      <w:proofErr w:type="spellStart"/>
-      <w:r>
-        <w:t>SampleRate</w:t>
-      </w:r>
-      <w:proofErr w:type="spellEnd"/>
-      <w:r>
-        <w:t>” and lowercase tags. It is recommended to use all lowercase tags now. ModbusControl still recognizes the old camel-case tags for compatibility.</w:t>
+        <w:t>versions used a mix of camel-case tags like “SampleRate” and lowercase tags. It is recommended to use all lowercase tags now. ModbusControl still recognizes the old camel-case tags for compatibility.</w:t>
       </w:r>
     </w:p>
     <w:p>
@@ -13201,21 +13110,7 @@
         <w:rPr>
           <w:lang w:val="en-GB"/>
         </w:rPr>
-        <w:t>The &lt;</w:t>
-      </w:r>
-      <w:proofErr w:type="spellStart"/>
-      <w:r>
-        <w:rPr>
-          <w:lang w:val="en-GB"/>
-        </w:rPr>
-        <w:t>modbuscontrol</w:t>
-      </w:r>
-      <w:proofErr w:type="spellEnd"/>
-      <w:r>
-        <w:rPr>
-          <w:lang w:val="en-GB"/>
-        </w:rPr>
-        <w:t>&gt; root element</w:t>
+        <w:t>The &lt;modbuscontrol&gt; root element</w:t>
       </w:r>
       <w:bookmarkEnd w:id="45"/>
     </w:p>
@@ -13229,15 +13124,7 @@
         <w:t xml:space="preserve">An XML file requires a single </w:t>
       </w:r>
       <w:r>
-        <w:t>&lt;</w:t>
-      </w:r>
-      <w:proofErr w:type="spellStart"/>
-      <w:r>
-        <w:t>modbuscontrol</w:t>
-      </w:r>
-      <w:proofErr w:type="spellEnd"/>
-      <w:r>
-        <w:t xml:space="preserve">&gt; </w:t>
+        <w:t xml:space="preserve">&lt;modbuscontrol&gt; </w:t>
       </w:r>
       <w:r>
         <w:t>root element that contains all the other elements. It supports the following elements:</w:t>
@@ -13349,21 +13236,7 @@
               <w:rPr>
                 <w:lang w:val="en-GB"/>
               </w:rPr>
-              <w:t>&lt;</w:t>
-            </w:r>
-            <w:proofErr w:type="spellStart"/>
-            <w:r>
-              <w:rPr>
-                <w:lang w:val="en-GB"/>
-              </w:rPr>
-              <w:t>modbustcpserver</w:t>
-            </w:r>
-            <w:proofErr w:type="spellEnd"/>
-            <w:r>
-              <w:rPr>
-                <w:lang w:val="en-GB"/>
-              </w:rPr>
-              <w:t>&gt;</w:t>
+              <w:t>&lt;modbustcpserver&gt;</w:t>
             </w:r>
           </w:p>
         </w:tc>
@@ -13399,21 +13272,7 @@
               <w:rPr>
                 <w:lang w:val="en-GB"/>
               </w:rPr>
-              <w:t>&lt;</w:t>
-            </w:r>
-            <w:proofErr w:type="spellStart"/>
-            <w:r>
-              <w:rPr>
-                <w:lang w:val="en-GB"/>
-              </w:rPr>
-              <w:t>autostart</w:t>
-            </w:r>
-            <w:proofErr w:type="spellEnd"/>
-            <w:r>
-              <w:rPr>
-                <w:lang w:val="en-GB"/>
-              </w:rPr>
-              <w:t>&gt;</w:t>
+              <w:t>&lt;autostart&gt;</w:t>
             </w:r>
           </w:p>
         </w:tc>
@@ -14018,15 +13877,7 @@
               </w:rPr>
             </w:pPr>
             <w:r>
-              <w:t>Value “serial/</w:t>
-            </w:r>
-            <w:proofErr w:type="spellStart"/>
-            <w:r>
-              <w:t>rtu</w:t>
-            </w:r>
-            <w:proofErr w:type="spellEnd"/>
-            <w:r>
-              <w:t>” for serial port with RTU protocol.</w:t>
+              <w:t>Value “serial/rtu” for serial port with RTU protocol.</w:t>
             </w:r>
           </w:p>
           <w:p>
@@ -14037,15 +13888,7 @@
               </w:rPr>
             </w:pPr>
             <w:r>
-              <w:t>Value “modbus/</w:t>
-            </w:r>
-            <w:proofErr w:type="spellStart"/>
-            <w:r>
-              <w:t>tcp</w:t>
-            </w:r>
-            <w:proofErr w:type="spellEnd"/>
-            <w:r>
-              <w:t>” for TCP connection with Modbus/TCP protocol.</w:t>
+              <w:t>Value “modbus/tcp” for TCP connection with Modbus/TCP protocol.</w:t>
             </w:r>
           </w:p>
           <w:p>
@@ -14056,23 +13899,7 @@
               </w:rPr>
             </w:pPr>
             <w:r>
-              <w:t>Value “</w:t>
-            </w:r>
-            <w:proofErr w:type="spellStart"/>
-            <w:r>
-              <w:t>rtu</w:t>
-            </w:r>
-            <w:proofErr w:type="spellEnd"/>
-            <w:r>
-              <w:t>/</w:t>
-            </w:r>
-            <w:proofErr w:type="spellStart"/>
-            <w:r>
-              <w:t>tcp</w:t>
-            </w:r>
-            <w:proofErr w:type="spellEnd"/>
-            <w:r>
-              <w:t>” for TCP connection with RTU protocol.</w:t>
+              <w:t>Value “rtu/tcp” for TCP connection with RTU protocol.</w:t>
             </w:r>
           </w:p>
         </w:tc>
@@ -14463,21 +14290,7 @@
               <w:rPr>
                 <w:lang w:val="en-GB"/>
               </w:rPr>
-              <w:t>&lt;</w:t>
-            </w:r>
-            <w:proofErr w:type="spellStart"/>
-            <w:r>
-              <w:rPr>
-                <w:lang w:val="en-GB"/>
-              </w:rPr>
-              <w:t>maximumframesize</w:t>
-            </w:r>
-            <w:proofErr w:type="spellEnd"/>
-            <w:r>
-              <w:rPr>
-                <w:lang w:val="en-GB"/>
-              </w:rPr>
-              <w:t>&gt;</w:t>
+              <w:t>&lt;maximumframesize&gt;</w:t>
             </w:r>
           </w:p>
         </w:tc>
@@ -14582,21 +14395,7 @@
               <w:rPr>
                 <w:lang w:val="en-GB"/>
               </w:rPr>
-              <w:t>&lt;</w:t>
-            </w:r>
-            <w:proofErr w:type="spellStart"/>
-            <w:r>
-              <w:rPr>
-                <w:lang w:val="en-GB"/>
-              </w:rPr>
-              <w:t>writeholdingregisterfc</w:t>
-            </w:r>
-            <w:proofErr w:type="spellEnd"/>
-            <w:r>
-              <w:rPr>
-                <w:lang w:val="en-GB"/>
-              </w:rPr>
-              <w:t>&gt;</w:t>
+              <w:t>&lt;writeholdingregisterfc&gt;</w:t>
             </w:r>
           </w:p>
         </w:tc>
@@ -14902,21 +14701,7 @@
               <w:rPr>
                 <w:lang w:val="en-GB"/>
               </w:rPr>
-              <w:t>&lt;</w:t>
-            </w:r>
-            <w:proofErr w:type="spellStart"/>
-            <w:r>
-              <w:rPr>
-                <w:lang w:val="en-GB"/>
-              </w:rPr>
-              <w:t>holdingregisterstart</w:t>
-            </w:r>
-            <w:proofErr w:type="spellEnd"/>
-            <w:r>
-              <w:rPr>
-                <w:lang w:val="en-GB"/>
-              </w:rPr>
-              <w:t>&gt;</w:t>
+              <w:t>&lt;holdingregisterstart&gt;</w:t>
             </w:r>
           </w:p>
         </w:tc>
@@ -15100,17 +14885,73 @@
           <w:rStyle w:val="XMLContent"/>
           <w:lang w:val="en-GB"/>
         </w:rPr>
-        <w:t>serial/</w:t>
-      </w:r>
-      <w:proofErr w:type="spellStart"/>
+        <w:t>serial/rtu</w:t>
+      </w:r>
+      <w:r>
+        <w:rPr>
+          <w:rStyle w:val="XMLBracket"/>
+          <w:lang w:val="en-GB"/>
+        </w:rPr>
+        <w:t>&lt;/</w:t>
+      </w:r>
+      <w:r>
+        <w:rPr>
+          <w:rStyle w:val="XMLElement"/>
+          <w:lang w:val="en-GB"/>
+        </w:rPr>
+        <w:t>connection</w:t>
+      </w:r>
+      <w:r>
+        <w:rPr>
+          <w:rStyle w:val="XMLBracket"/>
+          <w:lang w:val="en-GB"/>
+        </w:rPr>
+        <w:t>&gt;</w:t>
+      </w:r>
+    </w:p>
+    <w:p>
+      <w:pPr>
+        <w:pStyle w:val="XMLvoorbeeld"/>
+        <w:rPr>
+          <w:lang w:val="en-GB"/>
+        </w:rPr>
+      </w:pPr>
+      <w:r>
+        <w:rPr>
+          <w:rStyle w:val="XMLBracket"/>
+          <w:rFonts w:eastAsia="Courier New"/>
+          <w:lang w:val="en-GB"/>
+        </w:rPr>
+        <w:t xml:space="preserve">  </w:t>
+      </w:r>
+      <w:r>
+        <w:rPr>
+          <w:rStyle w:val="XMLBracket"/>
+          <w:lang w:val="en-GB"/>
+        </w:rPr>
+        <w:t>&lt;</w:t>
+      </w:r>
+      <w:r>
+        <w:rPr>
+          <w:rStyle w:val="XMLElement"/>
+          <w:lang w:val="en-GB"/>
+        </w:rPr>
+        <w:t>port</w:t>
+      </w:r>
+      <w:r>
+        <w:rPr>
+          <w:rStyle w:val="XMLBracket"/>
+          <w:lang w:val="en-GB"/>
+        </w:rPr>
+        <w:t>&gt;</w:t>
+      </w:r>
       <w:r>
         <w:rPr>
           <w:rStyle w:val="XMLContent"/>
           <w:lang w:val="en-GB"/>
         </w:rPr>
-        <w:t>rtu</w:t>
-      </w:r>
-      <w:proofErr w:type="spellEnd"/>
+        <w:t>COM1</w:t>
+      </w:r>
       <w:r>
         <w:rPr>
           <w:rStyle w:val="XMLBracket"/>
@@ -15123,7 +14964,7 @@
           <w:rStyle w:val="XMLElement"/>
           <w:lang w:val="en-GB"/>
         </w:rPr>
-        <w:t>connection</w:t>
+        <w:t>port</w:t>
       </w:r>
       <w:r>
         <w:rPr>
@@ -15160,7 +15001,7 @@
           <w:rStyle w:val="XMLElement"/>
           <w:lang w:val="en-GB"/>
         </w:rPr>
-        <w:t>port</w:t>
+        <w:t>baudrate</w:t>
       </w:r>
       <w:r>
         <w:rPr>
@@ -15174,7 +15015,7 @@
           <w:rStyle w:val="XMLContent"/>
           <w:lang w:val="en-GB"/>
         </w:rPr>
-        <w:t>COM1</w:t>
+        <w:t>19200</w:t>
       </w:r>
       <w:r>
         <w:rPr>
@@ -15188,7 +15029,7 @@
           <w:rStyle w:val="XMLElement"/>
           <w:lang w:val="en-GB"/>
         </w:rPr>
-        <w:t>port</w:t>
+        <w:t>baudrate</w:t>
       </w:r>
       <w:r>
         <w:rPr>
@@ -15225,7 +15066,7 @@
           <w:rStyle w:val="XMLElement"/>
           <w:lang w:val="en-GB"/>
         </w:rPr>
-        <w:t>baudrate</w:t>
+        <w:t>parity</w:t>
       </w:r>
       <w:r>
         <w:rPr>
@@ -15239,7 +15080,7 @@
           <w:rStyle w:val="XMLContent"/>
           <w:lang w:val="en-GB"/>
         </w:rPr>
-        <w:t>19200</w:t>
+        <w:t>none</w:t>
       </w:r>
       <w:r>
         <w:rPr>
@@ -15253,7 +15094,7 @@
           <w:rStyle w:val="XMLElement"/>
           <w:lang w:val="en-GB"/>
         </w:rPr>
-        <w:t>baudrate</w:t>
+        <w:t>parity</w:t>
       </w:r>
       <w:r>
         <w:rPr>
@@ -15290,7 +15131,7 @@
           <w:rStyle w:val="XMLElement"/>
           <w:lang w:val="en-GB"/>
         </w:rPr>
-        <w:t>parity</w:t>
+        <w:t>endofmessagetimeout</w:t>
       </w:r>
       <w:r>
         <w:rPr>
@@ -15304,7 +15145,7 @@
           <w:rStyle w:val="XMLContent"/>
           <w:lang w:val="en-GB"/>
         </w:rPr>
-        <w:t>none</w:t>
+        <w:t>100</w:t>
       </w:r>
       <w:r>
         <w:rPr>
@@ -15318,7 +15159,7 @@
           <w:rStyle w:val="XMLElement"/>
           <w:lang w:val="en-GB"/>
         </w:rPr>
-        <w:t>parity</w:t>
+        <w:t>endofmessagetimeout</w:t>
       </w:r>
       <w:r>
         <w:rPr>
@@ -15355,7 +15196,7 @@
           <w:rStyle w:val="XMLElement"/>
           <w:lang w:val="en-GB"/>
         </w:rPr>
-        <w:t>endofmessagetimeout</w:t>
+        <w:t>slaveid</w:t>
       </w:r>
       <w:r>
         <w:rPr>
@@ -15369,7 +15210,7 @@
           <w:rStyle w:val="XMLContent"/>
           <w:lang w:val="en-GB"/>
         </w:rPr>
-        <w:t>100</w:t>
+        <w:t>1</w:t>
       </w:r>
       <w:r>
         <w:rPr>
@@ -15383,7 +15224,7 @@
           <w:rStyle w:val="XMLElement"/>
           <w:lang w:val="en-GB"/>
         </w:rPr>
-        <w:t>endofmessagetimeout</w:t>
+        <w:t>slaveid</w:t>
       </w:r>
       <w:r>
         <w:rPr>
@@ -15420,7 +15261,7 @@
           <w:rStyle w:val="XMLElement"/>
           <w:lang w:val="en-GB"/>
         </w:rPr>
-        <w:t>slaveid</w:t>
+        <w:t>responsetimeout</w:t>
       </w:r>
       <w:r>
         <w:rPr>
@@ -15434,7 +15275,7 @@
           <w:rStyle w:val="XMLContent"/>
           <w:lang w:val="en-GB"/>
         </w:rPr>
-        <w:t>1</w:t>
+        <w:t>1000</w:t>
       </w:r>
       <w:r>
         <w:rPr>
@@ -15448,7 +15289,7 @@
           <w:rStyle w:val="XMLElement"/>
           <w:lang w:val="en-GB"/>
         </w:rPr>
-        <w:t>slaveid</w:t>
+        <w:t>responsetimeout</w:t>
       </w:r>
       <w:r>
         <w:rPr>
@@ -15485,7 +15326,7 @@
           <w:rStyle w:val="XMLElement"/>
           <w:lang w:val="en-GB"/>
         </w:rPr>
-        <w:t>responsetimeout</w:t>
+        <w:t>maximumframesize</w:t>
       </w:r>
       <w:r>
         <w:rPr>
@@ -15499,7 +15340,7 @@
           <w:rStyle w:val="XMLContent"/>
           <w:lang w:val="en-GB"/>
         </w:rPr>
-        <w:t>1000</w:t>
+        <w:t>256</w:t>
       </w:r>
       <w:r>
         <w:rPr>
@@ -15513,7 +15354,7 @@
           <w:rStyle w:val="XMLElement"/>
           <w:lang w:val="en-GB"/>
         </w:rPr>
-        <w:t>responsetimeout</w:t>
+        <w:t>maximumframesize</w:t>
       </w:r>
       <w:r>
         <w:rPr>
@@ -15545,15 +15386,13 @@
         </w:rPr>
         <w:t>&lt;</w:t>
       </w:r>
-      <w:proofErr w:type="spellStart"/>
       <w:r>
         <w:rPr>
           <w:rStyle w:val="XMLElement"/>
           <w:lang w:val="en-GB"/>
         </w:rPr>
-        <w:t>maximumframesize</w:t>
-      </w:r>
-      <w:proofErr w:type="spellEnd"/>
+        <w:t>writeholdingregisterfc</w:t>
+      </w:r>
       <w:r>
         <w:rPr>
           <w:rStyle w:val="XMLBracket"/>
@@ -15566,7 +15405,7 @@
           <w:rStyle w:val="XMLContent"/>
           <w:lang w:val="en-GB"/>
         </w:rPr>
-        <w:t>256</w:t>
+        <w:t>16</w:t>
       </w:r>
       <w:r>
         <w:rPr>
@@ -15575,84 +15414,13 @@
         </w:rPr>
         <w:t>&lt;/</w:t>
       </w:r>
-      <w:proofErr w:type="spellStart"/>
       <w:r>
         <w:rPr>
           <w:rStyle w:val="XMLElement"/>
           <w:lang w:val="en-GB"/>
         </w:rPr>
-        <w:t>maximumframesize</w:t>
-      </w:r>
-      <w:proofErr w:type="spellEnd"/>
-      <w:r>
-        <w:rPr>
-          <w:rStyle w:val="XMLBracket"/>
-          <w:lang w:val="en-GB"/>
-        </w:rPr>
-        <w:t>&gt;</w:t>
-      </w:r>
-    </w:p>
-    <w:p>
-      <w:pPr>
-        <w:pStyle w:val="XMLvoorbeeld"/>
-        <w:rPr>
-          <w:lang w:val="en-GB"/>
-        </w:rPr>
-      </w:pPr>
-      <w:r>
-        <w:rPr>
-          <w:rStyle w:val="XMLBracket"/>
-          <w:rFonts w:eastAsia="Courier New"/>
-          <w:lang w:val="en-GB"/>
-        </w:rPr>
-        <w:t xml:space="preserve">  </w:t>
-      </w:r>
-      <w:r>
-        <w:rPr>
-          <w:rStyle w:val="XMLBracket"/>
-          <w:lang w:val="en-GB"/>
-        </w:rPr>
-        <w:t>&lt;</w:t>
-      </w:r>
-      <w:proofErr w:type="spellStart"/>
-      <w:r>
-        <w:rPr>
-          <w:rStyle w:val="XMLElement"/>
-          <w:lang w:val="en-GB"/>
-        </w:rPr>
         <w:t>writeholdingregisterfc</w:t>
       </w:r>
-      <w:proofErr w:type="spellEnd"/>
-      <w:r>
-        <w:rPr>
-          <w:rStyle w:val="XMLBracket"/>
-          <w:lang w:val="en-GB"/>
-        </w:rPr>
-        <w:t>&gt;</w:t>
-      </w:r>
-      <w:r>
-        <w:rPr>
-          <w:rStyle w:val="XMLContent"/>
-          <w:lang w:val="en-GB"/>
-        </w:rPr>
-        <w:t>16</w:t>
-      </w:r>
-      <w:r>
-        <w:rPr>
-          <w:rStyle w:val="XMLBracket"/>
-          <w:lang w:val="en-GB"/>
-        </w:rPr>
-        <w:t>&lt;/</w:t>
-      </w:r>
-      <w:proofErr w:type="spellStart"/>
-      <w:r>
-        <w:rPr>
-          <w:rStyle w:val="XMLElement"/>
-          <w:lang w:val="en-GB"/>
-        </w:rPr>
-        <w:t>writeholdingregisterfc</w:t>
-      </w:r>
-      <w:proofErr w:type="spellEnd"/>
       <w:r>
         <w:rPr>
           <w:rStyle w:val="XMLBracket"/>
@@ -16041,21 +15809,7 @@
               <w:rPr>
                 <w:lang w:val="en-GB"/>
               </w:rPr>
-              <w:t>&lt;</w:t>
-            </w:r>
-            <w:proofErr w:type="spellStart"/>
-            <w:r>
-              <w:rPr>
-                <w:lang w:val="en-GB"/>
-              </w:rPr>
-              <w:t>fcol</w:t>
-            </w:r>
-            <w:proofErr w:type="spellEnd"/>
-            <w:r>
-              <w:rPr>
-                <w:lang w:val="en-GB"/>
-              </w:rPr>
-              <w:t>&gt;</w:t>
+              <w:t>&lt;fcol&gt;</w:t>
             </w:r>
           </w:p>
         </w:tc>
@@ -16072,15 +15826,7 @@
               </w:rPr>
             </w:pPr>
             <w:r>
-              <w:t xml:space="preserve">Sets the default font (text) </w:t>
-            </w:r>
-            <w:proofErr w:type="spellStart"/>
-            <w:r>
-              <w:t>color</w:t>
-            </w:r>
-            <w:proofErr w:type="spellEnd"/>
-            <w:r>
-              <w:t xml:space="preserve"> for all &lt;var&gt; on this tab page.</w:t>
+              <w:t>Sets the default font (text) color for all &lt;var&gt; on this tab page.</w:t>
             </w:r>
           </w:p>
           <w:p>
@@ -16134,23 +15880,7 @@
               <w:fldChar w:fldCharType="separate"/>
             </w:r>
             <w:r>
-              <w:t>The &lt;</w:t>
-            </w:r>
-            <w:proofErr w:type="spellStart"/>
-            <w:r>
-              <w:t>fcol</w:t>
-            </w:r>
-            <w:proofErr w:type="spellEnd"/>
-            <w:r>
-              <w:t>&gt; and &lt;</w:t>
-            </w:r>
-            <w:proofErr w:type="spellStart"/>
-            <w:r>
-              <w:t>bcol</w:t>
-            </w:r>
-            <w:proofErr w:type="spellEnd"/>
-            <w:r>
-              <w:t>&gt; elements</w:t>
+              <w:t>The &lt;fcol&gt; and &lt;bcol&gt; elements</w:t>
             </w:r>
             <w:r>
               <w:rPr>
@@ -16190,21 +15920,7 @@
               <w:rPr>
                 <w:lang w:val="en-GB"/>
               </w:rPr>
-              <w:t>&lt;</w:t>
-            </w:r>
-            <w:proofErr w:type="spellStart"/>
-            <w:r>
-              <w:rPr>
-                <w:lang w:val="en-GB"/>
-              </w:rPr>
-              <w:t>bcol</w:t>
-            </w:r>
-            <w:proofErr w:type="spellEnd"/>
-            <w:r>
-              <w:rPr>
-                <w:lang w:val="en-GB"/>
-              </w:rPr>
-              <w:t xml:space="preserve">&gt; </w:t>
+              <w:t xml:space="preserve">&lt;bcol&gt; </w:t>
             </w:r>
           </w:p>
         </w:tc>
@@ -16221,15 +15937,7 @@
               </w:rPr>
             </w:pPr>
             <w:r>
-              <w:t xml:space="preserve">Sets the default background </w:t>
-            </w:r>
-            <w:proofErr w:type="spellStart"/>
-            <w:r>
-              <w:t>color</w:t>
-            </w:r>
-            <w:proofErr w:type="spellEnd"/>
-            <w:r>
-              <w:t xml:space="preserve"> for all &lt;var&gt; on this tab page. </w:t>
+              <w:t xml:space="preserve">Sets the default background color for all &lt;var&gt; on this tab page. </w:t>
             </w:r>
             <w:r>
               <w:t>See [</w:t>
@@ -16275,23 +15983,7 @@
               <w:fldChar w:fldCharType="separate"/>
             </w:r>
             <w:r>
-              <w:t>The &lt;</w:t>
-            </w:r>
-            <w:proofErr w:type="spellStart"/>
-            <w:r>
-              <w:t>fcol</w:t>
-            </w:r>
-            <w:proofErr w:type="spellEnd"/>
-            <w:r>
-              <w:t>&gt; and &lt;</w:t>
-            </w:r>
-            <w:proofErr w:type="spellStart"/>
-            <w:r>
-              <w:t>bcol</w:t>
-            </w:r>
-            <w:proofErr w:type="spellEnd"/>
-            <w:r>
-              <w:t>&gt; elements</w:t>
+              <w:t>The &lt;fcol&gt; and &lt;bcol&gt; elements</w:t>
             </w:r>
             <w:r>
               <w:rPr>
@@ -16334,21 +16026,7 @@
               <w:rPr>
                 <w:lang w:val="en-GB"/>
               </w:rPr>
-              <w:t>&lt;</w:t>
-            </w:r>
-            <w:proofErr w:type="spellStart"/>
-            <w:r>
-              <w:rPr>
-                <w:lang w:val="en-GB"/>
-              </w:rPr>
-              <w:t>expandfields</w:t>
-            </w:r>
-            <w:proofErr w:type="spellEnd"/>
-            <w:r>
-              <w:rPr>
-                <w:lang w:val="en-GB"/>
-              </w:rPr>
-              <w:t>&gt;</w:t>
+              <w:t>&lt;expandfields&gt;</w:t>
             </w:r>
           </w:p>
         </w:tc>
@@ -16697,7 +16375,6 @@
         </w:rPr>
         <w:t>&lt;</w:t>
       </w:r>
-      <w:proofErr w:type="spellStart"/>
       <w:r>
         <w:rPr>
           <w:rStyle w:val="XMLElement"/>
@@ -16705,7 +16382,6 @@
         </w:rPr>
         <w:t>rw</w:t>
       </w:r>
-      <w:proofErr w:type="spellEnd"/>
       <w:r>
         <w:rPr>
           <w:rStyle w:val="XMLBracket"/>
@@ -16727,7 +16403,6 @@
         </w:rPr>
         <w:t>&lt;/</w:t>
       </w:r>
-      <w:proofErr w:type="spellStart"/>
       <w:r>
         <w:rPr>
           <w:rStyle w:val="XMLElement"/>
@@ -16735,7 +16410,6 @@
         </w:rPr>
         <w:t>rw</w:t>
       </w:r>
-      <w:proofErr w:type="spellEnd"/>
       <w:r>
         <w:rPr>
           <w:rStyle w:val="XMLBracket"/>
@@ -16927,7 +16601,6 @@
         </w:rPr>
         <w:t>&lt;</w:t>
       </w:r>
-      <w:proofErr w:type="spellStart"/>
       <w:r>
         <w:rPr>
           <w:rStyle w:val="XMLElement"/>
@@ -16935,7 +16608,6 @@
         </w:rPr>
         <w:t>rw</w:t>
       </w:r>
-      <w:proofErr w:type="spellEnd"/>
       <w:r>
         <w:rPr>
           <w:rStyle w:val="XMLBracket"/>
@@ -16957,7 +16629,6 @@
         </w:rPr>
         <w:t>&lt;/</w:t>
       </w:r>
-      <w:proofErr w:type="spellStart"/>
       <w:r>
         <w:rPr>
           <w:rStyle w:val="XMLElement"/>
@@ -16965,7 +16636,6 @@
         </w:rPr>
         <w:t>rw</w:t>
       </w:r>
-      <w:proofErr w:type="spellEnd"/>
       <w:r>
         <w:rPr>
           <w:rStyle w:val="XMLBracket"/>
@@ -17239,14 +16909,12 @@
               </w:rPr>
               <w:t>&lt;</w:t>
             </w:r>
-            <w:proofErr w:type="spellStart"/>
             <w:r>
               <w:rPr>
                 <w:rFonts w:hint="eastAsia"/>
               </w:rPr>
               <w:t>required</w:t>
             </w:r>
-            <w:proofErr w:type="spellEnd"/>
             <w:r>
               <w:rPr>
                 <w:lang w:val="en-GB"/>
@@ -17341,23 +17009,7 @@
           <w:rStyle w:val="XMLElement"/>
           <w:rFonts w:hint="eastAsia"/>
         </w:rPr>
-        <w:t>&lt;</w:t>
-      </w:r>
-      <w:proofErr w:type="spellStart"/>
-      <w:r>
-        <w:rPr>
-          <w:rStyle w:val="XMLElement"/>
-          <w:rFonts w:hint="eastAsia"/>
-        </w:rPr>
-        <w:t>include</w:t>
-      </w:r>
-      <w:proofErr w:type="spellEnd"/>
-      <w:r>
-        <w:rPr>
-          <w:rStyle w:val="XMLElement"/>
-          <w:rFonts w:hint="eastAsia"/>
-        </w:rPr>
-        <w:t>&gt;</w:t>
+        <w:t>&lt;include&gt;</w:t>
       </w:r>
     </w:p>
     <w:p>
@@ -17378,7 +17030,6 @@
         </w:rPr>
         <w:t>file&gt;</w:t>
       </w:r>
-      <w:proofErr w:type="spellStart"/>
       <w:r>
         <w:t>Configuration</w:t>
       </w:r>
@@ -17388,7 +17039,6 @@
         </w:rPr>
         <w:t>.mbc</w:t>
       </w:r>
-      <w:proofErr w:type="spellEnd"/>
       <w:r>
         <w:rPr>
           <w:rStyle w:val="XMLElement"/>
@@ -17415,122 +17065,58 @@
           <w:rStyle w:val="XMLElement"/>
           <w:rFonts w:hint="eastAsia"/>
         </w:rPr>
-        <w:t>&lt;</w:t>
-      </w:r>
-      <w:proofErr w:type="spellStart"/>
+        <w:t>&lt;required&gt;</w:t>
+      </w:r>
+      <w:r>
+        <w:rPr>
+          <w:rStyle w:val="XMLContent"/>
+          <w:rFonts w:hint="eastAsia"/>
+          <w:lang w:val="en-GB"/>
+        </w:rPr>
+        <w:t>false</w:t>
+      </w:r>
       <w:r>
         <w:rPr>
           <w:rStyle w:val="XMLElement"/>
           <w:rFonts w:hint="eastAsia"/>
         </w:rPr>
-        <w:t>required</w:t>
-      </w:r>
-      <w:proofErr w:type="spellEnd"/>
-      <w:r>
+        <w:t>&lt;/required&gt;</w:t>
+      </w:r>
+    </w:p>
+    <w:p>
+      <w:pPr>
+        <w:pStyle w:val="XMLvoorbeeld"/>
         <w:rPr>
           <w:rStyle w:val="XMLElement"/>
-          <w:rFonts w:hint="eastAsia"/>
-        </w:rPr>
-        <w:t>&gt;</w:t>
-      </w:r>
-      <w:r>
-        <w:rPr>
-          <w:rStyle w:val="XMLContent"/>
-          <w:rFonts w:hint="eastAsia"/>
-          <w:lang w:val="en-GB"/>
-        </w:rPr>
-        <w:t>false</w:t>
-      </w:r>
+        </w:rPr>
+      </w:pPr>
       <w:r>
         <w:rPr>
           <w:rStyle w:val="XMLElement"/>
           <w:rFonts w:hint="eastAsia"/>
         </w:rPr>
-        <w:t>&lt;/</w:t>
-      </w:r>
-      <w:proofErr w:type="spellStart"/>
+        <w:t>&lt;/include&gt;</w:t>
+      </w:r>
       <w:r>
         <w:rPr>
           <w:rStyle w:val="XMLElement"/>
-          <w:rFonts w:hint="eastAsia"/>
-        </w:rPr>
-        <w:t>required</w:t>
-      </w:r>
-      <w:proofErr w:type="spellEnd"/>
-      <w:r>
+        </w:rPr>
+        <w:br/>
+      </w:r>
+    </w:p>
+    <w:p>
+      <w:pPr>
+        <w:pStyle w:val="XMLvoorbeeld"/>
         <w:rPr>
           <w:rStyle w:val="XMLElement"/>
-          <w:rFonts w:hint="eastAsia"/>
-        </w:rPr>
-        <w:t>&gt;</w:t>
-      </w:r>
-    </w:p>
-    <w:p>
-      <w:pPr>
-        <w:pStyle w:val="XMLvoorbeeld"/>
+        </w:rPr>
+      </w:pPr>
+      <w:r>
         <w:rPr>
           <w:rStyle w:val="XMLElement"/>
-        </w:rPr>
-      </w:pPr>
-      <w:r>
-        <w:rPr>
-          <w:rStyle w:val="XMLElement"/>
-          <w:rFonts w:hint="eastAsia"/>
-        </w:rPr>
-        <w:t>&lt;/</w:t>
-      </w:r>
-      <w:proofErr w:type="spellStart"/>
-      <w:r>
-        <w:rPr>
-          <w:rStyle w:val="XMLElement"/>
-          <w:rFonts w:hint="eastAsia"/>
-        </w:rPr>
-        <w:t>include</w:t>
-      </w:r>
-      <w:proofErr w:type="spellEnd"/>
-      <w:r>
-        <w:rPr>
-          <w:rStyle w:val="XMLElement"/>
-          <w:rFonts w:hint="eastAsia"/>
-        </w:rPr>
-        <w:t>&gt;</w:t>
-      </w:r>
-      <w:r>
-        <w:rPr>
-          <w:rStyle w:val="XMLElement"/>
-        </w:rPr>
-        <w:br/>
-      </w:r>
-    </w:p>
-    <w:p>
-      <w:pPr>
-        <w:pStyle w:val="XMLvoorbeeld"/>
-        <w:rPr>
-          <w:rStyle w:val="XMLElement"/>
-        </w:rPr>
-      </w:pPr>
-      <w:r>
-        <w:rPr>
-          <w:rStyle w:val="XMLElement"/>
-          <w:rFonts w:hint="eastAsia"/>
-        </w:rPr>
-        <w:t>&lt;</w:t>
-      </w:r>
-      <w:proofErr w:type="spellStart"/>
-      <w:r>
-        <w:rPr>
-          <w:rStyle w:val="XMLElement"/>
-          <w:rFonts w:hint="eastAsia"/>
-        </w:rPr>
-        <w:t>includex</w:t>
-      </w:r>
-      <w:proofErr w:type="spellEnd"/>
-      <w:r>
-        <w:rPr>
-          <w:rStyle w:val="XMLElement"/>
-          <w:rFonts w:hint="eastAsia"/>
-        </w:rPr>
-        <w:t>&gt;</w:t>
+          <w:rFonts w:hint="eastAsia"/>
+        </w:rPr>
+        <w:t>&lt;includex&gt;</w:t>
       </w:r>
     </w:p>
     <w:p>
@@ -17579,7 +17165,6 @@
         </w:rPr>
         <w:t>\</w:t>
       </w:r>
-      <w:proofErr w:type="spellStart"/>
       <w:r>
         <w:rPr>
           <w:rStyle w:val="XMLContent"/>
@@ -17595,7 +17180,6 @@
         </w:rPr>
         <w:t>.mbc</w:t>
       </w:r>
-      <w:proofErr w:type="spellEnd"/>
       <w:r>
         <w:rPr>
           <w:rStyle w:val="XMLElement"/>
@@ -17617,23 +17201,7 @@
           <w:rStyle w:val="XMLElement"/>
           <w:rFonts w:hint="eastAsia"/>
         </w:rPr>
-        <w:t>&lt;/</w:t>
-      </w:r>
-      <w:proofErr w:type="spellStart"/>
-      <w:r>
-        <w:rPr>
-          <w:rStyle w:val="XMLElement"/>
-          <w:rFonts w:hint="eastAsia"/>
-        </w:rPr>
-        <w:t>include</w:t>
-      </w:r>
-      <w:proofErr w:type="spellEnd"/>
-      <w:r>
-        <w:rPr>
-          <w:rStyle w:val="XMLElement"/>
-          <w:rFonts w:hint="eastAsia"/>
-        </w:rPr>
-        <w:t>&gt;</w:t>
+        <w:t>&lt;/include&gt;</w:t>
       </w:r>
     </w:p>
     <w:p>
@@ -17714,15 +17282,7 @@
               </w:rPr>
             </w:pPr>
             <w:r>
-              <w:t>The modbus register number. Numbering depends on the &lt;</w:t>
-            </w:r>
-            <w:proofErr w:type="spellStart"/>
-            <w:r>
-              <w:t>holdingregisterstart</w:t>
-            </w:r>
-            <w:proofErr w:type="spellEnd"/>
-            <w:r>
-              <w:t>&gt; element. Holding registers numbering usually starts at 40001.</w:t>
+              <w:t>The modbus register number. Numbering depends on the &lt;holdingregisterstart&gt; element. Holding registers numbering usually starts at 40001.</w:t>
             </w:r>
           </w:p>
         </w:tc>
@@ -17844,22 +17404,14 @@
               <w:rPr>
                 <w:lang w:val="en-GB"/>
               </w:rPr>
-              <w:t>&lt;</w:t>
-            </w:r>
-            <w:proofErr w:type="spellStart"/>
+              <w:t>&lt;longdesc</w:t>
+            </w:r>
             <w:r>
               <w:rPr>
                 <w:lang w:val="en-GB"/>
               </w:rPr>
-              <w:t>longdesc</w:t>
-            </w:r>
-            <w:r>
-              <w:rPr>
-                <w:lang w:val="en-GB"/>
-              </w:rPr>
               <w:t>r</w:t>
             </w:r>
-            <w:proofErr w:type="spellEnd"/>
             <w:r>
               <w:rPr>
                 <w:lang w:val="en-GB"/>
@@ -18006,21 +17558,7 @@
               <w:rPr>
                 <w:lang w:val="en-GB"/>
               </w:rPr>
-              <w:t>&lt;</w:t>
-            </w:r>
-            <w:proofErr w:type="spellStart"/>
-            <w:r>
-              <w:rPr>
-                <w:lang w:val="en-GB"/>
-              </w:rPr>
-              <w:t>minlen</w:t>
-            </w:r>
-            <w:proofErr w:type="spellEnd"/>
-            <w:r>
-              <w:rPr>
-                <w:lang w:val="en-GB"/>
-              </w:rPr>
-              <w:t>&gt;</w:t>
+              <w:t>&lt;minlen&gt;</w:t>
             </w:r>
           </w:p>
         </w:tc>
@@ -18041,15 +17579,7 @@
             </w:r>
             <w:r>
               <w:lastRenderedPageBreak/>
-              <w:t xml:space="preserve">hexadecimal format to avoid that the value jumps left and right when the upper bits change. Example: 15 (decimal) with hex format and </w:t>
-            </w:r>
-            <w:proofErr w:type="spellStart"/>
-            <w:r>
-              <w:t>minlen</w:t>
-            </w:r>
-            <w:proofErr w:type="spellEnd"/>
-            <w:r>
-              <w:t>=4 will be shown as “0x000F”.</w:t>
+              <w:t>hexadecimal format to avoid that the value jumps left and right when the upper bits change. Example: 15 (decimal) with hex format and minlen=4 will be shown as “0x000F”.</w:t>
             </w:r>
           </w:p>
           <w:p>
@@ -18080,21 +17610,7 @@
                 <w:lang w:val="en-GB"/>
               </w:rPr>
               <w:lastRenderedPageBreak/>
-              <w:t>&lt;</w:t>
-            </w:r>
-            <w:proofErr w:type="spellStart"/>
-            <w:r>
-              <w:rPr>
-                <w:lang w:val="en-GB"/>
-              </w:rPr>
-              <w:t>rw</w:t>
-            </w:r>
-            <w:proofErr w:type="spellEnd"/>
-            <w:r>
-              <w:rPr>
-                <w:lang w:val="en-GB"/>
-              </w:rPr>
-              <w:t>&gt;</w:t>
+              <w:t>&lt;rw&gt;</w:t>
             </w:r>
           </w:p>
         </w:tc>
@@ -18111,15 +17627,7 @@
               </w:rPr>
             </w:pPr>
             <w:r>
-              <w:t>Determines if the register if read only, write only or read/write. Can be “r”, “w” or “</w:t>
-            </w:r>
-            <w:proofErr w:type="spellStart"/>
-            <w:r>
-              <w:t>rw</w:t>
-            </w:r>
-            <w:proofErr w:type="spellEnd"/>
-            <w:r>
-              <w:t>”. ModbusControl will only attempt to read registers that have the “r” property, and it will only allow writing of registers that have the “w” property.</w:t>
+              <w:t>Determines if the register if read only, write only or read/write. Can be “r”, “w” or “rw”. ModbusControl will only attempt to read registers that have the “r” property, and it will only allow writing of registers that have the “w” property.</w:t>
             </w:r>
           </w:p>
           <w:p>
@@ -18149,21 +17657,7 @@
               <w:rPr>
                 <w:lang w:val="en-GB"/>
               </w:rPr>
-              <w:t>&lt;</w:t>
-            </w:r>
-            <w:proofErr w:type="spellStart"/>
-            <w:r>
-              <w:rPr>
-                <w:lang w:val="en-GB"/>
-              </w:rPr>
-              <w:t>fcol</w:t>
-            </w:r>
-            <w:proofErr w:type="spellEnd"/>
-            <w:r>
-              <w:rPr>
-                <w:lang w:val="en-GB"/>
-              </w:rPr>
-              <w:t>&gt;</w:t>
+              <w:t>&lt;fcol&gt;</w:t>
             </w:r>
           </w:p>
         </w:tc>
@@ -18180,15 +17674,7 @@
               </w:rPr>
             </w:pPr>
             <w:r>
-              <w:t xml:space="preserve">Sets the font (text) </w:t>
-            </w:r>
-            <w:proofErr w:type="spellStart"/>
-            <w:r>
-              <w:t>color</w:t>
-            </w:r>
-            <w:proofErr w:type="spellEnd"/>
-            <w:r>
-              <w:t xml:space="preserve"> of the register, description and value. </w:t>
+              <w:t xml:space="preserve">Sets the font (text) color of the register, description and value. </w:t>
             </w:r>
           </w:p>
           <w:p>
@@ -18242,23 +17728,7 @@
               <w:fldChar w:fldCharType="separate"/>
             </w:r>
             <w:r>
-              <w:t>The &lt;</w:t>
-            </w:r>
-            <w:proofErr w:type="spellStart"/>
-            <w:r>
-              <w:t>fcol</w:t>
-            </w:r>
-            <w:proofErr w:type="spellEnd"/>
-            <w:r>
-              <w:t>&gt; and &lt;</w:t>
-            </w:r>
-            <w:proofErr w:type="spellStart"/>
-            <w:r>
-              <w:t>bcol</w:t>
-            </w:r>
-            <w:proofErr w:type="spellEnd"/>
-            <w:r>
-              <w:t>&gt; elements</w:t>
+              <w:t>The &lt;fcol&gt; and &lt;bcol&gt; elements</w:t>
             </w:r>
             <w:r>
               <w:rPr>
@@ -18298,21 +17768,7 @@
               <w:rPr>
                 <w:lang w:val="en-GB"/>
               </w:rPr>
-              <w:t>&lt;</w:t>
-            </w:r>
-            <w:proofErr w:type="spellStart"/>
-            <w:r>
-              <w:rPr>
-                <w:lang w:val="en-GB"/>
-              </w:rPr>
-              <w:t>bcol</w:t>
-            </w:r>
-            <w:proofErr w:type="spellEnd"/>
-            <w:r>
-              <w:rPr>
-                <w:lang w:val="en-GB"/>
-              </w:rPr>
-              <w:t xml:space="preserve">&gt; </w:t>
+              <w:t xml:space="preserve">&lt;bcol&gt; </w:t>
             </w:r>
           </w:p>
         </w:tc>
@@ -18329,15 +17785,7 @@
               </w:rPr>
             </w:pPr>
             <w:r>
-              <w:t xml:space="preserve">Sets the background </w:t>
-            </w:r>
-            <w:proofErr w:type="spellStart"/>
-            <w:r>
-              <w:t>color</w:t>
-            </w:r>
-            <w:proofErr w:type="spellEnd"/>
-            <w:r>
-              <w:t xml:space="preserve"> of the register, description and value.</w:t>
+              <w:t>Sets the background color of the register, description and value.</w:t>
             </w:r>
           </w:p>
           <w:p>
@@ -18391,23 +17839,7 @@
               <w:fldChar w:fldCharType="separate"/>
             </w:r>
             <w:r>
-              <w:t>The &lt;</w:t>
-            </w:r>
-            <w:proofErr w:type="spellStart"/>
-            <w:r>
-              <w:t>fcol</w:t>
-            </w:r>
-            <w:proofErr w:type="spellEnd"/>
-            <w:r>
-              <w:t>&gt; and &lt;</w:t>
-            </w:r>
-            <w:proofErr w:type="spellStart"/>
-            <w:r>
-              <w:t>bcol</w:t>
-            </w:r>
-            <w:proofErr w:type="spellEnd"/>
-            <w:r>
-              <w:t>&gt; elements</w:t>
+              <w:t>The &lt;fcol&gt; and &lt;bcol&gt; elements</w:t>
             </w:r>
             <w:r>
               <w:rPr>
@@ -18475,15 +17907,7 @@
               </w:rPr>
             </w:pPr>
             <w:r>
-              <w:t xml:space="preserve">Allowed only for Int and </w:t>
-            </w:r>
-            <w:proofErr w:type="spellStart"/>
-            <w:r>
-              <w:t>UInt</w:t>
-            </w:r>
-            <w:proofErr w:type="spellEnd"/>
-            <w:r>
-              <w:t xml:space="preserve"> types.</w:t>
+              <w:t>Allowed only for Int and UInt types.</w:t>
             </w:r>
           </w:p>
           <w:p>
@@ -18747,21 +18171,7 @@
               <w:rPr>
                 <w:lang w:val="en-GB"/>
               </w:rPr>
-              <w:t>&lt;</w:t>
-            </w:r>
-            <w:proofErr w:type="spellStart"/>
-            <w:r>
-              <w:rPr>
-                <w:lang w:val="en-GB"/>
-              </w:rPr>
-              <w:t>expandfields</w:t>
-            </w:r>
-            <w:proofErr w:type="spellEnd"/>
-            <w:r>
-              <w:rPr>
-                <w:lang w:val="en-GB"/>
-              </w:rPr>
-              <w:t>&gt;</w:t>
+              <w:t>&lt;expandfields&gt;</w:t>
             </w:r>
           </w:p>
         </w:tc>
@@ -18987,7 +18397,6 @@
         </w:rPr>
         <w:t>&lt;</w:t>
       </w:r>
-      <w:proofErr w:type="spellStart"/>
       <w:r>
         <w:rPr>
           <w:rStyle w:val="XMLElement"/>
@@ -18995,7 +18404,6 @@
         </w:rPr>
         <w:t>rw</w:t>
       </w:r>
-      <w:proofErr w:type="spellEnd"/>
       <w:r>
         <w:rPr>
           <w:rStyle w:val="XMLBracket"/>
@@ -19003,7 +18411,6 @@
         </w:rPr>
         <w:t>&gt;</w:t>
       </w:r>
-      <w:proofErr w:type="spellStart"/>
       <w:r>
         <w:rPr>
           <w:rStyle w:val="XMLContent"/>
@@ -19011,7 +18418,6 @@
         </w:rPr>
         <w:t>rw</w:t>
       </w:r>
-      <w:proofErr w:type="spellEnd"/>
       <w:r>
         <w:rPr>
           <w:rStyle w:val="XMLBracket"/>
@@ -19019,7 +18425,6 @@
         </w:rPr>
         <w:t>&lt;/</w:t>
       </w:r>
-      <w:proofErr w:type="spellStart"/>
       <w:r>
         <w:rPr>
           <w:rStyle w:val="XMLElement"/>
@@ -19027,7 +18432,6 @@
         </w:rPr>
         <w:t>rw</w:t>
       </w:r>
-      <w:proofErr w:type="spellEnd"/>
       <w:r>
         <w:rPr>
           <w:rStyle w:val="XMLBracket"/>
@@ -19143,7 +18547,6 @@
         </w:rPr>
         <w:t>&gt;&lt;</w:t>
       </w:r>
-      <w:proofErr w:type="spellStart"/>
       <w:r>
         <w:rPr>
           <w:rStyle w:val="XMLElement"/>
@@ -19152,7 +18555,6 @@
         </w:rPr>
         <w:t>text</w:t>
       </w:r>
-      <w:proofErr w:type="spellEnd"/>
       <w:r>
         <w:rPr>
           <w:rStyle w:val="XMLBracket"/>
@@ -19167,25 +18569,121 @@
           <w:szCs w:val="18"/>
           <w:lang w:val="en-GB" w:eastAsia="zh-CN"/>
         </w:rPr>
-        <w:t xml:space="preserve">Temperature 1 (0,1 </w:t>
-      </w:r>
-      <w:proofErr w:type="spellStart"/>
+        <w:t>Temperature 1 (0,1 deg)</w:t>
+      </w:r>
+      <w:r>
+        <w:rPr>
+          <w:rStyle w:val="XMLBracket"/>
+          <w:szCs w:val="18"/>
+          <w:lang w:eastAsia="zh-CN"/>
+        </w:rPr>
+        <w:t>&lt;/</w:t>
+      </w:r>
+      <w:r>
+        <w:rPr>
+          <w:rStyle w:val="XMLElement"/>
+          <w:szCs w:val="18"/>
+          <w:lang w:eastAsia="zh-CN"/>
+        </w:rPr>
+        <w:t>text</w:t>
+      </w:r>
+      <w:r>
+        <w:rPr>
+          <w:rStyle w:val="XMLBracket"/>
+          <w:szCs w:val="18"/>
+          <w:lang w:eastAsia="zh-CN"/>
+        </w:rPr>
+        <w:t>&gt;&lt;</w:t>
+      </w:r>
+      <w:r>
+        <w:rPr>
+          <w:rStyle w:val="XMLKeyWord"/>
+          <w:szCs w:val="18"/>
+          <w:lang w:eastAsia="zh-CN"/>
+        </w:rPr>
+        <w:t>type</w:t>
+      </w:r>
+      <w:r>
+        <w:rPr>
+          <w:rStyle w:val="XMLBracket"/>
+          <w:szCs w:val="18"/>
+          <w:lang w:eastAsia="zh-CN"/>
+        </w:rPr>
+        <w:t>&gt;</w:t>
+      </w:r>
       <w:r>
         <w:rPr>
           <w:rStyle w:val="XMLContent"/>
           <w:szCs w:val="18"/>
           <w:lang w:val="en-GB" w:eastAsia="zh-CN"/>
         </w:rPr>
-        <w:t>deg</w:t>
-      </w:r>
-      <w:proofErr w:type="spellEnd"/>
+        <w:t>int16</w:t>
+      </w:r>
+      <w:r>
+        <w:rPr>
+          <w:rStyle w:val="XMLBracket"/>
+          <w:szCs w:val="18"/>
+          <w:lang w:eastAsia="zh-CN"/>
+        </w:rPr>
+        <w:t>&lt;/</w:t>
+      </w:r>
+      <w:r>
+        <w:rPr>
+          <w:rStyle w:val="XMLKeyWord"/>
+          <w:szCs w:val="18"/>
+          <w:lang w:eastAsia="zh-CN"/>
+        </w:rPr>
+        <w:t>type</w:t>
+      </w:r>
+      <w:r>
+        <w:rPr>
+          <w:rStyle w:val="XMLBracket"/>
+          <w:szCs w:val="18"/>
+          <w:lang w:eastAsia="zh-CN"/>
+        </w:rPr>
+        <w:t>&gt;</w:t>
+      </w:r>
+      <w:r>
+        <w:rPr>
+          <w:rStyle w:val="XMLBracket"/>
+          <w:rFonts w:cs="Mangal"/>
+          <w:szCs w:val="18"/>
+          <w:lang w:val="en-GB" w:eastAsia="zh-CN"/>
+        </w:rPr>
+        <w:br/>
+        <w:t xml:space="preserve"> </w:t>
+      </w:r>
+      <w:r>
+        <w:rPr>
+          <w:rStyle w:val="XMLBracket"/>
+          <w:szCs w:val="18"/>
+          <w:lang w:eastAsia="zh-CN"/>
+        </w:rPr>
+        <w:t>&lt;</w:t>
+      </w:r>
+      <w:r>
+        <w:rPr>
+          <w:rStyle w:val="XMLElement"/>
+          <w:szCs w:val="18"/>
+          <w:lang w:eastAsia="zh-CN"/>
+        </w:rPr>
+        <w:t>decimals</w:t>
+      </w:r>
+      <w:r>
+        <w:rPr>
+          <w:rStyle w:val="XMLBracket"/>
+          <w:szCs w:val="18"/>
+          <w:lang w:eastAsia="zh-CN"/>
+        </w:rPr>
+        <w:t>&gt;</w:t>
+      </w:r>
       <w:r>
         <w:rPr>
           <w:rStyle w:val="XMLContent"/>
           <w:szCs w:val="18"/>
           <w:lang w:val="en-GB" w:eastAsia="zh-CN"/>
         </w:rPr>
-        <w:t>)</w:t>
+        <w:t>1</w:t>
       </w:r>
       <w:r>
         <w:rPr>
@@ -19195,16 +18693,14 @@
         </w:rPr>
         <w:t>&lt;/</w:t>
       </w:r>
-      <w:proofErr w:type="spellStart"/>
       <w:r>
         <w:rPr>
           <w:rStyle w:val="XMLElement"/>
           <w:szCs w:val="18"/>
           <w:lang w:eastAsia="zh-CN"/>
         </w:rPr>
-        <w:t>text</w:t>
-      </w:r>
-      <w:proofErr w:type="spellEnd"/>
+        <w:t>decimals</w:t>
+      </w:r>
       <w:r>
         <w:rPr>
           <w:rStyle w:val="XMLBracket"/>
@@ -19215,11 +18711,11 @@
       </w:r>
       <w:r>
         <w:rPr>
-          <w:rStyle w:val="XMLKeyWord"/>
+          <w:rStyle w:val="XMLElement"/>
           <w:szCs w:val="18"/>
           <w:lang w:eastAsia="zh-CN"/>
         </w:rPr>
-        <w:t>type</w:t>
+        <w:t>rw</w:t>
       </w:r>
       <w:r>
         <w:rPr>
@@ -19235,7 +18731,7 @@
           <w:szCs w:val="18"/>
           <w:lang w:val="en-GB" w:eastAsia="zh-CN"/>
         </w:rPr>
-        <w:t>int16</w:t>
+        <w:t>r</w:t>
       </w:r>
       <w:r>
         <w:rPr>
@@ -19245,50 +18741,30 @@
         </w:rPr>
         <w:t>&lt;/</w:t>
       </w:r>
-      <w:r>
-        <w:rPr>
-          <w:rStyle w:val="XMLKeyWord"/>
-          <w:szCs w:val="18"/>
-          <w:lang w:eastAsia="zh-CN"/>
-        </w:rPr>
-        <w:t>type</w:t>
-      </w:r>
-      <w:r>
-        <w:rPr>
-          <w:rStyle w:val="XMLBracket"/>
-          <w:szCs w:val="18"/>
-          <w:lang w:eastAsia="zh-CN"/>
-        </w:rPr>
-        <w:t>&gt;</w:t>
-      </w:r>
-      <w:r>
-        <w:rPr>
-          <w:rStyle w:val="XMLBracket"/>
-          <w:rFonts w:cs="Mangal"/>
-          <w:szCs w:val="18"/>
-          <w:lang w:val="en-GB" w:eastAsia="zh-CN"/>
-        </w:rPr>
-        <w:br/>
-        <w:t xml:space="preserve"> </w:t>
-      </w:r>
-      <w:r>
-        <w:rPr>
-          <w:rStyle w:val="XMLBracket"/>
-          <w:szCs w:val="18"/>
-          <w:lang w:eastAsia="zh-CN"/>
-        </w:rPr>
-        <w:t>&lt;</w:t>
-      </w:r>
-      <w:proofErr w:type="spellStart"/>
       <w:r>
         <w:rPr>
           <w:rStyle w:val="XMLElement"/>
           <w:szCs w:val="18"/>
           <w:lang w:eastAsia="zh-CN"/>
         </w:rPr>
-        <w:t>decimals</w:t>
-      </w:r>
-      <w:proofErr w:type="spellEnd"/>
+        <w:t>rw</w:t>
+      </w:r>
+      <w:r>
+        <w:rPr>
+          <w:rStyle w:val="XMLBracket"/>
+          <w:szCs w:val="18"/>
+          <w:lang w:eastAsia="zh-CN"/>
+        </w:rPr>
+        <w:t>&gt;&lt;</w:t>
+      </w:r>
+      <w:r>
+        <w:rPr>
+          <w:rStyle w:val="XMLElement"/>
+          <w:szCs w:val="18"/>
+          <w:lang w:eastAsia="zh-CN"/>
+        </w:rPr>
+        <w:t>bcol</w:t>
+      </w:r>
       <w:r>
         <w:rPr>
           <w:rStyle w:val="XMLBracket"/>
@@ -19303,7 +18779,7 @@
           <w:szCs w:val="18"/>
           <w:lang w:val="en-GB" w:eastAsia="zh-CN"/>
         </w:rPr>
-        <w:t>1</w:t>
+        <w:t>255,200,200</w:t>
       </w:r>
       <w:r>
         <w:rPr>
@@ -19313,120 +18789,14 @@
         </w:rPr>
         <w:t>&lt;/</w:t>
       </w:r>
-      <w:proofErr w:type="spellStart"/>
       <w:r>
         <w:rPr>
           <w:rStyle w:val="XMLElement"/>
           <w:szCs w:val="18"/>
           <w:lang w:eastAsia="zh-CN"/>
         </w:rPr>
-        <w:t>decimals</w:t>
-      </w:r>
-      <w:proofErr w:type="spellEnd"/>
-      <w:r>
-        <w:rPr>
-          <w:rStyle w:val="XMLBracket"/>
-          <w:szCs w:val="18"/>
-          <w:lang w:eastAsia="zh-CN"/>
-        </w:rPr>
-        <w:t>&gt;&lt;</w:t>
-      </w:r>
-      <w:proofErr w:type="spellStart"/>
-      <w:r>
-        <w:rPr>
-          <w:rStyle w:val="XMLElement"/>
-          <w:szCs w:val="18"/>
-          <w:lang w:eastAsia="zh-CN"/>
-        </w:rPr>
-        <w:t>rw</w:t>
-      </w:r>
-      <w:proofErr w:type="spellEnd"/>
-      <w:r>
-        <w:rPr>
-          <w:rStyle w:val="XMLBracket"/>
-          <w:szCs w:val="18"/>
-          <w:lang w:eastAsia="zh-CN"/>
-        </w:rPr>
-        <w:t>&gt;</w:t>
-      </w:r>
-      <w:r>
-        <w:rPr>
-          <w:rStyle w:val="XMLContent"/>
-          <w:szCs w:val="18"/>
-          <w:lang w:val="en-GB" w:eastAsia="zh-CN"/>
-        </w:rPr>
-        <w:t>r</w:t>
-      </w:r>
-      <w:r>
-        <w:rPr>
-          <w:rStyle w:val="XMLBracket"/>
-          <w:szCs w:val="18"/>
-          <w:lang w:eastAsia="zh-CN"/>
-        </w:rPr>
-        <w:t>&lt;/</w:t>
-      </w:r>
-      <w:proofErr w:type="spellStart"/>
-      <w:r>
-        <w:rPr>
-          <w:rStyle w:val="XMLElement"/>
-          <w:szCs w:val="18"/>
-          <w:lang w:eastAsia="zh-CN"/>
-        </w:rPr>
-        <w:t>rw</w:t>
-      </w:r>
-      <w:proofErr w:type="spellEnd"/>
-      <w:r>
-        <w:rPr>
-          <w:rStyle w:val="XMLBracket"/>
-          <w:szCs w:val="18"/>
-          <w:lang w:eastAsia="zh-CN"/>
-        </w:rPr>
-        <w:t>&gt;&lt;</w:t>
-      </w:r>
-      <w:proofErr w:type="spellStart"/>
-      <w:r>
-        <w:rPr>
-          <w:rStyle w:val="XMLElement"/>
-          <w:szCs w:val="18"/>
-          <w:lang w:eastAsia="zh-CN"/>
-        </w:rPr>
         <w:t>bcol</w:t>
       </w:r>
-      <w:proofErr w:type="spellEnd"/>
-      <w:r>
-        <w:rPr>
-          <w:rStyle w:val="XMLBracket"/>
-          <w:szCs w:val="18"/>
-          <w:lang w:eastAsia="zh-CN"/>
-        </w:rPr>
-        <w:t>&gt;</w:t>
-      </w:r>
-      <w:r>
-        <w:rPr>
-          <w:rStyle w:val="XMLContent"/>
-          <w:szCs w:val="18"/>
-          <w:lang w:val="en-GB" w:eastAsia="zh-CN"/>
-        </w:rPr>
-        <w:t>255,200,200</w:t>
-      </w:r>
-      <w:r>
-        <w:rPr>
-          <w:rStyle w:val="XMLBracket"/>
-          <w:szCs w:val="18"/>
-          <w:lang w:eastAsia="zh-CN"/>
-        </w:rPr>
-        <w:t>&lt;/</w:t>
-      </w:r>
-      <w:proofErr w:type="spellStart"/>
-      <w:r>
-        <w:rPr>
-          <w:rStyle w:val="XMLElement"/>
-          <w:szCs w:val="18"/>
-          <w:lang w:eastAsia="zh-CN"/>
-        </w:rPr>
-        <w:t>bcol</w:t>
-      </w:r>
-      <w:proofErr w:type="spellEnd"/>
       <w:r>
         <w:rPr>
           <w:rStyle w:val="XMLBracket"/>
@@ -19553,21 +18923,7 @@
                 <w:lang w:val="en-GB"/>
               </w:rPr>
               <w:lastRenderedPageBreak/>
-              <w:t>&amp;</w:t>
-            </w:r>
-            <w:proofErr w:type="spellStart"/>
-            <w:r>
-              <w:rPr>
-                <w:lang w:val="en-GB"/>
-              </w:rPr>
-              <w:t>lt</w:t>
-            </w:r>
-            <w:proofErr w:type="spellEnd"/>
-            <w:r>
-              <w:rPr>
-                <w:lang w:val="en-GB"/>
-              </w:rPr>
-              <w:t>;</w:t>
+              <w:t>&amp;lt;</w:t>
             </w:r>
           </w:p>
         </w:tc>
@@ -19609,21 +18965,7 @@
               <w:rPr>
                 <w:lang w:val="en-GB"/>
               </w:rPr>
-              <w:t>&amp;</w:t>
-            </w:r>
-            <w:proofErr w:type="spellStart"/>
-            <w:r>
-              <w:rPr>
-                <w:lang w:val="en-GB"/>
-              </w:rPr>
-              <w:t>gt</w:t>
-            </w:r>
-            <w:proofErr w:type="spellEnd"/>
-            <w:r>
-              <w:rPr>
-                <w:lang w:val="en-GB"/>
-              </w:rPr>
-              <w:t>;</w:t>
+              <w:t>&amp;gt;</w:t>
             </w:r>
           </w:p>
         </w:tc>
@@ -19749,21 +19091,7 @@
               <w:rPr>
                 <w:lang w:val="en-GB"/>
               </w:rPr>
-              <w:t>&amp;</w:t>
-            </w:r>
-            <w:proofErr w:type="spellStart"/>
-            <w:r>
-              <w:rPr>
-                <w:lang w:val="en-GB"/>
-              </w:rPr>
-              <w:t>quot</w:t>
-            </w:r>
-            <w:proofErr w:type="spellEnd"/>
-            <w:r>
-              <w:rPr>
-                <w:lang w:val="en-GB"/>
-              </w:rPr>
-              <w:t>;</w:t>
+              <w:t>&amp;quot;</w:t>
             </w:r>
           </w:p>
         </w:tc>
@@ -19982,14 +19310,7 @@
         <w:rPr>
           <w:lang w:val="en-GB"/>
         </w:rPr>
-        <w:t>The &lt;</w:t>
-      </w:r>
-      <w:proofErr w:type="spellStart"/>
-      <w:r>
-        <w:rPr>
-          <w:lang w:val="en-GB"/>
-        </w:rPr>
-        <w:t>longdesc</w:t>
+        <w:t>The &lt;longdesc</w:t>
       </w:r>
       <w:r>
         <w:rPr>
@@ -19997,7 +19318,6 @@
         </w:rPr>
         <w:t>r</w:t>
       </w:r>
-      <w:proofErr w:type="spellEnd"/>
       <w:r>
         <w:rPr>
           <w:lang w:val="en-GB"/>
@@ -20013,16 +19333,11 @@
         </w:rPr>
       </w:pPr>
       <w:r>
-        <w:t>The &lt;</w:t>
-      </w:r>
-      <w:proofErr w:type="spellStart"/>
-      <w:r>
-        <w:t>longdesc</w:t>
+        <w:t>The &lt;longdesc</w:t>
       </w:r>
       <w:r>
         <w:t>r</w:t>
       </w:r>
-      <w:proofErr w:type="spellEnd"/>
       <w:r>
         <w:t xml:space="preserve">&gt; element </w:t>
       </w:r>
@@ -20094,22 +19409,14 @@
               <w:rPr>
                 <w:lang w:val="en-GB"/>
               </w:rPr>
-              <w:t>&lt;</w:t>
-            </w:r>
-            <w:proofErr w:type="spellStart"/>
+              <w:t>&lt;longdesc</w:t>
+            </w:r>
             <w:r>
               <w:rPr>
                 <w:lang w:val="en-GB"/>
               </w:rPr>
-              <w:t>longdesc</w:t>
-            </w:r>
-            <w:r>
-              <w:rPr>
-                <w:lang w:val="en-GB"/>
-              </w:rPr>
               <w:t>r</w:t>
             </w:r>
-            <w:proofErr w:type="spellEnd"/>
             <w:r>
               <w:rPr>
                 <w:lang w:val="en-GB"/>
@@ -20279,60 +19586,24 @@
           <w:lang w:val="en-GB"/>
         </w:rPr>
         <w:tab/>
-        <w:t>&lt;</w:t>
-      </w:r>
-      <w:proofErr w:type="spellStart"/>
+        <w:t>&lt;longdescr&gt;</w:t>
+      </w:r>
       <w:r>
         <w:rPr>
           <w:rStyle w:val="XMLElement"/>
           <w:rFonts w:hint="eastAsia"/>
-          <w:lang w:val="en-GB"/>
-        </w:rPr>
-        <w:t>longdescr</w:t>
-      </w:r>
-      <w:proofErr w:type="spellEnd"/>
+          <w:color w:val="auto"/>
+          <w:lang w:val="en-GB"/>
+        </w:rPr>
+        <w:t>Digital inputs bitmap. &amp;#13;Each bit in this register corresponds to the on/off state of a digital input.</w:t>
+      </w:r>
       <w:r>
         <w:rPr>
           <w:rStyle w:val="XMLElement"/>
           <w:rFonts w:hint="eastAsia"/>
           <w:lang w:val="en-GB"/>
         </w:rPr>
-        <w:t>&gt;</w:t>
-      </w:r>
-      <w:r>
-        <w:rPr>
-          <w:rStyle w:val="XMLElement"/>
-          <w:rFonts w:hint="eastAsia"/>
-          <w:color w:val="auto"/>
-          <w:lang w:val="en-GB"/>
-        </w:rPr>
-        <w:t>Digital inputs bitmap. &amp;#13;Each bit in this register corresponds to the on/off state of a digital input.</w:t>
-      </w:r>
-      <w:r>
-        <w:rPr>
-          <w:rStyle w:val="XMLElement"/>
-          <w:rFonts w:hint="eastAsia"/>
-          <w:lang w:val="en-GB"/>
-        </w:rPr>
-        <w:t>&lt;/</w:t>
-      </w:r>
-      <w:proofErr w:type="spellStart"/>
-      <w:r>
-        <w:rPr>
-          <w:rStyle w:val="XMLElement"/>
-          <w:rFonts w:hint="eastAsia"/>
-          <w:lang w:val="en-GB"/>
-        </w:rPr>
-        <w:t>longdescr</w:t>
-      </w:r>
-      <w:proofErr w:type="spellEnd"/>
-      <w:r>
-        <w:rPr>
-          <w:rStyle w:val="XMLElement"/>
-          <w:rFonts w:hint="eastAsia"/>
-          <w:lang w:val="en-GB"/>
-        </w:rPr>
-        <w:t>&gt;</w:t>
+        <w:t>&lt;/longdescr&gt;</w:t>
       </w:r>
     </w:p>
     <w:p>
@@ -20401,7 +19672,7 @@
           <w:noProof/>
         </w:rPr>
         <w:pict w14:anchorId="56E75F81">
-          <v:shape id="Afbeelding 1" o:spid="_x0000_i1026" type="#_x0000_t75" style="width:345.6pt;height:52.2pt;visibility:visible;mso-wrap-style:square">
+          <v:shape id="Afbeelding 1" o:spid="_x0000_i1027" type="#_x0000_t75" style="width:345.6pt;height:52.2pt;visibility:visible;mso-wrap-style:square">
             <v:imagedata r:id="rId14" o:title=""/>
           </v:shape>
         </w:pict>
@@ -21920,21 +21191,7 @@
               <w:rPr>
                 <w:lang w:val="en-GB"/>
               </w:rPr>
-              <w:t>&lt;</w:t>
-            </w:r>
-            <w:proofErr w:type="spellStart"/>
-            <w:r>
-              <w:rPr>
-                <w:lang w:val="en-GB"/>
-              </w:rPr>
-              <w:t>pos</w:t>
-            </w:r>
-            <w:proofErr w:type="spellEnd"/>
-            <w:r>
-              <w:rPr>
-                <w:lang w:val="en-GB"/>
-              </w:rPr>
-              <w:t>&gt;</w:t>
+              <w:t>&lt;pos&gt;</w:t>
             </w:r>
           </w:p>
         </w:tc>
@@ -22120,22 +21377,14 @@
               <w:rPr>
                 <w:lang w:val="en-GB"/>
               </w:rPr>
-              <w:t>&lt;</w:t>
-            </w:r>
-            <w:proofErr w:type="spellStart"/>
+              <w:t>&lt;longdesc</w:t>
+            </w:r>
             <w:r>
               <w:rPr>
                 <w:lang w:val="en-GB"/>
               </w:rPr>
-              <w:t>longdesc</w:t>
-            </w:r>
-            <w:r>
-              <w:rPr>
-                <w:lang w:val="en-GB"/>
-              </w:rPr>
               <w:t>r</w:t>
             </w:r>
-            <w:proofErr w:type="spellEnd"/>
             <w:r>
               <w:rPr>
                 <w:lang w:val="en-GB"/>
@@ -22221,11 +21470,9 @@
             <w:r>
               <w:t>“</w:t>
             </w:r>
-            <w:proofErr w:type="spellStart"/>
             <w:r>
               <w:t>uint</w:t>
             </w:r>
-            <w:proofErr w:type="spellEnd"/>
             <w:r>
               <w:t>”</w:t>
             </w:r>
@@ -22282,11 +21529,9 @@
             <w:r>
               <w:t>“</w:t>
             </w:r>
-            <w:proofErr w:type="spellStart"/>
             <w:r>
               <w:t>uint</w:t>
             </w:r>
-            <w:proofErr w:type="spellEnd"/>
             <w:r>
               <w:t>”</w:t>
             </w:r>
@@ -22310,21 +21555,7 @@
               <w:rPr>
                 <w:lang w:val="en-GB"/>
               </w:rPr>
-              <w:t>&lt;</w:t>
-            </w:r>
-            <w:proofErr w:type="spellStart"/>
-            <w:r>
-              <w:rPr>
-                <w:lang w:val="en-GB"/>
-              </w:rPr>
-              <w:t>minlen</w:t>
-            </w:r>
-            <w:proofErr w:type="spellEnd"/>
-            <w:r>
-              <w:rPr>
-                <w:lang w:val="en-GB"/>
-              </w:rPr>
-              <w:t>&gt;</w:t>
+              <w:t>&lt;minlen&gt;</w:t>
             </w:r>
           </w:p>
         </w:tc>
@@ -22371,21 +21602,7 @@
               <w:rPr>
                 <w:lang w:val="en-GB"/>
               </w:rPr>
-              <w:t>&lt;</w:t>
-            </w:r>
-            <w:proofErr w:type="spellStart"/>
-            <w:r>
-              <w:rPr>
-                <w:lang w:val="en-GB"/>
-              </w:rPr>
-              <w:t>fcol</w:t>
-            </w:r>
-            <w:proofErr w:type="spellEnd"/>
-            <w:r>
-              <w:rPr>
-                <w:lang w:val="en-GB"/>
-              </w:rPr>
-              <w:t>&gt;</w:t>
+              <w:t>&lt;fcol&gt;</w:t>
             </w:r>
           </w:p>
         </w:tc>
@@ -22402,15 +21619,7 @@
               </w:rPr>
             </w:pPr>
             <w:r>
-              <w:t xml:space="preserve">Sets the font (text) </w:t>
-            </w:r>
-            <w:proofErr w:type="spellStart"/>
-            <w:r>
-              <w:t>color</w:t>
-            </w:r>
-            <w:proofErr w:type="spellEnd"/>
-            <w:r>
-              <w:t xml:space="preserve"> of the bit field, description and value. </w:t>
+              <w:t xml:space="preserve">Sets the font (text) color of the bit field, description and value. </w:t>
             </w:r>
           </w:p>
           <w:p>
@@ -22464,23 +21673,7 @@
               <w:fldChar w:fldCharType="separate"/>
             </w:r>
             <w:r>
-              <w:t>The &lt;</w:t>
-            </w:r>
-            <w:proofErr w:type="spellStart"/>
-            <w:r>
-              <w:t>fcol</w:t>
-            </w:r>
-            <w:proofErr w:type="spellEnd"/>
-            <w:r>
-              <w:t>&gt; and &lt;</w:t>
-            </w:r>
-            <w:proofErr w:type="spellStart"/>
-            <w:r>
-              <w:t>bcol</w:t>
-            </w:r>
-            <w:proofErr w:type="spellEnd"/>
-            <w:r>
-              <w:t>&gt; elements</w:t>
+              <w:t>The &lt;fcol&gt; and &lt;bcol&gt; elements</w:t>
             </w:r>
             <w:r>
               <w:rPr>
@@ -22523,21 +21716,7 @@
               <w:rPr>
                 <w:lang w:val="en-GB"/>
               </w:rPr>
-              <w:t>&lt;</w:t>
-            </w:r>
-            <w:proofErr w:type="spellStart"/>
-            <w:r>
-              <w:rPr>
-                <w:lang w:val="en-GB"/>
-              </w:rPr>
-              <w:t>bcol</w:t>
-            </w:r>
-            <w:proofErr w:type="spellEnd"/>
-            <w:r>
-              <w:rPr>
-                <w:lang w:val="en-GB"/>
-              </w:rPr>
-              <w:t xml:space="preserve">&gt; </w:t>
+              <w:t xml:space="preserve">&lt;bcol&gt; </w:t>
             </w:r>
           </w:p>
         </w:tc>
@@ -22554,15 +21733,7 @@
               </w:rPr>
             </w:pPr>
             <w:r>
-              <w:t xml:space="preserve">Sets the background </w:t>
-            </w:r>
-            <w:proofErr w:type="spellStart"/>
-            <w:r>
-              <w:t>color</w:t>
-            </w:r>
-            <w:proofErr w:type="spellEnd"/>
-            <w:r>
-              <w:t xml:space="preserve"> of the bit field, description and value. </w:t>
+              <w:t xml:space="preserve">Sets the background color of the bit field, description and value. </w:t>
             </w:r>
           </w:p>
           <w:p>
@@ -22616,23 +21787,7 @@
               <w:fldChar w:fldCharType="separate"/>
             </w:r>
             <w:r>
-              <w:t>The &lt;</w:t>
-            </w:r>
-            <w:proofErr w:type="spellStart"/>
-            <w:r>
-              <w:t>fcol</w:t>
-            </w:r>
-            <w:proofErr w:type="spellEnd"/>
-            <w:r>
-              <w:t>&gt; and &lt;</w:t>
-            </w:r>
-            <w:proofErr w:type="spellStart"/>
-            <w:r>
-              <w:t>bcol</w:t>
-            </w:r>
-            <w:proofErr w:type="spellEnd"/>
-            <w:r>
-              <w:t>&gt; elements</w:t>
+              <w:t>The &lt;fcol&gt; and &lt;bcol&gt; elements</w:t>
             </w:r>
             <w:r>
               <w:rPr>
@@ -22704,7 +21859,6 @@
         </w:rPr>
         <w:t>&gt;&lt;</w:t>
       </w:r>
-      <w:proofErr w:type="spellStart"/>
       <w:r>
         <w:rPr>
           <w:rStyle w:val="XMLElement"/>
@@ -22712,7 +21866,6 @@
         </w:rPr>
         <w:t>pos</w:t>
       </w:r>
-      <w:proofErr w:type="spellEnd"/>
       <w:r>
         <w:rPr>
           <w:rStyle w:val="XMLBracket"/>
@@ -22734,7 +21887,6 @@
         </w:rPr>
         <w:t>&lt;/</w:t>
       </w:r>
-      <w:proofErr w:type="spellStart"/>
       <w:r>
         <w:rPr>
           <w:rStyle w:val="XMLElement"/>
@@ -22742,7 +21894,6 @@
         </w:rPr>
         <w:t>pos</w:t>
       </w:r>
-      <w:proofErr w:type="spellEnd"/>
       <w:r>
         <w:rPr>
           <w:rStyle w:val="XMLBracket"/>
@@ -23259,7 +22410,6 @@
         </w:rPr>
         <w:t>&gt;&lt;</w:t>
       </w:r>
-      <w:proofErr w:type="spellStart"/>
       <w:r>
         <w:rPr>
           <w:rStyle w:val="XMLElement"/>
@@ -23269,7 +22419,6 @@
         </w:rPr>
         <w:t>minlen</w:t>
       </w:r>
-      <w:proofErr w:type="spellEnd"/>
       <w:r>
         <w:rPr>
           <w:rStyle w:val="XMLBracket"/>
@@ -23297,7 +22446,6 @@
         </w:rPr>
         <w:t>&lt;/</w:t>
       </w:r>
-      <w:proofErr w:type="spellStart"/>
       <w:r>
         <w:rPr>
           <w:rStyle w:val="XMLElement"/>
@@ -23307,7 +22455,6 @@
         </w:rPr>
         <w:t>minlen</w:t>
       </w:r>
-      <w:proofErr w:type="spellEnd"/>
       <w:r>
         <w:rPr>
           <w:rStyle w:val="XMLBracket"/>
@@ -23317,7 +22464,6 @@
         </w:rPr>
         <w:t>&gt;&lt;</w:t>
       </w:r>
-      <w:proofErr w:type="spellStart"/>
       <w:r>
         <w:rPr>
           <w:rStyle w:val="XMLElement"/>
@@ -23327,7 +22473,6 @@
         </w:rPr>
         <w:t>rw</w:t>
       </w:r>
-      <w:proofErr w:type="spellEnd"/>
       <w:r>
         <w:rPr>
           <w:rStyle w:val="XMLBracket"/>
@@ -23355,7 +22500,6 @@
         </w:rPr>
         <w:t>&lt;/</w:t>
       </w:r>
-      <w:proofErr w:type="spellStart"/>
       <w:r>
         <w:rPr>
           <w:rStyle w:val="XMLElement"/>
@@ -23365,7 +22509,6 @@
         </w:rPr>
         <w:t>rw</w:t>
       </w:r>
-      <w:proofErr w:type="spellEnd"/>
       <w:r>
         <w:rPr>
           <w:rStyle w:val="XMLBracket"/>
@@ -23421,7 +22564,6 @@
         </w:rPr>
         <w:t>&gt;&lt;</w:t>
       </w:r>
-      <w:proofErr w:type="spellStart"/>
       <w:r>
         <w:rPr>
           <w:rStyle w:val="XMLElement"/>
@@ -23431,7 +22573,6 @@
         </w:rPr>
         <w:t>pos</w:t>
       </w:r>
-      <w:proofErr w:type="spellEnd"/>
       <w:r>
         <w:rPr>
           <w:rStyle w:val="XMLBracket"/>
@@ -23459,7 +22600,6 @@
         </w:rPr>
         <w:t>&lt;/</w:t>
       </w:r>
-      <w:proofErr w:type="spellStart"/>
       <w:r>
         <w:rPr>
           <w:rStyle w:val="XMLElement"/>
@@ -23469,7 +22609,6 @@
         </w:rPr>
         <w:t>pos</w:t>
       </w:r>
-      <w:proofErr w:type="spellEnd"/>
       <w:r>
         <w:rPr>
           <w:rStyle w:val="XMLBracket"/>
@@ -23597,7 +22736,6 @@
         </w:rPr>
         <w:t>&gt;&lt;</w:t>
       </w:r>
-      <w:proofErr w:type="spellStart"/>
       <w:r>
         <w:rPr>
           <w:rStyle w:val="XMLElement"/>
@@ -23607,7 +22745,6 @@
         </w:rPr>
         <w:t>pos</w:t>
       </w:r>
-      <w:proofErr w:type="spellEnd"/>
       <w:r>
         <w:rPr>
           <w:rStyle w:val="XMLBracket"/>
@@ -23635,7 +22772,6 @@
         </w:rPr>
         <w:t>&lt;/</w:t>
       </w:r>
-      <w:proofErr w:type="spellStart"/>
       <w:r>
         <w:rPr>
           <w:rStyle w:val="XMLElement"/>
@@ -23645,7 +22781,6 @@
         </w:rPr>
         <w:t>pos</w:t>
       </w:r>
-      <w:proofErr w:type="spellEnd"/>
       <w:r>
         <w:rPr>
           <w:rStyle w:val="XMLBracket"/>
@@ -23773,7 +22908,6 @@
         </w:rPr>
         <w:t>&gt;&lt;</w:t>
       </w:r>
-      <w:proofErr w:type="spellStart"/>
       <w:r>
         <w:rPr>
           <w:rStyle w:val="XMLElement"/>
@@ -23783,7 +22917,6 @@
         </w:rPr>
         <w:t>pos</w:t>
       </w:r>
-      <w:proofErr w:type="spellEnd"/>
       <w:r>
         <w:rPr>
           <w:rStyle w:val="XMLBracket"/>
@@ -23811,7 +22944,6 @@
         </w:rPr>
         <w:t>&lt;/</w:t>
       </w:r>
-      <w:proofErr w:type="spellStart"/>
       <w:r>
         <w:rPr>
           <w:rStyle w:val="XMLElement"/>
@@ -23821,7 +22953,6 @@
         </w:rPr>
         <w:t>pos</w:t>
       </w:r>
-      <w:proofErr w:type="spellEnd"/>
       <w:r>
         <w:rPr>
           <w:rStyle w:val="XMLBracket"/>
@@ -23949,7 +23080,6 @@
         </w:rPr>
         <w:t>&gt;&lt;</w:t>
       </w:r>
-      <w:proofErr w:type="spellStart"/>
       <w:r>
         <w:rPr>
           <w:rStyle w:val="XMLElement"/>
@@ -23959,7 +23089,6 @@
         </w:rPr>
         <w:t>pos</w:t>
       </w:r>
-      <w:proofErr w:type="spellEnd"/>
       <w:r>
         <w:rPr>
           <w:rStyle w:val="XMLBracket"/>
@@ -23987,7 +23116,6 @@
         </w:rPr>
         <w:t>&lt;/</w:t>
       </w:r>
-      <w:proofErr w:type="spellStart"/>
       <w:r>
         <w:rPr>
           <w:rStyle w:val="XMLElement"/>
@@ -23997,7 +23125,6 @@
         </w:rPr>
         <w:t>pos</w:t>
       </w:r>
-      <w:proofErr w:type="spellEnd"/>
       <w:r>
         <w:rPr>
           <w:rStyle w:val="XMLBracket"/>
@@ -24126,35 +23253,7 @@
         <w:rPr>
           <w:lang w:val="en-GB"/>
         </w:rPr>
-        <w:t>The &lt;</w:t>
-      </w:r>
-      <w:proofErr w:type="spellStart"/>
-      <w:r>
-        <w:rPr>
-          <w:lang w:val="en-GB"/>
-        </w:rPr>
-        <w:t>fcol</w:t>
-      </w:r>
-      <w:proofErr w:type="spellEnd"/>
-      <w:r>
-        <w:rPr>
-          <w:lang w:val="en-GB"/>
-        </w:rPr>
-        <w:t>&gt; and &lt;</w:t>
-      </w:r>
-      <w:proofErr w:type="spellStart"/>
-      <w:r>
-        <w:rPr>
-          <w:lang w:val="en-GB"/>
-        </w:rPr>
-        <w:t>bcol</w:t>
-      </w:r>
-      <w:proofErr w:type="spellEnd"/>
-      <w:r>
-        <w:rPr>
-          <w:lang w:val="en-GB"/>
-        </w:rPr>
-        <w:t>&gt; elements</w:t>
+        <w:t>The &lt;fcol&gt; and &lt;bcol&gt; elements</w:t>
       </w:r>
       <w:bookmarkEnd w:id="61"/>
       <w:bookmarkEnd w:id="62"/>
@@ -24171,39 +23270,7 @@
         </w:rPr>
       </w:pPr>
       <w:r>
-        <w:t>The &lt;</w:t>
-      </w:r>
-      <w:proofErr w:type="spellStart"/>
-      <w:r>
-        <w:t>fcol</w:t>
-      </w:r>
-      <w:proofErr w:type="spellEnd"/>
-      <w:r>
-        <w:t>&gt; and &lt;</w:t>
-      </w:r>
-      <w:proofErr w:type="spellStart"/>
-      <w:r>
-        <w:t>bcol</w:t>
-      </w:r>
-      <w:proofErr w:type="spellEnd"/>
-      <w:r>
-        <w:t xml:space="preserve">&gt; elements define the font (text) and background </w:t>
-      </w:r>
-      <w:proofErr w:type="spellStart"/>
-      <w:r>
-        <w:t>colors</w:t>
-      </w:r>
-      <w:proofErr w:type="spellEnd"/>
-      <w:r>
-        <w:t xml:space="preserve">. A </w:t>
-      </w:r>
-      <w:proofErr w:type="spellStart"/>
-      <w:r>
-        <w:t>color</w:t>
-      </w:r>
-      <w:proofErr w:type="spellEnd"/>
-      <w:r>
-        <w:t xml:space="preserve"> can be specified in 3 ways:</w:t>
+        <w:t>The &lt;fcol&gt; and &lt;bcol&gt; elements define the font (text) and background colors. A color can be specified in 3 ways:</w:t>
       </w:r>
     </w:p>
     <w:p>
@@ -24259,7 +23326,6 @@
               </w:rPr>
               <w:t>&lt;</w:t>
             </w:r>
-            <w:proofErr w:type="spellStart"/>
             <w:r>
               <w:rPr>
                 <w:rStyle w:val="XMLElement"/>
@@ -24267,7 +23333,6 @@
               </w:rPr>
               <w:t>bcol</w:t>
             </w:r>
-            <w:proofErr w:type="spellEnd"/>
             <w:r>
               <w:rPr>
                 <w:rStyle w:val="XMLBracket"/>
@@ -24289,7 +23354,6 @@
               </w:rPr>
               <w:t>&lt;/</w:t>
             </w:r>
-            <w:proofErr w:type="spellStart"/>
             <w:r>
               <w:rPr>
                 <w:rStyle w:val="XMLElement"/>
@@ -24297,7 +23361,6 @@
               </w:rPr>
               <w:t>bcol</w:t>
             </w:r>
-            <w:proofErr w:type="spellEnd"/>
             <w:r>
               <w:rPr>
                 <w:rStyle w:val="XMLBracket"/>
@@ -24342,7 +23405,6 @@
               </w:rPr>
               <w:t>&lt;</w:t>
             </w:r>
-            <w:proofErr w:type="spellStart"/>
             <w:r>
               <w:rPr>
                 <w:rStyle w:val="XMLElement"/>
@@ -24350,7 +23412,6 @@
               </w:rPr>
               <w:t>bcol</w:t>
             </w:r>
-            <w:proofErr w:type="spellEnd"/>
             <w:r>
               <w:rPr>
                 <w:rStyle w:val="XMLBracket"/>
@@ -24372,7 +23433,6 @@
               </w:rPr>
               <w:t>&lt;/</w:t>
             </w:r>
-            <w:proofErr w:type="spellStart"/>
             <w:r>
               <w:rPr>
                 <w:rStyle w:val="XMLElement"/>
@@ -24380,7 +23440,6 @@
               </w:rPr>
               <w:t>bcol</w:t>
             </w:r>
-            <w:proofErr w:type="spellEnd"/>
             <w:r>
               <w:rPr>
                 <w:rStyle w:val="XMLBracket"/>
@@ -24425,7 +23484,6 @@
               </w:rPr>
               <w:t>&lt;</w:t>
             </w:r>
-            <w:proofErr w:type="spellStart"/>
             <w:r>
               <w:rPr>
                 <w:rStyle w:val="XMLElement"/>
@@ -24433,7 +23491,6 @@
               </w:rPr>
               <w:t>bcol</w:t>
             </w:r>
-            <w:proofErr w:type="spellEnd"/>
             <w:r>
               <w:rPr>
                 <w:rStyle w:val="XMLBracket"/>
@@ -24455,7 +23512,6 @@
               </w:rPr>
               <w:t>&lt;/</w:t>
             </w:r>
-            <w:proofErr w:type="spellStart"/>
             <w:r>
               <w:rPr>
                 <w:rStyle w:val="XMLElement"/>
@@ -24463,7 +23519,6 @@
               </w:rPr>
               <w:t>bcol</w:t>
             </w:r>
-            <w:proofErr w:type="spellEnd"/>
             <w:r>
               <w:rPr>
                 <w:rStyle w:val="XMLBracket"/>
@@ -24504,15 +23559,7 @@
         </w:rPr>
       </w:pPr>
       <w:r>
-        <w:t xml:space="preserve">As a HTML </w:t>
-      </w:r>
-      <w:proofErr w:type="spellStart"/>
-      <w:r>
-        <w:t>color</w:t>
-      </w:r>
-      <w:proofErr w:type="spellEnd"/>
-      <w:r>
-        <w:t xml:space="preserve"> specification, as #RRGGBB. Where RR, GG and BB are 2 hexadecimal digits each, with range 00 .. FF. </w:t>
+        <w:t xml:space="preserve">As a HTML color specification, as #RRGGBB. Where RR, GG and BB are 2 hexadecimal digits each, with range 00 .. FF. </w:t>
       </w:r>
       <w:r>
         <w:br/>
@@ -24553,7 +23600,6 @@
               </w:rPr>
               <w:t>&lt;</w:t>
             </w:r>
-            <w:proofErr w:type="spellStart"/>
             <w:r>
               <w:rPr>
                 <w:rStyle w:val="XMLElement"/>
@@ -24561,7 +23607,6 @@
               </w:rPr>
               <w:t>bcol</w:t>
             </w:r>
-            <w:proofErr w:type="spellEnd"/>
             <w:r>
               <w:rPr>
                 <w:rStyle w:val="XMLBracket"/>
@@ -24634,7 +23679,6 @@
               </w:rPr>
               <w:t>&lt;</w:t>
             </w:r>
-            <w:proofErr w:type="spellStart"/>
             <w:r>
               <w:rPr>
                 <w:rStyle w:val="XMLElement"/>
@@ -24642,7 +23686,6 @@
               </w:rPr>
               <w:t>bcol</w:t>
             </w:r>
-            <w:proofErr w:type="spellEnd"/>
             <w:r>
               <w:rPr>
                 <w:rStyle w:val="XMLBracket"/>
@@ -24715,7 +23758,6 @@
               </w:rPr>
               <w:t>&lt;</w:t>
             </w:r>
-            <w:proofErr w:type="spellStart"/>
             <w:r>
               <w:rPr>
                 <w:rStyle w:val="XMLElement"/>
@@ -24723,7 +23765,6 @@
               </w:rPr>
               <w:t>bcol</w:t>
             </w:r>
-            <w:proofErr w:type="spellEnd"/>
             <w:r>
               <w:rPr>
                 <w:rStyle w:val="XMLBracket"/>
@@ -24792,63 +23833,7 @@
         </w:rPr>
       </w:pPr>
       <w:r>
-        <w:t xml:space="preserve">By </w:t>
-      </w:r>
-      <w:proofErr w:type="spellStart"/>
-      <w:r>
-        <w:t>color</w:t>
-      </w:r>
-      <w:proofErr w:type="spellEnd"/>
-      <w:r>
-        <w:t xml:space="preserve"> name. Like Red, Green, Aqua, Gold, </w:t>
-      </w:r>
-      <w:proofErr w:type="spellStart"/>
-      <w:r>
-        <w:t>Royalblue</w:t>
-      </w:r>
-      <w:proofErr w:type="spellEnd"/>
-      <w:r>
-        <w:t xml:space="preserve">, </w:t>
-      </w:r>
-      <w:proofErr w:type="spellStart"/>
-      <w:r>
-        <w:t>Steelblue</w:t>
-      </w:r>
-      <w:proofErr w:type="spellEnd"/>
-      <w:r>
-        <w:t xml:space="preserve">, </w:t>
-      </w:r>
-      <w:proofErr w:type="spellStart"/>
-      <w:r>
-        <w:t>Mediumblue</w:t>
-      </w:r>
-      <w:proofErr w:type="spellEnd"/>
-      <w:r>
-        <w:t xml:space="preserve">, </w:t>
-      </w:r>
-      <w:proofErr w:type="spellStart"/>
-      <w:r>
-        <w:t>Darkblue</w:t>
-      </w:r>
-      <w:proofErr w:type="spellEnd"/>
-      <w:r>
-        <w:t xml:space="preserve">, </w:t>
-      </w:r>
-      <w:proofErr w:type="spellStart"/>
-      <w:r>
-        <w:t>Royalblue</w:t>
-      </w:r>
-      <w:proofErr w:type="spellEnd"/>
-      <w:r>
-        <w:t xml:space="preserve">, </w:t>
-      </w:r>
-      <w:proofErr w:type="spellStart"/>
-      <w:r>
-        <w:t>Deepskyblue</w:t>
-      </w:r>
-      <w:proofErr w:type="spellEnd"/>
-      <w:r>
-        <w:t>, etc…</w:t>
+        <w:t>By color name. Like Red, Green, Aqua, Gold, Royalblue, Steelblue, Mediumblue, Darkblue, Royalblue, Deepskyblue, etc…</w:t>
       </w:r>
     </w:p>
     <w:tbl>
@@ -24884,21 +23869,18 @@
               </w:rPr>
               <w:t>&lt;</w:t>
             </w:r>
-            <w:proofErr w:type="spellStart"/>
             <w:r>
               <w:rPr>
                 <w:rStyle w:val="XMLElement"/>
               </w:rPr>
               <w:t>bcol</w:t>
             </w:r>
-            <w:proofErr w:type="spellEnd"/>
             <w:r>
               <w:rPr>
                 <w:rStyle w:val="XMLBracket"/>
               </w:rPr>
               <w:t>&gt;</w:t>
             </w:r>
-            <w:proofErr w:type="spellStart"/>
             <w:r>
               <w:rPr>
                 <w:rStyle w:val="XMLContent"/>
@@ -24906,21 +23888,18 @@
               </w:rPr>
               <w:t>royalblue</w:t>
             </w:r>
-            <w:proofErr w:type="spellEnd"/>
             <w:r>
               <w:rPr>
                 <w:rStyle w:val="XMLBracket"/>
               </w:rPr>
               <w:t>&lt;/</w:t>
             </w:r>
-            <w:proofErr w:type="spellStart"/>
             <w:r>
               <w:rPr>
                 <w:rStyle w:val="XMLElement"/>
               </w:rPr>
               <w:t>bcol</w:t>
             </w:r>
-            <w:proofErr w:type="spellEnd"/>
             <w:r>
               <w:rPr>
                 <w:rStyle w:val="XMLBracket"/>
@@ -24976,15 +23955,7 @@
         <w:t>’</w:t>
       </w:r>
       <w:r>
-        <w:t xml:space="preserve">s a chart showing all </w:t>
-      </w:r>
-      <w:proofErr w:type="spellStart"/>
-      <w:r>
-        <w:t>colors</w:t>
-      </w:r>
-      <w:proofErr w:type="spellEnd"/>
-      <w:r>
-        <w:t xml:space="preserve"> with their names and RGB values. Zoom in to read the names :-)</w:t>
+        <w:t>s a chart showing all colors with their names and RGB values. Zoom in to read the names :-)</w:t>
       </w:r>
       <w:r>
         <w:br/>
@@ -25023,21 +23994,7 @@
         <w:rPr>
           <w:lang w:val="en-GB"/>
         </w:rPr>
-        <w:t>The &lt;</w:t>
-      </w:r>
-      <w:proofErr w:type="spellStart"/>
-      <w:r>
-        <w:rPr>
-          <w:lang w:val="en-GB"/>
-        </w:rPr>
-        <w:t>autostart</w:t>
-      </w:r>
-      <w:proofErr w:type="spellEnd"/>
-      <w:r>
-        <w:rPr>
-          <w:lang w:val="en-GB"/>
-        </w:rPr>
-        <w:t>&gt; element</w:t>
+        <w:t>The &lt;autostart&gt; element</w:t>
       </w:r>
       <w:bookmarkEnd w:id="68"/>
     </w:p>
@@ -25049,15 +24006,7 @@
         </w:rPr>
       </w:pPr>
       <w:r>
-        <w:t>The &lt;</w:t>
-      </w:r>
-      <w:proofErr w:type="spellStart"/>
-      <w:r>
-        <w:t>autostart</w:t>
-      </w:r>
-      <w:proofErr w:type="spellEnd"/>
-      <w:r>
-        <w:t xml:space="preserve">&gt; element defines if the communication is started automatically when the project is opened, and optionally which tab page is shown. </w:t>
+        <w:t xml:space="preserve">The &lt;autostart&gt; element defines if the communication is started automatically when the project is opened, and optionally which tab page is shown. </w:t>
       </w:r>
     </w:p>
     <w:p>
@@ -25068,31 +24017,7 @@
         </w:rPr>
       </w:pPr>
       <w:r>
-        <w:t>When there is no &lt;</w:t>
-      </w:r>
-      <w:proofErr w:type="spellStart"/>
-      <w:r>
-        <w:t>autostart</w:t>
-      </w:r>
-      <w:proofErr w:type="spellEnd"/>
-      <w:r>
-        <w:t>&gt; element the communication is started automatically and the first tab page is shown. This is for compatibility with older versions. When an &lt;</w:t>
-      </w:r>
-      <w:proofErr w:type="spellStart"/>
-      <w:r>
-        <w:t>autostart</w:t>
-      </w:r>
-      <w:proofErr w:type="spellEnd"/>
-      <w:r>
-        <w:t xml:space="preserve">&gt; element is defined then </w:t>
-      </w:r>
-      <w:proofErr w:type="spellStart"/>
-      <w:r>
-        <w:t>autostart</w:t>
-      </w:r>
-      <w:proofErr w:type="spellEnd"/>
-      <w:r>
-        <w:t xml:space="preserve"> is determined by the &lt;enable&gt; element.</w:t>
+        <w:t>When there is no &lt;autostart&gt; element the communication is started automatically and the first tab page is shown. This is for compatibility with older versions. When an &lt;autostart&gt; element is defined then autostart is determined by the &lt;enable&gt; element.</w:t>
       </w:r>
     </w:p>
     <w:tbl>
@@ -25143,15 +24068,7 @@
               </w:rPr>
             </w:pPr>
             <w:r>
-              <w:t xml:space="preserve">Enables or disables the </w:t>
-            </w:r>
-            <w:proofErr w:type="spellStart"/>
-            <w:r>
-              <w:t>autostart</w:t>
-            </w:r>
-            <w:proofErr w:type="spellEnd"/>
-            <w:r>
-              <w:t>. Valid values are “true” and “false”.</w:t>
+              <w:t>Enables or disables the autostart. Valid values are “true” and “false”.</w:t>
             </w:r>
             <w:r>
               <w:br/>
@@ -25191,15 +24108,7 @@
               </w:rPr>
             </w:pPr>
             <w:r>
-              <w:t xml:space="preserve">Defines which tab page is shown on </w:t>
-            </w:r>
-            <w:proofErr w:type="spellStart"/>
-            <w:r>
-              <w:t>autostart</w:t>
-            </w:r>
-            <w:proofErr w:type="spellEnd"/>
-            <w:r>
-              <w:t>. This can be the name of the tab page like “Inputs”, or the tab page number starting from 1.</w:t>
+              <w:t>Defines which tab page is shown on autostart. This can be the name of the tab page like “Inputs”, or the tab page number starting from 1.</w:t>
             </w:r>
           </w:p>
           <w:p>
@@ -25228,21 +24137,7 @@
         <w:rPr>
           <w:lang w:val="en-GB"/>
         </w:rPr>
-        <w:t>The &lt;</w:t>
-      </w:r>
-      <w:proofErr w:type="spellStart"/>
-      <w:r>
-        <w:rPr>
-          <w:lang w:val="en-GB"/>
-        </w:rPr>
-        <w:t>modbustcpserver</w:t>
-      </w:r>
-      <w:proofErr w:type="spellEnd"/>
-      <w:r>
-        <w:rPr>
-          <w:lang w:val="en-GB"/>
-        </w:rPr>
-        <w:t>&gt; element</w:t>
+        <w:t>The &lt;modbustcpserver&gt; element</w:t>
       </w:r>
       <w:bookmarkEnd w:id="69"/>
     </w:p>
@@ -25254,15 +24149,7 @@
         </w:rPr>
       </w:pPr>
       <w:r>
-        <w:t>The &lt;</w:t>
-      </w:r>
-      <w:proofErr w:type="spellStart"/>
-      <w:r>
-        <w:t>modbustcpserver</w:t>
-      </w:r>
-      <w:proofErr w:type="spellEnd"/>
-      <w:r>
-        <w:t xml:space="preserve">&gt; element configures the built-in Modbus/TCP server that acts as a bridge to the connected modbus device. This allows other Modbus/TCP clients to be connected to the serial modbus device simultaneously. </w:t>
+        <w:t xml:space="preserve">The &lt;modbustcpserver&gt; element configures the built-in Modbus/TCP server that acts as a bridge to the connected modbus device. This allows other Modbus/TCP clients to be connected to the serial modbus device simultaneously. </w:t>
       </w:r>
     </w:p>
     <w:p>
@@ -25365,15 +24252,7 @@
               <w:pStyle w:val="Xmlgridtag"/>
             </w:pPr>
             <w:r>
-              <w:t>&lt;</w:t>
-            </w:r>
-            <w:proofErr w:type="spellStart"/>
-            <w:r>
-              <w:t>enable</w:t>
-            </w:r>
-            <w:proofErr w:type="spellEnd"/>
-            <w:r>
-              <w:t>&gt;</w:t>
+              <w:t>&lt;enable&gt;</w:t>
             </w:r>
           </w:p>
         </w:tc>
@@ -25706,7 +24585,6 @@
         </w:rPr>
         <w:t>&gt;&lt;</w:t>
       </w:r>
-      <w:proofErr w:type="spellStart"/>
       <w:r>
         <w:rPr>
           <w:rStyle w:val="XMLElement"/>
@@ -25714,7 +24592,6 @@
         </w:rPr>
         <w:t>rw</w:t>
       </w:r>
-      <w:proofErr w:type="spellEnd"/>
       <w:r>
         <w:rPr>
           <w:rStyle w:val="XMLBracket"/>
@@ -25736,7 +24613,6 @@
         </w:rPr>
         <w:t>&lt;/</w:t>
       </w:r>
-      <w:proofErr w:type="spellStart"/>
       <w:r>
         <w:rPr>
           <w:rStyle w:val="XMLElement"/>
@@ -25744,7 +24620,6 @@
         </w:rPr>
         <w:t>rw</w:t>
       </w:r>
-      <w:proofErr w:type="spellEnd"/>
       <w:r>
         <w:rPr>
           <w:rStyle w:val="XMLBracket"/>
@@ -25802,304 +24677,236 @@
           <w:rStyle w:val="XMLComment"/>
           <w:lang w:val="en-GB"/>
         </w:rPr>
-        <w:t>var&gt;&lt;reg&gt;40007&lt;/reg&gt;&lt;text&gt;Analog in 2&lt;/text&gt;&lt;type&gt;uint16&lt;/type&gt;&lt;</w:t>
-      </w:r>
-      <w:proofErr w:type="spellStart"/>
+        <w:t>var&gt;&lt;reg&gt;40007&lt;/reg&gt;&lt;text&gt;Analog in 2&lt;/text&gt;&lt;type&gt;uint16&lt;/type&gt;&lt;rw&gt;r&lt;/rw&gt;&lt;/var&gt;</w:t>
+      </w:r>
+    </w:p>
+    <w:p>
+      <w:pPr>
+        <w:pStyle w:val="XMLvoorbeeld"/>
+        <w:rPr>
+          <w:lang w:val="en-GB"/>
+        </w:rPr>
+      </w:pPr>
+      <w:r>
+        <w:rPr>
+          <w:color w:val="999999"/>
+          <w:lang w:val="en-GB"/>
+        </w:rPr>
+        <w:t>&lt;</w:t>
+      </w:r>
       <w:r>
         <w:rPr>
           <w:rStyle w:val="XMLComment"/>
           <w:lang w:val="en-GB"/>
         </w:rPr>
+        <w:t>var&gt;&lt;reg&gt;40008&lt;/reg&gt;&lt;text&gt;Analog in 3&lt;/text&gt;&lt;type&gt;uint16&lt;/type&gt;&lt;rw&gt;r&lt;/rw&gt;&lt;/var&gt;</w:t>
+      </w:r>
+    </w:p>
+    <w:p>
+      <w:pPr>
+        <w:pStyle w:val="XMLvoorbeeld"/>
+        <w:rPr>
+          <w:lang w:val="en-GB"/>
+        </w:rPr>
+      </w:pPr>
+      <w:r>
+        <w:rPr>
+          <w:rStyle w:val="XMLBracket"/>
+          <w:color w:val="CE181E"/>
+          <w:lang w:val="en-GB"/>
+        </w:rPr>
+        <w:t>--&gt;</w:t>
+      </w:r>
+    </w:p>
+    <w:p>
+      <w:pPr>
+        <w:pStyle w:val="XMLvoorbeeld"/>
+        <w:rPr>
+          <w:lang w:val="en-GB"/>
+        </w:rPr>
+      </w:pPr>
+      <w:r>
+        <w:rPr>
+          <w:rStyle w:val="XMLBracket"/>
+          <w:lang w:val="en-GB"/>
+        </w:rPr>
+        <w:t>&lt;</w:t>
+      </w:r>
+      <w:r>
+        <w:rPr>
+          <w:rStyle w:val="XMLElement"/>
+          <w:lang w:val="en-GB"/>
+        </w:rPr>
+        <w:t>var</w:t>
+      </w:r>
+      <w:r>
+        <w:rPr>
+          <w:rStyle w:val="XMLBracket"/>
+          <w:lang w:val="en-GB"/>
+        </w:rPr>
+        <w:t>&gt;&lt;</w:t>
+      </w:r>
+      <w:r>
+        <w:rPr>
+          <w:rStyle w:val="XMLElement"/>
+          <w:lang w:val="en-GB"/>
+        </w:rPr>
+        <w:t>reg</w:t>
+      </w:r>
+      <w:r>
+        <w:rPr>
+          <w:rStyle w:val="XMLBracket"/>
+          <w:lang w:val="en-GB"/>
+        </w:rPr>
+        <w:t>&gt;</w:t>
+      </w:r>
+      <w:r>
+        <w:rPr>
+          <w:rStyle w:val="XMLContent"/>
+          <w:lang w:val="en-GB"/>
+        </w:rPr>
+        <w:t>40009</w:t>
+      </w:r>
+      <w:r>
+        <w:rPr>
+          <w:rStyle w:val="XMLBracket"/>
+          <w:lang w:val="en-GB"/>
+        </w:rPr>
+        <w:t>&lt;/</w:t>
+      </w:r>
+      <w:r>
+        <w:rPr>
+          <w:rStyle w:val="XMLElement"/>
+          <w:lang w:val="en-GB"/>
+        </w:rPr>
+        <w:t>reg</w:t>
+      </w:r>
+      <w:r>
+        <w:rPr>
+          <w:rStyle w:val="XMLBracket"/>
+          <w:lang w:val="en-GB"/>
+        </w:rPr>
+        <w:t>&gt;&lt;</w:t>
+      </w:r>
+      <w:r>
+        <w:rPr>
+          <w:rStyle w:val="XMLElement"/>
+          <w:lang w:val="en-GB"/>
+        </w:rPr>
+        <w:t>text</w:t>
+      </w:r>
+      <w:r>
+        <w:rPr>
+          <w:rStyle w:val="XMLBracket"/>
+          <w:lang w:val="en-GB"/>
+        </w:rPr>
+        <w:t>&gt;</w:t>
+      </w:r>
+      <w:r>
+        <w:rPr>
+          <w:rStyle w:val="XMLContent"/>
+          <w:lang w:val="en-GB"/>
+        </w:rPr>
+        <w:t>Analog in 4</w:t>
+      </w:r>
+      <w:r>
+        <w:rPr>
+          <w:rStyle w:val="XMLBracket"/>
+          <w:lang w:val="en-GB"/>
+        </w:rPr>
+        <w:t>&lt;/</w:t>
+      </w:r>
+      <w:r>
+        <w:rPr>
+          <w:rStyle w:val="XMLElement"/>
+          <w:lang w:val="en-GB"/>
+        </w:rPr>
+        <w:t>text</w:t>
+      </w:r>
+      <w:r>
+        <w:rPr>
+          <w:rStyle w:val="XMLBracket"/>
+          <w:lang w:val="en-GB"/>
+        </w:rPr>
+        <w:t>&gt;&lt;</w:t>
+      </w:r>
+      <w:r>
+        <w:rPr>
+          <w:rStyle w:val="XMLKeyWord"/>
+          <w:lang w:val="en-GB"/>
+        </w:rPr>
+        <w:t>type</w:t>
+      </w:r>
+      <w:r>
+        <w:rPr>
+          <w:rStyle w:val="XMLBracket"/>
+          <w:lang w:val="en-GB"/>
+        </w:rPr>
+        <w:t>&gt;</w:t>
+      </w:r>
+      <w:r>
+        <w:rPr>
+          <w:rStyle w:val="XMLContent"/>
+          <w:lang w:val="en-GB"/>
+        </w:rPr>
+        <w:t>uint16</w:t>
+      </w:r>
+      <w:r>
+        <w:rPr>
+          <w:rStyle w:val="XMLBracket"/>
+          <w:lang w:val="en-GB"/>
+        </w:rPr>
+        <w:t>&lt;/</w:t>
+      </w:r>
+      <w:r>
+        <w:rPr>
+          <w:rStyle w:val="XMLKeyWord"/>
+          <w:lang w:val="en-GB"/>
+        </w:rPr>
+        <w:t>type</w:t>
+      </w:r>
+      <w:r>
+        <w:rPr>
+          <w:rStyle w:val="XMLBracket"/>
+          <w:lang w:val="en-GB"/>
+        </w:rPr>
+        <w:t>&gt;&lt;</w:t>
+      </w:r>
+      <w:r>
+        <w:rPr>
+          <w:rStyle w:val="XMLElement"/>
+          <w:lang w:val="en-GB"/>
+        </w:rPr>
         <w:t>rw</w:t>
       </w:r>
-      <w:proofErr w:type="spellEnd"/>
-      <w:r>
-        <w:rPr>
-          <w:rStyle w:val="XMLComment"/>
-          <w:lang w:val="en-GB"/>
-        </w:rPr>
-        <w:t>&gt;r&lt;/</w:t>
-      </w:r>
-      <w:proofErr w:type="spellStart"/>
-      <w:r>
-        <w:rPr>
-          <w:rStyle w:val="XMLComment"/>
+      <w:r>
+        <w:rPr>
+          <w:rStyle w:val="XMLBracket"/>
+          <w:lang w:val="en-GB"/>
+        </w:rPr>
+        <w:t>&gt;</w:t>
+      </w:r>
+      <w:r>
+        <w:rPr>
+          <w:rStyle w:val="XMLContent"/>
+          <w:lang w:val="en-GB"/>
+        </w:rPr>
+        <w:t>r</w:t>
+      </w:r>
+      <w:r>
+        <w:rPr>
+          <w:rStyle w:val="XMLBracket"/>
+          <w:lang w:val="en-GB"/>
+        </w:rPr>
+        <w:t>&lt;/</w:t>
+      </w:r>
+      <w:r>
+        <w:rPr>
+          <w:rStyle w:val="XMLElement"/>
           <w:lang w:val="en-GB"/>
         </w:rPr>
         <w:t>rw</w:t>
       </w:r>
-      <w:proofErr w:type="spellEnd"/>
-      <w:r>
-        <w:rPr>
-          <w:rStyle w:val="XMLComment"/>
-          <w:lang w:val="en-GB"/>
-        </w:rPr>
-        <w:t>&gt;&lt;/var&gt;</w:t>
-      </w:r>
-    </w:p>
-    <w:p>
-      <w:pPr>
-        <w:pStyle w:val="XMLvoorbeeld"/>
-        <w:rPr>
-          <w:lang w:val="en-GB"/>
-        </w:rPr>
-      </w:pPr>
-      <w:r>
-        <w:rPr>
-          <w:color w:val="999999"/>
-          <w:lang w:val="en-GB"/>
-        </w:rPr>
-        <w:t>&lt;</w:t>
-      </w:r>
-      <w:r>
-        <w:rPr>
-          <w:rStyle w:val="XMLComment"/>
-          <w:lang w:val="en-GB"/>
-        </w:rPr>
-        <w:t>var&gt;&lt;reg&gt;40008&lt;/reg&gt;&lt;text&gt;Analog in 3&lt;/text&gt;&lt;type&gt;uint16&lt;/type&gt;&lt;</w:t>
-      </w:r>
-      <w:proofErr w:type="spellStart"/>
-      <w:r>
-        <w:rPr>
-          <w:rStyle w:val="XMLComment"/>
-          <w:lang w:val="en-GB"/>
-        </w:rPr>
-        <w:t>rw</w:t>
-      </w:r>
-      <w:proofErr w:type="spellEnd"/>
-      <w:r>
-        <w:rPr>
-          <w:rStyle w:val="XMLComment"/>
-          <w:lang w:val="en-GB"/>
-        </w:rPr>
-        <w:t>&gt;r&lt;/</w:t>
-      </w:r>
-      <w:proofErr w:type="spellStart"/>
-      <w:r>
-        <w:rPr>
-          <w:rStyle w:val="XMLComment"/>
-          <w:lang w:val="en-GB"/>
-        </w:rPr>
-        <w:t>rw</w:t>
-      </w:r>
-      <w:proofErr w:type="spellEnd"/>
-      <w:r>
-        <w:rPr>
-          <w:rStyle w:val="XMLComment"/>
-          <w:lang w:val="en-GB"/>
-        </w:rPr>
-        <w:t>&gt;&lt;/var&gt;</w:t>
-      </w:r>
-    </w:p>
-    <w:p>
-      <w:pPr>
-        <w:pStyle w:val="XMLvoorbeeld"/>
-        <w:rPr>
-          <w:lang w:val="en-GB"/>
-        </w:rPr>
-      </w:pPr>
-      <w:r>
-        <w:rPr>
-          <w:rStyle w:val="XMLBracket"/>
-          <w:color w:val="CE181E"/>
-          <w:lang w:val="en-GB"/>
-        </w:rPr>
-        <w:t>--&gt;</w:t>
-      </w:r>
-    </w:p>
-    <w:p>
-      <w:pPr>
-        <w:pStyle w:val="XMLvoorbeeld"/>
-        <w:rPr>
-          <w:lang w:val="en-GB"/>
-        </w:rPr>
-      </w:pPr>
-      <w:r>
-        <w:rPr>
-          <w:rStyle w:val="XMLBracket"/>
-          <w:lang w:val="en-GB"/>
-        </w:rPr>
-        <w:t>&lt;</w:t>
-      </w:r>
-      <w:r>
-        <w:rPr>
-          <w:rStyle w:val="XMLElement"/>
-          <w:lang w:val="en-GB"/>
-        </w:rPr>
-        <w:t>var</w:t>
-      </w:r>
-      <w:r>
-        <w:rPr>
-          <w:rStyle w:val="XMLBracket"/>
-          <w:lang w:val="en-GB"/>
-        </w:rPr>
-        <w:t>&gt;&lt;</w:t>
-      </w:r>
-      <w:r>
-        <w:rPr>
-          <w:rStyle w:val="XMLElement"/>
-          <w:lang w:val="en-GB"/>
-        </w:rPr>
-        <w:t>reg</w:t>
-      </w:r>
-      <w:r>
-        <w:rPr>
-          <w:rStyle w:val="XMLBracket"/>
-          <w:lang w:val="en-GB"/>
-        </w:rPr>
-        <w:t>&gt;</w:t>
-      </w:r>
-      <w:r>
-        <w:rPr>
-          <w:rStyle w:val="XMLContent"/>
-          <w:lang w:val="en-GB"/>
-        </w:rPr>
-        <w:t>40009</w:t>
-      </w:r>
-      <w:r>
-        <w:rPr>
-          <w:rStyle w:val="XMLBracket"/>
-          <w:lang w:val="en-GB"/>
-        </w:rPr>
-        <w:t>&lt;/</w:t>
-      </w:r>
-      <w:r>
-        <w:rPr>
-          <w:rStyle w:val="XMLElement"/>
-          <w:lang w:val="en-GB"/>
-        </w:rPr>
-        <w:t>reg</w:t>
-      </w:r>
-      <w:r>
-        <w:rPr>
-          <w:rStyle w:val="XMLBracket"/>
-          <w:lang w:val="en-GB"/>
-        </w:rPr>
-        <w:t>&gt;&lt;</w:t>
-      </w:r>
-      <w:r>
-        <w:rPr>
-          <w:rStyle w:val="XMLElement"/>
-          <w:lang w:val="en-GB"/>
-        </w:rPr>
-        <w:t>text</w:t>
-      </w:r>
-      <w:r>
-        <w:rPr>
-          <w:rStyle w:val="XMLBracket"/>
-          <w:lang w:val="en-GB"/>
-        </w:rPr>
-        <w:t>&gt;</w:t>
-      </w:r>
-      <w:r>
-        <w:rPr>
-          <w:rStyle w:val="XMLContent"/>
-          <w:lang w:val="en-GB"/>
-        </w:rPr>
-        <w:t>Analog in 4</w:t>
-      </w:r>
-      <w:r>
-        <w:rPr>
-          <w:rStyle w:val="XMLBracket"/>
-          <w:lang w:val="en-GB"/>
-        </w:rPr>
-        <w:t>&lt;/</w:t>
-      </w:r>
-      <w:r>
-        <w:rPr>
-          <w:rStyle w:val="XMLElement"/>
-          <w:lang w:val="en-GB"/>
-        </w:rPr>
-        <w:t>text</w:t>
-      </w:r>
-      <w:r>
-        <w:rPr>
-          <w:rStyle w:val="XMLBracket"/>
-          <w:lang w:val="en-GB"/>
-        </w:rPr>
-        <w:t>&gt;&lt;</w:t>
-      </w:r>
-      <w:r>
-        <w:rPr>
-          <w:rStyle w:val="XMLKeyWord"/>
-          <w:lang w:val="en-GB"/>
-        </w:rPr>
-        <w:t>type</w:t>
-      </w:r>
-      <w:r>
-        <w:rPr>
-          <w:rStyle w:val="XMLBracket"/>
-          <w:lang w:val="en-GB"/>
-        </w:rPr>
-        <w:t>&gt;</w:t>
-      </w:r>
-      <w:r>
-        <w:rPr>
-          <w:rStyle w:val="XMLContent"/>
-          <w:lang w:val="en-GB"/>
-        </w:rPr>
-        <w:t>uint16</w:t>
-      </w:r>
-      <w:r>
-        <w:rPr>
-          <w:rStyle w:val="XMLBracket"/>
-          <w:lang w:val="en-GB"/>
-        </w:rPr>
-        <w:t>&lt;/</w:t>
-      </w:r>
-      <w:r>
-        <w:rPr>
-          <w:rStyle w:val="XMLKeyWord"/>
-          <w:lang w:val="en-GB"/>
-        </w:rPr>
-        <w:t>type</w:t>
-      </w:r>
-      <w:r>
-        <w:rPr>
-          <w:rStyle w:val="XMLBracket"/>
-          <w:lang w:val="en-GB"/>
-        </w:rPr>
-        <w:t>&gt;&lt;</w:t>
-      </w:r>
-      <w:proofErr w:type="spellStart"/>
-      <w:r>
-        <w:rPr>
-          <w:rStyle w:val="XMLElement"/>
-          <w:lang w:val="en-GB"/>
-        </w:rPr>
-        <w:t>rw</w:t>
-      </w:r>
-      <w:proofErr w:type="spellEnd"/>
-      <w:r>
-        <w:rPr>
-          <w:rStyle w:val="XMLBracket"/>
-          <w:lang w:val="en-GB"/>
-        </w:rPr>
-        <w:t>&gt;</w:t>
-      </w:r>
-      <w:r>
-        <w:rPr>
-          <w:rStyle w:val="XMLContent"/>
-          <w:lang w:val="en-GB"/>
-        </w:rPr>
-        <w:t>r</w:t>
-      </w:r>
-      <w:r>
-        <w:rPr>
-          <w:rStyle w:val="XMLBracket"/>
-          <w:lang w:val="en-GB"/>
-        </w:rPr>
-        <w:t>&lt;/</w:t>
-      </w:r>
-      <w:proofErr w:type="spellStart"/>
-      <w:r>
-        <w:rPr>
-          <w:rStyle w:val="XMLElement"/>
-          <w:lang w:val="en-GB"/>
-        </w:rPr>
-        <w:t>rw</w:t>
-      </w:r>
-      <w:proofErr w:type="spellEnd"/>
       <w:r>
         <w:rPr>
           <w:rStyle w:val="XMLBracket"/>

--- a/Manuals/ModbusControl - User manual.docx
+++ b/Manuals/ModbusControl - User manual.docx
@@ -61,7 +61,7 @@
       <w:r>
         <w:fldChar w:fldCharType="separate"/>
       </w:r>
-      <w:hyperlink w:anchor="_Toc146287697" w:history="1">
+      <w:hyperlink w:anchor="_Toc147129047" w:history="1">
         <w:r>
           <w:rPr>
             <w:rStyle w:val="Hyperlink"/>
@@ -103,15 +103,16 @@
           <w:rPr>
             <w:noProof/>
           </w:rPr>
-          <w:instrText xml:space="preserve"> PAGEREF _Toc146287697 \h </w:instrText>
-        </w:r>
-        <w:r>
-          <w:rPr>
-            <w:noProof/>
-          </w:rPr>
-        </w:r>
-        <w:r>
-          <w:rPr>
+          <w:instrText xml:space="preserve"> PAGEREF _Toc147129047 \h </w:instrText>
+        </w:r>
+        <w:r>
+          <w:rPr>
+            <w:noProof/>
+          </w:rPr>
+        </w:r>
+        <w:r>
+          <w:rPr>
+            <w:rFonts w:hint="eastAsia"/>
             <w:noProof/>
           </w:rPr>
           <w:fldChar w:fldCharType="separate"/>
@@ -147,7 +148,7 @@
           <w:lang w:val="nl-BE" w:eastAsia="nl-BE" w:bidi="ar-SA"/>
         </w:rPr>
       </w:pPr>
-      <w:hyperlink w:anchor="_Toc146287698" w:history="1">
+      <w:hyperlink w:anchor="_Toc147129048" w:history="1">
         <w:r>
           <w:rPr>
             <w:rStyle w:val="Hyperlink"/>
@@ -189,15 +190,16 @@
           <w:rPr>
             <w:noProof/>
           </w:rPr>
-          <w:instrText xml:space="preserve"> PAGEREF _Toc146287698 \h </w:instrText>
-        </w:r>
-        <w:r>
-          <w:rPr>
-            <w:noProof/>
-          </w:rPr>
-        </w:r>
-        <w:r>
-          <w:rPr>
+          <w:instrText xml:space="preserve"> PAGEREF _Toc147129048 \h </w:instrText>
+        </w:r>
+        <w:r>
+          <w:rPr>
+            <w:noProof/>
+          </w:rPr>
+        </w:r>
+        <w:r>
+          <w:rPr>
+            <w:rFonts w:hint="eastAsia"/>
             <w:noProof/>
           </w:rPr>
           <w:fldChar w:fldCharType="separate"/>
@@ -233,7 +235,7 @@
           <w:lang w:val="nl-BE" w:eastAsia="nl-BE" w:bidi="ar-SA"/>
         </w:rPr>
       </w:pPr>
-      <w:hyperlink w:anchor="_Toc146287699" w:history="1">
+      <w:hyperlink w:anchor="_Toc147129049" w:history="1">
         <w:r>
           <w:rPr>
             <w:rStyle w:val="Hyperlink"/>
@@ -275,15 +277,16 @@
           <w:rPr>
             <w:noProof/>
           </w:rPr>
-          <w:instrText xml:space="preserve"> PAGEREF _Toc146287699 \h </w:instrText>
-        </w:r>
-        <w:r>
-          <w:rPr>
-            <w:noProof/>
-          </w:rPr>
-        </w:r>
-        <w:r>
-          <w:rPr>
+          <w:instrText xml:space="preserve"> PAGEREF _Toc147129049 \h </w:instrText>
+        </w:r>
+        <w:r>
+          <w:rPr>
+            <w:noProof/>
+          </w:rPr>
+        </w:r>
+        <w:r>
+          <w:rPr>
+            <w:rFonts w:hint="eastAsia"/>
             <w:noProof/>
           </w:rPr>
           <w:fldChar w:fldCharType="separate"/>
@@ -319,7 +322,7 @@
           <w:lang w:val="nl-BE" w:eastAsia="nl-BE" w:bidi="ar-SA"/>
         </w:rPr>
       </w:pPr>
-      <w:hyperlink w:anchor="_Toc146287700" w:history="1">
+      <w:hyperlink w:anchor="_Toc147129050" w:history="1">
         <w:r>
           <w:rPr>
             <w:rStyle w:val="Hyperlink"/>
@@ -361,15 +364,16 @@
           <w:rPr>
             <w:noProof/>
           </w:rPr>
-          <w:instrText xml:space="preserve"> PAGEREF _Toc146287700 \h </w:instrText>
-        </w:r>
-        <w:r>
-          <w:rPr>
-            <w:noProof/>
-          </w:rPr>
-        </w:r>
-        <w:r>
-          <w:rPr>
+          <w:instrText xml:space="preserve"> PAGEREF _Toc147129050 \h </w:instrText>
+        </w:r>
+        <w:r>
+          <w:rPr>
+            <w:noProof/>
+          </w:rPr>
+        </w:r>
+        <w:r>
+          <w:rPr>
+            <w:rFonts w:hint="eastAsia"/>
             <w:noProof/>
           </w:rPr>
           <w:fldChar w:fldCharType="separate"/>
@@ -405,7 +409,7 @@
           <w:lang w:val="nl-BE" w:eastAsia="nl-BE" w:bidi="ar-SA"/>
         </w:rPr>
       </w:pPr>
-      <w:hyperlink w:anchor="_Toc146287701" w:history="1">
+      <w:hyperlink w:anchor="_Toc147129051" w:history="1">
         <w:r>
           <w:rPr>
             <w:rStyle w:val="Hyperlink"/>
@@ -447,15 +451,16 @@
           <w:rPr>
             <w:noProof/>
           </w:rPr>
-          <w:instrText xml:space="preserve"> PAGEREF _Toc146287701 \h </w:instrText>
-        </w:r>
-        <w:r>
-          <w:rPr>
-            <w:noProof/>
-          </w:rPr>
-        </w:r>
-        <w:r>
-          <w:rPr>
+          <w:instrText xml:space="preserve"> PAGEREF _Toc147129051 \h </w:instrText>
+        </w:r>
+        <w:r>
+          <w:rPr>
+            <w:noProof/>
+          </w:rPr>
+        </w:r>
+        <w:r>
+          <w:rPr>
+            <w:rFonts w:hint="eastAsia"/>
             <w:noProof/>
           </w:rPr>
           <w:fldChar w:fldCharType="separate"/>
@@ -491,7 +496,7 @@
           <w:lang w:val="nl-BE" w:eastAsia="nl-BE" w:bidi="ar-SA"/>
         </w:rPr>
       </w:pPr>
-      <w:hyperlink w:anchor="_Toc146287702" w:history="1">
+      <w:hyperlink w:anchor="_Toc147129052" w:history="1">
         <w:r>
           <w:rPr>
             <w:rStyle w:val="Hyperlink"/>
@@ -533,15 +538,16 @@
           <w:rPr>
             <w:noProof/>
           </w:rPr>
-          <w:instrText xml:space="preserve"> PAGEREF _Toc146287702 \h </w:instrText>
-        </w:r>
-        <w:r>
-          <w:rPr>
-            <w:noProof/>
-          </w:rPr>
-        </w:r>
-        <w:r>
-          <w:rPr>
+          <w:instrText xml:space="preserve"> PAGEREF _Toc147129052 \h </w:instrText>
+        </w:r>
+        <w:r>
+          <w:rPr>
+            <w:noProof/>
+          </w:rPr>
+        </w:r>
+        <w:r>
+          <w:rPr>
+            <w:rFonts w:hint="eastAsia"/>
             <w:noProof/>
           </w:rPr>
           <w:fldChar w:fldCharType="separate"/>
@@ -577,7 +583,7 @@
           <w:lang w:val="nl-BE" w:eastAsia="nl-BE" w:bidi="ar-SA"/>
         </w:rPr>
       </w:pPr>
-      <w:hyperlink w:anchor="_Toc146287703" w:history="1">
+      <w:hyperlink w:anchor="_Toc147129053" w:history="1">
         <w:r>
           <w:rPr>
             <w:rStyle w:val="Hyperlink"/>
@@ -619,15 +625,16 @@
           <w:rPr>
             <w:noProof/>
           </w:rPr>
-          <w:instrText xml:space="preserve"> PAGEREF _Toc146287703 \h </w:instrText>
-        </w:r>
-        <w:r>
-          <w:rPr>
-            <w:noProof/>
-          </w:rPr>
-        </w:r>
-        <w:r>
-          <w:rPr>
+          <w:instrText xml:space="preserve"> PAGEREF _Toc147129053 \h </w:instrText>
+        </w:r>
+        <w:r>
+          <w:rPr>
+            <w:noProof/>
+          </w:rPr>
+        </w:r>
+        <w:r>
+          <w:rPr>
+            <w:rFonts w:hint="eastAsia"/>
             <w:noProof/>
           </w:rPr>
           <w:fldChar w:fldCharType="separate"/>
@@ -663,7 +670,7 @@
           <w:lang w:val="nl-BE" w:eastAsia="nl-BE" w:bidi="ar-SA"/>
         </w:rPr>
       </w:pPr>
-      <w:hyperlink w:anchor="_Toc146287704" w:history="1">
+      <w:hyperlink w:anchor="_Toc147129054" w:history="1">
         <w:r>
           <w:rPr>
             <w:rStyle w:val="Hyperlink"/>
@@ -705,15 +712,16 @@
           <w:rPr>
             <w:noProof/>
           </w:rPr>
-          <w:instrText xml:space="preserve"> PAGEREF _Toc146287704 \h </w:instrText>
-        </w:r>
-        <w:r>
-          <w:rPr>
-            <w:noProof/>
-          </w:rPr>
-        </w:r>
-        <w:r>
-          <w:rPr>
+          <w:instrText xml:space="preserve"> PAGEREF _Toc147129054 \h </w:instrText>
+        </w:r>
+        <w:r>
+          <w:rPr>
+            <w:noProof/>
+          </w:rPr>
+        </w:r>
+        <w:r>
+          <w:rPr>
+            <w:rFonts w:hint="eastAsia"/>
             <w:noProof/>
           </w:rPr>
           <w:fldChar w:fldCharType="separate"/>
@@ -723,7 +731,7 @@
             <w:rFonts w:hint="eastAsia"/>
             <w:noProof/>
           </w:rPr>
-          <w:t>3</w:t>
+          <w:t>4</w:t>
         </w:r>
         <w:r>
           <w:rPr>
@@ -749,7 +757,7 @@
           <w:lang w:val="nl-BE" w:eastAsia="nl-BE" w:bidi="ar-SA"/>
         </w:rPr>
       </w:pPr>
-      <w:hyperlink w:anchor="_Toc146287705" w:history="1">
+      <w:hyperlink w:anchor="_Toc147129055" w:history="1">
         <w:r>
           <w:rPr>
             <w:rStyle w:val="Hyperlink"/>
@@ -791,15 +799,16 @@
           <w:rPr>
             <w:noProof/>
           </w:rPr>
-          <w:instrText xml:space="preserve"> PAGEREF _Toc146287705 \h </w:instrText>
-        </w:r>
-        <w:r>
-          <w:rPr>
-            <w:noProof/>
-          </w:rPr>
-        </w:r>
-        <w:r>
-          <w:rPr>
+          <w:instrText xml:space="preserve"> PAGEREF _Toc147129055 \h </w:instrText>
+        </w:r>
+        <w:r>
+          <w:rPr>
+            <w:noProof/>
+          </w:rPr>
+        </w:r>
+        <w:r>
+          <w:rPr>
+            <w:rFonts w:hint="eastAsia"/>
             <w:noProof/>
           </w:rPr>
           <w:fldChar w:fldCharType="separate"/>
@@ -835,7 +844,7 @@
           <w:lang w:val="nl-BE" w:eastAsia="nl-BE" w:bidi="ar-SA"/>
         </w:rPr>
       </w:pPr>
-      <w:hyperlink w:anchor="_Toc146287706" w:history="1">
+      <w:hyperlink w:anchor="_Toc147129056" w:history="1">
         <w:r>
           <w:rPr>
             <w:rStyle w:val="Hyperlink"/>
@@ -877,15 +886,16 @@
           <w:rPr>
             <w:noProof/>
           </w:rPr>
-          <w:instrText xml:space="preserve"> PAGEREF _Toc146287706 \h </w:instrText>
-        </w:r>
-        <w:r>
-          <w:rPr>
-            <w:noProof/>
-          </w:rPr>
-        </w:r>
-        <w:r>
-          <w:rPr>
+          <w:instrText xml:space="preserve"> PAGEREF _Toc147129056 \h </w:instrText>
+        </w:r>
+        <w:r>
+          <w:rPr>
+            <w:noProof/>
+          </w:rPr>
+        </w:r>
+        <w:r>
+          <w:rPr>
+            <w:rFonts w:hint="eastAsia"/>
             <w:noProof/>
           </w:rPr>
           <w:fldChar w:fldCharType="separate"/>
@@ -921,7 +931,7 @@
           <w:lang w:val="nl-BE" w:eastAsia="nl-BE" w:bidi="ar-SA"/>
         </w:rPr>
       </w:pPr>
-      <w:hyperlink w:anchor="_Toc146287707" w:history="1">
+      <w:hyperlink w:anchor="_Toc147129057" w:history="1">
         <w:r>
           <w:rPr>
             <w:rStyle w:val="Hyperlink"/>
@@ -963,15 +973,16 @@
           <w:rPr>
             <w:noProof/>
           </w:rPr>
-          <w:instrText xml:space="preserve"> PAGEREF _Toc146287707 \h </w:instrText>
-        </w:r>
-        <w:r>
-          <w:rPr>
-            <w:noProof/>
-          </w:rPr>
-        </w:r>
-        <w:r>
-          <w:rPr>
+          <w:instrText xml:space="preserve"> PAGEREF _Toc147129057 \h </w:instrText>
+        </w:r>
+        <w:r>
+          <w:rPr>
+            <w:noProof/>
+          </w:rPr>
+        </w:r>
+        <w:r>
+          <w:rPr>
+            <w:rFonts w:hint="eastAsia"/>
             <w:noProof/>
           </w:rPr>
           <w:fldChar w:fldCharType="separate"/>
@@ -1007,7 +1018,7 @@
           <w:lang w:val="nl-BE" w:eastAsia="nl-BE" w:bidi="ar-SA"/>
         </w:rPr>
       </w:pPr>
-      <w:hyperlink w:anchor="_Toc146287708" w:history="1">
+      <w:hyperlink w:anchor="_Toc147129058" w:history="1">
         <w:r>
           <w:rPr>
             <w:rStyle w:val="Hyperlink"/>
@@ -1049,15 +1060,16 @@
           <w:rPr>
             <w:noProof/>
           </w:rPr>
-          <w:instrText xml:space="preserve"> PAGEREF _Toc146287708 \h </w:instrText>
-        </w:r>
-        <w:r>
-          <w:rPr>
-            <w:noProof/>
-          </w:rPr>
-        </w:r>
-        <w:r>
-          <w:rPr>
+          <w:instrText xml:space="preserve"> PAGEREF _Toc147129058 \h </w:instrText>
+        </w:r>
+        <w:r>
+          <w:rPr>
+            <w:noProof/>
+          </w:rPr>
+        </w:r>
+        <w:r>
+          <w:rPr>
+            <w:rFonts w:hint="eastAsia"/>
             <w:noProof/>
           </w:rPr>
           <w:fldChar w:fldCharType="separate"/>
@@ -1093,7 +1105,7 @@
           <w:lang w:val="nl-BE" w:eastAsia="nl-BE" w:bidi="ar-SA"/>
         </w:rPr>
       </w:pPr>
-      <w:hyperlink w:anchor="_Toc146287709" w:history="1">
+      <w:hyperlink w:anchor="_Toc147129059" w:history="1">
         <w:r>
           <w:rPr>
             <w:rStyle w:val="Hyperlink"/>
@@ -1135,15 +1147,16 @@
           <w:rPr>
             <w:noProof/>
           </w:rPr>
-          <w:instrText xml:space="preserve"> PAGEREF _Toc146287709 \h </w:instrText>
-        </w:r>
-        <w:r>
-          <w:rPr>
-            <w:noProof/>
-          </w:rPr>
-        </w:r>
-        <w:r>
-          <w:rPr>
+          <w:instrText xml:space="preserve"> PAGEREF _Toc147129059 \h </w:instrText>
+        </w:r>
+        <w:r>
+          <w:rPr>
+            <w:noProof/>
+          </w:rPr>
+        </w:r>
+        <w:r>
+          <w:rPr>
+            <w:rFonts w:hint="eastAsia"/>
             <w:noProof/>
           </w:rPr>
           <w:fldChar w:fldCharType="separate"/>
@@ -1179,7 +1192,7 @@
           <w:lang w:val="nl-BE" w:eastAsia="nl-BE" w:bidi="ar-SA"/>
         </w:rPr>
       </w:pPr>
-      <w:hyperlink w:anchor="_Toc146287710" w:history="1">
+      <w:hyperlink w:anchor="_Toc147129060" w:history="1">
         <w:r>
           <w:rPr>
             <w:rStyle w:val="Hyperlink"/>
@@ -1221,15 +1234,16 @@
           <w:rPr>
             <w:noProof/>
           </w:rPr>
-          <w:instrText xml:space="preserve"> PAGEREF _Toc146287710 \h </w:instrText>
-        </w:r>
-        <w:r>
-          <w:rPr>
-            <w:noProof/>
-          </w:rPr>
-        </w:r>
-        <w:r>
-          <w:rPr>
+          <w:instrText xml:space="preserve"> PAGEREF _Toc147129060 \h </w:instrText>
+        </w:r>
+        <w:r>
+          <w:rPr>
+            <w:noProof/>
+          </w:rPr>
+        </w:r>
+        <w:r>
+          <w:rPr>
+            <w:rFonts w:hint="eastAsia"/>
             <w:noProof/>
           </w:rPr>
           <w:fldChar w:fldCharType="separate"/>
@@ -1265,7 +1279,7 @@
           <w:lang w:val="nl-BE" w:eastAsia="nl-BE" w:bidi="ar-SA"/>
         </w:rPr>
       </w:pPr>
-      <w:hyperlink w:anchor="_Toc146287711" w:history="1">
+      <w:hyperlink w:anchor="_Toc147129061" w:history="1">
         <w:r>
           <w:rPr>
             <w:rStyle w:val="Hyperlink"/>
@@ -1307,15 +1321,16 @@
           <w:rPr>
             <w:noProof/>
           </w:rPr>
-          <w:instrText xml:space="preserve"> PAGEREF _Toc146287711 \h </w:instrText>
-        </w:r>
-        <w:r>
-          <w:rPr>
-            <w:noProof/>
-          </w:rPr>
-        </w:r>
-        <w:r>
-          <w:rPr>
+          <w:instrText xml:space="preserve"> PAGEREF _Toc147129061 \h </w:instrText>
+        </w:r>
+        <w:r>
+          <w:rPr>
+            <w:noProof/>
+          </w:rPr>
+        </w:r>
+        <w:r>
+          <w:rPr>
+            <w:rFonts w:hint="eastAsia"/>
             <w:noProof/>
           </w:rPr>
           <w:fldChar w:fldCharType="separate"/>
@@ -1351,7 +1366,7 @@
           <w:lang w:val="nl-BE" w:eastAsia="nl-BE" w:bidi="ar-SA"/>
         </w:rPr>
       </w:pPr>
-      <w:hyperlink w:anchor="_Toc146287712" w:history="1">
+      <w:hyperlink w:anchor="_Toc147129062" w:history="1">
         <w:r>
           <w:rPr>
             <w:rStyle w:val="Hyperlink"/>
@@ -1393,15 +1408,16 @@
           <w:rPr>
             <w:noProof/>
           </w:rPr>
-          <w:instrText xml:space="preserve"> PAGEREF _Toc146287712 \h </w:instrText>
-        </w:r>
-        <w:r>
-          <w:rPr>
-            <w:noProof/>
-          </w:rPr>
-        </w:r>
-        <w:r>
-          <w:rPr>
+          <w:instrText xml:space="preserve"> PAGEREF _Toc147129062 \h </w:instrText>
+        </w:r>
+        <w:r>
+          <w:rPr>
+            <w:noProof/>
+          </w:rPr>
+        </w:r>
+        <w:r>
+          <w:rPr>
+            <w:rFonts w:hint="eastAsia"/>
             <w:noProof/>
           </w:rPr>
           <w:fldChar w:fldCharType="separate"/>
@@ -1437,7 +1453,7 @@
           <w:lang w:val="nl-BE" w:eastAsia="nl-BE" w:bidi="ar-SA"/>
         </w:rPr>
       </w:pPr>
-      <w:hyperlink w:anchor="_Toc146287713" w:history="1">
+      <w:hyperlink w:anchor="_Toc147129063" w:history="1">
         <w:r>
           <w:rPr>
             <w:rStyle w:val="Hyperlink"/>
@@ -1479,15 +1495,16 @@
           <w:rPr>
             <w:noProof/>
           </w:rPr>
-          <w:instrText xml:space="preserve"> PAGEREF _Toc146287713 \h </w:instrText>
-        </w:r>
-        <w:r>
-          <w:rPr>
-            <w:noProof/>
-          </w:rPr>
-        </w:r>
-        <w:r>
-          <w:rPr>
+          <w:instrText xml:space="preserve"> PAGEREF _Toc147129063 \h </w:instrText>
+        </w:r>
+        <w:r>
+          <w:rPr>
+            <w:noProof/>
+          </w:rPr>
+        </w:r>
+        <w:r>
+          <w:rPr>
+            <w:rFonts w:hint="eastAsia"/>
             <w:noProof/>
           </w:rPr>
           <w:fldChar w:fldCharType="separate"/>
@@ -1523,7 +1540,7 @@
           <w:lang w:val="nl-BE" w:eastAsia="nl-BE" w:bidi="ar-SA"/>
         </w:rPr>
       </w:pPr>
-      <w:hyperlink w:anchor="_Toc146287714" w:history="1">
+      <w:hyperlink w:anchor="_Toc147129064" w:history="1">
         <w:r>
           <w:rPr>
             <w:rStyle w:val="Hyperlink"/>
@@ -1565,15 +1582,16 @@
           <w:rPr>
             <w:noProof/>
           </w:rPr>
-          <w:instrText xml:space="preserve"> PAGEREF _Toc146287714 \h </w:instrText>
-        </w:r>
-        <w:r>
-          <w:rPr>
-            <w:noProof/>
-          </w:rPr>
-        </w:r>
-        <w:r>
-          <w:rPr>
+          <w:instrText xml:space="preserve"> PAGEREF _Toc147129064 \h </w:instrText>
+        </w:r>
+        <w:r>
+          <w:rPr>
+            <w:noProof/>
+          </w:rPr>
+        </w:r>
+        <w:r>
+          <w:rPr>
+            <w:rFonts w:hint="eastAsia"/>
             <w:noProof/>
           </w:rPr>
           <w:fldChar w:fldCharType="separate"/>
@@ -1609,7 +1627,7 @@
           <w:lang w:val="nl-BE" w:eastAsia="nl-BE" w:bidi="ar-SA"/>
         </w:rPr>
       </w:pPr>
-      <w:hyperlink w:anchor="_Toc146287715" w:history="1">
+      <w:hyperlink w:anchor="_Toc147129065" w:history="1">
         <w:r>
           <w:rPr>
             <w:rStyle w:val="Hyperlink"/>
@@ -1651,15 +1669,16 @@
           <w:rPr>
             <w:noProof/>
           </w:rPr>
-          <w:instrText xml:space="preserve"> PAGEREF _Toc146287715 \h </w:instrText>
-        </w:r>
-        <w:r>
-          <w:rPr>
-            <w:noProof/>
-          </w:rPr>
-        </w:r>
-        <w:r>
-          <w:rPr>
+          <w:instrText xml:space="preserve"> PAGEREF _Toc147129065 \h </w:instrText>
+        </w:r>
+        <w:r>
+          <w:rPr>
+            <w:noProof/>
+          </w:rPr>
+        </w:r>
+        <w:r>
+          <w:rPr>
+            <w:rFonts w:hint="eastAsia"/>
             <w:noProof/>
           </w:rPr>
           <w:fldChar w:fldCharType="separate"/>
@@ -1695,7 +1714,7 @@
           <w:lang w:val="nl-BE" w:eastAsia="nl-BE" w:bidi="ar-SA"/>
         </w:rPr>
       </w:pPr>
-      <w:hyperlink w:anchor="_Toc146287716" w:history="1">
+      <w:hyperlink w:anchor="_Toc147129066" w:history="1">
         <w:r>
           <w:rPr>
             <w:rStyle w:val="Hyperlink"/>
@@ -1737,15 +1756,16 @@
           <w:rPr>
             <w:noProof/>
           </w:rPr>
-          <w:instrText xml:space="preserve"> PAGEREF _Toc146287716 \h </w:instrText>
-        </w:r>
-        <w:r>
-          <w:rPr>
-            <w:noProof/>
-          </w:rPr>
-        </w:r>
-        <w:r>
-          <w:rPr>
+          <w:instrText xml:space="preserve"> PAGEREF _Toc147129066 \h </w:instrText>
+        </w:r>
+        <w:r>
+          <w:rPr>
+            <w:noProof/>
+          </w:rPr>
+        </w:r>
+        <w:r>
+          <w:rPr>
+            <w:rFonts w:hint="eastAsia"/>
             <w:noProof/>
           </w:rPr>
           <w:fldChar w:fldCharType="separate"/>
@@ -1781,7 +1801,7 @@
           <w:lang w:val="nl-BE" w:eastAsia="nl-BE" w:bidi="ar-SA"/>
         </w:rPr>
       </w:pPr>
-      <w:hyperlink w:anchor="_Toc146287717" w:history="1">
+      <w:hyperlink w:anchor="_Toc147129067" w:history="1">
         <w:r>
           <w:rPr>
             <w:rStyle w:val="Hyperlink"/>
@@ -1823,15 +1843,16 @@
           <w:rPr>
             <w:noProof/>
           </w:rPr>
-          <w:instrText xml:space="preserve"> PAGEREF _Toc146287717 \h </w:instrText>
-        </w:r>
-        <w:r>
-          <w:rPr>
-            <w:noProof/>
-          </w:rPr>
-        </w:r>
-        <w:r>
-          <w:rPr>
+          <w:instrText xml:space="preserve"> PAGEREF _Toc147129067 \h </w:instrText>
+        </w:r>
+        <w:r>
+          <w:rPr>
+            <w:noProof/>
+          </w:rPr>
+        </w:r>
+        <w:r>
+          <w:rPr>
+            <w:rFonts w:hint="eastAsia"/>
             <w:noProof/>
           </w:rPr>
           <w:fldChar w:fldCharType="separate"/>
@@ -1867,7 +1888,7 @@
           <w:lang w:val="nl-BE" w:eastAsia="nl-BE" w:bidi="ar-SA"/>
         </w:rPr>
       </w:pPr>
-      <w:hyperlink w:anchor="_Toc146287718" w:history="1">
+      <w:hyperlink w:anchor="_Toc147129068" w:history="1">
         <w:r>
           <w:rPr>
             <w:rStyle w:val="Hyperlink"/>
@@ -1909,15 +1930,16 @@
           <w:rPr>
             <w:noProof/>
           </w:rPr>
-          <w:instrText xml:space="preserve"> PAGEREF _Toc146287718 \h </w:instrText>
-        </w:r>
-        <w:r>
-          <w:rPr>
-            <w:noProof/>
-          </w:rPr>
-        </w:r>
-        <w:r>
-          <w:rPr>
+          <w:instrText xml:space="preserve"> PAGEREF _Toc147129068 \h </w:instrText>
+        </w:r>
+        <w:r>
+          <w:rPr>
+            <w:noProof/>
+          </w:rPr>
+        </w:r>
+        <w:r>
+          <w:rPr>
+            <w:rFonts w:hint="eastAsia"/>
             <w:noProof/>
           </w:rPr>
           <w:fldChar w:fldCharType="separate"/>
@@ -1953,7 +1975,7 @@
           <w:lang w:val="nl-BE" w:eastAsia="nl-BE" w:bidi="ar-SA"/>
         </w:rPr>
       </w:pPr>
-      <w:hyperlink w:anchor="_Toc146287719" w:history="1">
+      <w:hyperlink w:anchor="_Toc147129069" w:history="1">
         <w:r>
           <w:rPr>
             <w:rStyle w:val="Hyperlink"/>
@@ -1995,15 +2017,16 @@
           <w:rPr>
             <w:noProof/>
           </w:rPr>
-          <w:instrText xml:space="preserve"> PAGEREF _Toc146287719 \h </w:instrText>
-        </w:r>
-        <w:r>
-          <w:rPr>
-            <w:noProof/>
-          </w:rPr>
-        </w:r>
-        <w:r>
-          <w:rPr>
+          <w:instrText xml:space="preserve"> PAGEREF _Toc147129069 \h </w:instrText>
+        </w:r>
+        <w:r>
+          <w:rPr>
+            <w:noProof/>
+          </w:rPr>
+        </w:r>
+        <w:r>
+          <w:rPr>
+            <w:rFonts w:hint="eastAsia"/>
             <w:noProof/>
           </w:rPr>
           <w:fldChar w:fldCharType="separate"/>
@@ -2039,7 +2062,7 @@
           <w:lang w:val="nl-BE" w:eastAsia="nl-BE" w:bidi="ar-SA"/>
         </w:rPr>
       </w:pPr>
-      <w:hyperlink w:anchor="_Toc146287720" w:history="1">
+      <w:hyperlink w:anchor="_Toc147129070" w:history="1">
         <w:r>
           <w:rPr>
             <w:rStyle w:val="Hyperlink"/>
@@ -2081,15 +2104,16 @@
           <w:rPr>
             <w:noProof/>
           </w:rPr>
-          <w:instrText xml:space="preserve"> PAGEREF _Toc146287720 \h </w:instrText>
-        </w:r>
-        <w:r>
-          <w:rPr>
-            <w:noProof/>
-          </w:rPr>
-        </w:r>
-        <w:r>
-          <w:rPr>
+          <w:instrText xml:space="preserve"> PAGEREF _Toc147129070 \h </w:instrText>
+        </w:r>
+        <w:r>
+          <w:rPr>
+            <w:noProof/>
+          </w:rPr>
+        </w:r>
+        <w:r>
+          <w:rPr>
+            <w:rFonts w:hint="eastAsia"/>
             <w:noProof/>
           </w:rPr>
           <w:fldChar w:fldCharType="separate"/>
@@ -2125,7 +2149,7 @@
           <w:lang w:val="nl-BE" w:eastAsia="nl-BE" w:bidi="ar-SA"/>
         </w:rPr>
       </w:pPr>
-      <w:hyperlink w:anchor="_Toc146287721" w:history="1">
+      <w:hyperlink w:anchor="_Toc147129071" w:history="1">
         <w:r>
           <w:rPr>
             <w:rStyle w:val="Hyperlink"/>
@@ -2167,15 +2191,16 @@
           <w:rPr>
             <w:noProof/>
           </w:rPr>
-          <w:instrText xml:space="preserve"> PAGEREF _Toc146287721 \h </w:instrText>
-        </w:r>
-        <w:r>
-          <w:rPr>
-            <w:noProof/>
-          </w:rPr>
-        </w:r>
-        <w:r>
-          <w:rPr>
+          <w:instrText xml:space="preserve"> PAGEREF _Toc147129071 \h </w:instrText>
+        </w:r>
+        <w:r>
+          <w:rPr>
+            <w:noProof/>
+          </w:rPr>
+        </w:r>
+        <w:r>
+          <w:rPr>
+            <w:rFonts w:hint="eastAsia"/>
             <w:noProof/>
           </w:rPr>
           <w:fldChar w:fldCharType="separate"/>
@@ -2211,7 +2236,7 @@
           <w:lang w:val="nl-BE" w:eastAsia="nl-BE" w:bidi="ar-SA"/>
         </w:rPr>
       </w:pPr>
-      <w:hyperlink w:anchor="_Toc146287722" w:history="1">
+      <w:hyperlink w:anchor="_Toc147129072" w:history="1">
         <w:r>
           <w:rPr>
             <w:rStyle w:val="Hyperlink"/>
@@ -2253,15 +2278,16 @@
           <w:rPr>
             <w:noProof/>
           </w:rPr>
-          <w:instrText xml:space="preserve"> PAGEREF _Toc146287722 \h </w:instrText>
-        </w:r>
-        <w:r>
-          <w:rPr>
-            <w:noProof/>
-          </w:rPr>
-        </w:r>
-        <w:r>
-          <w:rPr>
+          <w:instrText xml:space="preserve"> PAGEREF _Toc147129072 \h </w:instrText>
+        </w:r>
+        <w:r>
+          <w:rPr>
+            <w:noProof/>
+          </w:rPr>
+        </w:r>
+        <w:r>
+          <w:rPr>
+            <w:rFonts w:hint="eastAsia"/>
             <w:noProof/>
           </w:rPr>
           <w:fldChar w:fldCharType="separate"/>
@@ -2297,7 +2323,7 @@
           <w:lang w:val="nl-BE" w:eastAsia="nl-BE" w:bidi="ar-SA"/>
         </w:rPr>
       </w:pPr>
-      <w:hyperlink w:anchor="_Toc146287723" w:history="1">
+      <w:hyperlink w:anchor="_Toc147129073" w:history="1">
         <w:r>
           <w:rPr>
             <w:rStyle w:val="Hyperlink"/>
@@ -2339,15 +2365,16 @@
           <w:rPr>
             <w:noProof/>
           </w:rPr>
-          <w:instrText xml:space="preserve"> PAGEREF _Toc146287723 \h </w:instrText>
-        </w:r>
-        <w:r>
-          <w:rPr>
-            <w:noProof/>
-          </w:rPr>
-        </w:r>
-        <w:r>
-          <w:rPr>
+          <w:instrText xml:space="preserve"> PAGEREF _Toc147129073 \h </w:instrText>
+        </w:r>
+        <w:r>
+          <w:rPr>
+            <w:noProof/>
+          </w:rPr>
+        </w:r>
+        <w:r>
+          <w:rPr>
+            <w:rFonts w:hint="eastAsia"/>
             <w:noProof/>
           </w:rPr>
           <w:fldChar w:fldCharType="separate"/>
@@ -2383,7 +2410,7 @@
           <w:lang w:val="nl-BE" w:eastAsia="nl-BE" w:bidi="ar-SA"/>
         </w:rPr>
       </w:pPr>
-      <w:hyperlink w:anchor="_Toc146287724" w:history="1">
+      <w:hyperlink w:anchor="_Toc147129074" w:history="1">
         <w:r>
           <w:rPr>
             <w:rStyle w:val="Hyperlink"/>
@@ -2425,15 +2452,16 @@
           <w:rPr>
             <w:noProof/>
           </w:rPr>
-          <w:instrText xml:space="preserve"> PAGEREF _Toc146287724 \h </w:instrText>
-        </w:r>
-        <w:r>
-          <w:rPr>
-            <w:noProof/>
-          </w:rPr>
-        </w:r>
-        <w:r>
-          <w:rPr>
+          <w:instrText xml:space="preserve"> PAGEREF _Toc147129074 \h </w:instrText>
+        </w:r>
+        <w:r>
+          <w:rPr>
+            <w:noProof/>
+          </w:rPr>
+        </w:r>
+        <w:r>
+          <w:rPr>
+            <w:rFonts w:hint="eastAsia"/>
             <w:noProof/>
           </w:rPr>
           <w:fldChar w:fldCharType="separate"/>
@@ -2469,7 +2497,7 @@
           <w:lang w:val="nl-BE" w:eastAsia="nl-BE" w:bidi="ar-SA"/>
         </w:rPr>
       </w:pPr>
-      <w:hyperlink w:anchor="_Toc146287725" w:history="1">
+      <w:hyperlink w:anchor="_Toc147129075" w:history="1">
         <w:r>
           <w:rPr>
             <w:rStyle w:val="Hyperlink"/>
@@ -2511,15 +2539,16 @@
           <w:rPr>
             <w:noProof/>
           </w:rPr>
-          <w:instrText xml:space="preserve"> PAGEREF _Toc146287725 \h </w:instrText>
-        </w:r>
-        <w:r>
-          <w:rPr>
-            <w:noProof/>
-          </w:rPr>
-        </w:r>
-        <w:r>
-          <w:rPr>
+          <w:instrText xml:space="preserve"> PAGEREF _Toc147129075 \h </w:instrText>
+        </w:r>
+        <w:r>
+          <w:rPr>
+            <w:noProof/>
+          </w:rPr>
+        </w:r>
+        <w:r>
+          <w:rPr>
+            <w:rFonts w:hint="eastAsia"/>
             <w:noProof/>
           </w:rPr>
           <w:fldChar w:fldCharType="separate"/>
@@ -2555,7 +2584,7 @@
           <w:lang w:val="nl-BE" w:eastAsia="nl-BE" w:bidi="ar-SA"/>
         </w:rPr>
       </w:pPr>
-      <w:hyperlink w:anchor="_Toc146287726" w:history="1">
+      <w:hyperlink w:anchor="_Toc147129076" w:history="1">
         <w:r>
           <w:rPr>
             <w:rStyle w:val="Hyperlink"/>
@@ -2597,15 +2626,16 @@
           <w:rPr>
             <w:noProof/>
           </w:rPr>
-          <w:instrText xml:space="preserve"> PAGEREF _Toc146287726 \h </w:instrText>
-        </w:r>
-        <w:r>
-          <w:rPr>
-            <w:noProof/>
-          </w:rPr>
-        </w:r>
-        <w:r>
-          <w:rPr>
+          <w:instrText xml:space="preserve"> PAGEREF _Toc147129076 \h </w:instrText>
+        </w:r>
+        <w:r>
+          <w:rPr>
+            <w:noProof/>
+          </w:rPr>
+        </w:r>
+        <w:r>
+          <w:rPr>
+            <w:rFonts w:hint="eastAsia"/>
             <w:noProof/>
           </w:rPr>
           <w:fldChar w:fldCharType="separate"/>
@@ -2641,7 +2671,7 @@
           <w:lang w:val="nl-BE" w:eastAsia="nl-BE" w:bidi="ar-SA"/>
         </w:rPr>
       </w:pPr>
-      <w:hyperlink w:anchor="_Toc146287727" w:history="1">
+      <w:hyperlink w:anchor="_Toc147129077" w:history="1">
         <w:r>
           <w:rPr>
             <w:rStyle w:val="Hyperlink"/>
@@ -2683,15 +2713,16 @@
           <w:rPr>
             <w:noProof/>
           </w:rPr>
-          <w:instrText xml:space="preserve"> PAGEREF _Toc146287727 \h </w:instrText>
-        </w:r>
-        <w:r>
-          <w:rPr>
-            <w:noProof/>
-          </w:rPr>
-        </w:r>
-        <w:r>
-          <w:rPr>
+          <w:instrText xml:space="preserve"> PAGEREF _Toc147129077 \h </w:instrText>
+        </w:r>
+        <w:r>
+          <w:rPr>
+            <w:noProof/>
+          </w:rPr>
+        </w:r>
+        <w:r>
+          <w:rPr>
+            <w:rFonts w:hint="eastAsia"/>
             <w:noProof/>
           </w:rPr>
           <w:fldChar w:fldCharType="separate"/>
@@ -2727,7 +2758,7 @@
           <w:lang w:val="nl-BE" w:eastAsia="nl-BE" w:bidi="ar-SA"/>
         </w:rPr>
       </w:pPr>
-      <w:hyperlink w:anchor="_Toc146287728" w:history="1">
+      <w:hyperlink w:anchor="_Toc147129078" w:history="1">
         <w:r>
           <w:rPr>
             <w:rStyle w:val="Hyperlink"/>
@@ -2769,15 +2800,16 @@
           <w:rPr>
             <w:noProof/>
           </w:rPr>
-          <w:instrText xml:space="preserve"> PAGEREF _Toc146287728 \h </w:instrText>
-        </w:r>
-        <w:r>
-          <w:rPr>
-            <w:noProof/>
-          </w:rPr>
-        </w:r>
-        <w:r>
-          <w:rPr>
+          <w:instrText xml:space="preserve"> PAGEREF _Toc147129078 \h </w:instrText>
+        </w:r>
+        <w:r>
+          <w:rPr>
+            <w:noProof/>
+          </w:rPr>
+        </w:r>
+        <w:r>
+          <w:rPr>
+            <w:rFonts w:hint="eastAsia"/>
             <w:noProof/>
           </w:rPr>
           <w:fldChar w:fldCharType="separate"/>
@@ -2813,7 +2845,7 @@
           <w:lang w:val="nl-BE" w:eastAsia="nl-BE" w:bidi="ar-SA"/>
         </w:rPr>
       </w:pPr>
-      <w:hyperlink w:anchor="_Toc146287729" w:history="1">
+      <w:hyperlink w:anchor="_Toc147129079" w:history="1">
         <w:r>
           <w:rPr>
             <w:rStyle w:val="Hyperlink"/>
@@ -2855,15 +2887,16 @@
           <w:rPr>
             <w:noProof/>
           </w:rPr>
-          <w:instrText xml:space="preserve"> PAGEREF _Toc146287729 \h </w:instrText>
-        </w:r>
-        <w:r>
-          <w:rPr>
-            <w:noProof/>
-          </w:rPr>
-        </w:r>
-        <w:r>
-          <w:rPr>
+          <w:instrText xml:space="preserve"> PAGEREF _Toc147129079 \h </w:instrText>
+        </w:r>
+        <w:r>
+          <w:rPr>
+            <w:noProof/>
+          </w:rPr>
+        </w:r>
+        <w:r>
+          <w:rPr>
+            <w:rFonts w:hint="eastAsia"/>
             <w:noProof/>
           </w:rPr>
           <w:fldChar w:fldCharType="separate"/>
@@ -2899,7 +2932,7 @@
           <w:lang w:val="nl-BE" w:eastAsia="nl-BE" w:bidi="ar-SA"/>
         </w:rPr>
       </w:pPr>
-      <w:hyperlink w:anchor="_Toc146287730" w:history="1">
+      <w:hyperlink w:anchor="_Toc147129080" w:history="1">
         <w:r>
           <w:rPr>
             <w:rStyle w:val="Hyperlink"/>
@@ -2943,15 +2976,16 @@
           <w:rPr>
             <w:noProof/>
           </w:rPr>
-          <w:instrText xml:space="preserve"> PAGEREF _Toc146287730 \h </w:instrText>
-        </w:r>
-        <w:r>
-          <w:rPr>
-            <w:noProof/>
-          </w:rPr>
-        </w:r>
-        <w:r>
-          <w:rPr>
+          <w:instrText xml:space="preserve"> PAGEREF _Toc147129080 \h </w:instrText>
+        </w:r>
+        <w:r>
+          <w:rPr>
+            <w:noProof/>
+          </w:rPr>
+        </w:r>
+        <w:r>
+          <w:rPr>
+            <w:rFonts w:hint="eastAsia"/>
             <w:noProof/>
           </w:rPr>
           <w:fldChar w:fldCharType="separate"/>
@@ -2987,7 +3021,7 @@
           <w:lang w:val="nl-BE" w:eastAsia="nl-BE" w:bidi="ar-SA"/>
         </w:rPr>
       </w:pPr>
-      <w:hyperlink w:anchor="_Toc146287731" w:history="1">
+      <w:hyperlink w:anchor="_Toc147129081" w:history="1">
         <w:r>
           <w:rPr>
             <w:rStyle w:val="Hyperlink"/>
@@ -3029,15 +3063,16 @@
           <w:rPr>
             <w:noProof/>
           </w:rPr>
-          <w:instrText xml:space="preserve"> PAGEREF _Toc146287731 \h </w:instrText>
-        </w:r>
-        <w:r>
-          <w:rPr>
-            <w:noProof/>
-          </w:rPr>
-        </w:r>
-        <w:r>
-          <w:rPr>
+          <w:instrText xml:space="preserve"> PAGEREF _Toc147129081 \h </w:instrText>
+        </w:r>
+        <w:r>
+          <w:rPr>
+            <w:noProof/>
+          </w:rPr>
+        </w:r>
+        <w:r>
+          <w:rPr>
+            <w:rFonts w:hint="eastAsia"/>
             <w:noProof/>
           </w:rPr>
           <w:fldChar w:fldCharType="separate"/>
@@ -3073,7 +3108,7 @@
           <w:lang w:val="nl-BE" w:eastAsia="nl-BE" w:bidi="ar-SA"/>
         </w:rPr>
       </w:pPr>
-      <w:hyperlink w:anchor="_Toc146287732" w:history="1">
+      <w:hyperlink w:anchor="_Toc147129082" w:history="1">
         <w:r>
           <w:rPr>
             <w:rStyle w:val="Hyperlink"/>
@@ -3115,15 +3150,16 @@
           <w:rPr>
             <w:noProof/>
           </w:rPr>
-          <w:instrText xml:space="preserve"> PAGEREF _Toc146287732 \h </w:instrText>
-        </w:r>
-        <w:r>
-          <w:rPr>
-            <w:noProof/>
-          </w:rPr>
-        </w:r>
-        <w:r>
-          <w:rPr>
+          <w:instrText xml:space="preserve"> PAGEREF _Toc147129082 \h </w:instrText>
+        </w:r>
+        <w:r>
+          <w:rPr>
+            <w:noProof/>
+          </w:rPr>
+        </w:r>
+        <w:r>
+          <w:rPr>
+            <w:rFonts w:hint="eastAsia"/>
             <w:noProof/>
           </w:rPr>
           <w:fldChar w:fldCharType="separate"/>
@@ -3133,7 +3169,7 @@
             <w:rFonts w:hint="eastAsia"/>
             <w:noProof/>
           </w:rPr>
-          <w:t>19</w:t>
+          <w:t>20</w:t>
         </w:r>
         <w:r>
           <w:rPr>
@@ -3159,7 +3195,7 @@
           <w:lang w:val="nl-BE" w:eastAsia="nl-BE" w:bidi="ar-SA"/>
         </w:rPr>
       </w:pPr>
-      <w:hyperlink w:anchor="_Toc146287733" w:history="1">
+      <w:hyperlink w:anchor="_Toc147129083" w:history="1">
         <w:r>
           <w:rPr>
             <w:rStyle w:val="Hyperlink"/>
@@ -3201,15 +3237,16 @@
           <w:rPr>
             <w:noProof/>
           </w:rPr>
-          <w:instrText xml:space="preserve"> PAGEREF _Toc146287733 \h </w:instrText>
-        </w:r>
-        <w:r>
-          <w:rPr>
-            <w:noProof/>
-          </w:rPr>
-        </w:r>
-        <w:r>
-          <w:rPr>
+          <w:instrText xml:space="preserve"> PAGEREF _Toc147129083 \h </w:instrText>
+        </w:r>
+        <w:r>
+          <w:rPr>
+            <w:noProof/>
+          </w:rPr>
+        </w:r>
+        <w:r>
+          <w:rPr>
+            <w:rFonts w:hint="eastAsia"/>
             <w:noProof/>
           </w:rPr>
           <w:fldChar w:fldCharType="separate"/>
@@ -3245,7 +3282,7 @@
           <w:lang w:val="nl-BE" w:eastAsia="nl-BE" w:bidi="ar-SA"/>
         </w:rPr>
       </w:pPr>
-      <w:hyperlink w:anchor="_Toc146287734" w:history="1">
+      <w:hyperlink w:anchor="_Toc147129084" w:history="1">
         <w:r>
           <w:rPr>
             <w:rStyle w:val="Hyperlink"/>
@@ -3287,15 +3324,16 @@
           <w:rPr>
             <w:noProof/>
           </w:rPr>
-          <w:instrText xml:space="preserve"> PAGEREF _Toc146287734 \h </w:instrText>
-        </w:r>
-        <w:r>
-          <w:rPr>
-            <w:noProof/>
-          </w:rPr>
-        </w:r>
-        <w:r>
-          <w:rPr>
+          <w:instrText xml:space="preserve"> PAGEREF _Toc147129084 \h </w:instrText>
+        </w:r>
+        <w:r>
+          <w:rPr>
+            <w:noProof/>
+          </w:rPr>
+        </w:r>
+        <w:r>
+          <w:rPr>
+            <w:rFonts w:hint="eastAsia"/>
             <w:noProof/>
           </w:rPr>
           <w:fldChar w:fldCharType="separate"/>
@@ -3305,7 +3343,7 @@
             <w:rFonts w:hint="eastAsia"/>
             <w:noProof/>
           </w:rPr>
-          <w:t>20</w:t>
+          <w:t>21</w:t>
         </w:r>
         <w:r>
           <w:rPr>
@@ -3331,7 +3369,7 @@
           <w:lang w:val="nl-BE" w:eastAsia="nl-BE" w:bidi="ar-SA"/>
         </w:rPr>
       </w:pPr>
-      <w:hyperlink w:anchor="_Toc146287735" w:history="1">
+      <w:hyperlink w:anchor="_Toc147129085" w:history="1">
         <w:r>
           <w:rPr>
             <w:rStyle w:val="Hyperlink"/>
@@ -3373,15 +3411,16 @@
           <w:rPr>
             <w:noProof/>
           </w:rPr>
-          <w:instrText xml:space="preserve"> PAGEREF _Toc146287735 \h </w:instrText>
-        </w:r>
-        <w:r>
-          <w:rPr>
-            <w:noProof/>
-          </w:rPr>
-        </w:r>
-        <w:r>
-          <w:rPr>
+          <w:instrText xml:space="preserve"> PAGEREF _Toc147129085 \h </w:instrText>
+        </w:r>
+        <w:r>
+          <w:rPr>
+            <w:noProof/>
+          </w:rPr>
+        </w:r>
+        <w:r>
+          <w:rPr>
+            <w:rFonts w:hint="eastAsia"/>
             <w:noProof/>
           </w:rPr>
           <w:fldChar w:fldCharType="separate"/>
@@ -3417,7 +3456,7 @@
           <w:lang w:val="nl-BE" w:eastAsia="nl-BE" w:bidi="ar-SA"/>
         </w:rPr>
       </w:pPr>
-      <w:hyperlink w:anchor="_Toc146287736" w:history="1">
+      <w:hyperlink w:anchor="_Toc147129086" w:history="1">
         <w:r>
           <w:rPr>
             <w:rStyle w:val="Hyperlink"/>
@@ -3459,15 +3498,16 @@
           <w:rPr>
             <w:noProof/>
           </w:rPr>
-          <w:instrText xml:space="preserve"> PAGEREF _Toc146287736 \h </w:instrText>
-        </w:r>
-        <w:r>
-          <w:rPr>
-            <w:noProof/>
-          </w:rPr>
-        </w:r>
-        <w:r>
-          <w:rPr>
+          <w:instrText xml:space="preserve"> PAGEREF _Toc147129086 \h </w:instrText>
+        </w:r>
+        <w:r>
+          <w:rPr>
+            <w:noProof/>
+          </w:rPr>
+        </w:r>
+        <w:r>
+          <w:rPr>
+            <w:rFonts w:hint="eastAsia"/>
             <w:noProof/>
           </w:rPr>
           <w:fldChar w:fldCharType="separate"/>
@@ -3503,7 +3543,7 @@
           <w:lang w:val="nl-BE" w:eastAsia="nl-BE" w:bidi="ar-SA"/>
         </w:rPr>
       </w:pPr>
-      <w:hyperlink w:anchor="_Toc146287737" w:history="1">
+      <w:hyperlink w:anchor="_Toc147129087" w:history="1">
         <w:r>
           <w:rPr>
             <w:rStyle w:val="Hyperlink"/>
@@ -3545,15 +3585,16 @@
           <w:rPr>
             <w:noProof/>
           </w:rPr>
-          <w:instrText xml:space="preserve"> PAGEREF _Toc146287737 \h </w:instrText>
-        </w:r>
-        <w:r>
-          <w:rPr>
-            <w:noProof/>
-          </w:rPr>
-        </w:r>
-        <w:r>
-          <w:rPr>
+          <w:instrText xml:space="preserve"> PAGEREF _Toc147129087 \h </w:instrText>
+        </w:r>
+        <w:r>
+          <w:rPr>
+            <w:noProof/>
+          </w:rPr>
+        </w:r>
+        <w:r>
+          <w:rPr>
+            <w:rFonts w:hint="eastAsia"/>
             <w:noProof/>
           </w:rPr>
           <w:fldChar w:fldCharType="separate"/>
@@ -3589,7 +3630,7 @@
           <w:lang w:val="nl-BE" w:eastAsia="nl-BE" w:bidi="ar-SA"/>
         </w:rPr>
       </w:pPr>
-      <w:hyperlink w:anchor="_Toc146287738" w:history="1">
+      <w:hyperlink w:anchor="_Toc147129088" w:history="1">
         <w:r>
           <w:rPr>
             <w:rStyle w:val="Hyperlink"/>
@@ -3631,15 +3672,16 @@
           <w:rPr>
             <w:noProof/>
           </w:rPr>
-          <w:instrText xml:space="preserve"> PAGEREF _Toc146287738 \h </w:instrText>
-        </w:r>
-        <w:r>
-          <w:rPr>
-            <w:noProof/>
-          </w:rPr>
-        </w:r>
-        <w:r>
-          <w:rPr>
+          <w:instrText xml:space="preserve"> PAGEREF _Toc147129088 \h </w:instrText>
+        </w:r>
+        <w:r>
+          <w:rPr>
+            <w:noProof/>
+          </w:rPr>
+        </w:r>
+        <w:r>
+          <w:rPr>
+            <w:rFonts w:hint="eastAsia"/>
             <w:noProof/>
           </w:rPr>
           <w:fldChar w:fldCharType="separate"/>
@@ -3675,7 +3717,7 @@
           <w:lang w:val="nl-BE" w:eastAsia="nl-BE" w:bidi="ar-SA"/>
         </w:rPr>
       </w:pPr>
-      <w:hyperlink w:anchor="_Toc146287739" w:history="1">
+      <w:hyperlink w:anchor="_Toc147129089" w:history="1">
         <w:r>
           <w:rPr>
             <w:rStyle w:val="Hyperlink"/>
@@ -3717,15 +3759,16 @@
           <w:rPr>
             <w:noProof/>
           </w:rPr>
-          <w:instrText xml:space="preserve"> PAGEREF _Toc146287739 \h </w:instrText>
-        </w:r>
-        <w:r>
-          <w:rPr>
-            <w:noProof/>
-          </w:rPr>
-        </w:r>
-        <w:r>
-          <w:rPr>
+          <w:instrText xml:space="preserve"> PAGEREF _Toc147129089 \h </w:instrText>
+        </w:r>
+        <w:r>
+          <w:rPr>
+            <w:noProof/>
+          </w:rPr>
+        </w:r>
+        <w:r>
+          <w:rPr>
+            <w:rFonts w:hint="eastAsia"/>
             <w:noProof/>
           </w:rPr>
           <w:fldChar w:fldCharType="separate"/>
@@ -3735,7 +3778,7 @@
             <w:rFonts w:hint="eastAsia"/>
             <w:noProof/>
           </w:rPr>
-          <w:t>23</w:t>
+          <w:t>24</w:t>
         </w:r>
         <w:r>
           <w:rPr>
@@ -3761,7 +3804,7 @@
           <w:lang w:val="nl-BE" w:eastAsia="nl-BE" w:bidi="ar-SA"/>
         </w:rPr>
       </w:pPr>
-      <w:hyperlink w:anchor="_Toc146287740" w:history="1">
+      <w:hyperlink w:anchor="_Toc147129090" w:history="1">
         <w:r>
           <w:rPr>
             <w:rStyle w:val="Hyperlink"/>
@@ -3803,15 +3846,16 @@
           <w:rPr>
             <w:noProof/>
           </w:rPr>
-          <w:instrText xml:space="preserve"> PAGEREF _Toc146287740 \h </w:instrText>
-        </w:r>
-        <w:r>
-          <w:rPr>
-            <w:noProof/>
-          </w:rPr>
-        </w:r>
-        <w:r>
-          <w:rPr>
+          <w:instrText xml:space="preserve"> PAGEREF _Toc147129090 \h </w:instrText>
+        </w:r>
+        <w:r>
+          <w:rPr>
+            <w:noProof/>
+          </w:rPr>
+        </w:r>
+        <w:r>
+          <w:rPr>
+            <w:rFonts w:hint="eastAsia"/>
             <w:noProof/>
           </w:rPr>
           <w:fldChar w:fldCharType="separate"/>
@@ -3855,7 +3899,7 @@
         </w:rPr>
       </w:pPr>
       <w:bookmarkStart w:id="0" w:name="_Ref118727531"/>
-      <w:bookmarkStart w:id="1" w:name="_Toc146287697"/>
+      <w:bookmarkStart w:id="1" w:name="_Toc147129047"/>
       <w:r>
         <w:lastRenderedPageBreak/>
         <w:t>Install</w:t>
@@ -3893,9 +3937,11 @@
       <w:r>
         <w:t>“</w:t>
       </w:r>
+      <w:proofErr w:type="spellStart"/>
       <w:r>
         <w:t>Demo.mbc</w:t>
       </w:r>
+      <w:proofErr w:type="spellEnd"/>
       <w:r>
         <w:t>”</w:t>
       </w:r>
@@ -3954,7 +4000,7 @@
           <w:rFonts w:hint="eastAsia"/>
         </w:rPr>
       </w:pPr>
-      <w:bookmarkStart w:id="2" w:name="_Toc146287698"/>
+      <w:bookmarkStart w:id="2" w:name="_Toc147129048"/>
       <w:r>
         <w:t>Starting ModbusControl</w:t>
       </w:r>
@@ -4079,7 +4125,7 @@
           <w:rFonts w:hint="eastAsia"/>
         </w:rPr>
       </w:pPr>
-      <w:bookmarkStart w:id="3" w:name="_Toc146287699"/>
+      <w:bookmarkStart w:id="3" w:name="_Toc147129049"/>
       <w:r>
         <w:t>The mbc project file</w:t>
       </w:r>
@@ -4171,7 +4217,7 @@
           <w:rFonts w:hint="eastAsia"/>
         </w:rPr>
       </w:pPr>
-      <w:bookmarkStart w:id="4" w:name="_Toc146287700"/>
+      <w:bookmarkStart w:id="4" w:name="_Toc147129050"/>
       <w:r>
         <w:t>Using ModbusControl</w:t>
       </w:r>
@@ -4186,7 +4232,7 @@
         </w:rPr>
       </w:pPr>
       <w:bookmarkStart w:id="5" w:name="_Ref118397727"/>
-      <w:bookmarkStart w:id="6" w:name="_Toc146287701"/>
+      <w:bookmarkStart w:id="6" w:name="_Toc147129051"/>
       <w:r>
         <w:rPr>
           <w:lang w:val="en-GB"/>
@@ -4644,7 +4690,7 @@
           <w:rFonts w:hint="eastAsia"/>
         </w:rPr>
       </w:pPr>
-      <w:bookmarkStart w:id="7" w:name="_Toc146287702"/>
+      <w:bookmarkStart w:id="7" w:name="_Toc147129052"/>
       <w:r>
         <w:lastRenderedPageBreak/>
         <w:t>Import and export</w:t>
@@ -4720,6 +4766,94 @@
         </w:rPr>
       </w:pPr>
       <w:r>
+        <w:rPr>
+          <w:rFonts w:hint="eastAsia"/>
+        </w:rPr>
+        <w:t>The order is which the tab pages are exported to CSV</w:t>
+      </w:r>
+      <w:r>
+        <w:t xml:space="preserve"> can be controlled with the &lt;</w:t>
+      </w:r>
+      <w:proofErr w:type="spellStart"/>
+      <w:r>
+        <w:t>exportorder</w:t>
+      </w:r>
+      <w:proofErr w:type="spellEnd"/>
+      <w:r>
+        <w:t xml:space="preserve">&gt; element. </w:t>
+      </w:r>
+      <w:r>
+        <w:rPr>
+          <w:rFonts w:hint="eastAsia"/>
+        </w:rPr>
+        <w:t>This is useful to have the registers in a certain order in the CSV file, with setup registers first for example, so that the import is done correctly.</w:t>
+      </w:r>
+      <w:r>
+        <w:br/>
+        <w:t xml:space="preserve">See </w:t>
+      </w:r>
+      <w:r>
+        <w:t>&lt;</w:t>
+      </w:r>
+      <w:proofErr w:type="spellStart"/>
+      <w:r>
+        <w:t>exportorder</w:t>
+      </w:r>
+      <w:proofErr w:type="spellEnd"/>
+      <w:r>
+        <w:t>&gt; in [</w:t>
+      </w:r>
+      <w:r>
+        <w:rPr>
+          <w:rFonts w:hint="eastAsia"/>
+        </w:rPr>
+        <w:fldChar w:fldCharType="begin"/>
+      </w:r>
+      <w:r>
+        <w:rPr>
+          <w:rFonts w:hint="eastAsia"/>
+        </w:rPr>
+        <w:instrText xml:space="preserve"> REF _Ref146906707 \h </w:instrText>
+      </w:r>
+      <w:r>
+        <w:rPr>
+          <w:rFonts w:hint="eastAsia"/>
+        </w:rPr>
+      </w:r>
+      <w:r>
+        <w:rPr>
+          <w:rFonts w:hint="eastAsia"/>
+        </w:rPr>
+        <w:fldChar w:fldCharType="separate"/>
+      </w:r>
+      <w:r>
+        <w:t>The &lt;tab&gt; element</w:t>
+      </w:r>
+      <w:r>
+        <w:rPr>
+          <w:rFonts w:hint="eastAsia"/>
+        </w:rPr>
+        <w:fldChar w:fldCharType="end"/>
+      </w:r>
+      <w:r>
+        <w:t>] for more information on &lt;</w:t>
+      </w:r>
+      <w:proofErr w:type="spellStart"/>
+      <w:r>
+        <w:t>exportorder</w:t>
+      </w:r>
+      <w:proofErr w:type="spellEnd"/>
+      <w:r>
+        <w:t>&gt;.</w:t>
+      </w:r>
+    </w:p>
+    <w:p>
+      <w:pPr>
+        <w:rPr>
+          <w:rFonts w:hint="eastAsia"/>
+        </w:rPr>
+      </w:pPr>
+      <w:r>
         <w:t>See [</w:t>
       </w:r>
       <w:r>
@@ -4994,7 +5128,7 @@
           <w:lang w:val="en-GB"/>
         </w:rPr>
       </w:pPr>
-      <w:bookmarkStart w:id="8" w:name="_Toc146287703"/>
+      <w:bookmarkStart w:id="8" w:name="_Toc147129053"/>
       <w:r>
         <w:rPr>
           <w:lang w:val="en-GB"/>
@@ -5053,8 +5187,9 @@
           <w:rFonts w:hint="eastAsia"/>
         </w:rPr>
       </w:pPr>
-      <w:bookmarkStart w:id="10" w:name="_Toc146287704"/>
-      <w:r>
+      <w:bookmarkStart w:id="10" w:name="_Toc147129054"/>
+      <w:r>
+        <w:lastRenderedPageBreak/>
         <w:t>Find/Filter</w:t>
       </w:r>
       <w:bookmarkEnd w:id="10"/>
@@ -5091,9 +5226,8 @@
           <w:rFonts w:hint="eastAsia"/>
         </w:rPr>
       </w:pPr>
-      <w:bookmarkStart w:id="11" w:name="_Toc146287705"/>
-      <w:r>
-        <w:lastRenderedPageBreak/>
+      <w:bookmarkStart w:id="11" w:name="_Toc147129055"/>
+      <w:r>
         <w:t>Diagnostics counters</w:t>
       </w:r>
       <w:bookmarkEnd w:id="11"/>
@@ -5127,7 +5261,7 @@
           <w:rFonts w:hint="eastAsia"/>
         </w:rPr>
       </w:pPr>
-      <w:bookmarkStart w:id="12" w:name="_Toc146287706"/>
+      <w:bookmarkStart w:id="12" w:name="_Toc147129056"/>
       <w:r>
         <w:t>Logging</w:t>
       </w:r>
@@ -5222,7 +5356,7 @@
       </w:pPr>
       <w:bookmarkStart w:id="13" w:name="__RefHeading___Toc43_939433756"/>
       <w:bookmarkStart w:id="14" w:name="_Ref118397833"/>
-      <w:bookmarkStart w:id="15" w:name="_Toc146287707"/>
+      <w:bookmarkStart w:id="15" w:name="_Toc147129057"/>
       <w:bookmarkEnd w:id="13"/>
       <w:r>
         <w:t>Project configuration</w:t>
@@ -5348,7 +5482,7 @@
             <v:path o:extrusionok="f" gradientshapeok="t" o:connecttype="rect"/>
             <o:lock v:ext="edit" aspectratio="t"/>
           </v:shapetype>
-          <v:shape id="_x0000_i1025" type="#_x0000_t75" style="width:408.6pt;height:55.8pt;visibility:visible;mso-wrap-style:square">
+          <v:shape id="_x0000_i1025" type="#_x0000_t75" style="width:408.75pt;height:55.5pt;visibility:visible;mso-wrap-style:square">
             <v:imagedata r:id="rId8" o:title=""/>
           </v:shape>
         </w:pict>
@@ -5882,6 +6016,7 @@
               </w:rPr>
             </w:pPr>
             <w:r>
+              <w:lastRenderedPageBreak/>
               <w:t>TCP connection:</w:t>
             </w:r>
           </w:p>
@@ -6231,8 +6366,13 @@
               </w:rPr>
             </w:pPr>
             <w:bookmarkStart w:id="16" w:name="Functioncodetowriteholdingregisters"/>
-            <w:r>
-              <w:t>Functioncode to write holding registers</w:t>
+            <w:proofErr w:type="spellStart"/>
+            <w:r>
+              <w:t>Functioncode</w:t>
+            </w:r>
+            <w:proofErr w:type="spellEnd"/>
+            <w:r>
+              <w:t xml:space="preserve"> to write holding registers</w:t>
             </w:r>
             <w:bookmarkEnd w:id="16"/>
             <w:r>
@@ -6909,8 +7049,15 @@
               </w:rPr>
             </w:pPr>
             <w:r>
-              <w:lastRenderedPageBreak/>
-              <w:t>Sample rate (ms):</w:t>
+              <w:t>Sample rate (</w:t>
+            </w:r>
+            <w:proofErr w:type="spellStart"/>
+            <w:r>
+              <w:t>ms</w:t>
+            </w:r>
+            <w:proofErr w:type="spellEnd"/>
+            <w:r>
+              <w:t>):</w:t>
             </w:r>
           </w:p>
         </w:tc>
@@ -7267,7 +7414,7 @@
           <w:rFonts w:hint="eastAsia"/>
         </w:rPr>
       </w:pPr>
-      <w:bookmarkStart w:id="17" w:name="_Toc146287708"/>
+      <w:bookmarkStart w:id="17" w:name="_Toc147129058"/>
       <w:r>
         <w:t>Options</w:t>
       </w:r>
@@ -8045,7 +8192,7 @@
           <w:rFonts w:hint="eastAsia"/>
         </w:rPr>
       </w:pPr>
-      <w:bookmarkStart w:id="18" w:name="_Toc146287709"/>
+      <w:bookmarkStart w:id="18" w:name="_Toc147129059"/>
       <w:r>
         <w:rPr>
           <w:lang w:val="en-GB"/>
@@ -8260,7 +8407,7 @@
         </w:rPr>
       </w:pPr>
       <w:bookmarkStart w:id="19" w:name="__RefHeading___Toc62_1195957084"/>
-      <w:bookmarkStart w:id="20" w:name="_Toc146287710"/>
+      <w:bookmarkStart w:id="20" w:name="_Toc147129060"/>
       <w:bookmarkEnd w:id="19"/>
       <w:r>
         <w:rPr>
@@ -8287,7 +8434,15 @@
         </w:rPr>
       </w:pPr>
       <w:r>
-        <w:t>To open a demo project file named Demo.mbc.</w:t>
+        <w:t xml:space="preserve">To open a demo project file named </w:t>
+      </w:r>
+      <w:proofErr w:type="spellStart"/>
+      <w:r>
+        <w:t>Demo.mbc</w:t>
+      </w:r>
+      <w:proofErr w:type="spellEnd"/>
+      <w:r>
+        <w:t>.</w:t>
       </w:r>
     </w:p>
     <w:p>
@@ -8317,7 +8472,7 @@
           <w:rFonts w:hint="eastAsia"/>
         </w:rPr>
       </w:pPr>
-      <w:bookmarkStart w:id="21" w:name="_Toc146287711"/>
+      <w:bookmarkStart w:id="21" w:name="_Toc147129061"/>
       <w:r>
         <w:rPr>
           <w:lang w:val="en-GB"/>
@@ -8343,7 +8498,15 @@
         </w:rPr>
       </w:pPr>
       <w:r>
-        <w:t xml:space="preserve">Right-click the mouse on the Register or Description column to change the background color of the line. This allows to highlight the registers you are currently focusing on. </w:t>
+        <w:t xml:space="preserve">Right-click the mouse on the Register or Description column to change the background </w:t>
+      </w:r>
+      <w:proofErr w:type="spellStart"/>
+      <w:r>
+        <w:t>color</w:t>
+      </w:r>
+      <w:proofErr w:type="spellEnd"/>
+      <w:r>
+        <w:t xml:space="preserve"> of the line. This allows to highlight the registers you are currently focusing on. </w:t>
       </w:r>
       <w:r>
         <w:br/>
@@ -8400,8 +8563,13 @@
           <w:rFonts w:hint="eastAsia"/>
         </w:rPr>
       </w:pPr>
-      <w:r>
-        <w:t>UInt: show as unsigned integer</w:t>
+      <w:proofErr w:type="spellStart"/>
+      <w:r>
+        <w:t>UInt</w:t>
+      </w:r>
+      <w:proofErr w:type="spellEnd"/>
+      <w:r>
+        <w:t>: show as unsigned integer</w:t>
       </w:r>
     </w:p>
     <w:p>
@@ -8497,7 +8665,7 @@
           <w:rFonts w:hint="eastAsia"/>
         </w:rPr>
       </w:pPr>
-      <w:bookmarkStart w:id="22" w:name="_Toc146287712"/>
+      <w:bookmarkStart w:id="22" w:name="_Toc147129062"/>
       <w:r>
         <w:rPr>
           <w:lang w:val="en-GB"/>
@@ -8523,7 +8691,7 @@
           <w:rFonts w:hint="eastAsia"/>
         </w:rPr>
       </w:pPr>
-      <w:bookmarkStart w:id="23" w:name="_Toc146287713"/>
+      <w:bookmarkStart w:id="23" w:name="_Toc147129063"/>
       <w:r>
         <w:rPr>
           <w:lang w:val="en-GB"/>
@@ -8620,7 +8788,7 @@
           <w:noProof/>
         </w:rPr>
         <w:pict w14:anchorId="5CABB691">
-          <v:shape id="_x0000_i1026" type="#_x0000_t75" style="width:391.2pt;height:51.6pt;visibility:visible;mso-wrap-style:square">
+          <v:shape id="_x0000_i1026" type="#_x0000_t75" style="width:391.5pt;height:51.75pt;visibility:visible;mso-wrap-style:square">
             <v:imagedata r:id="rId10" o:title=""/>
           </v:shape>
         </w:pict>
@@ -8665,7 +8833,7 @@
         </w:rPr>
         <w:tab/>
       </w:r>
-      <w:bookmarkStart w:id="24" w:name="_Toc146287714"/>
+      <w:bookmarkStart w:id="24" w:name="_Toc147129064"/>
       <w:r>
         <w:t>The status bar</w:t>
       </w:r>
@@ -8713,7 +8881,7 @@
         </w:rPr>
       </w:pPr>
       <w:bookmarkStart w:id="25" w:name="_Ref117942468"/>
-      <w:bookmarkStart w:id="26" w:name="_Toc146287715"/>
+      <w:bookmarkStart w:id="26" w:name="_Toc147129065"/>
       <w:r>
         <w:t>Mbc project file validation with XSD schema</w:t>
       </w:r>
@@ -8890,7 +9058,7 @@
       </w:pPr>
       <w:bookmarkStart w:id="27" w:name="_Ref117942129"/>
       <w:bookmarkStart w:id="28" w:name="_Ref117942153"/>
-      <w:bookmarkStart w:id="29" w:name="_Toc146287716"/>
+      <w:bookmarkStart w:id="29" w:name="_Toc147129066"/>
       <w:r>
         <w:lastRenderedPageBreak/>
         <w:t>Logging</w:t>
@@ -9032,7 +9200,15 @@
         </w:rPr>
       </w:pPr>
       <w:r>
-        <w:t>Bridge decode: the Modbus/TCP frames received and sent over the bridge decoded to human-readable messages like “Slave=1, Read holding registers: addr=100, quant=15”</w:t>
+        <w:t xml:space="preserve">Bridge decode: the Modbus/TCP frames received and sent over the bridge decoded to human-readable messages like “Slave=1, Read holding registers: </w:t>
+      </w:r>
+      <w:proofErr w:type="spellStart"/>
+      <w:r>
+        <w:t>addr</w:t>
+      </w:r>
+      <w:proofErr w:type="spellEnd"/>
+      <w:r>
+        <w:t>=100, quant=15”</w:t>
       </w:r>
     </w:p>
     <w:p>
@@ -9054,7 +9230,7 @@
       </w:pPr>
       <w:bookmarkStart w:id="30" w:name="_Ref117942296"/>
       <w:bookmarkStart w:id="31" w:name="_Ref117942768"/>
-      <w:bookmarkStart w:id="32" w:name="_Toc146287717"/>
+      <w:bookmarkStart w:id="32" w:name="_Toc147129067"/>
       <w:r>
         <w:t>Modbus/TCP bridge</w:t>
       </w:r>
@@ -9069,7 +9245,15 @@
         </w:rPr>
       </w:pPr>
       <w:r>
-        <w:t>ModbusControl has a built-in Modbus/TCP server that acts as a bridge to the connected modbus device. This allows Modbus/TCP clients like ModbusScope to communicate with the serial modbus device as well. It also allows multiple Modbus/TCP clients or more copies of ModbusControl to be connected to the modbus device simultaneously. Works for all connection types to the modbus device, not only the serial line.</w:t>
+        <w:t xml:space="preserve">ModbusControl has a built-in Modbus/TCP server that acts as a bridge to the connected modbus device. This allows Modbus/TCP clients like </w:t>
+      </w:r>
+      <w:proofErr w:type="spellStart"/>
+      <w:r>
+        <w:t>ModbusScope</w:t>
+      </w:r>
+      <w:proofErr w:type="spellEnd"/>
+      <w:r>
+        <w:t xml:space="preserve"> to communicate with the serial modbus device as well. It also allows multiple Modbus/TCP clients or more copies of ModbusControl to be connected to the modbus device simultaneously. Works for all connection types to the modbus device, not only the serial line.</w:t>
       </w:r>
     </w:p>
     <w:p>
@@ -9161,7 +9345,7 @@
           <w:rFonts w:hint="eastAsia"/>
         </w:rPr>
       </w:pPr>
-      <w:bookmarkStart w:id="33" w:name="_Toc146287718"/>
+      <w:bookmarkStart w:id="33" w:name="_Toc147129068"/>
       <w:r>
         <w:t>The Modbus protocol, function codes and word order</w:t>
       </w:r>
@@ -9218,7 +9402,15 @@
         </w:rPr>
       </w:pPr>
       <w:r>
-        <w:t>In a Modbus command message, registers are addressed starting at zero. The first holding register is referred to as address 0 in the query message. For historic reasons 16-bit holding registers are often referred to as registers 40001..49999. The base for the register numbering is defined in the mbc project file with the &lt;holdingregisterstart&gt; element. It usually is 40001</w:t>
+        <w:t>In a Modbus command message, registers are addressed starting at zero. The first holding register is referred to as address 0 in the query message. For historic reasons 16-bit holding registers are often referred to as registers 40001..49999. The base for the register numbering is defined in the mbc project file with the &lt;</w:t>
+      </w:r>
+      <w:proofErr w:type="spellStart"/>
+      <w:r>
+        <w:t>holdingregisterstart</w:t>
+      </w:r>
+      <w:proofErr w:type="spellEnd"/>
+      <w:r>
+        <w:t>&gt; element. It usually is 40001</w:t>
       </w:r>
       <w:r>
         <w:t xml:space="preserve"> or</w:t>
@@ -9277,6 +9469,7 @@
       <w:r>
         <w:t>See [</w:t>
       </w:r>
+      <w:proofErr w:type="spellStart"/>
       <w:r>
         <w:rPr>
           <w:rFonts w:hint="eastAsia"/>
@@ -9310,7 +9503,11 @@
         <w:fldChar w:fldCharType="separate"/>
       </w:r>
       <w:r>
-        <w:t>Functioncode to write holding registers</w:t>
+        <w:t>Functioncode</w:t>
+      </w:r>
+      <w:proofErr w:type="spellEnd"/>
+      <w:r>
+        <w:t xml:space="preserve"> to write holding registers</w:t>
       </w:r>
       <w:r>
         <w:rPr>
@@ -9418,7 +9615,7 @@
         </w:rPr>
       </w:pPr>
       <w:bookmarkStart w:id="34" w:name="_Ref117948934"/>
-      <w:bookmarkStart w:id="35" w:name="_Toc146287719"/>
+      <w:bookmarkStart w:id="35" w:name="_Toc147129069"/>
       <w:r>
         <w:t>ModbusControl c</w:t>
       </w:r>
@@ -9458,8 +9655,13 @@
       <w:r>
         <w:t xml:space="preserve">  </w:t>
       </w:r>
-      <w:r>
-        <w:t xml:space="preserve">Modbuscontrol </w:t>
+      <w:proofErr w:type="spellStart"/>
+      <w:r>
+        <w:t>Modbuscontrol</w:t>
+      </w:r>
+      <w:proofErr w:type="spellEnd"/>
+      <w:r>
+        <w:t xml:space="preserve"> </w:t>
       </w:r>
       <w:r>
         <w:t>Test1</w:t>
@@ -9770,7 +9972,21 @@
               <w:rPr>
                 <w:rFonts w:hint="eastAsia"/>
               </w:rPr>
-              <w:t>end-of-message timeout (ms)</w:t>
+              <w:t>end-of-message timeout (</w:t>
+            </w:r>
+            <w:proofErr w:type="spellStart"/>
+            <w:r>
+              <w:rPr>
+                <w:rFonts w:hint="eastAsia"/>
+              </w:rPr>
+              <w:t>ms</w:t>
+            </w:r>
+            <w:proofErr w:type="spellEnd"/>
+            <w:r>
+              <w:rPr>
+                <w:rFonts w:hint="eastAsia"/>
+              </w:rPr>
+              <w:t>)</w:t>
             </w:r>
           </w:p>
         </w:tc>
@@ -10076,7 +10292,21 @@
               <w:rPr>
                 <w:rFonts w:hint="eastAsia"/>
               </w:rPr>
-              <w:t>Maximum wait time for first byte of response (ms)</w:t>
+              <w:t>Maximum wait time for first byte of response (</w:t>
+            </w:r>
+            <w:proofErr w:type="spellStart"/>
+            <w:r>
+              <w:rPr>
+                <w:rFonts w:hint="eastAsia"/>
+              </w:rPr>
+              <w:t>ms</w:t>
+            </w:r>
+            <w:proofErr w:type="spellEnd"/>
+            <w:r>
+              <w:rPr>
+                <w:rFonts w:hint="eastAsia"/>
+              </w:rPr>
+              <w:t>)</w:t>
             </w:r>
           </w:p>
         </w:tc>
@@ -10122,7 +10352,21 @@
               <w:rPr>
                 <w:rFonts w:hint="eastAsia"/>
               </w:rPr>
-              <w:t>Delay before sending next query (ms)</w:t>
+              <w:t>Delay before sending next query (</w:t>
+            </w:r>
+            <w:proofErr w:type="spellStart"/>
+            <w:r>
+              <w:rPr>
+                <w:rFonts w:hint="eastAsia"/>
+              </w:rPr>
+              <w:t>ms</w:t>
+            </w:r>
+            <w:proofErr w:type="spellEnd"/>
+            <w:r>
+              <w:rPr>
+                <w:rFonts w:hint="eastAsia"/>
+              </w:rPr>
+              <w:t>)</w:t>
             </w:r>
           </w:p>
         </w:tc>
@@ -10312,7 +10556,7 @@
           <w:rFonts w:hint="eastAsia"/>
         </w:rPr>
       </w:pPr>
-      <w:bookmarkStart w:id="36" w:name="_Toc146287720"/>
+      <w:bookmarkStart w:id="36" w:name="_Toc147129070"/>
       <w:r>
         <w:t>ModbusExport tool</w:t>
       </w:r>
@@ -10667,7 +10911,21 @@
               <w:rPr>
                 <w:rFonts w:hint="eastAsia"/>
               </w:rPr>
-              <w:t>end-of-message timeout (ms)</w:t>
+              <w:t>end-of-message timeout (</w:t>
+            </w:r>
+            <w:proofErr w:type="spellStart"/>
+            <w:r>
+              <w:rPr>
+                <w:rFonts w:hint="eastAsia"/>
+              </w:rPr>
+              <w:t>ms</w:t>
+            </w:r>
+            <w:proofErr w:type="spellEnd"/>
+            <w:r>
+              <w:rPr>
+                <w:rFonts w:hint="eastAsia"/>
+              </w:rPr>
+              <w:t>)</w:t>
             </w:r>
           </w:p>
         </w:tc>
@@ -10928,7 +11186,21 @@
               <w:rPr>
                 <w:rFonts w:hint="eastAsia"/>
               </w:rPr>
-              <w:t>wait time for first byte of response (ms)</w:t>
+              <w:t>wait time for first byte of response (</w:t>
+            </w:r>
+            <w:proofErr w:type="spellStart"/>
+            <w:r>
+              <w:rPr>
+                <w:rFonts w:hint="eastAsia"/>
+              </w:rPr>
+              <w:t>ms</w:t>
+            </w:r>
+            <w:proofErr w:type="spellEnd"/>
+            <w:r>
+              <w:rPr>
+                <w:rFonts w:hint="eastAsia"/>
+              </w:rPr>
+              <w:t>)</w:t>
             </w:r>
           </w:p>
         </w:tc>
@@ -10968,7 +11240,21 @@
               <w:rPr>
                 <w:rFonts w:hint="eastAsia"/>
               </w:rPr>
-              <w:t>Delay before sending next query (ms)</w:t>
+              <w:t>Delay before sending next query (</w:t>
+            </w:r>
+            <w:proofErr w:type="spellStart"/>
+            <w:r>
+              <w:rPr>
+                <w:rFonts w:hint="eastAsia"/>
+              </w:rPr>
+              <w:t>ms</w:t>
+            </w:r>
+            <w:proofErr w:type="spellEnd"/>
+            <w:r>
+              <w:rPr>
+                <w:rFonts w:hint="eastAsia"/>
+              </w:rPr>
+              <w:t>)</w:t>
             </w:r>
           </w:p>
         </w:tc>
@@ -11395,7 +11681,7 @@
           <w:rFonts w:hint="eastAsia"/>
         </w:rPr>
       </w:pPr>
-      <w:bookmarkStart w:id="37" w:name="_Toc146287721"/>
+      <w:bookmarkStart w:id="37" w:name="_Toc147129071"/>
       <w:r>
         <w:t>ModbusImport tool</w:t>
       </w:r>
@@ -11801,7 +12087,21 @@
               <w:rPr>
                 <w:rFonts w:hint="eastAsia"/>
               </w:rPr>
-              <w:t>end-of-message timeout (ms)</w:t>
+              <w:t>end-of-message timeout (</w:t>
+            </w:r>
+            <w:proofErr w:type="spellStart"/>
+            <w:r>
+              <w:rPr>
+                <w:rFonts w:hint="eastAsia"/>
+              </w:rPr>
+              <w:t>ms</w:t>
+            </w:r>
+            <w:proofErr w:type="spellEnd"/>
+            <w:r>
+              <w:rPr>
+                <w:rFonts w:hint="eastAsia"/>
+              </w:rPr>
+              <w:t>)</w:t>
             </w:r>
           </w:p>
         </w:tc>
@@ -12056,7 +12356,21 @@
               <w:rPr>
                 <w:rFonts w:hint="eastAsia"/>
               </w:rPr>
-              <w:t>Maximum wait time for first byte of response (ms)</w:t>
+              <w:t>Maximum wait time for first byte of response (</w:t>
+            </w:r>
+            <w:proofErr w:type="spellStart"/>
+            <w:r>
+              <w:rPr>
+                <w:rFonts w:hint="eastAsia"/>
+              </w:rPr>
+              <w:t>ms</w:t>
+            </w:r>
+            <w:proofErr w:type="spellEnd"/>
+            <w:r>
+              <w:rPr>
+                <w:rFonts w:hint="eastAsia"/>
+              </w:rPr>
+              <w:t>)</w:t>
             </w:r>
           </w:p>
         </w:tc>
@@ -12136,7 +12450,21 @@
               <w:rPr>
                 <w:rFonts w:hint="eastAsia"/>
               </w:rPr>
-              <w:t>Delay before sending next query (ms)</w:t>
+              <w:t>Delay before sending next query (</w:t>
+            </w:r>
+            <w:proofErr w:type="spellStart"/>
+            <w:r>
+              <w:rPr>
+                <w:rFonts w:hint="eastAsia"/>
+              </w:rPr>
+              <w:t>ms</w:t>
+            </w:r>
+            <w:proofErr w:type="spellEnd"/>
+            <w:r>
+              <w:rPr>
+                <w:rFonts w:hint="eastAsia"/>
+              </w:rPr>
+              <w:t>)</w:t>
             </w:r>
           </w:p>
         </w:tc>
@@ -12494,7 +12822,7 @@
       <w:bookmarkStart w:id="38" w:name="_Ref117942219"/>
       <w:bookmarkStart w:id="39" w:name="_Ref117942253"/>
       <w:bookmarkStart w:id="40" w:name="_Ref117942272"/>
-      <w:bookmarkStart w:id="41" w:name="_Toc146287722"/>
+      <w:bookmarkStart w:id="41" w:name="_Toc147129072"/>
       <w:r>
         <w:t>The Import / Export format</w:t>
       </w:r>
@@ -12800,7 +13128,25 @@
           <w:sz w:val="18"/>
           <w:szCs w:val="18"/>
         </w:rPr>
-        <w:t>Format (Int, UInt, Hex, Binary, Float, ASCII</w:t>
+        <w:t xml:space="preserve">Format (Int, </w:t>
+      </w:r>
+      <w:proofErr w:type="spellStart"/>
+      <w:r>
+        <w:rPr>
+          <w:rFonts w:cs="Liberation Serif"/>
+          <w:sz w:val="18"/>
+          <w:szCs w:val="18"/>
+        </w:rPr>
+        <w:t>UInt</w:t>
+      </w:r>
+      <w:proofErr w:type="spellEnd"/>
+      <w:r>
+        <w:rPr>
+          <w:rFonts w:cs="Liberation Serif"/>
+          <w:sz w:val="18"/>
+          <w:szCs w:val="18"/>
+        </w:rPr>
+        <w:t>, Hex, Binary, Float, ASCII</w:t>
       </w:r>
       <w:r>
         <w:rPr>
@@ -12943,7 +13289,7 @@
           <w:rFonts w:hint="eastAsia"/>
         </w:rPr>
       </w:pPr>
-      <w:bookmarkStart w:id="42" w:name="_Toc146287723"/>
+      <w:bookmarkStart w:id="42" w:name="_Toc147129073"/>
       <w:r>
         <w:t>More about Modbus</w:t>
       </w:r>
@@ -13036,7 +13382,7 @@
           <w:rFonts w:hint="eastAsia"/>
         </w:rPr>
       </w:pPr>
-      <w:bookmarkStart w:id="43" w:name="_Toc146287724"/>
+      <w:bookmarkStart w:id="43" w:name="_Toc147129074"/>
       <w:r>
         <w:t>Editing the mbc project file</w:t>
       </w:r>
@@ -13049,7 +13395,7 @@
           <w:rFonts w:hint="eastAsia"/>
         </w:rPr>
       </w:pPr>
-      <w:bookmarkStart w:id="44" w:name="_Toc146287725"/>
+      <w:bookmarkStart w:id="44" w:name="_Toc147129075"/>
       <w:r>
         <w:rPr>
           <w:lang w:val="en-GB"/>
@@ -13065,7 +13411,15 @@
         </w:rPr>
       </w:pPr>
       <w:r>
-        <w:t>The mbc project file is an XML formatted text file that is both human-readable and machine-readable. ModbusControl does not (yet) support creation of a project file so it has to be edited manually. You can also use the example project Demo.mbc to start from. You</w:t>
+        <w:t xml:space="preserve">The mbc project file is an XML formatted text file that is both human-readable and machine-readable. ModbusControl does not (yet) support creation of a project file so it has to be edited manually. You can also use the example project </w:t>
+      </w:r>
+      <w:proofErr w:type="spellStart"/>
+      <w:r>
+        <w:t>Demo.mbc</w:t>
+      </w:r>
+      <w:proofErr w:type="spellEnd"/>
+      <w:r>
+        <w:t xml:space="preserve"> to start from. You</w:t>
       </w:r>
       <w:r>
         <w:t>’</w:t>
@@ -13081,7 +13435,15 @@
         </w:rPr>
       </w:pPr>
       <w:r>
-        <w:t xml:space="preserve">Some editors like Notepad++ recognize an XML file and apply XML syntax coloring. This makes the editing easier. </w:t>
+        <w:t xml:space="preserve">Some editors like Notepad++ recognize an XML file and apply XML syntax </w:t>
+      </w:r>
+      <w:proofErr w:type="spellStart"/>
+      <w:r>
+        <w:t>coloring</w:t>
+      </w:r>
+      <w:proofErr w:type="spellEnd"/>
+      <w:r>
+        <w:t xml:space="preserve">. This makes the editing easier. </w:t>
       </w:r>
     </w:p>
     <w:p>
@@ -13095,7 +13457,15 @@
       </w:r>
       <w:r>
         <w:lastRenderedPageBreak/>
-        <w:t>versions used a mix of camel-case tags like “SampleRate” and lowercase tags. It is recommended to use all lowercase tags now. ModbusControl still recognizes the old camel-case tags for compatibility.</w:t>
+        <w:t>versions used a mix of camel-case tags like “</w:t>
+      </w:r>
+      <w:proofErr w:type="spellStart"/>
+      <w:r>
+        <w:t>SampleRate</w:t>
+      </w:r>
+      <w:proofErr w:type="spellEnd"/>
+      <w:r>
+        <w:t>” and lowercase tags. It is recommended to use all lowercase tags now. ModbusControl still recognizes the old camel-case tags for compatibility.</w:t>
       </w:r>
     </w:p>
     <w:p>
@@ -13105,12 +13475,26 @@
           <w:rFonts w:hint="eastAsia"/>
         </w:rPr>
       </w:pPr>
-      <w:bookmarkStart w:id="45" w:name="_Toc146287726"/>
-      <w:r>
-        <w:rPr>
-          <w:lang w:val="en-GB"/>
-        </w:rPr>
-        <w:t>The &lt;modbuscontrol&gt; root element</w:t>
+      <w:bookmarkStart w:id="45" w:name="_Toc147129076"/>
+      <w:r>
+        <w:rPr>
+          <w:lang w:val="en-GB"/>
+        </w:rPr>
+        <w:t>The &lt;</w:t>
+      </w:r>
+      <w:proofErr w:type="spellStart"/>
+      <w:r>
+        <w:rPr>
+          <w:lang w:val="en-GB"/>
+        </w:rPr>
+        <w:t>modbuscontrol</w:t>
+      </w:r>
+      <w:proofErr w:type="spellEnd"/>
+      <w:r>
+        <w:rPr>
+          <w:lang w:val="en-GB"/>
+        </w:rPr>
+        <w:t>&gt; root element</w:t>
       </w:r>
       <w:bookmarkEnd w:id="45"/>
     </w:p>
@@ -13124,7 +13508,15 @@
         <w:t xml:space="preserve">An XML file requires a single </w:t>
       </w:r>
       <w:r>
-        <w:t xml:space="preserve">&lt;modbuscontrol&gt; </w:t>
+        <w:t>&lt;</w:t>
+      </w:r>
+      <w:proofErr w:type="spellStart"/>
+      <w:r>
+        <w:t>modbuscontrol</w:t>
+      </w:r>
+      <w:proofErr w:type="spellEnd"/>
+      <w:r>
+        <w:t xml:space="preserve">&gt; </w:t>
       </w:r>
       <w:r>
         <w:t>root element that contains all the other elements. It supports the following elements:</w:t>
@@ -13236,7 +13628,21 @@
               <w:rPr>
                 <w:lang w:val="en-GB"/>
               </w:rPr>
-              <w:t>&lt;modbustcpserver&gt;</w:t>
+              <w:t>&lt;</w:t>
+            </w:r>
+            <w:proofErr w:type="spellStart"/>
+            <w:r>
+              <w:rPr>
+                <w:lang w:val="en-GB"/>
+              </w:rPr>
+              <w:t>modbustcpserver</w:t>
+            </w:r>
+            <w:proofErr w:type="spellEnd"/>
+            <w:r>
+              <w:rPr>
+                <w:lang w:val="en-GB"/>
+              </w:rPr>
+              <w:t>&gt;</w:t>
             </w:r>
           </w:p>
         </w:tc>
@@ -13272,7 +13678,21 @@
               <w:rPr>
                 <w:lang w:val="en-GB"/>
               </w:rPr>
-              <w:t>&lt;autostart&gt;</w:t>
+              <w:t>&lt;</w:t>
+            </w:r>
+            <w:proofErr w:type="spellStart"/>
+            <w:r>
+              <w:rPr>
+                <w:lang w:val="en-GB"/>
+              </w:rPr>
+              <w:t>autostart</w:t>
+            </w:r>
+            <w:proofErr w:type="spellEnd"/>
+            <w:r>
+              <w:rPr>
+                <w:lang w:val="en-GB"/>
+              </w:rPr>
+              <w:t>&gt;</w:t>
             </w:r>
           </w:p>
         </w:tc>
@@ -13384,7 +13804,7 @@
           <w:rFonts w:hint="eastAsia"/>
         </w:rPr>
       </w:pPr>
-      <w:bookmarkStart w:id="46" w:name="_Toc146287727"/>
+      <w:bookmarkStart w:id="46" w:name="_Toc147129077"/>
       <w:r>
         <w:rPr>
           <w:lang w:val="en-GB"/>
@@ -13717,7 +14137,7 @@
           <w:rFonts w:hint="eastAsia"/>
         </w:rPr>
       </w:pPr>
-      <w:bookmarkStart w:id="47" w:name="_Toc146287728"/>
+      <w:bookmarkStart w:id="47" w:name="_Toc147129078"/>
       <w:r>
         <w:rPr>
           <w:lang w:val="en-GB"/>
@@ -13877,7 +14297,15 @@
               </w:rPr>
             </w:pPr>
             <w:r>
-              <w:t>Value “serial/rtu” for serial port with RTU protocol.</w:t>
+              <w:t>Value “serial/</w:t>
+            </w:r>
+            <w:proofErr w:type="spellStart"/>
+            <w:r>
+              <w:t>rtu</w:t>
+            </w:r>
+            <w:proofErr w:type="spellEnd"/>
+            <w:r>
+              <w:t>” for serial port with RTU protocol.</w:t>
             </w:r>
           </w:p>
           <w:p>
@@ -13888,7 +14316,15 @@
               </w:rPr>
             </w:pPr>
             <w:r>
-              <w:t>Value “modbus/tcp” for TCP connection with Modbus/TCP protocol.</w:t>
+              <w:t>Value “modbus/</w:t>
+            </w:r>
+            <w:proofErr w:type="spellStart"/>
+            <w:r>
+              <w:t>tcp</w:t>
+            </w:r>
+            <w:proofErr w:type="spellEnd"/>
+            <w:r>
+              <w:t>” for TCP connection with Modbus/TCP protocol.</w:t>
             </w:r>
           </w:p>
           <w:p>
@@ -13899,7 +14335,23 @@
               </w:rPr>
             </w:pPr>
             <w:r>
-              <w:t>Value “rtu/tcp” for TCP connection with RTU protocol.</w:t>
+              <w:t>Value “</w:t>
+            </w:r>
+            <w:proofErr w:type="spellStart"/>
+            <w:r>
+              <w:t>rtu</w:t>
+            </w:r>
+            <w:proofErr w:type="spellEnd"/>
+            <w:r>
+              <w:t>/</w:t>
+            </w:r>
+            <w:proofErr w:type="spellStart"/>
+            <w:r>
+              <w:t>tcp</w:t>
+            </w:r>
+            <w:proofErr w:type="spellEnd"/>
+            <w:r>
+              <w:t>” for TCP connection with RTU protocol.</w:t>
             </w:r>
           </w:p>
         </w:tc>
@@ -14290,7 +14742,21 @@
               <w:rPr>
                 <w:lang w:val="en-GB"/>
               </w:rPr>
-              <w:t>&lt;maximumframesize&gt;</w:t>
+              <w:t>&lt;</w:t>
+            </w:r>
+            <w:proofErr w:type="spellStart"/>
+            <w:r>
+              <w:rPr>
+                <w:lang w:val="en-GB"/>
+              </w:rPr>
+              <w:t>maximumframesize</w:t>
+            </w:r>
+            <w:proofErr w:type="spellEnd"/>
+            <w:r>
+              <w:rPr>
+                <w:lang w:val="en-GB"/>
+              </w:rPr>
+              <w:t>&gt;</w:t>
             </w:r>
           </w:p>
         </w:tc>
@@ -14395,7 +14861,21 @@
               <w:rPr>
                 <w:lang w:val="en-GB"/>
               </w:rPr>
-              <w:t>&lt;writeholdingregisterfc&gt;</w:t>
+              <w:t>&lt;</w:t>
+            </w:r>
+            <w:proofErr w:type="spellStart"/>
+            <w:r>
+              <w:rPr>
+                <w:lang w:val="en-GB"/>
+              </w:rPr>
+              <w:t>writeholdingregisterfc</w:t>
+            </w:r>
+            <w:proofErr w:type="spellEnd"/>
+            <w:r>
+              <w:rPr>
+                <w:lang w:val="en-GB"/>
+              </w:rPr>
+              <w:t>&gt;</w:t>
             </w:r>
           </w:p>
         </w:tc>
@@ -14701,7 +15181,21 @@
               <w:rPr>
                 <w:lang w:val="en-GB"/>
               </w:rPr>
-              <w:t>&lt;holdingregisterstart&gt;</w:t>
+              <w:t>&lt;</w:t>
+            </w:r>
+            <w:proofErr w:type="spellStart"/>
+            <w:r>
+              <w:rPr>
+                <w:lang w:val="en-GB"/>
+              </w:rPr>
+              <w:t>holdingregisterstart</w:t>
+            </w:r>
+            <w:proofErr w:type="spellEnd"/>
+            <w:r>
+              <w:rPr>
+                <w:lang w:val="en-GB"/>
+              </w:rPr>
+              <w:t>&gt;</w:t>
             </w:r>
           </w:p>
         </w:tc>
@@ -14885,8 +15379,17 @@
           <w:rStyle w:val="XMLContent"/>
           <w:lang w:val="en-GB"/>
         </w:rPr>
-        <w:t>serial/rtu</w:t>
-      </w:r>
+        <w:t>serial/</w:t>
+      </w:r>
+      <w:proofErr w:type="spellStart"/>
+      <w:r>
+        <w:rPr>
+          <w:rStyle w:val="XMLContent"/>
+          <w:lang w:val="en-GB"/>
+        </w:rPr>
+        <w:t>rtu</w:t>
+      </w:r>
+      <w:proofErr w:type="spellEnd"/>
       <w:r>
         <w:rPr>
           <w:rStyle w:val="XMLBracket"/>
@@ -15321,6 +15824,7 @@
         </w:rPr>
         <w:t>&lt;</w:t>
       </w:r>
+      <w:proofErr w:type="spellStart"/>
       <w:r>
         <w:rPr>
           <w:rStyle w:val="XMLElement"/>
@@ -15328,6 +15832,7 @@
         </w:rPr>
         <w:t>maximumframesize</w:t>
       </w:r>
+      <w:proofErr w:type="spellEnd"/>
       <w:r>
         <w:rPr>
           <w:rStyle w:val="XMLBracket"/>
@@ -15349,6 +15854,7 @@
         </w:rPr>
         <w:t>&lt;/</w:t>
       </w:r>
+      <w:proofErr w:type="spellStart"/>
       <w:r>
         <w:rPr>
           <w:rStyle w:val="XMLElement"/>
@@ -15356,6 +15862,7 @@
         </w:rPr>
         <w:t>maximumframesize</w:t>
       </w:r>
+      <w:proofErr w:type="spellEnd"/>
       <w:r>
         <w:rPr>
           <w:rStyle w:val="XMLBracket"/>
@@ -15386,6 +15893,7 @@
         </w:rPr>
         <w:t>&lt;</w:t>
       </w:r>
+      <w:proofErr w:type="spellStart"/>
       <w:r>
         <w:rPr>
           <w:rStyle w:val="XMLElement"/>
@@ -15393,6 +15901,7 @@
         </w:rPr>
         <w:t>writeholdingregisterfc</w:t>
       </w:r>
+      <w:proofErr w:type="spellEnd"/>
       <w:r>
         <w:rPr>
           <w:rStyle w:val="XMLBracket"/>
@@ -15414,6 +15923,7 @@
         </w:rPr>
         <w:t>&lt;/</w:t>
       </w:r>
+      <w:proofErr w:type="spellStart"/>
       <w:r>
         <w:rPr>
           <w:rStyle w:val="XMLElement"/>
@@ -15421,6 +15931,7 @@
         </w:rPr>
         <w:t>writeholdingregisterfc</w:t>
       </w:r>
+      <w:proofErr w:type="spellEnd"/>
       <w:r>
         <w:rPr>
           <w:rStyle w:val="XMLBracket"/>
@@ -15719,7 +16230,8 @@
           <w:rFonts w:hint="eastAsia"/>
         </w:rPr>
       </w:pPr>
-      <w:bookmarkStart w:id="48" w:name="_Toc146287729"/>
+      <w:bookmarkStart w:id="48" w:name="_Ref146906707"/>
+      <w:bookmarkStart w:id="49" w:name="_Toc147129079"/>
       <w:r>
         <w:rPr>
           <w:lang w:val="en-GB"/>
@@ -15727,6 +16239,7 @@
         <w:t>The &lt;tab&gt; element</w:t>
       </w:r>
       <w:bookmarkEnd w:id="48"/>
+      <w:bookmarkEnd w:id="49"/>
     </w:p>
     <w:p>
       <w:pPr>
@@ -15804,12 +16317,29 @@
           <w:p>
             <w:pPr>
               <w:pStyle w:val="Xmlgridtag"/>
-            </w:pPr>
-            <w:r>
               <w:rPr>
                 <w:lang w:val="en-GB"/>
               </w:rPr>
-              <w:t>&lt;fcol&gt;</w:t>
+            </w:pPr>
+            <w:r>
+              <w:rPr>
+                <w:lang w:val="en-GB"/>
+              </w:rPr>
+              <w:t>&lt;</w:t>
+            </w:r>
+            <w:proofErr w:type="spellStart"/>
+            <w:r>
+              <w:rPr>
+                <w:lang w:val="en-GB"/>
+              </w:rPr>
+              <w:t>exportorder</w:t>
+            </w:r>
+            <w:proofErr w:type="spellEnd"/>
+            <w:r>
+              <w:rPr>
+                <w:lang w:val="en-GB"/>
+              </w:rPr>
+              <w:t>&gt;</w:t>
             </w:r>
           </w:p>
         </w:tc>
@@ -15826,81 +16356,63 @@
               </w:rPr>
             </w:pPr>
             <w:r>
-              <w:t>Sets the default font (text) color for all &lt;var&gt; on this tab page.</w:t>
-            </w:r>
-          </w:p>
-          <w:p>
-            <w:pPr>
-              <w:pStyle w:val="Xmlgridtext"/>
-              <w:rPr>
-                <w:rFonts w:hint="eastAsia"/>
-              </w:rPr>
-            </w:pPr>
-            <w:r>
-              <w:t>See [</w:t>
-            </w:r>
-            <w:r>
-              <w:rPr>
-                <w:rFonts w:hint="eastAsia"/>
-                <w:i/>
-              </w:rPr>
-              <w:fldChar w:fldCharType="begin"/>
-            </w:r>
-            <w:r>
-              <w:rPr>
-                <w:rFonts w:hint="eastAsia"/>
-                <w:i/>
-              </w:rPr>
-              <w:instrText xml:space="preserve"> </w:instrText>
-            </w:r>
-            <w:r>
-              <w:rPr>
-                <w:i/>
-              </w:rPr>
-              <w:instrText>REF _Ref117942498 \h</w:instrText>
-            </w:r>
-            <w:r>
-              <w:rPr>
-                <w:rFonts w:hint="eastAsia"/>
-                <w:i/>
-              </w:rPr>
-              <w:instrText xml:space="preserve"> </w:instrText>
-            </w:r>
-            <w:r>
-              <w:rPr>
-                <w:rFonts w:hint="eastAsia"/>
-                <w:i/>
-              </w:rPr>
-            </w:r>
-            <w:r>
-              <w:rPr>
-                <w:rFonts w:hint="eastAsia"/>
-                <w:i/>
-              </w:rPr>
-              <w:fldChar w:fldCharType="separate"/>
-            </w:r>
-            <w:r>
-              <w:t>The &lt;fcol&gt; and &lt;bcol&gt; elements</w:t>
-            </w:r>
-            <w:r>
-              <w:rPr>
-                <w:rFonts w:hint="eastAsia"/>
-                <w:i/>
-              </w:rPr>
-              <w:fldChar w:fldCharType="end"/>
-            </w:r>
-            <w:r>
-              <w:t>] for details.</w:t>
-            </w:r>
-          </w:p>
-          <w:p>
-            <w:pPr>
-              <w:pStyle w:val="Xmlgridtext"/>
-              <w:rPr>
-                <w:rFonts w:hint="eastAsia"/>
-              </w:rPr>
-            </w:pPr>
-            <w:r>
+              <w:t>T</w:t>
+            </w:r>
+            <w:r>
+              <w:rPr>
+                <w:rFonts w:hint="eastAsia"/>
+              </w:rPr>
+              <w:t>h</w:t>
+            </w:r>
+            <w:r>
+              <w:t>e order is which the tab pages are exported to CSV. T</w:t>
+            </w:r>
+            <w:r>
+              <w:rPr>
+                <w:rFonts w:hint="eastAsia"/>
+              </w:rPr>
+              <w:t>h</w:t>
+            </w:r>
+            <w:r>
+              <w:t xml:space="preserve">is is useful to have the registers in a certain order in the CSV file, with setup registers first for example, so that the import is done correctly. </w:t>
+            </w:r>
+            <w:r>
+              <w:br/>
+              <w:t xml:space="preserve">Use positive integer numbers like 0, 1, 2, 3, or 100, 200, 300, up to </w:t>
+            </w:r>
+            <w:r>
+              <w:rPr>
+                <w:rFonts w:hint="eastAsia"/>
+              </w:rPr>
+              <w:t>4294967295</w:t>
+            </w:r>
+            <w:r>
+              <w:t xml:space="preserve">. The tab pages are exported in order of ascending </w:t>
+            </w:r>
+            <w:proofErr w:type="spellStart"/>
+            <w:r>
+              <w:rPr>
+                <w:rFonts w:ascii="Courier New" w:hAnsi="Courier New" w:cs="Courier New"/>
+              </w:rPr>
+              <w:t>exportorder</w:t>
+            </w:r>
+            <w:proofErr w:type="spellEnd"/>
+            <w:r>
+              <w:t xml:space="preserve"> number. Tab pages that do not have an </w:t>
+            </w:r>
+            <w:proofErr w:type="spellStart"/>
+            <w:r>
+              <w:rPr>
+                <w:rFonts w:ascii="Courier New" w:hAnsi="Courier New" w:cs="Courier New"/>
+              </w:rPr>
+              <w:t>exportorder</w:t>
+            </w:r>
+            <w:proofErr w:type="spellEnd"/>
+            <w:r>
+              <w:t xml:space="preserve"> number are exported lastly, and in order of appearance in the mbc file.</w:t>
+            </w:r>
+            <w:r>
+              <w:br/>
               <w:t>Optional.</w:t>
             </w:r>
           </w:p>
@@ -15920,7 +16432,21 @@
               <w:rPr>
                 <w:lang w:val="en-GB"/>
               </w:rPr>
-              <w:t xml:space="preserve">&lt;bcol&gt; </w:t>
+              <w:t>&lt;</w:t>
+            </w:r>
+            <w:proofErr w:type="spellStart"/>
+            <w:r>
+              <w:rPr>
+                <w:lang w:val="en-GB"/>
+              </w:rPr>
+              <w:t>fcol</w:t>
+            </w:r>
+            <w:proofErr w:type="spellEnd"/>
+            <w:r>
+              <w:rPr>
+                <w:lang w:val="en-GB"/>
+              </w:rPr>
+              <w:t>&gt;</w:t>
             </w:r>
           </w:p>
         </w:tc>
@@ -15937,8 +16463,24 @@
               </w:rPr>
             </w:pPr>
             <w:r>
-              <w:t xml:space="preserve">Sets the default background color for all &lt;var&gt; on this tab page. </w:t>
-            </w:r>
+              <w:t xml:space="preserve">Sets the default font (text) </w:t>
+            </w:r>
+            <w:proofErr w:type="spellStart"/>
+            <w:r>
+              <w:t>color</w:t>
+            </w:r>
+            <w:proofErr w:type="spellEnd"/>
+            <w:r>
+              <w:t xml:space="preserve"> for all &lt;var&gt; on this tab page.</w:t>
+            </w:r>
+          </w:p>
+          <w:p>
+            <w:pPr>
+              <w:pStyle w:val="Xmlgridtext"/>
+              <w:rPr>
+                <w:rFonts w:hint="eastAsia"/>
+              </w:rPr>
+            </w:pPr>
             <w:r>
               <w:t>See [</w:t>
             </w:r>
@@ -15960,7 +16502,7 @@
               <w:rPr>
                 <w:i/>
               </w:rPr>
-              <w:instrText>REF _Ref117942514 \h</w:instrText>
+              <w:instrText>REF _Ref117942498 \h</w:instrText>
             </w:r>
             <w:r>
               <w:rPr>
@@ -15983,7 +16525,23 @@
               <w:fldChar w:fldCharType="separate"/>
             </w:r>
             <w:r>
-              <w:t>The &lt;fcol&gt; and &lt;bcol&gt; elements</w:t>
+              <w:t>The &lt;</w:t>
+            </w:r>
+            <w:proofErr w:type="spellStart"/>
+            <w:r>
+              <w:t>fcol</w:t>
+            </w:r>
+            <w:proofErr w:type="spellEnd"/>
+            <w:r>
+              <w:t>&gt; and &lt;</w:t>
+            </w:r>
+            <w:proofErr w:type="spellStart"/>
+            <w:r>
+              <w:t>bcol</w:t>
+            </w:r>
+            <w:proofErr w:type="spellEnd"/>
+            <w:r>
+              <w:t>&gt; elements</w:t>
             </w:r>
             <w:r>
               <w:rPr>
@@ -15993,10 +16551,7 @@
               <w:fldChar w:fldCharType="end"/>
             </w:r>
             <w:r>
-              <w:t>]</w:t>
-            </w:r>
-            <w:r>
-              <w:t xml:space="preserve"> for details.</w:t>
+              <w:t>] for details.</w:t>
             </w:r>
           </w:p>
           <w:p>
@@ -16007,7 +16562,7 @@
               </w:rPr>
             </w:pPr>
             <w:r>
-              <w:t xml:space="preserve">Optional. </w:t>
+              <w:t>Optional.</w:t>
             </w:r>
           </w:p>
         </w:tc>
@@ -16026,7 +16581,22 @@
               <w:rPr>
                 <w:lang w:val="en-GB"/>
               </w:rPr>
-              <w:t>&lt;expandfields&gt;</w:t>
+              <w:lastRenderedPageBreak/>
+              <w:t>&lt;</w:t>
+            </w:r>
+            <w:proofErr w:type="spellStart"/>
+            <w:r>
+              <w:rPr>
+                <w:lang w:val="en-GB"/>
+              </w:rPr>
+              <w:t>bcol</w:t>
+            </w:r>
+            <w:proofErr w:type="spellEnd"/>
+            <w:r>
+              <w:rPr>
+                <w:lang w:val="en-GB"/>
+              </w:rPr>
+              <w:t xml:space="preserve">&gt; </w:t>
             </w:r>
           </w:p>
         </w:tc>
@@ -16043,7 +16613,84 @@
               </w:rPr>
             </w:pPr>
             <w:r>
-              <w:t>Allows to have the bit fields of all &lt;var&gt; on this tab page to be already expanded when the project is loaded. Valid values are “true” and “false”.</w:t>
+              <w:t xml:space="preserve">Sets the default background </w:t>
+            </w:r>
+            <w:proofErr w:type="spellStart"/>
+            <w:r>
+              <w:t>color</w:t>
+            </w:r>
+            <w:proofErr w:type="spellEnd"/>
+            <w:r>
+              <w:t xml:space="preserve"> for all &lt;var&gt; on this tab page. See [</w:t>
+            </w:r>
+            <w:r>
+              <w:rPr>
+                <w:rFonts w:hint="eastAsia"/>
+                <w:i/>
+              </w:rPr>
+              <w:fldChar w:fldCharType="begin"/>
+            </w:r>
+            <w:r>
+              <w:rPr>
+                <w:rFonts w:hint="eastAsia"/>
+                <w:i/>
+              </w:rPr>
+              <w:instrText xml:space="preserve"> </w:instrText>
+            </w:r>
+            <w:r>
+              <w:rPr>
+                <w:i/>
+              </w:rPr>
+              <w:instrText>REF _Ref117942514 \h</w:instrText>
+            </w:r>
+            <w:r>
+              <w:rPr>
+                <w:rFonts w:hint="eastAsia"/>
+                <w:i/>
+              </w:rPr>
+              <w:instrText xml:space="preserve"> </w:instrText>
+            </w:r>
+            <w:r>
+              <w:rPr>
+                <w:rFonts w:hint="eastAsia"/>
+                <w:i/>
+              </w:rPr>
+            </w:r>
+            <w:r>
+              <w:rPr>
+                <w:rFonts w:hint="eastAsia"/>
+                <w:i/>
+              </w:rPr>
+              <w:fldChar w:fldCharType="separate"/>
+            </w:r>
+            <w:r>
+              <w:t>The &lt;</w:t>
+            </w:r>
+            <w:proofErr w:type="spellStart"/>
+            <w:r>
+              <w:t>fcol</w:t>
+            </w:r>
+            <w:proofErr w:type="spellEnd"/>
+            <w:r>
+              <w:t>&gt; and &lt;</w:t>
+            </w:r>
+            <w:proofErr w:type="spellStart"/>
+            <w:r>
+              <w:t>bcol</w:t>
+            </w:r>
+            <w:proofErr w:type="spellEnd"/>
+            <w:r>
+              <w:t>&gt; elements</w:t>
+            </w:r>
+            <w:r>
+              <w:rPr>
+                <w:rFonts w:hint="eastAsia"/>
+                <w:i/>
+              </w:rPr>
+              <w:fldChar w:fldCharType="end"/>
+            </w:r>
+            <w:r>
+              <w:t>] for details.</w:t>
             </w:r>
           </w:p>
           <w:p>
@@ -16054,7 +16701,7 @@
               </w:rPr>
             </w:pPr>
             <w:r>
-              <w:t>Optional. Default is false.</w:t>
+              <w:t xml:space="preserve">Optional. </w:t>
             </w:r>
           </w:p>
         </w:tc>
@@ -16073,6 +16720,67 @@
               <w:rPr>
                 <w:lang w:val="en-GB"/>
               </w:rPr>
+              <w:t>&lt;</w:t>
+            </w:r>
+            <w:proofErr w:type="spellStart"/>
+            <w:r>
+              <w:rPr>
+                <w:lang w:val="en-GB"/>
+              </w:rPr>
+              <w:t>expandfields</w:t>
+            </w:r>
+            <w:proofErr w:type="spellEnd"/>
+            <w:r>
+              <w:rPr>
+                <w:lang w:val="en-GB"/>
+              </w:rPr>
+              <w:t>&gt;</w:t>
+            </w:r>
+          </w:p>
+        </w:tc>
+        <w:tc>
+          <w:tcPr>
+            <w:tcW w:w="7824" w:type="dxa"/>
+            <w:shd w:val="clear" w:color="auto" w:fill="auto"/>
+          </w:tcPr>
+          <w:p>
+            <w:pPr>
+              <w:pStyle w:val="Xmlgridtext"/>
+              <w:rPr>
+                <w:rFonts w:hint="eastAsia"/>
+              </w:rPr>
+            </w:pPr>
+            <w:r>
+              <w:t>Allows to have the bit fields of all &lt;var&gt; on this tab page to be already expanded when the project is loaded. Valid values are “true” and “false”.</w:t>
+            </w:r>
+          </w:p>
+          <w:p>
+            <w:pPr>
+              <w:pStyle w:val="Xmlgridtext"/>
+              <w:rPr>
+                <w:rFonts w:hint="eastAsia"/>
+              </w:rPr>
+            </w:pPr>
+            <w:r>
+              <w:t>Optional. Default is false.</w:t>
+            </w:r>
+          </w:p>
+        </w:tc>
+      </w:tr>
+      <w:tr>
+        <w:tc>
+          <w:tcPr>
+            <w:tcW w:w="1814" w:type="dxa"/>
+            <w:shd w:val="clear" w:color="auto" w:fill="auto"/>
+          </w:tcPr>
+          <w:p>
+            <w:pPr>
+              <w:pStyle w:val="Xmlgridtag"/>
+            </w:pPr>
+            <w:r>
+              <w:rPr>
+                <w:lang w:val="en-GB"/>
+              </w:rPr>
               <w:t>&lt;var&gt;</w:t>
             </w:r>
           </w:p>
@@ -16090,11 +16798,7 @@
               </w:rPr>
             </w:pPr>
             <w:r>
-              <w:t xml:space="preserve">One or more definitions of modbus registers that are displayed on this tab page. Each with register number, size, description text, size, numeric type and format, </w:t>
-            </w:r>
-            <w:r>
-              <w:lastRenderedPageBreak/>
-              <w:t>etc...</w:t>
+              <w:t>One or more definitions of modbus registers that are displayed on this tab page. Each with register number, size, description text, size, numeric type and format, etc...</w:t>
             </w:r>
           </w:p>
         </w:tc>
@@ -16112,7 +16816,6 @@
         </w:rPr>
       </w:pPr>
       <w:r>
-        <w:lastRenderedPageBreak/>
         <w:t>Example of a &lt;tab&gt; element:</w:t>
       </w:r>
     </w:p>
@@ -16375,6 +17078,7 @@
         </w:rPr>
         <w:t>&lt;</w:t>
       </w:r>
+      <w:proofErr w:type="spellStart"/>
       <w:r>
         <w:rPr>
           <w:rStyle w:val="XMLElement"/>
@@ -16382,6 +17086,7 @@
         </w:rPr>
         <w:t>rw</w:t>
       </w:r>
+      <w:proofErr w:type="spellEnd"/>
       <w:r>
         <w:rPr>
           <w:rStyle w:val="XMLBracket"/>
@@ -16403,6 +17108,7 @@
         </w:rPr>
         <w:t>&lt;/</w:t>
       </w:r>
+      <w:proofErr w:type="spellStart"/>
       <w:r>
         <w:rPr>
           <w:rStyle w:val="XMLElement"/>
@@ -16410,6 +17116,7 @@
         </w:rPr>
         <w:t>rw</w:t>
       </w:r>
+      <w:proofErr w:type="spellEnd"/>
       <w:r>
         <w:rPr>
           <w:rStyle w:val="XMLBracket"/>
@@ -16601,6 +17308,7 @@
         </w:rPr>
         <w:t>&lt;</w:t>
       </w:r>
+      <w:proofErr w:type="spellStart"/>
       <w:r>
         <w:rPr>
           <w:rStyle w:val="XMLElement"/>
@@ -16608,6 +17316,7 @@
         </w:rPr>
         <w:t>rw</w:t>
       </w:r>
+      <w:proofErr w:type="spellEnd"/>
       <w:r>
         <w:rPr>
           <w:rStyle w:val="XMLBracket"/>
@@ -16629,6 +17338,7 @@
         </w:rPr>
         <w:t>&lt;/</w:t>
       </w:r>
+      <w:proofErr w:type="spellStart"/>
       <w:r>
         <w:rPr>
           <w:rStyle w:val="XMLElement"/>
@@ -16636,6 +17346,7 @@
         </w:rPr>
         <w:t>rw</w:t>
       </w:r>
+      <w:proofErr w:type="spellEnd"/>
       <w:r>
         <w:rPr>
           <w:rStyle w:val="XMLBracket"/>
@@ -16688,7 +17399,7 @@
           <w:lang w:eastAsia="nl-BE"/>
         </w:rPr>
       </w:pPr>
-      <w:bookmarkStart w:id="49" w:name="_Toc146287730"/>
+      <w:bookmarkStart w:id="50" w:name="_Toc147129080"/>
       <w:r>
         <w:rPr>
           <w:lang w:eastAsia="nl-BE"/>
@@ -16708,7 +17419,7 @@
         </w:rPr>
         <w:t>e &lt;include&gt; element</w:t>
       </w:r>
-      <w:bookmarkEnd w:id="49"/>
+      <w:bookmarkEnd w:id="50"/>
     </w:p>
     <w:p>
       <w:pPr>
@@ -16909,12 +17620,14 @@
               </w:rPr>
               <w:t>&lt;</w:t>
             </w:r>
+            <w:proofErr w:type="spellStart"/>
             <w:r>
               <w:rPr>
                 <w:rFonts w:hint="eastAsia"/>
               </w:rPr>
               <w:t>required</w:t>
             </w:r>
+            <w:proofErr w:type="spellEnd"/>
             <w:r>
               <w:rPr>
                 <w:lang w:val="en-GB"/>
@@ -17009,7 +17722,23 @@
           <w:rStyle w:val="XMLElement"/>
           <w:rFonts w:hint="eastAsia"/>
         </w:rPr>
-        <w:t>&lt;include&gt;</w:t>
+        <w:t>&lt;</w:t>
+      </w:r>
+      <w:proofErr w:type="spellStart"/>
+      <w:r>
+        <w:rPr>
+          <w:rStyle w:val="XMLElement"/>
+          <w:rFonts w:hint="eastAsia"/>
+        </w:rPr>
+        <w:t>include</w:t>
+      </w:r>
+      <w:proofErr w:type="spellEnd"/>
+      <w:r>
+        <w:rPr>
+          <w:rStyle w:val="XMLElement"/>
+          <w:rFonts w:hint="eastAsia"/>
+        </w:rPr>
+        <w:t>&gt;</w:t>
       </w:r>
     </w:p>
     <w:p>
@@ -17030,6 +17759,7 @@
         </w:rPr>
         <w:t>file&gt;</w:t>
       </w:r>
+      <w:proofErr w:type="spellStart"/>
       <w:r>
         <w:t>Configuration</w:t>
       </w:r>
@@ -17039,6 +17769,7 @@
         </w:rPr>
         <w:t>.mbc</w:t>
       </w:r>
+      <w:proofErr w:type="spellEnd"/>
       <w:r>
         <w:rPr>
           <w:rStyle w:val="XMLElement"/>
@@ -17065,7 +17796,23 @@
           <w:rStyle w:val="XMLElement"/>
           <w:rFonts w:hint="eastAsia"/>
         </w:rPr>
-        <w:t>&lt;required&gt;</w:t>
+        <w:t>&lt;</w:t>
+      </w:r>
+      <w:proofErr w:type="spellStart"/>
+      <w:r>
+        <w:rPr>
+          <w:rStyle w:val="XMLElement"/>
+          <w:rFonts w:hint="eastAsia"/>
+        </w:rPr>
+        <w:t>required</w:t>
+      </w:r>
+      <w:proofErr w:type="spellEnd"/>
+      <w:r>
+        <w:rPr>
+          <w:rStyle w:val="XMLElement"/>
+          <w:rFonts w:hint="eastAsia"/>
+        </w:rPr>
+        <w:t>&gt;</w:t>
       </w:r>
       <w:r>
         <w:rPr>
@@ -17080,7 +17827,23 @@
           <w:rStyle w:val="XMLElement"/>
           <w:rFonts w:hint="eastAsia"/>
         </w:rPr>
-        <w:t>&lt;/required&gt;</w:t>
+        <w:t>&lt;/</w:t>
+      </w:r>
+      <w:proofErr w:type="spellStart"/>
+      <w:r>
+        <w:rPr>
+          <w:rStyle w:val="XMLElement"/>
+          <w:rFonts w:hint="eastAsia"/>
+        </w:rPr>
+        <w:t>required</w:t>
+      </w:r>
+      <w:proofErr w:type="spellEnd"/>
+      <w:r>
+        <w:rPr>
+          <w:rStyle w:val="XMLElement"/>
+          <w:rFonts w:hint="eastAsia"/>
+        </w:rPr>
+        <w:t>&gt;</w:t>
       </w:r>
     </w:p>
     <w:p>
@@ -17095,11 +17858,27 @@
           <w:rStyle w:val="XMLElement"/>
           <w:rFonts w:hint="eastAsia"/>
         </w:rPr>
-        <w:t>&lt;/include&gt;</w:t>
-      </w:r>
+        <w:t>&lt;/</w:t>
+      </w:r>
+      <w:proofErr w:type="spellStart"/>
       <w:r>
         <w:rPr>
           <w:rStyle w:val="XMLElement"/>
+          <w:rFonts w:hint="eastAsia"/>
+        </w:rPr>
+        <w:t>include</w:t>
+      </w:r>
+      <w:proofErr w:type="spellEnd"/>
+      <w:r>
+        <w:rPr>
+          <w:rStyle w:val="XMLElement"/>
+          <w:rFonts w:hint="eastAsia"/>
+        </w:rPr>
+        <w:t>&gt;</w:t>
+      </w:r>
+      <w:r>
+        <w:rPr>
+          <w:rStyle w:val="XMLElement"/>
         </w:rPr>
         <w:br/>
       </w:r>
@@ -17116,7 +17895,23 @@
           <w:rStyle w:val="XMLElement"/>
           <w:rFonts w:hint="eastAsia"/>
         </w:rPr>
-        <w:t>&lt;includex&gt;</w:t>
+        <w:t>&lt;</w:t>
+      </w:r>
+      <w:proofErr w:type="spellStart"/>
+      <w:r>
+        <w:rPr>
+          <w:rStyle w:val="XMLElement"/>
+          <w:rFonts w:hint="eastAsia"/>
+        </w:rPr>
+        <w:t>includex</w:t>
+      </w:r>
+      <w:proofErr w:type="spellEnd"/>
+      <w:r>
+        <w:rPr>
+          <w:rStyle w:val="XMLElement"/>
+          <w:rFonts w:hint="eastAsia"/>
+        </w:rPr>
+        <w:t>&gt;</w:t>
       </w:r>
     </w:p>
     <w:p>
@@ -17165,6 +17960,7 @@
         </w:rPr>
         <w:t>\</w:t>
       </w:r>
+      <w:proofErr w:type="spellStart"/>
       <w:r>
         <w:rPr>
           <w:rStyle w:val="XMLContent"/>
@@ -17180,6 +17976,7 @@
         </w:rPr>
         <w:t>.mbc</w:t>
       </w:r>
+      <w:proofErr w:type="spellEnd"/>
       <w:r>
         <w:rPr>
           <w:rStyle w:val="XMLElement"/>
@@ -17201,7 +17998,23 @@
           <w:rStyle w:val="XMLElement"/>
           <w:rFonts w:hint="eastAsia"/>
         </w:rPr>
-        <w:t>&lt;/include&gt;</w:t>
+        <w:t>&lt;/</w:t>
+      </w:r>
+      <w:proofErr w:type="spellStart"/>
+      <w:r>
+        <w:rPr>
+          <w:rStyle w:val="XMLElement"/>
+          <w:rFonts w:hint="eastAsia"/>
+        </w:rPr>
+        <w:t>include</w:t>
+      </w:r>
+      <w:proofErr w:type="spellEnd"/>
+      <w:r>
+        <w:rPr>
+          <w:rStyle w:val="XMLElement"/>
+          <w:rFonts w:hint="eastAsia"/>
+        </w:rPr>
+        <w:t>&gt;</w:t>
       </w:r>
     </w:p>
     <w:p>
@@ -17211,14 +18024,14 @@
           <w:rFonts w:hint="eastAsia"/>
         </w:rPr>
       </w:pPr>
-      <w:bookmarkStart w:id="50" w:name="_Toc146287731"/>
+      <w:bookmarkStart w:id="51" w:name="_Toc147129081"/>
       <w:r>
         <w:rPr>
           <w:lang w:val="en-GB"/>
         </w:rPr>
         <w:t>The &lt;var&gt; element</w:t>
       </w:r>
-      <w:bookmarkEnd w:id="50"/>
+      <w:bookmarkEnd w:id="51"/>
     </w:p>
     <w:p>
       <w:pPr>
@@ -17282,7 +18095,15 @@
               </w:rPr>
             </w:pPr>
             <w:r>
-              <w:t>The modbus register number. Numbering depends on the &lt;holdingregisterstart&gt; element. Holding registers numbering usually starts at 40001.</w:t>
+              <w:t>The modbus register number. Numbering depends on the &lt;</w:t>
+            </w:r>
+            <w:proofErr w:type="spellStart"/>
+            <w:r>
+              <w:t>holdingregisterstart</w:t>
+            </w:r>
+            <w:proofErr w:type="spellEnd"/>
+            <w:r>
+              <w:t>&gt; element. Holding registers numbering usually starts at 40001.</w:t>
             </w:r>
           </w:p>
         </w:tc>
@@ -17329,6 +18150,7 @@
               </w:rPr>
             </w:pPr>
             <w:r>
+              <w:lastRenderedPageBreak/>
               <w:t>See [</w:t>
             </w:r>
             <w:r>
@@ -17404,14 +18226,23 @@
               <w:rPr>
                 <w:lang w:val="en-GB"/>
               </w:rPr>
-              <w:t>&lt;longdesc</w:t>
-            </w:r>
+              <w:lastRenderedPageBreak/>
+              <w:t>&lt;</w:t>
+            </w:r>
+            <w:proofErr w:type="spellStart"/>
             <w:r>
               <w:rPr>
                 <w:lang w:val="en-GB"/>
               </w:rPr>
+              <w:t>longdesc</w:t>
+            </w:r>
+            <w:r>
+              <w:rPr>
+                <w:lang w:val="en-GB"/>
+              </w:rPr>
               <w:t>r</w:t>
             </w:r>
+            <w:proofErr w:type="spellEnd"/>
             <w:r>
               <w:rPr>
                 <w:lang w:val="en-GB"/>
@@ -17558,7 +18389,21 @@
               <w:rPr>
                 <w:lang w:val="en-GB"/>
               </w:rPr>
-              <w:t>&lt;minlen&gt;</w:t>
+              <w:t>&lt;</w:t>
+            </w:r>
+            <w:proofErr w:type="spellStart"/>
+            <w:r>
+              <w:rPr>
+                <w:lang w:val="en-GB"/>
+              </w:rPr>
+              <w:t>minlen</w:t>
+            </w:r>
+            <w:proofErr w:type="spellEnd"/>
+            <w:r>
+              <w:rPr>
+                <w:lang w:val="en-GB"/>
+              </w:rPr>
+              <w:t>&gt;</w:t>
             </w:r>
           </w:p>
         </w:tc>
@@ -17575,11 +18420,15 @@
               </w:rPr>
             </w:pPr>
             <w:r>
-              <w:t xml:space="preserve">Determines the minimum number of digits shown for the value. It adds leading zeros if needed. It is useful when showing a register value in binary or </w:t>
-            </w:r>
-            <w:r>
-              <w:lastRenderedPageBreak/>
-              <w:t>hexadecimal format to avoid that the value jumps left and right when the upper bits change. Example: 15 (decimal) with hex format and minlen=4 will be shown as “0x000F”.</w:t>
+              <w:t xml:space="preserve">Determines the minimum number of digits shown for the value. It adds leading zeros if needed. It is useful when showing a register value in binary or hexadecimal format to avoid that the value jumps left and right when the upper bits change. Example: 15 (decimal) with hex format and </w:t>
+            </w:r>
+            <w:proofErr w:type="spellStart"/>
+            <w:r>
+              <w:t>minlen</w:t>
+            </w:r>
+            <w:proofErr w:type="spellEnd"/>
+            <w:r>
+              <w:t>=4 will be shown as “0x000F”.</w:t>
             </w:r>
           </w:p>
           <w:p>
@@ -17609,8 +18458,21 @@
               <w:rPr>
                 <w:lang w:val="en-GB"/>
               </w:rPr>
-              <w:lastRenderedPageBreak/>
-              <w:t>&lt;rw&gt;</w:t>
+              <w:t>&lt;</w:t>
+            </w:r>
+            <w:proofErr w:type="spellStart"/>
+            <w:r>
+              <w:rPr>
+                <w:lang w:val="en-GB"/>
+              </w:rPr>
+              <w:t>rw</w:t>
+            </w:r>
+            <w:proofErr w:type="spellEnd"/>
+            <w:r>
+              <w:rPr>
+                <w:lang w:val="en-GB"/>
+              </w:rPr>
+              <w:t>&gt;</w:t>
             </w:r>
           </w:p>
         </w:tc>
@@ -17627,7 +18489,15 @@
               </w:rPr>
             </w:pPr>
             <w:r>
-              <w:t>Determines if the register if read only, write only or read/write. Can be “r”, “w” or “rw”. ModbusControl will only attempt to read registers that have the “r” property, and it will only allow writing of registers that have the “w” property.</w:t>
+              <w:t>Determines if the register if read only, write only or read/write. Can be “r”, “w” or “</w:t>
+            </w:r>
+            <w:proofErr w:type="spellStart"/>
+            <w:r>
+              <w:t>rw</w:t>
+            </w:r>
+            <w:proofErr w:type="spellEnd"/>
+            <w:r>
+              <w:t>”. ModbusControl will only attempt to read registers that have the “r” property, and it will only allow writing of registers that have the “w” property.</w:t>
             </w:r>
           </w:p>
           <w:p>
@@ -17657,7 +18527,21 @@
               <w:rPr>
                 <w:lang w:val="en-GB"/>
               </w:rPr>
-              <w:t>&lt;fcol&gt;</w:t>
+              <w:t>&lt;</w:t>
+            </w:r>
+            <w:proofErr w:type="spellStart"/>
+            <w:r>
+              <w:rPr>
+                <w:lang w:val="en-GB"/>
+              </w:rPr>
+              <w:t>fcol</w:t>
+            </w:r>
+            <w:proofErr w:type="spellEnd"/>
+            <w:r>
+              <w:rPr>
+                <w:lang w:val="en-GB"/>
+              </w:rPr>
+              <w:t>&gt;</w:t>
             </w:r>
           </w:p>
         </w:tc>
@@ -17674,7 +18558,15 @@
               </w:rPr>
             </w:pPr>
             <w:r>
-              <w:t xml:space="preserve">Sets the font (text) color of the register, description and value. </w:t>
+              <w:t xml:space="preserve">Sets the font (text) </w:t>
+            </w:r>
+            <w:proofErr w:type="spellStart"/>
+            <w:r>
+              <w:t>color</w:t>
+            </w:r>
+            <w:proofErr w:type="spellEnd"/>
+            <w:r>
+              <w:t xml:space="preserve"> of the register, description and value. </w:t>
             </w:r>
           </w:p>
           <w:p>
@@ -17728,7 +18620,23 @@
               <w:fldChar w:fldCharType="separate"/>
             </w:r>
             <w:r>
-              <w:t>The &lt;fcol&gt; and &lt;bcol&gt; elements</w:t>
+              <w:t>The &lt;</w:t>
+            </w:r>
+            <w:proofErr w:type="spellStart"/>
+            <w:r>
+              <w:t>fcol</w:t>
+            </w:r>
+            <w:proofErr w:type="spellEnd"/>
+            <w:r>
+              <w:t>&gt; and &lt;</w:t>
+            </w:r>
+            <w:proofErr w:type="spellStart"/>
+            <w:r>
+              <w:t>bcol</w:t>
+            </w:r>
+            <w:proofErr w:type="spellEnd"/>
+            <w:r>
+              <w:t>&gt; elements</w:t>
             </w:r>
             <w:r>
               <w:rPr>
@@ -17768,7 +18676,21 @@
               <w:rPr>
                 <w:lang w:val="en-GB"/>
               </w:rPr>
-              <w:t xml:space="preserve">&lt;bcol&gt; </w:t>
+              <w:t>&lt;</w:t>
+            </w:r>
+            <w:proofErr w:type="spellStart"/>
+            <w:r>
+              <w:rPr>
+                <w:lang w:val="en-GB"/>
+              </w:rPr>
+              <w:t>bcol</w:t>
+            </w:r>
+            <w:proofErr w:type="spellEnd"/>
+            <w:r>
+              <w:rPr>
+                <w:lang w:val="en-GB"/>
+              </w:rPr>
+              <w:t xml:space="preserve">&gt; </w:t>
             </w:r>
           </w:p>
         </w:tc>
@@ -17785,7 +18707,15 @@
               </w:rPr>
             </w:pPr>
             <w:r>
-              <w:t>Sets the background color of the register, description and value.</w:t>
+              <w:t xml:space="preserve">Sets the background </w:t>
+            </w:r>
+            <w:proofErr w:type="spellStart"/>
+            <w:r>
+              <w:t>color</w:t>
+            </w:r>
+            <w:proofErr w:type="spellEnd"/>
+            <w:r>
+              <w:t xml:space="preserve"> of the register, description and value.</w:t>
             </w:r>
           </w:p>
           <w:p>
@@ -17839,7 +18769,23 @@
               <w:fldChar w:fldCharType="separate"/>
             </w:r>
             <w:r>
-              <w:t>The &lt;fcol&gt; and &lt;bcol&gt; elements</w:t>
+              <w:t>The &lt;</w:t>
+            </w:r>
+            <w:proofErr w:type="spellStart"/>
+            <w:r>
+              <w:t>fcol</w:t>
+            </w:r>
+            <w:proofErr w:type="spellEnd"/>
+            <w:r>
+              <w:t>&gt; and &lt;</w:t>
+            </w:r>
+            <w:proofErr w:type="spellStart"/>
+            <w:r>
+              <w:t>bcol</w:t>
+            </w:r>
+            <w:proofErr w:type="spellEnd"/>
+            <w:r>
+              <w:t>&gt; elements</w:t>
             </w:r>
             <w:r>
               <w:rPr>
@@ -17907,7 +18853,15 @@
               </w:rPr>
             </w:pPr>
             <w:r>
-              <w:t>Allowed only for Int and UInt types.</w:t>
+              <w:t xml:space="preserve">Allowed only for Int and </w:t>
+            </w:r>
+            <w:proofErr w:type="spellStart"/>
+            <w:r>
+              <w:t>UInt</w:t>
+            </w:r>
+            <w:proofErr w:type="spellEnd"/>
+            <w:r>
+              <w:t xml:space="preserve"> types.</w:t>
             </w:r>
           </w:p>
           <w:p>
@@ -18171,7 +19125,21 @@
               <w:rPr>
                 <w:lang w:val="en-GB"/>
               </w:rPr>
-              <w:t>&lt;expandfields&gt;</w:t>
+              <w:t>&lt;</w:t>
+            </w:r>
+            <w:proofErr w:type="spellStart"/>
+            <w:r>
+              <w:rPr>
+                <w:lang w:val="en-GB"/>
+              </w:rPr>
+              <w:t>expandfields</w:t>
+            </w:r>
+            <w:proofErr w:type="spellEnd"/>
+            <w:r>
+              <w:rPr>
+                <w:lang w:val="en-GB"/>
+              </w:rPr>
+              <w:t>&gt;</w:t>
             </w:r>
           </w:p>
         </w:tc>
@@ -18397,6 +19365,7 @@
         </w:rPr>
         <w:t>&lt;</w:t>
       </w:r>
+      <w:proofErr w:type="spellStart"/>
       <w:r>
         <w:rPr>
           <w:rStyle w:val="XMLElement"/>
@@ -18404,6 +19373,7 @@
         </w:rPr>
         <w:t>rw</w:t>
       </w:r>
+      <w:proofErr w:type="spellEnd"/>
       <w:r>
         <w:rPr>
           <w:rStyle w:val="XMLBracket"/>
@@ -18411,6 +19381,7 @@
         </w:rPr>
         <w:t>&gt;</w:t>
       </w:r>
+      <w:proofErr w:type="spellStart"/>
       <w:r>
         <w:rPr>
           <w:rStyle w:val="XMLContent"/>
@@ -18418,6 +19389,7 @@
         </w:rPr>
         <w:t>rw</w:t>
       </w:r>
+      <w:proofErr w:type="spellEnd"/>
       <w:r>
         <w:rPr>
           <w:rStyle w:val="XMLBracket"/>
@@ -18425,6 +19397,7 @@
         </w:rPr>
         <w:t>&lt;/</w:t>
       </w:r>
+      <w:proofErr w:type="spellStart"/>
       <w:r>
         <w:rPr>
           <w:rStyle w:val="XMLElement"/>
@@ -18432,6 +19405,7 @@
         </w:rPr>
         <w:t>rw</w:t>
       </w:r>
+      <w:proofErr w:type="spellEnd"/>
       <w:r>
         <w:rPr>
           <w:rStyle w:val="XMLBracket"/>
@@ -18481,6 +19455,7 @@
           <w:szCs w:val="18"/>
           <w:lang w:eastAsia="zh-CN"/>
         </w:rPr>
+        <w:lastRenderedPageBreak/>
         <w:t>&lt;</w:t>
       </w:r>
       <w:r>
@@ -18547,6 +19522,7 @@
         </w:rPr>
         <w:t>&gt;&lt;</w:t>
       </w:r>
+      <w:proofErr w:type="spellStart"/>
       <w:r>
         <w:rPr>
           <w:rStyle w:val="XMLElement"/>
@@ -18555,6 +19531,7 @@
         </w:rPr>
         <w:t>text</w:t>
       </w:r>
+      <w:proofErr w:type="spellEnd"/>
       <w:r>
         <w:rPr>
           <w:rStyle w:val="XMLBracket"/>
@@ -18569,7 +19546,25 @@
           <w:szCs w:val="18"/>
           <w:lang w:val="en-GB" w:eastAsia="zh-CN"/>
         </w:rPr>
-        <w:t>Temperature 1 (0,1 deg)</w:t>
+        <w:t xml:space="preserve">Temperature 1 (0,1 </w:t>
+      </w:r>
+      <w:proofErr w:type="spellStart"/>
+      <w:r>
+        <w:rPr>
+          <w:rStyle w:val="XMLContent"/>
+          <w:szCs w:val="18"/>
+          <w:lang w:val="en-GB" w:eastAsia="zh-CN"/>
+        </w:rPr>
+        <w:t>deg</w:t>
+      </w:r>
+      <w:proofErr w:type="spellEnd"/>
+      <w:r>
+        <w:rPr>
+          <w:rStyle w:val="XMLContent"/>
+          <w:szCs w:val="18"/>
+          <w:lang w:val="en-GB" w:eastAsia="zh-CN"/>
+        </w:rPr>
+        <w:t>)</w:t>
       </w:r>
       <w:r>
         <w:rPr>
@@ -18579,6 +19574,7 @@
         </w:rPr>
         <w:t>&lt;/</w:t>
       </w:r>
+      <w:proofErr w:type="spellStart"/>
       <w:r>
         <w:rPr>
           <w:rStyle w:val="XMLElement"/>
@@ -18587,6 +19583,7 @@
         </w:rPr>
         <w:t>text</w:t>
       </w:r>
+      <w:proofErr w:type="spellEnd"/>
       <w:r>
         <w:rPr>
           <w:rStyle w:val="XMLBracket"/>
@@ -18661,6 +19658,7 @@
         </w:rPr>
         <w:t>&lt;</w:t>
       </w:r>
+      <w:proofErr w:type="spellStart"/>
       <w:r>
         <w:rPr>
           <w:rStyle w:val="XMLElement"/>
@@ -18669,6 +19667,7 @@
         </w:rPr>
         <w:t>decimals</w:t>
       </w:r>
+      <w:proofErr w:type="spellEnd"/>
       <w:r>
         <w:rPr>
           <w:rStyle w:val="XMLBracket"/>
@@ -18693,6 +19692,7 @@
         </w:rPr>
         <w:t>&lt;/</w:t>
       </w:r>
+      <w:proofErr w:type="spellStart"/>
       <w:r>
         <w:rPr>
           <w:rStyle w:val="XMLElement"/>
@@ -18701,6 +19701,7 @@
         </w:rPr>
         <w:t>decimals</w:t>
       </w:r>
+      <w:proofErr w:type="spellEnd"/>
       <w:r>
         <w:rPr>
           <w:rStyle w:val="XMLBracket"/>
@@ -18709,6 +19710,7 @@
         </w:rPr>
         <w:t>&gt;&lt;</w:t>
       </w:r>
+      <w:proofErr w:type="spellStart"/>
       <w:r>
         <w:rPr>
           <w:rStyle w:val="XMLElement"/>
@@ -18717,6 +19719,7 @@
         </w:rPr>
         <w:t>rw</w:t>
       </w:r>
+      <w:proofErr w:type="spellEnd"/>
       <w:r>
         <w:rPr>
           <w:rStyle w:val="XMLBracket"/>
@@ -18741,6 +19744,7 @@
         </w:rPr>
         <w:t>&lt;/</w:t>
       </w:r>
+      <w:proofErr w:type="spellStart"/>
       <w:r>
         <w:rPr>
           <w:rStyle w:val="XMLElement"/>
@@ -18749,6 +19753,7 @@
         </w:rPr>
         <w:t>rw</w:t>
       </w:r>
+      <w:proofErr w:type="spellEnd"/>
       <w:r>
         <w:rPr>
           <w:rStyle w:val="XMLBracket"/>
@@ -18757,6 +19762,7 @@
         </w:rPr>
         <w:t>&gt;&lt;</w:t>
       </w:r>
+      <w:proofErr w:type="spellStart"/>
       <w:r>
         <w:rPr>
           <w:rStyle w:val="XMLElement"/>
@@ -18765,6 +19771,7 @@
         </w:rPr>
         <w:t>bcol</w:t>
       </w:r>
+      <w:proofErr w:type="spellEnd"/>
       <w:r>
         <w:rPr>
           <w:rStyle w:val="XMLBracket"/>
@@ -18789,6 +19796,7 @@
         </w:rPr>
         <w:t>&lt;/</w:t>
       </w:r>
+      <w:proofErr w:type="spellStart"/>
       <w:r>
         <w:rPr>
           <w:rStyle w:val="XMLElement"/>
@@ -18797,6 +19805,7 @@
         </w:rPr>
         <w:t>bcol</w:t>
       </w:r>
+      <w:proofErr w:type="spellEnd"/>
       <w:r>
         <w:rPr>
           <w:rStyle w:val="XMLBracket"/>
@@ -18847,18 +19856,18 @@
           <w:rFonts w:hint="eastAsia"/>
         </w:rPr>
       </w:pPr>
-      <w:bookmarkStart w:id="51" w:name="_Ref117942545"/>
-      <w:bookmarkStart w:id="52" w:name="_Ref117942693"/>
-      <w:bookmarkStart w:id="53" w:name="_Toc146287732"/>
+      <w:bookmarkStart w:id="52" w:name="_Ref117942545"/>
+      <w:bookmarkStart w:id="53" w:name="_Ref117942693"/>
+      <w:bookmarkStart w:id="54" w:name="_Toc147129082"/>
       <w:r>
         <w:rPr>
           <w:lang w:val="en-GB"/>
         </w:rPr>
         <w:t>The &lt;text&gt; element</w:t>
       </w:r>
-      <w:bookmarkEnd w:id="51"/>
       <w:bookmarkEnd w:id="52"/>
       <w:bookmarkEnd w:id="53"/>
+      <w:bookmarkEnd w:id="54"/>
     </w:p>
     <w:p>
       <w:pPr>
@@ -18922,8 +19931,21 @@
               <w:rPr>
                 <w:lang w:val="en-GB"/>
               </w:rPr>
-              <w:lastRenderedPageBreak/>
-              <w:t>&amp;lt;</w:t>
+              <w:t>&amp;</w:t>
+            </w:r>
+            <w:proofErr w:type="spellStart"/>
+            <w:r>
+              <w:rPr>
+                <w:lang w:val="en-GB"/>
+              </w:rPr>
+              <w:t>lt</w:t>
+            </w:r>
+            <w:proofErr w:type="spellEnd"/>
+            <w:r>
+              <w:rPr>
+                <w:lang w:val="en-GB"/>
+              </w:rPr>
+              <w:t>;</w:t>
             </w:r>
           </w:p>
         </w:tc>
@@ -18965,7 +19987,21 @@
               <w:rPr>
                 <w:lang w:val="en-GB"/>
               </w:rPr>
-              <w:t>&amp;gt;</w:t>
+              <w:t>&amp;</w:t>
+            </w:r>
+            <w:proofErr w:type="spellStart"/>
+            <w:r>
+              <w:rPr>
+                <w:lang w:val="en-GB"/>
+              </w:rPr>
+              <w:t>gt</w:t>
+            </w:r>
+            <w:proofErr w:type="spellEnd"/>
+            <w:r>
+              <w:rPr>
+                <w:lang w:val="en-GB"/>
+              </w:rPr>
+              <w:t>;</w:t>
             </w:r>
           </w:p>
         </w:tc>
@@ -19091,7 +20127,21 @@
               <w:rPr>
                 <w:lang w:val="en-GB"/>
               </w:rPr>
-              <w:t>&amp;quot;</w:t>
+              <w:t>&amp;</w:t>
+            </w:r>
+            <w:proofErr w:type="spellStart"/>
+            <w:r>
+              <w:rPr>
+                <w:lang w:val="en-GB"/>
+              </w:rPr>
+              <w:t>quot</w:t>
+            </w:r>
+            <w:proofErr w:type="spellEnd"/>
+            <w:r>
+              <w:rPr>
+                <w:lang w:val="en-GB"/>
+              </w:rPr>
+              <w:t>;</w:t>
             </w:r>
           </w:p>
         </w:tc>
@@ -19305,12 +20355,19 @@
           <w:rFonts w:hint="eastAsia"/>
         </w:rPr>
       </w:pPr>
-      <w:bookmarkStart w:id="54" w:name="_Toc146287733"/>
-      <w:r>
-        <w:rPr>
-          <w:lang w:val="en-GB"/>
-        </w:rPr>
-        <w:t>The &lt;longdesc</w:t>
+      <w:bookmarkStart w:id="55" w:name="_Toc147129083"/>
+      <w:r>
+        <w:rPr>
+          <w:lang w:val="en-GB"/>
+        </w:rPr>
+        <w:t>The &lt;</w:t>
+      </w:r>
+      <w:proofErr w:type="spellStart"/>
+      <w:r>
+        <w:rPr>
+          <w:lang w:val="en-GB"/>
+        </w:rPr>
+        <w:t>longdesc</w:t>
       </w:r>
       <w:r>
         <w:rPr>
@@ -19318,26 +20375,32 @@
         </w:rPr>
         <w:t>r</w:t>
       </w:r>
+      <w:proofErr w:type="spellEnd"/>
       <w:r>
         <w:rPr>
           <w:lang w:val="en-GB"/>
         </w:rPr>
         <w:t>&gt; element</w:t>
       </w:r>
-      <w:bookmarkEnd w:id="54"/>
-    </w:p>
-    <w:p>
-      <w:pPr>
-        <w:rPr>
-          <w:rFonts w:hint="eastAsia"/>
-        </w:rPr>
-      </w:pPr>
-      <w:r>
-        <w:t>The &lt;longdesc</w:t>
+      <w:bookmarkEnd w:id="55"/>
+    </w:p>
+    <w:p>
+      <w:pPr>
+        <w:rPr>
+          <w:rFonts w:hint="eastAsia"/>
+        </w:rPr>
+      </w:pPr>
+      <w:r>
+        <w:t>The &lt;</w:t>
+      </w:r>
+      <w:proofErr w:type="spellStart"/>
+      <w:r>
+        <w:t>longdesc</w:t>
       </w:r>
       <w:r>
         <w:t>r</w:t>
       </w:r>
+      <w:proofErr w:type="spellEnd"/>
       <w:r>
         <w:t xml:space="preserve">&gt; element </w:t>
       </w:r>
@@ -19409,14 +20472,22 @@
               <w:rPr>
                 <w:lang w:val="en-GB"/>
               </w:rPr>
-              <w:t>&lt;longdesc</w:t>
-            </w:r>
+              <w:t>&lt;</w:t>
+            </w:r>
+            <w:proofErr w:type="spellStart"/>
             <w:r>
               <w:rPr>
                 <w:lang w:val="en-GB"/>
               </w:rPr>
+              <w:t>longdesc</w:t>
+            </w:r>
+            <w:r>
+              <w:rPr>
+                <w:lang w:val="en-GB"/>
+              </w:rPr>
               <w:t>r</w:t>
             </w:r>
+            <w:proofErr w:type="spellEnd"/>
             <w:r>
               <w:rPr>
                 <w:lang w:val="en-GB"/>
@@ -19586,12 +20657,30 @@
           <w:lang w:val="en-GB"/>
         </w:rPr>
         <w:tab/>
-        <w:t>&lt;longdescr&gt;</w:t>
-      </w:r>
+        <w:t>&lt;</w:t>
+      </w:r>
+      <w:proofErr w:type="spellStart"/>
       <w:r>
         <w:rPr>
           <w:rStyle w:val="XMLElement"/>
           <w:rFonts w:hint="eastAsia"/>
+          <w:lang w:val="en-GB"/>
+        </w:rPr>
+        <w:t>longdescr</w:t>
+      </w:r>
+      <w:proofErr w:type="spellEnd"/>
+      <w:r>
+        <w:rPr>
+          <w:rStyle w:val="XMLElement"/>
+          <w:rFonts w:hint="eastAsia"/>
+          <w:lang w:val="en-GB"/>
+        </w:rPr>
+        <w:t>&gt;</w:t>
+      </w:r>
+      <w:r>
+        <w:rPr>
+          <w:rStyle w:val="XMLElement"/>
+          <w:rFonts w:hint="eastAsia"/>
           <w:color w:val="auto"/>
           <w:lang w:val="en-GB"/>
         </w:rPr>
@@ -19603,7 +20692,25 @@
           <w:rFonts w:hint="eastAsia"/>
           <w:lang w:val="en-GB"/>
         </w:rPr>
-        <w:t>&lt;/longdescr&gt;</w:t>
+        <w:t>&lt;/</w:t>
+      </w:r>
+      <w:proofErr w:type="spellStart"/>
+      <w:r>
+        <w:rPr>
+          <w:rStyle w:val="XMLElement"/>
+          <w:rFonts w:hint="eastAsia"/>
+          <w:lang w:val="en-GB"/>
+        </w:rPr>
+        <w:t>longdescr</w:t>
+      </w:r>
+      <w:proofErr w:type="spellEnd"/>
+      <w:r>
+        <w:rPr>
+          <w:rStyle w:val="XMLElement"/>
+          <w:rFonts w:hint="eastAsia"/>
+          <w:lang w:val="en-GB"/>
+        </w:rPr>
+        <w:t>&gt;</w:t>
       </w:r>
     </w:p>
     <w:p>
@@ -19672,7 +20779,7 @@
           <w:noProof/>
         </w:rPr>
         <w:pict w14:anchorId="56E75F81">
-          <v:shape id="Afbeelding 1" o:spid="_x0000_i1027" type="#_x0000_t75" style="width:345.6pt;height:52.2pt;visibility:visible;mso-wrap-style:square">
+          <v:shape id="Afbeelding 1" o:spid="_x0000_i1027" type="#_x0000_t75" style="width:345.75pt;height:52.5pt;visibility:visible;mso-wrap-style:square">
             <v:imagedata r:id="rId14" o:title=""/>
           </v:shape>
         </w:pict>
@@ -19685,16 +20792,17 @@
           <w:rFonts w:hint="eastAsia"/>
         </w:rPr>
       </w:pPr>
-      <w:bookmarkStart w:id="55" w:name="_Ref117942613"/>
-      <w:bookmarkStart w:id="56" w:name="_Toc146287734"/>
-      <w:r>
-        <w:rPr>
-          <w:lang w:val="en-GB"/>
-        </w:rPr>
+      <w:bookmarkStart w:id="56" w:name="_Ref117942613"/>
+      <w:bookmarkStart w:id="57" w:name="_Toc147129084"/>
+      <w:r>
+        <w:rPr>
+          <w:lang w:val="en-GB"/>
+        </w:rPr>
+        <w:lastRenderedPageBreak/>
         <w:t>The &lt;type&gt; element</w:t>
       </w:r>
-      <w:bookmarkEnd w:id="55"/>
       <w:bookmarkEnd w:id="56"/>
+      <w:bookmarkEnd w:id="57"/>
     </w:p>
     <w:p>
       <w:pPr>
@@ -19893,7 +21001,6 @@
               <w:rPr>
                 <w:lang w:val="en-GB"/>
               </w:rPr>
-              <w:lastRenderedPageBreak/>
               <w:t>hex16</w:t>
             </w:r>
           </w:p>
@@ -20140,16 +21247,16 @@
           <w:rFonts w:hint="eastAsia"/>
         </w:rPr>
       </w:pPr>
-      <w:bookmarkStart w:id="57" w:name="_Ref117942668"/>
-      <w:bookmarkStart w:id="58" w:name="_Toc146287735"/>
+      <w:bookmarkStart w:id="58" w:name="_Ref117942668"/>
+      <w:bookmarkStart w:id="59" w:name="_Toc147129085"/>
       <w:r>
         <w:rPr>
           <w:lang w:val="en-GB"/>
         </w:rPr>
         <w:t>The &lt;enum&gt; element</w:t>
       </w:r>
-      <w:bookmarkEnd w:id="57"/>
       <w:bookmarkEnd w:id="58"/>
+      <w:bookmarkEnd w:id="59"/>
     </w:p>
     <w:p>
       <w:pPr>
@@ -21129,25 +22236,29 @@
           <w:rFonts w:hint="eastAsia"/>
         </w:rPr>
       </w:pPr>
-      <w:bookmarkStart w:id="59" w:name="_Ref117942679"/>
-      <w:bookmarkStart w:id="60" w:name="_Toc146287736"/>
+      <w:bookmarkStart w:id="60" w:name="_Ref117942679"/>
+      <w:bookmarkStart w:id="61" w:name="_Toc147129086"/>
       <w:r>
         <w:rPr>
           <w:lang w:val="en-GB"/>
         </w:rPr>
         <w:t>The &lt;field&gt; element</w:t>
       </w:r>
-      <w:bookmarkEnd w:id="59"/>
       <w:bookmarkEnd w:id="60"/>
-    </w:p>
-    <w:p>
-      <w:pPr>
-        <w:rPr>
-          <w:rFonts w:hint="eastAsia"/>
-        </w:rPr>
-      </w:pPr>
-      <w:r>
-        <w:t>Each field element defines a bit field in the register. A bit field can have a width of 1 bit or more. If a register has bit fields it can be expanded to view the value of each bit field.</w:t>
+      <w:bookmarkEnd w:id="61"/>
+    </w:p>
+    <w:p>
+      <w:pPr>
+        <w:rPr>
+          <w:rFonts w:hint="eastAsia"/>
+        </w:rPr>
+      </w:pPr>
+      <w:r>
+        <w:t xml:space="preserve">Each field element defines a bit field in the register. A bit field can have a width of 1 bit or more. If </w:t>
+      </w:r>
+      <w:r>
+        <w:lastRenderedPageBreak/>
+        <w:t>a register has bit fields it can be expanded to view the value of each bit field.</w:t>
       </w:r>
     </w:p>
     <w:p>
@@ -21191,7 +22302,21 @@
               <w:rPr>
                 <w:lang w:val="en-GB"/>
               </w:rPr>
-              <w:t>&lt;pos&gt;</w:t>
+              <w:t>&lt;</w:t>
+            </w:r>
+            <w:proofErr w:type="spellStart"/>
+            <w:r>
+              <w:rPr>
+                <w:lang w:val="en-GB"/>
+              </w:rPr>
+              <w:t>pos</w:t>
+            </w:r>
+            <w:proofErr w:type="spellEnd"/>
+            <w:r>
+              <w:rPr>
+                <w:lang w:val="en-GB"/>
+              </w:rPr>
+              <w:t>&gt;</w:t>
             </w:r>
           </w:p>
         </w:tc>
@@ -21377,14 +22502,22 @@
               <w:rPr>
                 <w:lang w:val="en-GB"/>
               </w:rPr>
-              <w:t>&lt;longdesc</w:t>
-            </w:r>
+              <w:t>&lt;</w:t>
+            </w:r>
+            <w:proofErr w:type="spellStart"/>
             <w:r>
               <w:rPr>
                 <w:lang w:val="en-GB"/>
               </w:rPr>
+              <w:t>longdesc</w:t>
+            </w:r>
+            <w:r>
+              <w:rPr>
+                <w:lang w:val="en-GB"/>
+              </w:rPr>
               <w:t>r</w:t>
             </w:r>
+            <w:proofErr w:type="spellEnd"/>
             <w:r>
               <w:rPr>
                 <w:lang w:val="en-GB"/>
@@ -21406,11 +22539,7 @@
               </w:rPr>
             </w:pPr>
             <w:r>
-              <w:t xml:space="preserve">A possibly long descriptive text that is shown as a tooltip when the user hovers the </w:t>
-            </w:r>
-            <w:r>
-              <w:lastRenderedPageBreak/>
-              <w:t>mouse over the text description. Can be multi-line by using CR/LF</w:t>
+              <w:t>A possibly long descriptive text that is shown as a tooltip when the user hovers the mouse over the text description. Can be multi-line by using CR/LF</w:t>
             </w:r>
             <w:r>
               <w:t>’</w:t>
@@ -21435,7 +22564,6 @@
               <w:rPr>
                 <w:lang w:val="en-GB"/>
               </w:rPr>
-              <w:lastRenderedPageBreak/>
               <w:t>&lt;type&gt;</w:t>
             </w:r>
           </w:p>
@@ -21555,7 +22683,21 @@
               <w:rPr>
                 <w:lang w:val="en-GB"/>
               </w:rPr>
-              <w:t>&lt;minlen&gt;</w:t>
+              <w:t>&lt;</w:t>
+            </w:r>
+            <w:proofErr w:type="spellStart"/>
+            <w:r>
+              <w:rPr>
+                <w:lang w:val="en-GB"/>
+              </w:rPr>
+              <w:t>minlen</w:t>
+            </w:r>
+            <w:proofErr w:type="spellEnd"/>
+            <w:r>
+              <w:rPr>
+                <w:lang w:val="en-GB"/>
+              </w:rPr>
+              <w:t>&gt;</w:t>
             </w:r>
           </w:p>
         </w:tc>
@@ -21602,7 +22744,21 @@
               <w:rPr>
                 <w:lang w:val="en-GB"/>
               </w:rPr>
-              <w:t>&lt;fcol&gt;</w:t>
+              <w:t>&lt;</w:t>
+            </w:r>
+            <w:proofErr w:type="spellStart"/>
+            <w:r>
+              <w:rPr>
+                <w:lang w:val="en-GB"/>
+              </w:rPr>
+              <w:t>fcol</w:t>
+            </w:r>
+            <w:proofErr w:type="spellEnd"/>
+            <w:r>
+              <w:rPr>
+                <w:lang w:val="en-GB"/>
+              </w:rPr>
+              <w:t>&gt;</w:t>
             </w:r>
           </w:p>
         </w:tc>
@@ -21619,7 +22775,15 @@
               </w:rPr>
             </w:pPr>
             <w:r>
-              <w:t xml:space="preserve">Sets the font (text) color of the bit field, description and value. </w:t>
+              <w:t xml:space="preserve">Sets the font (text) </w:t>
+            </w:r>
+            <w:proofErr w:type="spellStart"/>
+            <w:r>
+              <w:t>color</w:t>
+            </w:r>
+            <w:proofErr w:type="spellEnd"/>
+            <w:r>
+              <w:t xml:space="preserve"> of the bit field, description and value. </w:t>
             </w:r>
           </w:p>
           <w:p>
@@ -21673,7 +22837,23 @@
               <w:fldChar w:fldCharType="separate"/>
             </w:r>
             <w:r>
-              <w:t>The &lt;fcol&gt; and &lt;bcol&gt; elements</w:t>
+              <w:t>The &lt;</w:t>
+            </w:r>
+            <w:proofErr w:type="spellStart"/>
+            <w:r>
+              <w:t>fcol</w:t>
+            </w:r>
+            <w:proofErr w:type="spellEnd"/>
+            <w:r>
+              <w:t>&gt; and &lt;</w:t>
+            </w:r>
+            <w:proofErr w:type="spellStart"/>
+            <w:r>
+              <w:t>bcol</w:t>
+            </w:r>
+            <w:proofErr w:type="spellEnd"/>
+            <w:r>
+              <w:t>&gt; elements</w:t>
             </w:r>
             <w:r>
               <w:rPr>
@@ -21716,7 +22896,21 @@
               <w:rPr>
                 <w:lang w:val="en-GB"/>
               </w:rPr>
-              <w:t xml:space="preserve">&lt;bcol&gt; </w:t>
+              <w:t>&lt;</w:t>
+            </w:r>
+            <w:proofErr w:type="spellStart"/>
+            <w:r>
+              <w:rPr>
+                <w:lang w:val="en-GB"/>
+              </w:rPr>
+              <w:t>bcol</w:t>
+            </w:r>
+            <w:proofErr w:type="spellEnd"/>
+            <w:r>
+              <w:rPr>
+                <w:lang w:val="en-GB"/>
+              </w:rPr>
+              <w:t xml:space="preserve">&gt; </w:t>
             </w:r>
           </w:p>
         </w:tc>
@@ -21733,7 +22927,15 @@
               </w:rPr>
             </w:pPr>
             <w:r>
-              <w:t xml:space="preserve">Sets the background color of the bit field, description and value. </w:t>
+              <w:t xml:space="preserve">Sets the background </w:t>
+            </w:r>
+            <w:proofErr w:type="spellStart"/>
+            <w:r>
+              <w:t>color</w:t>
+            </w:r>
+            <w:proofErr w:type="spellEnd"/>
+            <w:r>
+              <w:t xml:space="preserve"> of the bit field, description and value. </w:t>
             </w:r>
           </w:p>
           <w:p>
@@ -21787,7 +22989,23 @@
               <w:fldChar w:fldCharType="separate"/>
             </w:r>
             <w:r>
-              <w:t>The &lt;fcol&gt; and &lt;bcol&gt; elements</w:t>
+              <w:t>The &lt;</w:t>
+            </w:r>
+            <w:proofErr w:type="spellStart"/>
+            <w:r>
+              <w:t>fcol</w:t>
+            </w:r>
+            <w:proofErr w:type="spellEnd"/>
+            <w:r>
+              <w:t>&gt; and &lt;</w:t>
+            </w:r>
+            <w:proofErr w:type="spellStart"/>
+            <w:r>
+              <w:t>bcol</w:t>
+            </w:r>
+            <w:proofErr w:type="spellEnd"/>
+            <w:r>
+              <w:t>&gt; elements</w:t>
             </w:r>
             <w:r>
               <w:rPr>
@@ -21859,6 +23077,7 @@
         </w:rPr>
         <w:t>&gt;&lt;</w:t>
       </w:r>
+      <w:proofErr w:type="spellStart"/>
       <w:r>
         <w:rPr>
           <w:rStyle w:val="XMLElement"/>
@@ -21866,6 +23085,7 @@
         </w:rPr>
         <w:t>pos</w:t>
       </w:r>
+      <w:proofErr w:type="spellEnd"/>
       <w:r>
         <w:rPr>
           <w:rStyle w:val="XMLBracket"/>
@@ -21887,6 +23107,7 @@
         </w:rPr>
         <w:t>&lt;/</w:t>
       </w:r>
+      <w:proofErr w:type="spellStart"/>
       <w:r>
         <w:rPr>
           <w:rStyle w:val="XMLElement"/>
@@ -21894,6 +23115,7 @@
         </w:rPr>
         <w:t>pos</w:t>
       </w:r>
+      <w:proofErr w:type="spellEnd"/>
       <w:r>
         <w:rPr>
           <w:rStyle w:val="XMLBracket"/>
@@ -22410,6 +23632,7 @@
         </w:rPr>
         <w:t>&gt;&lt;</w:t>
       </w:r>
+      <w:proofErr w:type="spellStart"/>
       <w:r>
         <w:rPr>
           <w:rStyle w:val="XMLElement"/>
@@ -22419,6 +23642,7 @@
         </w:rPr>
         <w:t>minlen</w:t>
       </w:r>
+      <w:proofErr w:type="spellEnd"/>
       <w:r>
         <w:rPr>
           <w:rStyle w:val="XMLBracket"/>
@@ -22446,6 +23670,7 @@
         </w:rPr>
         <w:t>&lt;/</w:t>
       </w:r>
+      <w:proofErr w:type="spellStart"/>
       <w:r>
         <w:rPr>
           <w:rStyle w:val="XMLElement"/>
@@ -22455,6 +23680,7 @@
         </w:rPr>
         <w:t>minlen</w:t>
       </w:r>
+      <w:proofErr w:type="spellEnd"/>
       <w:r>
         <w:rPr>
           <w:rStyle w:val="XMLBracket"/>
@@ -22464,6 +23690,7 @@
         </w:rPr>
         <w:t>&gt;&lt;</w:t>
       </w:r>
+      <w:proofErr w:type="spellStart"/>
       <w:r>
         <w:rPr>
           <w:rStyle w:val="XMLElement"/>
@@ -22473,6 +23700,7 @@
         </w:rPr>
         <w:t>rw</w:t>
       </w:r>
+      <w:proofErr w:type="spellEnd"/>
       <w:r>
         <w:rPr>
           <w:rStyle w:val="XMLBracket"/>
@@ -22500,6 +23728,7 @@
         </w:rPr>
         <w:t>&lt;/</w:t>
       </w:r>
+      <w:proofErr w:type="spellStart"/>
       <w:r>
         <w:rPr>
           <w:rStyle w:val="XMLElement"/>
@@ -22509,6 +23738,7 @@
         </w:rPr>
         <w:t>rw</w:t>
       </w:r>
+      <w:proofErr w:type="spellEnd"/>
       <w:r>
         <w:rPr>
           <w:rStyle w:val="XMLBracket"/>
@@ -22564,6 +23794,7 @@
         </w:rPr>
         <w:t>&gt;&lt;</w:t>
       </w:r>
+      <w:proofErr w:type="spellStart"/>
       <w:r>
         <w:rPr>
           <w:rStyle w:val="XMLElement"/>
@@ -22573,6 +23804,7 @@
         </w:rPr>
         <w:t>pos</w:t>
       </w:r>
+      <w:proofErr w:type="spellEnd"/>
       <w:r>
         <w:rPr>
           <w:rStyle w:val="XMLBracket"/>
@@ -22600,6 +23832,7 @@
         </w:rPr>
         <w:t>&lt;/</w:t>
       </w:r>
+      <w:proofErr w:type="spellStart"/>
       <w:r>
         <w:rPr>
           <w:rStyle w:val="XMLElement"/>
@@ -22609,6 +23842,7 @@
         </w:rPr>
         <w:t>pos</w:t>
       </w:r>
+      <w:proofErr w:type="spellEnd"/>
       <w:r>
         <w:rPr>
           <w:rStyle w:val="XMLBracket"/>
@@ -22736,6 +23970,7 @@
         </w:rPr>
         <w:t>&gt;&lt;</w:t>
       </w:r>
+      <w:proofErr w:type="spellStart"/>
       <w:r>
         <w:rPr>
           <w:rStyle w:val="XMLElement"/>
@@ -22745,6 +23980,7 @@
         </w:rPr>
         <w:t>pos</w:t>
       </w:r>
+      <w:proofErr w:type="spellEnd"/>
       <w:r>
         <w:rPr>
           <w:rStyle w:val="XMLBracket"/>
@@ -22772,6 +24008,7 @@
         </w:rPr>
         <w:t>&lt;/</w:t>
       </w:r>
+      <w:proofErr w:type="spellStart"/>
       <w:r>
         <w:rPr>
           <w:rStyle w:val="XMLElement"/>
@@ -22781,6 +24018,7 @@
         </w:rPr>
         <w:t>pos</w:t>
       </w:r>
+      <w:proofErr w:type="spellEnd"/>
       <w:r>
         <w:rPr>
           <w:rStyle w:val="XMLBracket"/>
@@ -22908,6 +24146,7 @@
         </w:rPr>
         <w:t>&gt;&lt;</w:t>
       </w:r>
+      <w:proofErr w:type="spellStart"/>
       <w:r>
         <w:rPr>
           <w:rStyle w:val="XMLElement"/>
@@ -22917,6 +24156,7 @@
         </w:rPr>
         <w:t>pos</w:t>
       </w:r>
+      <w:proofErr w:type="spellEnd"/>
       <w:r>
         <w:rPr>
           <w:rStyle w:val="XMLBracket"/>
@@ -22944,6 +24184,7 @@
         </w:rPr>
         <w:t>&lt;/</w:t>
       </w:r>
+      <w:proofErr w:type="spellStart"/>
       <w:r>
         <w:rPr>
           <w:rStyle w:val="XMLElement"/>
@@ -22953,6 +24194,7 @@
         </w:rPr>
         <w:t>pos</w:t>
       </w:r>
+      <w:proofErr w:type="spellEnd"/>
       <w:r>
         <w:rPr>
           <w:rStyle w:val="XMLBracket"/>
@@ -23080,6 +24322,7 @@
         </w:rPr>
         <w:t>&gt;&lt;</w:t>
       </w:r>
+      <w:proofErr w:type="spellStart"/>
       <w:r>
         <w:rPr>
           <w:rStyle w:val="XMLElement"/>
@@ -23089,6 +24332,7 @@
         </w:rPr>
         <w:t>pos</w:t>
       </w:r>
+      <w:proofErr w:type="spellEnd"/>
       <w:r>
         <w:rPr>
           <w:rStyle w:val="XMLBracket"/>
@@ -23116,6 +24360,7 @@
         </w:rPr>
         <w:t>&lt;/</w:t>
       </w:r>
+      <w:proofErr w:type="spellStart"/>
       <w:r>
         <w:rPr>
           <w:rStyle w:val="XMLElement"/>
@@ -23125,6 +24370,7 @@
         </w:rPr>
         <w:t>pos</w:t>
       </w:r>
+      <w:proofErr w:type="spellEnd"/>
       <w:r>
         <w:rPr>
           <w:rStyle w:val="XMLBracket"/>
@@ -23242,35 +24488,95 @@
           <w:rFonts w:hint="eastAsia"/>
         </w:rPr>
       </w:pPr>
-      <w:bookmarkStart w:id="61" w:name="_Ref117942498"/>
-      <w:bookmarkStart w:id="62" w:name="_Ref117942514"/>
-      <w:bookmarkStart w:id="63" w:name="_Ref117942637"/>
-      <w:bookmarkStart w:id="64" w:name="_Ref117942648"/>
-      <w:bookmarkStart w:id="65" w:name="_Ref117942708"/>
-      <w:bookmarkStart w:id="66" w:name="_Ref117942720"/>
-      <w:bookmarkStart w:id="67" w:name="_Toc146287737"/>
-      <w:r>
-        <w:rPr>
-          <w:lang w:val="en-GB"/>
-        </w:rPr>
-        <w:t>The &lt;fcol&gt; and &lt;bcol&gt; elements</w:t>
-      </w:r>
-      <w:bookmarkEnd w:id="61"/>
+      <w:bookmarkStart w:id="62" w:name="_Ref117942498"/>
+      <w:bookmarkStart w:id="63" w:name="_Ref117942514"/>
+      <w:bookmarkStart w:id="64" w:name="_Ref117942637"/>
+      <w:bookmarkStart w:id="65" w:name="_Ref117942648"/>
+      <w:bookmarkStart w:id="66" w:name="_Ref117942708"/>
+      <w:bookmarkStart w:id="67" w:name="_Ref117942720"/>
+      <w:bookmarkStart w:id="68" w:name="_Toc147129087"/>
+      <w:r>
+        <w:rPr>
+          <w:lang w:val="en-GB"/>
+        </w:rPr>
+        <w:t>The &lt;</w:t>
+      </w:r>
+      <w:proofErr w:type="spellStart"/>
+      <w:r>
+        <w:rPr>
+          <w:lang w:val="en-GB"/>
+        </w:rPr>
+        <w:t>fcol</w:t>
+      </w:r>
+      <w:proofErr w:type="spellEnd"/>
+      <w:r>
+        <w:rPr>
+          <w:lang w:val="en-GB"/>
+        </w:rPr>
+        <w:t>&gt; and &lt;</w:t>
+      </w:r>
+      <w:proofErr w:type="spellStart"/>
+      <w:r>
+        <w:rPr>
+          <w:lang w:val="en-GB"/>
+        </w:rPr>
+        <w:t>bcol</w:t>
+      </w:r>
+      <w:proofErr w:type="spellEnd"/>
+      <w:r>
+        <w:rPr>
+          <w:lang w:val="en-GB"/>
+        </w:rPr>
+        <w:t>&gt; elements</w:t>
+      </w:r>
       <w:bookmarkEnd w:id="62"/>
       <w:bookmarkEnd w:id="63"/>
       <w:bookmarkEnd w:id="64"/>
       <w:bookmarkEnd w:id="65"/>
       <w:bookmarkEnd w:id="66"/>
       <w:bookmarkEnd w:id="67"/>
-    </w:p>
-    <w:p>
-      <w:pPr>
-        <w:rPr>
-          <w:rFonts w:hint="eastAsia"/>
-        </w:rPr>
-      </w:pPr>
-      <w:r>
-        <w:t>The &lt;fcol&gt; and &lt;bcol&gt; elements define the font (text) and background colors. A color can be specified in 3 ways:</w:t>
+      <w:bookmarkEnd w:id="68"/>
+    </w:p>
+    <w:p>
+      <w:pPr>
+        <w:rPr>
+          <w:rFonts w:hint="eastAsia"/>
+        </w:rPr>
+      </w:pPr>
+      <w:r>
+        <w:t>The &lt;</w:t>
+      </w:r>
+      <w:proofErr w:type="spellStart"/>
+      <w:r>
+        <w:t>fcol</w:t>
+      </w:r>
+      <w:proofErr w:type="spellEnd"/>
+      <w:r>
+        <w:t>&gt; and &lt;</w:t>
+      </w:r>
+      <w:proofErr w:type="spellStart"/>
+      <w:r>
+        <w:t>bcol</w:t>
+      </w:r>
+      <w:proofErr w:type="spellEnd"/>
+      <w:r>
+        <w:t xml:space="preserve">&gt; elements define the font (text) and background </w:t>
+      </w:r>
+      <w:proofErr w:type="spellStart"/>
+      <w:r>
+        <w:t>colors</w:t>
+      </w:r>
+      <w:proofErr w:type="spellEnd"/>
+      <w:r>
+        <w:t xml:space="preserve">. A </w:t>
+      </w:r>
+      <w:proofErr w:type="spellStart"/>
+      <w:r>
+        <w:t>color</w:t>
+      </w:r>
+      <w:proofErr w:type="spellEnd"/>
+      <w:r>
+        <w:t xml:space="preserve"> can be specified in 3 ways:</w:t>
       </w:r>
     </w:p>
     <w:p>
@@ -23326,6 +24632,7 @@
               </w:rPr>
               <w:t>&lt;</w:t>
             </w:r>
+            <w:proofErr w:type="spellStart"/>
             <w:r>
               <w:rPr>
                 <w:rStyle w:val="XMLElement"/>
@@ -23333,6 +24640,7 @@
               </w:rPr>
               <w:t>bcol</w:t>
             </w:r>
+            <w:proofErr w:type="spellEnd"/>
             <w:r>
               <w:rPr>
                 <w:rStyle w:val="XMLBracket"/>
@@ -23354,6 +24662,7 @@
               </w:rPr>
               <w:t>&lt;/</w:t>
             </w:r>
+            <w:proofErr w:type="spellStart"/>
             <w:r>
               <w:rPr>
                 <w:rStyle w:val="XMLElement"/>
@@ -23361,6 +24670,7 @@
               </w:rPr>
               <w:t>bcol</w:t>
             </w:r>
+            <w:proofErr w:type="spellEnd"/>
             <w:r>
               <w:rPr>
                 <w:rStyle w:val="XMLBracket"/>
@@ -23405,6 +24715,7 @@
               </w:rPr>
               <w:t>&lt;</w:t>
             </w:r>
+            <w:proofErr w:type="spellStart"/>
             <w:r>
               <w:rPr>
                 <w:rStyle w:val="XMLElement"/>
@@ -23412,6 +24723,7 @@
               </w:rPr>
               <w:t>bcol</w:t>
             </w:r>
+            <w:proofErr w:type="spellEnd"/>
             <w:r>
               <w:rPr>
                 <w:rStyle w:val="XMLBracket"/>
@@ -23433,6 +24745,7 @@
               </w:rPr>
               <w:t>&lt;/</w:t>
             </w:r>
+            <w:proofErr w:type="spellStart"/>
             <w:r>
               <w:rPr>
                 <w:rStyle w:val="XMLElement"/>
@@ -23440,6 +24753,7 @@
               </w:rPr>
               <w:t>bcol</w:t>
             </w:r>
+            <w:proofErr w:type="spellEnd"/>
             <w:r>
               <w:rPr>
                 <w:rStyle w:val="XMLBracket"/>
@@ -23484,6 +24798,7 @@
               </w:rPr>
               <w:t>&lt;</w:t>
             </w:r>
+            <w:proofErr w:type="spellStart"/>
             <w:r>
               <w:rPr>
                 <w:rStyle w:val="XMLElement"/>
@@ -23491,6 +24806,7 @@
               </w:rPr>
               <w:t>bcol</w:t>
             </w:r>
+            <w:proofErr w:type="spellEnd"/>
             <w:r>
               <w:rPr>
                 <w:rStyle w:val="XMLBracket"/>
@@ -23512,6 +24828,7 @@
               </w:rPr>
               <w:t>&lt;/</w:t>
             </w:r>
+            <w:proofErr w:type="spellStart"/>
             <w:r>
               <w:rPr>
                 <w:rStyle w:val="XMLElement"/>
@@ -23519,6 +24836,7 @@
               </w:rPr>
               <w:t>bcol</w:t>
             </w:r>
+            <w:proofErr w:type="spellEnd"/>
             <w:r>
               <w:rPr>
                 <w:rStyle w:val="XMLBracket"/>
@@ -23559,7 +24877,19 @@
         </w:rPr>
       </w:pPr>
       <w:r>
-        <w:t xml:space="preserve">As a HTML color specification, as #RRGGBB. Where RR, GG and BB are 2 hexadecimal digits each, with range 00 .. FF. </w:t>
+        <w:t xml:space="preserve">As a HTML </w:t>
+      </w:r>
+      <w:proofErr w:type="spellStart"/>
+      <w:r>
+        <w:t>color</w:t>
+      </w:r>
+      <w:proofErr w:type="spellEnd"/>
+      <w:r>
+        <w:t xml:space="preserve"> specification, as #RRGGBB. Where RR, GG and BB are 2 hexadecimal </w:t>
+      </w:r>
+      <w:r>
+        <w:lastRenderedPageBreak/>
+        <w:t xml:space="preserve">digits each, with range 00 .. FF. </w:t>
       </w:r>
       <w:r>
         <w:br/>
@@ -23600,6 +24930,7 @@
               </w:rPr>
               <w:t>&lt;</w:t>
             </w:r>
+            <w:proofErr w:type="spellStart"/>
             <w:r>
               <w:rPr>
                 <w:rStyle w:val="XMLElement"/>
@@ -23607,6 +24938,7 @@
               </w:rPr>
               <w:t>bcol</w:t>
             </w:r>
+            <w:proofErr w:type="spellEnd"/>
             <w:r>
               <w:rPr>
                 <w:rStyle w:val="XMLBracket"/>
@@ -23679,6 +25011,7 @@
               </w:rPr>
               <w:t>&lt;</w:t>
             </w:r>
+            <w:proofErr w:type="spellStart"/>
             <w:r>
               <w:rPr>
                 <w:rStyle w:val="XMLElement"/>
@@ -23686,6 +25019,7 @@
               </w:rPr>
               <w:t>bcol</w:t>
             </w:r>
+            <w:proofErr w:type="spellEnd"/>
             <w:r>
               <w:rPr>
                 <w:rStyle w:val="XMLBracket"/>
@@ -23758,6 +25092,7 @@
               </w:rPr>
               <w:t>&lt;</w:t>
             </w:r>
+            <w:proofErr w:type="spellStart"/>
             <w:r>
               <w:rPr>
                 <w:rStyle w:val="XMLElement"/>
@@ -23765,6 +25100,7 @@
               </w:rPr>
               <w:t>bcol</w:t>
             </w:r>
+            <w:proofErr w:type="spellEnd"/>
             <w:r>
               <w:rPr>
                 <w:rStyle w:val="XMLBracket"/>
@@ -23833,7 +25169,63 @@
         </w:rPr>
       </w:pPr>
       <w:r>
-        <w:t>By color name. Like Red, Green, Aqua, Gold, Royalblue, Steelblue, Mediumblue, Darkblue, Royalblue, Deepskyblue, etc…</w:t>
+        <w:t xml:space="preserve">By </w:t>
+      </w:r>
+      <w:proofErr w:type="spellStart"/>
+      <w:r>
+        <w:t>color</w:t>
+      </w:r>
+      <w:proofErr w:type="spellEnd"/>
+      <w:r>
+        <w:t xml:space="preserve"> name. Like Red, Green, Aqua, Gold, </w:t>
+      </w:r>
+      <w:proofErr w:type="spellStart"/>
+      <w:r>
+        <w:t>Royalblue</w:t>
+      </w:r>
+      <w:proofErr w:type="spellEnd"/>
+      <w:r>
+        <w:t xml:space="preserve">, </w:t>
+      </w:r>
+      <w:proofErr w:type="spellStart"/>
+      <w:r>
+        <w:t>Steelblue</w:t>
+      </w:r>
+      <w:proofErr w:type="spellEnd"/>
+      <w:r>
+        <w:t xml:space="preserve">, </w:t>
+      </w:r>
+      <w:proofErr w:type="spellStart"/>
+      <w:r>
+        <w:t>Mediumblue</w:t>
+      </w:r>
+      <w:proofErr w:type="spellEnd"/>
+      <w:r>
+        <w:t xml:space="preserve">, </w:t>
+      </w:r>
+      <w:proofErr w:type="spellStart"/>
+      <w:r>
+        <w:t>Darkblue</w:t>
+      </w:r>
+      <w:proofErr w:type="spellEnd"/>
+      <w:r>
+        <w:t xml:space="preserve">, </w:t>
+      </w:r>
+      <w:proofErr w:type="spellStart"/>
+      <w:r>
+        <w:t>Royalblue</w:t>
+      </w:r>
+      <w:proofErr w:type="spellEnd"/>
+      <w:r>
+        <w:t xml:space="preserve">, </w:t>
+      </w:r>
+      <w:proofErr w:type="spellStart"/>
+      <w:r>
+        <w:t>Deepskyblue</w:t>
+      </w:r>
+      <w:proofErr w:type="spellEnd"/>
+      <w:r>
+        <w:t>, etc…</w:t>
       </w:r>
     </w:p>
     <w:tbl>
@@ -23869,18 +25261,21 @@
               </w:rPr>
               <w:t>&lt;</w:t>
             </w:r>
+            <w:proofErr w:type="spellStart"/>
             <w:r>
               <w:rPr>
                 <w:rStyle w:val="XMLElement"/>
               </w:rPr>
               <w:t>bcol</w:t>
             </w:r>
+            <w:proofErr w:type="spellEnd"/>
             <w:r>
               <w:rPr>
                 <w:rStyle w:val="XMLBracket"/>
               </w:rPr>
               <w:t>&gt;</w:t>
             </w:r>
+            <w:proofErr w:type="spellStart"/>
             <w:r>
               <w:rPr>
                 <w:rStyle w:val="XMLContent"/>
@@ -23888,18 +25283,21 @@
               </w:rPr>
               <w:t>royalblue</w:t>
             </w:r>
+            <w:proofErr w:type="spellEnd"/>
             <w:r>
               <w:rPr>
                 <w:rStyle w:val="XMLBracket"/>
               </w:rPr>
               <w:t>&lt;/</w:t>
             </w:r>
+            <w:proofErr w:type="spellStart"/>
             <w:r>
               <w:rPr>
                 <w:rStyle w:val="XMLElement"/>
               </w:rPr>
               <w:t>bcol</w:t>
             </w:r>
+            <w:proofErr w:type="spellEnd"/>
             <w:r>
               <w:rPr>
                 <w:rStyle w:val="XMLBracket"/>
@@ -23948,14 +25346,21 @@
         </w:rPr>
       </w:pPr>
       <w:r>
-        <w:lastRenderedPageBreak/>
         <w:t>Here</w:t>
       </w:r>
       <w:r>
         <w:t>’</w:t>
       </w:r>
       <w:r>
-        <w:t>s a chart showing all colors with their names and RGB values. Zoom in to read the names :-)</w:t>
+        <w:t xml:space="preserve">s a chart showing all </w:t>
+      </w:r>
+      <w:proofErr w:type="spellStart"/>
+      <w:r>
+        <w:t>colors</w:t>
+      </w:r>
+      <w:proofErr w:type="spellEnd"/>
+      <w:r>
+        <w:t xml:space="preserve"> with their names and RGB values. Zoom in to read the names :-)</w:t>
       </w:r>
       <w:r>
         <w:br/>
@@ -23989,14 +25394,28 @@
           <w:rFonts w:hint="eastAsia"/>
         </w:rPr>
       </w:pPr>
-      <w:bookmarkStart w:id="68" w:name="_Toc146287738"/>
-      <w:r>
-        <w:rPr>
-          <w:lang w:val="en-GB"/>
-        </w:rPr>
-        <w:t>The &lt;autostart&gt; element</w:t>
-      </w:r>
-      <w:bookmarkEnd w:id="68"/>
+      <w:bookmarkStart w:id="69" w:name="_Toc147129088"/>
+      <w:r>
+        <w:rPr>
+          <w:lang w:val="en-GB"/>
+        </w:rPr>
+        <w:t>The &lt;</w:t>
+      </w:r>
+      <w:proofErr w:type="spellStart"/>
+      <w:r>
+        <w:rPr>
+          <w:lang w:val="en-GB"/>
+        </w:rPr>
+        <w:t>autostart</w:t>
+      </w:r>
+      <w:proofErr w:type="spellEnd"/>
+      <w:r>
+        <w:rPr>
+          <w:lang w:val="en-GB"/>
+        </w:rPr>
+        <w:t>&gt; element</w:t>
+      </w:r>
+      <w:bookmarkEnd w:id="69"/>
     </w:p>
     <w:p>
       <w:pPr>
@@ -24006,7 +25425,15 @@
         </w:rPr>
       </w:pPr>
       <w:r>
-        <w:t xml:space="preserve">The &lt;autostart&gt; element defines if the communication is started automatically when the project is opened, and optionally which tab page is shown. </w:t>
+        <w:t>The &lt;</w:t>
+      </w:r>
+      <w:proofErr w:type="spellStart"/>
+      <w:r>
+        <w:t>autostart</w:t>
+      </w:r>
+      <w:proofErr w:type="spellEnd"/>
+      <w:r>
+        <w:t xml:space="preserve">&gt; element defines if the communication is started automatically when the project is opened, and optionally which tab page is shown. </w:t>
       </w:r>
     </w:p>
     <w:p>
@@ -24017,7 +25444,31 @@
         </w:rPr>
       </w:pPr>
       <w:r>
-        <w:t>When there is no &lt;autostart&gt; element the communication is started automatically and the first tab page is shown. This is for compatibility with older versions. When an &lt;autostart&gt; element is defined then autostart is determined by the &lt;enable&gt; element.</w:t>
+        <w:t>When there is no &lt;</w:t>
+      </w:r>
+      <w:proofErr w:type="spellStart"/>
+      <w:r>
+        <w:t>autostart</w:t>
+      </w:r>
+      <w:proofErr w:type="spellEnd"/>
+      <w:r>
+        <w:t>&gt; element the communication is started automatically and the first tab page is shown. This is for compatibility with older versions. When an &lt;</w:t>
+      </w:r>
+      <w:proofErr w:type="spellStart"/>
+      <w:r>
+        <w:t>autostart</w:t>
+      </w:r>
+      <w:proofErr w:type="spellEnd"/>
+      <w:r>
+        <w:t xml:space="preserve">&gt; element is defined then </w:t>
+      </w:r>
+      <w:proofErr w:type="spellStart"/>
+      <w:r>
+        <w:t>autostart</w:t>
+      </w:r>
+      <w:proofErr w:type="spellEnd"/>
+      <w:r>
+        <w:t xml:space="preserve"> is determined by the &lt;enable&gt; element.</w:t>
       </w:r>
     </w:p>
     <w:tbl>
@@ -24068,7 +25519,15 @@
               </w:rPr>
             </w:pPr>
             <w:r>
-              <w:t>Enables or disables the autostart. Valid values are “true” and “false”.</w:t>
+              <w:t xml:space="preserve">Enables or disables the </w:t>
+            </w:r>
+            <w:proofErr w:type="spellStart"/>
+            <w:r>
+              <w:t>autostart</w:t>
+            </w:r>
+            <w:proofErr w:type="spellEnd"/>
+            <w:r>
+              <w:t>. Valid values are “true” and “false”.</w:t>
             </w:r>
             <w:r>
               <w:br/>
@@ -24108,7 +25567,15 @@
               </w:rPr>
             </w:pPr>
             <w:r>
-              <w:t>Defines which tab page is shown on autostart. This can be the name of the tab page like “Inputs”, or the tab page number starting from 1.</w:t>
+              <w:t xml:space="preserve">Defines which tab page is shown on </w:t>
+            </w:r>
+            <w:proofErr w:type="spellStart"/>
+            <w:r>
+              <w:t>autostart</w:t>
+            </w:r>
+            <w:proofErr w:type="spellEnd"/>
+            <w:r>
+              <w:t>. This can be the name of the tab page like “Inputs”, or the tab page number starting from 1.</w:t>
             </w:r>
           </w:p>
           <w:p>
@@ -24132,14 +25599,29 @@
           <w:rFonts w:hint="eastAsia"/>
         </w:rPr>
       </w:pPr>
-      <w:bookmarkStart w:id="69" w:name="_Toc146287739"/>
-      <w:r>
-        <w:rPr>
-          <w:lang w:val="en-GB"/>
-        </w:rPr>
-        <w:t>The &lt;modbustcpserver&gt; element</w:t>
-      </w:r>
-      <w:bookmarkEnd w:id="69"/>
+      <w:bookmarkStart w:id="70" w:name="_Toc147129089"/>
+      <w:r>
+        <w:rPr>
+          <w:lang w:val="en-GB"/>
+        </w:rPr>
+        <w:lastRenderedPageBreak/>
+        <w:t>The &lt;</w:t>
+      </w:r>
+      <w:proofErr w:type="spellStart"/>
+      <w:r>
+        <w:rPr>
+          <w:lang w:val="en-GB"/>
+        </w:rPr>
+        <w:t>modbustcpserver</w:t>
+      </w:r>
+      <w:proofErr w:type="spellEnd"/>
+      <w:r>
+        <w:rPr>
+          <w:lang w:val="en-GB"/>
+        </w:rPr>
+        <w:t>&gt; element</w:t>
+      </w:r>
+      <w:bookmarkEnd w:id="70"/>
     </w:p>
     <w:p>
       <w:pPr>
@@ -24149,7 +25631,15 @@
         </w:rPr>
       </w:pPr>
       <w:r>
-        <w:t xml:space="preserve">The &lt;modbustcpserver&gt; element configures the built-in Modbus/TCP server that acts as a bridge to the connected modbus device. This allows other Modbus/TCP clients to be connected to the serial modbus device simultaneously. </w:t>
+        <w:t>The &lt;</w:t>
+      </w:r>
+      <w:proofErr w:type="spellStart"/>
+      <w:r>
+        <w:t>modbustcpserver</w:t>
+      </w:r>
+      <w:proofErr w:type="spellEnd"/>
+      <w:r>
+        <w:t xml:space="preserve">&gt; element configures the built-in Modbus/TCP server that acts as a bridge to the connected modbus device. This allows other Modbus/TCP clients to be connected to the serial modbus device simultaneously. </w:t>
       </w:r>
     </w:p>
     <w:p>
@@ -24252,7 +25742,15 @@
               <w:pStyle w:val="Xmlgridtag"/>
             </w:pPr>
             <w:r>
-              <w:t>&lt;enable&gt;</w:t>
+              <w:t>&lt;</w:t>
+            </w:r>
+            <w:proofErr w:type="spellStart"/>
+            <w:r>
+              <w:t>enable</w:t>
+            </w:r>
+            <w:proofErr w:type="spellEnd"/>
+            <w:r>
+              <w:t>&gt;</w:t>
             </w:r>
           </w:p>
         </w:tc>
@@ -24323,7 +25821,6 @@
               </w:rPr>
             </w:pPr>
             <w:r>
-              <w:lastRenderedPageBreak/>
               <w:t xml:space="preserve">Optional. Default is 502. </w:t>
             </w:r>
           </w:p>
@@ -24337,15 +25834,14 @@
           <w:rFonts w:hint="eastAsia"/>
         </w:rPr>
       </w:pPr>
-      <w:bookmarkStart w:id="70" w:name="_Toc146287740"/>
-      <w:r>
-        <w:rPr>
-          <w:lang w:val="en-GB"/>
-        </w:rPr>
-        <w:lastRenderedPageBreak/>
+      <w:bookmarkStart w:id="71" w:name="_Toc147129090"/>
+      <w:r>
+        <w:rPr>
+          <w:lang w:val="en-GB"/>
+        </w:rPr>
         <w:t>XML comments</w:t>
       </w:r>
-      <w:bookmarkEnd w:id="70"/>
+      <w:bookmarkEnd w:id="71"/>
     </w:p>
     <w:p>
       <w:pPr>
@@ -24585,6 +26081,7 @@
         </w:rPr>
         <w:t>&gt;&lt;</w:t>
       </w:r>
+      <w:proofErr w:type="spellStart"/>
       <w:r>
         <w:rPr>
           <w:rStyle w:val="XMLElement"/>
@@ -24592,6 +26089,7 @@
         </w:rPr>
         <w:t>rw</w:t>
       </w:r>
+      <w:proofErr w:type="spellEnd"/>
       <w:r>
         <w:rPr>
           <w:rStyle w:val="XMLBracket"/>
@@ -24613,6 +26111,7 @@
         </w:rPr>
         <w:t>&lt;/</w:t>
       </w:r>
+      <w:proofErr w:type="spellStart"/>
       <w:r>
         <w:rPr>
           <w:rStyle w:val="XMLElement"/>
@@ -24620,6 +26119,7 @@
         </w:rPr>
         <w:t>rw</w:t>
       </w:r>
+      <w:proofErr w:type="spellEnd"/>
       <w:r>
         <w:rPr>
           <w:rStyle w:val="XMLBracket"/>
@@ -24677,7 +26177,39 @@
           <w:rStyle w:val="XMLComment"/>
           <w:lang w:val="en-GB"/>
         </w:rPr>
-        <w:t>var&gt;&lt;reg&gt;40007&lt;/reg&gt;&lt;text&gt;Analog in 2&lt;/text&gt;&lt;type&gt;uint16&lt;/type&gt;&lt;rw&gt;r&lt;/rw&gt;&lt;/var&gt;</w:t>
+        <w:t>var&gt;&lt;reg&gt;40007&lt;/reg&gt;&lt;text&gt;Analog in 2&lt;/text&gt;&lt;type&gt;uint16&lt;/type&gt;&lt;</w:t>
+      </w:r>
+      <w:proofErr w:type="spellStart"/>
+      <w:r>
+        <w:rPr>
+          <w:rStyle w:val="XMLComment"/>
+          <w:lang w:val="en-GB"/>
+        </w:rPr>
+        <w:t>rw</w:t>
+      </w:r>
+      <w:proofErr w:type="spellEnd"/>
+      <w:r>
+        <w:rPr>
+          <w:rStyle w:val="XMLComment"/>
+          <w:lang w:val="en-GB"/>
+        </w:rPr>
+        <w:t>&gt;r&lt;/</w:t>
+      </w:r>
+      <w:proofErr w:type="spellStart"/>
+      <w:r>
+        <w:rPr>
+          <w:rStyle w:val="XMLComment"/>
+          <w:lang w:val="en-GB"/>
+        </w:rPr>
+        <w:t>rw</w:t>
+      </w:r>
+      <w:proofErr w:type="spellEnd"/>
+      <w:r>
+        <w:rPr>
+          <w:rStyle w:val="XMLComment"/>
+          <w:lang w:val="en-GB"/>
+        </w:rPr>
+        <w:t>&gt;&lt;/var&gt;</w:t>
       </w:r>
     </w:p>
     <w:p>
@@ -24699,7 +26231,39 @@
           <w:rStyle w:val="XMLComment"/>
           <w:lang w:val="en-GB"/>
         </w:rPr>
-        <w:t>var&gt;&lt;reg&gt;40008&lt;/reg&gt;&lt;text&gt;Analog in 3&lt;/text&gt;&lt;type&gt;uint16&lt;/type&gt;&lt;rw&gt;r&lt;/rw&gt;&lt;/var&gt;</w:t>
+        <w:t>var&gt;&lt;reg&gt;40008&lt;/reg&gt;&lt;text&gt;Analog in 3&lt;/text&gt;&lt;type&gt;uint16&lt;/type&gt;&lt;</w:t>
+      </w:r>
+      <w:proofErr w:type="spellStart"/>
+      <w:r>
+        <w:rPr>
+          <w:rStyle w:val="XMLComment"/>
+          <w:lang w:val="en-GB"/>
+        </w:rPr>
+        <w:t>rw</w:t>
+      </w:r>
+      <w:proofErr w:type="spellEnd"/>
+      <w:r>
+        <w:rPr>
+          <w:rStyle w:val="XMLComment"/>
+          <w:lang w:val="en-GB"/>
+        </w:rPr>
+        <w:t>&gt;r&lt;/</w:t>
+      </w:r>
+      <w:proofErr w:type="spellStart"/>
+      <w:r>
+        <w:rPr>
+          <w:rStyle w:val="XMLComment"/>
+          <w:lang w:val="en-GB"/>
+        </w:rPr>
+        <w:t>rw</w:t>
+      </w:r>
+      <w:proofErr w:type="spellEnd"/>
+      <w:r>
+        <w:rPr>
+          <w:rStyle w:val="XMLComment"/>
+          <w:lang w:val="en-GB"/>
+        </w:rPr>
+        <w:t>&gt;&lt;/var&gt;</w:t>
       </w:r>
     </w:p>
     <w:p>
@@ -24872,6 +26436,7 @@
         </w:rPr>
         <w:t>&gt;&lt;</w:t>
       </w:r>
+      <w:proofErr w:type="spellStart"/>
       <w:r>
         <w:rPr>
           <w:rStyle w:val="XMLElement"/>
@@ -24879,6 +26444,7 @@
         </w:rPr>
         <w:t>rw</w:t>
       </w:r>
+      <w:proofErr w:type="spellEnd"/>
       <w:r>
         <w:rPr>
           <w:rStyle w:val="XMLBracket"/>
@@ -24900,6 +26466,7 @@
         </w:rPr>
         <w:t>&lt;/</w:t>
       </w:r>
+      <w:proofErr w:type="spellStart"/>
       <w:r>
         <w:rPr>
           <w:rStyle w:val="XMLElement"/>
@@ -24907,6 +26474,7 @@
         </w:rPr>
         <w:t>rw</w:t>
       </w:r>
+      <w:proofErr w:type="spellEnd"/>
       <w:r>
         <w:rPr>
           <w:rStyle w:val="XMLBracket"/>
@@ -27244,6 +28812,17 @@
       <w:lang w:val="en-GB" w:eastAsia="zh-CN" w:bidi="hi-IN"/>
     </w:rPr>
   </w:style>
+  <w:style w:type="character" w:styleId="Onopgelostemelding">
+    <w:name w:val="Unresolved Mention"/>
+    <w:uiPriority w:val="99"/>
+    <w:semiHidden/>
+    <w:unhideWhenUsed/>
+    <w:rsid w:val="009E5226"/>
+    <w:rPr>
+      <w:color w:val="605E5C"/>
+      <w:shd w:val="clear" w:color="auto" w:fill="E1DFDD"/>
+    </w:rPr>
+  </w:style>
 </w:styles>
 </file>
 

--- a/Manuals/ModbusControl - User manual.docx
+++ b/Manuals/ModbusControl - User manual.docx
@@ -112,7 +112,6 @@
         </w:r>
         <w:r>
           <w:rPr>
-            <w:rFonts w:hint="eastAsia"/>
             <w:noProof/>
           </w:rPr>
           <w:fldChar w:fldCharType="separate"/>
@@ -199,7 +198,6 @@
         </w:r>
         <w:r>
           <w:rPr>
-            <w:rFonts w:hint="eastAsia"/>
             <w:noProof/>
           </w:rPr>
           <w:fldChar w:fldCharType="separate"/>
@@ -286,7 +284,6 @@
         </w:r>
         <w:r>
           <w:rPr>
-            <w:rFonts w:hint="eastAsia"/>
             <w:noProof/>
           </w:rPr>
           <w:fldChar w:fldCharType="separate"/>
@@ -373,7 +370,6 @@
         </w:r>
         <w:r>
           <w:rPr>
-            <w:rFonts w:hint="eastAsia"/>
             <w:noProof/>
           </w:rPr>
           <w:fldChar w:fldCharType="separate"/>
@@ -460,7 +456,6 @@
         </w:r>
         <w:r>
           <w:rPr>
-            <w:rFonts w:hint="eastAsia"/>
             <w:noProof/>
           </w:rPr>
           <w:fldChar w:fldCharType="separate"/>
@@ -547,7 +542,6 @@
         </w:r>
         <w:r>
           <w:rPr>
-            <w:rFonts w:hint="eastAsia"/>
             <w:noProof/>
           </w:rPr>
           <w:fldChar w:fldCharType="separate"/>
@@ -634,7 +628,6 @@
         </w:r>
         <w:r>
           <w:rPr>
-            <w:rFonts w:hint="eastAsia"/>
             <w:noProof/>
           </w:rPr>
           <w:fldChar w:fldCharType="separate"/>
@@ -721,7 +714,6 @@
         </w:r>
         <w:r>
           <w:rPr>
-            <w:rFonts w:hint="eastAsia"/>
             <w:noProof/>
           </w:rPr>
           <w:fldChar w:fldCharType="separate"/>
@@ -808,7 +800,6 @@
         </w:r>
         <w:r>
           <w:rPr>
-            <w:rFonts w:hint="eastAsia"/>
             <w:noProof/>
           </w:rPr>
           <w:fldChar w:fldCharType="separate"/>
@@ -895,7 +886,6 @@
         </w:r>
         <w:r>
           <w:rPr>
-            <w:rFonts w:hint="eastAsia"/>
             <w:noProof/>
           </w:rPr>
           <w:fldChar w:fldCharType="separate"/>
@@ -982,7 +972,6 @@
         </w:r>
         <w:r>
           <w:rPr>
-            <w:rFonts w:hint="eastAsia"/>
             <w:noProof/>
           </w:rPr>
           <w:fldChar w:fldCharType="separate"/>
@@ -1069,7 +1058,6 @@
         </w:r>
         <w:r>
           <w:rPr>
-            <w:rFonts w:hint="eastAsia"/>
             <w:noProof/>
           </w:rPr>
           <w:fldChar w:fldCharType="separate"/>
@@ -1156,7 +1144,6 @@
         </w:r>
         <w:r>
           <w:rPr>
-            <w:rFonts w:hint="eastAsia"/>
             <w:noProof/>
           </w:rPr>
           <w:fldChar w:fldCharType="separate"/>
@@ -1243,7 +1230,6 @@
         </w:r>
         <w:r>
           <w:rPr>
-            <w:rFonts w:hint="eastAsia"/>
             <w:noProof/>
           </w:rPr>
           <w:fldChar w:fldCharType="separate"/>
@@ -1330,7 +1316,6 @@
         </w:r>
         <w:r>
           <w:rPr>
-            <w:rFonts w:hint="eastAsia"/>
             <w:noProof/>
           </w:rPr>
           <w:fldChar w:fldCharType="separate"/>
@@ -1417,7 +1402,6 @@
         </w:r>
         <w:r>
           <w:rPr>
-            <w:rFonts w:hint="eastAsia"/>
             <w:noProof/>
           </w:rPr>
           <w:fldChar w:fldCharType="separate"/>
@@ -1504,7 +1488,6 @@
         </w:r>
         <w:r>
           <w:rPr>
-            <w:rFonts w:hint="eastAsia"/>
             <w:noProof/>
           </w:rPr>
           <w:fldChar w:fldCharType="separate"/>
@@ -1591,7 +1574,6 @@
         </w:r>
         <w:r>
           <w:rPr>
-            <w:rFonts w:hint="eastAsia"/>
             <w:noProof/>
           </w:rPr>
           <w:fldChar w:fldCharType="separate"/>
@@ -1678,7 +1660,6 @@
         </w:r>
         <w:r>
           <w:rPr>
-            <w:rFonts w:hint="eastAsia"/>
             <w:noProof/>
           </w:rPr>
           <w:fldChar w:fldCharType="separate"/>
@@ -1765,7 +1746,6 @@
         </w:r>
         <w:r>
           <w:rPr>
-            <w:rFonts w:hint="eastAsia"/>
             <w:noProof/>
           </w:rPr>
           <w:fldChar w:fldCharType="separate"/>
@@ -1852,7 +1832,6 @@
         </w:r>
         <w:r>
           <w:rPr>
-            <w:rFonts w:hint="eastAsia"/>
             <w:noProof/>
           </w:rPr>
           <w:fldChar w:fldCharType="separate"/>
@@ -1939,7 +1918,6 @@
         </w:r>
         <w:r>
           <w:rPr>
-            <w:rFonts w:hint="eastAsia"/>
             <w:noProof/>
           </w:rPr>
           <w:fldChar w:fldCharType="separate"/>
@@ -2026,7 +2004,6 @@
         </w:r>
         <w:r>
           <w:rPr>
-            <w:rFonts w:hint="eastAsia"/>
             <w:noProof/>
           </w:rPr>
           <w:fldChar w:fldCharType="separate"/>
@@ -2113,7 +2090,6 @@
         </w:r>
         <w:r>
           <w:rPr>
-            <w:rFonts w:hint="eastAsia"/>
             <w:noProof/>
           </w:rPr>
           <w:fldChar w:fldCharType="separate"/>
@@ -2200,7 +2176,6 @@
         </w:r>
         <w:r>
           <w:rPr>
-            <w:rFonts w:hint="eastAsia"/>
             <w:noProof/>
           </w:rPr>
           <w:fldChar w:fldCharType="separate"/>
@@ -2287,7 +2262,6 @@
         </w:r>
         <w:r>
           <w:rPr>
-            <w:rFonts w:hint="eastAsia"/>
             <w:noProof/>
           </w:rPr>
           <w:fldChar w:fldCharType="separate"/>
@@ -2374,7 +2348,6 @@
         </w:r>
         <w:r>
           <w:rPr>
-            <w:rFonts w:hint="eastAsia"/>
             <w:noProof/>
           </w:rPr>
           <w:fldChar w:fldCharType="separate"/>
@@ -2461,7 +2434,6 @@
         </w:r>
         <w:r>
           <w:rPr>
-            <w:rFonts w:hint="eastAsia"/>
             <w:noProof/>
           </w:rPr>
           <w:fldChar w:fldCharType="separate"/>
@@ -2548,7 +2520,6 @@
         </w:r>
         <w:r>
           <w:rPr>
-            <w:rFonts w:hint="eastAsia"/>
             <w:noProof/>
           </w:rPr>
           <w:fldChar w:fldCharType="separate"/>
@@ -2635,7 +2606,6 @@
         </w:r>
         <w:r>
           <w:rPr>
-            <w:rFonts w:hint="eastAsia"/>
             <w:noProof/>
           </w:rPr>
           <w:fldChar w:fldCharType="separate"/>
@@ -2722,7 +2692,6 @@
         </w:r>
         <w:r>
           <w:rPr>
-            <w:rFonts w:hint="eastAsia"/>
             <w:noProof/>
           </w:rPr>
           <w:fldChar w:fldCharType="separate"/>
@@ -2809,7 +2778,6 @@
         </w:r>
         <w:r>
           <w:rPr>
-            <w:rFonts w:hint="eastAsia"/>
             <w:noProof/>
           </w:rPr>
           <w:fldChar w:fldCharType="separate"/>
@@ -2896,7 +2864,6 @@
         </w:r>
         <w:r>
           <w:rPr>
-            <w:rFonts w:hint="eastAsia"/>
             <w:noProof/>
           </w:rPr>
           <w:fldChar w:fldCharType="separate"/>
@@ -2985,7 +2952,6 @@
         </w:r>
         <w:r>
           <w:rPr>
-            <w:rFonts w:hint="eastAsia"/>
             <w:noProof/>
           </w:rPr>
           <w:fldChar w:fldCharType="separate"/>
@@ -3072,7 +3038,6 @@
         </w:r>
         <w:r>
           <w:rPr>
-            <w:rFonts w:hint="eastAsia"/>
             <w:noProof/>
           </w:rPr>
           <w:fldChar w:fldCharType="separate"/>
@@ -3159,7 +3124,6 @@
         </w:r>
         <w:r>
           <w:rPr>
-            <w:rFonts w:hint="eastAsia"/>
             <w:noProof/>
           </w:rPr>
           <w:fldChar w:fldCharType="separate"/>
@@ -3246,7 +3210,6 @@
         </w:r>
         <w:r>
           <w:rPr>
-            <w:rFonts w:hint="eastAsia"/>
             <w:noProof/>
           </w:rPr>
           <w:fldChar w:fldCharType="separate"/>
@@ -3333,7 +3296,6 @@
         </w:r>
         <w:r>
           <w:rPr>
-            <w:rFonts w:hint="eastAsia"/>
             <w:noProof/>
           </w:rPr>
           <w:fldChar w:fldCharType="separate"/>
@@ -3420,7 +3382,6 @@
         </w:r>
         <w:r>
           <w:rPr>
-            <w:rFonts w:hint="eastAsia"/>
             <w:noProof/>
           </w:rPr>
           <w:fldChar w:fldCharType="separate"/>
@@ -3507,7 +3468,6 @@
         </w:r>
         <w:r>
           <w:rPr>
-            <w:rFonts w:hint="eastAsia"/>
             <w:noProof/>
           </w:rPr>
           <w:fldChar w:fldCharType="separate"/>
@@ -3594,7 +3554,6 @@
         </w:r>
         <w:r>
           <w:rPr>
-            <w:rFonts w:hint="eastAsia"/>
             <w:noProof/>
           </w:rPr>
           <w:fldChar w:fldCharType="separate"/>
@@ -3681,7 +3640,6 @@
         </w:r>
         <w:r>
           <w:rPr>
-            <w:rFonts w:hint="eastAsia"/>
             <w:noProof/>
           </w:rPr>
           <w:fldChar w:fldCharType="separate"/>
@@ -3768,7 +3726,6 @@
         </w:r>
         <w:r>
           <w:rPr>
-            <w:rFonts w:hint="eastAsia"/>
             <w:noProof/>
           </w:rPr>
           <w:fldChar w:fldCharType="separate"/>
@@ -3855,7 +3812,6 @@
         </w:r>
         <w:r>
           <w:rPr>
-            <w:rFonts w:hint="eastAsia"/>
             <w:noProof/>
           </w:rPr>
           <w:fldChar w:fldCharType="separate"/>
@@ -5482,7 +5438,7 @@
             <v:path o:extrusionok="f" gradientshapeok="t" o:connecttype="rect"/>
             <o:lock v:ext="edit" aspectratio="t"/>
           </v:shapetype>
-          <v:shape id="_x0000_i1025" type="#_x0000_t75" style="width:408.75pt;height:55.5pt;visibility:visible;mso-wrap-style:square">
+          <v:shape id="_x0000_i1025" type="#_x0000_t75" style="width:408.55pt;height:55.65pt;visibility:visible;mso-wrap-style:square">
             <v:imagedata r:id="rId8" o:title=""/>
           </v:shape>
         </w:pict>
@@ -8788,7 +8744,7 @@
           <w:noProof/>
         </w:rPr>
         <w:pict w14:anchorId="5CABB691">
-          <v:shape id="_x0000_i1026" type="#_x0000_t75" style="width:391.5pt;height:51.75pt;visibility:visible;mso-wrap-style:square">
+          <v:shape id="_x0000_i1026" type="#_x0000_t75" style="width:391.65pt;height:51.8pt;visibility:visible;mso-wrap-style:square">
             <v:imagedata r:id="rId10" o:title=""/>
           </v:shape>
         </w:pict>
@@ -9801,7 +9757,10 @@
               <w:rPr>
                 <w:rFonts w:hint="eastAsia"/>
               </w:rPr>
-              <w:t>Serial port name: COM1,..</w:t>
+              <w:t>Serial port name: COM1</w:t>
+            </w:r>
+            <w:r>
+              <w:t>,…</w:t>
             </w:r>
           </w:p>
         </w:tc>
@@ -10206,7 +10165,16 @@
               <w:rPr>
                 <w:rFonts w:hint="eastAsia"/>
               </w:rPr>
-              <w:t>Slave ID number: 1 .. 255</w:t>
+              <w:t>Slave ID number: 1</w:t>
+            </w:r>
+            <w:r>
+              <w:t xml:space="preserve"> - </w:t>
+            </w:r>
+            <w:r>
+              <w:rPr>
+                <w:rFonts w:hint="eastAsia"/>
+              </w:rPr>
+              <w:t>255</w:t>
             </w:r>
           </w:p>
         </w:tc>
@@ -10246,7 +10214,16 @@
               <w:rPr>
                 <w:rFonts w:hint="eastAsia"/>
               </w:rPr>
-              <w:t>Maximum frame size: 13..256</w:t>
+              <w:t>Maximum frame size: 13</w:t>
+            </w:r>
+            <w:r>
+              <w:t xml:space="preserve"> - </w:t>
+            </w:r>
+            <w:r>
+              <w:rPr>
+                <w:rFonts w:hint="eastAsia"/>
+              </w:rPr>
+              <w:t>256</w:t>
             </w:r>
           </w:p>
         </w:tc>
@@ -10764,7 +10741,10 @@
               <w:rPr>
                 <w:rFonts w:hint="eastAsia"/>
               </w:rPr>
-              <w:t>Serial port name: COM1,..</w:t>
+              <w:t>Serial port name: COM1,</w:t>
+            </w:r>
+            <w:r>
+              <w:t>…</w:t>
             </w:r>
           </w:p>
         </w:tc>
@@ -11100,7 +11080,16 @@
               <w:rPr>
                 <w:rFonts w:hint="eastAsia"/>
               </w:rPr>
-              <w:t>Slave ID number: 1 .. 255</w:t>
+              <w:t>Slave ID number: 1</w:t>
+            </w:r>
+            <w:r>
+              <w:t xml:space="preserve"> - </w:t>
+            </w:r>
+            <w:r>
+              <w:rPr>
+                <w:rFonts w:hint="eastAsia"/>
+              </w:rPr>
+              <w:t>255</w:t>
             </w:r>
           </w:p>
         </w:tc>
@@ -11140,7 +11129,16 @@
               <w:rPr>
                 <w:rFonts w:hint="eastAsia"/>
               </w:rPr>
-              <w:t>Maximum frame size: 13..256</w:t>
+              <w:t>Maximum frame size: 13</w:t>
+            </w:r>
+            <w:r>
+              <w:t xml:space="preserve"> - </w:t>
+            </w:r>
+            <w:r>
+              <w:rPr>
+                <w:rFonts w:hint="eastAsia"/>
+              </w:rPr>
+              <w:t>256</w:t>
             </w:r>
           </w:p>
         </w:tc>
@@ -11940,7 +11938,10 @@
               <w:rPr>
                 <w:rFonts w:hint="eastAsia"/>
               </w:rPr>
-              <w:t>Serial port name: COM1,..</w:t>
+              <w:t>Serial port name: COM1,</w:t>
+            </w:r>
+            <w:r>
+              <w:t>…</w:t>
             </w:r>
           </w:p>
         </w:tc>
@@ -12276,7 +12277,16 @@
               <w:rPr>
                 <w:rFonts w:hint="eastAsia"/>
               </w:rPr>
-              <w:t>Slave ID number: 1 .. 255</w:t>
+              <w:t xml:space="preserve">Slave ID number: 1 </w:t>
+            </w:r>
+            <w:r>
+              <w:t>-</w:t>
+            </w:r>
+            <w:r>
+              <w:rPr>
+                <w:rFonts w:hint="eastAsia"/>
+              </w:rPr>
+              <w:t xml:space="preserve"> 255</w:t>
             </w:r>
           </w:p>
         </w:tc>
@@ -12316,7 +12326,16 @@
               <w:rPr>
                 <w:rFonts w:hint="eastAsia"/>
               </w:rPr>
-              <w:t>Maximum frame size: 13..256</w:t>
+              <w:t>Maximum frame size: 13</w:t>
+            </w:r>
+            <w:r>
+              <w:t xml:space="preserve"> - </w:t>
+            </w:r>
+            <w:r>
+              <w:rPr>
+                <w:rFonts w:hint="eastAsia"/>
+              </w:rPr>
+              <w:t>256</w:t>
             </w:r>
           </w:p>
         </w:tc>
@@ -20779,7 +20798,7 @@
           <w:noProof/>
         </w:rPr>
         <w:pict w14:anchorId="56E75F81">
-          <v:shape id="Afbeelding 1" o:spid="_x0000_i1027" type="#_x0000_t75" style="width:345.75pt;height:52.5pt;visibility:visible;mso-wrap-style:square">
+          <v:shape id="Afbeelding 1" o:spid="_x0000_i1027" type="#_x0000_t75" style="width:345.8pt;height:52.35pt;visibility:visible;mso-wrap-style:square">
             <v:imagedata r:id="rId14" o:title=""/>
           </v:shape>
         </w:pict>

--- a/Manuals/ModbusControl - User manual.docx
+++ b/Manuals/ModbusControl - User manual.docx
@@ -61,7 +61,7 @@
       <w:r>
         <w:fldChar w:fldCharType="separate"/>
       </w:r>
-      <w:hyperlink w:anchor="_Toc147129047" w:history="1">
+      <w:hyperlink w:anchor="_Toc151127796" w:history="1">
         <w:r>
           <w:rPr>
             <w:rStyle w:val="Hyperlink"/>
@@ -103,15 +103,16 @@
           <w:rPr>
             <w:noProof/>
           </w:rPr>
-          <w:instrText xml:space="preserve"> PAGEREF _Toc147129047 \h </w:instrText>
-        </w:r>
-        <w:r>
-          <w:rPr>
-            <w:noProof/>
-          </w:rPr>
-        </w:r>
-        <w:r>
-          <w:rPr>
+          <w:instrText xml:space="preserve"> PAGEREF _Toc151127796 \h </w:instrText>
+        </w:r>
+        <w:r>
+          <w:rPr>
+            <w:noProof/>
+          </w:rPr>
+        </w:r>
+        <w:r>
+          <w:rPr>
+            <w:rFonts w:hint="eastAsia"/>
             <w:noProof/>
           </w:rPr>
           <w:fldChar w:fldCharType="separate"/>
@@ -147,7 +148,7 @@
           <w:lang w:val="nl-BE" w:eastAsia="nl-BE" w:bidi="ar-SA"/>
         </w:rPr>
       </w:pPr>
-      <w:hyperlink w:anchor="_Toc147129048" w:history="1">
+      <w:hyperlink w:anchor="_Toc151127797" w:history="1">
         <w:r>
           <w:rPr>
             <w:rStyle w:val="Hyperlink"/>
@@ -189,15 +190,16 @@
           <w:rPr>
             <w:noProof/>
           </w:rPr>
-          <w:instrText xml:space="preserve"> PAGEREF _Toc147129048 \h </w:instrText>
-        </w:r>
-        <w:r>
-          <w:rPr>
-            <w:noProof/>
-          </w:rPr>
-        </w:r>
-        <w:r>
-          <w:rPr>
+          <w:instrText xml:space="preserve"> PAGEREF _Toc151127797 \h </w:instrText>
+        </w:r>
+        <w:r>
+          <w:rPr>
+            <w:noProof/>
+          </w:rPr>
+        </w:r>
+        <w:r>
+          <w:rPr>
+            <w:rFonts w:hint="eastAsia"/>
             <w:noProof/>
           </w:rPr>
           <w:fldChar w:fldCharType="separate"/>
@@ -233,7 +235,7 @@
           <w:lang w:val="nl-BE" w:eastAsia="nl-BE" w:bidi="ar-SA"/>
         </w:rPr>
       </w:pPr>
-      <w:hyperlink w:anchor="_Toc147129049" w:history="1">
+      <w:hyperlink w:anchor="_Toc151127798" w:history="1">
         <w:r>
           <w:rPr>
             <w:rStyle w:val="Hyperlink"/>
@@ -275,15 +277,16 @@
           <w:rPr>
             <w:noProof/>
           </w:rPr>
-          <w:instrText xml:space="preserve"> PAGEREF _Toc147129049 \h </w:instrText>
-        </w:r>
-        <w:r>
-          <w:rPr>
-            <w:noProof/>
-          </w:rPr>
-        </w:r>
-        <w:r>
-          <w:rPr>
+          <w:instrText xml:space="preserve"> PAGEREF _Toc151127798 \h </w:instrText>
+        </w:r>
+        <w:r>
+          <w:rPr>
+            <w:noProof/>
+          </w:rPr>
+        </w:r>
+        <w:r>
+          <w:rPr>
+            <w:rFonts w:hint="eastAsia"/>
             <w:noProof/>
           </w:rPr>
           <w:fldChar w:fldCharType="separate"/>
@@ -319,7 +322,7 @@
           <w:lang w:val="nl-BE" w:eastAsia="nl-BE" w:bidi="ar-SA"/>
         </w:rPr>
       </w:pPr>
-      <w:hyperlink w:anchor="_Toc147129050" w:history="1">
+      <w:hyperlink w:anchor="_Toc151127799" w:history="1">
         <w:r>
           <w:rPr>
             <w:rStyle w:val="Hyperlink"/>
@@ -361,15 +364,16 @@
           <w:rPr>
             <w:noProof/>
           </w:rPr>
-          <w:instrText xml:space="preserve"> PAGEREF _Toc147129050 \h </w:instrText>
-        </w:r>
-        <w:r>
-          <w:rPr>
-            <w:noProof/>
-          </w:rPr>
-        </w:r>
-        <w:r>
-          <w:rPr>
+          <w:instrText xml:space="preserve"> PAGEREF _Toc151127799 \h </w:instrText>
+        </w:r>
+        <w:r>
+          <w:rPr>
+            <w:noProof/>
+          </w:rPr>
+        </w:r>
+        <w:r>
+          <w:rPr>
+            <w:rFonts w:hint="eastAsia"/>
             <w:noProof/>
           </w:rPr>
           <w:fldChar w:fldCharType="separate"/>
@@ -405,7 +409,7 @@
           <w:lang w:val="nl-BE" w:eastAsia="nl-BE" w:bidi="ar-SA"/>
         </w:rPr>
       </w:pPr>
-      <w:hyperlink w:anchor="_Toc147129051" w:history="1">
+      <w:hyperlink w:anchor="_Toc151127800" w:history="1">
         <w:r>
           <w:rPr>
             <w:rStyle w:val="Hyperlink"/>
@@ -447,15 +451,16 @@
           <w:rPr>
             <w:noProof/>
           </w:rPr>
-          <w:instrText xml:space="preserve"> PAGEREF _Toc147129051 \h </w:instrText>
-        </w:r>
-        <w:r>
-          <w:rPr>
-            <w:noProof/>
-          </w:rPr>
-        </w:r>
-        <w:r>
-          <w:rPr>
+          <w:instrText xml:space="preserve"> PAGEREF _Toc151127800 \h </w:instrText>
+        </w:r>
+        <w:r>
+          <w:rPr>
+            <w:noProof/>
+          </w:rPr>
+        </w:r>
+        <w:r>
+          <w:rPr>
+            <w:rFonts w:hint="eastAsia"/>
             <w:noProof/>
           </w:rPr>
           <w:fldChar w:fldCharType="separate"/>
@@ -491,7 +496,7 @@
           <w:lang w:val="nl-BE" w:eastAsia="nl-BE" w:bidi="ar-SA"/>
         </w:rPr>
       </w:pPr>
-      <w:hyperlink w:anchor="_Toc147129052" w:history="1">
+      <w:hyperlink w:anchor="_Toc151127801" w:history="1">
         <w:r>
           <w:rPr>
             <w:rStyle w:val="Hyperlink"/>
@@ -533,15 +538,16 @@
           <w:rPr>
             <w:noProof/>
           </w:rPr>
-          <w:instrText xml:space="preserve"> PAGEREF _Toc147129052 \h </w:instrText>
-        </w:r>
-        <w:r>
-          <w:rPr>
-            <w:noProof/>
-          </w:rPr>
-        </w:r>
-        <w:r>
-          <w:rPr>
+          <w:instrText xml:space="preserve"> PAGEREF _Toc151127801 \h </w:instrText>
+        </w:r>
+        <w:r>
+          <w:rPr>
+            <w:noProof/>
+          </w:rPr>
+        </w:r>
+        <w:r>
+          <w:rPr>
+            <w:rFonts w:hint="eastAsia"/>
             <w:noProof/>
           </w:rPr>
           <w:fldChar w:fldCharType="separate"/>
@@ -577,7 +583,7 @@
           <w:lang w:val="nl-BE" w:eastAsia="nl-BE" w:bidi="ar-SA"/>
         </w:rPr>
       </w:pPr>
-      <w:hyperlink w:anchor="_Toc147129053" w:history="1">
+      <w:hyperlink w:anchor="_Toc151127802" w:history="1">
         <w:r>
           <w:rPr>
             <w:rStyle w:val="Hyperlink"/>
@@ -619,15 +625,16 @@
           <w:rPr>
             <w:noProof/>
           </w:rPr>
-          <w:instrText xml:space="preserve"> PAGEREF _Toc147129053 \h </w:instrText>
-        </w:r>
-        <w:r>
-          <w:rPr>
-            <w:noProof/>
-          </w:rPr>
-        </w:r>
-        <w:r>
-          <w:rPr>
+          <w:instrText xml:space="preserve"> PAGEREF _Toc151127802 \h </w:instrText>
+        </w:r>
+        <w:r>
+          <w:rPr>
+            <w:noProof/>
+          </w:rPr>
+        </w:r>
+        <w:r>
+          <w:rPr>
+            <w:rFonts w:hint="eastAsia"/>
             <w:noProof/>
           </w:rPr>
           <w:fldChar w:fldCharType="separate"/>
@@ -663,7 +670,7 @@
           <w:lang w:val="nl-BE" w:eastAsia="nl-BE" w:bidi="ar-SA"/>
         </w:rPr>
       </w:pPr>
-      <w:hyperlink w:anchor="_Toc147129054" w:history="1">
+      <w:hyperlink w:anchor="_Toc151127803" w:history="1">
         <w:r>
           <w:rPr>
             <w:rStyle w:val="Hyperlink"/>
@@ -705,15 +712,16 @@
           <w:rPr>
             <w:noProof/>
           </w:rPr>
-          <w:instrText xml:space="preserve"> PAGEREF _Toc147129054 \h </w:instrText>
-        </w:r>
-        <w:r>
-          <w:rPr>
-            <w:noProof/>
-          </w:rPr>
-        </w:r>
-        <w:r>
-          <w:rPr>
+          <w:instrText xml:space="preserve"> PAGEREF _Toc151127803 \h </w:instrText>
+        </w:r>
+        <w:r>
+          <w:rPr>
+            <w:noProof/>
+          </w:rPr>
+        </w:r>
+        <w:r>
+          <w:rPr>
+            <w:rFonts w:hint="eastAsia"/>
             <w:noProof/>
           </w:rPr>
           <w:fldChar w:fldCharType="separate"/>
@@ -749,7 +757,7 @@
           <w:lang w:val="nl-BE" w:eastAsia="nl-BE" w:bidi="ar-SA"/>
         </w:rPr>
       </w:pPr>
-      <w:hyperlink w:anchor="_Toc147129055" w:history="1">
+      <w:hyperlink w:anchor="_Toc151127804" w:history="1">
         <w:r>
           <w:rPr>
             <w:rStyle w:val="Hyperlink"/>
@@ -791,15 +799,16 @@
           <w:rPr>
             <w:noProof/>
           </w:rPr>
-          <w:instrText xml:space="preserve"> PAGEREF _Toc147129055 \h </w:instrText>
-        </w:r>
-        <w:r>
-          <w:rPr>
-            <w:noProof/>
-          </w:rPr>
-        </w:r>
-        <w:r>
-          <w:rPr>
+          <w:instrText xml:space="preserve"> PAGEREF _Toc151127804 \h </w:instrText>
+        </w:r>
+        <w:r>
+          <w:rPr>
+            <w:noProof/>
+          </w:rPr>
+        </w:r>
+        <w:r>
+          <w:rPr>
+            <w:rFonts w:hint="eastAsia"/>
             <w:noProof/>
           </w:rPr>
           <w:fldChar w:fldCharType="separate"/>
@@ -835,7 +844,7 @@
           <w:lang w:val="nl-BE" w:eastAsia="nl-BE" w:bidi="ar-SA"/>
         </w:rPr>
       </w:pPr>
-      <w:hyperlink w:anchor="_Toc147129056" w:history="1">
+      <w:hyperlink w:anchor="_Toc151127805" w:history="1">
         <w:r>
           <w:rPr>
             <w:rStyle w:val="Hyperlink"/>
@@ -877,15 +886,16 @@
           <w:rPr>
             <w:noProof/>
           </w:rPr>
-          <w:instrText xml:space="preserve"> PAGEREF _Toc147129056 \h </w:instrText>
-        </w:r>
-        <w:r>
-          <w:rPr>
-            <w:noProof/>
-          </w:rPr>
-        </w:r>
-        <w:r>
-          <w:rPr>
+          <w:instrText xml:space="preserve"> PAGEREF _Toc151127805 \h </w:instrText>
+        </w:r>
+        <w:r>
+          <w:rPr>
+            <w:noProof/>
+          </w:rPr>
+        </w:r>
+        <w:r>
+          <w:rPr>
+            <w:rFonts w:hint="eastAsia"/>
             <w:noProof/>
           </w:rPr>
           <w:fldChar w:fldCharType="separate"/>
@@ -921,7 +931,7 @@
           <w:lang w:val="nl-BE" w:eastAsia="nl-BE" w:bidi="ar-SA"/>
         </w:rPr>
       </w:pPr>
-      <w:hyperlink w:anchor="_Toc147129057" w:history="1">
+      <w:hyperlink w:anchor="_Toc151127806" w:history="1">
         <w:r>
           <w:rPr>
             <w:rStyle w:val="Hyperlink"/>
@@ -963,15 +973,16 @@
           <w:rPr>
             <w:noProof/>
           </w:rPr>
-          <w:instrText xml:space="preserve"> PAGEREF _Toc147129057 \h </w:instrText>
-        </w:r>
-        <w:r>
-          <w:rPr>
-            <w:noProof/>
-          </w:rPr>
-        </w:r>
-        <w:r>
-          <w:rPr>
+          <w:instrText xml:space="preserve"> PAGEREF _Toc151127806 \h </w:instrText>
+        </w:r>
+        <w:r>
+          <w:rPr>
+            <w:noProof/>
+          </w:rPr>
+        </w:r>
+        <w:r>
+          <w:rPr>
+            <w:rFonts w:hint="eastAsia"/>
             <w:noProof/>
           </w:rPr>
           <w:fldChar w:fldCharType="separate"/>
@@ -1007,7 +1018,7 @@
           <w:lang w:val="nl-BE" w:eastAsia="nl-BE" w:bidi="ar-SA"/>
         </w:rPr>
       </w:pPr>
-      <w:hyperlink w:anchor="_Toc147129058" w:history="1">
+      <w:hyperlink w:anchor="_Toc151127807" w:history="1">
         <w:r>
           <w:rPr>
             <w:rStyle w:val="Hyperlink"/>
@@ -1049,15 +1060,16 @@
           <w:rPr>
             <w:noProof/>
           </w:rPr>
-          <w:instrText xml:space="preserve"> PAGEREF _Toc147129058 \h </w:instrText>
-        </w:r>
-        <w:r>
-          <w:rPr>
-            <w:noProof/>
-          </w:rPr>
-        </w:r>
-        <w:r>
-          <w:rPr>
+          <w:instrText xml:space="preserve"> PAGEREF _Toc151127807 \h </w:instrText>
+        </w:r>
+        <w:r>
+          <w:rPr>
+            <w:noProof/>
+          </w:rPr>
+        </w:r>
+        <w:r>
+          <w:rPr>
+            <w:rFonts w:hint="eastAsia"/>
             <w:noProof/>
           </w:rPr>
           <w:fldChar w:fldCharType="separate"/>
@@ -1093,7 +1105,7 @@
           <w:lang w:val="nl-BE" w:eastAsia="nl-BE" w:bidi="ar-SA"/>
         </w:rPr>
       </w:pPr>
-      <w:hyperlink w:anchor="_Toc147129059" w:history="1">
+      <w:hyperlink w:anchor="_Toc151127808" w:history="1">
         <w:r>
           <w:rPr>
             <w:rStyle w:val="Hyperlink"/>
@@ -1135,15 +1147,16 @@
           <w:rPr>
             <w:noProof/>
           </w:rPr>
-          <w:instrText xml:space="preserve"> PAGEREF _Toc147129059 \h </w:instrText>
-        </w:r>
-        <w:r>
-          <w:rPr>
-            <w:noProof/>
-          </w:rPr>
-        </w:r>
-        <w:r>
-          <w:rPr>
+          <w:instrText xml:space="preserve"> PAGEREF _Toc151127808 \h </w:instrText>
+        </w:r>
+        <w:r>
+          <w:rPr>
+            <w:noProof/>
+          </w:rPr>
+        </w:r>
+        <w:r>
+          <w:rPr>
+            <w:rFonts w:hint="eastAsia"/>
             <w:noProof/>
           </w:rPr>
           <w:fldChar w:fldCharType="separate"/>
@@ -1179,7 +1192,7 @@
           <w:lang w:val="nl-BE" w:eastAsia="nl-BE" w:bidi="ar-SA"/>
         </w:rPr>
       </w:pPr>
-      <w:hyperlink w:anchor="_Toc147129060" w:history="1">
+      <w:hyperlink w:anchor="_Toc151127809" w:history="1">
         <w:r>
           <w:rPr>
             <w:rStyle w:val="Hyperlink"/>
@@ -1221,15 +1234,16 @@
           <w:rPr>
             <w:noProof/>
           </w:rPr>
-          <w:instrText xml:space="preserve"> PAGEREF _Toc147129060 \h </w:instrText>
-        </w:r>
-        <w:r>
-          <w:rPr>
-            <w:noProof/>
-          </w:rPr>
-        </w:r>
-        <w:r>
-          <w:rPr>
+          <w:instrText xml:space="preserve"> PAGEREF _Toc151127809 \h </w:instrText>
+        </w:r>
+        <w:r>
+          <w:rPr>
+            <w:noProof/>
+          </w:rPr>
+        </w:r>
+        <w:r>
+          <w:rPr>
+            <w:rFonts w:hint="eastAsia"/>
             <w:noProof/>
           </w:rPr>
           <w:fldChar w:fldCharType="separate"/>
@@ -1265,7 +1279,7 @@
           <w:lang w:val="nl-BE" w:eastAsia="nl-BE" w:bidi="ar-SA"/>
         </w:rPr>
       </w:pPr>
-      <w:hyperlink w:anchor="_Toc147129061" w:history="1">
+      <w:hyperlink w:anchor="_Toc151127810" w:history="1">
         <w:r>
           <w:rPr>
             <w:rStyle w:val="Hyperlink"/>
@@ -1307,15 +1321,16 @@
           <w:rPr>
             <w:noProof/>
           </w:rPr>
-          <w:instrText xml:space="preserve"> PAGEREF _Toc147129061 \h </w:instrText>
-        </w:r>
-        <w:r>
-          <w:rPr>
-            <w:noProof/>
-          </w:rPr>
-        </w:r>
-        <w:r>
-          <w:rPr>
+          <w:instrText xml:space="preserve"> PAGEREF _Toc151127810 \h </w:instrText>
+        </w:r>
+        <w:r>
+          <w:rPr>
+            <w:noProof/>
+          </w:rPr>
+        </w:r>
+        <w:r>
+          <w:rPr>
+            <w:rFonts w:hint="eastAsia"/>
             <w:noProof/>
           </w:rPr>
           <w:fldChar w:fldCharType="separate"/>
@@ -1351,7 +1366,7 @@
           <w:lang w:val="nl-BE" w:eastAsia="nl-BE" w:bidi="ar-SA"/>
         </w:rPr>
       </w:pPr>
-      <w:hyperlink w:anchor="_Toc147129062" w:history="1">
+      <w:hyperlink w:anchor="_Toc151127811" w:history="1">
         <w:r>
           <w:rPr>
             <w:rStyle w:val="Hyperlink"/>
@@ -1393,15 +1408,16 @@
           <w:rPr>
             <w:noProof/>
           </w:rPr>
-          <w:instrText xml:space="preserve"> PAGEREF _Toc147129062 \h </w:instrText>
-        </w:r>
-        <w:r>
-          <w:rPr>
-            <w:noProof/>
-          </w:rPr>
-        </w:r>
-        <w:r>
-          <w:rPr>
+          <w:instrText xml:space="preserve"> PAGEREF _Toc151127811 \h </w:instrText>
+        </w:r>
+        <w:r>
+          <w:rPr>
+            <w:noProof/>
+          </w:rPr>
+        </w:r>
+        <w:r>
+          <w:rPr>
+            <w:rFonts w:hint="eastAsia"/>
             <w:noProof/>
           </w:rPr>
           <w:fldChar w:fldCharType="separate"/>
@@ -1437,7 +1453,7 @@
           <w:lang w:val="nl-BE" w:eastAsia="nl-BE" w:bidi="ar-SA"/>
         </w:rPr>
       </w:pPr>
-      <w:hyperlink w:anchor="_Toc147129063" w:history="1">
+      <w:hyperlink w:anchor="_Toc151127812" w:history="1">
         <w:r>
           <w:rPr>
             <w:rStyle w:val="Hyperlink"/>
@@ -1479,15 +1495,16 @@
           <w:rPr>
             <w:noProof/>
           </w:rPr>
-          <w:instrText xml:space="preserve"> PAGEREF _Toc147129063 \h </w:instrText>
-        </w:r>
-        <w:r>
-          <w:rPr>
-            <w:noProof/>
-          </w:rPr>
-        </w:r>
-        <w:r>
-          <w:rPr>
+          <w:instrText xml:space="preserve"> PAGEREF _Toc151127812 \h </w:instrText>
+        </w:r>
+        <w:r>
+          <w:rPr>
+            <w:noProof/>
+          </w:rPr>
+        </w:r>
+        <w:r>
+          <w:rPr>
+            <w:rFonts w:hint="eastAsia"/>
             <w:noProof/>
           </w:rPr>
           <w:fldChar w:fldCharType="separate"/>
@@ -1523,7 +1540,7 @@
           <w:lang w:val="nl-BE" w:eastAsia="nl-BE" w:bidi="ar-SA"/>
         </w:rPr>
       </w:pPr>
-      <w:hyperlink w:anchor="_Toc147129064" w:history="1">
+      <w:hyperlink w:anchor="_Toc151127813" w:history="1">
         <w:r>
           <w:rPr>
             <w:rStyle w:val="Hyperlink"/>
@@ -1565,15 +1582,16 @@
           <w:rPr>
             <w:noProof/>
           </w:rPr>
-          <w:instrText xml:space="preserve"> PAGEREF _Toc147129064 \h </w:instrText>
-        </w:r>
-        <w:r>
-          <w:rPr>
-            <w:noProof/>
-          </w:rPr>
-        </w:r>
-        <w:r>
-          <w:rPr>
+          <w:instrText xml:space="preserve"> PAGEREF _Toc151127813 \h </w:instrText>
+        </w:r>
+        <w:r>
+          <w:rPr>
+            <w:noProof/>
+          </w:rPr>
+        </w:r>
+        <w:r>
+          <w:rPr>
+            <w:rFonts w:hint="eastAsia"/>
             <w:noProof/>
           </w:rPr>
           <w:fldChar w:fldCharType="separate"/>
@@ -1609,7 +1627,7 @@
           <w:lang w:val="nl-BE" w:eastAsia="nl-BE" w:bidi="ar-SA"/>
         </w:rPr>
       </w:pPr>
-      <w:hyperlink w:anchor="_Toc147129065" w:history="1">
+      <w:hyperlink w:anchor="_Toc151127814" w:history="1">
         <w:r>
           <w:rPr>
             <w:rStyle w:val="Hyperlink"/>
@@ -1651,15 +1669,16 @@
           <w:rPr>
             <w:noProof/>
           </w:rPr>
-          <w:instrText xml:space="preserve"> PAGEREF _Toc147129065 \h </w:instrText>
-        </w:r>
-        <w:r>
-          <w:rPr>
-            <w:noProof/>
-          </w:rPr>
-        </w:r>
-        <w:r>
-          <w:rPr>
+          <w:instrText xml:space="preserve"> PAGEREF _Toc151127814 \h </w:instrText>
+        </w:r>
+        <w:r>
+          <w:rPr>
+            <w:noProof/>
+          </w:rPr>
+        </w:r>
+        <w:r>
+          <w:rPr>
+            <w:rFonts w:hint="eastAsia"/>
             <w:noProof/>
           </w:rPr>
           <w:fldChar w:fldCharType="separate"/>
@@ -1695,7 +1714,7 @@
           <w:lang w:val="nl-BE" w:eastAsia="nl-BE" w:bidi="ar-SA"/>
         </w:rPr>
       </w:pPr>
-      <w:hyperlink w:anchor="_Toc147129066" w:history="1">
+      <w:hyperlink w:anchor="_Toc151127815" w:history="1">
         <w:r>
           <w:rPr>
             <w:rStyle w:val="Hyperlink"/>
@@ -1737,15 +1756,16 @@
           <w:rPr>
             <w:noProof/>
           </w:rPr>
-          <w:instrText xml:space="preserve"> PAGEREF _Toc147129066 \h </w:instrText>
-        </w:r>
-        <w:r>
-          <w:rPr>
-            <w:noProof/>
-          </w:rPr>
-        </w:r>
-        <w:r>
-          <w:rPr>
+          <w:instrText xml:space="preserve"> PAGEREF _Toc151127815 \h </w:instrText>
+        </w:r>
+        <w:r>
+          <w:rPr>
+            <w:noProof/>
+          </w:rPr>
+        </w:r>
+        <w:r>
+          <w:rPr>
+            <w:rFonts w:hint="eastAsia"/>
             <w:noProof/>
           </w:rPr>
           <w:fldChar w:fldCharType="separate"/>
@@ -1781,7 +1801,7 @@
           <w:lang w:val="nl-BE" w:eastAsia="nl-BE" w:bidi="ar-SA"/>
         </w:rPr>
       </w:pPr>
-      <w:hyperlink w:anchor="_Toc147129067" w:history="1">
+      <w:hyperlink w:anchor="_Toc151127816" w:history="1">
         <w:r>
           <w:rPr>
             <w:rStyle w:val="Hyperlink"/>
@@ -1823,15 +1843,16 @@
           <w:rPr>
             <w:noProof/>
           </w:rPr>
-          <w:instrText xml:space="preserve"> PAGEREF _Toc147129067 \h </w:instrText>
-        </w:r>
-        <w:r>
-          <w:rPr>
-            <w:noProof/>
-          </w:rPr>
-        </w:r>
-        <w:r>
-          <w:rPr>
+          <w:instrText xml:space="preserve"> PAGEREF _Toc151127816 \h </w:instrText>
+        </w:r>
+        <w:r>
+          <w:rPr>
+            <w:noProof/>
+          </w:rPr>
+        </w:r>
+        <w:r>
+          <w:rPr>
+            <w:rFonts w:hint="eastAsia"/>
             <w:noProof/>
           </w:rPr>
           <w:fldChar w:fldCharType="separate"/>
@@ -1867,7 +1888,7 @@
           <w:lang w:val="nl-BE" w:eastAsia="nl-BE" w:bidi="ar-SA"/>
         </w:rPr>
       </w:pPr>
-      <w:hyperlink w:anchor="_Toc147129068" w:history="1">
+      <w:hyperlink w:anchor="_Toc151127817" w:history="1">
         <w:r>
           <w:rPr>
             <w:rStyle w:val="Hyperlink"/>
@@ -1909,15 +1930,16 @@
           <w:rPr>
             <w:noProof/>
           </w:rPr>
-          <w:instrText xml:space="preserve"> PAGEREF _Toc147129068 \h </w:instrText>
-        </w:r>
-        <w:r>
-          <w:rPr>
-            <w:noProof/>
-          </w:rPr>
-        </w:r>
-        <w:r>
-          <w:rPr>
+          <w:instrText xml:space="preserve"> PAGEREF _Toc151127817 \h </w:instrText>
+        </w:r>
+        <w:r>
+          <w:rPr>
+            <w:noProof/>
+          </w:rPr>
+        </w:r>
+        <w:r>
+          <w:rPr>
+            <w:rFonts w:hint="eastAsia"/>
             <w:noProof/>
           </w:rPr>
           <w:fldChar w:fldCharType="separate"/>
@@ -1953,7 +1975,7 @@
           <w:lang w:val="nl-BE" w:eastAsia="nl-BE" w:bidi="ar-SA"/>
         </w:rPr>
       </w:pPr>
-      <w:hyperlink w:anchor="_Toc147129069" w:history="1">
+      <w:hyperlink w:anchor="_Toc151127818" w:history="1">
         <w:r>
           <w:rPr>
             <w:rStyle w:val="Hyperlink"/>
@@ -1995,15 +2017,16 @@
           <w:rPr>
             <w:noProof/>
           </w:rPr>
-          <w:instrText xml:space="preserve"> PAGEREF _Toc147129069 \h </w:instrText>
-        </w:r>
-        <w:r>
-          <w:rPr>
-            <w:noProof/>
-          </w:rPr>
-        </w:r>
-        <w:r>
-          <w:rPr>
+          <w:instrText xml:space="preserve"> PAGEREF _Toc151127818 \h </w:instrText>
+        </w:r>
+        <w:r>
+          <w:rPr>
+            <w:noProof/>
+          </w:rPr>
+        </w:r>
+        <w:r>
+          <w:rPr>
+            <w:rFonts w:hint="eastAsia"/>
             <w:noProof/>
           </w:rPr>
           <w:fldChar w:fldCharType="separate"/>
@@ -2039,7 +2062,7 @@
           <w:lang w:val="nl-BE" w:eastAsia="nl-BE" w:bidi="ar-SA"/>
         </w:rPr>
       </w:pPr>
-      <w:hyperlink w:anchor="_Toc147129070" w:history="1">
+      <w:hyperlink w:anchor="_Toc151127819" w:history="1">
         <w:r>
           <w:rPr>
             <w:rStyle w:val="Hyperlink"/>
@@ -2081,15 +2104,16 @@
           <w:rPr>
             <w:noProof/>
           </w:rPr>
-          <w:instrText xml:space="preserve"> PAGEREF _Toc147129070 \h </w:instrText>
-        </w:r>
-        <w:r>
-          <w:rPr>
-            <w:noProof/>
-          </w:rPr>
-        </w:r>
-        <w:r>
-          <w:rPr>
+          <w:instrText xml:space="preserve"> PAGEREF _Toc151127819 \h </w:instrText>
+        </w:r>
+        <w:r>
+          <w:rPr>
+            <w:noProof/>
+          </w:rPr>
+        </w:r>
+        <w:r>
+          <w:rPr>
+            <w:rFonts w:hint="eastAsia"/>
             <w:noProof/>
           </w:rPr>
           <w:fldChar w:fldCharType="separate"/>
@@ -2125,7 +2149,7 @@
           <w:lang w:val="nl-BE" w:eastAsia="nl-BE" w:bidi="ar-SA"/>
         </w:rPr>
       </w:pPr>
-      <w:hyperlink w:anchor="_Toc147129071" w:history="1">
+      <w:hyperlink w:anchor="_Toc151127820" w:history="1">
         <w:r>
           <w:rPr>
             <w:rStyle w:val="Hyperlink"/>
@@ -2167,15 +2191,16 @@
           <w:rPr>
             <w:noProof/>
           </w:rPr>
-          <w:instrText xml:space="preserve"> PAGEREF _Toc147129071 \h </w:instrText>
-        </w:r>
-        <w:r>
-          <w:rPr>
-            <w:noProof/>
-          </w:rPr>
-        </w:r>
-        <w:r>
-          <w:rPr>
+          <w:instrText xml:space="preserve"> PAGEREF _Toc151127820 \h </w:instrText>
+        </w:r>
+        <w:r>
+          <w:rPr>
+            <w:noProof/>
+          </w:rPr>
+        </w:r>
+        <w:r>
+          <w:rPr>
+            <w:rFonts w:hint="eastAsia"/>
             <w:noProof/>
           </w:rPr>
           <w:fldChar w:fldCharType="separate"/>
@@ -2185,7 +2210,7 @@
             <w:rFonts w:hint="eastAsia"/>
             <w:noProof/>
           </w:rPr>
-          <w:t>13</w:t>
+          <w:t>14</w:t>
         </w:r>
         <w:r>
           <w:rPr>
@@ -2211,7 +2236,7 @@
           <w:lang w:val="nl-BE" w:eastAsia="nl-BE" w:bidi="ar-SA"/>
         </w:rPr>
       </w:pPr>
-      <w:hyperlink w:anchor="_Toc147129072" w:history="1">
+      <w:hyperlink w:anchor="_Toc151127821" w:history="1">
         <w:r>
           <w:rPr>
             <w:rStyle w:val="Hyperlink"/>
@@ -2253,15 +2278,16 @@
           <w:rPr>
             <w:noProof/>
           </w:rPr>
-          <w:instrText xml:space="preserve"> PAGEREF _Toc147129072 \h </w:instrText>
-        </w:r>
-        <w:r>
-          <w:rPr>
-            <w:noProof/>
-          </w:rPr>
-        </w:r>
-        <w:r>
-          <w:rPr>
+          <w:instrText xml:space="preserve"> PAGEREF _Toc151127821 \h </w:instrText>
+        </w:r>
+        <w:r>
+          <w:rPr>
+            <w:noProof/>
+          </w:rPr>
+        </w:r>
+        <w:r>
+          <w:rPr>
+            <w:rFonts w:hint="eastAsia"/>
             <w:noProof/>
           </w:rPr>
           <w:fldChar w:fldCharType="separate"/>
@@ -2271,7 +2297,7 @@
             <w:rFonts w:hint="eastAsia"/>
             <w:noProof/>
           </w:rPr>
-          <w:t>14</w:t>
+          <w:t>15</w:t>
         </w:r>
         <w:r>
           <w:rPr>
@@ -2297,7 +2323,7 @@
           <w:lang w:val="nl-BE" w:eastAsia="nl-BE" w:bidi="ar-SA"/>
         </w:rPr>
       </w:pPr>
-      <w:hyperlink w:anchor="_Toc147129073" w:history="1">
+      <w:hyperlink w:anchor="_Toc151127822" w:history="1">
         <w:r>
           <w:rPr>
             <w:rStyle w:val="Hyperlink"/>
@@ -2339,15 +2365,16 @@
           <w:rPr>
             <w:noProof/>
           </w:rPr>
-          <w:instrText xml:space="preserve"> PAGEREF _Toc147129073 \h </w:instrText>
-        </w:r>
-        <w:r>
-          <w:rPr>
-            <w:noProof/>
-          </w:rPr>
-        </w:r>
-        <w:r>
-          <w:rPr>
+          <w:instrText xml:space="preserve"> PAGEREF _Toc151127822 \h </w:instrText>
+        </w:r>
+        <w:r>
+          <w:rPr>
+            <w:noProof/>
+          </w:rPr>
+        </w:r>
+        <w:r>
+          <w:rPr>
+            <w:rFonts w:hint="eastAsia"/>
             <w:noProof/>
           </w:rPr>
           <w:fldChar w:fldCharType="separate"/>
@@ -2357,7 +2384,7 @@
             <w:rFonts w:hint="eastAsia"/>
             <w:noProof/>
           </w:rPr>
-          <w:t>14</w:t>
+          <w:t>16</w:t>
         </w:r>
         <w:r>
           <w:rPr>
@@ -2383,7 +2410,7 @@
           <w:lang w:val="nl-BE" w:eastAsia="nl-BE" w:bidi="ar-SA"/>
         </w:rPr>
       </w:pPr>
-      <w:hyperlink w:anchor="_Toc147129074" w:history="1">
+      <w:hyperlink w:anchor="_Toc151127823" w:history="1">
         <w:r>
           <w:rPr>
             <w:rStyle w:val="Hyperlink"/>
@@ -2425,15 +2452,16 @@
           <w:rPr>
             <w:noProof/>
           </w:rPr>
-          <w:instrText xml:space="preserve"> PAGEREF _Toc147129074 \h </w:instrText>
-        </w:r>
-        <w:r>
-          <w:rPr>
-            <w:noProof/>
-          </w:rPr>
-        </w:r>
-        <w:r>
-          <w:rPr>
+          <w:instrText xml:space="preserve"> PAGEREF _Toc151127823 \h </w:instrText>
+        </w:r>
+        <w:r>
+          <w:rPr>
+            <w:noProof/>
+          </w:rPr>
+        </w:r>
+        <w:r>
+          <w:rPr>
+            <w:rFonts w:hint="eastAsia"/>
             <w:noProof/>
           </w:rPr>
           <w:fldChar w:fldCharType="separate"/>
@@ -2443,7 +2471,7 @@
             <w:rFonts w:hint="eastAsia"/>
             <w:noProof/>
           </w:rPr>
-          <w:t>14</w:t>
+          <w:t>16</w:t>
         </w:r>
         <w:r>
           <w:rPr>
@@ -2469,7 +2497,7 @@
           <w:lang w:val="nl-BE" w:eastAsia="nl-BE" w:bidi="ar-SA"/>
         </w:rPr>
       </w:pPr>
-      <w:hyperlink w:anchor="_Toc147129075" w:history="1">
+      <w:hyperlink w:anchor="_Toc151127824" w:history="1">
         <w:r>
           <w:rPr>
             <w:rStyle w:val="Hyperlink"/>
@@ -2511,15 +2539,16 @@
           <w:rPr>
             <w:noProof/>
           </w:rPr>
-          <w:instrText xml:space="preserve"> PAGEREF _Toc147129075 \h </w:instrText>
-        </w:r>
-        <w:r>
-          <w:rPr>
-            <w:noProof/>
-          </w:rPr>
-        </w:r>
-        <w:r>
-          <w:rPr>
+          <w:instrText xml:space="preserve"> PAGEREF _Toc151127824 \h </w:instrText>
+        </w:r>
+        <w:r>
+          <w:rPr>
+            <w:noProof/>
+          </w:rPr>
+        </w:r>
+        <w:r>
+          <w:rPr>
+            <w:rFonts w:hint="eastAsia"/>
             <w:noProof/>
           </w:rPr>
           <w:fldChar w:fldCharType="separate"/>
@@ -2529,7 +2558,7 @@
             <w:rFonts w:hint="eastAsia"/>
             <w:noProof/>
           </w:rPr>
-          <w:t>14</w:t>
+          <w:t>16</w:t>
         </w:r>
         <w:r>
           <w:rPr>
@@ -2555,7 +2584,7 @@
           <w:lang w:val="nl-BE" w:eastAsia="nl-BE" w:bidi="ar-SA"/>
         </w:rPr>
       </w:pPr>
-      <w:hyperlink w:anchor="_Toc147129076" w:history="1">
+      <w:hyperlink w:anchor="_Toc151127825" w:history="1">
         <w:r>
           <w:rPr>
             <w:rStyle w:val="Hyperlink"/>
@@ -2597,15 +2626,16 @@
           <w:rPr>
             <w:noProof/>
           </w:rPr>
-          <w:instrText xml:space="preserve"> PAGEREF _Toc147129076 \h </w:instrText>
-        </w:r>
-        <w:r>
-          <w:rPr>
-            <w:noProof/>
-          </w:rPr>
-        </w:r>
-        <w:r>
-          <w:rPr>
+          <w:instrText xml:space="preserve"> PAGEREF _Toc151127825 \h </w:instrText>
+        </w:r>
+        <w:r>
+          <w:rPr>
+            <w:noProof/>
+          </w:rPr>
+        </w:r>
+        <w:r>
+          <w:rPr>
+            <w:rFonts w:hint="eastAsia"/>
             <w:noProof/>
           </w:rPr>
           <w:fldChar w:fldCharType="separate"/>
@@ -2615,7 +2645,7 @@
             <w:rFonts w:hint="eastAsia"/>
             <w:noProof/>
           </w:rPr>
-          <w:t>15</w:t>
+          <w:t>16</w:t>
         </w:r>
         <w:r>
           <w:rPr>
@@ -2641,7 +2671,7 @@
           <w:lang w:val="nl-BE" w:eastAsia="nl-BE" w:bidi="ar-SA"/>
         </w:rPr>
       </w:pPr>
-      <w:hyperlink w:anchor="_Toc147129077" w:history="1">
+      <w:hyperlink w:anchor="_Toc151127826" w:history="1">
         <w:r>
           <w:rPr>
             <w:rStyle w:val="Hyperlink"/>
@@ -2683,15 +2713,16 @@
           <w:rPr>
             <w:noProof/>
           </w:rPr>
-          <w:instrText xml:space="preserve"> PAGEREF _Toc147129077 \h </w:instrText>
-        </w:r>
-        <w:r>
-          <w:rPr>
-            <w:noProof/>
-          </w:rPr>
-        </w:r>
-        <w:r>
-          <w:rPr>
+          <w:instrText xml:space="preserve"> PAGEREF _Toc151127826 \h </w:instrText>
+        </w:r>
+        <w:r>
+          <w:rPr>
+            <w:noProof/>
+          </w:rPr>
+        </w:r>
+        <w:r>
+          <w:rPr>
+            <w:rFonts w:hint="eastAsia"/>
             <w:noProof/>
           </w:rPr>
           <w:fldChar w:fldCharType="separate"/>
@@ -2701,7 +2732,7 @@
             <w:rFonts w:hint="eastAsia"/>
             <w:noProof/>
           </w:rPr>
-          <w:t>15</w:t>
+          <w:t>17</w:t>
         </w:r>
         <w:r>
           <w:rPr>
@@ -2727,7 +2758,7 @@
           <w:lang w:val="nl-BE" w:eastAsia="nl-BE" w:bidi="ar-SA"/>
         </w:rPr>
       </w:pPr>
-      <w:hyperlink w:anchor="_Toc147129078" w:history="1">
+      <w:hyperlink w:anchor="_Toc151127827" w:history="1">
         <w:r>
           <w:rPr>
             <w:rStyle w:val="Hyperlink"/>
@@ -2769,15 +2800,16 @@
           <w:rPr>
             <w:noProof/>
           </w:rPr>
-          <w:instrText xml:space="preserve"> PAGEREF _Toc147129078 \h </w:instrText>
-        </w:r>
-        <w:r>
-          <w:rPr>
-            <w:noProof/>
-          </w:rPr>
-        </w:r>
-        <w:r>
-          <w:rPr>
+          <w:instrText xml:space="preserve"> PAGEREF _Toc151127827 \h </w:instrText>
+        </w:r>
+        <w:r>
+          <w:rPr>
+            <w:noProof/>
+          </w:rPr>
+        </w:r>
+        <w:r>
+          <w:rPr>
+            <w:rFonts w:hint="eastAsia"/>
             <w:noProof/>
           </w:rPr>
           <w:fldChar w:fldCharType="separate"/>
@@ -2787,7 +2819,7 @@
             <w:rFonts w:hint="eastAsia"/>
             <w:noProof/>
           </w:rPr>
-          <w:t>15</w:t>
+          <w:t>17</w:t>
         </w:r>
         <w:r>
           <w:rPr>
@@ -2813,7 +2845,7 @@
           <w:lang w:val="nl-BE" w:eastAsia="nl-BE" w:bidi="ar-SA"/>
         </w:rPr>
       </w:pPr>
-      <w:hyperlink w:anchor="_Toc147129079" w:history="1">
+      <w:hyperlink w:anchor="_Toc151127828" w:history="1">
         <w:r>
           <w:rPr>
             <w:rStyle w:val="Hyperlink"/>
@@ -2855,15 +2887,16 @@
           <w:rPr>
             <w:noProof/>
           </w:rPr>
-          <w:instrText xml:space="preserve"> PAGEREF _Toc147129079 \h </w:instrText>
-        </w:r>
-        <w:r>
-          <w:rPr>
-            <w:noProof/>
-          </w:rPr>
-        </w:r>
-        <w:r>
-          <w:rPr>
+          <w:instrText xml:space="preserve"> PAGEREF _Toc151127828 \h </w:instrText>
+        </w:r>
+        <w:r>
+          <w:rPr>
+            <w:noProof/>
+          </w:rPr>
+        </w:r>
+        <w:r>
+          <w:rPr>
+            <w:rFonts w:hint="eastAsia"/>
             <w:noProof/>
           </w:rPr>
           <w:fldChar w:fldCharType="separate"/>
@@ -2873,7 +2906,7 @@
             <w:rFonts w:hint="eastAsia"/>
             <w:noProof/>
           </w:rPr>
-          <w:t>17</w:t>
+          <w:t>19</w:t>
         </w:r>
         <w:r>
           <w:rPr>
@@ -2899,7 +2932,7 @@
           <w:lang w:val="nl-BE" w:eastAsia="nl-BE" w:bidi="ar-SA"/>
         </w:rPr>
       </w:pPr>
-      <w:hyperlink w:anchor="_Toc147129080" w:history="1">
+      <w:hyperlink w:anchor="_Toc151127829" w:history="1">
         <w:r>
           <w:rPr>
             <w:rStyle w:val="Hyperlink"/>
@@ -2943,15 +2976,16 @@
           <w:rPr>
             <w:noProof/>
           </w:rPr>
-          <w:instrText xml:space="preserve"> PAGEREF _Toc147129080 \h </w:instrText>
-        </w:r>
-        <w:r>
-          <w:rPr>
-            <w:noProof/>
-          </w:rPr>
-        </w:r>
-        <w:r>
-          <w:rPr>
+          <w:instrText xml:space="preserve"> PAGEREF _Toc151127829 \h </w:instrText>
+        </w:r>
+        <w:r>
+          <w:rPr>
+            <w:noProof/>
+          </w:rPr>
+        </w:r>
+        <w:r>
+          <w:rPr>
+            <w:rFonts w:hint="eastAsia"/>
             <w:noProof/>
           </w:rPr>
           <w:fldChar w:fldCharType="separate"/>
@@ -2961,7 +2995,7 @@
             <w:rFonts w:hint="eastAsia"/>
             <w:noProof/>
           </w:rPr>
-          <w:t>18</w:t>
+          <w:t>20</w:t>
         </w:r>
         <w:r>
           <w:rPr>
@@ -2987,7 +3021,7 @@
           <w:lang w:val="nl-BE" w:eastAsia="nl-BE" w:bidi="ar-SA"/>
         </w:rPr>
       </w:pPr>
-      <w:hyperlink w:anchor="_Toc147129081" w:history="1">
+      <w:hyperlink w:anchor="_Toc151127830" w:history="1">
         <w:r>
           <w:rPr>
             <w:rStyle w:val="Hyperlink"/>
@@ -3029,15 +3063,16 @@
           <w:rPr>
             <w:noProof/>
           </w:rPr>
-          <w:instrText xml:space="preserve"> PAGEREF _Toc147129081 \h </w:instrText>
-        </w:r>
-        <w:r>
-          <w:rPr>
-            <w:noProof/>
-          </w:rPr>
-        </w:r>
-        <w:r>
-          <w:rPr>
+          <w:instrText xml:space="preserve"> PAGEREF _Toc151127830 \h </w:instrText>
+        </w:r>
+        <w:r>
+          <w:rPr>
+            <w:noProof/>
+          </w:rPr>
+        </w:r>
+        <w:r>
+          <w:rPr>
+            <w:rFonts w:hint="eastAsia"/>
             <w:noProof/>
           </w:rPr>
           <w:fldChar w:fldCharType="separate"/>
@@ -3047,7 +3082,7 @@
             <w:rFonts w:hint="eastAsia"/>
             <w:noProof/>
           </w:rPr>
-          <w:t>18</w:t>
+          <w:t>20</w:t>
         </w:r>
         <w:r>
           <w:rPr>
@@ -3073,7 +3108,7 @@
           <w:lang w:val="nl-BE" w:eastAsia="nl-BE" w:bidi="ar-SA"/>
         </w:rPr>
       </w:pPr>
-      <w:hyperlink w:anchor="_Toc147129082" w:history="1">
+      <w:hyperlink w:anchor="_Toc151127831" w:history="1">
         <w:r>
           <w:rPr>
             <w:rStyle w:val="Hyperlink"/>
@@ -3115,15 +3150,16 @@
           <w:rPr>
             <w:noProof/>
           </w:rPr>
-          <w:instrText xml:space="preserve"> PAGEREF _Toc147129082 \h </w:instrText>
-        </w:r>
-        <w:r>
-          <w:rPr>
-            <w:noProof/>
-          </w:rPr>
-        </w:r>
-        <w:r>
-          <w:rPr>
+          <w:instrText xml:space="preserve"> PAGEREF _Toc151127831 \h </w:instrText>
+        </w:r>
+        <w:r>
+          <w:rPr>
+            <w:noProof/>
+          </w:rPr>
+        </w:r>
+        <w:r>
+          <w:rPr>
+            <w:rFonts w:hint="eastAsia"/>
             <w:noProof/>
           </w:rPr>
           <w:fldChar w:fldCharType="separate"/>
@@ -3133,7 +3169,7 @@
             <w:rFonts w:hint="eastAsia"/>
             <w:noProof/>
           </w:rPr>
-          <w:t>20</w:t>
+          <w:t>21</w:t>
         </w:r>
         <w:r>
           <w:rPr>
@@ -3159,7 +3195,7 @@
           <w:lang w:val="nl-BE" w:eastAsia="nl-BE" w:bidi="ar-SA"/>
         </w:rPr>
       </w:pPr>
-      <w:hyperlink w:anchor="_Toc147129083" w:history="1">
+      <w:hyperlink w:anchor="_Toc151127832" w:history="1">
         <w:r>
           <w:rPr>
             <w:rStyle w:val="Hyperlink"/>
@@ -3201,15 +3237,16 @@
           <w:rPr>
             <w:noProof/>
           </w:rPr>
-          <w:instrText xml:space="preserve"> PAGEREF _Toc147129083 \h </w:instrText>
-        </w:r>
-        <w:r>
-          <w:rPr>
-            <w:noProof/>
-          </w:rPr>
-        </w:r>
-        <w:r>
-          <w:rPr>
+          <w:instrText xml:space="preserve"> PAGEREF _Toc151127832 \h </w:instrText>
+        </w:r>
+        <w:r>
+          <w:rPr>
+            <w:noProof/>
+          </w:rPr>
+        </w:r>
+        <w:r>
+          <w:rPr>
+            <w:rFonts w:hint="eastAsia"/>
             <w:noProof/>
           </w:rPr>
           <w:fldChar w:fldCharType="separate"/>
@@ -3219,7 +3256,7 @@
             <w:rFonts w:hint="eastAsia"/>
             <w:noProof/>
           </w:rPr>
-          <w:t>20</w:t>
+          <w:t>22</w:t>
         </w:r>
         <w:r>
           <w:rPr>
@@ -3245,7 +3282,7 @@
           <w:lang w:val="nl-BE" w:eastAsia="nl-BE" w:bidi="ar-SA"/>
         </w:rPr>
       </w:pPr>
-      <w:hyperlink w:anchor="_Toc147129084" w:history="1">
+      <w:hyperlink w:anchor="_Toc151127833" w:history="1">
         <w:r>
           <w:rPr>
             <w:rStyle w:val="Hyperlink"/>
@@ -3287,15 +3324,16 @@
           <w:rPr>
             <w:noProof/>
           </w:rPr>
-          <w:instrText xml:space="preserve"> PAGEREF _Toc147129084 \h </w:instrText>
-        </w:r>
-        <w:r>
-          <w:rPr>
-            <w:noProof/>
-          </w:rPr>
-        </w:r>
-        <w:r>
-          <w:rPr>
+          <w:instrText xml:space="preserve"> PAGEREF _Toc151127833 \h </w:instrText>
+        </w:r>
+        <w:r>
+          <w:rPr>
+            <w:noProof/>
+          </w:rPr>
+        </w:r>
+        <w:r>
+          <w:rPr>
+            <w:rFonts w:hint="eastAsia"/>
             <w:noProof/>
           </w:rPr>
           <w:fldChar w:fldCharType="separate"/>
@@ -3305,7 +3343,7 @@
             <w:rFonts w:hint="eastAsia"/>
             <w:noProof/>
           </w:rPr>
-          <w:t>21</w:t>
+          <w:t>22</w:t>
         </w:r>
         <w:r>
           <w:rPr>
@@ -3331,7 +3369,7 @@
           <w:lang w:val="nl-BE" w:eastAsia="nl-BE" w:bidi="ar-SA"/>
         </w:rPr>
       </w:pPr>
-      <w:hyperlink w:anchor="_Toc147129085" w:history="1">
+      <w:hyperlink w:anchor="_Toc151127834" w:history="1">
         <w:r>
           <w:rPr>
             <w:rStyle w:val="Hyperlink"/>
@@ -3373,15 +3411,16 @@
           <w:rPr>
             <w:noProof/>
           </w:rPr>
-          <w:instrText xml:space="preserve"> PAGEREF _Toc147129085 \h </w:instrText>
-        </w:r>
-        <w:r>
-          <w:rPr>
-            <w:noProof/>
-          </w:rPr>
-        </w:r>
-        <w:r>
-          <w:rPr>
+          <w:instrText xml:space="preserve"> PAGEREF _Toc151127834 \h </w:instrText>
+        </w:r>
+        <w:r>
+          <w:rPr>
+            <w:noProof/>
+          </w:rPr>
+        </w:r>
+        <w:r>
+          <w:rPr>
+            <w:rFonts w:hint="eastAsia"/>
             <w:noProof/>
           </w:rPr>
           <w:fldChar w:fldCharType="separate"/>
@@ -3391,7 +3430,7 @@
             <w:rFonts w:hint="eastAsia"/>
             <w:noProof/>
           </w:rPr>
-          <w:t>21</w:t>
+          <w:t>23</w:t>
         </w:r>
         <w:r>
           <w:rPr>
@@ -3417,7 +3456,7 @@
           <w:lang w:val="nl-BE" w:eastAsia="nl-BE" w:bidi="ar-SA"/>
         </w:rPr>
       </w:pPr>
-      <w:hyperlink w:anchor="_Toc147129086" w:history="1">
+      <w:hyperlink w:anchor="_Toc151127835" w:history="1">
         <w:r>
           <w:rPr>
             <w:rStyle w:val="Hyperlink"/>
@@ -3459,15 +3498,16 @@
           <w:rPr>
             <w:noProof/>
           </w:rPr>
-          <w:instrText xml:space="preserve"> PAGEREF _Toc147129086 \h </w:instrText>
-        </w:r>
-        <w:r>
-          <w:rPr>
-            <w:noProof/>
-          </w:rPr>
-        </w:r>
-        <w:r>
-          <w:rPr>
+          <w:instrText xml:space="preserve"> PAGEREF _Toc151127835 \h </w:instrText>
+        </w:r>
+        <w:r>
+          <w:rPr>
+            <w:noProof/>
+          </w:rPr>
+        </w:r>
+        <w:r>
+          <w:rPr>
+            <w:rFonts w:hint="eastAsia"/>
             <w:noProof/>
           </w:rPr>
           <w:fldChar w:fldCharType="separate"/>
@@ -3477,7 +3517,7 @@
             <w:rFonts w:hint="eastAsia"/>
             <w:noProof/>
           </w:rPr>
-          <w:t>21</w:t>
+          <w:t>23</w:t>
         </w:r>
         <w:r>
           <w:rPr>
@@ -3503,7 +3543,7 @@
           <w:lang w:val="nl-BE" w:eastAsia="nl-BE" w:bidi="ar-SA"/>
         </w:rPr>
       </w:pPr>
-      <w:hyperlink w:anchor="_Toc147129087" w:history="1">
+      <w:hyperlink w:anchor="_Toc151127836" w:history="1">
         <w:r>
           <w:rPr>
             <w:rStyle w:val="Hyperlink"/>
@@ -3545,15 +3585,16 @@
           <w:rPr>
             <w:noProof/>
           </w:rPr>
-          <w:instrText xml:space="preserve"> PAGEREF _Toc147129087 \h </w:instrText>
-        </w:r>
-        <w:r>
-          <w:rPr>
-            <w:noProof/>
-          </w:rPr>
-        </w:r>
-        <w:r>
-          <w:rPr>
+          <w:instrText xml:space="preserve"> PAGEREF _Toc151127836 \h </w:instrText>
+        </w:r>
+        <w:r>
+          <w:rPr>
+            <w:noProof/>
+          </w:rPr>
+        </w:r>
+        <w:r>
+          <w:rPr>
+            <w:rFonts w:hint="eastAsia"/>
             <w:noProof/>
           </w:rPr>
           <w:fldChar w:fldCharType="separate"/>
@@ -3563,7 +3604,7 @@
             <w:rFonts w:hint="eastAsia"/>
             <w:noProof/>
           </w:rPr>
-          <w:t>22</w:t>
+          <w:t>24</w:t>
         </w:r>
         <w:r>
           <w:rPr>
@@ -3589,7 +3630,7 @@
           <w:lang w:val="nl-BE" w:eastAsia="nl-BE" w:bidi="ar-SA"/>
         </w:rPr>
       </w:pPr>
-      <w:hyperlink w:anchor="_Toc147129088" w:history="1">
+      <w:hyperlink w:anchor="_Toc151127837" w:history="1">
         <w:r>
           <w:rPr>
             <w:rStyle w:val="Hyperlink"/>
@@ -3631,15 +3672,16 @@
           <w:rPr>
             <w:noProof/>
           </w:rPr>
-          <w:instrText xml:space="preserve"> PAGEREF _Toc147129088 \h </w:instrText>
-        </w:r>
-        <w:r>
-          <w:rPr>
-            <w:noProof/>
-          </w:rPr>
-        </w:r>
-        <w:r>
-          <w:rPr>
+          <w:instrText xml:space="preserve"> PAGEREF _Toc151127837 \h </w:instrText>
+        </w:r>
+        <w:r>
+          <w:rPr>
+            <w:noProof/>
+          </w:rPr>
+        </w:r>
+        <w:r>
+          <w:rPr>
+            <w:rFonts w:hint="eastAsia"/>
             <w:noProof/>
           </w:rPr>
           <w:fldChar w:fldCharType="separate"/>
@@ -3649,7 +3691,7 @@
             <w:rFonts w:hint="eastAsia"/>
             <w:noProof/>
           </w:rPr>
-          <w:t>23</w:t>
+          <w:t>25</w:t>
         </w:r>
         <w:r>
           <w:rPr>
@@ -3675,7 +3717,7 @@
           <w:lang w:val="nl-BE" w:eastAsia="nl-BE" w:bidi="ar-SA"/>
         </w:rPr>
       </w:pPr>
-      <w:hyperlink w:anchor="_Toc147129089" w:history="1">
+      <w:hyperlink w:anchor="_Toc151127838" w:history="1">
         <w:r>
           <w:rPr>
             <w:rStyle w:val="Hyperlink"/>
@@ -3717,15 +3759,16 @@
           <w:rPr>
             <w:noProof/>
           </w:rPr>
-          <w:instrText xml:space="preserve"> PAGEREF _Toc147129089 \h </w:instrText>
-        </w:r>
-        <w:r>
-          <w:rPr>
-            <w:noProof/>
-          </w:rPr>
-        </w:r>
-        <w:r>
-          <w:rPr>
+          <w:instrText xml:space="preserve"> PAGEREF _Toc151127838 \h </w:instrText>
+        </w:r>
+        <w:r>
+          <w:rPr>
+            <w:noProof/>
+          </w:rPr>
+        </w:r>
+        <w:r>
+          <w:rPr>
+            <w:rFonts w:hint="eastAsia"/>
             <w:noProof/>
           </w:rPr>
           <w:fldChar w:fldCharType="separate"/>
@@ -3735,7 +3778,7 @@
             <w:rFonts w:hint="eastAsia"/>
             <w:noProof/>
           </w:rPr>
-          <w:t>24</w:t>
+          <w:t>25</w:t>
         </w:r>
         <w:r>
           <w:rPr>
@@ -3761,7 +3804,7 @@
           <w:lang w:val="nl-BE" w:eastAsia="nl-BE" w:bidi="ar-SA"/>
         </w:rPr>
       </w:pPr>
-      <w:hyperlink w:anchor="_Toc147129090" w:history="1">
+      <w:hyperlink w:anchor="_Toc151127839" w:history="1">
         <w:r>
           <w:rPr>
             <w:rStyle w:val="Hyperlink"/>
@@ -3803,15 +3846,16 @@
           <w:rPr>
             <w:noProof/>
           </w:rPr>
-          <w:instrText xml:space="preserve"> PAGEREF _Toc147129090 \h </w:instrText>
-        </w:r>
-        <w:r>
-          <w:rPr>
-            <w:noProof/>
-          </w:rPr>
-        </w:r>
-        <w:r>
-          <w:rPr>
+          <w:instrText xml:space="preserve"> PAGEREF _Toc151127839 \h </w:instrText>
+        </w:r>
+        <w:r>
+          <w:rPr>
+            <w:noProof/>
+          </w:rPr>
+        </w:r>
+        <w:r>
+          <w:rPr>
+            <w:rFonts w:hint="eastAsia"/>
             <w:noProof/>
           </w:rPr>
           <w:fldChar w:fldCharType="separate"/>
@@ -3821,7 +3865,7 @@
             <w:rFonts w:hint="eastAsia"/>
             <w:noProof/>
           </w:rPr>
-          <w:t>24</w:t>
+          <w:t>26</w:t>
         </w:r>
         <w:r>
           <w:rPr>
@@ -3855,7 +3899,7 @@
         </w:rPr>
       </w:pPr>
       <w:bookmarkStart w:id="0" w:name="_Ref118727531"/>
-      <w:bookmarkStart w:id="1" w:name="_Toc147129047"/>
+      <w:bookmarkStart w:id="1" w:name="_Toc151127796"/>
       <w:r>
         <w:lastRenderedPageBreak/>
         <w:t>Install</w:t>
@@ -3956,7 +4000,7 @@
           <w:rFonts w:hint="eastAsia"/>
         </w:rPr>
       </w:pPr>
-      <w:bookmarkStart w:id="2" w:name="_Toc147129048"/>
+      <w:bookmarkStart w:id="2" w:name="_Toc151127797"/>
       <w:r>
         <w:t>Starting ModbusControl</w:t>
       </w:r>
@@ -3979,7 +4023,13 @@
         </w:rPr>
       </w:pPr>
       <w:r>
-        <w:t xml:space="preserve">You can also start ModbusControl from the start menu, </w:t>
+        <w:t xml:space="preserve">You can also start ModbusControl from the </w:t>
+      </w:r>
+      <w:r>
+        <w:t xml:space="preserve">Windows </w:t>
+      </w:r>
+      <w:r>
+        <w:t xml:space="preserve">start menu, </w:t>
       </w:r>
       <w:r>
         <w:t xml:space="preserve">and </w:t>
@@ -4081,7 +4131,7 @@
           <w:rFonts w:hint="eastAsia"/>
         </w:rPr>
       </w:pPr>
-      <w:bookmarkStart w:id="3" w:name="_Toc147129049"/>
+      <w:bookmarkStart w:id="3" w:name="_Toc151127798"/>
       <w:r>
         <w:t>The mbc project file</w:t>
       </w:r>
@@ -4173,7 +4223,7 @@
           <w:rFonts w:hint="eastAsia"/>
         </w:rPr>
       </w:pPr>
-      <w:bookmarkStart w:id="4" w:name="_Toc147129050"/>
+      <w:bookmarkStart w:id="4" w:name="_Toc151127799"/>
       <w:r>
         <w:t>Using ModbusControl</w:t>
       </w:r>
@@ -4188,7 +4238,7 @@
         </w:rPr>
       </w:pPr>
       <w:bookmarkStart w:id="5" w:name="_Ref118397727"/>
-      <w:bookmarkStart w:id="6" w:name="_Toc147129051"/>
+      <w:bookmarkStart w:id="6" w:name="_Toc151127800"/>
       <w:r>
         <w:rPr>
           <w:lang w:val="en-GB"/>
@@ -4646,7 +4696,7 @@
           <w:rFonts w:hint="eastAsia"/>
         </w:rPr>
       </w:pPr>
-      <w:bookmarkStart w:id="7" w:name="_Toc147129052"/>
+      <w:bookmarkStart w:id="7" w:name="_Toc151127801"/>
       <w:r>
         <w:lastRenderedPageBreak/>
         <w:t>Import and export</w:t>
@@ -4746,7 +4796,48 @@
       </w:r>
       <w:r>
         <w:br/>
-        <w:t xml:space="preserve">See </w:t>
+        <w:t>S</w:t>
+      </w:r>
+      <w:r>
+        <w:t>ee</w:t>
+      </w:r>
+      <w:r>
+        <w:t xml:space="preserve"> [</w:t>
+      </w:r>
+      <w:r>
+        <w:rPr>
+          <w:rFonts w:hint="eastAsia"/>
+        </w:rPr>
+        <w:fldChar w:fldCharType="begin"/>
+      </w:r>
+      <w:r>
+        <w:rPr>
+          <w:rFonts w:hint="eastAsia"/>
+        </w:rPr>
+        <w:instrText xml:space="preserve"> REF _Ref146906707 \h </w:instrText>
+      </w:r>
+      <w:r>
+        <w:rPr>
+          <w:rFonts w:hint="eastAsia"/>
+        </w:rPr>
+      </w:r>
+      <w:r>
+        <w:rPr>
+          <w:rFonts w:hint="eastAsia"/>
+        </w:rPr>
+        <w:fldChar w:fldCharType="separate"/>
+      </w:r>
+      <w:r>
+        <w:t>The &lt;tab&gt; element</w:t>
+      </w:r>
+      <w:r>
+        <w:rPr>
+          <w:rFonts w:hint="eastAsia"/>
+        </w:rPr>
+        <w:fldChar w:fldCharType="end"/>
+      </w:r>
+      <w:r>
+        <w:t xml:space="preserve">] </w:t>
       </w:r>
       <w:r>
         <w:t>&lt;</w:t>
@@ -4757,50 +4848,124 @@
       </w:r>
       <w:proofErr w:type="spellEnd"/>
       <w:r>
-        <w:t>&gt; in [</w:t>
-      </w:r>
-      <w:r>
-        <w:rPr>
-          <w:rFonts w:hint="eastAsia"/>
+        <w:t xml:space="preserve">&gt; </w:t>
+      </w:r>
+      <w:r>
+        <w:t>for more information on &lt;</w:t>
+      </w:r>
+      <w:proofErr w:type="spellStart"/>
+      <w:r>
+        <w:t>exportorder</w:t>
+      </w:r>
+      <w:proofErr w:type="spellEnd"/>
+      <w:r>
+        <w:t>&gt;.</w:t>
+      </w:r>
+    </w:p>
+    <w:p>
+      <w:pPr>
+        <w:rPr>
+          <w:rFonts w:hint="eastAsia"/>
+        </w:rPr>
+      </w:pPr>
+      <w:r>
+        <w:t>See [</w:t>
+      </w:r>
+      <w:r>
+        <w:rPr>
+          <w:rFonts w:hint="eastAsia"/>
+          <w:i/>
         </w:rPr>
         <w:fldChar w:fldCharType="begin"/>
       </w:r>
       <w:r>
         <w:rPr>
           <w:rFonts w:hint="eastAsia"/>
-        </w:rPr>
-        <w:instrText xml:space="preserve"> REF _Ref146906707 \h </w:instrText>
-      </w:r>
-      <w:r>
-        <w:rPr>
-          <w:rFonts w:hint="eastAsia"/>
-        </w:rPr>
-      </w:r>
-      <w:r>
-        <w:rPr>
-          <w:rFonts w:hint="eastAsia"/>
+          <w:i/>
+        </w:rPr>
+        <w:instrText xml:space="preserve"> </w:instrText>
+      </w:r>
+      <w:r>
+        <w:rPr>
+          <w:i/>
+        </w:rPr>
+        <w:instrText>REF _Ref117942219 \h</w:instrText>
+      </w:r>
+      <w:r>
+        <w:rPr>
+          <w:rFonts w:hint="eastAsia"/>
+          <w:i/>
+        </w:rPr>
+        <w:instrText xml:space="preserve"> </w:instrText>
+      </w:r>
+      <w:r>
+        <w:rPr>
+          <w:rFonts w:hint="eastAsia"/>
+          <w:i/>
+        </w:rPr>
+      </w:r>
+      <w:r>
+        <w:rPr>
+          <w:rFonts w:hint="eastAsia"/>
+          <w:i/>
         </w:rPr>
         <w:fldChar w:fldCharType="separate"/>
       </w:r>
       <w:r>
-        <w:t>The &lt;tab&gt; element</w:t>
-      </w:r>
-      <w:r>
-        <w:rPr>
-          <w:rFonts w:hint="eastAsia"/>
+        <w:t>The Import / Export format</w:t>
+      </w:r>
+      <w:r>
+        <w:rPr>
+          <w:rFonts w:hint="eastAsia"/>
+          <w:i/>
         </w:rPr>
         <w:fldChar w:fldCharType="end"/>
       </w:r>
       <w:r>
-        <w:t>] for more information on &lt;</w:t>
-      </w:r>
-      <w:proofErr w:type="spellStart"/>
-      <w:r>
-        <w:t>exportorder</w:t>
-      </w:r>
-      <w:proofErr w:type="spellEnd"/>
-      <w:r>
-        <w:t>&gt;.</w:t>
+        <w:t>] for more information on the CSV file format.</w:t>
+      </w:r>
+    </w:p>
+    <w:p>
+      <w:pPr>
+        <w:pStyle w:val="Kop2ongenummerd"/>
+        <w:rPr>
+          <w:rFonts w:hint="eastAsia"/>
+        </w:rPr>
+      </w:pPr>
+      <w:r>
+        <w:t>Import registers from file</w:t>
+      </w:r>
+    </w:p>
+    <w:p>
+      <w:pPr>
+        <w:rPr>
+          <w:rFonts w:hint="eastAsia"/>
+        </w:rPr>
+      </w:pPr>
+      <w:r>
+        <w:t xml:space="preserve">Import reads register numbers and values from a CSV file and writes the values to the modbus device. </w:t>
+      </w:r>
+    </w:p>
+    <w:p>
+      <w:pPr>
+        <w:rPr>
+          <w:rFonts w:hint="eastAsia"/>
+        </w:rPr>
+      </w:pPr>
+      <w:r>
+        <w:t xml:space="preserve">Press the “Select file” button to select the input file. Press the “Start” button to start the import. The file will be parsed first. If an error is found it will be reported </w:t>
+      </w:r>
+      <w:r>
+        <w:t xml:space="preserve">in the log window </w:t>
+      </w:r>
+      <w:r>
+        <w:t>and the import will not be started. Registers that are defined as read-only in the CSV file are not imported. The import will continue if modbus errors occur during the import. At the end of the import</w:t>
+      </w:r>
+      <w:r>
+        <w:t>,</w:t>
+      </w:r>
+      <w:r>
+        <w:t xml:space="preserve"> a summary line will show how many registers were successfully written, how many registers were non-writeable and how many errors occurred. </w:t>
       </w:r>
     </w:p>
     <w:p>
@@ -4830,7 +4995,7 @@
         <w:rPr>
           <w:i/>
         </w:rPr>
-        <w:instrText>REF _Ref117942219 \h</w:instrText>
+        <w:instrText>REF _Ref117942253 \h</w:instrText>
       </w:r>
       <w:r>
         <w:rPr>
@@ -4874,39 +5039,37 @@
         </w:rPr>
       </w:pPr>
       <w:r>
-        <w:t>Import registers from file</w:t>
-      </w:r>
-    </w:p>
-    <w:p>
-      <w:pPr>
-        <w:rPr>
-          <w:rFonts w:hint="eastAsia"/>
-        </w:rPr>
-      </w:pPr>
-      <w:r>
-        <w:t xml:space="preserve">Import reads register numbers and values from a CSV file and writes the values to the modbus device. </w:t>
-      </w:r>
-    </w:p>
-    <w:p>
-      <w:pPr>
-        <w:rPr>
-          <w:rFonts w:hint="eastAsia"/>
-        </w:rPr>
-      </w:pPr>
-      <w:r>
-        <w:t xml:space="preserve">Press the “Select file” button to select the input file. Press the “Start” button to start the import. The file will be parsed first. If an error is found it will be reported </w:t>
-      </w:r>
-      <w:r>
-        <w:t xml:space="preserve">in the log window </w:t>
-      </w:r>
-      <w:r>
-        <w:t>and the import will not be started. Registers that are defined as read-only in the CSV file are not imported. The import will continue if modbus errors occur during the import. At the end of the import</w:t>
-      </w:r>
-      <w:r>
-        <w:t>,</w:t>
-      </w:r>
-      <w:r>
-        <w:t xml:space="preserve"> a summary line will show how many registers were successfully written, how many registers were non-writeable and how many errors occurred. </w:t>
+        <w:t>Compare registers with file</w:t>
+      </w:r>
+    </w:p>
+    <w:p>
+      <w:pPr>
+        <w:pStyle w:val="Kop2ongenummerd"/>
+        <w:rPr>
+          <w:rFonts w:hint="eastAsia"/>
+        </w:rPr>
+      </w:pPr>
+      <w:r>
+        <w:rPr>
+          <w:color w:val="auto"/>
+        </w:rPr>
+        <w:t xml:space="preserve">Compare the actual values of the registers in the modbus device to the values in the CSV file. </w:t>
+      </w:r>
+    </w:p>
+    <w:p>
+      <w:pPr>
+        <w:rPr>
+          <w:rFonts w:hint="eastAsia"/>
+        </w:rPr>
+      </w:pPr>
+      <w:r>
+        <w:t>Press the “Select file” button to select the input file. Press the “Start” button to start the compare. The file will be parsed first. If an error is found it will be reported and the compare will not be started. Registers that are defined as write-only in the CSV file are not compared since they can</w:t>
+      </w:r>
+      <w:r>
+        <w:t>’</w:t>
+      </w:r>
+      <w:r>
+        <w:t xml:space="preserve">t be read from the modbus device. Each register in the file will be compared to the register in the modbus device. The log window will show if the values were equal of different. You can choose to suppress the output for registers with equal value. The compare will continue if modbus errors occur during the compare. The errors will be reported in the log window. At the end of the compare a summary line will show how many registers had equal value, how many were different, how many were non-readable and how many errors occurred. </w:t>
       </w:r>
     </w:p>
     <w:p>
@@ -4936,7 +5099,7 @@
         <w:rPr>
           <w:i/>
         </w:rPr>
-        <w:instrText>REF _Ref117942253 \h</w:instrText>
+        <w:instrText>REF _Ref117942272 \h</w:instrText>
       </w:r>
       <w:r>
         <w:rPr>
@@ -4974,117 +5137,13 @@
     </w:p>
     <w:p>
       <w:pPr>
-        <w:pStyle w:val="Kop2ongenummerd"/>
-        <w:rPr>
-          <w:rFonts w:hint="eastAsia"/>
-        </w:rPr>
-      </w:pPr>
-      <w:r>
-        <w:t>Compare registers with file</w:t>
-      </w:r>
-    </w:p>
-    <w:p>
-      <w:pPr>
-        <w:pStyle w:val="Kop2ongenummerd"/>
-        <w:rPr>
-          <w:rFonts w:hint="eastAsia"/>
-        </w:rPr>
-      </w:pPr>
-      <w:r>
-        <w:rPr>
-          <w:color w:val="auto"/>
-        </w:rPr>
-        <w:t xml:space="preserve">Compare the actual values of the registers in the modbus device to the values in the CSV file. </w:t>
-      </w:r>
-    </w:p>
-    <w:p>
-      <w:pPr>
-        <w:rPr>
-          <w:rFonts w:hint="eastAsia"/>
-        </w:rPr>
-      </w:pPr>
-      <w:r>
-        <w:t>Press the “Select file” button to select the input file. Press the “Start” button to start the compare. The file will be parsed first. If an error is found it will be reported and the compare will not be started. Registers that are defined as write-only in the CSV file are not compared since they can</w:t>
-      </w:r>
-      <w:r>
-        <w:t>’</w:t>
-      </w:r>
-      <w:r>
-        <w:t xml:space="preserve">t be read from the modbus device. Each register in the file will be compared to the register in the modbus device. The log window will show if the values were equal of different. You can choose to suppress the output for registers with equal value. The compare will continue if modbus errors occur during the compare. The errors will be reported in the log window. At the end of the compare a summary line will show how many registers had equal value, how many were different, how many were non-readable and how many errors occurred. </w:t>
-      </w:r>
-    </w:p>
-    <w:p>
-      <w:pPr>
-        <w:rPr>
-          <w:rFonts w:hint="eastAsia"/>
-        </w:rPr>
-      </w:pPr>
-      <w:r>
-        <w:t>See [</w:t>
-      </w:r>
-      <w:r>
-        <w:rPr>
-          <w:rFonts w:hint="eastAsia"/>
-          <w:i/>
-        </w:rPr>
-        <w:fldChar w:fldCharType="begin"/>
-      </w:r>
-      <w:r>
-        <w:rPr>
-          <w:rFonts w:hint="eastAsia"/>
-          <w:i/>
-        </w:rPr>
-        <w:instrText xml:space="preserve"> </w:instrText>
-      </w:r>
-      <w:r>
-        <w:rPr>
-          <w:i/>
-        </w:rPr>
-        <w:instrText>REF _Ref117942272 \h</w:instrText>
-      </w:r>
-      <w:r>
-        <w:rPr>
-          <w:rFonts w:hint="eastAsia"/>
-          <w:i/>
-        </w:rPr>
-        <w:instrText xml:space="preserve"> </w:instrText>
-      </w:r>
-      <w:r>
-        <w:rPr>
-          <w:rFonts w:hint="eastAsia"/>
-          <w:i/>
-        </w:rPr>
-      </w:r>
-      <w:r>
-        <w:rPr>
-          <w:rFonts w:hint="eastAsia"/>
-          <w:i/>
-        </w:rPr>
-        <w:fldChar w:fldCharType="separate"/>
-      </w:r>
-      <w:r>
-        <w:t>The Import / Export format</w:t>
-      </w:r>
-      <w:r>
-        <w:rPr>
-          <w:rFonts w:hint="eastAsia"/>
-          <w:i/>
-        </w:rPr>
-        <w:fldChar w:fldCharType="end"/>
-      </w:r>
-      <w:r>
-        <w:t>] for more information on the CSV file format.</w:t>
-      </w:r>
-    </w:p>
-    <w:p>
-      <w:pPr>
         <w:pStyle w:val="Kop2"/>
         <w:rPr>
           <w:rFonts w:hint="eastAsia"/>
           <w:lang w:val="en-GB"/>
         </w:rPr>
       </w:pPr>
-      <w:bookmarkStart w:id="8" w:name="_Toc147129053"/>
+      <w:bookmarkStart w:id="8" w:name="_Toc151127802"/>
       <w:r>
         <w:rPr>
           <w:lang w:val="en-GB"/>
@@ -5143,7 +5202,7 @@
           <w:rFonts w:hint="eastAsia"/>
         </w:rPr>
       </w:pPr>
-      <w:bookmarkStart w:id="10" w:name="_Toc147129054"/>
+      <w:bookmarkStart w:id="10" w:name="_Toc151127803"/>
       <w:r>
         <w:lastRenderedPageBreak/>
         <w:t>Find/Filter</w:t>
@@ -5182,7 +5241,7 @@
           <w:rFonts w:hint="eastAsia"/>
         </w:rPr>
       </w:pPr>
-      <w:bookmarkStart w:id="11" w:name="_Toc147129055"/>
+      <w:bookmarkStart w:id="11" w:name="_Toc151127804"/>
       <w:r>
         <w:t>Diagnostics counters</w:t>
       </w:r>
@@ -5217,7 +5276,7 @@
           <w:rFonts w:hint="eastAsia"/>
         </w:rPr>
       </w:pPr>
-      <w:bookmarkStart w:id="12" w:name="_Toc147129056"/>
+      <w:bookmarkStart w:id="12" w:name="_Toc151127805"/>
       <w:r>
         <w:t>Logging</w:t>
       </w:r>
@@ -5312,7 +5371,7 @@
       </w:pPr>
       <w:bookmarkStart w:id="13" w:name="__RefHeading___Toc43_939433756"/>
       <w:bookmarkStart w:id="14" w:name="_Ref118397833"/>
-      <w:bookmarkStart w:id="15" w:name="_Toc147129057"/>
+      <w:bookmarkStart w:id="15" w:name="_Toc151127806"/>
       <w:bookmarkEnd w:id="13"/>
       <w:r>
         <w:t>Project configuration</w:t>
@@ -5438,7 +5497,7 @@
             <v:path o:extrusionok="f" gradientshapeok="t" o:connecttype="rect"/>
             <o:lock v:ext="edit" aspectratio="t"/>
           </v:shapetype>
-          <v:shape id="_x0000_i1025" type="#_x0000_t75" style="width:408.55pt;height:55.65pt;visibility:visible;mso-wrap-style:square">
+          <v:shape id="_x0000_i1025" type="#_x0000_t75" style="width:409pt;height:56pt;visibility:visible;mso-wrap-style:square">
             <v:imagedata r:id="rId8" o:title=""/>
           </v:shape>
         </w:pict>
@@ -6533,7 +6592,13 @@
               </w:rPr>
             </w:pPr>
             <w:r>
-              <w:t>Automatically use FC6 for writing 16-bit registers and FC16 for writing multiple registers at once, like when writing 32-bit registers.</w:t>
+              <w:t xml:space="preserve">Automatically use FC6 for writing 16-bit registers and FC16 for writing multiple registers at once, like when writing 32-bit </w:t>
+            </w:r>
+            <w:r>
+              <w:t>values</w:t>
+            </w:r>
+            <w:r>
+              <w:t>.</w:t>
             </w:r>
           </w:p>
         </w:tc>
@@ -7370,7 +7435,7 @@
           <w:rFonts w:hint="eastAsia"/>
         </w:rPr>
       </w:pPr>
-      <w:bookmarkStart w:id="17" w:name="_Toc147129058"/>
+      <w:bookmarkStart w:id="17" w:name="_Toc151127807"/>
       <w:r>
         <w:t>Options</w:t>
       </w:r>
@@ -8148,7 +8213,7 @@
           <w:rFonts w:hint="eastAsia"/>
         </w:rPr>
       </w:pPr>
-      <w:bookmarkStart w:id="18" w:name="_Toc147129059"/>
+      <w:bookmarkStart w:id="18" w:name="_Toc151127808"/>
       <w:r>
         <w:rPr>
           <w:lang w:val="en-GB"/>
@@ -8363,7 +8428,7 @@
         </w:rPr>
       </w:pPr>
       <w:bookmarkStart w:id="19" w:name="__RefHeading___Toc62_1195957084"/>
-      <w:bookmarkStart w:id="20" w:name="_Toc147129060"/>
+      <w:bookmarkStart w:id="20" w:name="_Toc151127809"/>
       <w:bookmarkEnd w:id="19"/>
       <w:r>
         <w:rPr>
@@ -8428,7 +8493,7 @@
           <w:rFonts w:hint="eastAsia"/>
         </w:rPr>
       </w:pPr>
-      <w:bookmarkStart w:id="21" w:name="_Toc147129061"/>
+      <w:bookmarkStart w:id="21" w:name="_Toc151127810"/>
       <w:r>
         <w:rPr>
           <w:lang w:val="en-GB"/>
@@ -8621,7 +8686,7 @@
           <w:rFonts w:hint="eastAsia"/>
         </w:rPr>
       </w:pPr>
-      <w:bookmarkStart w:id="22" w:name="_Toc147129062"/>
+      <w:bookmarkStart w:id="22" w:name="_Toc151127811"/>
       <w:r>
         <w:rPr>
           <w:lang w:val="en-GB"/>
@@ -8647,7 +8712,7 @@
           <w:rFonts w:hint="eastAsia"/>
         </w:rPr>
       </w:pPr>
-      <w:bookmarkStart w:id="23" w:name="_Toc147129063"/>
+      <w:bookmarkStart w:id="23" w:name="_Toc151127812"/>
       <w:r>
         <w:rPr>
           <w:lang w:val="en-GB"/>
@@ -8744,7 +8809,7 @@
           <w:noProof/>
         </w:rPr>
         <w:pict w14:anchorId="5CABB691">
-          <v:shape id="_x0000_i1026" type="#_x0000_t75" style="width:391.65pt;height:51.8pt;visibility:visible;mso-wrap-style:square">
+          <v:shape id="_x0000_i1026" type="#_x0000_t75" style="width:391.5pt;height:52pt;visibility:visible;mso-wrap-style:square">
             <v:imagedata r:id="rId10" o:title=""/>
           </v:shape>
         </w:pict>
@@ -8789,7 +8854,7 @@
         </w:rPr>
         <w:tab/>
       </w:r>
-      <w:bookmarkStart w:id="24" w:name="_Toc147129064"/>
+      <w:bookmarkStart w:id="24" w:name="_Toc151127813"/>
       <w:r>
         <w:t>The status bar</w:t>
       </w:r>
@@ -8837,7 +8902,7 @@
         </w:rPr>
       </w:pPr>
       <w:bookmarkStart w:id="25" w:name="_Ref117942468"/>
-      <w:bookmarkStart w:id="26" w:name="_Toc147129065"/>
+      <w:bookmarkStart w:id="26" w:name="_Toc151127814"/>
       <w:r>
         <w:t>Mbc project file validation with XSD schema</w:t>
       </w:r>
@@ -9014,7 +9079,7 @@
       </w:pPr>
       <w:bookmarkStart w:id="27" w:name="_Ref117942129"/>
       <w:bookmarkStart w:id="28" w:name="_Ref117942153"/>
-      <w:bookmarkStart w:id="29" w:name="_Toc147129066"/>
+      <w:bookmarkStart w:id="29" w:name="_Toc151127815"/>
       <w:r>
         <w:lastRenderedPageBreak/>
         <w:t>Logging</w:t>
@@ -9186,7 +9251,7 @@
       </w:pPr>
       <w:bookmarkStart w:id="30" w:name="_Ref117942296"/>
       <w:bookmarkStart w:id="31" w:name="_Ref117942768"/>
-      <w:bookmarkStart w:id="32" w:name="_Toc147129067"/>
+      <w:bookmarkStart w:id="32" w:name="_Toc151127816"/>
       <w:r>
         <w:t>Modbus/TCP bridge</w:t>
       </w:r>
@@ -9301,7 +9366,7 @@
           <w:rFonts w:hint="eastAsia"/>
         </w:rPr>
       </w:pPr>
-      <w:bookmarkStart w:id="33" w:name="_Toc147129068"/>
+      <w:bookmarkStart w:id="33" w:name="_Toc151127817"/>
       <w:r>
         <w:t>The Modbus protocol, function codes and word order</w:t>
       </w:r>
@@ -9571,7 +9636,7 @@
         </w:rPr>
       </w:pPr>
       <w:bookmarkStart w:id="34" w:name="_Ref117948934"/>
-      <w:bookmarkStart w:id="35" w:name="_Toc147129069"/>
+      <w:bookmarkStart w:id="35" w:name="_Toc151127818"/>
       <w:r>
         <w:t>ModbusControl c</w:t>
       </w:r>
@@ -9601,7 +9666,13 @@
         </w:rPr>
       </w:pPr>
       <w:r>
-        <w:t>For example:</w:t>
+        <w:t>Example usage</w:t>
+      </w:r>
+      <w:r>
+        <w:rPr>
+          <w:rFonts w:hint="eastAsia"/>
+        </w:rPr>
+        <w:t xml:space="preserve">: </w:t>
       </w:r>
     </w:p>
     <w:p>
@@ -9611,19 +9682,40 @@
       <w:r>
         <w:t xml:space="preserve">  </w:t>
       </w:r>
-      <w:proofErr w:type="spellStart"/>
-      <w:r>
-        <w:t>Modbuscontrol</w:t>
-      </w:r>
-      <w:proofErr w:type="spellEnd"/>
+      <w:r>
+        <w:t xml:space="preserve">Modbuscontrol </w:t>
+      </w:r>
+      <w:r>
+        <w:t>Test1</w:t>
+      </w:r>
+      <w:r>
+        <w:t>.mbc -connection serialrtu -port COM</w:t>
+      </w:r>
+      <w:r>
+        <w:t>6</w:t>
+      </w:r>
+      <w:r>
+        <w:t xml:space="preserve"> -baudrate 19200</w:t>
+      </w:r>
+    </w:p>
+    <w:p>
+      <w:pPr>
+        <w:pStyle w:val="Bijschrift"/>
+      </w:pPr>
+      <w:r>
+        <w:t xml:space="preserve">  </w:t>
+      </w:r>
+      <w:r>
+        <w:t xml:space="preserve">Modbuscontrol Test1.mbc -connection </w:t>
+      </w:r>
+      <w:r>
+        <w:t>modbustcp</w:t>
+      </w:r>
       <w:r>
         <w:t xml:space="preserve"> </w:t>
       </w:r>
       <w:r>
-        <w:t>Test1</w:t>
-      </w:r>
-      <w:r>
-        <w:t>.mbc -connection serialrtu -port COM1 -baudrate 19200</w:t>
+        <w:t>-ipaddress 192.168.1.123</w:t>
       </w:r>
     </w:p>
     <w:p>
@@ -9692,7 +9784,17 @@
               <w:t xml:space="preserve">-connection </w:t>
             </w:r>
             <w:r>
-              <w:t>###</w:t>
+              <w:t>&lt;</w:t>
+            </w:r>
+            <w:r>
+              <w:rPr>
+                <w:i/>
+                <w:iCs/>
+              </w:rPr>
+              <w:t>type</w:t>
+            </w:r>
+            <w:r>
+              <w:t>&gt;</w:t>
             </w:r>
           </w:p>
         </w:tc>
@@ -9711,7 +9813,65 @@
               <w:rPr>
                 <w:rFonts w:hint="eastAsia"/>
               </w:rPr>
-              <w:t>Connection type: serialrtu, modbustcp or rtutcp</w:t>
+              <w:t xml:space="preserve">Connection type: </w:t>
+            </w:r>
+            <w:r>
+              <w:t>‘</w:t>
+            </w:r>
+            <w:r>
+              <w:rPr>
+                <w:rFonts w:hint="eastAsia"/>
+              </w:rPr>
+              <w:t>serialrtu</w:t>
+            </w:r>
+            <w:r>
+              <w:t>’</w:t>
+            </w:r>
+            <w:r>
+              <w:rPr>
+                <w:rFonts w:hint="eastAsia"/>
+              </w:rPr>
+              <w:t xml:space="preserve">, </w:t>
+            </w:r>
+            <w:r>
+              <w:t>‘</w:t>
+            </w:r>
+            <w:r>
+              <w:rPr>
+                <w:rFonts w:hint="eastAsia"/>
+              </w:rPr>
+              <w:t>modbustcp</w:t>
+            </w:r>
+            <w:r>
+              <w:t>’</w:t>
+            </w:r>
+            <w:r>
+              <w:rPr>
+                <w:rFonts w:hint="eastAsia"/>
+              </w:rPr>
+              <w:t xml:space="preserve"> or </w:t>
+            </w:r>
+            <w:r>
+              <w:t>‘</w:t>
+            </w:r>
+            <w:r>
+              <w:rPr>
+                <w:rFonts w:hint="eastAsia"/>
+              </w:rPr>
+              <w:t>rtutcp</w:t>
+            </w:r>
+            <w:r>
+              <w:t>’.</w:t>
+            </w:r>
+            <w:r>
+              <w:br/>
+              <w:t xml:space="preserve">Default: </w:t>
+            </w:r>
+            <w:r>
+              <w:rPr>
+                <w:rFonts w:hint="eastAsia"/>
+              </w:rPr>
+              <w:t>serialrtu</w:t>
             </w:r>
           </w:p>
         </w:tc>
@@ -9738,7 +9898,17 @@
               <w:t xml:space="preserve">-port </w:t>
             </w:r>
             <w:r>
-              <w:t>###</w:t>
+              <w:t>&lt;</w:t>
+            </w:r>
+            <w:r>
+              <w:rPr>
+                <w:i/>
+                <w:iCs/>
+              </w:rPr>
+              <w:t>name</w:t>
+            </w:r>
+            <w:r>
+              <w:t>&gt;</w:t>
             </w:r>
           </w:p>
         </w:tc>
@@ -9761,6 +9931,10 @@
             </w:r>
             <w:r>
               <w:t>,…</w:t>
+            </w:r>
+            <w:r>
+              <w:br/>
+              <w:t>Default: COM1</w:t>
             </w:r>
           </w:p>
         </w:tc>
@@ -9817,6 +9991,13 @@
               </w:rPr>
               <w:t>baudrate</w:t>
             </w:r>
+            <w:r>
+              <w:t>.</w:t>
+            </w:r>
+            <w:r>
+              <w:br/>
+              <w:t>Default: 9600</w:t>
+            </w:r>
           </w:p>
         </w:tc>
       </w:tr>
@@ -9848,7 +10029,17 @@
               <w:tab/>
             </w:r>
             <w:r>
-              <w:t>###</w:t>
+              <w:t>&lt;</w:t>
+            </w:r>
+            <w:r>
+              <w:rPr>
+                <w:i/>
+                <w:iCs/>
+              </w:rPr>
+              <w:t>mode</w:t>
+            </w:r>
+            <w:r>
+              <w:t>&gt;</w:t>
             </w:r>
           </w:p>
         </w:tc>
@@ -9876,7 +10067,95 @@
               <w:rPr>
                 <w:rFonts w:hint="eastAsia"/>
               </w:rPr>
-              <w:t>parity: odd, even, none, mark or space</w:t>
+              <w:t xml:space="preserve">parity: </w:t>
+            </w:r>
+            <w:r>
+              <w:t>‘</w:t>
+            </w:r>
+            <w:r>
+              <w:rPr>
+                <w:rFonts w:hint="eastAsia"/>
+              </w:rPr>
+              <w:t>odd</w:t>
+            </w:r>
+            <w:r>
+              <w:t>’</w:t>
+            </w:r>
+            <w:r>
+              <w:rPr>
+                <w:rFonts w:hint="eastAsia"/>
+              </w:rPr>
+              <w:t xml:space="preserve">, </w:t>
+            </w:r>
+            <w:r>
+              <w:t>‘</w:t>
+            </w:r>
+            <w:r>
+              <w:rPr>
+                <w:rFonts w:hint="eastAsia"/>
+              </w:rPr>
+              <w:t>even</w:t>
+            </w:r>
+            <w:r>
+              <w:t>’</w:t>
+            </w:r>
+            <w:r>
+              <w:rPr>
+                <w:rFonts w:hint="eastAsia"/>
+              </w:rPr>
+              <w:t xml:space="preserve">, </w:t>
+            </w:r>
+            <w:r>
+              <w:t>‘</w:t>
+            </w:r>
+            <w:r>
+              <w:rPr>
+                <w:rFonts w:hint="eastAsia"/>
+              </w:rPr>
+              <w:t>none</w:t>
+            </w:r>
+            <w:r>
+              <w:t>’</w:t>
+            </w:r>
+            <w:r>
+              <w:rPr>
+                <w:rFonts w:hint="eastAsia"/>
+              </w:rPr>
+              <w:t xml:space="preserve">, </w:t>
+            </w:r>
+            <w:r>
+              <w:t>‘</w:t>
+            </w:r>
+            <w:r>
+              <w:rPr>
+                <w:rFonts w:hint="eastAsia"/>
+              </w:rPr>
+              <w:t>mark</w:t>
+            </w:r>
+            <w:r>
+              <w:t>’</w:t>
+            </w:r>
+            <w:r>
+              <w:rPr>
+                <w:rFonts w:hint="eastAsia"/>
+              </w:rPr>
+              <w:t xml:space="preserve"> or </w:t>
+            </w:r>
+            <w:r>
+              <w:t>‘</w:t>
+            </w:r>
+            <w:r>
+              <w:rPr>
+                <w:rFonts w:hint="eastAsia"/>
+              </w:rPr>
+              <w:t>space</w:t>
+            </w:r>
+            <w:r>
+              <w:t>’.</w:t>
+            </w:r>
+            <w:r>
+              <w:br/>
+              <w:t>Default: None</w:t>
             </w:r>
           </w:p>
         </w:tc>
@@ -9947,6 +10226,13 @@
               </w:rPr>
               <w:t>)</w:t>
             </w:r>
+            <w:r>
+              <w:t>.</w:t>
+            </w:r>
+            <w:r>
+              <w:br/>
+              <w:t>Default: 100ms</w:t>
+            </w:r>
           </w:p>
         </w:tc>
       </w:tr>
@@ -9969,10 +10255,7 @@
               <w:rPr>
                 <w:rFonts w:hint="eastAsia"/>
               </w:rPr>
-              <w:t>-onewireechosuppression</w:t>
-            </w:r>
-            <w:r>
-              <w:t xml:space="preserve"> </w:t>
+              <w:t>-onewire</w:t>
             </w:r>
           </w:p>
         </w:tc>
@@ -9991,10 +10274,14 @@
               <w:rPr>
                 <w:rFonts w:hint="eastAsia"/>
               </w:rPr>
-              <w:t>Ignore query command being echoed back (</w:t>
-            </w:r>
-            <w:r>
-              <w:t>no value)</w:t>
+              <w:t>1-wire operation, ignore query/command echo</w:t>
+            </w:r>
+            <w:r>
+              <w:t>.</w:t>
+            </w:r>
+            <w:r>
+              <w:br/>
+              <w:t>Default: off</w:t>
             </w:r>
           </w:p>
         </w:tc>
@@ -10018,10 +10305,24 @@
               <w:rPr>
                 <w:rFonts w:hint="eastAsia"/>
               </w:rPr>
+              <w:lastRenderedPageBreak/>
               <w:t>-ipaddress</w:t>
             </w:r>
             <w:r>
-              <w:t xml:space="preserve"> ##.##.##.##</w:t>
+              <w:t xml:space="preserve"> </w:t>
+            </w:r>
+            <w:r>
+              <w:t>&lt;</w:t>
+            </w:r>
+            <w:r>
+              <w:rPr>
+                <w:i/>
+                <w:iCs/>
+              </w:rPr>
+              <w:t>address</w:t>
+            </w:r>
+            <w:r>
+              <w:t>&gt;</w:t>
             </w:r>
           </w:p>
         </w:tc>
@@ -10053,6 +10354,13 @@
             </w:r>
             <w:r>
               <w:t>100</w:t>
+            </w:r>
+            <w:r>
+              <w:t>.</w:t>
+            </w:r>
+            <w:r>
+              <w:br/>
+              <w:t>Default: &lt;none&gt;</w:t>
             </w:r>
           </w:p>
         </w:tc>
@@ -10118,6 +10426,13 @@
             <w:r>
               <w:t>2</w:t>
             </w:r>
+            <w:r>
+              <w:t>.</w:t>
+            </w:r>
+            <w:r>
+              <w:br/>
+              <w:t>Default: 502</w:t>
+            </w:r>
           </w:p>
         </w:tc>
       </w:tr>
@@ -10168,13 +10483,23 @@
               <w:t>Slave ID number: 1</w:t>
             </w:r>
             <w:r>
-              <w:t xml:space="preserve"> - </w:t>
+              <w:t xml:space="preserve"> </w:t>
+            </w:r>
+            <w:r>
+              <w:t xml:space="preserve">– </w:t>
             </w:r>
             <w:r>
               <w:rPr>
                 <w:rFonts w:hint="eastAsia"/>
               </w:rPr>
               <w:t>255</w:t>
+            </w:r>
+            <w:r>
+              <w:t>.</w:t>
+            </w:r>
+            <w:r>
+              <w:br/>
+              <w:t>Default: 1</w:t>
             </w:r>
           </w:p>
         </w:tc>
@@ -10195,7 +10520,10 @@
               </w:rPr>
             </w:pPr>
             <w:r>
-              <w:t xml:space="preserve">-maxframe ### </w:t>
+              <w:t xml:space="preserve">-maxframe </w:t>
+            </w:r>
+            <w:r>
+              <w:t xml:space="preserve">### </w:t>
             </w:r>
           </w:p>
         </w:tc>
@@ -10217,13 +10545,29 @@
               <w:t>Maximum frame size: 13</w:t>
             </w:r>
             <w:r>
-              <w:t xml:space="preserve"> - </w:t>
+              <w:t xml:space="preserve"> </w:t>
+            </w:r>
+            <w:r>
+              <w:t>–</w:t>
+            </w:r>
+            <w:r>
+              <w:t xml:space="preserve"> </w:t>
             </w:r>
             <w:r>
               <w:rPr>
                 <w:rFonts w:hint="eastAsia"/>
               </w:rPr>
               <w:t>256</w:t>
+            </w:r>
+            <w:r>
+              <w:t xml:space="preserve"> bytes</w:t>
+            </w:r>
+            <w:r>
+              <w:t xml:space="preserve">. </w:t>
+            </w:r>
+            <w:r>
+              <w:br/>
+              <w:t>Default: 256</w:t>
             </w:r>
           </w:p>
         </w:tc>
@@ -10285,6 +10629,13 @@
               </w:rPr>
               <w:t>)</w:t>
             </w:r>
+            <w:r>
+              <w:t>.</w:t>
+            </w:r>
+            <w:r>
+              <w:br/>
+              <w:t>Default: 1000ms</w:t>
+            </w:r>
           </w:p>
         </w:tc>
       </w:tr>
@@ -10345,6 +10696,16 @@
               </w:rPr>
               <w:t>)</w:t>
             </w:r>
+            <w:r>
+              <w:t>.</w:t>
+            </w:r>
+            <w:r>
+              <w:br/>
+              <w:t>Default: 0</w:t>
+            </w:r>
+            <w:r>
+              <w:t xml:space="preserve"> (auto)</w:t>
+            </w:r>
           </w:p>
         </w:tc>
       </w:tr>
@@ -10364,8 +10725,20 @@
               </w:rPr>
             </w:pPr>
             <w:r>
-              <w:lastRenderedPageBreak/>
-              <w:t xml:space="preserve">-writeregfc ### </w:t>
+              <w:t>-writeregfc</w:t>
+            </w:r>
+            <w:r>
+              <w:t xml:space="preserve"> &lt;</w:t>
+            </w:r>
+            <w:r>
+              <w:rPr>
+                <w:i/>
+                <w:iCs/>
+              </w:rPr>
+              <w:t>mode</w:t>
+            </w:r>
+            <w:r>
+              <w:t>&gt;</w:t>
             </w:r>
           </w:p>
         </w:tc>
@@ -10381,7 +10754,44 @@
               </w:rPr>
             </w:pPr>
             <w:r>
-              <w:t>Write holding registers function code: 6, 16 or auto</w:t>
+              <w:t xml:space="preserve">Write holding registers function code: </w:t>
+            </w:r>
+            <w:r>
+              <w:t>‘</w:t>
+            </w:r>
+            <w:r>
+              <w:t>6</w:t>
+            </w:r>
+            <w:r>
+              <w:t>’</w:t>
+            </w:r>
+            <w:r>
+              <w:t xml:space="preserve">, </w:t>
+            </w:r>
+            <w:r>
+              <w:t>‘</w:t>
+            </w:r>
+            <w:r>
+              <w:t>16</w:t>
+            </w:r>
+            <w:r>
+              <w:t>’</w:t>
+            </w:r>
+            <w:r>
+              <w:t xml:space="preserve"> or </w:t>
+            </w:r>
+            <w:r>
+              <w:t>‘</w:t>
+            </w:r>
+            <w:r>
+              <w:t>auto</w:t>
+            </w:r>
+            <w:r>
+              <w:t>’.</w:t>
+            </w:r>
+            <w:r>
+              <w:br/>
+              <w:t>Default: auto</w:t>
             </w:r>
           </w:p>
         </w:tc>
@@ -10424,13 +10834,31 @@
               </w:rPr>
             </w:pPr>
             <w:r>
-              <w:t>Set the period for reading the registers from the slave/server. In</w:t>
-            </w:r>
-            <w:r>
-              <w:rPr>
-                <w:rFonts w:hint="eastAsia"/>
-              </w:rPr>
-              <w:t xml:space="preserve"> milliseconds.</w:t>
+              <w:t xml:space="preserve">Set the </w:t>
+            </w:r>
+            <w:r>
+              <w:t xml:space="preserve">polling </w:t>
+            </w:r>
+            <w:r>
+              <w:t>period for reading the registers from the slave/server</w:t>
+            </w:r>
+            <w:r>
+              <w:t xml:space="preserve"> (</w:t>
+            </w:r>
+            <w:proofErr w:type="spellStart"/>
+            <w:r>
+              <w:t>ms</w:t>
+            </w:r>
+            <w:proofErr w:type="spellEnd"/>
+            <w:r>
+              <w:t>)</w:t>
+            </w:r>
+            <w:r>
+              <w:t>.</w:t>
+            </w:r>
+            <w:r>
+              <w:br/>
+              <w:t>Default:1000ms</w:t>
             </w:r>
           </w:p>
         </w:tc>
@@ -10482,7 +10910,7 @@
               <w:rPr>
                 <w:rFonts w:hint="eastAsia"/>
               </w:rPr>
-              <w:t xml:space="preserve">Shows </w:t>
+              <w:t xml:space="preserve">Show </w:t>
             </w:r>
             <w:r>
               <w:t>the</w:t>
@@ -10533,20 +10961,21 @@
           <w:rFonts w:hint="eastAsia"/>
         </w:rPr>
       </w:pPr>
-      <w:bookmarkStart w:id="36" w:name="_Toc147129070"/>
+      <w:bookmarkStart w:id="36" w:name="_Toc151127819"/>
       <w:r>
         <w:t>ModbusExport tool</w:t>
       </w:r>
       <w:bookmarkEnd w:id="36"/>
     </w:p>
     <w:p>
-      <w:pPr>
-        <w:rPr>
-          <w:rFonts w:hint="eastAsia"/>
-        </w:rPr>
-      </w:pPr>
-      <w:r>
-        <w:t>ModbusExport.exe is a command line tool to export registers from a device to a CSV file.</w:t>
+      <w:r>
+        <w:t xml:space="preserve">ModbusExport.exe is a command line tool to export registers from a </w:t>
+      </w:r>
+      <w:r>
+        <w:t xml:space="preserve">modbus </w:t>
+      </w:r>
+      <w:r>
+        <w:t>device to a CSV file.</w:t>
       </w:r>
       <w:r>
         <w:br/>
@@ -10560,6 +10989,69 @@
         </w:rPr>
       </w:pPr>
       <w:r>
+        <w:t>See [</w:t>
+      </w:r>
+      <w:r>
+        <w:rPr>
+          <w:rFonts w:hint="eastAsia"/>
+          <w:i/>
+        </w:rPr>
+        <w:fldChar w:fldCharType="begin"/>
+      </w:r>
+      <w:r>
+        <w:rPr>
+          <w:rFonts w:hint="eastAsia"/>
+          <w:i/>
+        </w:rPr>
+        <w:instrText xml:space="preserve"> </w:instrText>
+      </w:r>
+      <w:r>
+        <w:rPr>
+          <w:i/>
+        </w:rPr>
+        <w:instrText>REF _Ref117942219 \h</w:instrText>
+      </w:r>
+      <w:r>
+        <w:rPr>
+          <w:rFonts w:hint="eastAsia"/>
+          <w:i/>
+        </w:rPr>
+        <w:instrText xml:space="preserve"> </w:instrText>
+      </w:r>
+      <w:r>
+        <w:rPr>
+          <w:rFonts w:hint="eastAsia"/>
+          <w:i/>
+        </w:rPr>
+      </w:r>
+      <w:r>
+        <w:rPr>
+          <w:rFonts w:hint="eastAsia"/>
+          <w:i/>
+        </w:rPr>
+        <w:fldChar w:fldCharType="separate"/>
+      </w:r>
+      <w:r>
+        <w:t>The Import / Export format</w:t>
+      </w:r>
+      <w:r>
+        <w:rPr>
+          <w:rFonts w:hint="eastAsia"/>
+          <w:i/>
+        </w:rPr>
+        <w:fldChar w:fldCharType="end"/>
+      </w:r>
+      <w:r>
+        <w:t>] for more information on the CSV file format.</w:t>
+      </w:r>
+    </w:p>
+    <w:p>
+      <w:pPr>
+        <w:rPr>
+          <w:rFonts w:hint="eastAsia"/>
+        </w:rPr>
+      </w:pPr>
+      <w:r>
         <w:t>Example usage</w:t>
       </w:r>
       <w:r>
@@ -10598,6 +11090,39 @@
           <w:rFonts w:hint="eastAsia"/>
         </w:rPr>
         <w:t>ModbusExport Test1.mbc Data1.csv -connection modbustcp -ipaddress 192.168.1.100</w:t>
+      </w:r>
+      <w:r>
+        <w:t xml:space="preserve"> </w:t>
+      </w:r>
+      <w:r>
+        <w:br/>
+        <w:t xml:space="preserve">    </w:t>
+      </w:r>
+      <w:r>
+        <w:rPr>
+          <w:rFonts w:hint="eastAsia"/>
+        </w:rPr>
+        <w:t xml:space="preserve">-format </w:t>
+      </w:r>
+      <w:r>
+        <w:t>int -log log1.txt</w:t>
+      </w:r>
+    </w:p>
+    <w:p>
+      <w:pPr>
+        <w:pStyle w:val="Bijschrift"/>
+      </w:pPr>
+      <w:r>
+        <w:t xml:space="preserve">  </w:t>
+      </w:r>
+      <w:r>
+        <w:rPr>
+          <w:rFonts w:hint="eastAsia"/>
+        </w:rPr>
+        <w:t>ModbusExport Test1.mbc Data1.csv</w:t>
+      </w:r>
+      <w:r>
+        <w:t xml:space="preserve"> -tabs ‘Base setup” “Setup” “Parameters”</w:t>
       </w:r>
     </w:p>
     <w:p>
@@ -10682,7 +11207,26 @@
               <w:rPr>
                 <w:rFonts w:hint="eastAsia"/>
               </w:rPr>
-              <w:t xml:space="preserve">-connection ### </w:t>
+              <w:t xml:space="preserve">-connection </w:t>
+            </w:r>
+            <w:r>
+              <w:t>&lt;</w:t>
+            </w:r>
+            <w:r>
+              <w:rPr>
+                <w:i/>
+                <w:iCs/>
+              </w:rPr>
+              <w:t>type</w:t>
+            </w:r>
+            <w:r>
+              <w:t>&gt;</w:t>
+            </w:r>
+            <w:r>
+              <w:rPr>
+                <w:rFonts w:hint="eastAsia"/>
+              </w:rPr>
+              <w:t xml:space="preserve"> </w:t>
             </w:r>
           </w:p>
         </w:tc>
@@ -10701,7 +11245,68 @@
               <w:rPr>
                 <w:rFonts w:hint="eastAsia"/>
               </w:rPr>
-              <w:t>Connection type: serialrtu, modbustcp or rtutcp</w:t>
+              <w:t xml:space="preserve">Connection type: </w:t>
+            </w:r>
+            <w:r>
+              <w:t>‘</w:t>
+            </w:r>
+            <w:r>
+              <w:rPr>
+                <w:rFonts w:hint="eastAsia"/>
+              </w:rPr>
+              <w:t>serialrtu</w:t>
+            </w:r>
+            <w:r>
+              <w:t>’</w:t>
+            </w:r>
+            <w:r>
+              <w:rPr>
+                <w:rFonts w:hint="eastAsia"/>
+              </w:rPr>
+              <w:t xml:space="preserve">, </w:t>
+            </w:r>
+            <w:r>
+              <w:t>‘</w:t>
+            </w:r>
+            <w:r>
+              <w:rPr>
+                <w:rFonts w:hint="eastAsia"/>
+              </w:rPr>
+              <w:t>modbustcp</w:t>
+            </w:r>
+            <w:r>
+              <w:t>’</w:t>
+            </w:r>
+            <w:r>
+              <w:rPr>
+                <w:rFonts w:hint="eastAsia"/>
+              </w:rPr>
+              <w:t xml:space="preserve"> or </w:t>
+            </w:r>
+            <w:r>
+              <w:t>‘</w:t>
+            </w:r>
+            <w:r>
+              <w:rPr>
+                <w:rFonts w:hint="eastAsia"/>
+              </w:rPr>
+              <w:t>rtutcp</w:t>
+            </w:r>
+            <w:r>
+              <w:t>’.</w:t>
+            </w:r>
+            <w:r>
+              <w:t xml:space="preserve"> </w:t>
+            </w:r>
+            <w:r>
+              <w:br/>
+              <w:t xml:space="preserve">Default: </w:t>
+            </w:r>
+            <w:r>
+              <w:rPr>
+                <w:rFonts w:hint="eastAsia"/>
+              </w:rPr>
+              <w:t>serialrtu</w:t>
             </w:r>
           </w:p>
         </w:tc>
@@ -10722,7 +11327,20 @@
               <w:rPr>
                 <w:rFonts w:hint="eastAsia"/>
               </w:rPr>
-              <w:t xml:space="preserve">-port ### </w:t>
+              <w:t xml:space="preserve">-port </w:t>
+            </w:r>
+            <w:r>
+              <w:t>&lt;</w:t>
+            </w:r>
+            <w:r>
+              <w:rPr>
+                <w:i/>
+                <w:iCs/>
+              </w:rPr>
+              <w:t>name</w:t>
+            </w:r>
+            <w:r>
+              <w:t>&gt;</w:t>
             </w:r>
           </w:p>
         </w:tc>
@@ -10745,6 +11363,10 @@
             </w:r>
             <w:r>
               <w:t>…</w:t>
+            </w:r>
+            <w:r>
+              <w:br/>
+              <w:t>Default: COM1</w:t>
             </w:r>
           </w:p>
         </w:tc>
@@ -10795,6 +11417,13 @@
               </w:rPr>
               <w:t>baudrate</w:t>
             </w:r>
+            <w:r>
+              <w:t>.</w:t>
+            </w:r>
+            <w:r>
+              <w:br/>
+              <w:t>Default: 9600</w:t>
+            </w:r>
           </w:p>
         </w:tc>
       </w:tr>
@@ -10814,7 +11443,21 @@
               <w:rPr>
                 <w:rFonts w:hint="eastAsia"/>
               </w:rPr>
-              <w:t xml:space="preserve">-parity ### </w:t>
+              <w:lastRenderedPageBreak/>
+              <w:t xml:space="preserve">-parity </w:t>
+            </w:r>
+            <w:r>
+              <w:t>&lt;</w:t>
+            </w:r>
+            <w:r>
+              <w:rPr>
+                <w:i/>
+                <w:iCs/>
+              </w:rPr>
+              <w:t>mode</w:t>
+            </w:r>
+            <w:r>
+              <w:t>&gt;</w:t>
             </w:r>
           </w:p>
         </w:tc>
@@ -10842,7 +11485,98 @@
               <w:rPr>
                 <w:rFonts w:hint="eastAsia"/>
               </w:rPr>
-              <w:t>parity: odd, even, none, mark or space</w:t>
+              <w:t xml:space="preserve">parity: </w:t>
+            </w:r>
+            <w:r>
+              <w:t>‘</w:t>
+            </w:r>
+            <w:r>
+              <w:rPr>
+                <w:rFonts w:hint="eastAsia"/>
+              </w:rPr>
+              <w:t>odd</w:t>
+            </w:r>
+            <w:r>
+              <w:t>’</w:t>
+            </w:r>
+            <w:r>
+              <w:rPr>
+                <w:rFonts w:hint="eastAsia"/>
+              </w:rPr>
+              <w:t xml:space="preserve">, </w:t>
+            </w:r>
+            <w:r>
+              <w:t>‘</w:t>
+            </w:r>
+            <w:r>
+              <w:rPr>
+                <w:rFonts w:hint="eastAsia"/>
+              </w:rPr>
+              <w:t>even</w:t>
+            </w:r>
+            <w:r>
+              <w:t>’</w:t>
+            </w:r>
+            <w:r>
+              <w:rPr>
+                <w:rFonts w:hint="eastAsia"/>
+              </w:rPr>
+              <w:t xml:space="preserve">, </w:t>
+            </w:r>
+            <w:r>
+              <w:t>‘</w:t>
+            </w:r>
+            <w:r>
+              <w:rPr>
+                <w:rFonts w:hint="eastAsia"/>
+              </w:rPr>
+              <w:t>none</w:t>
+            </w:r>
+            <w:r>
+              <w:t>’</w:t>
+            </w:r>
+            <w:r>
+              <w:rPr>
+                <w:rFonts w:hint="eastAsia"/>
+              </w:rPr>
+              <w:t xml:space="preserve">, </w:t>
+            </w:r>
+            <w:r>
+              <w:t>‘</w:t>
+            </w:r>
+            <w:r>
+              <w:rPr>
+                <w:rFonts w:hint="eastAsia"/>
+              </w:rPr>
+              <w:t>mark</w:t>
+            </w:r>
+            <w:r>
+              <w:t>’</w:t>
+            </w:r>
+            <w:r>
+              <w:rPr>
+                <w:rFonts w:hint="eastAsia"/>
+              </w:rPr>
+              <w:t xml:space="preserve"> or </w:t>
+            </w:r>
+            <w:r>
+              <w:t>‘</w:t>
+            </w:r>
+            <w:r>
+              <w:rPr>
+                <w:rFonts w:hint="eastAsia"/>
+              </w:rPr>
+              <w:t>space</w:t>
+            </w:r>
+            <w:r>
+              <w:t>’.</w:t>
+            </w:r>
+            <w:r>
+              <w:t xml:space="preserve"> </w:t>
+            </w:r>
+            <w:r>
+              <w:br/>
+              <w:t>Default: None</w:t>
             </w:r>
           </w:p>
         </w:tc>
@@ -10907,6 +11641,13 @@
               </w:rPr>
               <w:t>)</w:t>
             </w:r>
+            <w:r>
+              <w:t>.</w:t>
+            </w:r>
+            <w:r>
+              <w:br/>
+              <w:t>Default: 100ms</w:t>
+            </w:r>
           </w:p>
         </w:tc>
       </w:tr>
@@ -10926,7 +11667,7 @@
               <w:rPr>
                 <w:rFonts w:hint="eastAsia"/>
               </w:rPr>
-              <w:t xml:space="preserve">-onewireechosuppression </w:t>
+              <w:t>-onewire</w:t>
             </w:r>
           </w:p>
         </w:tc>
@@ -10945,10 +11686,17 @@
               <w:rPr>
                 <w:rFonts w:hint="eastAsia"/>
               </w:rPr>
-              <w:t>Ignore query command being echoed back (</w:t>
-            </w:r>
-            <w:r>
-              <w:t>no value)</w:t>
+              <w:t>1-wire operation, ignore query/command echo</w:t>
+            </w:r>
+            <w:r>
+              <w:t>.</w:t>
+            </w:r>
+            <w:r>
+              <w:t xml:space="preserve"> </w:t>
+            </w:r>
+            <w:r>
+              <w:br/>
+              <w:t>Default: off</w:t>
             </w:r>
           </w:p>
         </w:tc>
@@ -10969,7 +11717,26 @@
               <w:rPr>
                 <w:rFonts w:hint="eastAsia"/>
               </w:rPr>
-              <w:t xml:space="preserve">-ipaddress ##.##.##.## </w:t>
+              <w:t xml:space="preserve">-ipaddress </w:t>
+            </w:r>
+            <w:r>
+              <w:t>&lt;</w:t>
+            </w:r>
+            <w:r>
+              <w:rPr>
+                <w:i/>
+                <w:iCs/>
+              </w:rPr>
+              <w:t>address</w:t>
+            </w:r>
+            <w:r>
+              <w:t>&gt;</w:t>
+            </w:r>
+            <w:r>
+              <w:rPr>
+                <w:rFonts w:hint="eastAsia"/>
+              </w:rPr>
+              <w:t xml:space="preserve"> </w:t>
             </w:r>
           </w:p>
         </w:tc>
@@ -10995,6 +11762,16 @@
             </w:r>
             <w:r>
               <w:t>100</w:t>
+            </w:r>
+            <w:r>
+              <w:t>.</w:t>
+            </w:r>
+            <w:r>
+              <w:t xml:space="preserve"> </w:t>
+            </w:r>
+            <w:r>
+              <w:br/>
+              <w:t>Default: &lt;none&gt;</w:t>
             </w:r>
           </w:p>
         </w:tc>
@@ -11042,6 +11819,13 @@
             <w:r>
               <w:t>2</w:t>
             </w:r>
+            <w:r>
+              <w:t>.</w:t>
+            </w:r>
+            <w:r>
+              <w:br/>
+              <w:t>Default: 502</w:t>
+            </w:r>
           </w:p>
         </w:tc>
       </w:tr>
@@ -11083,13 +11867,26 @@
               <w:t>Slave ID number: 1</w:t>
             </w:r>
             <w:r>
-              <w:t xml:space="preserve"> - </w:t>
+              <w:t xml:space="preserve"> </w:t>
+            </w:r>
+            <w:r>
+              <w:t>–</w:t>
+            </w:r>
+            <w:r>
+              <w:t xml:space="preserve"> </w:t>
             </w:r>
             <w:r>
               <w:rPr>
                 <w:rFonts w:hint="eastAsia"/>
               </w:rPr>
               <w:t>255</w:t>
+            </w:r>
+            <w:r>
+              <w:t>.</w:t>
+            </w:r>
+            <w:r>
+              <w:br/>
+              <w:t>Default: 1</w:t>
             </w:r>
           </w:p>
         </w:tc>
@@ -11132,13 +11929,29 @@
               <w:t>Maximum frame size: 13</w:t>
             </w:r>
             <w:r>
-              <w:t xml:space="preserve"> - </w:t>
+              <w:t xml:space="preserve"> </w:t>
+            </w:r>
+            <w:r>
+              <w:t>–</w:t>
+            </w:r>
+            <w:r>
+              <w:t xml:space="preserve"> </w:t>
             </w:r>
             <w:r>
               <w:rPr>
                 <w:rFonts w:hint="eastAsia"/>
               </w:rPr>
               <w:t>256</w:t>
+            </w:r>
+            <w:r>
+              <w:t xml:space="preserve"> bytes</w:t>
+            </w:r>
+            <w:r>
+              <w:t>.</w:t>
+            </w:r>
+            <w:r>
+              <w:br/>
+              <w:t>Default: 256</w:t>
             </w:r>
           </w:p>
         </w:tc>
@@ -11178,13 +11991,7 @@
               <w:rPr>
                 <w:rFonts w:hint="eastAsia"/>
               </w:rPr>
-              <w:t xml:space="preserve">Maximum </w:t>
-            </w:r>
-            <w:r>
-              <w:rPr>
-                <w:rFonts w:hint="eastAsia"/>
-              </w:rPr>
-              <w:t>wait time for first byte of response (</w:t>
+              <w:t>Maximum wait time for first byte of response (</w:t>
             </w:r>
             <w:proofErr w:type="spellStart"/>
             <w:r>
@@ -11199,6 +12006,13 @@
                 <w:rFonts w:hint="eastAsia"/>
               </w:rPr>
               <w:t>)</w:t>
+            </w:r>
+            <w:r>
+              <w:t>.</w:t>
+            </w:r>
+            <w:r>
+              <w:br/>
+              <w:t>Default: 1000</w:t>
             </w:r>
           </w:p>
         </w:tc>
@@ -11254,6 +12068,15 @@
               </w:rPr>
               <w:t>)</w:t>
             </w:r>
+            <w:r>
+              <w:t>.</w:t>
+            </w:r>
+            <w:r>
+              <w:br/>
+            </w:r>
+            <w:r>
+              <w:t>Default: 0 (auto)</w:t>
+            </w:r>
           </w:p>
         </w:tc>
       </w:tr>
@@ -11273,7 +12096,26 @@
               <w:rPr>
                 <w:rFonts w:hint="eastAsia"/>
               </w:rPr>
-              <w:t xml:space="preserve">-int32endian ### </w:t>
+              <w:t xml:space="preserve">-int32endian </w:t>
+            </w:r>
+            <w:r>
+              <w:t>&lt;</w:t>
+            </w:r>
+            <w:r>
+              <w:rPr>
+                <w:i/>
+                <w:iCs/>
+              </w:rPr>
+              <w:t>endian</w:t>
+            </w:r>
+            <w:r>
+              <w:t>&gt;</w:t>
+            </w:r>
+            <w:r>
+              <w:rPr>
+                <w:rFonts w:hint="eastAsia"/>
+              </w:rPr>
+              <w:t xml:space="preserve"> </w:t>
             </w:r>
           </w:p>
         </w:tc>
@@ -11292,7 +12134,44 @@
               <w:rPr>
                 <w:rFonts w:hint="eastAsia"/>
               </w:rPr>
-              <w:t>32-bit int word order: little, big</w:t>
+              <w:t xml:space="preserve">32-bit int word order: </w:t>
+            </w:r>
+            <w:r>
+              <w:t>‘</w:t>
+            </w:r>
+            <w:r>
+              <w:rPr>
+                <w:rFonts w:hint="eastAsia"/>
+              </w:rPr>
+              <w:t>little</w:t>
+            </w:r>
+            <w:r>
+              <w:t>’ or</w:t>
+            </w:r>
+            <w:r>
+              <w:rPr>
+                <w:rFonts w:hint="eastAsia"/>
+              </w:rPr>
+              <w:t xml:space="preserve"> </w:t>
+            </w:r>
+            <w:r>
+              <w:t>‘</w:t>
+            </w:r>
+            <w:r>
+              <w:rPr>
+                <w:rFonts w:hint="eastAsia"/>
+              </w:rPr>
+              <w:t>big</w:t>
+            </w:r>
+            <w:r>
+              <w:t>’.</w:t>
+            </w:r>
+            <w:r>
+              <w:t xml:space="preserve"> </w:t>
+            </w:r>
+            <w:r>
+              <w:br/>
+              <w:t>Default: Little</w:t>
             </w:r>
           </w:p>
         </w:tc>
@@ -11313,7 +12192,20 @@
               <w:rPr>
                 <w:rFonts w:hint="eastAsia"/>
               </w:rPr>
-              <w:t xml:space="preserve">-float32endian ### </w:t>
+              <w:t xml:space="preserve">-float32endian </w:t>
+            </w:r>
+            <w:r>
+              <w:t>&lt;</w:t>
+            </w:r>
+            <w:r>
+              <w:rPr>
+                <w:i/>
+                <w:iCs/>
+              </w:rPr>
+              <w:t>endian</w:t>
+            </w:r>
+            <w:r>
+              <w:t>&gt;</w:t>
             </w:r>
           </w:p>
         </w:tc>
@@ -11332,7 +12224,44 @@
               <w:rPr>
                 <w:rFonts w:hint="eastAsia"/>
               </w:rPr>
-              <w:t>32-bit float word order: little, big</w:t>
+              <w:t xml:space="preserve">32-bit float word order: </w:t>
+            </w:r>
+            <w:r>
+              <w:t>‘</w:t>
+            </w:r>
+            <w:r>
+              <w:rPr>
+                <w:rFonts w:hint="eastAsia"/>
+              </w:rPr>
+              <w:t>little</w:t>
+            </w:r>
+            <w:r>
+              <w:t>’ or</w:t>
+            </w:r>
+            <w:r>
+              <w:rPr>
+                <w:rFonts w:hint="eastAsia"/>
+              </w:rPr>
+              <w:t xml:space="preserve"> </w:t>
+            </w:r>
+            <w:r>
+              <w:t>‘</w:t>
+            </w:r>
+            <w:r>
+              <w:rPr>
+                <w:rFonts w:hint="eastAsia"/>
+              </w:rPr>
+              <w:t>big</w:t>
+            </w:r>
+            <w:r>
+              <w:t>’.</w:t>
+            </w:r>
+            <w:r>
+              <w:t xml:space="preserve"> </w:t>
+            </w:r>
+            <w:r>
+              <w:br/>
+              <w:t>Default: Little</w:t>
             </w:r>
           </w:p>
         </w:tc>
@@ -11353,7 +12282,20 @@
               <w:rPr>
                 <w:rFonts w:hint="eastAsia"/>
               </w:rPr>
-              <w:t xml:space="preserve">-stringendian ### </w:t>
+              <w:t xml:space="preserve">-stringendian </w:t>
+            </w:r>
+            <w:r>
+              <w:t>&lt;</w:t>
+            </w:r>
+            <w:r>
+              <w:rPr>
+                <w:i/>
+                <w:iCs/>
+              </w:rPr>
+              <w:t>endian</w:t>
+            </w:r>
+            <w:r>
+              <w:t>&gt;</w:t>
             </w:r>
           </w:p>
         </w:tc>
@@ -11372,7 +12314,38 @@
               <w:rPr>
                 <w:rFonts w:hint="eastAsia"/>
               </w:rPr>
-              <w:t>String byte order: little, big</w:t>
+              <w:t xml:space="preserve">String byte order: </w:t>
+            </w:r>
+            <w:r>
+              <w:t>‘</w:t>
+            </w:r>
+            <w:r>
+              <w:rPr>
+                <w:rFonts w:hint="eastAsia"/>
+              </w:rPr>
+              <w:t>little</w:t>
+            </w:r>
+            <w:r>
+              <w:t>’ or ‘</w:t>
+            </w:r>
+            <w:r>
+              <w:rPr>
+                <w:rFonts w:hint="eastAsia"/>
+              </w:rPr>
+              <w:t>big</w:t>
+            </w:r>
+            <w:r>
+              <w:t>’.</w:t>
+            </w:r>
+            <w:r>
+              <w:t xml:space="preserve"> </w:t>
+            </w:r>
+            <w:r>
+              <w:br/>
+              <w:t xml:space="preserve">Default: </w:t>
+            </w:r>
+            <w:r>
+              <w:t>Big</w:t>
             </w:r>
           </w:p>
         </w:tc>
@@ -11393,7 +12366,20 @@
               <w:rPr>
                 <w:rFonts w:hint="eastAsia"/>
               </w:rPr>
-              <w:t xml:space="preserve">-format ### </w:t>
+              <w:t xml:space="preserve">-format </w:t>
+            </w:r>
+            <w:r>
+              <w:t>&lt;</w:t>
+            </w:r>
+            <w:r>
+              <w:rPr>
+                <w:i/>
+                <w:iCs/>
+              </w:rPr>
+              <w:t>format</w:t>
+            </w:r>
+            <w:r>
+              <w:t>&gt;</w:t>
             </w:r>
           </w:p>
         </w:tc>
@@ -11412,7 +12398,74 @@
               <w:rPr>
                 <w:rFonts w:hint="eastAsia"/>
               </w:rPr>
-              <w:t>Export format: default, int, uint, hex</w:t>
+              <w:t xml:space="preserve">Export format: </w:t>
+            </w:r>
+            <w:r>
+              <w:t>‘</w:t>
+            </w:r>
+            <w:r>
+              <w:rPr>
+                <w:rFonts w:hint="eastAsia"/>
+              </w:rPr>
+              <w:t>default</w:t>
+            </w:r>
+            <w:r>
+              <w:t>’</w:t>
+            </w:r>
+            <w:r>
+              <w:rPr>
+                <w:rFonts w:hint="eastAsia"/>
+              </w:rPr>
+              <w:t xml:space="preserve">, </w:t>
+            </w:r>
+            <w:r>
+              <w:t>‘</w:t>
+            </w:r>
+            <w:r>
+              <w:rPr>
+                <w:rFonts w:hint="eastAsia"/>
+              </w:rPr>
+              <w:t>int</w:t>
+            </w:r>
+            <w:r>
+              <w:t>’</w:t>
+            </w:r>
+            <w:r>
+              <w:rPr>
+                <w:rFonts w:hint="eastAsia"/>
+              </w:rPr>
+              <w:t xml:space="preserve">, </w:t>
+            </w:r>
+            <w:r>
+              <w:t>‘</w:t>
+            </w:r>
+            <w:r>
+              <w:rPr>
+                <w:rFonts w:hint="eastAsia"/>
+              </w:rPr>
+              <w:t>uint</w:t>
+            </w:r>
+            <w:r>
+              <w:t>’ of ‘</w:t>
+            </w:r>
+            <w:r>
+              <w:rPr>
+                <w:rFonts w:hint="eastAsia"/>
+              </w:rPr>
+              <w:t>hex</w:t>
+            </w:r>
+            <w:r>
+              <w:t>’.</w:t>
+            </w:r>
+            <w:r>
+              <w:t xml:space="preserve"> </w:t>
+            </w:r>
+            <w:r>
+              <w:br/>
+              <w:t>Default: ‘default’: format as given in mbc file</w:t>
+            </w:r>
+            <w:r>
+              <w:t>.</w:t>
             </w:r>
           </w:p>
         </w:tc>
@@ -11433,7 +12486,26 @@
               <w:rPr>
                 <w:rFonts w:hint="eastAsia"/>
               </w:rPr>
-              <w:t xml:space="preserve">-stringformat ### </w:t>
+              <w:t xml:space="preserve">-stringformat </w:t>
+            </w:r>
+            <w:r>
+              <w:t>&lt;</w:t>
+            </w:r>
+            <w:r>
+              <w:rPr>
+                <w:i/>
+                <w:iCs/>
+              </w:rPr>
+              <w:t>format</w:t>
+            </w:r>
+            <w:r>
+              <w:t>&gt;</w:t>
+            </w:r>
+            <w:r>
+              <w:rPr>
+                <w:rFonts w:hint="eastAsia"/>
+              </w:rPr>
+              <w:t xml:space="preserve"> </w:t>
             </w:r>
           </w:p>
         </w:tc>
@@ -11452,7 +12524,68 @@
               <w:rPr>
                 <w:rFonts w:hint="eastAsia"/>
               </w:rPr>
-              <w:t>String export format: ascii, int, uint, hex</w:t>
+              <w:t xml:space="preserve">String export format: </w:t>
+            </w:r>
+            <w:r>
+              <w:t>‘</w:t>
+            </w:r>
+            <w:r>
+              <w:rPr>
+                <w:rFonts w:hint="eastAsia"/>
+              </w:rPr>
+              <w:t>ascii</w:t>
+            </w:r>
+            <w:r>
+              <w:t>’</w:t>
+            </w:r>
+            <w:r>
+              <w:rPr>
+                <w:rFonts w:hint="eastAsia"/>
+              </w:rPr>
+              <w:t xml:space="preserve">, </w:t>
+            </w:r>
+            <w:r>
+              <w:t>‘</w:t>
+            </w:r>
+            <w:r>
+              <w:rPr>
+                <w:rFonts w:hint="eastAsia"/>
+              </w:rPr>
+              <w:t>int</w:t>
+            </w:r>
+            <w:r>
+              <w:t>’</w:t>
+            </w:r>
+            <w:r>
+              <w:rPr>
+                <w:rFonts w:hint="eastAsia"/>
+              </w:rPr>
+              <w:t xml:space="preserve">, </w:t>
+            </w:r>
+            <w:r>
+              <w:t>‘</w:t>
+            </w:r>
+            <w:r>
+              <w:rPr>
+                <w:rFonts w:hint="eastAsia"/>
+              </w:rPr>
+              <w:t>uint</w:t>
+            </w:r>
+            <w:r>
+              <w:t>’ or ‘</w:t>
+            </w:r>
+            <w:r>
+              <w:rPr>
+                <w:rFonts w:hint="eastAsia"/>
+              </w:rPr>
+              <w:t>hex</w:t>
+            </w:r>
+            <w:r>
+              <w:t>’.</w:t>
+            </w:r>
+            <w:r>
+              <w:br/>
+              <w:t>Default: ascii</w:t>
             </w:r>
           </w:p>
         </w:tc>
@@ -11473,7 +12606,39 @@
               <w:rPr>
                 <w:rFonts w:hint="eastAsia"/>
               </w:rPr>
-              <w:t xml:space="preserve">-cont </w:t>
+              <w:t>-tabs &lt;</w:t>
+            </w:r>
+            <w:proofErr w:type="spellStart"/>
+            <w:r>
+              <w:rPr>
+                <w:rFonts w:hint="eastAsia"/>
+                <w:i/>
+                <w:iCs/>
+              </w:rPr>
+              <w:t>tabname</w:t>
+            </w:r>
+            <w:proofErr w:type="spellEnd"/>
+            <w:r>
+              <w:rPr>
+                <w:rFonts w:hint="eastAsia"/>
+              </w:rPr>
+              <w:t>&gt; [</w:t>
+            </w:r>
+            <w:proofErr w:type="spellStart"/>
+            <w:r>
+              <w:rPr>
+                <w:rFonts w:hint="eastAsia"/>
+                <w:i/>
+                <w:iCs/>
+              </w:rPr>
+              <w:t>tabname</w:t>
+            </w:r>
+            <w:proofErr w:type="spellEnd"/>
+            <w:r>
+              <w:rPr>
+                <w:rFonts w:hint="eastAsia"/>
+              </w:rPr>
+              <w:t>]...</w:t>
             </w:r>
           </w:p>
         </w:tc>
@@ -11484,15 +12649,37 @@
           </w:tcPr>
           <w:p>
             <w:pPr>
-              <w:rPr>
-                <w:rFonts w:hint="eastAsia"/>
-              </w:rPr>
-            </w:pPr>
-            <w:r>
-              <w:rPr>
-                <w:rFonts w:hint="eastAsia"/>
-              </w:rPr>
-              <w:t>Continue on error</w:t>
+              <w:tabs>
+                <w:tab w:val="left" w:pos="3860"/>
+              </w:tabs>
+              <w:rPr>
+                <w:rFonts w:hint="eastAsia"/>
+              </w:rPr>
+            </w:pPr>
+            <w:r>
+              <w:rPr>
+                <w:rFonts w:hint="eastAsia"/>
+              </w:rPr>
+              <w:t>Names of tab pages to export, in this order</w:t>
+            </w:r>
+            <w:r>
+              <w:t>, case insensitive</w:t>
+            </w:r>
+            <w:r>
+              <w:t>, tab</w:t>
+            </w:r>
+            <w:r>
+              <w:t xml:space="preserve"> </w:t>
+            </w:r>
+            <w:r>
+              <w:t>names can be quoted</w:t>
+            </w:r>
+            <w:r>
+              <w:t>.</w:t>
+            </w:r>
+            <w:r>
+              <w:br/>
+              <w:t>No default.</w:t>
             </w:r>
           </w:p>
         </w:tc>
@@ -11513,7 +12700,21 @@
               <w:rPr>
                 <w:rFonts w:hint="eastAsia"/>
               </w:rPr>
-              <w:t xml:space="preserve">-verbose </w:t>
+              <w:t>-log &lt;</w:t>
+            </w:r>
+            <w:r>
+              <w:rPr>
+                <w:rFonts w:hint="eastAsia"/>
+                <w:i/>
+                <w:iCs/>
+              </w:rPr>
+              <w:t>file/path</w:t>
+            </w:r>
+            <w:r>
+              <w:rPr>
+                <w:rFonts w:hint="eastAsia"/>
+              </w:rPr>
+              <w:t>&gt;</w:t>
             </w:r>
           </w:p>
         </w:tc>
@@ -11532,7 +12733,14 @@
               <w:rPr>
                 <w:rFonts w:hint="eastAsia"/>
               </w:rPr>
-              <w:t>Displays verbose output</w:t>
+              <w:t>Append output to a log file</w:t>
+            </w:r>
+            <w:r>
+              <w:t>.</w:t>
+            </w:r>
+            <w:r>
+              <w:br/>
+              <w:t>Default: no logging</w:t>
             </w:r>
           </w:p>
         </w:tc>
@@ -11550,6 +12758,154 @@
               </w:rPr>
             </w:pPr>
             <w:r>
+              <w:t>-</w:t>
+            </w:r>
+            <w:proofErr w:type="spellStart"/>
+            <w:r>
+              <w:t>logtime</w:t>
+            </w:r>
+            <w:proofErr w:type="spellEnd"/>
+          </w:p>
+        </w:tc>
+        <w:tc>
+          <w:tcPr>
+            <w:tcW w:w="6202" w:type="dxa"/>
+            <w:shd w:val="clear" w:color="auto" w:fill="auto"/>
+          </w:tcPr>
+          <w:p>
+            <w:pPr>
+              <w:rPr>
+                <w:rFonts w:hint="eastAsia"/>
+              </w:rPr>
+            </w:pPr>
+            <w:r>
+              <w:rPr>
+                <w:rFonts w:hint="eastAsia"/>
+              </w:rPr>
+              <w:t>Add timestamps to the log file</w:t>
+            </w:r>
+            <w:r>
+              <w:t>.</w:t>
+            </w:r>
+          </w:p>
+        </w:tc>
+      </w:tr>
+      <w:tr>
+        <w:tc>
+          <w:tcPr>
+            <w:tcW w:w="3260" w:type="dxa"/>
+            <w:shd w:val="clear" w:color="auto" w:fill="auto"/>
+          </w:tcPr>
+          <w:p>
+            <w:pPr>
+              <w:rPr>
+                <w:rFonts w:hint="eastAsia"/>
+              </w:rPr>
+            </w:pPr>
+            <w:r>
+              <w:rPr>
+                <w:rFonts w:hint="eastAsia"/>
+              </w:rPr>
+              <w:t xml:space="preserve">-cont </w:t>
+            </w:r>
+          </w:p>
+        </w:tc>
+        <w:tc>
+          <w:tcPr>
+            <w:tcW w:w="6202" w:type="dxa"/>
+            <w:shd w:val="clear" w:color="auto" w:fill="auto"/>
+          </w:tcPr>
+          <w:p>
+            <w:pPr>
+              <w:rPr>
+                <w:rFonts w:hint="eastAsia"/>
+              </w:rPr>
+            </w:pPr>
+            <w:r>
+              <w:rPr>
+                <w:rFonts w:hint="eastAsia"/>
+              </w:rPr>
+              <w:t>Continue on error</w:t>
+            </w:r>
+            <w:r>
+              <w:t xml:space="preserve"> </w:t>
+            </w:r>
+            <w:r>
+              <w:rPr>
+                <w:rFonts w:hint="eastAsia"/>
+              </w:rPr>
+              <w:t>if reading of single register fails</w:t>
+            </w:r>
+            <w:r>
+              <w:t>.</w:t>
+            </w:r>
+            <w:r>
+              <w:br/>
+              <w:t>Default: off</w:t>
+            </w:r>
+          </w:p>
+        </w:tc>
+      </w:tr>
+      <w:tr>
+        <w:tc>
+          <w:tcPr>
+            <w:tcW w:w="3260" w:type="dxa"/>
+            <w:shd w:val="clear" w:color="auto" w:fill="auto"/>
+          </w:tcPr>
+          <w:p>
+            <w:pPr>
+              <w:rPr>
+                <w:rFonts w:hint="eastAsia"/>
+              </w:rPr>
+            </w:pPr>
+            <w:r>
+              <w:rPr>
+                <w:rFonts w:hint="eastAsia"/>
+              </w:rPr>
+              <w:t xml:space="preserve">-verbose </w:t>
+            </w:r>
+          </w:p>
+        </w:tc>
+        <w:tc>
+          <w:tcPr>
+            <w:tcW w:w="6202" w:type="dxa"/>
+            <w:shd w:val="clear" w:color="auto" w:fill="auto"/>
+          </w:tcPr>
+          <w:p>
+            <w:pPr>
+              <w:rPr>
+                <w:rFonts w:hint="eastAsia"/>
+              </w:rPr>
+            </w:pPr>
+            <w:r>
+              <w:rPr>
+                <w:rFonts w:hint="eastAsia"/>
+              </w:rPr>
+              <w:t>Displays verbose output</w:t>
+            </w:r>
+            <w:r>
+              <w:t>.</w:t>
+            </w:r>
+            <w:r>
+              <w:br/>
+              <w:t>Default: off</w:t>
+            </w:r>
+          </w:p>
+        </w:tc>
+      </w:tr>
+      <w:tr>
+        <w:tc>
+          <w:tcPr>
+            <w:tcW w:w="3260" w:type="dxa"/>
+            <w:shd w:val="clear" w:color="auto" w:fill="auto"/>
+          </w:tcPr>
+          <w:p>
+            <w:pPr>
+              <w:rPr>
+                <w:rFonts w:hint="eastAsia"/>
+              </w:rPr>
+            </w:pPr>
+            <w:r>
               <w:rPr>
                 <w:rFonts w:hint="eastAsia"/>
               </w:rPr>
@@ -11582,6 +12938,9 @@
                 <w:rFonts w:hint="eastAsia"/>
               </w:rPr>
               <w:t>help screen</w:t>
+            </w:r>
+            <w:r>
+              <w:t>.</w:t>
             </w:r>
           </w:p>
         </w:tc>
@@ -11589,6 +12948,7 @@
     </w:tbl>
     <w:p>
       <w:pPr>
+        <w:keepLines/>
         <w:rPr>
           <w:rFonts w:hint="eastAsia"/>
         </w:rPr>
@@ -11679,20 +13039,21 @@
           <w:rFonts w:hint="eastAsia"/>
         </w:rPr>
       </w:pPr>
-      <w:bookmarkStart w:id="37" w:name="_Toc147129071"/>
+      <w:bookmarkStart w:id="37" w:name="_Toc151127820"/>
       <w:r>
         <w:t>ModbusImport tool</w:t>
       </w:r>
       <w:bookmarkEnd w:id="37"/>
     </w:p>
     <w:p>
-      <w:pPr>
-        <w:rPr>
-          <w:rFonts w:hint="eastAsia"/>
-        </w:rPr>
-      </w:pPr>
-      <w:r>
-        <w:t>ModbusImport.exe is a command line tool to import registers from a CSV file into a device.</w:t>
+      <w:r>
+        <w:t xml:space="preserve">ModbusImport.exe is a command line tool to import registers from a CSV file into a </w:t>
+      </w:r>
+      <w:r>
+        <w:t xml:space="preserve">modbus </w:t>
+      </w:r>
+      <w:r>
+        <w:t>device.</w:t>
       </w:r>
       <w:r>
         <w:br/>
@@ -11715,6 +13076,69 @@
         </w:rPr>
       </w:pPr>
       <w:r>
+        <w:t>See [</w:t>
+      </w:r>
+      <w:r>
+        <w:rPr>
+          <w:rFonts w:hint="eastAsia"/>
+          <w:i/>
+        </w:rPr>
+        <w:fldChar w:fldCharType="begin"/>
+      </w:r>
+      <w:r>
+        <w:rPr>
+          <w:rFonts w:hint="eastAsia"/>
+          <w:i/>
+        </w:rPr>
+        <w:instrText xml:space="preserve"> </w:instrText>
+      </w:r>
+      <w:r>
+        <w:rPr>
+          <w:i/>
+        </w:rPr>
+        <w:instrText>REF _Ref117942219 \h</w:instrText>
+      </w:r>
+      <w:r>
+        <w:rPr>
+          <w:rFonts w:hint="eastAsia"/>
+          <w:i/>
+        </w:rPr>
+        <w:instrText xml:space="preserve"> </w:instrText>
+      </w:r>
+      <w:r>
+        <w:rPr>
+          <w:rFonts w:hint="eastAsia"/>
+          <w:i/>
+        </w:rPr>
+      </w:r>
+      <w:r>
+        <w:rPr>
+          <w:rFonts w:hint="eastAsia"/>
+          <w:i/>
+        </w:rPr>
+        <w:fldChar w:fldCharType="separate"/>
+      </w:r>
+      <w:r>
+        <w:t>The Import / Export format</w:t>
+      </w:r>
+      <w:r>
+        <w:rPr>
+          <w:rFonts w:hint="eastAsia"/>
+          <w:i/>
+        </w:rPr>
+        <w:fldChar w:fldCharType="end"/>
+      </w:r>
+      <w:r>
+        <w:t>] for more information on the CSV file format.</w:t>
+      </w:r>
+    </w:p>
+    <w:p>
+      <w:pPr>
+        <w:rPr>
+          <w:rFonts w:hint="eastAsia"/>
+        </w:rPr>
+      </w:pPr>
+      <w:r>
         <w:t>Example usage</w:t>
       </w:r>
       <w:r>
@@ -11771,6 +13195,32 @@
           <w:rFonts w:hint="eastAsia"/>
         </w:rPr>
         <w:t>port Data1.csv -connection modbustcp -ipaddress 192.168.1.100</w:t>
+      </w:r>
+    </w:p>
+    <w:p>
+      <w:pPr>
+        <w:pStyle w:val="Bijschrift"/>
+      </w:pPr>
+      <w:r>
+        <w:t xml:space="preserve">  </w:t>
+      </w:r>
+      <w:r>
+        <w:rPr>
+          <w:rFonts w:hint="eastAsia"/>
+        </w:rPr>
+        <w:t>Modbus</w:t>
+      </w:r>
+      <w:r>
+        <w:t>Im</w:t>
+      </w:r>
+      <w:r>
+        <w:rPr>
+          <w:rFonts w:hint="eastAsia"/>
+        </w:rPr>
+        <w:t>port Data1.csv -connection modbustcp -ipaddress 192.168.1.100</w:t>
+      </w:r>
+      <w:r>
+        <w:t xml:space="preserve"> -tabs Setup</w:t>
       </w:r>
     </w:p>
     <w:p>
@@ -11879,7 +13329,20 @@
               <w:rPr>
                 <w:rFonts w:hint="eastAsia"/>
               </w:rPr>
-              <w:t xml:space="preserve">-connection ### </w:t>
+              <w:t xml:space="preserve">-connection </w:t>
+            </w:r>
+            <w:r>
+              <w:t>&lt;</w:t>
+            </w:r>
+            <w:r>
+              <w:rPr>
+                <w:i/>
+                <w:iCs/>
+              </w:rPr>
+              <w:t>type</w:t>
+            </w:r>
+            <w:r>
+              <w:t>&gt;</w:t>
             </w:r>
           </w:p>
         </w:tc>
@@ -11898,7 +13361,65 @@
               <w:rPr>
                 <w:rFonts w:hint="eastAsia"/>
               </w:rPr>
-              <w:t>Connection type: serialrtu, modbustcp or rtutcp</w:t>
+              <w:t xml:space="preserve">Connection type: </w:t>
+            </w:r>
+            <w:r>
+              <w:t>‘</w:t>
+            </w:r>
+            <w:r>
+              <w:rPr>
+                <w:rFonts w:hint="eastAsia"/>
+              </w:rPr>
+              <w:t>serialrtu</w:t>
+            </w:r>
+            <w:r>
+              <w:t>’</w:t>
+            </w:r>
+            <w:r>
+              <w:rPr>
+                <w:rFonts w:hint="eastAsia"/>
+              </w:rPr>
+              <w:t xml:space="preserve">, </w:t>
+            </w:r>
+            <w:r>
+              <w:t>‘</w:t>
+            </w:r>
+            <w:r>
+              <w:rPr>
+                <w:rFonts w:hint="eastAsia"/>
+              </w:rPr>
+              <w:t>modbustcp</w:t>
+            </w:r>
+            <w:r>
+              <w:t>’</w:t>
+            </w:r>
+            <w:r>
+              <w:rPr>
+                <w:rFonts w:hint="eastAsia"/>
+              </w:rPr>
+              <w:t xml:space="preserve"> or </w:t>
+            </w:r>
+            <w:r>
+              <w:t>‘</w:t>
+            </w:r>
+            <w:r>
+              <w:rPr>
+                <w:rFonts w:hint="eastAsia"/>
+              </w:rPr>
+              <w:t>rtutcp</w:t>
+            </w:r>
+            <w:r>
+              <w:t>’.</w:t>
+            </w:r>
+            <w:r>
+              <w:br/>
+              <w:t xml:space="preserve">Default: </w:t>
+            </w:r>
+            <w:r>
+              <w:rPr>
+                <w:rFonts w:hint="eastAsia"/>
+              </w:rPr>
+              <w:t>serialrtu</w:t>
             </w:r>
           </w:p>
         </w:tc>
@@ -11919,7 +13440,20 @@
               <w:rPr>
                 <w:rFonts w:hint="eastAsia"/>
               </w:rPr>
-              <w:t xml:space="preserve">-port ### </w:t>
+              <w:t xml:space="preserve">-port </w:t>
+            </w:r>
+            <w:r>
+              <w:t>&lt;</w:t>
+            </w:r>
+            <w:r>
+              <w:rPr>
+                <w:i/>
+                <w:iCs/>
+              </w:rPr>
+              <w:t>name</w:t>
+            </w:r>
+            <w:r>
+              <w:t>&gt;</w:t>
             </w:r>
           </w:p>
         </w:tc>
@@ -11942,6 +13476,10 @@
             </w:r>
             <w:r>
               <w:t>…</w:t>
+            </w:r>
+            <w:r>
+              <w:br/>
+              <w:t>Default: COM1</w:t>
             </w:r>
           </w:p>
         </w:tc>
@@ -11992,6 +13530,13 @@
               </w:rPr>
               <w:t>baudrate</w:t>
             </w:r>
+            <w:r>
+              <w:t>.</w:t>
+            </w:r>
+            <w:r>
+              <w:br/>
+              <w:t>Default: 9600</w:t>
+            </w:r>
           </w:p>
         </w:tc>
       </w:tr>
@@ -12011,7 +13556,20 @@
               <w:rPr>
                 <w:rFonts w:hint="eastAsia"/>
               </w:rPr>
-              <w:t xml:space="preserve">-parity ### </w:t>
+              <w:t xml:space="preserve">-parity </w:t>
+            </w:r>
+            <w:r>
+              <w:t>&lt;</w:t>
+            </w:r>
+            <w:r>
+              <w:rPr>
+                <w:i/>
+                <w:iCs/>
+              </w:rPr>
+              <w:t>mode</w:t>
+            </w:r>
+            <w:r>
+              <w:t>&gt;</w:t>
             </w:r>
           </w:p>
         </w:tc>
@@ -12039,7 +13597,95 @@
               <w:rPr>
                 <w:rFonts w:hint="eastAsia"/>
               </w:rPr>
-              <w:t>parity: odd, even, none, mark or space</w:t>
+              <w:t xml:space="preserve">parity: </w:t>
+            </w:r>
+            <w:r>
+              <w:t>‘</w:t>
+            </w:r>
+            <w:r>
+              <w:rPr>
+                <w:rFonts w:hint="eastAsia"/>
+              </w:rPr>
+              <w:t>odd</w:t>
+            </w:r>
+            <w:r>
+              <w:t>’</w:t>
+            </w:r>
+            <w:r>
+              <w:rPr>
+                <w:rFonts w:hint="eastAsia"/>
+              </w:rPr>
+              <w:t xml:space="preserve">, </w:t>
+            </w:r>
+            <w:r>
+              <w:t>‘</w:t>
+            </w:r>
+            <w:r>
+              <w:rPr>
+                <w:rFonts w:hint="eastAsia"/>
+              </w:rPr>
+              <w:t>even</w:t>
+            </w:r>
+            <w:r>
+              <w:t>’</w:t>
+            </w:r>
+            <w:r>
+              <w:rPr>
+                <w:rFonts w:hint="eastAsia"/>
+              </w:rPr>
+              <w:t xml:space="preserve">, </w:t>
+            </w:r>
+            <w:r>
+              <w:t>‘</w:t>
+            </w:r>
+            <w:r>
+              <w:rPr>
+                <w:rFonts w:hint="eastAsia"/>
+              </w:rPr>
+              <w:t>none</w:t>
+            </w:r>
+            <w:r>
+              <w:t>’</w:t>
+            </w:r>
+            <w:r>
+              <w:rPr>
+                <w:rFonts w:hint="eastAsia"/>
+              </w:rPr>
+              <w:t xml:space="preserve">, </w:t>
+            </w:r>
+            <w:r>
+              <w:t>‘</w:t>
+            </w:r>
+            <w:r>
+              <w:rPr>
+                <w:rFonts w:hint="eastAsia"/>
+              </w:rPr>
+              <w:t>mark</w:t>
+            </w:r>
+            <w:r>
+              <w:t>’</w:t>
+            </w:r>
+            <w:r>
+              <w:rPr>
+                <w:rFonts w:hint="eastAsia"/>
+              </w:rPr>
+              <w:t xml:space="preserve"> or </w:t>
+            </w:r>
+            <w:r>
+              <w:t>‘</w:t>
+            </w:r>
+            <w:r>
+              <w:rPr>
+                <w:rFonts w:hint="eastAsia"/>
+              </w:rPr>
+              <w:t>space</w:t>
+            </w:r>
+            <w:r>
+              <w:t>’.</w:t>
+            </w:r>
+            <w:r>
+              <w:br/>
+              <w:t>Default: None</w:t>
             </w:r>
           </w:p>
         </w:tc>
@@ -12104,6 +13750,13 @@
               </w:rPr>
               <w:t>)</w:t>
             </w:r>
+            <w:r>
+              <w:t>.</w:t>
+            </w:r>
+            <w:r>
+              <w:br/>
+              <w:t>Default: 100ms</w:t>
+            </w:r>
           </w:p>
         </w:tc>
       </w:tr>
@@ -12123,7 +13776,7 @@
               <w:rPr>
                 <w:rFonts w:hint="eastAsia"/>
               </w:rPr>
-              <w:t xml:space="preserve">-onewireechosuppression </w:t>
+              <w:t xml:space="preserve">-onewire </w:t>
             </w:r>
           </w:p>
         </w:tc>
@@ -12142,10 +13795,14 @@
               <w:rPr>
                 <w:rFonts w:hint="eastAsia"/>
               </w:rPr>
-              <w:t>Ignore query command being echoed back (</w:t>
-            </w:r>
-            <w:r>
-              <w:t>no value)</w:t>
+              <w:t>1-wire operation, ignore query/command echo</w:t>
+            </w:r>
+            <w:r>
+              <w:t>.</w:t>
+            </w:r>
+            <w:r>
+              <w:br/>
+              <w:t>Default: off</w:t>
             </w:r>
           </w:p>
         </w:tc>
@@ -12166,7 +13823,26 @@
               <w:rPr>
                 <w:rFonts w:hint="eastAsia"/>
               </w:rPr>
-              <w:t xml:space="preserve">-ipaddress ##.##.##.## </w:t>
+              <w:t xml:space="preserve">-ipaddress </w:t>
+            </w:r>
+            <w:r>
+              <w:t>&lt;</w:t>
+            </w:r>
+            <w:r>
+              <w:rPr>
+                <w:i/>
+                <w:iCs/>
+              </w:rPr>
+              <w:t>address</w:t>
+            </w:r>
+            <w:r>
+              <w:t>&gt;</w:t>
+            </w:r>
+            <w:r>
+              <w:rPr>
+                <w:rFonts w:hint="eastAsia"/>
+              </w:rPr>
+              <w:t xml:space="preserve"> </w:t>
             </w:r>
           </w:p>
         </w:tc>
@@ -12192,6 +13868,13 @@
             </w:r>
             <w:r>
               <w:t>100</w:t>
+            </w:r>
+            <w:r>
+              <w:t>.</w:t>
+            </w:r>
+            <w:r>
+              <w:br/>
+              <w:t>Default: &lt;none&gt;</w:t>
             </w:r>
           </w:p>
         </w:tc>
@@ -12239,6 +13922,13 @@
             <w:r>
               <w:t>2</w:t>
             </w:r>
+            <w:r>
+              <w:t>.</w:t>
+            </w:r>
+            <w:r>
+              <w:br/>
+              <w:t>Default: 502</w:t>
+            </w:r>
           </w:p>
         </w:tc>
       </w:tr>
@@ -12280,13 +13970,20 @@
               <w:t xml:space="preserve">Slave ID number: 1 </w:t>
             </w:r>
             <w:r>
-              <w:t>-</w:t>
+              <w:t>–</w:t>
             </w:r>
             <w:r>
               <w:rPr>
                 <w:rFonts w:hint="eastAsia"/>
               </w:rPr>
               <w:t xml:space="preserve"> 255</w:t>
+            </w:r>
+            <w:r>
+              <w:t>.</w:t>
+            </w:r>
+            <w:r>
+              <w:br/>
+              <w:t>Default: 1</w:t>
             </w:r>
           </w:p>
         </w:tc>
@@ -12329,13 +14026,29 @@
               <w:t>Maximum frame size: 13</w:t>
             </w:r>
             <w:r>
-              <w:t xml:space="preserve"> - </w:t>
+              <w:t xml:space="preserve"> </w:t>
+            </w:r>
+            <w:r>
+              <w:t>–</w:t>
+            </w:r>
+            <w:r>
+              <w:t xml:space="preserve"> </w:t>
             </w:r>
             <w:r>
               <w:rPr>
                 <w:rFonts w:hint="eastAsia"/>
               </w:rPr>
               <w:t>256</w:t>
+            </w:r>
+            <w:r>
+              <w:t xml:space="preserve"> bytes</w:t>
+            </w:r>
+            <w:r>
+              <w:t>.</w:t>
+            </w:r>
+            <w:r>
+              <w:br/>
+              <w:t>Default: 256</w:t>
             </w:r>
           </w:p>
         </w:tc>
@@ -12391,6 +14104,13 @@
               </w:rPr>
               <w:t>)</w:t>
             </w:r>
+            <w:r>
+              <w:t>.</w:t>
+            </w:r>
+            <w:r>
+              <w:br/>
+              <w:t>Default: 1000</w:t>
+            </w:r>
           </w:p>
         </w:tc>
       </w:tr>
@@ -12410,7 +14130,27 @@
               <w:rPr>
                 <w:rFonts w:hint="eastAsia"/>
               </w:rPr>
-              <w:t xml:space="preserve">-writeregfc ### </w:t>
+              <w:lastRenderedPageBreak/>
+              <w:t xml:space="preserve">-writeregfc </w:t>
+            </w:r>
+            <w:r>
+              <w:t>&lt;</w:t>
+            </w:r>
+            <w:r>
+              <w:rPr>
+                <w:i/>
+                <w:iCs/>
+              </w:rPr>
+              <w:t>mode</w:t>
+            </w:r>
+            <w:r>
+              <w:t>&gt;</w:t>
+            </w:r>
+            <w:r>
+              <w:rPr>
+                <w:rFonts w:hint="eastAsia"/>
+              </w:rPr>
+              <w:t xml:space="preserve"> </w:t>
             </w:r>
           </w:p>
         </w:tc>
@@ -12429,7 +14169,59 @@
               <w:rPr>
                 <w:rFonts w:hint="eastAsia"/>
               </w:rPr>
-              <w:t>Write holding registers function code: 6, 16 or auto</w:t>
+              <w:t xml:space="preserve">Write holding registers function code: </w:t>
+            </w:r>
+            <w:r>
+              <w:t>‘</w:t>
+            </w:r>
+            <w:r>
+              <w:rPr>
+                <w:rFonts w:hint="eastAsia"/>
+              </w:rPr>
+              <w:t>6</w:t>
+            </w:r>
+            <w:r>
+              <w:t>’</w:t>
+            </w:r>
+            <w:r>
+              <w:rPr>
+                <w:rFonts w:hint="eastAsia"/>
+              </w:rPr>
+              <w:t xml:space="preserve">, </w:t>
+            </w:r>
+            <w:r>
+              <w:t>‘</w:t>
+            </w:r>
+            <w:r>
+              <w:rPr>
+                <w:rFonts w:hint="eastAsia"/>
+              </w:rPr>
+              <w:t>16</w:t>
+            </w:r>
+            <w:r>
+              <w:t>’</w:t>
+            </w:r>
+            <w:r>
+              <w:rPr>
+                <w:rFonts w:hint="eastAsia"/>
+              </w:rPr>
+              <w:t xml:space="preserve"> or </w:t>
+            </w:r>
+            <w:r>
+              <w:t>‘</w:t>
+            </w:r>
+            <w:r>
+              <w:rPr>
+                <w:rFonts w:hint="eastAsia"/>
+              </w:rPr>
+              <w:t>auto</w:t>
+            </w:r>
+            <w:r>
+              <w:t>’.</w:t>
+            </w:r>
+            <w:r>
+              <w:br/>
+              <w:t>Default: auto</w:t>
             </w:r>
           </w:p>
         </w:tc>
@@ -12485,6 +14277,13 @@
               </w:rPr>
               <w:t>)</w:t>
             </w:r>
+            <w:r>
+              <w:t>.</w:t>
+            </w:r>
+            <w:r>
+              <w:br/>
+              <w:t>Default: 0 (auto)</w:t>
+            </w:r>
           </w:p>
         </w:tc>
       </w:tr>
@@ -12523,7 +14322,41 @@
               <w:rPr>
                 <w:rFonts w:hint="eastAsia"/>
               </w:rPr>
-              <w:t>32-bit int word order: little, big</w:t>
+              <w:t xml:space="preserve">32-bit int word order: </w:t>
+            </w:r>
+            <w:r>
+              <w:t>‘</w:t>
+            </w:r>
+            <w:r>
+              <w:rPr>
+                <w:rFonts w:hint="eastAsia"/>
+              </w:rPr>
+              <w:t>little</w:t>
+            </w:r>
+            <w:r>
+              <w:t>’ or</w:t>
+            </w:r>
+            <w:r>
+              <w:rPr>
+                <w:rFonts w:hint="eastAsia"/>
+              </w:rPr>
+              <w:t xml:space="preserve"> </w:t>
+            </w:r>
+            <w:r>
+              <w:t>‘</w:t>
+            </w:r>
+            <w:r>
+              <w:rPr>
+                <w:rFonts w:hint="eastAsia"/>
+              </w:rPr>
+              <w:t>big</w:t>
+            </w:r>
+            <w:r>
+              <w:t>’.</w:t>
+            </w:r>
+            <w:r>
+              <w:br/>
+              <w:t>Default: Little</w:t>
             </w:r>
           </w:p>
         </w:tc>
@@ -12563,7 +14396,41 @@
               <w:rPr>
                 <w:rFonts w:hint="eastAsia"/>
               </w:rPr>
-              <w:t>32-bit float word order: little, big</w:t>
+              <w:t xml:space="preserve">32-bit float word order: </w:t>
+            </w:r>
+            <w:r>
+              <w:t>‘</w:t>
+            </w:r>
+            <w:r>
+              <w:rPr>
+                <w:rFonts w:hint="eastAsia"/>
+              </w:rPr>
+              <w:t>little</w:t>
+            </w:r>
+            <w:r>
+              <w:t>’ or</w:t>
+            </w:r>
+            <w:r>
+              <w:rPr>
+                <w:rFonts w:hint="eastAsia"/>
+              </w:rPr>
+              <w:t xml:space="preserve"> </w:t>
+            </w:r>
+            <w:r>
+              <w:t>‘</w:t>
+            </w:r>
+            <w:r>
+              <w:rPr>
+                <w:rFonts w:hint="eastAsia"/>
+              </w:rPr>
+              <w:t>big</w:t>
+            </w:r>
+            <w:r>
+              <w:t>’.</w:t>
+            </w:r>
+            <w:r>
+              <w:br/>
+              <w:t>Default: Little</w:t>
             </w:r>
           </w:p>
         </w:tc>
@@ -12603,7 +14470,41 @@
               <w:rPr>
                 <w:rFonts w:hint="eastAsia"/>
               </w:rPr>
-              <w:t>String byte order: little, big</w:t>
+              <w:t xml:space="preserve">String byte order: </w:t>
+            </w:r>
+            <w:r>
+              <w:t>‘</w:t>
+            </w:r>
+            <w:r>
+              <w:rPr>
+                <w:rFonts w:hint="eastAsia"/>
+              </w:rPr>
+              <w:t>little</w:t>
+            </w:r>
+            <w:r>
+              <w:t>’ or</w:t>
+            </w:r>
+            <w:r>
+              <w:rPr>
+                <w:rFonts w:hint="eastAsia"/>
+              </w:rPr>
+              <w:t xml:space="preserve"> </w:t>
+            </w:r>
+            <w:r>
+              <w:t>‘</w:t>
+            </w:r>
+            <w:r>
+              <w:rPr>
+                <w:rFonts w:hint="eastAsia"/>
+              </w:rPr>
+              <w:t>big</w:t>
+            </w:r>
+            <w:r>
+              <w:t>’.</w:t>
+            </w:r>
+            <w:r>
+              <w:br/>
+              <w:t>Default: Big</w:t>
             </w:r>
           </w:p>
         </w:tc>
@@ -12624,7 +14525,39 @@
               <w:rPr>
                 <w:rFonts w:hint="eastAsia"/>
               </w:rPr>
-              <w:t xml:space="preserve">-cont </w:t>
+              <w:t>-tabs &lt;</w:t>
+            </w:r>
+            <w:proofErr w:type="spellStart"/>
+            <w:r>
+              <w:rPr>
+                <w:rFonts w:hint="eastAsia"/>
+                <w:i/>
+                <w:iCs/>
+              </w:rPr>
+              <w:t>tabname</w:t>
+            </w:r>
+            <w:proofErr w:type="spellEnd"/>
+            <w:r>
+              <w:rPr>
+                <w:rFonts w:hint="eastAsia"/>
+              </w:rPr>
+              <w:t>&gt; [</w:t>
+            </w:r>
+            <w:proofErr w:type="spellStart"/>
+            <w:r>
+              <w:rPr>
+                <w:rFonts w:hint="eastAsia"/>
+                <w:i/>
+                <w:iCs/>
+              </w:rPr>
+              <w:t>tabname</w:t>
+            </w:r>
+            <w:proofErr w:type="spellEnd"/>
+            <w:r>
+              <w:rPr>
+                <w:rFonts w:hint="eastAsia"/>
+              </w:rPr>
+              <w:t>]...</w:t>
             </w:r>
           </w:p>
         </w:tc>
@@ -12643,7 +14576,26 @@
               <w:rPr>
                 <w:rFonts w:hint="eastAsia"/>
               </w:rPr>
-              <w:t>Continue on error</w:t>
+              <w:t>Names of tab pages to export, in this order</w:t>
+            </w:r>
+            <w:r>
+              <w:t>, case insensitive</w:t>
+            </w:r>
+            <w:r>
+              <w:t>, tab</w:t>
+            </w:r>
+            <w:r>
+              <w:t xml:space="preserve"> </w:t>
+            </w:r>
+            <w:r>
+              <w:t>names can be quoted</w:t>
+            </w:r>
+            <w:r>
+              <w:t>.</w:t>
+            </w:r>
+            <w:r>
+              <w:br/>
+              <w:t>No default.</w:t>
             </w:r>
           </w:p>
         </w:tc>
@@ -12664,7 +14616,21 @@
               <w:rPr>
                 <w:rFonts w:hint="eastAsia"/>
               </w:rPr>
-              <w:t xml:space="preserve">-verbose </w:t>
+              <w:t>-log &lt;</w:t>
+            </w:r>
+            <w:r>
+              <w:rPr>
+                <w:rFonts w:hint="eastAsia"/>
+                <w:i/>
+                <w:iCs/>
+              </w:rPr>
+              <w:t>file/path</w:t>
+            </w:r>
+            <w:r>
+              <w:rPr>
+                <w:rFonts w:hint="eastAsia"/>
+              </w:rPr>
+              <w:t>&gt;</w:t>
             </w:r>
           </w:p>
         </w:tc>
@@ -12683,7 +14649,14 @@
               <w:rPr>
                 <w:rFonts w:hint="eastAsia"/>
               </w:rPr>
-              <w:t>Displays verbose output</w:t>
+              <w:t>Append output to a log file</w:t>
+            </w:r>
+            <w:r>
+              <w:t>.</w:t>
+            </w:r>
+            <w:r>
+              <w:br/>
+              <w:t>Default: no logging</w:t>
             </w:r>
           </w:p>
         </w:tc>
@@ -12701,6 +14674,154 @@
               </w:rPr>
             </w:pPr>
             <w:r>
+              <w:t>-</w:t>
+            </w:r>
+            <w:proofErr w:type="spellStart"/>
+            <w:r>
+              <w:t>logtime</w:t>
+            </w:r>
+            <w:proofErr w:type="spellEnd"/>
+          </w:p>
+        </w:tc>
+        <w:tc>
+          <w:tcPr>
+            <w:tcW w:w="6202" w:type="dxa"/>
+            <w:shd w:val="clear" w:color="auto" w:fill="auto"/>
+          </w:tcPr>
+          <w:p>
+            <w:pPr>
+              <w:rPr>
+                <w:rFonts w:hint="eastAsia"/>
+              </w:rPr>
+            </w:pPr>
+            <w:r>
+              <w:rPr>
+                <w:rFonts w:hint="eastAsia"/>
+              </w:rPr>
+              <w:t>Add timestamps to the log file</w:t>
+            </w:r>
+            <w:r>
+              <w:t>.</w:t>
+            </w:r>
+          </w:p>
+        </w:tc>
+      </w:tr>
+      <w:tr>
+        <w:tc>
+          <w:tcPr>
+            <w:tcW w:w="3260" w:type="dxa"/>
+            <w:shd w:val="clear" w:color="auto" w:fill="auto"/>
+          </w:tcPr>
+          <w:p>
+            <w:pPr>
+              <w:rPr>
+                <w:rFonts w:hint="eastAsia"/>
+              </w:rPr>
+            </w:pPr>
+            <w:r>
+              <w:rPr>
+                <w:rFonts w:hint="eastAsia"/>
+              </w:rPr>
+              <w:t xml:space="preserve">-cont </w:t>
+            </w:r>
+          </w:p>
+        </w:tc>
+        <w:tc>
+          <w:tcPr>
+            <w:tcW w:w="6202" w:type="dxa"/>
+            <w:shd w:val="clear" w:color="auto" w:fill="auto"/>
+          </w:tcPr>
+          <w:p>
+            <w:pPr>
+              <w:rPr>
+                <w:rFonts w:hint="eastAsia"/>
+              </w:rPr>
+            </w:pPr>
+            <w:r>
+              <w:rPr>
+                <w:rFonts w:hint="eastAsia"/>
+              </w:rPr>
+              <w:t>Continue on error</w:t>
+            </w:r>
+            <w:r>
+              <w:t xml:space="preserve"> </w:t>
+            </w:r>
+            <w:r>
+              <w:rPr>
+                <w:rFonts w:hint="eastAsia"/>
+              </w:rPr>
+              <w:t>if writing of register fails</w:t>
+            </w:r>
+            <w:r>
+              <w:t>.</w:t>
+            </w:r>
+            <w:r>
+              <w:br/>
+              <w:t>Default: off</w:t>
+            </w:r>
+          </w:p>
+        </w:tc>
+      </w:tr>
+      <w:tr>
+        <w:tc>
+          <w:tcPr>
+            <w:tcW w:w="3260" w:type="dxa"/>
+            <w:shd w:val="clear" w:color="auto" w:fill="auto"/>
+          </w:tcPr>
+          <w:p>
+            <w:pPr>
+              <w:rPr>
+                <w:rFonts w:hint="eastAsia"/>
+              </w:rPr>
+            </w:pPr>
+            <w:r>
+              <w:rPr>
+                <w:rFonts w:hint="eastAsia"/>
+              </w:rPr>
+              <w:t xml:space="preserve">-verbose </w:t>
+            </w:r>
+          </w:p>
+        </w:tc>
+        <w:tc>
+          <w:tcPr>
+            <w:tcW w:w="6202" w:type="dxa"/>
+            <w:shd w:val="clear" w:color="auto" w:fill="auto"/>
+          </w:tcPr>
+          <w:p>
+            <w:pPr>
+              <w:rPr>
+                <w:rFonts w:hint="eastAsia"/>
+              </w:rPr>
+            </w:pPr>
+            <w:r>
+              <w:rPr>
+                <w:rFonts w:hint="eastAsia"/>
+              </w:rPr>
+              <w:t>Displays verbose output</w:t>
+            </w:r>
+            <w:r>
+              <w:t>.</w:t>
+            </w:r>
+            <w:r>
+              <w:br/>
+              <w:t>Default: off</w:t>
+            </w:r>
+          </w:p>
+        </w:tc>
+      </w:tr>
+      <w:tr>
+        <w:tc>
+          <w:tcPr>
+            <w:tcW w:w="3260" w:type="dxa"/>
+            <w:shd w:val="clear" w:color="auto" w:fill="auto"/>
+          </w:tcPr>
+          <w:p>
+            <w:pPr>
+              <w:rPr>
+                <w:rFonts w:hint="eastAsia"/>
+              </w:rPr>
+            </w:pPr>
+            <w:r>
               <w:rPr>
                 <w:rFonts w:hint="eastAsia"/>
               </w:rPr>
@@ -12733,6 +14854,9 @@
                 <w:rFonts w:hint="eastAsia"/>
               </w:rPr>
               <w:t>help screen</w:t>
+            </w:r>
+            <w:r>
+              <w:t>.</w:t>
             </w:r>
           </w:p>
         </w:tc>
@@ -12797,9 +14921,6 @@
       </w:r>
       <w:r>
         <w:br/>
-      </w:r>
-      <w:r>
-        <w:lastRenderedPageBreak/>
         <w:t xml:space="preserve"> </w:t>
       </w:r>
       <w:r>
@@ -12841,7 +14962,7 @@
       <w:bookmarkStart w:id="38" w:name="_Ref117942219"/>
       <w:bookmarkStart w:id="39" w:name="_Ref117942253"/>
       <w:bookmarkStart w:id="40" w:name="_Ref117942272"/>
-      <w:bookmarkStart w:id="41" w:name="_Toc147129072"/>
+      <w:bookmarkStart w:id="41" w:name="_Toc151127821"/>
       <w:r>
         <w:t>The Import / Export format</w:t>
       </w:r>
@@ -12857,7 +14978,25 @@
         </w:rPr>
       </w:pPr>
       <w:r>
-        <w:t>ModbusControl can export register values to a CSV file or import register values from a CSV file. A CSV file is a human-readable text file with 1 line per register and the fields of a register separated with semicolons. The file type is .CSV by default. CSV files can be opened in MS Excel.</w:t>
+        <w:t xml:space="preserve">ModbusControl can export register values to a CSV file </w:t>
+      </w:r>
+      <w:r>
+        <w:t>and</w:t>
+      </w:r>
+      <w:r>
+        <w:t xml:space="preserve"> import register values from a CSV file. A CSV file is a human-readable text file with 1 line per register and the fields of a register </w:t>
+      </w:r>
+      <w:r>
+        <w:t xml:space="preserve">are </w:t>
+      </w:r>
+      <w:r>
+        <w:t xml:space="preserve">separated </w:t>
+      </w:r>
+      <w:r>
+        <w:t>by</w:t>
+      </w:r>
+      <w:r>
+        <w:t xml:space="preserve"> semicolons. The file type is .CSV by default. CSV files can be opened in MS Excel.</w:t>
       </w:r>
     </w:p>
     <w:p>
@@ -12887,7 +15026,10 @@
         </w:rPr>
       </w:pPr>
       <w:r>
-        <w:t xml:space="preserve">A line starting with </w:t>
+        <w:t>Lines</w:t>
+      </w:r>
+      <w:r>
+        <w:t xml:space="preserve"> starting with </w:t>
       </w:r>
       <w:r>
         <w:rPr>
@@ -12897,7 +15039,19 @@
         <w:t>#</w:t>
       </w:r>
       <w:r>
-        <w:t xml:space="preserve"> is a comment line. Comment lines are ignored on import and compare.</w:t>
+        <w:t xml:space="preserve"> </w:t>
+      </w:r>
+      <w:r>
+        <w:t xml:space="preserve">are </w:t>
+      </w:r>
+      <w:r>
+        <w:t>comment line</w:t>
+      </w:r>
+      <w:r>
+        <w:t>s</w:t>
+      </w:r>
+      <w:r>
+        <w:t>. Comment lines are ignored on import and compare.</w:t>
       </w:r>
     </w:p>
     <w:p>
@@ -12946,7 +15100,13 @@
         </w:rPr>
       </w:pPr>
       <w:r>
-        <w:t xml:space="preserve">On export the Windows system default encoding will be used. Which is ANSI codepage 1252 in West-Europe. This allows easy import in Excel because Excel uses the Windows default encoding too for import and export. </w:t>
+        <w:t>On export the Windows system default encoding will be used. Which is ANSI codepage 1252 in West</w:t>
+      </w:r>
+      <w:r>
+        <w:t xml:space="preserve">ern </w:t>
+      </w:r>
+      <w:r>
+        <w:t xml:space="preserve">Europe. This allows easy import in Excel because Excel uses the Windows default encoding too for import and export. </w:t>
       </w:r>
     </w:p>
     <w:p>
@@ -12963,7 +15123,9 @@
     <w:p>
       <w:pPr>
         <w:rPr>
-          <w:rFonts w:hint="eastAsia"/>
+          <w:rFonts w:eastAsia="Courier New" w:cs="Liberation Serif"/>
+          <w:sz w:val="18"/>
+          <w:szCs w:val="18"/>
         </w:rPr>
       </w:pPr>
       <w:r>
@@ -12986,6 +15148,7 @@
         <w:rPr>
           <w:rFonts w:ascii="Courier New" w:hAnsi="Courier New" w:cs="Courier New"/>
         </w:rPr>
+        <w:lastRenderedPageBreak/>
         <w:t xml:space="preserve">│    </w:t>
       </w:r>
       <w:r>
@@ -13303,12 +15466,269 @@
     </w:p>
     <w:p>
       <w:pPr>
+        <w:keepNext/>
+      </w:pPr>
+      <w:r>
+        <w:t>Import</w:t>
+      </w:r>
+      <w:r>
+        <w:t xml:space="preserve"> files can have 2, 3, 4 ,5 or 6 fields. They are used as this:</w:t>
+      </w:r>
+    </w:p>
+    <w:tbl>
+      <w:tblPr>
+        <w:tblW w:w="0" w:type="auto"/>
+        <w:tblBorders>
+          <w:top w:val="single" w:sz="4" w:space="0" w:color="D9D9D9"/>
+          <w:left w:val="single" w:sz="4" w:space="0" w:color="D9D9D9"/>
+          <w:bottom w:val="single" w:sz="4" w:space="0" w:color="D9D9D9"/>
+          <w:right w:val="single" w:sz="4" w:space="0" w:color="D9D9D9"/>
+          <w:insideH w:val="single" w:sz="4" w:space="0" w:color="D9D9D9"/>
+          <w:insideV w:val="single" w:sz="4" w:space="0" w:color="D9D9D9"/>
+        </w:tblBorders>
+        <w:tblLook w:val="04A0" w:firstRow="1" w:lastRow="0" w:firstColumn="1" w:lastColumn="0" w:noHBand="0" w:noVBand="1"/>
+      </w:tblPr>
+      <w:tblGrid>
+        <w:gridCol w:w="1384"/>
+        <w:gridCol w:w="8394"/>
+      </w:tblGrid>
+      <w:tr>
+        <w:tc>
+          <w:tcPr>
+            <w:tcW w:w="1384" w:type="dxa"/>
+            <w:shd w:val="clear" w:color="auto" w:fill="auto"/>
+          </w:tcPr>
+          <w:p>
+            <w:pPr>
+              <w:keepNext/>
+              <w:rPr>
+                <w:rFonts w:hint="eastAsia"/>
+              </w:rPr>
+            </w:pPr>
+            <w:r>
+              <w:t>2 fields</w:t>
+            </w:r>
+          </w:p>
+        </w:tc>
+        <w:tc>
+          <w:tcPr>
+            <w:tcW w:w="8394" w:type="dxa"/>
+            <w:shd w:val="clear" w:color="auto" w:fill="auto"/>
+          </w:tcPr>
+          <w:p>
+            <w:pPr>
+              <w:keepNext/>
+              <w:rPr>
+                <w:rFonts w:hint="eastAsia"/>
+              </w:rPr>
+            </w:pPr>
+            <w:r>
+              <w:t>Register (16-bit), Value (16-bit)</w:t>
+            </w:r>
+          </w:p>
+        </w:tc>
+      </w:tr>
+      <w:tr>
+        <w:tc>
+          <w:tcPr>
+            <w:tcW w:w="1384" w:type="dxa"/>
+            <w:shd w:val="clear" w:color="auto" w:fill="auto"/>
+          </w:tcPr>
+          <w:p>
+            <w:pPr>
+              <w:keepNext/>
+              <w:rPr>
+                <w:rFonts w:hint="eastAsia"/>
+              </w:rPr>
+            </w:pPr>
+            <w:r>
+              <w:t>3</w:t>
+            </w:r>
+            <w:r>
+              <w:t xml:space="preserve"> fields</w:t>
+            </w:r>
+          </w:p>
+        </w:tc>
+        <w:tc>
+          <w:tcPr>
+            <w:tcW w:w="8394" w:type="dxa"/>
+            <w:shd w:val="clear" w:color="auto" w:fill="auto"/>
+          </w:tcPr>
+          <w:p>
+            <w:pPr>
+              <w:keepNext/>
+              <w:rPr>
+                <w:rFonts w:hint="eastAsia"/>
+              </w:rPr>
+            </w:pPr>
+            <w:r>
+              <w:t xml:space="preserve">Register, </w:t>
+            </w:r>
+            <w:r>
+              <w:t xml:space="preserve">Size (16/32), </w:t>
+            </w:r>
+            <w:r>
+              <w:t>Value</w:t>
+            </w:r>
+          </w:p>
+        </w:tc>
+      </w:tr>
+      <w:tr>
+        <w:tc>
+          <w:tcPr>
+            <w:tcW w:w="1384" w:type="dxa"/>
+            <w:shd w:val="clear" w:color="auto" w:fill="auto"/>
+          </w:tcPr>
+          <w:p>
+            <w:pPr>
+              <w:keepNext/>
+              <w:rPr>
+                <w:rFonts w:hint="eastAsia"/>
+              </w:rPr>
+            </w:pPr>
+            <w:r>
+              <w:t>4</w:t>
+            </w:r>
+            <w:r>
+              <w:t xml:space="preserve"> fields</w:t>
+            </w:r>
+          </w:p>
+        </w:tc>
+        <w:tc>
+          <w:tcPr>
+            <w:tcW w:w="8394" w:type="dxa"/>
+            <w:shd w:val="clear" w:color="auto" w:fill="auto"/>
+          </w:tcPr>
+          <w:p>
+            <w:pPr>
+              <w:keepNext/>
+              <w:rPr>
+                <w:rFonts w:hint="eastAsia"/>
+              </w:rPr>
+            </w:pPr>
+            <w:r>
+              <w:t>Register, Size (16</w:t>
+            </w:r>
+            <w:r>
+              <w:t>/</w:t>
+            </w:r>
+            <w:r>
+              <w:t xml:space="preserve">32), </w:t>
+            </w:r>
+            <w:r>
+              <w:t xml:space="preserve">Description, </w:t>
+            </w:r>
+            <w:r>
+              <w:t>Value</w:t>
+            </w:r>
+          </w:p>
+        </w:tc>
+      </w:tr>
+      <w:tr>
+        <w:tc>
+          <w:tcPr>
+            <w:tcW w:w="1384" w:type="dxa"/>
+            <w:shd w:val="clear" w:color="auto" w:fill="auto"/>
+          </w:tcPr>
+          <w:p>
+            <w:pPr>
+              <w:keepNext/>
+              <w:rPr>
+                <w:rFonts w:hint="eastAsia"/>
+              </w:rPr>
+            </w:pPr>
+            <w:r>
+              <w:t>5</w:t>
+            </w:r>
+            <w:r>
+              <w:t xml:space="preserve"> fields</w:t>
+            </w:r>
+          </w:p>
+        </w:tc>
+        <w:tc>
+          <w:tcPr>
+            <w:tcW w:w="8394" w:type="dxa"/>
+            <w:shd w:val="clear" w:color="auto" w:fill="auto"/>
+          </w:tcPr>
+          <w:p>
+            <w:pPr>
+              <w:keepNext/>
+              <w:rPr>
+                <w:rFonts w:hint="eastAsia"/>
+              </w:rPr>
+            </w:pPr>
+            <w:r>
+              <w:t>Register, Size (16</w:t>
+            </w:r>
+            <w:r>
+              <w:t>/</w:t>
+            </w:r>
+            <w:r>
+              <w:t xml:space="preserve">32), Description, </w:t>
+            </w:r>
+            <w:r>
+              <w:t xml:space="preserve">RW, </w:t>
+            </w:r>
+            <w:r>
+              <w:t>Value</w:t>
+            </w:r>
+          </w:p>
+        </w:tc>
+      </w:tr>
+      <w:tr>
+        <w:tc>
+          <w:tcPr>
+            <w:tcW w:w="1384" w:type="dxa"/>
+            <w:shd w:val="clear" w:color="auto" w:fill="auto"/>
+          </w:tcPr>
+          <w:p>
+            <w:pPr>
+              <w:keepNext/>
+              <w:rPr>
+                <w:rFonts w:hint="eastAsia"/>
+              </w:rPr>
+            </w:pPr>
+            <w:r>
+              <w:t>6</w:t>
+            </w:r>
+            <w:r>
+              <w:t xml:space="preserve"> fields</w:t>
+            </w:r>
+          </w:p>
+        </w:tc>
+        <w:tc>
+          <w:tcPr>
+            <w:tcW w:w="8394" w:type="dxa"/>
+            <w:shd w:val="clear" w:color="auto" w:fill="auto"/>
+          </w:tcPr>
+          <w:p>
+            <w:pPr>
+              <w:keepNext/>
+              <w:rPr>
+                <w:rFonts w:hint="eastAsia"/>
+              </w:rPr>
+            </w:pPr>
+            <w:r>
+              <w:t xml:space="preserve">Register, Size (16/32), Description, RW, </w:t>
+            </w:r>
+            <w:r>
+              <w:t xml:space="preserve">Format, </w:t>
+            </w:r>
+            <w:r>
+              <w:t>Value</w:t>
+            </w:r>
+          </w:p>
+        </w:tc>
+      </w:tr>
+    </w:tbl>
+    <w:p>
+      <w:pPr>
         <w:pStyle w:val="Kop1"/>
         <w:rPr>
           <w:rFonts w:hint="eastAsia"/>
         </w:rPr>
       </w:pPr>
-      <w:bookmarkStart w:id="42" w:name="_Toc147129073"/>
+      <w:bookmarkStart w:id="42" w:name="_Toc151127822"/>
       <w:r>
         <w:t>More about Modbus</w:t>
       </w:r>
@@ -13401,7 +15821,7 @@
           <w:rFonts w:hint="eastAsia"/>
         </w:rPr>
       </w:pPr>
-      <w:bookmarkStart w:id="43" w:name="_Toc147129074"/>
+      <w:bookmarkStart w:id="43" w:name="_Toc151127823"/>
       <w:r>
         <w:t>Editing the mbc project file</w:t>
       </w:r>
@@ -13414,7 +15834,7 @@
           <w:rFonts w:hint="eastAsia"/>
         </w:rPr>
       </w:pPr>
-      <w:bookmarkStart w:id="44" w:name="_Toc147129075"/>
+      <w:bookmarkStart w:id="44" w:name="_Toc151127824"/>
       <w:r>
         <w:rPr>
           <w:lang w:val="en-GB"/>
@@ -13472,11 +15892,7 @@
         </w:rPr>
       </w:pPr>
       <w:r>
-        <w:t xml:space="preserve">XML tags are case sensitive! Nowadays ModbusControl uses all lowercase XML tags, but older </w:t>
-      </w:r>
-      <w:r>
-        <w:lastRenderedPageBreak/>
-        <w:t>versions used a mix of camel-case tags like “</w:t>
+        <w:t>XML tags are case sensitive! Nowadays ModbusControl uses all lowercase XML tags, but older versions used a mix of camel-case tags like “</w:t>
       </w:r>
       <w:proofErr w:type="spellStart"/>
       <w:r>
@@ -13494,7 +15910,7 @@
           <w:rFonts w:hint="eastAsia"/>
         </w:rPr>
       </w:pPr>
-      <w:bookmarkStart w:id="45" w:name="_Toc147129076"/>
+      <w:bookmarkStart w:id="45" w:name="_Toc151127825"/>
       <w:r>
         <w:rPr>
           <w:lang w:val="en-GB"/>
@@ -13753,6 +16169,7 @@
               <w:rPr>
                 <w:lang w:val="en-GB"/>
               </w:rPr>
+              <w:lastRenderedPageBreak/>
               <w:t>&lt;tab&gt;</w:t>
             </w:r>
           </w:p>
@@ -13823,7 +16240,7 @@
           <w:rFonts w:hint="eastAsia"/>
         </w:rPr>
       </w:pPr>
-      <w:bookmarkStart w:id="46" w:name="_Toc147129077"/>
+      <w:bookmarkStart w:id="46" w:name="_Toc151127826"/>
       <w:r>
         <w:rPr>
           <w:lang w:val="en-GB"/>
@@ -14156,7 +16573,7 @@
           <w:rFonts w:hint="eastAsia"/>
         </w:rPr>
       </w:pPr>
-      <w:bookmarkStart w:id="47" w:name="_Toc147129078"/>
+      <w:bookmarkStart w:id="47" w:name="_Toc151127827"/>
       <w:r>
         <w:rPr>
           <w:lang w:val="en-GB"/>
@@ -14526,11 +16943,7 @@
               <w:t>”</w:t>
             </w:r>
             <w:r>
-              <w:t xml:space="preserve"> mechanism to detect the end of the response frames, but when the Modbus/TCP bridge is used and unknown </w:t>
-            </w:r>
-            <w:r>
-              <w:lastRenderedPageBreak/>
-              <w:t>function codes are used then this timeout is required to detect the end of the response frame. Time in milliseconds. Default 100ms.</w:t>
+              <w:t xml:space="preserve"> mechanism to detect the end of the response frames, but when the Modbus/TCP bridge is used and unknown function codes are used then this timeout is required to detect the end of the response frame. Time in milliseconds. Default 100ms.</w:t>
             </w:r>
           </w:p>
         </w:tc>
@@ -14549,7 +16962,6 @@
               <w:rPr>
                 <w:lang w:val="en-GB"/>
               </w:rPr>
-              <w:lastRenderedPageBreak/>
               <w:t>&lt;onewireechosuppression&gt;</w:t>
             </w:r>
           </w:p>
@@ -14761,6 +17173,7 @@
               <w:rPr>
                 <w:lang w:val="en-GB"/>
               </w:rPr>
+              <w:lastRenderedPageBreak/>
               <w:t>&lt;</w:t>
             </w:r>
             <w:proofErr w:type="spellStart"/>
@@ -15132,7 +17545,6 @@
               </w:rPr>
             </w:pPr>
             <w:r>
-              <w:lastRenderedPageBreak/>
               <w:t>Value “little” for first char in low byte.</w:t>
             </w:r>
           </w:p>
@@ -15163,7 +17575,6 @@
               <w:rPr>
                 <w:lang w:val="en-GB"/>
               </w:rPr>
-              <w:lastRenderedPageBreak/>
               <w:t>&lt;samplerate&gt;</w:t>
             </w:r>
           </w:p>
@@ -15292,7 +17703,11 @@
               </w:rPr>
             </w:pPr>
             <w:r>
-              <w:t>In numbering schemes 40001/40000, 9999 or 10000 registers can be accessed. In numbering schemes 400001/400000 all 65536 registers can be accessed.</w:t>
+              <w:t xml:space="preserve">In numbering schemes 40001/40000, 9999 or 10000 registers can be accessed. In numbering schemes 400001/400000 all 65536 registers </w:t>
+            </w:r>
+            <w:r>
+              <w:lastRenderedPageBreak/>
+              <w:t>can be accessed.</w:t>
             </w:r>
           </w:p>
           <w:p>
@@ -16250,7 +18665,7 @@
         </w:rPr>
       </w:pPr>
       <w:bookmarkStart w:id="48" w:name="_Ref146906707"/>
-      <w:bookmarkStart w:id="49" w:name="_Toc147129079"/>
+      <w:bookmarkStart w:id="49" w:name="_Toc151127828"/>
       <w:r>
         <w:rPr>
           <w:lang w:val="en-GB"/>
@@ -16600,7 +19015,6 @@
               <w:rPr>
                 <w:lang w:val="en-GB"/>
               </w:rPr>
-              <w:lastRenderedPageBreak/>
               <w:t>&lt;</w:t>
             </w:r>
             <w:proofErr w:type="spellStart"/>
@@ -16835,6 +19249,7 @@
         </w:rPr>
       </w:pPr>
       <w:r>
+        <w:lastRenderedPageBreak/>
         <w:t>Example of a &lt;tab&gt; element:</w:t>
       </w:r>
     </w:p>
@@ -17418,7 +19833,7 @@
           <w:lang w:eastAsia="nl-BE"/>
         </w:rPr>
       </w:pPr>
-      <w:bookmarkStart w:id="50" w:name="_Toc147129080"/>
+      <w:bookmarkStart w:id="50" w:name="_Toc151127829"/>
       <w:r>
         <w:rPr>
           <w:lang w:eastAsia="nl-BE"/>
@@ -18043,7 +20458,7 @@
           <w:rFonts w:hint="eastAsia"/>
         </w:rPr>
       </w:pPr>
-      <w:bookmarkStart w:id="51" w:name="_Toc147129081"/>
+      <w:bookmarkStart w:id="51" w:name="_Toc151127830"/>
       <w:r>
         <w:rPr>
           <w:lang w:val="en-GB"/>
@@ -18169,7 +20584,6 @@
               </w:rPr>
             </w:pPr>
             <w:r>
-              <w:lastRenderedPageBreak/>
               <w:t>See [</w:t>
             </w:r>
             <w:r>
@@ -18245,6 +20659,241 @@
               <w:rPr>
                 <w:lang w:val="en-GB"/>
               </w:rPr>
+              <w:t>&lt;</w:t>
+            </w:r>
+            <w:proofErr w:type="spellStart"/>
+            <w:r>
+              <w:rPr>
+                <w:lang w:val="en-GB"/>
+              </w:rPr>
+              <w:t>longdesc</w:t>
+            </w:r>
+            <w:r>
+              <w:rPr>
+                <w:lang w:val="en-GB"/>
+              </w:rPr>
+              <w:t>r</w:t>
+            </w:r>
+            <w:proofErr w:type="spellEnd"/>
+            <w:r>
+              <w:rPr>
+                <w:lang w:val="en-GB"/>
+              </w:rPr>
+              <w:t>&gt;</w:t>
+            </w:r>
+          </w:p>
+        </w:tc>
+        <w:tc>
+          <w:tcPr>
+            <w:tcW w:w="7777" w:type="dxa"/>
+            <w:shd w:val="clear" w:color="auto" w:fill="auto"/>
+          </w:tcPr>
+          <w:p>
+            <w:pPr>
+              <w:pStyle w:val="Xmlgridtext"/>
+              <w:rPr>
+                <w:rFonts w:hint="eastAsia"/>
+              </w:rPr>
+            </w:pPr>
+            <w:r>
+              <w:t>A possibly long descriptive text that is shown as a tooltip when the user hovers the mouse over the text description. Can be multi-line by using CR/LF</w:t>
+            </w:r>
+            <w:r>
+              <w:t>’</w:t>
+            </w:r>
+            <w:r>
+              <w:t xml:space="preserve">s. </w:t>
+            </w:r>
+          </w:p>
+        </w:tc>
+      </w:tr>
+      <w:tr>
+        <w:tc>
+          <w:tcPr>
+            <w:tcW w:w="1868" w:type="dxa"/>
+            <w:shd w:val="clear" w:color="auto" w:fill="auto"/>
+          </w:tcPr>
+          <w:p>
+            <w:pPr>
+              <w:pStyle w:val="Xmlgridtag"/>
+            </w:pPr>
+            <w:r>
+              <w:rPr>
+                <w:lang w:val="en-GB"/>
+              </w:rPr>
+              <w:t>&lt;type&gt;</w:t>
+            </w:r>
+          </w:p>
+        </w:tc>
+        <w:tc>
+          <w:tcPr>
+            <w:tcW w:w="7777" w:type="dxa"/>
+            <w:shd w:val="clear" w:color="auto" w:fill="auto"/>
+          </w:tcPr>
+          <w:p>
+            <w:pPr>
+              <w:pStyle w:val="Xmlgridtext"/>
+              <w:rPr>
+                <w:rFonts w:hint="eastAsia"/>
+              </w:rPr>
+            </w:pPr>
+            <w:r>
+              <w:t xml:space="preserve">The type of the register. This defines the size of the register (16 or 32-bit) and if it is displayed as signed or unsigned decimal, hexadecimal, etc. </w:t>
+            </w:r>
+          </w:p>
+          <w:p>
+            <w:pPr>
+              <w:pStyle w:val="Xmlgridtext"/>
+              <w:rPr>
+                <w:rFonts w:hint="eastAsia"/>
+              </w:rPr>
+            </w:pPr>
+            <w:r>
+              <w:t>See [</w:t>
+            </w:r>
+            <w:r>
+              <w:rPr>
+                <w:rFonts w:hint="eastAsia"/>
+                <w:i/>
+              </w:rPr>
+              <w:fldChar w:fldCharType="begin"/>
+            </w:r>
+            <w:r>
+              <w:rPr>
+                <w:rFonts w:hint="eastAsia"/>
+                <w:i/>
+              </w:rPr>
+              <w:instrText xml:space="preserve"> </w:instrText>
+            </w:r>
+            <w:r>
+              <w:rPr>
+                <w:i/>
+              </w:rPr>
+              <w:instrText>REF _Ref117942613 \h</w:instrText>
+            </w:r>
+            <w:r>
+              <w:rPr>
+                <w:rFonts w:hint="eastAsia"/>
+                <w:i/>
+              </w:rPr>
+              <w:instrText xml:space="preserve"> </w:instrText>
+            </w:r>
+            <w:r>
+              <w:rPr>
+                <w:rFonts w:hint="eastAsia"/>
+                <w:i/>
+              </w:rPr>
+            </w:r>
+            <w:r>
+              <w:rPr>
+                <w:rFonts w:hint="eastAsia"/>
+                <w:i/>
+              </w:rPr>
+              <w:fldChar w:fldCharType="separate"/>
+            </w:r>
+            <w:r>
+              <w:t>The &lt;type&gt; element</w:t>
+            </w:r>
+            <w:r>
+              <w:rPr>
+                <w:rFonts w:hint="eastAsia"/>
+                <w:i/>
+              </w:rPr>
+              <w:fldChar w:fldCharType="end"/>
+            </w:r>
+            <w:r>
+              <w:t xml:space="preserve">] for details. </w:t>
+            </w:r>
+          </w:p>
+        </w:tc>
+      </w:tr>
+      <w:tr>
+        <w:tc>
+          <w:tcPr>
+            <w:tcW w:w="1868" w:type="dxa"/>
+            <w:shd w:val="clear" w:color="auto" w:fill="auto"/>
+          </w:tcPr>
+          <w:p>
+            <w:pPr>
+              <w:pStyle w:val="Xmlgridtag"/>
+            </w:pPr>
+            <w:r>
+              <w:rPr>
+                <w:lang w:val="en-GB"/>
+              </w:rPr>
+              <w:t>&lt;</w:t>
+            </w:r>
+            <w:proofErr w:type="spellStart"/>
+            <w:r>
+              <w:rPr>
+                <w:lang w:val="en-GB"/>
+              </w:rPr>
+              <w:t>minlen</w:t>
+            </w:r>
+            <w:proofErr w:type="spellEnd"/>
+            <w:r>
+              <w:rPr>
+                <w:lang w:val="en-GB"/>
+              </w:rPr>
+              <w:t>&gt;</w:t>
+            </w:r>
+          </w:p>
+        </w:tc>
+        <w:tc>
+          <w:tcPr>
+            <w:tcW w:w="7777" w:type="dxa"/>
+            <w:shd w:val="clear" w:color="auto" w:fill="auto"/>
+          </w:tcPr>
+          <w:p>
+            <w:pPr>
+              <w:pStyle w:val="Xmlgridtext"/>
+              <w:rPr>
+                <w:rFonts w:hint="eastAsia"/>
+              </w:rPr>
+            </w:pPr>
+            <w:r>
+              <w:t xml:space="preserve">Determines the minimum number of digits shown for the value. It adds leading zeros if needed. It is useful when showing a register value in binary or hexadecimal format to avoid that the value jumps left and right when the upper bits change. Example: 15 (decimal) with hex format and </w:t>
+            </w:r>
+            <w:proofErr w:type="spellStart"/>
+            <w:r>
+              <w:t>minlen</w:t>
+            </w:r>
+            <w:proofErr w:type="spellEnd"/>
+            <w:r>
+              <w:t xml:space="preserve">=4 will be </w:t>
+            </w:r>
+            <w:r>
+              <w:lastRenderedPageBreak/>
+              <w:t>shown as “0x000F”.</w:t>
+            </w:r>
+          </w:p>
+          <w:p>
+            <w:pPr>
+              <w:pStyle w:val="Xmlgridtext"/>
+              <w:rPr>
+                <w:rFonts w:hint="eastAsia"/>
+              </w:rPr>
+            </w:pPr>
+            <w:r>
+              <w:t>Optional. Default is 0.</w:t>
+            </w:r>
+          </w:p>
+        </w:tc>
+      </w:tr>
+      <w:tr>
+        <w:tc>
+          <w:tcPr>
+            <w:tcW w:w="1868" w:type="dxa"/>
+            <w:shd w:val="clear" w:color="auto" w:fill="auto"/>
+          </w:tcPr>
+          <w:p>
+            <w:pPr>
+              <w:pStyle w:val="Xmlgridtag"/>
+            </w:pPr>
+            <w:r>
+              <w:rPr>
+                <w:lang w:val="en-GB"/>
+              </w:rPr>
               <w:lastRenderedPageBreak/>
               <w:t>&lt;</w:t>
             </w:r>
@@ -18253,28 +20902,41 @@
               <w:rPr>
                 <w:lang w:val="en-GB"/>
               </w:rPr>
-              <w:t>longdesc</w:t>
-            </w:r>
+              <w:t>rw</w:t>
+            </w:r>
+            <w:proofErr w:type="spellEnd"/>
             <w:r>
               <w:rPr>
                 <w:lang w:val="en-GB"/>
               </w:rPr>
-              <w:t>r</w:t>
+              <w:t>&gt;</w:t>
+            </w:r>
+          </w:p>
+        </w:tc>
+        <w:tc>
+          <w:tcPr>
+            <w:tcW w:w="7777" w:type="dxa"/>
+            <w:shd w:val="clear" w:color="auto" w:fill="auto"/>
+          </w:tcPr>
+          <w:p>
+            <w:pPr>
+              <w:pStyle w:val="Xmlgridtext"/>
+              <w:rPr>
+                <w:rFonts w:hint="eastAsia"/>
+              </w:rPr>
+            </w:pPr>
+            <w:r>
+              <w:t>Determines if the register if read only, write only or read/write. Can be “r”, “w” or “</w:t>
+            </w:r>
+            <w:proofErr w:type="spellStart"/>
+            <w:r>
+              <w:t>rw</w:t>
             </w:r>
             <w:proofErr w:type="spellEnd"/>
             <w:r>
-              <w:rPr>
-                <w:lang w:val="en-GB"/>
-              </w:rPr>
-              <w:t>&gt;</w:t>
-            </w:r>
-          </w:p>
-        </w:tc>
-        <w:tc>
-          <w:tcPr>
-            <w:tcW w:w="7777" w:type="dxa"/>
-            <w:shd w:val="clear" w:color="auto" w:fill="auto"/>
-          </w:tcPr>
+              <w:t>”. ModbusControl will only attempt to read registers that have the “r” property, and it will only allow writing of registers that have the “w” property.</w:t>
+            </w:r>
+          </w:p>
           <w:p>
             <w:pPr>
               <w:pStyle w:val="Xmlgridtext"/>
@@ -18283,13 +20945,7 @@
               </w:rPr>
             </w:pPr>
             <w:r>
-              <w:t>A possibly long descriptive text that is shown as a tooltip when the user hovers the mouse over the text description. Can be multi-line by using CR/LF</w:t>
-            </w:r>
-            <w:r>
-              <w:t>’</w:t>
-            </w:r>
-            <w:r>
-              <w:t xml:space="preserve">s. </w:t>
+              <w:t>Optional. Default is “r”.</w:t>
             </w:r>
           </w:p>
         </w:tc>
@@ -18308,7 +20964,21 @@
               <w:rPr>
                 <w:lang w:val="en-GB"/>
               </w:rPr>
-              <w:t>&lt;type&gt;</w:t>
+              <w:t>&lt;</w:t>
+            </w:r>
+            <w:proofErr w:type="spellStart"/>
+            <w:r>
+              <w:rPr>
+                <w:lang w:val="en-GB"/>
+              </w:rPr>
+              <w:t>fcol</w:t>
+            </w:r>
+            <w:proofErr w:type="spellEnd"/>
+            <w:r>
+              <w:rPr>
+                <w:lang w:val="en-GB"/>
+              </w:rPr>
+              <w:t>&gt;</w:t>
             </w:r>
           </w:p>
         </w:tc>
@@ -18325,7 +20995,15 @@
               </w:rPr>
             </w:pPr>
             <w:r>
-              <w:t xml:space="preserve">The type of the register. This defines the size of the register (16 or 32-bit) and if it is displayed as signed or unsigned decimal, hexadecimal, etc. </w:t>
+              <w:t xml:space="preserve">Sets the font (text) </w:t>
+            </w:r>
+            <w:proofErr w:type="spellStart"/>
+            <w:r>
+              <w:t>color</w:t>
+            </w:r>
+            <w:proofErr w:type="spellEnd"/>
+            <w:r>
+              <w:t xml:space="preserve"> of the register, description and value. </w:t>
             </w:r>
           </w:p>
           <w:p>
@@ -18356,7 +21034,7 @@
               <w:rPr>
                 <w:i/>
               </w:rPr>
-              <w:instrText>REF _Ref117942613 \h</w:instrText>
+              <w:instrText>REF _Ref117942637 \h</w:instrText>
             </w:r>
             <w:r>
               <w:rPr>
@@ -18379,7 +21057,23 @@
               <w:fldChar w:fldCharType="separate"/>
             </w:r>
             <w:r>
-              <w:t>The &lt;type&gt; element</w:t>
+              <w:t>The &lt;</w:t>
+            </w:r>
+            <w:proofErr w:type="spellStart"/>
+            <w:r>
+              <w:t>fcol</w:t>
+            </w:r>
+            <w:proofErr w:type="spellEnd"/>
+            <w:r>
+              <w:t>&gt; and &lt;</w:t>
+            </w:r>
+            <w:proofErr w:type="spellStart"/>
+            <w:r>
+              <w:t>bcol</w:t>
+            </w:r>
+            <w:proofErr w:type="spellEnd"/>
+            <w:r>
+              <w:t>&gt; elements</w:t>
             </w:r>
             <w:r>
               <w:rPr>
@@ -18389,7 +21083,18 @@
               <w:fldChar w:fldCharType="end"/>
             </w:r>
             <w:r>
-              <w:t xml:space="preserve">] for details. </w:t>
+              <w:t>] for details.</w:t>
+            </w:r>
+          </w:p>
+          <w:p>
+            <w:pPr>
+              <w:pStyle w:val="Xmlgridtext"/>
+              <w:rPr>
+                <w:rFonts w:hint="eastAsia"/>
+              </w:rPr>
+            </w:pPr>
+            <w:r>
+              <w:t>Optional.</w:t>
             </w:r>
           </w:p>
         </w:tc>
@@ -18415,14 +21120,14 @@
               <w:rPr>
                 <w:lang w:val="en-GB"/>
               </w:rPr>
-              <w:t>minlen</w:t>
+              <w:t>bcol</w:t>
             </w:r>
             <w:proofErr w:type="spellEnd"/>
             <w:r>
               <w:rPr>
                 <w:lang w:val="en-GB"/>
               </w:rPr>
-              <w:t>&gt;</w:t>
+              <w:t xml:space="preserve">&gt; </w:t>
             </w:r>
           </w:p>
         </w:tc>
@@ -18439,15 +21144,15 @@
               </w:rPr>
             </w:pPr>
             <w:r>
-              <w:t xml:space="preserve">Determines the minimum number of digits shown for the value. It adds leading zeros if needed. It is useful when showing a register value in binary or hexadecimal format to avoid that the value jumps left and right when the upper bits change. Example: 15 (decimal) with hex format and </w:t>
+              <w:t xml:space="preserve">Sets the background </w:t>
             </w:r>
             <w:proofErr w:type="spellStart"/>
             <w:r>
-              <w:t>minlen</w:t>
+              <w:t>color</w:t>
             </w:r>
             <w:proofErr w:type="spellEnd"/>
             <w:r>
-              <w:t>=4 will be shown as “0x000F”.</w:t>
+              <w:t xml:space="preserve"> of the register, description and value.</w:t>
             </w:r>
           </w:p>
           <w:p>
@@ -18458,7 +21163,87 @@
               </w:rPr>
             </w:pPr>
             <w:r>
-              <w:t>Optional. Default is 0.</w:t>
+              <w:t>See [</w:t>
+            </w:r>
+            <w:r>
+              <w:rPr>
+                <w:rFonts w:hint="eastAsia"/>
+                <w:i/>
+              </w:rPr>
+              <w:fldChar w:fldCharType="begin"/>
+            </w:r>
+            <w:r>
+              <w:rPr>
+                <w:rFonts w:hint="eastAsia"/>
+                <w:i/>
+              </w:rPr>
+              <w:instrText xml:space="preserve"> </w:instrText>
+            </w:r>
+            <w:r>
+              <w:rPr>
+                <w:i/>
+              </w:rPr>
+              <w:instrText>REF _Ref117942648 \h</w:instrText>
+            </w:r>
+            <w:r>
+              <w:rPr>
+                <w:rFonts w:hint="eastAsia"/>
+                <w:i/>
+              </w:rPr>
+              <w:instrText xml:space="preserve"> </w:instrText>
+            </w:r>
+            <w:r>
+              <w:rPr>
+                <w:rFonts w:hint="eastAsia"/>
+                <w:i/>
+              </w:rPr>
+            </w:r>
+            <w:r>
+              <w:rPr>
+                <w:rFonts w:hint="eastAsia"/>
+                <w:i/>
+              </w:rPr>
+              <w:fldChar w:fldCharType="separate"/>
+            </w:r>
+            <w:r>
+              <w:t>The &lt;</w:t>
+            </w:r>
+            <w:proofErr w:type="spellStart"/>
+            <w:r>
+              <w:t>fcol</w:t>
+            </w:r>
+            <w:proofErr w:type="spellEnd"/>
+            <w:r>
+              <w:t>&gt; and &lt;</w:t>
+            </w:r>
+            <w:proofErr w:type="spellStart"/>
+            <w:r>
+              <w:t>bcol</w:t>
+            </w:r>
+            <w:proofErr w:type="spellEnd"/>
+            <w:r>
+              <w:t>&gt; elements</w:t>
+            </w:r>
+            <w:r>
+              <w:rPr>
+                <w:rFonts w:hint="eastAsia"/>
+                <w:i/>
+              </w:rPr>
+              <w:fldChar w:fldCharType="end"/>
+            </w:r>
+            <w:r>
+              <w:t>] for details.</w:t>
+            </w:r>
+          </w:p>
+          <w:p>
+            <w:pPr>
+              <w:pStyle w:val="Xmlgridtext"/>
+              <w:rPr>
+                <w:rFonts w:hint="eastAsia"/>
+              </w:rPr>
+            </w:pPr>
+            <w:r>
+              <w:t xml:space="preserve">Optional. </w:t>
             </w:r>
           </w:p>
         </w:tc>
@@ -18477,29 +21262,45 @@
               <w:rPr>
                 <w:lang w:val="en-GB"/>
               </w:rPr>
-              <w:t>&lt;</w:t>
+              <w:t>&lt;decimals&gt;</w:t>
+            </w:r>
+          </w:p>
+        </w:tc>
+        <w:tc>
+          <w:tcPr>
+            <w:tcW w:w="7777" w:type="dxa"/>
+            <w:shd w:val="clear" w:color="auto" w:fill="auto"/>
+          </w:tcPr>
+          <w:p>
+            <w:pPr>
+              <w:pStyle w:val="Xmlgridtext"/>
+              <w:rPr>
+                <w:rFonts w:hint="eastAsia"/>
+              </w:rPr>
+            </w:pPr>
+            <w:r>
+              <w:t>If &gt; 0 the value is shown with this number of decimals. For example a value of 12345 with dec=2 is shown as 123,45.</w:t>
+            </w:r>
+          </w:p>
+          <w:p>
+            <w:pPr>
+              <w:pStyle w:val="Xmlgridtext"/>
+              <w:rPr>
+                <w:rFonts w:hint="eastAsia"/>
+              </w:rPr>
+            </w:pPr>
+            <w:r>
+              <w:t xml:space="preserve">Allowed only for Int and </w:t>
             </w:r>
             <w:proofErr w:type="spellStart"/>
             <w:r>
-              <w:rPr>
-                <w:lang w:val="en-GB"/>
-              </w:rPr>
-              <w:t>rw</w:t>
+              <w:t>UInt</w:t>
             </w:r>
             <w:proofErr w:type="spellEnd"/>
             <w:r>
-              <w:rPr>
-                <w:lang w:val="en-GB"/>
-              </w:rPr>
-              <w:t>&gt;</w:t>
-            </w:r>
-          </w:p>
-        </w:tc>
-        <w:tc>
-          <w:tcPr>
-            <w:tcW w:w="7777" w:type="dxa"/>
-            <w:shd w:val="clear" w:color="auto" w:fill="auto"/>
-          </w:tcPr>
+              <w:t xml:space="preserve"> types.</w:t>
+            </w:r>
+          </w:p>
           <w:p>
             <w:pPr>
               <w:pStyle w:val="Xmlgridtext"/>
@@ -18508,26 +21309,7 @@
               </w:rPr>
             </w:pPr>
             <w:r>
-              <w:t>Determines if the register if read only, write only or read/write. Can be “r”, “w” or “</w:t>
-            </w:r>
-            <w:proofErr w:type="spellStart"/>
-            <w:r>
-              <w:t>rw</w:t>
-            </w:r>
-            <w:proofErr w:type="spellEnd"/>
-            <w:r>
-              <w:t>”. ModbusControl will only attempt to read registers that have the “r” property, and it will only allow writing of registers that have the “w” property.</w:t>
-            </w:r>
-          </w:p>
-          <w:p>
-            <w:pPr>
-              <w:pStyle w:val="Xmlgridtext"/>
-              <w:rPr>
-                <w:rFonts w:hint="eastAsia"/>
-              </w:rPr>
-            </w:pPr>
-            <w:r>
-              <w:t>Optional. Default is “r”.</w:t>
+              <w:t>Optional. Default is 0. Valid values are 0 to 12.</w:t>
             </w:r>
           </w:p>
         </w:tc>
@@ -18546,21 +21328,7 @@
               <w:rPr>
                 <w:lang w:val="en-GB"/>
               </w:rPr>
-              <w:t>&lt;</w:t>
-            </w:r>
-            <w:proofErr w:type="spellStart"/>
-            <w:r>
-              <w:rPr>
-                <w:lang w:val="en-GB"/>
-              </w:rPr>
-              <w:t>fcol</w:t>
-            </w:r>
-            <w:proofErr w:type="spellEnd"/>
-            <w:r>
-              <w:rPr>
-                <w:lang w:val="en-GB"/>
-              </w:rPr>
-              <w:t>&gt;</w:t>
+              <w:t>&lt;enum&gt;</w:t>
             </w:r>
           </w:p>
         </w:tc>
@@ -18577,15 +21345,7 @@
               </w:rPr>
             </w:pPr>
             <w:r>
-              <w:t xml:space="preserve">Sets the font (text) </w:t>
-            </w:r>
-            <w:proofErr w:type="spellStart"/>
-            <w:r>
-              <w:t>color</w:t>
-            </w:r>
-            <w:proofErr w:type="spellEnd"/>
-            <w:r>
-              <w:t xml:space="preserve"> of the register, description and value. </w:t>
+              <w:t xml:space="preserve">Enumeration defines a list of texts that match specific values, like a set of named constants. ModbusControl shows the matching enum text after the numeric value in the value column. </w:t>
             </w:r>
           </w:p>
           <w:p>
@@ -18616,7 +21376,7 @@
               <w:rPr>
                 <w:i/>
               </w:rPr>
-              <w:instrText>REF _Ref117942637 \h</w:instrText>
+              <w:instrText>REF _Ref117942668 \h</w:instrText>
             </w:r>
             <w:r>
               <w:rPr>
@@ -18639,23 +21399,7 @@
               <w:fldChar w:fldCharType="separate"/>
             </w:r>
             <w:r>
-              <w:t>The &lt;</w:t>
-            </w:r>
-            <w:proofErr w:type="spellStart"/>
-            <w:r>
-              <w:t>fcol</w:t>
-            </w:r>
-            <w:proofErr w:type="spellEnd"/>
-            <w:r>
-              <w:t>&gt; and &lt;</w:t>
-            </w:r>
-            <w:proofErr w:type="spellStart"/>
-            <w:r>
-              <w:t>bcol</w:t>
-            </w:r>
-            <w:proofErr w:type="spellEnd"/>
-            <w:r>
-              <w:t>&gt; elements</w:t>
+              <w:t>The &lt;enum&gt; element</w:t>
             </w:r>
             <w:r>
               <w:rPr>
@@ -18665,7 +21409,13 @@
               <w:fldChar w:fldCharType="end"/>
             </w:r>
             <w:r>
-              <w:t>] for details.</w:t>
+              <w:t>] for more</w:t>
+            </w:r>
+            <w:r>
+              <w:t xml:space="preserve"> information</w:t>
+            </w:r>
+            <w:r>
+              <w:t>.</w:t>
             </w:r>
           </w:p>
           <w:p>
@@ -18676,7 +21426,7 @@
               </w:rPr>
             </w:pPr>
             <w:r>
-              <w:t>Optional.</w:t>
+              <w:t xml:space="preserve">Optional. </w:t>
             </w:r>
           </w:p>
         </w:tc>
@@ -18695,21 +21445,7 @@
               <w:rPr>
                 <w:lang w:val="en-GB"/>
               </w:rPr>
-              <w:t>&lt;</w:t>
-            </w:r>
-            <w:proofErr w:type="spellStart"/>
-            <w:r>
-              <w:rPr>
-                <w:lang w:val="en-GB"/>
-              </w:rPr>
-              <w:t>bcol</w:t>
-            </w:r>
-            <w:proofErr w:type="spellEnd"/>
-            <w:r>
-              <w:rPr>
-                <w:lang w:val="en-GB"/>
-              </w:rPr>
-              <w:t xml:space="preserve">&gt; </w:t>
+              <w:t xml:space="preserve">&lt;field&gt; </w:t>
             </w:r>
           </w:p>
         </w:tc>
@@ -18726,15 +21462,7 @@
               </w:rPr>
             </w:pPr>
             <w:r>
-              <w:t xml:space="preserve">Sets the background </w:t>
-            </w:r>
-            <w:proofErr w:type="spellStart"/>
-            <w:r>
-              <w:t>color</w:t>
-            </w:r>
-            <w:proofErr w:type="spellEnd"/>
-            <w:r>
-              <w:t xml:space="preserve"> of the register, description and value.</w:t>
+              <w:t xml:space="preserve">Allows to define one or more bit fields in the register. If a register has bit fields it can be expanded to view the value of each bit field separately. This makes it easy for example to inspect the status of digital inputs that are packed as a bitmap in a register. </w:t>
             </w:r>
           </w:p>
           <w:p>
@@ -18765,7 +21493,7 @@
               <w:rPr>
                 <w:i/>
               </w:rPr>
-              <w:instrText>REF _Ref117942648 \h</w:instrText>
+              <w:instrText>REF _Ref117942679 \h</w:instrText>
             </w:r>
             <w:r>
               <w:rPr>
@@ -18788,23 +21516,7 @@
               <w:fldChar w:fldCharType="separate"/>
             </w:r>
             <w:r>
-              <w:t>The &lt;</w:t>
-            </w:r>
-            <w:proofErr w:type="spellStart"/>
-            <w:r>
-              <w:t>fcol</w:t>
-            </w:r>
-            <w:proofErr w:type="spellEnd"/>
-            <w:r>
-              <w:t>&gt; and &lt;</w:t>
-            </w:r>
-            <w:proofErr w:type="spellStart"/>
-            <w:r>
-              <w:t>bcol</w:t>
-            </w:r>
-            <w:proofErr w:type="spellEnd"/>
-            <w:r>
-              <w:t>&gt; elements</w:t>
+              <w:t>The &lt;field&gt; element</w:t>
             </w:r>
             <w:r>
               <w:rPr>
@@ -18814,7 +21526,13 @@
               <w:fldChar w:fldCharType="end"/>
             </w:r>
             <w:r>
-              <w:t>] for details.</w:t>
+              <w:t>] for more</w:t>
+            </w:r>
+            <w:r>
+              <w:t xml:space="preserve"> information</w:t>
+            </w:r>
+            <w:r>
+              <w:t>.</w:t>
             </w:r>
           </w:p>
           <w:p>
@@ -18844,306 +21562,6 @@
               <w:rPr>
                 <w:lang w:val="en-GB"/>
               </w:rPr>
-              <w:t>&lt;decimals&gt;</w:t>
-            </w:r>
-          </w:p>
-        </w:tc>
-        <w:tc>
-          <w:tcPr>
-            <w:tcW w:w="7777" w:type="dxa"/>
-            <w:shd w:val="clear" w:color="auto" w:fill="auto"/>
-          </w:tcPr>
-          <w:p>
-            <w:pPr>
-              <w:pStyle w:val="Xmlgridtext"/>
-              <w:rPr>
-                <w:rFonts w:hint="eastAsia"/>
-              </w:rPr>
-            </w:pPr>
-            <w:r>
-              <w:t>If &gt; 0 the value is shown with this number of decimals. For example a value of 12345 with dec=2 is shown as 123,45.</w:t>
-            </w:r>
-          </w:p>
-          <w:p>
-            <w:pPr>
-              <w:pStyle w:val="Xmlgridtext"/>
-              <w:rPr>
-                <w:rFonts w:hint="eastAsia"/>
-              </w:rPr>
-            </w:pPr>
-            <w:r>
-              <w:t xml:space="preserve">Allowed only for Int and </w:t>
-            </w:r>
-            <w:proofErr w:type="spellStart"/>
-            <w:r>
-              <w:t>UInt</w:t>
-            </w:r>
-            <w:proofErr w:type="spellEnd"/>
-            <w:r>
-              <w:t xml:space="preserve"> types.</w:t>
-            </w:r>
-          </w:p>
-          <w:p>
-            <w:pPr>
-              <w:pStyle w:val="Xmlgridtext"/>
-              <w:rPr>
-                <w:rFonts w:hint="eastAsia"/>
-              </w:rPr>
-            </w:pPr>
-            <w:r>
-              <w:t>Optional. Default is 0. Valid values are 0 to 12.</w:t>
-            </w:r>
-          </w:p>
-        </w:tc>
-      </w:tr>
-      <w:tr>
-        <w:tc>
-          <w:tcPr>
-            <w:tcW w:w="1868" w:type="dxa"/>
-            <w:shd w:val="clear" w:color="auto" w:fill="auto"/>
-          </w:tcPr>
-          <w:p>
-            <w:pPr>
-              <w:pStyle w:val="Xmlgridtag"/>
-            </w:pPr>
-            <w:r>
-              <w:rPr>
-                <w:lang w:val="en-GB"/>
-              </w:rPr>
-              <w:t>&lt;enum&gt;</w:t>
-            </w:r>
-          </w:p>
-        </w:tc>
-        <w:tc>
-          <w:tcPr>
-            <w:tcW w:w="7777" w:type="dxa"/>
-            <w:shd w:val="clear" w:color="auto" w:fill="auto"/>
-          </w:tcPr>
-          <w:p>
-            <w:pPr>
-              <w:pStyle w:val="Xmlgridtext"/>
-              <w:rPr>
-                <w:rFonts w:hint="eastAsia"/>
-              </w:rPr>
-            </w:pPr>
-            <w:r>
-              <w:t xml:space="preserve">Enumeration defines a list of texts that match specific values, like a set of named constants. ModbusControl shows the matching enum text after the numeric value in the value column. </w:t>
-            </w:r>
-          </w:p>
-          <w:p>
-            <w:pPr>
-              <w:pStyle w:val="Xmlgridtext"/>
-              <w:rPr>
-                <w:rFonts w:hint="eastAsia"/>
-              </w:rPr>
-            </w:pPr>
-            <w:r>
-              <w:t>See [</w:t>
-            </w:r>
-            <w:r>
-              <w:rPr>
-                <w:rFonts w:hint="eastAsia"/>
-                <w:i/>
-              </w:rPr>
-              <w:fldChar w:fldCharType="begin"/>
-            </w:r>
-            <w:r>
-              <w:rPr>
-                <w:rFonts w:hint="eastAsia"/>
-                <w:i/>
-              </w:rPr>
-              <w:instrText xml:space="preserve"> </w:instrText>
-            </w:r>
-            <w:r>
-              <w:rPr>
-                <w:i/>
-              </w:rPr>
-              <w:instrText>REF _Ref117942668 \h</w:instrText>
-            </w:r>
-            <w:r>
-              <w:rPr>
-                <w:rFonts w:hint="eastAsia"/>
-                <w:i/>
-              </w:rPr>
-              <w:instrText xml:space="preserve"> </w:instrText>
-            </w:r>
-            <w:r>
-              <w:rPr>
-                <w:rFonts w:hint="eastAsia"/>
-                <w:i/>
-              </w:rPr>
-            </w:r>
-            <w:r>
-              <w:rPr>
-                <w:rFonts w:hint="eastAsia"/>
-                <w:i/>
-              </w:rPr>
-              <w:fldChar w:fldCharType="separate"/>
-            </w:r>
-            <w:r>
-              <w:t>The &lt;enum&gt; element</w:t>
-            </w:r>
-            <w:r>
-              <w:rPr>
-                <w:rFonts w:hint="eastAsia"/>
-                <w:i/>
-              </w:rPr>
-              <w:fldChar w:fldCharType="end"/>
-            </w:r>
-            <w:r>
-              <w:t>] for more</w:t>
-            </w:r>
-            <w:r>
-              <w:t xml:space="preserve"> information</w:t>
-            </w:r>
-            <w:r>
-              <w:t>.</w:t>
-            </w:r>
-          </w:p>
-          <w:p>
-            <w:pPr>
-              <w:pStyle w:val="Xmlgridtext"/>
-              <w:rPr>
-                <w:rFonts w:hint="eastAsia"/>
-              </w:rPr>
-            </w:pPr>
-            <w:r>
-              <w:t xml:space="preserve">Optional. </w:t>
-            </w:r>
-          </w:p>
-        </w:tc>
-      </w:tr>
-      <w:tr>
-        <w:tc>
-          <w:tcPr>
-            <w:tcW w:w="1868" w:type="dxa"/>
-            <w:shd w:val="clear" w:color="auto" w:fill="auto"/>
-          </w:tcPr>
-          <w:p>
-            <w:pPr>
-              <w:pStyle w:val="Xmlgridtag"/>
-            </w:pPr>
-            <w:r>
-              <w:rPr>
-                <w:lang w:val="en-GB"/>
-              </w:rPr>
-              <w:t xml:space="preserve">&lt;field&gt; </w:t>
-            </w:r>
-          </w:p>
-        </w:tc>
-        <w:tc>
-          <w:tcPr>
-            <w:tcW w:w="7777" w:type="dxa"/>
-            <w:shd w:val="clear" w:color="auto" w:fill="auto"/>
-          </w:tcPr>
-          <w:p>
-            <w:pPr>
-              <w:pStyle w:val="Xmlgridtext"/>
-              <w:rPr>
-                <w:rFonts w:hint="eastAsia"/>
-              </w:rPr>
-            </w:pPr>
-            <w:r>
-              <w:t xml:space="preserve">Allows to define one or more bit fields in the register. If a register has bit fields it can be expanded to view the value of each bit field separately. This makes it easy for example to inspect the status of digital inputs that are packed as a bitmap in a register. </w:t>
-            </w:r>
-          </w:p>
-          <w:p>
-            <w:pPr>
-              <w:pStyle w:val="Xmlgridtext"/>
-              <w:rPr>
-                <w:rFonts w:hint="eastAsia"/>
-              </w:rPr>
-            </w:pPr>
-            <w:r>
-              <w:t>See [</w:t>
-            </w:r>
-            <w:r>
-              <w:rPr>
-                <w:rFonts w:hint="eastAsia"/>
-                <w:i/>
-              </w:rPr>
-              <w:fldChar w:fldCharType="begin"/>
-            </w:r>
-            <w:r>
-              <w:rPr>
-                <w:rFonts w:hint="eastAsia"/>
-                <w:i/>
-              </w:rPr>
-              <w:instrText xml:space="preserve"> </w:instrText>
-            </w:r>
-            <w:r>
-              <w:rPr>
-                <w:i/>
-              </w:rPr>
-              <w:instrText>REF _Ref117942679 \h</w:instrText>
-            </w:r>
-            <w:r>
-              <w:rPr>
-                <w:rFonts w:hint="eastAsia"/>
-                <w:i/>
-              </w:rPr>
-              <w:instrText xml:space="preserve"> </w:instrText>
-            </w:r>
-            <w:r>
-              <w:rPr>
-                <w:rFonts w:hint="eastAsia"/>
-                <w:i/>
-              </w:rPr>
-            </w:r>
-            <w:r>
-              <w:rPr>
-                <w:rFonts w:hint="eastAsia"/>
-                <w:i/>
-              </w:rPr>
-              <w:fldChar w:fldCharType="separate"/>
-            </w:r>
-            <w:r>
-              <w:t>The &lt;field&gt; element</w:t>
-            </w:r>
-            <w:r>
-              <w:rPr>
-                <w:rFonts w:hint="eastAsia"/>
-                <w:i/>
-              </w:rPr>
-              <w:fldChar w:fldCharType="end"/>
-            </w:r>
-            <w:r>
-              <w:t>] for more</w:t>
-            </w:r>
-            <w:r>
-              <w:t xml:space="preserve"> information</w:t>
-            </w:r>
-            <w:r>
-              <w:t>.</w:t>
-            </w:r>
-          </w:p>
-          <w:p>
-            <w:pPr>
-              <w:pStyle w:val="Xmlgridtext"/>
-              <w:rPr>
-                <w:rFonts w:hint="eastAsia"/>
-              </w:rPr>
-            </w:pPr>
-            <w:r>
-              <w:t xml:space="preserve">Optional. </w:t>
-            </w:r>
-          </w:p>
-        </w:tc>
-      </w:tr>
-      <w:tr>
-        <w:tc>
-          <w:tcPr>
-            <w:tcW w:w="1868" w:type="dxa"/>
-            <w:shd w:val="clear" w:color="auto" w:fill="auto"/>
-          </w:tcPr>
-          <w:p>
-            <w:pPr>
-              <w:pStyle w:val="Xmlgridtag"/>
-            </w:pPr>
-            <w:r>
-              <w:rPr>
-                <w:lang w:val="en-GB"/>
-              </w:rPr>
               <w:t>&lt;</w:t>
             </w:r>
             <w:proofErr w:type="spellStart"/>
@@ -19474,7 +21892,6 @@
           <w:szCs w:val="18"/>
           <w:lang w:eastAsia="zh-CN"/>
         </w:rPr>
-        <w:lastRenderedPageBreak/>
         <w:t>&lt;</w:t>
       </w:r>
       <w:r>
@@ -19877,7 +22294,7 @@
       </w:pPr>
       <w:bookmarkStart w:id="52" w:name="_Ref117942545"/>
       <w:bookmarkStart w:id="53" w:name="_Ref117942693"/>
-      <w:bookmarkStart w:id="54" w:name="_Toc147129082"/>
+      <w:bookmarkStart w:id="54" w:name="_Toc151127831"/>
       <w:r>
         <w:rPr>
           <w:lang w:val="en-GB"/>
@@ -20006,6 +22423,7 @@
               <w:rPr>
                 <w:lang w:val="en-GB"/>
               </w:rPr>
+              <w:lastRenderedPageBreak/>
               <w:t>&amp;</w:t>
             </w:r>
             <w:proofErr w:type="spellStart"/>
@@ -20374,7 +22792,7 @@
           <w:rFonts w:hint="eastAsia"/>
         </w:rPr>
       </w:pPr>
-      <w:bookmarkStart w:id="55" w:name="_Toc147129083"/>
+      <w:bookmarkStart w:id="55" w:name="_Toc151127832"/>
       <w:r>
         <w:rPr>
           <w:lang w:val="en-GB"/>
@@ -20798,7 +23216,7 @@
           <w:noProof/>
         </w:rPr>
         <w:pict w14:anchorId="56E75F81">
-          <v:shape id="Afbeelding 1" o:spid="_x0000_i1027" type="#_x0000_t75" style="width:345.8pt;height:52.35pt;visibility:visible;mso-wrap-style:square">
+          <v:shape id="Afbeelding 1" o:spid="_x0000_i1027" type="#_x0000_t75" style="width:345.5pt;height:52pt;visibility:visible;mso-wrap-style:square">
             <v:imagedata r:id="rId14" o:title=""/>
           </v:shape>
         </w:pict>
@@ -20812,12 +23230,11 @@
         </w:rPr>
       </w:pPr>
       <w:bookmarkStart w:id="56" w:name="_Ref117942613"/>
-      <w:bookmarkStart w:id="57" w:name="_Toc147129084"/>
-      <w:r>
-        <w:rPr>
-          <w:lang w:val="en-GB"/>
-        </w:rPr>
-        <w:lastRenderedPageBreak/>
+      <w:bookmarkStart w:id="57" w:name="_Toc151127833"/>
+      <w:r>
+        <w:rPr>
+          <w:lang w:val="en-GB"/>
+        </w:rPr>
         <w:t>The &lt;type&gt; element</w:t>
       </w:r>
       <w:bookmarkEnd w:id="56"/>
@@ -21056,6 +23473,7 @@
               <w:rPr>
                 <w:lang w:val="en-GB"/>
               </w:rPr>
+              <w:lastRenderedPageBreak/>
               <w:t>hex32</w:t>
             </w:r>
           </w:p>
@@ -21267,7 +23685,7 @@
         </w:rPr>
       </w:pPr>
       <w:bookmarkStart w:id="58" w:name="_Ref117942668"/>
-      <w:bookmarkStart w:id="59" w:name="_Toc147129085"/>
+      <w:bookmarkStart w:id="59" w:name="_Toc151127834"/>
       <w:r>
         <w:rPr>
           <w:lang w:val="en-GB"/>
@@ -22256,7 +24674,7 @@
         </w:rPr>
       </w:pPr>
       <w:bookmarkStart w:id="60" w:name="_Ref117942679"/>
-      <w:bookmarkStart w:id="61" w:name="_Toc147129086"/>
+      <w:bookmarkStart w:id="61" w:name="_Toc151127835"/>
       <w:r>
         <w:rPr>
           <w:lang w:val="en-GB"/>
@@ -22273,11 +24691,7 @@
         </w:rPr>
       </w:pPr>
       <w:r>
-        <w:t xml:space="preserve">Each field element defines a bit field in the register. A bit field can have a width of 1 bit or more. If </w:t>
-      </w:r>
-      <w:r>
-        <w:lastRenderedPageBreak/>
-        <w:t>a register has bit fields it can be expanded to view the value of each bit field.</w:t>
+        <w:t>Each field element defines a bit field in the register. A bit field can have a width of 1 bit or more. If a register has bit fields it can be expanded to view the value of each bit field.</w:t>
       </w:r>
     </w:p>
     <w:p>
@@ -22583,6 +24997,7 @@
               <w:rPr>
                 <w:lang w:val="en-GB"/>
               </w:rPr>
+              <w:lastRenderedPageBreak/>
               <w:t>&lt;type&gt;</w:t>
             </w:r>
           </w:p>
@@ -24513,7 +26928,7 @@
       <w:bookmarkStart w:id="65" w:name="_Ref117942648"/>
       <w:bookmarkStart w:id="66" w:name="_Ref117942708"/>
       <w:bookmarkStart w:id="67" w:name="_Ref117942720"/>
-      <w:bookmarkStart w:id="68" w:name="_Toc147129087"/>
+      <w:bookmarkStart w:id="68" w:name="_Toc151127836"/>
       <w:r>
         <w:rPr>
           <w:lang w:val="en-GB"/>
@@ -24904,11 +27319,7 @@
       </w:r>
       <w:proofErr w:type="spellEnd"/>
       <w:r>
-        <w:t xml:space="preserve"> specification, as #RRGGBB. Where RR, GG and BB are 2 hexadecimal </w:t>
-      </w:r>
-      <w:r>
-        <w:lastRenderedPageBreak/>
-        <w:t xml:space="preserve">digits each, with range 00 .. FF. </w:t>
+        <w:t xml:space="preserve"> specification, as #RRGGBB. Where RR, GG and BB are 2 hexadecimal digits each, with range 00 .. FF. </w:t>
       </w:r>
       <w:r>
         <w:br/>
@@ -25379,7 +27790,11 @@
       </w:r>
       <w:proofErr w:type="spellEnd"/>
       <w:r>
-        <w:t xml:space="preserve"> with their names and RGB values. Zoom in to read the names :-)</w:t>
+        <w:t xml:space="preserve"> with their names and RGB values. Zoom in to read the </w:t>
+      </w:r>
+      <w:r>
+        <w:lastRenderedPageBreak/>
+        <w:t>names :-)</w:t>
       </w:r>
       <w:r>
         <w:br/>
@@ -25413,7 +27828,7 @@
           <w:rFonts w:hint="eastAsia"/>
         </w:rPr>
       </w:pPr>
-      <w:bookmarkStart w:id="69" w:name="_Toc147129088"/>
+      <w:bookmarkStart w:id="69" w:name="_Toc151127837"/>
       <w:r>
         <w:rPr>
           <w:lang w:val="en-GB"/>
@@ -25618,12 +28033,11 @@
           <w:rFonts w:hint="eastAsia"/>
         </w:rPr>
       </w:pPr>
-      <w:bookmarkStart w:id="70" w:name="_Toc147129089"/>
-      <w:r>
-        <w:rPr>
-          <w:lang w:val="en-GB"/>
-        </w:rPr>
-        <w:lastRenderedPageBreak/>
+      <w:bookmarkStart w:id="70" w:name="_Toc151127838"/>
+      <w:r>
+        <w:rPr>
+          <w:lang w:val="en-GB"/>
+        </w:rPr>
         <w:t>The &lt;</w:t>
       </w:r>
       <w:proofErr w:type="spellStart"/>
@@ -25853,11 +28267,12 @@
           <w:rFonts w:hint="eastAsia"/>
         </w:rPr>
       </w:pPr>
-      <w:bookmarkStart w:id="71" w:name="_Toc147129090"/>
-      <w:r>
-        <w:rPr>
-          <w:lang w:val="en-GB"/>
-        </w:rPr>
+      <w:bookmarkStart w:id="71" w:name="_Toc151127839"/>
+      <w:r>
+        <w:rPr>
+          <w:lang w:val="en-GB"/>
+        </w:rPr>
+        <w:lastRenderedPageBreak/>
         <w:t>XML comments</w:t>
       </w:r>
       <w:bookmarkEnd w:id="71"/>

--- a/Manuals/ModbusControl - User manual.docx
+++ b/Manuals/ModbusControl - User manual.docx
@@ -61,7 +61,7 @@
       <w:r>
         <w:fldChar w:fldCharType="separate"/>
       </w:r>
-      <w:hyperlink w:anchor="_Toc151127796" w:history="1">
+      <w:hyperlink w:anchor="_Toc151130190" w:history="1">
         <w:r>
           <w:rPr>
             <w:rStyle w:val="Hyperlink"/>
@@ -103,7 +103,7 @@
           <w:rPr>
             <w:noProof/>
           </w:rPr>
-          <w:instrText xml:space="preserve"> PAGEREF _Toc151127796 \h </w:instrText>
+          <w:instrText xml:space="preserve"> PAGEREF _Toc151130190 \h </w:instrText>
         </w:r>
         <w:r>
           <w:rPr>
@@ -148,7 +148,7 @@
           <w:lang w:val="nl-BE" w:eastAsia="nl-BE" w:bidi="ar-SA"/>
         </w:rPr>
       </w:pPr>
-      <w:hyperlink w:anchor="_Toc151127797" w:history="1">
+      <w:hyperlink w:anchor="_Toc151130191" w:history="1">
         <w:r>
           <w:rPr>
             <w:rStyle w:val="Hyperlink"/>
@@ -190,7 +190,7 @@
           <w:rPr>
             <w:noProof/>
           </w:rPr>
-          <w:instrText xml:space="preserve"> PAGEREF _Toc151127797 \h </w:instrText>
+          <w:instrText xml:space="preserve"> PAGEREF _Toc151130191 \h </w:instrText>
         </w:r>
         <w:r>
           <w:rPr>
@@ -235,7 +235,7 @@
           <w:lang w:val="nl-BE" w:eastAsia="nl-BE" w:bidi="ar-SA"/>
         </w:rPr>
       </w:pPr>
-      <w:hyperlink w:anchor="_Toc151127798" w:history="1">
+      <w:hyperlink w:anchor="_Toc151130192" w:history="1">
         <w:r>
           <w:rPr>
             <w:rStyle w:val="Hyperlink"/>
@@ -277,7 +277,7 @@
           <w:rPr>
             <w:noProof/>
           </w:rPr>
-          <w:instrText xml:space="preserve"> PAGEREF _Toc151127798 \h </w:instrText>
+          <w:instrText xml:space="preserve"> PAGEREF _Toc151130192 \h </w:instrText>
         </w:r>
         <w:r>
           <w:rPr>
@@ -322,7 +322,7 @@
           <w:lang w:val="nl-BE" w:eastAsia="nl-BE" w:bidi="ar-SA"/>
         </w:rPr>
       </w:pPr>
-      <w:hyperlink w:anchor="_Toc151127799" w:history="1">
+      <w:hyperlink w:anchor="_Toc151130193" w:history="1">
         <w:r>
           <w:rPr>
             <w:rStyle w:val="Hyperlink"/>
@@ -364,7 +364,7 @@
           <w:rPr>
             <w:noProof/>
           </w:rPr>
-          <w:instrText xml:space="preserve"> PAGEREF _Toc151127799 \h </w:instrText>
+          <w:instrText xml:space="preserve"> PAGEREF _Toc151130193 \h </w:instrText>
         </w:r>
         <w:r>
           <w:rPr>
@@ -409,7 +409,7 @@
           <w:lang w:val="nl-BE" w:eastAsia="nl-BE" w:bidi="ar-SA"/>
         </w:rPr>
       </w:pPr>
-      <w:hyperlink w:anchor="_Toc151127800" w:history="1">
+      <w:hyperlink w:anchor="_Toc151130194" w:history="1">
         <w:r>
           <w:rPr>
             <w:rStyle w:val="Hyperlink"/>
@@ -451,7 +451,7 @@
           <w:rPr>
             <w:noProof/>
           </w:rPr>
-          <w:instrText xml:space="preserve"> PAGEREF _Toc151127800 \h </w:instrText>
+          <w:instrText xml:space="preserve"> PAGEREF _Toc151130194 \h </w:instrText>
         </w:r>
         <w:r>
           <w:rPr>
@@ -496,7 +496,7 @@
           <w:lang w:val="nl-BE" w:eastAsia="nl-BE" w:bidi="ar-SA"/>
         </w:rPr>
       </w:pPr>
-      <w:hyperlink w:anchor="_Toc151127801" w:history="1">
+      <w:hyperlink w:anchor="_Toc151130195" w:history="1">
         <w:r>
           <w:rPr>
             <w:rStyle w:val="Hyperlink"/>
@@ -538,7 +538,7 @@
           <w:rPr>
             <w:noProof/>
           </w:rPr>
-          <w:instrText xml:space="preserve"> PAGEREF _Toc151127801 \h </w:instrText>
+          <w:instrText xml:space="preserve"> PAGEREF _Toc151130195 \h </w:instrText>
         </w:r>
         <w:r>
           <w:rPr>
@@ -583,7 +583,7 @@
           <w:lang w:val="nl-BE" w:eastAsia="nl-BE" w:bidi="ar-SA"/>
         </w:rPr>
       </w:pPr>
-      <w:hyperlink w:anchor="_Toc151127802" w:history="1">
+      <w:hyperlink w:anchor="_Toc151130196" w:history="1">
         <w:r>
           <w:rPr>
             <w:rStyle w:val="Hyperlink"/>
@@ -625,7 +625,7 @@
           <w:rPr>
             <w:noProof/>
           </w:rPr>
-          <w:instrText xml:space="preserve"> PAGEREF _Toc151127802 \h </w:instrText>
+          <w:instrText xml:space="preserve"> PAGEREF _Toc151130196 \h </w:instrText>
         </w:r>
         <w:r>
           <w:rPr>
@@ -670,7 +670,7 @@
           <w:lang w:val="nl-BE" w:eastAsia="nl-BE" w:bidi="ar-SA"/>
         </w:rPr>
       </w:pPr>
-      <w:hyperlink w:anchor="_Toc151127803" w:history="1">
+      <w:hyperlink w:anchor="_Toc151130197" w:history="1">
         <w:r>
           <w:rPr>
             <w:rStyle w:val="Hyperlink"/>
@@ -712,7 +712,7 @@
           <w:rPr>
             <w:noProof/>
           </w:rPr>
-          <w:instrText xml:space="preserve"> PAGEREF _Toc151127803 \h </w:instrText>
+          <w:instrText xml:space="preserve"> PAGEREF _Toc151130197 \h </w:instrText>
         </w:r>
         <w:r>
           <w:rPr>
@@ -757,7 +757,7 @@
           <w:lang w:val="nl-BE" w:eastAsia="nl-BE" w:bidi="ar-SA"/>
         </w:rPr>
       </w:pPr>
-      <w:hyperlink w:anchor="_Toc151127804" w:history="1">
+      <w:hyperlink w:anchor="_Toc151130198" w:history="1">
         <w:r>
           <w:rPr>
             <w:rStyle w:val="Hyperlink"/>
@@ -799,7 +799,7 @@
           <w:rPr>
             <w:noProof/>
           </w:rPr>
-          <w:instrText xml:space="preserve"> PAGEREF _Toc151127804 \h </w:instrText>
+          <w:instrText xml:space="preserve"> PAGEREF _Toc151130198 \h </w:instrText>
         </w:r>
         <w:r>
           <w:rPr>
@@ -844,7 +844,7 @@
           <w:lang w:val="nl-BE" w:eastAsia="nl-BE" w:bidi="ar-SA"/>
         </w:rPr>
       </w:pPr>
-      <w:hyperlink w:anchor="_Toc151127805" w:history="1">
+      <w:hyperlink w:anchor="_Toc151130199" w:history="1">
         <w:r>
           <w:rPr>
             <w:rStyle w:val="Hyperlink"/>
@@ -886,7 +886,7 @@
           <w:rPr>
             <w:noProof/>
           </w:rPr>
-          <w:instrText xml:space="preserve"> PAGEREF _Toc151127805 \h </w:instrText>
+          <w:instrText xml:space="preserve"> PAGEREF _Toc151130199 \h </w:instrText>
         </w:r>
         <w:r>
           <w:rPr>
@@ -931,7 +931,7 @@
           <w:lang w:val="nl-BE" w:eastAsia="nl-BE" w:bidi="ar-SA"/>
         </w:rPr>
       </w:pPr>
-      <w:hyperlink w:anchor="_Toc151127806" w:history="1">
+      <w:hyperlink w:anchor="_Toc151130200" w:history="1">
         <w:r>
           <w:rPr>
             <w:rStyle w:val="Hyperlink"/>
@@ -973,7 +973,7 @@
           <w:rPr>
             <w:noProof/>
           </w:rPr>
-          <w:instrText xml:space="preserve"> PAGEREF _Toc151127806 \h </w:instrText>
+          <w:instrText xml:space="preserve"> PAGEREF _Toc151130200 \h </w:instrText>
         </w:r>
         <w:r>
           <w:rPr>
@@ -1018,7 +1018,7 @@
           <w:lang w:val="nl-BE" w:eastAsia="nl-BE" w:bidi="ar-SA"/>
         </w:rPr>
       </w:pPr>
-      <w:hyperlink w:anchor="_Toc151127807" w:history="1">
+      <w:hyperlink w:anchor="_Toc151130201" w:history="1">
         <w:r>
           <w:rPr>
             <w:rStyle w:val="Hyperlink"/>
@@ -1060,7 +1060,7 @@
           <w:rPr>
             <w:noProof/>
           </w:rPr>
-          <w:instrText xml:space="preserve"> PAGEREF _Toc151127807 \h </w:instrText>
+          <w:instrText xml:space="preserve"> PAGEREF _Toc151130201 \h </w:instrText>
         </w:r>
         <w:r>
           <w:rPr>
@@ -1105,7 +1105,7 @@
           <w:lang w:val="nl-BE" w:eastAsia="nl-BE" w:bidi="ar-SA"/>
         </w:rPr>
       </w:pPr>
-      <w:hyperlink w:anchor="_Toc151127808" w:history="1">
+      <w:hyperlink w:anchor="_Toc151130202" w:history="1">
         <w:r>
           <w:rPr>
             <w:rStyle w:val="Hyperlink"/>
@@ -1147,7 +1147,7 @@
           <w:rPr>
             <w:noProof/>
           </w:rPr>
-          <w:instrText xml:space="preserve"> PAGEREF _Toc151127808 \h </w:instrText>
+          <w:instrText xml:space="preserve"> PAGEREF _Toc151130202 \h </w:instrText>
         </w:r>
         <w:r>
           <w:rPr>
@@ -1192,7 +1192,7 @@
           <w:lang w:val="nl-BE" w:eastAsia="nl-BE" w:bidi="ar-SA"/>
         </w:rPr>
       </w:pPr>
-      <w:hyperlink w:anchor="_Toc151127809" w:history="1">
+      <w:hyperlink w:anchor="_Toc151130203" w:history="1">
         <w:r>
           <w:rPr>
             <w:rStyle w:val="Hyperlink"/>
@@ -1234,7 +1234,7 @@
           <w:rPr>
             <w:noProof/>
           </w:rPr>
-          <w:instrText xml:space="preserve"> PAGEREF _Toc151127809 \h </w:instrText>
+          <w:instrText xml:space="preserve"> PAGEREF _Toc151130203 \h </w:instrText>
         </w:r>
         <w:r>
           <w:rPr>
@@ -1279,7 +1279,7 @@
           <w:lang w:val="nl-BE" w:eastAsia="nl-BE" w:bidi="ar-SA"/>
         </w:rPr>
       </w:pPr>
-      <w:hyperlink w:anchor="_Toc151127810" w:history="1">
+      <w:hyperlink w:anchor="_Toc151130204" w:history="1">
         <w:r>
           <w:rPr>
             <w:rStyle w:val="Hyperlink"/>
@@ -1321,7 +1321,7 @@
           <w:rPr>
             <w:noProof/>
           </w:rPr>
-          <w:instrText xml:space="preserve"> PAGEREF _Toc151127810 \h </w:instrText>
+          <w:instrText xml:space="preserve"> PAGEREF _Toc151130204 \h </w:instrText>
         </w:r>
         <w:r>
           <w:rPr>
@@ -1366,7 +1366,7 @@
           <w:lang w:val="nl-BE" w:eastAsia="nl-BE" w:bidi="ar-SA"/>
         </w:rPr>
       </w:pPr>
-      <w:hyperlink w:anchor="_Toc151127811" w:history="1">
+      <w:hyperlink w:anchor="_Toc151130205" w:history="1">
         <w:r>
           <w:rPr>
             <w:rStyle w:val="Hyperlink"/>
@@ -1408,7 +1408,7 @@
           <w:rPr>
             <w:noProof/>
           </w:rPr>
-          <w:instrText xml:space="preserve"> PAGEREF _Toc151127811 \h </w:instrText>
+          <w:instrText xml:space="preserve"> PAGEREF _Toc151130205 \h </w:instrText>
         </w:r>
         <w:r>
           <w:rPr>
@@ -1453,7 +1453,7 @@
           <w:lang w:val="nl-BE" w:eastAsia="nl-BE" w:bidi="ar-SA"/>
         </w:rPr>
       </w:pPr>
-      <w:hyperlink w:anchor="_Toc151127812" w:history="1">
+      <w:hyperlink w:anchor="_Toc151130206" w:history="1">
         <w:r>
           <w:rPr>
             <w:rStyle w:val="Hyperlink"/>
@@ -1495,7 +1495,7 @@
           <w:rPr>
             <w:noProof/>
           </w:rPr>
-          <w:instrText xml:space="preserve"> PAGEREF _Toc151127812 \h </w:instrText>
+          <w:instrText xml:space="preserve"> PAGEREF _Toc151130206 \h </w:instrText>
         </w:r>
         <w:r>
           <w:rPr>
@@ -1540,7 +1540,7 @@
           <w:lang w:val="nl-BE" w:eastAsia="nl-BE" w:bidi="ar-SA"/>
         </w:rPr>
       </w:pPr>
-      <w:hyperlink w:anchor="_Toc151127813" w:history="1">
+      <w:hyperlink w:anchor="_Toc151130207" w:history="1">
         <w:r>
           <w:rPr>
             <w:rStyle w:val="Hyperlink"/>
@@ -1582,7 +1582,7 @@
           <w:rPr>
             <w:noProof/>
           </w:rPr>
-          <w:instrText xml:space="preserve"> PAGEREF _Toc151127813 \h </w:instrText>
+          <w:instrText xml:space="preserve"> PAGEREF _Toc151130207 \h </w:instrText>
         </w:r>
         <w:r>
           <w:rPr>
@@ -1627,7 +1627,7 @@
           <w:lang w:val="nl-BE" w:eastAsia="nl-BE" w:bidi="ar-SA"/>
         </w:rPr>
       </w:pPr>
-      <w:hyperlink w:anchor="_Toc151127814" w:history="1">
+      <w:hyperlink w:anchor="_Toc151130208" w:history="1">
         <w:r>
           <w:rPr>
             <w:rStyle w:val="Hyperlink"/>
@@ -1669,7 +1669,7 @@
           <w:rPr>
             <w:noProof/>
           </w:rPr>
-          <w:instrText xml:space="preserve"> PAGEREF _Toc151127814 \h </w:instrText>
+          <w:instrText xml:space="preserve"> PAGEREF _Toc151130208 \h </w:instrText>
         </w:r>
         <w:r>
           <w:rPr>
@@ -1714,7 +1714,7 @@
           <w:lang w:val="nl-BE" w:eastAsia="nl-BE" w:bidi="ar-SA"/>
         </w:rPr>
       </w:pPr>
-      <w:hyperlink w:anchor="_Toc151127815" w:history="1">
+      <w:hyperlink w:anchor="_Toc151130209" w:history="1">
         <w:r>
           <w:rPr>
             <w:rStyle w:val="Hyperlink"/>
@@ -1756,7 +1756,7 @@
           <w:rPr>
             <w:noProof/>
           </w:rPr>
-          <w:instrText xml:space="preserve"> PAGEREF _Toc151127815 \h </w:instrText>
+          <w:instrText xml:space="preserve"> PAGEREF _Toc151130209 \h </w:instrText>
         </w:r>
         <w:r>
           <w:rPr>
@@ -1801,7 +1801,7 @@
           <w:lang w:val="nl-BE" w:eastAsia="nl-BE" w:bidi="ar-SA"/>
         </w:rPr>
       </w:pPr>
-      <w:hyperlink w:anchor="_Toc151127816" w:history="1">
+      <w:hyperlink w:anchor="_Toc151130210" w:history="1">
         <w:r>
           <w:rPr>
             <w:rStyle w:val="Hyperlink"/>
@@ -1843,7 +1843,7 @@
           <w:rPr>
             <w:noProof/>
           </w:rPr>
-          <w:instrText xml:space="preserve"> PAGEREF _Toc151127816 \h </w:instrText>
+          <w:instrText xml:space="preserve"> PAGEREF _Toc151130210 \h </w:instrText>
         </w:r>
         <w:r>
           <w:rPr>
@@ -1888,7 +1888,7 @@
           <w:lang w:val="nl-BE" w:eastAsia="nl-BE" w:bidi="ar-SA"/>
         </w:rPr>
       </w:pPr>
-      <w:hyperlink w:anchor="_Toc151127817" w:history="1">
+      <w:hyperlink w:anchor="_Toc151130211" w:history="1">
         <w:r>
           <w:rPr>
             <w:rStyle w:val="Hyperlink"/>
@@ -1930,7 +1930,7 @@
           <w:rPr>
             <w:noProof/>
           </w:rPr>
-          <w:instrText xml:space="preserve"> PAGEREF _Toc151127817 \h </w:instrText>
+          <w:instrText xml:space="preserve"> PAGEREF _Toc151130211 \h </w:instrText>
         </w:r>
         <w:r>
           <w:rPr>
@@ -1975,7 +1975,7 @@
           <w:lang w:val="nl-BE" w:eastAsia="nl-BE" w:bidi="ar-SA"/>
         </w:rPr>
       </w:pPr>
-      <w:hyperlink w:anchor="_Toc151127818" w:history="1">
+      <w:hyperlink w:anchor="_Toc151130212" w:history="1">
         <w:r>
           <w:rPr>
             <w:rStyle w:val="Hyperlink"/>
@@ -2017,7 +2017,7 @@
           <w:rPr>
             <w:noProof/>
           </w:rPr>
-          <w:instrText xml:space="preserve"> PAGEREF _Toc151127818 \h </w:instrText>
+          <w:instrText xml:space="preserve"> PAGEREF _Toc151130212 \h </w:instrText>
         </w:r>
         <w:r>
           <w:rPr>
@@ -2062,7 +2062,7 @@
           <w:lang w:val="nl-BE" w:eastAsia="nl-BE" w:bidi="ar-SA"/>
         </w:rPr>
       </w:pPr>
-      <w:hyperlink w:anchor="_Toc151127819" w:history="1">
+      <w:hyperlink w:anchor="_Toc151130213" w:history="1">
         <w:r>
           <w:rPr>
             <w:rStyle w:val="Hyperlink"/>
@@ -2104,7 +2104,7 @@
           <w:rPr>
             <w:noProof/>
           </w:rPr>
-          <w:instrText xml:space="preserve"> PAGEREF _Toc151127819 \h </w:instrText>
+          <w:instrText xml:space="preserve"> PAGEREF _Toc151130213 \h </w:instrText>
         </w:r>
         <w:r>
           <w:rPr>
@@ -2149,7 +2149,7 @@
           <w:lang w:val="nl-BE" w:eastAsia="nl-BE" w:bidi="ar-SA"/>
         </w:rPr>
       </w:pPr>
-      <w:hyperlink w:anchor="_Toc151127820" w:history="1">
+      <w:hyperlink w:anchor="_Toc151130214" w:history="1">
         <w:r>
           <w:rPr>
             <w:rStyle w:val="Hyperlink"/>
@@ -2191,7 +2191,7 @@
           <w:rPr>
             <w:noProof/>
           </w:rPr>
-          <w:instrText xml:space="preserve"> PAGEREF _Toc151127820 \h </w:instrText>
+          <w:instrText xml:space="preserve"> PAGEREF _Toc151130214 \h </w:instrText>
         </w:r>
         <w:r>
           <w:rPr>
@@ -2236,7 +2236,7 @@
           <w:lang w:val="nl-BE" w:eastAsia="nl-BE" w:bidi="ar-SA"/>
         </w:rPr>
       </w:pPr>
-      <w:hyperlink w:anchor="_Toc151127821" w:history="1">
+      <w:hyperlink w:anchor="_Toc151130215" w:history="1">
         <w:r>
           <w:rPr>
             <w:rStyle w:val="Hyperlink"/>
@@ -2278,7 +2278,7 @@
           <w:rPr>
             <w:noProof/>
           </w:rPr>
-          <w:instrText xml:space="preserve"> PAGEREF _Toc151127821 \h </w:instrText>
+          <w:instrText xml:space="preserve"> PAGEREF _Toc151130215 \h </w:instrText>
         </w:r>
         <w:r>
           <w:rPr>
@@ -2323,7 +2323,7 @@
           <w:lang w:val="nl-BE" w:eastAsia="nl-BE" w:bidi="ar-SA"/>
         </w:rPr>
       </w:pPr>
-      <w:hyperlink w:anchor="_Toc151127822" w:history="1">
+      <w:hyperlink w:anchor="_Toc151130216" w:history="1">
         <w:r>
           <w:rPr>
             <w:rStyle w:val="Hyperlink"/>
@@ -2365,7 +2365,7 @@
           <w:rPr>
             <w:noProof/>
           </w:rPr>
-          <w:instrText xml:space="preserve"> PAGEREF _Toc151127822 \h </w:instrText>
+          <w:instrText xml:space="preserve"> PAGEREF _Toc151130216 \h </w:instrText>
         </w:r>
         <w:r>
           <w:rPr>
@@ -2410,7 +2410,7 @@
           <w:lang w:val="nl-BE" w:eastAsia="nl-BE" w:bidi="ar-SA"/>
         </w:rPr>
       </w:pPr>
-      <w:hyperlink w:anchor="_Toc151127823" w:history="1">
+      <w:hyperlink w:anchor="_Toc151130217" w:history="1">
         <w:r>
           <w:rPr>
             <w:rStyle w:val="Hyperlink"/>
@@ -2452,7 +2452,7 @@
           <w:rPr>
             <w:noProof/>
           </w:rPr>
-          <w:instrText xml:space="preserve"> PAGEREF _Toc151127823 \h </w:instrText>
+          <w:instrText xml:space="preserve"> PAGEREF _Toc151130217 \h </w:instrText>
         </w:r>
         <w:r>
           <w:rPr>
@@ -2497,7 +2497,7 @@
           <w:lang w:val="nl-BE" w:eastAsia="nl-BE" w:bidi="ar-SA"/>
         </w:rPr>
       </w:pPr>
-      <w:hyperlink w:anchor="_Toc151127824" w:history="1">
+      <w:hyperlink w:anchor="_Toc151130218" w:history="1">
         <w:r>
           <w:rPr>
             <w:rStyle w:val="Hyperlink"/>
@@ -2539,7 +2539,7 @@
           <w:rPr>
             <w:noProof/>
           </w:rPr>
-          <w:instrText xml:space="preserve"> PAGEREF _Toc151127824 \h </w:instrText>
+          <w:instrText xml:space="preserve"> PAGEREF _Toc151130218 \h </w:instrText>
         </w:r>
         <w:r>
           <w:rPr>
@@ -2584,7 +2584,7 @@
           <w:lang w:val="nl-BE" w:eastAsia="nl-BE" w:bidi="ar-SA"/>
         </w:rPr>
       </w:pPr>
-      <w:hyperlink w:anchor="_Toc151127825" w:history="1">
+      <w:hyperlink w:anchor="_Toc151130219" w:history="1">
         <w:r>
           <w:rPr>
             <w:rStyle w:val="Hyperlink"/>
@@ -2626,7 +2626,7 @@
           <w:rPr>
             <w:noProof/>
           </w:rPr>
-          <w:instrText xml:space="preserve"> PAGEREF _Toc151127825 \h </w:instrText>
+          <w:instrText xml:space="preserve"> PAGEREF _Toc151130219 \h </w:instrText>
         </w:r>
         <w:r>
           <w:rPr>
@@ -2671,7 +2671,7 @@
           <w:lang w:val="nl-BE" w:eastAsia="nl-BE" w:bidi="ar-SA"/>
         </w:rPr>
       </w:pPr>
-      <w:hyperlink w:anchor="_Toc151127826" w:history="1">
+      <w:hyperlink w:anchor="_Toc151130220" w:history="1">
         <w:r>
           <w:rPr>
             <w:rStyle w:val="Hyperlink"/>
@@ -2713,7 +2713,7 @@
           <w:rPr>
             <w:noProof/>
           </w:rPr>
-          <w:instrText xml:space="preserve"> PAGEREF _Toc151127826 \h </w:instrText>
+          <w:instrText xml:space="preserve"> PAGEREF _Toc151130220 \h </w:instrText>
         </w:r>
         <w:r>
           <w:rPr>
@@ -2758,7 +2758,7 @@
           <w:lang w:val="nl-BE" w:eastAsia="nl-BE" w:bidi="ar-SA"/>
         </w:rPr>
       </w:pPr>
-      <w:hyperlink w:anchor="_Toc151127827" w:history="1">
+      <w:hyperlink w:anchor="_Toc151130221" w:history="1">
         <w:r>
           <w:rPr>
             <w:rStyle w:val="Hyperlink"/>
@@ -2800,7 +2800,7 @@
           <w:rPr>
             <w:noProof/>
           </w:rPr>
-          <w:instrText xml:space="preserve"> PAGEREF _Toc151127827 \h </w:instrText>
+          <w:instrText xml:space="preserve"> PAGEREF _Toc151130221 \h </w:instrText>
         </w:r>
         <w:r>
           <w:rPr>
@@ -2845,7 +2845,7 @@
           <w:lang w:val="nl-BE" w:eastAsia="nl-BE" w:bidi="ar-SA"/>
         </w:rPr>
       </w:pPr>
-      <w:hyperlink w:anchor="_Toc151127828" w:history="1">
+      <w:hyperlink w:anchor="_Toc151130222" w:history="1">
         <w:r>
           <w:rPr>
             <w:rStyle w:val="Hyperlink"/>
@@ -2887,7 +2887,7 @@
           <w:rPr>
             <w:noProof/>
           </w:rPr>
-          <w:instrText xml:space="preserve"> PAGEREF _Toc151127828 \h </w:instrText>
+          <w:instrText xml:space="preserve"> PAGEREF _Toc151130222 \h </w:instrText>
         </w:r>
         <w:r>
           <w:rPr>
@@ -2932,7 +2932,7 @@
           <w:lang w:val="nl-BE" w:eastAsia="nl-BE" w:bidi="ar-SA"/>
         </w:rPr>
       </w:pPr>
-      <w:hyperlink w:anchor="_Toc151127829" w:history="1">
+      <w:hyperlink w:anchor="_Toc151130223" w:history="1">
         <w:r>
           <w:rPr>
             <w:rStyle w:val="Hyperlink"/>
@@ -2976,7 +2976,7 @@
           <w:rPr>
             <w:noProof/>
           </w:rPr>
-          <w:instrText xml:space="preserve"> PAGEREF _Toc151127829 \h </w:instrText>
+          <w:instrText xml:space="preserve"> PAGEREF _Toc151130223 \h </w:instrText>
         </w:r>
         <w:r>
           <w:rPr>
@@ -3021,7 +3021,7 @@
           <w:lang w:val="nl-BE" w:eastAsia="nl-BE" w:bidi="ar-SA"/>
         </w:rPr>
       </w:pPr>
-      <w:hyperlink w:anchor="_Toc151127830" w:history="1">
+      <w:hyperlink w:anchor="_Toc151130224" w:history="1">
         <w:r>
           <w:rPr>
             <w:rStyle w:val="Hyperlink"/>
@@ -3063,7 +3063,7 @@
           <w:rPr>
             <w:noProof/>
           </w:rPr>
-          <w:instrText xml:space="preserve"> PAGEREF _Toc151127830 \h </w:instrText>
+          <w:instrText xml:space="preserve"> PAGEREF _Toc151130224 \h </w:instrText>
         </w:r>
         <w:r>
           <w:rPr>
@@ -3108,7 +3108,7 @@
           <w:lang w:val="nl-BE" w:eastAsia="nl-BE" w:bidi="ar-SA"/>
         </w:rPr>
       </w:pPr>
-      <w:hyperlink w:anchor="_Toc151127831" w:history="1">
+      <w:hyperlink w:anchor="_Toc151130225" w:history="1">
         <w:r>
           <w:rPr>
             <w:rStyle w:val="Hyperlink"/>
@@ -3150,7 +3150,7 @@
           <w:rPr>
             <w:noProof/>
           </w:rPr>
-          <w:instrText xml:space="preserve"> PAGEREF _Toc151127831 \h </w:instrText>
+          <w:instrText xml:space="preserve"> PAGEREF _Toc151130225 \h </w:instrText>
         </w:r>
         <w:r>
           <w:rPr>
@@ -3195,7 +3195,7 @@
           <w:lang w:val="nl-BE" w:eastAsia="nl-BE" w:bidi="ar-SA"/>
         </w:rPr>
       </w:pPr>
-      <w:hyperlink w:anchor="_Toc151127832" w:history="1">
+      <w:hyperlink w:anchor="_Toc151130226" w:history="1">
         <w:r>
           <w:rPr>
             <w:rStyle w:val="Hyperlink"/>
@@ -3237,7 +3237,7 @@
           <w:rPr>
             <w:noProof/>
           </w:rPr>
-          <w:instrText xml:space="preserve"> PAGEREF _Toc151127832 \h </w:instrText>
+          <w:instrText xml:space="preserve"> PAGEREF _Toc151130226 \h </w:instrText>
         </w:r>
         <w:r>
           <w:rPr>
@@ -3282,7 +3282,7 @@
           <w:lang w:val="nl-BE" w:eastAsia="nl-BE" w:bidi="ar-SA"/>
         </w:rPr>
       </w:pPr>
-      <w:hyperlink w:anchor="_Toc151127833" w:history="1">
+      <w:hyperlink w:anchor="_Toc151130227" w:history="1">
         <w:r>
           <w:rPr>
             <w:rStyle w:val="Hyperlink"/>
@@ -3324,7 +3324,7 @@
           <w:rPr>
             <w:noProof/>
           </w:rPr>
-          <w:instrText xml:space="preserve"> PAGEREF _Toc151127833 \h </w:instrText>
+          <w:instrText xml:space="preserve"> PAGEREF _Toc151130227 \h </w:instrText>
         </w:r>
         <w:r>
           <w:rPr>
@@ -3369,7 +3369,7 @@
           <w:lang w:val="nl-BE" w:eastAsia="nl-BE" w:bidi="ar-SA"/>
         </w:rPr>
       </w:pPr>
-      <w:hyperlink w:anchor="_Toc151127834" w:history="1">
+      <w:hyperlink w:anchor="_Toc151130228" w:history="1">
         <w:r>
           <w:rPr>
             <w:rStyle w:val="Hyperlink"/>
@@ -3411,7 +3411,7 @@
           <w:rPr>
             <w:noProof/>
           </w:rPr>
-          <w:instrText xml:space="preserve"> PAGEREF _Toc151127834 \h </w:instrText>
+          <w:instrText xml:space="preserve"> PAGEREF _Toc151130228 \h </w:instrText>
         </w:r>
         <w:r>
           <w:rPr>
@@ -3456,7 +3456,7 @@
           <w:lang w:val="nl-BE" w:eastAsia="nl-BE" w:bidi="ar-SA"/>
         </w:rPr>
       </w:pPr>
-      <w:hyperlink w:anchor="_Toc151127835" w:history="1">
+      <w:hyperlink w:anchor="_Toc151130229" w:history="1">
         <w:r>
           <w:rPr>
             <w:rStyle w:val="Hyperlink"/>
@@ -3498,7 +3498,7 @@
           <w:rPr>
             <w:noProof/>
           </w:rPr>
-          <w:instrText xml:space="preserve"> PAGEREF _Toc151127835 \h </w:instrText>
+          <w:instrText xml:space="preserve"> PAGEREF _Toc151130229 \h </w:instrText>
         </w:r>
         <w:r>
           <w:rPr>
@@ -3543,7 +3543,7 @@
           <w:lang w:val="nl-BE" w:eastAsia="nl-BE" w:bidi="ar-SA"/>
         </w:rPr>
       </w:pPr>
-      <w:hyperlink w:anchor="_Toc151127836" w:history="1">
+      <w:hyperlink w:anchor="_Toc151130230" w:history="1">
         <w:r>
           <w:rPr>
             <w:rStyle w:val="Hyperlink"/>
@@ -3585,7 +3585,7 @@
           <w:rPr>
             <w:noProof/>
           </w:rPr>
-          <w:instrText xml:space="preserve"> PAGEREF _Toc151127836 \h </w:instrText>
+          <w:instrText xml:space="preserve"> PAGEREF _Toc151130230 \h </w:instrText>
         </w:r>
         <w:r>
           <w:rPr>
@@ -3630,7 +3630,7 @@
           <w:lang w:val="nl-BE" w:eastAsia="nl-BE" w:bidi="ar-SA"/>
         </w:rPr>
       </w:pPr>
-      <w:hyperlink w:anchor="_Toc151127837" w:history="1">
+      <w:hyperlink w:anchor="_Toc151130231" w:history="1">
         <w:r>
           <w:rPr>
             <w:rStyle w:val="Hyperlink"/>
@@ -3672,7 +3672,7 @@
           <w:rPr>
             <w:noProof/>
           </w:rPr>
-          <w:instrText xml:space="preserve"> PAGEREF _Toc151127837 \h </w:instrText>
+          <w:instrText xml:space="preserve"> PAGEREF _Toc151130231 \h </w:instrText>
         </w:r>
         <w:r>
           <w:rPr>
@@ -3717,7 +3717,7 @@
           <w:lang w:val="nl-BE" w:eastAsia="nl-BE" w:bidi="ar-SA"/>
         </w:rPr>
       </w:pPr>
-      <w:hyperlink w:anchor="_Toc151127838" w:history="1">
+      <w:hyperlink w:anchor="_Toc151130232" w:history="1">
         <w:r>
           <w:rPr>
             <w:rStyle w:val="Hyperlink"/>
@@ -3759,7 +3759,7 @@
           <w:rPr>
             <w:noProof/>
           </w:rPr>
-          <w:instrText xml:space="preserve"> PAGEREF _Toc151127838 \h </w:instrText>
+          <w:instrText xml:space="preserve"> PAGEREF _Toc151130232 \h </w:instrText>
         </w:r>
         <w:r>
           <w:rPr>
@@ -3804,7 +3804,7 @@
           <w:lang w:val="nl-BE" w:eastAsia="nl-BE" w:bidi="ar-SA"/>
         </w:rPr>
       </w:pPr>
-      <w:hyperlink w:anchor="_Toc151127839" w:history="1">
+      <w:hyperlink w:anchor="_Toc151130233" w:history="1">
         <w:r>
           <w:rPr>
             <w:rStyle w:val="Hyperlink"/>
@@ -3846,7 +3846,7 @@
           <w:rPr>
             <w:noProof/>
           </w:rPr>
-          <w:instrText xml:space="preserve"> PAGEREF _Toc151127839 \h </w:instrText>
+          <w:instrText xml:space="preserve"> PAGEREF _Toc151130233 \h </w:instrText>
         </w:r>
         <w:r>
           <w:rPr>
@@ -3899,7 +3899,7 @@
         </w:rPr>
       </w:pPr>
       <w:bookmarkStart w:id="0" w:name="_Ref118727531"/>
-      <w:bookmarkStart w:id="1" w:name="_Toc151127796"/>
+      <w:bookmarkStart w:id="1" w:name="_Toc151130190"/>
       <w:r>
         <w:lastRenderedPageBreak/>
         <w:t>Install</w:t>
@@ -4000,7 +4000,7 @@
           <w:rFonts w:hint="eastAsia"/>
         </w:rPr>
       </w:pPr>
-      <w:bookmarkStart w:id="2" w:name="_Toc151127797"/>
+      <w:bookmarkStart w:id="2" w:name="_Toc151130191"/>
       <w:r>
         <w:t>Starting ModbusControl</w:t>
       </w:r>
@@ -4131,7 +4131,7 @@
           <w:rFonts w:hint="eastAsia"/>
         </w:rPr>
       </w:pPr>
-      <w:bookmarkStart w:id="3" w:name="_Toc151127798"/>
+      <w:bookmarkStart w:id="3" w:name="_Toc151130192"/>
       <w:r>
         <w:t>The mbc project file</w:t>
       </w:r>
@@ -4223,7 +4223,7 @@
           <w:rFonts w:hint="eastAsia"/>
         </w:rPr>
       </w:pPr>
-      <w:bookmarkStart w:id="4" w:name="_Toc151127799"/>
+      <w:bookmarkStart w:id="4" w:name="_Toc151130193"/>
       <w:r>
         <w:t>Using ModbusControl</w:t>
       </w:r>
@@ -4238,7 +4238,7 @@
         </w:rPr>
       </w:pPr>
       <w:bookmarkStart w:id="5" w:name="_Ref118397727"/>
-      <w:bookmarkStart w:id="6" w:name="_Toc151127800"/>
+      <w:bookmarkStart w:id="6" w:name="_Toc151130194"/>
       <w:r>
         <w:rPr>
           <w:lang w:val="en-GB"/>
@@ -4696,7 +4696,7 @@
           <w:rFonts w:hint="eastAsia"/>
         </w:rPr>
       </w:pPr>
-      <w:bookmarkStart w:id="7" w:name="_Toc151127801"/>
+      <w:bookmarkStart w:id="7" w:name="_Toc151130195"/>
       <w:r>
         <w:lastRenderedPageBreak/>
         <w:t>Import and export</w:t>
@@ -5143,7 +5143,7 @@
           <w:lang w:val="en-GB"/>
         </w:rPr>
       </w:pPr>
-      <w:bookmarkStart w:id="8" w:name="_Toc151127802"/>
+      <w:bookmarkStart w:id="8" w:name="_Toc151130196"/>
       <w:r>
         <w:rPr>
           <w:lang w:val="en-GB"/>
@@ -5202,7 +5202,7 @@
           <w:rFonts w:hint="eastAsia"/>
         </w:rPr>
       </w:pPr>
-      <w:bookmarkStart w:id="10" w:name="_Toc151127803"/>
+      <w:bookmarkStart w:id="10" w:name="_Toc151130197"/>
       <w:r>
         <w:lastRenderedPageBreak/>
         <w:t>Find/Filter</w:t>
@@ -5241,7 +5241,7 @@
           <w:rFonts w:hint="eastAsia"/>
         </w:rPr>
       </w:pPr>
-      <w:bookmarkStart w:id="11" w:name="_Toc151127804"/>
+      <w:bookmarkStart w:id="11" w:name="_Toc151130198"/>
       <w:r>
         <w:t>Diagnostics counters</w:t>
       </w:r>
@@ -5276,7 +5276,7 @@
           <w:rFonts w:hint="eastAsia"/>
         </w:rPr>
       </w:pPr>
-      <w:bookmarkStart w:id="12" w:name="_Toc151127805"/>
+      <w:bookmarkStart w:id="12" w:name="_Toc151130199"/>
       <w:r>
         <w:t>Logging</w:t>
       </w:r>
@@ -5371,7 +5371,7 @@
       </w:pPr>
       <w:bookmarkStart w:id="13" w:name="__RefHeading___Toc43_939433756"/>
       <w:bookmarkStart w:id="14" w:name="_Ref118397833"/>
-      <w:bookmarkStart w:id="15" w:name="_Toc151127806"/>
+      <w:bookmarkStart w:id="15" w:name="_Toc151130200"/>
       <w:bookmarkEnd w:id="13"/>
       <w:r>
         <w:t>Project configuration</w:t>
@@ -7435,7 +7435,7 @@
           <w:rFonts w:hint="eastAsia"/>
         </w:rPr>
       </w:pPr>
-      <w:bookmarkStart w:id="17" w:name="_Toc151127807"/>
+      <w:bookmarkStart w:id="17" w:name="_Toc151130201"/>
       <w:r>
         <w:t>Options</w:t>
       </w:r>
@@ -8213,7 +8213,7 @@
           <w:rFonts w:hint="eastAsia"/>
         </w:rPr>
       </w:pPr>
-      <w:bookmarkStart w:id="18" w:name="_Toc151127808"/>
+      <w:bookmarkStart w:id="18" w:name="_Toc151130202"/>
       <w:r>
         <w:rPr>
           <w:lang w:val="en-GB"/>
@@ -8428,7 +8428,7 @@
         </w:rPr>
       </w:pPr>
       <w:bookmarkStart w:id="19" w:name="__RefHeading___Toc62_1195957084"/>
-      <w:bookmarkStart w:id="20" w:name="_Toc151127809"/>
+      <w:bookmarkStart w:id="20" w:name="_Toc151130203"/>
       <w:bookmarkEnd w:id="19"/>
       <w:r>
         <w:rPr>
@@ -8493,7 +8493,7 @@
           <w:rFonts w:hint="eastAsia"/>
         </w:rPr>
       </w:pPr>
-      <w:bookmarkStart w:id="21" w:name="_Toc151127810"/>
+      <w:bookmarkStart w:id="21" w:name="_Toc151130204"/>
       <w:r>
         <w:rPr>
           <w:lang w:val="en-GB"/>
@@ -8686,7 +8686,7 @@
           <w:rFonts w:hint="eastAsia"/>
         </w:rPr>
       </w:pPr>
-      <w:bookmarkStart w:id="22" w:name="_Toc151127811"/>
+      <w:bookmarkStart w:id="22" w:name="_Toc151130205"/>
       <w:r>
         <w:rPr>
           <w:lang w:val="en-GB"/>
@@ -8712,7 +8712,7 @@
           <w:rFonts w:hint="eastAsia"/>
         </w:rPr>
       </w:pPr>
-      <w:bookmarkStart w:id="23" w:name="_Toc151127812"/>
+      <w:bookmarkStart w:id="23" w:name="_Toc151130206"/>
       <w:r>
         <w:rPr>
           <w:lang w:val="en-GB"/>
@@ -8854,7 +8854,7 @@
         </w:rPr>
         <w:tab/>
       </w:r>
-      <w:bookmarkStart w:id="24" w:name="_Toc151127813"/>
+      <w:bookmarkStart w:id="24" w:name="_Toc151130207"/>
       <w:r>
         <w:t>The status bar</w:t>
       </w:r>
@@ -8902,7 +8902,7 @@
         </w:rPr>
       </w:pPr>
       <w:bookmarkStart w:id="25" w:name="_Ref117942468"/>
-      <w:bookmarkStart w:id="26" w:name="_Toc151127814"/>
+      <w:bookmarkStart w:id="26" w:name="_Toc151130208"/>
       <w:r>
         <w:t>Mbc project file validation with XSD schema</w:t>
       </w:r>
@@ -9079,7 +9079,7 @@
       </w:pPr>
       <w:bookmarkStart w:id="27" w:name="_Ref117942129"/>
       <w:bookmarkStart w:id="28" w:name="_Ref117942153"/>
-      <w:bookmarkStart w:id="29" w:name="_Toc151127815"/>
+      <w:bookmarkStart w:id="29" w:name="_Toc151130209"/>
       <w:r>
         <w:lastRenderedPageBreak/>
         <w:t>Logging</w:t>
@@ -9251,7 +9251,7 @@
       </w:pPr>
       <w:bookmarkStart w:id="30" w:name="_Ref117942296"/>
       <w:bookmarkStart w:id="31" w:name="_Ref117942768"/>
-      <w:bookmarkStart w:id="32" w:name="_Toc151127816"/>
+      <w:bookmarkStart w:id="32" w:name="_Toc151130210"/>
       <w:r>
         <w:t>Modbus/TCP bridge</w:t>
       </w:r>
@@ -9366,7 +9366,7 @@
           <w:rFonts w:hint="eastAsia"/>
         </w:rPr>
       </w:pPr>
-      <w:bookmarkStart w:id="33" w:name="_Toc151127817"/>
+      <w:bookmarkStart w:id="33" w:name="_Toc151130211"/>
       <w:r>
         <w:t>The Modbus protocol, function codes and word order</w:t>
       </w:r>
@@ -9636,7 +9636,7 @@
         </w:rPr>
       </w:pPr>
       <w:bookmarkStart w:id="34" w:name="_Ref117948934"/>
-      <w:bookmarkStart w:id="35" w:name="_Toc151127818"/>
+      <w:bookmarkStart w:id="35" w:name="_Toc151130212"/>
       <w:r>
         <w:t>ModbusControl c</w:t>
       </w:r>
@@ -10961,13 +10961,18 @@
           <w:rFonts w:hint="eastAsia"/>
         </w:rPr>
       </w:pPr>
-      <w:bookmarkStart w:id="36" w:name="_Toc151127819"/>
+      <w:bookmarkStart w:id="36" w:name="_Toc151130213"/>
       <w:r>
         <w:t>ModbusExport tool</w:t>
       </w:r>
       <w:bookmarkEnd w:id="36"/>
     </w:p>
     <w:p>
+      <w:pPr>
+        <w:rPr>
+          <w:rFonts w:hint="eastAsia"/>
+        </w:rPr>
+      </w:pPr>
       <w:r>
         <w:t xml:space="preserve">ModbusExport.exe is a command line tool to export registers from a </w:t>
       </w:r>
@@ -13039,13 +13044,18 @@
           <w:rFonts w:hint="eastAsia"/>
         </w:rPr>
       </w:pPr>
-      <w:bookmarkStart w:id="37" w:name="_Toc151127820"/>
+      <w:bookmarkStart w:id="37" w:name="_Toc151130214"/>
       <w:r>
         <w:t>ModbusImport tool</w:t>
       </w:r>
       <w:bookmarkEnd w:id="37"/>
     </w:p>
     <w:p>
+      <w:pPr>
+        <w:rPr>
+          <w:rFonts w:hint="eastAsia"/>
+        </w:rPr>
+      </w:pPr>
       <w:r>
         <w:t xml:space="preserve">ModbusImport.exe is a command line tool to import registers from a CSV file into a </w:t>
       </w:r>
@@ -14864,6 +14874,7 @@
     </w:tbl>
     <w:p>
       <w:pPr>
+        <w:keepLines/>
         <w:rPr>
           <w:rFonts w:hint="eastAsia"/>
         </w:rPr>
@@ -14962,7 +14973,7 @@
       <w:bookmarkStart w:id="38" w:name="_Ref117942219"/>
       <w:bookmarkStart w:id="39" w:name="_Ref117942253"/>
       <w:bookmarkStart w:id="40" w:name="_Ref117942272"/>
-      <w:bookmarkStart w:id="41" w:name="_Toc151127821"/>
+      <w:bookmarkStart w:id="41" w:name="_Toc151130215"/>
       <w:r>
         <w:t>The Import / Export format</w:t>
       </w:r>
@@ -15112,16 +15123,19 @@
     <w:p>
       <w:pPr>
         <w:keepNext/>
-        <w:rPr>
-          <w:rFonts w:hint="eastAsia"/>
-        </w:rPr>
-      </w:pPr>
-      <w:r>
+        <w:keepLines/>
+        <w:rPr>
+          <w:rFonts w:hint="eastAsia"/>
+        </w:rPr>
+      </w:pPr>
+      <w:r>
+        <w:lastRenderedPageBreak/>
         <w:t>Example import/export line:</w:t>
       </w:r>
     </w:p>
     <w:p>
       <w:pPr>
+        <w:keepLines/>
         <w:rPr>
           <w:rFonts w:eastAsia="Courier New" w:cs="Liberation Serif"/>
           <w:sz w:val="18"/>
@@ -15148,7 +15162,6 @@
         <w:rPr>
           <w:rFonts w:ascii="Courier New" w:hAnsi="Courier New" w:cs="Courier New"/>
         </w:rPr>
-        <w:lastRenderedPageBreak/>
         <w:t xml:space="preserve">│    </w:t>
       </w:r>
       <w:r>
@@ -15467,6 +15480,9 @@
     <w:p>
       <w:pPr>
         <w:keepNext/>
+        <w:rPr>
+          <w:rFonts w:hint="eastAsia"/>
+        </w:rPr>
       </w:pPr>
       <w:r>
         <w:t>Import</w:t>
@@ -15493,6 +15509,9 @@
         <w:gridCol w:w="8394"/>
       </w:tblGrid>
       <w:tr>
+        <w:trPr>
+          <w:cantSplit/>
+        </w:trPr>
         <w:tc>
           <w:tcPr>
             <w:tcW w:w="1384" w:type="dxa"/>
@@ -15542,10 +15561,7 @@
               </w:rPr>
             </w:pPr>
             <w:r>
-              <w:t>3</w:t>
-            </w:r>
-            <w:r>
-              <w:t xml:space="preserve"> fields</w:t>
+              <w:t>3 fields</w:t>
             </w:r>
           </w:p>
         </w:tc>
@@ -15562,13 +15578,7 @@
               </w:rPr>
             </w:pPr>
             <w:r>
-              <w:t xml:space="preserve">Register, </w:t>
-            </w:r>
-            <w:r>
-              <w:t xml:space="preserve">Size (16/32), </w:t>
-            </w:r>
-            <w:r>
-              <w:t>Value</w:t>
+              <w:t>Register, Size (16/32), Value</w:t>
             </w:r>
           </w:p>
         </w:tc>
@@ -15587,10 +15597,7 @@
               </w:rPr>
             </w:pPr>
             <w:r>
-              <w:t>4</w:t>
-            </w:r>
-            <w:r>
-              <w:t xml:space="preserve"> fields</w:t>
+              <w:t>4 fields</w:t>
             </w:r>
           </w:p>
         </w:tc>
@@ -15607,19 +15614,7 @@
               </w:rPr>
             </w:pPr>
             <w:r>
-              <w:t>Register, Size (16</w:t>
-            </w:r>
-            <w:r>
-              <w:t>/</w:t>
-            </w:r>
-            <w:r>
-              <w:t xml:space="preserve">32), </w:t>
-            </w:r>
-            <w:r>
-              <w:t xml:space="preserve">Description, </w:t>
-            </w:r>
-            <w:r>
-              <w:t>Value</w:t>
+              <w:t>Register, Size (16/32), Description, Value</w:t>
             </w:r>
           </w:p>
         </w:tc>
@@ -15638,10 +15633,7 @@
               </w:rPr>
             </w:pPr>
             <w:r>
-              <w:t>5</w:t>
-            </w:r>
-            <w:r>
-              <w:t xml:space="preserve"> fields</w:t>
+              <w:t>5 fields</w:t>
             </w:r>
           </w:p>
         </w:tc>
@@ -15658,19 +15650,7 @@
               </w:rPr>
             </w:pPr>
             <w:r>
-              <w:t>Register, Size (16</w:t>
-            </w:r>
-            <w:r>
-              <w:t>/</w:t>
-            </w:r>
-            <w:r>
-              <w:t xml:space="preserve">32), Description, </w:t>
-            </w:r>
-            <w:r>
-              <w:t xml:space="preserve">RW, </w:t>
-            </w:r>
-            <w:r>
-              <w:t>Value</w:t>
+              <w:t>Register, Size (16/32), Description, RW, Value</w:t>
             </w:r>
           </w:p>
         </w:tc>
@@ -15689,10 +15669,7 @@
               </w:rPr>
             </w:pPr>
             <w:r>
-              <w:t>6</w:t>
-            </w:r>
-            <w:r>
-              <w:t xml:space="preserve"> fields</w:t>
+              <w:t>6 fields</w:t>
             </w:r>
           </w:p>
         </w:tc>
@@ -15709,13 +15686,7 @@
               </w:rPr>
             </w:pPr>
             <w:r>
-              <w:t xml:space="preserve">Register, Size (16/32), Description, RW, </w:t>
-            </w:r>
-            <w:r>
-              <w:t xml:space="preserve">Format, </w:t>
-            </w:r>
-            <w:r>
-              <w:t>Value</w:t>
+              <w:t>Register, Size (16/32), Description, RW, Format, Value</w:t>
             </w:r>
           </w:p>
         </w:tc>
@@ -15728,7 +15699,7 @@
           <w:rFonts w:hint="eastAsia"/>
         </w:rPr>
       </w:pPr>
-      <w:bookmarkStart w:id="42" w:name="_Toc151127822"/>
+      <w:bookmarkStart w:id="42" w:name="_Toc151130216"/>
       <w:r>
         <w:t>More about Modbus</w:t>
       </w:r>
@@ -15821,7 +15792,7 @@
           <w:rFonts w:hint="eastAsia"/>
         </w:rPr>
       </w:pPr>
-      <w:bookmarkStart w:id="43" w:name="_Toc151127823"/>
+      <w:bookmarkStart w:id="43" w:name="_Toc151130217"/>
       <w:r>
         <w:t>Editing the mbc project file</w:t>
       </w:r>
@@ -15834,7 +15805,7 @@
           <w:rFonts w:hint="eastAsia"/>
         </w:rPr>
       </w:pPr>
-      <w:bookmarkStart w:id="44" w:name="_Toc151127824"/>
+      <w:bookmarkStart w:id="44" w:name="_Toc151130218"/>
       <w:r>
         <w:rPr>
           <w:lang w:val="en-GB"/>
@@ -15910,7 +15881,7 @@
           <w:rFonts w:hint="eastAsia"/>
         </w:rPr>
       </w:pPr>
-      <w:bookmarkStart w:id="45" w:name="_Toc151127825"/>
+      <w:bookmarkStart w:id="45" w:name="_Toc151130219"/>
       <w:r>
         <w:rPr>
           <w:lang w:val="en-GB"/>
@@ -16046,6 +16017,9 @@
             <w:r>
               <w:t>Configures communication parameters to the modbus device</w:t>
             </w:r>
+            <w:r>
+              <w:t>.</w:t>
+            </w:r>
           </w:p>
         </w:tc>
       </w:tr>
@@ -16063,6 +16037,7 @@
               <w:rPr>
                 <w:lang w:val="en-GB"/>
               </w:rPr>
+              <w:lastRenderedPageBreak/>
               <w:t>&lt;</w:t>
             </w:r>
             <w:proofErr w:type="spellStart"/>
@@ -16095,6 +16070,9 @@
             </w:pPr>
             <w:r>
               <w:t>Configures the built-in Modus/TCP bridge</w:t>
+            </w:r>
+            <w:r>
+              <w:t>.</w:t>
             </w:r>
           </w:p>
         </w:tc>
@@ -16152,6 +16130,9 @@
             <w:r>
               <w:t>start option</w:t>
             </w:r>
+            <w:r>
+              <w:t>.</w:t>
+            </w:r>
           </w:p>
         </w:tc>
       </w:tr>
@@ -16169,7 +16150,6 @@
               <w:rPr>
                 <w:lang w:val="en-GB"/>
               </w:rPr>
-              <w:lastRenderedPageBreak/>
               <w:t>&lt;tab&gt;</w:t>
             </w:r>
           </w:p>
@@ -16188,6 +16168,9 @@
             </w:pPr>
             <w:r>
               <w:t>Configures one or more tab pages with modbus registers</w:t>
+            </w:r>
+            <w:r>
+              <w:t>.</w:t>
             </w:r>
           </w:p>
         </w:tc>
@@ -16240,7 +16223,7 @@
           <w:rFonts w:hint="eastAsia"/>
         </w:rPr>
       </w:pPr>
-      <w:bookmarkStart w:id="46" w:name="_Toc151127826"/>
+      <w:bookmarkStart w:id="46" w:name="_Toc151130220"/>
       <w:r>
         <w:rPr>
           <w:lang w:val="en-GB"/>
@@ -16573,7 +16556,7 @@
           <w:rFonts w:hint="eastAsia"/>
         </w:rPr>
       </w:pPr>
-      <w:bookmarkStart w:id="47" w:name="_Toc151127827"/>
+      <w:bookmarkStart w:id="47" w:name="_Toc151130221"/>
       <w:r>
         <w:rPr>
           <w:lang w:val="en-GB"/>
@@ -17137,6 +17120,7 @@
               <w:rPr>
                 <w:lang w:val="en-GB"/>
               </w:rPr>
+              <w:lastRenderedPageBreak/>
               <w:t>&lt;responsetimeout&gt;</w:t>
             </w:r>
           </w:p>
@@ -17173,7 +17157,6 @@
               <w:rPr>
                 <w:lang w:val="en-GB"/>
               </w:rPr>
-              <w:lastRenderedPageBreak/>
               <w:t>&lt;</w:t>
             </w:r>
             <w:proofErr w:type="spellStart"/>
@@ -17703,11 +17686,8 @@
               </w:rPr>
             </w:pPr>
             <w:r>
-              <w:t xml:space="preserve">In numbering schemes 40001/40000, 9999 or 10000 registers can be accessed. In numbering schemes 400001/400000 all 65536 registers </w:t>
-            </w:r>
-            <w:r>
               <w:lastRenderedPageBreak/>
-              <w:t>can be accessed.</w:t>
+              <w:t>In numbering schemes 40001/40000, 9999 or 10000 registers can be accessed. In numbering schemes 400001/400000 all 65536 registers can be accessed.</w:t>
             </w:r>
           </w:p>
           <w:p>
@@ -18665,7 +18645,7 @@
         </w:rPr>
       </w:pPr>
       <w:bookmarkStart w:id="48" w:name="_Ref146906707"/>
-      <w:bookmarkStart w:id="49" w:name="_Toc151127828"/>
+      <w:bookmarkStart w:id="49" w:name="_Toc151130222"/>
       <w:r>
         <w:rPr>
           <w:lang w:val="en-GB"/>
@@ -19833,7 +19813,7 @@
           <w:lang w:eastAsia="nl-BE"/>
         </w:rPr>
       </w:pPr>
-      <w:bookmarkStart w:id="50" w:name="_Toc151127829"/>
+      <w:bookmarkStart w:id="50" w:name="_Toc151130223"/>
       <w:r>
         <w:rPr>
           <w:lang w:eastAsia="nl-BE"/>
@@ -20458,7 +20438,7 @@
           <w:rFonts w:hint="eastAsia"/>
         </w:rPr>
       </w:pPr>
-      <w:bookmarkStart w:id="51" w:name="_Toc151127830"/>
+      <w:bookmarkStart w:id="51" w:name="_Toc151130224"/>
       <w:r>
         <w:rPr>
           <w:lang w:val="en-GB"/>
@@ -20499,6 +20479,9 @@
         <w:gridCol w:w="7777"/>
       </w:tblGrid>
       <w:tr>
+        <w:trPr>
+          <w:cantSplit/>
+        </w:trPr>
         <w:tc>
           <w:tcPr>
             <w:tcW w:w="1868" w:type="dxa"/>
@@ -22294,7 +22277,7 @@
       </w:pPr>
       <w:bookmarkStart w:id="52" w:name="_Ref117942545"/>
       <w:bookmarkStart w:id="53" w:name="_Ref117942693"/>
-      <w:bookmarkStart w:id="54" w:name="_Toc151127831"/>
+      <w:bookmarkStart w:id="54" w:name="_Toc151130225"/>
       <w:r>
         <w:rPr>
           <w:lang w:val="en-GB"/>
@@ -22792,7 +22775,7 @@
           <w:rFonts w:hint="eastAsia"/>
         </w:rPr>
       </w:pPr>
-      <w:bookmarkStart w:id="55" w:name="_Toc151127832"/>
+      <w:bookmarkStart w:id="55" w:name="_Toc151130226"/>
       <w:r>
         <w:rPr>
           <w:lang w:val="en-GB"/>
@@ -23230,7 +23213,7 @@
         </w:rPr>
       </w:pPr>
       <w:bookmarkStart w:id="56" w:name="_Ref117942613"/>
-      <w:bookmarkStart w:id="57" w:name="_Toc151127833"/>
+      <w:bookmarkStart w:id="57" w:name="_Toc151130227"/>
       <w:r>
         <w:rPr>
           <w:lang w:val="en-GB"/>
@@ -23685,7 +23668,7 @@
         </w:rPr>
       </w:pPr>
       <w:bookmarkStart w:id="58" w:name="_Ref117942668"/>
-      <w:bookmarkStart w:id="59" w:name="_Toc151127834"/>
+      <w:bookmarkStart w:id="59" w:name="_Toc151130228"/>
       <w:r>
         <w:rPr>
           <w:lang w:val="en-GB"/>
@@ -24674,7 +24657,7 @@
         </w:rPr>
       </w:pPr>
       <w:bookmarkStart w:id="60" w:name="_Ref117942679"/>
-      <w:bookmarkStart w:id="61" w:name="_Toc151127835"/>
+      <w:bookmarkStart w:id="61" w:name="_Toc151130229"/>
       <w:r>
         <w:rPr>
           <w:lang w:val="en-GB"/>
@@ -26928,7 +26911,7 @@
       <w:bookmarkStart w:id="65" w:name="_Ref117942648"/>
       <w:bookmarkStart w:id="66" w:name="_Ref117942708"/>
       <w:bookmarkStart w:id="67" w:name="_Ref117942720"/>
-      <w:bookmarkStart w:id="68" w:name="_Toc151127836"/>
+      <w:bookmarkStart w:id="68" w:name="_Toc151130230"/>
       <w:r>
         <w:rPr>
           <w:lang w:val="en-GB"/>
@@ -27828,7 +27811,7 @@
           <w:rFonts w:hint="eastAsia"/>
         </w:rPr>
       </w:pPr>
-      <w:bookmarkStart w:id="69" w:name="_Toc151127837"/>
+      <w:bookmarkStart w:id="69" w:name="_Toc151130231"/>
       <w:r>
         <w:rPr>
           <w:lang w:val="en-GB"/>
@@ -28033,7 +28016,7 @@
           <w:rFonts w:hint="eastAsia"/>
         </w:rPr>
       </w:pPr>
-      <w:bookmarkStart w:id="70" w:name="_Toc151127838"/>
+      <w:bookmarkStart w:id="70" w:name="_Toc151130232"/>
       <w:r>
         <w:rPr>
           <w:lang w:val="en-GB"/>
@@ -28267,7 +28250,7 @@
           <w:rFonts w:hint="eastAsia"/>
         </w:rPr>
       </w:pPr>
-      <w:bookmarkStart w:id="71" w:name="_Toc151127839"/>
+      <w:bookmarkStart w:id="71" w:name="_Toc151130233"/>
       <w:r>
         <w:rPr>
           <w:lang w:val="en-GB"/>

--- a/Manuals/ModbusControl - User manual.docx
+++ b/Manuals/ModbusControl - User manual.docx
@@ -61,7 +61,7 @@
       <w:r>
         <w:fldChar w:fldCharType="separate"/>
       </w:r>
-      <w:hyperlink w:anchor="_Toc151130190" w:history="1">
+      <w:hyperlink w:anchor="_Toc152927199" w:history="1">
         <w:r>
           <w:rPr>
             <w:rStyle w:val="Hyperlink"/>
@@ -103,7 +103,7 @@
           <w:rPr>
             <w:noProof/>
           </w:rPr>
-          <w:instrText xml:space="preserve"> PAGEREF _Toc151130190 \h </w:instrText>
+          <w:instrText xml:space="preserve"> PAGEREF _Toc152927199 \h </w:instrText>
         </w:r>
         <w:r>
           <w:rPr>
@@ -148,7 +148,7 @@
           <w:lang w:val="nl-BE" w:eastAsia="nl-BE" w:bidi="ar-SA"/>
         </w:rPr>
       </w:pPr>
-      <w:hyperlink w:anchor="_Toc151130191" w:history="1">
+      <w:hyperlink w:anchor="_Toc152927200" w:history="1">
         <w:r>
           <w:rPr>
             <w:rStyle w:val="Hyperlink"/>
@@ -190,7 +190,7 @@
           <w:rPr>
             <w:noProof/>
           </w:rPr>
-          <w:instrText xml:space="preserve"> PAGEREF _Toc151130191 \h </w:instrText>
+          <w:instrText xml:space="preserve"> PAGEREF _Toc152927200 \h </w:instrText>
         </w:r>
         <w:r>
           <w:rPr>
@@ -235,7 +235,7 @@
           <w:lang w:val="nl-BE" w:eastAsia="nl-BE" w:bidi="ar-SA"/>
         </w:rPr>
       </w:pPr>
-      <w:hyperlink w:anchor="_Toc151130192" w:history="1">
+      <w:hyperlink w:anchor="_Toc152927201" w:history="1">
         <w:r>
           <w:rPr>
             <w:rStyle w:val="Hyperlink"/>
@@ -277,7 +277,7 @@
           <w:rPr>
             <w:noProof/>
           </w:rPr>
-          <w:instrText xml:space="preserve"> PAGEREF _Toc151130192 \h </w:instrText>
+          <w:instrText xml:space="preserve"> PAGEREF _Toc152927201 \h </w:instrText>
         </w:r>
         <w:r>
           <w:rPr>
@@ -322,7 +322,7 @@
           <w:lang w:val="nl-BE" w:eastAsia="nl-BE" w:bidi="ar-SA"/>
         </w:rPr>
       </w:pPr>
-      <w:hyperlink w:anchor="_Toc151130193" w:history="1">
+      <w:hyperlink w:anchor="_Toc152927202" w:history="1">
         <w:r>
           <w:rPr>
             <w:rStyle w:val="Hyperlink"/>
@@ -364,7 +364,7 @@
           <w:rPr>
             <w:noProof/>
           </w:rPr>
-          <w:instrText xml:space="preserve"> PAGEREF _Toc151130193 \h </w:instrText>
+          <w:instrText xml:space="preserve"> PAGEREF _Toc152927202 \h </w:instrText>
         </w:r>
         <w:r>
           <w:rPr>
@@ -409,7 +409,7 @@
           <w:lang w:val="nl-BE" w:eastAsia="nl-BE" w:bidi="ar-SA"/>
         </w:rPr>
       </w:pPr>
-      <w:hyperlink w:anchor="_Toc151130194" w:history="1">
+      <w:hyperlink w:anchor="_Toc152927203" w:history="1">
         <w:r>
           <w:rPr>
             <w:rStyle w:val="Hyperlink"/>
@@ -451,7 +451,7 @@
           <w:rPr>
             <w:noProof/>
           </w:rPr>
-          <w:instrText xml:space="preserve"> PAGEREF _Toc151130194 \h </w:instrText>
+          <w:instrText xml:space="preserve"> PAGEREF _Toc152927203 \h </w:instrText>
         </w:r>
         <w:r>
           <w:rPr>
@@ -496,7 +496,7 @@
           <w:lang w:val="nl-BE" w:eastAsia="nl-BE" w:bidi="ar-SA"/>
         </w:rPr>
       </w:pPr>
-      <w:hyperlink w:anchor="_Toc151130195" w:history="1">
+      <w:hyperlink w:anchor="_Toc152927204" w:history="1">
         <w:r>
           <w:rPr>
             <w:rStyle w:val="Hyperlink"/>
@@ -538,7 +538,7 @@
           <w:rPr>
             <w:noProof/>
           </w:rPr>
-          <w:instrText xml:space="preserve"> PAGEREF _Toc151130195 \h </w:instrText>
+          <w:instrText xml:space="preserve"> PAGEREF _Toc152927204 \h </w:instrText>
         </w:r>
         <w:r>
           <w:rPr>
@@ -583,7 +583,7 @@
           <w:lang w:val="nl-BE" w:eastAsia="nl-BE" w:bidi="ar-SA"/>
         </w:rPr>
       </w:pPr>
-      <w:hyperlink w:anchor="_Toc151130196" w:history="1">
+      <w:hyperlink w:anchor="_Toc152927205" w:history="1">
         <w:r>
           <w:rPr>
             <w:rStyle w:val="Hyperlink"/>
@@ -625,7 +625,7 @@
           <w:rPr>
             <w:noProof/>
           </w:rPr>
-          <w:instrText xml:space="preserve"> PAGEREF _Toc151130196 \h </w:instrText>
+          <w:instrText xml:space="preserve"> PAGEREF _Toc152927205 \h </w:instrText>
         </w:r>
         <w:r>
           <w:rPr>
@@ -670,7 +670,7 @@
           <w:lang w:val="nl-BE" w:eastAsia="nl-BE" w:bidi="ar-SA"/>
         </w:rPr>
       </w:pPr>
-      <w:hyperlink w:anchor="_Toc151130197" w:history="1">
+      <w:hyperlink w:anchor="_Toc152927206" w:history="1">
         <w:r>
           <w:rPr>
             <w:rStyle w:val="Hyperlink"/>
@@ -712,7 +712,7 @@
           <w:rPr>
             <w:noProof/>
           </w:rPr>
-          <w:instrText xml:space="preserve"> PAGEREF _Toc151130197 \h </w:instrText>
+          <w:instrText xml:space="preserve"> PAGEREF _Toc152927206 \h </w:instrText>
         </w:r>
         <w:r>
           <w:rPr>
@@ -757,7 +757,7 @@
           <w:lang w:val="nl-BE" w:eastAsia="nl-BE" w:bidi="ar-SA"/>
         </w:rPr>
       </w:pPr>
-      <w:hyperlink w:anchor="_Toc151130198" w:history="1">
+      <w:hyperlink w:anchor="_Toc152927207" w:history="1">
         <w:r>
           <w:rPr>
             <w:rStyle w:val="Hyperlink"/>
@@ -799,7 +799,7 @@
           <w:rPr>
             <w:noProof/>
           </w:rPr>
-          <w:instrText xml:space="preserve"> PAGEREF _Toc151130198 \h </w:instrText>
+          <w:instrText xml:space="preserve"> PAGEREF _Toc152927207 \h </w:instrText>
         </w:r>
         <w:r>
           <w:rPr>
@@ -844,7 +844,7 @@
           <w:lang w:val="nl-BE" w:eastAsia="nl-BE" w:bidi="ar-SA"/>
         </w:rPr>
       </w:pPr>
-      <w:hyperlink w:anchor="_Toc151130199" w:history="1">
+      <w:hyperlink w:anchor="_Toc152927208" w:history="1">
         <w:r>
           <w:rPr>
             <w:rStyle w:val="Hyperlink"/>
@@ -886,7 +886,7 @@
           <w:rPr>
             <w:noProof/>
           </w:rPr>
-          <w:instrText xml:space="preserve"> PAGEREF _Toc151130199 \h </w:instrText>
+          <w:instrText xml:space="preserve"> PAGEREF _Toc152927208 \h </w:instrText>
         </w:r>
         <w:r>
           <w:rPr>
@@ -931,7 +931,7 @@
           <w:lang w:val="nl-BE" w:eastAsia="nl-BE" w:bidi="ar-SA"/>
         </w:rPr>
       </w:pPr>
-      <w:hyperlink w:anchor="_Toc151130200" w:history="1">
+      <w:hyperlink w:anchor="_Toc152927209" w:history="1">
         <w:r>
           <w:rPr>
             <w:rStyle w:val="Hyperlink"/>
@@ -973,7 +973,7 @@
           <w:rPr>
             <w:noProof/>
           </w:rPr>
-          <w:instrText xml:space="preserve"> PAGEREF _Toc151130200 \h </w:instrText>
+          <w:instrText xml:space="preserve"> PAGEREF _Toc152927209 \h </w:instrText>
         </w:r>
         <w:r>
           <w:rPr>
@@ -1018,7 +1018,7 @@
           <w:lang w:val="nl-BE" w:eastAsia="nl-BE" w:bidi="ar-SA"/>
         </w:rPr>
       </w:pPr>
-      <w:hyperlink w:anchor="_Toc151130201" w:history="1">
+      <w:hyperlink w:anchor="_Toc152927210" w:history="1">
         <w:r>
           <w:rPr>
             <w:rStyle w:val="Hyperlink"/>
@@ -1060,7 +1060,7 @@
           <w:rPr>
             <w:noProof/>
           </w:rPr>
-          <w:instrText xml:space="preserve"> PAGEREF _Toc151130201 \h </w:instrText>
+          <w:instrText xml:space="preserve"> PAGEREF _Toc152927210 \h </w:instrText>
         </w:r>
         <w:r>
           <w:rPr>
@@ -1105,7 +1105,7 @@
           <w:lang w:val="nl-BE" w:eastAsia="nl-BE" w:bidi="ar-SA"/>
         </w:rPr>
       </w:pPr>
-      <w:hyperlink w:anchor="_Toc151130202" w:history="1">
+      <w:hyperlink w:anchor="_Toc152927211" w:history="1">
         <w:r>
           <w:rPr>
             <w:rStyle w:val="Hyperlink"/>
@@ -1147,7 +1147,7 @@
           <w:rPr>
             <w:noProof/>
           </w:rPr>
-          <w:instrText xml:space="preserve"> PAGEREF _Toc151130202 \h </w:instrText>
+          <w:instrText xml:space="preserve"> PAGEREF _Toc152927211 \h </w:instrText>
         </w:r>
         <w:r>
           <w:rPr>
@@ -1192,7 +1192,7 @@
           <w:lang w:val="nl-BE" w:eastAsia="nl-BE" w:bidi="ar-SA"/>
         </w:rPr>
       </w:pPr>
-      <w:hyperlink w:anchor="_Toc151130203" w:history="1">
+      <w:hyperlink w:anchor="_Toc152927212" w:history="1">
         <w:r>
           <w:rPr>
             <w:rStyle w:val="Hyperlink"/>
@@ -1234,7 +1234,7 @@
           <w:rPr>
             <w:noProof/>
           </w:rPr>
-          <w:instrText xml:space="preserve"> PAGEREF _Toc151130203 \h </w:instrText>
+          <w:instrText xml:space="preserve"> PAGEREF _Toc152927212 \h </w:instrText>
         </w:r>
         <w:r>
           <w:rPr>
@@ -1279,7 +1279,7 @@
           <w:lang w:val="nl-BE" w:eastAsia="nl-BE" w:bidi="ar-SA"/>
         </w:rPr>
       </w:pPr>
-      <w:hyperlink w:anchor="_Toc151130204" w:history="1">
+      <w:hyperlink w:anchor="_Toc152927213" w:history="1">
         <w:r>
           <w:rPr>
             <w:rStyle w:val="Hyperlink"/>
@@ -1321,7 +1321,7 @@
           <w:rPr>
             <w:noProof/>
           </w:rPr>
-          <w:instrText xml:space="preserve"> PAGEREF _Toc151130204 \h </w:instrText>
+          <w:instrText xml:space="preserve"> PAGEREF _Toc152927213 \h </w:instrText>
         </w:r>
         <w:r>
           <w:rPr>
@@ -1366,7 +1366,7 @@
           <w:lang w:val="nl-BE" w:eastAsia="nl-BE" w:bidi="ar-SA"/>
         </w:rPr>
       </w:pPr>
-      <w:hyperlink w:anchor="_Toc151130205" w:history="1">
+      <w:hyperlink w:anchor="_Toc152927214" w:history="1">
         <w:r>
           <w:rPr>
             <w:rStyle w:val="Hyperlink"/>
@@ -1408,7 +1408,7 @@
           <w:rPr>
             <w:noProof/>
           </w:rPr>
-          <w:instrText xml:space="preserve"> PAGEREF _Toc151130205 \h </w:instrText>
+          <w:instrText xml:space="preserve"> PAGEREF _Toc152927214 \h </w:instrText>
         </w:r>
         <w:r>
           <w:rPr>
@@ -1453,7 +1453,7 @@
           <w:lang w:val="nl-BE" w:eastAsia="nl-BE" w:bidi="ar-SA"/>
         </w:rPr>
       </w:pPr>
-      <w:hyperlink w:anchor="_Toc151130206" w:history="1">
+      <w:hyperlink w:anchor="_Toc152927215" w:history="1">
         <w:r>
           <w:rPr>
             <w:rStyle w:val="Hyperlink"/>
@@ -1495,7 +1495,7 @@
           <w:rPr>
             <w:noProof/>
           </w:rPr>
-          <w:instrText xml:space="preserve"> PAGEREF _Toc151130206 \h </w:instrText>
+          <w:instrText xml:space="preserve"> PAGEREF _Toc152927215 \h </w:instrText>
         </w:r>
         <w:r>
           <w:rPr>
@@ -1540,7 +1540,7 @@
           <w:lang w:val="nl-BE" w:eastAsia="nl-BE" w:bidi="ar-SA"/>
         </w:rPr>
       </w:pPr>
-      <w:hyperlink w:anchor="_Toc151130207" w:history="1">
+      <w:hyperlink w:anchor="_Toc152927216" w:history="1">
         <w:r>
           <w:rPr>
             <w:rStyle w:val="Hyperlink"/>
@@ -1582,7 +1582,7 @@
           <w:rPr>
             <w:noProof/>
           </w:rPr>
-          <w:instrText xml:space="preserve"> PAGEREF _Toc151130207 \h </w:instrText>
+          <w:instrText xml:space="preserve"> PAGEREF _Toc152927216 \h </w:instrText>
         </w:r>
         <w:r>
           <w:rPr>
@@ -1627,7 +1627,7 @@
           <w:lang w:val="nl-BE" w:eastAsia="nl-BE" w:bidi="ar-SA"/>
         </w:rPr>
       </w:pPr>
-      <w:hyperlink w:anchor="_Toc151130208" w:history="1">
+      <w:hyperlink w:anchor="_Toc152927217" w:history="1">
         <w:r>
           <w:rPr>
             <w:rStyle w:val="Hyperlink"/>
@@ -1669,7 +1669,7 @@
           <w:rPr>
             <w:noProof/>
           </w:rPr>
-          <w:instrText xml:space="preserve"> PAGEREF _Toc151130208 \h </w:instrText>
+          <w:instrText xml:space="preserve"> PAGEREF _Toc152927217 \h </w:instrText>
         </w:r>
         <w:r>
           <w:rPr>
@@ -1714,7 +1714,7 @@
           <w:lang w:val="nl-BE" w:eastAsia="nl-BE" w:bidi="ar-SA"/>
         </w:rPr>
       </w:pPr>
-      <w:hyperlink w:anchor="_Toc151130209" w:history="1">
+      <w:hyperlink w:anchor="_Toc152927218" w:history="1">
         <w:r>
           <w:rPr>
             <w:rStyle w:val="Hyperlink"/>
@@ -1756,7 +1756,7 @@
           <w:rPr>
             <w:noProof/>
           </w:rPr>
-          <w:instrText xml:space="preserve"> PAGEREF _Toc151130209 \h </w:instrText>
+          <w:instrText xml:space="preserve"> PAGEREF _Toc152927218 \h </w:instrText>
         </w:r>
         <w:r>
           <w:rPr>
@@ -1801,7 +1801,7 @@
           <w:lang w:val="nl-BE" w:eastAsia="nl-BE" w:bidi="ar-SA"/>
         </w:rPr>
       </w:pPr>
-      <w:hyperlink w:anchor="_Toc151130210" w:history="1">
+      <w:hyperlink w:anchor="_Toc152927219" w:history="1">
         <w:r>
           <w:rPr>
             <w:rStyle w:val="Hyperlink"/>
@@ -1843,7 +1843,7 @@
           <w:rPr>
             <w:noProof/>
           </w:rPr>
-          <w:instrText xml:space="preserve"> PAGEREF _Toc151130210 \h </w:instrText>
+          <w:instrText xml:space="preserve"> PAGEREF _Toc152927219 \h </w:instrText>
         </w:r>
         <w:r>
           <w:rPr>
@@ -1888,7 +1888,7 @@
           <w:lang w:val="nl-BE" w:eastAsia="nl-BE" w:bidi="ar-SA"/>
         </w:rPr>
       </w:pPr>
-      <w:hyperlink w:anchor="_Toc151130211" w:history="1">
+      <w:hyperlink w:anchor="_Toc152927220" w:history="1">
         <w:r>
           <w:rPr>
             <w:rStyle w:val="Hyperlink"/>
@@ -1930,7 +1930,7 @@
           <w:rPr>
             <w:noProof/>
           </w:rPr>
-          <w:instrText xml:space="preserve"> PAGEREF _Toc151130211 \h </w:instrText>
+          <w:instrText xml:space="preserve"> PAGEREF _Toc152927220 \h </w:instrText>
         </w:r>
         <w:r>
           <w:rPr>
@@ -1975,7 +1975,7 @@
           <w:lang w:val="nl-BE" w:eastAsia="nl-BE" w:bidi="ar-SA"/>
         </w:rPr>
       </w:pPr>
-      <w:hyperlink w:anchor="_Toc151130212" w:history="1">
+      <w:hyperlink w:anchor="_Toc152927221" w:history="1">
         <w:r>
           <w:rPr>
             <w:rStyle w:val="Hyperlink"/>
@@ -2017,7 +2017,7 @@
           <w:rPr>
             <w:noProof/>
           </w:rPr>
-          <w:instrText xml:space="preserve"> PAGEREF _Toc151130212 \h </w:instrText>
+          <w:instrText xml:space="preserve"> PAGEREF _Toc152927221 \h </w:instrText>
         </w:r>
         <w:r>
           <w:rPr>
@@ -2062,7 +2062,7 @@
           <w:lang w:val="nl-BE" w:eastAsia="nl-BE" w:bidi="ar-SA"/>
         </w:rPr>
       </w:pPr>
-      <w:hyperlink w:anchor="_Toc151130213" w:history="1">
+      <w:hyperlink w:anchor="_Toc152927222" w:history="1">
         <w:r>
           <w:rPr>
             <w:rStyle w:val="Hyperlink"/>
@@ -2104,7 +2104,7 @@
           <w:rPr>
             <w:noProof/>
           </w:rPr>
-          <w:instrText xml:space="preserve"> PAGEREF _Toc151130213 \h </w:instrText>
+          <w:instrText xml:space="preserve"> PAGEREF _Toc152927222 \h </w:instrText>
         </w:r>
         <w:r>
           <w:rPr>
@@ -2149,7 +2149,7 @@
           <w:lang w:val="nl-BE" w:eastAsia="nl-BE" w:bidi="ar-SA"/>
         </w:rPr>
       </w:pPr>
-      <w:hyperlink w:anchor="_Toc151130214" w:history="1">
+      <w:hyperlink w:anchor="_Toc152927223" w:history="1">
         <w:r>
           <w:rPr>
             <w:rStyle w:val="Hyperlink"/>
@@ -2191,7 +2191,7 @@
           <w:rPr>
             <w:noProof/>
           </w:rPr>
-          <w:instrText xml:space="preserve"> PAGEREF _Toc151130214 \h </w:instrText>
+          <w:instrText xml:space="preserve"> PAGEREF _Toc152927223 \h </w:instrText>
         </w:r>
         <w:r>
           <w:rPr>
@@ -2236,7 +2236,7 @@
           <w:lang w:val="nl-BE" w:eastAsia="nl-BE" w:bidi="ar-SA"/>
         </w:rPr>
       </w:pPr>
-      <w:hyperlink w:anchor="_Toc151130215" w:history="1">
+      <w:hyperlink w:anchor="_Toc152927224" w:history="1">
         <w:r>
           <w:rPr>
             <w:rStyle w:val="Hyperlink"/>
@@ -2260,7 +2260,7 @@
             <w:rStyle w:val="Hyperlink"/>
             <w:noProof/>
           </w:rPr>
-          <w:t>The Import / Export format</w:t>
+          <w:t>The Import/Export format</w:t>
         </w:r>
         <w:r>
           <w:rPr>
@@ -2278,7 +2278,7 @@
           <w:rPr>
             <w:noProof/>
           </w:rPr>
-          <w:instrText xml:space="preserve"> PAGEREF _Toc151130215 \h </w:instrText>
+          <w:instrText xml:space="preserve"> PAGEREF _Toc152927224 \h </w:instrText>
         </w:r>
         <w:r>
           <w:rPr>
@@ -2323,7 +2323,7 @@
           <w:lang w:val="nl-BE" w:eastAsia="nl-BE" w:bidi="ar-SA"/>
         </w:rPr>
       </w:pPr>
-      <w:hyperlink w:anchor="_Toc151130216" w:history="1">
+      <w:hyperlink w:anchor="_Toc152927225" w:history="1">
         <w:r>
           <w:rPr>
             <w:rStyle w:val="Hyperlink"/>
@@ -2365,7 +2365,7 @@
           <w:rPr>
             <w:noProof/>
           </w:rPr>
-          <w:instrText xml:space="preserve"> PAGEREF _Toc151130216 \h </w:instrText>
+          <w:instrText xml:space="preserve"> PAGEREF _Toc152927225 \h </w:instrText>
         </w:r>
         <w:r>
           <w:rPr>
@@ -2410,7 +2410,7 @@
           <w:lang w:val="nl-BE" w:eastAsia="nl-BE" w:bidi="ar-SA"/>
         </w:rPr>
       </w:pPr>
-      <w:hyperlink w:anchor="_Toc151130217" w:history="1">
+      <w:hyperlink w:anchor="_Toc152927226" w:history="1">
         <w:r>
           <w:rPr>
             <w:rStyle w:val="Hyperlink"/>
@@ -2452,7 +2452,7 @@
           <w:rPr>
             <w:noProof/>
           </w:rPr>
-          <w:instrText xml:space="preserve"> PAGEREF _Toc151130217 \h </w:instrText>
+          <w:instrText xml:space="preserve"> PAGEREF _Toc152927226 \h </w:instrText>
         </w:r>
         <w:r>
           <w:rPr>
@@ -2497,7 +2497,7 @@
           <w:lang w:val="nl-BE" w:eastAsia="nl-BE" w:bidi="ar-SA"/>
         </w:rPr>
       </w:pPr>
-      <w:hyperlink w:anchor="_Toc151130218" w:history="1">
+      <w:hyperlink w:anchor="_Toc152927227" w:history="1">
         <w:r>
           <w:rPr>
             <w:rStyle w:val="Hyperlink"/>
@@ -2539,7 +2539,7 @@
           <w:rPr>
             <w:noProof/>
           </w:rPr>
-          <w:instrText xml:space="preserve"> PAGEREF _Toc151130218 \h </w:instrText>
+          <w:instrText xml:space="preserve"> PAGEREF _Toc152927227 \h </w:instrText>
         </w:r>
         <w:r>
           <w:rPr>
@@ -2584,7 +2584,7 @@
           <w:lang w:val="nl-BE" w:eastAsia="nl-BE" w:bidi="ar-SA"/>
         </w:rPr>
       </w:pPr>
-      <w:hyperlink w:anchor="_Toc151130219" w:history="1">
+      <w:hyperlink w:anchor="_Toc152927228" w:history="1">
         <w:r>
           <w:rPr>
             <w:rStyle w:val="Hyperlink"/>
@@ -2626,7 +2626,7 @@
           <w:rPr>
             <w:noProof/>
           </w:rPr>
-          <w:instrText xml:space="preserve"> PAGEREF _Toc151130219 \h </w:instrText>
+          <w:instrText xml:space="preserve"> PAGEREF _Toc152927228 \h </w:instrText>
         </w:r>
         <w:r>
           <w:rPr>
@@ -2671,7 +2671,7 @@
           <w:lang w:val="nl-BE" w:eastAsia="nl-BE" w:bidi="ar-SA"/>
         </w:rPr>
       </w:pPr>
-      <w:hyperlink w:anchor="_Toc151130220" w:history="1">
+      <w:hyperlink w:anchor="_Toc152927229" w:history="1">
         <w:r>
           <w:rPr>
             <w:rStyle w:val="Hyperlink"/>
@@ -2713,7 +2713,7 @@
           <w:rPr>
             <w:noProof/>
           </w:rPr>
-          <w:instrText xml:space="preserve"> PAGEREF _Toc151130220 \h </w:instrText>
+          <w:instrText xml:space="preserve"> PAGEREF _Toc152927229 \h </w:instrText>
         </w:r>
         <w:r>
           <w:rPr>
@@ -2758,7 +2758,7 @@
           <w:lang w:val="nl-BE" w:eastAsia="nl-BE" w:bidi="ar-SA"/>
         </w:rPr>
       </w:pPr>
-      <w:hyperlink w:anchor="_Toc151130221" w:history="1">
+      <w:hyperlink w:anchor="_Toc152927230" w:history="1">
         <w:r>
           <w:rPr>
             <w:rStyle w:val="Hyperlink"/>
@@ -2800,7 +2800,7 @@
           <w:rPr>
             <w:noProof/>
           </w:rPr>
-          <w:instrText xml:space="preserve"> PAGEREF _Toc151130221 \h </w:instrText>
+          <w:instrText xml:space="preserve"> PAGEREF _Toc152927230 \h </w:instrText>
         </w:r>
         <w:r>
           <w:rPr>
@@ -2845,7 +2845,7 @@
           <w:lang w:val="nl-BE" w:eastAsia="nl-BE" w:bidi="ar-SA"/>
         </w:rPr>
       </w:pPr>
-      <w:hyperlink w:anchor="_Toc151130222" w:history="1">
+      <w:hyperlink w:anchor="_Toc152927231" w:history="1">
         <w:r>
           <w:rPr>
             <w:rStyle w:val="Hyperlink"/>
@@ -2887,7 +2887,7 @@
           <w:rPr>
             <w:noProof/>
           </w:rPr>
-          <w:instrText xml:space="preserve"> PAGEREF _Toc151130222 \h </w:instrText>
+          <w:instrText xml:space="preserve"> PAGEREF _Toc152927231 \h </w:instrText>
         </w:r>
         <w:r>
           <w:rPr>
@@ -2932,7 +2932,7 @@
           <w:lang w:val="nl-BE" w:eastAsia="nl-BE" w:bidi="ar-SA"/>
         </w:rPr>
       </w:pPr>
-      <w:hyperlink w:anchor="_Toc151130223" w:history="1">
+      <w:hyperlink w:anchor="_Toc152927232" w:history="1">
         <w:r>
           <w:rPr>
             <w:rStyle w:val="Hyperlink"/>
@@ -2976,7 +2976,7 @@
           <w:rPr>
             <w:noProof/>
           </w:rPr>
-          <w:instrText xml:space="preserve"> PAGEREF _Toc151130223 \h </w:instrText>
+          <w:instrText xml:space="preserve"> PAGEREF _Toc152927232 \h </w:instrText>
         </w:r>
         <w:r>
           <w:rPr>
@@ -3021,7 +3021,7 @@
           <w:lang w:val="nl-BE" w:eastAsia="nl-BE" w:bidi="ar-SA"/>
         </w:rPr>
       </w:pPr>
-      <w:hyperlink w:anchor="_Toc151130224" w:history="1">
+      <w:hyperlink w:anchor="_Toc152927233" w:history="1">
         <w:r>
           <w:rPr>
             <w:rStyle w:val="Hyperlink"/>
@@ -3063,7 +3063,7 @@
           <w:rPr>
             <w:noProof/>
           </w:rPr>
-          <w:instrText xml:space="preserve"> PAGEREF _Toc151130224 \h </w:instrText>
+          <w:instrText xml:space="preserve"> PAGEREF _Toc152927233 \h </w:instrText>
         </w:r>
         <w:r>
           <w:rPr>
@@ -3108,7 +3108,7 @@
           <w:lang w:val="nl-BE" w:eastAsia="nl-BE" w:bidi="ar-SA"/>
         </w:rPr>
       </w:pPr>
-      <w:hyperlink w:anchor="_Toc151130225" w:history="1">
+      <w:hyperlink w:anchor="_Toc152927234" w:history="1">
         <w:r>
           <w:rPr>
             <w:rStyle w:val="Hyperlink"/>
@@ -3150,7 +3150,7 @@
           <w:rPr>
             <w:noProof/>
           </w:rPr>
-          <w:instrText xml:space="preserve"> PAGEREF _Toc151130225 \h </w:instrText>
+          <w:instrText xml:space="preserve"> PAGEREF _Toc152927234 \h </w:instrText>
         </w:r>
         <w:r>
           <w:rPr>
@@ -3195,7 +3195,7 @@
           <w:lang w:val="nl-BE" w:eastAsia="nl-BE" w:bidi="ar-SA"/>
         </w:rPr>
       </w:pPr>
-      <w:hyperlink w:anchor="_Toc151130226" w:history="1">
+      <w:hyperlink w:anchor="_Toc152927235" w:history="1">
         <w:r>
           <w:rPr>
             <w:rStyle w:val="Hyperlink"/>
@@ -3237,7 +3237,7 @@
           <w:rPr>
             <w:noProof/>
           </w:rPr>
-          <w:instrText xml:space="preserve"> PAGEREF _Toc151130226 \h </w:instrText>
+          <w:instrText xml:space="preserve"> PAGEREF _Toc152927235 \h </w:instrText>
         </w:r>
         <w:r>
           <w:rPr>
@@ -3282,7 +3282,7 @@
           <w:lang w:val="nl-BE" w:eastAsia="nl-BE" w:bidi="ar-SA"/>
         </w:rPr>
       </w:pPr>
-      <w:hyperlink w:anchor="_Toc151130227" w:history="1">
+      <w:hyperlink w:anchor="_Toc152927236" w:history="1">
         <w:r>
           <w:rPr>
             <w:rStyle w:val="Hyperlink"/>
@@ -3324,7 +3324,7 @@
           <w:rPr>
             <w:noProof/>
           </w:rPr>
-          <w:instrText xml:space="preserve"> PAGEREF _Toc151130227 \h </w:instrText>
+          <w:instrText xml:space="preserve"> PAGEREF _Toc152927236 \h </w:instrText>
         </w:r>
         <w:r>
           <w:rPr>
@@ -3369,7 +3369,7 @@
           <w:lang w:val="nl-BE" w:eastAsia="nl-BE" w:bidi="ar-SA"/>
         </w:rPr>
       </w:pPr>
-      <w:hyperlink w:anchor="_Toc151130228" w:history="1">
+      <w:hyperlink w:anchor="_Toc152927237" w:history="1">
         <w:r>
           <w:rPr>
             <w:rStyle w:val="Hyperlink"/>
@@ -3411,7 +3411,7 @@
           <w:rPr>
             <w:noProof/>
           </w:rPr>
-          <w:instrText xml:space="preserve"> PAGEREF _Toc151130228 \h </w:instrText>
+          <w:instrText xml:space="preserve"> PAGEREF _Toc152927237 \h </w:instrText>
         </w:r>
         <w:r>
           <w:rPr>
@@ -3456,7 +3456,7 @@
           <w:lang w:val="nl-BE" w:eastAsia="nl-BE" w:bidi="ar-SA"/>
         </w:rPr>
       </w:pPr>
-      <w:hyperlink w:anchor="_Toc151130229" w:history="1">
+      <w:hyperlink w:anchor="_Toc152927238" w:history="1">
         <w:r>
           <w:rPr>
             <w:rStyle w:val="Hyperlink"/>
@@ -3498,7 +3498,7 @@
           <w:rPr>
             <w:noProof/>
           </w:rPr>
-          <w:instrText xml:space="preserve"> PAGEREF _Toc151130229 \h </w:instrText>
+          <w:instrText xml:space="preserve"> PAGEREF _Toc152927238 \h </w:instrText>
         </w:r>
         <w:r>
           <w:rPr>
@@ -3543,7 +3543,7 @@
           <w:lang w:val="nl-BE" w:eastAsia="nl-BE" w:bidi="ar-SA"/>
         </w:rPr>
       </w:pPr>
-      <w:hyperlink w:anchor="_Toc151130230" w:history="1">
+      <w:hyperlink w:anchor="_Toc152927239" w:history="1">
         <w:r>
           <w:rPr>
             <w:rStyle w:val="Hyperlink"/>
@@ -3585,7 +3585,7 @@
           <w:rPr>
             <w:noProof/>
           </w:rPr>
-          <w:instrText xml:space="preserve"> PAGEREF _Toc151130230 \h </w:instrText>
+          <w:instrText xml:space="preserve"> PAGEREF _Toc152927239 \h </w:instrText>
         </w:r>
         <w:r>
           <w:rPr>
@@ -3630,7 +3630,7 @@
           <w:lang w:val="nl-BE" w:eastAsia="nl-BE" w:bidi="ar-SA"/>
         </w:rPr>
       </w:pPr>
-      <w:hyperlink w:anchor="_Toc151130231" w:history="1">
+      <w:hyperlink w:anchor="_Toc152927240" w:history="1">
         <w:r>
           <w:rPr>
             <w:rStyle w:val="Hyperlink"/>
@@ -3672,7 +3672,7 @@
           <w:rPr>
             <w:noProof/>
           </w:rPr>
-          <w:instrText xml:space="preserve"> PAGEREF _Toc151130231 \h </w:instrText>
+          <w:instrText xml:space="preserve"> PAGEREF _Toc152927240 \h </w:instrText>
         </w:r>
         <w:r>
           <w:rPr>
@@ -3717,7 +3717,7 @@
           <w:lang w:val="nl-BE" w:eastAsia="nl-BE" w:bidi="ar-SA"/>
         </w:rPr>
       </w:pPr>
-      <w:hyperlink w:anchor="_Toc151130232" w:history="1">
+      <w:hyperlink w:anchor="_Toc152927241" w:history="1">
         <w:r>
           <w:rPr>
             <w:rStyle w:val="Hyperlink"/>
@@ -3759,7 +3759,7 @@
           <w:rPr>
             <w:noProof/>
           </w:rPr>
-          <w:instrText xml:space="preserve"> PAGEREF _Toc151130232 \h </w:instrText>
+          <w:instrText xml:space="preserve"> PAGEREF _Toc152927241 \h </w:instrText>
         </w:r>
         <w:r>
           <w:rPr>
@@ -3804,7 +3804,7 @@
           <w:lang w:val="nl-BE" w:eastAsia="nl-BE" w:bidi="ar-SA"/>
         </w:rPr>
       </w:pPr>
-      <w:hyperlink w:anchor="_Toc151130233" w:history="1">
+      <w:hyperlink w:anchor="_Toc152927242" w:history="1">
         <w:r>
           <w:rPr>
             <w:rStyle w:val="Hyperlink"/>
@@ -3846,7 +3846,7 @@
           <w:rPr>
             <w:noProof/>
           </w:rPr>
-          <w:instrText xml:space="preserve"> PAGEREF _Toc151130233 \h </w:instrText>
+          <w:instrText xml:space="preserve"> PAGEREF _Toc152927242 \h </w:instrText>
         </w:r>
         <w:r>
           <w:rPr>
@@ -3899,7 +3899,7 @@
         </w:rPr>
       </w:pPr>
       <w:bookmarkStart w:id="0" w:name="_Ref118727531"/>
-      <w:bookmarkStart w:id="1" w:name="_Toc151130190"/>
+      <w:bookmarkStart w:id="1" w:name="_Toc152927199"/>
       <w:r>
         <w:lastRenderedPageBreak/>
         <w:t>Install</w:t>
@@ -4000,7 +4000,7 @@
           <w:rFonts w:hint="eastAsia"/>
         </w:rPr>
       </w:pPr>
-      <w:bookmarkStart w:id="2" w:name="_Toc151130191"/>
+      <w:bookmarkStart w:id="2" w:name="_Toc152927200"/>
       <w:r>
         <w:t>Starting ModbusControl</w:t>
       </w:r>
@@ -4131,7 +4131,7 @@
           <w:rFonts w:hint="eastAsia"/>
         </w:rPr>
       </w:pPr>
-      <w:bookmarkStart w:id="3" w:name="_Toc151130192"/>
+      <w:bookmarkStart w:id="3" w:name="_Toc152927201"/>
       <w:r>
         <w:t>The mbc project file</w:t>
       </w:r>
@@ -4223,7 +4223,7 @@
           <w:rFonts w:hint="eastAsia"/>
         </w:rPr>
       </w:pPr>
-      <w:bookmarkStart w:id="4" w:name="_Toc151130193"/>
+      <w:bookmarkStart w:id="4" w:name="_Toc152927202"/>
       <w:r>
         <w:t>Using ModbusControl</w:t>
       </w:r>
@@ -4238,7 +4238,7 @@
         </w:rPr>
       </w:pPr>
       <w:bookmarkStart w:id="5" w:name="_Ref118397727"/>
-      <w:bookmarkStart w:id="6" w:name="_Toc151130194"/>
+      <w:bookmarkStart w:id="6" w:name="_Toc152927203"/>
       <w:r>
         <w:rPr>
           <w:lang w:val="en-GB"/>
@@ -4696,7 +4696,7 @@
           <w:rFonts w:hint="eastAsia"/>
         </w:rPr>
       </w:pPr>
-      <w:bookmarkStart w:id="7" w:name="_Toc151130195"/>
+      <w:bookmarkStart w:id="7" w:name="_Toc152927204"/>
       <w:r>
         <w:lastRenderedPageBreak/>
         <w:t>Import and export</w:t>
@@ -4912,7 +4912,7 @@
         <w:fldChar w:fldCharType="separate"/>
       </w:r>
       <w:r>
-        <w:t>The Import / Export format</w:t>
+        <w:t>The Import/Export format</w:t>
       </w:r>
       <w:r>
         <w:rPr>
@@ -5018,7 +5018,7 @@
         <w:fldChar w:fldCharType="separate"/>
       </w:r>
       <w:r>
-        <w:t>The Import / Export format</w:t>
+        <w:t>The Import/Export format</w:t>
       </w:r>
       <w:r>
         <w:rPr>
@@ -5122,7 +5122,7 @@
         <w:fldChar w:fldCharType="separate"/>
       </w:r>
       <w:r>
-        <w:t>The Import / Export format</w:t>
+        <w:t>The Import/Export format</w:t>
       </w:r>
       <w:r>
         <w:rPr>
@@ -5143,7 +5143,7 @@
           <w:lang w:val="en-GB"/>
         </w:rPr>
       </w:pPr>
-      <w:bookmarkStart w:id="8" w:name="_Toc151130196"/>
+      <w:bookmarkStart w:id="8" w:name="_Toc152927205"/>
       <w:r>
         <w:rPr>
           <w:lang w:val="en-GB"/>
@@ -5202,7 +5202,7 @@
           <w:rFonts w:hint="eastAsia"/>
         </w:rPr>
       </w:pPr>
-      <w:bookmarkStart w:id="10" w:name="_Toc151130197"/>
+      <w:bookmarkStart w:id="10" w:name="_Toc152927206"/>
       <w:r>
         <w:lastRenderedPageBreak/>
         <w:t>Find/Filter</w:t>
@@ -5241,7 +5241,7 @@
           <w:rFonts w:hint="eastAsia"/>
         </w:rPr>
       </w:pPr>
-      <w:bookmarkStart w:id="11" w:name="_Toc151130198"/>
+      <w:bookmarkStart w:id="11" w:name="_Toc152927207"/>
       <w:r>
         <w:t>Diagnostics counters</w:t>
       </w:r>
@@ -5276,7 +5276,7 @@
           <w:rFonts w:hint="eastAsia"/>
         </w:rPr>
       </w:pPr>
-      <w:bookmarkStart w:id="12" w:name="_Toc151130199"/>
+      <w:bookmarkStart w:id="12" w:name="_Toc152927208"/>
       <w:r>
         <w:t>Logging</w:t>
       </w:r>
@@ -5371,7 +5371,7 @@
       </w:pPr>
       <w:bookmarkStart w:id="13" w:name="__RefHeading___Toc43_939433756"/>
       <w:bookmarkStart w:id="14" w:name="_Ref118397833"/>
-      <w:bookmarkStart w:id="15" w:name="_Toc151130200"/>
+      <w:bookmarkStart w:id="15" w:name="_Toc152927209"/>
       <w:bookmarkEnd w:id="13"/>
       <w:r>
         <w:t>Project configuration</w:t>
@@ -5497,7 +5497,7 @@
             <v:path o:extrusionok="f" gradientshapeok="t" o:connecttype="rect"/>
             <o:lock v:ext="edit" aspectratio="t"/>
           </v:shapetype>
-          <v:shape id="_x0000_i1025" type="#_x0000_t75" style="width:409pt;height:56pt;visibility:visible;mso-wrap-style:square">
+          <v:shape id="_x0000_i1025" type="#_x0000_t75" style="width:408.6pt;height:55.8pt;visibility:visible;mso-wrap-style:square">
             <v:imagedata r:id="rId8" o:title=""/>
           </v:shape>
         </w:pict>
@@ -7435,7 +7435,7 @@
           <w:rFonts w:hint="eastAsia"/>
         </w:rPr>
       </w:pPr>
-      <w:bookmarkStart w:id="17" w:name="_Toc151130201"/>
+      <w:bookmarkStart w:id="17" w:name="_Toc152927210"/>
       <w:r>
         <w:t>Options</w:t>
       </w:r>
@@ -8213,7 +8213,7 @@
           <w:rFonts w:hint="eastAsia"/>
         </w:rPr>
       </w:pPr>
-      <w:bookmarkStart w:id="18" w:name="_Toc151130202"/>
+      <w:bookmarkStart w:id="18" w:name="_Toc152927211"/>
       <w:r>
         <w:rPr>
           <w:lang w:val="en-GB"/>
@@ -8428,7 +8428,7 @@
         </w:rPr>
       </w:pPr>
       <w:bookmarkStart w:id="19" w:name="__RefHeading___Toc62_1195957084"/>
-      <w:bookmarkStart w:id="20" w:name="_Toc151130203"/>
+      <w:bookmarkStart w:id="20" w:name="_Toc152927212"/>
       <w:bookmarkEnd w:id="19"/>
       <w:r>
         <w:rPr>
@@ -8493,7 +8493,7 @@
           <w:rFonts w:hint="eastAsia"/>
         </w:rPr>
       </w:pPr>
-      <w:bookmarkStart w:id="21" w:name="_Toc151130204"/>
+      <w:bookmarkStart w:id="21" w:name="_Toc152927213"/>
       <w:r>
         <w:rPr>
           <w:lang w:val="en-GB"/>
@@ -8686,7 +8686,7 @@
           <w:rFonts w:hint="eastAsia"/>
         </w:rPr>
       </w:pPr>
-      <w:bookmarkStart w:id="22" w:name="_Toc151130205"/>
+      <w:bookmarkStart w:id="22" w:name="_Toc152927214"/>
       <w:r>
         <w:rPr>
           <w:lang w:val="en-GB"/>
@@ -8712,7 +8712,7 @@
           <w:rFonts w:hint="eastAsia"/>
         </w:rPr>
       </w:pPr>
-      <w:bookmarkStart w:id="23" w:name="_Toc151130206"/>
+      <w:bookmarkStart w:id="23" w:name="_Toc152927215"/>
       <w:r>
         <w:rPr>
           <w:lang w:val="en-GB"/>
@@ -8809,7 +8809,7 @@
           <w:noProof/>
         </w:rPr>
         <w:pict w14:anchorId="5CABB691">
-          <v:shape id="_x0000_i1026" type="#_x0000_t75" style="width:391.5pt;height:52pt;visibility:visible;mso-wrap-style:square">
+          <v:shape id="_x0000_i1026" type="#_x0000_t75" style="width:391.2pt;height:52.2pt;visibility:visible;mso-wrap-style:square">
             <v:imagedata r:id="rId10" o:title=""/>
           </v:shape>
         </w:pict>
@@ -8854,7 +8854,7 @@
         </w:rPr>
         <w:tab/>
       </w:r>
-      <w:bookmarkStart w:id="24" w:name="_Toc151130207"/>
+      <w:bookmarkStart w:id="24" w:name="_Toc152927216"/>
       <w:r>
         <w:t>The status bar</w:t>
       </w:r>
@@ -8902,7 +8902,7 @@
         </w:rPr>
       </w:pPr>
       <w:bookmarkStart w:id="25" w:name="_Ref117942468"/>
-      <w:bookmarkStart w:id="26" w:name="_Toc151130208"/>
+      <w:bookmarkStart w:id="26" w:name="_Toc152927217"/>
       <w:r>
         <w:t>Mbc project file validation with XSD schema</w:t>
       </w:r>
@@ -9079,7 +9079,7 @@
       </w:pPr>
       <w:bookmarkStart w:id="27" w:name="_Ref117942129"/>
       <w:bookmarkStart w:id="28" w:name="_Ref117942153"/>
-      <w:bookmarkStart w:id="29" w:name="_Toc151130209"/>
+      <w:bookmarkStart w:id="29" w:name="_Toc152927218"/>
       <w:r>
         <w:lastRenderedPageBreak/>
         <w:t>Logging</w:t>
@@ -9251,7 +9251,7 @@
       </w:pPr>
       <w:bookmarkStart w:id="30" w:name="_Ref117942296"/>
       <w:bookmarkStart w:id="31" w:name="_Ref117942768"/>
-      <w:bookmarkStart w:id="32" w:name="_Toc151130210"/>
+      <w:bookmarkStart w:id="32" w:name="_Toc152927219"/>
       <w:r>
         <w:t>Modbus/TCP bridge</w:t>
       </w:r>
@@ -9366,7 +9366,7 @@
           <w:rFonts w:hint="eastAsia"/>
         </w:rPr>
       </w:pPr>
-      <w:bookmarkStart w:id="33" w:name="_Toc151130211"/>
+      <w:bookmarkStart w:id="33" w:name="_Toc152927220"/>
       <w:r>
         <w:t>The Modbus protocol, function codes and word order</w:t>
       </w:r>
@@ -9636,7 +9636,7 @@
         </w:rPr>
       </w:pPr>
       <w:bookmarkStart w:id="34" w:name="_Ref117948934"/>
-      <w:bookmarkStart w:id="35" w:name="_Toc151130212"/>
+      <w:bookmarkStart w:id="35" w:name="_Toc152927221"/>
       <w:r>
         <w:t>ModbusControl c</w:t>
       </w:r>
@@ -10961,7 +10961,7 @@
           <w:rFonts w:hint="eastAsia"/>
         </w:rPr>
       </w:pPr>
-      <w:bookmarkStart w:id="36" w:name="_Toc151130213"/>
+      <w:bookmarkStart w:id="36" w:name="_Toc152927222"/>
       <w:r>
         <w:t>ModbusExport tool</w:t>
       </w:r>
@@ -11037,7 +11037,7 @@
         <w:fldChar w:fldCharType="separate"/>
       </w:r>
       <w:r>
-        <w:t>The Import / Export format</w:t>
+        <w:t>The Import/Export format</w:t>
       </w:r>
       <w:r>
         <w:rPr>
@@ -13044,7 +13044,7 @@
           <w:rFonts w:hint="eastAsia"/>
         </w:rPr>
       </w:pPr>
-      <w:bookmarkStart w:id="37" w:name="_Toc151130214"/>
+      <w:bookmarkStart w:id="37" w:name="_Toc152927223"/>
       <w:r>
         <w:t>ModbusImport tool</w:t>
       </w:r>
@@ -13129,7 +13129,7 @@
         <w:fldChar w:fldCharType="separate"/>
       </w:r>
       <w:r>
-        <w:t>The Import / Export format</w:t>
+        <w:t>The Import/Export format</w:t>
       </w:r>
       <w:r>
         <w:rPr>
@@ -14973,9 +14973,9 @@
       <w:bookmarkStart w:id="38" w:name="_Ref117942219"/>
       <w:bookmarkStart w:id="39" w:name="_Ref117942253"/>
       <w:bookmarkStart w:id="40" w:name="_Ref117942272"/>
-      <w:bookmarkStart w:id="41" w:name="_Toc151130215"/>
-      <w:r>
-        <w:t>The Import / Export format</w:t>
+      <w:bookmarkStart w:id="41" w:name="_Toc152927224"/>
+      <w:r>
+        <w:t>The Import/Export format</w:t>
       </w:r>
       <w:bookmarkEnd w:id="38"/>
       <w:bookmarkEnd w:id="39"/>
@@ -15082,7 +15082,7 @@
         <w:t>")</w:t>
       </w:r>
       <w:r>
-        <w:t xml:space="preserve"> . A field containing the double quote character (</w:t>
+        <w:t>. A field containing the double quote character (</w:t>
       </w:r>
       <w:r>
         <w:rPr>
@@ -15105,19 +15105,45 @@
       </w:r>
     </w:p>
     <w:p>
-      <w:pPr>
-        <w:rPr>
-          <w:rFonts w:hint="eastAsia"/>
-        </w:rPr>
-      </w:pPr>
-      <w:r>
-        <w:t>On export the Windows system default encoding will be used. Which is ANSI codepage 1252 in West</w:t>
+      <w:r>
+        <w:t xml:space="preserve">On export the Windows system default encoding will be used. Which is </w:t>
+      </w:r>
+      <w:r>
+        <w:t xml:space="preserve">usually </w:t>
+      </w:r>
+      <w:r>
+        <w:t>ANSI codepage 1252 in West</w:t>
       </w:r>
       <w:r>
         <w:t xml:space="preserve">ern </w:t>
       </w:r>
       <w:r>
         <w:t xml:space="preserve">Europe. This allows easy import in Excel because Excel uses the Windows default encoding too for import and export. </w:t>
+      </w:r>
+    </w:p>
+    <w:p>
+      <w:pPr>
+        <w:rPr>
+          <w:rFonts w:hint="eastAsia"/>
+        </w:rPr>
+      </w:pPr>
+      <w:r>
+        <w:t>T</w:t>
+      </w:r>
+      <w:r>
+        <w:rPr>
+          <w:rFonts w:hint="eastAsia"/>
+        </w:rPr>
+        <w:t>h</w:t>
+      </w:r>
+      <w:r>
+        <w:t>e import</w:t>
+      </w:r>
+      <w:r>
+        <w:t xml:space="preserve"> ignore</w:t>
+      </w:r>
+      <w:r>
+        <w:t>s empty lines, lines with only spaces and lines with only.</w:t>
       </w:r>
     </w:p>
     <w:p>
@@ -15699,7 +15725,7 @@
           <w:rFonts w:hint="eastAsia"/>
         </w:rPr>
       </w:pPr>
-      <w:bookmarkStart w:id="42" w:name="_Toc151130216"/>
+      <w:bookmarkStart w:id="42" w:name="_Toc152927225"/>
       <w:r>
         <w:t>More about Modbus</w:t>
       </w:r>
@@ -15792,7 +15818,7 @@
           <w:rFonts w:hint="eastAsia"/>
         </w:rPr>
       </w:pPr>
-      <w:bookmarkStart w:id="43" w:name="_Toc151130217"/>
+      <w:bookmarkStart w:id="43" w:name="_Toc152927226"/>
       <w:r>
         <w:t>Editing the mbc project file</w:t>
       </w:r>
@@ -15805,7 +15831,7 @@
           <w:rFonts w:hint="eastAsia"/>
         </w:rPr>
       </w:pPr>
-      <w:bookmarkStart w:id="44" w:name="_Toc151130218"/>
+      <w:bookmarkStart w:id="44" w:name="_Toc152927227"/>
       <w:r>
         <w:rPr>
           <w:lang w:val="en-GB"/>
@@ -15881,7 +15907,7 @@
           <w:rFonts w:hint="eastAsia"/>
         </w:rPr>
       </w:pPr>
-      <w:bookmarkStart w:id="45" w:name="_Toc151130219"/>
+      <w:bookmarkStart w:id="45" w:name="_Toc152927228"/>
       <w:r>
         <w:rPr>
           <w:lang w:val="en-GB"/>
@@ -16223,7 +16249,7 @@
           <w:rFonts w:hint="eastAsia"/>
         </w:rPr>
       </w:pPr>
-      <w:bookmarkStart w:id="46" w:name="_Toc151130220"/>
+      <w:bookmarkStart w:id="46" w:name="_Toc152927229"/>
       <w:r>
         <w:rPr>
           <w:lang w:val="en-GB"/>
@@ -16556,7 +16582,7 @@
           <w:rFonts w:hint="eastAsia"/>
         </w:rPr>
       </w:pPr>
-      <w:bookmarkStart w:id="47" w:name="_Toc151130221"/>
+      <w:bookmarkStart w:id="47" w:name="_Toc152927230"/>
       <w:r>
         <w:rPr>
           <w:lang w:val="en-GB"/>
@@ -18645,7 +18671,7 @@
         </w:rPr>
       </w:pPr>
       <w:bookmarkStart w:id="48" w:name="_Ref146906707"/>
-      <w:bookmarkStart w:id="49" w:name="_Toc151130222"/>
+      <w:bookmarkStart w:id="49" w:name="_Toc152927231"/>
       <w:r>
         <w:rPr>
           <w:lang w:val="en-GB"/>
@@ -19813,7 +19839,7 @@
           <w:lang w:eastAsia="nl-BE"/>
         </w:rPr>
       </w:pPr>
-      <w:bookmarkStart w:id="50" w:name="_Toc151130223"/>
+      <w:bookmarkStart w:id="50" w:name="_Toc152927232"/>
       <w:r>
         <w:rPr>
           <w:lang w:eastAsia="nl-BE"/>
@@ -20438,7 +20464,7 @@
           <w:rFonts w:hint="eastAsia"/>
         </w:rPr>
       </w:pPr>
-      <w:bookmarkStart w:id="51" w:name="_Toc151130224"/>
+      <w:bookmarkStart w:id="51" w:name="_Toc152927233"/>
       <w:r>
         <w:rPr>
           <w:lang w:val="en-GB"/>
@@ -22277,7 +22303,7 @@
       </w:pPr>
       <w:bookmarkStart w:id="52" w:name="_Ref117942545"/>
       <w:bookmarkStart w:id="53" w:name="_Ref117942693"/>
-      <w:bookmarkStart w:id="54" w:name="_Toc151130225"/>
+      <w:bookmarkStart w:id="54" w:name="_Toc152927234"/>
       <w:r>
         <w:rPr>
           <w:lang w:val="en-GB"/>
@@ -22775,7 +22801,7 @@
           <w:rFonts w:hint="eastAsia"/>
         </w:rPr>
       </w:pPr>
-      <w:bookmarkStart w:id="55" w:name="_Toc151130226"/>
+      <w:bookmarkStart w:id="55" w:name="_Toc152927235"/>
       <w:r>
         <w:rPr>
           <w:lang w:val="en-GB"/>
@@ -23199,7 +23225,7 @@
           <w:noProof/>
         </w:rPr>
         <w:pict w14:anchorId="56E75F81">
-          <v:shape id="Afbeelding 1" o:spid="_x0000_i1027" type="#_x0000_t75" style="width:345.5pt;height:52pt;visibility:visible;mso-wrap-style:square">
+          <v:shape id="Afbeelding 1" o:spid="_x0000_i1027" type="#_x0000_t75" style="width:345.6pt;height:52.2pt;visibility:visible;mso-wrap-style:square">
             <v:imagedata r:id="rId14" o:title=""/>
           </v:shape>
         </w:pict>
@@ -23213,7 +23239,7 @@
         </w:rPr>
       </w:pPr>
       <w:bookmarkStart w:id="56" w:name="_Ref117942613"/>
-      <w:bookmarkStart w:id="57" w:name="_Toc151130227"/>
+      <w:bookmarkStart w:id="57" w:name="_Toc152927236"/>
       <w:r>
         <w:rPr>
           <w:lang w:val="en-GB"/>
@@ -23668,7 +23694,7 @@
         </w:rPr>
       </w:pPr>
       <w:bookmarkStart w:id="58" w:name="_Ref117942668"/>
-      <w:bookmarkStart w:id="59" w:name="_Toc151130228"/>
+      <w:bookmarkStart w:id="59" w:name="_Toc152927237"/>
       <w:r>
         <w:rPr>
           <w:lang w:val="en-GB"/>
@@ -24657,7 +24683,7 @@
         </w:rPr>
       </w:pPr>
       <w:bookmarkStart w:id="60" w:name="_Ref117942679"/>
-      <w:bookmarkStart w:id="61" w:name="_Toc151130229"/>
+      <w:bookmarkStart w:id="61" w:name="_Toc152927238"/>
       <w:r>
         <w:rPr>
           <w:lang w:val="en-GB"/>
@@ -26911,7 +26937,7 @@
       <w:bookmarkStart w:id="65" w:name="_Ref117942648"/>
       <w:bookmarkStart w:id="66" w:name="_Ref117942708"/>
       <w:bookmarkStart w:id="67" w:name="_Ref117942720"/>
-      <w:bookmarkStart w:id="68" w:name="_Toc151130230"/>
+      <w:bookmarkStart w:id="68" w:name="_Toc152927239"/>
       <w:r>
         <w:rPr>
           <w:lang w:val="en-GB"/>
@@ -27811,7 +27837,7 @@
           <w:rFonts w:hint="eastAsia"/>
         </w:rPr>
       </w:pPr>
-      <w:bookmarkStart w:id="69" w:name="_Toc151130231"/>
+      <w:bookmarkStart w:id="69" w:name="_Toc152927240"/>
       <w:r>
         <w:rPr>
           <w:lang w:val="en-GB"/>
@@ -28016,7 +28042,7 @@
           <w:rFonts w:hint="eastAsia"/>
         </w:rPr>
       </w:pPr>
-      <w:bookmarkStart w:id="70" w:name="_Toc151130232"/>
+      <w:bookmarkStart w:id="70" w:name="_Toc152927241"/>
       <w:r>
         <w:rPr>
           <w:lang w:val="en-GB"/>
@@ -28250,7 +28276,7 @@
           <w:rFonts w:hint="eastAsia"/>
         </w:rPr>
       </w:pPr>
-      <w:bookmarkStart w:id="71" w:name="_Toc151130233"/>
+      <w:bookmarkStart w:id="71" w:name="_Toc152927242"/>
       <w:r>
         <w:rPr>
           <w:lang w:val="en-GB"/>

--- a/Manuals/ModbusControl - User manual.docx
+++ b/Manuals/ModbusControl - User manual.docx
@@ -61,7 +61,7 @@
       <w:r>
         <w:fldChar w:fldCharType="separate"/>
       </w:r>
-      <w:hyperlink w:anchor="_Toc152927199" w:history="1">
+      <w:hyperlink w:anchor="_Toc154567139" w:history="1">
         <w:r>
           <w:rPr>
             <w:rStyle w:val="Hyperlink"/>
@@ -103,7 +103,7 @@
           <w:rPr>
             <w:noProof/>
           </w:rPr>
-          <w:instrText xml:space="preserve"> PAGEREF _Toc152927199 \h </w:instrText>
+          <w:instrText xml:space="preserve"> PAGEREF _Toc154567139 \h </w:instrText>
         </w:r>
         <w:r>
           <w:rPr>
@@ -148,7 +148,7 @@
           <w:lang w:val="nl-BE" w:eastAsia="nl-BE" w:bidi="ar-SA"/>
         </w:rPr>
       </w:pPr>
-      <w:hyperlink w:anchor="_Toc152927200" w:history="1">
+      <w:hyperlink w:anchor="_Toc154567140" w:history="1">
         <w:r>
           <w:rPr>
             <w:rStyle w:val="Hyperlink"/>
@@ -190,7 +190,7 @@
           <w:rPr>
             <w:noProof/>
           </w:rPr>
-          <w:instrText xml:space="preserve"> PAGEREF _Toc152927200 \h </w:instrText>
+          <w:instrText xml:space="preserve"> PAGEREF _Toc154567140 \h </w:instrText>
         </w:r>
         <w:r>
           <w:rPr>
@@ -235,7 +235,7 @@
           <w:lang w:val="nl-BE" w:eastAsia="nl-BE" w:bidi="ar-SA"/>
         </w:rPr>
       </w:pPr>
-      <w:hyperlink w:anchor="_Toc152927201" w:history="1">
+      <w:hyperlink w:anchor="_Toc154567141" w:history="1">
         <w:r>
           <w:rPr>
             <w:rStyle w:val="Hyperlink"/>
@@ -277,7 +277,7 @@
           <w:rPr>
             <w:noProof/>
           </w:rPr>
-          <w:instrText xml:space="preserve"> PAGEREF _Toc152927201 \h </w:instrText>
+          <w:instrText xml:space="preserve"> PAGEREF _Toc154567141 \h </w:instrText>
         </w:r>
         <w:r>
           <w:rPr>
@@ -322,7 +322,7 @@
           <w:lang w:val="nl-BE" w:eastAsia="nl-BE" w:bidi="ar-SA"/>
         </w:rPr>
       </w:pPr>
-      <w:hyperlink w:anchor="_Toc152927202" w:history="1">
+      <w:hyperlink w:anchor="_Toc154567142" w:history="1">
         <w:r>
           <w:rPr>
             <w:rStyle w:val="Hyperlink"/>
@@ -364,7 +364,7 @@
           <w:rPr>
             <w:noProof/>
           </w:rPr>
-          <w:instrText xml:space="preserve"> PAGEREF _Toc152927202 \h </w:instrText>
+          <w:instrText xml:space="preserve"> PAGEREF _Toc154567142 \h </w:instrText>
         </w:r>
         <w:r>
           <w:rPr>
@@ -409,7 +409,7 @@
           <w:lang w:val="nl-BE" w:eastAsia="nl-BE" w:bidi="ar-SA"/>
         </w:rPr>
       </w:pPr>
-      <w:hyperlink w:anchor="_Toc152927203" w:history="1">
+      <w:hyperlink w:anchor="_Toc154567143" w:history="1">
         <w:r>
           <w:rPr>
             <w:rStyle w:val="Hyperlink"/>
@@ -451,7 +451,7 @@
           <w:rPr>
             <w:noProof/>
           </w:rPr>
-          <w:instrText xml:space="preserve"> PAGEREF _Toc152927203 \h </w:instrText>
+          <w:instrText xml:space="preserve"> PAGEREF _Toc154567143 \h </w:instrText>
         </w:r>
         <w:r>
           <w:rPr>
@@ -496,7 +496,7 @@
           <w:lang w:val="nl-BE" w:eastAsia="nl-BE" w:bidi="ar-SA"/>
         </w:rPr>
       </w:pPr>
-      <w:hyperlink w:anchor="_Toc152927204" w:history="1">
+      <w:hyperlink w:anchor="_Toc154567144" w:history="1">
         <w:r>
           <w:rPr>
             <w:rStyle w:val="Hyperlink"/>
@@ -538,7 +538,7 @@
           <w:rPr>
             <w:noProof/>
           </w:rPr>
-          <w:instrText xml:space="preserve"> PAGEREF _Toc152927204 \h </w:instrText>
+          <w:instrText xml:space="preserve"> PAGEREF _Toc154567144 \h </w:instrText>
         </w:r>
         <w:r>
           <w:rPr>
@@ -583,7 +583,7 @@
           <w:lang w:val="nl-BE" w:eastAsia="nl-BE" w:bidi="ar-SA"/>
         </w:rPr>
       </w:pPr>
-      <w:hyperlink w:anchor="_Toc152927205" w:history="1">
+      <w:hyperlink w:anchor="_Toc154567145" w:history="1">
         <w:r>
           <w:rPr>
             <w:rStyle w:val="Hyperlink"/>
@@ -625,7 +625,7 @@
           <w:rPr>
             <w:noProof/>
           </w:rPr>
-          <w:instrText xml:space="preserve"> PAGEREF _Toc152927205 \h </w:instrText>
+          <w:instrText xml:space="preserve"> PAGEREF _Toc154567145 \h </w:instrText>
         </w:r>
         <w:r>
           <w:rPr>
@@ -670,7 +670,7 @@
           <w:lang w:val="nl-BE" w:eastAsia="nl-BE" w:bidi="ar-SA"/>
         </w:rPr>
       </w:pPr>
-      <w:hyperlink w:anchor="_Toc152927206" w:history="1">
+      <w:hyperlink w:anchor="_Toc154567146" w:history="1">
         <w:r>
           <w:rPr>
             <w:rStyle w:val="Hyperlink"/>
@@ -712,7 +712,7 @@
           <w:rPr>
             <w:noProof/>
           </w:rPr>
-          <w:instrText xml:space="preserve"> PAGEREF _Toc152927206 \h </w:instrText>
+          <w:instrText xml:space="preserve"> PAGEREF _Toc154567146 \h </w:instrText>
         </w:r>
         <w:r>
           <w:rPr>
@@ -757,7 +757,7 @@
           <w:lang w:val="nl-BE" w:eastAsia="nl-BE" w:bidi="ar-SA"/>
         </w:rPr>
       </w:pPr>
-      <w:hyperlink w:anchor="_Toc152927207" w:history="1">
+      <w:hyperlink w:anchor="_Toc154567147" w:history="1">
         <w:r>
           <w:rPr>
             <w:rStyle w:val="Hyperlink"/>
@@ -799,7 +799,7 @@
           <w:rPr>
             <w:noProof/>
           </w:rPr>
-          <w:instrText xml:space="preserve"> PAGEREF _Toc152927207 \h </w:instrText>
+          <w:instrText xml:space="preserve"> PAGEREF _Toc154567147 \h </w:instrText>
         </w:r>
         <w:r>
           <w:rPr>
@@ -844,7 +844,7 @@
           <w:lang w:val="nl-BE" w:eastAsia="nl-BE" w:bidi="ar-SA"/>
         </w:rPr>
       </w:pPr>
-      <w:hyperlink w:anchor="_Toc152927208" w:history="1">
+      <w:hyperlink w:anchor="_Toc154567148" w:history="1">
         <w:r>
           <w:rPr>
             <w:rStyle w:val="Hyperlink"/>
@@ -886,7 +886,7 @@
           <w:rPr>
             <w:noProof/>
           </w:rPr>
-          <w:instrText xml:space="preserve"> PAGEREF _Toc152927208 \h </w:instrText>
+          <w:instrText xml:space="preserve"> PAGEREF _Toc154567148 \h </w:instrText>
         </w:r>
         <w:r>
           <w:rPr>
@@ -931,7 +931,7 @@
           <w:lang w:val="nl-BE" w:eastAsia="nl-BE" w:bidi="ar-SA"/>
         </w:rPr>
       </w:pPr>
-      <w:hyperlink w:anchor="_Toc152927209" w:history="1">
+      <w:hyperlink w:anchor="_Toc154567149" w:history="1">
         <w:r>
           <w:rPr>
             <w:rStyle w:val="Hyperlink"/>
@@ -973,7 +973,7 @@
           <w:rPr>
             <w:noProof/>
           </w:rPr>
-          <w:instrText xml:space="preserve"> PAGEREF _Toc152927209 \h </w:instrText>
+          <w:instrText xml:space="preserve"> PAGEREF _Toc154567149 \h </w:instrText>
         </w:r>
         <w:r>
           <w:rPr>
@@ -1018,7 +1018,7 @@
           <w:lang w:val="nl-BE" w:eastAsia="nl-BE" w:bidi="ar-SA"/>
         </w:rPr>
       </w:pPr>
-      <w:hyperlink w:anchor="_Toc152927210" w:history="1">
+      <w:hyperlink w:anchor="_Toc154567150" w:history="1">
         <w:r>
           <w:rPr>
             <w:rStyle w:val="Hyperlink"/>
@@ -1060,7 +1060,7 @@
           <w:rPr>
             <w:noProof/>
           </w:rPr>
-          <w:instrText xml:space="preserve"> PAGEREF _Toc152927210 \h </w:instrText>
+          <w:instrText xml:space="preserve"> PAGEREF _Toc154567150 \h </w:instrText>
         </w:r>
         <w:r>
           <w:rPr>
@@ -1105,7 +1105,7 @@
           <w:lang w:val="nl-BE" w:eastAsia="nl-BE" w:bidi="ar-SA"/>
         </w:rPr>
       </w:pPr>
-      <w:hyperlink w:anchor="_Toc152927211" w:history="1">
+      <w:hyperlink w:anchor="_Toc154567151" w:history="1">
         <w:r>
           <w:rPr>
             <w:rStyle w:val="Hyperlink"/>
@@ -1147,7 +1147,7 @@
           <w:rPr>
             <w:noProof/>
           </w:rPr>
-          <w:instrText xml:space="preserve"> PAGEREF _Toc152927211 \h </w:instrText>
+          <w:instrText xml:space="preserve"> PAGEREF _Toc154567151 \h </w:instrText>
         </w:r>
         <w:r>
           <w:rPr>
@@ -1192,7 +1192,7 @@
           <w:lang w:val="nl-BE" w:eastAsia="nl-BE" w:bidi="ar-SA"/>
         </w:rPr>
       </w:pPr>
-      <w:hyperlink w:anchor="_Toc152927212" w:history="1">
+      <w:hyperlink w:anchor="_Toc154567152" w:history="1">
         <w:r>
           <w:rPr>
             <w:rStyle w:val="Hyperlink"/>
@@ -1234,7 +1234,7 @@
           <w:rPr>
             <w:noProof/>
           </w:rPr>
-          <w:instrText xml:space="preserve"> PAGEREF _Toc152927212 \h </w:instrText>
+          <w:instrText xml:space="preserve"> PAGEREF _Toc154567152 \h </w:instrText>
         </w:r>
         <w:r>
           <w:rPr>
@@ -1279,7 +1279,7 @@
           <w:lang w:val="nl-BE" w:eastAsia="nl-BE" w:bidi="ar-SA"/>
         </w:rPr>
       </w:pPr>
-      <w:hyperlink w:anchor="_Toc152927213" w:history="1">
+      <w:hyperlink w:anchor="_Toc154567153" w:history="1">
         <w:r>
           <w:rPr>
             <w:rStyle w:val="Hyperlink"/>
@@ -1321,7 +1321,7 @@
           <w:rPr>
             <w:noProof/>
           </w:rPr>
-          <w:instrText xml:space="preserve"> PAGEREF _Toc152927213 \h </w:instrText>
+          <w:instrText xml:space="preserve"> PAGEREF _Toc154567153 \h </w:instrText>
         </w:r>
         <w:r>
           <w:rPr>
@@ -1366,7 +1366,7 @@
           <w:lang w:val="nl-BE" w:eastAsia="nl-BE" w:bidi="ar-SA"/>
         </w:rPr>
       </w:pPr>
-      <w:hyperlink w:anchor="_Toc152927214" w:history="1">
+      <w:hyperlink w:anchor="_Toc154567154" w:history="1">
         <w:r>
           <w:rPr>
             <w:rStyle w:val="Hyperlink"/>
@@ -1408,7 +1408,7 @@
           <w:rPr>
             <w:noProof/>
           </w:rPr>
-          <w:instrText xml:space="preserve"> PAGEREF _Toc152927214 \h </w:instrText>
+          <w:instrText xml:space="preserve"> PAGEREF _Toc154567154 \h </w:instrText>
         </w:r>
         <w:r>
           <w:rPr>
@@ -1453,7 +1453,7 @@
           <w:lang w:val="nl-BE" w:eastAsia="nl-BE" w:bidi="ar-SA"/>
         </w:rPr>
       </w:pPr>
-      <w:hyperlink w:anchor="_Toc152927215" w:history="1">
+      <w:hyperlink w:anchor="_Toc154567155" w:history="1">
         <w:r>
           <w:rPr>
             <w:rStyle w:val="Hyperlink"/>
@@ -1495,7 +1495,7 @@
           <w:rPr>
             <w:noProof/>
           </w:rPr>
-          <w:instrText xml:space="preserve"> PAGEREF _Toc152927215 \h </w:instrText>
+          <w:instrText xml:space="preserve"> PAGEREF _Toc154567155 \h </w:instrText>
         </w:r>
         <w:r>
           <w:rPr>
@@ -1540,7 +1540,7 @@
           <w:lang w:val="nl-BE" w:eastAsia="nl-BE" w:bidi="ar-SA"/>
         </w:rPr>
       </w:pPr>
-      <w:hyperlink w:anchor="_Toc152927216" w:history="1">
+      <w:hyperlink w:anchor="_Toc154567156" w:history="1">
         <w:r>
           <w:rPr>
             <w:rStyle w:val="Hyperlink"/>
@@ -1582,7 +1582,7 @@
           <w:rPr>
             <w:noProof/>
           </w:rPr>
-          <w:instrText xml:space="preserve"> PAGEREF _Toc152927216 \h </w:instrText>
+          <w:instrText xml:space="preserve"> PAGEREF _Toc154567156 \h </w:instrText>
         </w:r>
         <w:r>
           <w:rPr>
@@ -1627,7 +1627,7 @@
           <w:lang w:val="nl-BE" w:eastAsia="nl-BE" w:bidi="ar-SA"/>
         </w:rPr>
       </w:pPr>
-      <w:hyperlink w:anchor="_Toc152927217" w:history="1">
+      <w:hyperlink w:anchor="_Toc154567157" w:history="1">
         <w:r>
           <w:rPr>
             <w:rStyle w:val="Hyperlink"/>
@@ -1669,7 +1669,7 @@
           <w:rPr>
             <w:noProof/>
           </w:rPr>
-          <w:instrText xml:space="preserve"> PAGEREF _Toc152927217 \h </w:instrText>
+          <w:instrText xml:space="preserve"> PAGEREF _Toc154567157 \h </w:instrText>
         </w:r>
         <w:r>
           <w:rPr>
@@ -1714,7 +1714,7 @@
           <w:lang w:val="nl-BE" w:eastAsia="nl-BE" w:bidi="ar-SA"/>
         </w:rPr>
       </w:pPr>
-      <w:hyperlink w:anchor="_Toc152927218" w:history="1">
+      <w:hyperlink w:anchor="_Toc154567158" w:history="1">
         <w:r>
           <w:rPr>
             <w:rStyle w:val="Hyperlink"/>
@@ -1756,7 +1756,7 @@
           <w:rPr>
             <w:noProof/>
           </w:rPr>
-          <w:instrText xml:space="preserve"> PAGEREF _Toc152927218 \h </w:instrText>
+          <w:instrText xml:space="preserve"> PAGEREF _Toc154567158 \h </w:instrText>
         </w:r>
         <w:r>
           <w:rPr>
@@ -1801,7 +1801,7 @@
           <w:lang w:val="nl-BE" w:eastAsia="nl-BE" w:bidi="ar-SA"/>
         </w:rPr>
       </w:pPr>
-      <w:hyperlink w:anchor="_Toc152927219" w:history="1">
+      <w:hyperlink w:anchor="_Toc154567159" w:history="1">
         <w:r>
           <w:rPr>
             <w:rStyle w:val="Hyperlink"/>
@@ -1843,7 +1843,7 @@
           <w:rPr>
             <w:noProof/>
           </w:rPr>
-          <w:instrText xml:space="preserve"> PAGEREF _Toc152927219 \h </w:instrText>
+          <w:instrText xml:space="preserve"> PAGEREF _Toc154567159 \h </w:instrText>
         </w:r>
         <w:r>
           <w:rPr>
@@ -1888,7 +1888,7 @@
           <w:lang w:val="nl-BE" w:eastAsia="nl-BE" w:bidi="ar-SA"/>
         </w:rPr>
       </w:pPr>
-      <w:hyperlink w:anchor="_Toc152927220" w:history="1">
+      <w:hyperlink w:anchor="_Toc154567160" w:history="1">
         <w:r>
           <w:rPr>
             <w:rStyle w:val="Hyperlink"/>
@@ -1930,7 +1930,7 @@
           <w:rPr>
             <w:noProof/>
           </w:rPr>
-          <w:instrText xml:space="preserve"> PAGEREF _Toc152927220 \h </w:instrText>
+          <w:instrText xml:space="preserve"> PAGEREF _Toc154567160 \h </w:instrText>
         </w:r>
         <w:r>
           <w:rPr>
@@ -1975,7 +1975,7 @@
           <w:lang w:val="nl-BE" w:eastAsia="nl-BE" w:bidi="ar-SA"/>
         </w:rPr>
       </w:pPr>
-      <w:hyperlink w:anchor="_Toc152927221" w:history="1">
+      <w:hyperlink w:anchor="_Toc154567161" w:history="1">
         <w:r>
           <w:rPr>
             <w:rStyle w:val="Hyperlink"/>
@@ -2017,7 +2017,7 @@
           <w:rPr>
             <w:noProof/>
           </w:rPr>
-          <w:instrText xml:space="preserve"> PAGEREF _Toc152927221 \h </w:instrText>
+          <w:instrText xml:space="preserve"> PAGEREF _Toc154567161 \h </w:instrText>
         </w:r>
         <w:r>
           <w:rPr>
@@ -2062,7 +2062,7 @@
           <w:lang w:val="nl-BE" w:eastAsia="nl-BE" w:bidi="ar-SA"/>
         </w:rPr>
       </w:pPr>
-      <w:hyperlink w:anchor="_Toc152927222" w:history="1">
+      <w:hyperlink w:anchor="_Toc154567162" w:history="1">
         <w:r>
           <w:rPr>
             <w:rStyle w:val="Hyperlink"/>
@@ -2104,7 +2104,7 @@
           <w:rPr>
             <w:noProof/>
           </w:rPr>
-          <w:instrText xml:space="preserve"> PAGEREF _Toc152927222 \h </w:instrText>
+          <w:instrText xml:space="preserve"> PAGEREF _Toc154567162 \h </w:instrText>
         </w:r>
         <w:r>
           <w:rPr>
@@ -2149,7 +2149,7 @@
           <w:lang w:val="nl-BE" w:eastAsia="nl-BE" w:bidi="ar-SA"/>
         </w:rPr>
       </w:pPr>
-      <w:hyperlink w:anchor="_Toc152927223" w:history="1">
+      <w:hyperlink w:anchor="_Toc154567163" w:history="1">
         <w:r>
           <w:rPr>
             <w:rStyle w:val="Hyperlink"/>
@@ -2191,7 +2191,7 @@
           <w:rPr>
             <w:noProof/>
           </w:rPr>
-          <w:instrText xml:space="preserve"> PAGEREF _Toc152927223 \h </w:instrText>
+          <w:instrText xml:space="preserve"> PAGEREF _Toc154567163 \h </w:instrText>
         </w:r>
         <w:r>
           <w:rPr>
@@ -2236,7 +2236,7 @@
           <w:lang w:val="nl-BE" w:eastAsia="nl-BE" w:bidi="ar-SA"/>
         </w:rPr>
       </w:pPr>
-      <w:hyperlink w:anchor="_Toc152927224" w:history="1">
+      <w:hyperlink w:anchor="_Toc154567164" w:history="1">
         <w:r>
           <w:rPr>
             <w:rStyle w:val="Hyperlink"/>
@@ -2278,7 +2278,7 @@
           <w:rPr>
             <w:noProof/>
           </w:rPr>
-          <w:instrText xml:space="preserve"> PAGEREF _Toc152927224 \h </w:instrText>
+          <w:instrText xml:space="preserve"> PAGEREF _Toc154567164 \h </w:instrText>
         </w:r>
         <w:r>
           <w:rPr>
@@ -2323,7 +2323,7 @@
           <w:lang w:val="nl-BE" w:eastAsia="nl-BE" w:bidi="ar-SA"/>
         </w:rPr>
       </w:pPr>
-      <w:hyperlink w:anchor="_Toc152927225" w:history="1">
+      <w:hyperlink w:anchor="_Toc154567165" w:history="1">
         <w:r>
           <w:rPr>
             <w:rStyle w:val="Hyperlink"/>
@@ -2365,7 +2365,7 @@
           <w:rPr>
             <w:noProof/>
           </w:rPr>
-          <w:instrText xml:space="preserve"> PAGEREF _Toc152927225 \h </w:instrText>
+          <w:instrText xml:space="preserve"> PAGEREF _Toc154567165 \h </w:instrText>
         </w:r>
         <w:r>
           <w:rPr>
@@ -2410,7 +2410,7 @@
           <w:lang w:val="nl-BE" w:eastAsia="nl-BE" w:bidi="ar-SA"/>
         </w:rPr>
       </w:pPr>
-      <w:hyperlink w:anchor="_Toc152927226" w:history="1">
+      <w:hyperlink w:anchor="_Toc154567166" w:history="1">
         <w:r>
           <w:rPr>
             <w:rStyle w:val="Hyperlink"/>
@@ -2452,7 +2452,7 @@
           <w:rPr>
             <w:noProof/>
           </w:rPr>
-          <w:instrText xml:space="preserve"> PAGEREF _Toc152927226 \h </w:instrText>
+          <w:instrText xml:space="preserve"> PAGEREF _Toc154567166 \h </w:instrText>
         </w:r>
         <w:r>
           <w:rPr>
@@ -2497,7 +2497,7 @@
           <w:lang w:val="nl-BE" w:eastAsia="nl-BE" w:bidi="ar-SA"/>
         </w:rPr>
       </w:pPr>
-      <w:hyperlink w:anchor="_Toc152927227" w:history="1">
+      <w:hyperlink w:anchor="_Toc154567167" w:history="1">
         <w:r>
           <w:rPr>
             <w:rStyle w:val="Hyperlink"/>
@@ -2539,7 +2539,7 @@
           <w:rPr>
             <w:noProof/>
           </w:rPr>
-          <w:instrText xml:space="preserve"> PAGEREF _Toc152927227 \h </w:instrText>
+          <w:instrText xml:space="preserve"> PAGEREF _Toc154567167 \h </w:instrText>
         </w:r>
         <w:r>
           <w:rPr>
@@ -2584,7 +2584,7 @@
           <w:lang w:val="nl-BE" w:eastAsia="nl-BE" w:bidi="ar-SA"/>
         </w:rPr>
       </w:pPr>
-      <w:hyperlink w:anchor="_Toc152927228" w:history="1">
+      <w:hyperlink w:anchor="_Toc154567168" w:history="1">
         <w:r>
           <w:rPr>
             <w:rStyle w:val="Hyperlink"/>
@@ -2626,7 +2626,7 @@
           <w:rPr>
             <w:noProof/>
           </w:rPr>
-          <w:instrText xml:space="preserve"> PAGEREF _Toc152927228 \h </w:instrText>
+          <w:instrText xml:space="preserve"> PAGEREF _Toc154567168 \h </w:instrText>
         </w:r>
         <w:r>
           <w:rPr>
@@ -2671,7 +2671,7 @@
           <w:lang w:val="nl-BE" w:eastAsia="nl-BE" w:bidi="ar-SA"/>
         </w:rPr>
       </w:pPr>
-      <w:hyperlink w:anchor="_Toc152927229" w:history="1">
+      <w:hyperlink w:anchor="_Toc154567169" w:history="1">
         <w:r>
           <w:rPr>
             <w:rStyle w:val="Hyperlink"/>
@@ -2713,7 +2713,7 @@
           <w:rPr>
             <w:noProof/>
           </w:rPr>
-          <w:instrText xml:space="preserve"> PAGEREF _Toc152927229 \h </w:instrText>
+          <w:instrText xml:space="preserve"> PAGEREF _Toc154567169 \h </w:instrText>
         </w:r>
         <w:r>
           <w:rPr>
@@ -2758,7 +2758,7 @@
           <w:lang w:val="nl-BE" w:eastAsia="nl-BE" w:bidi="ar-SA"/>
         </w:rPr>
       </w:pPr>
-      <w:hyperlink w:anchor="_Toc152927230" w:history="1">
+      <w:hyperlink w:anchor="_Toc154567170" w:history="1">
         <w:r>
           <w:rPr>
             <w:rStyle w:val="Hyperlink"/>
@@ -2800,7 +2800,7 @@
           <w:rPr>
             <w:noProof/>
           </w:rPr>
-          <w:instrText xml:space="preserve"> PAGEREF _Toc152927230 \h </w:instrText>
+          <w:instrText xml:space="preserve"> PAGEREF _Toc154567170 \h </w:instrText>
         </w:r>
         <w:r>
           <w:rPr>
@@ -2845,7 +2845,7 @@
           <w:lang w:val="nl-BE" w:eastAsia="nl-BE" w:bidi="ar-SA"/>
         </w:rPr>
       </w:pPr>
-      <w:hyperlink w:anchor="_Toc152927231" w:history="1">
+      <w:hyperlink w:anchor="_Toc154567171" w:history="1">
         <w:r>
           <w:rPr>
             <w:rStyle w:val="Hyperlink"/>
@@ -2887,7 +2887,7 @@
           <w:rPr>
             <w:noProof/>
           </w:rPr>
-          <w:instrText xml:space="preserve"> PAGEREF _Toc152927231 \h </w:instrText>
+          <w:instrText xml:space="preserve"> PAGEREF _Toc154567171 \h </w:instrText>
         </w:r>
         <w:r>
           <w:rPr>
@@ -2932,7 +2932,7 @@
           <w:lang w:val="nl-BE" w:eastAsia="nl-BE" w:bidi="ar-SA"/>
         </w:rPr>
       </w:pPr>
-      <w:hyperlink w:anchor="_Toc152927232" w:history="1">
+      <w:hyperlink w:anchor="_Toc154567172" w:history="1">
         <w:r>
           <w:rPr>
             <w:rStyle w:val="Hyperlink"/>
@@ -2976,7 +2976,7 @@
           <w:rPr>
             <w:noProof/>
           </w:rPr>
-          <w:instrText xml:space="preserve"> PAGEREF _Toc152927232 \h </w:instrText>
+          <w:instrText xml:space="preserve"> PAGEREF _Toc154567172 \h </w:instrText>
         </w:r>
         <w:r>
           <w:rPr>
@@ -3021,7 +3021,7 @@
           <w:lang w:val="nl-BE" w:eastAsia="nl-BE" w:bidi="ar-SA"/>
         </w:rPr>
       </w:pPr>
-      <w:hyperlink w:anchor="_Toc152927233" w:history="1">
+      <w:hyperlink w:anchor="_Toc154567173" w:history="1">
         <w:r>
           <w:rPr>
             <w:rStyle w:val="Hyperlink"/>
@@ -3063,7 +3063,7 @@
           <w:rPr>
             <w:noProof/>
           </w:rPr>
-          <w:instrText xml:space="preserve"> PAGEREF _Toc152927233 \h </w:instrText>
+          <w:instrText xml:space="preserve"> PAGEREF _Toc154567173 \h </w:instrText>
         </w:r>
         <w:r>
           <w:rPr>
@@ -3108,7 +3108,7 @@
           <w:lang w:val="nl-BE" w:eastAsia="nl-BE" w:bidi="ar-SA"/>
         </w:rPr>
       </w:pPr>
-      <w:hyperlink w:anchor="_Toc152927234" w:history="1">
+      <w:hyperlink w:anchor="_Toc154567174" w:history="1">
         <w:r>
           <w:rPr>
             <w:rStyle w:val="Hyperlink"/>
@@ -3150,7 +3150,7 @@
           <w:rPr>
             <w:noProof/>
           </w:rPr>
-          <w:instrText xml:space="preserve"> PAGEREF _Toc152927234 \h </w:instrText>
+          <w:instrText xml:space="preserve"> PAGEREF _Toc154567174 \h </w:instrText>
         </w:r>
         <w:r>
           <w:rPr>
@@ -3195,7 +3195,7 @@
           <w:lang w:val="nl-BE" w:eastAsia="nl-BE" w:bidi="ar-SA"/>
         </w:rPr>
       </w:pPr>
-      <w:hyperlink w:anchor="_Toc152927235" w:history="1">
+      <w:hyperlink w:anchor="_Toc154567175" w:history="1">
         <w:r>
           <w:rPr>
             <w:rStyle w:val="Hyperlink"/>
@@ -3237,7 +3237,7 @@
           <w:rPr>
             <w:noProof/>
           </w:rPr>
-          <w:instrText xml:space="preserve"> PAGEREF _Toc152927235 \h </w:instrText>
+          <w:instrText xml:space="preserve"> PAGEREF _Toc154567175 \h </w:instrText>
         </w:r>
         <w:r>
           <w:rPr>
@@ -3282,7 +3282,7 @@
           <w:lang w:val="nl-BE" w:eastAsia="nl-BE" w:bidi="ar-SA"/>
         </w:rPr>
       </w:pPr>
-      <w:hyperlink w:anchor="_Toc152927236" w:history="1">
+      <w:hyperlink w:anchor="_Toc154567176" w:history="1">
         <w:r>
           <w:rPr>
             <w:rStyle w:val="Hyperlink"/>
@@ -3324,7 +3324,7 @@
           <w:rPr>
             <w:noProof/>
           </w:rPr>
-          <w:instrText xml:space="preserve"> PAGEREF _Toc152927236 \h </w:instrText>
+          <w:instrText xml:space="preserve"> PAGEREF _Toc154567176 \h </w:instrText>
         </w:r>
         <w:r>
           <w:rPr>
@@ -3369,7 +3369,7 @@
           <w:lang w:val="nl-BE" w:eastAsia="nl-BE" w:bidi="ar-SA"/>
         </w:rPr>
       </w:pPr>
-      <w:hyperlink w:anchor="_Toc152927237" w:history="1">
+      <w:hyperlink w:anchor="_Toc154567177" w:history="1">
         <w:r>
           <w:rPr>
             <w:rStyle w:val="Hyperlink"/>
@@ -3411,7 +3411,7 @@
           <w:rPr>
             <w:noProof/>
           </w:rPr>
-          <w:instrText xml:space="preserve"> PAGEREF _Toc152927237 \h </w:instrText>
+          <w:instrText xml:space="preserve"> PAGEREF _Toc154567177 \h </w:instrText>
         </w:r>
         <w:r>
           <w:rPr>
@@ -3456,7 +3456,7 @@
           <w:lang w:val="nl-BE" w:eastAsia="nl-BE" w:bidi="ar-SA"/>
         </w:rPr>
       </w:pPr>
-      <w:hyperlink w:anchor="_Toc152927238" w:history="1">
+      <w:hyperlink w:anchor="_Toc154567178" w:history="1">
         <w:r>
           <w:rPr>
             <w:rStyle w:val="Hyperlink"/>
@@ -3498,7 +3498,7 @@
           <w:rPr>
             <w:noProof/>
           </w:rPr>
-          <w:instrText xml:space="preserve"> PAGEREF _Toc152927238 \h </w:instrText>
+          <w:instrText xml:space="preserve"> PAGEREF _Toc154567178 \h </w:instrText>
         </w:r>
         <w:r>
           <w:rPr>
@@ -3543,7 +3543,7 @@
           <w:lang w:val="nl-BE" w:eastAsia="nl-BE" w:bidi="ar-SA"/>
         </w:rPr>
       </w:pPr>
-      <w:hyperlink w:anchor="_Toc152927239" w:history="1">
+      <w:hyperlink w:anchor="_Toc154567179" w:history="1">
         <w:r>
           <w:rPr>
             <w:rStyle w:val="Hyperlink"/>
@@ -3585,7 +3585,7 @@
           <w:rPr>
             <w:noProof/>
           </w:rPr>
-          <w:instrText xml:space="preserve"> PAGEREF _Toc152927239 \h </w:instrText>
+          <w:instrText xml:space="preserve"> PAGEREF _Toc154567179 \h </w:instrText>
         </w:r>
         <w:r>
           <w:rPr>
@@ -3630,7 +3630,7 @@
           <w:lang w:val="nl-BE" w:eastAsia="nl-BE" w:bidi="ar-SA"/>
         </w:rPr>
       </w:pPr>
-      <w:hyperlink w:anchor="_Toc152927240" w:history="1">
+      <w:hyperlink w:anchor="_Toc154567180" w:history="1">
         <w:r>
           <w:rPr>
             <w:rStyle w:val="Hyperlink"/>
@@ -3672,7 +3672,7 @@
           <w:rPr>
             <w:noProof/>
           </w:rPr>
-          <w:instrText xml:space="preserve"> PAGEREF _Toc152927240 \h </w:instrText>
+          <w:instrText xml:space="preserve"> PAGEREF _Toc154567180 \h </w:instrText>
         </w:r>
         <w:r>
           <w:rPr>
@@ -3717,7 +3717,7 @@
           <w:lang w:val="nl-BE" w:eastAsia="nl-BE" w:bidi="ar-SA"/>
         </w:rPr>
       </w:pPr>
-      <w:hyperlink w:anchor="_Toc152927241" w:history="1">
+      <w:hyperlink w:anchor="_Toc154567181" w:history="1">
         <w:r>
           <w:rPr>
             <w:rStyle w:val="Hyperlink"/>
@@ -3759,7 +3759,7 @@
           <w:rPr>
             <w:noProof/>
           </w:rPr>
-          <w:instrText xml:space="preserve"> PAGEREF _Toc152927241 \h </w:instrText>
+          <w:instrText xml:space="preserve"> PAGEREF _Toc154567181 \h </w:instrText>
         </w:r>
         <w:r>
           <w:rPr>
@@ -3804,7 +3804,7 @@
           <w:lang w:val="nl-BE" w:eastAsia="nl-BE" w:bidi="ar-SA"/>
         </w:rPr>
       </w:pPr>
-      <w:hyperlink w:anchor="_Toc152927242" w:history="1">
+      <w:hyperlink w:anchor="_Toc154567182" w:history="1">
         <w:r>
           <w:rPr>
             <w:rStyle w:val="Hyperlink"/>
@@ -3846,7 +3846,7 @@
           <w:rPr>
             <w:noProof/>
           </w:rPr>
-          <w:instrText xml:space="preserve"> PAGEREF _Toc152927242 \h </w:instrText>
+          <w:instrText xml:space="preserve"> PAGEREF _Toc154567182 \h </w:instrText>
         </w:r>
         <w:r>
           <w:rPr>
@@ -3899,7 +3899,7 @@
         </w:rPr>
       </w:pPr>
       <w:bookmarkStart w:id="0" w:name="_Ref118727531"/>
-      <w:bookmarkStart w:id="1" w:name="_Toc152927199"/>
+      <w:bookmarkStart w:id="1" w:name="_Toc154567139"/>
       <w:r>
         <w:lastRenderedPageBreak/>
         <w:t>Install</w:t>
@@ -4000,7 +4000,7 @@
           <w:rFonts w:hint="eastAsia"/>
         </w:rPr>
       </w:pPr>
-      <w:bookmarkStart w:id="2" w:name="_Toc152927200"/>
+      <w:bookmarkStart w:id="2" w:name="_Toc154567140"/>
       <w:r>
         <w:t>Starting ModbusControl</w:t>
       </w:r>
@@ -4131,7 +4131,7 @@
           <w:rFonts w:hint="eastAsia"/>
         </w:rPr>
       </w:pPr>
-      <w:bookmarkStart w:id="3" w:name="_Toc152927201"/>
+      <w:bookmarkStart w:id="3" w:name="_Toc154567141"/>
       <w:r>
         <w:t>The mbc project file</w:t>
       </w:r>
@@ -4223,7 +4223,7 @@
           <w:rFonts w:hint="eastAsia"/>
         </w:rPr>
       </w:pPr>
-      <w:bookmarkStart w:id="4" w:name="_Toc152927202"/>
+      <w:bookmarkStart w:id="4" w:name="_Toc154567142"/>
       <w:r>
         <w:t>Using ModbusControl</w:t>
       </w:r>
@@ -4238,7 +4238,7 @@
         </w:rPr>
       </w:pPr>
       <w:bookmarkStart w:id="5" w:name="_Ref118397727"/>
-      <w:bookmarkStart w:id="6" w:name="_Toc152927203"/>
+      <w:bookmarkStart w:id="6" w:name="_Toc154567143"/>
       <w:r>
         <w:rPr>
           <w:lang w:val="en-GB"/>
@@ -4696,7 +4696,7 @@
           <w:rFonts w:hint="eastAsia"/>
         </w:rPr>
       </w:pPr>
-      <w:bookmarkStart w:id="7" w:name="_Toc152927204"/>
+      <w:bookmarkStart w:id="7" w:name="_Toc154567144"/>
       <w:r>
         <w:lastRenderedPageBreak/>
         <w:t>Import and export</w:t>
@@ -5143,7 +5143,7 @@
           <w:lang w:val="en-GB"/>
         </w:rPr>
       </w:pPr>
-      <w:bookmarkStart w:id="8" w:name="_Toc152927205"/>
+      <w:bookmarkStart w:id="8" w:name="_Toc154567145"/>
       <w:r>
         <w:rPr>
           <w:lang w:val="en-GB"/>
@@ -5202,7 +5202,7 @@
           <w:rFonts w:hint="eastAsia"/>
         </w:rPr>
       </w:pPr>
-      <w:bookmarkStart w:id="10" w:name="_Toc152927206"/>
+      <w:bookmarkStart w:id="10" w:name="_Toc154567146"/>
       <w:r>
         <w:lastRenderedPageBreak/>
         <w:t>Find/Filter</w:t>
@@ -5241,7 +5241,7 @@
           <w:rFonts w:hint="eastAsia"/>
         </w:rPr>
       </w:pPr>
-      <w:bookmarkStart w:id="11" w:name="_Toc152927207"/>
+      <w:bookmarkStart w:id="11" w:name="_Toc154567147"/>
       <w:r>
         <w:t>Diagnostics counters</w:t>
       </w:r>
@@ -5276,7 +5276,7 @@
           <w:rFonts w:hint="eastAsia"/>
         </w:rPr>
       </w:pPr>
-      <w:bookmarkStart w:id="12" w:name="_Toc152927208"/>
+      <w:bookmarkStart w:id="12" w:name="_Toc154567148"/>
       <w:r>
         <w:t>Logging</w:t>
       </w:r>
@@ -5371,7 +5371,7 @@
       </w:pPr>
       <w:bookmarkStart w:id="13" w:name="__RefHeading___Toc43_939433756"/>
       <w:bookmarkStart w:id="14" w:name="_Ref118397833"/>
-      <w:bookmarkStart w:id="15" w:name="_Toc152927209"/>
+      <w:bookmarkStart w:id="15" w:name="_Toc154567149"/>
       <w:bookmarkEnd w:id="13"/>
       <w:r>
         <w:t>Project configuration</w:t>
@@ -5497,7 +5497,7 @@
             <v:path o:extrusionok="f" gradientshapeok="t" o:connecttype="rect"/>
             <o:lock v:ext="edit" aspectratio="t"/>
           </v:shapetype>
-          <v:shape id="_x0000_i1025" type="#_x0000_t75" style="width:408.6pt;height:55.8pt;visibility:visible;mso-wrap-style:square">
+          <v:shape id="_x0000_i1025" type="#_x0000_t75" style="width:408.9pt;height:55.85pt;visibility:visible;mso-wrap-style:square">
             <v:imagedata r:id="rId8" o:title=""/>
           </v:shape>
         </w:pict>
@@ -7435,7 +7435,7 @@
           <w:rFonts w:hint="eastAsia"/>
         </w:rPr>
       </w:pPr>
-      <w:bookmarkStart w:id="17" w:name="_Toc152927210"/>
+      <w:bookmarkStart w:id="17" w:name="_Toc154567150"/>
       <w:r>
         <w:t>Options</w:t>
       </w:r>
@@ -8213,7 +8213,7 @@
           <w:rFonts w:hint="eastAsia"/>
         </w:rPr>
       </w:pPr>
-      <w:bookmarkStart w:id="18" w:name="_Toc152927211"/>
+      <w:bookmarkStart w:id="18" w:name="_Toc154567151"/>
       <w:r>
         <w:rPr>
           <w:lang w:val="en-GB"/>
@@ -8428,7 +8428,7 @@
         </w:rPr>
       </w:pPr>
       <w:bookmarkStart w:id="19" w:name="__RefHeading___Toc62_1195957084"/>
-      <w:bookmarkStart w:id="20" w:name="_Toc152927212"/>
+      <w:bookmarkStart w:id="20" w:name="_Toc154567152"/>
       <w:bookmarkEnd w:id="19"/>
       <w:r>
         <w:rPr>
@@ -8493,7 +8493,7 @@
           <w:rFonts w:hint="eastAsia"/>
         </w:rPr>
       </w:pPr>
-      <w:bookmarkStart w:id="21" w:name="_Toc152927213"/>
+      <w:bookmarkStart w:id="21" w:name="_Toc154567153"/>
       <w:r>
         <w:rPr>
           <w:lang w:val="en-GB"/>
@@ -8686,7 +8686,7 @@
           <w:rFonts w:hint="eastAsia"/>
         </w:rPr>
       </w:pPr>
-      <w:bookmarkStart w:id="22" w:name="_Toc152927214"/>
+      <w:bookmarkStart w:id="22" w:name="_Toc154567154"/>
       <w:r>
         <w:rPr>
           <w:lang w:val="en-GB"/>
@@ -8712,7 +8712,7 @@
           <w:rFonts w:hint="eastAsia"/>
         </w:rPr>
       </w:pPr>
-      <w:bookmarkStart w:id="23" w:name="_Toc152927215"/>
+      <w:bookmarkStart w:id="23" w:name="_Toc154567155"/>
       <w:r>
         <w:rPr>
           <w:lang w:val="en-GB"/>
@@ -8809,7 +8809,7 @@
           <w:noProof/>
         </w:rPr>
         <w:pict w14:anchorId="5CABB691">
-          <v:shape id="_x0000_i1026" type="#_x0000_t75" style="width:391.2pt;height:52.2pt;visibility:visible;mso-wrap-style:square">
+          <v:shape id="_x0000_i1026" type="#_x0000_t75" style="width:391.4pt;height:52.15pt;visibility:visible;mso-wrap-style:square">
             <v:imagedata r:id="rId10" o:title=""/>
           </v:shape>
         </w:pict>
@@ -8854,7 +8854,7 @@
         </w:rPr>
         <w:tab/>
       </w:r>
-      <w:bookmarkStart w:id="24" w:name="_Toc152927216"/>
+      <w:bookmarkStart w:id="24" w:name="_Toc154567156"/>
       <w:r>
         <w:t>The status bar</w:t>
       </w:r>
@@ -8902,7 +8902,7 @@
         </w:rPr>
       </w:pPr>
       <w:bookmarkStart w:id="25" w:name="_Ref117942468"/>
-      <w:bookmarkStart w:id="26" w:name="_Toc152927217"/>
+      <w:bookmarkStart w:id="26" w:name="_Toc154567157"/>
       <w:r>
         <w:t>Mbc project file validation with XSD schema</w:t>
       </w:r>
@@ -9079,7 +9079,7 @@
       </w:pPr>
       <w:bookmarkStart w:id="27" w:name="_Ref117942129"/>
       <w:bookmarkStart w:id="28" w:name="_Ref117942153"/>
-      <w:bookmarkStart w:id="29" w:name="_Toc152927218"/>
+      <w:bookmarkStart w:id="29" w:name="_Toc154567158"/>
       <w:r>
         <w:lastRenderedPageBreak/>
         <w:t>Logging</w:t>
@@ -9251,7 +9251,7 @@
       </w:pPr>
       <w:bookmarkStart w:id="30" w:name="_Ref117942296"/>
       <w:bookmarkStart w:id="31" w:name="_Ref117942768"/>
-      <w:bookmarkStart w:id="32" w:name="_Toc152927219"/>
+      <w:bookmarkStart w:id="32" w:name="_Toc154567159"/>
       <w:r>
         <w:t>Modbus/TCP bridge</w:t>
       </w:r>
@@ -9366,7 +9366,7 @@
           <w:rFonts w:hint="eastAsia"/>
         </w:rPr>
       </w:pPr>
-      <w:bookmarkStart w:id="33" w:name="_Toc152927220"/>
+      <w:bookmarkStart w:id="33" w:name="_Toc154567160"/>
       <w:r>
         <w:t>The Modbus protocol, function codes and word order</w:t>
       </w:r>
@@ -9636,7 +9636,7 @@
         </w:rPr>
       </w:pPr>
       <w:bookmarkStart w:id="34" w:name="_Ref117948934"/>
-      <w:bookmarkStart w:id="35" w:name="_Toc152927221"/>
+      <w:bookmarkStart w:id="35" w:name="_Toc154567161"/>
       <w:r>
         <w:t>ModbusControl c</w:t>
       </w:r>
@@ -10961,7 +10961,7 @@
           <w:rFonts w:hint="eastAsia"/>
         </w:rPr>
       </w:pPr>
-      <w:bookmarkStart w:id="36" w:name="_Toc152927222"/>
+      <w:bookmarkStart w:id="36" w:name="_Toc154567162"/>
       <w:r>
         <w:t>ModbusExport tool</w:t>
       </w:r>
@@ -13044,7 +13044,7 @@
           <w:rFonts w:hint="eastAsia"/>
         </w:rPr>
       </w:pPr>
-      <w:bookmarkStart w:id="37" w:name="_Toc152927223"/>
+      <w:bookmarkStart w:id="37" w:name="_Toc154567163"/>
       <w:r>
         <w:t>ModbusImport tool</w:t>
       </w:r>
@@ -14973,7 +14973,7 @@
       <w:bookmarkStart w:id="38" w:name="_Ref117942219"/>
       <w:bookmarkStart w:id="39" w:name="_Ref117942253"/>
       <w:bookmarkStart w:id="40" w:name="_Ref117942272"/>
-      <w:bookmarkStart w:id="41" w:name="_Toc152927224"/>
+      <w:bookmarkStart w:id="41" w:name="_Toc154567164"/>
       <w:r>
         <w:t>The Import/Export format</w:t>
       </w:r>
@@ -15105,6 +15105,11 @@
       </w:r>
     </w:p>
     <w:p>
+      <w:pPr>
+        <w:rPr>
+          <w:rFonts w:hint="eastAsia"/>
+        </w:rPr>
+      </w:pPr>
       <w:r>
         <w:t xml:space="preserve">On export the Windows system default encoding will be used. Which is </w:t>
       </w:r>
@@ -15725,7 +15730,7 @@
           <w:rFonts w:hint="eastAsia"/>
         </w:rPr>
       </w:pPr>
-      <w:bookmarkStart w:id="42" w:name="_Toc152927225"/>
+      <w:bookmarkStart w:id="42" w:name="_Toc154567165"/>
       <w:r>
         <w:t>More about Modbus</w:t>
       </w:r>
@@ -15818,7 +15823,7 @@
           <w:rFonts w:hint="eastAsia"/>
         </w:rPr>
       </w:pPr>
-      <w:bookmarkStart w:id="43" w:name="_Toc152927226"/>
+      <w:bookmarkStart w:id="43" w:name="_Toc154567166"/>
       <w:r>
         <w:t>Editing the mbc project file</w:t>
       </w:r>
@@ -15831,7 +15836,7 @@
           <w:rFonts w:hint="eastAsia"/>
         </w:rPr>
       </w:pPr>
-      <w:bookmarkStart w:id="44" w:name="_Toc152927227"/>
+      <w:bookmarkStart w:id="44" w:name="_Toc154567167"/>
       <w:r>
         <w:rPr>
           <w:lang w:val="en-GB"/>
@@ -15907,7 +15912,7 @@
           <w:rFonts w:hint="eastAsia"/>
         </w:rPr>
       </w:pPr>
-      <w:bookmarkStart w:id="45" w:name="_Toc152927228"/>
+      <w:bookmarkStart w:id="45" w:name="_Toc154567168"/>
       <w:r>
         <w:rPr>
           <w:lang w:val="en-GB"/>
@@ -16249,7 +16254,7 @@
           <w:rFonts w:hint="eastAsia"/>
         </w:rPr>
       </w:pPr>
-      <w:bookmarkStart w:id="46" w:name="_Toc152927229"/>
+      <w:bookmarkStart w:id="46" w:name="_Toc154567169"/>
       <w:r>
         <w:rPr>
           <w:lang w:val="en-GB"/>
@@ -16582,7 +16587,7 @@
           <w:rFonts w:hint="eastAsia"/>
         </w:rPr>
       </w:pPr>
-      <w:bookmarkStart w:id="47" w:name="_Toc152927230"/>
+      <w:bookmarkStart w:id="47" w:name="_Toc154567170"/>
       <w:r>
         <w:rPr>
           <w:lang w:val="en-GB"/>
@@ -18671,7 +18676,7 @@
         </w:rPr>
       </w:pPr>
       <w:bookmarkStart w:id="48" w:name="_Ref146906707"/>
-      <w:bookmarkStart w:id="49" w:name="_Toc152927231"/>
+      <w:bookmarkStart w:id="49" w:name="_Toc154567171"/>
       <w:r>
         <w:rPr>
           <w:lang w:val="en-GB"/>
@@ -19839,7 +19844,7 @@
           <w:lang w:eastAsia="nl-BE"/>
         </w:rPr>
       </w:pPr>
-      <w:bookmarkStart w:id="50" w:name="_Toc152927232"/>
+      <w:bookmarkStart w:id="50" w:name="_Toc154567172"/>
       <w:r>
         <w:rPr>
           <w:lang w:eastAsia="nl-BE"/>
@@ -20464,7 +20469,7 @@
           <w:rFonts w:hint="eastAsia"/>
         </w:rPr>
       </w:pPr>
-      <w:bookmarkStart w:id="51" w:name="_Toc152927233"/>
+      <w:bookmarkStart w:id="51" w:name="_Toc154567173"/>
       <w:r>
         <w:rPr>
           <w:lang w:val="en-GB"/>
@@ -22303,7 +22308,7 @@
       </w:pPr>
       <w:bookmarkStart w:id="52" w:name="_Ref117942545"/>
       <w:bookmarkStart w:id="53" w:name="_Ref117942693"/>
-      <w:bookmarkStart w:id="54" w:name="_Toc152927234"/>
+      <w:bookmarkStart w:id="54" w:name="_Toc154567174"/>
       <w:r>
         <w:rPr>
           <w:lang w:val="en-GB"/>
@@ -22801,7 +22806,7 @@
           <w:rFonts w:hint="eastAsia"/>
         </w:rPr>
       </w:pPr>
-      <w:bookmarkStart w:id="55" w:name="_Toc152927235"/>
+      <w:bookmarkStart w:id="55" w:name="_Toc154567175"/>
       <w:r>
         <w:rPr>
           <w:lang w:val="en-GB"/>
@@ -23225,7 +23230,7 @@
           <w:noProof/>
         </w:rPr>
         <w:pict w14:anchorId="56E75F81">
-          <v:shape id="Afbeelding 1" o:spid="_x0000_i1027" type="#_x0000_t75" style="width:345.6pt;height:52.2pt;visibility:visible;mso-wrap-style:square">
+          <v:shape id="Afbeelding 1" o:spid="_x0000_i1027" type="#_x0000_t75" style="width:345.7pt;height:52.15pt;visibility:visible;mso-wrap-style:square">
             <v:imagedata r:id="rId14" o:title=""/>
           </v:shape>
         </w:pict>
@@ -23239,7 +23244,7 @@
         </w:rPr>
       </w:pPr>
       <w:bookmarkStart w:id="56" w:name="_Ref117942613"/>
-      <w:bookmarkStart w:id="57" w:name="_Toc152927236"/>
+      <w:bookmarkStart w:id="57" w:name="_Toc154567176"/>
       <w:r>
         <w:rPr>
           <w:lang w:val="en-GB"/>
@@ -23694,7 +23699,7 @@
         </w:rPr>
       </w:pPr>
       <w:bookmarkStart w:id="58" w:name="_Ref117942668"/>
-      <w:bookmarkStart w:id="59" w:name="_Toc152927237"/>
+      <w:bookmarkStart w:id="59" w:name="_Toc154567177"/>
       <w:r>
         <w:rPr>
           <w:lang w:val="en-GB"/>
@@ -24683,7 +24688,7 @@
         </w:rPr>
       </w:pPr>
       <w:bookmarkStart w:id="60" w:name="_Ref117942679"/>
-      <w:bookmarkStart w:id="61" w:name="_Toc152927238"/>
+      <w:bookmarkStart w:id="61" w:name="_Toc154567178"/>
       <w:r>
         <w:rPr>
           <w:lang w:val="en-GB"/>
@@ -26937,7 +26942,7 @@
       <w:bookmarkStart w:id="65" w:name="_Ref117942648"/>
       <w:bookmarkStart w:id="66" w:name="_Ref117942708"/>
       <w:bookmarkStart w:id="67" w:name="_Ref117942720"/>
-      <w:bookmarkStart w:id="68" w:name="_Toc152927239"/>
+      <w:bookmarkStart w:id="68" w:name="_Toc154567179"/>
       <w:r>
         <w:rPr>
           <w:lang w:val="en-GB"/>
@@ -27837,7 +27842,7 @@
           <w:rFonts w:hint="eastAsia"/>
         </w:rPr>
       </w:pPr>
-      <w:bookmarkStart w:id="69" w:name="_Toc152927240"/>
+      <w:bookmarkStart w:id="69" w:name="_Toc154567180"/>
       <w:r>
         <w:rPr>
           <w:lang w:val="en-GB"/>
@@ -28042,7 +28047,7 @@
           <w:rFonts w:hint="eastAsia"/>
         </w:rPr>
       </w:pPr>
-      <w:bookmarkStart w:id="70" w:name="_Toc152927241"/>
+      <w:bookmarkStart w:id="70" w:name="_Toc154567181"/>
       <w:r>
         <w:rPr>
           <w:lang w:val="en-GB"/>
@@ -28276,7 +28281,7 @@
           <w:rFonts w:hint="eastAsia"/>
         </w:rPr>
       </w:pPr>
-      <w:bookmarkStart w:id="71" w:name="_Toc152927242"/>
+      <w:bookmarkStart w:id="71" w:name="_Toc154567182"/>
       <w:r>
         <w:rPr>
           <w:lang w:val="en-GB"/>

--- a/Manuals/ModbusControl - User manual.docx
+++ b/Manuals/ModbusControl - User manual.docx
@@ -1,6 +1,6 @@
 
 <file path=word/document.xml><?xml version="1.0" encoding="utf-8"?>
-<w:document xmlns:wpc="http://schemas.microsoft.com/office/word/2010/wordprocessingCanvas" xmlns:cx="http://schemas.microsoft.com/office/drawing/2014/chartex" xmlns:cx1="http://schemas.microsoft.com/office/drawing/2015/9/8/chartex" xmlns:cx2="http://schemas.microsoft.com/office/drawing/2015/10/21/chartex" xmlns:cx3="http://schemas.microsoft.com/office/drawing/2016/5/9/chartex" xmlns:cx4="http://schemas.microsoft.com/office/drawing/2016/5/10/chartex" xmlns:cx5="http://schemas.microsoft.com/office/drawing/2016/5/11/chartex" xmlns:cx6="http://schemas.microsoft.com/office/drawing/2016/5/12/chartex" xmlns:cx7="http://schemas.microsoft.com/office/drawing/2016/5/13/chartex" xmlns:cx8="http://schemas.microsoft.com/office/drawing/2016/5/14/chartex" xmlns:mc="http://schemas.openxmlformats.org/markup-compatibility/2006" xmlns:aink="http://schemas.microsoft.com/office/drawing/2016/ink" xmlns:am3d="http://schemas.microsoft.com/office/drawing/2017/model3d" xmlns:o="urn:schemas-microsoft-com:office:office" xmlns:oel="http://schemas.microsoft.com/office/2019/extlst" xmlns:r="http://schemas.openxmlformats.org/officeDocument/2006/relationships" xmlns:m="http://schemas.openxmlformats.org/officeDocument/2006/math" xmlns:v="urn:schemas-microsoft-com:vml" xmlns:wp14="http://schemas.microsoft.com/office/word/2010/wordprocessingDrawing" xmlns:wp="http://schemas.openxmlformats.org/drawingml/2006/wordprocessingDrawing" xmlns:w10="urn:schemas-microsoft-com:office:word" xmlns:w="http://schemas.openxmlformats.org/wordprocessingml/2006/main" xmlns:w14="http://schemas.microsoft.com/office/word/2010/wordml" xmlns:w15="http://schemas.microsoft.com/office/word/2012/wordml" xmlns:w16cex="http://schemas.microsoft.com/office/word/2018/wordml/cex" xmlns:w16cid="http://schemas.microsoft.com/office/word/2016/wordml/cid" xmlns:w16="http://schemas.microsoft.com/office/word/2018/wordml" xmlns:w16sdtdh="http://schemas.microsoft.com/office/word/2020/wordml/sdtdatahash" xmlns:w16se="http://schemas.microsoft.com/office/word/2015/wordml/symex" xmlns:wpg="http://schemas.microsoft.com/office/word/2010/wordprocessingGroup" xmlns:wpi="http://schemas.microsoft.com/office/word/2010/wordprocessingInk" xmlns:wne="http://schemas.microsoft.com/office/word/2006/wordml" xmlns:wps="http://schemas.microsoft.com/office/word/2010/wordprocessingShape" mc:Ignorable="w14 w15 w16se w16cid w16 w16cex w16sdtdh wp14">
+<w:document xmlns:wpc="http://schemas.microsoft.com/office/word/2010/wordprocessingCanvas" xmlns:cx="http://schemas.microsoft.com/office/drawing/2014/chartex" xmlns:cx1="http://schemas.microsoft.com/office/drawing/2015/9/8/chartex" xmlns:cx2="http://schemas.microsoft.com/office/drawing/2015/10/21/chartex" xmlns:cx3="http://schemas.microsoft.com/office/drawing/2016/5/9/chartex" xmlns:cx4="http://schemas.microsoft.com/office/drawing/2016/5/10/chartex" xmlns:cx5="http://schemas.microsoft.com/office/drawing/2016/5/11/chartex" xmlns:cx6="http://schemas.microsoft.com/office/drawing/2016/5/12/chartex" xmlns:cx7="http://schemas.microsoft.com/office/drawing/2016/5/13/chartex" xmlns:cx8="http://schemas.microsoft.com/office/drawing/2016/5/14/chartex" xmlns:mc="http://schemas.openxmlformats.org/markup-compatibility/2006" xmlns:aink="http://schemas.microsoft.com/office/drawing/2016/ink" xmlns:am3d="http://schemas.microsoft.com/office/drawing/2017/model3d" xmlns:o="urn:schemas-microsoft-com:office:office" xmlns:oel="http://schemas.microsoft.com/office/2019/extlst" xmlns:r="http://schemas.openxmlformats.org/officeDocument/2006/relationships" xmlns:m="http://schemas.openxmlformats.org/officeDocument/2006/math" xmlns:v="urn:schemas-microsoft-com:vml" xmlns:wp14="http://schemas.microsoft.com/office/word/2010/wordprocessingDrawing" xmlns:wp="http://schemas.openxmlformats.org/drawingml/2006/wordprocessingDrawing" xmlns:w10="urn:schemas-microsoft-com:office:word" xmlns:w="http://schemas.openxmlformats.org/wordprocessingml/2006/main" xmlns:w14="http://schemas.microsoft.com/office/word/2010/wordml" xmlns:w15="http://schemas.microsoft.com/office/word/2012/wordml" xmlns:w16cex="http://schemas.microsoft.com/office/word/2018/wordml/cex" xmlns:w16cid="http://schemas.microsoft.com/office/word/2016/wordml/cid" xmlns:w16="http://schemas.microsoft.com/office/word/2018/wordml" xmlns:w16du="http://schemas.microsoft.com/office/word/2023/wordml/word16du" xmlns:w16sdtdh="http://schemas.microsoft.com/office/word/2020/wordml/sdtdatahash" xmlns:w16se="http://schemas.microsoft.com/office/word/2015/wordml/symex" xmlns:wpg="http://schemas.microsoft.com/office/word/2010/wordprocessingGroup" xmlns:wpi="http://schemas.microsoft.com/office/word/2010/wordprocessingInk" xmlns:wne="http://schemas.microsoft.com/office/word/2006/wordml" xmlns:wps="http://schemas.microsoft.com/office/word/2010/wordprocessingShape" mc:Ignorable="w14 w15 w16se w16cid w16 w16cex w16sdtdh w16du wp14">
   <w:background w:color="FFFFFF"/>
   <w:body>
     <w:p>
@@ -112,7 +112,6 @@
         </w:r>
         <w:r>
           <w:rPr>
-            <w:rFonts w:hint="eastAsia"/>
             <w:noProof/>
           </w:rPr>
           <w:fldChar w:fldCharType="separate"/>
@@ -199,7 +198,6 @@
         </w:r>
         <w:r>
           <w:rPr>
-            <w:rFonts w:hint="eastAsia"/>
             <w:noProof/>
           </w:rPr>
           <w:fldChar w:fldCharType="separate"/>
@@ -286,7 +284,6 @@
         </w:r>
         <w:r>
           <w:rPr>
-            <w:rFonts w:hint="eastAsia"/>
             <w:noProof/>
           </w:rPr>
           <w:fldChar w:fldCharType="separate"/>
@@ -373,7 +370,6 @@
         </w:r>
         <w:r>
           <w:rPr>
-            <w:rFonts w:hint="eastAsia"/>
             <w:noProof/>
           </w:rPr>
           <w:fldChar w:fldCharType="separate"/>
@@ -460,7 +456,6 @@
         </w:r>
         <w:r>
           <w:rPr>
-            <w:rFonts w:hint="eastAsia"/>
             <w:noProof/>
           </w:rPr>
           <w:fldChar w:fldCharType="separate"/>
@@ -547,7 +542,6 @@
         </w:r>
         <w:r>
           <w:rPr>
-            <w:rFonts w:hint="eastAsia"/>
             <w:noProof/>
           </w:rPr>
           <w:fldChar w:fldCharType="separate"/>
@@ -634,7 +628,6 @@
         </w:r>
         <w:r>
           <w:rPr>
-            <w:rFonts w:hint="eastAsia"/>
             <w:noProof/>
           </w:rPr>
           <w:fldChar w:fldCharType="separate"/>
@@ -721,7 +714,6 @@
         </w:r>
         <w:r>
           <w:rPr>
-            <w:rFonts w:hint="eastAsia"/>
             <w:noProof/>
           </w:rPr>
           <w:fldChar w:fldCharType="separate"/>
@@ -808,7 +800,6 @@
         </w:r>
         <w:r>
           <w:rPr>
-            <w:rFonts w:hint="eastAsia"/>
             <w:noProof/>
           </w:rPr>
           <w:fldChar w:fldCharType="separate"/>
@@ -895,7 +886,6 @@
         </w:r>
         <w:r>
           <w:rPr>
-            <w:rFonts w:hint="eastAsia"/>
             <w:noProof/>
           </w:rPr>
           <w:fldChar w:fldCharType="separate"/>
@@ -982,7 +972,6 @@
         </w:r>
         <w:r>
           <w:rPr>
-            <w:rFonts w:hint="eastAsia"/>
             <w:noProof/>
           </w:rPr>
           <w:fldChar w:fldCharType="separate"/>
@@ -1069,7 +1058,6 @@
         </w:r>
         <w:r>
           <w:rPr>
-            <w:rFonts w:hint="eastAsia"/>
             <w:noProof/>
           </w:rPr>
           <w:fldChar w:fldCharType="separate"/>
@@ -1156,7 +1144,6 @@
         </w:r>
         <w:r>
           <w:rPr>
-            <w:rFonts w:hint="eastAsia"/>
             <w:noProof/>
           </w:rPr>
           <w:fldChar w:fldCharType="separate"/>
@@ -1243,7 +1230,6 @@
         </w:r>
         <w:r>
           <w:rPr>
-            <w:rFonts w:hint="eastAsia"/>
             <w:noProof/>
           </w:rPr>
           <w:fldChar w:fldCharType="separate"/>
@@ -1330,7 +1316,6 @@
         </w:r>
         <w:r>
           <w:rPr>
-            <w:rFonts w:hint="eastAsia"/>
             <w:noProof/>
           </w:rPr>
           <w:fldChar w:fldCharType="separate"/>
@@ -1417,7 +1402,6 @@
         </w:r>
         <w:r>
           <w:rPr>
-            <w:rFonts w:hint="eastAsia"/>
             <w:noProof/>
           </w:rPr>
           <w:fldChar w:fldCharType="separate"/>
@@ -1504,7 +1488,6 @@
         </w:r>
         <w:r>
           <w:rPr>
-            <w:rFonts w:hint="eastAsia"/>
             <w:noProof/>
           </w:rPr>
           <w:fldChar w:fldCharType="separate"/>
@@ -1591,7 +1574,6 @@
         </w:r>
         <w:r>
           <w:rPr>
-            <w:rFonts w:hint="eastAsia"/>
             <w:noProof/>
           </w:rPr>
           <w:fldChar w:fldCharType="separate"/>
@@ -1678,7 +1660,6 @@
         </w:r>
         <w:r>
           <w:rPr>
-            <w:rFonts w:hint="eastAsia"/>
             <w:noProof/>
           </w:rPr>
           <w:fldChar w:fldCharType="separate"/>
@@ -1765,7 +1746,6 @@
         </w:r>
         <w:r>
           <w:rPr>
-            <w:rFonts w:hint="eastAsia"/>
             <w:noProof/>
           </w:rPr>
           <w:fldChar w:fldCharType="separate"/>
@@ -1852,7 +1832,6 @@
         </w:r>
         <w:r>
           <w:rPr>
-            <w:rFonts w:hint="eastAsia"/>
             <w:noProof/>
           </w:rPr>
           <w:fldChar w:fldCharType="separate"/>
@@ -1939,7 +1918,6 @@
         </w:r>
         <w:r>
           <w:rPr>
-            <w:rFonts w:hint="eastAsia"/>
             <w:noProof/>
           </w:rPr>
           <w:fldChar w:fldCharType="separate"/>
@@ -2026,7 +2004,6 @@
         </w:r>
         <w:r>
           <w:rPr>
-            <w:rFonts w:hint="eastAsia"/>
             <w:noProof/>
           </w:rPr>
           <w:fldChar w:fldCharType="separate"/>
@@ -2113,7 +2090,6 @@
         </w:r>
         <w:r>
           <w:rPr>
-            <w:rFonts w:hint="eastAsia"/>
             <w:noProof/>
           </w:rPr>
           <w:fldChar w:fldCharType="separate"/>
@@ -2200,7 +2176,6 @@
         </w:r>
         <w:r>
           <w:rPr>
-            <w:rFonts w:hint="eastAsia"/>
             <w:noProof/>
           </w:rPr>
           <w:fldChar w:fldCharType="separate"/>
@@ -2287,7 +2262,6 @@
         </w:r>
         <w:r>
           <w:rPr>
-            <w:rFonts w:hint="eastAsia"/>
             <w:noProof/>
           </w:rPr>
           <w:fldChar w:fldCharType="separate"/>
@@ -2374,7 +2348,6 @@
         </w:r>
         <w:r>
           <w:rPr>
-            <w:rFonts w:hint="eastAsia"/>
             <w:noProof/>
           </w:rPr>
           <w:fldChar w:fldCharType="separate"/>
@@ -2461,7 +2434,6 @@
         </w:r>
         <w:r>
           <w:rPr>
-            <w:rFonts w:hint="eastAsia"/>
             <w:noProof/>
           </w:rPr>
           <w:fldChar w:fldCharType="separate"/>
@@ -2548,7 +2520,6 @@
         </w:r>
         <w:r>
           <w:rPr>
-            <w:rFonts w:hint="eastAsia"/>
             <w:noProof/>
           </w:rPr>
           <w:fldChar w:fldCharType="separate"/>
@@ -2635,7 +2606,6 @@
         </w:r>
         <w:r>
           <w:rPr>
-            <w:rFonts w:hint="eastAsia"/>
             <w:noProof/>
           </w:rPr>
           <w:fldChar w:fldCharType="separate"/>
@@ -2722,7 +2692,6 @@
         </w:r>
         <w:r>
           <w:rPr>
-            <w:rFonts w:hint="eastAsia"/>
             <w:noProof/>
           </w:rPr>
           <w:fldChar w:fldCharType="separate"/>
@@ -2809,7 +2778,6 @@
         </w:r>
         <w:r>
           <w:rPr>
-            <w:rFonts w:hint="eastAsia"/>
             <w:noProof/>
           </w:rPr>
           <w:fldChar w:fldCharType="separate"/>
@@ -2896,7 +2864,6 @@
         </w:r>
         <w:r>
           <w:rPr>
-            <w:rFonts w:hint="eastAsia"/>
             <w:noProof/>
           </w:rPr>
           <w:fldChar w:fldCharType="separate"/>
@@ -2985,7 +2952,6 @@
         </w:r>
         <w:r>
           <w:rPr>
-            <w:rFonts w:hint="eastAsia"/>
             <w:noProof/>
           </w:rPr>
           <w:fldChar w:fldCharType="separate"/>
@@ -3072,7 +3038,6 @@
         </w:r>
         <w:r>
           <w:rPr>
-            <w:rFonts w:hint="eastAsia"/>
             <w:noProof/>
           </w:rPr>
           <w:fldChar w:fldCharType="separate"/>
@@ -3159,7 +3124,6 @@
         </w:r>
         <w:r>
           <w:rPr>
-            <w:rFonts w:hint="eastAsia"/>
             <w:noProof/>
           </w:rPr>
           <w:fldChar w:fldCharType="separate"/>
@@ -3246,7 +3210,6 @@
         </w:r>
         <w:r>
           <w:rPr>
-            <w:rFonts w:hint="eastAsia"/>
             <w:noProof/>
           </w:rPr>
           <w:fldChar w:fldCharType="separate"/>
@@ -3333,7 +3296,6 @@
         </w:r>
         <w:r>
           <w:rPr>
-            <w:rFonts w:hint="eastAsia"/>
             <w:noProof/>
           </w:rPr>
           <w:fldChar w:fldCharType="separate"/>
@@ -3420,7 +3382,6 @@
         </w:r>
         <w:r>
           <w:rPr>
-            <w:rFonts w:hint="eastAsia"/>
             <w:noProof/>
           </w:rPr>
           <w:fldChar w:fldCharType="separate"/>
@@ -3507,7 +3468,6 @@
         </w:r>
         <w:r>
           <w:rPr>
-            <w:rFonts w:hint="eastAsia"/>
             <w:noProof/>
           </w:rPr>
           <w:fldChar w:fldCharType="separate"/>
@@ -3594,7 +3554,6 @@
         </w:r>
         <w:r>
           <w:rPr>
-            <w:rFonts w:hint="eastAsia"/>
             <w:noProof/>
           </w:rPr>
           <w:fldChar w:fldCharType="separate"/>
@@ -3681,7 +3640,6 @@
         </w:r>
         <w:r>
           <w:rPr>
-            <w:rFonts w:hint="eastAsia"/>
             <w:noProof/>
           </w:rPr>
           <w:fldChar w:fldCharType="separate"/>
@@ -3768,7 +3726,6 @@
         </w:r>
         <w:r>
           <w:rPr>
-            <w:rFonts w:hint="eastAsia"/>
             <w:noProof/>
           </w:rPr>
           <w:fldChar w:fldCharType="separate"/>
@@ -3855,7 +3812,6 @@
         </w:r>
         <w:r>
           <w:rPr>
-            <w:rFonts w:hint="eastAsia"/>
             <w:noProof/>
           </w:rPr>
           <w:fldChar w:fldCharType="separate"/>
@@ -3937,11 +3893,9 @@
       <w:r>
         <w:t>“</w:t>
       </w:r>
-      <w:proofErr w:type="spellStart"/>
       <w:r>
         <w:t>Demo.mbc</w:t>
       </w:r>
-      <w:proofErr w:type="spellEnd"/>
       <w:r>
         <w:t>”</w:t>
       </w:r>
@@ -4778,15 +4732,7 @@
         <w:t>The order is which the tab pages are exported to CSV</w:t>
       </w:r>
       <w:r>
-        <w:t xml:space="preserve"> can be controlled with the &lt;</w:t>
-      </w:r>
-      <w:proofErr w:type="spellStart"/>
-      <w:r>
-        <w:t>exportorder</w:t>
-      </w:r>
-      <w:proofErr w:type="spellEnd"/>
-      <w:r>
-        <w:t xml:space="preserve">&gt; element. </w:t>
+        <w:t xml:space="preserve"> can be controlled with the &lt;exportorder&gt; element. </w:t>
       </w:r>
       <w:r>
         <w:rPr>
@@ -4840,26 +4786,10 @@
         <w:t xml:space="preserve">] </w:t>
       </w:r>
       <w:r>
-        <w:t>&lt;</w:t>
-      </w:r>
-      <w:proofErr w:type="spellStart"/>
-      <w:r>
-        <w:t>exportorder</w:t>
-      </w:r>
-      <w:proofErr w:type="spellEnd"/>
-      <w:r>
-        <w:t xml:space="preserve">&gt; </w:t>
-      </w:r>
-      <w:r>
-        <w:t>for more information on &lt;</w:t>
-      </w:r>
-      <w:proofErr w:type="spellStart"/>
-      <w:r>
-        <w:t>exportorder</w:t>
-      </w:r>
-      <w:proofErr w:type="spellEnd"/>
-      <w:r>
-        <w:t>&gt;.</w:t>
+        <w:t xml:space="preserve">&lt;exportorder&gt; </w:t>
+      </w:r>
+      <w:r>
+        <w:t>for more information on &lt;exportorder&gt;.</w:t>
       </w:r>
     </w:p>
     <w:p>
@@ -5497,7 +5427,7 @@
             <v:path o:extrusionok="f" gradientshapeok="t" o:connecttype="rect"/>
             <o:lock v:ext="edit" aspectratio="t"/>
           </v:shapetype>
-          <v:shape id="_x0000_i1025" type="#_x0000_t75" style="width:408.9pt;height:55.85pt;visibility:visible;mso-wrap-style:square">
+          <v:shape id="_x0000_i1025" type="#_x0000_t75" style="width:408.6pt;height:55.8pt;visibility:visible;mso-wrap-style:square">
             <v:imagedata r:id="rId8" o:title=""/>
           </v:shape>
         </w:pict>
@@ -6381,13 +6311,8 @@
               </w:rPr>
             </w:pPr>
             <w:bookmarkStart w:id="16" w:name="Functioncodetowriteholdingregisters"/>
-            <w:proofErr w:type="spellStart"/>
-            <w:r>
-              <w:t>Functioncode</w:t>
-            </w:r>
-            <w:proofErr w:type="spellEnd"/>
-            <w:r>
-              <w:t xml:space="preserve"> to write holding registers</w:t>
+            <w:r>
+              <w:t>Functioncode to write holding registers</w:t>
             </w:r>
             <w:bookmarkEnd w:id="16"/>
             <w:r>
@@ -7070,15 +6995,7 @@
               </w:rPr>
             </w:pPr>
             <w:r>
-              <w:t>Sample rate (</w:t>
-            </w:r>
-            <w:proofErr w:type="spellStart"/>
-            <w:r>
-              <w:t>ms</w:t>
-            </w:r>
-            <w:proofErr w:type="spellEnd"/>
-            <w:r>
-              <w:t>):</w:t>
+              <w:t>Sample rate (ms):</w:t>
             </w:r>
           </w:p>
         </w:tc>
@@ -8455,15 +8372,7 @@
         </w:rPr>
       </w:pPr>
       <w:r>
-        <w:t xml:space="preserve">To open a demo project file named </w:t>
-      </w:r>
-      <w:proofErr w:type="spellStart"/>
-      <w:r>
-        <w:t>Demo.mbc</w:t>
-      </w:r>
-      <w:proofErr w:type="spellEnd"/>
-      <w:r>
-        <w:t>.</w:t>
+        <w:t>To open a demo project file named Demo.mbc.</w:t>
       </w:r>
     </w:p>
     <w:p>
@@ -8519,15 +8428,7 @@
         </w:rPr>
       </w:pPr>
       <w:r>
-        <w:t xml:space="preserve">Right-click the mouse on the Register or Description column to change the background </w:t>
-      </w:r>
-      <w:proofErr w:type="spellStart"/>
-      <w:r>
-        <w:t>color</w:t>
-      </w:r>
-      <w:proofErr w:type="spellEnd"/>
-      <w:r>
-        <w:t xml:space="preserve"> of the line. This allows to highlight the registers you are currently focusing on. </w:t>
+        <w:t xml:space="preserve">Right-click the mouse on the Register or Description column to change the background color of the line. This allows to highlight the registers you are currently focusing on. </w:t>
       </w:r>
       <w:r>
         <w:br/>
@@ -8584,13 +8485,8 @@
           <w:rFonts w:hint="eastAsia"/>
         </w:rPr>
       </w:pPr>
-      <w:proofErr w:type="spellStart"/>
-      <w:r>
-        <w:t>UInt</w:t>
-      </w:r>
-      <w:proofErr w:type="spellEnd"/>
-      <w:r>
-        <w:t>: show as unsigned integer</w:t>
+      <w:r>
+        <w:t>UInt: show as unsigned integer</w:t>
       </w:r>
     </w:p>
     <w:p>
@@ -8809,7 +8705,7 @@
           <w:noProof/>
         </w:rPr>
         <w:pict w14:anchorId="5CABB691">
-          <v:shape id="_x0000_i1026" type="#_x0000_t75" style="width:391.4pt;height:52.15pt;visibility:visible;mso-wrap-style:square">
+          <v:shape id="_x0000_i1026" type="#_x0000_t75" style="width:391.2pt;height:52.2pt;visibility:visible;mso-wrap-style:square">
             <v:imagedata r:id="rId10" o:title=""/>
           </v:shape>
         </w:pict>
@@ -9221,15 +9117,7 @@
         </w:rPr>
       </w:pPr>
       <w:r>
-        <w:t xml:space="preserve">Bridge decode: the Modbus/TCP frames received and sent over the bridge decoded to human-readable messages like “Slave=1, Read holding registers: </w:t>
-      </w:r>
-      <w:proofErr w:type="spellStart"/>
-      <w:r>
-        <w:t>addr</w:t>
-      </w:r>
-      <w:proofErr w:type="spellEnd"/>
-      <w:r>
-        <w:t>=100, quant=15”</w:t>
+        <w:t>Bridge decode: the Modbus/TCP frames received and sent over the bridge decoded to human-readable messages like “Slave=1, Read holding registers: addr=100, quant=15”</w:t>
       </w:r>
     </w:p>
     <w:p>
@@ -9266,15 +9154,7 @@
         </w:rPr>
       </w:pPr>
       <w:r>
-        <w:t xml:space="preserve">ModbusControl has a built-in Modbus/TCP server that acts as a bridge to the connected modbus device. This allows Modbus/TCP clients like </w:t>
-      </w:r>
-      <w:proofErr w:type="spellStart"/>
-      <w:r>
-        <w:t>ModbusScope</w:t>
-      </w:r>
-      <w:proofErr w:type="spellEnd"/>
-      <w:r>
-        <w:t xml:space="preserve"> to communicate with the serial modbus device as well. It also allows multiple Modbus/TCP clients or more copies of ModbusControl to be connected to the modbus device simultaneously. Works for all connection types to the modbus device, not only the serial line.</w:t>
+        <w:t>ModbusControl has a built-in Modbus/TCP server that acts as a bridge to the connected modbus device. This allows Modbus/TCP clients like ModbusScope to communicate with the serial modbus device as well. It also allows multiple Modbus/TCP clients or more copies of ModbusControl to be connected to the modbus device simultaneously. Works for all connection types to the modbus device, not only the serial line.</w:t>
       </w:r>
     </w:p>
     <w:p>
@@ -9423,15 +9303,7 @@
         </w:rPr>
       </w:pPr>
       <w:r>
-        <w:t>In a Modbus command message, registers are addressed starting at zero. The first holding register is referred to as address 0 in the query message. For historic reasons 16-bit holding registers are often referred to as registers 40001..49999. The base for the register numbering is defined in the mbc project file with the &lt;</w:t>
-      </w:r>
-      <w:proofErr w:type="spellStart"/>
-      <w:r>
-        <w:t>holdingregisterstart</w:t>
-      </w:r>
-      <w:proofErr w:type="spellEnd"/>
-      <w:r>
-        <w:t>&gt; element. It usually is 40001</w:t>
+        <w:t>In a Modbus command message, registers are addressed starting at zero. The first holding register is referred to as address 0 in the query message. For historic reasons 16-bit holding registers are often referred to as registers 40001..49999. The base for the register numbering is defined in the mbc project file with the &lt;holdingregisterstart&gt; element. It usually is 40001</w:t>
       </w:r>
       <w:r>
         <w:t xml:space="preserve"> or</w:t>
@@ -9490,7 +9362,6 @@
       <w:r>
         <w:t>See [</w:t>
       </w:r>
-      <w:proofErr w:type="spellStart"/>
       <w:r>
         <w:rPr>
           <w:rFonts w:hint="eastAsia"/>
@@ -9524,11 +9395,7 @@
         <w:fldChar w:fldCharType="separate"/>
       </w:r>
       <w:r>
-        <w:t>Functioncode</w:t>
-      </w:r>
-      <w:proofErr w:type="spellEnd"/>
-      <w:r>
-        <w:t xml:space="preserve"> to write holding registers</w:t>
+        <w:t>Functioncode to write holding registers</w:t>
       </w:r>
       <w:r>
         <w:rPr>
@@ -10210,21 +10077,7 @@
               <w:rPr>
                 <w:rFonts w:hint="eastAsia"/>
               </w:rPr>
-              <w:t>end-of-message timeout (</w:t>
-            </w:r>
-            <w:proofErr w:type="spellStart"/>
-            <w:r>
-              <w:rPr>
-                <w:rFonts w:hint="eastAsia"/>
-              </w:rPr>
-              <w:t>ms</w:t>
-            </w:r>
-            <w:proofErr w:type="spellEnd"/>
-            <w:r>
-              <w:rPr>
-                <w:rFonts w:hint="eastAsia"/>
-              </w:rPr>
-              <w:t>)</w:t>
+              <w:t>end-of-message timeout (ms)</w:t>
             </w:r>
             <w:r>
               <w:t>.</w:t>
@@ -10613,21 +10466,7 @@
               <w:rPr>
                 <w:rFonts w:hint="eastAsia"/>
               </w:rPr>
-              <w:t>Maximum wait time for first byte of response (</w:t>
-            </w:r>
-            <w:proofErr w:type="spellStart"/>
-            <w:r>
-              <w:rPr>
-                <w:rFonts w:hint="eastAsia"/>
-              </w:rPr>
-              <w:t>ms</w:t>
-            </w:r>
-            <w:proofErr w:type="spellEnd"/>
-            <w:r>
-              <w:rPr>
-                <w:rFonts w:hint="eastAsia"/>
-              </w:rPr>
-              <w:t>)</w:t>
+              <w:t>Maximum wait time for first byte of response (ms)</w:t>
             </w:r>
             <w:r>
               <w:t>.</w:t>
@@ -10680,21 +10519,7 @@
               <w:rPr>
                 <w:rFonts w:hint="eastAsia"/>
               </w:rPr>
-              <w:t>Delay before sending next query (</w:t>
-            </w:r>
-            <w:proofErr w:type="spellStart"/>
-            <w:r>
-              <w:rPr>
-                <w:rFonts w:hint="eastAsia"/>
-              </w:rPr>
-              <w:t>ms</w:t>
-            </w:r>
-            <w:proofErr w:type="spellEnd"/>
-            <w:r>
-              <w:rPr>
-                <w:rFonts w:hint="eastAsia"/>
-              </w:rPr>
-              <w:t>)</w:t>
+              <w:t>Delay before sending next query (ms)</w:t>
             </w:r>
             <w:r>
               <w:t>.</w:t>
@@ -10843,15 +10668,7 @@
               <w:t>period for reading the registers from the slave/server</w:t>
             </w:r>
             <w:r>
-              <w:t xml:space="preserve"> (</w:t>
-            </w:r>
-            <w:proofErr w:type="spellStart"/>
-            <w:r>
-              <w:t>ms</w:t>
-            </w:r>
-            <w:proofErr w:type="spellEnd"/>
-            <w:r>
-              <w:t>)</w:t>
+              <w:t xml:space="preserve"> (ms)</w:t>
             </w:r>
             <w:r>
               <w:t>.</w:t>
@@ -11143,7 +10960,16 @@
         <w:t xml:space="preserve"> (or path)</w:t>
       </w:r>
       <w:r>
-        <w:t xml:space="preserve"> is required. </w:t>
+        <w:t xml:space="preserve"> is required</w:t>
+      </w:r>
+      <w:r>
+        <w:t xml:space="preserve">. Connection parameters in the mbc file </w:t>
+      </w:r>
+      <w:r>
+        <w:t>can be overridden by command line options.</w:t>
+      </w:r>
+      <w:r>
+        <w:t xml:space="preserve"> </w:t>
       </w:r>
     </w:p>
     <w:p>
@@ -11630,21 +11456,7 @@
               <w:rPr>
                 <w:rFonts w:hint="eastAsia"/>
               </w:rPr>
-              <w:t>end-of-message timeout (</w:t>
-            </w:r>
-            <w:proofErr w:type="spellStart"/>
-            <w:r>
-              <w:rPr>
-                <w:rFonts w:hint="eastAsia"/>
-              </w:rPr>
-              <w:t>ms</w:t>
-            </w:r>
-            <w:proofErr w:type="spellEnd"/>
-            <w:r>
-              <w:rPr>
-                <w:rFonts w:hint="eastAsia"/>
-              </w:rPr>
-              <w:t>)</w:t>
+              <w:t>end-of-message timeout (ms)</w:t>
             </w:r>
             <w:r>
               <w:t>.</w:t>
@@ -11996,21 +11808,7 @@
               <w:rPr>
                 <w:rFonts w:hint="eastAsia"/>
               </w:rPr>
-              <w:t>Maximum wait time for first byte of response (</w:t>
-            </w:r>
-            <w:proofErr w:type="spellStart"/>
-            <w:r>
-              <w:rPr>
-                <w:rFonts w:hint="eastAsia"/>
-              </w:rPr>
-              <w:t>ms</w:t>
-            </w:r>
-            <w:proofErr w:type="spellEnd"/>
-            <w:r>
-              <w:rPr>
-                <w:rFonts w:hint="eastAsia"/>
-              </w:rPr>
-              <w:t>)</w:t>
+              <w:t>Maximum wait time for first byte of response (ms)</w:t>
             </w:r>
             <w:r>
               <w:t>.</w:t>
@@ -12057,21 +11855,7 @@
               <w:rPr>
                 <w:rFonts w:hint="eastAsia"/>
               </w:rPr>
-              <w:t>Delay before sending next query (</w:t>
-            </w:r>
-            <w:proofErr w:type="spellStart"/>
-            <w:r>
-              <w:rPr>
-                <w:rFonts w:hint="eastAsia"/>
-              </w:rPr>
-              <w:t>ms</w:t>
-            </w:r>
-            <w:proofErr w:type="spellEnd"/>
-            <w:r>
-              <w:rPr>
-                <w:rFonts w:hint="eastAsia"/>
-              </w:rPr>
-              <w:t>)</w:t>
+              <w:t>Delay before sending next query (ms)</w:t>
             </w:r>
             <w:r>
               <w:t>.</w:t>
@@ -12613,7 +12397,6 @@
               </w:rPr>
               <w:t>-tabs &lt;</w:t>
             </w:r>
-            <w:proofErr w:type="spellStart"/>
             <w:r>
               <w:rPr>
                 <w:rFonts w:hint="eastAsia"/>
@@ -12622,14 +12405,12 @@
               </w:rPr>
               <w:t>tabname</w:t>
             </w:r>
-            <w:proofErr w:type="spellEnd"/>
             <w:r>
               <w:rPr>
                 <w:rFonts w:hint="eastAsia"/>
               </w:rPr>
               <w:t>&gt; [</w:t>
             </w:r>
-            <w:proofErr w:type="spellStart"/>
             <w:r>
               <w:rPr>
                 <w:rFonts w:hint="eastAsia"/>
@@ -12638,7 +12419,6 @@
               </w:rPr>
               <w:t>tabname</w:t>
             </w:r>
-            <w:proofErr w:type="spellEnd"/>
             <w:r>
               <w:rPr>
                 <w:rFonts w:hint="eastAsia"/>
@@ -12763,13 +12543,8 @@
               </w:rPr>
             </w:pPr>
             <w:r>
-              <w:t>-</w:t>
-            </w:r>
-            <w:proofErr w:type="spellStart"/>
-            <w:r>
-              <w:t>logtime</w:t>
-            </w:r>
-            <w:proofErr w:type="spellEnd"/>
+              <w:t>-logtime</w:t>
+            </w:r>
           </w:p>
         </w:tc>
         <w:tc>
@@ -13744,21 +13519,7 @@
               <w:rPr>
                 <w:rFonts w:hint="eastAsia"/>
               </w:rPr>
-              <w:t>end-of-message timeout (</w:t>
-            </w:r>
-            <w:proofErr w:type="spellStart"/>
-            <w:r>
-              <w:rPr>
-                <w:rFonts w:hint="eastAsia"/>
-              </w:rPr>
-              <w:t>ms</w:t>
-            </w:r>
-            <w:proofErr w:type="spellEnd"/>
-            <w:r>
-              <w:rPr>
-                <w:rFonts w:hint="eastAsia"/>
-              </w:rPr>
-              <w:t>)</w:t>
+              <w:t>end-of-message timeout (ms)</w:t>
             </w:r>
             <w:r>
               <w:t>.</w:t>
@@ -14098,21 +13859,7 @@
               <w:rPr>
                 <w:rFonts w:hint="eastAsia"/>
               </w:rPr>
-              <w:t>Maximum wait time for first byte of response (</w:t>
-            </w:r>
-            <w:proofErr w:type="spellStart"/>
-            <w:r>
-              <w:rPr>
-                <w:rFonts w:hint="eastAsia"/>
-              </w:rPr>
-              <w:t>ms</w:t>
-            </w:r>
-            <w:proofErr w:type="spellEnd"/>
-            <w:r>
-              <w:rPr>
-                <w:rFonts w:hint="eastAsia"/>
-              </w:rPr>
-              <w:t>)</w:t>
+              <w:t>Maximum wait time for first byte of response (ms)</w:t>
             </w:r>
             <w:r>
               <w:t>.</w:t>
@@ -14271,21 +14018,7 @@
               <w:rPr>
                 <w:rFonts w:hint="eastAsia"/>
               </w:rPr>
-              <w:t>Delay before sending next query (</w:t>
-            </w:r>
-            <w:proofErr w:type="spellStart"/>
-            <w:r>
-              <w:rPr>
-                <w:rFonts w:hint="eastAsia"/>
-              </w:rPr>
-              <w:t>ms</w:t>
-            </w:r>
-            <w:proofErr w:type="spellEnd"/>
-            <w:r>
-              <w:rPr>
-                <w:rFonts w:hint="eastAsia"/>
-              </w:rPr>
-              <w:t>)</w:t>
+              <w:t>Delay before sending next query (ms)</w:t>
             </w:r>
             <w:r>
               <w:t>.</w:t>
@@ -14537,7 +14270,6 @@
               </w:rPr>
               <w:t>-tabs &lt;</w:t>
             </w:r>
-            <w:proofErr w:type="spellStart"/>
             <w:r>
               <w:rPr>
                 <w:rFonts w:hint="eastAsia"/>
@@ -14546,14 +14278,12 @@
               </w:rPr>
               <w:t>tabname</w:t>
             </w:r>
-            <w:proofErr w:type="spellEnd"/>
             <w:r>
               <w:rPr>
                 <w:rFonts w:hint="eastAsia"/>
               </w:rPr>
               <w:t>&gt; [</w:t>
             </w:r>
-            <w:proofErr w:type="spellStart"/>
             <w:r>
               <w:rPr>
                 <w:rFonts w:hint="eastAsia"/>
@@ -14562,7 +14292,6 @@
               </w:rPr>
               <w:t>tabname</w:t>
             </w:r>
-            <w:proofErr w:type="spellEnd"/>
             <w:r>
               <w:rPr>
                 <w:rFonts w:hint="eastAsia"/>
@@ -14684,13 +14413,8 @@
               </w:rPr>
             </w:pPr>
             <w:r>
-              <w:t>-</w:t>
-            </w:r>
-            <w:proofErr w:type="spellStart"/>
-            <w:r>
-              <w:t>logtime</w:t>
-            </w:r>
-            <w:proofErr w:type="spellEnd"/>
+              <w:t>-logtime</w:t>
+            </w:r>
           </w:p>
         </w:tc>
         <w:tc>
@@ -15354,25 +15078,7 @@
           <w:sz w:val="18"/>
           <w:szCs w:val="18"/>
         </w:rPr>
-        <w:t xml:space="preserve">Format (Int, </w:t>
-      </w:r>
-      <w:proofErr w:type="spellStart"/>
-      <w:r>
-        <w:rPr>
-          <w:rFonts w:cs="Liberation Serif"/>
-          <w:sz w:val="18"/>
-          <w:szCs w:val="18"/>
-        </w:rPr>
-        <w:t>UInt</w:t>
-      </w:r>
-      <w:proofErr w:type="spellEnd"/>
-      <w:r>
-        <w:rPr>
-          <w:rFonts w:cs="Liberation Serif"/>
-          <w:sz w:val="18"/>
-          <w:szCs w:val="18"/>
-        </w:rPr>
-        <w:t>, Hex, Binary, Float, ASCII</w:t>
+        <w:t>Format (Int, UInt, Hex, Binary, Float, ASCII</w:t>
       </w:r>
       <w:r>
         <w:rPr>
@@ -15852,15 +15558,7 @@
         </w:rPr>
       </w:pPr>
       <w:r>
-        <w:t xml:space="preserve">The mbc project file is an XML formatted text file that is both human-readable and machine-readable. ModbusControl does not (yet) support creation of a project file so it has to be edited manually. You can also use the example project </w:t>
-      </w:r>
-      <w:proofErr w:type="spellStart"/>
-      <w:r>
-        <w:t>Demo.mbc</w:t>
-      </w:r>
-      <w:proofErr w:type="spellEnd"/>
-      <w:r>
-        <w:t xml:space="preserve"> to start from. You</w:t>
+        <w:t>The mbc project file is an XML formatted text file that is both human-readable and machine-readable. ModbusControl does not (yet) support creation of a project file so it has to be edited manually. You can also use the example project Demo.mbc to start from. You</w:t>
       </w:r>
       <w:r>
         <w:t>’</w:t>
@@ -15876,33 +15574,17 @@
         </w:rPr>
       </w:pPr>
       <w:r>
-        <w:t xml:space="preserve">Some editors like Notepad++ recognize an XML file and apply XML syntax </w:t>
-      </w:r>
-      <w:proofErr w:type="spellStart"/>
-      <w:r>
-        <w:t>coloring</w:t>
-      </w:r>
-      <w:proofErr w:type="spellEnd"/>
-      <w:r>
-        <w:t xml:space="preserve">. This makes the editing easier. </w:t>
-      </w:r>
-    </w:p>
-    <w:p>
-      <w:pPr>
-        <w:rPr>
-          <w:rFonts w:hint="eastAsia"/>
-        </w:rPr>
-      </w:pPr>
-      <w:r>
-        <w:t>XML tags are case sensitive! Nowadays ModbusControl uses all lowercase XML tags, but older versions used a mix of camel-case tags like “</w:t>
-      </w:r>
-      <w:proofErr w:type="spellStart"/>
-      <w:r>
-        <w:t>SampleRate</w:t>
-      </w:r>
-      <w:proofErr w:type="spellEnd"/>
-      <w:r>
-        <w:t>” and lowercase tags. It is recommended to use all lowercase tags now. ModbusControl still recognizes the old camel-case tags for compatibility.</w:t>
+        <w:t xml:space="preserve">Some editors like Notepad++ recognize an XML file and apply XML syntax coloring. This makes the editing easier. </w:t>
+      </w:r>
+    </w:p>
+    <w:p>
+      <w:pPr>
+        <w:rPr>
+          <w:rFonts w:hint="eastAsia"/>
+        </w:rPr>
+      </w:pPr>
+      <w:r>
+        <w:t>XML tags are case sensitive! Nowadays ModbusControl uses all lowercase XML tags, but older versions used a mix of camel-case tags like “SampleRate” and lowercase tags. It is recommended to use all lowercase tags now. ModbusControl still recognizes the old camel-case tags for compatibility.</w:t>
       </w:r>
     </w:p>
     <w:p>
@@ -15917,21 +15599,7 @@
         <w:rPr>
           <w:lang w:val="en-GB"/>
         </w:rPr>
-        <w:t>The &lt;</w:t>
-      </w:r>
-      <w:proofErr w:type="spellStart"/>
-      <w:r>
-        <w:rPr>
-          <w:lang w:val="en-GB"/>
-        </w:rPr>
-        <w:t>modbuscontrol</w:t>
-      </w:r>
-      <w:proofErr w:type="spellEnd"/>
-      <w:r>
-        <w:rPr>
-          <w:lang w:val="en-GB"/>
-        </w:rPr>
-        <w:t>&gt; root element</w:t>
+        <w:t>The &lt;modbuscontrol&gt; root element</w:t>
       </w:r>
       <w:bookmarkEnd w:id="45"/>
     </w:p>
@@ -15945,15 +15613,7 @@
         <w:t xml:space="preserve">An XML file requires a single </w:t>
       </w:r>
       <w:r>
-        <w:t>&lt;</w:t>
-      </w:r>
-      <w:proofErr w:type="spellStart"/>
-      <w:r>
-        <w:t>modbuscontrol</w:t>
-      </w:r>
-      <w:proofErr w:type="spellEnd"/>
-      <w:r>
-        <w:t xml:space="preserve">&gt; </w:t>
+        <w:t xml:space="preserve">&lt;modbuscontrol&gt; </w:t>
       </w:r>
       <w:r>
         <w:t>root element that contains all the other elements. It supports the following elements:</w:t>
@@ -16069,21 +15729,7 @@
                 <w:lang w:val="en-GB"/>
               </w:rPr>
               <w:lastRenderedPageBreak/>
-              <w:t>&lt;</w:t>
-            </w:r>
-            <w:proofErr w:type="spellStart"/>
-            <w:r>
-              <w:rPr>
-                <w:lang w:val="en-GB"/>
-              </w:rPr>
-              <w:t>modbustcpserver</w:t>
-            </w:r>
-            <w:proofErr w:type="spellEnd"/>
-            <w:r>
-              <w:rPr>
-                <w:lang w:val="en-GB"/>
-              </w:rPr>
-              <w:t>&gt;</w:t>
+              <w:t>&lt;modbustcpserver&gt;</w:t>
             </w:r>
           </w:p>
         </w:tc>
@@ -16122,21 +15768,7 @@
               <w:rPr>
                 <w:lang w:val="en-GB"/>
               </w:rPr>
-              <w:t>&lt;</w:t>
-            </w:r>
-            <w:proofErr w:type="spellStart"/>
-            <w:r>
-              <w:rPr>
-                <w:lang w:val="en-GB"/>
-              </w:rPr>
-              <w:t>autostart</w:t>
-            </w:r>
-            <w:proofErr w:type="spellEnd"/>
-            <w:r>
-              <w:rPr>
-                <w:lang w:val="en-GB"/>
-              </w:rPr>
-              <w:t>&gt;</w:t>
+              <w:t>&lt;autostart&gt;</w:t>
             </w:r>
           </w:p>
         </w:tc>
@@ -16747,15 +16379,7 @@
               </w:rPr>
             </w:pPr>
             <w:r>
-              <w:t>Value “serial/</w:t>
-            </w:r>
-            <w:proofErr w:type="spellStart"/>
-            <w:r>
-              <w:t>rtu</w:t>
-            </w:r>
-            <w:proofErr w:type="spellEnd"/>
-            <w:r>
-              <w:t>” for serial port with RTU protocol.</w:t>
+              <w:t>Value “serial/rtu” for serial port with RTU protocol.</w:t>
             </w:r>
           </w:p>
           <w:p>
@@ -16766,15 +16390,7 @@
               </w:rPr>
             </w:pPr>
             <w:r>
-              <w:t>Value “modbus/</w:t>
-            </w:r>
-            <w:proofErr w:type="spellStart"/>
-            <w:r>
-              <w:t>tcp</w:t>
-            </w:r>
-            <w:proofErr w:type="spellEnd"/>
-            <w:r>
-              <w:t>” for TCP connection with Modbus/TCP protocol.</w:t>
+              <w:t>Value “modbus/tcp” for TCP connection with Modbus/TCP protocol.</w:t>
             </w:r>
           </w:p>
           <w:p>
@@ -16785,23 +16401,7 @@
               </w:rPr>
             </w:pPr>
             <w:r>
-              <w:t>Value “</w:t>
-            </w:r>
-            <w:proofErr w:type="spellStart"/>
-            <w:r>
-              <w:t>rtu</w:t>
-            </w:r>
-            <w:proofErr w:type="spellEnd"/>
-            <w:r>
-              <w:t>/</w:t>
-            </w:r>
-            <w:proofErr w:type="spellStart"/>
-            <w:r>
-              <w:t>tcp</w:t>
-            </w:r>
-            <w:proofErr w:type="spellEnd"/>
-            <w:r>
-              <w:t>” for TCP connection with RTU protocol.</w:t>
+              <w:t>Value “rtu/tcp” for TCP connection with RTU protocol.</w:t>
             </w:r>
           </w:p>
         </w:tc>
@@ -17188,21 +16788,7 @@
               <w:rPr>
                 <w:lang w:val="en-GB"/>
               </w:rPr>
-              <w:t>&lt;</w:t>
-            </w:r>
-            <w:proofErr w:type="spellStart"/>
-            <w:r>
-              <w:rPr>
-                <w:lang w:val="en-GB"/>
-              </w:rPr>
-              <w:t>maximumframesize</w:t>
-            </w:r>
-            <w:proofErr w:type="spellEnd"/>
-            <w:r>
-              <w:rPr>
-                <w:lang w:val="en-GB"/>
-              </w:rPr>
-              <w:t>&gt;</w:t>
+              <w:t>&lt;maximumframesize&gt;</w:t>
             </w:r>
           </w:p>
         </w:tc>
@@ -17307,21 +16893,7 @@
               <w:rPr>
                 <w:lang w:val="en-GB"/>
               </w:rPr>
-              <w:t>&lt;</w:t>
-            </w:r>
-            <w:proofErr w:type="spellStart"/>
-            <w:r>
-              <w:rPr>
-                <w:lang w:val="en-GB"/>
-              </w:rPr>
-              <w:t>writeholdingregisterfc</w:t>
-            </w:r>
-            <w:proofErr w:type="spellEnd"/>
-            <w:r>
-              <w:rPr>
-                <w:lang w:val="en-GB"/>
-              </w:rPr>
-              <w:t>&gt;</w:t>
+              <w:t>&lt;writeholdingregisterfc&gt;</w:t>
             </w:r>
           </w:p>
         </w:tc>
@@ -17625,21 +17197,7 @@
               <w:rPr>
                 <w:lang w:val="en-GB"/>
               </w:rPr>
-              <w:t>&lt;</w:t>
-            </w:r>
-            <w:proofErr w:type="spellStart"/>
-            <w:r>
-              <w:rPr>
-                <w:lang w:val="en-GB"/>
-              </w:rPr>
-              <w:t>holdingregisterstart</w:t>
-            </w:r>
-            <w:proofErr w:type="spellEnd"/>
-            <w:r>
-              <w:rPr>
-                <w:lang w:val="en-GB"/>
-              </w:rPr>
-              <w:t>&gt;</w:t>
+              <w:t>&lt;holdingregisterstart&gt;</w:t>
             </w:r>
           </w:p>
         </w:tc>
@@ -17824,17 +17382,73 @@
           <w:rStyle w:val="XMLContent"/>
           <w:lang w:val="en-GB"/>
         </w:rPr>
-        <w:t>serial/</w:t>
-      </w:r>
-      <w:proofErr w:type="spellStart"/>
+        <w:t>serial/rtu</w:t>
+      </w:r>
+      <w:r>
+        <w:rPr>
+          <w:rStyle w:val="XMLBracket"/>
+          <w:lang w:val="en-GB"/>
+        </w:rPr>
+        <w:t>&lt;/</w:t>
+      </w:r>
+      <w:r>
+        <w:rPr>
+          <w:rStyle w:val="XMLElement"/>
+          <w:lang w:val="en-GB"/>
+        </w:rPr>
+        <w:t>connection</w:t>
+      </w:r>
+      <w:r>
+        <w:rPr>
+          <w:rStyle w:val="XMLBracket"/>
+          <w:lang w:val="en-GB"/>
+        </w:rPr>
+        <w:t>&gt;</w:t>
+      </w:r>
+    </w:p>
+    <w:p>
+      <w:pPr>
+        <w:pStyle w:val="XMLvoorbeeld"/>
+        <w:rPr>
+          <w:lang w:val="en-GB"/>
+        </w:rPr>
+      </w:pPr>
+      <w:r>
+        <w:rPr>
+          <w:rStyle w:val="XMLBracket"/>
+          <w:rFonts w:eastAsia="Courier New"/>
+          <w:lang w:val="en-GB"/>
+        </w:rPr>
+        <w:t xml:space="preserve">  </w:t>
+      </w:r>
+      <w:r>
+        <w:rPr>
+          <w:rStyle w:val="XMLBracket"/>
+          <w:lang w:val="en-GB"/>
+        </w:rPr>
+        <w:t>&lt;</w:t>
+      </w:r>
+      <w:r>
+        <w:rPr>
+          <w:rStyle w:val="XMLElement"/>
+          <w:lang w:val="en-GB"/>
+        </w:rPr>
+        <w:t>port</w:t>
+      </w:r>
+      <w:r>
+        <w:rPr>
+          <w:rStyle w:val="XMLBracket"/>
+          <w:lang w:val="en-GB"/>
+        </w:rPr>
+        <w:t>&gt;</w:t>
+      </w:r>
       <w:r>
         <w:rPr>
           <w:rStyle w:val="XMLContent"/>
           <w:lang w:val="en-GB"/>
         </w:rPr>
-        <w:t>rtu</w:t>
-      </w:r>
-      <w:proofErr w:type="spellEnd"/>
+        <w:t>COM1</w:t>
+      </w:r>
       <w:r>
         <w:rPr>
           <w:rStyle w:val="XMLBracket"/>
@@ -17847,7 +17461,7 @@
           <w:rStyle w:val="XMLElement"/>
           <w:lang w:val="en-GB"/>
         </w:rPr>
-        <w:t>connection</w:t>
+        <w:t>port</w:t>
       </w:r>
       <w:r>
         <w:rPr>
@@ -17884,7 +17498,7 @@
           <w:rStyle w:val="XMLElement"/>
           <w:lang w:val="en-GB"/>
         </w:rPr>
-        <w:t>port</w:t>
+        <w:t>baudrate</w:t>
       </w:r>
       <w:r>
         <w:rPr>
@@ -17898,7 +17512,7 @@
           <w:rStyle w:val="XMLContent"/>
           <w:lang w:val="en-GB"/>
         </w:rPr>
-        <w:t>COM1</w:t>
+        <w:t>19200</w:t>
       </w:r>
       <w:r>
         <w:rPr>
@@ -17912,7 +17526,7 @@
           <w:rStyle w:val="XMLElement"/>
           <w:lang w:val="en-GB"/>
         </w:rPr>
-        <w:t>port</w:t>
+        <w:t>baudrate</w:t>
       </w:r>
       <w:r>
         <w:rPr>
@@ -17949,7 +17563,7 @@
           <w:rStyle w:val="XMLElement"/>
           <w:lang w:val="en-GB"/>
         </w:rPr>
-        <w:t>baudrate</w:t>
+        <w:t>parity</w:t>
       </w:r>
       <w:r>
         <w:rPr>
@@ -17963,7 +17577,7 @@
           <w:rStyle w:val="XMLContent"/>
           <w:lang w:val="en-GB"/>
         </w:rPr>
-        <w:t>19200</w:t>
+        <w:t>none</w:t>
       </w:r>
       <w:r>
         <w:rPr>
@@ -17977,7 +17591,7 @@
           <w:rStyle w:val="XMLElement"/>
           <w:lang w:val="en-GB"/>
         </w:rPr>
-        <w:t>baudrate</w:t>
+        <w:t>parity</w:t>
       </w:r>
       <w:r>
         <w:rPr>
@@ -18014,7 +17628,7 @@
           <w:rStyle w:val="XMLElement"/>
           <w:lang w:val="en-GB"/>
         </w:rPr>
-        <w:t>parity</w:t>
+        <w:t>endofmessagetimeout</w:t>
       </w:r>
       <w:r>
         <w:rPr>
@@ -18028,7 +17642,7 @@
           <w:rStyle w:val="XMLContent"/>
           <w:lang w:val="en-GB"/>
         </w:rPr>
-        <w:t>none</w:t>
+        <w:t>100</w:t>
       </w:r>
       <w:r>
         <w:rPr>
@@ -18042,7 +17656,7 @@
           <w:rStyle w:val="XMLElement"/>
           <w:lang w:val="en-GB"/>
         </w:rPr>
-        <w:t>parity</w:t>
+        <w:t>endofmessagetimeout</w:t>
       </w:r>
       <w:r>
         <w:rPr>
@@ -18079,7 +17693,7 @@
           <w:rStyle w:val="XMLElement"/>
           <w:lang w:val="en-GB"/>
         </w:rPr>
-        <w:t>endofmessagetimeout</w:t>
+        <w:t>slaveid</w:t>
       </w:r>
       <w:r>
         <w:rPr>
@@ -18093,7 +17707,7 @@
           <w:rStyle w:val="XMLContent"/>
           <w:lang w:val="en-GB"/>
         </w:rPr>
-        <w:t>100</w:t>
+        <w:t>1</w:t>
       </w:r>
       <w:r>
         <w:rPr>
@@ -18107,7 +17721,7 @@
           <w:rStyle w:val="XMLElement"/>
           <w:lang w:val="en-GB"/>
         </w:rPr>
-        <w:t>endofmessagetimeout</w:t>
+        <w:t>slaveid</w:t>
       </w:r>
       <w:r>
         <w:rPr>
@@ -18144,7 +17758,7 @@
           <w:rStyle w:val="XMLElement"/>
           <w:lang w:val="en-GB"/>
         </w:rPr>
-        <w:t>slaveid</w:t>
+        <w:t>responsetimeout</w:t>
       </w:r>
       <w:r>
         <w:rPr>
@@ -18158,7 +17772,7 @@
           <w:rStyle w:val="XMLContent"/>
           <w:lang w:val="en-GB"/>
         </w:rPr>
-        <w:t>1</w:t>
+        <w:t>1000</w:t>
       </w:r>
       <w:r>
         <w:rPr>
@@ -18172,7 +17786,7 @@
           <w:rStyle w:val="XMLElement"/>
           <w:lang w:val="en-GB"/>
         </w:rPr>
-        <w:t>slaveid</w:t>
+        <w:t>responsetimeout</w:t>
       </w:r>
       <w:r>
         <w:rPr>
@@ -18209,7 +17823,7 @@
           <w:rStyle w:val="XMLElement"/>
           <w:lang w:val="en-GB"/>
         </w:rPr>
-        <w:t>responsetimeout</w:t>
+        <w:t>maximumframesize</w:t>
       </w:r>
       <w:r>
         <w:rPr>
@@ -18223,7 +17837,7 @@
           <w:rStyle w:val="XMLContent"/>
           <w:lang w:val="en-GB"/>
         </w:rPr>
-        <w:t>1000</w:t>
+        <w:t>256</w:t>
       </w:r>
       <w:r>
         <w:rPr>
@@ -18237,7 +17851,7 @@
           <w:rStyle w:val="XMLElement"/>
           <w:lang w:val="en-GB"/>
         </w:rPr>
-        <w:t>responsetimeout</w:t>
+        <w:t>maximumframesize</w:t>
       </w:r>
       <w:r>
         <w:rPr>
@@ -18269,15 +17883,13 @@
         </w:rPr>
         <w:t>&lt;</w:t>
       </w:r>
-      <w:proofErr w:type="spellStart"/>
       <w:r>
         <w:rPr>
           <w:rStyle w:val="XMLElement"/>
           <w:lang w:val="en-GB"/>
         </w:rPr>
-        <w:t>maximumframesize</w:t>
-      </w:r>
-      <w:proofErr w:type="spellEnd"/>
+        <w:t>writeholdingregisterfc</w:t>
+      </w:r>
       <w:r>
         <w:rPr>
           <w:rStyle w:val="XMLBracket"/>
@@ -18290,7 +17902,7 @@
           <w:rStyle w:val="XMLContent"/>
           <w:lang w:val="en-GB"/>
         </w:rPr>
-        <w:t>256</w:t>
+        <w:t>16</w:t>
       </w:r>
       <w:r>
         <w:rPr>
@@ -18299,84 +17911,13 @@
         </w:rPr>
         <w:t>&lt;/</w:t>
       </w:r>
-      <w:proofErr w:type="spellStart"/>
       <w:r>
         <w:rPr>
           <w:rStyle w:val="XMLElement"/>
           <w:lang w:val="en-GB"/>
         </w:rPr>
-        <w:t>maximumframesize</w:t>
-      </w:r>
-      <w:proofErr w:type="spellEnd"/>
-      <w:r>
-        <w:rPr>
-          <w:rStyle w:val="XMLBracket"/>
-          <w:lang w:val="en-GB"/>
-        </w:rPr>
-        <w:t>&gt;</w:t>
-      </w:r>
-    </w:p>
-    <w:p>
-      <w:pPr>
-        <w:pStyle w:val="XMLvoorbeeld"/>
-        <w:rPr>
-          <w:lang w:val="en-GB"/>
-        </w:rPr>
-      </w:pPr>
-      <w:r>
-        <w:rPr>
-          <w:rStyle w:val="XMLBracket"/>
-          <w:rFonts w:eastAsia="Courier New"/>
-          <w:lang w:val="en-GB"/>
-        </w:rPr>
-        <w:t xml:space="preserve">  </w:t>
-      </w:r>
-      <w:r>
-        <w:rPr>
-          <w:rStyle w:val="XMLBracket"/>
-          <w:lang w:val="en-GB"/>
-        </w:rPr>
-        <w:t>&lt;</w:t>
-      </w:r>
-      <w:proofErr w:type="spellStart"/>
-      <w:r>
-        <w:rPr>
-          <w:rStyle w:val="XMLElement"/>
-          <w:lang w:val="en-GB"/>
-        </w:rPr>
         <w:t>writeholdingregisterfc</w:t>
       </w:r>
-      <w:proofErr w:type="spellEnd"/>
-      <w:r>
-        <w:rPr>
-          <w:rStyle w:val="XMLBracket"/>
-          <w:lang w:val="en-GB"/>
-        </w:rPr>
-        <w:t>&gt;</w:t>
-      </w:r>
-      <w:r>
-        <w:rPr>
-          <w:rStyle w:val="XMLContent"/>
-          <w:lang w:val="en-GB"/>
-        </w:rPr>
-        <w:t>16</w:t>
-      </w:r>
-      <w:r>
-        <w:rPr>
-          <w:rStyle w:val="XMLBracket"/>
-          <w:lang w:val="en-GB"/>
-        </w:rPr>
-        <w:t>&lt;/</w:t>
-      </w:r>
-      <w:proofErr w:type="spellStart"/>
-      <w:r>
-        <w:rPr>
-          <w:rStyle w:val="XMLElement"/>
-          <w:lang w:val="en-GB"/>
-        </w:rPr>
-        <w:t>writeholdingregisterfc</w:t>
-      </w:r>
-      <w:proofErr w:type="spellEnd"/>
       <w:r>
         <w:rPr>
           <w:rStyle w:val="XMLBracket"/>
@@ -18770,21 +18311,7 @@
               <w:rPr>
                 <w:lang w:val="en-GB"/>
               </w:rPr>
-              <w:t>&lt;</w:t>
-            </w:r>
-            <w:proofErr w:type="spellStart"/>
-            <w:r>
-              <w:rPr>
-                <w:lang w:val="en-GB"/>
-              </w:rPr>
-              <w:t>exportorder</w:t>
-            </w:r>
-            <w:proofErr w:type="spellEnd"/>
-            <w:r>
-              <w:rPr>
-                <w:lang w:val="en-GB"/>
-              </w:rPr>
-              <w:t>&gt;</w:t>
+              <w:t>&lt;exportorder&gt;</w:t>
             </w:r>
           </w:p>
         </w:tc>
@@ -18834,25 +18361,21 @@
             <w:r>
               <w:t xml:space="preserve">. The tab pages are exported in order of ascending </w:t>
             </w:r>
-            <w:proofErr w:type="spellStart"/>
             <w:r>
               <w:rPr>
                 <w:rFonts w:ascii="Courier New" w:hAnsi="Courier New" w:cs="Courier New"/>
               </w:rPr>
               <w:t>exportorder</w:t>
             </w:r>
-            <w:proofErr w:type="spellEnd"/>
             <w:r>
               <w:t xml:space="preserve"> number. Tab pages that do not have an </w:t>
             </w:r>
-            <w:proofErr w:type="spellStart"/>
             <w:r>
               <w:rPr>
                 <w:rFonts w:ascii="Courier New" w:hAnsi="Courier New" w:cs="Courier New"/>
               </w:rPr>
               <w:t>exportorder</w:t>
             </w:r>
-            <w:proofErr w:type="spellEnd"/>
             <w:r>
               <w:t xml:space="preserve"> number are exported lastly, and in order of appearance in the mbc file.</w:t>
             </w:r>
@@ -18877,21 +18400,7 @@
               <w:rPr>
                 <w:lang w:val="en-GB"/>
               </w:rPr>
-              <w:t>&lt;</w:t>
-            </w:r>
-            <w:proofErr w:type="spellStart"/>
-            <w:r>
-              <w:rPr>
-                <w:lang w:val="en-GB"/>
-              </w:rPr>
-              <w:t>fcol</w:t>
-            </w:r>
-            <w:proofErr w:type="spellEnd"/>
-            <w:r>
-              <w:rPr>
-                <w:lang w:val="en-GB"/>
-              </w:rPr>
-              <w:t>&gt;</w:t>
+              <w:t>&lt;fcol&gt;</w:t>
             </w:r>
           </w:p>
         </w:tc>
@@ -18908,15 +18417,7 @@
               </w:rPr>
             </w:pPr>
             <w:r>
-              <w:t xml:space="preserve">Sets the default font (text) </w:t>
-            </w:r>
-            <w:proofErr w:type="spellStart"/>
-            <w:r>
-              <w:t>color</w:t>
-            </w:r>
-            <w:proofErr w:type="spellEnd"/>
-            <w:r>
-              <w:t xml:space="preserve"> for all &lt;var&gt; on this tab page.</w:t>
+              <w:t>Sets the default font (text) color for all &lt;var&gt; on this tab page.</w:t>
             </w:r>
           </w:p>
           <w:p>
@@ -18970,23 +18471,7 @@
               <w:fldChar w:fldCharType="separate"/>
             </w:r>
             <w:r>
-              <w:t>The &lt;</w:t>
-            </w:r>
-            <w:proofErr w:type="spellStart"/>
-            <w:r>
-              <w:t>fcol</w:t>
-            </w:r>
-            <w:proofErr w:type="spellEnd"/>
-            <w:r>
-              <w:t>&gt; and &lt;</w:t>
-            </w:r>
-            <w:proofErr w:type="spellStart"/>
-            <w:r>
-              <w:t>bcol</w:t>
-            </w:r>
-            <w:proofErr w:type="spellEnd"/>
-            <w:r>
-              <w:t>&gt; elements</w:t>
+              <w:t>The &lt;fcol&gt; and &lt;bcol&gt; elements</w:t>
             </w:r>
             <w:r>
               <w:rPr>
@@ -19026,21 +18511,7 @@
               <w:rPr>
                 <w:lang w:val="en-GB"/>
               </w:rPr>
-              <w:t>&lt;</w:t>
-            </w:r>
-            <w:proofErr w:type="spellStart"/>
-            <w:r>
-              <w:rPr>
-                <w:lang w:val="en-GB"/>
-              </w:rPr>
-              <w:t>bcol</w:t>
-            </w:r>
-            <w:proofErr w:type="spellEnd"/>
-            <w:r>
-              <w:rPr>
-                <w:lang w:val="en-GB"/>
-              </w:rPr>
-              <w:t xml:space="preserve">&gt; </w:t>
+              <w:t xml:space="preserve">&lt;bcol&gt; </w:t>
             </w:r>
           </w:p>
         </w:tc>
@@ -19057,15 +18528,7 @@
               </w:rPr>
             </w:pPr>
             <w:r>
-              <w:t xml:space="preserve">Sets the default background </w:t>
-            </w:r>
-            <w:proofErr w:type="spellStart"/>
-            <w:r>
-              <w:t>color</w:t>
-            </w:r>
-            <w:proofErr w:type="spellEnd"/>
-            <w:r>
-              <w:t xml:space="preserve"> for all &lt;var&gt; on this tab page. See [</w:t>
+              <w:t>Sets the default background color for all &lt;var&gt; on this tab page. See [</w:t>
             </w:r>
             <w:r>
               <w:rPr>
@@ -19108,23 +18571,7 @@
               <w:fldChar w:fldCharType="separate"/>
             </w:r>
             <w:r>
-              <w:t>The &lt;</w:t>
-            </w:r>
-            <w:proofErr w:type="spellStart"/>
-            <w:r>
-              <w:t>fcol</w:t>
-            </w:r>
-            <w:proofErr w:type="spellEnd"/>
-            <w:r>
-              <w:t>&gt; and &lt;</w:t>
-            </w:r>
-            <w:proofErr w:type="spellStart"/>
-            <w:r>
-              <w:t>bcol</w:t>
-            </w:r>
-            <w:proofErr w:type="spellEnd"/>
-            <w:r>
-              <w:t>&gt; elements</w:t>
+              <w:t>The &lt;fcol&gt; and &lt;bcol&gt; elements</w:t>
             </w:r>
             <w:r>
               <w:rPr>
@@ -19164,21 +18611,7 @@
               <w:rPr>
                 <w:lang w:val="en-GB"/>
               </w:rPr>
-              <w:t>&lt;</w:t>
-            </w:r>
-            <w:proofErr w:type="spellStart"/>
-            <w:r>
-              <w:rPr>
-                <w:lang w:val="en-GB"/>
-              </w:rPr>
-              <w:t>expandfields</w:t>
-            </w:r>
-            <w:proofErr w:type="spellEnd"/>
-            <w:r>
-              <w:rPr>
-                <w:lang w:val="en-GB"/>
-              </w:rPr>
-              <w:t>&gt;</w:t>
+              <w:t>&lt;expandfields&gt;</w:t>
             </w:r>
           </w:p>
         </w:tc>
@@ -19523,7 +18956,6 @@
         </w:rPr>
         <w:t>&lt;</w:t>
       </w:r>
-      <w:proofErr w:type="spellStart"/>
       <w:r>
         <w:rPr>
           <w:rStyle w:val="XMLElement"/>
@@ -19531,7 +18963,6 @@
         </w:rPr>
         <w:t>rw</w:t>
       </w:r>
-      <w:proofErr w:type="spellEnd"/>
       <w:r>
         <w:rPr>
           <w:rStyle w:val="XMLBracket"/>
@@ -19553,7 +18984,6 @@
         </w:rPr>
         <w:t>&lt;/</w:t>
       </w:r>
-      <w:proofErr w:type="spellStart"/>
       <w:r>
         <w:rPr>
           <w:rStyle w:val="XMLElement"/>
@@ -19561,7 +18991,6 @@
         </w:rPr>
         <w:t>rw</w:t>
       </w:r>
-      <w:proofErr w:type="spellEnd"/>
       <w:r>
         <w:rPr>
           <w:rStyle w:val="XMLBracket"/>
@@ -19753,7 +19182,6 @@
         </w:rPr>
         <w:t>&lt;</w:t>
       </w:r>
-      <w:proofErr w:type="spellStart"/>
       <w:r>
         <w:rPr>
           <w:rStyle w:val="XMLElement"/>
@@ -19761,7 +19189,6 @@
         </w:rPr>
         <w:t>rw</w:t>
       </w:r>
-      <w:proofErr w:type="spellEnd"/>
       <w:r>
         <w:rPr>
           <w:rStyle w:val="XMLBracket"/>
@@ -19783,7 +19210,6 @@
         </w:rPr>
         <w:t>&lt;/</w:t>
       </w:r>
-      <w:proofErr w:type="spellStart"/>
       <w:r>
         <w:rPr>
           <w:rStyle w:val="XMLElement"/>
@@ -19791,7 +19217,6 @@
         </w:rPr>
         <w:t>rw</w:t>
       </w:r>
-      <w:proofErr w:type="spellEnd"/>
       <w:r>
         <w:rPr>
           <w:rStyle w:val="XMLBracket"/>
@@ -20065,14 +19490,12 @@
               </w:rPr>
               <w:t>&lt;</w:t>
             </w:r>
-            <w:proofErr w:type="spellStart"/>
             <w:r>
               <w:rPr>
                 <w:rFonts w:hint="eastAsia"/>
               </w:rPr>
               <w:t>required</w:t>
             </w:r>
-            <w:proofErr w:type="spellEnd"/>
             <w:r>
               <w:rPr>
                 <w:lang w:val="en-GB"/>
@@ -20167,23 +19590,7 @@
           <w:rStyle w:val="XMLElement"/>
           <w:rFonts w:hint="eastAsia"/>
         </w:rPr>
-        <w:t>&lt;</w:t>
-      </w:r>
-      <w:proofErr w:type="spellStart"/>
-      <w:r>
-        <w:rPr>
-          <w:rStyle w:val="XMLElement"/>
-          <w:rFonts w:hint="eastAsia"/>
-        </w:rPr>
-        <w:t>include</w:t>
-      </w:r>
-      <w:proofErr w:type="spellEnd"/>
-      <w:r>
-        <w:rPr>
-          <w:rStyle w:val="XMLElement"/>
-          <w:rFonts w:hint="eastAsia"/>
-        </w:rPr>
-        <w:t>&gt;</w:t>
+        <w:t>&lt;include&gt;</w:t>
       </w:r>
     </w:p>
     <w:p>
@@ -20204,7 +19611,6 @@
         </w:rPr>
         <w:t>file&gt;</w:t>
       </w:r>
-      <w:proofErr w:type="spellStart"/>
       <w:r>
         <w:t>Configuration</w:t>
       </w:r>
@@ -20214,7 +19620,6 @@
         </w:rPr>
         <w:t>.mbc</w:t>
       </w:r>
-      <w:proofErr w:type="spellEnd"/>
       <w:r>
         <w:rPr>
           <w:rStyle w:val="XMLElement"/>
@@ -20241,122 +19646,58 @@
           <w:rStyle w:val="XMLElement"/>
           <w:rFonts w:hint="eastAsia"/>
         </w:rPr>
-        <w:t>&lt;</w:t>
-      </w:r>
-      <w:proofErr w:type="spellStart"/>
+        <w:t>&lt;required&gt;</w:t>
+      </w:r>
+      <w:r>
+        <w:rPr>
+          <w:rStyle w:val="XMLContent"/>
+          <w:rFonts w:hint="eastAsia"/>
+          <w:lang w:val="en-GB"/>
+        </w:rPr>
+        <w:t>false</w:t>
+      </w:r>
       <w:r>
         <w:rPr>
           <w:rStyle w:val="XMLElement"/>
           <w:rFonts w:hint="eastAsia"/>
         </w:rPr>
-        <w:t>required</w:t>
-      </w:r>
-      <w:proofErr w:type="spellEnd"/>
-      <w:r>
+        <w:t>&lt;/required&gt;</w:t>
+      </w:r>
+    </w:p>
+    <w:p>
+      <w:pPr>
+        <w:pStyle w:val="XMLvoorbeeld"/>
         <w:rPr>
           <w:rStyle w:val="XMLElement"/>
-          <w:rFonts w:hint="eastAsia"/>
-        </w:rPr>
-        <w:t>&gt;</w:t>
-      </w:r>
-      <w:r>
-        <w:rPr>
-          <w:rStyle w:val="XMLContent"/>
-          <w:rFonts w:hint="eastAsia"/>
-          <w:lang w:val="en-GB"/>
-        </w:rPr>
-        <w:t>false</w:t>
-      </w:r>
+        </w:rPr>
+      </w:pPr>
       <w:r>
         <w:rPr>
           <w:rStyle w:val="XMLElement"/>
           <w:rFonts w:hint="eastAsia"/>
         </w:rPr>
-        <w:t>&lt;/</w:t>
-      </w:r>
-      <w:proofErr w:type="spellStart"/>
+        <w:t>&lt;/include&gt;</w:t>
+      </w:r>
       <w:r>
         <w:rPr>
           <w:rStyle w:val="XMLElement"/>
-          <w:rFonts w:hint="eastAsia"/>
-        </w:rPr>
-        <w:t>required</w:t>
-      </w:r>
-      <w:proofErr w:type="spellEnd"/>
-      <w:r>
+        </w:rPr>
+        <w:br/>
+      </w:r>
+    </w:p>
+    <w:p>
+      <w:pPr>
+        <w:pStyle w:val="XMLvoorbeeld"/>
         <w:rPr>
           <w:rStyle w:val="XMLElement"/>
-          <w:rFonts w:hint="eastAsia"/>
-        </w:rPr>
-        <w:t>&gt;</w:t>
-      </w:r>
-    </w:p>
-    <w:p>
-      <w:pPr>
-        <w:pStyle w:val="XMLvoorbeeld"/>
+        </w:rPr>
+      </w:pPr>
+      <w:r>
         <w:rPr>
           <w:rStyle w:val="XMLElement"/>
-        </w:rPr>
-      </w:pPr>
-      <w:r>
-        <w:rPr>
-          <w:rStyle w:val="XMLElement"/>
-          <w:rFonts w:hint="eastAsia"/>
-        </w:rPr>
-        <w:t>&lt;/</w:t>
-      </w:r>
-      <w:proofErr w:type="spellStart"/>
-      <w:r>
-        <w:rPr>
-          <w:rStyle w:val="XMLElement"/>
-          <w:rFonts w:hint="eastAsia"/>
-        </w:rPr>
-        <w:t>include</w:t>
-      </w:r>
-      <w:proofErr w:type="spellEnd"/>
-      <w:r>
-        <w:rPr>
-          <w:rStyle w:val="XMLElement"/>
-          <w:rFonts w:hint="eastAsia"/>
-        </w:rPr>
-        <w:t>&gt;</w:t>
-      </w:r>
-      <w:r>
-        <w:rPr>
-          <w:rStyle w:val="XMLElement"/>
-        </w:rPr>
-        <w:br/>
-      </w:r>
-    </w:p>
-    <w:p>
-      <w:pPr>
-        <w:pStyle w:val="XMLvoorbeeld"/>
-        <w:rPr>
-          <w:rStyle w:val="XMLElement"/>
-        </w:rPr>
-      </w:pPr>
-      <w:r>
-        <w:rPr>
-          <w:rStyle w:val="XMLElement"/>
-          <w:rFonts w:hint="eastAsia"/>
-        </w:rPr>
-        <w:t>&lt;</w:t>
-      </w:r>
-      <w:proofErr w:type="spellStart"/>
-      <w:r>
-        <w:rPr>
-          <w:rStyle w:val="XMLElement"/>
-          <w:rFonts w:hint="eastAsia"/>
-        </w:rPr>
-        <w:t>includex</w:t>
-      </w:r>
-      <w:proofErr w:type="spellEnd"/>
-      <w:r>
-        <w:rPr>
-          <w:rStyle w:val="XMLElement"/>
-          <w:rFonts w:hint="eastAsia"/>
-        </w:rPr>
-        <w:t>&gt;</w:t>
+          <w:rFonts w:hint="eastAsia"/>
+        </w:rPr>
+        <w:t>&lt;includex&gt;</w:t>
       </w:r>
     </w:p>
     <w:p>
@@ -20405,7 +19746,6 @@
         </w:rPr>
         <w:t>\</w:t>
       </w:r>
-      <w:proofErr w:type="spellStart"/>
       <w:r>
         <w:rPr>
           <w:rStyle w:val="XMLContent"/>
@@ -20421,7 +19761,6 @@
         </w:rPr>
         <w:t>.mbc</w:t>
       </w:r>
-      <w:proofErr w:type="spellEnd"/>
       <w:r>
         <w:rPr>
           <w:rStyle w:val="XMLElement"/>
@@ -20443,23 +19782,7 @@
           <w:rStyle w:val="XMLElement"/>
           <w:rFonts w:hint="eastAsia"/>
         </w:rPr>
-        <w:t>&lt;/</w:t>
-      </w:r>
-      <w:proofErr w:type="spellStart"/>
-      <w:r>
-        <w:rPr>
-          <w:rStyle w:val="XMLElement"/>
-          <w:rFonts w:hint="eastAsia"/>
-        </w:rPr>
-        <w:t>include</w:t>
-      </w:r>
-      <w:proofErr w:type="spellEnd"/>
-      <w:r>
-        <w:rPr>
-          <w:rStyle w:val="XMLElement"/>
-          <w:rFonts w:hint="eastAsia"/>
-        </w:rPr>
-        <w:t>&gt;</w:t>
+        <w:t>&lt;/include&gt;</w:t>
       </w:r>
     </w:p>
     <w:p>
@@ -20543,15 +19866,7 @@
               </w:rPr>
             </w:pPr>
             <w:r>
-              <w:t>The modbus register number. Numbering depends on the &lt;</w:t>
-            </w:r>
-            <w:proofErr w:type="spellStart"/>
-            <w:r>
-              <w:t>holdingregisterstart</w:t>
-            </w:r>
-            <w:proofErr w:type="spellEnd"/>
-            <w:r>
-              <w:t>&gt; element. Holding registers numbering usually starts at 40001.</w:t>
+              <w:t>The modbus register number. Numbering depends on the &lt;holdingregisterstart&gt; element. Holding registers numbering usually starts at 40001.</w:t>
             </w:r>
           </w:p>
         </w:tc>
@@ -20673,22 +19988,14 @@
               <w:rPr>
                 <w:lang w:val="en-GB"/>
               </w:rPr>
-              <w:t>&lt;</w:t>
-            </w:r>
-            <w:proofErr w:type="spellStart"/>
+              <w:t>&lt;longdesc</w:t>
+            </w:r>
             <w:r>
               <w:rPr>
                 <w:lang w:val="en-GB"/>
               </w:rPr>
-              <w:t>longdesc</w:t>
-            </w:r>
-            <w:r>
-              <w:rPr>
-                <w:lang w:val="en-GB"/>
-              </w:rPr>
               <w:t>r</w:t>
             </w:r>
-            <w:proofErr w:type="spellEnd"/>
             <w:r>
               <w:rPr>
                 <w:lang w:val="en-GB"/>
@@ -20835,21 +20142,7 @@
               <w:rPr>
                 <w:lang w:val="en-GB"/>
               </w:rPr>
-              <w:t>&lt;</w:t>
-            </w:r>
-            <w:proofErr w:type="spellStart"/>
-            <w:r>
-              <w:rPr>
-                <w:lang w:val="en-GB"/>
-              </w:rPr>
-              <w:t>minlen</w:t>
-            </w:r>
-            <w:proofErr w:type="spellEnd"/>
-            <w:r>
-              <w:rPr>
-                <w:lang w:val="en-GB"/>
-              </w:rPr>
-              <w:t>&gt;</w:t>
+              <w:t>&lt;minlen&gt;</w:t>
             </w:r>
           </w:p>
         </w:tc>
@@ -20866,15 +20159,7 @@
               </w:rPr>
             </w:pPr>
             <w:r>
-              <w:t xml:space="preserve">Determines the minimum number of digits shown for the value. It adds leading zeros if needed. It is useful when showing a register value in binary or hexadecimal format to avoid that the value jumps left and right when the upper bits change. Example: 15 (decimal) with hex format and </w:t>
-            </w:r>
-            <w:proofErr w:type="spellStart"/>
-            <w:r>
-              <w:t>minlen</w:t>
-            </w:r>
-            <w:proofErr w:type="spellEnd"/>
-            <w:r>
-              <w:t xml:space="preserve">=4 will be </w:t>
+              <w:t xml:space="preserve">Determines the minimum number of digits shown for the value. It adds leading zeros if needed. It is useful when showing a register value in binary or hexadecimal format to avoid that the value jumps left and right when the upper bits change. Example: 15 (decimal) with hex format and minlen=4 will be </w:t>
             </w:r>
             <w:r>
               <w:lastRenderedPageBreak/>
@@ -20909,21 +20194,7 @@
                 <w:lang w:val="en-GB"/>
               </w:rPr>
               <w:lastRenderedPageBreak/>
-              <w:t>&lt;</w:t>
-            </w:r>
-            <w:proofErr w:type="spellStart"/>
-            <w:r>
-              <w:rPr>
-                <w:lang w:val="en-GB"/>
-              </w:rPr>
-              <w:t>rw</w:t>
-            </w:r>
-            <w:proofErr w:type="spellEnd"/>
-            <w:r>
-              <w:rPr>
-                <w:lang w:val="en-GB"/>
-              </w:rPr>
-              <w:t>&gt;</w:t>
+              <w:t>&lt;rw&gt;</w:t>
             </w:r>
           </w:p>
         </w:tc>
@@ -20940,15 +20211,7 @@
               </w:rPr>
             </w:pPr>
             <w:r>
-              <w:t>Determines if the register if read only, write only or read/write. Can be “r”, “w” or “</w:t>
-            </w:r>
-            <w:proofErr w:type="spellStart"/>
-            <w:r>
-              <w:t>rw</w:t>
-            </w:r>
-            <w:proofErr w:type="spellEnd"/>
-            <w:r>
-              <w:t>”. ModbusControl will only attempt to read registers that have the “r” property, and it will only allow writing of registers that have the “w” property.</w:t>
+              <w:t>Determines if the register if read only, write only or read/write. Can be “r”, “w” or “rw”. ModbusControl will only attempt to read registers that have the “r” property, and it will only allow writing of registers that have the “w” property.</w:t>
             </w:r>
           </w:p>
           <w:p>
@@ -20978,21 +20241,7 @@
               <w:rPr>
                 <w:lang w:val="en-GB"/>
               </w:rPr>
-              <w:t>&lt;</w:t>
-            </w:r>
-            <w:proofErr w:type="spellStart"/>
-            <w:r>
-              <w:rPr>
-                <w:lang w:val="en-GB"/>
-              </w:rPr>
-              <w:t>fcol</w:t>
-            </w:r>
-            <w:proofErr w:type="spellEnd"/>
-            <w:r>
-              <w:rPr>
-                <w:lang w:val="en-GB"/>
-              </w:rPr>
-              <w:t>&gt;</w:t>
+              <w:t>&lt;fcol&gt;</w:t>
             </w:r>
           </w:p>
         </w:tc>
@@ -21009,15 +20258,7 @@
               </w:rPr>
             </w:pPr>
             <w:r>
-              <w:t xml:space="preserve">Sets the font (text) </w:t>
-            </w:r>
-            <w:proofErr w:type="spellStart"/>
-            <w:r>
-              <w:t>color</w:t>
-            </w:r>
-            <w:proofErr w:type="spellEnd"/>
-            <w:r>
-              <w:t xml:space="preserve"> of the register, description and value. </w:t>
+              <w:t xml:space="preserve">Sets the font (text) color of the register, description and value. </w:t>
             </w:r>
           </w:p>
           <w:p>
@@ -21071,23 +20312,7 @@
               <w:fldChar w:fldCharType="separate"/>
             </w:r>
             <w:r>
-              <w:t>The &lt;</w:t>
-            </w:r>
-            <w:proofErr w:type="spellStart"/>
-            <w:r>
-              <w:t>fcol</w:t>
-            </w:r>
-            <w:proofErr w:type="spellEnd"/>
-            <w:r>
-              <w:t>&gt; and &lt;</w:t>
-            </w:r>
-            <w:proofErr w:type="spellStart"/>
-            <w:r>
-              <w:t>bcol</w:t>
-            </w:r>
-            <w:proofErr w:type="spellEnd"/>
-            <w:r>
-              <w:t>&gt; elements</w:t>
+              <w:t>The &lt;fcol&gt; and &lt;bcol&gt; elements</w:t>
             </w:r>
             <w:r>
               <w:rPr>
@@ -21127,21 +20352,7 @@
               <w:rPr>
                 <w:lang w:val="en-GB"/>
               </w:rPr>
-              <w:t>&lt;</w:t>
-            </w:r>
-            <w:proofErr w:type="spellStart"/>
-            <w:r>
-              <w:rPr>
-                <w:lang w:val="en-GB"/>
-              </w:rPr>
-              <w:t>bcol</w:t>
-            </w:r>
-            <w:proofErr w:type="spellEnd"/>
-            <w:r>
-              <w:rPr>
-                <w:lang w:val="en-GB"/>
-              </w:rPr>
-              <w:t xml:space="preserve">&gt; </w:t>
+              <w:t xml:space="preserve">&lt;bcol&gt; </w:t>
             </w:r>
           </w:p>
         </w:tc>
@@ -21158,15 +20369,7 @@
               </w:rPr>
             </w:pPr>
             <w:r>
-              <w:t xml:space="preserve">Sets the background </w:t>
-            </w:r>
-            <w:proofErr w:type="spellStart"/>
-            <w:r>
-              <w:t>color</w:t>
-            </w:r>
-            <w:proofErr w:type="spellEnd"/>
-            <w:r>
-              <w:t xml:space="preserve"> of the register, description and value.</w:t>
+              <w:t>Sets the background color of the register, description and value.</w:t>
             </w:r>
           </w:p>
           <w:p>
@@ -21220,23 +20423,7 @@
               <w:fldChar w:fldCharType="separate"/>
             </w:r>
             <w:r>
-              <w:t>The &lt;</w:t>
-            </w:r>
-            <w:proofErr w:type="spellStart"/>
-            <w:r>
-              <w:t>fcol</w:t>
-            </w:r>
-            <w:proofErr w:type="spellEnd"/>
-            <w:r>
-              <w:t>&gt; and &lt;</w:t>
-            </w:r>
-            <w:proofErr w:type="spellStart"/>
-            <w:r>
-              <w:t>bcol</w:t>
-            </w:r>
-            <w:proofErr w:type="spellEnd"/>
-            <w:r>
-              <w:t>&gt; elements</w:t>
+              <w:t>The &lt;fcol&gt; and &lt;bcol&gt; elements</w:t>
             </w:r>
             <w:r>
               <w:rPr>
@@ -21304,15 +20491,7 @@
               </w:rPr>
             </w:pPr>
             <w:r>
-              <w:t xml:space="preserve">Allowed only for Int and </w:t>
-            </w:r>
-            <w:proofErr w:type="spellStart"/>
-            <w:r>
-              <w:t>UInt</w:t>
-            </w:r>
-            <w:proofErr w:type="spellEnd"/>
-            <w:r>
-              <w:t xml:space="preserve"> types.</w:t>
+              <w:t>Allowed only for Int and UInt types.</w:t>
             </w:r>
           </w:p>
           <w:p>
@@ -21576,21 +20755,7 @@
               <w:rPr>
                 <w:lang w:val="en-GB"/>
               </w:rPr>
-              <w:t>&lt;</w:t>
-            </w:r>
-            <w:proofErr w:type="spellStart"/>
-            <w:r>
-              <w:rPr>
-                <w:lang w:val="en-GB"/>
-              </w:rPr>
-              <w:t>expandfields</w:t>
-            </w:r>
-            <w:proofErr w:type="spellEnd"/>
-            <w:r>
-              <w:rPr>
-                <w:lang w:val="en-GB"/>
-              </w:rPr>
-              <w:t>&gt;</w:t>
+              <w:t>&lt;expandfields&gt;</w:t>
             </w:r>
           </w:p>
         </w:tc>
@@ -21816,7 +20981,6 @@
         </w:rPr>
         <w:t>&lt;</w:t>
       </w:r>
-      <w:proofErr w:type="spellStart"/>
       <w:r>
         <w:rPr>
           <w:rStyle w:val="XMLElement"/>
@@ -21824,7 +20988,6 @@
         </w:rPr>
         <w:t>rw</w:t>
       </w:r>
-      <w:proofErr w:type="spellEnd"/>
       <w:r>
         <w:rPr>
           <w:rStyle w:val="XMLBracket"/>
@@ -21832,7 +20995,6 @@
         </w:rPr>
         <w:t>&gt;</w:t>
       </w:r>
-      <w:proofErr w:type="spellStart"/>
       <w:r>
         <w:rPr>
           <w:rStyle w:val="XMLContent"/>
@@ -21840,7 +21002,6 @@
         </w:rPr>
         <w:t>rw</w:t>
       </w:r>
-      <w:proofErr w:type="spellEnd"/>
       <w:r>
         <w:rPr>
           <w:rStyle w:val="XMLBracket"/>
@@ -21848,7 +21009,6 @@
         </w:rPr>
         <w:t>&lt;/</w:t>
       </w:r>
-      <w:proofErr w:type="spellStart"/>
       <w:r>
         <w:rPr>
           <w:rStyle w:val="XMLElement"/>
@@ -21856,7 +21016,6 @@
         </w:rPr>
         <w:t>rw</w:t>
       </w:r>
-      <w:proofErr w:type="spellEnd"/>
       <w:r>
         <w:rPr>
           <w:rStyle w:val="XMLBracket"/>
@@ -21972,7 +21131,6 @@
         </w:rPr>
         <w:t>&gt;&lt;</w:t>
       </w:r>
-      <w:proofErr w:type="spellStart"/>
       <w:r>
         <w:rPr>
           <w:rStyle w:val="XMLElement"/>
@@ -21981,7 +21139,6 @@
         </w:rPr>
         <w:t>text</w:t>
       </w:r>
-      <w:proofErr w:type="spellEnd"/>
       <w:r>
         <w:rPr>
           <w:rStyle w:val="XMLBracket"/>
@@ -21996,25 +21153,121 @@
           <w:szCs w:val="18"/>
           <w:lang w:val="en-GB" w:eastAsia="zh-CN"/>
         </w:rPr>
-        <w:t xml:space="preserve">Temperature 1 (0,1 </w:t>
-      </w:r>
-      <w:proofErr w:type="spellStart"/>
+        <w:t>Temperature 1 (0,1 deg)</w:t>
+      </w:r>
+      <w:r>
+        <w:rPr>
+          <w:rStyle w:val="XMLBracket"/>
+          <w:szCs w:val="18"/>
+          <w:lang w:eastAsia="zh-CN"/>
+        </w:rPr>
+        <w:t>&lt;/</w:t>
+      </w:r>
+      <w:r>
+        <w:rPr>
+          <w:rStyle w:val="XMLElement"/>
+          <w:szCs w:val="18"/>
+          <w:lang w:eastAsia="zh-CN"/>
+        </w:rPr>
+        <w:t>text</w:t>
+      </w:r>
+      <w:r>
+        <w:rPr>
+          <w:rStyle w:val="XMLBracket"/>
+          <w:szCs w:val="18"/>
+          <w:lang w:eastAsia="zh-CN"/>
+        </w:rPr>
+        <w:t>&gt;&lt;</w:t>
+      </w:r>
+      <w:r>
+        <w:rPr>
+          <w:rStyle w:val="XMLKeyWord"/>
+          <w:szCs w:val="18"/>
+          <w:lang w:eastAsia="zh-CN"/>
+        </w:rPr>
+        <w:t>type</w:t>
+      </w:r>
+      <w:r>
+        <w:rPr>
+          <w:rStyle w:val="XMLBracket"/>
+          <w:szCs w:val="18"/>
+          <w:lang w:eastAsia="zh-CN"/>
+        </w:rPr>
+        <w:t>&gt;</w:t>
+      </w:r>
       <w:r>
         <w:rPr>
           <w:rStyle w:val="XMLContent"/>
           <w:szCs w:val="18"/>
           <w:lang w:val="en-GB" w:eastAsia="zh-CN"/>
         </w:rPr>
-        <w:t>deg</w:t>
-      </w:r>
-      <w:proofErr w:type="spellEnd"/>
+        <w:t>int16</w:t>
+      </w:r>
+      <w:r>
+        <w:rPr>
+          <w:rStyle w:val="XMLBracket"/>
+          <w:szCs w:val="18"/>
+          <w:lang w:eastAsia="zh-CN"/>
+        </w:rPr>
+        <w:t>&lt;/</w:t>
+      </w:r>
+      <w:r>
+        <w:rPr>
+          <w:rStyle w:val="XMLKeyWord"/>
+          <w:szCs w:val="18"/>
+          <w:lang w:eastAsia="zh-CN"/>
+        </w:rPr>
+        <w:t>type</w:t>
+      </w:r>
+      <w:r>
+        <w:rPr>
+          <w:rStyle w:val="XMLBracket"/>
+          <w:szCs w:val="18"/>
+          <w:lang w:eastAsia="zh-CN"/>
+        </w:rPr>
+        <w:t>&gt;</w:t>
+      </w:r>
+      <w:r>
+        <w:rPr>
+          <w:rStyle w:val="XMLBracket"/>
+          <w:rFonts w:cs="Mangal"/>
+          <w:szCs w:val="18"/>
+          <w:lang w:val="en-GB" w:eastAsia="zh-CN"/>
+        </w:rPr>
+        <w:br/>
+        <w:t xml:space="preserve"> </w:t>
+      </w:r>
+      <w:r>
+        <w:rPr>
+          <w:rStyle w:val="XMLBracket"/>
+          <w:szCs w:val="18"/>
+          <w:lang w:eastAsia="zh-CN"/>
+        </w:rPr>
+        <w:t>&lt;</w:t>
+      </w:r>
+      <w:r>
+        <w:rPr>
+          <w:rStyle w:val="XMLElement"/>
+          <w:szCs w:val="18"/>
+          <w:lang w:eastAsia="zh-CN"/>
+        </w:rPr>
+        <w:t>decimals</w:t>
+      </w:r>
+      <w:r>
+        <w:rPr>
+          <w:rStyle w:val="XMLBracket"/>
+          <w:szCs w:val="18"/>
+          <w:lang w:eastAsia="zh-CN"/>
+        </w:rPr>
+        <w:t>&gt;</w:t>
+      </w:r>
       <w:r>
         <w:rPr>
           <w:rStyle w:val="XMLContent"/>
           <w:szCs w:val="18"/>
           <w:lang w:val="en-GB" w:eastAsia="zh-CN"/>
         </w:rPr>
-        <w:t>)</w:t>
+        <w:t>1</w:t>
       </w:r>
       <w:r>
         <w:rPr>
@@ -22024,16 +21277,14 @@
         </w:rPr>
         <w:t>&lt;/</w:t>
       </w:r>
-      <w:proofErr w:type="spellStart"/>
       <w:r>
         <w:rPr>
           <w:rStyle w:val="XMLElement"/>
           <w:szCs w:val="18"/>
           <w:lang w:eastAsia="zh-CN"/>
         </w:rPr>
-        <w:t>text</w:t>
-      </w:r>
-      <w:proofErr w:type="spellEnd"/>
+        <w:t>decimals</w:t>
+      </w:r>
       <w:r>
         <w:rPr>
           <w:rStyle w:val="XMLBracket"/>
@@ -22044,11 +21295,11 @@
       </w:r>
       <w:r>
         <w:rPr>
-          <w:rStyle w:val="XMLKeyWord"/>
+          <w:rStyle w:val="XMLElement"/>
           <w:szCs w:val="18"/>
           <w:lang w:eastAsia="zh-CN"/>
         </w:rPr>
-        <w:t>type</w:t>
+        <w:t>rw</w:t>
       </w:r>
       <w:r>
         <w:rPr>
@@ -22064,7 +21315,7 @@
           <w:szCs w:val="18"/>
           <w:lang w:val="en-GB" w:eastAsia="zh-CN"/>
         </w:rPr>
-        <w:t>int16</w:t>
+        <w:t>r</w:t>
       </w:r>
       <w:r>
         <w:rPr>
@@ -22074,50 +21325,30 @@
         </w:rPr>
         <w:t>&lt;/</w:t>
       </w:r>
-      <w:r>
-        <w:rPr>
-          <w:rStyle w:val="XMLKeyWord"/>
-          <w:szCs w:val="18"/>
-          <w:lang w:eastAsia="zh-CN"/>
-        </w:rPr>
-        <w:t>type</w:t>
-      </w:r>
-      <w:r>
-        <w:rPr>
-          <w:rStyle w:val="XMLBracket"/>
-          <w:szCs w:val="18"/>
-          <w:lang w:eastAsia="zh-CN"/>
-        </w:rPr>
-        <w:t>&gt;</w:t>
-      </w:r>
-      <w:r>
-        <w:rPr>
-          <w:rStyle w:val="XMLBracket"/>
-          <w:rFonts w:cs="Mangal"/>
-          <w:szCs w:val="18"/>
-          <w:lang w:val="en-GB" w:eastAsia="zh-CN"/>
-        </w:rPr>
-        <w:br/>
-        <w:t xml:space="preserve"> </w:t>
-      </w:r>
-      <w:r>
-        <w:rPr>
-          <w:rStyle w:val="XMLBracket"/>
-          <w:szCs w:val="18"/>
-          <w:lang w:eastAsia="zh-CN"/>
-        </w:rPr>
-        <w:t>&lt;</w:t>
-      </w:r>
-      <w:proofErr w:type="spellStart"/>
       <w:r>
         <w:rPr>
           <w:rStyle w:val="XMLElement"/>
           <w:szCs w:val="18"/>
           <w:lang w:eastAsia="zh-CN"/>
         </w:rPr>
-        <w:t>decimals</w:t>
-      </w:r>
-      <w:proofErr w:type="spellEnd"/>
+        <w:t>rw</w:t>
+      </w:r>
+      <w:r>
+        <w:rPr>
+          <w:rStyle w:val="XMLBracket"/>
+          <w:szCs w:val="18"/>
+          <w:lang w:eastAsia="zh-CN"/>
+        </w:rPr>
+        <w:t>&gt;&lt;</w:t>
+      </w:r>
+      <w:r>
+        <w:rPr>
+          <w:rStyle w:val="XMLElement"/>
+          <w:szCs w:val="18"/>
+          <w:lang w:eastAsia="zh-CN"/>
+        </w:rPr>
+        <w:t>bcol</w:t>
+      </w:r>
       <w:r>
         <w:rPr>
           <w:rStyle w:val="XMLBracket"/>
@@ -22132,7 +21363,7 @@
           <w:szCs w:val="18"/>
           <w:lang w:val="en-GB" w:eastAsia="zh-CN"/>
         </w:rPr>
-        <w:t>1</w:t>
+        <w:t>255,200,200</w:t>
       </w:r>
       <w:r>
         <w:rPr>
@@ -22142,120 +21373,14 @@
         </w:rPr>
         <w:t>&lt;/</w:t>
       </w:r>
-      <w:proofErr w:type="spellStart"/>
       <w:r>
         <w:rPr>
           <w:rStyle w:val="XMLElement"/>
           <w:szCs w:val="18"/>
           <w:lang w:eastAsia="zh-CN"/>
         </w:rPr>
-        <w:t>decimals</w:t>
-      </w:r>
-      <w:proofErr w:type="spellEnd"/>
-      <w:r>
-        <w:rPr>
-          <w:rStyle w:val="XMLBracket"/>
-          <w:szCs w:val="18"/>
-          <w:lang w:eastAsia="zh-CN"/>
-        </w:rPr>
-        <w:t>&gt;&lt;</w:t>
-      </w:r>
-      <w:proofErr w:type="spellStart"/>
-      <w:r>
-        <w:rPr>
-          <w:rStyle w:val="XMLElement"/>
-          <w:szCs w:val="18"/>
-          <w:lang w:eastAsia="zh-CN"/>
-        </w:rPr>
-        <w:t>rw</w:t>
-      </w:r>
-      <w:proofErr w:type="spellEnd"/>
-      <w:r>
-        <w:rPr>
-          <w:rStyle w:val="XMLBracket"/>
-          <w:szCs w:val="18"/>
-          <w:lang w:eastAsia="zh-CN"/>
-        </w:rPr>
-        <w:t>&gt;</w:t>
-      </w:r>
-      <w:r>
-        <w:rPr>
-          <w:rStyle w:val="XMLContent"/>
-          <w:szCs w:val="18"/>
-          <w:lang w:val="en-GB" w:eastAsia="zh-CN"/>
-        </w:rPr>
-        <w:t>r</w:t>
-      </w:r>
-      <w:r>
-        <w:rPr>
-          <w:rStyle w:val="XMLBracket"/>
-          <w:szCs w:val="18"/>
-          <w:lang w:eastAsia="zh-CN"/>
-        </w:rPr>
-        <w:t>&lt;/</w:t>
-      </w:r>
-      <w:proofErr w:type="spellStart"/>
-      <w:r>
-        <w:rPr>
-          <w:rStyle w:val="XMLElement"/>
-          <w:szCs w:val="18"/>
-          <w:lang w:eastAsia="zh-CN"/>
-        </w:rPr>
-        <w:t>rw</w:t>
-      </w:r>
-      <w:proofErr w:type="spellEnd"/>
-      <w:r>
-        <w:rPr>
-          <w:rStyle w:val="XMLBracket"/>
-          <w:szCs w:val="18"/>
-          <w:lang w:eastAsia="zh-CN"/>
-        </w:rPr>
-        <w:t>&gt;&lt;</w:t>
-      </w:r>
-      <w:proofErr w:type="spellStart"/>
-      <w:r>
-        <w:rPr>
-          <w:rStyle w:val="XMLElement"/>
-          <w:szCs w:val="18"/>
-          <w:lang w:eastAsia="zh-CN"/>
-        </w:rPr>
         <w:t>bcol</w:t>
       </w:r>
-      <w:proofErr w:type="spellEnd"/>
-      <w:r>
-        <w:rPr>
-          <w:rStyle w:val="XMLBracket"/>
-          <w:szCs w:val="18"/>
-          <w:lang w:eastAsia="zh-CN"/>
-        </w:rPr>
-        <w:t>&gt;</w:t>
-      </w:r>
-      <w:r>
-        <w:rPr>
-          <w:rStyle w:val="XMLContent"/>
-          <w:szCs w:val="18"/>
-          <w:lang w:val="en-GB" w:eastAsia="zh-CN"/>
-        </w:rPr>
-        <w:t>255,200,200</w:t>
-      </w:r>
-      <w:r>
-        <w:rPr>
-          <w:rStyle w:val="XMLBracket"/>
-          <w:szCs w:val="18"/>
-          <w:lang w:eastAsia="zh-CN"/>
-        </w:rPr>
-        <w:t>&lt;/</w:t>
-      </w:r>
-      <w:proofErr w:type="spellStart"/>
-      <w:r>
-        <w:rPr>
-          <w:rStyle w:val="XMLElement"/>
-          <w:szCs w:val="18"/>
-          <w:lang w:eastAsia="zh-CN"/>
-        </w:rPr>
-        <w:t>bcol</w:t>
-      </w:r>
-      <w:proofErr w:type="spellEnd"/>
       <w:r>
         <w:rPr>
           <w:rStyle w:val="XMLBracket"/>
@@ -22381,21 +21506,7 @@
               <w:rPr>
                 <w:lang w:val="en-GB"/>
               </w:rPr>
-              <w:t>&amp;</w:t>
-            </w:r>
-            <w:proofErr w:type="spellStart"/>
-            <w:r>
-              <w:rPr>
-                <w:lang w:val="en-GB"/>
-              </w:rPr>
-              <w:t>lt</w:t>
-            </w:r>
-            <w:proofErr w:type="spellEnd"/>
-            <w:r>
-              <w:rPr>
-                <w:lang w:val="en-GB"/>
-              </w:rPr>
-              <w:t>;</w:t>
+              <w:t>&amp;lt;</w:t>
             </w:r>
           </w:p>
         </w:tc>
@@ -22438,21 +21549,7 @@
                 <w:lang w:val="en-GB"/>
               </w:rPr>
               <w:lastRenderedPageBreak/>
-              <w:t>&amp;</w:t>
-            </w:r>
-            <w:proofErr w:type="spellStart"/>
-            <w:r>
-              <w:rPr>
-                <w:lang w:val="en-GB"/>
-              </w:rPr>
-              <w:t>gt</w:t>
-            </w:r>
-            <w:proofErr w:type="spellEnd"/>
-            <w:r>
-              <w:rPr>
-                <w:lang w:val="en-GB"/>
-              </w:rPr>
-              <w:t>;</w:t>
+              <w:t>&amp;gt;</w:t>
             </w:r>
           </w:p>
         </w:tc>
@@ -22578,21 +21675,7 @@
               <w:rPr>
                 <w:lang w:val="en-GB"/>
               </w:rPr>
-              <w:t>&amp;</w:t>
-            </w:r>
-            <w:proofErr w:type="spellStart"/>
-            <w:r>
-              <w:rPr>
-                <w:lang w:val="en-GB"/>
-              </w:rPr>
-              <w:t>quot</w:t>
-            </w:r>
-            <w:proofErr w:type="spellEnd"/>
-            <w:r>
-              <w:rPr>
-                <w:lang w:val="en-GB"/>
-              </w:rPr>
-              <w:t>;</w:t>
+              <w:t>&amp;quot;</w:t>
             </w:r>
           </w:p>
         </w:tc>
@@ -22811,14 +21894,7 @@
         <w:rPr>
           <w:lang w:val="en-GB"/>
         </w:rPr>
-        <w:t>The &lt;</w:t>
-      </w:r>
-      <w:proofErr w:type="spellStart"/>
-      <w:r>
-        <w:rPr>
-          <w:lang w:val="en-GB"/>
-        </w:rPr>
-        <w:t>longdesc</w:t>
+        <w:t>The &lt;longdesc</w:t>
       </w:r>
       <w:r>
         <w:rPr>
@@ -22826,7 +21902,6 @@
         </w:rPr>
         <w:t>r</w:t>
       </w:r>
-      <w:proofErr w:type="spellEnd"/>
       <w:r>
         <w:rPr>
           <w:lang w:val="en-GB"/>
@@ -22842,16 +21917,11 @@
         </w:rPr>
       </w:pPr>
       <w:r>
-        <w:t>The &lt;</w:t>
-      </w:r>
-      <w:proofErr w:type="spellStart"/>
-      <w:r>
-        <w:t>longdesc</w:t>
+        <w:t>The &lt;longdesc</w:t>
       </w:r>
       <w:r>
         <w:t>r</w:t>
       </w:r>
-      <w:proofErr w:type="spellEnd"/>
       <w:r>
         <w:t xml:space="preserve">&gt; element </w:t>
       </w:r>
@@ -22923,22 +21993,14 @@
               <w:rPr>
                 <w:lang w:val="en-GB"/>
               </w:rPr>
-              <w:t>&lt;</w:t>
-            </w:r>
-            <w:proofErr w:type="spellStart"/>
+              <w:t>&lt;longdesc</w:t>
+            </w:r>
             <w:r>
               <w:rPr>
                 <w:lang w:val="en-GB"/>
               </w:rPr>
-              <w:t>longdesc</w:t>
-            </w:r>
-            <w:r>
-              <w:rPr>
-                <w:lang w:val="en-GB"/>
-              </w:rPr>
               <w:t>r</w:t>
             </w:r>
-            <w:proofErr w:type="spellEnd"/>
             <w:r>
               <w:rPr>
                 <w:lang w:val="en-GB"/>
@@ -23108,60 +22170,24 @@
           <w:lang w:val="en-GB"/>
         </w:rPr>
         <w:tab/>
-        <w:t>&lt;</w:t>
-      </w:r>
-      <w:proofErr w:type="spellStart"/>
+        <w:t>&lt;longdescr&gt;</w:t>
+      </w:r>
       <w:r>
         <w:rPr>
           <w:rStyle w:val="XMLElement"/>
           <w:rFonts w:hint="eastAsia"/>
-          <w:lang w:val="en-GB"/>
-        </w:rPr>
-        <w:t>longdescr</w:t>
-      </w:r>
-      <w:proofErr w:type="spellEnd"/>
+          <w:color w:val="auto"/>
+          <w:lang w:val="en-GB"/>
+        </w:rPr>
+        <w:t>Digital inputs bitmap. &amp;#13;Each bit in this register corresponds to the on/off state of a digital input.</w:t>
+      </w:r>
       <w:r>
         <w:rPr>
           <w:rStyle w:val="XMLElement"/>
           <w:rFonts w:hint="eastAsia"/>
           <w:lang w:val="en-GB"/>
         </w:rPr>
-        <w:t>&gt;</w:t>
-      </w:r>
-      <w:r>
-        <w:rPr>
-          <w:rStyle w:val="XMLElement"/>
-          <w:rFonts w:hint="eastAsia"/>
-          <w:color w:val="auto"/>
-          <w:lang w:val="en-GB"/>
-        </w:rPr>
-        <w:t>Digital inputs bitmap. &amp;#13;Each bit in this register corresponds to the on/off state of a digital input.</w:t>
-      </w:r>
-      <w:r>
-        <w:rPr>
-          <w:rStyle w:val="XMLElement"/>
-          <w:rFonts w:hint="eastAsia"/>
-          <w:lang w:val="en-GB"/>
-        </w:rPr>
-        <w:t>&lt;/</w:t>
-      </w:r>
-      <w:proofErr w:type="spellStart"/>
-      <w:r>
-        <w:rPr>
-          <w:rStyle w:val="XMLElement"/>
-          <w:rFonts w:hint="eastAsia"/>
-          <w:lang w:val="en-GB"/>
-        </w:rPr>
-        <w:t>longdescr</w:t>
-      </w:r>
-      <w:proofErr w:type="spellEnd"/>
-      <w:r>
-        <w:rPr>
-          <w:rStyle w:val="XMLElement"/>
-          <w:rFonts w:hint="eastAsia"/>
-          <w:lang w:val="en-GB"/>
-        </w:rPr>
-        <w:t>&gt;</w:t>
+        <w:t>&lt;/longdescr&gt;</w:t>
       </w:r>
     </w:p>
     <w:p>
@@ -23230,7 +22256,7 @@
           <w:noProof/>
         </w:rPr>
         <w:pict w14:anchorId="56E75F81">
-          <v:shape id="Afbeelding 1" o:spid="_x0000_i1027" type="#_x0000_t75" style="width:345.7pt;height:52.15pt;visibility:visible;mso-wrap-style:square">
+          <v:shape id="Afbeelding 1" o:spid="_x0000_i1027" type="#_x0000_t75" style="width:345.6pt;height:52.2pt;visibility:visible;mso-wrap-style:square">
             <v:imagedata r:id="rId14" o:title=""/>
           </v:shape>
         </w:pict>
@@ -24749,21 +23775,7 @@
               <w:rPr>
                 <w:lang w:val="en-GB"/>
               </w:rPr>
-              <w:t>&lt;</w:t>
-            </w:r>
-            <w:proofErr w:type="spellStart"/>
-            <w:r>
-              <w:rPr>
-                <w:lang w:val="en-GB"/>
-              </w:rPr>
-              <w:t>pos</w:t>
-            </w:r>
-            <w:proofErr w:type="spellEnd"/>
-            <w:r>
-              <w:rPr>
-                <w:lang w:val="en-GB"/>
-              </w:rPr>
-              <w:t>&gt;</w:t>
+              <w:t>&lt;pos&gt;</w:t>
             </w:r>
           </w:p>
         </w:tc>
@@ -24949,22 +23961,14 @@
               <w:rPr>
                 <w:lang w:val="en-GB"/>
               </w:rPr>
-              <w:t>&lt;</w:t>
-            </w:r>
-            <w:proofErr w:type="spellStart"/>
+              <w:t>&lt;longdesc</w:t>
+            </w:r>
             <w:r>
               <w:rPr>
                 <w:lang w:val="en-GB"/>
               </w:rPr>
-              <w:t>longdesc</w:t>
-            </w:r>
-            <w:r>
-              <w:rPr>
-                <w:lang w:val="en-GB"/>
-              </w:rPr>
               <w:t>r</w:t>
             </w:r>
-            <w:proofErr w:type="spellEnd"/>
             <w:r>
               <w:rPr>
                 <w:lang w:val="en-GB"/>
@@ -25131,21 +24135,7 @@
               <w:rPr>
                 <w:lang w:val="en-GB"/>
               </w:rPr>
-              <w:t>&lt;</w:t>
-            </w:r>
-            <w:proofErr w:type="spellStart"/>
-            <w:r>
-              <w:rPr>
-                <w:lang w:val="en-GB"/>
-              </w:rPr>
-              <w:t>minlen</w:t>
-            </w:r>
-            <w:proofErr w:type="spellEnd"/>
-            <w:r>
-              <w:rPr>
-                <w:lang w:val="en-GB"/>
-              </w:rPr>
-              <w:t>&gt;</w:t>
+              <w:t>&lt;minlen&gt;</w:t>
             </w:r>
           </w:p>
         </w:tc>
@@ -25192,21 +24182,7 @@
               <w:rPr>
                 <w:lang w:val="en-GB"/>
               </w:rPr>
-              <w:t>&lt;</w:t>
-            </w:r>
-            <w:proofErr w:type="spellStart"/>
-            <w:r>
-              <w:rPr>
-                <w:lang w:val="en-GB"/>
-              </w:rPr>
-              <w:t>fcol</w:t>
-            </w:r>
-            <w:proofErr w:type="spellEnd"/>
-            <w:r>
-              <w:rPr>
-                <w:lang w:val="en-GB"/>
-              </w:rPr>
-              <w:t>&gt;</w:t>
+              <w:t>&lt;fcol&gt;</w:t>
             </w:r>
           </w:p>
         </w:tc>
@@ -25223,15 +24199,7 @@
               </w:rPr>
             </w:pPr>
             <w:r>
-              <w:t xml:space="preserve">Sets the font (text) </w:t>
-            </w:r>
-            <w:proofErr w:type="spellStart"/>
-            <w:r>
-              <w:t>color</w:t>
-            </w:r>
-            <w:proofErr w:type="spellEnd"/>
-            <w:r>
-              <w:t xml:space="preserve"> of the bit field, description and value. </w:t>
+              <w:t xml:space="preserve">Sets the font (text) color of the bit field, description and value. </w:t>
             </w:r>
           </w:p>
           <w:p>
@@ -25285,23 +24253,7 @@
               <w:fldChar w:fldCharType="separate"/>
             </w:r>
             <w:r>
-              <w:t>The &lt;</w:t>
-            </w:r>
-            <w:proofErr w:type="spellStart"/>
-            <w:r>
-              <w:t>fcol</w:t>
-            </w:r>
-            <w:proofErr w:type="spellEnd"/>
-            <w:r>
-              <w:t>&gt; and &lt;</w:t>
-            </w:r>
-            <w:proofErr w:type="spellStart"/>
-            <w:r>
-              <w:t>bcol</w:t>
-            </w:r>
-            <w:proofErr w:type="spellEnd"/>
-            <w:r>
-              <w:t>&gt; elements</w:t>
+              <w:t>The &lt;fcol&gt; and &lt;bcol&gt; elements</w:t>
             </w:r>
             <w:r>
               <w:rPr>
@@ -25344,21 +24296,7 @@
               <w:rPr>
                 <w:lang w:val="en-GB"/>
               </w:rPr>
-              <w:t>&lt;</w:t>
-            </w:r>
-            <w:proofErr w:type="spellStart"/>
-            <w:r>
-              <w:rPr>
-                <w:lang w:val="en-GB"/>
-              </w:rPr>
-              <w:t>bcol</w:t>
-            </w:r>
-            <w:proofErr w:type="spellEnd"/>
-            <w:r>
-              <w:rPr>
-                <w:lang w:val="en-GB"/>
-              </w:rPr>
-              <w:t xml:space="preserve">&gt; </w:t>
+              <w:t xml:space="preserve">&lt;bcol&gt; </w:t>
             </w:r>
           </w:p>
         </w:tc>
@@ -25375,15 +24313,7 @@
               </w:rPr>
             </w:pPr>
             <w:r>
-              <w:t xml:space="preserve">Sets the background </w:t>
-            </w:r>
-            <w:proofErr w:type="spellStart"/>
-            <w:r>
-              <w:t>color</w:t>
-            </w:r>
-            <w:proofErr w:type="spellEnd"/>
-            <w:r>
-              <w:t xml:space="preserve"> of the bit field, description and value. </w:t>
+              <w:t xml:space="preserve">Sets the background color of the bit field, description and value. </w:t>
             </w:r>
           </w:p>
           <w:p>
@@ -25437,23 +24367,7 @@
               <w:fldChar w:fldCharType="separate"/>
             </w:r>
             <w:r>
-              <w:t>The &lt;</w:t>
-            </w:r>
-            <w:proofErr w:type="spellStart"/>
-            <w:r>
-              <w:t>fcol</w:t>
-            </w:r>
-            <w:proofErr w:type="spellEnd"/>
-            <w:r>
-              <w:t>&gt; and &lt;</w:t>
-            </w:r>
-            <w:proofErr w:type="spellStart"/>
-            <w:r>
-              <w:t>bcol</w:t>
-            </w:r>
-            <w:proofErr w:type="spellEnd"/>
-            <w:r>
-              <w:t>&gt; elements</w:t>
+              <w:t>The &lt;fcol&gt; and &lt;bcol&gt; elements</w:t>
             </w:r>
             <w:r>
               <w:rPr>
@@ -25525,7 +24439,6 @@
         </w:rPr>
         <w:t>&gt;&lt;</w:t>
       </w:r>
-      <w:proofErr w:type="spellStart"/>
       <w:r>
         <w:rPr>
           <w:rStyle w:val="XMLElement"/>
@@ -25533,7 +24446,6 @@
         </w:rPr>
         <w:t>pos</w:t>
       </w:r>
-      <w:proofErr w:type="spellEnd"/>
       <w:r>
         <w:rPr>
           <w:rStyle w:val="XMLBracket"/>
@@ -25555,7 +24467,6 @@
         </w:rPr>
         <w:t>&lt;/</w:t>
       </w:r>
-      <w:proofErr w:type="spellStart"/>
       <w:r>
         <w:rPr>
           <w:rStyle w:val="XMLElement"/>
@@ -25563,7 +24474,6 @@
         </w:rPr>
         <w:t>pos</w:t>
       </w:r>
-      <w:proofErr w:type="spellEnd"/>
       <w:r>
         <w:rPr>
           <w:rStyle w:val="XMLBracket"/>
@@ -26080,7 +24990,6 @@
         </w:rPr>
         <w:t>&gt;&lt;</w:t>
       </w:r>
-      <w:proofErr w:type="spellStart"/>
       <w:r>
         <w:rPr>
           <w:rStyle w:val="XMLElement"/>
@@ -26090,7 +24999,6 @@
         </w:rPr>
         <w:t>minlen</w:t>
       </w:r>
-      <w:proofErr w:type="spellEnd"/>
       <w:r>
         <w:rPr>
           <w:rStyle w:val="XMLBracket"/>
@@ -26118,7 +25026,6 @@
         </w:rPr>
         <w:t>&lt;/</w:t>
       </w:r>
-      <w:proofErr w:type="spellStart"/>
       <w:r>
         <w:rPr>
           <w:rStyle w:val="XMLElement"/>
@@ -26128,7 +25035,6 @@
         </w:rPr>
         <w:t>minlen</w:t>
       </w:r>
-      <w:proofErr w:type="spellEnd"/>
       <w:r>
         <w:rPr>
           <w:rStyle w:val="XMLBracket"/>
@@ -26138,7 +25044,6 @@
         </w:rPr>
         <w:t>&gt;&lt;</w:t>
       </w:r>
-      <w:proofErr w:type="spellStart"/>
       <w:r>
         <w:rPr>
           <w:rStyle w:val="XMLElement"/>
@@ -26148,7 +25053,6 @@
         </w:rPr>
         <w:t>rw</w:t>
       </w:r>
-      <w:proofErr w:type="spellEnd"/>
       <w:r>
         <w:rPr>
           <w:rStyle w:val="XMLBracket"/>
@@ -26176,7 +25080,6 @@
         </w:rPr>
         <w:t>&lt;/</w:t>
       </w:r>
-      <w:proofErr w:type="spellStart"/>
       <w:r>
         <w:rPr>
           <w:rStyle w:val="XMLElement"/>
@@ -26186,7 +25089,6 @@
         </w:rPr>
         <w:t>rw</w:t>
       </w:r>
-      <w:proofErr w:type="spellEnd"/>
       <w:r>
         <w:rPr>
           <w:rStyle w:val="XMLBracket"/>
@@ -26242,7 +25144,6 @@
         </w:rPr>
         <w:t>&gt;&lt;</w:t>
       </w:r>
-      <w:proofErr w:type="spellStart"/>
       <w:r>
         <w:rPr>
           <w:rStyle w:val="XMLElement"/>
@@ -26252,7 +25153,6 @@
         </w:rPr>
         <w:t>pos</w:t>
       </w:r>
-      <w:proofErr w:type="spellEnd"/>
       <w:r>
         <w:rPr>
           <w:rStyle w:val="XMLBracket"/>
@@ -26280,7 +25180,6 @@
         </w:rPr>
         <w:t>&lt;/</w:t>
       </w:r>
-      <w:proofErr w:type="spellStart"/>
       <w:r>
         <w:rPr>
           <w:rStyle w:val="XMLElement"/>
@@ -26290,7 +25189,6 @@
         </w:rPr>
         <w:t>pos</w:t>
       </w:r>
-      <w:proofErr w:type="spellEnd"/>
       <w:r>
         <w:rPr>
           <w:rStyle w:val="XMLBracket"/>
@@ -26418,7 +25316,6 @@
         </w:rPr>
         <w:t>&gt;&lt;</w:t>
       </w:r>
-      <w:proofErr w:type="spellStart"/>
       <w:r>
         <w:rPr>
           <w:rStyle w:val="XMLElement"/>
@@ -26428,7 +25325,6 @@
         </w:rPr>
         <w:t>pos</w:t>
       </w:r>
-      <w:proofErr w:type="spellEnd"/>
       <w:r>
         <w:rPr>
           <w:rStyle w:val="XMLBracket"/>
@@ -26456,7 +25352,6 @@
         </w:rPr>
         <w:t>&lt;/</w:t>
       </w:r>
-      <w:proofErr w:type="spellStart"/>
       <w:r>
         <w:rPr>
           <w:rStyle w:val="XMLElement"/>
@@ -26466,7 +25361,6 @@
         </w:rPr>
         <w:t>pos</w:t>
       </w:r>
-      <w:proofErr w:type="spellEnd"/>
       <w:r>
         <w:rPr>
           <w:rStyle w:val="XMLBracket"/>
@@ -26594,7 +25488,6 @@
         </w:rPr>
         <w:t>&gt;&lt;</w:t>
       </w:r>
-      <w:proofErr w:type="spellStart"/>
       <w:r>
         <w:rPr>
           <w:rStyle w:val="XMLElement"/>
@@ -26604,7 +25497,6 @@
         </w:rPr>
         <w:t>pos</w:t>
       </w:r>
-      <w:proofErr w:type="spellEnd"/>
       <w:r>
         <w:rPr>
           <w:rStyle w:val="XMLBracket"/>
@@ -26632,7 +25524,6 @@
         </w:rPr>
         <w:t>&lt;/</w:t>
       </w:r>
-      <w:proofErr w:type="spellStart"/>
       <w:r>
         <w:rPr>
           <w:rStyle w:val="XMLElement"/>
@@ -26642,7 +25533,6 @@
         </w:rPr>
         <w:t>pos</w:t>
       </w:r>
-      <w:proofErr w:type="spellEnd"/>
       <w:r>
         <w:rPr>
           <w:rStyle w:val="XMLBracket"/>
@@ -26770,7 +25660,6 @@
         </w:rPr>
         <w:t>&gt;&lt;</w:t>
       </w:r>
-      <w:proofErr w:type="spellStart"/>
       <w:r>
         <w:rPr>
           <w:rStyle w:val="XMLElement"/>
@@ -26780,7 +25669,6 @@
         </w:rPr>
         <w:t>pos</w:t>
       </w:r>
-      <w:proofErr w:type="spellEnd"/>
       <w:r>
         <w:rPr>
           <w:rStyle w:val="XMLBracket"/>
@@ -26808,7 +25696,6 @@
         </w:rPr>
         <w:t>&lt;/</w:t>
       </w:r>
-      <w:proofErr w:type="spellStart"/>
       <w:r>
         <w:rPr>
           <w:rStyle w:val="XMLElement"/>
@@ -26818,7 +25705,6 @@
         </w:rPr>
         <w:t>pos</w:t>
       </w:r>
-      <w:proofErr w:type="spellEnd"/>
       <w:r>
         <w:rPr>
           <w:rStyle w:val="XMLBracket"/>
@@ -26947,35 +25833,7 @@
         <w:rPr>
           <w:lang w:val="en-GB"/>
         </w:rPr>
-        <w:t>The &lt;</w:t>
-      </w:r>
-      <w:proofErr w:type="spellStart"/>
-      <w:r>
-        <w:rPr>
-          <w:lang w:val="en-GB"/>
-        </w:rPr>
-        <w:t>fcol</w:t>
-      </w:r>
-      <w:proofErr w:type="spellEnd"/>
-      <w:r>
-        <w:rPr>
-          <w:lang w:val="en-GB"/>
-        </w:rPr>
-        <w:t>&gt; and &lt;</w:t>
-      </w:r>
-      <w:proofErr w:type="spellStart"/>
-      <w:r>
-        <w:rPr>
-          <w:lang w:val="en-GB"/>
-        </w:rPr>
-        <w:t>bcol</w:t>
-      </w:r>
-      <w:proofErr w:type="spellEnd"/>
-      <w:r>
-        <w:rPr>
-          <w:lang w:val="en-GB"/>
-        </w:rPr>
-        <w:t>&gt; elements</w:t>
+        <w:t>The &lt;fcol&gt; and &lt;bcol&gt; elements</w:t>
       </w:r>
       <w:bookmarkEnd w:id="62"/>
       <w:bookmarkEnd w:id="63"/>
@@ -26992,39 +25850,7 @@
         </w:rPr>
       </w:pPr>
       <w:r>
-        <w:t>The &lt;</w:t>
-      </w:r>
-      <w:proofErr w:type="spellStart"/>
-      <w:r>
-        <w:t>fcol</w:t>
-      </w:r>
-      <w:proofErr w:type="spellEnd"/>
-      <w:r>
-        <w:t>&gt; and &lt;</w:t>
-      </w:r>
-      <w:proofErr w:type="spellStart"/>
-      <w:r>
-        <w:t>bcol</w:t>
-      </w:r>
-      <w:proofErr w:type="spellEnd"/>
-      <w:r>
-        <w:t xml:space="preserve">&gt; elements define the font (text) and background </w:t>
-      </w:r>
-      <w:proofErr w:type="spellStart"/>
-      <w:r>
-        <w:t>colors</w:t>
-      </w:r>
-      <w:proofErr w:type="spellEnd"/>
-      <w:r>
-        <w:t xml:space="preserve">. A </w:t>
-      </w:r>
-      <w:proofErr w:type="spellStart"/>
-      <w:r>
-        <w:t>color</w:t>
-      </w:r>
-      <w:proofErr w:type="spellEnd"/>
-      <w:r>
-        <w:t xml:space="preserve"> can be specified in 3 ways:</w:t>
+        <w:t>The &lt;fcol&gt; and &lt;bcol&gt; elements define the font (text) and background colors. A color can be specified in 3 ways:</w:t>
       </w:r>
     </w:p>
     <w:p>
@@ -27080,7 +25906,6 @@
               </w:rPr>
               <w:t>&lt;</w:t>
             </w:r>
-            <w:proofErr w:type="spellStart"/>
             <w:r>
               <w:rPr>
                 <w:rStyle w:val="XMLElement"/>
@@ -27088,7 +25913,6 @@
               </w:rPr>
               <w:t>bcol</w:t>
             </w:r>
-            <w:proofErr w:type="spellEnd"/>
             <w:r>
               <w:rPr>
                 <w:rStyle w:val="XMLBracket"/>
@@ -27110,7 +25934,6 @@
               </w:rPr>
               <w:t>&lt;/</w:t>
             </w:r>
-            <w:proofErr w:type="spellStart"/>
             <w:r>
               <w:rPr>
                 <w:rStyle w:val="XMLElement"/>
@@ -27118,7 +25941,6 @@
               </w:rPr>
               <w:t>bcol</w:t>
             </w:r>
-            <w:proofErr w:type="spellEnd"/>
             <w:r>
               <w:rPr>
                 <w:rStyle w:val="XMLBracket"/>
@@ -27163,7 +25985,6 @@
               </w:rPr>
               <w:t>&lt;</w:t>
             </w:r>
-            <w:proofErr w:type="spellStart"/>
             <w:r>
               <w:rPr>
                 <w:rStyle w:val="XMLElement"/>
@@ -27171,7 +25992,6 @@
               </w:rPr>
               <w:t>bcol</w:t>
             </w:r>
-            <w:proofErr w:type="spellEnd"/>
             <w:r>
               <w:rPr>
                 <w:rStyle w:val="XMLBracket"/>
@@ -27193,7 +26013,6 @@
               </w:rPr>
               <w:t>&lt;/</w:t>
             </w:r>
-            <w:proofErr w:type="spellStart"/>
             <w:r>
               <w:rPr>
                 <w:rStyle w:val="XMLElement"/>
@@ -27201,7 +26020,6 @@
               </w:rPr>
               <w:t>bcol</w:t>
             </w:r>
-            <w:proofErr w:type="spellEnd"/>
             <w:r>
               <w:rPr>
                 <w:rStyle w:val="XMLBracket"/>
@@ -27246,7 +26064,6 @@
               </w:rPr>
               <w:t>&lt;</w:t>
             </w:r>
-            <w:proofErr w:type="spellStart"/>
             <w:r>
               <w:rPr>
                 <w:rStyle w:val="XMLElement"/>
@@ -27254,7 +26071,6 @@
               </w:rPr>
               <w:t>bcol</w:t>
             </w:r>
-            <w:proofErr w:type="spellEnd"/>
             <w:r>
               <w:rPr>
                 <w:rStyle w:val="XMLBracket"/>
@@ -27276,7 +26092,6 @@
               </w:rPr>
               <w:t>&lt;/</w:t>
             </w:r>
-            <w:proofErr w:type="spellStart"/>
             <w:r>
               <w:rPr>
                 <w:rStyle w:val="XMLElement"/>
@@ -27284,7 +26099,6 @@
               </w:rPr>
               <w:t>bcol</w:t>
             </w:r>
-            <w:proofErr w:type="spellEnd"/>
             <w:r>
               <w:rPr>
                 <w:rStyle w:val="XMLBracket"/>
@@ -27325,15 +26139,7 @@
         </w:rPr>
       </w:pPr>
       <w:r>
-        <w:t xml:space="preserve">As a HTML </w:t>
-      </w:r>
-      <w:proofErr w:type="spellStart"/>
-      <w:r>
-        <w:t>color</w:t>
-      </w:r>
-      <w:proofErr w:type="spellEnd"/>
-      <w:r>
-        <w:t xml:space="preserve"> specification, as #RRGGBB. Where RR, GG and BB are 2 hexadecimal digits each, with range 00 .. FF. </w:t>
+        <w:t xml:space="preserve">As a HTML color specification, as #RRGGBB. Where RR, GG and BB are 2 hexadecimal digits each, with range 00 .. FF. </w:t>
       </w:r>
       <w:r>
         <w:br/>
@@ -27374,7 +26180,6 @@
               </w:rPr>
               <w:t>&lt;</w:t>
             </w:r>
-            <w:proofErr w:type="spellStart"/>
             <w:r>
               <w:rPr>
                 <w:rStyle w:val="XMLElement"/>
@@ -27382,7 +26187,6 @@
               </w:rPr>
               <w:t>bcol</w:t>
             </w:r>
-            <w:proofErr w:type="spellEnd"/>
             <w:r>
               <w:rPr>
                 <w:rStyle w:val="XMLBracket"/>
@@ -27455,7 +26259,6 @@
               </w:rPr>
               <w:t>&lt;</w:t>
             </w:r>
-            <w:proofErr w:type="spellStart"/>
             <w:r>
               <w:rPr>
                 <w:rStyle w:val="XMLElement"/>
@@ -27463,7 +26266,6 @@
               </w:rPr>
               <w:t>bcol</w:t>
             </w:r>
-            <w:proofErr w:type="spellEnd"/>
             <w:r>
               <w:rPr>
                 <w:rStyle w:val="XMLBracket"/>
@@ -27536,7 +26338,6 @@
               </w:rPr>
               <w:t>&lt;</w:t>
             </w:r>
-            <w:proofErr w:type="spellStart"/>
             <w:r>
               <w:rPr>
                 <w:rStyle w:val="XMLElement"/>
@@ -27544,7 +26345,6 @@
               </w:rPr>
               <w:t>bcol</w:t>
             </w:r>
-            <w:proofErr w:type="spellEnd"/>
             <w:r>
               <w:rPr>
                 <w:rStyle w:val="XMLBracket"/>
@@ -27613,63 +26413,7 @@
         </w:rPr>
       </w:pPr>
       <w:r>
-        <w:t xml:space="preserve">By </w:t>
-      </w:r>
-      <w:proofErr w:type="spellStart"/>
-      <w:r>
-        <w:t>color</w:t>
-      </w:r>
-      <w:proofErr w:type="spellEnd"/>
-      <w:r>
-        <w:t xml:space="preserve"> name. Like Red, Green, Aqua, Gold, </w:t>
-      </w:r>
-      <w:proofErr w:type="spellStart"/>
-      <w:r>
-        <w:t>Royalblue</w:t>
-      </w:r>
-      <w:proofErr w:type="spellEnd"/>
-      <w:r>
-        <w:t xml:space="preserve">, </w:t>
-      </w:r>
-      <w:proofErr w:type="spellStart"/>
-      <w:r>
-        <w:t>Steelblue</w:t>
-      </w:r>
-      <w:proofErr w:type="spellEnd"/>
-      <w:r>
-        <w:t xml:space="preserve">, </w:t>
-      </w:r>
-      <w:proofErr w:type="spellStart"/>
-      <w:r>
-        <w:t>Mediumblue</w:t>
-      </w:r>
-      <w:proofErr w:type="spellEnd"/>
-      <w:r>
-        <w:t xml:space="preserve">, </w:t>
-      </w:r>
-      <w:proofErr w:type="spellStart"/>
-      <w:r>
-        <w:t>Darkblue</w:t>
-      </w:r>
-      <w:proofErr w:type="spellEnd"/>
-      <w:r>
-        <w:t xml:space="preserve">, </w:t>
-      </w:r>
-      <w:proofErr w:type="spellStart"/>
-      <w:r>
-        <w:t>Royalblue</w:t>
-      </w:r>
-      <w:proofErr w:type="spellEnd"/>
-      <w:r>
-        <w:t xml:space="preserve">, </w:t>
-      </w:r>
-      <w:proofErr w:type="spellStart"/>
-      <w:r>
-        <w:t>Deepskyblue</w:t>
-      </w:r>
-      <w:proofErr w:type="spellEnd"/>
-      <w:r>
-        <w:t>, etc…</w:t>
+        <w:t>By color name. Like Red, Green, Aqua, Gold, Royalblue, Steelblue, Mediumblue, Darkblue, Royalblue, Deepskyblue, etc…</w:t>
       </w:r>
     </w:p>
     <w:tbl>
@@ -27705,21 +26449,18 @@
               </w:rPr>
               <w:t>&lt;</w:t>
             </w:r>
-            <w:proofErr w:type="spellStart"/>
             <w:r>
               <w:rPr>
                 <w:rStyle w:val="XMLElement"/>
               </w:rPr>
               <w:t>bcol</w:t>
             </w:r>
-            <w:proofErr w:type="spellEnd"/>
             <w:r>
               <w:rPr>
                 <w:rStyle w:val="XMLBracket"/>
               </w:rPr>
               <w:t>&gt;</w:t>
             </w:r>
-            <w:proofErr w:type="spellStart"/>
             <w:r>
               <w:rPr>
                 <w:rStyle w:val="XMLContent"/>
@@ -27727,21 +26468,18 @@
               </w:rPr>
               <w:t>royalblue</w:t>
             </w:r>
-            <w:proofErr w:type="spellEnd"/>
             <w:r>
               <w:rPr>
                 <w:rStyle w:val="XMLBracket"/>
               </w:rPr>
               <w:t>&lt;/</w:t>
             </w:r>
-            <w:proofErr w:type="spellStart"/>
             <w:r>
               <w:rPr>
                 <w:rStyle w:val="XMLElement"/>
               </w:rPr>
               <w:t>bcol</w:t>
             </w:r>
-            <w:proofErr w:type="spellEnd"/>
             <w:r>
               <w:rPr>
                 <w:rStyle w:val="XMLBracket"/>
@@ -27796,15 +26534,7 @@
         <w:t>’</w:t>
       </w:r>
       <w:r>
-        <w:t xml:space="preserve">s a chart showing all </w:t>
-      </w:r>
-      <w:proofErr w:type="spellStart"/>
-      <w:r>
-        <w:t>colors</w:t>
-      </w:r>
-      <w:proofErr w:type="spellEnd"/>
-      <w:r>
-        <w:t xml:space="preserve"> with their names and RGB values. Zoom in to read the </w:t>
+        <w:t xml:space="preserve">s a chart showing all colors with their names and RGB values. Zoom in to read the </w:t>
       </w:r>
       <w:r>
         <w:lastRenderedPageBreak/>
@@ -27847,21 +26577,7 @@
         <w:rPr>
           <w:lang w:val="en-GB"/>
         </w:rPr>
-        <w:t>The &lt;</w:t>
-      </w:r>
-      <w:proofErr w:type="spellStart"/>
-      <w:r>
-        <w:rPr>
-          <w:lang w:val="en-GB"/>
-        </w:rPr>
-        <w:t>autostart</w:t>
-      </w:r>
-      <w:proofErr w:type="spellEnd"/>
-      <w:r>
-        <w:rPr>
-          <w:lang w:val="en-GB"/>
-        </w:rPr>
-        <w:t>&gt; element</w:t>
+        <w:t>The &lt;autostart&gt; element</w:t>
       </w:r>
       <w:bookmarkEnd w:id="69"/>
     </w:p>
@@ -27873,15 +26589,7 @@
         </w:rPr>
       </w:pPr>
       <w:r>
-        <w:t>The &lt;</w:t>
-      </w:r>
-      <w:proofErr w:type="spellStart"/>
-      <w:r>
-        <w:t>autostart</w:t>
-      </w:r>
-      <w:proofErr w:type="spellEnd"/>
-      <w:r>
-        <w:t xml:space="preserve">&gt; element defines if the communication is started automatically when the project is opened, and optionally which tab page is shown. </w:t>
+        <w:t xml:space="preserve">The &lt;autostart&gt; element defines if the communication is started automatically when the project is opened, and optionally which tab page is shown. </w:t>
       </w:r>
     </w:p>
     <w:p>
@@ -27892,31 +26600,7 @@
         </w:rPr>
       </w:pPr>
       <w:r>
-        <w:t>When there is no &lt;</w:t>
-      </w:r>
-      <w:proofErr w:type="spellStart"/>
-      <w:r>
-        <w:t>autostart</w:t>
-      </w:r>
-      <w:proofErr w:type="spellEnd"/>
-      <w:r>
-        <w:t>&gt; element the communication is started automatically and the first tab page is shown. This is for compatibility with older versions. When an &lt;</w:t>
-      </w:r>
-      <w:proofErr w:type="spellStart"/>
-      <w:r>
-        <w:t>autostart</w:t>
-      </w:r>
-      <w:proofErr w:type="spellEnd"/>
-      <w:r>
-        <w:t xml:space="preserve">&gt; element is defined then </w:t>
-      </w:r>
-      <w:proofErr w:type="spellStart"/>
-      <w:r>
-        <w:t>autostart</w:t>
-      </w:r>
-      <w:proofErr w:type="spellEnd"/>
-      <w:r>
-        <w:t xml:space="preserve"> is determined by the &lt;enable&gt; element.</w:t>
+        <w:t>When there is no &lt;autostart&gt; element the communication is started automatically and the first tab page is shown. This is for compatibility with older versions. When an &lt;autostart&gt; element is defined then autostart is determined by the &lt;enable&gt; element.</w:t>
       </w:r>
     </w:p>
     <w:tbl>
@@ -27967,15 +26651,7 @@
               </w:rPr>
             </w:pPr>
             <w:r>
-              <w:t xml:space="preserve">Enables or disables the </w:t>
-            </w:r>
-            <w:proofErr w:type="spellStart"/>
-            <w:r>
-              <w:t>autostart</w:t>
-            </w:r>
-            <w:proofErr w:type="spellEnd"/>
-            <w:r>
-              <w:t>. Valid values are “true” and “false”.</w:t>
+              <w:t>Enables or disables the autostart. Valid values are “true” and “false”.</w:t>
             </w:r>
             <w:r>
               <w:br/>
@@ -28015,15 +26691,7 @@
               </w:rPr>
             </w:pPr>
             <w:r>
-              <w:t xml:space="preserve">Defines which tab page is shown on </w:t>
-            </w:r>
-            <w:proofErr w:type="spellStart"/>
-            <w:r>
-              <w:t>autostart</w:t>
-            </w:r>
-            <w:proofErr w:type="spellEnd"/>
-            <w:r>
-              <w:t>. This can be the name of the tab page like “Inputs”, or the tab page number starting from 1.</w:t>
+              <w:t>Defines which tab page is shown on autostart. This can be the name of the tab page like “Inputs”, or the tab page number starting from 1.</w:t>
             </w:r>
           </w:p>
           <w:p>
@@ -28052,21 +26720,7 @@
         <w:rPr>
           <w:lang w:val="en-GB"/>
         </w:rPr>
-        <w:t>The &lt;</w:t>
-      </w:r>
-      <w:proofErr w:type="spellStart"/>
-      <w:r>
-        <w:rPr>
-          <w:lang w:val="en-GB"/>
-        </w:rPr>
-        <w:t>modbustcpserver</w:t>
-      </w:r>
-      <w:proofErr w:type="spellEnd"/>
-      <w:r>
-        <w:rPr>
-          <w:lang w:val="en-GB"/>
-        </w:rPr>
-        <w:t>&gt; element</w:t>
+        <w:t>The &lt;modbustcpserver&gt; element</w:t>
       </w:r>
       <w:bookmarkEnd w:id="70"/>
     </w:p>
@@ -28078,15 +26732,7 @@
         </w:rPr>
       </w:pPr>
       <w:r>
-        <w:t>The &lt;</w:t>
-      </w:r>
-      <w:proofErr w:type="spellStart"/>
-      <w:r>
-        <w:t>modbustcpserver</w:t>
-      </w:r>
-      <w:proofErr w:type="spellEnd"/>
-      <w:r>
-        <w:t xml:space="preserve">&gt; element configures the built-in Modbus/TCP server that acts as a bridge to the connected modbus device. This allows other Modbus/TCP clients to be connected to the serial modbus device simultaneously. </w:t>
+        <w:t xml:space="preserve">The &lt;modbustcpserver&gt; element configures the built-in Modbus/TCP server that acts as a bridge to the connected modbus device. This allows other Modbus/TCP clients to be connected to the serial modbus device simultaneously. </w:t>
       </w:r>
     </w:p>
     <w:p>
@@ -28189,15 +26835,7 @@
               <w:pStyle w:val="Xmlgridtag"/>
             </w:pPr>
             <w:r>
-              <w:t>&lt;</w:t>
-            </w:r>
-            <w:proofErr w:type="spellStart"/>
-            <w:r>
-              <w:t>enable</w:t>
-            </w:r>
-            <w:proofErr w:type="spellEnd"/>
-            <w:r>
-              <w:t>&gt;</w:t>
+              <w:t>&lt;enable&gt;</w:t>
             </w:r>
           </w:p>
         </w:tc>
@@ -28529,7 +27167,6 @@
         </w:rPr>
         <w:t>&gt;&lt;</w:t>
       </w:r>
-      <w:proofErr w:type="spellStart"/>
       <w:r>
         <w:rPr>
           <w:rStyle w:val="XMLElement"/>
@@ -28537,7 +27174,6 @@
         </w:rPr>
         <w:t>rw</w:t>
       </w:r>
-      <w:proofErr w:type="spellEnd"/>
       <w:r>
         <w:rPr>
           <w:rStyle w:val="XMLBracket"/>
@@ -28559,7 +27195,6 @@
         </w:rPr>
         <w:t>&lt;/</w:t>
       </w:r>
-      <w:proofErr w:type="spellStart"/>
       <w:r>
         <w:rPr>
           <w:rStyle w:val="XMLElement"/>
@@ -28567,7 +27202,6 @@
         </w:rPr>
         <w:t>rw</w:t>
       </w:r>
-      <w:proofErr w:type="spellEnd"/>
       <w:r>
         <w:rPr>
           <w:rStyle w:val="XMLBracket"/>
@@ -28625,304 +27259,236 @@
           <w:rStyle w:val="XMLComment"/>
           <w:lang w:val="en-GB"/>
         </w:rPr>
-        <w:t>var&gt;&lt;reg&gt;40007&lt;/reg&gt;&lt;text&gt;Analog in 2&lt;/text&gt;&lt;type&gt;uint16&lt;/type&gt;&lt;</w:t>
-      </w:r>
-      <w:proofErr w:type="spellStart"/>
+        <w:t>var&gt;&lt;reg&gt;40007&lt;/reg&gt;&lt;text&gt;Analog in 2&lt;/text&gt;&lt;type&gt;uint16&lt;/type&gt;&lt;rw&gt;r&lt;/rw&gt;&lt;/var&gt;</w:t>
+      </w:r>
+    </w:p>
+    <w:p>
+      <w:pPr>
+        <w:pStyle w:val="XMLvoorbeeld"/>
+        <w:rPr>
+          <w:lang w:val="en-GB"/>
+        </w:rPr>
+      </w:pPr>
+      <w:r>
+        <w:rPr>
+          <w:color w:val="999999"/>
+          <w:lang w:val="en-GB"/>
+        </w:rPr>
+        <w:t>&lt;</w:t>
+      </w:r>
       <w:r>
         <w:rPr>
           <w:rStyle w:val="XMLComment"/>
           <w:lang w:val="en-GB"/>
         </w:rPr>
+        <w:t>var&gt;&lt;reg&gt;40008&lt;/reg&gt;&lt;text&gt;Analog in 3&lt;/text&gt;&lt;type&gt;uint16&lt;/type&gt;&lt;rw&gt;r&lt;/rw&gt;&lt;/var&gt;</w:t>
+      </w:r>
+    </w:p>
+    <w:p>
+      <w:pPr>
+        <w:pStyle w:val="XMLvoorbeeld"/>
+        <w:rPr>
+          <w:lang w:val="en-GB"/>
+        </w:rPr>
+      </w:pPr>
+      <w:r>
+        <w:rPr>
+          <w:rStyle w:val="XMLBracket"/>
+          <w:color w:val="CE181E"/>
+          <w:lang w:val="en-GB"/>
+        </w:rPr>
+        <w:t>--&gt;</w:t>
+      </w:r>
+    </w:p>
+    <w:p>
+      <w:pPr>
+        <w:pStyle w:val="XMLvoorbeeld"/>
+        <w:rPr>
+          <w:lang w:val="en-GB"/>
+        </w:rPr>
+      </w:pPr>
+      <w:r>
+        <w:rPr>
+          <w:rStyle w:val="XMLBracket"/>
+          <w:lang w:val="en-GB"/>
+        </w:rPr>
+        <w:t>&lt;</w:t>
+      </w:r>
+      <w:r>
+        <w:rPr>
+          <w:rStyle w:val="XMLElement"/>
+          <w:lang w:val="en-GB"/>
+        </w:rPr>
+        <w:t>var</w:t>
+      </w:r>
+      <w:r>
+        <w:rPr>
+          <w:rStyle w:val="XMLBracket"/>
+          <w:lang w:val="en-GB"/>
+        </w:rPr>
+        <w:t>&gt;&lt;</w:t>
+      </w:r>
+      <w:r>
+        <w:rPr>
+          <w:rStyle w:val="XMLElement"/>
+          <w:lang w:val="en-GB"/>
+        </w:rPr>
+        <w:t>reg</w:t>
+      </w:r>
+      <w:r>
+        <w:rPr>
+          <w:rStyle w:val="XMLBracket"/>
+          <w:lang w:val="en-GB"/>
+        </w:rPr>
+        <w:t>&gt;</w:t>
+      </w:r>
+      <w:r>
+        <w:rPr>
+          <w:rStyle w:val="XMLContent"/>
+          <w:lang w:val="en-GB"/>
+        </w:rPr>
+        <w:t>40009</w:t>
+      </w:r>
+      <w:r>
+        <w:rPr>
+          <w:rStyle w:val="XMLBracket"/>
+          <w:lang w:val="en-GB"/>
+        </w:rPr>
+        <w:t>&lt;/</w:t>
+      </w:r>
+      <w:r>
+        <w:rPr>
+          <w:rStyle w:val="XMLElement"/>
+          <w:lang w:val="en-GB"/>
+        </w:rPr>
+        <w:t>reg</w:t>
+      </w:r>
+      <w:r>
+        <w:rPr>
+          <w:rStyle w:val="XMLBracket"/>
+          <w:lang w:val="en-GB"/>
+        </w:rPr>
+        <w:t>&gt;&lt;</w:t>
+      </w:r>
+      <w:r>
+        <w:rPr>
+          <w:rStyle w:val="XMLElement"/>
+          <w:lang w:val="en-GB"/>
+        </w:rPr>
+        <w:t>text</w:t>
+      </w:r>
+      <w:r>
+        <w:rPr>
+          <w:rStyle w:val="XMLBracket"/>
+          <w:lang w:val="en-GB"/>
+        </w:rPr>
+        <w:t>&gt;</w:t>
+      </w:r>
+      <w:r>
+        <w:rPr>
+          <w:rStyle w:val="XMLContent"/>
+          <w:lang w:val="en-GB"/>
+        </w:rPr>
+        <w:t>Analog in 4</w:t>
+      </w:r>
+      <w:r>
+        <w:rPr>
+          <w:rStyle w:val="XMLBracket"/>
+          <w:lang w:val="en-GB"/>
+        </w:rPr>
+        <w:t>&lt;/</w:t>
+      </w:r>
+      <w:r>
+        <w:rPr>
+          <w:rStyle w:val="XMLElement"/>
+          <w:lang w:val="en-GB"/>
+        </w:rPr>
+        <w:t>text</w:t>
+      </w:r>
+      <w:r>
+        <w:rPr>
+          <w:rStyle w:val="XMLBracket"/>
+          <w:lang w:val="en-GB"/>
+        </w:rPr>
+        <w:t>&gt;&lt;</w:t>
+      </w:r>
+      <w:r>
+        <w:rPr>
+          <w:rStyle w:val="XMLKeyWord"/>
+          <w:lang w:val="en-GB"/>
+        </w:rPr>
+        <w:t>type</w:t>
+      </w:r>
+      <w:r>
+        <w:rPr>
+          <w:rStyle w:val="XMLBracket"/>
+          <w:lang w:val="en-GB"/>
+        </w:rPr>
+        <w:t>&gt;</w:t>
+      </w:r>
+      <w:r>
+        <w:rPr>
+          <w:rStyle w:val="XMLContent"/>
+          <w:lang w:val="en-GB"/>
+        </w:rPr>
+        <w:t>uint16</w:t>
+      </w:r>
+      <w:r>
+        <w:rPr>
+          <w:rStyle w:val="XMLBracket"/>
+          <w:lang w:val="en-GB"/>
+        </w:rPr>
+        <w:t>&lt;/</w:t>
+      </w:r>
+      <w:r>
+        <w:rPr>
+          <w:rStyle w:val="XMLKeyWord"/>
+          <w:lang w:val="en-GB"/>
+        </w:rPr>
+        <w:t>type</w:t>
+      </w:r>
+      <w:r>
+        <w:rPr>
+          <w:rStyle w:val="XMLBracket"/>
+          <w:lang w:val="en-GB"/>
+        </w:rPr>
+        <w:t>&gt;&lt;</w:t>
+      </w:r>
+      <w:r>
+        <w:rPr>
+          <w:rStyle w:val="XMLElement"/>
+          <w:lang w:val="en-GB"/>
+        </w:rPr>
         <w:t>rw</w:t>
       </w:r>
-      <w:proofErr w:type="spellEnd"/>
-      <w:r>
-        <w:rPr>
-          <w:rStyle w:val="XMLComment"/>
-          <w:lang w:val="en-GB"/>
-        </w:rPr>
-        <w:t>&gt;r&lt;/</w:t>
-      </w:r>
-      <w:proofErr w:type="spellStart"/>
-      <w:r>
-        <w:rPr>
-          <w:rStyle w:val="XMLComment"/>
+      <w:r>
+        <w:rPr>
+          <w:rStyle w:val="XMLBracket"/>
+          <w:lang w:val="en-GB"/>
+        </w:rPr>
+        <w:t>&gt;</w:t>
+      </w:r>
+      <w:r>
+        <w:rPr>
+          <w:rStyle w:val="XMLContent"/>
+          <w:lang w:val="en-GB"/>
+        </w:rPr>
+        <w:t>r</w:t>
+      </w:r>
+      <w:r>
+        <w:rPr>
+          <w:rStyle w:val="XMLBracket"/>
+          <w:lang w:val="en-GB"/>
+        </w:rPr>
+        <w:t>&lt;/</w:t>
+      </w:r>
+      <w:r>
+        <w:rPr>
+          <w:rStyle w:val="XMLElement"/>
           <w:lang w:val="en-GB"/>
         </w:rPr>
         <w:t>rw</w:t>
       </w:r>
-      <w:proofErr w:type="spellEnd"/>
-      <w:r>
-        <w:rPr>
-          <w:rStyle w:val="XMLComment"/>
-          <w:lang w:val="en-GB"/>
-        </w:rPr>
-        <w:t>&gt;&lt;/var&gt;</w:t>
-      </w:r>
-    </w:p>
-    <w:p>
-      <w:pPr>
-        <w:pStyle w:val="XMLvoorbeeld"/>
-        <w:rPr>
-          <w:lang w:val="en-GB"/>
-        </w:rPr>
-      </w:pPr>
-      <w:r>
-        <w:rPr>
-          <w:color w:val="999999"/>
-          <w:lang w:val="en-GB"/>
-        </w:rPr>
-        <w:t>&lt;</w:t>
-      </w:r>
-      <w:r>
-        <w:rPr>
-          <w:rStyle w:val="XMLComment"/>
-          <w:lang w:val="en-GB"/>
-        </w:rPr>
-        <w:t>var&gt;&lt;reg&gt;40008&lt;/reg&gt;&lt;text&gt;Analog in 3&lt;/text&gt;&lt;type&gt;uint16&lt;/type&gt;&lt;</w:t>
-      </w:r>
-      <w:proofErr w:type="spellStart"/>
-      <w:r>
-        <w:rPr>
-          <w:rStyle w:val="XMLComment"/>
-          <w:lang w:val="en-GB"/>
-        </w:rPr>
-        <w:t>rw</w:t>
-      </w:r>
-      <w:proofErr w:type="spellEnd"/>
-      <w:r>
-        <w:rPr>
-          <w:rStyle w:val="XMLComment"/>
-          <w:lang w:val="en-GB"/>
-        </w:rPr>
-        <w:t>&gt;r&lt;/</w:t>
-      </w:r>
-      <w:proofErr w:type="spellStart"/>
-      <w:r>
-        <w:rPr>
-          <w:rStyle w:val="XMLComment"/>
-          <w:lang w:val="en-GB"/>
-        </w:rPr>
-        <w:t>rw</w:t>
-      </w:r>
-      <w:proofErr w:type="spellEnd"/>
-      <w:r>
-        <w:rPr>
-          <w:rStyle w:val="XMLComment"/>
-          <w:lang w:val="en-GB"/>
-        </w:rPr>
-        <w:t>&gt;&lt;/var&gt;</w:t>
-      </w:r>
-    </w:p>
-    <w:p>
-      <w:pPr>
-        <w:pStyle w:val="XMLvoorbeeld"/>
-        <w:rPr>
-          <w:lang w:val="en-GB"/>
-        </w:rPr>
-      </w:pPr>
-      <w:r>
-        <w:rPr>
-          <w:rStyle w:val="XMLBracket"/>
-          <w:color w:val="CE181E"/>
-          <w:lang w:val="en-GB"/>
-        </w:rPr>
-        <w:t>--&gt;</w:t>
-      </w:r>
-    </w:p>
-    <w:p>
-      <w:pPr>
-        <w:pStyle w:val="XMLvoorbeeld"/>
-        <w:rPr>
-          <w:lang w:val="en-GB"/>
-        </w:rPr>
-      </w:pPr>
-      <w:r>
-        <w:rPr>
-          <w:rStyle w:val="XMLBracket"/>
-          <w:lang w:val="en-GB"/>
-        </w:rPr>
-        <w:t>&lt;</w:t>
-      </w:r>
-      <w:r>
-        <w:rPr>
-          <w:rStyle w:val="XMLElement"/>
-          <w:lang w:val="en-GB"/>
-        </w:rPr>
-        <w:t>var</w:t>
-      </w:r>
-      <w:r>
-        <w:rPr>
-          <w:rStyle w:val="XMLBracket"/>
-          <w:lang w:val="en-GB"/>
-        </w:rPr>
-        <w:t>&gt;&lt;</w:t>
-      </w:r>
-      <w:r>
-        <w:rPr>
-          <w:rStyle w:val="XMLElement"/>
-          <w:lang w:val="en-GB"/>
-        </w:rPr>
-        <w:t>reg</w:t>
-      </w:r>
-      <w:r>
-        <w:rPr>
-          <w:rStyle w:val="XMLBracket"/>
-          <w:lang w:val="en-GB"/>
-        </w:rPr>
-        <w:t>&gt;</w:t>
-      </w:r>
-      <w:r>
-        <w:rPr>
-          <w:rStyle w:val="XMLContent"/>
-          <w:lang w:val="en-GB"/>
-        </w:rPr>
-        <w:t>40009</w:t>
-      </w:r>
-      <w:r>
-        <w:rPr>
-          <w:rStyle w:val="XMLBracket"/>
-          <w:lang w:val="en-GB"/>
-        </w:rPr>
-        <w:t>&lt;/</w:t>
-      </w:r>
-      <w:r>
-        <w:rPr>
-          <w:rStyle w:val="XMLElement"/>
-          <w:lang w:val="en-GB"/>
-        </w:rPr>
-        <w:t>reg</w:t>
-      </w:r>
-      <w:r>
-        <w:rPr>
-          <w:rStyle w:val="XMLBracket"/>
-          <w:lang w:val="en-GB"/>
-        </w:rPr>
-        <w:t>&gt;&lt;</w:t>
-      </w:r>
-      <w:r>
-        <w:rPr>
-          <w:rStyle w:val="XMLElement"/>
-          <w:lang w:val="en-GB"/>
-        </w:rPr>
-        <w:t>text</w:t>
-      </w:r>
-      <w:r>
-        <w:rPr>
-          <w:rStyle w:val="XMLBracket"/>
-          <w:lang w:val="en-GB"/>
-        </w:rPr>
-        <w:t>&gt;</w:t>
-      </w:r>
-      <w:r>
-        <w:rPr>
-          <w:rStyle w:val="XMLContent"/>
-          <w:lang w:val="en-GB"/>
-        </w:rPr>
-        <w:t>Analog in 4</w:t>
-      </w:r>
-      <w:r>
-        <w:rPr>
-          <w:rStyle w:val="XMLBracket"/>
-          <w:lang w:val="en-GB"/>
-        </w:rPr>
-        <w:t>&lt;/</w:t>
-      </w:r>
-      <w:r>
-        <w:rPr>
-          <w:rStyle w:val="XMLElement"/>
-          <w:lang w:val="en-GB"/>
-        </w:rPr>
-        <w:t>text</w:t>
-      </w:r>
-      <w:r>
-        <w:rPr>
-          <w:rStyle w:val="XMLBracket"/>
-          <w:lang w:val="en-GB"/>
-        </w:rPr>
-        <w:t>&gt;&lt;</w:t>
-      </w:r>
-      <w:r>
-        <w:rPr>
-          <w:rStyle w:val="XMLKeyWord"/>
-          <w:lang w:val="en-GB"/>
-        </w:rPr>
-        <w:t>type</w:t>
-      </w:r>
-      <w:r>
-        <w:rPr>
-          <w:rStyle w:val="XMLBracket"/>
-          <w:lang w:val="en-GB"/>
-        </w:rPr>
-        <w:t>&gt;</w:t>
-      </w:r>
-      <w:r>
-        <w:rPr>
-          <w:rStyle w:val="XMLContent"/>
-          <w:lang w:val="en-GB"/>
-        </w:rPr>
-        <w:t>uint16</w:t>
-      </w:r>
-      <w:r>
-        <w:rPr>
-          <w:rStyle w:val="XMLBracket"/>
-          <w:lang w:val="en-GB"/>
-        </w:rPr>
-        <w:t>&lt;/</w:t>
-      </w:r>
-      <w:r>
-        <w:rPr>
-          <w:rStyle w:val="XMLKeyWord"/>
-          <w:lang w:val="en-GB"/>
-        </w:rPr>
-        <w:t>type</w:t>
-      </w:r>
-      <w:r>
-        <w:rPr>
-          <w:rStyle w:val="XMLBracket"/>
-          <w:lang w:val="en-GB"/>
-        </w:rPr>
-        <w:t>&gt;&lt;</w:t>
-      </w:r>
-      <w:proofErr w:type="spellStart"/>
-      <w:r>
-        <w:rPr>
-          <w:rStyle w:val="XMLElement"/>
-          <w:lang w:val="en-GB"/>
-        </w:rPr>
-        <w:t>rw</w:t>
-      </w:r>
-      <w:proofErr w:type="spellEnd"/>
-      <w:r>
-        <w:rPr>
-          <w:rStyle w:val="XMLBracket"/>
-          <w:lang w:val="en-GB"/>
-        </w:rPr>
-        <w:t>&gt;</w:t>
-      </w:r>
-      <w:r>
-        <w:rPr>
-          <w:rStyle w:val="XMLContent"/>
-          <w:lang w:val="en-GB"/>
-        </w:rPr>
-        <w:t>r</w:t>
-      </w:r>
-      <w:r>
-        <w:rPr>
-          <w:rStyle w:val="XMLBracket"/>
-          <w:lang w:val="en-GB"/>
-        </w:rPr>
-        <w:t>&lt;/</w:t>
-      </w:r>
-      <w:proofErr w:type="spellStart"/>
-      <w:r>
-        <w:rPr>
-          <w:rStyle w:val="XMLElement"/>
-          <w:lang w:val="en-GB"/>
-        </w:rPr>
-        <w:t>rw</w:t>
-      </w:r>
-      <w:proofErr w:type="spellEnd"/>
       <w:r>
         <w:rPr>
           <w:rStyle w:val="XMLBracket"/>
@@ -28971,7 +27537,7 @@
 </file>
 
 <file path=word/endnotes.xml><?xml version="1.0" encoding="utf-8"?>
-<w:endnotes xmlns:wpc="http://schemas.microsoft.com/office/word/2010/wordprocessingCanvas" xmlns:cx="http://schemas.microsoft.com/office/drawing/2014/chartex" xmlns:cx1="http://schemas.microsoft.com/office/drawing/2015/9/8/chartex" xmlns:cx2="http://schemas.microsoft.com/office/drawing/2015/10/21/chartex" xmlns:cx3="http://schemas.microsoft.com/office/drawing/2016/5/9/chartex" xmlns:cx4="http://schemas.microsoft.com/office/drawing/2016/5/10/chartex" xmlns:cx5="http://schemas.microsoft.com/office/drawing/2016/5/11/chartex" xmlns:cx6="http://schemas.microsoft.com/office/drawing/2016/5/12/chartex" xmlns:cx7="http://schemas.microsoft.com/office/drawing/2016/5/13/chartex" xmlns:cx8="http://schemas.microsoft.com/office/drawing/2016/5/14/chartex" xmlns:mc="http://schemas.openxmlformats.org/markup-compatibility/2006" xmlns:aink="http://schemas.microsoft.com/office/drawing/2016/ink" xmlns:am3d="http://schemas.microsoft.com/office/drawing/2017/model3d" xmlns:o="urn:schemas-microsoft-com:office:office" xmlns:oel="http://schemas.microsoft.com/office/2019/extlst" xmlns:r="http://schemas.openxmlformats.org/officeDocument/2006/relationships" xmlns:m="http://schemas.openxmlformats.org/officeDocument/2006/math" xmlns:v="urn:schemas-microsoft-com:vml" xmlns:wp14="http://schemas.microsoft.com/office/word/2010/wordprocessingDrawing" xmlns:wp="http://schemas.openxmlformats.org/drawingml/2006/wordprocessingDrawing" xmlns:w10="urn:schemas-microsoft-com:office:word" xmlns:w="http://schemas.openxmlformats.org/wordprocessingml/2006/main" xmlns:w14="http://schemas.microsoft.com/office/word/2010/wordml" xmlns:w15="http://schemas.microsoft.com/office/word/2012/wordml" xmlns:w16cex="http://schemas.microsoft.com/office/word/2018/wordml/cex" xmlns:w16cid="http://schemas.microsoft.com/office/word/2016/wordml/cid" xmlns:w16="http://schemas.microsoft.com/office/word/2018/wordml" xmlns:w16sdtdh="http://schemas.microsoft.com/office/word/2020/wordml/sdtdatahash" xmlns:w16se="http://schemas.microsoft.com/office/word/2015/wordml/symex" xmlns:wpg="http://schemas.microsoft.com/office/word/2010/wordprocessingGroup" xmlns:wpi="http://schemas.microsoft.com/office/word/2010/wordprocessingInk" xmlns:wne="http://schemas.microsoft.com/office/word/2006/wordml" xmlns:wps="http://schemas.microsoft.com/office/word/2010/wordprocessingShape" mc:Ignorable="w14 w15 w16se w16cid w16 w16cex w16sdtdh wp14">
+<w:endnotes xmlns:wpc="http://schemas.microsoft.com/office/word/2010/wordprocessingCanvas" xmlns:cx="http://schemas.microsoft.com/office/drawing/2014/chartex" xmlns:cx1="http://schemas.microsoft.com/office/drawing/2015/9/8/chartex" xmlns:cx2="http://schemas.microsoft.com/office/drawing/2015/10/21/chartex" xmlns:cx3="http://schemas.microsoft.com/office/drawing/2016/5/9/chartex" xmlns:cx4="http://schemas.microsoft.com/office/drawing/2016/5/10/chartex" xmlns:cx5="http://schemas.microsoft.com/office/drawing/2016/5/11/chartex" xmlns:cx6="http://schemas.microsoft.com/office/drawing/2016/5/12/chartex" xmlns:cx7="http://schemas.microsoft.com/office/drawing/2016/5/13/chartex" xmlns:cx8="http://schemas.microsoft.com/office/drawing/2016/5/14/chartex" xmlns:mc="http://schemas.openxmlformats.org/markup-compatibility/2006" xmlns:aink="http://schemas.microsoft.com/office/drawing/2016/ink" xmlns:am3d="http://schemas.microsoft.com/office/drawing/2017/model3d" xmlns:o="urn:schemas-microsoft-com:office:office" xmlns:oel="http://schemas.microsoft.com/office/2019/extlst" xmlns:r="http://schemas.openxmlformats.org/officeDocument/2006/relationships" xmlns:m="http://schemas.openxmlformats.org/officeDocument/2006/math" xmlns:v="urn:schemas-microsoft-com:vml" xmlns:wp14="http://schemas.microsoft.com/office/word/2010/wordprocessingDrawing" xmlns:wp="http://schemas.openxmlformats.org/drawingml/2006/wordprocessingDrawing" xmlns:w10="urn:schemas-microsoft-com:office:word" xmlns:w="http://schemas.openxmlformats.org/wordprocessingml/2006/main" xmlns:w14="http://schemas.microsoft.com/office/word/2010/wordml" xmlns:w15="http://schemas.microsoft.com/office/word/2012/wordml" xmlns:w16cex="http://schemas.microsoft.com/office/word/2018/wordml/cex" xmlns:w16cid="http://schemas.microsoft.com/office/word/2016/wordml/cid" xmlns:w16="http://schemas.microsoft.com/office/word/2018/wordml" xmlns:w16du="http://schemas.microsoft.com/office/word/2023/wordml/word16du" xmlns:w16sdtdh="http://schemas.microsoft.com/office/word/2020/wordml/sdtdatahash" xmlns:w16se="http://schemas.microsoft.com/office/word/2015/wordml/symex" xmlns:wpg="http://schemas.microsoft.com/office/word/2010/wordprocessingGroup" xmlns:wpi="http://schemas.microsoft.com/office/word/2010/wordprocessingInk" xmlns:wne="http://schemas.microsoft.com/office/word/2006/wordml" xmlns:wps="http://schemas.microsoft.com/office/word/2010/wordprocessingShape" mc:Ignorable="w14 w15 w16se w16cid w16 w16cex w16sdtdh w16du wp14">
   <w:endnote w:type="separator" w:id="-1">
     <w:p>
       <w:pPr>
@@ -29002,7 +27568,7 @@
 </file>
 
 <file path=word/footer1.xml><?xml version="1.0" encoding="utf-8"?>
-<w:ftr xmlns:wpc="http://schemas.microsoft.com/office/word/2010/wordprocessingCanvas" xmlns:cx="http://schemas.microsoft.com/office/drawing/2014/chartex" xmlns:cx1="http://schemas.microsoft.com/office/drawing/2015/9/8/chartex" xmlns:cx2="http://schemas.microsoft.com/office/drawing/2015/10/21/chartex" xmlns:cx3="http://schemas.microsoft.com/office/drawing/2016/5/9/chartex" xmlns:cx4="http://schemas.microsoft.com/office/drawing/2016/5/10/chartex" xmlns:cx5="http://schemas.microsoft.com/office/drawing/2016/5/11/chartex" xmlns:cx6="http://schemas.microsoft.com/office/drawing/2016/5/12/chartex" xmlns:cx7="http://schemas.microsoft.com/office/drawing/2016/5/13/chartex" xmlns:cx8="http://schemas.microsoft.com/office/drawing/2016/5/14/chartex" xmlns:mc="http://schemas.openxmlformats.org/markup-compatibility/2006" xmlns:aink="http://schemas.microsoft.com/office/drawing/2016/ink" xmlns:am3d="http://schemas.microsoft.com/office/drawing/2017/model3d" xmlns:o="urn:schemas-microsoft-com:office:office" xmlns:oel="http://schemas.microsoft.com/office/2019/extlst" xmlns:r="http://schemas.openxmlformats.org/officeDocument/2006/relationships" xmlns:m="http://schemas.openxmlformats.org/officeDocument/2006/math" xmlns:v="urn:schemas-microsoft-com:vml" xmlns:wp14="http://schemas.microsoft.com/office/word/2010/wordprocessingDrawing" xmlns:wp="http://schemas.openxmlformats.org/drawingml/2006/wordprocessingDrawing" xmlns:w10="urn:schemas-microsoft-com:office:word" xmlns:w="http://schemas.openxmlformats.org/wordprocessingml/2006/main" xmlns:w14="http://schemas.microsoft.com/office/word/2010/wordml" xmlns:w15="http://schemas.microsoft.com/office/word/2012/wordml" xmlns:w16cex="http://schemas.microsoft.com/office/word/2018/wordml/cex" xmlns:w16cid="http://schemas.microsoft.com/office/word/2016/wordml/cid" xmlns:w16="http://schemas.microsoft.com/office/word/2018/wordml" xmlns:w16sdtdh="http://schemas.microsoft.com/office/word/2020/wordml/sdtdatahash" xmlns:w16se="http://schemas.microsoft.com/office/word/2015/wordml/symex" xmlns:wpg="http://schemas.microsoft.com/office/word/2010/wordprocessingGroup" xmlns:wpi="http://schemas.microsoft.com/office/word/2010/wordprocessingInk" xmlns:wne="http://schemas.microsoft.com/office/word/2006/wordml" xmlns:wps="http://schemas.microsoft.com/office/word/2010/wordprocessingShape" mc:Ignorable="w14 w15 w16se w16cid w16 w16cex w16sdtdh wp14">
+<w:ftr xmlns:wpc="http://schemas.microsoft.com/office/word/2010/wordprocessingCanvas" xmlns:cx="http://schemas.microsoft.com/office/drawing/2014/chartex" xmlns:cx1="http://schemas.microsoft.com/office/drawing/2015/9/8/chartex" xmlns:cx2="http://schemas.microsoft.com/office/drawing/2015/10/21/chartex" xmlns:cx3="http://schemas.microsoft.com/office/drawing/2016/5/9/chartex" xmlns:cx4="http://schemas.microsoft.com/office/drawing/2016/5/10/chartex" xmlns:cx5="http://schemas.microsoft.com/office/drawing/2016/5/11/chartex" xmlns:cx6="http://schemas.microsoft.com/office/drawing/2016/5/12/chartex" xmlns:cx7="http://schemas.microsoft.com/office/drawing/2016/5/13/chartex" xmlns:cx8="http://schemas.microsoft.com/office/drawing/2016/5/14/chartex" xmlns:mc="http://schemas.openxmlformats.org/markup-compatibility/2006" xmlns:aink="http://schemas.microsoft.com/office/drawing/2016/ink" xmlns:am3d="http://schemas.microsoft.com/office/drawing/2017/model3d" xmlns:o="urn:schemas-microsoft-com:office:office" xmlns:oel="http://schemas.microsoft.com/office/2019/extlst" xmlns:r="http://schemas.openxmlformats.org/officeDocument/2006/relationships" xmlns:m="http://schemas.openxmlformats.org/officeDocument/2006/math" xmlns:v="urn:schemas-microsoft-com:vml" xmlns:wp14="http://schemas.microsoft.com/office/word/2010/wordprocessingDrawing" xmlns:wp="http://schemas.openxmlformats.org/drawingml/2006/wordprocessingDrawing" xmlns:w10="urn:schemas-microsoft-com:office:word" xmlns:w="http://schemas.openxmlformats.org/wordprocessingml/2006/main" xmlns:w14="http://schemas.microsoft.com/office/word/2010/wordml" xmlns:w15="http://schemas.microsoft.com/office/word/2012/wordml" xmlns:w16cex="http://schemas.microsoft.com/office/word/2018/wordml/cex" xmlns:w16cid="http://schemas.microsoft.com/office/word/2016/wordml/cid" xmlns:w16="http://schemas.microsoft.com/office/word/2018/wordml" xmlns:w16du="http://schemas.microsoft.com/office/word/2023/wordml/word16du" xmlns:w16sdtdh="http://schemas.microsoft.com/office/word/2020/wordml/sdtdatahash" xmlns:w16se="http://schemas.microsoft.com/office/word/2015/wordml/symex" xmlns:wpg="http://schemas.microsoft.com/office/word/2010/wordprocessingGroup" xmlns:wpi="http://schemas.microsoft.com/office/word/2010/wordprocessingInk" xmlns:wne="http://schemas.microsoft.com/office/word/2006/wordml" xmlns:wps="http://schemas.microsoft.com/office/word/2010/wordprocessingShape" mc:Ignorable="w14 w15 w16se w16cid w16 w16cex w16sdtdh w16du wp14">
   <w:p>
     <w:pPr>
       <w:pStyle w:val="Voettekst"/>
@@ -29055,7 +27621,7 @@
 </file>
 
 <file path=word/footnotes.xml><?xml version="1.0" encoding="utf-8"?>
-<w:footnotes xmlns:wpc="http://schemas.microsoft.com/office/word/2010/wordprocessingCanvas" xmlns:cx="http://schemas.microsoft.com/office/drawing/2014/chartex" xmlns:cx1="http://schemas.microsoft.com/office/drawing/2015/9/8/chartex" xmlns:cx2="http://schemas.microsoft.com/office/drawing/2015/10/21/chartex" xmlns:cx3="http://schemas.microsoft.com/office/drawing/2016/5/9/chartex" xmlns:cx4="http://schemas.microsoft.com/office/drawing/2016/5/10/chartex" xmlns:cx5="http://schemas.microsoft.com/office/drawing/2016/5/11/chartex" xmlns:cx6="http://schemas.microsoft.com/office/drawing/2016/5/12/chartex" xmlns:cx7="http://schemas.microsoft.com/office/drawing/2016/5/13/chartex" xmlns:cx8="http://schemas.microsoft.com/office/drawing/2016/5/14/chartex" xmlns:mc="http://schemas.openxmlformats.org/markup-compatibility/2006" xmlns:aink="http://schemas.microsoft.com/office/drawing/2016/ink" xmlns:am3d="http://schemas.microsoft.com/office/drawing/2017/model3d" xmlns:o="urn:schemas-microsoft-com:office:office" xmlns:oel="http://schemas.microsoft.com/office/2019/extlst" xmlns:r="http://schemas.openxmlformats.org/officeDocument/2006/relationships" xmlns:m="http://schemas.openxmlformats.org/officeDocument/2006/math" xmlns:v="urn:schemas-microsoft-com:vml" xmlns:wp14="http://schemas.microsoft.com/office/word/2010/wordprocessingDrawing" xmlns:wp="http://schemas.openxmlformats.org/drawingml/2006/wordprocessingDrawing" xmlns:w10="urn:schemas-microsoft-com:office:word" xmlns:w="http://schemas.openxmlformats.org/wordprocessingml/2006/main" xmlns:w14="http://schemas.microsoft.com/office/word/2010/wordml" xmlns:w15="http://schemas.microsoft.com/office/word/2012/wordml" xmlns:w16cex="http://schemas.microsoft.com/office/word/2018/wordml/cex" xmlns:w16cid="http://schemas.microsoft.com/office/word/2016/wordml/cid" xmlns:w16="http://schemas.microsoft.com/office/word/2018/wordml" xmlns:w16sdtdh="http://schemas.microsoft.com/office/word/2020/wordml/sdtdatahash" xmlns:w16se="http://schemas.microsoft.com/office/word/2015/wordml/symex" xmlns:wpg="http://schemas.microsoft.com/office/word/2010/wordprocessingGroup" xmlns:wpi="http://schemas.microsoft.com/office/word/2010/wordprocessingInk" xmlns:wne="http://schemas.microsoft.com/office/word/2006/wordml" xmlns:wps="http://schemas.microsoft.com/office/word/2010/wordprocessingShape" mc:Ignorable="w14 w15 w16se w16cid w16 w16cex w16sdtdh wp14">
+<w:footnotes xmlns:wpc="http://schemas.microsoft.com/office/word/2010/wordprocessingCanvas" xmlns:cx="http://schemas.microsoft.com/office/drawing/2014/chartex" xmlns:cx1="http://schemas.microsoft.com/office/drawing/2015/9/8/chartex" xmlns:cx2="http://schemas.microsoft.com/office/drawing/2015/10/21/chartex" xmlns:cx3="http://schemas.microsoft.com/office/drawing/2016/5/9/chartex" xmlns:cx4="http://schemas.microsoft.com/office/drawing/2016/5/10/chartex" xmlns:cx5="http://schemas.microsoft.com/office/drawing/2016/5/11/chartex" xmlns:cx6="http://schemas.microsoft.com/office/drawing/2016/5/12/chartex" xmlns:cx7="http://schemas.microsoft.com/office/drawing/2016/5/13/chartex" xmlns:cx8="http://schemas.microsoft.com/office/drawing/2016/5/14/chartex" xmlns:mc="http://schemas.openxmlformats.org/markup-compatibility/2006" xmlns:aink="http://schemas.microsoft.com/office/drawing/2016/ink" xmlns:am3d="http://schemas.microsoft.com/office/drawing/2017/model3d" xmlns:o="urn:schemas-microsoft-com:office:office" xmlns:oel="http://schemas.microsoft.com/office/2019/extlst" xmlns:r="http://schemas.openxmlformats.org/officeDocument/2006/relationships" xmlns:m="http://schemas.openxmlformats.org/officeDocument/2006/math" xmlns:v="urn:schemas-microsoft-com:vml" xmlns:wp14="http://schemas.microsoft.com/office/word/2010/wordprocessingDrawing" xmlns:wp="http://schemas.openxmlformats.org/drawingml/2006/wordprocessingDrawing" xmlns:w10="urn:schemas-microsoft-com:office:word" xmlns:w="http://schemas.openxmlformats.org/wordprocessingml/2006/main" xmlns:w14="http://schemas.microsoft.com/office/word/2010/wordml" xmlns:w15="http://schemas.microsoft.com/office/word/2012/wordml" xmlns:w16cex="http://schemas.microsoft.com/office/word/2018/wordml/cex" xmlns:w16cid="http://schemas.microsoft.com/office/word/2016/wordml/cid" xmlns:w16="http://schemas.microsoft.com/office/word/2018/wordml" xmlns:w16du="http://schemas.microsoft.com/office/word/2023/wordml/word16du" xmlns:w16sdtdh="http://schemas.microsoft.com/office/word/2020/wordml/sdtdatahash" xmlns:w16se="http://schemas.microsoft.com/office/word/2015/wordml/symex" xmlns:wpg="http://schemas.microsoft.com/office/word/2010/wordprocessingGroup" xmlns:wpi="http://schemas.microsoft.com/office/word/2010/wordprocessingInk" xmlns:wne="http://schemas.microsoft.com/office/word/2006/wordml" xmlns:wps="http://schemas.microsoft.com/office/word/2010/wordprocessingShape" mc:Ignorable="w14 w15 w16se w16cid w16 w16cex w16sdtdh w16du wp14">
   <w:footnote w:type="separator" w:id="-1">
     <w:p>
       <w:pPr>
@@ -29086,7 +27652,7 @@
 </file>
 
 <file path=word/numbering.xml><?xml version="1.0" encoding="utf-8"?>
-<w:numbering xmlns:wpc="http://schemas.microsoft.com/office/word/2010/wordprocessingCanvas" xmlns:cx="http://schemas.microsoft.com/office/drawing/2014/chartex" xmlns:cx1="http://schemas.microsoft.com/office/drawing/2015/9/8/chartex" xmlns:cx2="http://schemas.microsoft.com/office/drawing/2015/10/21/chartex" xmlns:cx3="http://schemas.microsoft.com/office/drawing/2016/5/9/chartex" xmlns:cx4="http://schemas.microsoft.com/office/drawing/2016/5/10/chartex" xmlns:cx5="http://schemas.microsoft.com/office/drawing/2016/5/11/chartex" xmlns:cx6="http://schemas.microsoft.com/office/drawing/2016/5/12/chartex" xmlns:cx7="http://schemas.microsoft.com/office/drawing/2016/5/13/chartex" xmlns:cx8="http://schemas.microsoft.com/office/drawing/2016/5/14/chartex" xmlns:mc="http://schemas.openxmlformats.org/markup-compatibility/2006" xmlns:aink="http://schemas.microsoft.com/office/drawing/2016/ink" xmlns:am3d="http://schemas.microsoft.com/office/drawing/2017/model3d" xmlns:o="urn:schemas-microsoft-com:office:office" xmlns:oel="http://schemas.microsoft.com/office/2019/extlst" xmlns:r="http://schemas.openxmlformats.org/officeDocument/2006/relationships" xmlns:m="http://schemas.openxmlformats.org/officeDocument/2006/math" xmlns:v="urn:schemas-microsoft-com:vml" xmlns:wp14="http://schemas.microsoft.com/office/word/2010/wordprocessingDrawing" xmlns:wp="http://schemas.openxmlformats.org/drawingml/2006/wordprocessingDrawing" xmlns:w10="urn:schemas-microsoft-com:office:word" xmlns:w="http://schemas.openxmlformats.org/wordprocessingml/2006/main" xmlns:w14="http://schemas.microsoft.com/office/word/2010/wordml" xmlns:w15="http://schemas.microsoft.com/office/word/2012/wordml" xmlns:w16cex="http://schemas.microsoft.com/office/word/2018/wordml/cex" xmlns:w16cid="http://schemas.microsoft.com/office/word/2016/wordml/cid" xmlns:w16="http://schemas.microsoft.com/office/word/2018/wordml" xmlns:w16sdtdh="http://schemas.microsoft.com/office/word/2020/wordml/sdtdatahash" xmlns:w16se="http://schemas.microsoft.com/office/word/2015/wordml/symex" xmlns:wpg="http://schemas.microsoft.com/office/word/2010/wordprocessingGroup" xmlns:wpi="http://schemas.microsoft.com/office/word/2010/wordprocessingInk" xmlns:wne="http://schemas.microsoft.com/office/word/2006/wordml" xmlns:wps="http://schemas.microsoft.com/office/word/2010/wordprocessingShape" mc:Ignorable="w14 w15 w16se w16cid w16 w16cex w16sdtdh wp14">
+<w:numbering xmlns:wpc="http://schemas.microsoft.com/office/word/2010/wordprocessingCanvas" xmlns:cx="http://schemas.microsoft.com/office/drawing/2014/chartex" xmlns:cx1="http://schemas.microsoft.com/office/drawing/2015/9/8/chartex" xmlns:cx2="http://schemas.microsoft.com/office/drawing/2015/10/21/chartex" xmlns:cx3="http://schemas.microsoft.com/office/drawing/2016/5/9/chartex" xmlns:cx4="http://schemas.microsoft.com/office/drawing/2016/5/10/chartex" xmlns:cx5="http://schemas.microsoft.com/office/drawing/2016/5/11/chartex" xmlns:cx6="http://schemas.microsoft.com/office/drawing/2016/5/12/chartex" xmlns:cx7="http://schemas.microsoft.com/office/drawing/2016/5/13/chartex" xmlns:cx8="http://schemas.microsoft.com/office/drawing/2016/5/14/chartex" xmlns:mc="http://schemas.openxmlformats.org/markup-compatibility/2006" xmlns:aink="http://schemas.microsoft.com/office/drawing/2016/ink" xmlns:am3d="http://schemas.microsoft.com/office/drawing/2017/model3d" xmlns:o="urn:schemas-microsoft-com:office:office" xmlns:oel="http://schemas.microsoft.com/office/2019/extlst" xmlns:r="http://schemas.openxmlformats.org/officeDocument/2006/relationships" xmlns:m="http://schemas.openxmlformats.org/officeDocument/2006/math" xmlns:v="urn:schemas-microsoft-com:vml" xmlns:wp14="http://schemas.microsoft.com/office/word/2010/wordprocessingDrawing" xmlns:wp="http://schemas.openxmlformats.org/drawingml/2006/wordprocessingDrawing" xmlns:w10="urn:schemas-microsoft-com:office:word" xmlns:w="http://schemas.openxmlformats.org/wordprocessingml/2006/main" xmlns:w14="http://schemas.microsoft.com/office/word/2010/wordml" xmlns:w15="http://schemas.microsoft.com/office/word/2012/wordml" xmlns:w16cex="http://schemas.microsoft.com/office/word/2018/wordml/cex" xmlns:w16cid="http://schemas.microsoft.com/office/word/2016/wordml/cid" xmlns:w16="http://schemas.microsoft.com/office/word/2018/wordml" xmlns:w16du="http://schemas.microsoft.com/office/word/2023/wordml/word16du" xmlns:w16sdtdh="http://schemas.microsoft.com/office/word/2020/wordml/sdtdatahash" xmlns:w16se="http://schemas.microsoft.com/office/word/2015/wordml/symex" xmlns:wpg="http://schemas.microsoft.com/office/word/2010/wordprocessingGroup" xmlns:wpi="http://schemas.microsoft.com/office/word/2010/wordprocessingInk" xmlns:wne="http://schemas.microsoft.com/office/word/2006/wordml" xmlns:wps="http://schemas.microsoft.com/office/word/2010/wordprocessingShape" mc:Ignorable="w14 w15 w16se w16cid w16 w16cex w16sdtdh w16du wp14">
   <w:abstractNum w:abstractNumId="0" w15:restartNumberingAfterBreak="0">
     <w:nsid w:val="00000001"/>
     <w:multiLevelType w:val="multilevel"/>
@@ -30086,7 +28652,7 @@
 </file>
 
 <file path=word/styles.xml><?xml version="1.0" encoding="utf-8"?>
-<w:styles xmlns:mc="http://schemas.openxmlformats.org/markup-compatibility/2006" xmlns:r="http://schemas.openxmlformats.org/officeDocument/2006/relationships" xmlns:w="http://schemas.openxmlformats.org/wordprocessingml/2006/main" xmlns:w14="http://schemas.microsoft.com/office/word/2010/wordml" xmlns:w15="http://schemas.microsoft.com/office/word/2012/wordml" xmlns:w16cex="http://schemas.microsoft.com/office/word/2018/wordml/cex" xmlns:w16cid="http://schemas.microsoft.com/office/word/2016/wordml/cid" xmlns:w16="http://schemas.microsoft.com/office/word/2018/wordml" xmlns:w16sdtdh="http://schemas.microsoft.com/office/word/2020/wordml/sdtdatahash" xmlns:w16se="http://schemas.microsoft.com/office/word/2015/wordml/symex" mc:Ignorable="w14 w15 w16se w16cid w16 w16cex w16sdtdh">
+<w:styles xmlns:mc="http://schemas.openxmlformats.org/markup-compatibility/2006" xmlns:r="http://schemas.openxmlformats.org/officeDocument/2006/relationships" xmlns:w="http://schemas.openxmlformats.org/wordprocessingml/2006/main" xmlns:w14="http://schemas.microsoft.com/office/word/2010/wordml" xmlns:w15="http://schemas.microsoft.com/office/word/2012/wordml" xmlns:w16cex="http://schemas.microsoft.com/office/word/2018/wordml/cex" xmlns:w16cid="http://schemas.microsoft.com/office/word/2016/wordml/cid" xmlns:w16="http://schemas.microsoft.com/office/word/2018/wordml" xmlns:w16du="http://schemas.microsoft.com/office/word/2023/wordml/word16du" xmlns:w16sdtdh="http://schemas.microsoft.com/office/word/2020/wordml/sdtdatahash" xmlns:w16se="http://schemas.microsoft.com/office/word/2015/wordml/symex" mc:Ignorable="w14 w15 w16se w16cid w16 w16cex w16sdtdh w16du">
   <w:docDefaults>
     <w:rPrDefault>
       <w:rPr>

--- a/Manuals/ModbusControl - User manual.docx
+++ b/Manuals/ModbusControl - User manual.docx
@@ -3893,9 +3893,11 @@
       <w:r>
         <w:t>“</w:t>
       </w:r>
+      <w:proofErr w:type="spellStart"/>
       <w:r>
         <w:t>Demo.mbc</w:t>
       </w:r>
+      <w:proofErr w:type="spellEnd"/>
       <w:r>
         <w:t>”</w:t>
       </w:r>
@@ -4732,7 +4734,15 @@
         <w:t>The order is which the tab pages are exported to CSV</w:t>
       </w:r>
       <w:r>
-        <w:t xml:space="preserve"> can be controlled with the &lt;exportorder&gt; element. </w:t>
+        <w:t xml:space="preserve"> can be controlled with the &lt;</w:t>
+      </w:r>
+      <w:proofErr w:type="spellStart"/>
+      <w:r>
+        <w:t>exportorder</w:t>
+      </w:r>
+      <w:proofErr w:type="spellEnd"/>
+      <w:r>
+        <w:t xml:space="preserve">&gt; element. </w:t>
       </w:r>
       <w:r>
         <w:rPr>
@@ -4786,10 +4796,26 @@
         <w:t xml:space="preserve">] </w:t>
       </w:r>
       <w:r>
-        <w:t xml:space="preserve">&lt;exportorder&gt; </w:t>
-      </w:r>
-      <w:r>
-        <w:t>for more information on &lt;exportorder&gt;.</w:t>
+        <w:t>&lt;</w:t>
+      </w:r>
+      <w:proofErr w:type="spellStart"/>
+      <w:r>
+        <w:t>exportorder</w:t>
+      </w:r>
+      <w:proofErr w:type="spellEnd"/>
+      <w:r>
+        <w:t xml:space="preserve">&gt; </w:t>
+      </w:r>
+      <w:r>
+        <w:t>for more information on &lt;</w:t>
+      </w:r>
+      <w:proofErr w:type="spellStart"/>
+      <w:r>
+        <w:t>exportorder</w:t>
+      </w:r>
+      <w:proofErr w:type="spellEnd"/>
+      <w:r>
+        <w:t>&gt;.</w:t>
       </w:r>
     </w:p>
     <w:p>
@@ -5427,7 +5453,7 @@
             <v:path o:extrusionok="f" gradientshapeok="t" o:connecttype="rect"/>
             <o:lock v:ext="edit" aspectratio="t"/>
           </v:shapetype>
-          <v:shape id="_x0000_i1025" type="#_x0000_t75" style="width:408.6pt;height:55.8pt;visibility:visible;mso-wrap-style:square">
+          <v:shape id="_x0000_i1025" type="#_x0000_t75" style="width:408.75pt;height:55.5pt;visibility:visible;mso-wrap-style:square">
             <v:imagedata r:id="rId8" o:title=""/>
           </v:shape>
         </w:pict>
@@ -6311,8 +6337,13 @@
               </w:rPr>
             </w:pPr>
             <w:bookmarkStart w:id="16" w:name="Functioncodetowriteholdingregisters"/>
-            <w:r>
-              <w:t>Functioncode to write holding registers</w:t>
+            <w:proofErr w:type="spellStart"/>
+            <w:r>
+              <w:t>Functioncode</w:t>
+            </w:r>
+            <w:proofErr w:type="spellEnd"/>
+            <w:r>
+              <w:t xml:space="preserve"> to write holding registers</w:t>
             </w:r>
             <w:bookmarkEnd w:id="16"/>
             <w:r>
@@ -6995,7 +7026,15 @@
               </w:rPr>
             </w:pPr>
             <w:r>
-              <w:t>Sample rate (ms):</w:t>
+              <w:t>Sample rate (</w:t>
+            </w:r>
+            <w:proofErr w:type="spellStart"/>
+            <w:r>
+              <w:t>ms</w:t>
+            </w:r>
+            <w:proofErr w:type="spellEnd"/>
+            <w:r>
+              <w:t>):</w:t>
             </w:r>
           </w:p>
         </w:tc>
@@ -7339,7 +7378,13 @@
               </w:rPr>
             </w:pPr>
             <w:r>
-              <w:t>TCP port the bridge listens to, usually 502.</w:t>
+              <w:t xml:space="preserve">TCP port the bridge listens to, </w:t>
+            </w:r>
+            <w:r>
+              <w:t>default</w:t>
+            </w:r>
+            <w:r>
+              <w:t xml:space="preserve"> 502.</w:t>
             </w:r>
           </w:p>
         </w:tc>
@@ -8372,7 +8417,15 @@
         </w:rPr>
       </w:pPr>
       <w:r>
-        <w:t>To open a demo project file named Demo.mbc.</w:t>
+        <w:t xml:space="preserve">To open a demo project file named </w:t>
+      </w:r>
+      <w:proofErr w:type="spellStart"/>
+      <w:r>
+        <w:t>Demo.mbc</w:t>
+      </w:r>
+      <w:proofErr w:type="spellEnd"/>
+      <w:r>
+        <w:t>.</w:t>
       </w:r>
     </w:p>
     <w:p>
@@ -8428,7 +8481,15 @@
         </w:rPr>
       </w:pPr>
       <w:r>
-        <w:t xml:space="preserve">Right-click the mouse on the Register or Description column to change the background color of the line. This allows to highlight the registers you are currently focusing on. </w:t>
+        <w:t xml:space="preserve">Right-click the mouse on the Register or Description column to change the background </w:t>
+      </w:r>
+      <w:proofErr w:type="spellStart"/>
+      <w:r>
+        <w:t>color</w:t>
+      </w:r>
+      <w:proofErr w:type="spellEnd"/>
+      <w:r>
+        <w:t xml:space="preserve"> of the line. This allows to highlight the registers you are currently focusing on. </w:t>
       </w:r>
       <w:r>
         <w:br/>
@@ -8485,8 +8546,13 @@
           <w:rFonts w:hint="eastAsia"/>
         </w:rPr>
       </w:pPr>
-      <w:r>
-        <w:t>UInt: show as unsigned integer</w:t>
+      <w:proofErr w:type="spellStart"/>
+      <w:r>
+        <w:t>UInt</w:t>
+      </w:r>
+      <w:proofErr w:type="spellEnd"/>
+      <w:r>
+        <w:t>: show as unsigned integer</w:t>
       </w:r>
     </w:p>
     <w:p>
@@ -8705,7 +8771,7 @@
           <w:noProof/>
         </w:rPr>
         <w:pict w14:anchorId="5CABB691">
-          <v:shape id="_x0000_i1026" type="#_x0000_t75" style="width:391.2pt;height:52.2pt;visibility:visible;mso-wrap-style:square">
+          <v:shape id="_x0000_i1026" type="#_x0000_t75" style="width:391.5pt;height:52.5pt;visibility:visible;mso-wrap-style:square">
             <v:imagedata r:id="rId10" o:title=""/>
           </v:shape>
         </w:pict>
@@ -9117,7 +9183,15 @@
         </w:rPr>
       </w:pPr>
       <w:r>
-        <w:t>Bridge decode: the Modbus/TCP frames received and sent over the bridge decoded to human-readable messages like “Slave=1, Read holding registers: addr=100, quant=15”</w:t>
+        <w:t xml:space="preserve">Bridge decode: the Modbus/TCP frames received and sent over the bridge decoded to human-readable messages like “Slave=1, Read holding registers: </w:t>
+      </w:r>
+      <w:proofErr w:type="spellStart"/>
+      <w:r>
+        <w:t>addr</w:t>
+      </w:r>
+      <w:proofErr w:type="spellEnd"/>
+      <w:r>
+        <w:t>=100, quant=15”</w:t>
       </w:r>
     </w:p>
     <w:p>
@@ -9154,7 +9228,15 @@
         </w:rPr>
       </w:pPr>
       <w:r>
-        <w:t>ModbusControl has a built-in Modbus/TCP server that acts as a bridge to the connected modbus device. This allows Modbus/TCP clients like ModbusScope to communicate with the serial modbus device as well. It also allows multiple Modbus/TCP clients or more copies of ModbusControl to be connected to the modbus device simultaneously. Works for all connection types to the modbus device, not only the serial line.</w:t>
+        <w:t xml:space="preserve">ModbusControl has a built-in Modbus/TCP server that acts as a bridge to the connected modbus device. This allows Modbus/TCP clients like </w:t>
+      </w:r>
+      <w:proofErr w:type="spellStart"/>
+      <w:r>
+        <w:t>ModbusScope</w:t>
+      </w:r>
+      <w:proofErr w:type="spellEnd"/>
+      <w:r>
+        <w:t xml:space="preserve"> to communicate with the serial modbus device as well. It also allows multiple Modbus/TCP clients or more copies of ModbusControl to be connected to the modbus device simultaneously. Works for all connection types to the modbus device, not only the serial line.</w:t>
       </w:r>
     </w:p>
     <w:p>
@@ -9303,7 +9385,15 @@
         </w:rPr>
       </w:pPr>
       <w:r>
-        <w:t>In a Modbus command message, registers are addressed starting at zero. The first holding register is referred to as address 0 in the query message. For historic reasons 16-bit holding registers are often referred to as registers 40001..49999. The base for the register numbering is defined in the mbc project file with the &lt;holdingregisterstart&gt; element. It usually is 40001</w:t>
+        <w:t>In a Modbus command message, registers are addressed starting at zero. The first holding register is referred to as address 0 in the query message. For historic reasons 16-bit holding registers are often referred to as registers 40001..49999. The base for the register numbering is defined in the mbc project file with the &lt;</w:t>
+      </w:r>
+      <w:proofErr w:type="spellStart"/>
+      <w:r>
+        <w:t>holdingregisterstart</w:t>
+      </w:r>
+      <w:proofErr w:type="spellEnd"/>
+      <w:r>
+        <w:t>&gt; element. It usually is 40001</w:t>
       </w:r>
       <w:r>
         <w:t xml:space="preserve"> or</w:t>
@@ -9362,6 +9452,7 @@
       <w:r>
         <w:t>See [</w:t>
       </w:r>
+      <w:proofErr w:type="spellStart"/>
       <w:r>
         <w:rPr>
           <w:rFonts w:hint="eastAsia"/>
@@ -9395,7 +9486,11 @@
         <w:fldChar w:fldCharType="separate"/>
       </w:r>
       <w:r>
-        <w:t>Functioncode to write holding registers</w:t>
+        <w:t>Functioncode</w:t>
+      </w:r>
+      <w:proofErr w:type="spellEnd"/>
+      <w:r>
+        <w:t xml:space="preserve"> to write holding registers</w:t>
       </w:r>
       <w:r>
         <w:rPr>
@@ -10077,7 +10172,21 @@
               <w:rPr>
                 <w:rFonts w:hint="eastAsia"/>
               </w:rPr>
-              <w:t>end-of-message timeout (ms)</w:t>
+              <w:t>end-of-message timeout (</w:t>
+            </w:r>
+            <w:proofErr w:type="spellStart"/>
+            <w:r>
+              <w:rPr>
+                <w:rFonts w:hint="eastAsia"/>
+              </w:rPr>
+              <w:t>ms</w:t>
+            </w:r>
+            <w:proofErr w:type="spellEnd"/>
+            <w:r>
+              <w:rPr>
+                <w:rFonts w:hint="eastAsia"/>
+              </w:rPr>
+              <w:t>)</w:t>
             </w:r>
             <w:r>
               <w:t>.</w:t>
@@ -10262,22 +10371,7 @@
               <w:t>/server</w:t>
             </w:r>
             <w:r>
-              <w:t xml:space="preserve"> IP port, </w:t>
-            </w:r>
-            <w:r>
-              <w:t>usually</w:t>
-            </w:r>
-            <w:r>
-              <w:t xml:space="preserve"> </w:t>
-            </w:r>
-            <w:r>
-              <w:rPr>
-                <w:rFonts w:hint="eastAsia"/>
-              </w:rPr>
-              <w:t>50</w:t>
-            </w:r>
-            <w:r>
-              <w:t>2</w:t>
+              <w:t xml:space="preserve"> IP port</w:t>
             </w:r>
             <w:r>
               <w:t>.</w:t>
@@ -10466,7 +10560,21 @@
               <w:rPr>
                 <w:rFonts w:hint="eastAsia"/>
               </w:rPr>
-              <w:t>Maximum wait time for first byte of response (ms)</w:t>
+              <w:t>Maximum wait time for first byte of response (</w:t>
+            </w:r>
+            <w:proofErr w:type="spellStart"/>
+            <w:r>
+              <w:rPr>
+                <w:rFonts w:hint="eastAsia"/>
+              </w:rPr>
+              <w:t>ms</w:t>
+            </w:r>
+            <w:proofErr w:type="spellEnd"/>
+            <w:r>
+              <w:rPr>
+                <w:rFonts w:hint="eastAsia"/>
+              </w:rPr>
+              <w:t>)</w:t>
             </w:r>
             <w:r>
               <w:t>.</w:t>
@@ -10519,7 +10627,21 @@
               <w:rPr>
                 <w:rFonts w:hint="eastAsia"/>
               </w:rPr>
-              <w:t>Delay before sending next query (ms)</w:t>
+              <w:t>Delay before sending next query (</w:t>
+            </w:r>
+            <w:proofErr w:type="spellStart"/>
+            <w:r>
+              <w:rPr>
+                <w:rFonts w:hint="eastAsia"/>
+              </w:rPr>
+              <w:t>ms</w:t>
+            </w:r>
+            <w:proofErr w:type="spellEnd"/>
+            <w:r>
+              <w:rPr>
+                <w:rFonts w:hint="eastAsia"/>
+              </w:rPr>
+              <w:t>)</w:t>
             </w:r>
             <w:r>
               <w:t>.</w:t>
@@ -10668,7 +10790,15 @@
               <w:t>period for reading the registers from the slave/server</w:t>
             </w:r>
             <w:r>
-              <w:t xml:space="preserve"> (ms)</w:t>
+              <w:t xml:space="preserve"> (</w:t>
+            </w:r>
+            <w:proofErr w:type="spellStart"/>
+            <w:r>
+              <w:t>ms</w:t>
+            </w:r>
+            <w:proofErr w:type="spellEnd"/>
+            <w:r>
+              <w:t>)</w:t>
             </w:r>
             <w:r>
               <w:t>.</w:t>
@@ -10963,10 +11093,7 @@
         <w:t xml:space="preserve"> is required</w:t>
       </w:r>
       <w:r>
-        <w:t xml:space="preserve">. Connection parameters in the mbc file </w:t>
-      </w:r>
-      <w:r>
-        <w:t>can be overridden by command line options.</w:t>
+        <w:t>. Connection parameters in the mbc file can be overridden by command line options.</w:t>
       </w:r>
       <w:r>
         <w:t xml:space="preserve"> </w:t>
@@ -11456,7 +11583,21 @@
               <w:rPr>
                 <w:rFonts w:hint="eastAsia"/>
               </w:rPr>
-              <w:t>end-of-message timeout (ms)</w:t>
+              <w:t>end-of-message timeout (</w:t>
+            </w:r>
+            <w:proofErr w:type="spellStart"/>
+            <w:r>
+              <w:rPr>
+                <w:rFonts w:hint="eastAsia"/>
+              </w:rPr>
+              <w:t>ms</w:t>
+            </w:r>
+            <w:proofErr w:type="spellEnd"/>
+            <w:r>
+              <w:rPr>
+                <w:rFonts w:hint="eastAsia"/>
+              </w:rPr>
+              <w:t>)</w:t>
             </w:r>
             <w:r>
               <w:t>.</w:t>
@@ -11625,16 +11766,7 @@
               </w:rPr>
             </w:pPr>
             <w:r>
-              <w:t xml:space="preserve">Slave/server IP port, usually </w:t>
-            </w:r>
-            <w:r>
-              <w:rPr>
-                <w:rFonts w:hint="eastAsia"/>
-              </w:rPr>
-              <w:t>50</w:t>
-            </w:r>
-            <w:r>
-              <w:t>2</w:t>
+              <w:t>Slave/server IP port</w:t>
             </w:r>
             <w:r>
               <w:t>.</w:t>
@@ -11808,7 +11940,21 @@
               <w:rPr>
                 <w:rFonts w:hint="eastAsia"/>
               </w:rPr>
-              <w:t>Maximum wait time for first byte of response (ms)</w:t>
+              <w:t>Maximum wait time for first byte of response (</w:t>
+            </w:r>
+            <w:proofErr w:type="spellStart"/>
+            <w:r>
+              <w:rPr>
+                <w:rFonts w:hint="eastAsia"/>
+              </w:rPr>
+              <w:t>ms</w:t>
+            </w:r>
+            <w:proofErr w:type="spellEnd"/>
+            <w:r>
+              <w:rPr>
+                <w:rFonts w:hint="eastAsia"/>
+              </w:rPr>
+              <w:t>)</w:t>
             </w:r>
             <w:r>
               <w:t>.</w:t>
@@ -11855,7 +12001,21 @@
               <w:rPr>
                 <w:rFonts w:hint="eastAsia"/>
               </w:rPr>
-              <w:t>Delay before sending next query (ms)</w:t>
+              <w:t>Delay before sending next query (</w:t>
+            </w:r>
+            <w:proofErr w:type="spellStart"/>
+            <w:r>
+              <w:rPr>
+                <w:rFonts w:hint="eastAsia"/>
+              </w:rPr>
+              <w:t>ms</w:t>
+            </w:r>
+            <w:proofErr w:type="spellEnd"/>
+            <w:r>
+              <w:rPr>
+                <w:rFonts w:hint="eastAsia"/>
+              </w:rPr>
+              <w:t>)</w:t>
             </w:r>
             <w:r>
               <w:t>.</w:t>
@@ -12397,6 +12557,7 @@
               </w:rPr>
               <w:t>-tabs &lt;</w:t>
             </w:r>
+            <w:proofErr w:type="spellStart"/>
             <w:r>
               <w:rPr>
                 <w:rFonts w:hint="eastAsia"/>
@@ -12405,12 +12566,14 @@
               </w:rPr>
               <w:t>tabname</w:t>
             </w:r>
+            <w:proofErr w:type="spellEnd"/>
             <w:r>
               <w:rPr>
                 <w:rFonts w:hint="eastAsia"/>
               </w:rPr>
               <w:t>&gt; [</w:t>
             </w:r>
+            <w:proofErr w:type="spellStart"/>
             <w:r>
               <w:rPr>
                 <w:rFonts w:hint="eastAsia"/>
@@ -12419,6 +12582,7 @@
               </w:rPr>
               <w:t>tabname</w:t>
             </w:r>
+            <w:proofErr w:type="spellEnd"/>
             <w:r>
               <w:rPr>
                 <w:rFonts w:hint="eastAsia"/>
@@ -12543,8 +12707,13 @@
               </w:rPr>
             </w:pPr>
             <w:r>
-              <w:t>-logtime</w:t>
-            </w:r>
+              <w:t>-</w:t>
+            </w:r>
+            <w:proofErr w:type="spellStart"/>
+            <w:r>
+              <w:t>logtime</w:t>
+            </w:r>
+            <w:proofErr w:type="spellEnd"/>
           </w:p>
         </w:tc>
         <w:tc>
@@ -13519,7 +13688,21 @@
               <w:rPr>
                 <w:rFonts w:hint="eastAsia"/>
               </w:rPr>
-              <w:t>end-of-message timeout (ms)</w:t>
+              <w:t>end-of-message timeout (</w:t>
+            </w:r>
+            <w:proofErr w:type="spellStart"/>
+            <w:r>
+              <w:rPr>
+                <w:rFonts w:hint="eastAsia"/>
+              </w:rPr>
+              <w:t>ms</w:t>
+            </w:r>
+            <w:proofErr w:type="spellEnd"/>
+            <w:r>
+              <w:rPr>
+                <w:rFonts w:hint="eastAsia"/>
+              </w:rPr>
+              <w:t>)</w:t>
             </w:r>
             <w:r>
               <w:t>.</w:t>
@@ -13682,16 +13865,7 @@
               </w:rPr>
             </w:pPr>
             <w:r>
-              <w:t xml:space="preserve">Slave/server IP port, usually </w:t>
-            </w:r>
-            <w:r>
-              <w:rPr>
-                <w:rFonts w:hint="eastAsia"/>
-              </w:rPr>
-              <w:t>50</w:t>
-            </w:r>
-            <w:r>
-              <w:t>2</w:t>
+              <w:t>Slave/server IP port</w:t>
             </w:r>
             <w:r>
               <w:t>.</w:t>
@@ -13859,7 +14033,21 @@
               <w:rPr>
                 <w:rFonts w:hint="eastAsia"/>
               </w:rPr>
-              <w:t>Maximum wait time for first byte of response (ms)</w:t>
+              <w:t>Maximum wait time for first byte of response (</w:t>
+            </w:r>
+            <w:proofErr w:type="spellStart"/>
+            <w:r>
+              <w:rPr>
+                <w:rFonts w:hint="eastAsia"/>
+              </w:rPr>
+              <w:t>ms</w:t>
+            </w:r>
+            <w:proofErr w:type="spellEnd"/>
+            <w:r>
+              <w:rPr>
+                <w:rFonts w:hint="eastAsia"/>
+              </w:rPr>
+              <w:t>)</w:t>
             </w:r>
             <w:r>
               <w:t>.</w:t>
@@ -14018,7 +14206,21 @@
               <w:rPr>
                 <w:rFonts w:hint="eastAsia"/>
               </w:rPr>
-              <w:t>Delay before sending next query (ms)</w:t>
+              <w:t>Delay before sending next query (</w:t>
+            </w:r>
+            <w:proofErr w:type="spellStart"/>
+            <w:r>
+              <w:rPr>
+                <w:rFonts w:hint="eastAsia"/>
+              </w:rPr>
+              <w:t>ms</w:t>
+            </w:r>
+            <w:proofErr w:type="spellEnd"/>
+            <w:r>
+              <w:rPr>
+                <w:rFonts w:hint="eastAsia"/>
+              </w:rPr>
+              <w:t>)</w:t>
             </w:r>
             <w:r>
               <w:t>.</w:t>
@@ -14270,6 +14472,7 @@
               </w:rPr>
               <w:t>-tabs &lt;</w:t>
             </w:r>
+            <w:proofErr w:type="spellStart"/>
             <w:r>
               <w:rPr>
                 <w:rFonts w:hint="eastAsia"/>
@@ -14278,12 +14481,14 @@
               </w:rPr>
               <w:t>tabname</w:t>
             </w:r>
+            <w:proofErr w:type="spellEnd"/>
             <w:r>
               <w:rPr>
                 <w:rFonts w:hint="eastAsia"/>
               </w:rPr>
               <w:t>&gt; [</w:t>
             </w:r>
+            <w:proofErr w:type="spellStart"/>
             <w:r>
               <w:rPr>
                 <w:rFonts w:hint="eastAsia"/>
@@ -14292,6 +14497,7 @@
               </w:rPr>
               <w:t>tabname</w:t>
             </w:r>
+            <w:proofErr w:type="spellEnd"/>
             <w:r>
               <w:rPr>
                 <w:rFonts w:hint="eastAsia"/>
@@ -14413,8 +14619,13 @@
               </w:rPr>
             </w:pPr>
             <w:r>
-              <w:t>-logtime</w:t>
-            </w:r>
+              <w:t>-</w:t>
+            </w:r>
+            <w:proofErr w:type="spellStart"/>
+            <w:r>
+              <w:t>logtime</w:t>
+            </w:r>
+            <w:proofErr w:type="spellEnd"/>
           </w:p>
         </w:tc>
         <w:tc>
@@ -15078,7 +15289,25 @@
           <w:sz w:val="18"/>
           <w:szCs w:val="18"/>
         </w:rPr>
-        <w:t>Format (Int, UInt, Hex, Binary, Float, ASCII</w:t>
+        <w:t xml:space="preserve">Format (Int, </w:t>
+      </w:r>
+      <w:proofErr w:type="spellStart"/>
+      <w:r>
+        <w:rPr>
+          <w:rFonts w:cs="Liberation Serif"/>
+          <w:sz w:val="18"/>
+          <w:szCs w:val="18"/>
+        </w:rPr>
+        <w:t>UInt</w:t>
+      </w:r>
+      <w:proofErr w:type="spellEnd"/>
+      <w:r>
+        <w:rPr>
+          <w:rFonts w:cs="Liberation Serif"/>
+          <w:sz w:val="18"/>
+          <w:szCs w:val="18"/>
+        </w:rPr>
+        <w:t>, Hex, Binary, Float, ASCII</w:t>
       </w:r>
       <w:r>
         <w:rPr>
@@ -15558,7 +15787,15 @@
         </w:rPr>
       </w:pPr>
       <w:r>
-        <w:t>The mbc project file is an XML formatted text file that is both human-readable and machine-readable. ModbusControl does not (yet) support creation of a project file so it has to be edited manually. You can also use the example project Demo.mbc to start from. You</w:t>
+        <w:t xml:space="preserve">The mbc project file is an XML formatted text file that is both human-readable and machine-readable. ModbusControl does not (yet) support creation of a project file so it has to be edited manually. You can also use the example project </w:t>
+      </w:r>
+      <w:proofErr w:type="spellStart"/>
+      <w:r>
+        <w:t>Demo.mbc</w:t>
+      </w:r>
+      <w:proofErr w:type="spellEnd"/>
+      <w:r>
+        <w:t xml:space="preserve"> to start from. You</w:t>
       </w:r>
       <w:r>
         <w:t>’</w:t>
@@ -15574,17 +15811,33 @@
         </w:rPr>
       </w:pPr>
       <w:r>
-        <w:t xml:space="preserve">Some editors like Notepad++ recognize an XML file and apply XML syntax coloring. This makes the editing easier. </w:t>
-      </w:r>
-    </w:p>
-    <w:p>
-      <w:pPr>
-        <w:rPr>
-          <w:rFonts w:hint="eastAsia"/>
-        </w:rPr>
-      </w:pPr>
-      <w:r>
-        <w:t>XML tags are case sensitive! Nowadays ModbusControl uses all lowercase XML tags, but older versions used a mix of camel-case tags like “SampleRate” and lowercase tags. It is recommended to use all lowercase tags now. ModbusControl still recognizes the old camel-case tags for compatibility.</w:t>
+        <w:t xml:space="preserve">Some editors like Notepad++ recognize an XML file and apply XML syntax </w:t>
+      </w:r>
+      <w:proofErr w:type="spellStart"/>
+      <w:r>
+        <w:t>coloring</w:t>
+      </w:r>
+      <w:proofErr w:type="spellEnd"/>
+      <w:r>
+        <w:t xml:space="preserve">. This makes the editing easier. </w:t>
+      </w:r>
+    </w:p>
+    <w:p>
+      <w:pPr>
+        <w:rPr>
+          <w:rFonts w:hint="eastAsia"/>
+        </w:rPr>
+      </w:pPr>
+      <w:r>
+        <w:t>XML tags are case sensitive! Nowadays ModbusControl uses all lowercase XML tags, but older versions used a mix of camel-case tags like “</w:t>
+      </w:r>
+      <w:proofErr w:type="spellStart"/>
+      <w:r>
+        <w:t>SampleRate</w:t>
+      </w:r>
+      <w:proofErr w:type="spellEnd"/>
+      <w:r>
+        <w:t>” and lowercase tags. It is recommended to use all lowercase tags now. ModbusControl still recognizes the old camel-case tags for compatibility.</w:t>
       </w:r>
     </w:p>
     <w:p>
@@ -15599,7 +15852,21 @@
         <w:rPr>
           <w:lang w:val="en-GB"/>
         </w:rPr>
-        <w:t>The &lt;modbuscontrol&gt; root element</w:t>
+        <w:t>The &lt;</w:t>
+      </w:r>
+      <w:proofErr w:type="spellStart"/>
+      <w:r>
+        <w:rPr>
+          <w:lang w:val="en-GB"/>
+        </w:rPr>
+        <w:t>modbuscontrol</w:t>
+      </w:r>
+      <w:proofErr w:type="spellEnd"/>
+      <w:r>
+        <w:rPr>
+          <w:lang w:val="en-GB"/>
+        </w:rPr>
+        <w:t>&gt; root element</w:t>
       </w:r>
       <w:bookmarkEnd w:id="45"/>
     </w:p>
@@ -15613,7 +15880,15 @@
         <w:t xml:space="preserve">An XML file requires a single </w:t>
       </w:r>
       <w:r>
-        <w:t xml:space="preserve">&lt;modbuscontrol&gt; </w:t>
+        <w:t>&lt;</w:t>
+      </w:r>
+      <w:proofErr w:type="spellStart"/>
+      <w:r>
+        <w:t>modbuscontrol</w:t>
+      </w:r>
+      <w:proofErr w:type="spellEnd"/>
+      <w:r>
+        <w:t xml:space="preserve">&gt; </w:t>
       </w:r>
       <w:r>
         <w:t>root element that contains all the other elements. It supports the following elements:</w:t>
@@ -15729,7 +16004,21 @@
                 <w:lang w:val="en-GB"/>
               </w:rPr>
               <w:lastRenderedPageBreak/>
-              <w:t>&lt;modbustcpserver&gt;</w:t>
+              <w:t>&lt;</w:t>
+            </w:r>
+            <w:proofErr w:type="spellStart"/>
+            <w:r>
+              <w:rPr>
+                <w:lang w:val="en-GB"/>
+              </w:rPr>
+              <w:t>modbustcpserver</w:t>
+            </w:r>
+            <w:proofErr w:type="spellEnd"/>
+            <w:r>
+              <w:rPr>
+                <w:lang w:val="en-GB"/>
+              </w:rPr>
+              <w:t>&gt;</w:t>
             </w:r>
           </w:p>
         </w:tc>
@@ -15768,7 +16057,21 @@
               <w:rPr>
                 <w:lang w:val="en-GB"/>
               </w:rPr>
-              <w:t>&lt;autostart&gt;</w:t>
+              <w:t>&lt;</w:t>
+            </w:r>
+            <w:proofErr w:type="spellStart"/>
+            <w:r>
+              <w:rPr>
+                <w:lang w:val="en-GB"/>
+              </w:rPr>
+              <w:t>autostart</w:t>
+            </w:r>
+            <w:proofErr w:type="spellEnd"/>
+            <w:r>
+              <w:rPr>
+                <w:lang w:val="en-GB"/>
+              </w:rPr>
+              <w:t>&gt;</w:t>
             </w:r>
           </w:p>
         </w:tc>
@@ -16379,7 +16682,15 @@
               </w:rPr>
             </w:pPr>
             <w:r>
-              <w:t>Value “serial/rtu” for serial port with RTU protocol.</w:t>
+              <w:t>Value “serial/</w:t>
+            </w:r>
+            <w:proofErr w:type="spellStart"/>
+            <w:r>
+              <w:t>rtu</w:t>
+            </w:r>
+            <w:proofErr w:type="spellEnd"/>
+            <w:r>
+              <w:t>” for serial port with RTU protocol.</w:t>
             </w:r>
           </w:p>
           <w:p>
@@ -16390,7 +16701,15 @@
               </w:rPr>
             </w:pPr>
             <w:r>
-              <w:t>Value “modbus/tcp” for TCP connection with Modbus/TCP protocol.</w:t>
+              <w:t>Value “modbus/</w:t>
+            </w:r>
+            <w:proofErr w:type="spellStart"/>
+            <w:r>
+              <w:t>tcp</w:t>
+            </w:r>
+            <w:proofErr w:type="spellEnd"/>
+            <w:r>
+              <w:t>” for TCP connection with Modbus/TCP protocol.</w:t>
             </w:r>
           </w:p>
           <w:p>
@@ -16401,7 +16720,23 @@
               </w:rPr>
             </w:pPr>
             <w:r>
-              <w:t>Value “rtu/tcp” for TCP connection with RTU protocol.</w:t>
+              <w:t>Value “</w:t>
+            </w:r>
+            <w:proofErr w:type="spellStart"/>
+            <w:r>
+              <w:t>rtu</w:t>
+            </w:r>
+            <w:proofErr w:type="spellEnd"/>
+            <w:r>
+              <w:t>/</w:t>
+            </w:r>
+            <w:proofErr w:type="spellStart"/>
+            <w:r>
+              <w:t>tcp</w:t>
+            </w:r>
+            <w:proofErr w:type="spellEnd"/>
+            <w:r>
+              <w:t>” for TCP connection with RTU protocol.</w:t>
             </w:r>
           </w:p>
         </w:tc>
@@ -16788,7 +17123,21 @@
               <w:rPr>
                 <w:lang w:val="en-GB"/>
               </w:rPr>
-              <w:t>&lt;maximumframesize&gt;</w:t>
+              <w:t>&lt;</w:t>
+            </w:r>
+            <w:proofErr w:type="spellStart"/>
+            <w:r>
+              <w:rPr>
+                <w:lang w:val="en-GB"/>
+              </w:rPr>
+              <w:t>maximumframesize</w:t>
+            </w:r>
+            <w:proofErr w:type="spellEnd"/>
+            <w:r>
+              <w:rPr>
+                <w:lang w:val="en-GB"/>
+              </w:rPr>
+              <w:t>&gt;</w:t>
             </w:r>
           </w:p>
         </w:tc>
@@ -16893,7 +17242,21 @@
               <w:rPr>
                 <w:lang w:val="en-GB"/>
               </w:rPr>
-              <w:t>&lt;writeholdingregisterfc&gt;</w:t>
+              <w:t>&lt;</w:t>
+            </w:r>
+            <w:proofErr w:type="spellStart"/>
+            <w:r>
+              <w:rPr>
+                <w:lang w:val="en-GB"/>
+              </w:rPr>
+              <w:t>writeholdingregisterfc</w:t>
+            </w:r>
+            <w:proofErr w:type="spellEnd"/>
+            <w:r>
+              <w:rPr>
+                <w:lang w:val="en-GB"/>
+              </w:rPr>
+              <w:t>&gt;</w:t>
             </w:r>
           </w:p>
         </w:tc>
@@ -17197,7 +17560,21 @@
               <w:rPr>
                 <w:lang w:val="en-GB"/>
               </w:rPr>
-              <w:t>&lt;holdingregisterstart&gt;</w:t>
+              <w:t>&lt;</w:t>
+            </w:r>
+            <w:proofErr w:type="spellStart"/>
+            <w:r>
+              <w:rPr>
+                <w:lang w:val="en-GB"/>
+              </w:rPr>
+              <w:t>holdingregisterstart</w:t>
+            </w:r>
+            <w:proofErr w:type="spellEnd"/>
+            <w:r>
+              <w:rPr>
+                <w:lang w:val="en-GB"/>
+              </w:rPr>
+              <w:t>&gt;</w:t>
             </w:r>
           </w:p>
         </w:tc>
@@ -17382,8 +17759,17 @@
           <w:rStyle w:val="XMLContent"/>
           <w:lang w:val="en-GB"/>
         </w:rPr>
-        <w:t>serial/rtu</w:t>
-      </w:r>
+        <w:t>serial/</w:t>
+      </w:r>
+      <w:proofErr w:type="spellStart"/>
+      <w:r>
+        <w:rPr>
+          <w:rStyle w:val="XMLContent"/>
+          <w:lang w:val="en-GB"/>
+        </w:rPr>
+        <w:t>rtu</w:t>
+      </w:r>
+      <w:proofErr w:type="spellEnd"/>
       <w:r>
         <w:rPr>
           <w:rStyle w:val="XMLBracket"/>
@@ -17818,6 +18204,7 @@
         </w:rPr>
         <w:t>&lt;</w:t>
       </w:r>
+      <w:proofErr w:type="spellStart"/>
       <w:r>
         <w:rPr>
           <w:rStyle w:val="XMLElement"/>
@@ -17825,6 +18212,7 @@
         </w:rPr>
         <w:t>maximumframesize</w:t>
       </w:r>
+      <w:proofErr w:type="spellEnd"/>
       <w:r>
         <w:rPr>
           <w:rStyle w:val="XMLBracket"/>
@@ -17846,6 +18234,7 @@
         </w:rPr>
         <w:t>&lt;/</w:t>
       </w:r>
+      <w:proofErr w:type="spellStart"/>
       <w:r>
         <w:rPr>
           <w:rStyle w:val="XMLElement"/>
@@ -17853,6 +18242,7 @@
         </w:rPr>
         <w:t>maximumframesize</w:t>
       </w:r>
+      <w:proofErr w:type="spellEnd"/>
       <w:r>
         <w:rPr>
           <w:rStyle w:val="XMLBracket"/>
@@ -17883,6 +18273,7 @@
         </w:rPr>
         <w:t>&lt;</w:t>
       </w:r>
+      <w:proofErr w:type="spellStart"/>
       <w:r>
         <w:rPr>
           <w:rStyle w:val="XMLElement"/>
@@ -17890,6 +18281,7 @@
         </w:rPr>
         <w:t>writeholdingregisterfc</w:t>
       </w:r>
+      <w:proofErr w:type="spellEnd"/>
       <w:r>
         <w:rPr>
           <w:rStyle w:val="XMLBracket"/>
@@ -17911,6 +18303,7 @@
         </w:rPr>
         <w:t>&lt;/</w:t>
       </w:r>
+      <w:proofErr w:type="spellStart"/>
       <w:r>
         <w:rPr>
           <w:rStyle w:val="XMLElement"/>
@@ -17918,6 +18311,7 @@
         </w:rPr>
         <w:t>writeholdingregisterfc</w:t>
       </w:r>
+      <w:proofErr w:type="spellEnd"/>
       <w:r>
         <w:rPr>
           <w:rStyle w:val="XMLBracket"/>
@@ -18311,7 +18705,21 @@
               <w:rPr>
                 <w:lang w:val="en-GB"/>
               </w:rPr>
-              <w:t>&lt;exportorder&gt;</w:t>
+              <w:t>&lt;</w:t>
+            </w:r>
+            <w:proofErr w:type="spellStart"/>
+            <w:r>
+              <w:rPr>
+                <w:lang w:val="en-GB"/>
+              </w:rPr>
+              <w:t>exportorder</w:t>
+            </w:r>
+            <w:proofErr w:type="spellEnd"/>
+            <w:r>
+              <w:rPr>
+                <w:lang w:val="en-GB"/>
+              </w:rPr>
+              <w:t>&gt;</w:t>
             </w:r>
           </w:p>
         </w:tc>
@@ -18361,21 +18769,25 @@
             <w:r>
               <w:t xml:space="preserve">. The tab pages are exported in order of ascending </w:t>
             </w:r>
+            <w:proofErr w:type="spellStart"/>
             <w:r>
               <w:rPr>
                 <w:rFonts w:ascii="Courier New" w:hAnsi="Courier New" w:cs="Courier New"/>
               </w:rPr>
               <w:t>exportorder</w:t>
             </w:r>
+            <w:proofErr w:type="spellEnd"/>
             <w:r>
               <w:t xml:space="preserve"> number. Tab pages that do not have an </w:t>
             </w:r>
+            <w:proofErr w:type="spellStart"/>
             <w:r>
               <w:rPr>
                 <w:rFonts w:ascii="Courier New" w:hAnsi="Courier New" w:cs="Courier New"/>
               </w:rPr>
               <w:t>exportorder</w:t>
             </w:r>
+            <w:proofErr w:type="spellEnd"/>
             <w:r>
               <w:t xml:space="preserve"> number are exported lastly, and in order of appearance in the mbc file.</w:t>
             </w:r>
@@ -18400,7 +18812,21 @@
               <w:rPr>
                 <w:lang w:val="en-GB"/>
               </w:rPr>
-              <w:t>&lt;fcol&gt;</w:t>
+              <w:t>&lt;</w:t>
+            </w:r>
+            <w:proofErr w:type="spellStart"/>
+            <w:r>
+              <w:rPr>
+                <w:lang w:val="en-GB"/>
+              </w:rPr>
+              <w:t>fcol</w:t>
+            </w:r>
+            <w:proofErr w:type="spellEnd"/>
+            <w:r>
+              <w:rPr>
+                <w:lang w:val="en-GB"/>
+              </w:rPr>
+              <w:t>&gt;</w:t>
             </w:r>
           </w:p>
         </w:tc>
@@ -18417,7 +18843,15 @@
               </w:rPr>
             </w:pPr>
             <w:r>
-              <w:t>Sets the default font (text) color for all &lt;var&gt; on this tab page.</w:t>
+              <w:t xml:space="preserve">Sets the default font (text) </w:t>
+            </w:r>
+            <w:proofErr w:type="spellStart"/>
+            <w:r>
+              <w:t>color</w:t>
+            </w:r>
+            <w:proofErr w:type="spellEnd"/>
+            <w:r>
+              <w:t xml:space="preserve"> for all &lt;var&gt; on this tab page.</w:t>
             </w:r>
           </w:p>
           <w:p>
@@ -18471,7 +18905,23 @@
               <w:fldChar w:fldCharType="separate"/>
             </w:r>
             <w:r>
-              <w:t>The &lt;fcol&gt; and &lt;bcol&gt; elements</w:t>
+              <w:t>The &lt;</w:t>
+            </w:r>
+            <w:proofErr w:type="spellStart"/>
+            <w:r>
+              <w:t>fcol</w:t>
+            </w:r>
+            <w:proofErr w:type="spellEnd"/>
+            <w:r>
+              <w:t>&gt; and &lt;</w:t>
+            </w:r>
+            <w:proofErr w:type="spellStart"/>
+            <w:r>
+              <w:t>bcol</w:t>
+            </w:r>
+            <w:proofErr w:type="spellEnd"/>
+            <w:r>
+              <w:t>&gt; elements</w:t>
             </w:r>
             <w:r>
               <w:rPr>
@@ -18511,7 +18961,21 @@
               <w:rPr>
                 <w:lang w:val="en-GB"/>
               </w:rPr>
-              <w:t xml:space="preserve">&lt;bcol&gt; </w:t>
+              <w:t>&lt;</w:t>
+            </w:r>
+            <w:proofErr w:type="spellStart"/>
+            <w:r>
+              <w:rPr>
+                <w:lang w:val="en-GB"/>
+              </w:rPr>
+              <w:t>bcol</w:t>
+            </w:r>
+            <w:proofErr w:type="spellEnd"/>
+            <w:r>
+              <w:rPr>
+                <w:lang w:val="en-GB"/>
+              </w:rPr>
+              <w:t xml:space="preserve">&gt; </w:t>
             </w:r>
           </w:p>
         </w:tc>
@@ -18528,7 +18992,15 @@
               </w:rPr>
             </w:pPr>
             <w:r>
-              <w:t>Sets the default background color for all &lt;var&gt; on this tab page. See [</w:t>
+              <w:t xml:space="preserve">Sets the default background </w:t>
+            </w:r>
+            <w:proofErr w:type="spellStart"/>
+            <w:r>
+              <w:t>color</w:t>
+            </w:r>
+            <w:proofErr w:type="spellEnd"/>
+            <w:r>
+              <w:t xml:space="preserve"> for all &lt;var&gt; on this tab page. See [</w:t>
             </w:r>
             <w:r>
               <w:rPr>
@@ -18571,7 +19043,23 @@
               <w:fldChar w:fldCharType="separate"/>
             </w:r>
             <w:r>
-              <w:t>The &lt;fcol&gt; and &lt;bcol&gt; elements</w:t>
+              <w:t>The &lt;</w:t>
+            </w:r>
+            <w:proofErr w:type="spellStart"/>
+            <w:r>
+              <w:t>fcol</w:t>
+            </w:r>
+            <w:proofErr w:type="spellEnd"/>
+            <w:r>
+              <w:t>&gt; and &lt;</w:t>
+            </w:r>
+            <w:proofErr w:type="spellStart"/>
+            <w:r>
+              <w:t>bcol</w:t>
+            </w:r>
+            <w:proofErr w:type="spellEnd"/>
+            <w:r>
+              <w:t>&gt; elements</w:t>
             </w:r>
             <w:r>
               <w:rPr>
@@ -18611,7 +19099,21 @@
               <w:rPr>
                 <w:lang w:val="en-GB"/>
               </w:rPr>
-              <w:t>&lt;expandfields&gt;</w:t>
+              <w:t>&lt;</w:t>
+            </w:r>
+            <w:proofErr w:type="spellStart"/>
+            <w:r>
+              <w:rPr>
+                <w:lang w:val="en-GB"/>
+              </w:rPr>
+              <w:t>expandfields</w:t>
+            </w:r>
+            <w:proofErr w:type="spellEnd"/>
+            <w:r>
+              <w:rPr>
+                <w:lang w:val="en-GB"/>
+              </w:rPr>
+              <w:t>&gt;</w:t>
             </w:r>
           </w:p>
         </w:tc>
@@ -18956,6 +19458,7 @@
         </w:rPr>
         <w:t>&lt;</w:t>
       </w:r>
+      <w:proofErr w:type="spellStart"/>
       <w:r>
         <w:rPr>
           <w:rStyle w:val="XMLElement"/>
@@ -18963,6 +19466,7 @@
         </w:rPr>
         <w:t>rw</w:t>
       </w:r>
+      <w:proofErr w:type="spellEnd"/>
       <w:r>
         <w:rPr>
           <w:rStyle w:val="XMLBracket"/>
@@ -18984,6 +19488,7 @@
         </w:rPr>
         <w:t>&lt;/</w:t>
       </w:r>
+      <w:proofErr w:type="spellStart"/>
       <w:r>
         <w:rPr>
           <w:rStyle w:val="XMLElement"/>
@@ -18991,6 +19496,7 @@
         </w:rPr>
         <w:t>rw</w:t>
       </w:r>
+      <w:proofErr w:type="spellEnd"/>
       <w:r>
         <w:rPr>
           <w:rStyle w:val="XMLBracket"/>
@@ -19182,6 +19688,7 @@
         </w:rPr>
         <w:t>&lt;</w:t>
       </w:r>
+      <w:proofErr w:type="spellStart"/>
       <w:r>
         <w:rPr>
           <w:rStyle w:val="XMLElement"/>
@@ -19189,6 +19696,7 @@
         </w:rPr>
         <w:t>rw</w:t>
       </w:r>
+      <w:proofErr w:type="spellEnd"/>
       <w:r>
         <w:rPr>
           <w:rStyle w:val="XMLBracket"/>
@@ -19210,6 +19718,7 @@
         </w:rPr>
         <w:t>&lt;/</w:t>
       </w:r>
+      <w:proofErr w:type="spellStart"/>
       <w:r>
         <w:rPr>
           <w:rStyle w:val="XMLElement"/>
@@ -19217,6 +19726,7 @@
         </w:rPr>
         <w:t>rw</w:t>
       </w:r>
+      <w:proofErr w:type="spellEnd"/>
       <w:r>
         <w:rPr>
           <w:rStyle w:val="XMLBracket"/>
@@ -19490,12 +20000,14 @@
               </w:rPr>
               <w:t>&lt;</w:t>
             </w:r>
+            <w:proofErr w:type="spellStart"/>
             <w:r>
               <w:rPr>
                 <w:rFonts w:hint="eastAsia"/>
               </w:rPr>
               <w:t>required</w:t>
             </w:r>
+            <w:proofErr w:type="spellEnd"/>
             <w:r>
               <w:rPr>
                 <w:lang w:val="en-GB"/>
@@ -19590,7 +20102,23 @@
           <w:rStyle w:val="XMLElement"/>
           <w:rFonts w:hint="eastAsia"/>
         </w:rPr>
-        <w:t>&lt;include&gt;</w:t>
+        <w:t>&lt;</w:t>
+      </w:r>
+      <w:proofErr w:type="spellStart"/>
+      <w:r>
+        <w:rPr>
+          <w:rStyle w:val="XMLElement"/>
+          <w:rFonts w:hint="eastAsia"/>
+        </w:rPr>
+        <w:t>include</w:t>
+      </w:r>
+      <w:proofErr w:type="spellEnd"/>
+      <w:r>
+        <w:rPr>
+          <w:rStyle w:val="XMLElement"/>
+          <w:rFonts w:hint="eastAsia"/>
+        </w:rPr>
+        <w:t>&gt;</w:t>
       </w:r>
     </w:p>
     <w:p>
@@ -19611,6 +20139,7 @@
         </w:rPr>
         <w:t>file&gt;</w:t>
       </w:r>
+      <w:proofErr w:type="spellStart"/>
       <w:r>
         <w:t>Configuration</w:t>
       </w:r>
@@ -19620,6 +20149,7 @@
         </w:rPr>
         <w:t>.mbc</w:t>
       </w:r>
+      <w:proofErr w:type="spellEnd"/>
       <w:r>
         <w:rPr>
           <w:rStyle w:val="XMLElement"/>
@@ -19646,7 +20176,23 @@
           <w:rStyle w:val="XMLElement"/>
           <w:rFonts w:hint="eastAsia"/>
         </w:rPr>
-        <w:t>&lt;required&gt;</w:t>
+        <w:t>&lt;</w:t>
+      </w:r>
+      <w:proofErr w:type="spellStart"/>
+      <w:r>
+        <w:rPr>
+          <w:rStyle w:val="XMLElement"/>
+          <w:rFonts w:hint="eastAsia"/>
+        </w:rPr>
+        <w:t>required</w:t>
+      </w:r>
+      <w:proofErr w:type="spellEnd"/>
+      <w:r>
+        <w:rPr>
+          <w:rStyle w:val="XMLElement"/>
+          <w:rFonts w:hint="eastAsia"/>
+        </w:rPr>
+        <w:t>&gt;</w:t>
       </w:r>
       <w:r>
         <w:rPr>
@@ -19661,7 +20207,23 @@
           <w:rStyle w:val="XMLElement"/>
           <w:rFonts w:hint="eastAsia"/>
         </w:rPr>
-        <w:t>&lt;/required&gt;</w:t>
+        <w:t>&lt;/</w:t>
+      </w:r>
+      <w:proofErr w:type="spellStart"/>
+      <w:r>
+        <w:rPr>
+          <w:rStyle w:val="XMLElement"/>
+          <w:rFonts w:hint="eastAsia"/>
+        </w:rPr>
+        <w:t>required</w:t>
+      </w:r>
+      <w:proofErr w:type="spellEnd"/>
+      <w:r>
+        <w:rPr>
+          <w:rStyle w:val="XMLElement"/>
+          <w:rFonts w:hint="eastAsia"/>
+        </w:rPr>
+        <w:t>&gt;</w:t>
       </w:r>
     </w:p>
     <w:p>
@@ -19676,11 +20238,27 @@
           <w:rStyle w:val="XMLElement"/>
           <w:rFonts w:hint="eastAsia"/>
         </w:rPr>
-        <w:t>&lt;/include&gt;</w:t>
-      </w:r>
+        <w:t>&lt;/</w:t>
+      </w:r>
+      <w:proofErr w:type="spellStart"/>
       <w:r>
         <w:rPr>
           <w:rStyle w:val="XMLElement"/>
+          <w:rFonts w:hint="eastAsia"/>
+        </w:rPr>
+        <w:t>include</w:t>
+      </w:r>
+      <w:proofErr w:type="spellEnd"/>
+      <w:r>
+        <w:rPr>
+          <w:rStyle w:val="XMLElement"/>
+          <w:rFonts w:hint="eastAsia"/>
+        </w:rPr>
+        <w:t>&gt;</w:t>
+      </w:r>
+      <w:r>
+        <w:rPr>
+          <w:rStyle w:val="XMLElement"/>
         </w:rPr>
         <w:br/>
       </w:r>
@@ -19697,7 +20275,23 @@
           <w:rStyle w:val="XMLElement"/>
           <w:rFonts w:hint="eastAsia"/>
         </w:rPr>
-        <w:t>&lt;includex&gt;</w:t>
+        <w:t>&lt;</w:t>
+      </w:r>
+      <w:proofErr w:type="spellStart"/>
+      <w:r>
+        <w:rPr>
+          <w:rStyle w:val="XMLElement"/>
+          <w:rFonts w:hint="eastAsia"/>
+        </w:rPr>
+        <w:t>includex</w:t>
+      </w:r>
+      <w:proofErr w:type="spellEnd"/>
+      <w:r>
+        <w:rPr>
+          <w:rStyle w:val="XMLElement"/>
+          <w:rFonts w:hint="eastAsia"/>
+        </w:rPr>
+        <w:t>&gt;</w:t>
       </w:r>
     </w:p>
     <w:p>
@@ -19746,6 +20340,7 @@
         </w:rPr>
         <w:t>\</w:t>
       </w:r>
+      <w:proofErr w:type="spellStart"/>
       <w:r>
         <w:rPr>
           <w:rStyle w:val="XMLContent"/>
@@ -19761,6 +20356,7 @@
         </w:rPr>
         <w:t>.mbc</w:t>
       </w:r>
+      <w:proofErr w:type="spellEnd"/>
       <w:r>
         <w:rPr>
           <w:rStyle w:val="XMLElement"/>
@@ -19782,7 +20378,23 @@
           <w:rStyle w:val="XMLElement"/>
           <w:rFonts w:hint="eastAsia"/>
         </w:rPr>
-        <w:t>&lt;/include&gt;</w:t>
+        <w:t>&lt;/</w:t>
+      </w:r>
+      <w:proofErr w:type="spellStart"/>
+      <w:r>
+        <w:rPr>
+          <w:rStyle w:val="XMLElement"/>
+          <w:rFonts w:hint="eastAsia"/>
+        </w:rPr>
+        <w:t>include</w:t>
+      </w:r>
+      <w:proofErr w:type="spellEnd"/>
+      <w:r>
+        <w:rPr>
+          <w:rStyle w:val="XMLElement"/>
+          <w:rFonts w:hint="eastAsia"/>
+        </w:rPr>
+        <w:t>&gt;</w:t>
       </w:r>
     </w:p>
     <w:p>
@@ -19866,7 +20478,15 @@
               </w:rPr>
             </w:pPr>
             <w:r>
-              <w:t>The modbus register number. Numbering depends on the &lt;holdingregisterstart&gt; element. Holding registers numbering usually starts at 40001.</w:t>
+              <w:t>The modbus register number. Numbering depends on the &lt;</w:t>
+            </w:r>
+            <w:proofErr w:type="spellStart"/>
+            <w:r>
+              <w:t>holdingregisterstart</w:t>
+            </w:r>
+            <w:proofErr w:type="spellEnd"/>
+            <w:r>
+              <w:t>&gt; element. Holding registers numbering usually starts at 40001.</w:t>
             </w:r>
           </w:p>
         </w:tc>
@@ -19988,14 +20608,22 @@
               <w:rPr>
                 <w:lang w:val="en-GB"/>
               </w:rPr>
-              <w:t>&lt;longdesc</w:t>
-            </w:r>
+              <w:t>&lt;</w:t>
+            </w:r>
+            <w:proofErr w:type="spellStart"/>
             <w:r>
               <w:rPr>
                 <w:lang w:val="en-GB"/>
               </w:rPr>
+              <w:t>longdesc</w:t>
+            </w:r>
+            <w:r>
+              <w:rPr>
+                <w:lang w:val="en-GB"/>
+              </w:rPr>
               <w:t>r</w:t>
             </w:r>
+            <w:proofErr w:type="spellEnd"/>
             <w:r>
               <w:rPr>
                 <w:lang w:val="en-GB"/>
@@ -20142,7 +20770,21 @@
               <w:rPr>
                 <w:lang w:val="en-GB"/>
               </w:rPr>
-              <w:t>&lt;minlen&gt;</w:t>
+              <w:t>&lt;</w:t>
+            </w:r>
+            <w:proofErr w:type="spellStart"/>
+            <w:r>
+              <w:rPr>
+                <w:lang w:val="en-GB"/>
+              </w:rPr>
+              <w:t>minlen</w:t>
+            </w:r>
+            <w:proofErr w:type="spellEnd"/>
+            <w:r>
+              <w:rPr>
+                <w:lang w:val="en-GB"/>
+              </w:rPr>
+              <w:t>&gt;</w:t>
             </w:r>
           </w:p>
         </w:tc>
@@ -20159,7 +20801,15 @@
               </w:rPr>
             </w:pPr>
             <w:r>
-              <w:t xml:space="preserve">Determines the minimum number of digits shown for the value. It adds leading zeros if needed. It is useful when showing a register value in binary or hexadecimal format to avoid that the value jumps left and right when the upper bits change. Example: 15 (decimal) with hex format and minlen=4 will be </w:t>
+              <w:t xml:space="preserve">Determines the minimum number of digits shown for the value. It adds leading zeros if needed. It is useful when showing a register value in binary or hexadecimal format to avoid that the value jumps left and right when the upper bits change. Example: 15 (decimal) with hex format and </w:t>
+            </w:r>
+            <w:proofErr w:type="spellStart"/>
+            <w:r>
+              <w:t>minlen</w:t>
+            </w:r>
+            <w:proofErr w:type="spellEnd"/>
+            <w:r>
+              <w:t xml:space="preserve">=4 will be </w:t>
             </w:r>
             <w:r>
               <w:lastRenderedPageBreak/>
@@ -20194,7 +20844,21 @@
                 <w:lang w:val="en-GB"/>
               </w:rPr>
               <w:lastRenderedPageBreak/>
-              <w:t>&lt;rw&gt;</w:t>
+              <w:t>&lt;</w:t>
+            </w:r>
+            <w:proofErr w:type="spellStart"/>
+            <w:r>
+              <w:rPr>
+                <w:lang w:val="en-GB"/>
+              </w:rPr>
+              <w:t>rw</w:t>
+            </w:r>
+            <w:proofErr w:type="spellEnd"/>
+            <w:r>
+              <w:rPr>
+                <w:lang w:val="en-GB"/>
+              </w:rPr>
+              <w:t>&gt;</w:t>
             </w:r>
           </w:p>
         </w:tc>
@@ -20211,7 +20875,15 @@
               </w:rPr>
             </w:pPr>
             <w:r>
-              <w:t>Determines if the register if read only, write only or read/write. Can be “r”, “w” or “rw”. ModbusControl will only attempt to read registers that have the “r” property, and it will only allow writing of registers that have the “w” property.</w:t>
+              <w:t>Determines if the register if read only, write only or read/write. Can be “r”, “w” or “</w:t>
+            </w:r>
+            <w:proofErr w:type="spellStart"/>
+            <w:r>
+              <w:t>rw</w:t>
+            </w:r>
+            <w:proofErr w:type="spellEnd"/>
+            <w:r>
+              <w:t>”. ModbusControl will only attempt to read registers that have the “r” property, and it will only allow writing of registers that have the “w” property.</w:t>
             </w:r>
           </w:p>
           <w:p>
@@ -20241,7 +20913,21 @@
               <w:rPr>
                 <w:lang w:val="en-GB"/>
               </w:rPr>
-              <w:t>&lt;fcol&gt;</w:t>
+              <w:t>&lt;</w:t>
+            </w:r>
+            <w:proofErr w:type="spellStart"/>
+            <w:r>
+              <w:rPr>
+                <w:lang w:val="en-GB"/>
+              </w:rPr>
+              <w:t>fcol</w:t>
+            </w:r>
+            <w:proofErr w:type="spellEnd"/>
+            <w:r>
+              <w:rPr>
+                <w:lang w:val="en-GB"/>
+              </w:rPr>
+              <w:t>&gt;</w:t>
             </w:r>
           </w:p>
         </w:tc>
@@ -20258,7 +20944,15 @@
               </w:rPr>
             </w:pPr>
             <w:r>
-              <w:t xml:space="preserve">Sets the font (text) color of the register, description and value. </w:t>
+              <w:t xml:space="preserve">Sets the font (text) </w:t>
+            </w:r>
+            <w:proofErr w:type="spellStart"/>
+            <w:r>
+              <w:t>color</w:t>
+            </w:r>
+            <w:proofErr w:type="spellEnd"/>
+            <w:r>
+              <w:t xml:space="preserve"> of the register, description and value. </w:t>
             </w:r>
           </w:p>
           <w:p>
@@ -20312,7 +21006,23 @@
               <w:fldChar w:fldCharType="separate"/>
             </w:r>
             <w:r>
-              <w:t>The &lt;fcol&gt; and &lt;bcol&gt; elements</w:t>
+              <w:t>The &lt;</w:t>
+            </w:r>
+            <w:proofErr w:type="spellStart"/>
+            <w:r>
+              <w:t>fcol</w:t>
+            </w:r>
+            <w:proofErr w:type="spellEnd"/>
+            <w:r>
+              <w:t>&gt; and &lt;</w:t>
+            </w:r>
+            <w:proofErr w:type="spellStart"/>
+            <w:r>
+              <w:t>bcol</w:t>
+            </w:r>
+            <w:proofErr w:type="spellEnd"/>
+            <w:r>
+              <w:t>&gt; elements</w:t>
             </w:r>
             <w:r>
               <w:rPr>
@@ -20352,7 +21062,21 @@
               <w:rPr>
                 <w:lang w:val="en-GB"/>
               </w:rPr>
-              <w:t xml:space="preserve">&lt;bcol&gt; </w:t>
+              <w:t>&lt;</w:t>
+            </w:r>
+            <w:proofErr w:type="spellStart"/>
+            <w:r>
+              <w:rPr>
+                <w:lang w:val="en-GB"/>
+              </w:rPr>
+              <w:t>bcol</w:t>
+            </w:r>
+            <w:proofErr w:type="spellEnd"/>
+            <w:r>
+              <w:rPr>
+                <w:lang w:val="en-GB"/>
+              </w:rPr>
+              <w:t xml:space="preserve">&gt; </w:t>
             </w:r>
           </w:p>
         </w:tc>
@@ -20369,7 +21093,15 @@
               </w:rPr>
             </w:pPr>
             <w:r>
-              <w:t>Sets the background color of the register, description and value.</w:t>
+              <w:t xml:space="preserve">Sets the background </w:t>
+            </w:r>
+            <w:proofErr w:type="spellStart"/>
+            <w:r>
+              <w:t>color</w:t>
+            </w:r>
+            <w:proofErr w:type="spellEnd"/>
+            <w:r>
+              <w:t xml:space="preserve"> of the register, description and value.</w:t>
             </w:r>
           </w:p>
           <w:p>
@@ -20423,7 +21155,23 @@
               <w:fldChar w:fldCharType="separate"/>
             </w:r>
             <w:r>
-              <w:t>The &lt;fcol&gt; and &lt;bcol&gt; elements</w:t>
+              <w:t>The &lt;</w:t>
+            </w:r>
+            <w:proofErr w:type="spellStart"/>
+            <w:r>
+              <w:t>fcol</w:t>
+            </w:r>
+            <w:proofErr w:type="spellEnd"/>
+            <w:r>
+              <w:t>&gt; and &lt;</w:t>
+            </w:r>
+            <w:proofErr w:type="spellStart"/>
+            <w:r>
+              <w:t>bcol</w:t>
+            </w:r>
+            <w:proofErr w:type="spellEnd"/>
+            <w:r>
+              <w:t>&gt; elements</w:t>
             </w:r>
             <w:r>
               <w:rPr>
@@ -20491,7 +21239,15 @@
               </w:rPr>
             </w:pPr>
             <w:r>
-              <w:t>Allowed only for Int and UInt types.</w:t>
+              <w:t xml:space="preserve">Allowed only for Int and </w:t>
+            </w:r>
+            <w:proofErr w:type="spellStart"/>
+            <w:r>
+              <w:t>UInt</w:t>
+            </w:r>
+            <w:proofErr w:type="spellEnd"/>
+            <w:r>
+              <w:t xml:space="preserve"> types.</w:t>
             </w:r>
           </w:p>
           <w:p>
@@ -20755,7 +21511,21 @@
               <w:rPr>
                 <w:lang w:val="en-GB"/>
               </w:rPr>
-              <w:t>&lt;expandfields&gt;</w:t>
+              <w:t>&lt;</w:t>
+            </w:r>
+            <w:proofErr w:type="spellStart"/>
+            <w:r>
+              <w:rPr>
+                <w:lang w:val="en-GB"/>
+              </w:rPr>
+              <w:t>expandfields</w:t>
+            </w:r>
+            <w:proofErr w:type="spellEnd"/>
+            <w:r>
+              <w:rPr>
+                <w:lang w:val="en-GB"/>
+              </w:rPr>
+              <w:t>&gt;</w:t>
             </w:r>
           </w:p>
         </w:tc>
@@ -20981,6 +21751,7 @@
         </w:rPr>
         <w:t>&lt;</w:t>
       </w:r>
+      <w:proofErr w:type="spellStart"/>
       <w:r>
         <w:rPr>
           <w:rStyle w:val="XMLElement"/>
@@ -20988,6 +21759,7 @@
         </w:rPr>
         <w:t>rw</w:t>
       </w:r>
+      <w:proofErr w:type="spellEnd"/>
       <w:r>
         <w:rPr>
           <w:rStyle w:val="XMLBracket"/>
@@ -20995,6 +21767,7 @@
         </w:rPr>
         <w:t>&gt;</w:t>
       </w:r>
+      <w:proofErr w:type="spellStart"/>
       <w:r>
         <w:rPr>
           <w:rStyle w:val="XMLContent"/>
@@ -21002,6 +21775,7 @@
         </w:rPr>
         <w:t>rw</w:t>
       </w:r>
+      <w:proofErr w:type="spellEnd"/>
       <w:r>
         <w:rPr>
           <w:rStyle w:val="XMLBracket"/>
@@ -21009,6 +21783,7 @@
         </w:rPr>
         <w:t>&lt;/</w:t>
       </w:r>
+      <w:proofErr w:type="spellStart"/>
       <w:r>
         <w:rPr>
           <w:rStyle w:val="XMLElement"/>
@@ -21016,6 +21791,7 @@
         </w:rPr>
         <w:t>rw</w:t>
       </w:r>
+      <w:proofErr w:type="spellEnd"/>
       <w:r>
         <w:rPr>
           <w:rStyle w:val="XMLBracket"/>
@@ -21131,6 +21907,7 @@
         </w:rPr>
         <w:t>&gt;&lt;</w:t>
       </w:r>
+      <w:proofErr w:type="spellStart"/>
       <w:r>
         <w:rPr>
           <w:rStyle w:val="XMLElement"/>
@@ -21139,6 +21916,7 @@
         </w:rPr>
         <w:t>text</w:t>
       </w:r>
+      <w:proofErr w:type="spellEnd"/>
       <w:r>
         <w:rPr>
           <w:rStyle w:val="XMLBracket"/>
@@ -21153,7 +21931,25 @@
           <w:szCs w:val="18"/>
           <w:lang w:val="en-GB" w:eastAsia="zh-CN"/>
         </w:rPr>
-        <w:t>Temperature 1 (0,1 deg)</w:t>
+        <w:t xml:space="preserve">Temperature 1 (0,1 </w:t>
+      </w:r>
+      <w:proofErr w:type="spellStart"/>
+      <w:r>
+        <w:rPr>
+          <w:rStyle w:val="XMLContent"/>
+          <w:szCs w:val="18"/>
+          <w:lang w:val="en-GB" w:eastAsia="zh-CN"/>
+        </w:rPr>
+        <w:t>deg</w:t>
+      </w:r>
+      <w:proofErr w:type="spellEnd"/>
+      <w:r>
+        <w:rPr>
+          <w:rStyle w:val="XMLContent"/>
+          <w:szCs w:val="18"/>
+          <w:lang w:val="en-GB" w:eastAsia="zh-CN"/>
+        </w:rPr>
+        <w:t>)</w:t>
       </w:r>
       <w:r>
         <w:rPr>
@@ -21163,6 +21959,7 @@
         </w:rPr>
         <w:t>&lt;/</w:t>
       </w:r>
+      <w:proofErr w:type="spellStart"/>
       <w:r>
         <w:rPr>
           <w:rStyle w:val="XMLElement"/>
@@ -21171,6 +21968,7 @@
         </w:rPr>
         <w:t>text</w:t>
       </w:r>
+      <w:proofErr w:type="spellEnd"/>
       <w:r>
         <w:rPr>
           <w:rStyle w:val="XMLBracket"/>
@@ -21245,6 +22043,7 @@
         </w:rPr>
         <w:t>&lt;</w:t>
       </w:r>
+      <w:proofErr w:type="spellStart"/>
       <w:r>
         <w:rPr>
           <w:rStyle w:val="XMLElement"/>
@@ -21253,6 +22052,7 @@
         </w:rPr>
         <w:t>decimals</w:t>
       </w:r>
+      <w:proofErr w:type="spellEnd"/>
       <w:r>
         <w:rPr>
           <w:rStyle w:val="XMLBracket"/>
@@ -21277,6 +22077,7 @@
         </w:rPr>
         <w:t>&lt;/</w:t>
       </w:r>
+      <w:proofErr w:type="spellStart"/>
       <w:r>
         <w:rPr>
           <w:rStyle w:val="XMLElement"/>
@@ -21285,6 +22086,7 @@
         </w:rPr>
         <w:t>decimals</w:t>
       </w:r>
+      <w:proofErr w:type="spellEnd"/>
       <w:r>
         <w:rPr>
           <w:rStyle w:val="XMLBracket"/>
@@ -21293,6 +22095,7 @@
         </w:rPr>
         <w:t>&gt;&lt;</w:t>
       </w:r>
+      <w:proofErr w:type="spellStart"/>
       <w:r>
         <w:rPr>
           <w:rStyle w:val="XMLElement"/>
@@ -21301,6 +22104,7 @@
         </w:rPr>
         <w:t>rw</w:t>
       </w:r>
+      <w:proofErr w:type="spellEnd"/>
       <w:r>
         <w:rPr>
           <w:rStyle w:val="XMLBracket"/>
@@ -21325,6 +22129,7 @@
         </w:rPr>
         <w:t>&lt;/</w:t>
       </w:r>
+      <w:proofErr w:type="spellStart"/>
       <w:r>
         <w:rPr>
           <w:rStyle w:val="XMLElement"/>
@@ -21333,6 +22138,7 @@
         </w:rPr>
         <w:t>rw</w:t>
       </w:r>
+      <w:proofErr w:type="spellEnd"/>
       <w:r>
         <w:rPr>
           <w:rStyle w:val="XMLBracket"/>
@@ -21341,6 +22147,7 @@
         </w:rPr>
         <w:t>&gt;&lt;</w:t>
       </w:r>
+      <w:proofErr w:type="spellStart"/>
       <w:r>
         <w:rPr>
           <w:rStyle w:val="XMLElement"/>
@@ -21349,6 +22156,7 @@
         </w:rPr>
         <w:t>bcol</w:t>
       </w:r>
+      <w:proofErr w:type="spellEnd"/>
       <w:r>
         <w:rPr>
           <w:rStyle w:val="XMLBracket"/>
@@ -21373,6 +22181,7 @@
         </w:rPr>
         <w:t>&lt;/</w:t>
       </w:r>
+      <w:proofErr w:type="spellStart"/>
       <w:r>
         <w:rPr>
           <w:rStyle w:val="XMLElement"/>
@@ -21381,6 +22190,7 @@
         </w:rPr>
         <w:t>bcol</w:t>
       </w:r>
+      <w:proofErr w:type="spellEnd"/>
       <w:r>
         <w:rPr>
           <w:rStyle w:val="XMLBracket"/>
@@ -21506,7 +22316,21 @@
               <w:rPr>
                 <w:lang w:val="en-GB"/>
               </w:rPr>
-              <w:t>&amp;lt;</w:t>
+              <w:t>&amp;</w:t>
+            </w:r>
+            <w:proofErr w:type="spellStart"/>
+            <w:r>
+              <w:rPr>
+                <w:lang w:val="en-GB"/>
+              </w:rPr>
+              <w:t>lt</w:t>
+            </w:r>
+            <w:proofErr w:type="spellEnd"/>
+            <w:r>
+              <w:rPr>
+                <w:lang w:val="en-GB"/>
+              </w:rPr>
+              <w:t>;</w:t>
             </w:r>
           </w:p>
         </w:tc>
@@ -21549,7 +22373,21 @@
                 <w:lang w:val="en-GB"/>
               </w:rPr>
               <w:lastRenderedPageBreak/>
-              <w:t>&amp;gt;</w:t>
+              <w:t>&amp;</w:t>
+            </w:r>
+            <w:proofErr w:type="spellStart"/>
+            <w:r>
+              <w:rPr>
+                <w:lang w:val="en-GB"/>
+              </w:rPr>
+              <w:t>gt</w:t>
+            </w:r>
+            <w:proofErr w:type="spellEnd"/>
+            <w:r>
+              <w:rPr>
+                <w:lang w:val="en-GB"/>
+              </w:rPr>
+              <w:t>;</w:t>
             </w:r>
           </w:p>
         </w:tc>
@@ -21675,7 +22513,21 @@
               <w:rPr>
                 <w:lang w:val="en-GB"/>
               </w:rPr>
-              <w:t>&amp;quot;</w:t>
+              <w:t>&amp;</w:t>
+            </w:r>
+            <w:proofErr w:type="spellStart"/>
+            <w:r>
+              <w:rPr>
+                <w:lang w:val="en-GB"/>
+              </w:rPr>
+              <w:t>quot</w:t>
+            </w:r>
+            <w:proofErr w:type="spellEnd"/>
+            <w:r>
+              <w:rPr>
+                <w:lang w:val="en-GB"/>
+              </w:rPr>
+              <w:t>;</w:t>
             </w:r>
           </w:p>
         </w:tc>
@@ -21894,7 +22746,14 @@
         <w:rPr>
           <w:lang w:val="en-GB"/>
         </w:rPr>
-        <w:t>The &lt;longdesc</w:t>
+        <w:t>The &lt;</w:t>
+      </w:r>
+      <w:proofErr w:type="spellStart"/>
+      <w:r>
+        <w:rPr>
+          <w:lang w:val="en-GB"/>
+        </w:rPr>
+        <w:t>longdesc</w:t>
       </w:r>
       <w:r>
         <w:rPr>
@@ -21902,6 +22761,7 @@
         </w:rPr>
         <w:t>r</w:t>
       </w:r>
+      <w:proofErr w:type="spellEnd"/>
       <w:r>
         <w:rPr>
           <w:lang w:val="en-GB"/>
@@ -21917,11 +22777,16 @@
         </w:rPr>
       </w:pPr>
       <w:r>
-        <w:t>The &lt;longdesc</w:t>
+        <w:t>The &lt;</w:t>
+      </w:r>
+      <w:proofErr w:type="spellStart"/>
+      <w:r>
+        <w:t>longdesc</w:t>
       </w:r>
       <w:r>
         <w:t>r</w:t>
       </w:r>
+      <w:proofErr w:type="spellEnd"/>
       <w:r>
         <w:t xml:space="preserve">&gt; element </w:t>
       </w:r>
@@ -21993,14 +22858,22 @@
               <w:rPr>
                 <w:lang w:val="en-GB"/>
               </w:rPr>
-              <w:t>&lt;longdesc</w:t>
-            </w:r>
+              <w:t>&lt;</w:t>
+            </w:r>
+            <w:proofErr w:type="spellStart"/>
             <w:r>
               <w:rPr>
                 <w:lang w:val="en-GB"/>
               </w:rPr>
+              <w:t>longdesc</w:t>
+            </w:r>
+            <w:r>
+              <w:rPr>
+                <w:lang w:val="en-GB"/>
+              </w:rPr>
               <w:t>r</w:t>
             </w:r>
+            <w:proofErr w:type="spellEnd"/>
             <w:r>
               <w:rPr>
                 <w:lang w:val="en-GB"/>
@@ -22170,12 +23043,30 @@
           <w:lang w:val="en-GB"/>
         </w:rPr>
         <w:tab/>
-        <w:t>&lt;longdescr&gt;</w:t>
-      </w:r>
+        <w:t>&lt;</w:t>
+      </w:r>
+      <w:proofErr w:type="spellStart"/>
       <w:r>
         <w:rPr>
           <w:rStyle w:val="XMLElement"/>
           <w:rFonts w:hint="eastAsia"/>
+          <w:lang w:val="en-GB"/>
+        </w:rPr>
+        <w:t>longdescr</w:t>
+      </w:r>
+      <w:proofErr w:type="spellEnd"/>
+      <w:r>
+        <w:rPr>
+          <w:rStyle w:val="XMLElement"/>
+          <w:rFonts w:hint="eastAsia"/>
+          <w:lang w:val="en-GB"/>
+        </w:rPr>
+        <w:t>&gt;</w:t>
+      </w:r>
+      <w:r>
+        <w:rPr>
+          <w:rStyle w:val="XMLElement"/>
+          <w:rFonts w:hint="eastAsia"/>
           <w:color w:val="auto"/>
           <w:lang w:val="en-GB"/>
         </w:rPr>
@@ -22187,7 +23078,25 @@
           <w:rFonts w:hint="eastAsia"/>
           <w:lang w:val="en-GB"/>
         </w:rPr>
-        <w:t>&lt;/longdescr&gt;</w:t>
+        <w:t>&lt;/</w:t>
+      </w:r>
+      <w:proofErr w:type="spellStart"/>
+      <w:r>
+        <w:rPr>
+          <w:rStyle w:val="XMLElement"/>
+          <w:rFonts w:hint="eastAsia"/>
+          <w:lang w:val="en-GB"/>
+        </w:rPr>
+        <w:t>longdescr</w:t>
+      </w:r>
+      <w:proofErr w:type="spellEnd"/>
+      <w:r>
+        <w:rPr>
+          <w:rStyle w:val="XMLElement"/>
+          <w:rFonts w:hint="eastAsia"/>
+          <w:lang w:val="en-GB"/>
+        </w:rPr>
+        <w:t>&gt;</w:t>
       </w:r>
     </w:p>
     <w:p>
@@ -22256,7 +23165,7 @@
           <w:noProof/>
         </w:rPr>
         <w:pict w14:anchorId="56E75F81">
-          <v:shape id="Afbeelding 1" o:spid="_x0000_i1027" type="#_x0000_t75" style="width:345.6pt;height:52.2pt;visibility:visible;mso-wrap-style:square">
+          <v:shape id="Afbeelding 1" o:spid="_x0000_i1027" type="#_x0000_t75" style="width:345.75pt;height:52.5pt;visibility:visible;mso-wrap-style:square">
             <v:imagedata r:id="rId14" o:title=""/>
           </v:shape>
         </w:pict>
@@ -23775,7 +24684,21 @@
               <w:rPr>
                 <w:lang w:val="en-GB"/>
               </w:rPr>
-              <w:t>&lt;pos&gt;</w:t>
+              <w:t>&lt;</w:t>
+            </w:r>
+            <w:proofErr w:type="spellStart"/>
+            <w:r>
+              <w:rPr>
+                <w:lang w:val="en-GB"/>
+              </w:rPr>
+              <w:t>pos</w:t>
+            </w:r>
+            <w:proofErr w:type="spellEnd"/>
+            <w:r>
+              <w:rPr>
+                <w:lang w:val="en-GB"/>
+              </w:rPr>
+              <w:t>&gt;</w:t>
             </w:r>
           </w:p>
         </w:tc>
@@ -23961,14 +24884,22 @@
               <w:rPr>
                 <w:lang w:val="en-GB"/>
               </w:rPr>
-              <w:t>&lt;longdesc</w:t>
-            </w:r>
+              <w:t>&lt;</w:t>
+            </w:r>
+            <w:proofErr w:type="spellStart"/>
             <w:r>
               <w:rPr>
                 <w:lang w:val="en-GB"/>
               </w:rPr>
+              <w:t>longdesc</w:t>
+            </w:r>
+            <w:r>
+              <w:rPr>
+                <w:lang w:val="en-GB"/>
+              </w:rPr>
               <w:t>r</w:t>
             </w:r>
+            <w:proofErr w:type="spellEnd"/>
             <w:r>
               <w:rPr>
                 <w:lang w:val="en-GB"/>
@@ -24135,7 +25066,21 @@
               <w:rPr>
                 <w:lang w:val="en-GB"/>
               </w:rPr>
-              <w:t>&lt;minlen&gt;</w:t>
+              <w:t>&lt;</w:t>
+            </w:r>
+            <w:proofErr w:type="spellStart"/>
+            <w:r>
+              <w:rPr>
+                <w:lang w:val="en-GB"/>
+              </w:rPr>
+              <w:t>minlen</w:t>
+            </w:r>
+            <w:proofErr w:type="spellEnd"/>
+            <w:r>
+              <w:rPr>
+                <w:lang w:val="en-GB"/>
+              </w:rPr>
+              <w:t>&gt;</w:t>
             </w:r>
           </w:p>
         </w:tc>
@@ -24182,7 +25127,21 @@
               <w:rPr>
                 <w:lang w:val="en-GB"/>
               </w:rPr>
-              <w:t>&lt;fcol&gt;</w:t>
+              <w:t>&lt;</w:t>
+            </w:r>
+            <w:proofErr w:type="spellStart"/>
+            <w:r>
+              <w:rPr>
+                <w:lang w:val="en-GB"/>
+              </w:rPr>
+              <w:t>fcol</w:t>
+            </w:r>
+            <w:proofErr w:type="spellEnd"/>
+            <w:r>
+              <w:rPr>
+                <w:lang w:val="en-GB"/>
+              </w:rPr>
+              <w:t>&gt;</w:t>
             </w:r>
           </w:p>
         </w:tc>
@@ -24199,7 +25158,15 @@
               </w:rPr>
             </w:pPr>
             <w:r>
-              <w:t xml:space="preserve">Sets the font (text) color of the bit field, description and value. </w:t>
+              <w:t xml:space="preserve">Sets the font (text) </w:t>
+            </w:r>
+            <w:proofErr w:type="spellStart"/>
+            <w:r>
+              <w:t>color</w:t>
+            </w:r>
+            <w:proofErr w:type="spellEnd"/>
+            <w:r>
+              <w:t xml:space="preserve"> of the bit field, description and value. </w:t>
             </w:r>
           </w:p>
           <w:p>
@@ -24253,7 +25220,23 @@
               <w:fldChar w:fldCharType="separate"/>
             </w:r>
             <w:r>
-              <w:t>The &lt;fcol&gt; and &lt;bcol&gt; elements</w:t>
+              <w:t>The &lt;</w:t>
+            </w:r>
+            <w:proofErr w:type="spellStart"/>
+            <w:r>
+              <w:t>fcol</w:t>
+            </w:r>
+            <w:proofErr w:type="spellEnd"/>
+            <w:r>
+              <w:t>&gt; and &lt;</w:t>
+            </w:r>
+            <w:proofErr w:type="spellStart"/>
+            <w:r>
+              <w:t>bcol</w:t>
+            </w:r>
+            <w:proofErr w:type="spellEnd"/>
+            <w:r>
+              <w:t>&gt; elements</w:t>
             </w:r>
             <w:r>
               <w:rPr>
@@ -24296,7 +25279,21 @@
               <w:rPr>
                 <w:lang w:val="en-GB"/>
               </w:rPr>
-              <w:t xml:space="preserve">&lt;bcol&gt; </w:t>
+              <w:t>&lt;</w:t>
+            </w:r>
+            <w:proofErr w:type="spellStart"/>
+            <w:r>
+              <w:rPr>
+                <w:lang w:val="en-GB"/>
+              </w:rPr>
+              <w:t>bcol</w:t>
+            </w:r>
+            <w:proofErr w:type="spellEnd"/>
+            <w:r>
+              <w:rPr>
+                <w:lang w:val="en-GB"/>
+              </w:rPr>
+              <w:t xml:space="preserve">&gt; </w:t>
             </w:r>
           </w:p>
         </w:tc>
@@ -24313,7 +25310,15 @@
               </w:rPr>
             </w:pPr>
             <w:r>
-              <w:t xml:space="preserve">Sets the background color of the bit field, description and value. </w:t>
+              <w:t xml:space="preserve">Sets the background </w:t>
+            </w:r>
+            <w:proofErr w:type="spellStart"/>
+            <w:r>
+              <w:t>color</w:t>
+            </w:r>
+            <w:proofErr w:type="spellEnd"/>
+            <w:r>
+              <w:t xml:space="preserve"> of the bit field, description and value. </w:t>
             </w:r>
           </w:p>
           <w:p>
@@ -24367,7 +25372,23 @@
               <w:fldChar w:fldCharType="separate"/>
             </w:r>
             <w:r>
-              <w:t>The &lt;fcol&gt; and &lt;bcol&gt; elements</w:t>
+              <w:t>The &lt;</w:t>
+            </w:r>
+            <w:proofErr w:type="spellStart"/>
+            <w:r>
+              <w:t>fcol</w:t>
+            </w:r>
+            <w:proofErr w:type="spellEnd"/>
+            <w:r>
+              <w:t>&gt; and &lt;</w:t>
+            </w:r>
+            <w:proofErr w:type="spellStart"/>
+            <w:r>
+              <w:t>bcol</w:t>
+            </w:r>
+            <w:proofErr w:type="spellEnd"/>
+            <w:r>
+              <w:t>&gt; elements</w:t>
             </w:r>
             <w:r>
               <w:rPr>
@@ -24439,6 +25460,7 @@
         </w:rPr>
         <w:t>&gt;&lt;</w:t>
       </w:r>
+      <w:proofErr w:type="spellStart"/>
       <w:r>
         <w:rPr>
           <w:rStyle w:val="XMLElement"/>
@@ -24446,6 +25468,7 @@
         </w:rPr>
         <w:t>pos</w:t>
       </w:r>
+      <w:proofErr w:type="spellEnd"/>
       <w:r>
         <w:rPr>
           <w:rStyle w:val="XMLBracket"/>
@@ -24467,6 +25490,7 @@
         </w:rPr>
         <w:t>&lt;/</w:t>
       </w:r>
+      <w:proofErr w:type="spellStart"/>
       <w:r>
         <w:rPr>
           <w:rStyle w:val="XMLElement"/>
@@ -24474,6 +25498,7 @@
         </w:rPr>
         <w:t>pos</w:t>
       </w:r>
+      <w:proofErr w:type="spellEnd"/>
       <w:r>
         <w:rPr>
           <w:rStyle w:val="XMLBracket"/>
@@ -24990,6 +26015,7 @@
         </w:rPr>
         <w:t>&gt;&lt;</w:t>
       </w:r>
+      <w:proofErr w:type="spellStart"/>
       <w:r>
         <w:rPr>
           <w:rStyle w:val="XMLElement"/>
@@ -24999,6 +26025,7 @@
         </w:rPr>
         <w:t>minlen</w:t>
       </w:r>
+      <w:proofErr w:type="spellEnd"/>
       <w:r>
         <w:rPr>
           <w:rStyle w:val="XMLBracket"/>
@@ -25026,6 +26053,7 @@
         </w:rPr>
         <w:t>&lt;/</w:t>
       </w:r>
+      <w:proofErr w:type="spellStart"/>
       <w:r>
         <w:rPr>
           <w:rStyle w:val="XMLElement"/>
@@ -25035,6 +26063,7 @@
         </w:rPr>
         <w:t>minlen</w:t>
       </w:r>
+      <w:proofErr w:type="spellEnd"/>
       <w:r>
         <w:rPr>
           <w:rStyle w:val="XMLBracket"/>
@@ -25044,6 +26073,7 @@
         </w:rPr>
         <w:t>&gt;&lt;</w:t>
       </w:r>
+      <w:proofErr w:type="spellStart"/>
       <w:r>
         <w:rPr>
           <w:rStyle w:val="XMLElement"/>
@@ -25053,6 +26083,7 @@
         </w:rPr>
         <w:t>rw</w:t>
       </w:r>
+      <w:proofErr w:type="spellEnd"/>
       <w:r>
         <w:rPr>
           <w:rStyle w:val="XMLBracket"/>
@@ -25080,6 +26111,7 @@
         </w:rPr>
         <w:t>&lt;/</w:t>
       </w:r>
+      <w:proofErr w:type="spellStart"/>
       <w:r>
         <w:rPr>
           <w:rStyle w:val="XMLElement"/>
@@ -25089,6 +26121,7 @@
         </w:rPr>
         <w:t>rw</w:t>
       </w:r>
+      <w:proofErr w:type="spellEnd"/>
       <w:r>
         <w:rPr>
           <w:rStyle w:val="XMLBracket"/>
@@ -25144,6 +26177,7 @@
         </w:rPr>
         <w:t>&gt;&lt;</w:t>
       </w:r>
+      <w:proofErr w:type="spellStart"/>
       <w:r>
         <w:rPr>
           <w:rStyle w:val="XMLElement"/>
@@ -25153,6 +26187,7 @@
         </w:rPr>
         <w:t>pos</w:t>
       </w:r>
+      <w:proofErr w:type="spellEnd"/>
       <w:r>
         <w:rPr>
           <w:rStyle w:val="XMLBracket"/>
@@ -25180,6 +26215,7 @@
         </w:rPr>
         <w:t>&lt;/</w:t>
       </w:r>
+      <w:proofErr w:type="spellStart"/>
       <w:r>
         <w:rPr>
           <w:rStyle w:val="XMLElement"/>
@@ -25189,6 +26225,7 @@
         </w:rPr>
         <w:t>pos</w:t>
       </w:r>
+      <w:proofErr w:type="spellEnd"/>
       <w:r>
         <w:rPr>
           <w:rStyle w:val="XMLBracket"/>
@@ -25316,6 +26353,7 @@
         </w:rPr>
         <w:t>&gt;&lt;</w:t>
       </w:r>
+      <w:proofErr w:type="spellStart"/>
       <w:r>
         <w:rPr>
           <w:rStyle w:val="XMLElement"/>
@@ -25325,6 +26363,7 @@
         </w:rPr>
         <w:t>pos</w:t>
       </w:r>
+      <w:proofErr w:type="spellEnd"/>
       <w:r>
         <w:rPr>
           <w:rStyle w:val="XMLBracket"/>
@@ -25352,6 +26391,7 @@
         </w:rPr>
         <w:t>&lt;/</w:t>
       </w:r>
+      <w:proofErr w:type="spellStart"/>
       <w:r>
         <w:rPr>
           <w:rStyle w:val="XMLElement"/>
@@ -25361,6 +26401,7 @@
         </w:rPr>
         <w:t>pos</w:t>
       </w:r>
+      <w:proofErr w:type="spellEnd"/>
       <w:r>
         <w:rPr>
           <w:rStyle w:val="XMLBracket"/>
@@ -25488,6 +26529,7 @@
         </w:rPr>
         <w:t>&gt;&lt;</w:t>
       </w:r>
+      <w:proofErr w:type="spellStart"/>
       <w:r>
         <w:rPr>
           <w:rStyle w:val="XMLElement"/>
@@ -25497,6 +26539,7 @@
         </w:rPr>
         <w:t>pos</w:t>
       </w:r>
+      <w:proofErr w:type="spellEnd"/>
       <w:r>
         <w:rPr>
           <w:rStyle w:val="XMLBracket"/>
@@ -25524,6 +26567,7 @@
         </w:rPr>
         <w:t>&lt;/</w:t>
       </w:r>
+      <w:proofErr w:type="spellStart"/>
       <w:r>
         <w:rPr>
           <w:rStyle w:val="XMLElement"/>
@@ -25533,6 +26577,7 @@
         </w:rPr>
         <w:t>pos</w:t>
       </w:r>
+      <w:proofErr w:type="spellEnd"/>
       <w:r>
         <w:rPr>
           <w:rStyle w:val="XMLBracket"/>
@@ -25660,6 +26705,7 @@
         </w:rPr>
         <w:t>&gt;&lt;</w:t>
       </w:r>
+      <w:proofErr w:type="spellStart"/>
       <w:r>
         <w:rPr>
           <w:rStyle w:val="XMLElement"/>
@@ -25669,6 +26715,7 @@
         </w:rPr>
         <w:t>pos</w:t>
       </w:r>
+      <w:proofErr w:type="spellEnd"/>
       <w:r>
         <w:rPr>
           <w:rStyle w:val="XMLBracket"/>
@@ -25696,6 +26743,7 @@
         </w:rPr>
         <w:t>&lt;/</w:t>
       </w:r>
+      <w:proofErr w:type="spellStart"/>
       <w:r>
         <w:rPr>
           <w:rStyle w:val="XMLElement"/>
@@ -25705,6 +26753,7 @@
         </w:rPr>
         <w:t>pos</w:t>
       </w:r>
+      <w:proofErr w:type="spellEnd"/>
       <w:r>
         <w:rPr>
           <w:rStyle w:val="XMLBracket"/>
@@ -25833,7 +26882,35 @@
         <w:rPr>
           <w:lang w:val="en-GB"/>
         </w:rPr>
-        <w:t>The &lt;fcol&gt; and &lt;bcol&gt; elements</w:t>
+        <w:t>The &lt;</w:t>
+      </w:r>
+      <w:proofErr w:type="spellStart"/>
+      <w:r>
+        <w:rPr>
+          <w:lang w:val="en-GB"/>
+        </w:rPr>
+        <w:t>fcol</w:t>
+      </w:r>
+      <w:proofErr w:type="spellEnd"/>
+      <w:r>
+        <w:rPr>
+          <w:lang w:val="en-GB"/>
+        </w:rPr>
+        <w:t>&gt; and &lt;</w:t>
+      </w:r>
+      <w:proofErr w:type="spellStart"/>
+      <w:r>
+        <w:rPr>
+          <w:lang w:val="en-GB"/>
+        </w:rPr>
+        <w:t>bcol</w:t>
+      </w:r>
+      <w:proofErr w:type="spellEnd"/>
+      <w:r>
+        <w:rPr>
+          <w:lang w:val="en-GB"/>
+        </w:rPr>
+        <w:t>&gt; elements</w:t>
       </w:r>
       <w:bookmarkEnd w:id="62"/>
       <w:bookmarkEnd w:id="63"/>
@@ -25850,7 +26927,39 @@
         </w:rPr>
       </w:pPr>
       <w:r>
-        <w:t>The &lt;fcol&gt; and &lt;bcol&gt; elements define the font (text) and background colors. A color can be specified in 3 ways:</w:t>
+        <w:t>The &lt;</w:t>
+      </w:r>
+      <w:proofErr w:type="spellStart"/>
+      <w:r>
+        <w:t>fcol</w:t>
+      </w:r>
+      <w:proofErr w:type="spellEnd"/>
+      <w:r>
+        <w:t>&gt; and &lt;</w:t>
+      </w:r>
+      <w:proofErr w:type="spellStart"/>
+      <w:r>
+        <w:t>bcol</w:t>
+      </w:r>
+      <w:proofErr w:type="spellEnd"/>
+      <w:r>
+        <w:t xml:space="preserve">&gt; elements define the font (text) and background </w:t>
+      </w:r>
+      <w:proofErr w:type="spellStart"/>
+      <w:r>
+        <w:t>colors</w:t>
+      </w:r>
+      <w:proofErr w:type="spellEnd"/>
+      <w:r>
+        <w:t xml:space="preserve">. A </w:t>
+      </w:r>
+      <w:proofErr w:type="spellStart"/>
+      <w:r>
+        <w:t>color</w:t>
+      </w:r>
+      <w:proofErr w:type="spellEnd"/>
+      <w:r>
+        <w:t xml:space="preserve"> can be specified in 3 ways:</w:t>
       </w:r>
     </w:p>
     <w:p>
@@ -25906,6 +27015,7 @@
               </w:rPr>
               <w:t>&lt;</w:t>
             </w:r>
+            <w:proofErr w:type="spellStart"/>
             <w:r>
               <w:rPr>
                 <w:rStyle w:val="XMLElement"/>
@@ -25913,6 +27023,7 @@
               </w:rPr>
               <w:t>bcol</w:t>
             </w:r>
+            <w:proofErr w:type="spellEnd"/>
             <w:r>
               <w:rPr>
                 <w:rStyle w:val="XMLBracket"/>
@@ -25934,6 +27045,7 @@
               </w:rPr>
               <w:t>&lt;/</w:t>
             </w:r>
+            <w:proofErr w:type="spellStart"/>
             <w:r>
               <w:rPr>
                 <w:rStyle w:val="XMLElement"/>
@@ -25941,6 +27053,7 @@
               </w:rPr>
               <w:t>bcol</w:t>
             </w:r>
+            <w:proofErr w:type="spellEnd"/>
             <w:r>
               <w:rPr>
                 <w:rStyle w:val="XMLBracket"/>
@@ -25985,6 +27098,7 @@
               </w:rPr>
               <w:t>&lt;</w:t>
             </w:r>
+            <w:proofErr w:type="spellStart"/>
             <w:r>
               <w:rPr>
                 <w:rStyle w:val="XMLElement"/>
@@ -25992,6 +27106,7 @@
               </w:rPr>
               <w:t>bcol</w:t>
             </w:r>
+            <w:proofErr w:type="spellEnd"/>
             <w:r>
               <w:rPr>
                 <w:rStyle w:val="XMLBracket"/>
@@ -26013,6 +27128,7 @@
               </w:rPr>
               <w:t>&lt;/</w:t>
             </w:r>
+            <w:proofErr w:type="spellStart"/>
             <w:r>
               <w:rPr>
                 <w:rStyle w:val="XMLElement"/>
@@ -26020,6 +27136,7 @@
               </w:rPr>
               <w:t>bcol</w:t>
             </w:r>
+            <w:proofErr w:type="spellEnd"/>
             <w:r>
               <w:rPr>
                 <w:rStyle w:val="XMLBracket"/>
@@ -26064,6 +27181,7 @@
               </w:rPr>
               <w:t>&lt;</w:t>
             </w:r>
+            <w:proofErr w:type="spellStart"/>
             <w:r>
               <w:rPr>
                 <w:rStyle w:val="XMLElement"/>
@@ -26071,6 +27189,7 @@
               </w:rPr>
               <w:t>bcol</w:t>
             </w:r>
+            <w:proofErr w:type="spellEnd"/>
             <w:r>
               <w:rPr>
                 <w:rStyle w:val="XMLBracket"/>
@@ -26092,6 +27211,7 @@
               </w:rPr>
               <w:t>&lt;/</w:t>
             </w:r>
+            <w:proofErr w:type="spellStart"/>
             <w:r>
               <w:rPr>
                 <w:rStyle w:val="XMLElement"/>
@@ -26099,6 +27219,7 @@
               </w:rPr>
               <w:t>bcol</w:t>
             </w:r>
+            <w:proofErr w:type="spellEnd"/>
             <w:r>
               <w:rPr>
                 <w:rStyle w:val="XMLBracket"/>
@@ -26139,7 +27260,15 @@
         </w:rPr>
       </w:pPr>
       <w:r>
-        <w:t xml:space="preserve">As a HTML color specification, as #RRGGBB. Where RR, GG and BB are 2 hexadecimal digits each, with range 00 .. FF. </w:t>
+        <w:t xml:space="preserve">As a HTML </w:t>
+      </w:r>
+      <w:proofErr w:type="spellStart"/>
+      <w:r>
+        <w:t>color</w:t>
+      </w:r>
+      <w:proofErr w:type="spellEnd"/>
+      <w:r>
+        <w:t xml:space="preserve"> specification, as #RRGGBB. Where RR, GG and BB are 2 hexadecimal digits each, with range 00 .. FF. </w:t>
       </w:r>
       <w:r>
         <w:br/>
@@ -26180,6 +27309,7 @@
               </w:rPr>
               <w:t>&lt;</w:t>
             </w:r>
+            <w:proofErr w:type="spellStart"/>
             <w:r>
               <w:rPr>
                 <w:rStyle w:val="XMLElement"/>
@@ -26187,6 +27317,7 @@
               </w:rPr>
               <w:t>bcol</w:t>
             </w:r>
+            <w:proofErr w:type="spellEnd"/>
             <w:r>
               <w:rPr>
                 <w:rStyle w:val="XMLBracket"/>
@@ -26259,6 +27390,7 @@
               </w:rPr>
               <w:t>&lt;</w:t>
             </w:r>
+            <w:proofErr w:type="spellStart"/>
             <w:r>
               <w:rPr>
                 <w:rStyle w:val="XMLElement"/>
@@ -26266,6 +27398,7 @@
               </w:rPr>
               <w:t>bcol</w:t>
             </w:r>
+            <w:proofErr w:type="spellEnd"/>
             <w:r>
               <w:rPr>
                 <w:rStyle w:val="XMLBracket"/>
@@ -26338,6 +27471,7 @@
               </w:rPr>
               <w:t>&lt;</w:t>
             </w:r>
+            <w:proofErr w:type="spellStart"/>
             <w:r>
               <w:rPr>
                 <w:rStyle w:val="XMLElement"/>
@@ -26345,6 +27479,7 @@
               </w:rPr>
               <w:t>bcol</w:t>
             </w:r>
+            <w:proofErr w:type="spellEnd"/>
             <w:r>
               <w:rPr>
                 <w:rStyle w:val="XMLBracket"/>
@@ -26413,7 +27548,63 @@
         </w:rPr>
       </w:pPr>
       <w:r>
-        <w:t>By color name. Like Red, Green, Aqua, Gold, Royalblue, Steelblue, Mediumblue, Darkblue, Royalblue, Deepskyblue, etc…</w:t>
+        <w:t xml:space="preserve">By </w:t>
+      </w:r>
+      <w:proofErr w:type="spellStart"/>
+      <w:r>
+        <w:t>color</w:t>
+      </w:r>
+      <w:proofErr w:type="spellEnd"/>
+      <w:r>
+        <w:t xml:space="preserve"> name. Like Red, Green, Aqua, Gold, </w:t>
+      </w:r>
+      <w:proofErr w:type="spellStart"/>
+      <w:r>
+        <w:t>Royalblue</w:t>
+      </w:r>
+      <w:proofErr w:type="spellEnd"/>
+      <w:r>
+        <w:t xml:space="preserve">, </w:t>
+      </w:r>
+      <w:proofErr w:type="spellStart"/>
+      <w:r>
+        <w:t>Steelblue</w:t>
+      </w:r>
+      <w:proofErr w:type="spellEnd"/>
+      <w:r>
+        <w:t xml:space="preserve">, </w:t>
+      </w:r>
+      <w:proofErr w:type="spellStart"/>
+      <w:r>
+        <w:t>Mediumblue</w:t>
+      </w:r>
+      <w:proofErr w:type="spellEnd"/>
+      <w:r>
+        <w:t xml:space="preserve">, </w:t>
+      </w:r>
+      <w:proofErr w:type="spellStart"/>
+      <w:r>
+        <w:t>Darkblue</w:t>
+      </w:r>
+      <w:proofErr w:type="spellEnd"/>
+      <w:r>
+        <w:t xml:space="preserve">, </w:t>
+      </w:r>
+      <w:proofErr w:type="spellStart"/>
+      <w:r>
+        <w:t>Royalblue</w:t>
+      </w:r>
+      <w:proofErr w:type="spellEnd"/>
+      <w:r>
+        <w:t xml:space="preserve">, </w:t>
+      </w:r>
+      <w:proofErr w:type="spellStart"/>
+      <w:r>
+        <w:t>Deepskyblue</w:t>
+      </w:r>
+      <w:proofErr w:type="spellEnd"/>
+      <w:r>
+        <w:t>, etc…</w:t>
       </w:r>
     </w:p>
     <w:tbl>
@@ -26449,18 +27640,21 @@
               </w:rPr>
               <w:t>&lt;</w:t>
             </w:r>
+            <w:proofErr w:type="spellStart"/>
             <w:r>
               <w:rPr>
                 <w:rStyle w:val="XMLElement"/>
               </w:rPr>
               <w:t>bcol</w:t>
             </w:r>
+            <w:proofErr w:type="spellEnd"/>
             <w:r>
               <w:rPr>
                 <w:rStyle w:val="XMLBracket"/>
               </w:rPr>
               <w:t>&gt;</w:t>
             </w:r>
+            <w:proofErr w:type="spellStart"/>
             <w:r>
               <w:rPr>
                 <w:rStyle w:val="XMLContent"/>
@@ -26468,18 +27662,21 @@
               </w:rPr>
               <w:t>royalblue</w:t>
             </w:r>
+            <w:proofErr w:type="spellEnd"/>
             <w:r>
               <w:rPr>
                 <w:rStyle w:val="XMLBracket"/>
               </w:rPr>
               <w:t>&lt;/</w:t>
             </w:r>
+            <w:proofErr w:type="spellStart"/>
             <w:r>
               <w:rPr>
                 <w:rStyle w:val="XMLElement"/>
               </w:rPr>
               <w:t>bcol</w:t>
             </w:r>
+            <w:proofErr w:type="spellEnd"/>
             <w:r>
               <w:rPr>
                 <w:rStyle w:val="XMLBracket"/>
@@ -26534,7 +27731,15 @@
         <w:t>’</w:t>
       </w:r>
       <w:r>
-        <w:t xml:space="preserve">s a chart showing all colors with their names and RGB values. Zoom in to read the </w:t>
+        <w:t xml:space="preserve">s a chart showing all </w:t>
+      </w:r>
+      <w:proofErr w:type="spellStart"/>
+      <w:r>
+        <w:t>colors</w:t>
+      </w:r>
+      <w:proofErr w:type="spellEnd"/>
+      <w:r>
+        <w:t xml:space="preserve"> with their names and RGB values. Zoom in to read the </w:t>
       </w:r>
       <w:r>
         <w:lastRenderedPageBreak/>
@@ -26577,7 +27782,21 @@
         <w:rPr>
           <w:lang w:val="en-GB"/>
         </w:rPr>
-        <w:t>The &lt;autostart&gt; element</w:t>
+        <w:t>The &lt;</w:t>
+      </w:r>
+      <w:proofErr w:type="spellStart"/>
+      <w:r>
+        <w:rPr>
+          <w:lang w:val="en-GB"/>
+        </w:rPr>
+        <w:t>autostart</w:t>
+      </w:r>
+      <w:proofErr w:type="spellEnd"/>
+      <w:r>
+        <w:rPr>
+          <w:lang w:val="en-GB"/>
+        </w:rPr>
+        <w:t>&gt; element</w:t>
       </w:r>
       <w:bookmarkEnd w:id="69"/>
     </w:p>
@@ -26589,7 +27808,15 @@
         </w:rPr>
       </w:pPr>
       <w:r>
-        <w:t xml:space="preserve">The &lt;autostart&gt; element defines if the communication is started automatically when the project is opened, and optionally which tab page is shown. </w:t>
+        <w:t>The &lt;</w:t>
+      </w:r>
+      <w:proofErr w:type="spellStart"/>
+      <w:r>
+        <w:t>autostart</w:t>
+      </w:r>
+      <w:proofErr w:type="spellEnd"/>
+      <w:r>
+        <w:t xml:space="preserve">&gt; element defines if the communication is started automatically when the project is opened, and optionally which tab page is shown. </w:t>
       </w:r>
     </w:p>
     <w:p>
@@ -26600,7 +27827,31 @@
         </w:rPr>
       </w:pPr>
       <w:r>
-        <w:t>When there is no &lt;autostart&gt; element the communication is started automatically and the first tab page is shown. This is for compatibility with older versions. When an &lt;autostart&gt; element is defined then autostart is determined by the &lt;enable&gt; element.</w:t>
+        <w:t>When there is no &lt;</w:t>
+      </w:r>
+      <w:proofErr w:type="spellStart"/>
+      <w:r>
+        <w:t>autostart</w:t>
+      </w:r>
+      <w:proofErr w:type="spellEnd"/>
+      <w:r>
+        <w:t>&gt; element the communication is started automatically and the first tab page is shown. This is for compatibility with older versions. When an &lt;</w:t>
+      </w:r>
+      <w:proofErr w:type="spellStart"/>
+      <w:r>
+        <w:t>autostart</w:t>
+      </w:r>
+      <w:proofErr w:type="spellEnd"/>
+      <w:r>
+        <w:t xml:space="preserve">&gt; element is defined then </w:t>
+      </w:r>
+      <w:proofErr w:type="spellStart"/>
+      <w:r>
+        <w:t>autostart</w:t>
+      </w:r>
+      <w:proofErr w:type="spellEnd"/>
+      <w:r>
+        <w:t xml:space="preserve"> is determined by the &lt;enable&gt; element.</w:t>
       </w:r>
     </w:p>
     <w:tbl>
@@ -26651,7 +27902,15 @@
               </w:rPr>
             </w:pPr>
             <w:r>
-              <w:t>Enables or disables the autostart. Valid values are “true” and “false”.</w:t>
+              <w:t xml:space="preserve">Enables or disables the </w:t>
+            </w:r>
+            <w:proofErr w:type="spellStart"/>
+            <w:r>
+              <w:t>autostart</w:t>
+            </w:r>
+            <w:proofErr w:type="spellEnd"/>
+            <w:r>
+              <w:t>. Valid values are “true” and “false”.</w:t>
             </w:r>
             <w:r>
               <w:br/>
@@ -26691,7 +27950,15 @@
               </w:rPr>
             </w:pPr>
             <w:r>
-              <w:t>Defines which tab page is shown on autostart. This can be the name of the tab page like “Inputs”, or the tab page number starting from 1.</w:t>
+              <w:t xml:space="preserve">Defines which tab page is shown on </w:t>
+            </w:r>
+            <w:proofErr w:type="spellStart"/>
+            <w:r>
+              <w:t>autostart</w:t>
+            </w:r>
+            <w:proofErr w:type="spellEnd"/>
+            <w:r>
+              <w:t>. This can be the name of the tab page like “Inputs”, or the tab page number starting from 1.</w:t>
             </w:r>
           </w:p>
           <w:p>
@@ -26720,7 +27987,21 @@
         <w:rPr>
           <w:lang w:val="en-GB"/>
         </w:rPr>
-        <w:t>The &lt;modbustcpserver&gt; element</w:t>
+        <w:t>The &lt;</w:t>
+      </w:r>
+      <w:proofErr w:type="spellStart"/>
+      <w:r>
+        <w:rPr>
+          <w:lang w:val="en-GB"/>
+        </w:rPr>
+        <w:t>modbustcpserver</w:t>
+      </w:r>
+      <w:proofErr w:type="spellEnd"/>
+      <w:r>
+        <w:rPr>
+          <w:lang w:val="en-GB"/>
+        </w:rPr>
+        <w:t>&gt; element</w:t>
       </w:r>
       <w:bookmarkEnd w:id="70"/>
     </w:p>
@@ -26732,7 +28013,15 @@
         </w:rPr>
       </w:pPr>
       <w:r>
-        <w:t xml:space="preserve">The &lt;modbustcpserver&gt; element configures the built-in Modbus/TCP server that acts as a bridge to the connected modbus device. This allows other Modbus/TCP clients to be connected to the serial modbus device simultaneously. </w:t>
+        <w:t>The &lt;</w:t>
+      </w:r>
+      <w:proofErr w:type="spellStart"/>
+      <w:r>
+        <w:t>modbustcpserver</w:t>
+      </w:r>
+      <w:proofErr w:type="spellEnd"/>
+      <w:r>
+        <w:t xml:space="preserve">&gt; element configures the built-in Modbus/TCP server that acts as a bridge to the connected modbus device. This allows other Modbus/TCP clients to be connected to the serial modbus device simultaneously. </w:t>
       </w:r>
     </w:p>
     <w:p>
@@ -26835,7 +28124,15 @@
               <w:pStyle w:val="Xmlgridtag"/>
             </w:pPr>
             <w:r>
-              <w:t>&lt;enable&gt;</w:t>
+              <w:t>&lt;</w:t>
+            </w:r>
+            <w:proofErr w:type="spellStart"/>
+            <w:r>
+              <w:t>enable</w:t>
+            </w:r>
+            <w:proofErr w:type="spellEnd"/>
+            <w:r>
+              <w:t>&gt;</w:t>
             </w:r>
           </w:p>
         </w:tc>
@@ -27167,6 +28464,7 @@
         </w:rPr>
         <w:t>&gt;&lt;</w:t>
       </w:r>
+      <w:proofErr w:type="spellStart"/>
       <w:r>
         <w:rPr>
           <w:rStyle w:val="XMLElement"/>
@@ -27174,6 +28472,7 @@
         </w:rPr>
         <w:t>rw</w:t>
       </w:r>
+      <w:proofErr w:type="spellEnd"/>
       <w:r>
         <w:rPr>
           <w:rStyle w:val="XMLBracket"/>
@@ -27195,6 +28494,7 @@
         </w:rPr>
         <w:t>&lt;/</w:t>
       </w:r>
+      <w:proofErr w:type="spellStart"/>
       <w:r>
         <w:rPr>
           <w:rStyle w:val="XMLElement"/>
@@ -27202,6 +28502,7 @@
         </w:rPr>
         <w:t>rw</w:t>
       </w:r>
+      <w:proofErr w:type="spellEnd"/>
       <w:r>
         <w:rPr>
           <w:rStyle w:val="XMLBracket"/>
@@ -27259,7 +28560,39 @@
           <w:rStyle w:val="XMLComment"/>
           <w:lang w:val="en-GB"/>
         </w:rPr>
-        <w:t>var&gt;&lt;reg&gt;40007&lt;/reg&gt;&lt;text&gt;Analog in 2&lt;/text&gt;&lt;type&gt;uint16&lt;/type&gt;&lt;rw&gt;r&lt;/rw&gt;&lt;/var&gt;</w:t>
+        <w:t>var&gt;&lt;reg&gt;40007&lt;/reg&gt;&lt;text&gt;Analog in 2&lt;/text&gt;&lt;type&gt;uint16&lt;/type&gt;&lt;</w:t>
+      </w:r>
+      <w:proofErr w:type="spellStart"/>
+      <w:r>
+        <w:rPr>
+          <w:rStyle w:val="XMLComment"/>
+          <w:lang w:val="en-GB"/>
+        </w:rPr>
+        <w:t>rw</w:t>
+      </w:r>
+      <w:proofErr w:type="spellEnd"/>
+      <w:r>
+        <w:rPr>
+          <w:rStyle w:val="XMLComment"/>
+          <w:lang w:val="en-GB"/>
+        </w:rPr>
+        <w:t>&gt;r&lt;/</w:t>
+      </w:r>
+      <w:proofErr w:type="spellStart"/>
+      <w:r>
+        <w:rPr>
+          <w:rStyle w:val="XMLComment"/>
+          <w:lang w:val="en-GB"/>
+        </w:rPr>
+        <w:t>rw</w:t>
+      </w:r>
+      <w:proofErr w:type="spellEnd"/>
+      <w:r>
+        <w:rPr>
+          <w:rStyle w:val="XMLComment"/>
+          <w:lang w:val="en-GB"/>
+        </w:rPr>
+        <w:t>&gt;&lt;/var&gt;</w:t>
       </w:r>
     </w:p>
     <w:p>
@@ -27281,7 +28614,39 @@
           <w:rStyle w:val="XMLComment"/>
           <w:lang w:val="en-GB"/>
         </w:rPr>
-        <w:t>var&gt;&lt;reg&gt;40008&lt;/reg&gt;&lt;text&gt;Analog in 3&lt;/text&gt;&lt;type&gt;uint16&lt;/type&gt;&lt;rw&gt;r&lt;/rw&gt;&lt;/var&gt;</w:t>
+        <w:t>var&gt;&lt;reg&gt;40008&lt;/reg&gt;&lt;text&gt;Analog in 3&lt;/text&gt;&lt;type&gt;uint16&lt;/type&gt;&lt;</w:t>
+      </w:r>
+      <w:proofErr w:type="spellStart"/>
+      <w:r>
+        <w:rPr>
+          <w:rStyle w:val="XMLComment"/>
+          <w:lang w:val="en-GB"/>
+        </w:rPr>
+        <w:t>rw</w:t>
+      </w:r>
+      <w:proofErr w:type="spellEnd"/>
+      <w:r>
+        <w:rPr>
+          <w:rStyle w:val="XMLComment"/>
+          <w:lang w:val="en-GB"/>
+        </w:rPr>
+        <w:t>&gt;r&lt;/</w:t>
+      </w:r>
+      <w:proofErr w:type="spellStart"/>
+      <w:r>
+        <w:rPr>
+          <w:rStyle w:val="XMLComment"/>
+          <w:lang w:val="en-GB"/>
+        </w:rPr>
+        <w:t>rw</w:t>
+      </w:r>
+      <w:proofErr w:type="spellEnd"/>
+      <w:r>
+        <w:rPr>
+          <w:rStyle w:val="XMLComment"/>
+          <w:lang w:val="en-GB"/>
+        </w:rPr>
+        <w:t>&gt;&lt;/var&gt;</w:t>
       </w:r>
     </w:p>
     <w:p>
@@ -27454,6 +28819,7 @@
         </w:rPr>
         <w:t>&gt;&lt;</w:t>
       </w:r>
+      <w:proofErr w:type="spellStart"/>
       <w:r>
         <w:rPr>
           <w:rStyle w:val="XMLElement"/>
@@ -27461,6 +28827,7 @@
         </w:rPr>
         <w:t>rw</w:t>
       </w:r>
+      <w:proofErr w:type="spellEnd"/>
       <w:r>
         <w:rPr>
           <w:rStyle w:val="XMLBracket"/>
@@ -27482,6 +28849,7 @@
         </w:rPr>
         <w:t>&lt;/</w:t>
       </w:r>
+      <w:proofErr w:type="spellStart"/>
       <w:r>
         <w:rPr>
           <w:rStyle w:val="XMLElement"/>
@@ -27489,6 +28857,7 @@
         </w:rPr>
         <w:t>rw</w:t>
       </w:r>
+      <w:proofErr w:type="spellEnd"/>
       <w:r>
         <w:rPr>
           <w:rStyle w:val="XMLBracket"/>

--- a/Manuals/ModbusControl - User manual.docx
+++ b/Manuals/ModbusControl - User manual.docx
@@ -1,6 +1,6 @@
 
 <file path=word/document.xml><?xml version="1.0" encoding="utf-8"?>
-<w:document xmlns:wpc="http://schemas.microsoft.com/office/word/2010/wordprocessingCanvas" xmlns:cx="http://schemas.microsoft.com/office/drawing/2014/chartex" xmlns:cx1="http://schemas.microsoft.com/office/drawing/2015/9/8/chartex" xmlns:cx2="http://schemas.microsoft.com/office/drawing/2015/10/21/chartex" xmlns:cx3="http://schemas.microsoft.com/office/drawing/2016/5/9/chartex" xmlns:cx4="http://schemas.microsoft.com/office/drawing/2016/5/10/chartex" xmlns:cx5="http://schemas.microsoft.com/office/drawing/2016/5/11/chartex" xmlns:cx6="http://schemas.microsoft.com/office/drawing/2016/5/12/chartex" xmlns:cx7="http://schemas.microsoft.com/office/drawing/2016/5/13/chartex" xmlns:cx8="http://schemas.microsoft.com/office/drawing/2016/5/14/chartex" xmlns:mc="http://schemas.openxmlformats.org/markup-compatibility/2006" xmlns:aink="http://schemas.microsoft.com/office/drawing/2016/ink" xmlns:am3d="http://schemas.microsoft.com/office/drawing/2017/model3d" xmlns:o="urn:schemas-microsoft-com:office:office" xmlns:oel="http://schemas.microsoft.com/office/2019/extlst" xmlns:r="http://schemas.openxmlformats.org/officeDocument/2006/relationships" xmlns:m="http://schemas.openxmlformats.org/officeDocument/2006/math" xmlns:v="urn:schemas-microsoft-com:vml" xmlns:wp14="http://schemas.microsoft.com/office/word/2010/wordprocessingDrawing" xmlns:wp="http://schemas.openxmlformats.org/drawingml/2006/wordprocessingDrawing" xmlns:w10="urn:schemas-microsoft-com:office:word" xmlns:w="http://schemas.openxmlformats.org/wordprocessingml/2006/main" xmlns:w14="http://schemas.microsoft.com/office/word/2010/wordml" xmlns:w15="http://schemas.microsoft.com/office/word/2012/wordml" xmlns:w16cex="http://schemas.microsoft.com/office/word/2018/wordml/cex" xmlns:w16cid="http://schemas.microsoft.com/office/word/2016/wordml/cid" xmlns:w16="http://schemas.microsoft.com/office/word/2018/wordml" xmlns:w16du="http://schemas.microsoft.com/office/word/2023/wordml/word16du" xmlns:w16sdtdh="http://schemas.microsoft.com/office/word/2020/wordml/sdtdatahash" xmlns:w16se="http://schemas.microsoft.com/office/word/2015/wordml/symex" xmlns:wpg="http://schemas.microsoft.com/office/word/2010/wordprocessingGroup" xmlns:wpi="http://schemas.microsoft.com/office/word/2010/wordprocessingInk" xmlns:wne="http://schemas.microsoft.com/office/word/2006/wordml" xmlns:wps="http://schemas.microsoft.com/office/word/2010/wordprocessingShape" mc:Ignorable="w14 w15 w16se w16cid w16 w16cex w16sdtdh w16du wp14">
+<w:document xmlns:wpc="http://schemas.microsoft.com/office/word/2010/wordprocessingCanvas" xmlns:cx="http://schemas.microsoft.com/office/drawing/2014/chartex" xmlns:cx1="http://schemas.microsoft.com/office/drawing/2015/9/8/chartex" xmlns:cx2="http://schemas.microsoft.com/office/drawing/2015/10/21/chartex" xmlns:cx3="http://schemas.microsoft.com/office/drawing/2016/5/9/chartex" xmlns:cx4="http://schemas.microsoft.com/office/drawing/2016/5/10/chartex" xmlns:cx5="http://schemas.microsoft.com/office/drawing/2016/5/11/chartex" xmlns:cx6="http://schemas.microsoft.com/office/drawing/2016/5/12/chartex" xmlns:cx7="http://schemas.microsoft.com/office/drawing/2016/5/13/chartex" xmlns:cx8="http://schemas.microsoft.com/office/drawing/2016/5/14/chartex" xmlns:mc="http://schemas.openxmlformats.org/markup-compatibility/2006" xmlns:aink="http://schemas.microsoft.com/office/drawing/2016/ink" xmlns:am3d="http://schemas.microsoft.com/office/drawing/2017/model3d" xmlns:o="urn:schemas-microsoft-com:office:office" xmlns:oel="http://schemas.microsoft.com/office/2019/extlst" xmlns:r="http://schemas.openxmlformats.org/officeDocument/2006/relationships" xmlns:m="http://schemas.openxmlformats.org/officeDocument/2006/math" xmlns:v="urn:schemas-microsoft-com:vml" xmlns:wp14="http://schemas.microsoft.com/office/word/2010/wordprocessingDrawing" xmlns:wp="http://schemas.openxmlformats.org/drawingml/2006/wordprocessingDrawing" xmlns:w10="urn:schemas-microsoft-com:office:word" xmlns:w="http://schemas.openxmlformats.org/wordprocessingml/2006/main" xmlns:w14="http://schemas.microsoft.com/office/word/2010/wordml" xmlns:w15="http://schemas.microsoft.com/office/word/2012/wordml" xmlns:w16cex="http://schemas.microsoft.com/office/word/2018/wordml/cex" xmlns:w16cid="http://schemas.microsoft.com/office/word/2016/wordml/cid" xmlns:w16="http://schemas.microsoft.com/office/word/2018/wordml" xmlns:w16du="http://schemas.microsoft.com/office/word/2023/wordml/word16du" xmlns:w16sdtdh="http://schemas.microsoft.com/office/word/2020/wordml/sdtdatahash" xmlns:w16sdtfl="http://schemas.microsoft.com/office/word/2024/wordml/sdtformatlock" xmlns:w16se="http://schemas.microsoft.com/office/word/2015/wordml/symex" xmlns:wpg="http://schemas.microsoft.com/office/word/2010/wordprocessingGroup" xmlns:wpi="http://schemas.microsoft.com/office/word/2010/wordprocessingInk" xmlns:wne="http://schemas.microsoft.com/office/word/2006/wordml" xmlns:wps="http://schemas.microsoft.com/office/word/2010/wordprocessingShape" mc:Ignorable="w14 w15 w16se w16cid w16 w16cex w16sdtdh w16sdtfl w16du wp14">
   <w:background w:color="FFFFFF"/>
   <w:body>
     <w:p>
@@ -40,15 +40,14 @@
       <w:pPr>
         <w:pStyle w:val="Inhopg1"/>
         <w:tabs>
-          <w:tab w:val="left" w:pos="660"/>
+          <w:tab w:val="left" w:pos="720"/>
           <w:tab w:val="right" w:leader="dot" w:pos="9628"/>
         </w:tabs>
         <w:rPr>
           <w:rFonts w:ascii="Calibri" w:eastAsia="Times New Roman" w:hAnsi="Calibri" w:cs="Times New Roman"/>
           <w:noProof/>
           <w:kern w:val="2"/>
-          <w:sz w:val="22"/>
-          <w:szCs w:val="22"/>
+          <w:sz w:val="24"/>
           <w:lang w:val="nl-BE" w:eastAsia="nl-BE" w:bidi="ar-SA"/>
         </w:rPr>
       </w:pPr>
@@ -61,7 +60,7 @@
       <w:r>
         <w:fldChar w:fldCharType="separate"/>
       </w:r>
-      <w:hyperlink w:anchor="_Toc154567139" w:history="1">
+      <w:hyperlink w:anchor="_Toc188607825" w:history="1">
         <w:r>
           <w:rPr>
             <w:rStyle w:val="Hyperlink"/>
@@ -74,8 +73,7 @@
             <w:rFonts w:ascii="Calibri" w:eastAsia="Times New Roman" w:hAnsi="Calibri" w:cs="Times New Roman"/>
             <w:noProof/>
             <w:kern w:val="2"/>
-            <w:sz w:val="22"/>
-            <w:szCs w:val="22"/>
+            <w:sz w:val="24"/>
             <w:lang w:val="nl-BE" w:eastAsia="nl-BE" w:bidi="ar-SA"/>
           </w:rPr>
           <w:tab/>
@@ -103,15 +101,16 @@
           <w:rPr>
             <w:noProof/>
           </w:rPr>
-          <w:instrText xml:space="preserve"> PAGEREF _Toc154567139 \h </w:instrText>
-        </w:r>
-        <w:r>
-          <w:rPr>
-            <w:noProof/>
-          </w:rPr>
-        </w:r>
-        <w:r>
-          <w:rPr>
+          <w:instrText xml:space="preserve"> PAGEREF _Toc188607825 \h </w:instrText>
+        </w:r>
+        <w:r>
+          <w:rPr>
+            <w:noProof/>
+          </w:rPr>
+        </w:r>
+        <w:r>
+          <w:rPr>
+            <w:rFonts w:hint="eastAsia"/>
             <w:noProof/>
           </w:rPr>
           <w:fldChar w:fldCharType="separate"/>
@@ -135,19 +134,18 @@
       <w:pPr>
         <w:pStyle w:val="Inhopg1"/>
         <w:tabs>
-          <w:tab w:val="left" w:pos="660"/>
+          <w:tab w:val="left" w:pos="720"/>
           <w:tab w:val="right" w:leader="dot" w:pos="9628"/>
         </w:tabs>
         <w:rPr>
           <w:rFonts w:ascii="Calibri" w:eastAsia="Times New Roman" w:hAnsi="Calibri" w:cs="Times New Roman"/>
           <w:noProof/>
           <w:kern w:val="2"/>
-          <w:sz w:val="22"/>
-          <w:szCs w:val="22"/>
+          <w:sz w:val="24"/>
           <w:lang w:val="nl-BE" w:eastAsia="nl-BE" w:bidi="ar-SA"/>
         </w:rPr>
       </w:pPr>
-      <w:hyperlink w:anchor="_Toc154567140" w:history="1">
+      <w:hyperlink w:anchor="_Toc188607826" w:history="1">
         <w:r>
           <w:rPr>
             <w:rStyle w:val="Hyperlink"/>
@@ -160,8 +158,7 @@
             <w:rFonts w:ascii="Calibri" w:eastAsia="Times New Roman" w:hAnsi="Calibri" w:cs="Times New Roman"/>
             <w:noProof/>
             <w:kern w:val="2"/>
-            <w:sz w:val="22"/>
-            <w:szCs w:val="22"/>
+            <w:sz w:val="24"/>
             <w:lang w:val="nl-BE" w:eastAsia="nl-BE" w:bidi="ar-SA"/>
           </w:rPr>
           <w:tab/>
@@ -189,15 +186,16 @@
           <w:rPr>
             <w:noProof/>
           </w:rPr>
-          <w:instrText xml:space="preserve"> PAGEREF _Toc154567140 \h </w:instrText>
-        </w:r>
-        <w:r>
-          <w:rPr>
-            <w:noProof/>
-          </w:rPr>
-        </w:r>
-        <w:r>
-          <w:rPr>
+          <w:instrText xml:space="preserve"> PAGEREF _Toc188607826 \h </w:instrText>
+        </w:r>
+        <w:r>
+          <w:rPr>
+            <w:noProof/>
+          </w:rPr>
+        </w:r>
+        <w:r>
+          <w:rPr>
+            <w:rFonts w:hint="eastAsia"/>
             <w:noProof/>
           </w:rPr>
           <w:fldChar w:fldCharType="separate"/>
@@ -221,19 +219,18 @@
       <w:pPr>
         <w:pStyle w:val="Inhopg1"/>
         <w:tabs>
-          <w:tab w:val="left" w:pos="660"/>
+          <w:tab w:val="left" w:pos="720"/>
           <w:tab w:val="right" w:leader="dot" w:pos="9628"/>
         </w:tabs>
         <w:rPr>
           <w:rFonts w:ascii="Calibri" w:eastAsia="Times New Roman" w:hAnsi="Calibri" w:cs="Times New Roman"/>
           <w:noProof/>
           <w:kern w:val="2"/>
-          <w:sz w:val="22"/>
-          <w:szCs w:val="22"/>
+          <w:sz w:val="24"/>
           <w:lang w:val="nl-BE" w:eastAsia="nl-BE" w:bidi="ar-SA"/>
         </w:rPr>
       </w:pPr>
-      <w:hyperlink w:anchor="_Toc154567141" w:history="1">
+      <w:hyperlink w:anchor="_Toc188607827" w:history="1">
         <w:r>
           <w:rPr>
             <w:rStyle w:val="Hyperlink"/>
@@ -246,8 +243,7 @@
             <w:rFonts w:ascii="Calibri" w:eastAsia="Times New Roman" w:hAnsi="Calibri" w:cs="Times New Roman"/>
             <w:noProof/>
             <w:kern w:val="2"/>
-            <w:sz w:val="22"/>
-            <w:szCs w:val="22"/>
+            <w:sz w:val="24"/>
             <w:lang w:val="nl-BE" w:eastAsia="nl-BE" w:bidi="ar-SA"/>
           </w:rPr>
           <w:tab/>
@@ -275,15 +271,16 @@
           <w:rPr>
             <w:noProof/>
           </w:rPr>
-          <w:instrText xml:space="preserve"> PAGEREF _Toc154567141 \h </w:instrText>
-        </w:r>
-        <w:r>
-          <w:rPr>
-            <w:noProof/>
-          </w:rPr>
-        </w:r>
-        <w:r>
-          <w:rPr>
+          <w:instrText xml:space="preserve"> PAGEREF _Toc188607827 \h </w:instrText>
+        </w:r>
+        <w:r>
+          <w:rPr>
+            <w:noProof/>
+          </w:rPr>
+        </w:r>
+        <w:r>
+          <w:rPr>
+            <w:rFonts w:hint="eastAsia"/>
             <w:noProof/>
           </w:rPr>
           <w:fldChar w:fldCharType="separate"/>
@@ -307,19 +304,18 @@
       <w:pPr>
         <w:pStyle w:val="Inhopg1"/>
         <w:tabs>
-          <w:tab w:val="left" w:pos="660"/>
+          <w:tab w:val="left" w:pos="720"/>
           <w:tab w:val="right" w:leader="dot" w:pos="9628"/>
         </w:tabs>
         <w:rPr>
           <w:rFonts w:ascii="Calibri" w:eastAsia="Times New Roman" w:hAnsi="Calibri" w:cs="Times New Roman"/>
           <w:noProof/>
           <w:kern w:val="2"/>
-          <w:sz w:val="22"/>
-          <w:szCs w:val="22"/>
+          <w:sz w:val="24"/>
           <w:lang w:val="nl-BE" w:eastAsia="nl-BE" w:bidi="ar-SA"/>
         </w:rPr>
       </w:pPr>
-      <w:hyperlink w:anchor="_Toc154567142" w:history="1">
+      <w:hyperlink w:anchor="_Toc188607828" w:history="1">
         <w:r>
           <w:rPr>
             <w:rStyle w:val="Hyperlink"/>
@@ -332,8 +328,7 @@
             <w:rFonts w:ascii="Calibri" w:eastAsia="Times New Roman" w:hAnsi="Calibri" w:cs="Times New Roman"/>
             <w:noProof/>
             <w:kern w:val="2"/>
-            <w:sz w:val="22"/>
-            <w:szCs w:val="22"/>
+            <w:sz w:val="24"/>
             <w:lang w:val="nl-BE" w:eastAsia="nl-BE" w:bidi="ar-SA"/>
           </w:rPr>
           <w:tab/>
@@ -361,15 +356,16 @@
           <w:rPr>
             <w:noProof/>
           </w:rPr>
-          <w:instrText xml:space="preserve"> PAGEREF _Toc154567142 \h </w:instrText>
-        </w:r>
-        <w:r>
-          <w:rPr>
-            <w:noProof/>
-          </w:rPr>
-        </w:r>
-        <w:r>
-          <w:rPr>
+          <w:instrText xml:space="preserve"> PAGEREF _Toc188607828 \h </w:instrText>
+        </w:r>
+        <w:r>
+          <w:rPr>
+            <w:noProof/>
+          </w:rPr>
+        </w:r>
+        <w:r>
+          <w:rPr>
+            <w:rFonts w:hint="eastAsia"/>
             <w:noProof/>
           </w:rPr>
           <w:fldChar w:fldCharType="separate"/>
@@ -393,19 +389,18 @@
       <w:pPr>
         <w:pStyle w:val="Inhopg2"/>
         <w:tabs>
-          <w:tab w:val="left" w:pos="660"/>
+          <w:tab w:val="left" w:pos="720"/>
           <w:tab w:val="right" w:leader="dot" w:pos="9628"/>
         </w:tabs>
         <w:rPr>
           <w:rFonts w:ascii="Calibri" w:eastAsia="Times New Roman" w:hAnsi="Calibri" w:cs="Times New Roman"/>
           <w:noProof/>
           <w:kern w:val="2"/>
-          <w:sz w:val="22"/>
-          <w:szCs w:val="22"/>
+          <w:sz w:val="24"/>
           <w:lang w:val="nl-BE" w:eastAsia="nl-BE" w:bidi="ar-SA"/>
         </w:rPr>
       </w:pPr>
-      <w:hyperlink w:anchor="_Toc154567143" w:history="1">
+      <w:hyperlink w:anchor="_Toc188607829" w:history="1">
         <w:r>
           <w:rPr>
             <w:rStyle w:val="Hyperlink"/>
@@ -418,8 +413,7 @@
             <w:rFonts w:ascii="Calibri" w:eastAsia="Times New Roman" w:hAnsi="Calibri" w:cs="Times New Roman"/>
             <w:noProof/>
             <w:kern w:val="2"/>
-            <w:sz w:val="22"/>
-            <w:szCs w:val="22"/>
+            <w:sz w:val="24"/>
             <w:lang w:val="nl-BE" w:eastAsia="nl-BE" w:bidi="ar-SA"/>
           </w:rPr>
           <w:tab/>
@@ -447,15 +441,16 @@
           <w:rPr>
             <w:noProof/>
           </w:rPr>
-          <w:instrText xml:space="preserve"> PAGEREF _Toc154567143 \h </w:instrText>
-        </w:r>
-        <w:r>
-          <w:rPr>
-            <w:noProof/>
-          </w:rPr>
-        </w:r>
-        <w:r>
-          <w:rPr>
+          <w:instrText xml:space="preserve"> PAGEREF _Toc188607829 \h </w:instrText>
+        </w:r>
+        <w:r>
+          <w:rPr>
+            <w:noProof/>
+          </w:rPr>
+        </w:r>
+        <w:r>
+          <w:rPr>
+            <w:rFonts w:hint="eastAsia"/>
             <w:noProof/>
           </w:rPr>
           <w:fldChar w:fldCharType="separate"/>
@@ -479,19 +474,18 @@
       <w:pPr>
         <w:pStyle w:val="Inhopg2"/>
         <w:tabs>
-          <w:tab w:val="left" w:pos="660"/>
+          <w:tab w:val="left" w:pos="720"/>
           <w:tab w:val="right" w:leader="dot" w:pos="9628"/>
         </w:tabs>
         <w:rPr>
           <w:rFonts w:ascii="Calibri" w:eastAsia="Times New Roman" w:hAnsi="Calibri" w:cs="Times New Roman"/>
           <w:noProof/>
           <w:kern w:val="2"/>
-          <w:sz w:val="22"/>
-          <w:szCs w:val="22"/>
+          <w:sz w:val="24"/>
           <w:lang w:val="nl-BE" w:eastAsia="nl-BE" w:bidi="ar-SA"/>
         </w:rPr>
       </w:pPr>
-      <w:hyperlink w:anchor="_Toc154567144" w:history="1">
+      <w:hyperlink w:anchor="_Toc188607830" w:history="1">
         <w:r>
           <w:rPr>
             <w:rStyle w:val="Hyperlink"/>
@@ -504,8 +498,7 @@
             <w:rFonts w:ascii="Calibri" w:eastAsia="Times New Roman" w:hAnsi="Calibri" w:cs="Times New Roman"/>
             <w:noProof/>
             <w:kern w:val="2"/>
-            <w:sz w:val="22"/>
-            <w:szCs w:val="22"/>
+            <w:sz w:val="24"/>
             <w:lang w:val="nl-BE" w:eastAsia="nl-BE" w:bidi="ar-SA"/>
           </w:rPr>
           <w:tab/>
@@ -533,15 +526,16 @@
           <w:rPr>
             <w:noProof/>
           </w:rPr>
-          <w:instrText xml:space="preserve"> PAGEREF _Toc154567144 \h </w:instrText>
-        </w:r>
-        <w:r>
-          <w:rPr>
-            <w:noProof/>
-          </w:rPr>
-        </w:r>
-        <w:r>
-          <w:rPr>
+          <w:instrText xml:space="preserve"> PAGEREF _Toc188607830 \h </w:instrText>
+        </w:r>
+        <w:r>
+          <w:rPr>
+            <w:noProof/>
+          </w:rPr>
+        </w:r>
+        <w:r>
+          <w:rPr>
+            <w:rFonts w:hint="eastAsia"/>
             <w:noProof/>
           </w:rPr>
           <w:fldChar w:fldCharType="separate"/>
@@ -565,19 +559,18 @@
       <w:pPr>
         <w:pStyle w:val="Inhopg2"/>
         <w:tabs>
-          <w:tab w:val="left" w:pos="660"/>
+          <w:tab w:val="left" w:pos="720"/>
           <w:tab w:val="right" w:leader="dot" w:pos="9628"/>
         </w:tabs>
         <w:rPr>
           <w:rFonts w:ascii="Calibri" w:eastAsia="Times New Roman" w:hAnsi="Calibri" w:cs="Times New Roman"/>
           <w:noProof/>
           <w:kern w:val="2"/>
-          <w:sz w:val="22"/>
-          <w:szCs w:val="22"/>
+          <w:sz w:val="24"/>
           <w:lang w:val="nl-BE" w:eastAsia="nl-BE" w:bidi="ar-SA"/>
         </w:rPr>
       </w:pPr>
-      <w:hyperlink w:anchor="_Toc154567145" w:history="1">
+      <w:hyperlink w:anchor="_Toc188607831" w:history="1">
         <w:r>
           <w:rPr>
             <w:rStyle w:val="Hyperlink"/>
@@ -590,8 +583,7 @@
             <w:rFonts w:ascii="Calibri" w:eastAsia="Times New Roman" w:hAnsi="Calibri" w:cs="Times New Roman"/>
             <w:noProof/>
             <w:kern w:val="2"/>
-            <w:sz w:val="22"/>
-            <w:szCs w:val="22"/>
+            <w:sz w:val="24"/>
             <w:lang w:val="nl-BE" w:eastAsia="nl-BE" w:bidi="ar-SA"/>
           </w:rPr>
           <w:tab/>
@@ -619,15 +611,16 @@
           <w:rPr>
             <w:noProof/>
           </w:rPr>
-          <w:instrText xml:space="preserve"> PAGEREF _Toc154567145 \h </w:instrText>
-        </w:r>
-        <w:r>
-          <w:rPr>
-            <w:noProof/>
-          </w:rPr>
-        </w:r>
-        <w:r>
-          <w:rPr>
+          <w:instrText xml:space="preserve"> PAGEREF _Toc188607831 \h </w:instrText>
+        </w:r>
+        <w:r>
+          <w:rPr>
+            <w:noProof/>
+          </w:rPr>
+        </w:r>
+        <w:r>
+          <w:rPr>
+            <w:rFonts w:hint="eastAsia"/>
             <w:noProof/>
           </w:rPr>
           <w:fldChar w:fldCharType="separate"/>
@@ -651,19 +644,18 @@
       <w:pPr>
         <w:pStyle w:val="Inhopg2"/>
         <w:tabs>
-          <w:tab w:val="left" w:pos="660"/>
+          <w:tab w:val="left" w:pos="720"/>
           <w:tab w:val="right" w:leader="dot" w:pos="9628"/>
         </w:tabs>
         <w:rPr>
           <w:rFonts w:ascii="Calibri" w:eastAsia="Times New Roman" w:hAnsi="Calibri" w:cs="Times New Roman"/>
           <w:noProof/>
           <w:kern w:val="2"/>
-          <w:sz w:val="22"/>
-          <w:szCs w:val="22"/>
+          <w:sz w:val="24"/>
           <w:lang w:val="nl-BE" w:eastAsia="nl-BE" w:bidi="ar-SA"/>
         </w:rPr>
       </w:pPr>
-      <w:hyperlink w:anchor="_Toc154567146" w:history="1">
+      <w:hyperlink w:anchor="_Toc188607832" w:history="1">
         <w:r>
           <w:rPr>
             <w:rStyle w:val="Hyperlink"/>
@@ -676,8 +668,7 @@
             <w:rFonts w:ascii="Calibri" w:eastAsia="Times New Roman" w:hAnsi="Calibri" w:cs="Times New Roman"/>
             <w:noProof/>
             <w:kern w:val="2"/>
-            <w:sz w:val="22"/>
-            <w:szCs w:val="22"/>
+            <w:sz w:val="24"/>
             <w:lang w:val="nl-BE" w:eastAsia="nl-BE" w:bidi="ar-SA"/>
           </w:rPr>
           <w:tab/>
@@ -705,15 +696,16 @@
           <w:rPr>
             <w:noProof/>
           </w:rPr>
-          <w:instrText xml:space="preserve"> PAGEREF _Toc154567146 \h </w:instrText>
-        </w:r>
-        <w:r>
-          <w:rPr>
-            <w:noProof/>
-          </w:rPr>
-        </w:r>
-        <w:r>
-          <w:rPr>
+          <w:instrText xml:space="preserve"> PAGEREF _Toc188607832 \h </w:instrText>
+        </w:r>
+        <w:r>
+          <w:rPr>
+            <w:noProof/>
+          </w:rPr>
+        </w:r>
+        <w:r>
+          <w:rPr>
+            <w:rFonts w:hint="eastAsia"/>
             <w:noProof/>
           </w:rPr>
           <w:fldChar w:fldCharType="separate"/>
@@ -737,19 +729,18 @@
       <w:pPr>
         <w:pStyle w:val="Inhopg2"/>
         <w:tabs>
-          <w:tab w:val="left" w:pos="660"/>
+          <w:tab w:val="left" w:pos="720"/>
           <w:tab w:val="right" w:leader="dot" w:pos="9628"/>
         </w:tabs>
         <w:rPr>
           <w:rFonts w:ascii="Calibri" w:eastAsia="Times New Roman" w:hAnsi="Calibri" w:cs="Times New Roman"/>
           <w:noProof/>
           <w:kern w:val="2"/>
-          <w:sz w:val="22"/>
-          <w:szCs w:val="22"/>
+          <w:sz w:val="24"/>
           <w:lang w:val="nl-BE" w:eastAsia="nl-BE" w:bidi="ar-SA"/>
         </w:rPr>
       </w:pPr>
-      <w:hyperlink w:anchor="_Toc154567147" w:history="1">
+      <w:hyperlink w:anchor="_Toc188607833" w:history="1">
         <w:r>
           <w:rPr>
             <w:rStyle w:val="Hyperlink"/>
@@ -762,8 +753,7 @@
             <w:rFonts w:ascii="Calibri" w:eastAsia="Times New Roman" w:hAnsi="Calibri" w:cs="Times New Roman"/>
             <w:noProof/>
             <w:kern w:val="2"/>
-            <w:sz w:val="22"/>
-            <w:szCs w:val="22"/>
+            <w:sz w:val="24"/>
             <w:lang w:val="nl-BE" w:eastAsia="nl-BE" w:bidi="ar-SA"/>
           </w:rPr>
           <w:tab/>
@@ -791,15 +781,16 @@
           <w:rPr>
             <w:noProof/>
           </w:rPr>
-          <w:instrText xml:space="preserve"> PAGEREF _Toc154567147 \h </w:instrText>
-        </w:r>
-        <w:r>
-          <w:rPr>
-            <w:noProof/>
-          </w:rPr>
-        </w:r>
-        <w:r>
-          <w:rPr>
+          <w:instrText xml:space="preserve"> PAGEREF _Toc188607833 \h </w:instrText>
+        </w:r>
+        <w:r>
+          <w:rPr>
+            <w:noProof/>
+          </w:rPr>
+        </w:r>
+        <w:r>
+          <w:rPr>
+            <w:rFonts w:hint="eastAsia"/>
             <w:noProof/>
           </w:rPr>
           <w:fldChar w:fldCharType="separate"/>
@@ -823,19 +814,18 @@
       <w:pPr>
         <w:pStyle w:val="Inhopg2"/>
         <w:tabs>
-          <w:tab w:val="left" w:pos="660"/>
+          <w:tab w:val="left" w:pos="720"/>
           <w:tab w:val="right" w:leader="dot" w:pos="9628"/>
         </w:tabs>
         <w:rPr>
           <w:rFonts w:ascii="Calibri" w:eastAsia="Times New Roman" w:hAnsi="Calibri" w:cs="Times New Roman"/>
           <w:noProof/>
           <w:kern w:val="2"/>
-          <w:sz w:val="22"/>
-          <w:szCs w:val="22"/>
+          <w:sz w:val="24"/>
           <w:lang w:val="nl-BE" w:eastAsia="nl-BE" w:bidi="ar-SA"/>
         </w:rPr>
       </w:pPr>
-      <w:hyperlink w:anchor="_Toc154567148" w:history="1">
+      <w:hyperlink w:anchor="_Toc188607834" w:history="1">
         <w:r>
           <w:rPr>
             <w:rStyle w:val="Hyperlink"/>
@@ -848,8 +838,7 @@
             <w:rFonts w:ascii="Calibri" w:eastAsia="Times New Roman" w:hAnsi="Calibri" w:cs="Times New Roman"/>
             <w:noProof/>
             <w:kern w:val="2"/>
-            <w:sz w:val="22"/>
-            <w:szCs w:val="22"/>
+            <w:sz w:val="24"/>
             <w:lang w:val="nl-BE" w:eastAsia="nl-BE" w:bidi="ar-SA"/>
           </w:rPr>
           <w:tab/>
@@ -877,15 +866,16 @@
           <w:rPr>
             <w:noProof/>
           </w:rPr>
-          <w:instrText xml:space="preserve"> PAGEREF _Toc154567148 \h </w:instrText>
-        </w:r>
-        <w:r>
-          <w:rPr>
-            <w:noProof/>
-          </w:rPr>
-        </w:r>
-        <w:r>
-          <w:rPr>
+          <w:instrText xml:space="preserve"> PAGEREF _Toc188607834 \h </w:instrText>
+        </w:r>
+        <w:r>
+          <w:rPr>
+            <w:noProof/>
+          </w:rPr>
+        </w:r>
+        <w:r>
+          <w:rPr>
+            <w:rFonts w:hint="eastAsia"/>
             <w:noProof/>
           </w:rPr>
           <w:fldChar w:fldCharType="separate"/>
@@ -909,19 +899,18 @@
       <w:pPr>
         <w:pStyle w:val="Inhopg2"/>
         <w:tabs>
-          <w:tab w:val="left" w:pos="660"/>
+          <w:tab w:val="left" w:pos="720"/>
           <w:tab w:val="right" w:leader="dot" w:pos="9628"/>
         </w:tabs>
         <w:rPr>
           <w:rFonts w:ascii="Calibri" w:eastAsia="Times New Roman" w:hAnsi="Calibri" w:cs="Times New Roman"/>
           <w:noProof/>
           <w:kern w:val="2"/>
-          <w:sz w:val="22"/>
-          <w:szCs w:val="22"/>
+          <w:sz w:val="24"/>
           <w:lang w:val="nl-BE" w:eastAsia="nl-BE" w:bidi="ar-SA"/>
         </w:rPr>
       </w:pPr>
-      <w:hyperlink w:anchor="_Toc154567149" w:history="1">
+      <w:hyperlink w:anchor="_Toc188607835" w:history="1">
         <w:r>
           <w:rPr>
             <w:rStyle w:val="Hyperlink"/>
@@ -934,8 +923,7 @@
             <w:rFonts w:ascii="Calibri" w:eastAsia="Times New Roman" w:hAnsi="Calibri" w:cs="Times New Roman"/>
             <w:noProof/>
             <w:kern w:val="2"/>
-            <w:sz w:val="22"/>
-            <w:szCs w:val="22"/>
+            <w:sz w:val="24"/>
             <w:lang w:val="nl-BE" w:eastAsia="nl-BE" w:bidi="ar-SA"/>
           </w:rPr>
           <w:tab/>
@@ -963,15 +951,16 @@
           <w:rPr>
             <w:noProof/>
           </w:rPr>
-          <w:instrText xml:space="preserve"> PAGEREF _Toc154567149 \h </w:instrText>
-        </w:r>
-        <w:r>
-          <w:rPr>
-            <w:noProof/>
-          </w:rPr>
-        </w:r>
-        <w:r>
-          <w:rPr>
+          <w:instrText xml:space="preserve"> PAGEREF _Toc188607835 \h </w:instrText>
+        </w:r>
+        <w:r>
+          <w:rPr>
+            <w:noProof/>
+          </w:rPr>
+        </w:r>
+        <w:r>
+          <w:rPr>
+            <w:rFonts w:hint="eastAsia"/>
             <w:noProof/>
           </w:rPr>
           <w:fldChar w:fldCharType="separate"/>
@@ -995,19 +984,18 @@
       <w:pPr>
         <w:pStyle w:val="Inhopg2"/>
         <w:tabs>
-          <w:tab w:val="left" w:pos="660"/>
+          <w:tab w:val="left" w:pos="720"/>
           <w:tab w:val="right" w:leader="dot" w:pos="9628"/>
         </w:tabs>
         <w:rPr>
           <w:rFonts w:ascii="Calibri" w:eastAsia="Times New Roman" w:hAnsi="Calibri" w:cs="Times New Roman"/>
           <w:noProof/>
           <w:kern w:val="2"/>
-          <w:sz w:val="22"/>
-          <w:szCs w:val="22"/>
+          <w:sz w:val="24"/>
           <w:lang w:val="nl-BE" w:eastAsia="nl-BE" w:bidi="ar-SA"/>
         </w:rPr>
       </w:pPr>
-      <w:hyperlink w:anchor="_Toc154567150" w:history="1">
+      <w:hyperlink w:anchor="_Toc188607836" w:history="1">
         <w:r>
           <w:rPr>
             <w:rStyle w:val="Hyperlink"/>
@@ -1020,8 +1008,7 @@
             <w:rFonts w:ascii="Calibri" w:eastAsia="Times New Roman" w:hAnsi="Calibri" w:cs="Times New Roman"/>
             <w:noProof/>
             <w:kern w:val="2"/>
-            <w:sz w:val="22"/>
-            <w:szCs w:val="22"/>
+            <w:sz w:val="24"/>
             <w:lang w:val="nl-BE" w:eastAsia="nl-BE" w:bidi="ar-SA"/>
           </w:rPr>
           <w:tab/>
@@ -1049,15 +1036,16 @@
           <w:rPr>
             <w:noProof/>
           </w:rPr>
-          <w:instrText xml:space="preserve"> PAGEREF _Toc154567150 \h </w:instrText>
-        </w:r>
-        <w:r>
-          <w:rPr>
-            <w:noProof/>
-          </w:rPr>
-        </w:r>
-        <w:r>
-          <w:rPr>
+          <w:instrText xml:space="preserve"> PAGEREF _Toc188607836 \h </w:instrText>
+        </w:r>
+        <w:r>
+          <w:rPr>
+            <w:noProof/>
+          </w:rPr>
+        </w:r>
+        <w:r>
+          <w:rPr>
+            <w:rFonts w:hint="eastAsia"/>
             <w:noProof/>
           </w:rPr>
           <w:fldChar w:fldCharType="separate"/>
@@ -1081,19 +1069,18 @@
       <w:pPr>
         <w:pStyle w:val="Inhopg2"/>
         <w:tabs>
-          <w:tab w:val="left" w:pos="660"/>
+          <w:tab w:val="left" w:pos="720"/>
           <w:tab w:val="right" w:leader="dot" w:pos="9628"/>
         </w:tabs>
         <w:rPr>
           <w:rFonts w:ascii="Calibri" w:eastAsia="Times New Roman" w:hAnsi="Calibri" w:cs="Times New Roman"/>
           <w:noProof/>
           <w:kern w:val="2"/>
-          <w:sz w:val="22"/>
-          <w:szCs w:val="22"/>
+          <w:sz w:val="24"/>
           <w:lang w:val="nl-BE" w:eastAsia="nl-BE" w:bidi="ar-SA"/>
         </w:rPr>
       </w:pPr>
-      <w:hyperlink w:anchor="_Toc154567151" w:history="1">
+      <w:hyperlink w:anchor="_Toc188607837" w:history="1">
         <w:r>
           <w:rPr>
             <w:rStyle w:val="Hyperlink"/>
@@ -1106,8 +1093,7 @@
             <w:rFonts w:ascii="Calibri" w:eastAsia="Times New Roman" w:hAnsi="Calibri" w:cs="Times New Roman"/>
             <w:noProof/>
             <w:kern w:val="2"/>
-            <w:sz w:val="22"/>
-            <w:szCs w:val="22"/>
+            <w:sz w:val="24"/>
             <w:lang w:val="nl-BE" w:eastAsia="nl-BE" w:bidi="ar-SA"/>
           </w:rPr>
           <w:tab/>
@@ -1135,15 +1121,16 @@
           <w:rPr>
             <w:noProof/>
           </w:rPr>
-          <w:instrText xml:space="preserve"> PAGEREF _Toc154567151 \h </w:instrText>
-        </w:r>
-        <w:r>
-          <w:rPr>
-            <w:noProof/>
-          </w:rPr>
-        </w:r>
-        <w:r>
-          <w:rPr>
+          <w:instrText xml:space="preserve"> PAGEREF _Toc188607837 \h </w:instrText>
+        </w:r>
+        <w:r>
+          <w:rPr>
+            <w:noProof/>
+          </w:rPr>
+        </w:r>
+        <w:r>
+          <w:rPr>
+            <w:rFonts w:hint="eastAsia"/>
             <w:noProof/>
           </w:rPr>
           <w:fldChar w:fldCharType="separate"/>
@@ -1167,19 +1154,18 @@
       <w:pPr>
         <w:pStyle w:val="Inhopg2"/>
         <w:tabs>
-          <w:tab w:val="left" w:pos="880"/>
+          <w:tab w:val="left" w:pos="720"/>
           <w:tab w:val="right" w:leader="dot" w:pos="9628"/>
         </w:tabs>
         <w:rPr>
           <w:rFonts w:ascii="Calibri" w:eastAsia="Times New Roman" w:hAnsi="Calibri" w:cs="Times New Roman"/>
           <w:noProof/>
           <w:kern w:val="2"/>
-          <w:sz w:val="22"/>
-          <w:szCs w:val="22"/>
+          <w:sz w:val="24"/>
           <w:lang w:val="nl-BE" w:eastAsia="nl-BE" w:bidi="ar-SA"/>
         </w:rPr>
       </w:pPr>
-      <w:hyperlink w:anchor="_Toc154567152" w:history="1">
+      <w:hyperlink w:anchor="_Toc188607838" w:history="1">
         <w:r>
           <w:rPr>
             <w:rStyle w:val="Hyperlink"/>
@@ -1192,8 +1178,7 @@
             <w:rFonts w:ascii="Calibri" w:eastAsia="Times New Roman" w:hAnsi="Calibri" w:cs="Times New Roman"/>
             <w:noProof/>
             <w:kern w:val="2"/>
-            <w:sz w:val="22"/>
-            <w:szCs w:val="22"/>
+            <w:sz w:val="24"/>
             <w:lang w:val="nl-BE" w:eastAsia="nl-BE" w:bidi="ar-SA"/>
           </w:rPr>
           <w:tab/>
@@ -1221,15 +1206,16 @@
           <w:rPr>
             <w:noProof/>
           </w:rPr>
-          <w:instrText xml:space="preserve"> PAGEREF _Toc154567152 \h </w:instrText>
-        </w:r>
-        <w:r>
-          <w:rPr>
-            <w:noProof/>
-          </w:rPr>
-        </w:r>
-        <w:r>
-          <w:rPr>
+          <w:instrText xml:space="preserve"> PAGEREF _Toc188607838 \h </w:instrText>
+        </w:r>
+        <w:r>
+          <w:rPr>
+            <w:noProof/>
+          </w:rPr>
+        </w:r>
+        <w:r>
+          <w:rPr>
+            <w:rFonts w:hint="eastAsia"/>
             <w:noProof/>
           </w:rPr>
           <w:fldChar w:fldCharType="separate"/>
@@ -1253,19 +1239,18 @@
       <w:pPr>
         <w:pStyle w:val="Inhopg2"/>
         <w:tabs>
-          <w:tab w:val="left" w:pos="880"/>
+          <w:tab w:val="left" w:pos="720"/>
           <w:tab w:val="right" w:leader="dot" w:pos="9628"/>
         </w:tabs>
         <w:rPr>
           <w:rFonts w:ascii="Calibri" w:eastAsia="Times New Roman" w:hAnsi="Calibri" w:cs="Times New Roman"/>
           <w:noProof/>
           <w:kern w:val="2"/>
-          <w:sz w:val="22"/>
-          <w:szCs w:val="22"/>
+          <w:sz w:val="24"/>
           <w:lang w:val="nl-BE" w:eastAsia="nl-BE" w:bidi="ar-SA"/>
         </w:rPr>
       </w:pPr>
-      <w:hyperlink w:anchor="_Toc154567153" w:history="1">
+      <w:hyperlink w:anchor="_Toc188607839" w:history="1">
         <w:r>
           <w:rPr>
             <w:rStyle w:val="Hyperlink"/>
@@ -1278,8 +1263,7 @@
             <w:rFonts w:ascii="Calibri" w:eastAsia="Times New Roman" w:hAnsi="Calibri" w:cs="Times New Roman"/>
             <w:noProof/>
             <w:kern w:val="2"/>
-            <w:sz w:val="22"/>
-            <w:szCs w:val="22"/>
+            <w:sz w:val="24"/>
             <w:lang w:val="nl-BE" w:eastAsia="nl-BE" w:bidi="ar-SA"/>
           </w:rPr>
           <w:tab/>
@@ -1307,15 +1291,16 @@
           <w:rPr>
             <w:noProof/>
           </w:rPr>
-          <w:instrText xml:space="preserve"> PAGEREF _Toc154567153 \h </w:instrText>
-        </w:r>
-        <w:r>
-          <w:rPr>
-            <w:noProof/>
-          </w:rPr>
-        </w:r>
-        <w:r>
-          <w:rPr>
+          <w:instrText xml:space="preserve"> PAGEREF _Toc188607839 \h </w:instrText>
+        </w:r>
+        <w:r>
+          <w:rPr>
+            <w:noProof/>
+          </w:rPr>
+        </w:r>
+        <w:r>
+          <w:rPr>
+            <w:rFonts w:hint="eastAsia"/>
             <w:noProof/>
           </w:rPr>
           <w:fldChar w:fldCharType="separate"/>
@@ -1339,19 +1324,18 @@
       <w:pPr>
         <w:pStyle w:val="Inhopg2"/>
         <w:tabs>
-          <w:tab w:val="left" w:pos="880"/>
+          <w:tab w:val="left" w:pos="720"/>
           <w:tab w:val="right" w:leader="dot" w:pos="9628"/>
         </w:tabs>
         <w:rPr>
           <w:rFonts w:ascii="Calibri" w:eastAsia="Times New Roman" w:hAnsi="Calibri" w:cs="Times New Roman"/>
           <w:noProof/>
           <w:kern w:val="2"/>
-          <w:sz w:val="22"/>
-          <w:szCs w:val="22"/>
+          <w:sz w:val="24"/>
           <w:lang w:val="nl-BE" w:eastAsia="nl-BE" w:bidi="ar-SA"/>
         </w:rPr>
       </w:pPr>
-      <w:hyperlink w:anchor="_Toc154567154" w:history="1">
+      <w:hyperlink w:anchor="_Toc188607840" w:history="1">
         <w:r>
           <w:rPr>
             <w:rStyle w:val="Hyperlink"/>
@@ -1364,8 +1348,7 @@
             <w:rFonts w:ascii="Calibri" w:eastAsia="Times New Roman" w:hAnsi="Calibri" w:cs="Times New Roman"/>
             <w:noProof/>
             <w:kern w:val="2"/>
-            <w:sz w:val="22"/>
-            <w:szCs w:val="22"/>
+            <w:sz w:val="24"/>
             <w:lang w:val="nl-BE" w:eastAsia="nl-BE" w:bidi="ar-SA"/>
           </w:rPr>
           <w:tab/>
@@ -1393,15 +1376,16 @@
           <w:rPr>
             <w:noProof/>
           </w:rPr>
-          <w:instrText xml:space="preserve"> PAGEREF _Toc154567154 \h </w:instrText>
-        </w:r>
-        <w:r>
-          <w:rPr>
-            <w:noProof/>
-          </w:rPr>
-        </w:r>
-        <w:r>
-          <w:rPr>
+          <w:instrText xml:space="preserve"> PAGEREF _Toc188607840 \h </w:instrText>
+        </w:r>
+        <w:r>
+          <w:rPr>
+            <w:noProof/>
+          </w:rPr>
+        </w:r>
+        <w:r>
+          <w:rPr>
+            <w:rFonts w:hint="eastAsia"/>
             <w:noProof/>
           </w:rPr>
           <w:fldChar w:fldCharType="separate"/>
@@ -1425,19 +1409,18 @@
       <w:pPr>
         <w:pStyle w:val="Inhopg2"/>
         <w:tabs>
-          <w:tab w:val="left" w:pos="880"/>
+          <w:tab w:val="left" w:pos="720"/>
           <w:tab w:val="right" w:leader="dot" w:pos="9628"/>
         </w:tabs>
         <w:rPr>
           <w:rFonts w:ascii="Calibri" w:eastAsia="Times New Roman" w:hAnsi="Calibri" w:cs="Times New Roman"/>
           <w:noProof/>
           <w:kern w:val="2"/>
-          <w:sz w:val="22"/>
-          <w:szCs w:val="22"/>
+          <w:sz w:val="24"/>
           <w:lang w:val="nl-BE" w:eastAsia="nl-BE" w:bidi="ar-SA"/>
         </w:rPr>
       </w:pPr>
-      <w:hyperlink w:anchor="_Toc154567155" w:history="1">
+      <w:hyperlink w:anchor="_Toc188607841" w:history="1">
         <w:r>
           <w:rPr>
             <w:rStyle w:val="Hyperlink"/>
@@ -1450,8 +1433,7 @@
             <w:rFonts w:ascii="Calibri" w:eastAsia="Times New Roman" w:hAnsi="Calibri" w:cs="Times New Roman"/>
             <w:noProof/>
             <w:kern w:val="2"/>
-            <w:sz w:val="22"/>
-            <w:szCs w:val="22"/>
+            <w:sz w:val="24"/>
             <w:lang w:val="nl-BE" w:eastAsia="nl-BE" w:bidi="ar-SA"/>
           </w:rPr>
           <w:tab/>
@@ -1479,15 +1461,16 @@
           <w:rPr>
             <w:noProof/>
           </w:rPr>
-          <w:instrText xml:space="preserve"> PAGEREF _Toc154567155 \h </w:instrText>
-        </w:r>
-        <w:r>
-          <w:rPr>
-            <w:noProof/>
-          </w:rPr>
-        </w:r>
-        <w:r>
-          <w:rPr>
+          <w:instrText xml:space="preserve"> PAGEREF _Toc188607841 \h </w:instrText>
+        </w:r>
+        <w:r>
+          <w:rPr>
+            <w:noProof/>
+          </w:rPr>
+        </w:r>
+        <w:r>
+          <w:rPr>
+            <w:rFonts w:hint="eastAsia"/>
             <w:noProof/>
           </w:rPr>
           <w:fldChar w:fldCharType="separate"/>
@@ -1511,19 +1494,18 @@
       <w:pPr>
         <w:pStyle w:val="Inhopg2"/>
         <w:tabs>
-          <w:tab w:val="left" w:pos="880"/>
+          <w:tab w:val="left" w:pos="720"/>
           <w:tab w:val="right" w:leader="dot" w:pos="9628"/>
         </w:tabs>
         <w:rPr>
           <w:rFonts w:ascii="Calibri" w:eastAsia="Times New Roman" w:hAnsi="Calibri" w:cs="Times New Roman"/>
           <w:noProof/>
           <w:kern w:val="2"/>
-          <w:sz w:val="22"/>
-          <w:szCs w:val="22"/>
+          <w:sz w:val="24"/>
           <w:lang w:val="nl-BE" w:eastAsia="nl-BE" w:bidi="ar-SA"/>
         </w:rPr>
       </w:pPr>
-      <w:hyperlink w:anchor="_Toc154567156" w:history="1">
+      <w:hyperlink w:anchor="_Toc188607842" w:history="1">
         <w:r>
           <w:rPr>
             <w:rStyle w:val="Hyperlink"/>
@@ -1536,8 +1518,7 @@
             <w:rFonts w:ascii="Calibri" w:eastAsia="Times New Roman" w:hAnsi="Calibri" w:cs="Times New Roman"/>
             <w:noProof/>
             <w:kern w:val="2"/>
-            <w:sz w:val="22"/>
-            <w:szCs w:val="22"/>
+            <w:sz w:val="24"/>
             <w:lang w:val="nl-BE" w:eastAsia="nl-BE" w:bidi="ar-SA"/>
           </w:rPr>
           <w:tab/>
@@ -1565,15 +1546,16 @@
           <w:rPr>
             <w:noProof/>
           </w:rPr>
-          <w:instrText xml:space="preserve"> PAGEREF _Toc154567156 \h </w:instrText>
-        </w:r>
-        <w:r>
-          <w:rPr>
-            <w:noProof/>
-          </w:rPr>
-        </w:r>
-        <w:r>
-          <w:rPr>
+          <w:instrText xml:space="preserve"> PAGEREF _Toc188607842 \h </w:instrText>
+        </w:r>
+        <w:r>
+          <w:rPr>
+            <w:noProof/>
+          </w:rPr>
+        </w:r>
+        <w:r>
+          <w:rPr>
+            <w:rFonts w:hint="eastAsia"/>
             <w:noProof/>
           </w:rPr>
           <w:fldChar w:fldCharType="separate"/>
@@ -1597,19 +1579,18 @@
       <w:pPr>
         <w:pStyle w:val="Inhopg1"/>
         <w:tabs>
-          <w:tab w:val="left" w:pos="660"/>
+          <w:tab w:val="left" w:pos="720"/>
           <w:tab w:val="right" w:leader="dot" w:pos="9628"/>
         </w:tabs>
         <w:rPr>
           <w:rFonts w:ascii="Calibri" w:eastAsia="Times New Roman" w:hAnsi="Calibri" w:cs="Times New Roman"/>
           <w:noProof/>
           <w:kern w:val="2"/>
-          <w:sz w:val="22"/>
-          <w:szCs w:val="22"/>
+          <w:sz w:val="24"/>
           <w:lang w:val="nl-BE" w:eastAsia="nl-BE" w:bidi="ar-SA"/>
         </w:rPr>
       </w:pPr>
-      <w:hyperlink w:anchor="_Toc154567157" w:history="1">
+      <w:hyperlink w:anchor="_Toc188607843" w:history="1">
         <w:r>
           <w:rPr>
             <w:rStyle w:val="Hyperlink"/>
@@ -1622,8 +1603,7 @@
             <w:rFonts w:ascii="Calibri" w:eastAsia="Times New Roman" w:hAnsi="Calibri" w:cs="Times New Roman"/>
             <w:noProof/>
             <w:kern w:val="2"/>
-            <w:sz w:val="22"/>
-            <w:szCs w:val="22"/>
+            <w:sz w:val="24"/>
             <w:lang w:val="nl-BE" w:eastAsia="nl-BE" w:bidi="ar-SA"/>
           </w:rPr>
           <w:tab/>
@@ -1651,15 +1631,16 @@
           <w:rPr>
             <w:noProof/>
           </w:rPr>
-          <w:instrText xml:space="preserve"> PAGEREF _Toc154567157 \h </w:instrText>
-        </w:r>
-        <w:r>
-          <w:rPr>
-            <w:noProof/>
-          </w:rPr>
-        </w:r>
-        <w:r>
-          <w:rPr>
+          <w:instrText xml:space="preserve"> PAGEREF _Toc188607843 \h </w:instrText>
+        </w:r>
+        <w:r>
+          <w:rPr>
+            <w:noProof/>
+          </w:rPr>
+        </w:r>
+        <w:r>
+          <w:rPr>
+            <w:rFonts w:hint="eastAsia"/>
             <w:noProof/>
           </w:rPr>
           <w:fldChar w:fldCharType="separate"/>
@@ -1683,19 +1664,18 @@
       <w:pPr>
         <w:pStyle w:val="Inhopg1"/>
         <w:tabs>
-          <w:tab w:val="left" w:pos="660"/>
+          <w:tab w:val="left" w:pos="720"/>
           <w:tab w:val="right" w:leader="dot" w:pos="9628"/>
         </w:tabs>
         <w:rPr>
           <w:rFonts w:ascii="Calibri" w:eastAsia="Times New Roman" w:hAnsi="Calibri" w:cs="Times New Roman"/>
           <w:noProof/>
           <w:kern w:val="2"/>
-          <w:sz w:val="22"/>
-          <w:szCs w:val="22"/>
+          <w:sz w:val="24"/>
           <w:lang w:val="nl-BE" w:eastAsia="nl-BE" w:bidi="ar-SA"/>
         </w:rPr>
       </w:pPr>
-      <w:hyperlink w:anchor="_Toc154567158" w:history="1">
+      <w:hyperlink w:anchor="_Toc188607844" w:history="1">
         <w:r>
           <w:rPr>
             <w:rStyle w:val="Hyperlink"/>
@@ -1708,8 +1688,7 @@
             <w:rFonts w:ascii="Calibri" w:eastAsia="Times New Roman" w:hAnsi="Calibri" w:cs="Times New Roman"/>
             <w:noProof/>
             <w:kern w:val="2"/>
-            <w:sz w:val="22"/>
-            <w:szCs w:val="22"/>
+            <w:sz w:val="24"/>
             <w:lang w:val="nl-BE" w:eastAsia="nl-BE" w:bidi="ar-SA"/>
           </w:rPr>
           <w:tab/>
@@ -1737,15 +1716,16 @@
           <w:rPr>
             <w:noProof/>
           </w:rPr>
-          <w:instrText xml:space="preserve"> PAGEREF _Toc154567158 \h </w:instrText>
-        </w:r>
-        <w:r>
-          <w:rPr>
-            <w:noProof/>
-          </w:rPr>
-        </w:r>
-        <w:r>
-          <w:rPr>
+          <w:instrText xml:space="preserve"> PAGEREF _Toc188607844 \h </w:instrText>
+        </w:r>
+        <w:r>
+          <w:rPr>
+            <w:noProof/>
+          </w:rPr>
+        </w:r>
+        <w:r>
+          <w:rPr>
+            <w:rFonts w:hint="eastAsia"/>
             <w:noProof/>
           </w:rPr>
           <w:fldChar w:fldCharType="separate"/>
@@ -1769,19 +1749,18 @@
       <w:pPr>
         <w:pStyle w:val="Inhopg1"/>
         <w:tabs>
-          <w:tab w:val="left" w:pos="660"/>
+          <w:tab w:val="left" w:pos="720"/>
           <w:tab w:val="right" w:leader="dot" w:pos="9628"/>
         </w:tabs>
         <w:rPr>
           <w:rFonts w:ascii="Calibri" w:eastAsia="Times New Roman" w:hAnsi="Calibri" w:cs="Times New Roman"/>
           <w:noProof/>
           <w:kern w:val="2"/>
-          <w:sz w:val="22"/>
-          <w:szCs w:val="22"/>
+          <w:sz w:val="24"/>
           <w:lang w:val="nl-BE" w:eastAsia="nl-BE" w:bidi="ar-SA"/>
         </w:rPr>
       </w:pPr>
-      <w:hyperlink w:anchor="_Toc154567159" w:history="1">
+      <w:hyperlink w:anchor="_Toc188607845" w:history="1">
         <w:r>
           <w:rPr>
             <w:rStyle w:val="Hyperlink"/>
@@ -1794,8 +1773,7 @@
             <w:rFonts w:ascii="Calibri" w:eastAsia="Times New Roman" w:hAnsi="Calibri" w:cs="Times New Roman"/>
             <w:noProof/>
             <w:kern w:val="2"/>
-            <w:sz w:val="22"/>
-            <w:szCs w:val="22"/>
+            <w:sz w:val="24"/>
             <w:lang w:val="nl-BE" w:eastAsia="nl-BE" w:bidi="ar-SA"/>
           </w:rPr>
           <w:tab/>
@@ -1823,15 +1801,16 @@
           <w:rPr>
             <w:noProof/>
           </w:rPr>
-          <w:instrText xml:space="preserve"> PAGEREF _Toc154567159 \h </w:instrText>
-        </w:r>
-        <w:r>
-          <w:rPr>
-            <w:noProof/>
-          </w:rPr>
-        </w:r>
-        <w:r>
-          <w:rPr>
+          <w:instrText xml:space="preserve"> PAGEREF _Toc188607845 \h </w:instrText>
+        </w:r>
+        <w:r>
+          <w:rPr>
+            <w:noProof/>
+          </w:rPr>
+        </w:r>
+        <w:r>
+          <w:rPr>
+            <w:rFonts w:hint="eastAsia"/>
             <w:noProof/>
           </w:rPr>
           <w:fldChar w:fldCharType="separate"/>
@@ -1855,19 +1834,18 @@
       <w:pPr>
         <w:pStyle w:val="Inhopg1"/>
         <w:tabs>
-          <w:tab w:val="left" w:pos="660"/>
+          <w:tab w:val="left" w:pos="720"/>
           <w:tab w:val="right" w:leader="dot" w:pos="9628"/>
         </w:tabs>
         <w:rPr>
           <w:rFonts w:ascii="Calibri" w:eastAsia="Times New Roman" w:hAnsi="Calibri" w:cs="Times New Roman"/>
           <w:noProof/>
           <w:kern w:val="2"/>
-          <w:sz w:val="22"/>
-          <w:szCs w:val="22"/>
+          <w:sz w:val="24"/>
           <w:lang w:val="nl-BE" w:eastAsia="nl-BE" w:bidi="ar-SA"/>
         </w:rPr>
       </w:pPr>
-      <w:hyperlink w:anchor="_Toc154567160" w:history="1">
+      <w:hyperlink w:anchor="_Toc188607846" w:history="1">
         <w:r>
           <w:rPr>
             <w:rStyle w:val="Hyperlink"/>
@@ -1880,8 +1858,7 @@
             <w:rFonts w:ascii="Calibri" w:eastAsia="Times New Roman" w:hAnsi="Calibri" w:cs="Times New Roman"/>
             <w:noProof/>
             <w:kern w:val="2"/>
-            <w:sz w:val="22"/>
-            <w:szCs w:val="22"/>
+            <w:sz w:val="24"/>
             <w:lang w:val="nl-BE" w:eastAsia="nl-BE" w:bidi="ar-SA"/>
           </w:rPr>
           <w:tab/>
@@ -1909,15 +1886,16 @@
           <w:rPr>
             <w:noProof/>
           </w:rPr>
-          <w:instrText xml:space="preserve"> PAGEREF _Toc154567160 \h </w:instrText>
-        </w:r>
-        <w:r>
-          <w:rPr>
-            <w:noProof/>
-          </w:rPr>
-        </w:r>
-        <w:r>
-          <w:rPr>
+          <w:instrText xml:space="preserve"> PAGEREF _Toc188607846 \h </w:instrText>
+        </w:r>
+        <w:r>
+          <w:rPr>
+            <w:noProof/>
+          </w:rPr>
+        </w:r>
+        <w:r>
+          <w:rPr>
+            <w:rFonts w:hint="eastAsia"/>
             <w:noProof/>
           </w:rPr>
           <w:fldChar w:fldCharType="separate"/>
@@ -1941,19 +1919,18 @@
       <w:pPr>
         <w:pStyle w:val="Inhopg1"/>
         <w:tabs>
-          <w:tab w:val="left" w:pos="660"/>
+          <w:tab w:val="left" w:pos="720"/>
           <w:tab w:val="right" w:leader="dot" w:pos="9628"/>
         </w:tabs>
         <w:rPr>
           <w:rFonts w:ascii="Calibri" w:eastAsia="Times New Roman" w:hAnsi="Calibri" w:cs="Times New Roman"/>
           <w:noProof/>
           <w:kern w:val="2"/>
-          <w:sz w:val="22"/>
-          <w:szCs w:val="22"/>
+          <w:sz w:val="24"/>
           <w:lang w:val="nl-BE" w:eastAsia="nl-BE" w:bidi="ar-SA"/>
         </w:rPr>
       </w:pPr>
-      <w:hyperlink w:anchor="_Toc154567161" w:history="1">
+      <w:hyperlink w:anchor="_Toc188607847" w:history="1">
         <w:r>
           <w:rPr>
             <w:rStyle w:val="Hyperlink"/>
@@ -1966,8 +1943,7 @@
             <w:rFonts w:ascii="Calibri" w:eastAsia="Times New Roman" w:hAnsi="Calibri" w:cs="Times New Roman"/>
             <w:noProof/>
             <w:kern w:val="2"/>
-            <w:sz w:val="22"/>
-            <w:szCs w:val="22"/>
+            <w:sz w:val="24"/>
             <w:lang w:val="nl-BE" w:eastAsia="nl-BE" w:bidi="ar-SA"/>
           </w:rPr>
           <w:tab/>
@@ -1995,15 +1971,16 @@
           <w:rPr>
             <w:noProof/>
           </w:rPr>
-          <w:instrText xml:space="preserve"> PAGEREF _Toc154567161 \h </w:instrText>
-        </w:r>
-        <w:r>
-          <w:rPr>
-            <w:noProof/>
-          </w:rPr>
-        </w:r>
-        <w:r>
-          <w:rPr>
+          <w:instrText xml:space="preserve"> PAGEREF _Toc188607847 \h </w:instrText>
+        </w:r>
+        <w:r>
+          <w:rPr>
+            <w:noProof/>
+          </w:rPr>
+        </w:r>
+        <w:r>
+          <w:rPr>
+            <w:rFonts w:hint="eastAsia"/>
             <w:noProof/>
           </w:rPr>
           <w:fldChar w:fldCharType="separate"/>
@@ -2027,19 +2004,18 @@
       <w:pPr>
         <w:pStyle w:val="Inhopg1"/>
         <w:tabs>
-          <w:tab w:val="left" w:pos="660"/>
+          <w:tab w:val="left" w:pos="720"/>
           <w:tab w:val="right" w:leader="dot" w:pos="9628"/>
         </w:tabs>
         <w:rPr>
           <w:rFonts w:ascii="Calibri" w:eastAsia="Times New Roman" w:hAnsi="Calibri" w:cs="Times New Roman"/>
           <w:noProof/>
           <w:kern w:val="2"/>
-          <w:sz w:val="22"/>
-          <w:szCs w:val="22"/>
+          <w:sz w:val="24"/>
           <w:lang w:val="nl-BE" w:eastAsia="nl-BE" w:bidi="ar-SA"/>
         </w:rPr>
       </w:pPr>
-      <w:hyperlink w:anchor="_Toc154567162" w:history="1">
+      <w:hyperlink w:anchor="_Toc188607848" w:history="1">
         <w:r>
           <w:rPr>
             <w:rStyle w:val="Hyperlink"/>
@@ -2052,8 +2028,7 @@
             <w:rFonts w:ascii="Calibri" w:eastAsia="Times New Roman" w:hAnsi="Calibri" w:cs="Times New Roman"/>
             <w:noProof/>
             <w:kern w:val="2"/>
-            <w:sz w:val="22"/>
-            <w:szCs w:val="22"/>
+            <w:sz w:val="24"/>
             <w:lang w:val="nl-BE" w:eastAsia="nl-BE" w:bidi="ar-SA"/>
           </w:rPr>
           <w:tab/>
@@ -2081,15 +2056,16 @@
           <w:rPr>
             <w:noProof/>
           </w:rPr>
-          <w:instrText xml:space="preserve"> PAGEREF _Toc154567162 \h </w:instrText>
-        </w:r>
-        <w:r>
-          <w:rPr>
-            <w:noProof/>
-          </w:rPr>
-        </w:r>
-        <w:r>
-          <w:rPr>
+          <w:instrText xml:space="preserve"> PAGEREF _Toc188607848 \h </w:instrText>
+        </w:r>
+        <w:r>
+          <w:rPr>
+            <w:noProof/>
+          </w:rPr>
+        </w:r>
+        <w:r>
+          <w:rPr>
+            <w:rFonts w:hint="eastAsia"/>
             <w:noProof/>
           </w:rPr>
           <w:fldChar w:fldCharType="separate"/>
@@ -2113,19 +2089,18 @@
       <w:pPr>
         <w:pStyle w:val="Inhopg1"/>
         <w:tabs>
-          <w:tab w:val="left" w:pos="660"/>
+          <w:tab w:val="left" w:pos="720"/>
           <w:tab w:val="right" w:leader="dot" w:pos="9628"/>
         </w:tabs>
         <w:rPr>
           <w:rFonts w:ascii="Calibri" w:eastAsia="Times New Roman" w:hAnsi="Calibri" w:cs="Times New Roman"/>
           <w:noProof/>
           <w:kern w:val="2"/>
-          <w:sz w:val="22"/>
-          <w:szCs w:val="22"/>
+          <w:sz w:val="24"/>
           <w:lang w:val="nl-BE" w:eastAsia="nl-BE" w:bidi="ar-SA"/>
         </w:rPr>
       </w:pPr>
-      <w:hyperlink w:anchor="_Toc154567163" w:history="1">
+      <w:hyperlink w:anchor="_Toc188607849" w:history="1">
         <w:r>
           <w:rPr>
             <w:rStyle w:val="Hyperlink"/>
@@ -2138,8 +2113,7 @@
             <w:rFonts w:ascii="Calibri" w:eastAsia="Times New Roman" w:hAnsi="Calibri" w:cs="Times New Roman"/>
             <w:noProof/>
             <w:kern w:val="2"/>
-            <w:sz w:val="22"/>
-            <w:szCs w:val="22"/>
+            <w:sz w:val="24"/>
             <w:lang w:val="nl-BE" w:eastAsia="nl-BE" w:bidi="ar-SA"/>
           </w:rPr>
           <w:tab/>
@@ -2167,15 +2141,16 @@
           <w:rPr>
             <w:noProof/>
           </w:rPr>
-          <w:instrText xml:space="preserve"> PAGEREF _Toc154567163 \h </w:instrText>
-        </w:r>
-        <w:r>
-          <w:rPr>
-            <w:noProof/>
-          </w:rPr>
-        </w:r>
-        <w:r>
-          <w:rPr>
+          <w:instrText xml:space="preserve"> PAGEREF _Toc188607849 \h </w:instrText>
+        </w:r>
+        <w:r>
+          <w:rPr>
+            <w:noProof/>
+          </w:rPr>
+        </w:r>
+        <w:r>
+          <w:rPr>
+            <w:rFonts w:hint="eastAsia"/>
             <w:noProof/>
           </w:rPr>
           <w:fldChar w:fldCharType="separate"/>
@@ -2199,19 +2174,18 @@
       <w:pPr>
         <w:pStyle w:val="Inhopg1"/>
         <w:tabs>
-          <w:tab w:val="left" w:pos="660"/>
+          <w:tab w:val="left" w:pos="720"/>
           <w:tab w:val="right" w:leader="dot" w:pos="9628"/>
         </w:tabs>
         <w:rPr>
           <w:rFonts w:ascii="Calibri" w:eastAsia="Times New Roman" w:hAnsi="Calibri" w:cs="Times New Roman"/>
           <w:noProof/>
           <w:kern w:val="2"/>
-          <w:sz w:val="22"/>
-          <w:szCs w:val="22"/>
+          <w:sz w:val="24"/>
           <w:lang w:val="nl-BE" w:eastAsia="nl-BE" w:bidi="ar-SA"/>
         </w:rPr>
       </w:pPr>
-      <w:hyperlink w:anchor="_Toc154567164" w:history="1">
+      <w:hyperlink w:anchor="_Toc188607850" w:history="1">
         <w:r>
           <w:rPr>
             <w:rStyle w:val="Hyperlink"/>
@@ -2224,8 +2198,7 @@
             <w:rFonts w:ascii="Calibri" w:eastAsia="Times New Roman" w:hAnsi="Calibri" w:cs="Times New Roman"/>
             <w:noProof/>
             <w:kern w:val="2"/>
-            <w:sz w:val="22"/>
-            <w:szCs w:val="22"/>
+            <w:sz w:val="24"/>
             <w:lang w:val="nl-BE" w:eastAsia="nl-BE" w:bidi="ar-SA"/>
           </w:rPr>
           <w:tab/>
@@ -2253,15 +2226,16 @@
           <w:rPr>
             <w:noProof/>
           </w:rPr>
-          <w:instrText xml:space="preserve"> PAGEREF _Toc154567164 \h </w:instrText>
-        </w:r>
-        <w:r>
-          <w:rPr>
-            <w:noProof/>
-          </w:rPr>
-        </w:r>
-        <w:r>
-          <w:rPr>
+          <w:instrText xml:space="preserve"> PAGEREF _Toc188607850 \h </w:instrText>
+        </w:r>
+        <w:r>
+          <w:rPr>
+            <w:noProof/>
+          </w:rPr>
+        </w:r>
+        <w:r>
+          <w:rPr>
+            <w:rFonts w:hint="eastAsia"/>
             <w:noProof/>
           </w:rPr>
           <w:fldChar w:fldCharType="separate"/>
@@ -2285,19 +2259,18 @@
       <w:pPr>
         <w:pStyle w:val="Inhopg1"/>
         <w:tabs>
-          <w:tab w:val="left" w:pos="660"/>
+          <w:tab w:val="left" w:pos="720"/>
           <w:tab w:val="right" w:leader="dot" w:pos="9628"/>
         </w:tabs>
         <w:rPr>
           <w:rFonts w:ascii="Calibri" w:eastAsia="Times New Roman" w:hAnsi="Calibri" w:cs="Times New Roman"/>
           <w:noProof/>
           <w:kern w:val="2"/>
-          <w:sz w:val="22"/>
-          <w:szCs w:val="22"/>
+          <w:sz w:val="24"/>
           <w:lang w:val="nl-BE" w:eastAsia="nl-BE" w:bidi="ar-SA"/>
         </w:rPr>
       </w:pPr>
-      <w:hyperlink w:anchor="_Toc154567165" w:history="1">
+      <w:hyperlink w:anchor="_Toc188607851" w:history="1">
         <w:r>
           <w:rPr>
             <w:rStyle w:val="Hyperlink"/>
@@ -2310,8 +2283,7 @@
             <w:rFonts w:ascii="Calibri" w:eastAsia="Times New Roman" w:hAnsi="Calibri" w:cs="Times New Roman"/>
             <w:noProof/>
             <w:kern w:val="2"/>
-            <w:sz w:val="22"/>
-            <w:szCs w:val="22"/>
+            <w:sz w:val="24"/>
             <w:lang w:val="nl-BE" w:eastAsia="nl-BE" w:bidi="ar-SA"/>
           </w:rPr>
           <w:tab/>
@@ -2339,15 +2311,16 @@
           <w:rPr>
             <w:noProof/>
           </w:rPr>
-          <w:instrText xml:space="preserve"> PAGEREF _Toc154567165 \h </w:instrText>
-        </w:r>
-        <w:r>
-          <w:rPr>
-            <w:noProof/>
-          </w:rPr>
-        </w:r>
-        <w:r>
-          <w:rPr>
+          <w:instrText xml:space="preserve"> PAGEREF _Toc188607851 \h </w:instrText>
+        </w:r>
+        <w:r>
+          <w:rPr>
+            <w:noProof/>
+          </w:rPr>
+        </w:r>
+        <w:r>
+          <w:rPr>
+            <w:rFonts w:hint="eastAsia"/>
             <w:noProof/>
           </w:rPr>
           <w:fldChar w:fldCharType="separate"/>
@@ -2371,19 +2344,18 @@
       <w:pPr>
         <w:pStyle w:val="Inhopg1"/>
         <w:tabs>
-          <w:tab w:val="left" w:pos="660"/>
+          <w:tab w:val="left" w:pos="720"/>
           <w:tab w:val="right" w:leader="dot" w:pos="9628"/>
         </w:tabs>
         <w:rPr>
           <w:rFonts w:ascii="Calibri" w:eastAsia="Times New Roman" w:hAnsi="Calibri" w:cs="Times New Roman"/>
           <w:noProof/>
           <w:kern w:val="2"/>
-          <w:sz w:val="22"/>
-          <w:szCs w:val="22"/>
+          <w:sz w:val="24"/>
           <w:lang w:val="nl-BE" w:eastAsia="nl-BE" w:bidi="ar-SA"/>
         </w:rPr>
       </w:pPr>
-      <w:hyperlink w:anchor="_Toc154567166" w:history="1">
+      <w:hyperlink w:anchor="_Toc188607852" w:history="1">
         <w:r>
           <w:rPr>
             <w:rStyle w:val="Hyperlink"/>
@@ -2396,8 +2368,7 @@
             <w:rFonts w:ascii="Calibri" w:eastAsia="Times New Roman" w:hAnsi="Calibri" w:cs="Times New Roman"/>
             <w:noProof/>
             <w:kern w:val="2"/>
-            <w:sz w:val="22"/>
-            <w:szCs w:val="22"/>
+            <w:sz w:val="24"/>
             <w:lang w:val="nl-BE" w:eastAsia="nl-BE" w:bidi="ar-SA"/>
           </w:rPr>
           <w:tab/>
@@ -2425,15 +2396,16 @@
           <w:rPr>
             <w:noProof/>
           </w:rPr>
-          <w:instrText xml:space="preserve"> PAGEREF _Toc154567166 \h </w:instrText>
-        </w:r>
-        <w:r>
-          <w:rPr>
-            <w:noProof/>
-          </w:rPr>
-        </w:r>
-        <w:r>
-          <w:rPr>
+          <w:instrText xml:space="preserve"> PAGEREF _Toc188607852 \h </w:instrText>
+        </w:r>
+        <w:r>
+          <w:rPr>
+            <w:noProof/>
+          </w:rPr>
+        </w:r>
+        <w:r>
+          <w:rPr>
+            <w:rFonts w:hint="eastAsia"/>
             <w:noProof/>
           </w:rPr>
           <w:fldChar w:fldCharType="separate"/>
@@ -2457,19 +2429,18 @@
       <w:pPr>
         <w:pStyle w:val="Inhopg2"/>
         <w:tabs>
-          <w:tab w:val="left" w:pos="880"/>
+          <w:tab w:val="left" w:pos="720"/>
           <w:tab w:val="right" w:leader="dot" w:pos="9628"/>
         </w:tabs>
         <w:rPr>
           <w:rFonts w:ascii="Calibri" w:eastAsia="Times New Roman" w:hAnsi="Calibri" w:cs="Times New Roman"/>
           <w:noProof/>
           <w:kern w:val="2"/>
-          <w:sz w:val="22"/>
-          <w:szCs w:val="22"/>
+          <w:sz w:val="24"/>
           <w:lang w:val="nl-BE" w:eastAsia="nl-BE" w:bidi="ar-SA"/>
         </w:rPr>
       </w:pPr>
-      <w:hyperlink w:anchor="_Toc154567167" w:history="1">
+      <w:hyperlink w:anchor="_Toc188607853" w:history="1">
         <w:r>
           <w:rPr>
             <w:rStyle w:val="Hyperlink"/>
@@ -2482,8 +2453,7 @@
             <w:rFonts w:ascii="Calibri" w:eastAsia="Times New Roman" w:hAnsi="Calibri" w:cs="Times New Roman"/>
             <w:noProof/>
             <w:kern w:val="2"/>
-            <w:sz w:val="22"/>
-            <w:szCs w:val="22"/>
+            <w:sz w:val="24"/>
             <w:lang w:val="nl-BE" w:eastAsia="nl-BE" w:bidi="ar-SA"/>
           </w:rPr>
           <w:tab/>
@@ -2511,15 +2481,16 @@
           <w:rPr>
             <w:noProof/>
           </w:rPr>
-          <w:instrText xml:space="preserve"> PAGEREF _Toc154567167 \h </w:instrText>
-        </w:r>
-        <w:r>
-          <w:rPr>
-            <w:noProof/>
-          </w:rPr>
-        </w:r>
-        <w:r>
-          <w:rPr>
+          <w:instrText xml:space="preserve"> PAGEREF _Toc188607853 \h </w:instrText>
+        </w:r>
+        <w:r>
+          <w:rPr>
+            <w:noProof/>
+          </w:rPr>
+        </w:r>
+        <w:r>
+          <w:rPr>
+            <w:rFonts w:hint="eastAsia"/>
             <w:noProof/>
           </w:rPr>
           <w:fldChar w:fldCharType="separate"/>
@@ -2543,19 +2514,18 @@
       <w:pPr>
         <w:pStyle w:val="Inhopg2"/>
         <w:tabs>
-          <w:tab w:val="left" w:pos="880"/>
+          <w:tab w:val="left" w:pos="720"/>
           <w:tab w:val="right" w:leader="dot" w:pos="9628"/>
         </w:tabs>
         <w:rPr>
           <w:rFonts w:ascii="Calibri" w:eastAsia="Times New Roman" w:hAnsi="Calibri" w:cs="Times New Roman"/>
           <w:noProof/>
           <w:kern w:val="2"/>
-          <w:sz w:val="22"/>
-          <w:szCs w:val="22"/>
+          <w:sz w:val="24"/>
           <w:lang w:val="nl-BE" w:eastAsia="nl-BE" w:bidi="ar-SA"/>
         </w:rPr>
       </w:pPr>
-      <w:hyperlink w:anchor="_Toc154567168" w:history="1">
+      <w:hyperlink w:anchor="_Toc188607854" w:history="1">
         <w:r>
           <w:rPr>
             <w:rStyle w:val="Hyperlink"/>
@@ -2568,8 +2538,7 @@
             <w:rFonts w:ascii="Calibri" w:eastAsia="Times New Roman" w:hAnsi="Calibri" w:cs="Times New Roman"/>
             <w:noProof/>
             <w:kern w:val="2"/>
-            <w:sz w:val="22"/>
-            <w:szCs w:val="22"/>
+            <w:sz w:val="24"/>
             <w:lang w:val="nl-BE" w:eastAsia="nl-BE" w:bidi="ar-SA"/>
           </w:rPr>
           <w:tab/>
@@ -2597,15 +2566,16 @@
           <w:rPr>
             <w:noProof/>
           </w:rPr>
-          <w:instrText xml:space="preserve"> PAGEREF _Toc154567168 \h </w:instrText>
-        </w:r>
-        <w:r>
-          <w:rPr>
-            <w:noProof/>
-          </w:rPr>
-        </w:r>
-        <w:r>
-          <w:rPr>
+          <w:instrText xml:space="preserve"> PAGEREF _Toc188607854 \h </w:instrText>
+        </w:r>
+        <w:r>
+          <w:rPr>
+            <w:noProof/>
+          </w:rPr>
+        </w:r>
+        <w:r>
+          <w:rPr>
+            <w:rFonts w:hint="eastAsia"/>
             <w:noProof/>
           </w:rPr>
           <w:fldChar w:fldCharType="separate"/>
@@ -2629,19 +2599,18 @@
       <w:pPr>
         <w:pStyle w:val="Inhopg2"/>
         <w:tabs>
-          <w:tab w:val="left" w:pos="880"/>
+          <w:tab w:val="left" w:pos="720"/>
           <w:tab w:val="right" w:leader="dot" w:pos="9628"/>
         </w:tabs>
         <w:rPr>
           <w:rFonts w:ascii="Calibri" w:eastAsia="Times New Roman" w:hAnsi="Calibri" w:cs="Times New Roman"/>
           <w:noProof/>
           <w:kern w:val="2"/>
-          <w:sz w:val="22"/>
-          <w:szCs w:val="22"/>
+          <w:sz w:val="24"/>
           <w:lang w:val="nl-BE" w:eastAsia="nl-BE" w:bidi="ar-SA"/>
         </w:rPr>
       </w:pPr>
-      <w:hyperlink w:anchor="_Toc154567169" w:history="1">
+      <w:hyperlink w:anchor="_Toc188607855" w:history="1">
         <w:r>
           <w:rPr>
             <w:rStyle w:val="Hyperlink"/>
@@ -2654,8 +2623,7 @@
             <w:rFonts w:ascii="Calibri" w:eastAsia="Times New Roman" w:hAnsi="Calibri" w:cs="Times New Roman"/>
             <w:noProof/>
             <w:kern w:val="2"/>
-            <w:sz w:val="22"/>
-            <w:szCs w:val="22"/>
+            <w:sz w:val="24"/>
             <w:lang w:val="nl-BE" w:eastAsia="nl-BE" w:bidi="ar-SA"/>
           </w:rPr>
           <w:tab/>
@@ -2683,15 +2651,16 @@
           <w:rPr>
             <w:noProof/>
           </w:rPr>
-          <w:instrText xml:space="preserve"> PAGEREF _Toc154567169 \h </w:instrText>
-        </w:r>
-        <w:r>
-          <w:rPr>
-            <w:noProof/>
-          </w:rPr>
-        </w:r>
-        <w:r>
-          <w:rPr>
+          <w:instrText xml:space="preserve"> PAGEREF _Toc188607855 \h </w:instrText>
+        </w:r>
+        <w:r>
+          <w:rPr>
+            <w:noProof/>
+          </w:rPr>
+        </w:r>
+        <w:r>
+          <w:rPr>
+            <w:rFonts w:hint="eastAsia"/>
             <w:noProof/>
           </w:rPr>
           <w:fldChar w:fldCharType="separate"/>
@@ -2715,19 +2684,18 @@
       <w:pPr>
         <w:pStyle w:val="Inhopg2"/>
         <w:tabs>
-          <w:tab w:val="left" w:pos="880"/>
+          <w:tab w:val="left" w:pos="720"/>
           <w:tab w:val="right" w:leader="dot" w:pos="9628"/>
         </w:tabs>
         <w:rPr>
           <w:rFonts w:ascii="Calibri" w:eastAsia="Times New Roman" w:hAnsi="Calibri" w:cs="Times New Roman"/>
           <w:noProof/>
           <w:kern w:val="2"/>
-          <w:sz w:val="22"/>
-          <w:szCs w:val="22"/>
+          <w:sz w:val="24"/>
           <w:lang w:val="nl-BE" w:eastAsia="nl-BE" w:bidi="ar-SA"/>
         </w:rPr>
       </w:pPr>
-      <w:hyperlink w:anchor="_Toc154567170" w:history="1">
+      <w:hyperlink w:anchor="_Toc188607856" w:history="1">
         <w:r>
           <w:rPr>
             <w:rStyle w:val="Hyperlink"/>
@@ -2740,8 +2708,7 @@
             <w:rFonts w:ascii="Calibri" w:eastAsia="Times New Roman" w:hAnsi="Calibri" w:cs="Times New Roman"/>
             <w:noProof/>
             <w:kern w:val="2"/>
-            <w:sz w:val="22"/>
-            <w:szCs w:val="22"/>
+            <w:sz w:val="24"/>
             <w:lang w:val="nl-BE" w:eastAsia="nl-BE" w:bidi="ar-SA"/>
           </w:rPr>
           <w:tab/>
@@ -2769,15 +2736,16 @@
           <w:rPr>
             <w:noProof/>
           </w:rPr>
-          <w:instrText xml:space="preserve"> PAGEREF _Toc154567170 \h </w:instrText>
-        </w:r>
-        <w:r>
-          <w:rPr>
-            <w:noProof/>
-          </w:rPr>
-        </w:r>
-        <w:r>
-          <w:rPr>
+          <w:instrText xml:space="preserve"> PAGEREF _Toc188607856 \h </w:instrText>
+        </w:r>
+        <w:r>
+          <w:rPr>
+            <w:noProof/>
+          </w:rPr>
+        </w:r>
+        <w:r>
+          <w:rPr>
+            <w:rFonts w:hint="eastAsia"/>
             <w:noProof/>
           </w:rPr>
           <w:fldChar w:fldCharType="separate"/>
@@ -2801,19 +2769,18 @@
       <w:pPr>
         <w:pStyle w:val="Inhopg2"/>
         <w:tabs>
-          <w:tab w:val="left" w:pos="880"/>
+          <w:tab w:val="left" w:pos="720"/>
           <w:tab w:val="right" w:leader="dot" w:pos="9628"/>
         </w:tabs>
         <w:rPr>
           <w:rFonts w:ascii="Calibri" w:eastAsia="Times New Roman" w:hAnsi="Calibri" w:cs="Times New Roman"/>
           <w:noProof/>
           <w:kern w:val="2"/>
-          <w:sz w:val="22"/>
-          <w:szCs w:val="22"/>
+          <w:sz w:val="24"/>
           <w:lang w:val="nl-BE" w:eastAsia="nl-BE" w:bidi="ar-SA"/>
         </w:rPr>
       </w:pPr>
-      <w:hyperlink w:anchor="_Toc154567171" w:history="1">
+      <w:hyperlink w:anchor="_Toc188607857" w:history="1">
         <w:r>
           <w:rPr>
             <w:rStyle w:val="Hyperlink"/>
@@ -2826,8 +2793,7 @@
             <w:rFonts w:ascii="Calibri" w:eastAsia="Times New Roman" w:hAnsi="Calibri" w:cs="Times New Roman"/>
             <w:noProof/>
             <w:kern w:val="2"/>
-            <w:sz w:val="22"/>
-            <w:szCs w:val="22"/>
+            <w:sz w:val="24"/>
             <w:lang w:val="nl-BE" w:eastAsia="nl-BE" w:bidi="ar-SA"/>
           </w:rPr>
           <w:tab/>
@@ -2855,15 +2821,16 @@
           <w:rPr>
             <w:noProof/>
           </w:rPr>
-          <w:instrText xml:space="preserve"> PAGEREF _Toc154567171 \h </w:instrText>
-        </w:r>
-        <w:r>
-          <w:rPr>
-            <w:noProof/>
-          </w:rPr>
-        </w:r>
-        <w:r>
-          <w:rPr>
+          <w:instrText xml:space="preserve"> PAGEREF _Toc188607857 \h </w:instrText>
+        </w:r>
+        <w:r>
+          <w:rPr>
+            <w:noProof/>
+          </w:rPr>
+        </w:r>
+        <w:r>
+          <w:rPr>
+            <w:rFonts w:hint="eastAsia"/>
             <w:noProof/>
           </w:rPr>
           <w:fldChar w:fldCharType="separate"/>
@@ -2887,19 +2854,18 @@
       <w:pPr>
         <w:pStyle w:val="Inhopg2"/>
         <w:tabs>
-          <w:tab w:val="left" w:pos="880"/>
+          <w:tab w:val="left" w:pos="720"/>
           <w:tab w:val="right" w:leader="dot" w:pos="9628"/>
         </w:tabs>
         <w:rPr>
           <w:rFonts w:ascii="Calibri" w:eastAsia="Times New Roman" w:hAnsi="Calibri" w:cs="Times New Roman"/>
           <w:noProof/>
           <w:kern w:val="2"/>
-          <w:sz w:val="22"/>
-          <w:szCs w:val="22"/>
+          <w:sz w:val="24"/>
           <w:lang w:val="nl-BE" w:eastAsia="nl-BE" w:bidi="ar-SA"/>
         </w:rPr>
       </w:pPr>
-      <w:hyperlink w:anchor="_Toc154567172" w:history="1">
+      <w:hyperlink w:anchor="_Toc188607858" w:history="1">
         <w:r>
           <w:rPr>
             <w:rStyle w:val="Hyperlink"/>
@@ -2913,8 +2879,7 @@
             <w:rFonts w:ascii="Calibri" w:eastAsia="Times New Roman" w:hAnsi="Calibri" w:cs="Times New Roman"/>
             <w:noProof/>
             <w:kern w:val="2"/>
-            <w:sz w:val="22"/>
-            <w:szCs w:val="22"/>
+            <w:sz w:val="24"/>
             <w:lang w:val="nl-BE" w:eastAsia="nl-BE" w:bidi="ar-SA"/>
           </w:rPr>
           <w:tab/>
@@ -2943,15 +2908,16 @@
           <w:rPr>
             <w:noProof/>
           </w:rPr>
-          <w:instrText xml:space="preserve"> PAGEREF _Toc154567172 \h </w:instrText>
-        </w:r>
-        <w:r>
-          <w:rPr>
-            <w:noProof/>
-          </w:rPr>
-        </w:r>
-        <w:r>
-          <w:rPr>
+          <w:instrText xml:space="preserve"> PAGEREF _Toc188607858 \h </w:instrText>
+        </w:r>
+        <w:r>
+          <w:rPr>
+            <w:noProof/>
+          </w:rPr>
+        </w:r>
+        <w:r>
+          <w:rPr>
+            <w:rFonts w:hint="eastAsia"/>
             <w:noProof/>
           </w:rPr>
           <w:fldChar w:fldCharType="separate"/>
@@ -2975,19 +2941,18 @@
       <w:pPr>
         <w:pStyle w:val="Inhopg2"/>
         <w:tabs>
-          <w:tab w:val="left" w:pos="880"/>
+          <w:tab w:val="left" w:pos="720"/>
           <w:tab w:val="right" w:leader="dot" w:pos="9628"/>
         </w:tabs>
         <w:rPr>
           <w:rFonts w:ascii="Calibri" w:eastAsia="Times New Roman" w:hAnsi="Calibri" w:cs="Times New Roman"/>
           <w:noProof/>
           <w:kern w:val="2"/>
-          <w:sz w:val="22"/>
-          <w:szCs w:val="22"/>
+          <w:sz w:val="24"/>
           <w:lang w:val="nl-BE" w:eastAsia="nl-BE" w:bidi="ar-SA"/>
         </w:rPr>
       </w:pPr>
-      <w:hyperlink w:anchor="_Toc154567173" w:history="1">
+      <w:hyperlink w:anchor="_Toc188607859" w:history="1">
         <w:r>
           <w:rPr>
             <w:rStyle w:val="Hyperlink"/>
@@ -3000,8 +2965,7 @@
             <w:rFonts w:ascii="Calibri" w:eastAsia="Times New Roman" w:hAnsi="Calibri" w:cs="Times New Roman"/>
             <w:noProof/>
             <w:kern w:val="2"/>
-            <w:sz w:val="22"/>
-            <w:szCs w:val="22"/>
+            <w:sz w:val="24"/>
             <w:lang w:val="nl-BE" w:eastAsia="nl-BE" w:bidi="ar-SA"/>
           </w:rPr>
           <w:tab/>
@@ -3029,15 +2993,16 @@
           <w:rPr>
             <w:noProof/>
           </w:rPr>
-          <w:instrText xml:space="preserve"> PAGEREF _Toc154567173 \h </w:instrText>
-        </w:r>
-        <w:r>
-          <w:rPr>
-            <w:noProof/>
-          </w:rPr>
-        </w:r>
-        <w:r>
-          <w:rPr>
+          <w:instrText xml:space="preserve"> PAGEREF _Toc188607859 \h </w:instrText>
+        </w:r>
+        <w:r>
+          <w:rPr>
+            <w:noProof/>
+          </w:rPr>
+        </w:r>
+        <w:r>
+          <w:rPr>
+            <w:rFonts w:hint="eastAsia"/>
             <w:noProof/>
           </w:rPr>
           <w:fldChar w:fldCharType="separate"/>
@@ -3061,19 +3026,18 @@
       <w:pPr>
         <w:pStyle w:val="Inhopg2"/>
         <w:tabs>
-          <w:tab w:val="left" w:pos="880"/>
+          <w:tab w:val="left" w:pos="720"/>
           <w:tab w:val="right" w:leader="dot" w:pos="9628"/>
         </w:tabs>
         <w:rPr>
           <w:rFonts w:ascii="Calibri" w:eastAsia="Times New Roman" w:hAnsi="Calibri" w:cs="Times New Roman"/>
           <w:noProof/>
           <w:kern w:val="2"/>
-          <w:sz w:val="22"/>
-          <w:szCs w:val="22"/>
+          <w:sz w:val="24"/>
           <w:lang w:val="nl-BE" w:eastAsia="nl-BE" w:bidi="ar-SA"/>
         </w:rPr>
       </w:pPr>
-      <w:hyperlink w:anchor="_Toc154567174" w:history="1">
+      <w:hyperlink w:anchor="_Toc188607860" w:history="1">
         <w:r>
           <w:rPr>
             <w:rStyle w:val="Hyperlink"/>
@@ -3086,8 +3050,7 @@
             <w:rFonts w:ascii="Calibri" w:eastAsia="Times New Roman" w:hAnsi="Calibri" w:cs="Times New Roman"/>
             <w:noProof/>
             <w:kern w:val="2"/>
-            <w:sz w:val="22"/>
-            <w:szCs w:val="22"/>
+            <w:sz w:val="24"/>
             <w:lang w:val="nl-BE" w:eastAsia="nl-BE" w:bidi="ar-SA"/>
           </w:rPr>
           <w:tab/>
@@ -3115,15 +3078,16 @@
           <w:rPr>
             <w:noProof/>
           </w:rPr>
-          <w:instrText xml:space="preserve"> PAGEREF _Toc154567174 \h </w:instrText>
-        </w:r>
-        <w:r>
-          <w:rPr>
-            <w:noProof/>
-          </w:rPr>
-        </w:r>
-        <w:r>
-          <w:rPr>
+          <w:instrText xml:space="preserve"> PAGEREF _Toc188607860 \h </w:instrText>
+        </w:r>
+        <w:r>
+          <w:rPr>
+            <w:noProof/>
+          </w:rPr>
+        </w:r>
+        <w:r>
+          <w:rPr>
+            <w:rFonts w:hint="eastAsia"/>
             <w:noProof/>
           </w:rPr>
           <w:fldChar w:fldCharType="separate"/>
@@ -3147,19 +3111,18 @@
       <w:pPr>
         <w:pStyle w:val="Inhopg2"/>
         <w:tabs>
-          <w:tab w:val="left" w:pos="880"/>
+          <w:tab w:val="left" w:pos="720"/>
           <w:tab w:val="right" w:leader="dot" w:pos="9628"/>
         </w:tabs>
         <w:rPr>
           <w:rFonts w:ascii="Calibri" w:eastAsia="Times New Roman" w:hAnsi="Calibri" w:cs="Times New Roman"/>
           <w:noProof/>
           <w:kern w:val="2"/>
-          <w:sz w:val="22"/>
-          <w:szCs w:val="22"/>
+          <w:sz w:val="24"/>
           <w:lang w:val="nl-BE" w:eastAsia="nl-BE" w:bidi="ar-SA"/>
         </w:rPr>
       </w:pPr>
-      <w:hyperlink w:anchor="_Toc154567175" w:history="1">
+      <w:hyperlink w:anchor="_Toc188607861" w:history="1">
         <w:r>
           <w:rPr>
             <w:rStyle w:val="Hyperlink"/>
@@ -3172,8 +3135,7 @@
             <w:rFonts w:ascii="Calibri" w:eastAsia="Times New Roman" w:hAnsi="Calibri" w:cs="Times New Roman"/>
             <w:noProof/>
             <w:kern w:val="2"/>
-            <w:sz w:val="22"/>
-            <w:szCs w:val="22"/>
+            <w:sz w:val="24"/>
             <w:lang w:val="nl-BE" w:eastAsia="nl-BE" w:bidi="ar-SA"/>
           </w:rPr>
           <w:tab/>
@@ -3201,15 +3163,16 @@
           <w:rPr>
             <w:noProof/>
           </w:rPr>
-          <w:instrText xml:space="preserve"> PAGEREF _Toc154567175 \h </w:instrText>
-        </w:r>
-        <w:r>
-          <w:rPr>
-            <w:noProof/>
-          </w:rPr>
-        </w:r>
-        <w:r>
-          <w:rPr>
+          <w:instrText xml:space="preserve"> PAGEREF _Toc188607861 \h </w:instrText>
+        </w:r>
+        <w:r>
+          <w:rPr>
+            <w:noProof/>
+          </w:rPr>
+        </w:r>
+        <w:r>
+          <w:rPr>
+            <w:rFonts w:hint="eastAsia"/>
             <w:noProof/>
           </w:rPr>
           <w:fldChar w:fldCharType="separate"/>
@@ -3233,19 +3196,18 @@
       <w:pPr>
         <w:pStyle w:val="Inhopg2"/>
         <w:tabs>
-          <w:tab w:val="left" w:pos="880"/>
+          <w:tab w:val="left" w:pos="960"/>
           <w:tab w:val="right" w:leader="dot" w:pos="9628"/>
         </w:tabs>
         <w:rPr>
           <w:rFonts w:ascii="Calibri" w:eastAsia="Times New Roman" w:hAnsi="Calibri" w:cs="Times New Roman"/>
           <w:noProof/>
           <w:kern w:val="2"/>
-          <w:sz w:val="22"/>
-          <w:szCs w:val="22"/>
+          <w:sz w:val="24"/>
           <w:lang w:val="nl-BE" w:eastAsia="nl-BE" w:bidi="ar-SA"/>
         </w:rPr>
       </w:pPr>
-      <w:hyperlink w:anchor="_Toc154567176" w:history="1">
+      <w:hyperlink w:anchor="_Toc188607862" w:history="1">
         <w:r>
           <w:rPr>
             <w:rStyle w:val="Hyperlink"/>
@@ -3258,8 +3220,7 @@
             <w:rFonts w:ascii="Calibri" w:eastAsia="Times New Roman" w:hAnsi="Calibri" w:cs="Times New Roman"/>
             <w:noProof/>
             <w:kern w:val="2"/>
-            <w:sz w:val="22"/>
-            <w:szCs w:val="22"/>
+            <w:sz w:val="24"/>
             <w:lang w:val="nl-BE" w:eastAsia="nl-BE" w:bidi="ar-SA"/>
           </w:rPr>
           <w:tab/>
@@ -3287,15 +3248,16 @@
           <w:rPr>
             <w:noProof/>
           </w:rPr>
-          <w:instrText xml:space="preserve"> PAGEREF _Toc154567176 \h </w:instrText>
-        </w:r>
-        <w:r>
-          <w:rPr>
-            <w:noProof/>
-          </w:rPr>
-        </w:r>
-        <w:r>
-          <w:rPr>
+          <w:instrText xml:space="preserve"> PAGEREF _Toc188607862 \h </w:instrText>
+        </w:r>
+        <w:r>
+          <w:rPr>
+            <w:noProof/>
+          </w:rPr>
+        </w:r>
+        <w:r>
+          <w:rPr>
+            <w:rFonts w:hint="eastAsia"/>
             <w:noProof/>
           </w:rPr>
           <w:fldChar w:fldCharType="separate"/>
@@ -3319,19 +3281,18 @@
       <w:pPr>
         <w:pStyle w:val="Inhopg2"/>
         <w:tabs>
-          <w:tab w:val="left" w:pos="880"/>
+          <w:tab w:val="left" w:pos="960"/>
           <w:tab w:val="right" w:leader="dot" w:pos="9628"/>
         </w:tabs>
         <w:rPr>
           <w:rFonts w:ascii="Calibri" w:eastAsia="Times New Roman" w:hAnsi="Calibri" w:cs="Times New Roman"/>
           <w:noProof/>
           <w:kern w:val="2"/>
-          <w:sz w:val="22"/>
-          <w:szCs w:val="22"/>
+          <w:sz w:val="24"/>
           <w:lang w:val="nl-BE" w:eastAsia="nl-BE" w:bidi="ar-SA"/>
         </w:rPr>
       </w:pPr>
-      <w:hyperlink w:anchor="_Toc154567177" w:history="1">
+      <w:hyperlink w:anchor="_Toc188607863" w:history="1">
         <w:r>
           <w:rPr>
             <w:rStyle w:val="Hyperlink"/>
@@ -3344,8 +3305,7 @@
             <w:rFonts w:ascii="Calibri" w:eastAsia="Times New Roman" w:hAnsi="Calibri" w:cs="Times New Roman"/>
             <w:noProof/>
             <w:kern w:val="2"/>
-            <w:sz w:val="22"/>
-            <w:szCs w:val="22"/>
+            <w:sz w:val="24"/>
             <w:lang w:val="nl-BE" w:eastAsia="nl-BE" w:bidi="ar-SA"/>
           </w:rPr>
           <w:tab/>
@@ -3373,15 +3333,16 @@
           <w:rPr>
             <w:noProof/>
           </w:rPr>
-          <w:instrText xml:space="preserve"> PAGEREF _Toc154567177 \h </w:instrText>
-        </w:r>
-        <w:r>
-          <w:rPr>
-            <w:noProof/>
-          </w:rPr>
-        </w:r>
-        <w:r>
-          <w:rPr>
+          <w:instrText xml:space="preserve"> PAGEREF _Toc188607863 \h </w:instrText>
+        </w:r>
+        <w:r>
+          <w:rPr>
+            <w:noProof/>
+          </w:rPr>
+        </w:r>
+        <w:r>
+          <w:rPr>
+            <w:rFonts w:hint="eastAsia"/>
             <w:noProof/>
           </w:rPr>
           <w:fldChar w:fldCharType="separate"/>
@@ -3405,19 +3366,18 @@
       <w:pPr>
         <w:pStyle w:val="Inhopg2"/>
         <w:tabs>
-          <w:tab w:val="left" w:pos="880"/>
+          <w:tab w:val="left" w:pos="960"/>
           <w:tab w:val="right" w:leader="dot" w:pos="9628"/>
         </w:tabs>
         <w:rPr>
           <w:rFonts w:ascii="Calibri" w:eastAsia="Times New Roman" w:hAnsi="Calibri" w:cs="Times New Roman"/>
           <w:noProof/>
           <w:kern w:val="2"/>
-          <w:sz w:val="22"/>
-          <w:szCs w:val="22"/>
+          <w:sz w:val="24"/>
           <w:lang w:val="nl-BE" w:eastAsia="nl-BE" w:bidi="ar-SA"/>
         </w:rPr>
       </w:pPr>
-      <w:hyperlink w:anchor="_Toc154567178" w:history="1">
+      <w:hyperlink w:anchor="_Toc188607864" w:history="1">
         <w:r>
           <w:rPr>
             <w:rStyle w:val="Hyperlink"/>
@@ -3430,8 +3390,7 @@
             <w:rFonts w:ascii="Calibri" w:eastAsia="Times New Roman" w:hAnsi="Calibri" w:cs="Times New Roman"/>
             <w:noProof/>
             <w:kern w:val="2"/>
-            <w:sz w:val="22"/>
-            <w:szCs w:val="22"/>
+            <w:sz w:val="24"/>
             <w:lang w:val="nl-BE" w:eastAsia="nl-BE" w:bidi="ar-SA"/>
           </w:rPr>
           <w:tab/>
@@ -3459,15 +3418,16 @@
           <w:rPr>
             <w:noProof/>
           </w:rPr>
-          <w:instrText xml:space="preserve"> PAGEREF _Toc154567178 \h </w:instrText>
-        </w:r>
-        <w:r>
-          <w:rPr>
-            <w:noProof/>
-          </w:rPr>
-        </w:r>
-        <w:r>
-          <w:rPr>
+          <w:instrText xml:space="preserve"> PAGEREF _Toc188607864 \h </w:instrText>
+        </w:r>
+        <w:r>
+          <w:rPr>
+            <w:noProof/>
+          </w:rPr>
+        </w:r>
+        <w:r>
+          <w:rPr>
+            <w:rFonts w:hint="eastAsia"/>
             <w:noProof/>
           </w:rPr>
           <w:fldChar w:fldCharType="separate"/>
@@ -3491,19 +3451,18 @@
       <w:pPr>
         <w:pStyle w:val="Inhopg2"/>
         <w:tabs>
-          <w:tab w:val="left" w:pos="880"/>
+          <w:tab w:val="left" w:pos="960"/>
           <w:tab w:val="right" w:leader="dot" w:pos="9628"/>
         </w:tabs>
         <w:rPr>
           <w:rFonts w:ascii="Calibri" w:eastAsia="Times New Roman" w:hAnsi="Calibri" w:cs="Times New Roman"/>
           <w:noProof/>
           <w:kern w:val="2"/>
-          <w:sz w:val="22"/>
-          <w:szCs w:val="22"/>
+          <w:sz w:val="24"/>
           <w:lang w:val="nl-BE" w:eastAsia="nl-BE" w:bidi="ar-SA"/>
         </w:rPr>
       </w:pPr>
-      <w:hyperlink w:anchor="_Toc154567179" w:history="1">
+      <w:hyperlink w:anchor="_Toc188607865" w:history="1">
         <w:r>
           <w:rPr>
             <w:rStyle w:val="Hyperlink"/>
@@ -3516,8 +3475,7 @@
             <w:rFonts w:ascii="Calibri" w:eastAsia="Times New Roman" w:hAnsi="Calibri" w:cs="Times New Roman"/>
             <w:noProof/>
             <w:kern w:val="2"/>
-            <w:sz w:val="22"/>
-            <w:szCs w:val="22"/>
+            <w:sz w:val="24"/>
             <w:lang w:val="nl-BE" w:eastAsia="nl-BE" w:bidi="ar-SA"/>
           </w:rPr>
           <w:tab/>
@@ -3545,15 +3503,16 @@
           <w:rPr>
             <w:noProof/>
           </w:rPr>
-          <w:instrText xml:space="preserve"> PAGEREF _Toc154567179 \h </w:instrText>
-        </w:r>
-        <w:r>
-          <w:rPr>
-            <w:noProof/>
-          </w:rPr>
-        </w:r>
-        <w:r>
-          <w:rPr>
+          <w:instrText xml:space="preserve"> PAGEREF _Toc188607865 \h </w:instrText>
+        </w:r>
+        <w:r>
+          <w:rPr>
+            <w:noProof/>
+          </w:rPr>
+        </w:r>
+        <w:r>
+          <w:rPr>
+            <w:rFonts w:hint="eastAsia"/>
             <w:noProof/>
           </w:rPr>
           <w:fldChar w:fldCharType="separate"/>
@@ -3577,19 +3536,18 @@
       <w:pPr>
         <w:pStyle w:val="Inhopg2"/>
         <w:tabs>
-          <w:tab w:val="left" w:pos="880"/>
+          <w:tab w:val="left" w:pos="960"/>
           <w:tab w:val="right" w:leader="dot" w:pos="9628"/>
         </w:tabs>
         <w:rPr>
           <w:rFonts w:ascii="Calibri" w:eastAsia="Times New Roman" w:hAnsi="Calibri" w:cs="Times New Roman"/>
           <w:noProof/>
           <w:kern w:val="2"/>
-          <w:sz w:val="22"/>
-          <w:szCs w:val="22"/>
+          <w:sz w:val="24"/>
           <w:lang w:val="nl-BE" w:eastAsia="nl-BE" w:bidi="ar-SA"/>
         </w:rPr>
       </w:pPr>
-      <w:hyperlink w:anchor="_Toc154567180" w:history="1">
+      <w:hyperlink w:anchor="_Toc188607866" w:history="1">
         <w:r>
           <w:rPr>
             <w:rStyle w:val="Hyperlink"/>
@@ -3602,8 +3560,7 @@
             <w:rFonts w:ascii="Calibri" w:eastAsia="Times New Roman" w:hAnsi="Calibri" w:cs="Times New Roman"/>
             <w:noProof/>
             <w:kern w:val="2"/>
-            <w:sz w:val="22"/>
-            <w:szCs w:val="22"/>
+            <w:sz w:val="24"/>
             <w:lang w:val="nl-BE" w:eastAsia="nl-BE" w:bidi="ar-SA"/>
           </w:rPr>
           <w:tab/>
@@ -3631,15 +3588,16 @@
           <w:rPr>
             <w:noProof/>
           </w:rPr>
-          <w:instrText xml:space="preserve"> PAGEREF _Toc154567180 \h </w:instrText>
-        </w:r>
-        <w:r>
-          <w:rPr>
-            <w:noProof/>
-          </w:rPr>
-        </w:r>
-        <w:r>
-          <w:rPr>
+          <w:instrText xml:space="preserve"> PAGEREF _Toc188607866 \h </w:instrText>
+        </w:r>
+        <w:r>
+          <w:rPr>
+            <w:noProof/>
+          </w:rPr>
+        </w:r>
+        <w:r>
+          <w:rPr>
+            <w:rFonts w:hint="eastAsia"/>
             <w:noProof/>
           </w:rPr>
           <w:fldChar w:fldCharType="separate"/>
@@ -3663,19 +3621,18 @@
       <w:pPr>
         <w:pStyle w:val="Inhopg2"/>
         <w:tabs>
-          <w:tab w:val="left" w:pos="880"/>
+          <w:tab w:val="left" w:pos="960"/>
           <w:tab w:val="right" w:leader="dot" w:pos="9628"/>
         </w:tabs>
         <w:rPr>
           <w:rFonts w:ascii="Calibri" w:eastAsia="Times New Roman" w:hAnsi="Calibri" w:cs="Times New Roman"/>
           <w:noProof/>
           <w:kern w:val="2"/>
-          <w:sz w:val="22"/>
-          <w:szCs w:val="22"/>
+          <w:sz w:val="24"/>
           <w:lang w:val="nl-BE" w:eastAsia="nl-BE" w:bidi="ar-SA"/>
         </w:rPr>
       </w:pPr>
-      <w:hyperlink w:anchor="_Toc154567181" w:history="1">
+      <w:hyperlink w:anchor="_Toc188607867" w:history="1">
         <w:r>
           <w:rPr>
             <w:rStyle w:val="Hyperlink"/>
@@ -3688,8 +3645,7 @@
             <w:rFonts w:ascii="Calibri" w:eastAsia="Times New Roman" w:hAnsi="Calibri" w:cs="Times New Roman"/>
             <w:noProof/>
             <w:kern w:val="2"/>
-            <w:sz w:val="22"/>
-            <w:szCs w:val="22"/>
+            <w:sz w:val="24"/>
             <w:lang w:val="nl-BE" w:eastAsia="nl-BE" w:bidi="ar-SA"/>
           </w:rPr>
           <w:tab/>
@@ -3717,15 +3673,16 @@
           <w:rPr>
             <w:noProof/>
           </w:rPr>
-          <w:instrText xml:space="preserve"> PAGEREF _Toc154567181 \h </w:instrText>
-        </w:r>
-        <w:r>
-          <w:rPr>
-            <w:noProof/>
-          </w:rPr>
-        </w:r>
-        <w:r>
-          <w:rPr>
+          <w:instrText xml:space="preserve"> PAGEREF _Toc188607867 \h </w:instrText>
+        </w:r>
+        <w:r>
+          <w:rPr>
+            <w:noProof/>
+          </w:rPr>
+        </w:r>
+        <w:r>
+          <w:rPr>
+            <w:rFonts w:hint="eastAsia"/>
             <w:noProof/>
           </w:rPr>
           <w:fldChar w:fldCharType="separate"/>
@@ -3749,19 +3706,18 @@
       <w:pPr>
         <w:pStyle w:val="Inhopg2"/>
         <w:tabs>
-          <w:tab w:val="left" w:pos="880"/>
+          <w:tab w:val="left" w:pos="960"/>
           <w:tab w:val="right" w:leader="dot" w:pos="9628"/>
         </w:tabs>
         <w:rPr>
           <w:rFonts w:ascii="Calibri" w:eastAsia="Times New Roman" w:hAnsi="Calibri" w:cs="Times New Roman"/>
           <w:noProof/>
           <w:kern w:val="2"/>
-          <w:sz w:val="22"/>
-          <w:szCs w:val="22"/>
+          <w:sz w:val="24"/>
           <w:lang w:val="nl-BE" w:eastAsia="nl-BE" w:bidi="ar-SA"/>
         </w:rPr>
       </w:pPr>
-      <w:hyperlink w:anchor="_Toc154567182" w:history="1">
+      <w:hyperlink w:anchor="_Toc188607868" w:history="1">
         <w:r>
           <w:rPr>
             <w:rStyle w:val="Hyperlink"/>
@@ -3774,8 +3730,7 @@
             <w:rFonts w:ascii="Calibri" w:eastAsia="Times New Roman" w:hAnsi="Calibri" w:cs="Times New Roman"/>
             <w:noProof/>
             <w:kern w:val="2"/>
-            <w:sz w:val="22"/>
-            <w:szCs w:val="22"/>
+            <w:sz w:val="24"/>
             <w:lang w:val="nl-BE" w:eastAsia="nl-BE" w:bidi="ar-SA"/>
           </w:rPr>
           <w:tab/>
@@ -3803,15 +3758,16 @@
           <w:rPr>
             <w:noProof/>
           </w:rPr>
-          <w:instrText xml:space="preserve"> PAGEREF _Toc154567182 \h </w:instrText>
-        </w:r>
-        <w:r>
-          <w:rPr>
-            <w:noProof/>
-          </w:rPr>
-        </w:r>
-        <w:r>
-          <w:rPr>
+          <w:instrText xml:space="preserve"> PAGEREF _Toc188607868 \h </w:instrText>
+        </w:r>
+        <w:r>
+          <w:rPr>
+            <w:noProof/>
+          </w:rPr>
+        </w:r>
+        <w:r>
+          <w:rPr>
+            <w:rFonts w:hint="eastAsia"/>
             <w:noProof/>
           </w:rPr>
           <w:fldChar w:fldCharType="separate"/>
@@ -3855,7 +3811,7 @@
         </w:rPr>
       </w:pPr>
       <w:bookmarkStart w:id="0" w:name="_Ref118727531"/>
-      <w:bookmarkStart w:id="1" w:name="_Toc154567139"/>
+      <w:bookmarkStart w:id="1" w:name="_Toc188607825"/>
       <w:r>
         <w:lastRenderedPageBreak/>
         <w:t>Install</w:t>
@@ -3956,7 +3912,7 @@
           <w:rFonts w:hint="eastAsia"/>
         </w:rPr>
       </w:pPr>
-      <w:bookmarkStart w:id="2" w:name="_Toc154567140"/>
+      <w:bookmarkStart w:id="2" w:name="_Toc188607826"/>
       <w:r>
         <w:t>Starting ModbusControl</w:t>
       </w:r>
@@ -4087,7 +4043,7 @@
           <w:rFonts w:hint="eastAsia"/>
         </w:rPr>
       </w:pPr>
-      <w:bookmarkStart w:id="3" w:name="_Toc154567141"/>
+      <w:bookmarkStart w:id="3" w:name="_Toc188607827"/>
       <w:r>
         <w:t>The mbc project file</w:t>
       </w:r>
@@ -4179,7 +4135,7 @@
           <w:rFonts w:hint="eastAsia"/>
         </w:rPr>
       </w:pPr>
-      <w:bookmarkStart w:id="4" w:name="_Toc154567142"/>
+      <w:bookmarkStart w:id="4" w:name="_Toc188607828"/>
       <w:r>
         <w:t>Using ModbusControl</w:t>
       </w:r>
@@ -4194,7 +4150,7 @@
         </w:rPr>
       </w:pPr>
       <w:bookmarkStart w:id="5" w:name="_Ref118397727"/>
-      <w:bookmarkStart w:id="6" w:name="_Toc154567143"/>
+      <w:bookmarkStart w:id="6" w:name="_Toc188607829"/>
       <w:r>
         <w:rPr>
           <w:lang w:val="en-GB"/>
@@ -4652,7 +4608,7 @@
           <w:rFonts w:hint="eastAsia"/>
         </w:rPr>
       </w:pPr>
-      <w:bookmarkStart w:id="7" w:name="_Toc154567144"/>
+      <w:bookmarkStart w:id="7" w:name="_Toc188607830"/>
       <w:r>
         <w:lastRenderedPageBreak/>
         <w:t>Import and export</w:t>
@@ -5099,7 +5055,7 @@
           <w:lang w:val="en-GB"/>
         </w:rPr>
       </w:pPr>
-      <w:bookmarkStart w:id="8" w:name="_Toc154567145"/>
+      <w:bookmarkStart w:id="8" w:name="_Toc188607831"/>
       <w:r>
         <w:rPr>
           <w:lang w:val="en-GB"/>
@@ -5158,7 +5114,7 @@
           <w:rFonts w:hint="eastAsia"/>
         </w:rPr>
       </w:pPr>
-      <w:bookmarkStart w:id="10" w:name="_Toc154567146"/>
+      <w:bookmarkStart w:id="10" w:name="_Toc188607832"/>
       <w:r>
         <w:lastRenderedPageBreak/>
         <w:t>Find/Filter</w:t>
@@ -5197,7 +5153,7 @@
           <w:rFonts w:hint="eastAsia"/>
         </w:rPr>
       </w:pPr>
-      <w:bookmarkStart w:id="11" w:name="_Toc154567147"/>
+      <w:bookmarkStart w:id="11" w:name="_Toc188607833"/>
       <w:r>
         <w:t>Diagnostics counters</w:t>
       </w:r>
@@ -5232,7 +5188,7 @@
           <w:rFonts w:hint="eastAsia"/>
         </w:rPr>
       </w:pPr>
-      <w:bookmarkStart w:id="12" w:name="_Toc154567148"/>
+      <w:bookmarkStart w:id="12" w:name="_Toc188607834"/>
       <w:r>
         <w:t>Logging</w:t>
       </w:r>
@@ -5327,7 +5283,7 @@
       </w:pPr>
       <w:bookmarkStart w:id="13" w:name="__RefHeading___Toc43_939433756"/>
       <w:bookmarkStart w:id="14" w:name="_Ref118397833"/>
-      <w:bookmarkStart w:id="15" w:name="_Toc154567149"/>
+      <w:bookmarkStart w:id="15" w:name="_Toc188607835"/>
       <w:bookmarkEnd w:id="13"/>
       <w:r>
         <w:t>Project configuration</w:t>
@@ -5453,7 +5409,7 @@
             <v:path o:extrusionok="f" gradientshapeok="t" o:connecttype="rect"/>
             <o:lock v:ext="edit" aspectratio="t"/>
           </v:shapetype>
-          <v:shape id="_x0000_i1025" type="#_x0000_t75" style="width:408.75pt;height:55.5pt;visibility:visible;mso-wrap-style:square">
+          <v:shape id="_x0000_i1037" type="#_x0000_t75" style="width:409pt;height:55.5pt;visibility:visible;mso-wrap-style:square">
             <v:imagedata r:id="rId8" o:title=""/>
           </v:shape>
         </w:pict>
@@ -7397,7 +7353,7 @@
           <w:rFonts w:hint="eastAsia"/>
         </w:rPr>
       </w:pPr>
-      <w:bookmarkStart w:id="17" w:name="_Toc154567150"/>
+      <w:bookmarkStart w:id="17" w:name="_Toc188607836"/>
       <w:r>
         <w:t>Options</w:t>
       </w:r>
@@ -8175,7 +8131,7 @@
           <w:rFonts w:hint="eastAsia"/>
         </w:rPr>
       </w:pPr>
-      <w:bookmarkStart w:id="18" w:name="_Toc154567151"/>
+      <w:bookmarkStart w:id="18" w:name="_Toc188607837"/>
       <w:r>
         <w:rPr>
           <w:lang w:val="en-GB"/>
@@ -8390,7 +8346,7 @@
         </w:rPr>
       </w:pPr>
       <w:bookmarkStart w:id="19" w:name="__RefHeading___Toc62_1195957084"/>
-      <w:bookmarkStart w:id="20" w:name="_Toc154567152"/>
+      <w:bookmarkStart w:id="20" w:name="_Toc188607838"/>
       <w:bookmarkEnd w:id="19"/>
       <w:r>
         <w:rPr>
@@ -8455,7 +8411,7 @@
           <w:rFonts w:hint="eastAsia"/>
         </w:rPr>
       </w:pPr>
-      <w:bookmarkStart w:id="21" w:name="_Toc154567153"/>
+      <w:bookmarkStart w:id="21" w:name="_Toc188607839"/>
       <w:r>
         <w:rPr>
           <w:lang w:val="en-GB"/>
@@ -8648,7 +8604,7 @@
           <w:rFonts w:hint="eastAsia"/>
         </w:rPr>
       </w:pPr>
-      <w:bookmarkStart w:id="22" w:name="_Toc154567154"/>
+      <w:bookmarkStart w:id="22" w:name="_Toc188607840"/>
       <w:r>
         <w:rPr>
           <w:lang w:val="en-GB"/>
@@ -8674,7 +8630,7 @@
           <w:rFonts w:hint="eastAsia"/>
         </w:rPr>
       </w:pPr>
-      <w:bookmarkStart w:id="23" w:name="_Toc154567155"/>
+      <w:bookmarkStart w:id="23" w:name="_Toc188607841"/>
       <w:r>
         <w:rPr>
           <w:lang w:val="en-GB"/>
@@ -8771,7 +8727,7 @@
           <w:noProof/>
         </w:rPr>
         <w:pict w14:anchorId="5CABB691">
-          <v:shape id="_x0000_i1026" type="#_x0000_t75" style="width:391.5pt;height:52.5pt;visibility:visible;mso-wrap-style:square">
+          <v:shape id="_x0000_i1038" type="#_x0000_t75" style="width:391.5pt;height:52.5pt;visibility:visible;mso-wrap-style:square">
             <v:imagedata r:id="rId10" o:title=""/>
           </v:shape>
         </w:pict>
@@ -8816,7 +8772,7 @@
         </w:rPr>
         <w:tab/>
       </w:r>
-      <w:bookmarkStart w:id="24" w:name="_Toc154567156"/>
+      <w:bookmarkStart w:id="24" w:name="_Toc188607842"/>
       <w:r>
         <w:t>The status bar</w:t>
       </w:r>
@@ -8864,7 +8820,7 @@
         </w:rPr>
       </w:pPr>
       <w:bookmarkStart w:id="25" w:name="_Ref117942468"/>
-      <w:bookmarkStart w:id="26" w:name="_Toc154567157"/>
+      <w:bookmarkStart w:id="26" w:name="_Toc188607843"/>
       <w:r>
         <w:t>Mbc project file validation with XSD schema</w:t>
       </w:r>
@@ -9041,7 +8997,7 @@
       </w:pPr>
       <w:bookmarkStart w:id="27" w:name="_Ref117942129"/>
       <w:bookmarkStart w:id="28" w:name="_Ref117942153"/>
-      <w:bookmarkStart w:id="29" w:name="_Toc154567158"/>
+      <w:bookmarkStart w:id="29" w:name="_Toc188607844"/>
       <w:r>
         <w:lastRenderedPageBreak/>
         <w:t>Logging</w:t>
@@ -9213,7 +9169,7 @@
       </w:pPr>
       <w:bookmarkStart w:id="30" w:name="_Ref117942296"/>
       <w:bookmarkStart w:id="31" w:name="_Ref117942768"/>
-      <w:bookmarkStart w:id="32" w:name="_Toc154567159"/>
+      <w:bookmarkStart w:id="32" w:name="_Toc188607845"/>
       <w:r>
         <w:t>Modbus/TCP bridge</w:t>
       </w:r>
@@ -9328,7 +9284,7 @@
           <w:rFonts w:hint="eastAsia"/>
         </w:rPr>
       </w:pPr>
-      <w:bookmarkStart w:id="33" w:name="_Toc154567160"/>
+      <w:bookmarkStart w:id="33" w:name="_Toc188607846"/>
       <w:r>
         <w:t>The Modbus protocol, function codes and word order</w:t>
       </w:r>
@@ -9598,7 +9554,7 @@
         </w:rPr>
       </w:pPr>
       <w:bookmarkStart w:id="34" w:name="_Ref117948934"/>
-      <w:bookmarkStart w:id="35" w:name="_Toc154567161"/>
+      <w:bookmarkStart w:id="35" w:name="_Toc188607847"/>
       <w:r>
         <w:t>ModbusControl c</w:t>
       </w:r>
@@ -10908,7 +10864,7 @@
           <w:rFonts w:hint="eastAsia"/>
         </w:rPr>
       </w:pPr>
-      <w:bookmarkStart w:id="36" w:name="_Toc154567162"/>
+      <w:bookmarkStart w:id="36" w:name="_Toc188607848"/>
       <w:r>
         <w:t>ModbusExport tool</w:t>
       </w:r>
@@ -12045,6 +12001,53 @@
               <w:rPr>
                 <w:rFonts w:hint="eastAsia"/>
               </w:rPr>
+              <w:t xml:space="preserve">-retries ###                    </w:t>
+            </w:r>
+          </w:p>
+        </w:tc>
+        <w:tc>
+          <w:tcPr>
+            <w:tcW w:w="6202" w:type="dxa"/>
+            <w:shd w:val="clear" w:color="auto" w:fill="auto"/>
+          </w:tcPr>
+          <w:p>
+            <w:pPr>
+              <w:rPr>
+                <w:rFonts w:hint="eastAsia"/>
+              </w:rPr>
+            </w:pPr>
+            <w:r>
+              <w:rPr>
+                <w:rFonts w:hint="eastAsia"/>
+              </w:rPr>
+              <w:t>Retries after communication error</w:t>
+            </w:r>
+            <w:r>
+              <w:t>.</w:t>
+            </w:r>
+            <w:r>
+              <w:br/>
+              <w:t>Default: 0</w:t>
+            </w:r>
+          </w:p>
+        </w:tc>
+      </w:tr>
+      <w:tr>
+        <w:tc>
+          <w:tcPr>
+            <w:tcW w:w="3260" w:type="dxa"/>
+            <w:shd w:val="clear" w:color="auto" w:fill="auto"/>
+          </w:tcPr>
+          <w:p>
+            <w:pPr>
+              <w:rPr>
+                <w:rFonts w:hint="eastAsia"/>
+              </w:rPr>
+            </w:pPr>
+            <w:r>
+              <w:rPr>
+                <w:rFonts w:hint="eastAsia"/>
+              </w:rPr>
               <w:t xml:space="preserve">-int32endian </w:t>
             </w:r>
             <w:r>
@@ -12988,7 +12991,7 @@
           <w:rFonts w:hint="eastAsia"/>
         </w:rPr>
       </w:pPr>
-      <w:bookmarkStart w:id="37" w:name="_Toc154567163"/>
+      <w:bookmarkStart w:id="37" w:name="_Toc188607849"/>
       <w:r>
         <w:t>ModbusImport tool</w:t>
       </w:r>
@@ -14248,6 +14251,53 @@
               <w:rPr>
                 <w:rFonts w:hint="eastAsia"/>
               </w:rPr>
+              <w:t xml:space="preserve">-retries ###                    </w:t>
+            </w:r>
+          </w:p>
+        </w:tc>
+        <w:tc>
+          <w:tcPr>
+            <w:tcW w:w="6202" w:type="dxa"/>
+            <w:shd w:val="clear" w:color="auto" w:fill="auto"/>
+          </w:tcPr>
+          <w:p>
+            <w:pPr>
+              <w:rPr>
+                <w:rFonts w:hint="eastAsia"/>
+              </w:rPr>
+            </w:pPr>
+            <w:r>
+              <w:rPr>
+                <w:rFonts w:hint="eastAsia"/>
+              </w:rPr>
+              <w:t>Retries after communication error</w:t>
+            </w:r>
+            <w:r>
+              <w:t>.</w:t>
+            </w:r>
+            <w:r>
+              <w:br/>
+              <w:t>Default: 0</w:t>
+            </w:r>
+          </w:p>
+        </w:tc>
+      </w:tr>
+      <w:tr>
+        <w:tc>
+          <w:tcPr>
+            <w:tcW w:w="3260" w:type="dxa"/>
+            <w:shd w:val="clear" w:color="auto" w:fill="auto"/>
+          </w:tcPr>
+          <w:p>
+            <w:pPr>
+              <w:rPr>
+                <w:rFonts w:hint="eastAsia"/>
+              </w:rPr>
+            </w:pPr>
+            <w:r>
+              <w:rPr>
+                <w:rFonts w:hint="eastAsia"/>
+              </w:rPr>
               <w:t xml:space="preserve">-int32endian ### </w:t>
             </w:r>
           </w:p>
@@ -14524,19 +14574,7 @@
               <w:t>Names of tab pages to export, in this order</w:t>
             </w:r>
             <w:r>
-              <w:t>, case insensitive</w:t>
-            </w:r>
-            <w:r>
-              <w:t>, tab</w:t>
-            </w:r>
-            <w:r>
-              <w:t xml:space="preserve"> </w:t>
-            </w:r>
-            <w:r>
-              <w:t>names can be quoted</w:t>
-            </w:r>
-            <w:r>
-              <w:t>.</w:t>
+              <w:t>, case insensitive, tab names can be quoted.</w:t>
             </w:r>
             <w:r>
               <w:br/>
@@ -14908,7 +14946,7 @@
       <w:bookmarkStart w:id="38" w:name="_Ref117942219"/>
       <w:bookmarkStart w:id="39" w:name="_Ref117942253"/>
       <w:bookmarkStart w:id="40" w:name="_Ref117942272"/>
-      <w:bookmarkStart w:id="41" w:name="_Toc154567164"/>
+      <w:bookmarkStart w:id="41" w:name="_Toc188607850"/>
       <w:r>
         <w:t>The Import/Export format</w:t>
       </w:r>
@@ -15068,6 +15106,7 @@
         </w:rPr>
       </w:pPr>
       <w:r>
+        <w:lastRenderedPageBreak/>
         <w:t>T</w:t>
       </w:r>
       <w:r>
@@ -15095,7 +15134,6 @@
         </w:rPr>
       </w:pPr>
       <w:r>
-        <w:lastRenderedPageBreak/>
         <w:t>Example import/export line:</w:t>
       </w:r>
     </w:p>
@@ -15665,7 +15703,7 @@
           <w:rFonts w:hint="eastAsia"/>
         </w:rPr>
       </w:pPr>
-      <w:bookmarkStart w:id="42" w:name="_Toc154567165"/>
+      <w:bookmarkStart w:id="42" w:name="_Toc188607851"/>
       <w:r>
         <w:t>More about Modbus</w:t>
       </w:r>
@@ -15758,7 +15796,7 @@
           <w:rFonts w:hint="eastAsia"/>
         </w:rPr>
       </w:pPr>
-      <w:bookmarkStart w:id="43" w:name="_Toc154567166"/>
+      <w:bookmarkStart w:id="43" w:name="_Toc188607852"/>
       <w:r>
         <w:t>Editing the mbc project file</w:t>
       </w:r>
@@ -15771,7 +15809,7 @@
           <w:rFonts w:hint="eastAsia"/>
         </w:rPr>
       </w:pPr>
-      <w:bookmarkStart w:id="44" w:name="_Toc154567167"/>
+      <w:bookmarkStart w:id="44" w:name="_Toc188607853"/>
       <w:r>
         <w:rPr>
           <w:lang w:val="en-GB"/>
@@ -15847,7 +15885,7 @@
           <w:rFonts w:hint="eastAsia"/>
         </w:rPr>
       </w:pPr>
-      <w:bookmarkStart w:id="45" w:name="_Toc154567168"/>
+      <w:bookmarkStart w:id="45" w:name="_Toc188607854"/>
       <w:r>
         <w:rPr>
           <w:lang w:val="en-GB"/>
@@ -15964,6 +16002,7 @@
               <w:rPr>
                 <w:lang w:val="en-GB"/>
               </w:rPr>
+              <w:lastRenderedPageBreak/>
               <w:t>&lt;modbus&gt;</w:t>
             </w:r>
           </w:p>
@@ -16003,7 +16042,6 @@
               <w:rPr>
                 <w:lang w:val="en-GB"/>
               </w:rPr>
-              <w:lastRenderedPageBreak/>
               <w:t>&lt;</w:t>
             </w:r>
             <w:proofErr w:type="spellStart"/>
@@ -16189,7 +16227,7 @@
           <w:rFonts w:hint="eastAsia"/>
         </w:rPr>
       </w:pPr>
-      <w:bookmarkStart w:id="46" w:name="_Toc154567169"/>
+      <w:bookmarkStart w:id="46" w:name="_Toc188607855"/>
       <w:r>
         <w:rPr>
           <w:lang w:val="en-GB"/>
@@ -16522,7 +16560,7 @@
           <w:rFonts w:hint="eastAsia"/>
         </w:rPr>
       </w:pPr>
-      <w:bookmarkStart w:id="47" w:name="_Toc154567170"/>
+      <w:bookmarkStart w:id="47" w:name="_Toc188607856"/>
       <w:r>
         <w:rPr>
           <w:lang w:val="en-GB"/>
@@ -17061,7 +17099,11 @@
               <w:t>“</w:t>
             </w:r>
             <w:r>
-              <w:t>unit identifier</w:t>
+              <w:t xml:space="preserve">unit </w:t>
+            </w:r>
+            <w:r>
+              <w:lastRenderedPageBreak/>
+              <w:t>identifier</w:t>
             </w:r>
             <w:r>
               <w:t>”</w:t>
@@ -17639,7 +17681,11 @@
               <w:t xml:space="preserve">: </w:t>
             </w:r>
             <w:r>
-              <w:t>numbering schemes 40000-49999 and 400000-465535 can be used, simultaneously.</w:t>
+              <w:t xml:space="preserve">numbering schemes 40000-49999 and </w:t>
+            </w:r>
+            <w:r>
+              <w:lastRenderedPageBreak/>
+              <w:t>400000-465535 can be used, simultaneously.</w:t>
             </w:r>
           </w:p>
           <w:p>
@@ -17652,7 +17698,6 @@
               </w:rPr>
             </w:pPr>
             <w:r>
-              <w:lastRenderedPageBreak/>
               <w:t>In numbering schemes 40001/40000, 9999 or 10000 registers can be accessed. In numbering schemes 400001/400000 all 65536 registers can be accessed.</w:t>
             </w:r>
           </w:p>
@@ -18611,7 +18656,7 @@
         </w:rPr>
       </w:pPr>
       <w:bookmarkStart w:id="48" w:name="_Ref146906707"/>
-      <w:bookmarkStart w:id="49" w:name="_Toc154567171"/>
+      <w:bookmarkStart w:id="49" w:name="_Toc188607857"/>
       <w:r>
         <w:rPr>
           <w:lang w:val="en-GB"/>
@@ -19779,7 +19824,7 @@
           <w:lang w:eastAsia="nl-BE"/>
         </w:rPr>
       </w:pPr>
-      <w:bookmarkStart w:id="50" w:name="_Toc154567172"/>
+      <w:bookmarkStart w:id="50" w:name="_Toc188607858"/>
       <w:r>
         <w:rPr>
           <w:lang w:eastAsia="nl-BE"/>
@@ -20404,7 +20449,7 @@
           <w:rFonts w:hint="eastAsia"/>
         </w:rPr>
       </w:pPr>
-      <w:bookmarkStart w:id="51" w:name="_Toc154567173"/>
+      <w:bookmarkStart w:id="51" w:name="_Toc188607859"/>
       <w:r>
         <w:rPr>
           <w:lang w:val="en-GB"/>
@@ -22243,7 +22288,7 @@
       </w:pPr>
       <w:bookmarkStart w:id="52" w:name="_Ref117942545"/>
       <w:bookmarkStart w:id="53" w:name="_Ref117942693"/>
-      <w:bookmarkStart w:id="54" w:name="_Toc154567174"/>
+      <w:bookmarkStart w:id="54" w:name="_Toc188607860"/>
       <w:r>
         <w:rPr>
           <w:lang w:val="en-GB"/>
@@ -22741,7 +22786,7 @@
           <w:rFonts w:hint="eastAsia"/>
         </w:rPr>
       </w:pPr>
-      <w:bookmarkStart w:id="55" w:name="_Toc154567175"/>
+      <w:bookmarkStart w:id="55" w:name="_Toc188607861"/>
       <w:r>
         <w:rPr>
           <w:lang w:val="en-GB"/>
@@ -23165,7 +23210,7 @@
           <w:noProof/>
         </w:rPr>
         <w:pict w14:anchorId="56E75F81">
-          <v:shape id="Afbeelding 1" o:spid="_x0000_i1027" type="#_x0000_t75" style="width:345.75pt;height:52.5pt;visibility:visible;mso-wrap-style:square">
+          <v:shape id="Afbeelding 1" o:spid="_x0000_i1039" type="#_x0000_t75" style="width:345.5pt;height:52.5pt;visibility:visible;mso-wrap-style:square">
             <v:imagedata r:id="rId14" o:title=""/>
           </v:shape>
         </w:pict>
@@ -23179,7 +23224,7 @@
         </w:rPr>
       </w:pPr>
       <w:bookmarkStart w:id="56" w:name="_Ref117942613"/>
-      <w:bookmarkStart w:id="57" w:name="_Toc154567176"/>
+      <w:bookmarkStart w:id="57" w:name="_Toc188607862"/>
       <w:r>
         <w:rPr>
           <w:lang w:val="en-GB"/>
@@ -23634,7 +23679,7 @@
         </w:rPr>
       </w:pPr>
       <w:bookmarkStart w:id="58" w:name="_Ref117942668"/>
-      <w:bookmarkStart w:id="59" w:name="_Toc154567177"/>
+      <w:bookmarkStart w:id="59" w:name="_Toc188607863"/>
       <w:r>
         <w:rPr>
           <w:lang w:val="en-GB"/>
@@ -24623,7 +24668,7 @@
         </w:rPr>
       </w:pPr>
       <w:bookmarkStart w:id="60" w:name="_Ref117942679"/>
-      <w:bookmarkStart w:id="61" w:name="_Toc154567178"/>
+      <w:bookmarkStart w:id="61" w:name="_Toc188607864"/>
       <w:r>
         <w:rPr>
           <w:lang w:val="en-GB"/>
@@ -26877,7 +26922,7 @@
       <w:bookmarkStart w:id="65" w:name="_Ref117942648"/>
       <w:bookmarkStart w:id="66" w:name="_Ref117942708"/>
       <w:bookmarkStart w:id="67" w:name="_Ref117942720"/>
-      <w:bookmarkStart w:id="68" w:name="_Toc154567179"/>
+      <w:bookmarkStart w:id="68" w:name="_Toc188607865"/>
       <w:r>
         <w:rPr>
           <w:lang w:val="en-GB"/>
@@ -27777,7 +27822,7 @@
           <w:rFonts w:hint="eastAsia"/>
         </w:rPr>
       </w:pPr>
-      <w:bookmarkStart w:id="69" w:name="_Toc154567180"/>
+      <w:bookmarkStart w:id="69" w:name="_Toc188607866"/>
       <w:r>
         <w:rPr>
           <w:lang w:val="en-GB"/>
@@ -27982,7 +28027,7 @@
           <w:rFonts w:hint="eastAsia"/>
         </w:rPr>
       </w:pPr>
-      <w:bookmarkStart w:id="70" w:name="_Toc154567181"/>
+      <w:bookmarkStart w:id="70" w:name="_Toc188607867"/>
       <w:r>
         <w:rPr>
           <w:lang w:val="en-GB"/>
@@ -28216,7 +28261,7 @@
           <w:rFonts w:hint="eastAsia"/>
         </w:rPr>
       </w:pPr>
-      <w:bookmarkStart w:id="71" w:name="_Toc154567182"/>
+      <w:bookmarkStart w:id="71" w:name="_Toc188607868"/>
       <w:r>
         <w:rPr>
           <w:lang w:val="en-GB"/>
@@ -28906,7 +28951,7 @@
 </file>
 
 <file path=word/endnotes.xml><?xml version="1.0" encoding="utf-8"?>
-<w:endnotes xmlns:wpc="http://schemas.microsoft.com/office/word/2010/wordprocessingCanvas" xmlns:cx="http://schemas.microsoft.com/office/drawing/2014/chartex" xmlns:cx1="http://schemas.microsoft.com/office/drawing/2015/9/8/chartex" xmlns:cx2="http://schemas.microsoft.com/office/drawing/2015/10/21/chartex" xmlns:cx3="http://schemas.microsoft.com/office/drawing/2016/5/9/chartex" xmlns:cx4="http://schemas.microsoft.com/office/drawing/2016/5/10/chartex" xmlns:cx5="http://schemas.microsoft.com/office/drawing/2016/5/11/chartex" xmlns:cx6="http://schemas.microsoft.com/office/drawing/2016/5/12/chartex" xmlns:cx7="http://schemas.microsoft.com/office/drawing/2016/5/13/chartex" xmlns:cx8="http://schemas.microsoft.com/office/drawing/2016/5/14/chartex" xmlns:mc="http://schemas.openxmlformats.org/markup-compatibility/2006" xmlns:aink="http://schemas.microsoft.com/office/drawing/2016/ink" xmlns:am3d="http://schemas.microsoft.com/office/drawing/2017/model3d" xmlns:o="urn:schemas-microsoft-com:office:office" xmlns:oel="http://schemas.microsoft.com/office/2019/extlst" xmlns:r="http://schemas.openxmlformats.org/officeDocument/2006/relationships" xmlns:m="http://schemas.openxmlformats.org/officeDocument/2006/math" xmlns:v="urn:schemas-microsoft-com:vml" xmlns:wp14="http://schemas.microsoft.com/office/word/2010/wordprocessingDrawing" xmlns:wp="http://schemas.openxmlformats.org/drawingml/2006/wordprocessingDrawing" xmlns:w10="urn:schemas-microsoft-com:office:word" xmlns:w="http://schemas.openxmlformats.org/wordprocessingml/2006/main" xmlns:w14="http://schemas.microsoft.com/office/word/2010/wordml" xmlns:w15="http://schemas.microsoft.com/office/word/2012/wordml" xmlns:w16cex="http://schemas.microsoft.com/office/word/2018/wordml/cex" xmlns:w16cid="http://schemas.microsoft.com/office/word/2016/wordml/cid" xmlns:w16="http://schemas.microsoft.com/office/word/2018/wordml" xmlns:w16du="http://schemas.microsoft.com/office/word/2023/wordml/word16du" xmlns:w16sdtdh="http://schemas.microsoft.com/office/word/2020/wordml/sdtdatahash" xmlns:w16se="http://schemas.microsoft.com/office/word/2015/wordml/symex" xmlns:wpg="http://schemas.microsoft.com/office/word/2010/wordprocessingGroup" xmlns:wpi="http://schemas.microsoft.com/office/word/2010/wordprocessingInk" xmlns:wne="http://schemas.microsoft.com/office/word/2006/wordml" xmlns:wps="http://schemas.microsoft.com/office/word/2010/wordprocessingShape" mc:Ignorable="w14 w15 w16se w16cid w16 w16cex w16sdtdh w16du wp14">
+<w:endnotes xmlns:wpc="http://schemas.microsoft.com/office/word/2010/wordprocessingCanvas" xmlns:cx="http://schemas.microsoft.com/office/drawing/2014/chartex" xmlns:cx1="http://schemas.microsoft.com/office/drawing/2015/9/8/chartex" xmlns:cx2="http://schemas.microsoft.com/office/drawing/2015/10/21/chartex" xmlns:cx3="http://schemas.microsoft.com/office/drawing/2016/5/9/chartex" xmlns:cx4="http://schemas.microsoft.com/office/drawing/2016/5/10/chartex" xmlns:cx5="http://schemas.microsoft.com/office/drawing/2016/5/11/chartex" xmlns:cx6="http://schemas.microsoft.com/office/drawing/2016/5/12/chartex" xmlns:cx7="http://schemas.microsoft.com/office/drawing/2016/5/13/chartex" xmlns:cx8="http://schemas.microsoft.com/office/drawing/2016/5/14/chartex" xmlns:mc="http://schemas.openxmlformats.org/markup-compatibility/2006" xmlns:aink="http://schemas.microsoft.com/office/drawing/2016/ink" xmlns:am3d="http://schemas.microsoft.com/office/drawing/2017/model3d" xmlns:o="urn:schemas-microsoft-com:office:office" xmlns:oel="http://schemas.microsoft.com/office/2019/extlst" xmlns:r="http://schemas.openxmlformats.org/officeDocument/2006/relationships" xmlns:m="http://schemas.openxmlformats.org/officeDocument/2006/math" xmlns:v="urn:schemas-microsoft-com:vml" xmlns:wp14="http://schemas.microsoft.com/office/word/2010/wordprocessingDrawing" xmlns:wp="http://schemas.openxmlformats.org/drawingml/2006/wordprocessingDrawing" xmlns:w10="urn:schemas-microsoft-com:office:word" xmlns:w="http://schemas.openxmlformats.org/wordprocessingml/2006/main" xmlns:w14="http://schemas.microsoft.com/office/word/2010/wordml" xmlns:w15="http://schemas.microsoft.com/office/word/2012/wordml" xmlns:w16cex="http://schemas.microsoft.com/office/word/2018/wordml/cex" xmlns:w16cid="http://schemas.microsoft.com/office/word/2016/wordml/cid" xmlns:w16="http://schemas.microsoft.com/office/word/2018/wordml" xmlns:w16du="http://schemas.microsoft.com/office/word/2023/wordml/word16du" xmlns:w16sdtdh="http://schemas.microsoft.com/office/word/2020/wordml/sdtdatahash" xmlns:w16sdtfl="http://schemas.microsoft.com/office/word/2024/wordml/sdtformatlock" xmlns:w16se="http://schemas.microsoft.com/office/word/2015/wordml/symex" xmlns:wpg="http://schemas.microsoft.com/office/word/2010/wordprocessingGroup" xmlns:wpi="http://schemas.microsoft.com/office/word/2010/wordprocessingInk" xmlns:wne="http://schemas.microsoft.com/office/word/2006/wordml" xmlns:wps="http://schemas.microsoft.com/office/word/2010/wordprocessingShape" mc:Ignorable="w14 w15 w16se w16cid w16 w16cex w16sdtdh w16sdtfl w16du wp14">
   <w:endnote w:type="separator" w:id="-1">
     <w:p>
       <w:pPr>
@@ -28937,7 +28982,7 @@
 </file>
 
 <file path=word/footer1.xml><?xml version="1.0" encoding="utf-8"?>
-<w:ftr xmlns:wpc="http://schemas.microsoft.com/office/word/2010/wordprocessingCanvas" xmlns:cx="http://schemas.microsoft.com/office/drawing/2014/chartex" xmlns:cx1="http://schemas.microsoft.com/office/drawing/2015/9/8/chartex" xmlns:cx2="http://schemas.microsoft.com/office/drawing/2015/10/21/chartex" xmlns:cx3="http://schemas.microsoft.com/office/drawing/2016/5/9/chartex" xmlns:cx4="http://schemas.microsoft.com/office/drawing/2016/5/10/chartex" xmlns:cx5="http://schemas.microsoft.com/office/drawing/2016/5/11/chartex" xmlns:cx6="http://schemas.microsoft.com/office/drawing/2016/5/12/chartex" xmlns:cx7="http://schemas.microsoft.com/office/drawing/2016/5/13/chartex" xmlns:cx8="http://schemas.microsoft.com/office/drawing/2016/5/14/chartex" xmlns:mc="http://schemas.openxmlformats.org/markup-compatibility/2006" xmlns:aink="http://schemas.microsoft.com/office/drawing/2016/ink" xmlns:am3d="http://schemas.microsoft.com/office/drawing/2017/model3d" xmlns:o="urn:schemas-microsoft-com:office:office" xmlns:oel="http://schemas.microsoft.com/office/2019/extlst" xmlns:r="http://schemas.openxmlformats.org/officeDocument/2006/relationships" xmlns:m="http://schemas.openxmlformats.org/officeDocument/2006/math" xmlns:v="urn:schemas-microsoft-com:vml" xmlns:wp14="http://schemas.microsoft.com/office/word/2010/wordprocessingDrawing" xmlns:wp="http://schemas.openxmlformats.org/drawingml/2006/wordprocessingDrawing" xmlns:w10="urn:schemas-microsoft-com:office:word" xmlns:w="http://schemas.openxmlformats.org/wordprocessingml/2006/main" xmlns:w14="http://schemas.microsoft.com/office/word/2010/wordml" xmlns:w15="http://schemas.microsoft.com/office/word/2012/wordml" xmlns:w16cex="http://schemas.microsoft.com/office/word/2018/wordml/cex" xmlns:w16cid="http://schemas.microsoft.com/office/word/2016/wordml/cid" xmlns:w16="http://schemas.microsoft.com/office/word/2018/wordml" xmlns:w16du="http://schemas.microsoft.com/office/word/2023/wordml/word16du" xmlns:w16sdtdh="http://schemas.microsoft.com/office/word/2020/wordml/sdtdatahash" xmlns:w16se="http://schemas.microsoft.com/office/word/2015/wordml/symex" xmlns:wpg="http://schemas.microsoft.com/office/word/2010/wordprocessingGroup" xmlns:wpi="http://schemas.microsoft.com/office/word/2010/wordprocessingInk" xmlns:wne="http://schemas.microsoft.com/office/word/2006/wordml" xmlns:wps="http://schemas.microsoft.com/office/word/2010/wordprocessingShape" mc:Ignorable="w14 w15 w16se w16cid w16 w16cex w16sdtdh w16du wp14">
+<w:ftr xmlns:wpc="http://schemas.microsoft.com/office/word/2010/wordprocessingCanvas" xmlns:cx="http://schemas.microsoft.com/office/drawing/2014/chartex" xmlns:cx1="http://schemas.microsoft.com/office/drawing/2015/9/8/chartex" xmlns:cx2="http://schemas.microsoft.com/office/drawing/2015/10/21/chartex" xmlns:cx3="http://schemas.microsoft.com/office/drawing/2016/5/9/chartex" xmlns:cx4="http://schemas.microsoft.com/office/drawing/2016/5/10/chartex" xmlns:cx5="http://schemas.microsoft.com/office/drawing/2016/5/11/chartex" xmlns:cx6="http://schemas.microsoft.com/office/drawing/2016/5/12/chartex" xmlns:cx7="http://schemas.microsoft.com/office/drawing/2016/5/13/chartex" xmlns:cx8="http://schemas.microsoft.com/office/drawing/2016/5/14/chartex" xmlns:mc="http://schemas.openxmlformats.org/markup-compatibility/2006" xmlns:aink="http://schemas.microsoft.com/office/drawing/2016/ink" xmlns:am3d="http://schemas.microsoft.com/office/drawing/2017/model3d" xmlns:o="urn:schemas-microsoft-com:office:office" xmlns:oel="http://schemas.microsoft.com/office/2019/extlst" xmlns:r="http://schemas.openxmlformats.org/officeDocument/2006/relationships" xmlns:m="http://schemas.openxmlformats.org/officeDocument/2006/math" xmlns:v="urn:schemas-microsoft-com:vml" xmlns:wp14="http://schemas.microsoft.com/office/word/2010/wordprocessingDrawing" xmlns:wp="http://schemas.openxmlformats.org/drawingml/2006/wordprocessingDrawing" xmlns:w10="urn:schemas-microsoft-com:office:word" xmlns:w="http://schemas.openxmlformats.org/wordprocessingml/2006/main" xmlns:w14="http://schemas.microsoft.com/office/word/2010/wordml" xmlns:w15="http://schemas.microsoft.com/office/word/2012/wordml" xmlns:w16cex="http://schemas.microsoft.com/office/word/2018/wordml/cex" xmlns:w16cid="http://schemas.microsoft.com/office/word/2016/wordml/cid" xmlns:w16="http://schemas.microsoft.com/office/word/2018/wordml" xmlns:w16du="http://schemas.microsoft.com/office/word/2023/wordml/word16du" xmlns:w16sdtdh="http://schemas.microsoft.com/office/word/2020/wordml/sdtdatahash" xmlns:w16sdtfl="http://schemas.microsoft.com/office/word/2024/wordml/sdtformatlock" xmlns:w16se="http://schemas.microsoft.com/office/word/2015/wordml/symex" xmlns:wpg="http://schemas.microsoft.com/office/word/2010/wordprocessingGroup" xmlns:wpi="http://schemas.microsoft.com/office/word/2010/wordprocessingInk" xmlns:wne="http://schemas.microsoft.com/office/word/2006/wordml" xmlns:wps="http://schemas.microsoft.com/office/word/2010/wordprocessingShape" mc:Ignorable="w14 w15 w16se w16cid w16 w16cex w16sdtdh w16sdtfl w16du wp14">
   <w:p>
     <w:pPr>
       <w:pStyle w:val="Voettekst"/>
@@ -28990,7 +29035,7 @@
 </file>
 
 <file path=word/footnotes.xml><?xml version="1.0" encoding="utf-8"?>
-<w:footnotes xmlns:wpc="http://schemas.microsoft.com/office/word/2010/wordprocessingCanvas" xmlns:cx="http://schemas.microsoft.com/office/drawing/2014/chartex" xmlns:cx1="http://schemas.microsoft.com/office/drawing/2015/9/8/chartex" xmlns:cx2="http://schemas.microsoft.com/office/drawing/2015/10/21/chartex" xmlns:cx3="http://schemas.microsoft.com/office/drawing/2016/5/9/chartex" xmlns:cx4="http://schemas.microsoft.com/office/drawing/2016/5/10/chartex" xmlns:cx5="http://schemas.microsoft.com/office/drawing/2016/5/11/chartex" xmlns:cx6="http://schemas.microsoft.com/office/drawing/2016/5/12/chartex" xmlns:cx7="http://schemas.microsoft.com/office/drawing/2016/5/13/chartex" xmlns:cx8="http://schemas.microsoft.com/office/drawing/2016/5/14/chartex" xmlns:mc="http://schemas.openxmlformats.org/markup-compatibility/2006" xmlns:aink="http://schemas.microsoft.com/office/drawing/2016/ink" xmlns:am3d="http://schemas.microsoft.com/office/drawing/2017/model3d" xmlns:o="urn:schemas-microsoft-com:office:office" xmlns:oel="http://schemas.microsoft.com/office/2019/extlst" xmlns:r="http://schemas.openxmlformats.org/officeDocument/2006/relationships" xmlns:m="http://schemas.openxmlformats.org/officeDocument/2006/math" xmlns:v="urn:schemas-microsoft-com:vml" xmlns:wp14="http://schemas.microsoft.com/office/word/2010/wordprocessingDrawing" xmlns:wp="http://schemas.openxmlformats.org/drawingml/2006/wordprocessingDrawing" xmlns:w10="urn:schemas-microsoft-com:office:word" xmlns:w="http://schemas.openxmlformats.org/wordprocessingml/2006/main" xmlns:w14="http://schemas.microsoft.com/office/word/2010/wordml" xmlns:w15="http://schemas.microsoft.com/office/word/2012/wordml" xmlns:w16cex="http://schemas.microsoft.com/office/word/2018/wordml/cex" xmlns:w16cid="http://schemas.microsoft.com/office/word/2016/wordml/cid" xmlns:w16="http://schemas.microsoft.com/office/word/2018/wordml" xmlns:w16du="http://schemas.microsoft.com/office/word/2023/wordml/word16du" xmlns:w16sdtdh="http://schemas.microsoft.com/office/word/2020/wordml/sdtdatahash" xmlns:w16se="http://schemas.microsoft.com/office/word/2015/wordml/symex" xmlns:wpg="http://schemas.microsoft.com/office/word/2010/wordprocessingGroup" xmlns:wpi="http://schemas.microsoft.com/office/word/2010/wordprocessingInk" xmlns:wne="http://schemas.microsoft.com/office/word/2006/wordml" xmlns:wps="http://schemas.microsoft.com/office/word/2010/wordprocessingShape" mc:Ignorable="w14 w15 w16se w16cid w16 w16cex w16sdtdh w16du wp14">
+<w:footnotes xmlns:wpc="http://schemas.microsoft.com/office/word/2010/wordprocessingCanvas" xmlns:cx="http://schemas.microsoft.com/office/drawing/2014/chartex" xmlns:cx1="http://schemas.microsoft.com/office/drawing/2015/9/8/chartex" xmlns:cx2="http://schemas.microsoft.com/office/drawing/2015/10/21/chartex" xmlns:cx3="http://schemas.microsoft.com/office/drawing/2016/5/9/chartex" xmlns:cx4="http://schemas.microsoft.com/office/drawing/2016/5/10/chartex" xmlns:cx5="http://schemas.microsoft.com/office/drawing/2016/5/11/chartex" xmlns:cx6="http://schemas.microsoft.com/office/drawing/2016/5/12/chartex" xmlns:cx7="http://schemas.microsoft.com/office/drawing/2016/5/13/chartex" xmlns:cx8="http://schemas.microsoft.com/office/drawing/2016/5/14/chartex" xmlns:mc="http://schemas.openxmlformats.org/markup-compatibility/2006" xmlns:aink="http://schemas.microsoft.com/office/drawing/2016/ink" xmlns:am3d="http://schemas.microsoft.com/office/drawing/2017/model3d" xmlns:o="urn:schemas-microsoft-com:office:office" xmlns:oel="http://schemas.microsoft.com/office/2019/extlst" xmlns:r="http://schemas.openxmlformats.org/officeDocument/2006/relationships" xmlns:m="http://schemas.openxmlformats.org/officeDocument/2006/math" xmlns:v="urn:schemas-microsoft-com:vml" xmlns:wp14="http://schemas.microsoft.com/office/word/2010/wordprocessingDrawing" xmlns:wp="http://schemas.openxmlformats.org/drawingml/2006/wordprocessingDrawing" xmlns:w10="urn:schemas-microsoft-com:office:word" xmlns:w="http://schemas.openxmlformats.org/wordprocessingml/2006/main" xmlns:w14="http://schemas.microsoft.com/office/word/2010/wordml" xmlns:w15="http://schemas.microsoft.com/office/word/2012/wordml" xmlns:w16cex="http://schemas.microsoft.com/office/word/2018/wordml/cex" xmlns:w16cid="http://schemas.microsoft.com/office/word/2016/wordml/cid" xmlns:w16="http://schemas.microsoft.com/office/word/2018/wordml" xmlns:w16du="http://schemas.microsoft.com/office/word/2023/wordml/word16du" xmlns:w16sdtdh="http://schemas.microsoft.com/office/word/2020/wordml/sdtdatahash" xmlns:w16sdtfl="http://schemas.microsoft.com/office/word/2024/wordml/sdtformatlock" xmlns:w16se="http://schemas.microsoft.com/office/word/2015/wordml/symex" xmlns:wpg="http://schemas.microsoft.com/office/word/2010/wordprocessingGroup" xmlns:wpi="http://schemas.microsoft.com/office/word/2010/wordprocessingInk" xmlns:wne="http://schemas.microsoft.com/office/word/2006/wordml" xmlns:wps="http://schemas.microsoft.com/office/word/2010/wordprocessingShape" mc:Ignorable="w14 w15 w16se w16cid w16 w16cex w16sdtdh w16sdtfl w16du wp14">
   <w:footnote w:type="separator" w:id="-1">
     <w:p>
       <w:pPr>
@@ -29021,7 +29066,7 @@
 </file>
 
 <file path=word/numbering.xml><?xml version="1.0" encoding="utf-8"?>
-<w:numbering xmlns:wpc="http://schemas.microsoft.com/office/word/2010/wordprocessingCanvas" xmlns:cx="http://schemas.microsoft.com/office/drawing/2014/chartex" xmlns:cx1="http://schemas.microsoft.com/office/drawing/2015/9/8/chartex" xmlns:cx2="http://schemas.microsoft.com/office/drawing/2015/10/21/chartex" xmlns:cx3="http://schemas.microsoft.com/office/drawing/2016/5/9/chartex" xmlns:cx4="http://schemas.microsoft.com/office/drawing/2016/5/10/chartex" xmlns:cx5="http://schemas.microsoft.com/office/drawing/2016/5/11/chartex" xmlns:cx6="http://schemas.microsoft.com/office/drawing/2016/5/12/chartex" xmlns:cx7="http://schemas.microsoft.com/office/drawing/2016/5/13/chartex" xmlns:cx8="http://schemas.microsoft.com/office/drawing/2016/5/14/chartex" xmlns:mc="http://schemas.openxmlformats.org/markup-compatibility/2006" xmlns:aink="http://schemas.microsoft.com/office/drawing/2016/ink" xmlns:am3d="http://schemas.microsoft.com/office/drawing/2017/model3d" xmlns:o="urn:schemas-microsoft-com:office:office" xmlns:oel="http://schemas.microsoft.com/office/2019/extlst" xmlns:r="http://schemas.openxmlformats.org/officeDocument/2006/relationships" xmlns:m="http://schemas.openxmlformats.org/officeDocument/2006/math" xmlns:v="urn:schemas-microsoft-com:vml" xmlns:wp14="http://schemas.microsoft.com/office/word/2010/wordprocessingDrawing" xmlns:wp="http://schemas.openxmlformats.org/drawingml/2006/wordprocessingDrawing" xmlns:w10="urn:schemas-microsoft-com:office:word" xmlns:w="http://schemas.openxmlformats.org/wordprocessingml/2006/main" xmlns:w14="http://schemas.microsoft.com/office/word/2010/wordml" xmlns:w15="http://schemas.microsoft.com/office/word/2012/wordml" xmlns:w16cex="http://schemas.microsoft.com/office/word/2018/wordml/cex" xmlns:w16cid="http://schemas.microsoft.com/office/word/2016/wordml/cid" xmlns:w16="http://schemas.microsoft.com/office/word/2018/wordml" xmlns:w16du="http://schemas.microsoft.com/office/word/2023/wordml/word16du" xmlns:w16sdtdh="http://schemas.microsoft.com/office/word/2020/wordml/sdtdatahash" xmlns:w16se="http://schemas.microsoft.com/office/word/2015/wordml/symex" xmlns:wpg="http://schemas.microsoft.com/office/word/2010/wordprocessingGroup" xmlns:wpi="http://schemas.microsoft.com/office/word/2010/wordprocessingInk" xmlns:wne="http://schemas.microsoft.com/office/word/2006/wordml" xmlns:wps="http://schemas.microsoft.com/office/word/2010/wordprocessingShape" mc:Ignorable="w14 w15 w16se w16cid w16 w16cex w16sdtdh w16du wp14">
+<w:numbering xmlns:wpc="http://schemas.microsoft.com/office/word/2010/wordprocessingCanvas" xmlns:cx="http://schemas.microsoft.com/office/drawing/2014/chartex" xmlns:cx1="http://schemas.microsoft.com/office/drawing/2015/9/8/chartex" xmlns:cx2="http://schemas.microsoft.com/office/drawing/2015/10/21/chartex" xmlns:cx3="http://schemas.microsoft.com/office/drawing/2016/5/9/chartex" xmlns:cx4="http://schemas.microsoft.com/office/drawing/2016/5/10/chartex" xmlns:cx5="http://schemas.microsoft.com/office/drawing/2016/5/11/chartex" xmlns:cx6="http://schemas.microsoft.com/office/drawing/2016/5/12/chartex" xmlns:cx7="http://schemas.microsoft.com/office/drawing/2016/5/13/chartex" xmlns:cx8="http://schemas.microsoft.com/office/drawing/2016/5/14/chartex" xmlns:mc="http://schemas.openxmlformats.org/markup-compatibility/2006" xmlns:aink="http://schemas.microsoft.com/office/drawing/2016/ink" xmlns:am3d="http://schemas.microsoft.com/office/drawing/2017/model3d" xmlns:o="urn:schemas-microsoft-com:office:office" xmlns:oel="http://schemas.microsoft.com/office/2019/extlst" xmlns:r="http://schemas.openxmlformats.org/officeDocument/2006/relationships" xmlns:m="http://schemas.openxmlformats.org/officeDocument/2006/math" xmlns:v="urn:schemas-microsoft-com:vml" xmlns:wp14="http://schemas.microsoft.com/office/word/2010/wordprocessingDrawing" xmlns:wp="http://schemas.openxmlformats.org/drawingml/2006/wordprocessingDrawing" xmlns:w10="urn:schemas-microsoft-com:office:word" xmlns:w="http://schemas.openxmlformats.org/wordprocessingml/2006/main" xmlns:w14="http://schemas.microsoft.com/office/word/2010/wordml" xmlns:w15="http://schemas.microsoft.com/office/word/2012/wordml" xmlns:w16cex="http://schemas.microsoft.com/office/word/2018/wordml/cex" xmlns:w16cid="http://schemas.microsoft.com/office/word/2016/wordml/cid" xmlns:w16="http://schemas.microsoft.com/office/word/2018/wordml" xmlns:w16du="http://schemas.microsoft.com/office/word/2023/wordml/word16du" xmlns:w16sdtdh="http://schemas.microsoft.com/office/word/2020/wordml/sdtdatahash" xmlns:w16sdtfl="http://schemas.microsoft.com/office/word/2024/wordml/sdtformatlock" xmlns:w16se="http://schemas.microsoft.com/office/word/2015/wordml/symex" xmlns:wpg="http://schemas.microsoft.com/office/word/2010/wordprocessingGroup" xmlns:wpi="http://schemas.microsoft.com/office/word/2010/wordprocessingInk" xmlns:wne="http://schemas.microsoft.com/office/word/2006/wordml" xmlns:wps="http://schemas.microsoft.com/office/word/2010/wordprocessingShape" mc:Ignorable="w14 w15 w16se w16cid w16 w16cex w16sdtdh w16sdtfl w16du wp14">
   <w:abstractNum w:abstractNumId="0" w15:restartNumberingAfterBreak="0">
     <w:nsid w:val="00000001"/>
     <w:multiLevelType w:val="multilevel"/>
@@ -30021,7 +30066,7 @@
 </file>
 
 <file path=word/styles.xml><?xml version="1.0" encoding="utf-8"?>
-<w:styles xmlns:mc="http://schemas.openxmlformats.org/markup-compatibility/2006" xmlns:r="http://schemas.openxmlformats.org/officeDocument/2006/relationships" xmlns:w="http://schemas.openxmlformats.org/wordprocessingml/2006/main" xmlns:w14="http://schemas.microsoft.com/office/word/2010/wordml" xmlns:w15="http://schemas.microsoft.com/office/word/2012/wordml" xmlns:w16cex="http://schemas.microsoft.com/office/word/2018/wordml/cex" xmlns:w16cid="http://schemas.microsoft.com/office/word/2016/wordml/cid" xmlns:w16="http://schemas.microsoft.com/office/word/2018/wordml" xmlns:w16du="http://schemas.microsoft.com/office/word/2023/wordml/word16du" xmlns:w16sdtdh="http://schemas.microsoft.com/office/word/2020/wordml/sdtdatahash" xmlns:w16se="http://schemas.microsoft.com/office/word/2015/wordml/symex" mc:Ignorable="w14 w15 w16se w16cid w16 w16cex w16sdtdh w16du">
+<w:styles xmlns:mc="http://schemas.openxmlformats.org/markup-compatibility/2006" xmlns:r="http://schemas.openxmlformats.org/officeDocument/2006/relationships" xmlns:w="http://schemas.openxmlformats.org/wordprocessingml/2006/main" xmlns:w14="http://schemas.microsoft.com/office/word/2010/wordml" xmlns:w15="http://schemas.microsoft.com/office/word/2012/wordml" xmlns:w16cex="http://schemas.microsoft.com/office/word/2018/wordml/cex" xmlns:w16cid="http://schemas.microsoft.com/office/word/2016/wordml/cid" xmlns:w16="http://schemas.microsoft.com/office/word/2018/wordml" xmlns:w16du="http://schemas.microsoft.com/office/word/2023/wordml/word16du" xmlns:w16sdtdh="http://schemas.microsoft.com/office/word/2020/wordml/sdtdatahash" xmlns:w16sdtfl="http://schemas.microsoft.com/office/word/2024/wordml/sdtformatlock" xmlns:w16se="http://schemas.microsoft.com/office/word/2015/wordml/symex" mc:Ignorable="w14 w15 w16se w16cid w16 w16cex w16sdtdh w16sdtfl w16du">
   <w:docDefaults>
     <w:rPrDefault>
       <w:rPr>

--- a/Manuals/ModbusControl - User manual.docx
+++ b/Manuals/ModbusControl - User manual.docx
@@ -110,7 +110,6 @@
         </w:r>
         <w:r>
           <w:rPr>
-            <w:rFonts w:hint="eastAsia"/>
             <w:noProof/>
           </w:rPr>
           <w:fldChar w:fldCharType="separate"/>
@@ -195,7 +194,6 @@
         </w:r>
         <w:r>
           <w:rPr>
-            <w:rFonts w:hint="eastAsia"/>
             <w:noProof/>
           </w:rPr>
           <w:fldChar w:fldCharType="separate"/>
@@ -280,7 +278,6 @@
         </w:r>
         <w:r>
           <w:rPr>
-            <w:rFonts w:hint="eastAsia"/>
             <w:noProof/>
           </w:rPr>
           <w:fldChar w:fldCharType="separate"/>
@@ -365,7 +362,6 @@
         </w:r>
         <w:r>
           <w:rPr>
-            <w:rFonts w:hint="eastAsia"/>
             <w:noProof/>
           </w:rPr>
           <w:fldChar w:fldCharType="separate"/>
@@ -450,7 +446,6 @@
         </w:r>
         <w:r>
           <w:rPr>
-            <w:rFonts w:hint="eastAsia"/>
             <w:noProof/>
           </w:rPr>
           <w:fldChar w:fldCharType="separate"/>
@@ -535,7 +530,6 @@
         </w:r>
         <w:r>
           <w:rPr>
-            <w:rFonts w:hint="eastAsia"/>
             <w:noProof/>
           </w:rPr>
           <w:fldChar w:fldCharType="separate"/>
@@ -620,7 +614,6 @@
         </w:r>
         <w:r>
           <w:rPr>
-            <w:rFonts w:hint="eastAsia"/>
             <w:noProof/>
           </w:rPr>
           <w:fldChar w:fldCharType="separate"/>
@@ -705,7 +698,6 @@
         </w:r>
         <w:r>
           <w:rPr>
-            <w:rFonts w:hint="eastAsia"/>
             <w:noProof/>
           </w:rPr>
           <w:fldChar w:fldCharType="separate"/>
@@ -790,7 +782,6 @@
         </w:r>
         <w:r>
           <w:rPr>
-            <w:rFonts w:hint="eastAsia"/>
             <w:noProof/>
           </w:rPr>
           <w:fldChar w:fldCharType="separate"/>
@@ -875,7 +866,6 @@
         </w:r>
         <w:r>
           <w:rPr>
-            <w:rFonts w:hint="eastAsia"/>
             <w:noProof/>
           </w:rPr>
           <w:fldChar w:fldCharType="separate"/>
@@ -960,7 +950,6 @@
         </w:r>
         <w:r>
           <w:rPr>
-            <w:rFonts w:hint="eastAsia"/>
             <w:noProof/>
           </w:rPr>
           <w:fldChar w:fldCharType="separate"/>
@@ -1045,7 +1034,6 @@
         </w:r>
         <w:r>
           <w:rPr>
-            <w:rFonts w:hint="eastAsia"/>
             <w:noProof/>
           </w:rPr>
           <w:fldChar w:fldCharType="separate"/>
@@ -1130,7 +1118,6 @@
         </w:r>
         <w:r>
           <w:rPr>
-            <w:rFonts w:hint="eastAsia"/>
             <w:noProof/>
           </w:rPr>
           <w:fldChar w:fldCharType="separate"/>
@@ -1215,7 +1202,6 @@
         </w:r>
         <w:r>
           <w:rPr>
-            <w:rFonts w:hint="eastAsia"/>
             <w:noProof/>
           </w:rPr>
           <w:fldChar w:fldCharType="separate"/>
@@ -1300,7 +1286,6 @@
         </w:r>
         <w:r>
           <w:rPr>
-            <w:rFonts w:hint="eastAsia"/>
             <w:noProof/>
           </w:rPr>
           <w:fldChar w:fldCharType="separate"/>
@@ -1385,7 +1370,6 @@
         </w:r>
         <w:r>
           <w:rPr>
-            <w:rFonts w:hint="eastAsia"/>
             <w:noProof/>
           </w:rPr>
           <w:fldChar w:fldCharType="separate"/>
@@ -1470,7 +1454,6 @@
         </w:r>
         <w:r>
           <w:rPr>
-            <w:rFonts w:hint="eastAsia"/>
             <w:noProof/>
           </w:rPr>
           <w:fldChar w:fldCharType="separate"/>
@@ -1555,7 +1538,6 @@
         </w:r>
         <w:r>
           <w:rPr>
-            <w:rFonts w:hint="eastAsia"/>
             <w:noProof/>
           </w:rPr>
           <w:fldChar w:fldCharType="separate"/>
@@ -1640,7 +1622,6 @@
         </w:r>
         <w:r>
           <w:rPr>
-            <w:rFonts w:hint="eastAsia"/>
             <w:noProof/>
           </w:rPr>
           <w:fldChar w:fldCharType="separate"/>
@@ -1725,7 +1706,6 @@
         </w:r>
         <w:r>
           <w:rPr>
-            <w:rFonts w:hint="eastAsia"/>
             <w:noProof/>
           </w:rPr>
           <w:fldChar w:fldCharType="separate"/>
@@ -1810,7 +1790,6 @@
         </w:r>
         <w:r>
           <w:rPr>
-            <w:rFonts w:hint="eastAsia"/>
             <w:noProof/>
           </w:rPr>
           <w:fldChar w:fldCharType="separate"/>
@@ -1895,7 +1874,6 @@
         </w:r>
         <w:r>
           <w:rPr>
-            <w:rFonts w:hint="eastAsia"/>
             <w:noProof/>
           </w:rPr>
           <w:fldChar w:fldCharType="separate"/>
@@ -1980,7 +1958,6 @@
         </w:r>
         <w:r>
           <w:rPr>
-            <w:rFonts w:hint="eastAsia"/>
             <w:noProof/>
           </w:rPr>
           <w:fldChar w:fldCharType="separate"/>
@@ -2065,7 +2042,6 @@
         </w:r>
         <w:r>
           <w:rPr>
-            <w:rFonts w:hint="eastAsia"/>
             <w:noProof/>
           </w:rPr>
           <w:fldChar w:fldCharType="separate"/>
@@ -2150,7 +2126,6 @@
         </w:r>
         <w:r>
           <w:rPr>
-            <w:rFonts w:hint="eastAsia"/>
             <w:noProof/>
           </w:rPr>
           <w:fldChar w:fldCharType="separate"/>
@@ -2235,7 +2210,6 @@
         </w:r>
         <w:r>
           <w:rPr>
-            <w:rFonts w:hint="eastAsia"/>
             <w:noProof/>
           </w:rPr>
           <w:fldChar w:fldCharType="separate"/>
@@ -2320,7 +2294,6 @@
         </w:r>
         <w:r>
           <w:rPr>
-            <w:rFonts w:hint="eastAsia"/>
             <w:noProof/>
           </w:rPr>
           <w:fldChar w:fldCharType="separate"/>
@@ -2405,7 +2378,6 @@
         </w:r>
         <w:r>
           <w:rPr>
-            <w:rFonts w:hint="eastAsia"/>
             <w:noProof/>
           </w:rPr>
           <w:fldChar w:fldCharType="separate"/>
@@ -2490,7 +2462,6 @@
         </w:r>
         <w:r>
           <w:rPr>
-            <w:rFonts w:hint="eastAsia"/>
             <w:noProof/>
           </w:rPr>
           <w:fldChar w:fldCharType="separate"/>
@@ -2575,7 +2546,6 @@
         </w:r>
         <w:r>
           <w:rPr>
-            <w:rFonts w:hint="eastAsia"/>
             <w:noProof/>
           </w:rPr>
           <w:fldChar w:fldCharType="separate"/>
@@ -2660,7 +2630,6 @@
         </w:r>
         <w:r>
           <w:rPr>
-            <w:rFonts w:hint="eastAsia"/>
             <w:noProof/>
           </w:rPr>
           <w:fldChar w:fldCharType="separate"/>
@@ -2745,7 +2714,6 @@
         </w:r>
         <w:r>
           <w:rPr>
-            <w:rFonts w:hint="eastAsia"/>
             <w:noProof/>
           </w:rPr>
           <w:fldChar w:fldCharType="separate"/>
@@ -2830,7 +2798,6 @@
         </w:r>
         <w:r>
           <w:rPr>
-            <w:rFonts w:hint="eastAsia"/>
             <w:noProof/>
           </w:rPr>
           <w:fldChar w:fldCharType="separate"/>
@@ -2917,7 +2884,6 @@
         </w:r>
         <w:r>
           <w:rPr>
-            <w:rFonts w:hint="eastAsia"/>
             <w:noProof/>
           </w:rPr>
           <w:fldChar w:fldCharType="separate"/>
@@ -3002,7 +2968,6 @@
         </w:r>
         <w:r>
           <w:rPr>
-            <w:rFonts w:hint="eastAsia"/>
             <w:noProof/>
           </w:rPr>
           <w:fldChar w:fldCharType="separate"/>
@@ -3087,7 +3052,6 @@
         </w:r>
         <w:r>
           <w:rPr>
-            <w:rFonts w:hint="eastAsia"/>
             <w:noProof/>
           </w:rPr>
           <w:fldChar w:fldCharType="separate"/>
@@ -3172,7 +3136,6 @@
         </w:r>
         <w:r>
           <w:rPr>
-            <w:rFonts w:hint="eastAsia"/>
             <w:noProof/>
           </w:rPr>
           <w:fldChar w:fldCharType="separate"/>
@@ -3257,7 +3220,6 @@
         </w:r>
         <w:r>
           <w:rPr>
-            <w:rFonts w:hint="eastAsia"/>
             <w:noProof/>
           </w:rPr>
           <w:fldChar w:fldCharType="separate"/>
@@ -3342,7 +3304,6 @@
         </w:r>
         <w:r>
           <w:rPr>
-            <w:rFonts w:hint="eastAsia"/>
             <w:noProof/>
           </w:rPr>
           <w:fldChar w:fldCharType="separate"/>
@@ -3427,7 +3388,6 @@
         </w:r>
         <w:r>
           <w:rPr>
-            <w:rFonts w:hint="eastAsia"/>
             <w:noProof/>
           </w:rPr>
           <w:fldChar w:fldCharType="separate"/>
@@ -3512,7 +3472,6 @@
         </w:r>
         <w:r>
           <w:rPr>
-            <w:rFonts w:hint="eastAsia"/>
             <w:noProof/>
           </w:rPr>
           <w:fldChar w:fldCharType="separate"/>
@@ -3597,7 +3556,6 @@
         </w:r>
         <w:r>
           <w:rPr>
-            <w:rFonts w:hint="eastAsia"/>
             <w:noProof/>
           </w:rPr>
           <w:fldChar w:fldCharType="separate"/>
@@ -3682,7 +3640,6 @@
         </w:r>
         <w:r>
           <w:rPr>
-            <w:rFonts w:hint="eastAsia"/>
             <w:noProof/>
           </w:rPr>
           <w:fldChar w:fldCharType="separate"/>
@@ -3767,7 +3724,6 @@
         </w:r>
         <w:r>
           <w:rPr>
-            <w:rFonts w:hint="eastAsia"/>
             <w:noProof/>
           </w:rPr>
           <w:fldChar w:fldCharType="separate"/>
@@ -5409,7 +5365,7 @@
             <v:path o:extrusionok="f" gradientshapeok="t" o:connecttype="rect"/>
             <o:lock v:ext="edit" aspectratio="t"/>
           </v:shapetype>
-          <v:shape id="_x0000_i1037" type="#_x0000_t75" style="width:409pt;height:55.5pt;visibility:visible;mso-wrap-style:square">
+          <v:shape id="_x0000_i1025" type="#_x0000_t75" style="width:408.55pt;height:55.65pt;visibility:visible;mso-wrap-style:square">
             <v:imagedata r:id="rId8" o:title=""/>
           </v:shape>
         </w:pict>
@@ -8672,17 +8628,35 @@
         <w:t>”</w:t>
       </w:r>
       <w:r>
-        <w:t xml:space="preserve"> option is on editing is automatically started when the user hits a character key. </w:t>
-      </w:r>
-    </w:p>
-    <w:p>
-      <w:pPr>
-        <w:rPr>
-          <w:rFonts w:hint="eastAsia"/>
-        </w:rPr>
-      </w:pPr>
-      <w:r>
-        <w:t xml:space="preserve">You can enter the new value as a positive or negative decimal value, in hex format starting with “0x” (as 0x1234), in binary format starting with “0b” (as 0b1101) or in ASCII starting with double-quote. (as “AB”). The new value you enter will be checked if it is a valid value and if it fits in the width of the register or bit field. Press the </w:t>
+        <w:t xml:space="preserve"> option is on</w:t>
+      </w:r>
+      <w:r>
+        <w:t>,</w:t>
+      </w:r>
+      <w:r>
+        <w:t xml:space="preserve"> editing is automatically started when the user hits a </w:t>
+      </w:r>
+      <w:r>
+        <w:t>numeric or character</w:t>
+      </w:r>
+      <w:r>
+        <w:t xml:space="preserve"> key. </w:t>
+      </w:r>
+    </w:p>
+    <w:p>
+      <w:pPr>
+        <w:rPr>
+          <w:rFonts w:hint="eastAsia"/>
+        </w:rPr>
+      </w:pPr>
+      <w:r>
+        <w:t xml:space="preserve">You can enter the new value as a positive or negative decimal value, in hex format starting with “0x” (as 0x1234), in binary format starting with “0b” (as 0b1101) or in ASCII </w:t>
+      </w:r>
+      <w:r>
+        <w:t xml:space="preserve">format </w:t>
+      </w:r>
+      <w:r>
+        <w:t xml:space="preserve">starting with double-quote. (as “AB”). The new value you enter will be checked if it is a valid value and if it fits in the width of the register or bit field. Press the </w:t>
       </w:r>
       <w:r>
         <w:rPr>
@@ -8708,6 +8682,7 @@
       <w:pPr>
         <w:rPr>
           <w:rFonts w:hint="eastAsia"/>
+          <w:noProof/>
         </w:rPr>
       </w:pPr>
       <w:r>
@@ -8717,7 +8692,16 @@
         <w:t xml:space="preserve">a dropdown will show </w:t>
       </w:r>
       <w:r>
-        <w:t>a list of values to choose from on edit:</w:t>
+        <w:t xml:space="preserve">a list of </w:t>
+      </w:r>
+      <w:r>
+        <w:t xml:space="preserve">predefined </w:t>
+      </w:r>
+      <w:r>
+        <w:t>values to choose from on edit</w:t>
+      </w:r>
+      <w:r>
+        <w:t>. You still can enter any other value.</w:t>
       </w:r>
       <w:r>
         <w:br/>
@@ -8727,7 +8711,7 @@
           <w:noProof/>
         </w:rPr>
         <w:pict w14:anchorId="5CABB691">
-          <v:shape id="_x0000_i1038" type="#_x0000_t75" style="width:391.5pt;height:52.5pt;visibility:visible;mso-wrap-style:square">
+          <v:shape id="_x0000_i1026" type="#_x0000_t75" style="width:391.65pt;height:52.35pt;visibility:visible;mso-wrap-style:square">
             <v:imagedata r:id="rId10" o:title=""/>
           </v:shape>
         </w:pict>
@@ -8740,6 +8724,25 @@
         </w:rPr>
       </w:pPr>
       <w:r>
+        <w:t xml:space="preserve">When entering a new value, you may encounter </w:t>
+      </w:r>
+      <w:r>
+        <w:t xml:space="preserve">an </w:t>
+      </w:r>
+      <w:r>
+        <w:t>error messages such as &lt;CONNECTION NOT OPEN&gt;, &lt;REGISTER IS READ-ONLY&gt; or &lt;INVALID VALUE&gt;</w:t>
+      </w:r>
+      <w:r>
+        <w:t>.</w:t>
+      </w:r>
+    </w:p>
+    <w:p>
+      <w:pPr>
+        <w:rPr>
+          <w:rFonts w:hint="eastAsia"/>
+        </w:rPr>
+      </w:pPr>
+      <w:r>
         <w:t xml:space="preserve">If the </w:t>
       </w:r>
       <w:r>
@@ -8985,6 +8988,7 @@
         </w:rPr>
       </w:pPr>
       <w:r>
+        <w:lastRenderedPageBreak/>
         <w:t>If you send an mbc project file to an external partner, make sure it conforms to the schema validation.</w:t>
       </w:r>
     </w:p>
@@ -8999,7 +9003,6 @@
       <w:bookmarkStart w:id="28" w:name="_Ref117942153"/>
       <w:bookmarkStart w:id="29" w:name="_Toc188607844"/>
       <w:r>
-        <w:lastRenderedPageBreak/>
         <w:t>Logging</w:t>
       </w:r>
       <w:bookmarkEnd w:id="27"/>
@@ -9307,21 +9310,21 @@
         </w:rPr>
       </w:pPr>
       <w:r>
-        <w:t>ModbusControl currently only supports reading and writing of “Holding Registers” using modbus function codes 03 (Read Holding Registers), 06 (Write Single Register) and 16 (Write multiple registers). Modbus Holding Registers are 16-bit registers.</w:t>
-      </w:r>
-    </w:p>
-    <w:p>
-      <w:pPr>
-        <w:rPr>
-          <w:rFonts w:hint="eastAsia"/>
-        </w:rPr>
-      </w:pPr>
-      <w:r>
-        <w:t xml:space="preserve">32-bit registers are simply 2 consecutive 16-bit registers. 32-bit integer values are transferred in low-high word order or high-low word order. ED&amp;A prefers low-high word order. This is selected </w:t>
+        <w:t xml:space="preserve">ModbusControl currently only supports reading and writing of “Holding Registers” using modbus function codes 03 (Read Holding Registers), 06 (Write Single Register) and 16 (Write multiple </w:t>
       </w:r>
       <w:r>
         <w:lastRenderedPageBreak/>
-        <w:t xml:space="preserve">in the project configuration with “32-bit integer word order” or in the mbc project file with the &lt;int32endian&gt; element. </w:t>
+        <w:t>registers). Modbus Holding Registers are 16-bit registers.</w:t>
+      </w:r>
+    </w:p>
+    <w:p>
+      <w:pPr>
+        <w:rPr>
+          <w:rFonts w:hint="eastAsia"/>
+        </w:rPr>
+      </w:pPr>
+      <w:r>
+        <w:t xml:space="preserve">32-bit registers are simply 2 consecutive 16-bit registers. 32-bit integer values are transferred in low-high word order or high-low word order. ED&amp;A prefers low-high word order. This is selected in the project configuration with “32-bit integer word order” or in the mbc project file with the &lt;int32endian&gt; element. </w:t>
       </w:r>
     </w:p>
     <w:p>
@@ -10173,6 +10176,7 @@
               <w:rPr>
                 <w:rFonts w:hint="eastAsia"/>
               </w:rPr>
+              <w:lastRenderedPageBreak/>
               <w:t>-onewire</w:t>
             </w:r>
           </w:p>
@@ -10223,7 +10227,6 @@
               <w:rPr>
                 <w:rFonts w:hint="eastAsia"/>
               </w:rPr>
-              <w:lastRenderedPageBreak/>
               <w:t>-ipaddress</w:t>
             </w:r>
             <w:r>
@@ -11301,6 +11304,7 @@
               <w:rPr>
                 <w:rFonts w:hint="eastAsia"/>
               </w:rPr>
+              <w:lastRenderedPageBreak/>
               <w:t xml:space="preserve">-baudrate ### </w:t>
             </w:r>
           </w:p>
@@ -11357,7 +11361,6 @@
               <w:rPr>
                 <w:rFonts w:hint="eastAsia"/>
               </w:rPr>
-              <w:lastRenderedPageBreak/>
               <w:t xml:space="preserve">-parity </w:t>
             </w:r>
             <w:r>
@@ -12840,6 +12843,9 @@
             </w:r>
             <w:r>
               <w:br/>
+            </w:r>
+            <w:r>
+              <w:lastRenderedPageBreak/>
               <w:t>Default: off</w:t>
             </w:r>
           </w:p>
@@ -12861,6 +12867,7 @@
               <w:rPr>
                 <w:rFonts w:hint="eastAsia"/>
               </w:rPr>
+              <w:lastRenderedPageBreak/>
               <w:t xml:space="preserve">-? or -h or -help </w:t>
             </w:r>
           </w:p>
@@ -12909,7 +12916,6 @@
         <w:rPr>
           <w:rFonts w:hint="eastAsia"/>
         </w:rPr>
-        <w:lastRenderedPageBreak/>
         <w:t xml:space="preserve">Exit codes: </w:t>
       </w:r>
       <w:r>
@@ -13996,6 +14002,9 @@
             </w:r>
             <w:r>
               <w:br/>
+            </w:r>
+            <w:r>
+              <w:lastRenderedPageBreak/>
               <w:t>Default: 256</w:t>
             </w:r>
           </w:p>
@@ -14017,6 +14026,7 @@
               <w:rPr>
                 <w:rFonts w:hint="eastAsia"/>
               </w:rPr>
+              <w:lastRenderedPageBreak/>
               <w:t xml:space="preserve">-responsetimeout ### </w:t>
             </w:r>
           </w:p>
@@ -14078,7 +14088,6 @@
               <w:rPr>
                 <w:rFonts w:hint="eastAsia"/>
               </w:rPr>
-              <w:lastRenderedPageBreak/>
               <w:t xml:space="preserve">-writeregfc </w:t>
             </w:r>
             <w:r>
@@ -15084,6 +15093,7 @@
         </w:rPr>
       </w:pPr>
       <w:r>
+        <w:lastRenderedPageBreak/>
         <w:t xml:space="preserve">On export the Windows system default encoding will be used. Which is </w:t>
       </w:r>
       <w:r>
@@ -15106,7 +15116,6 @@
         </w:rPr>
       </w:pPr>
       <w:r>
-        <w:lastRenderedPageBreak/>
         <w:t>T</w:t>
       </w:r>
       <w:r>
@@ -15929,7 +15938,11 @@
         <w:t xml:space="preserve">&gt; </w:t>
       </w:r>
       <w:r>
-        <w:t>root element that contains all the other elements. It supports the following elements:</w:t>
+        <w:t xml:space="preserve">root element that contains all the other elements. It </w:t>
+      </w:r>
+      <w:r>
+        <w:lastRenderedPageBreak/>
+        <w:t>supports the following elements:</w:t>
       </w:r>
     </w:p>
     <w:tbl>
@@ -16002,7 +16015,6 @@
               <w:rPr>
                 <w:lang w:val="en-GB"/>
               </w:rPr>
-              <w:lastRenderedPageBreak/>
               <w:t>&lt;modbus&gt;</w:t>
             </w:r>
           </w:p>
@@ -17027,6 +17039,7 @@
               <w:rPr>
                 <w:lang w:val="en-GB"/>
               </w:rPr>
+              <w:lastRenderedPageBreak/>
               <w:t>&lt;ipport&gt;</w:t>
             </w:r>
           </w:p>
@@ -17099,11 +17112,7 @@
               <w:t>“</w:t>
             </w:r>
             <w:r>
-              <w:t xml:space="preserve">unit </w:t>
-            </w:r>
-            <w:r>
-              <w:lastRenderedPageBreak/>
-              <w:t>identifier</w:t>
+              <w:t>unit identifier</w:t>
             </w:r>
             <w:r>
               <w:t>”</w:t>
@@ -17128,7 +17137,6 @@
               <w:rPr>
                 <w:lang w:val="en-GB"/>
               </w:rPr>
-              <w:lastRenderedPageBreak/>
               <w:t>&lt;responsetimeout&gt;</w:t>
             </w:r>
           </w:p>
@@ -17652,6 +17660,7 @@
               </w:rPr>
             </w:pPr>
             <w:r>
+              <w:lastRenderedPageBreak/>
               <w:t>Value 40001</w:t>
             </w:r>
             <w:r>
@@ -17681,11 +17690,7 @@
               <w:t xml:space="preserve">: </w:t>
             </w:r>
             <w:r>
-              <w:t xml:space="preserve">numbering schemes 40000-49999 and </w:t>
-            </w:r>
-            <w:r>
-              <w:lastRenderedPageBreak/>
-              <w:t>400000-465535 can be used, simultaneously.</w:t>
+              <w:t>numbering schemes 40000-49999 and 400000-465535 can be used, simultaneously.</w:t>
             </w:r>
           </w:p>
           <w:p>
@@ -19205,6 +19210,7 @@
               <w:rPr>
                 <w:lang w:val="en-GB"/>
               </w:rPr>
+              <w:lastRenderedPageBreak/>
               <w:t>&lt;var&gt;</w:t>
             </w:r>
           </w:p>
@@ -19240,7 +19246,6 @@
         </w:rPr>
       </w:pPr>
       <w:r>
-        <w:lastRenderedPageBreak/>
         <w:t>Example of a &lt;tab&gt; element:</w:t>
       </w:r>
     </w:p>
@@ -20815,6 +20820,7 @@
               <w:rPr>
                 <w:lang w:val="en-GB"/>
               </w:rPr>
+              <w:lastRenderedPageBreak/>
               <w:t>&lt;</w:t>
             </w:r>
             <w:proofErr w:type="spellStart"/>
@@ -20854,11 +20860,7 @@
             </w:r>
             <w:proofErr w:type="spellEnd"/>
             <w:r>
-              <w:t xml:space="preserve">=4 will be </w:t>
-            </w:r>
-            <w:r>
-              <w:lastRenderedPageBreak/>
-              <w:t>shown as “0x000F”.</w:t>
+              <w:t>=4 will be shown as “0x000F”.</w:t>
             </w:r>
           </w:p>
           <w:p>
@@ -20888,7 +20890,6 @@
               <w:rPr>
                 <w:lang w:val="en-GB"/>
               </w:rPr>
-              <w:lastRenderedPageBreak/>
               <w:t>&lt;</w:t>
             </w:r>
             <w:proofErr w:type="spellStart"/>
@@ -22327,6 +22328,7 @@
         </w:rPr>
       </w:pPr>
       <w:r>
+        <w:lastRenderedPageBreak/>
         <w:t>There are five predefined entities:</w:t>
       </w:r>
     </w:p>
@@ -22417,7 +22419,6 @@
               <w:rPr>
                 <w:lang w:val="en-GB"/>
               </w:rPr>
-              <w:lastRenderedPageBreak/>
               <w:t>&amp;</w:t>
             </w:r>
             <w:proofErr w:type="spellStart"/>
@@ -23210,7 +23211,7 @@
           <w:noProof/>
         </w:rPr>
         <w:pict w14:anchorId="56E75F81">
-          <v:shape id="Afbeelding 1" o:spid="_x0000_i1039" type="#_x0000_t75" style="width:345.5pt;height:52.5pt;visibility:visible;mso-wrap-style:square">
+          <v:shape id="Afbeelding 1" o:spid="_x0000_i1027" type="#_x0000_t75" style="width:345.8pt;height:52.35pt;visibility:visible;mso-wrap-style:square">
             <v:imagedata r:id="rId14" o:title=""/>
           </v:shape>
         </w:pict>
@@ -23395,6 +23396,7 @@
               <w:rPr>
                 <w:lang w:val="en-GB"/>
               </w:rPr>
+              <w:lastRenderedPageBreak/>
               <w:t>uint32</w:t>
             </w:r>
           </w:p>
@@ -23467,7 +23469,6 @@
               <w:rPr>
                 <w:lang w:val="en-GB"/>
               </w:rPr>
-              <w:lastRenderedPageBreak/>
               <w:t>hex32</w:t>
             </w:r>
           </w:p>
@@ -24929,6 +24930,7 @@
               <w:rPr>
                 <w:lang w:val="en-GB"/>
               </w:rPr>
+              <w:lastRenderedPageBreak/>
               <w:t>&lt;</w:t>
             </w:r>
             <w:proofErr w:type="spellStart"/>
@@ -24991,7 +24993,6 @@
               <w:rPr>
                 <w:lang w:val="en-GB"/>
               </w:rPr>
-              <w:lastRenderedPageBreak/>
               <w:t>&lt;type&gt;</w:t>
             </w:r>
           </w:p>
@@ -27683,6 +27684,7 @@
               <w:rPr>
                 <w:rStyle w:val="XMLBracket"/>
               </w:rPr>
+              <w:lastRenderedPageBreak/>
               <w:t>&lt;</w:t>
             </w:r>
             <w:proofErr w:type="spellStart"/>
@@ -27784,11 +27786,7 @@
       </w:r>
       <w:proofErr w:type="spellEnd"/>
       <w:r>
-        <w:t xml:space="preserve"> with their names and RGB values. Zoom in to read the </w:t>
-      </w:r>
-      <w:r>
-        <w:lastRenderedPageBreak/>
-        <w:t>names :-)</w:t>
+        <w:t xml:space="preserve"> with their names and RGB values. Zoom in to read the names :-)</w:t>
       </w:r>
       <w:r>
         <w:br/>
@@ -28214,6 +28212,7 @@
               <w:pStyle w:val="Xmlgridtag"/>
             </w:pPr>
             <w:r>
+              <w:lastRenderedPageBreak/>
               <w:t>&lt;port&gt;</w:t>
             </w:r>
           </w:p>
@@ -28266,7 +28265,6 @@
         <w:rPr>
           <w:lang w:val="en-GB"/>
         </w:rPr>
-        <w:lastRenderedPageBreak/>
         <w:t>XML comments</w:t>
       </w:r>
       <w:bookmarkEnd w:id="71"/>

--- a/Manuals/ModbusControl - User manual.docx
+++ b/Manuals/ModbusControl - User manual.docx
@@ -5365,7 +5365,7 @@
             <v:path o:extrusionok="f" gradientshapeok="t" o:connecttype="rect"/>
             <o:lock v:ext="edit" aspectratio="t"/>
           </v:shapetype>
-          <v:shape id="_x0000_i1025" type="#_x0000_t75" style="width:408.55pt;height:55.65pt;visibility:visible;mso-wrap-style:square">
+          <v:shape id="_x0000_i1025" type="#_x0000_t75" style="width:408.5pt;height:55.5pt;visibility:visible;mso-wrap-style:square">
             <v:imagedata r:id="rId8" o:title=""/>
           </v:shape>
         </w:pict>
@@ -8711,7 +8711,7 @@
           <w:noProof/>
         </w:rPr>
         <w:pict w14:anchorId="5CABB691">
-          <v:shape id="_x0000_i1026" type="#_x0000_t75" style="width:391.65pt;height:52.35pt;visibility:visible;mso-wrap-style:square">
+          <v:shape id="_x0000_i1026" type="#_x0000_t75" style="width:391.5pt;height:52.5pt;visibility:visible;mso-wrap-style:square">
             <v:imagedata r:id="rId10" o:title=""/>
           </v:shape>
         </w:pict>
@@ -23211,7 +23211,7 @@
           <w:noProof/>
         </w:rPr>
         <w:pict w14:anchorId="56E75F81">
-          <v:shape id="Afbeelding 1" o:spid="_x0000_i1027" type="#_x0000_t75" style="width:345.8pt;height:52.35pt;visibility:visible;mso-wrap-style:square">
+          <v:shape id="Afbeelding 1" o:spid="_x0000_i1027" type="#_x0000_t75" style="width:345.5pt;height:52.5pt;visibility:visible;mso-wrap-style:square">
             <v:imagedata r:id="rId14" o:title=""/>
           </v:shape>
         </w:pict>

--- a/Manuals/ModbusControl - User manual.docx
+++ b/Manuals/ModbusControl - User manual.docx
@@ -7,7 +7,6 @@
       <w:pPr>
         <w:pStyle w:val="Titel"/>
         <w:rPr>
-          <w:rFonts w:hint="eastAsia"/>
           <w:sz w:val="44"/>
           <w:szCs w:val="44"/>
         </w:rPr>
@@ -32,6 +31,17 @@
           <w:szCs w:val="44"/>
         </w:rPr>
         <w:t>User manual</w:t>
+      </w:r>
+    </w:p>
+    <w:p>
+      <w:pPr>
+        <w:pStyle w:val="Plattetekst"/>
+        <w:rPr>
+          <w:rFonts w:hint="eastAsia"/>
+        </w:rPr>
+      </w:pPr>
+      <w:r>
+        <w:t>For version 2.0.21</w:t>
       </w:r>
     </w:p>
     <w:p>
@@ -69,7 +79,7 @@
       <w:r>
         <w:fldChar w:fldCharType="separate"/>
       </w:r>
-      <w:hyperlink w:anchor="_Toc221874307" w:history="1">
+      <w:hyperlink w:anchor="_Toc222649803" w:history="1">
         <w:r>
           <w:rPr>
             <w:rStyle w:val="Hyperlink"/>
@@ -110,7 +120,7 @@
           <w:rPr>
             <w:noProof/>
           </w:rPr>
-          <w:instrText xml:space="preserve"> PAGEREF _Toc221874307 \h </w:instrText>
+          <w:instrText xml:space="preserve"> PAGEREF _Toc222649803 \h </w:instrText>
         </w:r>
         <w:r>
           <w:rPr>
@@ -153,7 +163,7 @@
           <w:lang w:val="nl-BE" w:eastAsia="nl-BE" w:bidi="ar-SA"/>
         </w:rPr>
       </w:pPr>
-      <w:hyperlink w:anchor="_Toc221874308" w:history="1">
+      <w:hyperlink w:anchor="_Toc222649804" w:history="1">
         <w:r>
           <w:rPr>
             <w:rStyle w:val="Hyperlink"/>
@@ -194,7 +204,7 @@
           <w:rPr>
             <w:noProof/>
           </w:rPr>
-          <w:instrText xml:space="preserve"> PAGEREF _Toc221874308 \h </w:instrText>
+          <w:instrText xml:space="preserve"> PAGEREF _Toc222649804 \h </w:instrText>
         </w:r>
         <w:r>
           <w:rPr>
@@ -237,7 +247,7 @@
           <w:lang w:val="nl-BE" w:eastAsia="nl-BE" w:bidi="ar-SA"/>
         </w:rPr>
       </w:pPr>
-      <w:hyperlink w:anchor="_Toc221874309" w:history="1">
+      <w:hyperlink w:anchor="_Toc222649805" w:history="1">
         <w:r>
           <w:rPr>
             <w:rStyle w:val="Hyperlink"/>
@@ -278,7 +288,7 @@
           <w:rPr>
             <w:noProof/>
           </w:rPr>
-          <w:instrText xml:space="preserve"> PAGEREF _Toc221874309 \h </w:instrText>
+          <w:instrText xml:space="preserve"> PAGEREF _Toc222649805 \h </w:instrText>
         </w:r>
         <w:r>
           <w:rPr>
@@ -321,7 +331,7 @@
           <w:lang w:val="nl-BE" w:eastAsia="nl-BE" w:bidi="ar-SA"/>
         </w:rPr>
       </w:pPr>
-      <w:hyperlink w:anchor="_Toc221874310" w:history="1">
+      <w:hyperlink w:anchor="_Toc222649806" w:history="1">
         <w:r>
           <w:rPr>
             <w:rStyle w:val="Hyperlink"/>
@@ -362,7 +372,7 @@
           <w:rPr>
             <w:noProof/>
           </w:rPr>
-          <w:instrText xml:space="preserve"> PAGEREF _Toc221874310 \h </w:instrText>
+          <w:instrText xml:space="preserve"> PAGEREF _Toc222649806 \h </w:instrText>
         </w:r>
         <w:r>
           <w:rPr>
@@ -405,7 +415,7 @@
           <w:lang w:val="nl-BE" w:eastAsia="nl-BE" w:bidi="ar-SA"/>
         </w:rPr>
       </w:pPr>
-      <w:hyperlink w:anchor="_Toc221874311" w:history="1">
+      <w:hyperlink w:anchor="_Toc222649807" w:history="1">
         <w:r>
           <w:rPr>
             <w:rStyle w:val="Hyperlink"/>
@@ -446,7 +456,7 @@
           <w:rPr>
             <w:noProof/>
           </w:rPr>
-          <w:instrText xml:space="preserve"> PAGEREF _Toc221874311 \h </w:instrText>
+          <w:instrText xml:space="preserve"> PAGEREF _Toc222649807 \h </w:instrText>
         </w:r>
         <w:r>
           <w:rPr>
@@ -489,7 +499,7 @@
           <w:lang w:val="nl-BE" w:eastAsia="nl-BE" w:bidi="ar-SA"/>
         </w:rPr>
       </w:pPr>
-      <w:hyperlink w:anchor="_Toc221874312" w:history="1">
+      <w:hyperlink w:anchor="_Toc222649808" w:history="1">
         <w:r>
           <w:rPr>
             <w:rStyle w:val="Hyperlink"/>
@@ -530,7 +540,7 @@
           <w:rPr>
             <w:noProof/>
           </w:rPr>
-          <w:instrText xml:space="preserve"> PAGEREF _Toc221874312 \h </w:instrText>
+          <w:instrText xml:space="preserve"> PAGEREF _Toc222649808 \h </w:instrText>
         </w:r>
         <w:r>
           <w:rPr>
@@ -573,7 +583,7 @@
           <w:lang w:val="nl-BE" w:eastAsia="nl-BE" w:bidi="ar-SA"/>
         </w:rPr>
       </w:pPr>
-      <w:hyperlink w:anchor="_Toc221874313" w:history="1">
+      <w:hyperlink w:anchor="_Toc222649809" w:history="1">
         <w:r>
           <w:rPr>
             <w:rStyle w:val="Hyperlink"/>
@@ -614,7 +624,7 @@
           <w:rPr>
             <w:noProof/>
           </w:rPr>
-          <w:instrText xml:space="preserve"> PAGEREF _Toc221874313 \h </w:instrText>
+          <w:instrText xml:space="preserve"> PAGEREF _Toc222649809 \h </w:instrText>
         </w:r>
         <w:r>
           <w:rPr>
@@ -657,7 +667,7 @@
           <w:lang w:val="nl-BE" w:eastAsia="nl-BE" w:bidi="ar-SA"/>
         </w:rPr>
       </w:pPr>
-      <w:hyperlink w:anchor="_Toc221874314" w:history="1">
+      <w:hyperlink w:anchor="_Toc222649810" w:history="1">
         <w:r>
           <w:rPr>
             <w:rStyle w:val="Hyperlink"/>
@@ -698,7 +708,7 @@
           <w:rPr>
             <w:noProof/>
           </w:rPr>
-          <w:instrText xml:space="preserve"> PAGEREF _Toc221874314 \h </w:instrText>
+          <w:instrText xml:space="preserve"> PAGEREF _Toc222649810 \h </w:instrText>
         </w:r>
         <w:r>
           <w:rPr>
@@ -741,7 +751,7 @@
           <w:lang w:val="nl-BE" w:eastAsia="nl-BE" w:bidi="ar-SA"/>
         </w:rPr>
       </w:pPr>
-      <w:hyperlink w:anchor="_Toc221874315" w:history="1">
+      <w:hyperlink w:anchor="_Toc222649811" w:history="1">
         <w:r>
           <w:rPr>
             <w:rStyle w:val="Hyperlink"/>
@@ -782,7 +792,7 @@
           <w:rPr>
             <w:noProof/>
           </w:rPr>
-          <w:instrText xml:space="preserve"> PAGEREF _Toc221874315 \h </w:instrText>
+          <w:instrText xml:space="preserve"> PAGEREF _Toc222649811 \h </w:instrText>
         </w:r>
         <w:r>
           <w:rPr>
@@ -825,7 +835,7 @@
           <w:lang w:val="nl-BE" w:eastAsia="nl-BE" w:bidi="ar-SA"/>
         </w:rPr>
       </w:pPr>
-      <w:hyperlink w:anchor="_Toc221874316" w:history="1">
+      <w:hyperlink w:anchor="_Toc222649812" w:history="1">
         <w:r>
           <w:rPr>
             <w:rStyle w:val="Hyperlink"/>
@@ -866,7 +876,7 @@
           <w:rPr>
             <w:noProof/>
           </w:rPr>
-          <w:instrText xml:space="preserve"> PAGEREF _Toc221874316 \h </w:instrText>
+          <w:instrText xml:space="preserve"> PAGEREF _Toc222649812 \h </w:instrText>
         </w:r>
         <w:r>
           <w:rPr>
@@ -909,7 +919,7 @@
           <w:lang w:val="nl-BE" w:eastAsia="nl-BE" w:bidi="ar-SA"/>
         </w:rPr>
       </w:pPr>
-      <w:hyperlink w:anchor="_Toc221874317" w:history="1">
+      <w:hyperlink w:anchor="_Toc222649813" w:history="1">
         <w:r>
           <w:rPr>
             <w:rStyle w:val="Hyperlink"/>
@@ -950,7 +960,7 @@
           <w:rPr>
             <w:noProof/>
           </w:rPr>
-          <w:instrText xml:space="preserve"> PAGEREF _Toc221874317 \h </w:instrText>
+          <w:instrText xml:space="preserve"> PAGEREF _Toc222649813 \h </w:instrText>
         </w:r>
         <w:r>
           <w:rPr>
@@ -993,7 +1003,7 @@
           <w:lang w:val="nl-BE" w:eastAsia="nl-BE" w:bidi="ar-SA"/>
         </w:rPr>
       </w:pPr>
-      <w:hyperlink w:anchor="_Toc221874318" w:history="1">
+      <w:hyperlink w:anchor="_Toc222649814" w:history="1">
         <w:r>
           <w:rPr>
             <w:rStyle w:val="Hyperlink"/>
@@ -1034,7 +1044,7 @@
           <w:rPr>
             <w:noProof/>
           </w:rPr>
-          <w:instrText xml:space="preserve"> PAGEREF _Toc221874318 \h </w:instrText>
+          <w:instrText xml:space="preserve"> PAGEREF _Toc222649814 \h </w:instrText>
         </w:r>
         <w:r>
           <w:rPr>
@@ -1077,7 +1087,7 @@
           <w:lang w:val="nl-BE" w:eastAsia="nl-BE" w:bidi="ar-SA"/>
         </w:rPr>
       </w:pPr>
-      <w:hyperlink w:anchor="_Toc221874319" w:history="1">
+      <w:hyperlink w:anchor="_Toc222649815" w:history="1">
         <w:r>
           <w:rPr>
             <w:rStyle w:val="Hyperlink"/>
@@ -1118,7 +1128,7 @@
           <w:rPr>
             <w:noProof/>
           </w:rPr>
-          <w:instrText xml:space="preserve"> PAGEREF _Toc221874319 \h </w:instrText>
+          <w:instrText xml:space="preserve"> PAGEREF _Toc222649815 \h </w:instrText>
         </w:r>
         <w:r>
           <w:rPr>
@@ -1161,7 +1171,7 @@
           <w:lang w:val="nl-BE" w:eastAsia="nl-BE" w:bidi="ar-SA"/>
         </w:rPr>
       </w:pPr>
-      <w:hyperlink w:anchor="_Toc221874320" w:history="1">
+      <w:hyperlink w:anchor="_Toc222649816" w:history="1">
         <w:r>
           <w:rPr>
             <w:rStyle w:val="Hyperlink"/>
@@ -1202,7 +1212,7 @@
           <w:rPr>
             <w:noProof/>
           </w:rPr>
-          <w:instrText xml:space="preserve"> PAGEREF _Toc221874320 \h </w:instrText>
+          <w:instrText xml:space="preserve"> PAGEREF _Toc222649816 \h </w:instrText>
         </w:r>
         <w:r>
           <w:rPr>
@@ -1245,7 +1255,7 @@
           <w:lang w:val="nl-BE" w:eastAsia="nl-BE" w:bidi="ar-SA"/>
         </w:rPr>
       </w:pPr>
-      <w:hyperlink w:anchor="_Toc221874321" w:history="1">
+      <w:hyperlink w:anchor="_Toc222649817" w:history="1">
         <w:r>
           <w:rPr>
             <w:rStyle w:val="Hyperlink"/>
@@ -1286,7 +1296,7 @@
           <w:rPr>
             <w:noProof/>
           </w:rPr>
-          <w:instrText xml:space="preserve"> PAGEREF _Toc221874321 \h </w:instrText>
+          <w:instrText xml:space="preserve"> PAGEREF _Toc222649817 \h </w:instrText>
         </w:r>
         <w:r>
           <w:rPr>
@@ -1329,7 +1339,7 @@
           <w:lang w:val="nl-BE" w:eastAsia="nl-BE" w:bidi="ar-SA"/>
         </w:rPr>
       </w:pPr>
-      <w:hyperlink w:anchor="_Toc221874322" w:history="1">
+      <w:hyperlink w:anchor="_Toc222649818" w:history="1">
         <w:r>
           <w:rPr>
             <w:rStyle w:val="Hyperlink"/>
@@ -1370,7 +1380,7 @@
           <w:rPr>
             <w:noProof/>
           </w:rPr>
-          <w:instrText xml:space="preserve"> PAGEREF _Toc221874322 \h </w:instrText>
+          <w:instrText xml:space="preserve"> PAGEREF _Toc222649818 \h </w:instrText>
         </w:r>
         <w:r>
           <w:rPr>
@@ -1413,7 +1423,7 @@
           <w:lang w:val="nl-BE" w:eastAsia="nl-BE" w:bidi="ar-SA"/>
         </w:rPr>
       </w:pPr>
-      <w:hyperlink w:anchor="_Toc221874323" w:history="1">
+      <w:hyperlink w:anchor="_Toc222649819" w:history="1">
         <w:r>
           <w:rPr>
             <w:rStyle w:val="Hyperlink"/>
@@ -1454,7 +1464,7 @@
           <w:rPr>
             <w:noProof/>
           </w:rPr>
-          <w:instrText xml:space="preserve"> PAGEREF _Toc221874323 \h </w:instrText>
+          <w:instrText xml:space="preserve"> PAGEREF _Toc222649819 \h </w:instrText>
         </w:r>
         <w:r>
           <w:rPr>
@@ -1497,7 +1507,7 @@
           <w:lang w:val="nl-BE" w:eastAsia="nl-BE" w:bidi="ar-SA"/>
         </w:rPr>
       </w:pPr>
-      <w:hyperlink w:anchor="_Toc221874324" w:history="1">
+      <w:hyperlink w:anchor="_Toc222649820" w:history="1">
         <w:r>
           <w:rPr>
             <w:rStyle w:val="Hyperlink"/>
@@ -1538,7 +1548,7 @@
           <w:rPr>
             <w:noProof/>
           </w:rPr>
-          <w:instrText xml:space="preserve"> PAGEREF _Toc221874324 \h </w:instrText>
+          <w:instrText xml:space="preserve"> PAGEREF _Toc222649820 \h </w:instrText>
         </w:r>
         <w:r>
           <w:rPr>
@@ -1581,7 +1591,7 @@
           <w:lang w:val="nl-BE" w:eastAsia="nl-BE" w:bidi="ar-SA"/>
         </w:rPr>
       </w:pPr>
-      <w:hyperlink w:anchor="_Toc221874325" w:history="1">
+      <w:hyperlink w:anchor="_Toc222649821" w:history="1">
         <w:r>
           <w:rPr>
             <w:rStyle w:val="Hyperlink"/>
@@ -1622,7 +1632,7 @@
           <w:rPr>
             <w:noProof/>
           </w:rPr>
-          <w:instrText xml:space="preserve"> PAGEREF _Toc221874325 \h </w:instrText>
+          <w:instrText xml:space="preserve"> PAGEREF _Toc222649821 \h </w:instrText>
         </w:r>
         <w:r>
           <w:rPr>
@@ -1665,7 +1675,7 @@
           <w:lang w:val="nl-BE" w:eastAsia="nl-BE" w:bidi="ar-SA"/>
         </w:rPr>
       </w:pPr>
-      <w:hyperlink w:anchor="_Toc221874326" w:history="1">
+      <w:hyperlink w:anchor="_Toc222649822" w:history="1">
         <w:r>
           <w:rPr>
             <w:rStyle w:val="Hyperlink"/>
@@ -1706,7 +1716,7 @@
           <w:rPr>
             <w:noProof/>
           </w:rPr>
-          <w:instrText xml:space="preserve"> PAGEREF _Toc221874326 \h </w:instrText>
+          <w:instrText xml:space="preserve"> PAGEREF _Toc222649822 \h </w:instrText>
         </w:r>
         <w:r>
           <w:rPr>
@@ -1724,7 +1734,7 @@
             <w:rFonts w:hint="eastAsia"/>
             <w:noProof/>
           </w:rPr>
-          <w:t>11</w:t>
+          <w:t>12</w:t>
         </w:r>
         <w:r>
           <w:rPr>
@@ -1749,7 +1759,7 @@
           <w:lang w:val="nl-BE" w:eastAsia="nl-BE" w:bidi="ar-SA"/>
         </w:rPr>
       </w:pPr>
-      <w:hyperlink w:anchor="_Toc221874327" w:history="1">
+      <w:hyperlink w:anchor="_Toc222649823" w:history="1">
         <w:r>
           <w:rPr>
             <w:rStyle w:val="Hyperlink"/>
@@ -1790,7 +1800,7 @@
           <w:rPr>
             <w:noProof/>
           </w:rPr>
-          <w:instrText xml:space="preserve"> PAGEREF _Toc221874327 \h </w:instrText>
+          <w:instrText xml:space="preserve"> PAGEREF _Toc222649823 \h </w:instrText>
         </w:r>
         <w:r>
           <w:rPr>
@@ -1833,7 +1843,7 @@
           <w:lang w:val="nl-BE" w:eastAsia="nl-BE" w:bidi="ar-SA"/>
         </w:rPr>
       </w:pPr>
-      <w:hyperlink w:anchor="_Toc221874328" w:history="1">
+      <w:hyperlink w:anchor="_Toc222649824" w:history="1">
         <w:r>
           <w:rPr>
             <w:rStyle w:val="Hyperlink"/>
@@ -1874,7 +1884,7 @@
           <w:rPr>
             <w:noProof/>
           </w:rPr>
-          <w:instrText xml:space="preserve"> PAGEREF _Toc221874328 \h </w:instrText>
+          <w:instrText xml:space="preserve"> PAGEREF _Toc222649824 \h </w:instrText>
         </w:r>
         <w:r>
           <w:rPr>
@@ -1917,7 +1927,7 @@
           <w:lang w:val="nl-BE" w:eastAsia="nl-BE" w:bidi="ar-SA"/>
         </w:rPr>
       </w:pPr>
-      <w:hyperlink w:anchor="_Toc221874329" w:history="1">
+      <w:hyperlink w:anchor="_Toc222649825" w:history="1">
         <w:r>
           <w:rPr>
             <w:rStyle w:val="Hyperlink"/>
@@ -1958,7 +1968,7 @@
           <w:rPr>
             <w:noProof/>
           </w:rPr>
-          <w:instrText xml:space="preserve"> PAGEREF _Toc221874329 \h </w:instrText>
+          <w:instrText xml:space="preserve"> PAGEREF _Toc222649825 \h </w:instrText>
         </w:r>
         <w:r>
           <w:rPr>
@@ -2001,7 +2011,7 @@
           <w:lang w:val="nl-BE" w:eastAsia="nl-BE" w:bidi="ar-SA"/>
         </w:rPr>
       </w:pPr>
-      <w:hyperlink w:anchor="_Toc221874330" w:history="1">
+      <w:hyperlink w:anchor="_Toc222649826" w:history="1">
         <w:r>
           <w:rPr>
             <w:rStyle w:val="Hyperlink"/>
@@ -2042,7 +2052,7 @@
           <w:rPr>
             <w:noProof/>
           </w:rPr>
-          <w:instrText xml:space="preserve"> PAGEREF _Toc221874330 \h </w:instrText>
+          <w:instrText xml:space="preserve"> PAGEREF _Toc222649826 \h </w:instrText>
         </w:r>
         <w:r>
           <w:rPr>
@@ -2085,7 +2095,7 @@
           <w:lang w:val="nl-BE" w:eastAsia="nl-BE" w:bidi="ar-SA"/>
         </w:rPr>
       </w:pPr>
-      <w:hyperlink w:anchor="_Toc221874331" w:history="1">
+      <w:hyperlink w:anchor="_Toc222649827" w:history="1">
         <w:r>
           <w:rPr>
             <w:rStyle w:val="Hyperlink"/>
@@ -2126,7 +2136,7 @@
           <w:rPr>
             <w:noProof/>
           </w:rPr>
-          <w:instrText xml:space="preserve"> PAGEREF _Toc221874331 \h </w:instrText>
+          <w:instrText xml:space="preserve"> PAGEREF _Toc222649827 \h </w:instrText>
         </w:r>
         <w:r>
           <w:rPr>
@@ -2169,7 +2179,7 @@
           <w:lang w:val="nl-BE" w:eastAsia="nl-BE" w:bidi="ar-SA"/>
         </w:rPr>
       </w:pPr>
-      <w:hyperlink w:anchor="_Toc221874332" w:history="1">
+      <w:hyperlink w:anchor="_Toc222649828" w:history="1">
         <w:r>
           <w:rPr>
             <w:rStyle w:val="Hyperlink"/>
@@ -2210,7 +2220,7 @@
           <w:rPr>
             <w:noProof/>
           </w:rPr>
-          <w:instrText xml:space="preserve"> PAGEREF _Toc221874332 \h </w:instrText>
+          <w:instrText xml:space="preserve"> PAGEREF _Toc222649828 \h </w:instrText>
         </w:r>
         <w:r>
           <w:rPr>
@@ -2253,7 +2263,7 @@
           <w:lang w:val="nl-BE" w:eastAsia="nl-BE" w:bidi="ar-SA"/>
         </w:rPr>
       </w:pPr>
-      <w:hyperlink w:anchor="_Toc221874333" w:history="1">
+      <w:hyperlink w:anchor="_Toc222649829" w:history="1">
         <w:r>
           <w:rPr>
             <w:rStyle w:val="Hyperlink"/>
@@ -2294,7 +2304,7 @@
           <w:rPr>
             <w:noProof/>
           </w:rPr>
-          <w:instrText xml:space="preserve"> PAGEREF _Toc221874333 \h </w:instrText>
+          <w:instrText xml:space="preserve"> PAGEREF _Toc222649829 \h </w:instrText>
         </w:r>
         <w:r>
           <w:rPr>
@@ -2312,7 +2322,7 @@
             <w:rFonts w:hint="eastAsia"/>
             <w:noProof/>
           </w:rPr>
-          <w:t>18</w:t>
+          <w:t>19</w:t>
         </w:r>
         <w:r>
           <w:rPr>
@@ -2337,7 +2347,7 @@
           <w:lang w:val="nl-BE" w:eastAsia="nl-BE" w:bidi="ar-SA"/>
         </w:rPr>
       </w:pPr>
-      <w:hyperlink w:anchor="_Toc221874334" w:history="1">
+      <w:hyperlink w:anchor="_Toc222649830" w:history="1">
         <w:r>
           <w:rPr>
             <w:rStyle w:val="Hyperlink"/>
@@ -2378,7 +2388,7 @@
           <w:rPr>
             <w:noProof/>
           </w:rPr>
-          <w:instrText xml:space="preserve"> PAGEREF _Toc221874334 \h </w:instrText>
+          <w:instrText xml:space="preserve"> PAGEREF _Toc222649830 \h </w:instrText>
         </w:r>
         <w:r>
           <w:rPr>
@@ -2421,7 +2431,7 @@
           <w:lang w:val="nl-BE" w:eastAsia="nl-BE" w:bidi="ar-SA"/>
         </w:rPr>
       </w:pPr>
-      <w:hyperlink w:anchor="_Toc221874335" w:history="1">
+      <w:hyperlink w:anchor="_Toc222649831" w:history="1">
         <w:r>
           <w:rPr>
             <w:rStyle w:val="Hyperlink"/>
@@ -2462,7 +2472,7 @@
           <w:rPr>
             <w:noProof/>
           </w:rPr>
-          <w:instrText xml:space="preserve"> PAGEREF _Toc221874335 \h </w:instrText>
+          <w:instrText xml:space="preserve"> PAGEREF _Toc222649831 \h </w:instrText>
         </w:r>
         <w:r>
           <w:rPr>
@@ -2505,7 +2515,7 @@
           <w:lang w:val="nl-BE" w:eastAsia="nl-BE" w:bidi="ar-SA"/>
         </w:rPr>
       </w:pPr>
-      <w:hyperlink w:anchor="_Toc221874336" w:history="1">
+      <w:hyperlink w:anchor="_Toc222649832" w:history="1">
         <w:r>
           <w:rPr>
             <w:rStyle w:val="Hyperlink"/>
@@ -2546,7 +2556,7 @@
           <w:rPr>
             <w:noProof/>
           </w:rPr>
-          <w:instrText xml:space="preserve"> PAGEREF _Toc221874336 \h </w:instrText>
+          <w:instrText xml:space="preserve"> PAGEREF _Toc222649832 \h </w:instrText>
         </w:r>
         <w:r>
           <w:rPr>
@@ -2589,7 +2599,7 @@
           <w:lang w:val="nl-BE" w:eastAsia="nl-BE" w:bidi="ar-SA"/>
         </w:rPr>
       </w:pPr>
-      <w:hyperlink w:anchor="_Toc221874337" w:history="1">
+      <w:hyperlink w:anchor="_Toc222649833" w:history="1">
         <w:r>
           <w:rPr>
             <w:rStyle w:val="Hyperlink"/>
@@ -2630,7 +2640,7 @@
           <w:rPr>
             <w:noProof/>
           </w:rPr>
-          <w:instrText xml:space="preserve"> PAGEREF _Toc221874337 \h </w:instrText>
+          <w:instrText xml:space="preserve"> PAGEREF _Toc222649833 \h </w:instrText>
         </w:r>
         <w:r>
           <w:rPr>
@@ -2673,7 +2683,7 @@
           <w:lang w:val="nl-BE" w:eastAsia="nl-BE" w:bidi="ar-SA"/>
         </w:rPr>
       </w:pPr>
-      <w:hyperlink w:anchor="_Toc221874338" w:history="1">
+      <w:hyperlink w:anchor="_Toc222649834" w:history="1">
         <w:r>
           <w:rPr>
             <w:rStyle w:val="Hyperlink"/>
@@ -2714,7 +2724,7 @@
           <w:rPr>
             <w:noProof/>
           </w:rPr>
-          <w:instrText xml:space="preserve"> PAGEREF _Toc221874338 \h </w:instrText>
+          <w:instrText xml:space="preserve"> PAGEREF _Toc222649834 \h </w:instrText>
         </w:r>
         <w:r>
           <w:rPr>
@@ -2732,7 +2742,7 @@
             <w:rFonts w:hint="eastAsia"/>
             <w:noProof/>
           </w:rPr>
-          <w:t>21</w:t>
+          <w:t>22</w:t>
         </w:r>
         <w:r>
           <w:rPr>
@@ -2757,7 +2767,7 @@
           <w:lang w:val="nl-BE" w:eastAsia="nl-BE" w:bidi="ar-SA"/>
         </w:rPr>
       </w:pPr>
-      <w:hyperlink w:anchor="_Toc221874339" w:history="1">
+      <w:hyperlink w:anchor="_Toc222649835" w:history="1">
         <w:r>
           <w:rPr>
             <w:rStyle w:val="Hyperlink"/>
@@ -2800,7 +2810,7 @@
           <w:rPr>
             <w:noProof/>
           </w:rPr>
-          <w:instrText xml:space="preserve"> PAGEREF _Toc221874339 \h </w:instrText>
+          <w:instrText xml:space="preserve"> PAGEREF _Toc222649835 \h </w:instrText>
         </w:r>
         <w:r>
           <w:rPr>
@@ -2843,7 +2853,7 @@
           <w:lang w:val="nl-BE" w:eastAsia="nl-BE" w:bidi="ar-SA"/>
         </w:rPr>
       </w:pPr>
-      <w:hyperlink w:anchor="_Toc221874340" w:history="1">
+      <w:hyperlink w:anchor="_Toc222649836" w:history="1">
         <w:r>
           <w:rPr>
             <w:rStyle w:val="Hyperlink"/>
@@ -2884,7 +2894,7 @@
           <w:rPr>
             <w:noProof/>
           </w:rPr>
-          <w:instrText xml:space="preserve"> PAGEREF _Toc221874340 \h </w:instrText>
+          <w:instrText xml:space="preserve"> PAGEREF _Toc222649836 \h </w:instrText>
         </w:r>
         <w:r>
           <w:rPr>
@@ -2927,7 +2937,7 @@
           <w:lang w:val="nl-BE" w:eastAsia="nl-BE" w:bidi="ar-SA"/>
         </w:rPr>
       </w:pPr>
-      <w:hyperlink w:anchor="_Toc221874341" w:history="1">
+      <w:hyperlink w:anchor="_Toc222649837" w:history="1">
         <w:r>
           <w:rPr>
             <w:rStyle w:val="Hyperlink"/>
@@ -2968,7 +2978,7 @@
           <w:rPr>
             <w:noProof/>
           </w:rPr>
-          <w:instrText xml:space="preserve"> PAGEREF _Toc221874341 \h </w:instrText>
+          <w:instrText xml:space="preserve"> PAGEREF _Toc222649837 \h </w:instrText>
         </w:r>
         <w:r>
           <w:rPr>
@@ -3011,7 +3021,7 @@
           <w:lang w:val="nl-BE" w:eastAsia="nl-BE" w:bidi="ar-SA"/>
         </w:rPr>
       </w:pPr>
-      <w:hyperlink w:anchor="_Toc221874342" w:history="1">
+      <w:hyperlink w:anchor="_Toc222649838" w:history="1">
         <w:r>
           <w:rPr>
             <w:rStyle w:val="Hyperlink"/>
@@ -3052,7 +3062,7 @@
           <w:rPr>
             <w:noProof/>
           </w:rPr>
-          <w:instrText xml:space="preserve"> PAGEREF _Toc221874342 \h </w:instrText>
+          <w:instrText xml:space="preserve"> PAGEREF _Toc222649838 \h </w:instrText>
         </w:r>
         <w:r>
           <w:rPr>
@@ -3095,7 +3105,7 @@
           <w:lang w:val="nl-BE" w:eastAsia="nl-BE" w:bidi="ar-SA"/>
         </w:rPr>
       </w:pPr>
-      <w:hyperlink w:anchor="_Toc221874343" w:history="1">
+      <w:hyperlink w:anchor="_Toc222649839" w:history="1">
         <w:r>
           <w:rPr>
             <w:rStyle w:val="Hyperlink"/>
@@ -3136,7 +3146,7 @@
           <w:rPr>
             <w:noProof/>
           </w:rPr>
-          <w:instrText xml:space="preserve"> PAGEREF _Toc221874343 \h </w:instrText>
+          <w:instrText xml:space="preserve"> PAGEREF _Toc222649839 \h </w:instrText>
         </w:r>
         <w:r>
           <w:rPr>
@@ -3179,7 +3189,7 @@
           <w:lang w:val="nl-BE" w:eastAsia="nl-BE" w:bidi="ar-SA"/>
         </w:rPr>
       </w:pPr>
-      <w:hyperlink w:anchor="_Toc221874344" w:history="1">
+      <w:hyperlink w:anchor="_Toc222649840" w:history="1">
         <w:r>
           <w:rPr>
             <w:rStyle w:val="Hyperlink"/>
@@ -3220,7 +3230,7 @@
           <w:rPr>
             <w:noProof/>
           </w:rPr>
-          <w:instrText xml:space="preserve"> PAGEREF _Toc221874344 \h </w:instrText>
+          <w:instrText xml:space="preserve"> PAGEREF _Toc222649840 \h </w:instrText>
         </w:r>
         <w:r>
           <w:rPr>
@@ -3263,7 +3273,7 @@
           <w:lang w:val="nl-BE" w:eastAsia="nl-BE" w:bidi="ar-SA"/>
         </w:rPr>
       </w:pPr>
-      <w:hyperlink w:anchor="_Toc221874345" w:history="1">
+      <w:hyperlink w:anchor="_Toc222649841" w:history="1">
         <w:r>
           <w:rPr>
             <w:rStyle w:val="Hyperlink"/>
@@ -3304,7 +3314,7 @@
           <w:rPr>
             <w:noProof/>
           </w:rPr>
-          <w:instrText xml:space="preserve"> PAGEREF _Toc221874345 \h </w:instrText>
+          <w:instrText xml:space="preserve"> PAGEREF _Toc222649841 \h </w:instrText>
         </w:r>
         <w:r>
           <w:rPr>
@@ -3322,7 +3332,7 @@
             <w:rFonts w:hint="eastAsia"/>
             <w:noProof/>
           </w:rPr>
-          <w:t>26</w:t>
+          <w:t>27</w:t>
         </w:r>
         <w:r>
           <w:rPr>
@@ -3347,7 +3357,7 @@
           <w:lang w:val="nl-BE" w:eastAsia="nl-BE" w:bidi="ar-SA"/>
         </w:rPr>
       </w:pPr>
-      <w:hyperlink w:anchor="_Toc221874346" w:history="1">
+      <w:hyperlink w:anchor="_Toc222649842" w:history="1">
         <w:r>
           <w:rPr>
             <w:rStyle w:val="Hyperlink"/>
@@ -3388,7 +3398,7 @@
           <w:rPr>
             <w:noProof/>
           </w:rPr>
-          <w:instrText xml:space="preserve"> PAGEREF _Toc221874346 \h </w:instrText>
+          <w:instrText xml:space="preserve"> PAGEREF _Toc222649842 \h </w:instrText>
         </w:r>
         <w:r>
           <w:rPr>
@@ -3431,7 +3441,7 @@
           <w:lang w:val="nl-BE" w:eastAsia="nl-BE" w:bidi="ar-SA"/>
         </w:rPr>
       </w:pPr>
-      <w:hyperlink w:anchor="_Toc221874347" w:history="1">
+      <w:hyperlink w:anchor="_Toc222649843" w:history="1">
         <w:r>
           <w:rPr>
             <w:rStyle w:val="Hyperlink"/>
@@ -3472,7 +3482,7 @@
           <w:rPr>
             <w:noProof/>
           </w:rPr>
-          <w:instrText xml:space="preserve"> PAGEREF _Toc221874347 \h </w:instrText>
+          <w:instrText xml:space="preserve"> PAGEREF _Toc222649843 \h </w:instrText>
         </w:r>
         <w:r>
           <w:rPr>
@@ -3515,7 +3525,7 @@
           <w:lang w:val="nl-BE" w:eastAsia="nl-BE" w:bidi="ar-SA"/>
         </w:rPr>
       </w:pPr>
-      <w:hyperlink w:anchor="_Toc221874348" w:history="1">
+      <w:hyperlink w:anchor="_Toc222649844" w:history="1">
         <w:r>
           <w:rPr>
             <w:rStyle w:val="Hyperlink"/>
@@ -3556,7 +3566,7 @@
           <w:rPr>
             <w:noProof/>
           </w:rPr>
-          <w:instrText xml:space="preserve"> PAGEREF _Toc221874348 \h </w:instrText>
+          <w:instrText xml:space="preserve"> PAGEREF _Toc222649844 \h </w:instrText>
         </w:r>
         <w:r>
           <w:rPr>
@@ -3599,7 +3609,7 @@
           <w:lang w:val="nl-BE" w:eastAsia="nl-BE" w:bidi="ar-SA"/>
         </w:rPr>
       </w:pPr>
-      <w:hyperlink w:anchor="_Toc221874349" w:history="1">
+      <w:hyperlink w:anchor="_Toc222649845" w:history="1">
         <w:r>
           <w:rPr>
             <w:rStyle w:val="Hyperlink"/>
@@ -3640,7 +3650,7 @@
           <w:rPr>
             <w:noProof/>
           </w:rPr>
-          <w:instrText xml:space="preserve"> PAGEREF _Toc221874349 \h </w:instrText>
+          <w:instrText xml:space="preserve"> PAGEREF _Toc222649845 \h </w:instrText>
         </w:r>
         <w:r>
           <w:rPr>
@@ -3658,7 +3668,7 @@
             <w:rFonts w:hint="eastAsia"/>
             <w:noProof/>
           </w:rPr>
-          <w:t>28</w:t>
+          <w:t>29</w:t>
         </w:r>
         <w:r>
           <w:rPr>
@@ -3692,7 +3702,7 @@
         </w:rPr>
       </w:pPr>
       <w:bookmarkStart w:id="0" w:name="_Ref118727531"/>
-      <w:bookmarkStart w:id="1" w:name="_Toc221874307"/>
+      <w:bookmarkStart w:id="1" w:name="_Toc222649803"/>
       <w:r>
         <w:lastRenderedPageBreak/>
         <w:t>Install</w:t>
@@ -3836,7 +3846,7 @@
           <w:rFonts w:hint="eastAsia"/>
         </w:rPr>
       </w:pPr>
-      <w:bookmarkStart w:id="2" w:name="_Toc221874308"/>
+      <w:bookmarkStart w:id="2" w:name="_Toc222649804"/>
       <w:r>
         <w:t>Launching ModbusControl</w:t>
       </w:r>
@@ -4077,7 +4087,7 @@
           <w:rFonts w:hint="eastAsia"/>
         </w:rPr>
       </w:pPr>
-      <w:bookmarkStart w:id="3" w:name="_Toc221874309"/>
+      <w:bookmarkStart w:id="3" w:name="_Toc222649805"/>
       <w:r>
         <w:t xml:space="preserve">The </w:t>
       </w:r>
@@ -4201,7 +4211,7 @@
           <w:rFonts w:hint="eastAsia"/>
         </w:rPr>
       </w:pPr>
-      <w:bookmarkStart w:id="4" w:name="_Toc221874310"/>
+      <w:bookmarkStart w:id="4" w:name="_Toc222649806"/>
       <w:r>
         <w:t>Using ModbusControl</w:t>
       </w:r>
@@ -4216,7 +4226,7 @@
         </w:rPr>
       </w:pPr>
       <w:bookmarkStart w:id="5" w:name="_Ref118397727"/>
-      <w:bookmarkStart w:id="6" w:name="_Toc221874311"/>
+      <w:bookmarkStart w:id="6" w:name="_Toc222649807"/>
       <w:r>
         <w:rPr>
           <w:lang w:val="en-GB"/>
@@ -4488,7 +4498,7 @@
           <w:lang w:val="en-GB"/>
         </w:rPr>
       </w:pPr>
-      <w:bookmarkStart w:id="7" w:name="_Toc221874312"/>
+      <w:bookmarkStart w:id="7" w:name="_Toc222649808"/>
       <w:r>
         <w:rPr>
           <w:lang w:val="en-GB"/>
@@ -5004,7 +5014,7 @@
           <w:lang w:val="en-GB"/>
         </w:rPr>
       </w:pPr>
-      <w:bookmarkStart w:id="8" w:name="_Toc221874313"/>
+      <w:bookmarkStart w:id="8" w:name="_Toc222649809"/>
       <w:r>
         <w:rPr>
           <w:lang w:val="en-GB"/>
@@ -5162,7 +5172,7 @@
           <w:lang w:val="en-GB"/>
         </w:rPr>
       </w:pPr>
-      <w:bookmarkStart w:id="9" w:name="_Toc221874314"/>
+      <w:bookmarkStart w:id="9" w:name="_Toc222649810"/>
       <w:r>
         <w:rPr>
           <w:lang w:val="en-GB"/>
@@ -5235,7 +5245,7 @@
       </w:pPr>
       <w:bookmarkStart w:id="10" w:name="__RefHeading___Toc43_939433756"/>
       <w:bookmarkStart w:id="11" w:name="_Ref118397833"/>
-      <w:bookmarkStart w:id="12" w:name="_Toc221874315"/>
+      <w:bookmarkStart w:id="12" w:name="_Toc222649811"/>
       <w:bookmarkEnd w:id="10"/>
       <w:r>
         <w:rPr>
@@ -7891,7 +7901,7 @@
           <w:lang w:val="en-GB"/>
         </w:rPr>
       </w:pPr>
-      <w:bookmarkStart w:id="14" w:name="_Toc221874316"/>
+      <w:bookmarkStart w:id="14" w:name="_Toc222649812"/>
       <w:r>
         <w:rPr>
           <w:lang w:val="en-GB"/>
@@ -8849,7 +8859,7 @@
           <w:lang w:val="en-GB"/>
         </w:rPr>
       </w:pPr>
-      <w:bookmarkStart w:id="15" w:name="_Toc221874317"/>
+      <w:bookmarkStart w:id="15" w:name="_Toc222649813"/>
       <w:r>
         <w:rPr>
           <w:lang w:val="en-GB"/>
@@ -9412,7 +9422,7 @@
         </w:rPr>
         <w:lastRenderedPageBreak/>
         <w:pict w14:anchorId="30845F7A">
-          <v:shape id="_x0000_i1026" type="#_x0000_t75" style="width:472.2pt;height:142.8pt;visibility:visible;mso-wrap-style:square">
+          <v:shape id="_x0000_i1026" type="#_x0000_t75" style="width:472.1pt;height:142.65pt;visibility:visible;mso-wrap-style:square">
             <v:imagedata r:id="rId10" o:title=""/>
           </v:shape>
         </w:pict>
@@ -9623,7 +9633,7 @@
         </w:rPr>
       </w:pPr>
       <w:bookmarkStart w:id="16" w:name="__RefHeading___Toc62_1195957084"/>
-      <w:bookmarkStart w:id="17" w:name="_Toc221874318"/>
+      <w:bookmarkStart w:id="17" w:name="_Toc222649814"/>
       <w:bookmarkEnd w:id="16"/>
       <w:r>
         <w:rPr>
@@ -9671,7 +9681,7 @@
           <w:lang w:val="en-GB"/>
         </w:rPr>
       </w:pPr>
-      <w:bookmarkStart w:id="18" w:name="_Toc221874319"/>
+      <w:bookmarkStart w:id="18" w:name="_Toc222649815"/>
       <w:r>
         <w:rPr>
           <w:lang w:val="en-GB"/>
@@ -9781,7 +9791,7 @@
           <w:lang w:val="en-GB"/>
         </w:rPr>
       </w:pPr>
-      <w:bookmarkStart w:id="19" w:name="_Toc221874320"/>
+      <w:bookmarkStart w:id="19" w:name="_Toc222649816"/>
       <w:r>
         <w:rPr>
           <w:lang w:val="en-GB"/>
@@ -9952,7 +9962,7 @@
           <w:lang w:val="en-GB"/>
         </w:rPr>
       </w:pPr>
-      <w:bookmarkStart w:id="20" w:name="_Toc221874321"/>
+      <w:bookmarkStart w:id="20" w:name="_Toc222649817"/>
       <w:r>
         <w:rPr>
           <w:lang w:val="en-GB"/>
@@ -10003,6 +10013,7 @@
       <w:pPr>
         <w:pStyle w:val="Normaalweb"/>
         <w:rPr>
+          <w:rFonts w:hint="eastAsia"/>
           <w:lang w:val="en-GB"/>
         </w:rPr>
       </w:pPr>
@@ -10018,11 +10029,12 @@
           <w:lang w:val="en-GB"/>
         </w:rPr>
         <w:noBreakHyphen/>
-        <w:t xml:space="preserve">clicking on the </w:t>
-      </w:r>
-      <w:r>
-        <w:rPr>
-          <w:rStyle w:val="Zwaar"/>
+        <w:t xml:space="preserve">clicking any cell in the </w:t>
+      </w:r>
+      <w:r>
+        <w:rPr>
+          <w:i/>
+          <w:iCs/>
           <w:lang w:val="en-GB"/>
         </w:rPr>
         <w:t>Register</w:t>
@@ -10031,11 +10043,12 @@
         <w:rPr>
           <w:lang w:val="en-GB"/>
         </w:rPr>
-        <w:t xml:space="preserve"> or </w:t>
-      </w:r>
-      <w:r>
-        <w:rPr>
-          <w:rStyle w:val="Zwaar"/>
+        <w:t xml:space="preserve">, </w:t>
+      </w:r>
+      <w:r>
+        <w:rPr>
+          <w:i/>
+          <w:iCs/>
           <w:lang w:val="en-GB"/>
         </w:rPr>
         <w:t>Description</w:t>
@@ -10044,11 +10057,51 @@
         <w:rPr>
           <w:lang w:val="en-GB"/>
         </w:rPr>
-        <w:t xml:space="preserve"> column allows you to change the background </w:t>
+        <w:t xml:space="preserve">, or </w:t>
+      </w:r>
+      <w:r>
+        <w:rPr>
+          <w:i/>
+          <w:iCs/>
+          <w:lang w:val="en-GB"/>
+        </w:rPr>
+        <w:t>Properties</w:t>
+      </w:r>
+      <w:r>
+        <w:rPr>
+          <w:lang w:val="en-GB"/>
+        </w:rPr>
+        <w:t xml:space="preserve"> columns opens a context menu that </w:t>
+      </w:r>
+      <w:r>
+        <w:rPr>
+          <w:lang w:val="en-GB"/>
+        </w:rPr>
+        <w:t>allows</w:t>
+      </w:r>
+      <w:r>
+        <w:rPr>
+          <w:lang w:val="en-GB"/>
+        </w:rPr>
+        <w:t xml:space="preserve"> you </w:t>
+      </w:r>
+      <w:r>
+        <w:rPr>
+          <w:lang w:val="en-GB"/>
+        </w:rPr>
+        <w:t xml:space="preserve">to </w:t>
+      </w:r>
+      <w:r>
+        <w:rPr>
+          <w:lang w:val="en-GB"/>
+        </w:rPr>
+        <w:t xml:space="preserve">change the background </w:t>
       </w:r>
       <w:proofErr w:type="spellStart"/>
       <w:r>
         <w:rPr>
+          <w:b/>
+          <w:bCs/>
           <w:lang w:val="en-GB"/>
         </w:rPr>
         <w:t>color</w:t>
@@ -10058,111 +10111,125 @@
         <w:rPr>
           <w:lang w:val="en-GB"/>
         </w:rPr>
-        <w:t xml:space="preserve"> of the selected row. This is useful for highlighting registers you want to focus on.</w:t>
+        <w:t xml:space="preserve"> of the selected row. This is useful for visually highlighting registers you want to track or prioritize.</w:t>
+      </w:r>
+      <w:r>
+        <w:rPr>
+          <w:lang w:val="en-GB"/>
+        </w:rPr>
+        <w:t xml:space="preserve"> </w:t>
+      </w:r>
+      <w:r>
+        <w:rPr>
+          <w:lang w:val="en-GB"/>
+        </w:rPr>
+        <w:br/>
+      </w:r>
+      <w:r>
+        <w:rPr>
+          <w:lang w:val="en-GB"/>
+        </w:rPr>
+        <w:t xml:space="preserve">The same menu also includes a </w:t>
+      </w:r>
+      <w:r>
+        <w:rPr>
+          <w:b/>
+          <w:bCs/>
+          <w:lang w:val="en-GB"/>
+        </w:rPr>
+        <w:t>Copy line</w:t>
+      </w:r>
+      <w:r>
+        <w:rPr>
+          <w:lang w:val="en-GB"/>
+        </w:rPr>
+        <w:t xml:space="preserve"> option, which copies the entire row to the clipboard. Alternatively, you can press </w:t>
+      </w:r>
+      <w:r>
+        <w:rPr>
+          <w:b/>
+          <w:bCs/>
+          <w:lang w:val="en-GB"/>
+        </w:rPr>
+        <w:t>Ctrl + C</w:t>
+      </w:r>
+      <w:r>
+        <w:rPr>
+          <w:lang w:val="en-GB"/>
+        </w:rPr>
+        <w:t xml:space="preserve"> after selecting a cell in any of these columns to copy the full row as well.</w:t>
       </w:r>
     </w:p>
     <w:p>
       <w:pPr>
-        <w:pStyle w:val="Normaalweb"/>
-        <w:rPr>
-          <w:lang w:val="en-GB"/>
-        </w:rPr>
-      </w:pPr>
-      <w:r>
-        <w:rPr>
-          <w:lang w:val="en-GB"/>
-        </w:rPr>
-        <w:t xml:space="preserve">Use the </w:t>
-      </w:r>
-      <w:r>
-        <w:rPr>
-          <w:rStyle w:val="Zwaar"/>
-          <w:lang w:val="en-GB"/>
-        </w:rPr>
-        <w:t>Copy line</w:t>
-      </w:r>
-      <w:r>
-        <w:rPr>
-          <w:lang w:val="en-GB"/>
-        </w:rPr>
-        <w:t xml:space="preserve"> menu item to copy the entire row to the clipboard. Pressing </w:t>
-      </w:r>
-      <w:r>
-        <w:rPr>
-          <w:rStyle w:val="Zwaar"/>
-          <w:lang w:val="en-GB"/>
-        </w:rPr>
-        <w:t>Ctrl + C</w:t>
-      </w:r>
-      <w:r>
-        <w:rPr>
-          <w:lang w:val="en-GB"/>
-        </w:rPr>
-        <w:t xml:space="preserve"> after clicking the Register or Description column performs the same action.</w:t>
+        <w:keepNext/>
+        <w:spacing w:after="0"/>
+      </w:pPr>
+      <w:r>
+        <w:t>Right</w:t>
+      </w:r>
+      <w:r>
+        <w:noBreakHyphen/>
+        <w:t xml:space="preserve">clicking </w:t>
+      </w:r>
+      <w:r>
+        <w:t xml:space="preserve">a cell </w:t>
+      </w:r>
+      <w:r>
+        <w:t xml:space="preserve">in the </w:t>
+      </w:r>
+      <w:r>
+        <w:rPr>
+          <w:i/>
+          <w:iCs/>
+        </w:rPr>
+        <w:t>V</w:t>
+      </w:r>
+      <w:r>
+        <w:rPr>
+          <w:i/>
+          <w:iCs/>
+        </w:rPr>
+        <w:t xml:space="preserve">alue </w:t>
+      </w:r>
+      <w:r>
+        <w:t xml:space="preserve">column </w:t>
+      </w:r>
+      <w:r>
+        <w:t>opens</w:t>
+      </w:r>
+      <w:r>
+        <w:t xml:space="preserve"> a menu </w:t>
+      </w:r>
+      <w:r>
+        <w:t>that allows you to change how the register value is displayed. The available display formats are:</w:t>
       </w:r>
     </w:p>
     <w:p>
       <w:pPr>
         <w:keepNext/>
-        <w:spacing w:after="0"/>
+        <w:numPr>
+          <w:ilvl w:val="0"/>
+          <w:numId w:val="67"/>
+        </w:numPr>
+        <w:spacing w:before="60" w:after="0"/>
+        <w:ind w:left="714" w:hanging="357"/>
         <w:rPr>
           <w:rFonts w:hint="eastAsia"/>
         </w:rPr>
       </w:pPr>
-    </w:p>
-    <w:p>
-      <w:pPr>
-        <w:keepNext/>
-        <w:spacing w:after="0"/>
-        <w:rPr>
-          <w:rFonts w:hint="eastAsia"/>
-          <w:lang w:val="nl-BE"/>
-        </w:rPr>
-      </w:pPr>
-      <w:r>
-        <w:t>Right</w:t>
-      </w:r>
-      <w:r>
-        <w:noBreakHyphen/>
-        <w:t xml:space="preserve">clicking on a </w:t>
-      </w:r>
       <w:r>
         <w:rPr>
           <w:b/>
           <w:bCs/>
         </w:rPr>
-        <w:t>register value</w:t>
-      </w:r>
-      <w:r>
-        <w:t xml:space="preserve"> opens a menu where you can change the display format. </w:t>
-      </w:r>
-      <w:proofErr w:type="spellStart"/>
-      <w:r>
-        <w:rPr>
-          <w:lang w:val="nl-BE"/>
-        </w:rPr>
-        <w:t>Available</w:t>
-      </w:r>
-      <w:proofErr w:type="spellEnd"/>
-      <w:r>
-        <w:rPr>
-          <w:lang w:val="nl-BE"/>
-        </w:rPr>
-        <w:t xml:space="preserve"> formats </w:t>
-      </w:r>
-      <w:proofErr w:type="spellStart"/>
-      <w:r>
-        <w:rPr>
-          <w:lang w:val="nl-BE"/>
-        </w:rPr>
-        <w:t>include</w:t>
-      </w:r>
-      <w:proofErr w:type="spellEnd"/>
-      <w:r>
-        <w:rPr>
-          <w:lang w:val="nl-BE"/>
-        </w:rPr>
-        <w:t>:</w:t>
+        <w:t>Int:</w:t>
+      </w:r>
+      <w:r>
+        <w:t xml:space="preserve"> </w:t>
+      </w:r>
+      <w:r>
+        <w:t>Shows the value as a signed integer</w:t>
       </w:r>
     </w:p>
     <w:p>
@@ -10172,20 +10239,32 @@
           <w:ilvl w:val="0"/>
           <w:numId w:val="26"/>
         </w:numPr>
-        <w:spacing w:after="0"/>
+        <w:spacing w:before="60" w:after="0"/>
         <w:rPr>
           <w:rFonts w:hint="eastAsia"/>
         </w:rPr>
       </w:pPr>
+      <w:proofErr w:type="spellStart"/>
       <w:r>
         <w:rPr>
           <w:b/>
           <w:bCs/>
         </w:rPr>
-        <w:t>Int:</w:t>
-      </w:r>
-      <w:r>
-        <w:t xml:space="preserve"> Display as a signed integer</w:t>
+        <w:t>UInt</w:t>
+      </w:r>
+      <w:proofErr w:type="spellEnd"/>
+      <w:r>
+        <w:rPr>
+          <w:b/>
+          <w:bCs/>
+        </w:rPr>
+        <w:t>:</w:t>
+      </w:r>
+      <w:r>
+        <w:t xml:space="preserve"> </w:t>
+      </w:r>
+      <w:r>
+        <w:t>Shows the value as an unsigned integer</w:t>
       </w:r>
     </w:p>
     <w:p>
@@ -10195,29 +10274,23 @@
           <w:ilvl w:val="0"/>
           <w:numId w:val="26"/>
         </w:numPr>
-        <w:spacing w:after="0"/>
+        <w:spacing w:before="60" w:after="0"/>
         <w:rPr>
           <w:rFonts w:hint="eastAsia"/>
         </w:rPr>
       </w:pPr>
-      <w:proofErr w:type="spellStart"/>
       <w:r>
         <w:rPr>
           <w:b/>
           <w:bCs/>
         </w:rPr>
-        <w:t>UInt</w:t>
-      </w:r>
-      <w:proofErr w:type="spellEnd"/>
-      <w:r>
-        <w:rPr>
-          <w:b/>
-          <w:bCs/>
-        </w:rPr>
-        <w:t>:</w:t>
-      </w:r>
-      <w:r>
-        <w:t xml:space="preserve"> Display as an unsigned integer</w:t>
+        <w:t>Hex:</w:t>
+      </w:r>
+      <w:r>
+        <w:t xml:space="preserve"> </w:t>
+      </w:r>
+      <w:r>
+        <w:t>Shows the value in hexadecimal format (e.g., 0x1234)</w:t>
       </w:r>
     </w:p>
     <w:p>
@@ -10227,7 +10300,7 @@
           <w:ilvl w:val="0"/>
           <w:numId w:val="26"/>
         </w:numPr>
-        <w:spacing w:after="0"/>
+        <w:spacing w:before="60" w:after="0"/>
         <w:rPr>
           <w:rFonts w:hint="eastAsia"/>
         </w:rPr>
@@ -10237,10 +10310,13 @@
           <w:b/>
           <w:bCs/>
         </w:rPr>
-        <w:t>Hex:</w:t>
-      </w:r>
-      <w:r>
-        <w:t xml:space="preserve"> Display as a hexadecimal value (e.g., 0x1234)</w:t>
+        <w:t>Binary:</w:t>
+      </w:r>
+      <w:r>
+        <w:t xml:space="preserve"> </w:t>
+      </w:r>
+      <w:r>
+        <w:t>Shows the value in binary format (e.g., 0b10010110).</w:t>
       </w:r>
     </w:p>
     <w:p>
@@ -10250,7 +10326,7 @@
           <w:ilvl w:val="0"/>
           <w:numId w:val="26"/>
         </w:numPr>
-        <w:spacing w:after="0"/>
+        <w:spacing w:before="60" w:after="0"/>
         <w:rPr>
           <w:rFonts w:hint="eastAsia"/>
         </w:rPr>
@@ -10260,10 +10336,28 @@
           <w:b/>
           <w:bCs/>
         </w:rPr>
-        <w:t>Binary:</w:t>
-      </w:r>
-      <w:r>
-        <w:t xml:space="preserve"> Display as a binary value (e.g., 0b10010110)</w:t>
+        <w:t>Float:</w:t>
+      </w:r>
+      <w:r>
+        <w:t xml:space="preserve"> </w:t>
+      </w:r>
+      <w:r>
+        <w:t>Interprets the value as a 32</w:t>
+      </w:r>
+      <w:r>
+        <w:noBreakHyphen/>
+        <w:t>bit IEEE 754 floating</w:t>
+      </w:r>
+      <w:r>
+        <w:noBreakHyphen/>
+        <w:t>point number (applicable only to 32</w:t>
+      </w:r>
+      <w:r>
+        <w:noBreakHyphen/>
+        <w:t>bit registers).</w:t>
+      </w:r>
+      <w:r>
+        <w:t xml:space="preserve"> </w:t>
       </w:r>
     </w:p>
     <w:p>
@@ -10273,7 +10367,7 @@
           <w:ilvl w:val="0"/>
           <w:numId w:val="26"/>
         </w:numPr>
-        <w:spacing w:after="0"/>
+        <w:spacing w:before="60" w:after="0"/>
         <w:rPr>
           <w:rFonts w:hint="eastAsia"/>
         </w:rPr>
@@ -10283,37 +10377,70 @@
           <w:b/>
           <w:bCs/>
         </w:rPr>
-        <w:t>Float:</w:t>
-      </w:r>
-      <w:r>
-        <w:t xml:space="preserve"> Display as a 32</w:t>
+        <w:t>ASCII:</w:t>
+      </w:r>
+      <w:r>
+        <w:t xml:space="preserve"> </w:t>
+      </w:r>
+      <w:r>
+        <w:br/>
+      </w:r>
+      <w:r>
+        <w:t>16</w:t>
       </w:r>
       <w:r>
         <w:noBreakHyphen/>
-        <w:t>bit IEEE</w:t>
+        <w:t xml:space="preserve">bit register → 2 ASCII characters. </w:t>
+      </w:r>
+      <w:r>
+        <w:br/>
+      </w:r>
+      <w:r>
+        <w:t>32</w:t>
       </w:r>
       <w:r>
         <w:noBreakHyphen/>
-        <w:t>754 floating</w:t>
+        <w:t>bit register → 4 ASCII characters</w:t>
+      </w:r>
+      <w:r>
+        <w:t>.</w:t>
+      </w:r>
+      <w:r>
+        <w:br/>
+      </w:r>
+      <w:r>
+        <w:t>Non</w:t>
       </w:r>
       <w:r>
         <w:noBreakHyphen/>
-        <w:t xml:space="preserve">point value </w:t>
-      </w:r>
-      <w:r>
-        <w:rPr>
-          <w:i/>
-          <w:iCs/>
-        </w:rPr>
-        <w:t>(Only applicable to 32</w:t>
-      </w:r>
-      <w:r>
-        <w:rPr>
-          <w:i/>
-          <w:iCs/>
-        </w:rPr>
-        <w:noBreakHyphen/>
-        <w:t>bit registers)</w:t>
+        <w:t xml:space="preserve">printable characters are </w:t>
+      </w:r>
+      <w:r>
+        <w:t>shown using</w:t>
+      </w:r>
+      <w:r>
+        <w:t xml:space="preserve"> escape sequences. For example, a register with value </w:t>
+      </w:r>
+      <w:r>
+        <w:rPr>
+          <w:rFonts w:ascii="Courier New" w:hAnsi="Courier New" w:cs="Courier New"/>
+        </w:rPr>
+        <w:t>0x0141</w:t>
+      </w:r>
+      <w:r>
+        <w:t xml:space="preserve"> is </w:t>
+      </w:r>
+      <w:r>
+        <w:t>displayed</w:t>
+      </w:r>
+      <w:r>
+        <w:t xml:space="preserve"> as </w:t>
+      </w:r>
+      <w:r>
+        <w:rPr>
+          <w:rFonts w:ascii="Courier New" w:hAnsi="Courier New" w:cs="Courier New"/>
+        </w:rPr>
+        <w:t>"\x01A".</w:t>
       </w:r>
     </w:p>
     <w:p>
@@ -10323,7 +10450,7 @@
           <w:ilvl w:val="0"/>
           <w:numId w:val="26"/>
         </w:numPr>
-        <w:spacing w:after="0"/>
+        <w:spacing w:before="60" w:after="0"/>
         <w:rPr>
           <w:rFonts w:hint="eastAsia"/>
         </w:rPr>
@@ -10333,124 +10460,96 @@
           <w:b/>
           <w:bCs/>
         </w:rPr>
-        <w:t>ASCII:</w:t>
-      </w:r>
-      <w:r>
-        <w:t xml:space="preserve"> 16</w:t>
-      </w:r>
-      <w:r>
-        <w:noBreakHyphen/>
-        <w:t>bit register → 2 ASCII characters. 32</w:t>
-      </w:r>
-      <w:r>
-        <w:noBreakHyphen/>
-        <w:t>bit register → 4 ASCII characters</w:t>
+        <w:t>String:</w:t>
+      </w:r>
+      <w:r>
+        <w:t xml:space="preserve"> Display</w:t>
+      </w:r>
+      <w:r>
+        <w:t>s</w:t>
+      </w:r>
+      <w:r>
+        <w:t xml:space="preserve"> the value as text</w:t>
       </w:r>
       <w:r>
         <w:t>.</w:t>
-      </w:r>
-      <w:r>
-        <w:br/>
-      </w:r>
-      <w:r>
-        <w:t>Non</w:t>
-      </w:r>
-      <w:r>
-        <w:noBreakHyphen/>
-        <w:t xml:space="preserve">printable characters are </w:t>
-      </w:r>
-      <w:r>
-        <w:t>displayed</w:t>
-      </w:r>
-      <w:r>
-        <w:t xml:space="preserve"> as escape sequences. For example, a register with value 0x0141 is </w:t>
-      </w:r>
-      <w:r>
-        <w:t>displayed</w:t>
-      </w:r>
-      <w:r>
-        <w:t xml:space="preserve"> as "\x01A".</w:t>
       </w:r>
     </w:p>
     <w:p>
       <w:pPr>
         <w:keepNext/>
-        <w:numPr>
-          <w:ilvl w:val="0"/>
-          <w:numId w:val="26"/>
-        </w:numPr>
+        <w:spacing w:before="120" w:after="0"/>
+        <w:rPr>
+          <w:rFonts w:hint="eastAsia"/>
+        </w:rPr>
+      </w:pPr>
+      <w:r>
+        <w:t>A check mark indicates the currently selected format.</w:t>
+      </w:r>
+    </w:p>
+    <w:p>
+      <w:pPr>
+        <w:keepNext/>
         <w:spacing w:after="0"/>
         <w:rPr>
           <w:rFonts w:hint="eastAsia"/>
         </w:rPr>
       </w:pPr>
+      <w:r>
+        <w:t xml:space="preserve">Use the </w:t>
+      </w:r>
       <w:r>
         <w:rPr>
           <w:b/>
           <w:bCs/>
         </w:rPr>
-        <w:t>String:</w:t>
-      </w:r>
-      <w:r>
-        <w:t xml:space="preserve"> Display the value as text</w:t>
-      </w:r>
-      <w:r>
-        <w:t>.</w:t>
+        <w:t>Copy value</w:t>
+      </w:r>
+      <w:r>
+        <w:t xml:space="preserve"> menu item to copy only the register</w:t>
+      </w:r>
+      <w:r>
+        <w:t>’s</w:t>
+      </w:r>
+      <w:r>
+        <w:t xml:space="preserve"> value to the clipboard. </w:t>
+      </w:r>
+      <w:r>
+        <w:br/>
+      </w:r>
+      <w:r>
+        <w:t xml:space="preserve">You can also press </w:t>
+      </w:r>
+      <w:r>
+        <w:rPr>
+          <w:b/>
+          <w:bCs/>
+        </w:rPr>
+        <w:t>Ctrl + C</w:t>
+      </w:r>
+      <w:r>
+        <w:t xml:space="preserve"> after selecting a cell in the </w:t>
+      </w:r>
+      <w:r>
+        <w:rPr>
+          <w:i/>
+          <w:iCs/>
+        </w:rPr>
+        <w:t>Value</w:t>
+      </w:r>
+      <w:r>
+        <w:t xml:space="preserve"> column to perform the same action.</w:t>
       </w:r>
     </w:p>
     <w:p>
       <w:pPr>
-        <w:keepNext/>
-        <w:spacing w:after="0"/>
+        <w:pStyle w:val="Kop2"/>
         <w:rPr>
           <w:rFonts w:hint="eastAsia"/>
-        </w:rPr>
-      </w:pPr>
-      <w:r>
-        <w:t>A check mark indicates the currently selected format.</w:t>
-      </w:r>
-    </w:p>
-    <w:p>
-      <w:pPr>
-        <w:keepNext/>
-        <w:spacing w:after="0"/>
-        <w:rPr>
-          <w:rFonts w:hint="eastAsia"/>
-        </w:rPr>
-      </w:pPr>
-      <w:r>
-        <w:t xml:space="preserve">Use the </w:t>
-      </w:r>
-      <w:r>
-        <w:rPr>
-          <w:b/>
-          <w:bCs/>
-        </w:rPr>
-        <w:t>Copy value</w:t>
-      </w:r>
-      <w:r>
-        <w:t xml:space="preserve"> menu item to copy only the register value to the clipboard. Pressing </w:t>
-      </w:r>
-      <w:r>
-        <w:rPr>
-          <w:b/>
-          <w:bCs/>
-        </w:rPr>
-        <w:t>Ctrl + C</w:t>
-      </w:r>
-      <w:r>
-        <w:t xml:space="preserve"> after clicking the Value column performs the same action.</w:t>
-      </w:r>
-    </w:p>
-    <w:p>
-      <w:pPr>
-        <w:pStyle w:val="Kop2"/>
-        <w:rPr>
-          <w:rFonts w:hint="eastAsia"/>
-          <w:lang w:val="en-GB"/>
-        </w:rPr>
-      </w:pPr>
-      <w:bookmarkStart w:id="21" w:name="_Toc221874322"/>
+          <w:lang w:val="en-GB"/>
+        </w:rPr>
+      </w:pPr>
+      <w:bookmarkStart w:id="21" w:name="_Toc222649818"/>
       <w:r>
         <w:rPr>
           <w:lang w:val="en-GB"/>
@@ -10548,7 +10647,7 @@
           <w:lang w:val="en-GB"/>
         </w:rPr>
       </w:pPr>
-      <w:bookmarkStart w:id="22" w:name="_Toc221874323"/>
+      <w:bookmarkStart w:id="22" w:name="_Toc222649819"/>
       <w:r>
         <w:rPr>
           <w:lang w:val="en-GB"/>
@@ -10769,7 +10868,11 @@
         <w:t>bit field</w:t>
       </w:r>
       <w:r>
-        <w:t>, ModbusControl automatically recalculates the full register value based on the current values of all bit fields within that register.</w:t>
+        <w:t xml:space="preserve">, ModbusControl automatically recalculates the full </w:t>
+      </w:r>
+      <w:r>
+        <w:lastRenderedPageBreak/>
+        <w:t>register value based on the current values of all bit fields within that register.</w:t>
       </w:r>
     </w:p>
     <w:p>
@@ -10917,9 +11020,8 @@
         <w:rPr>
           <w:noProof/>
         </w:rPr>
-        <w:lastRenderedPageBreak/>
         <w:pict w14:anchorId="5CABB691">
-          <v:shape id="_x0000_i1027" type="#_x0000_t75" style="width:391.2pt;height:52.2pt;visibility:visible;mso-wrap-style:square">
+          <v:shape id="_x0000_i1027" type="#_x0000_t75" style="width:391.25pt;height:52.3pt;visibility:visible;mso-wrap-style:square">
             <v:imagedata r:id="rId11" o:title=""/>
           </v:shape>
         </w:pict>
@@ -11009,7 +11111,7 @@
         </w:rPr>
         <w:tab/>
       </w:r>
-      <w:bookmarkStart w:id="23" w:name="_Toc221874324"/>
+      <w:bookmarkStart w:id="23" w:name="_Toc222649820"/>
       <w:r>
         <w:rPr>
           <w:lang w:val="en-GB"/>
@@ -11202,7 +11304,7 @@
         </w:rPr>
       </w:pPr>
       <w:bookmarkStart w:id="24" w:name="_Ref117942468"/>
-      <w:bookmarkStart w:id="25" w:name="_Toc221874325"/>
+      <w:bookmarkStart w:id="25" w:name="_Toc222649821"/>
       <w:r>
         <w:t>Mbc project file validation with XSD schema</w:t>
       </w:r>
@@ -11449,8 +11551,9 @@
       </w:pPr>
       <w:bookmarkStart w:id="26" w:name="_Ref117942129"/>
       <w:bookmarkStart w:id="27" w:name="_Ref117942153"/>
-      <w:bookmarkStart w:id="28" w:name="_Toc221874326"/>
-      <w:r>
+      <w:bookmarkStart w:id="28" w:name="_Toc222649822"/>
+      <w:r>
+        <w:lastRenderedPageBreak/>
         <w:t>Logging</w:t>
       </w:r>
       <w:bookmarkEnd w:id="26"/>
@@ -11523,7 +11626,6 @@
           <w:bCs/>
           <w:lang w:val="nl-BE"/>
         </w:rPr>
-        <w:lastRenderedPageBreak/>
         <w:t>Errors</w:t>
       </w:r>
       <w:r>
@@ -11786,7 +11888,7 @@
       </w:pPr>
       <w:bookmarkStart w:id="29" w:name="_Ref117942296"/>
       <w:bookmarkStart w:id="30" w:name="_Ref117942768"/>
-      <w:bookmarkStart w:id="31" w:name="_Toc221874327"/>
+      <w:bookmarkStart w:id="31" w:name="_Toc222649823"/>
       <w:r>
         <w:t>Modbus/TCP bridge</w:t>
       </w:r>
@@ -12040,7 +12142,7 @@
           <w:rFonts w:hint="eastAsia"/>
         </w:rPr>
       </w:pPr>
-      <w:bookmarkStart w:id="32" w:name="_Toc221874328"/>
+      <w:bookmarkStart w:id="32" w:name="_Toc222649824"/>
       <w:r>
         <w:t>The Modbus protocol, function codes and word order</w:t>
       </w:r>
@@ -12146,6 +12248,7 @@
           <w:bCs/>
           <w:lang w:val="nl-BE"/>
         </w:rPr>
+        <w:lastRenderedPageBreak/>
         <w:t>06</w:t>
       </w:r>
       <w:r>
@@ -12986,7 +13089,7 @@
         </w:rPr>
       </w:pPr>
       <w:bookmarkStart w:id="33" w:name="_Ref117948934"/>
-      <w:bookmarkStart w:id="34" w:name="_Toc221874329"/>
+      <w:bookmarkStart w:id="34" w:name="_Toc222649825"/>
       <w:r>
         <w:t>ModbusControl c</w:t>
       </w:r>
@@ -13017,6 +13120,7 @@
         </w:rPr>
       </w:pPr>
       <w:r>
+        <w:lastRenderedPageBreak/>
         <w:t xml:space="preserve">Example usage: </w:t>
       </w:r>
     </w:p>
@@ -13058,7 +13162,6 @@
         </w:rPr>
       </w:pPr>
       <w:r>
-        <w:lastRenderedPageBreak/>
         <w:t>The .mbc filename is optional.</w:t>
       </w:r>
     </w:p>
@@ -13904,7 +14007,7 @@
           <w:rFonts w:hint="eastAsia"/>
         </w:rPr>
       </w:pPr>
-      <w:bookmarkStart w:id="35" w:name="_Toc221874330"/>
+      <w:bookmarkStart w:id="35" w:name="_Toc222649826"/>
       <w:r>
         <w:t>ModbusExport tool</w:t>
       </w:r>
@@ -14199,6 +14302,7 @@
         <w:rPr>
           <w:lang w:val="en-GB"/>
         </w:rPr>
+        <w:lastRenderedPageBreak/>
         <w:t xml:space="preserve">The </w:t>
       </w:r>
       <w:r>
@@ -14286,7 +14390,6 @@
         <w:rPr>
           <w:lang w:val="en-GB"/>
         </w:rPr>
-        <w:lastRenderedPageBreak/>
         <w:t xml:space="preserve">Options may use either </w:t>
       </w:r>
       <w:r>
@@ -15204,6 +15307,7 @@
               </w:rPr>
             </w:pPr>
             <w:r>
+              <w:lastRenderedPageBreak/>
               <w:t>-tabs &lt;</w:t>
             </w:r>
             <w:proofErr w:type="spellStart"/>
@@ -15316,7 +15420,6 @@
               </w:rPr>
             </w:pPr>
             <w:r>
-              <w:lastRenderedPageBreak/>
               <w:t>-</w:t>
             </w:r>
             <w:proofErr w:type="spellStart"/>
@@ -15533,7 +15636,7 @@
           <w:rFonts w:hint="eastAsia"/>
         </w:rPr>
       </w:pPr>
-      <w:bookmarkStart w:id="36" w:name="_Toc221874331"/>
+      <w:bookmarkStart w:id="36" w:name="_Toc222649827"/>
       <w:r>
         <w:t>ModbusImport tool</w:t>
       </w:r>
@@ -16028,6 +16131,7 @@
               </w:rPr>
             </w:pPr>
             <w:r>
+              <w:lastRenderedPageBreak/>
               <w:t xml:space="preserve">-baudrate ### </w:t>
             </w:r>
           </w:p>
@@ -16119,7 +16223,6 @@
               </w:rPr>
             </w:pPr>
             <w:r>
-              <w:lastRenderedPageBreak/>
               <w:t xml:space="preserve">-endofmessagetimeout ### </w:t>
             </w:r>
           </w:p>
@@ -16973,6 +17076,7 @@
           <w:b/>
           <w:bCs/>
         </w:rPr>
+        <w:lastRenderedPageBreak/>
         <w:t xml:space="preserve">Exit codes: </w:t>
       </w:r>
       <w:r>
@@ -16992,7 +17096,6 @@
         </w:rPr>
       </w:pPr>
       <w:r>
-        <w:lastRenderedPageBreak/>
         <w:t>0 = No error</w:t>
       </w:r>
       <w:r>
@@ -17038,7 +17141,7 @@
       <w:bookmarkStart w:id="42" w:name="_Ref221871066"/>
       <w:bookmarkStart w:id="43" w:name="_Ref221871495"/>
       <w:bookmarkStart w:id="44" w:name="_Ref221871518"/>
-      <w:bookmarkStart w:id="45" w:name="_Toc221874332"/>
+      <w:bookmarkStart w:id="45" w:name="_Toc222649828"/>
       <w:r>
         <w:t>The Import/Export format</w:t>
       </w:r>
@@ -17960,8 +18063,9 @@
           <w:rFonts w:hint="eastAsia"/>
         </w:rPr>
       </w:pPr>
-      <w:bookmarkStart w:id="46" w:name="_Toc221874333"/>
-      <w:r>
+      <w:bookmarkStart w:id="46" w:name="_Toc222649829"/>
+      <w:r>
+        <w:lastRenderedPageBreak/>
         <w:t>More about Modbus</w:t>
       </w:r>
       <w:bookmarkEnd w:id="46"/>
@@ -18003,7 +18107,6 @@
           <w:bCs/>
           <w:lang w:val="nl-BE"/>
         </w:rPr>
-        <w:lastRenderedPageBreak/>
         <w:t>Technical Resources</w:t>
       </w:r>
     </w:p>
@@ -18108,7 +18211,7 @@
           <w:lang w:val="en-GB"/>
         </w:rPr>
       </w:pPr>
-      <w:bookmarkStart w:id="47" w:name="_Toc221874334"/>
+      <w:bookmarkStart w:id="47" w:name="_Toc222649830"/>
       <w:r>
         <w:rPr>
           <w:lang w:val="en-GB"/>
@@ -18360,7 +18463,7 @@
           <w:lang w:val="en-GB"/>
         </w:rPr>
       </w:pPr>
-      <w:bookmarkStart w:id="48" w:name="_Toc221874335"/>
+      <w:bookmarkStart w:id="48" w:name="_Toc222649831"/>
       <w:r>
         <w:rPr>
           <w:lang w:val="en-GB"/>
@@ -18829,7 +18932,7 @@
           <w:lang w:val="en-GB"/>
         </w:rPr>
       </w:pPr>
-      <w:bookmarkStart w:id="49" w:name="_Toc221874336"/>
+      <w:bookmarkStart w:id="49" w:name="_Toc222649832"/>
       <w:r>
         <w:rPr>
           <w:lang w:val="en-GB"/>
@@ -19072,7 +19175,11 @@
         <w:t>DPI</w:t>
       </w:r>
       <w:r>
-        <w:t xml:space="preserve"> systems, the values are automatically scaled so that the window appears the same physical size as on a 96</w:t>
+        <w:t xml:space="preserve"> systems, the </w:t>
+      </w:r>
+      <w:r>
+        <w:lastRenderedPageBreak/>
+        <w:t>values are automatically scaled so that the window appears the same physical size as on a 96</w:t>
       </w:r>
       <w:r>
         <w:noBreakHyphen/>
@@ -19110,7 +19217,6 @@
           <w:rStyle w:val="XMLBracket"/>
           <w:lang w:val="en-GB"/>
         </w:rPr>
-        <w:lastRenderedPageBreak/>
         <w:t>&lt;</w:t>
       </w:r>
       <w:r>
@@ -19282,7 +19388,7 @@
           <w:lang w:val="en-GB"/>
         </w:rPr>
       </w:pPr>
-      <w:bookmarkStart w:id="50" w:name="_Toc221874337"/>
+      <w:bookmarkStart w:id="50" w:name="_Toc222649833"/>
       <w:r>
         <w:rPr>
           <w:lang w:val="en-GB"/>
@@ -20118,6 +20224,7 @@
               <w:rPr>
                 <w:rStyle w:val="XML"/>
               </w:rPr>
+              <w:lastRenderedPageBreak/>
               <w:t xml:space="preserve">&lt;int32endian&gt; </w:t>
             </w:r>
           </w:p>
@@ -20230,7 +20337,6 @@
               <w:rPr>
                 <w:rStyle w:val="XML"/>
               </w:rPr>
-              <w:lastRenderedPageBreak/>
               <w:t>&lt;float32endian&gt;</w:t>
             </w:r>
           </w:p>
@@ -21645,11 +21751,12 @@
         </w:rPr>
       </w:pPr>
       <w:bookmarkStart w:id="51" w:name="_Ref146906707"/>
-      <w:bookmarkStart w:id="52" w:name="_Toc221874338"/>
-      <w:r>
-        <w:rPr>
-          <w:lang w:val="en-GB"/>
-        </w:rPr>
+      <w:bookmarkStart w:id="52" w:name="_Toc222649834"/>
+      <w:r>
+        <w:rPr>
+          <w:lang w:val="en-GB"/>
+        </w:rPr>
+        <w:lastRenderedPageBreak/>
         <w:t>The &lt;tab&gt; element</w:t>
       </w:r>
       <w:bookmarkEnd w:id="51"/>
@@ -21738,7 +21845,6 @@
         <w:rPr>
           <w:lang w:val="en-GB"/>
         </w:rPr>
-        <w:lastRenderedPageBreak/>
         <w:t xml:space="preserve">A </w:t>
       </w:r>
       <w:r>
@@ -23147,7 +23253,7 @@
           <w:lang w:val="en-GB" w:eastAsia="nl-BE"/>
         </w:rPr>
       </w:pPr>
-      <w:bookmarkStart w:id="53" w:name="_Toc221874339"/>
+      <w:bookmarkStart w:id="53" w:name="_Toc222649835"/>
       <w:r>
         <w:rPr>
           <w:lang w:val="en-GB" w:eastAsia="nl-BE"/>
@@ -23416,6 +23522,7 @@
               <w:rPr>
                 <w:rStyle w:val="XML"/>
               </w:rPr>
+              <w:lastRenderedPageBreak/>
               <w:t>&lt;file&gt;</w:t>
             </w:r>
           </w:p>
@@ -23817,7 +23924,7 @@
           <w:lang w:val="en-GB"/>
         </w:rPr>
       </w:pPr>
-      <w:bookmarkStart w:id="54" w:name="_Toc221874340"/>
+      <w:bookmarkStart w:id="54" w:name="_Toc222649836"/>
       <w:r>
         <w:rPr>
           <w:lang w:val="en-GB"/>
@@ -24910,7 +25017,14 @@
               <w:rPr>
                 <w:rStyle w:val="Kruisverwijzing"/>
               </w:rPr>
-              <w:t>&gt; elements</w:t>
+              <w:t xml:space="preserve">&gt; </w:t>
+            </w:r>
+            <w:r>
+              <w:rPr>
+                <w:rStyle w:val="Kruisverwijzing"/>
+              </w:rPr>
+              <w:lastRenderedPageBreak/>
+              <w:t>elements</w:t>
             </w:r>
             <w:r>
               <w:rPr>
@@ -24941,6 +25055,7 @@
               <w:rPr>
                 <w:rStyle w:val="XML"/>
               </w:rPr>
+              <w:lastRenderedPageBreak/>
               <w:t>&lt;</w:t>
             </w:r>
             <w:proofErr w:type="spellStart"/>
@@ -25198,7 +25313,6 @@
               <w:rPr>
                 <w:lang w:val="nl-BE"/>
               </w:rPr>
-              <w:lastRenderedPageBreak/>
               <w:t>Valid</w:t>
             </w:r>
             <w:proofErr w:type="spellEnd"/>
@@ -25333,7 +25447,6 @@
               <w:rPr>
                 <w:rStyle w:val="XML"/>
               </w:rPr>
-              <w:lastRenderedPageBreak/>
               <w:t>&lt;enum&gt;</w:t>
             </w:r>
           </w:p>
@@ -26465,7 +26578,7 @@
       </w:pPr>
       <w:bookmarkStart w:id="55" w:name="_Ref117942545"/>
       <w:bookmarkStart w:id="56" w:name="_Ref117942693"/>
-      <w:bookmarkStart w:id="57" w:name="_Toc221874341"/>
+      <w:bookmarkStart w:id="57" w:name="_Toc222649837"/>
       <w:r>
         <w:rPr>
           <w:lang w:val="en-GB"/>
@@ -26873,6 +26986,7 @@
           <w:szCs w:val="22"/>
           <w:lang w:val="en-GB" w:eastAsia="zh-CN"/>
         </w:rPr>
+        <w:lastRenderedPageBreak/>
         <w:t>&lt;</w:t>
       </w:r>
       <w:r>
@@ -27007,12 +27121,11 @@
           <w:lang w:val="en-GB"/>
         </w:rPr>
       </w:pPr>
-      <w:bookmarkStart w:id="58" w:name="_Toc221874342"/>
-      <w:r>
-        <w:rPr>
-          <w:lang w:val="en-GB"/>
-        </w:rPr>
-        <w:lastRenderedPageBreak/>
+      <w:bookmarkStart w:id="58" w:name="_Toc222649838"/>
+      <w:r>
+        <w:rPr>
+          <w:lang w:val="en-GB"/>
+        </w:rPr>
         <w:t>The &lt;</w:t>
       </w:r>
       <w:proofErr w:type="spellStart"/>
@@ -27431,7 +27544,7 @@
           <w:lang w:val="en-GB"/>
         </w:rPr>
         <w:pict w14:anchorId="56E75F81">
-          <v:shape id="Afbeelding 1" o:spid="_x0000_i1028" type="#_x0000_t75" style="width:345.6pt;height:50.4pt;visibility:visible;mso-wrap-style:square">
+          <v:shape id="Afbeelding 1" o:spid="_x0000_i1028" type="#_x0000_t75" style="width:345.75pt;height:50.25pt;visibility:visible;mso-wrap-style:square">
             <v:imagedata r:id="rId12" o:title=""/>
           </v:shape>
         </w:pict>
@@ -27446,7 +27559,7 @@
         </w:rPr>
       </w:pPr>
       <w:bookmarkStart w:id="59" w:name="_Ref117942613"/>
-      <w:bookmarkStart w:id="60" w:name="_Toc221874343"/>
+      <w:bookmarkStart w:id="60" w:name="_Toc222649839"/>
       <w:r>
         <w:rPr>
           <w:lang w:val="en-GB"/>
@@ -27894,6 +28007,7 @@
               <w:rPr>
                 <w:rStyle w:val="XML"/>
               </w:rPr>
+              <w:lastRenderedPageBreak/>
               <w:t>hex32</w:t>
             </w:r>
           </w:p>
@@ -28069,7 +28183,6 @@
               <w:rPr>
                 <w:rStyle w:val="XML"/>
               </w:rPr>
-              <w:lastRenderedPageBreak/>
               <w:t>ascii16</w:t>
             </w:r>
           </w:p>
@@ -28162,6 +28275,9 @@
           <w:p>
             <w:pPr>
               <w:pStyle w:val="Xmlgridtext"/>
+              <w:rPr>
+                <w:rFonts w:hint="eastAsia"/>
+              </w:rPr>
             </w:pPr>
             <w:r>
               <w:t>Text</w:t>
@@ -28179,6 +28295,9 @@
           <w:p>
             <w:pPr>
               <w:pStyle w:val="Xmlgridtext"/>
+              <w:rPr>
+                <w:rFonts w:hint="eastAsia"/>
+              </w:rPr>
             </w:pPr>
             <w:r>
               <w:t>The byte order and the string encoding/decoding format are defined in the project configuration.</w:t>
@@ -28187,6 +28306,9 @@
           <w:p>
             <w:pPr>
               <w:pStyle w:val="Xmlgridtext"/>
+              <w:rPr>
+                <w:rFonts w:hint="eastAsia"/>
+              </w:rPr>
             </w:pPr>
             <w:r>
               <w:t xml:space="preserve">The string is </w:t>
@@ -28223,6 +28345,9 @@
           <w:p>
             <w:pPr>
               <w:pStyle w:val="Xmlgridtext"/>
+              <w:rPr>
+                <w:rFonts w:hint="eastAsia"/>
+              </w:rPr>
             </w:pPr>
             <w:r>
               <w:t xml:space="preserve">For example, the string </w:t>
@@ -28321,14 +28446,7 @@
                 <w:b/>
                 <w:bCs/>
               </w:rPr>
-              <w:t>39</w:t>
-            </w:r>
-            <w:r>
-              <w:rPr>
-                <w:b/>
-                <w:bCs/>
-              </w:rPr>
-              <w:t xml:space="preserve"> characters </w:t>
+              <w:t xml:space="preserve">39 characters </w:t>
             </w:r>
             <w:r>
               <w:rPr>
@@ -28360,7 +28478,7 @@
         </w:rPr>
       </w:pPr>
       <w:bookmarkStart w:id="61" w:name="_Ref117942668"/>
-      <w:bookmarkStart w:id="62" w:name="_Toc221874344"/>
+      <w:bookmarkStart w:id="62" w:name="_Toc222649840"/>
       <w:r>
         <w:rPr>
           <w:lang w:val="en-GB"/>
@@ -29607,11 +29725,12 @@
         </w:rPr>
       </w:pPr>
       <w:bookmarkStart w:id="63" w:name="_Ref117942679"/>
-      <w:bookmarkStart w:id="64" w:name="_Toc221874345"/>
-      <w:r>
-        <w:rPr>
-          <w:lang w:val="en-GB"/>
-        </w:rPr>
+      <w:bookmarkStart w:id="64" w:name="_Toc222649841"/>
+      <w:r>
+        <w:rPr>
+          <w:lang w:val="en-GB"/>
+        </w:rPr>
+        <w:lastRenderedPageBreak/>
         <w:t>The &lt;field&gt; element</w:t>
       </w:r>
       <w:bookmarkEnd w:id="63"/>
@@ -29833,7 +29952,6 @@
               <w:rPr>
                 <w:rStyle w:val="XML"/>
               </w:rPr>
-              <w:lastRenderedPageBreak/>
               <w:t>&lt;</w:t>
             </w:r>
             <w:proofErr w:type="spellStart"/>
@@ -32258,7 +32376,7 @@
       <w:bookmarkStart w:id="68" w:name="_Ref117942648"/>
       <w:bookmarkStart w:id="69" w:name="_Ref117942708"/>
       <w:bookmarkStart w:id="70" w:name="_Ref117942720"/>
-      <w:bookmarkStart w:id="71" w:name="_Toc221874346"/>
+      <w:bookmarkStart w:id="71" w:name="_Toc222649842"/>
       <w:r>
         <w:rPr>
           <w:lang w:val="en-GB"/>
@@ -32482,7 +32600,11 @@
         <w:t>0–255</w:t>
       </w:r>
       <w:r>
-        <w:t>, separated by commas.</w:t>
+        <w:t xml:space="preserve">, separated by </w:t>
+      </w:r>
+      <w:r>
+        <w:lastRenderedPageBreak/>
+        <w:t>commas.</w:t>
       </w:r>
       <w:r>
         <w:t xml:space="preserve"> </w:t>
@@ -32987,7 +33109,6 @@
         <w:br/>
       </w:r>
       <w:r>
-        <w:lastRenderedPageBreak/>
         <w:t xml:space="preserve">Specify the </w:t>
       </w:r>
       <w:proofErr w:type="spellStart"/>
@@ -33255,7 +33376,7 @@
           <w:lang w:val="en-GB"/>
         </w:rPr>
       </w:pPr>
-      <w:bookmarkStart w:id="72" w:name="_Toc221874347"/>
+      <w:bookmarkStart w:id="72" w:name="_Toc222649843"/>
       <w:r>
         <w:rPr>
           <w:lang w:val="en-GB"/>
@@ -33741,7 +33862,7 @@
           <w:lang w:val="en-GB"/>
         </w:rPr>
       </w:pPr>
-      <w:bookmarkStart w:id="73" w:name="_Toc221874348"/>
+      <w:bookmarkStart w:id="73" w:name="_Toc222649844"/>
       <w:r>
         <w:rPr>
           <w:lang w:val="en-GB"/>
@@ -34045,6 +34166,9 @@
             </w:r>
             <w:r>
               <w:br/>
+            </w:r>
+            <w:r>
+              <w:lastRenderedPageBreak/>
               <w:t xml:space="preserve">Optional. </w:t>
             </w:r>
             <w:r>
@@ -34085,6 +34209,7 @@
               <w:rPr>
                 <w:rStyle w:val="XML"/>
               </w:rPr>
+              <w:lastRenderedPageBreak/>
               <w:t>&lt;port&gt;</w:t>
             </w:r>
           </w:p>
@@ -34136,7 +34261,7 @@
           <w:lang w:val="en-GB"/>
         </w:rPr>
       </w:pPr>
-      <w:bookmarkStart w:id="74" w:name="_Toc221874349"/>
+      <w:bookmarkStart w:id="74" w:name="_Toc222649845"/>
       <w:r>
         <w:rPr>
           <w:lang w:val="en-GB"/>
@@ -34203,7 +34328,6 @@
         </w:rPr>
       </w:pPr>
       <w:r>
-        <w:lastRenderedPageBreak/>
         <w:t>An XML comment:</w:t>
       </w:r>
     </w:p>
@@ -36420,6 +36544,119 @@
     </w:lvl>
   </w:abstractNum>
   <w:abstractNum w:abstractNumId="11" w15:restartNumberingAfterBreak="0">
+    <w:nsid w:val="07700116"/>
+    <w:multiLevelType w:val="hybridMultilevel"/>
+    <w:tmpl w:val="AB881B6C"/>
+    <w:lvl w:ilvl="0" w:tplc="08130001">
+      <w:start w:val="1"/>
+      <w:numFmt w:val="bullet"/>
+      <w:lvlText w:val=""/>
+      <w:lvlJc w:val="left"/>
+      <w:pPr>
+        <w:ind w:left="720" w:hanging="360"/>
+      </w:pPr>
+      <w:rPr>
+        <w:rFonts w:ascii="Symbol" w:hAnsi="Symbol" w:hint="default"/>
+      </w:rPr>
+    </w:lvl>
+    <w:lvl w:ilvl="1" w:tplc="08130003" w:tentative="1">
+      <w:start w:val="1"/>
+      <w:numFmt w:val="bullet"/>
+      <w:lvlText w:val="o"/>
+      <w:lvlJc w:val="left"/>
+      <w:pPr>
+        <w:ind w:left="1440" w:hanging="360"/>
+      </w:pPr>
+      <w:rPr>
+        <w:rFonts w:ascii="Courier New" w:hAnsi="Courier New" w:cs="Courier New" w:hint="default"/>
+      </w:rPr>
+    </w:lvl>
+    <w:lvl w:ilvl="2" w:tplc="08130005" w:tentative="1">
+      <w:start w:val="1"/>
+      <w:numFmt w:val="bullet"/>
+      <w:lvlText w:val=""/>
+      <w:lvlJc w:val="left"/>
+      <w:pPr>
+        <w:ind w:left="2160" w:hanging="360"/>
+      </w:pPr>
+      <w:rPr>
+        <w:rFonts w:ascii="Wingdings" w:hAnsi="Wingdings" w:hint="default"/>
+      </w:rPr>
+    </w:lvl>
+    <w:lvl w:ilvl="3" w:tplc="08130001" w:tentative="1">
+      <w:start w:val="1"/>
+      <w:numFmt w:val="bullet"/>
+      <w:lvlText w:val=""/>
+      <w:lvlJc w:val="left"/>
+      <w:pPr>
+        <w:ind w:left="2880" w:hanging="360"/>
+      </w:pPr>
+      <w:rPr>
+        <w:rFonts w:ascii="Symbol" w:hAnsi="Symbol" w:hint="default"/>
+      </w:rPr>
+    </w:lvl>
+    <w:lvl w:ilvl="4" w:tplc="08130003" w:tentative="1">
+      <w:start w:val="1"/>
+      <w:numFmt w:val="bullet"/>
+      <w:lvlText w:val="o"/>
+      <w:lvlJc w:val="left"/>
+      <w:pPr>
+        <w:ind w:left="3600" w:hanging="360"/>
+      </w:pPr>
+      <w:rPr>
+        <w:rFonts w:ascii="Courier New" w:hAnsi="Courier New" w:cs="Courier New" w:hint="default"/>
+      </w:rPr>
+    </w:lvl>
+    <w:lvl w:ilvl="5" w:tplc="08130005" w:tentative="1">
+      <w:start w:val="1"/>
+      <w:numFmt w:val="bullet"/>
+      <w:lvlText w:val=""/>
+      <w:lvlJc w:val="left"/>
+      <w:pPr>
+        <w:ind w:left="4320" w:hanging="360"/>
+      </w:pPr>
+      <w:rPr>
+        <w:rFonts w:ascii="Wingdings" w:hAnsi="Wingdings" w:hint="default"/>
+      </w:rPr>
+    </w:lvl>
+    <w:lvl w:ilvl="6" w:tplc="08130001" w:tentative="1">
+      <w:start w:val="1"/>
+      <w:numFmt w:val="bullet"/>
+      <w:lvlText w:val=""/>
+      <w:lvlJc w:val="left"/>
+      <w:pPr>
+        <w:ind w:left="5040" w:hanging="360"/>
+      </w:pPr>
+      <w:rPr>
+        <w:rFonts w:ascii="Symbol" w:hAnsi="Symbol" w:hint="default"/>
+      </w:rPr>
+    </w:lvl>
+    <w:lvl w:ilvl="7" w:tplc="08130003" w:tentative="1">
+      <w:start w:val="1"/>
+      <w:numFmt w:val="bullet"/>
+      <w:lvlText w:val="o"/>
+      <w:lvlJc w:val="left"/>
+      <w:pPr>
+        <w:ind w:left="5760" w:hanging="360"/>
+      </w:pPr>
+      <w:rPr>
+        <w:rFonts w:ascii="Courier New" w:hAnsi="Courier New" w:cs="Courier New" w:hint="default"/>
+      </w:rPr>
+    </w:lvl>
+    <w:lvl w:ilvl="8" w:tplc="08130005" w:tentative="1">
+      <w:start w:val="1"/>
+      <w:numFmt w:val="bullet"/>
+      <w:lvlText w:val=""/>
+      <w:lvlJc w:val="left"/>
+      <w:pPr>
+        <w:ind w:left="6480" w:hanging="360"/>
+      </w:pPr>
+      <w:rPr>
+        <w:rFonts w:ascii="Wingdings" w:hAnsi="Wingdings" w:hint="default"/>
+      </w:rPr>
+    </w:lvl>
+  </w:abstractNum>
+  <w:abstractNum w:abstractNumId="12" w15:restartNumberingAfterBreak="0">
     <w:nsid w:val="09054069"/>
     <w:multiLevelType w:val="multilevel"/>
     <w:tmpl w:val="263ADDFE"/>
@@ -36568,7 +36805,7 @@
       </w:rPr>
     </w:lvl>
   </w:abstractNum>
-  <w:abstractNum w:abstractNumId="12" w15:restartNumberingAfterBreak="0">
+  <w:abstractNum w:abstractNumId="13" w15:restartNumberingAfterBreak="0">
     <w:nsid w:val="0A2B3A9D"/>
     <w:multiLevelType w:val="multilevel"/>
     <w:tmpl w:val="A59E0D1C"/>
@@ -36717,7 +36954,7 @@
       </w:rPr>
     </w:lvl>
   </w:abstractNum>
-  <w:abstractNum w:abstractNumId="13" w15:restartNumberingAfterBreak="0">
+  <w:abstractNum w:abstractNumId="14" w15:restartNumberingAfterBreak="0">
     <w:nsid w:val="0CD319F4"/>
     <w:multiLevelType w:val="multilevel"/>
     <w:tmpl w:val="DA00BD5C"/>
@@ -36866,7 +37103,7 @@
       </w:rPr>
     </w:lvl>
   </w:abstractNum>
-  <w:abstractNum w:abstractNumId="14" w15:restartNumberingAfterBreak="0">
+  <w:abstractNum w:abstractNumId="15" w15:restartNumberingAfterBreak="0">
     <w:nsid w:val="0D907920"/>
     <w:multiLevelType w:val="multilevel"/>
     <w:tmpl w:val="3A38C34E"/>
@@ -37015,7 +37252,7 @@
       </w:rPr>
     </w:lvl>
   </w:abstractNum>
-  <w:abstractNum w:abstractNumId="15" w15:restartNumberingAfterBreak="0">
+  <w:abstractNum w:abstractNumId="16" w15:restartNumberingAfterBreak="0">
     <w:nsid w:val="0E8D66E5"/>
     <w:multiLevelType w:val="multilevel"/>
     <w:tmpl w:val="76504406"/>
@@ -37164,7 +37401,7 @@
       </w:rPr>
     </w:lvl>
   </w:abstractNum>
-  <w:abstractNum w:abstractNumId="16" w15:restartNumberingAfterBreak="0">
+  <w:abstractNum w:abstractNumId="17" w15:restartNumberingAfterBreak="0">
     <w:nsid w:val="135B4B89"/>
     <w:multiLevelType w:val="multilevel"/>
     <w:tmpl w:val="0C268652"/>
@@ -37313,7 +37550,7 @@
       </w:rPr>
     </w:lvl>
   </w:abstractNum>
-  <w:abstractNum w:abstractNumId="17" w15:restartNumberingAfterBreak="0">
+  <w:abstractNum w:abstractNumId="18" w15:restartNumberingAfterBreak="0">
     <w:nsid w:val="140D7A10"/>
     <w:multiLevelType w:val="multilevel"/>
     <w:tmpl w:val="F1249B4C"/>
@@ -37462,7 +37699,7 @@
       </w:rPr>
     </w:lvl>
   </w:abstractNum>
-  <w:abstractNum w:abstractNumId="18" w15:restartNumberingAfterBreak="0">
+  <w:abstractNum w:abstractNumId="19" w15:restartNumberingAfterBreak="0">
     <w:nsid w:val="1A223C5A"/>
     <w:multiLevelType w:val="multilevel"/>
     <w:tmpl w:val="0D3CF260"/>
@@ -37611,7 +37848,7 @@
       </w:rPr>
     </w:lvl>
   </w:abstractNum>
-  <w:abstractNum w:abstractNumId="19" w15:restartNumberingAfterBreak="0">
+  <w:abstractNum w:abstractNumId="20" w15:restartNumberingAfterBreak="0">
     <w:nsid w:val="1DB25AB4"/>
     <w:multiLevelType w:val="hybridMultilevel"/>
     <w:tmpl w:val="CA42F7BE"/>
@@ -37724,7 +37961,7 @@
       </w:rPr>
     </w:lvl>
   </w:abstractNum>
-  <w:abstractNum w:abstractNumId="20" w15:restartNumberingAfterBreak="0">
+  <w:abstractNum w:abstractNumId="21" w15:restartNumberingAfterBreak="0">
     <w:nsid w:val="1FA12AA8"/>
     <w:multiLevelType w:val="multilevel"/>
     <w:tmpl w:val="263ADDFE"/>
@@ -37873,7 +38110,7 @@
       </w:rPr>
     </w:lvl>
   </w:abstractNum>
-  <w:abstractNum w:abstractNumId="21" w15:restartNumberingAfterBreak="0">
+  <w:abstractNum w:abstractNumId="22" w15:restartNumberingAfterBreak="0">
     <w:nsid w:val="2123733E"/>
     <w:multiLevelType w:val="hybridMultilevel"/>
     <w:tmpl w:val="B532BB2C"/>
@@ -37986,7 +38223,7 @@
       </w:rPr>
     </w:lvl>
   </w:abstractNum>
-  <w:abstractNum w:abstractNumId="22" w15:restartNumberingAfterBreak="0">
+  <w:abstractNum w:abstractNumId="23" w15:restartNumberingAfterBreak="0">
     <w:nsid w:val="22861FCB"/>
     <w:multiLevelType w:val="multilevel"/>
     <w:tmpl w:val="DA30EE2A"/>
@@ -38135,7 +38372,7 @@
       </w:rPr>
     </w:lvl>
   </w:abstractNum>
-  <w:abstractNum w:abstractNumId="23" w15:restartNumberingAfterBreak="0">
+  <w:abstractNum w:abstractNumId="24" w15:restartNumberingAfterBreak="0">
     <w:nsid w:val="2871440C"/>
     <w:multiLevelType w:val="multilevel"/>
     <w:tmpl w:val="7EFCE8F2"/>
@@ -38284,7 +38521,7 @@
       </w:rPr>
     </w:lvl>
   </w:abstractNum>
-  <w:abstractNum w:abstractNumId="24" w15:restartNumberingAfterBreak="0">
+  <w:abstractNum w:abstractNumId="25" w15:restartNumberingAfterBreak="0">
     <w:nsid w:val="2A257792"/>
     <w:multiLevelType w:val="multilevel"/>
     <w:tmpl w:val="E19A9116"/>
@@ -38433,7 +38670,7 @@
       </w:rPr>
     </w:lvl>
   </w:abstractNum>
-  <w:abstractNum w:abstractNumId="25" w15:restartNumberingAfterBreak="0">
+  <w:abstractNum w:abstractNumId="26" w15:restartNumberingAfterBreak="0">
     <w:nsid w:val="2B406EB2"/>
     <w:multiLevelType w:val="multilevel"/>
     <w:tmpl w:val="0396D5CC"/>
@@ -38582,7 +38819,7 @@
       </w:rPr>
     </w:lvl>
   </w:abstractNum>
-  <w:abstractNum w:abstractNumId="26" w15:restartNumberingAfterBreak="0">
+  <w:abstractNum w:abstractNumId="27" w15:restartNumberingAfterBreak="0">
     <w:nsid w:val="2B522FA3"/>
     <w:multiLevelType w:val="multilevel"/>
     <w:tmpl w:val="7C2C484E"/>
@@ -38731,7 +38968,7 @@
       </w:rPr>
     </w:lvl>
   </w:abstractNum>
-  <w:abstractNum w:abstractNumId="27" w15:restartNumberingAfterBreak="0">
+  <w:abstractNum w:abstractNumId="28" w15:restartNumberingAfterBreak="0">
     <w:nsid w:val="2C835136"/>
     <w:multiLevelType w:val="multilevel"/>
     <w:tmpl w:val="A7BA2F40"/>
@@ -38880,7 +39117,7 @@
       </w:rPr>
     </w:lvl>
   </w:abstractNum>
-  <w:abstractNum w:abstractNumId="28" w15:restartNumberingAfterBreak="0">
+  <w:abstractNum w:abstractNumId="29" w15:restartNumberingAfterBreak="0">
     <w:nsid w:val="2C8E1246"/>
     <w:multiLevelType w:val="multilevel"/>
     <w:tmpl w:val="263ADDFE"/>
@@ -39029,7 +39266,7 @@
       </w:rPr>
     </w:lvl>
   </w:abstractNum>
-  <w:abstractNum w:abstractNumId="29" w15:restartNumberingAfterBreak="0">
+  <w:abstractNum w:abstractNumId="30" w15:restartNumberingAfterBreak="0">
     <w:nsid w:val="2CEE5B61"/>
     <w:multiLevelType w:val="multilevel"/>
     <w:tmpl w:val="A71E9926"/>
@@ -39178,7 +39415,7 @@
       </w:rPr>
     </w:lvl>
   </w:abstractNum>
-  <w:abstractNum w:abstractNumId="30" w15:restartNumberingAfterBreak="0">
+  <w:abstractNum w:abstractNumId="31" w15:restartNumberingAfterBreak="0">
     <w:nsid w:val="2F7256BD"/>
     <w:multiLevelType w:val="multilevel"/>
     <w:tmpl w:val="9CE22FC4"/>
@@ -39327,7 +39564,7 @@
       </w:rPr>
     </w:lvl>
   </w:abstractNum>
-  <w:abstractNum w:abstractNumId="31" w15:restartNumberingAfterBreak="0">
+  <w:abstractNum w:abstractNumId="32" w15:restartNumberingAfterBreak="0">
     <w:nsid w:val="328E2D45"/>
     <w:multiLevelType w:val="multilevel"/>
     <w:tmpl w:val="CEF05964"/>
@@ -39476,7 +39713,7 @@
       </w:rPr>
     </w:lvl>
   </w:abstractNum>
-  <w:abstractNum w:abstractNumId="32" w15:restartNumberingAfterBreak="0">
+  <w:abstractNum w:abstractNumId="33" w15:restartNumberingAfterBreak="0">
     <w:nsid w:val="354F50B6"/>
     <w:multiLevelType w:val="multilevel"/>
     <w:tmpl w:val="3A0671E0"/>
@@ -39625,7 +39862,7 @@
       </w:rPr>
     </w:lvl>
   </w:abstractNum>
-  <w:abstractNum w:abstractNumId="33" w15:restartNumberingAfterBreak="0">
+  <w:abstractNum w:abstractNumId="34" w15:restartNumberingAfterBreak="0">
     <w:nsid w:val="369778A6"/>
     <w:multiLevelType w:val="multilevel"/>
     <w:tmpl w:val="263ADDFE"/>
@@ -39774,7 +40011,7 @@
       </w:rPr>
     </w:lvl>
   </w:abstractNum>
-  <w:abstractNum w:abstractNumId="34" w15:restartNumberingAfterBreak="0">
+  <w:abstractNum w:abstractNumId="35" w15:restartNumberingAfterBreak="0">
     <w:nsid w:val="39D84811"/>
     <w:multiLevelType w:val="multilevel"/>
     <w:tmpl w:val="CC8E0842"/>
@@ -39923,7 +40160,7 @@
       </w:rPr>
     </w:lvl>
   </w:abstractNum>
-  <w:abstractNum w:abstractNumId="35" w15:restartNumberingAfterBreak="0">
+  <w:abstractNum w:abstractNumId="36" w15:restartNumberingAfterBreak="0">
     <w:nsid w:val="3C6D5EC8"/>
     <w:multiLevelType w:val="multilevel"/>
     <w:tmpl w:val="D6589850"/>
@@ -40072,7 +40309,7 @@
       </w:rPr>
     </w:lvl>
   </w:abstractNum>
-  <w:abstractNum w:abstractNumId="36" w15:restartNumberingAfterBreak="0">
+  <w:abstractNum w:abstractNumId="37" w15:restartNumberingAfterBreak="0">
     <w:nsid w:val="414B14D9"/>
     <w:multiLevelType w:val="multilevel"/>
     <w:tmpl w:val="D6F4D3E8"/>
@@ -40221,7 +40458,7 @@
       </w:rPr>
     </w:lvl>
   </w:abstractNum>
-  <w:abstractNum w:abstractNumId="37" w15:restartNumberingAfterBreak="0">
+  <w:abstractNum w:abstractNumId="38" w15:restartNumberingAfterBreak="0">
     <w:nsid w:val="450222B1"/>
     <w:multiLevelType w:val="multilevel"/>
     <w:tmpl w:val="143A6628"/>
@@ -40370,7 +40607,7 @@
       </w:rPr>
     </w:lvl>
   </w:abstractNum>
-  <w:abstractNum w:abstractNumId="38" w15:restartNumberingAfterBreak="0">
+  <w:abstractNum w:abstractNumId="39" w15:restartNumberingAfterBreak="0">
     <w:nsid w:val="47513CC1"/>
     <w:multiLevelType w:val="multilevel"/>
     <w:tmpl w:val="E1448558"/>
@@ -40519,7 +40756,7 @@
       </w:rPr>
     </w:lvl>
   </w:abstractNum>
-  <w:abstractNum w:abstractNumId="39" w15:restartNumberingAfterBreak="0">
+  <w:abstractNum w:abstractNumId="40" w15:restartNumberingAfterBreak="0">
     <w:nsid w:val="4A8A5A2D"/>
     <w:multiLevelType w:val="multilevel"/>
     <w:tmpl w:val="263ADDFE"/>
@@ -40668,7 +40905,7 @@
       </w:rPr>
     </w:lvl>
   </w:abstractNum>
-  <w:abstractNum w:abstractNumId="40" w15:restartNumberingAfterBreak="0">
+  <w:abstractNum w:abstractNumId="41" w15:restartNumberingAfterBreak="0">
     <w:nsid w:val="4ABE1602"/>
     <w:multiLevelType w:val="hybridMultilevel"/>
     <w:tmpl w:val="FB381860"/>
@@ -40781,7 +41018,7 @@
       </w:rPr>
     </w:lvl>
   </w:abstractNum>
-  <w:abstractNum w:abstractNumId="41" w15:restartNumberingAfterBreak="0">
+  <w:abstractNum w:abstractNumId="42" w15:restartNumberingAfterBreak="0">
     <w:nsid w:val="4ACE0B85"/>
     <w:multiLevelType w:val="multilevel"/>
     <w:tmpl w:val="263ADDFE"/>
@@ -40930,7 +41167,7 @@
       </w:rPr>
     </w:lvl>
   </w:abstractNum>
-  <w:abstractNum w:abstractNumId="42" w15:restartNumberingAfterBreak="0">
+  <w:abstractNum w:abstractNumId="43" w15:restartNumberingAfterBreak="0">
     <w:nsid w:val="4BCA497C"/>
     <w:multiLevelType w:val="multilevel"/>
     <w:tmpl w:val="B9DCD4A4"/>
@@ -41079,7 +41316,7 @@
       </w:rPr>
     </w:lvl>
   </w:abstractNum>
-  <w:abstractNum w:abstractNumId="43" w15:restartNumberingAfterBreak="0">
+  <w:abstractNum w:abstractNumId="44" w15:restartNumberingAfterBreak="0">
     <w:nsid w:val="4BCB7BEE"/>
     <w:multiLevelType w:val="multilevel"/>
     <w:tmpl w:val="263ADDFE"/>
@@ -41228,7 +41465,7 @@
       </w:rPr>
     </w:lvl>
   </w:abstractNum>
-  <w:abstractNum w:abstractNumId="44" w15:restartNumberingAfterBreak="0">
+  <w:abstractNum w:abstractNumId="45" w15:restartNumberingAfterBreak="0">
     <w:nsid w:val="4CD95B37"/>
     <w:multiLevelType w:val="multilevel"/>
     <w:tmpl w:val="2A2AD6BA"/>
@@ -41377,7 +41614,7 @@
       </w:rPr>
     </w:lvl>
   </w:abstractNum>
-  <w:abstractNum w:abstractNumId="45" w15:restartNumberingAfterBreak="0">
+  <w:abstractNum w:abstractNumId="46" w15:restartNumberingAfterBreak="0">
     <w:nsid w:val="4E6F3668"/>
     <w:multiLevelType w:val="multilevel"/>
     <w:tmpl w:val="D64E2026"/>
@@ -41526,7 +41763,7 @@
       </w:rPr>
     </w:lvl>
   </w:abstractNum>
-  <w:abstractNum w:abstractNumId="46" w15:restartNumberingAfterBreak="0">
+  <w:abstractNum w:abstractNumId="47" w15:restartNumberingAfterBreak="0">
     <w:nsid w:val="4E8D3219"/>
     <w:multiLevelType w:val="multilevel"/>
     <w:tmpl w:val="64F45B7C"/>
@@ -41675,7 +41912,7 @@
       </w:rPr>
     </w:lvl>
   </w:abstractNum>
-  <w:abstractNum w:abstractNumId="47" w15:restartNumberingAfterBreak="0">
+  <w:abstractNum w:abstractNumId="48" w15:restartNumberingAfterBreak="0">
     <w:nsid w:val="50E350B5"/>
     <w:multiLevelType w:val="multilevel"/>
     <w:tmpl w:val="0A2699F0"/>
@@ -41824,7 +42061,7 @@
       </w:rPr>
     </w:lvl>
   </w:abstractNum>
-  <w:abstractNum w:abstractNumId="48" w15:restartNumberingAfterBreak="0">
+  <w:abstractNum w:abstractNumId="49" w15:restartNumberingAfterBreak="0">
     <w:nsid w:val="50E766C7"/>
     <w:multiLevelType w:val="multilevel"/>
     <w:tmpl w:val="5A54E26C"/>
@@ -41973,7 +42210,7 @@
       </w:rPr>
     </w:lvl>
   </w:abstractNum>
-  <w:abstractNum w:abstractNumId="49" w15:restartNumberingAfterBreak="0">
+  <w:abstractNum w:abstractNumId="50" w15:restartNumberingAfterBreak="0">
     <w:nsid w:val="52141348"/>
     <w:multiLevelType w:val="hybridMultilevel"/>
     <w:tmpl w:val="E4F4FA94"/>
@@ -42086,7 +42323,7 @@
       </w:rPr>
     </w:lvl>
   </w:abstractNum>
-  <w:abstractNum w:abstractNumId="50" w15:restartNumberingAfterBreak="0">
+  <w:abstractNum w:abstractNumId="51" w15:restartNumberingAfterBreak="0">
     <w:nsid w:val="546B4E34"/>
     <w:multiLevelType w:val="multilevel"/>
     <w:tmpl w:val="E36C5DF2"/>
@@ -42235,7 +42472,7 @@
       </w:rPr>
     </w:lvl>
   </w:abstractNum>
-  <w:abstractNum w:abstractNumId="51" w15:restartNumberingAfterBreak="0">
+  <w:abstractNum w:abstractNumId="52" w15:restartNumberingAfterBreak="0">
     <w:nsid w:val="56B241E7"/>
     <w:multiLevelType w:val="multilevel"/>
     <w:tmpl w:val="263ADDFE"/>
@@ -42384,7 +42621,7 @@
       </w:rPr>
     </w:lvl>
   </w:abstractNum>
-  <w:abstractNum w:abstractNumId="52" w15:restartNumberingAfterBreak="0">
+  <w:abstractNum w:abstractNumId="53" w15:restartNumberingAfterBreak="0">
     <w:nsid w:val="574B20E2"/>
     <w:multiLevelType w:val="multilevel"/>
     <w:tmpl w:val="74C2D640"/>
@@ -42533,7 +42770,7 @@
       </w:rPr>
     </w:lvl>
   </w:abstractNum>
-  <w:abstractNum w:abstractNumId="53" w15:restartNumberingAfterBreak="0">
+  <w:abstractNum w:abstractNumId="54" w15:restartNumberingAfterBreak="0">
     <w:nsid w:val="595F6268"/>
     <w:multiLevelType w:val="multilevel"/>
     <w:tmpl w:val="263ADDFE"/>
@@ -42682,7 +42919,7 @@
       </w:rPr>
     </w:lvl>
   </w:abstractNum>
-  <w:abstractNum w:abstractNumId="54" w15:restartNumberingAfterBreak="0">
+  <w:abstractNum w:abstractNumId="55" w15:restartNumberingAfterBreak="0">
     <w:nsid w:val="5FFA4D6C"/>
     <w:multiLevelType w:val="multilevel"/>
     <w:tmpl w:val="263ADDFE"/>
@@ -42831,7 +43068,7 @@
       </w:rPr>
     </w:lvl>
   </w:abstractNum>
-  <w:abstractNum w:abstractNumId="55" w15:restartNumberingAfterBreak="0">
+  <w:abstractNum w:abstractNumId="56" w15:restartNumberingAfterBreak="0">
     <w:nsid w:val="60DC21EB"/>
     <w:multiLevelType w:val="multilevel"/>
     <w:tmpl w:val="263ADDFE"/>
@@ -42980,7 +43217,7 @@
       </w:rPr>
     </w:lvl>
   </w:abstractNum>
-  <w:abstractNum w:abstractNumId="56" w15:restartNumberingAfterBreak="0">
+  <w:abstractNum w:abstractNumId="57" w15:restartNumberingAfterBreak="0">
     <w:nsid w:val="63DC390B"/>
     <w:multiLevelType w:val="hybridMultilevel"/>
     <w:tmpl w:val="2C5EA244"/>
@@ -43093,7 +43330,7 @@
       </w:rPr>
     </w:lvl>
   </w:abstractNum>
-  <w:abstractNum w:abstractNumId="57" w15:restartNumberingAfterBreak="0">
+  <w:abstractNum w:abstractNumId="58" w15:restartNumberingAfterBreak="0">
     <w:nsid w:val="665529C7"/>
     <w:multiLevelType w:val="multilevel"/>
     <w:tmpl w:val="F1C01DCC"/>
@@ -43242,7 +43479,7 @@
       </w:rPr>
     </w:lvl>
   </w:abstractNum>
-  <w:abstractNum w:abstractNumId="58" w15:restartNumberingAfterBreak="0">
+  <w:abstractNum w:abstractNumId="59" w15:restartNumberingAfterBreak="0">
     <w:nsid w:val="665A6295"/>
     <w:multiLevelType w:val="multilevel"/>
     <w:tmpl w:val="263ADDFE"/>
@@ -43391,7 +43628,7 @@
       </w:rPr>
     </w:lvl>
   </w:abstractNum>
-  <w:abstractNum w:abstractNumId="59" w15:restartNumberingAfterBreak="0">
+  <w:abstractNum w:abstractNumId="60" w15:restartNumberingAfterBreak="0">
     <w:nsid w:val="6E950A76"/>
     <w:multiLevelType w:val="multilevel"/>
     <w:tmpl w:val="1C6491F4"/>
@@ -43540,7 +43777,7 @@
       </w:rPr>
     </w:lvl>
   </w:abstractNum>
-  <w:abstractNum w:abstractNumId="60" w15:restartNumberingAfterBreak="0">
+  <w:abstractNum w:abstractNumId="61" w15:restartNumberingAfterBreak="0">
     <w:nsid w:val="71E12609"/>
     <w:multiLevelType w:val="hybridMultilevel"/>
     <w:tmpl w:val="D9D8ECEA"/>
@@ -43653,7 +43890,7 @@
       </w:rPr>
     </w:lvl>
   </w:abstractNum>
-  <w:abstractNum w:abstractNumId="61" w15:restartNumberingAfterBreak="0">
+  <w:abstractNum w:abstractNumId="62" w15:restartNumberingAfterBreak="0">
     <w:nsid w:val="7678182C"/>
     <w:multiLevelType w:val="multilevel"/>
     <w:tmpl w:val="23887A1E"/>
@@ -43802,7 +44039,7 @@
       </w:rPr>
     </w:lvl>
   </w:abstractNum>
-  <w:abstractNum w:abstractNumId="62" w15:restartNumberingAfterBreak="0">
+  <w:abstractNum w:abstractNumId="63" w15:restartNumberingAfterBreak="0">
     <w:nsid w:val="779F57F8"/>
     <w:multiLevelType w:val="multilevel"/>
     <w:tmpl w:val="0E5E884E"/>
@@ -43951,7 +44188,7 @@
       </w:rPr>
     </w:lvl>
   </w:abstractNum>
-  <w:abstractNum w:abstractNumId="63" w15:restartNumberingAfterBreak="0">
+  <w:abstractNum w:abstractNumId="64" w15:restartNumberingAfterBreak="0">
     <w:nsid w:val="7AAB54FC"/>
     <w:multiLevelType w:val="multilevel"/>
     <w:tmpl w:val="263ADDFE"/>
@@ -44100,7 +44337,7 @@
       </w:rPr>
     </w:lvl>
   </w:abstractNum>
-  <w:abstractNum w:abstractNumId="64" w15:restartNumberingAfterBreak="0">
+  <w:abstractNum w:abstractNumId="65" w15:restartNumberingAfterBreak="0">
     <w:nsid w:val="7FFE0D68"/>
     <w:multiLevelType w:val="multilevel"/>
     <w:tmpl w:val="263ADDFE"/>
@@ -44274,178 +44511,181 @@
     <w:abstractNumId w:val="0"/>
   </w:num>
   <w:num w:numId="9" w16cid:durableId="798307426">
-    <w:abstractNumId w:val="56"/>
+    <w:abstractNumId w:val="57"/>
   </w:num>
   <w:num w:numId="10" w16cid:durableId="188446259">
-    <w:abstractNumId w:val="49"/>
+    <w:abstractNumId w:val="50"/>
   </w:num>
   <w:num w:numId="11" w16cid:durableId="618607466">
-    <w:abstractNumId w:val="21"/>
+    <w:abstractNumId w:val="22"/>
   </w:num>
   <w:num w:numId="12" w16cid:durableId="1353340936">
-    <w:abstractNumId w:val="57"/>
+    <w:abstractNumId w:val="58"/>
   </w:num>
   <w:num w:numId="13" w16cid:durableId="1857110319">
     <w:abstractNumId w:val="9"/>
   </w:num>
   <w:num w:numId="14" w16cid:durableId="2128893398">
-    <w:abstractNumId w:val="48"/>
+    <w:abstractNumId w:val="49"/>
   </w:num>
   <w:num w:numId="15" w16cid:durableId="1774931362">
-    <w:abstractNumId w:val="29"/>
+    <w:abstractNumId w:val="30"/>
   </w:num>
   <w:num w:numId="16" w16cid:durableId="1635989033">
-    <w:abstractNumId w:val="31"/>
+    <w:abstractNumId w:val="32"/>
   </w:num>
   <w:num w:numId="17" w16cid:durableId="95904718">
-    <w:abstractNumId w:val="52"/>
+    <w:abstractNumId w:val="53"/>
   </w:num>
   <w:num w:numId="18" w16cid:durableId="527842352">
-    <w:abstractNumId w:val="40"/>
+    <w:abstractNumId w:val="41"/>
   </w:num>
   <w:num w:numId="19" w16cid:durableId="630327272">
-    <w:abstractNumId w:val="61"/>
+    <w:abstractNumId w:val="62"/>
   </w:num>
   <w:num w:numId="20" w16cid:durableId="1047530350">
-    <w:abstractNumId w:val="22"/>
+    <w:abstractNumId w:val="23"/>
   </w:num>
   <w:num w:numId="21" w16cid:durableId="447504121">
-    <w:abstractNumId w:val="44"/>
+    <w:abstractNumId w:val="45"/>
   </w:num>
   <w:num w:numId="22" w16cid:durableId="676814135">
-    <w:abstractNumId w:val="42"/>
+    <w:abstractNumId w:val="43"/>
   </w:num>
   <w:num w:numId="23" w16cid:durableId="1364403766">
-    <w:abstractNumId w:val="50"/>
+    <w:abstractNumId w:val="51"/>
   </w:num>
   <w:num w:numId="24" w16cid:durableId="2024740806">
-    <w:abstractNumId w:val="38"/>
+    <w:abstractNumId w:val="39"/>
   </w:num>
   <w:num w:numId="25" w16cid:durableId="1992827423">
     <w:abstractNumId w:val="8"/>
   </w:num>
   <w:num w:numId="26" w16cid:durableId="1282685951">
+    <w:abstractNumId w:val="38"/>
+  </w:num>
+  <w:num w:numId="27" w16cid:durableId="1514606871">
+    <w:abstractNumId w:val="60"/>
+  </w:num>
+  <w:num w:numId="28" w16cid:durableId="1003387819">
+    <w:abstractNumId w:val="26"/>
+  </w:num>
+  <w:num w:numId="29" w16cid:durableId="338507156">
+    <w:abstractNumId w:val="28"/>
+  </w:num>
+  <w:num w:numId="30" w16cid:durableId="678460706">
+    <w:abstractNumId w:val="35"/>
+  </w:num>
+  <w:num w:numId="31" w16cid:durableId="1671711277">
+    <w:abstractNumId w:val="31"/>
+  </w:num>
+  <w:num w:numId="32" w16cid:durableId="452748065">
+    <w:abstractNumId w:val="33"/>
+  </w:num>
+  <w:num w:numId="33" w16cid:durableId="68963488">
+    <w:abstractNumId w:val="24"/>
+  </w:num>
+  <w:num w:numId="34" w16cid:durableId="2002463153">
+    <w:abstractNumId w:val="19"/>
+  </w:num>
+  <w:num w:numId="35" w16cid:durableId="245504635">
+    <w:abstractNumId w:val="16"/>
+  </w:num>
+  <w:num w:numId="36" w16cid:durableId="558826184">
+    <w:abstractNumId w:val="61"/>
+  </w:num>
+  <w:num w:numId="37" w16cid:durableId="1618678601">
+    <w:abstractNumId w:val="20"/>
+  </w:num>
+  <w:num w:numId="38" w16cid:durableId="1361779889">
+    <w:abstractNumId w:val="36"/>
+  </w:num>
+  <w:num w:numId="39" w16cid:durableId="57753829">
+    <w:abstractNumId w:val="14"/>
+  </w:num>
+  <w:num w:numId="40" w16cid:durableId="2088187716">
+    <w:abstractNumId w:val="65"/>
+  </w:num>
+  <w:num w:numId="41" w16cid:durableId="433980740">
+    <w:abstractNumId w:val="27"/>
+  </w:num>
+  <w:num w:numId="42" w16cid:durableId="1082414071">
+    <w:abstractNumId w:val="63"/>
+  </w:num>
+  <w:num w:numId="43" w16cid:durableId="1776366113">
+    <w:abstractNumId w:val="46"/>
+  </w:num>
+  <w:num w:numId="44" w16cid:durableId="8872592">
     <w:abstractNumId w:val="37"/>
   </w:num>
-  <w:num w:numId="27" w16cid:durableId="1514606871">
+  <w:num w:numId="45" w16cid:durableId="527646859">
+    <w:abstractNumId w:val="13"/>
+  </w:num>
+  <w:num w:numId="46" w16cid:durableId="1209490033">
+    <w:abstractNumId w:val="17"/>
+  </w:num>
+  <w:num w:numId="47" w16cid:durableId="522792682">
+    <w:abstractNumId w:val="18"/>
+  </w:num>
+  <w:num w:numId="48" w16cid:durableId="51268885">
+    <w:abstractNumId w:val="47"/>
+  </w:num>
+  <w:num w:numId="49" w16cid:durableId="53891500">
+    <w:abstractNumId w:val="15"/>
+  </w:num>
+  <w:num w:numId="50" w16cid:durableId="257833201">
+    <w:abstractNumId w:val="48"/>
+  </w:num>
+  <w:num w:numId="51" w16cid:durableId="976184807">
+    <w:abstractNumId w:val="25"/>
+  </w:num>
+  <w:num w:numId="52" w16cid:durableId="907493664">
     <w:abstractNumId w:val="59"/>
   </w:num>
-  <w:num w:numId="28" w16cid:durableId="1003387819">
-    <w:abstractNumId w:val="25"/>
-  </w:num>
-  <w:num w:numId="29" w16cid:durableId="338507156">
-    <w:abstractNumId w:val="27"/>
-  </w:num>
-  <w:num w:numId="30" w16cid:durableId="678460706">
-    <w:abstractNumId w:val="34"/>
-  </w:num>
-  <w:num w:numId="31" w16cid:durableId="1671711277">
-    <w:abstractNumId w:val="30"/>
-  </w:num>
-  <w:num w:numId="32" w16cid:durableId="452748065">
-    <w:abstractNumId w:val="32"/>
-  </w:num>
-  <w:num w:numId="33" w16cid:durableId="68963488">
-    <w:abstractNumId w:val="23"/>
-  </w:num>
-  <w:num w:numId="34" w16cid:durableId="2002463153">
-    <w:abstractNumId w:val="18"/>
-  </w:num>
-  <w:num w:numId="35" w16cid:durableId="245504635">
-    <w:abstractNumId w:val="15"/>
-  </w:num>
-  <w:num w:numId="36" w16cid:durableId="558826184">
-    <w:abstractNumId w:val="60"/>
-  </w:num>
-  <w:num w:numId="37" w16cid:durableId="1618678601">
-    <w:abstractNumId w:val="19"/>
-  </w:num>
-  <w:num w:numId="38" w16cid:durableId="1361779889">
-    <w:abstractNumId w:val="35"/>
-  </w:num>
-  <w:num w:numId="39" w16cid:durableId="57753829">
-    <w:abstractNumId w:val="13"/>
-  </w:num>
-  <w:num w:numId="40" w16cid:durableId="2088187716">
-    <w:abstractNumId w:val="64"/>
-  </w:num>
-  <w:num w:numId="41" w16cid:durableId="433980740">
-    <w:abstractNumId w:val="26"/>
-  </w:num>
-  <w:num w:numId="42" w16cid:durableId="1082414071">
-    <w:abstractNumId w:val="62"/>
-  </w:num>
-  <w:num w:numId="43" w16cid:durableId="1776366113">
-    <w:abstractNumId w:val="45"/>
-  </w:num>
-  <w:num w:numId="44" w16cid:durableId="8872592">
-    <w:abstractNumId w:val="36"/>
-  </w:num>
-  <w:num w:numId="45" w16cid:durableId="527646859">
-    <w:abstractNumId w:val="12"/>
-  </w:num>
-  <w:num w:numId="46" w16cid:durableId="1209490033">
-    <w:abstractNumId w:val="16"/>
-  </w:num>
-  <w:num w:numId="47" w16cid:durableId="522792682">
-    <w:abstractNumId w:val="17"/>
-  </w:num>
-  <w:num w:numId="48" w16cid:durableId="51268885">
-    <w:abstractNumId w:val="46"/>
-  </w:num>
-  <w:num w:numId="49" w16cid:durableId="53891500">
-    <w:abstractNumId w:val="14"/>
-  </w:num>
-  <w:num w:numId="50" w16cid:durableId="257833201">
-    <w:abstractNumId w:val="47"/>
-  </w:num>
-  <w:num w:numId="51" w16cid:durableId="976184807">
-    <w:abstractNumId w:val="24"/>
-  </w:num>
-  <w:num w:numId="52" w16cid:durableId="907493664">
-    <w:abstractNumId w:val="58"/>
-  </w:num>
   <w:num w:numId="53" w16cid:durableId="840700122">
-    <w:abstractNumId w:val="43"/>
+    <w:abstractNumId w:val="44"/>
   </w:num>
   <w:num w:numId="54" w16cid:durableId="772088417">
-    <w:abstractNumId w:val="39"/>
+    <w:abstractNumId w:val="40"/>
   </w:num>
   <w:num w:numId="55" w16cid:durableId="1799689015">
-    <w:abstractNumId w:val="55"/>
+    <w:abstractNumId w:val="56"/>
   </w:num>
   <w:num w:numId="56" w16cid:durableId="153763990">
-    <w:abstractNumId w:val="63"/>
+    <w:abstractNumId w:val="64"/>
   </w:num>
   <w:num w:numId="57" w16cid:durableId="749544805">
     <w:abstractNumId w:val="7"/>
   </w:num>
   <w:num w:numId="58" w16cid:durableId="1727756044">
-    <w:abstractNumId w:val="54"/>
+    <w:abstractNumId w:val="55"/>
   </w:num>
   <w:num w:numId="59" w16cid:durableId="821501830">
-    <w:abstractNumId w:val="11"/>
+    <w:abstractNumId w:val="12"/>
   </w:num>
   <w:num w:numId="60" w16cid:durableId="368384359">
     <w:abstractNumId w:val="10"/>
   </w:num>
   <w:num w:numId="61" w16cid:durableId="737557999">
-    <w:abstractNumId w:val="28"/>
+    <w:abstractNumId w:val="29"/>
   </w:num>
   <w:num w:numId="62" w16cid:durableId="2135438256">
-    <w:abstractNumId w:val="53"/>
+    <w:abstractNumId w:val="54"/>
   </w:num>
   <w:num w:numId="63" w16cid:durableId="935599644">
-    <w:abstractNumId w:val="41"/>
+    <w:abstractNumId w:val="42"/>
   </w:num>
   <w:num w:numId="64" w16cid:durableId="250744427">
-    <w:abstractNumId w:val="51"/>
+    <w:abstractNumId w:val="52"/>
   </w:num>
   <w:num w:numId="65" w16cid:durableId="936445502">
-    <w:abstractNumId w:val="20"/>
+    <w:abstractNumId w:val="21"/>
   </w:num>
   <w:num w:numId="66" w16cid:durableId="1000231680">
-    <w:abstractNumId w:val="33"/>
+    <w:abstractNumId w:val="34"/>
+  </w:num>
+  <w:num w:numId="67" w16cid:durableId="136535826">
+    <w:abstractNumId w:val="11"/>
   </w:num>
 </w:numbering>
 </file>

--- a/Manuals/ModbusControl - User manual.docx
+++ b/Manuals/ModbusControl - User manual.docx
@@ -7,6 +7,7 @@
       <w:pPr>
         <w:pStyle w:val="Titel"/>
         <w:rPr>
+          <w:rFonts w:hint="eastAsia"/>
           <w:sz w:val="44"/>
           <w:szCs w:val="44"/>
         </w:rPr>
@@ -41,7 +42,13 @@
         </w:rPr>
       </w:pPr>
       <w:r>
-        <w:t>For version 2.0.21</w:t>
+        <w:t>Refers to</w:t>
+      </w:r>
+      <w:r>
+        <w:t xml:space="preserve"> version 2.0.2</w:t>
+      </w:r>
+      <w:r>
+        <w:t>2</w:t>
       </w:r>
     </w:p>
     <w:p>
@@ -79,7 +86,7 @@
       <w:r>
         <w:fldChar w:fldCharType="separate"/>
       </w:r>
-      <w:hyperlink w:anchor="_Toc222649803" w:history="1">
+      <w:hyperlink w:anchor="_Toc223081691" w:history="1">
         <w:r>
           <w:rPr>
             <w:rStyle w:val="Hyperlink"/>
@@ -120,7 +127,7 @@
           <w:rPr>
             <w:noProof/>
           </w:rPr>
-          <w:instrText xml:space="preserve"> PAGEREF _Toc222649803 \h </w:instrText>
+          <w:instrText xml:space="preserve"> PAGEREF _Toc223081691 \h </w:instrText>
         </w:r>
         <w:r>
           <w:rPr>
@@ -163,7 +170,7 @@
           <w:lang w:val="nl-BE" w:eastAsia="nl-BE" w:bidi="ar-SA"/>
         </w:rPr>
       </w:pPr>
-      <w:hyperlink w:anchor="_Toc222649804" w:history="1">
+      <w:hyperlink w:anchor="_Toc223081692" w:history="1">
         <w:r>
           <w:rPr>
             <w:rStyle w:val="Hyperlink"/>
@@ -204,7 +211,7 @@
           <w:rPr>
             <w:noProof/>
           </w:rPr>
-          <w:instrText xml:space="preserve"> PAGEREF _Toc222649804 \h </w:instrText>
+          <w:instrText xml:space="preserve"> PAGEREF _Toc223081692 \h </w:instrText>
         </w:r>
         <w:r>
           <w:rPr>
@@ -247,7 +254,7 @@
           <w:lang w:val="nl-BE" w:eastAsia="nl-BE" w:bidi="ar-SA"/>
         </w:rPr>
       </w:pPr>
-      <w:hyperlink w:anchor="_Toc222649805" w:history="1">
+      <w:hyperlink w:anchor="_Toc223081693" w:history="1">
         <w:r>
           <w:rPr>
             <w:rStyle w:val="Hyperlink"/>
@@ -288,7 +295,7 @@
           <w:rPr>
             <w:noProof/>
           </w:rPr>
-          <w:instrText xml:space="preserve"> PAGEREF _Toc222649805 \h </w:instrText>
+          <w:instrText xml:space="preserve"> PAGEREF _Toc223081693 \h </w:instrText>
         </w:r>
         <w:r>
           <w:rPr>
@@ -331,7 +338,7 @@
           <w:lang w:val="nl-BE" w:eastAsia="nl-BE" w:bidi="ar-SA"/>
         </w:rPr>
       </w:pPr>
-      <w:hyperlink w:anchor="_Toc222649806" w:history="1">
+      <w:hyperlink w:anchor="_Toc223081694" w:history="1">
         <w:r>
           <w:rPr>
             <w:rStyle w:val="Hyperlink"/>
@@ -372,7 +379,7 @@
           <w:rPr>
             <w:noProof/>
           </w:rPr>
-          <w:instrText xml:space="preserve"> PAGEREF _Toc222649806 \h </w:instrText>
+          <w:instrText xml:space="preserve"> PAGEREF _Toc223081694 \h </w:instrText>
         </w:r>
         <w:r>
           <w:rPr>
@@ -415,7 +422,7 @@
           <w:lang w:val="nl-BE" w:eastAsia="nl-BE" w:bidi="ar-SA"/>
         </w:rPr>
       </w:pPr>
-      <w:hyperlink w:anchor="_Toc222649807" w:history="1">
+      <w:hyperlink w:anchor="_Toc223081695" w:history="1">
         <w:r>
           <w:rPr>
             <w:rStyle w:val="Hyperlink"/>
@@ -456,7 +463,7 @@
           <w:rPr>
             <w:noProof/>
           </w:rPr>
-          <w:instrText xml:space="preserve"> PAGEREF _Toc222649807 \h </w:instrText>
+          <w:instrText xml:space="preserve"> PAGEREF _Toc223081695 \h </w:instrText>
         </w:r>
         <w:r>
           <w:rPr>
@@ -499,7 +506,7 @@
           <w:lang w:val="nl-BE" w:eastAsia="nl-BE" w:bidi="ar-SA"/>
         </w:rPr>
       </w:pPr>
-      <w:hyperlink w:anchor="_Toc222649808" w:history="1">
+      <w:hyperlink w:anchor="_Toc223081696" w:history="1">
         <w:r>
           <w:rPr>
             <w:rStyle w:val="Hyperlink"/>
@@ -540,7 +547,7 @@
           <w:rPr>
             <w:noProof/>
           </w:rPr>
-          <w:instrText xml:space="preserve"> PAGEREF _Toc222649808 \h </w:instrText>
+          <w:instrText xml:space="preserve"> PAGEREF _Toc223081696 \h </w:instrText>
         </w:r>
         <w:r>
           <w:rPr>
@@ -583,7 +590,7 @@
           <w:lang w:val="nl-BE" w:eastAsia="nl-BE" w:bidi="ar-SA"/>
         </w:rPr>
       </w:pPr>
-      <w:hyperlink w:anchor="_Toc222649809" w:history="1">
+      <w:hyperlink w:anchor="_Toc223081697" w:history="1">
         <w:r>
           <w:rPr>
             <w:rStyle w:val="Hyperlink"/>
@@ -624,7 +631,7 @@
           <w:rPr>
             <w:noProof/>
           </w:rPr>
-          <w:instrText xml:space="preserve"> PAGEREF _Toc222649809 \h </w:instrText>
+          <w:instrText xml:space="preserve"> PAGEREF _Toc223081697 \h </w:instrText>
         </w:r>
         <w:r>
           <w:rPr>
@@ -667,7 +674,7 @@
           <w:lang w:val="nl-BE" w:eastAsia="nl-BE" w:bidi="ar-SA"/>
         </w:rPr>
       </w:pPr>
-      <w:hyperlink w:anchor="_Toc222649810" w:history="1">
+      <w:hyperlink w:anchor="_Toc223081698" w:history="1">
         <w:r>
           <w:rPr>
             <w:rStyle w:val="Hyperlink"/>
@@ -708,7 +715,7 @@
           <w:rPr>
             <w:noProof/>
           </w:rPr>
-          <w:instrText xml:space="preserve"> PAGEREF _Toc222649810 \h </w:instrText>
+          <w:instrText xml:space="preserve"> PAGEREF _Toc223081698 \h </w:instrText>
         </w:r>
         <w:r>
           <w:rPr>
@@ -751,7 +758,7 @@
           <w:lang w:val="nl-BE" w:eastAsia="nl-BE" w:bidi="ar-SA"/>
         </w:rPr>
       </w:pPr>
-      <w:hyperlink w:anchor="_Toc222649811" w:history="1">
+      <w:hyperlink w:anchor="_Toc223081699" w:history="1">
         <w:r>
           <w:rPr>
             <w:rStyle w:val="Hyperlink"/>
@@ -792,7 +799,7 @@
           <w:rPr>
             <w:noProof/>
           </w:rPr>
-          <w:instrText xml:space="preserve"> PAGEREF _Toc222649811 \h </w:instrText>
+          <w:instrText xml:space="preserve"> PAGEREF _Toc223081699 \h </w:instrText>
         </w:r>
         <w:r>
           <w:rPr>
@@ -835,7 +842,7 @@
           <w:lang w:val="nl-BE" w:eastAsia="nl-BE" w:bidi="ar-SA"/>
         </w:rPr>
       </w:pPr>
-      <w:hyperlink w:anchor="_Toc222649812" w:history="1">
+      <w:hyperlink w:anchor="_Toc223081700" w:history="1">
         <w:r>
           <w:rPr>
             <w:rStyle w:val="Hyperlink"/>
@@ -876,7 +883,7 @@
           <w:rPr>
             <w:noProof/>
           </w:rPr>
-          <w:instrText xml:space="preserve"> PAGEREF _Toc222649812 \h </w:instrText>
+          <w:instrText xml:space="preserve"> PAGEREF _Toc223081700 \h </w:instrText>
         </w:r>
         <w:r>
           <w:rPr>
@@ -919,7 +926,7 @@
           <w:lang w:val="nl-BE" w:eastAsia="nl-BE" w:bidi="ar-SA"/>
         </w:rPr>
       </w:pPr>
-      <w:hyperlink w:anchor="_Toc222649813" w:history="1">
+      <w:hyperlink w:anchor="_Toc223081701" w:history="1">
         <w:r>
           <w:rPr>
             <w:rStyle w:val="Hyperlink"/>
@@ -960,7 +967,7 @@
           <w:rPr>
             <w:noProof/>
           </w:rPr>
-          <w:instrText xml:space="preserve"> PAGEREF _Toc222649813 \h </w:instrText>
+          <w:instrText xml:space="preserve"> PAGEREF _Toc223081701 \h </w:instrText>
         </w:r>
         <w:r>
           <w:rPr>
@@ -1003,7 +1010,7 @@
           <w:lang w:val="nl-BE" w:eastAsia="nl-BE" w:bidi="ar-SA"/>
         </w:rPr>
       </w:pPr>
-      <w:hyperlink w:anchor="_Toc222649814" w:history="1">
+      <w:hyperlink w:anchor="_Toc223081702" w:history="1">
         <w:r>
           <w:rPr>
             <w:rStyle w:val="Hyperlink"/>
@@ -1044,7 +1051,7 @@
           <w:rPr>
             <w:noProof/>
           </w:rPr>
-          <w:instrText xml:space="preserve"> PAGEREF _Toc222649814 \h </w:instrText>
+          <w:instrText xml:space="preserve"> PAGEREF _Toc223081702 \h </w:instrText>
         </w:r>
         <w:r>
           <w:rPr>
@@ -1087,7 +1094,7 @@
           <w:lang w:val="nl-BE" w:eastAsia="nl-BE" w:bidi="ar-SA"/>
         </w:rPr>
       </w:pPr>
-      <w:hyperlink w:anchor="_Toc222649815" w:history="1">
+      <w:hyperlink w:anchor="_Toc223081703" w:history="1">
         <w:r>
           <w:rPr>
             <w:rStyle w:val="Hyperlink"/>
@@ -1128,7 +1135,7 @@
           <w:rPr>
             <w:noProof/>
           </w:rPr>
-          <w:instrText xml:space="preserve"> PAGEREF _Toc222649815 \h </w:instrText>
+          <w:instrText xml:space="preserve"> PAGEREF _Toc223081703 \h </w:instrText>
         </w:r>
         <w:r>
           <w:rPr>
@@ -1171,7 +1178,7 @@
           <w:lang w:val="nl-BE" w:eastAsia="nl-BE" w:bidi="ar-SA"/>
         </w:rPr>
       </w:pPr>
-      <w:hyperlink w:anchor="_Toc222649816" w:history="1">
+      <w:hyperlink w:anchor="_Toc223081704" w:history="1">
         <w:r>
           <w:rPr>
             <w:rStyle w:val="Hyperlink"/>
@@ -1212,7 +1219,7 @@
           <w:rPr>
             <w:noProof/>
           </w:rPr>
-          <w:instrText xml:space="preserve"> PAGEREF _Toc222649816 \h </w:instrText>
+          <w:instrText xml:space="preserve"> PAGEREF _Toc223081704 \h </w:instrText>
         </w:r>
         <w:r>
           <w:rPr>
@@ -1255,7 +1262,7 @@
           <w:lang w:val="nl-BE" w:eastAsia="nl-BE" w:bidi="ar-SA"/>
         </w:rPr>
       </w:pPr>
-      <w:hyperlink w:anchor="_Toc222649817" w:history="1">
+      <w:hyperlink w:anchor="_Toc223081705" w:history="1">
         <w:r>
           <w:rPr>
             <w:rStyle w:val="Hyperlink"/>
@@ -1296,7 +1303,7 @@
           <w:rPr>
             <w:noProof/>
           </w:rPr>
-          <w:instrText xml:space="preserve"> PAGEREF _Toc222649817 \h </w:instrText>
+          <w:instrText xml:space="preserve"> PAGEREF _Toc223081705 \h </w:instrText>
         </w:r>
         <w:r>
           <w:rPr>
@@ -1339,7 +1346,7 @@
           <w:lang w:val="nl-BE" w:eastAsia="nl-BE" w:bidi="ar-SA"/>
         </w:rPr>
       </w:pPr>
-      <w:hyperlink w:anchor="_Toc222649818" w:history="1">
+      <w:hyperlink w:anchor="_Toc223081706" w:history="1">
         <w:r>
           <w:rPr>
             <w:rStyle w:val="Hyperlink"/>
@@ -1380,7 +1387,7 @@
           <w:rPr>
             <w:noProof/>
           </w:rPr>
-          <w:instrText xml:space="preserve"> PAGEREF _Toc222649818 \h </w:instrText>
+          <w:instrText xml:space="preserve"> PAGEREF _Toc223081706 \h </w:instrText>
         </w:r>
         <w:r>
           <w:rPr>
@@ -1423,7 +1430,7 @@
           <w:lang w:val="nl-BE" w:eastAsia="nl-BE" w:bidi="ar-SA"/>
         </w:rPr>
       </w:pPr>
-      <w:hyperlink w:anchor="_Toc222649819" w:history="1">
+      <w:hyperlink w:anchor="_Toc223081707" w:history="1">
         <w:r>
           <w:rPr>
             <w:rStyle w:val="Hyperlink"/>
@@ -1464,7 +1471,7 @@
           <w:rPr>
             <w:noProof/>
           </w:rPr>
-          <w:instrText xml:space="preserve"> PAGEREF _Toc222649819 \h </w:instrText>
+          <w:instrText xml:space="preserve"> PAGEREF _Toc223081707 \h </w:instrText>
         </w:r>
         <w:r>
           <w:rPr>
@@ -1507,7 +1514,7 @@
           <w:lang w:val="nl-BE" w:eastAsia="nl-BE" w:bidi="ar-SA"/>
         </w:rPr>
       </w:pPr>
-      <w:hyperlink w:anchor="_Toc222649820" w:history="1">
+      <w:hyperlink w:anchor="_Toc223081708" w:history="1">
         <w:r>
           <w:rPr>
             <w:rStyle w:val="Hyperlink"/>
@@ -1548,7 +1555,7 @@
           <w:rPr>
             <w:noProof/>
           </w:rPr>
-          <w:instrText xml:space="preserve"> PAGEREF _Toc222649820 \h </w:instrText>
+          <w:instrText xml:space="preserve"> PAGEREF _Toc223081708 \h </w:instrText>
         </w:r>
         <w:r>
           <w:rPr>
@@ -1591,7 +1598,7 @@
           <w:lang w:val="nl-BE" w:eastAsia="nl-BE" w:bidi="ar-SA"/>
         </w:rPr>
       </w:pPr>
-      <w:hyperlink w:anchor="_Toc222649821" w:history="1">
+      <w:hyperlink w:anchor="_Toc223081709" w:history="1">
         <w:r>
           <w:rPr>
             <w:rStyle w:val="Hyperlink"/>
@@ -1632,7 +1639,7 @@
           <w:rPr>
             <w:noProof/>
           </w:rPr>
-          <w:instrText xml:space="preserve"> PAGEREF _Toc222649821 \h </w:instrText>
+          <w:instrText xml:space="preserve"> PAGEREF _Toc223081709 \h </w:instrText>
         </w:r>
         <w:r>
           <w:rPr>
@@ -1675,7 +1682,7 @@
           <w:lang w:val="nl-BE" w:eastAsia="nl-BE" w:bidi="ar-SA"/>
         </w:rPr>
       </w:pPr>
-      <w:hyperlink w:anchor="_Toc222649822" w:history="1">
+      <w:hyperlink w:anchor="_Toc223081710" w:history="1">
         <w:r>
           <w:rPr>
             <w:rStyle w:val="Hyperlink"/>
@@ -1716,7 +1723,7 @@
           <w:rPr>
             <w:noProof/>
           </w:rPr>
-          <w:instrText xml:space="preserve"> PAGEREF _Toc222649822 \h </w:instrText>
+          <w:instrText xml:space="preserve"> PAGEREF _Toc223081710 \h </w:instrText>
         </w:r>
         <w:r>
           <w:rPr>
@@ -1759,7 +1766,7 @@
           <w:lang w:val="nl-BE" w:eastAsia="nl-BE" w:bidi="ar-SA"/>
         </w:rPr>
       </w:pPr>
-      <w:hyperlink w:anchor="_Toc222649823" w:history="1">
+      <w:hyperlink w:anchor="_Toc223081711" w:history="1">
         <w:r>
           <w:rPr>
             <w:rStyle w:val="Hyperlink"/>
@@ -1800,7 +1807,7 @@
           <w:rPr>
             <w:noProof/>
           </w:rPr>
-          <w:instrText xml:space="preserve"> PAGEREF _Toc222649823 \h </w:instrText>
+          <w:instrText xml:space="preserve"> PAGEREF _Toc223081711 \h </w:instrText>
         </w:r>
         <w:r>
           <w:rPr>
@@ -1843,7 +1850,7 @@
           <w:lang w:val="nl-BE" w:eastAsia="nl-BE" w:bidi="ar-SA"/>
         </w:rPr>
       </w:pPr>
-      <w:hyperlink w:anchor="_Toc222649824" w:history="1">
+      <w:hyperlink w:anchor="_Toc223081712" w:history="1">
         <w:r>
           <w:rPr>
             <w:rStyle w:val="Hyperlink"/>
@@ -1884,7 +1891,7 @@
           <w:rPr>
             <w:noProof/>
           </w:rPr>
-          <w:instrText xml:space="preserve"> PAGEREF _Toc222649824 \h </w:instrText>
+          <w:instrText xml:space="preserve"> PAGEREF _Toc223081712 \h </w:instrText>
         </w:r>
         <w:r>
           <w:rPr>
@@ -1927,7 +1934,7 @@
           <w:lang w:val="nl-BE" w:eastAsia="nl-BE" w:bidi="ar-SA"/>
         </w:rPr>
       </w:pPr>
-      <w:hyperlink w:anchor="_Toc222649825" w:history="1">
+      <w:hyperlink w:anchor="_Toc223081713" w:history="1">
         <w:r>
           <w:rPr>
             <w:rStyle w:val="Hyperlink"/>
@@ -1968,7 +1975,7 @@
           <w:rPr>
             <w:noProof/>
           </w:rPr>
-          <w:instrText xml:space="preserve"> PAGEREF _Toc222649825 \h </w:instrText>
+          <w:instrText xml:space="preserve"> PAGEREF _Toc223081713 \h </w:instrText>
         </w:r>
         <w:r>
           <w:rPr>
@@ -2011,7 +2018,7 @@
           <w:lang w:val="nl-BE" w:eastAsia="nl-BE" w:bidi="ar-SA"/>
         </w:rPr>
       </w:pPr>
-      <w:hyperlink w:anchor="_Toc222649826" w:history="1">
+      <w:hyperlink w:anchor="_Toc223081714" w:history="1">
         <w:r>
           <w:rPr>
             <w:rStyle w:val="Hyperlink"/>
@@ -2052,7 +2059,7 @@
           <w:rPr>
             <w:noProof/>
           </w:rPr>
-          <w:instrText xml:space="preserve"> PAGEREF _Toc222649826 \h </w:instrText>
+          <w:instrText xml:space="preserve"> PAGEREF _Toc223081714 \h </w:instrText>
         </w:r>
         <w:r>
           <w:rPr>
@@ -2095,7 +2102,7 @@
           <w:lang w:val="nl-BE" w:eastAsia="nl-BE" w:bidi="ar-SA"/>
         </w:rPr>
       </w:pPr>
-      <w:hyperlink w:anchor="_Toc222649827" w:history="1">
+      <w:hyperlink w:anchor="_Toc223081715" w:history="1">
         <w:r>
           <w:rPr>
             <w:rStyle w:val="Hyperlink"/>
@@ -2136,7 +2143,7 @@
           <w:rPr>
             <w:noProof/>
           </w:rPr>
-          <w:instrText xml:space="preserve"> PAGEREF _Toc222649827 \h </w:instrText>
+          <w:instrText xml:space="preserve"> PAGEREF _Toc223081715 \h </w:instrText>
         </w:r>
         <w:r>
           <w:rPr>
@@ -2179,7 +2186,7 @@
           <w:lang w:val="nl-BE" w:eastAsia="nl-BE" w:bidi="ar-SA"/>
         </w:rPr>
       </w:pPr>
-      <w:hyperlink w:anchor="_Toc222649828" w:history="1">
+      <w:hyperlink w:anchor="_Toc223081716" w:history="1">
         <w:r>
           <w:rPr>
             <w:rStyle w:val="Hyperlink"/>
@@ -2220,7 +2227,7 @@
           <w:rPr>
             <w:noProof/>
           </w:rPr>
-          <w:instrText xml:space="preserve"> PAGEREF _Toc222649828 \h </w:instrText>
+          <w:instrText xml:space="preserve"> PAGEREF _Toc223081716 \h </w:instrText>
         </w:r>
         <w:r>
           <w:rPr>
@@ -2263,7 +2270,7 @@
           <w:lang w:val="nl-BE" w:eastAsia="nl-BE" w:bidi="ar-SA"/>
         </w:rPr>
       </w:pPr>
-      <w:hyperlink w:anchor="_Toc222649829" w:history="1">
+      <w:hyperlink w:anchor="_Toc223081717" w:history="1">
         <w:r>
           <w:rPr>
             <w:rStyle w:val="Hyperlink"/>
@@ -2304,7 +2311,7 @@
           <w:rPr>
             <w:noProof/>
           </w:rPr>
-          <w:instrText xml:space="preserve"> PAGEREF _Toc222649829 \h </w:instrText>
+          <w:instrText xml:space="preserve"> PAGEREF _Toc223081717 \h </w:instrText>
         </w:r>
         <w:r>
           <w:rPr>
@@ -2347,7 +2354,7 @@
           <w:lang w:val="nl-BE" w:eastAsia="nl-BE" w:bidi="ar-SA"/>
         </w:rPr>
       </w:pPr>
-      <w:hyperlink w:anchor="_Toc222649830" w:history="1">
+      <w:hyperlink w:anchor="_Toc223081718" w:history="1">
         <w:r>
           <w:rPr>
             <w:rStyle w:val="Hyperlink"/>
@@ -2388,7 +2395,7 @@
           <w:rPr>
             <w:noProof/>
           </w:rPr>
-          <w:instrText xml:space="preserve"> PAGEREF _Toc222649830 \h </w:instrText>
+          <w:instrText xml:space="preserve"> PAGEREF _Toc223081718 \h </w:instrText>
         </w:r>
         <w:r>
           <w:rPr>
@@ -2431,7 +2438,7 @@
           <w:lang w:val="nl-BE" w:eastAsia="nl-BE" w:bidi="ar-SA"/>
         </w:rPr>
       </w:pPr>
-      <w:hyperlink w:anchor="_Toc222649831" w:history="1">
+      <w:hyperlink w:anchor="_Toc223081719" w:history="1">
         <w:r>
           <w:rPr>
             <w:rStyle w:val="Hyperlink"/>
@@ -2472,7 +2479,7 @@
           <w:rPr>
             <w:noProof/>
           </w:rPr>
-          <w:instrText xml:space="preserve"> PAGEREF _Toc222649831 \h </w:instrText>
+          <w:instrText xml:space="preserve"> PAGEREF _Toc223081719 \h </w:instrText>
         </w:r>
         <w:r>
           <w:rPr>
@@ -2515,7 +2522,7 @@
           <w:lang w:val="nl-BE" w:eastAsia="nl-BE" w:bidi="ar-SA"/>
         </w:rPr>
       </w:pPr>
-      <w:hyperlink w:anchor="_Toc222649832" w:history="1">
+      <w:hyperlink w:anchor="_Toc223081720" w:history="1">
         <w:r>
           <w:rPr>
             <w:rStyle w:val="Hyperlink"/>
@@ -2556,7 +2563,7 @@
           <w:rPr>
             <w:noProof/>
           </w:rPr>
-          <w:instrText xml:space="preserve"> PAGEREF _Toc222649832 \h </w:instrText>
+          <w:instrText xml:space="preserve"> PAGEREF _Toc223081720 \h </w:instrText>
         </w:r>
         <w:r>
           <w:rPr>
@@ -2599,7 +2606,7 @@
           <w:lang w:val="nl-BE" w:eastAsia="nl-BE" w:bidi="ar-SA"/>
         </w:rPr>
       </w:pPr>
-      <w:hyperlink w:anchor="_Toc222649833" w:history="1">
+      <w:hyperlink w:anchor="_Toc223081721" w:history="1">
         <w:r>
           <w:rPr>
             <w:rStyle w:val="Hyperlink"/>
@@ -2640,7 +2647,7 @@
           <w:rPr>
             <w:noProof/>
           </w:rPr>
-          <w:instrText xml:space="preserve"> PAGEREF _Toc222649833 \h </w:instrText>
+          <w:instrText xml:space="preserve"> PAGEREF _Toc223081721 \h </w:instrText>
         </w:r>
         <w:r>
           <w:rPr>
@@ -2683,7 +2690,7 @@
           <w:lang w:val="nl-BE" w:eastAsia="nl-BE" w:bidi="ar-SA"/>
         </w:rPr>
       </w:pPr>
-      <w:hyperlink w:anchor="_Toc222649834" w:history="1">
+      <w:hyperlink w:anchor="_Toc223081722" w:history="1">
         <w:r>
           <w:rPr>
             <w:rStyle w:val="Hyperlink"/>
@@ -2724,7 +2731,7 @@
           <w:rPr>
             <w:noProof/>
           </w:rPr>
-          <w:instrText xml:space="preserve"> PAGEREF _Toc222649834 \h </w:instrText>
+          <w:instrText xml:space="preserve"> PAGEREF _Toc223081722 \h </w:instrText>
         </w:r>
         <w:r>
           <w:rPr>
@@ -2767,7 +2774,7 @@
           <w:lang w:val="nl-BE" w:eastAsia="nl-BE" w:bidi="ar-SA"/>
         </w:rPr>
       </w:pPr>
-      <w:hyperlink w:anchor="_Toc222649835" w:history="1">
+      <w:hyperlink w:anchor="_Toc223081723" w:history="1">
         <w:r>
           <w:rPr>
             <w:rStyle w:val="Hyperlink"/>
@@ -2810,7 +2817,7 @@
           <w:rPr>
             <w:noProof/>
           </w:rPr>
-          <w:instrText xml:space="preserve"> PAGEREF _Toc222649835 \h </w:instrText>
+          <w:instrText xml:space="preserve"> PAGEREF _Toc223081723 \h </w:instrText>
         </w:r>
         <w:r>
           <w:rPr>
@@ -2853,7 +2860,7 @@
           <w:lang w:val="nl-BE" w:eastAsia="nl-BE" w:bidi="ar-SA"/>
         </w:rPr>
       </w:pPr>
-      <w:hyperlink w:anchor="_Toc222649836" w:history="1">
+      <w:hyperlink w:anchor="_Toc223081724" w:history="1">
         <w:r>
           <w:rPr>
             <w:rStyle w:val="Hyperlink"/>
@@ -2894,7 +2901,7 @@
           <w:rPr>
             <w:noProof/>
           </w:rPr>
-          <w:instrText xml:space="preserve"> PAGEREF _Toc222649836 \h </w:instrText>
+          <w:instrText xml:space="preserve"> PAGEREF _Toc223081724 \h </w:instrText>
         </w:r>
         <w:r>
           <w:rPr>
@@ -2937,7 +2944,7 @@
           <w:lang w:val="nl-BE" w:eastAsia="nl-BE" w:bidi="ar-SA"/>
         </w:rPr>
       </w:pPr>
-      <w:hyperlink w:anchor="_Toc222649837" w:history="1">
+      <w:hyperlink w:anchor="_Toc223081725" w:history="1">
         <w:r>
           <w:rPr>
             <w:rStyle w:val="Hyperlink"/>
@@ -2978,7 +2985,7 @@
           <w:rPr>
             <w:noProof/>
           </w:rPr>
-          <w:instrText xml:space="preserve"> PAGEREF _Toc222649837 \h </w:instrText>
+          <w:instrText xml:space="preserve"> PAGEREF _Toc223081725 \h </w:instrText>
         </w:r>
         <w:r>
           <w:rPr>
@@ -3021,7 +3028,7 @@
           <w:lang w:val="nl-BE" w:eastAsia="nl-BE" w:bidi="ar-SA"/>
         </w:rPr>
       </w:pPr>
-      <w:hyperlink w:anchor="_Toc222649838" w:history="1">
+      <w:hyperlink w:anchor="_Toc223081726" w:history="1">
         <w:r>
           <w:rPr>
             <w:rStyle w:val="Hyperlink"/>
@@ -3062,7 +3069,7 @@
           <w:rPr>
             <w:noProof/>
           </w:rPr>
-          <w:instrText xml:space="preserve"> PAGEREF _Toc222649838 \h </w:instrText>
+          <w:instrText xml:space="preserve"> PAGEREF _Toc223081726 \h </w:instrText>
         </w:r>
         <w:r>
           <w:rPr>
@@ -3105,7 +3112,7 @@
           <w:lang w:val="nl-BE" w:eastAsia="nl-BE" w:bidi="ar-SA"/>
         </w:rPr>
       </w:pPr>
-      <w:hyperlink w:anchor="_Toc222649839" w:history="1">
+      <w:hyperlink w:anchor="_Toc223081727" w:history="1">
         <w:r>
           <w:rPr>
             <w:rStyle w:val="Hyperlink"/>
@@ -3146,7 +3153,7 @@
           <w:rPr>
             <w:noProof/>
           </w:rPr>
-          <w:instrText xml:space="preserve"> PAGEREF _Toc222649839 \h </w:instrText>
+          <w:instrText xml:space="preserve"> PAGEREF _Toc223081727 \h </w:instrText>
         </w:r>
         <w:r>
           <w:rPr>
@@ -3189,7 +3196,7 @@
           <w:lang w:val="nl-BE" w:eastAsia="nl-BE" w:bidi="ar-SA"/>
         </w:rPr>
       </w:pPr>
-      <w:hyperlink w:anchor="_Toc222649840" w:history="1">
+      <w:hyperlink w:anchor="_Toc223081728" w:history="1">
         <w:r>
           <w:rPr>
             <w:rStyle w:val="Hyperlink"/>
@@ -3230,7 +3237,7 @@
           <w:rPr>
             <w:noProof/>
           </w:rPr>
-          <w:instrText xml:space="preserve"> PAGEREF _Toc222649840 \h </w:instrText>
+          <w:instrText xml:space="preserve"> PAGEREF _Toc223081728 \h </w:instrText>
         </w:r>
         <w:r>
           <w:rPr>
@@ -3273,7 +3280,7 @@
           <w:lang w:val="nl-BE" w:eastAsia="nl-BE" w:bidi="ar-SA"/>
         </w:rPr>
       </w:pPr>
-      <w:hyperlink w:anchor="_Toc222649841" w:history="1">
+      <w:hyperlink w:anchor="_Toc223081729" w:history="1">
         <w:r>
           <w:rPr>
             <w:rStyle w:val="Hyperlink"/>
@@ -3314,7 +3321,7 @@
           <w:rPr>
             <w:noProof/>
           </w:rPr>
-          <w:instrText xml:space="preserve"> PAGEREF _Toc222649841 \h </w:instrText>
+          <w:instrText xml:space="preserve"> PAGEREF _Toc223081729 \h </w:instrText>
         </w:r>
         <w:r>
           <w:rPr>
@@ -3357,7 +3364,7 @@
           <w:lang w:val="nl-BE" w:eastAsia="nl-BE" w:bidi="ar-SA"/>
         </w:rPr>
       </w:pPr>
-      <w:hyperlink w:anchor="_Toc222649842" w:history="1">
+      <w:hyperlink w:anchor="_Toc223081730" w:history="1">
         <w:r>
           <w:rPr>
             <w:rStyle w:val="Hyperlink"/>
@@ -3398,7 +3405,7 @@
           <w:rPr>
             <w:noProof/>
           </w:rPr>
-          <w:instrText xml:space="preserve"> PAGEREF _Toc222649842 \h </w:instrText>
+          <w:instrText xml:space="preserve"> PAGEREF _Toc223081730 \h </w:instrText>
         </w:r>
         <w:r>
           <w:rPr>
@@ -3441,7 +3448,7 @@
           <w:lang w:val="nl-BE" w:eastAsia="nl-BE" w:bidi="ar-SA"/>
         </w:rPr>
       </w:pPr>
-      <w:hyperlink w:anchor="_Toc222649843" w:history="1">
+      <w:hyperlink w:anchor="_Toc223081731" w:history="1">
         <w:r>
           <w:rPr>
             <w:rStyle w:val="Hyperlink"/>
@@ -3482,7 +3489,7 @@
           <w:rPr>
             <w:noProof/>
           </w:rPr>
-          <w:instrText xml:space="preserve"> PAGEREF _Toc222649843 \h </w:instrText>
+          <w:instrText xml:space="preserve"> PAGEREF _Toc223081731 \h </w:instrText>
         </w:r>
         <w:r>
           <w:rPr>
@@ -3525,7 +3532,7 @@
           <w:lang w:val="nl-BE" w:eastAsia="nl-BE" w:bidi="ar-SA"/>
         </w:rPr>
       </w:pPr>
-      <w:hyperlink w:anchor="_Toc222649844" w:history="1">
+      <w:hyperlink w:anchor="_Toc223081732" w:history="1">
         <w:r>
           <w:rPr>
             <w:rStyle w:val="Hyperlink"/>
@@ -3566,7 +3573,7 @@
           <w:rPr>
             <w:noProof/>
           </w:rPr>
-          <w:instrText xml:space="preserve"> PAGEREF _Toc222649844 \h </w:instrText>
+          <w:instrText xml:space="preserve"> PAGEREF _Toc223081732 \h </w:instrText>
         </w:r>
         <w:r>
           <w:rPr>
@@ -3609,7 +3616,7 @@
           <w:lang w:val="nl-BE" w:eastAsia="nl-BE" w:bidi="ar-SA"/>
         </w:rPr>
       </w:pPr>
-      <w:hyperlink w:anchor="_Toc222649845" w:history="1">
+      <w:hyperlink w:anchor="_Toc223081733" w:history="1">
         <w:r>
           <w:rPr>
             <w:rStyle w:val="Hyperlink"/>
@@ -3650,7 +3657,7 @@
           <w:rPr>
             <w:noProof/>
           </w:rPr>
-          <w:instrText xml:space="preserve"> PAGEREF _Toc222649845 \h </w:instrText>
+          <w:instrText xml:space="preserve"> PAGEREF _Toc223081733 \h </w:instrText>
         </w:r>
         <w:r>
           <w:rPr>
@@ -3702,7 +3709,7 @@
         </w:rPr>
       </w:pPr>
       <w:bookmarkStart w:id="0" w:name="_Ref118727531"/>
-      <w:bookmarkStart w:id="1" w:name="_Toc222649803"/>
+      <w:bookmarkStart w:id="1" w:name="_Toc223081691"/>
       <w:r>
         <w:lastRenderedPageBreak/>
         <w:t>Install</w:t>
@@ -3846,7 +3853,7 @@
           <w:rFonts w:hint="eastAsia"/>
         </w:rPr>
       </w:pPr>
-      <w:bookmarkStart w:id="2" w:name="_Toc222649804"/>
+      <w:bookmarkStart w:id="2" w:name="_Toc223081692"/>
       <w:r>
         <w:t>Launching ModbusControl</w:t>
       </w:r>
@@ -4087,7 +4094,7 @@
           <w:rFonts w:hint="eastAsia"/>
         </w:rPr>
       </w:pPr>
-      <w:bookmarkStart w:id="3" w:name="_Toc222649805"/>
+      <w:bookmarkStart w:id="3" w:name="_Toc223081693"/>
       <w:r>
         <w:t xml:space="preserve">The </w:t>
       </w:r>
@@ -4211,7 +4218,7 @@
           <w:rFonts w:hint="eastAsia"/>
         </w:rPr>
       </w:pPr>
-      <w:bookmarkStart w:id="4" w:name="_Toc222649806"/>
+      <w:bookmarkStart w:id="4" w:name="_Toc223081694"/>
       <w:r>
         <w:t>Using ModbusControl</w:t>
       </w:r>
@@ -4226,7 +4233,7 @@
         </w:rPr>
       </w:pPr>
       <w:bookmarkStart w:id="5" w:name="_Ref118397727"/>
-      <w:bookmarkStart w:id="6" w:name="_Toc222649807"/>
+      <w:bookmarkStart w:id="6" w:name="_Toc223081695"/>
       <w:r>
         <w:rPr>
           <w:lang w:val="en-GB"/>
@@ -4498,7 +4505,7 @@
           <w:lang w:val="en-GB"/>
         </w:rPr>
       </w:pPr>
-      <w:bookmarkStart w:id="7" w:name="_Toc222649808"/>
+      <w:bookmarkStart w:id="7" w:name="_Toc223081696"/>
       <w:r>
         <w:rPr>
           <w:lang w:val="en-GB"/>
@@ -5014,7 +5021,7 @@
           <w:lang w:val="en-GB"/>
         </w:rPr>
       </w:pPr>
-      <w:bookmarkStart w:id="8" w:name="_Toc222649809"/>
+      <w:bookmarkStart w:id="8" w:name="_Toc223081697"/>
       <w:r>
         <w:rPr>
           <w:lang w:val="en-GB"/>
@@ -5172,7 +5179,7 @@
           <w:lang w:val="en-GB"/>
         </w:rPr>
       </w:pPr>
-      <w:bookmarkStart w:id="9" w:name="_Toc222649810"/>
+      <w:bookmarkStart w:id="9" w:name="_Toc223081698"/>
       <w:r>
         <w:rPr>
           <w:lang w:val="en-GB"/>
@@ -5245,7 +5252,7 @@
       </w:pPr>
       <w:bookmarkStart w:id="10" w:name="__RefHeading___Toc43_939433756"/>
       <w:bookmarkStart w:id="11" w:name="_Ref118397833"/>
-      <w:bookmarkStart w:id="12" w:name="_Toc222649811"/>
+      <w:bookmarkStart w:id="12" w:name="_Toc223081699"/>
       <w:bookmarkEnd w:id="10"/>
       <w:r>
         <w:rPr>
@@ -7901,7 +7908,7 @@
           <w:lang w:val="en-GB"/>
         </w:rPr>
       </w:pPr>
-      <w:bookmarkStart w:id="14" w:name="_Toc222649812"/>
+      <w:bookmarkStart w:id="14" w:name="_Toc223081700"/>
       <w:r>
         <w:rPr>
           <w:lang w:val="en-GB"/>
@@ -8859,7 +8866,7 @@
           <w:lang w:val="en-GB"/>
         </w:rPr>
       </w:pPr>
-      <w:bookmarkStart w:id="15" w:name="_Toc222649813"/>
+      <w:bookmarkStart w:id="15" w:name="_Toc223081701"/>
       <w:r>
         <w:rPr>
           <w:lang w:val="en-GB"/>
@@ -9422,7 +9429,7 @@
         </w:rPr>
         <w:lastRenderedPageBreak/>
         <w:pict w14:anchorId="30845F7A">
-          <v:shape id="_x0000_i1026" type="#_x0000_t75" style="width:472.1pt;height:142.65pt;visibility:visible;mso-wrap-style:square">
+          <v:shape id="_x0000_i1026" type="#_x0000_t75" style="width:472.2pt;height:142.8pt;visibility:visible;mso-wrap-style:square">
             <v:imagedata r:id="rId10" o:title=""/>
           </v:shape>
         </w:pict>
@@ -9633,7 +9640,7 @@
         </w:rPr>
       </w:pPr>
       <w:bookmarkStart w:id="16" w:name="__RefHeading___Toc62_1195957084"/>
-      <w:bookmarkStart w:id="17" w:name="_Toc222649814"/>
+      <w:bookmarkStart w:id="17" w:name="_Toc223081702"/>
       <w:bookmarkEnd w:id="16"/>
       <w:r>
         <w:rPr>
@@ -9681,7 +9688,7 @@
           <w:lang w:val="en-GB"/>
         </w:rPr>
       </w:pPr>
-      <w:bookmarkStart w:id="18" w:name="_Toc222649815"/>
+      <w:bookmarkStart w:id="18" w:name="_Toc223081703"/>
       <w:r>
         <w:rPr>
           <w:lang w:val="en-GB"/>
@@ -9791,7 +9798,7 @@
           <w:lang w:val="en-GB"/>
         </w:rPr>
       </w:pPr>
-      <w:bookmarkStart w:id="19" w:name="_Toc222649816"/>
+      <w:bookmarkStart w:id="19" w:name="_Toc223081704"/>
       <w:r>
         <w:rPr>
           <w:lang w:val="en-GB"/>
@@ -9962,7 +9969,7 @@
           <w:lang w:val="en-GB"/>
         </w:rPr>
       </w:pPr>
-      <w:bookmarkStart w:id="20" w:name="_Toc222649817"/>
+      <w:bookmarkStart w:id="20" w:name="_Toc223081705"/>
       <w:r>
         <w:rPr>
           <w:lang w:val="en-GB"/>
@@ -10013,7 +10020,6 @@
       <w:pPr>
         <w:pStyle w:val="Normaalweb"/>
         <w:rPr>
-          <w:rFonts w:hint="eastAsia"/>
           <w:lang w:val="en-GB"/>
         </w:rPr>
       </w:pPr>
@@ -10097,7 +10103,6 @@
         </w:rPr>
         <w:t xml:space="preserve">change the background </w:t>
       </w:r>
-      <w:proofErr w:type="spellStart"/>
       <w:r>
         <w:rPr>
           <w:b/>
@@ -10106,7 +10111,6 @@
         </w:rPr>
         <w:t>color</w:t>
       </w:r>
-      <w:proofErr w:type="spellEnd"/>
       <w:r>
         <w:rPr>
           <w:lang w:val="en-GB"/>
@@ -10164,6 +10168,9 @@
       <w:pPr>
         <w:keepNext/>
         <w:spacing w:after="0"/>
+        <w:rPr>
+          <w:rFonts w:hint="eastAsia"/>
+        </w:rPr>
       </w:pPr>
       <w:r>
         <w:t>Right</w:t>
@@ -10549,7 +10556,7 @@
           <w:lang w:val="en-GB"/>
         </w:rPr>
       </w:pPr>
-      <w:bookmarkStart w:id="21" w:name="_Toc222649818"/>
+      <w:bookmarkStart w:id="21" w:name="_Toc223081706"/>
       <w:r>
         <w:rPr>
           <w:lang w:val="en-GB"/>
@@ -10647,7 +10654,7 @@
           <w:lang w:val="en-GB"/>
         </w:rPr>
       </w:pPr>
-      <w:bookmarkStart w:id="22" w:name="_Toc222649819"/>
+      <w:bookmarkStart w:id="22" w:name="_Toc223081707"/>
       <w:r>
         <w:rPr>
           <w:lang w:val="en-GB"/>
@@ -11021,7 +11028,7 @@
           <w:noProof/>
         </w:rPr>
         <w:pict w14:anchorId="5CABB691">
-          <v:shape id="_x0000_i1027" type="#_x0000_t75" style="width:391.25pt;height:52.3pt;visibility:visible;mso-wrap-style:square">
+          <v:shape id="_x0000_i1027" type="#_x0000_t75" style="width:391.2pt;height:52.2pt;visibility:visible;mso-wrap-style:square">
             <v:imagedata r:id="rId11" o:title=""/>
           </v:shape>
         </w:pict>
@@ -11111,7 +11118,7 @@
         </w:rPr>
         <w:tab/>
       </w:r>
-      <w:bookmarkStart w:id="23" w:name="_Toc222649820"/>
+      <w:bookmarkStart w:id="23" w:name="_Toc223081708"/>
       <w:r>
         <w:rPr>
           <w:lang w:val="en-GB"/>
@@ -11233,15 +11240,7 @@
         </w:rPr>
       </w:pPr>
       <w:r>
-        <w:t xml:space="preserve">The status bar changes </w:t>
-      </w:r>
-      <w:proofErr w:type="spellStart"/>
-      <w:r>
-        <w:t>color</w:t>
-      </w:r>
-      <w:proofErr w:type="spellEnd"/>
-      <w:r>
-        <w:t xml:space="preserve"> to indicate system state:</w:t>
+        <w:t>The status bar changes color to indicate system state:</w:t>
       </w:r>
     </w:p>
     <w:p>
@@ -11304,7 +11303,7 @@
         </w:rPr>
       </w:pPr>
       <w:bookmarkStart w:id="24" w:name="_Ref117942468"/>
-      <w:bookmarkStart w:id="25" w:name="_Toc222649821"/>
+      <w:bookmarkStart w:id="25" w:name="_Toc223081709"/>
       <w:r>
         <w:t>Mbc project file validation with XSD schema</w:t>
       </w:r>
@@ -11551,7 +11550,7 @@
       </w:pPr>
       <w:bookmarkStart w:id="26" w:name="_Ref117942129"/>
       <w:bookmarkStart w:id="27" w:name="_Ref117942153"/>
-      <w:bookmarkStart w:id="28" w:name="_Toc222649822"/>
+      <w:bookmarkStart w:id="28" w:name="_Toc223081710"/>
       <w:r>
         <w:lastRenderedPageBreak/>
         <w:t>Logging</w:t>
@@ -11888,7 +11887,7 @@
       </w:pPr>
       <w:bookmarkStart w:id="29" w:name="_Ref117942296"/>
       <w:bookmarkStart w:id="30" w:name="_Ref117942768"/>
-      <w:bookmarkStart w:id="31" w:name="_Toc222649823"/>
+      <w:bookmarkStart w:id="31" w:name="_Toc223081711"/>
       <w:r>
         <w:t>Modbus/TCP bridge</w:t>
       </w:r>
@@ -12142,7 +12141,7 @@
           <w:rFonts w:hint="eastAsia"/>
         </w:rPr>
       </w:pPr>
-      <w:bookmarkStart w:id="32" w:name="_Toc222649824"/>
+      <w:bookmarkStart w:id="32" w:name="_Toc223081712"/>
       <w:r>
         <w:t>The Modbus protocol, function codes and word order</w:t>
       </w:r>
@@ -13089,7 +13088,7 @@
         </w:rPr>
       </w:pPr>
       <w:bookmarkStart w:id="33" w:name="_Ref117948934"/>
-      <w:bookmarkStart w:id="34" w:name="_Toc222649825"/>
+      <w:bookmarkStart w:id="34" w:name="_Toc223081713"/>
       <w:r>
         <w:t>ModbusControl c</w:t>
       </w:r>
@@ -14007,7 +14006,7 @@
           <w:rFonts w:hint="eastAsia"/>
         </w:rPr>
       </w:pPr>
-      <w:bookmarkStart w:id="35" w:name="_Toc222649826"/>
+      <w:bookmarkStart w:id="35" w:name="_Toc223081714"/>
       <w:r>
         <w:t>ModbusExport tool</w:t>
       </w:r>
@@ -15636,7 +15635,7 @@
           <w:rFonts w:hint="eastAsia"/>
         </w:rPr>
       </w:pPr>
-      <w:bookmarkStart w:id="36" w:name="_Toc222649827"/>
+      <w:bookmarkStart w:id="36" w:name="_Toc223081715"/>
       <w:r>
         <w:t>ModbusImport tool</w:t>
       </w:r>
@@ -17141,7 +17140,7 @@
       <w:bookmarkStart w:id="42" w:name="_Ref221871066"/>
       <w:bookmarkStart w:id="43" w:name="_Ref221871495"/>
       <w:bookmarkStart w:id="44" w:name="_Ref221871518"/>
-      <w:bookmarkStart w:id="45" w:name="_Toc222649828"/>
+      <w:bookmarkStart w:id="45" w:name="_Toc223081716"/>
       <w:r>
         <w:t>The Import/Export format</w:t>
       </w:r>
@@ -18063,7 +18062,7 @@
           <w:rFonts w:hint="eastAsia"/>
         </w:rPr>
       </w:pPr>
-      <w:bookmarkStart w:id="46" w:name="_Toc222649829"/>
+      <w:bookmarkStart w:id="46" w:name="_Toc223081717"/>
       <w:r>
         <w:lastRenderedPageBreak/>
         <w:t>More about Modbus</w:t>
@@ -18211,7 +18210,7 @@
           <w:lang w:val="en-GB"/>
         </w:rPr>
       </w:pPr>
-      <w:bookmarkStart w:id="47" w:name="_Toc222649830"/>
+      <w:bookmarkStart w:id="47" w:name="_Toc223081718"/>
       <w:r>
         <w:rPr>
           <w:lang w:val="en-GB"/>
@@ -18463,7 +18462,7 @@
           <w:lang w:val="en-GB"/>
         </w:rPr>
       </w:pPr>
-      <w:bookmarkStart w:id="48" w:name="_Toc222649831"/>
+      <w:bookmarkStart w:id="48" w:name="_Toc223081719"/>
       <w:r>
         <w:rPr>
           <w:lang w:val="en-GB"/>
@@ -18932,7 +18931,7 @@
           <w:lang w:val="en-GB"/>
         </w:rPr>
       </w:pPr>
-      <w:bookmarkStart w:id="49" w:name="_Toc222649832"/>
+      <w:bookmarkStart w:id="49" w:name="_Toc223081720"/>
       <w:r>
         <w:rPr>
           <w:lang w:val="en-GB"/>
@@ -19388,7 +19387,7 @@
           <w:lang w:val="en-GB"/>
         </w:rPr>
       </w:pPr>
-      <w:bookmarkStart w:id="50" w:name="_Toc222649833"/>
+      <w:bookmarkStart w:id="50" w:name="_Toc223081721"/>
       <w:r>
         <w:rPr>
           <w:lang w:val="en-GB"/>
@@ -21751,7 +21750,7 @@
         </w:rPr>
       </w:pPr>
       <w:bookmarkStart w:id="51" w:name="_Ref146906707"/>
-      <w:bookmarkStart w:id="52" w:name="_Toc222649834"/>
+      <w:bookmarkStart w:id="52" w:name="_Toc223081722"/>
       <w:r>
         <w:rPr>
           <w:lang w:val="en-GB"/>
@@ -22144,17 +22143,8 @@
                 <w:b/>
                 <w:bCs/>
               </w:rPr>
-              <w:t xml:space="preserve">default font (text) </w:t>
-            </w:r>
-            <w:proofErr w:type="spellStart"/>
-            <w:r>
-              <w:rPr>
-                <w:b/>
-                <w:bCs/>
-              </w:rPr>
-              <w:t>color</w:t>
-            </w:r>
-            <w:proofErr w:type="spellEnd"/>
+              <w:t>default font (text) color</w:t>
+            </w:r>
             <w:r>
               <w:t xml:space="preserve"> for all &lt;var&gt; elements on this tab page. See </w:t>
             </w:r>
@@ -22312,17 +22302,8 @@
                 <w:b/>
                 <w:bCs/>
               </w:rPr>
-              <w:t xml:space="preserve">default background </w:t>
-            </w:r>
-            <w:proofErr w:type="spellStart"/>
-            <w:r>
-              <w:rPr>
-                <w:b/>
-                <w:bCs/>
-              </w:rPr>
-              <w:t>color</w:t>
-            </w:r>
-            <w:proofErr w:type="spellEnd"/>
+              <w:t>default background color</w:t>
+            </w:r>
             <w:r>
               <w:t xml:space="preserve"> for all &lt;var&gt; elements on this tab page</w:t>
             </w:r>
@@ -23253,7 +23234,7 @@
           <w:lang w:val="en-GB" w:eastAsia="nl-BE"/>
         </w:rPr>
       </w:pPr>
-      <w:bookmarkStart w:id="53" w:name="_Toc222649835"/>
+      <w:bookmarkStart w:id="53" w:name="_Toc223081723"/>
       <w:r>
         <w:rPr>
           <w:lang w:val="en-GB" w:eastAsia="nl-BE"/>
@@ -23924,7 +23905,7 @@
           <w:lang w:val="en-GB"/>
         </w:rPr>
       </w:pPr>
-      <w:bookmarkStart w:id="54" w:name="_Toc222649836"/>
+      <w:bookmarkStart w:id="54" w:name="_Toc223081724"/>
       <w:r>
         <w:rPr>
           <w:lang w:val="en-GB"/>
@@ -24918,17 +24899,8 @@
                 <w:b/>
                 <w:bCs/>
               </w:rPr>
-              <w:t xml:space="preserve">font (text) </w:t>
-            </w:r>
-            <w:proofErr w:type="spellStart"/>
-            <w:r>
-              <w:rPr>
-                <w:b/>
-                <w:bCs/>
-              </w:rPr>
-              <w:t>color</w:t>
-            </w:r>
-            <w:proofErr w:type="spellEnd"/>
+              <w:t>font (text) color</w:t>
+            </w:r>
             <w:r>
               <w:t xml:space="preserve"> for the register</w:t>
             </w:r>
@@ -25093,17 +25065,8 @@
                 <w:b/>
                 <w:bCs/>
               </w:rPr>
-              <w:t xml:space="preserve">background </w:t>
-            </w:r>
-            <w:proofErr w:type="spellStart"/>
-            <w:r>
-              <w:rPr>
-                <w:b/>
-                <w:bCs/>
-              </w:rPr>
-              <w:t>color</w:t>
-            </w:r>
-            <w:proofErr w:type="spellEnd"/>
+              <w:t>background color</w:t>
+            </w:r>
             <w:r>
               <w:t xml:space="preserve"> for the register</w:t>
             </w:r>
@@ -26578,7 +26541,7 @@
       </w:pPr>
       <w:bookmarkStart w:id="55" w:name="_Ref117942545"/>
       <w:bookmarkStart w:id="56" w:name="_Ref117942693"/>
-      <w:bookmarkStart w:id="57" w:name="_Toc222649837"/>
+      <w:bookmarkStart w:id="57" w:name="_Toc223081725"/>
       <w:r>
         <w:rPr>
           <w:lang w:val="en-GB"/>
@@ -27121,7 +27084,7 @@
           <w:lang w:val="en-GB"/>
         </w:rPr>
       </w:pPr>
-      <w:bookmarkStart w:id="58" w:name="_Toc222649838"/>
+      <w:bookmarkStart w:id="58" w:name="_Toc223081726"/>
       <w:r>
         <w:rPr>
           <w:lang w:val="en-GB"/>
@@ -27544,7 +27507,7 @@
           <w:lang w:val="en-GB"/>
         </w:rPr>
         <w:pict w14:anchorId="56E75F81">
-          <v:shape id="Afbeelding 1" o:spid="_x0000_i1028" type="#_x0000_t75" style="width:345.75pt;height:50.25pt;visibility:visible;mso-wrap-style:square">
+          <v:shape id="Afbeelding 1" o:spid="_x0000_i1028" type="#_x0000_t75" style="width:345.6pt;height:50.4pt;visibility:visible;mso-wrap-style:square">
             <v:imagedata r:id="rId12" o:title=""/>
           </v:shape>
         </w:pict>
@@ -27559,7 +27522,7 @@
         </w:rPr>
       </w:pPr>
       <w:bookmarkStart w:id="59" w:name="_Ref117942613"/>
-      <w:bookmarkStart w:id="60" w:name="_Toc222649839"/>
+      <w:bookmarkStart w:id="60" w:name="_Toc223081727"/>
       <w:r>
         <w:rPr>
           <w:lang w:val="en-GB"/>
@@ -28478,7 +28441,7 @@
         </w:rPr>
       </w:pPr>
       <w:bookmarkStart w:id="61" w:name="_Ref117942668"/>
-      <w:bookmarkStart w:id="62" w:name="_Toc222649840"/>
+      <w:bookmarkStart w:id="62" w:name="_Toc223081728"/>
       <w:r>
         <w:rPr>
           <w:lang w:val="en-GB"/>
@@ -29725,7 +29688,7 @@
         </w:rPr>
       </w:pPr>
       <w:bookmarkStart w:id="63" w:name="_Ref117942679"/>
-      <w:bookmarkStart w:id="64" w:name="_Toc222649841"/>
+      <w:bookmarkStart w:id="64" w:name="_Toc223081729"/>
       <w:r>
         <w:rPr>
           <w:lang w:val="en-GB"/>
@@ -30604,17 +30567,8 @@
                 <w:b/>
                 <w:bCs/>
               </w:rPr>
-              <w:t xml:space="preserve">font (text) </w:t>
-            </w:r>
-            <w:proofErr w:type="spellStart"/>
-            <w:r>
-              <w:rPr>
-                <w:b/>
-                <w:bCs/>
-              </w:rPr>
-              <w:t>color</w:t>
-            </w:r>
-            <w:proofErr w:type="spellEnd"/>
+              <w:t>font (text) color</w:t>
+            </w:r>
             <w:r>
               <w:t xml:space="preserve"> for the bit field</w:t>
             </w:r>
@@ -30771,17 +30725,8 @@
                 <w:b/>
                 <w:bCs/>
               </w:rPr>
-              <w:t xml:space="preserve">background </w:t>
-            </w:r>
-            <w:proofErr w:type="spellStart"/>
-            <w:r>
-              <w:rPr>
-                <w:b/>
-                <w:bCs/>
-              </w:rPr>
-              <w:t>color</w:t>
-            </w:r>
-            <w:proofErr w:type="spellEnd"/>
+              <w:t>background color</w:t>
+            </w:r>
             <w:r>
               <w:t xml:space="preserve"> for the bit field</w:t>
             </w:r>
@@ -32376,7 +32321,7 @@
       <w:bookmarkStart w:id="68" w:name="_Ref117942648"/>
       <w:bookmarkStart w:id="69" w:name="_Ref117942708"/>
       <w:bookmarkStart w:id="70" w:name="_Ref117942720"/>
-      <w:bookmarkStart w:id="71" w:name="_Toc222649842"/>
+      <w:bookmarkStart w:id="71" w:name="_Toc223081730"/>
       <w:r>
         <w:rPr>
           <w:lang w:val="en-GB"/>
@@ -32479,46 +32424,20 @@
           <w:b/>
           <w:bCs/>
         </w:rPr>
-        <w:t xml:space="preserve">font (text) </w:t>
-      </w:r>
-      <w:proofErr w:type="spellStart"/>
+        <w:t>font (text) color</w:t>
+      </w:r>
+      <w:r>
+        <w:t xml:space="preserve"> and </w:t>
+      </w:r>
       <w:r>
         <w:rPr>
           <w:b/>
           <w:bCs/>
         </w:rPr>
-        <w:t>color</w:t>
-      </w:r>
-      <w:proofErr w:type="spellEnd"/>
-      <w:r>
-        <w:t xml:space="preserve"> and </w:t>
-      </w:r>
-      <w:r>
-        <w:rPr>
-          <w:b/>
-          <w:bCs/>
-        </w:rPr>
-        <w:t xml:space="preserve">background </w:t>
-      </w:r>
-      <w:proofErr w:type="spellStart"/>
-      <w:r>
-        <w:rPr>
-          <w:b/>
-          <w:bCs/>
-        </w:rPr>
-        <w:t>color</w:t>
-      </w:r>
-      <w:proofErr w:type="spellEnd"/>
-      <w:r>
-        <w:t xml:space="preserve"> for registers, bit fields, or tab pages. A </w:t>
-      </w:r>
-      <w:proofErr w:type="spellStart"/>
-      <w:r>
-        <w:t>color</w:t>
-      </w:r>
-      <w:proofErr w:type="spellEnd"/>
-      <w:r>
-        <w:t xml:space="preserve"> can be specified in </w:t>
+        <w:t>background color</w:t>
+      </w:r>
+      <w:r>
+        <w:t xml:space="preserve"> for registers, bit fields, or tab pages. A color can be specified in </w:t>
       </w:r>
       <w:r>
         <w:rPr>
@@ -33073,59 +32992,27 @@
           <w:b/>
           <w:bCs/>
         </w:rPr>
-        <w:t xml:space="preserve">HTML </w:t>
-      </w:r>
-      <w:proofErr w:type="spellStart"/>
+        <w:t>HTML color notation (</w:t>
+      </w:r>
+      <w:r>
+        <w:t>#RRGGBB</w:t>
+      </w:r>
       <w:r>
         <w:rPr>
           <w:b/>
           <w:bCs/>
         </w:rPr>
-        <w:t>color</w:t>
-      </w:r>
-      <w:proofErr w:type="spellEnd"/>
+        <w:t>)</w:t>
+      </w:r>
       <w:r>
         <w:rPr>
           <w:b/>
           <w:bCs/>
         </w:rPr>
-        <w:t xml:space="preserve"> notation (</w:t>
-      </w:r>
-      <w:r>
-        <w:t>#RRGGBB</w:t>
-      </w:r>
-      <w:r>
-        <w:rPr>
-          <w:b/>
-          <w:bCs/>
-        </w:rPr>
-        <w:t>)</w:t>
-      </w:r>
-      <w:r>
-        <w:rPr>
-          <w:b/>
-          <w:bCs/>
-        </w:rPr>
         <w:br/>
       </w:r>
       <w:r>
-        <w:t xml:space="preserve">Specify the </w:t>
-      </w:r>
-      <w:proofErr w:type="spellStart"/>
-      <w:r>
-        <w:t>color</w:t>
-      </w:r>
-      <w:proofErr w:type="spellEnd"/>
-      <w:r>
-        <w:t xml:space="preserve"> using a hexadecimal HTML </w:t>
-      </w:r>
-      <w:proofErr w:type="spellStart"/>
-      <w:r>
-        <w:t>color</w:t>
-      </w:r>
-      <w:proofErr w:type="spellEnd"/>
-      <w:r>
-        <w:t xml:space="preserve"> code:</w:t>
+        <w:t>Specify the color using a hexadecimal HTML color code:</w:t>
       </w:r>
       <w:r>
         <w:br/>
@@ -33376,7 +33263,7 @@
           <w:lang w:val="en-GB"/>
         </w:rPr>
       </w:pPr>
-      <w:bookmarkStart w:id="72" w:name="_Toc222649843"/>
+      <w:bookmarkStart w:id="72" w:name="_Toc223081731"/>
       <w:r>
         <w:rPr>
           <w:lang w:val="en-GB"/>
@@ -33862,7 +33749,7 @@
           <w:lang w:val="en-GB"/>
         </w:rPr>
       </w:pPr>
-      <w:bookmarkStart w:id="73" w:name="_Toc222649844"/>
+      <w:bookmarkStart w:id="73" w:name="_Toc223081732"/>
       <w:r>
         <w:rPr>
           <w:lang w:val="en-GB"/>
@@ -34261,7 +34148,7 @@
           <w:lang w:val="en-GB"/>
         </w:rPr>
       </w:pPr>
-      <w:bookmarkStart w:id="74" w:name="_Toc222649845"/>
+      <w:bookmarkStart w:id="74" w:name="_Toc223081733"/>
       <w:r>
         <w:rPr>
           <w:lang w:val="en-GB"/>
@@ -45159,6 +45046,7 @@
   <w:style w:type="character" w:default="1" w:styleId="Standaardalinea-lettertype">
     <w:name w:val="Default Paragraph Font"/>
     <w:uiPriority w:val="1"/>
+    <w:semiHidden/>
     <w:unhideWhenUsed/>
   </w:style>
   <w:style w:type="table" w:default="1" w:styleId="Standaardtabel">

--- a/Manuals/ModbusControl - User manual.docx
+++ b/Manuals/ModbusControl - User manual.docx
@@ -5373,7 +5373,7 @@
             <v:path o:extrusionok="f" gradientshapeok="t" o:connecttype="rect"/>
             <o:lock v:ext="edit" aspectratio="t"/>
           </v:shapetype>
-          <v:shape id="_x0000_i1025" type="#_x0000_t75" style="width:408.6pt;height:55.8pt;visibility:visible;mso-wrap-style:square">
+          <v:shape id="_x0000_i1025" type="#_x0000_t75" style="width:408.9pt;height:55.9pt;visibility:visible;mso-wrap-style:square">
             <v:imagedata r:id="rId8" o:title=""/>
           </v:shape>
         </w:pict>
@@ -9429,7 +9429,7 @@
         </w:rPr>
         <w:lastRenderedPageBreak/>
         <w:pict w14:anchorId="30845F7A">
-          <v:shape id="_x0000_i1026" type="#_x0000_t75" style="width:472.2pt;height:142.8pt;visibility:visible;mso-wrap-style:square">
+          <v:shape id="_x0000_i1026" type="#_x0000_t75" style="width:472.3pt;height:142.95pt;visibility:visible;mso-wrap-style:square">
             <v:imagedata r:id="rId10" o:title=""/>
           </v:shape>
         </w:pict>
@@ -11028,7 +11028,7 @@
           <w:noProof/>
         </w:rPr>
         <w:pict w14:anchorId="5CABB691">
-          <v:shape id="_x0000_i1027" type="#_x0000_t75" style="width:391.2pt;height:52.2pt;visibility:visible;mso-wrap-style:square">
+          <v:shape id="_x0000_i1027" type="#_x0000_t75" style="width:391.7pt;height:52.1pt;visibility:visible;mso-wrap-style:square">
             <v:imagedata r:id="rId11" o:title=""/>
           </v:shape>
         </w:pict>
@@ -11865,7 +11865,19 @@
         <w:t>CSV</w:t>
       </w:r>
       <w:r>
-        <w:t xml:space="preserve"> format), or save the log to a file—also in </w:t>
+        <w:t xml:space="preserve"> format), or save the log to a file</w:t>
+      </w:r>
+      <w:r>
+        <w:t xml:space="preserve"> </w:t>
+      </w:r>
+      <w:r>
+        <w:t>—</w:t>
+      </w:r>
+      <w:r>
+        <w:t xml:space="preserve"> </w:t>
+      </w:r>
+      <w:r>
+        <w:t xml:space="preserve">also in </w:t>
       </w:r>
       <w:r>
         <w:rPr>
@@ -19462,17 +19474,10 @@
       <w:r>
         <w:rPr>
           <w:rStyle w:val="Kruisverwijzing"/>
-        </w:rPr>
-        <w:t xml:space="preserve">Project </w:t>
-      </w:r>
-      <w:proofErr w:type="spellStart"/>
-      <w:r>
-        <w:rPr>
-          <w:rStyle w:val="Kruisverwijzing"/>
-        </w:rPr>
-        <w:t>Configuration</w:t>
-      </w:r>
-      <w:proofErr w:type="spellEnd"/>
+          <w:lang w:val="en-GB"/>
+        </w:rPr>
+        <w:t>Project Configuration</w:t>
+      </w:r>
       <w:r>
         <w:rPr>
           <w:rStyle w:val="Kruisverwijzing"/>
@@ -27507,7 +27512,7 @@
           <w:lang w:val="en-GB"/>
         </w:rPr>
         <w:pict w14:anchorId="56E75F81">
-          <v:shape id="Afbeelding 1" o:spid="_x0000_i1028" type="#_x0000_t75" style="width:345.6pt;height:50.4pt;visibility:visible;mso-wrap-style:square">
+          <v:shape id="Afbeelding 1" o:spid="_x0000_i1028" type="#_x0000_t75" style="width:345.5pt;height:50.5pt;visibility:visible;mso-wrap-style:square">
             <v:imagedata r:id="rId12" o:title=""/>
           </v:shape>
         </w:pict>

--- a/Manuals/ModbusControl - User manual.docx
+++ b/Manuals/ModbusControl - User manual.docx
@@ -3752,7 +3752,6 @@
       <w:r>
         <w:t xml:space="preserve"> an example project file ”</w:t>
       </w:r>
-      <w:proofErr w:type="spellStart"/>
       <w:r>
         <w:rPr>
           <w:b/>
@@ -3760,7 +3759,6 @@
         </w:rPr>
         <w:t>Demo.mbc</w:t>
       </w:r>
-      <w:proofErr w:type="spellEnd"/>
       <w:r>
         <w:t xml:space="preserve">”, a </w:t>
       </w:r>
@@ -4630,21 +4628,7 @@
         <w:rPr>
           <w:rStyle w:val="XML"/>
         </w:rPr>
-        <w:t>&lt;</w:t>
-      </w:r>
-      <w:proofErr w:type="spellStart"/>
-      <w:r>
-        <w:rPr>
-          <w:rStyle w:val="XML"/>
-        </w:rPr>
-        <w:t>exportorder</w:t>
-      </w:r>
-      <w:proofErr w:type="spellEnd"/>
-      <w:r>
-        <w:rPr>
-          <w:rStyle w:val="XML"/>
-        </w:rPr>
-        <w:t>&gt;</w:t>
+        <w:t>&lt;exportorder&gt;</w:t>
       </w:r>
       <w:r>
         <w:t xml:space="preserve"> element in the .mbc file. This is useful when you want registers to appear in a specific sequence in the CSV file</w:t>
@@ -4653,15 +4637,7 @@
         <w:t xml:space="preserve"> - </w:t>
       </w:r>
       <w:r>
-        <w:t xml:space="preserve">for example, placing setup registers first to ensure correct import </w:t>
-      </w:r>
-      <w:proofErr w:type="spellStart"/>
-      <w:r>
-        <w:t>behavior</w:t>
-      </w:r>
-      <w:proofErr w:type="spellEnd"/>
-      <w:r>
-        <w:t>.</w:t>
+        <w:t>for example, placing setup registers first to ensure correct import behavior.</w:t>
       </w:r>
     </w:p>
     <w:p>
@@ -4746,21 +4722,7 @@
         <w:rPr>
           <w:rStyle w:val="XML"/>
         </w:rPr>
-        <w:t>&lt;</w:t>
-      </w:r>
-      <w:proofErr w:type="spellStart"/>
-      <w:r>
-        <w:rPr>
-          <w:rStyle w:val="XML"/>
-        </w:rPr>
-        <w:t>exportorder</w:t>
-      </w:r>
-      <w:proofErr w:type="spellEnd"/>
-      <w:r>
-        <w:rPr>
-          <w:rStyle w:val="XML"/>
-        </w:rPr>
-        <w:t>&gt;</w:t>
+        <w:t>&lt;exportorder&gt;</w:t>
       </w:r>
       <w:r>
         <w:t xml:space="preserve"> for</w:t>
@@ -5373,7 +5335,7 @@
             <v:path o:extrusionok="f" gradientshapeok="t" o:connecttype="rect"/>
             <o:lock v:ext="edit" aspectratio="t"/>
           </v:shapetype>
-          <v:shape id="_x0000_i1025" type="#_x0000_t75" style="width:408.9pt;height:55.9pt;visibility:visible;mso-wrap-style:square">
+          <v:shape id="_x0000_i1025" type="#_x0000_t75" style="width:408.6pt;height:55.8pt;visibility:visible;mso-wrap-style:square">
             <v:imagedata r:id="rId8" o:title=""/>
           </v:shape>
         </w:pict>
@@ -5877,17 +5839,8 @@
                 <w:b/>
                 <w:bCs/>
               </w:rPr>
-              <w:t xml:space="preserve">100 </w:t>
-            </w:r>
-            <w:proofErr w:type="spellStart"/>
-            <w:r>
-              <w:rPr>
-                <w:b/>
-                <w:bCs/>
-              </w:rPr>
-              <w:t>ms</w:t>
-            </w:r>
-            <w:proofErr w:type="spellEnd"/>
+              <w:t>100 ms</w:t>
+            </w:r>
             <w:r>
               <w:t>.</w:t>
             </w:r>
@@ -6325,15 +6278,7 @@
               <w:t>0 (auto)</w:t>
             </w:r>
             <w:r>
-              <w:t xml:space="preserve"> applies the default delay of four character times (for example, about 4 </w:t>
-            </w:r>
-            <w:proofErr w:type="spellStart"/>
-            <w:r>
-              <w:t>ms</w:t>
-            </w:r>
-            <w:proofErr w:type="spellEnd"/>
-            <w:r>
-              <w:t xml:space="preserve"> at 9600 baud). Any value greater than 0 specifies the delay in milliseconds.</w:t>
+              <w:t xml:space="preserve"> applies the default delay of four character times (for example, about 4 ms at 9600 baud). Any value greater than 0 specifies the delay in milliseconds.</w:t>
             </w:r>
           </w:p>
           <w:p>
@@ -7270,15 +7215,7 @@
               </w:rPr>
             </w:pPr>
             <w:r>
-              <w:t>Sample rate (</w:t>
-            </w:r>
-            <w:proofErr w:type="spellStart"/>
-            <w:r>
-              <w:t>ms</w:t>
-            </w:r>
-            <w:proofErr w:type="spellEnd"/>
-            <w:r>
-              <w:t>):</w:t>
+              <w:t>Sample rate (ms):</w:t>
             </w:r>
           </w:p>
         </w:tc>
@@ -8926,15 +8863,7 @@
         <w:t>125 registers</w:t>
       </w:r>
       <w:r>
-        <w:t xml:space="preserve"> in a single operation, validating device </w:t>
-      </w:r>
-      <w:proofErr w:type="spellStart"/>
-      <w:r>
-        <w:t>behavior</w:t>
-      </w:r>
-      <w:proofErr w:type="spellEnd"/>
-      <w:r>
-        <w:t>, or troubleshooting communication issues.</w:t>
+        <w:t xml:space="preserve"> in a single operation, validating device behavior, or troubleshooting communication issues.</w:t>
       </w:r>
     </w:p>
     <w:p>
@@ -9269,23 +9198,13 @@
           <w:lang w:val="nl-BE"/>
         </w:rPr>
       </w:pPr>
-      <w:proofErr w:type="spellStart"/>
       <w:r>
         <w:rPr>
           <w:b/>
           <w:bCs/>
           <w:lang w:val="nl-BE"/>
         </w:rPr>
-        <w:t>Decimal</w:t>
-      </w:r>
-      <w:proofErr w:type="spellEnd"/>
-      <w:r>
-        <w:rPr>
-          <w:b/>
-          <w:bCs/>
-          <w:lang w:val="nl-BE"/>
-        </w:rPr>
-        <w:t xml:space="preserve"> format:</w:t>
+        <w:t>Decimal format:</w:t>
       </w:r>
       <w:r>
         <w:rPr>
@@ -9358,33 +9277,11 @@
           <w:lang w:val="nl-BE"/>
         </w:rPr>
       </w:pPr>
-      <w:proofErr w:type="spellStart"/>
       <w:r>
         <w:rPr>
           <w:lang w:val="nl-BE"/>
         </w:rPr>
-        <w:t>Simulating</w:t>
-      </w:r>
-      <w:proofErr w:type="spellEnd"/>
-      <w:r>
-        <w:rPr>
-          <w:lang w:val="nl-BE"/>
-        </w:rPr>
-        <w:t xml:space="preserve"> </w:t>
-      </w:r>
-      <w:proofErr w:type="spellStart"/>
-      <w:r>
-        <w:rPr>
-          <w:lang w:val="nl-BE"/>
-        </w:rPr>
-        <w:t>edge</w:t>
-      </w:r>
-      <w:proofErr w:type="spellEnd"/>
-      <w:r>
-        <w:rPr>
-          <w:lang w:val="nl-BE"/>
-        </w:rPr>
-        <w:t xml:space="preserve"> cases</w:t>
+        <w:t>Simulating edge cases</w:t>
       </w:r>
     </w:p>
     <w:p>
@@ -9398,15 +9295,7 @@
         </w:rPr>
       </w:pPr>
       <w:r>
-        <w:t xml:space="preserve">Verifying device </w:t>
-      </w:r>
-      <w:proofErr w:type="spellStart"/>
-      <w:r>
-        <w:t>behavior</w:t>
-      </w:r>
-      <w:proofErr w:type="spellEnd"/>
-      <w:r>
-        <w:t xml:space="preserve"> under specific conditions</w:t>
+        <w:t>Verifying device behavior under specific conditions</w:t>
       </w:r>
     </w:p>
     <w:p>
@@ -9429,7 +9318,7 @@
         </w:rPr>
         <w:lastRenderedPageBreak/>
         <w:pict w14:anchorId="30845F7A">
-          <v:shape id="_x0000_i1026" type="#_x0000_t75" style="width:472.3pt;height:142.95pt;visibility:visible;mso-wrap-style:square">
+          <v:shape id="_x0000_i1026" type="#_x0000_t75" style="width:472.2pt;height:142.8pt;visibility:visible;mso-wrap-style:square">
             <v:imagedata r:id="rId10" o:title=""/>
           </v:shape>
         </w:pict>
@@ -9884,7 +9773,6 @@
       <w:r>
         <w:t xml:space="preserve"> Loads a sample project file named </w:t>
       </w:r>
-      <w:proofErr w:type="spellStart"/>
       <w:r>
         <w:rPr>
           <w:b/>
@@ -9892,7 +9780,6 @@
         </w:rPr>
         <w:t>Demo.mbc</w:t>
       </w:r>
-      <w:proofErr w:type="spellEnd"/>
       <w:r>
         <w:t>, useful for exploring the tool’s capabilities and learning how to structure your own projects.</w:t>
       </w:r>
@@ -9928,7 +9815,35 @@
           <w:b/>
           <w:bCs/>
         </w:rPr>
-        <w:t>ED&amp;A internal network</w:t>
+        <w:t>E</w:t>
+      </w:r>
+      <w:r>
+        <w:rPr>
+          <w:b/>
+          <w:bCs/>
+        </w:rPr>
+        <w:t>.</w:t>
+      </w:r>
+      <w:r>
+        <w:rPr>
+          <w:b/>
+          <w:bCs/>
+        </w:rPr>
+        <w:t>D</w:t>
+      </w:r>
+      <w:r>
+        <w:rPr>
+          <w:b/>
+          <w:bCs/>
+        </w:rPr>
+        <w:t>.</w:t>
+      </w:r>
+      <w:r>
+        <w:rPr>
+          <w:b/>
+          <w:bCs/>
+        </w:rPr>
+        <w:t>&amp;A internal network</w:t>
       </w:r>
       <w:r>
         <w:t xml:space="preserve"> and will not function outside that environment.</w:t>
@@ -10251,21 +10166,12 @@
           <w:rFonts w:hint="eastAsia"/>
         </w:rPr>
       </w:pPr>
-      <w:proofErr w:type="spellStart"/>
       <w:r>
         <w:rPr>
           <w:b/>
           <w:bCs/>
         </w:rPr>
-        <w:t>UInt</w:t>
-      </w:r>
-      <w:proofErr w:type="spellEnd"/>
-      <w:r>
-        <w:rPr>
-          <w:b/>
-          <w:bCs/>
-        </w:rPr>
-        <w:t>:</w:t>
+        <w:t>UInt:</w:t>
       </w:r>
       <w:r>
         <w:t xml:space="preserve"> </w:t>
@@ -10902,117 +10808,11 @@
       <w:r>
         <w:t xml:space="preserve">, a dropdown list of predefined values appears during editing. </w:t>
       </w:r>
-      <w:proofErr w:type="spellStart"/>
       <w:r>
         <w:rPr>
           <w:lang w:val="nl-BE"/>
         </w:rPr>
-        <w:t>You</w:t>
-      </w:r>
-      <w:proofErr w:type="spellEnd"/>
-      <w:r>
-        <w:rPr>
-          <w:lang w:val="nl-BE"/>
-        </w:rPr>
-        <w:t xml:space="preserve"> </w:t>
-      </w:r>
-      <w:proofErr w:type="spellStart"/>
-      <w:r>
-        <w:rPr>
-          <w:lang w:val="nl-BE"/>
-        </w:rPr>
-        <w:t>may</w:t>
-      </w:r>
-      <w:proofErr w:type="spellEnd"/>
-      <w:r>
-        <w:rPr>
-          <w:lang w:val="nl-BE"/>
-        </w:rPr>
-        <w:t xml:space="preserve"> </w:t>
-      </w:r>
-      <w:proofErr w:type="spellStart"/>
-      <w:r>
-        <w:rPr>
-          <w:lang w:val="nl-BE"/>
-        </w:rPr>
-        <w:t>still</w:t>
-      </w:r>
-      <w:proofErr w:type="spellEnd"/>
-      <w:r>
-        <w:rPr>
-          <w:lang w:val="nl-BE"/>
-        </w:rPr>
-        <w:t xml:space="preserve"> enter </w:t>
-      </w:r>
-      <w:proofErr w:type="spellStart"/>
-      <w:r>
-        <w:rPr>
-          <w:lang w:val="nl-BE"/>
-        </w:rPr>
-        <w:t>any</w:t>
-      </w:r>
-      <w:proofErr w:type="spellEnd"/>
-      <w:r>
-        <w:rPr>
-          <w:lang w:val="nl-BE"/>
-        </w:rPr>
-        <w:t xml:space="preserve"> </w:t>
-      </w:r>
-      <w:proofErr w:type="spellStart"/>
-      <w:r>
-        <w:rPr>
-          <w:lang w:val="nl-BE"/>
-        </w:rPr>
-        <w:t>other</w:t>
-      </w:r>
-      <w:proofErr w:type="spellEnd"/>
-      <w:r>
-        <w:rPr>
-          <w:lang w:val="nl-BE"/>
-        </w:rPr>
-        <w:t xml:space="preserve"> </w:t>
-      </w:r>
-      <w:proofErr w:type="spellStart"/>
-      <w:r>
-        <w:rPr>
-          <w:lang w:val="nl-BE"/>
-        </w:rPr>
-        <w:t>valid</w:t>
-      </w:r>
-      <w:proofErr w:type="spellEnd"/>
-      <w:r>
-        <w:rPr>
-          <w:lang w:val="nl-BE"/>
-        </w:rPr>
-        <w:t xml:space="preserve"> </w:t>
-      </w:r>
-      <w:proofErr w:type="spellStart"/>
-      <w:r>
-        <w:rPr>
-          <w:lang w:val="nl-BE"/>
-        </w:rPr>
-        <w:t>value</w:t>
-      </w:r>
-      <w:proofErr w:type="spellEnd"/>
-      <w:r>
-        <w:rPr>
-          <w:lang w:val="nl-BE"/>
-        </w:rPr>
-        <w:t xml:space="preserve"> </w:t>
-      </w:r>
-      <w:proofErr w:type="spellStart"/>
-      <w:r>
-        <w:rPr>
-          <w:lang w:val="nl-BE"/>
-        </w:rPr>
-        <w:t>manually</w:t>
-      </w:r>
-      <w:proofErr w:type="spellEnd"/>
-      <w:r>
-        <w:rPr>
-          <w:lang w:val="nl-BE"/>
-        </w:rPr>
-        <w:t>.</w:t>
+        <w:t>You may still enter any other valid value manually.</w:t>
       </w:r>
     </w:p>
     <w:p>
@@ -11028,7 +10828,7 @@
           <w:noProof/>
         </w:rPr>
         <w:pict w14:anchorId="5CABB691">
-          <v:shape id="_x0000_i1027" type="#_x0000_t75" style="width:391.7pt;height:52.1pt;visibility:visible;mso-wrap-style:square">
+          <v:shape id="_x0000_i1027" type="#_x0000_t75" style="width:391.2pt;height:52.2pt;visibility:visible;mso-wrap-style:square">
             <v:imagedata r:id="rId11" o:title=""/>
           </v:shape>
         </w:pict>
@@ -11152,44 +10952,8 @@
         <w:rPr>
           <w:lang w:val="nl-BE"/>
         </w:rPr>
-        <w:t xml:space="preserve">The </w:t>
-      </w:r>
-      <w:proofErr w:type="spellStart"/>
-      <w:r>
-        <w:rPr>
-          <w:lang w:val="nl-BE"/>
-        </w:rPr>
-        <w:t>number</w:t>
-      </w:r>
-      <w:proofErr w:type="spellEnd"/>
-      <w:r>
-        <w:rPr>
-          <w:lang w:val="nl-BE"/>
-        </w:rPr>
-        <w:t xml:space="preserve"> of </w:t>
-      </w:r>
-      <w:proofErr w:type="spellStart"/>
-      <w:r>
-        <w:rPr>
-          <w:lang w:val="nl-BE"/>
-        </w:rPr>
-        <w:t>successful</w:t>
-      </w:r>
-      <w:proofErr w:type="spellEnd"/>
-      <w:r>
-        <w:rPr>
-          <w:lang w:val="nl-BE"/>
-        </w:rPr>
-        <w:t xml:space="preserve"> </w:t>
-      </w:r>
-      <w:proofErr w:type="spellStart"/>
-      <w:r>
-        <w:rPr>
-          <w:lang w:val="nl-BE"/>
-        </w:rPr>
-        <w:t>reads</w:t>
-      </w:r>
-      <w:proofErr w:type="spellEnd"/>
+        <w:t>The number of successful reads</w:t>
+      </w:r>
     </w:p>
     <w:p>
       <w:pPr>
@@ -11577,35 +11341,7 @@
         <w:rPr>
           <w:lang w:val="nl-BE"/>
         </w:rPr>
-        <w:t xml:space="preserve">The logger </w:t>
-      </w:r>
-      <w:proofErr w:type="spellStart"/>
-      <w:r>
-        <w:rPr>
-          <w:lang w:val="nl-BE"/>
-        </w:rPr>
-        <w:t>can</w:t>
-      </w:r>
-      <w:proofErr w:type="spellEnd"/>
-      <w:r>
-        <w:rPr>
-          <w:lang w:val="nl-BE"/>
-        </w:rPr>
-        <w:t xml:space="preserve"> </w:t>
-      </w:r>
-      <w:proofErr w:type="spellStart"/>
-      <w:r>
-        <w:rPr>
-          <w:lang w:val="nl-BE"/>
-        </w:rPr>
-        <w:t>capture</w:t>
-      </w:r>
-      <w:proofErr w:type="spellEnd"/>
-      <w:r>
-        <w:rPr>
-          <w:lang w:val="nl-BE"/>
-        </w:rPr>
-        <w:t>:</w:t>
+        <w:t>The logger can capture:</w:t>
       </w:r>
     </w:p>
     <w:p>
@@ -11631,21 +11367,7 @@
         <w:rPr>
           <w:lang w:val="nl-BE"/>
         </w:rPr>
-        <w:t xml:space="preserve"> — </w:t>
-      </w:r>
-      <w:proofErr w:type="spellStart"/>
-      <w:r>
-        <w:rPr>
-          <w:lang w:val="nl-BE"/>
-        </w:rPr>
-        <w:t>such</w:t>
-      </w:r>
-      <w:proofErr w:type="spellEnd"/>
-      <w:r>
-        <w:rPr>
-          <w:lang w:val="nl-BE"/>
-        </w:rPr>
-        <w:t xml:space="preserve"> as response timeouts</w:t>
+        <w:t xml:space="preserve"> — such as response timeouts</w:t>
       </w:r>
     </w:p>
     <w:p>
@@ -11659,7 +11381,6 @@
           <w:lang w:val="nl-BE"/>
         </w:rPr>
       </w:pPr>
-      <w:proofErr w:type="spellStart"/>
       <w:r>
         <w:rPr>
           <w:b/>
@@ -11668,7 +11389,6 @@
         </w:rPr>
         <w:t>Warnings</w:t>
       </w:r>
-      <w:proofErr w:type="spellEnd"/>
     </w:p>
     <w:p>
       <w:pPr>
@@ -11829,23 +11549,7 @@
           <w:i/>
           <w:iCs/>
         </w:rPr>
-        <w:t xml:space="preserve">“Slave=1, Read holding registers: </w:t>
-      </w:r>
-      <w:proofErr w:type="spellStart"/>
-      <w:r>
-        <w:rPr>
-          <w:i/>
-          <w:iCs/>
-        </w:rPr>
-        <w:t>addr</w:t>
-      </w:r>
-      <w:proofErr w:type="spellEnd"/>
-      <w:r>
-        <w:rPr>
-          <w:i/>
-          <w:iCs/>
-        </w:rPr>
-        <w:t>=100, quant=15”</w:t>
+        <w:t>“Slave=1, Read holding registers: addr=100, quant=15”</w:t>
       </w:r>
     </w:p>
     <w:p>
@@ -11964,7 +11668,6 @@
         </w:rPr>
         <w:t xml:space="preserve">such as </w:t>
       </w:r>
-      <w:proofErr w:type="spellStart"/>
       <w:r>
         <w:rPr>
           <w:rStyle w:val="Zwaar"/>
@@ -11972,7 +11675,6 @@
         </w:rPr>
         <w:t>ModbusScope</w:t>
       </w:r>
-      <w:proofErr w:type="spellEnd"/>
       <w:r>
         <w:rPr>
           <w:rStyle w:val="Zwaar"/>
@@ -12339,18 +12041,8 @@
           <w:lang w:val="nl-BE"/>
         </w:rPr>
         <w:noBreakHyphen/>
-        <w:t xml:space="preserve">bit </w:t>
-      </w:r>
-      <w:proofErr w:type="spellStart"/>
-      <w:r>
-        <w:rPr>
-          <w:b/>
-          <w:bCs/>
-          <w:lang w:val="nl-BE"/>
-        </w:rPr>
-        <w:t>values</w:t>
-      </w:r>
-      <w:proofErr w:type="spellEnd"/>
+        <w:t>bit values</w:t>
+      </w:r>
     </w:p>
     <w:p>
       <w:pPr>
@@ -12449,7 +12141,19 @@
         </w:rPr>
       </w:pPr>
       <w:r>
-        <w:t xml:space="preserve">ED&amp;A recommends </w:t>
+        <w:t>E</w:t>
+      </w:r>
+      <w:r>
+        <w:t>.</w:t>
+      </w:r>
+      <w:r>
+        <w:t>D</w:t>
+      </w:r>
+      <w:r>
+        <w:t>.</w:t>
+      </w:r>
+      <w:r>
+        <w:t xml:space="preserve">&amp;A recommends </w:t>
       </w:r>
       <w:r>
         <w:rPr>
@@ -12612,7 +12316,22 @@
         </w:rPr>
       </w:pPr>
       <w:r>
-        <w:t xml:space="preserve">ED&amp;A again prefers </w:t>
+        <w:t>E</w:t>
+      </w:r>
+      <w:r>
+        <w:t>.</w:t>
+      </w:r>
+      <w:r>
+        <w:t>D</w:t>
+      </w:r>
+      <w:r>
+        <w:t>.</w:t>
+      </w:r>
+      <w:r>
+        <w:t xml:space="preserve">&amp;A </w:t>
+      </w:r>
+      <w:r>
+        <w:t xml:space="preserve">again prefers </w:t>
       </w:r>
       <w:r>
         <w:rPr>
@@ -13493,15 +13212,7 @@
             </w:r>
             <w:r>
               <w:noBreakHyphen/>
-              <w:t>message timeout for serial communication (</w:t>
-            </w:r>
-            <w:proofErr w:type="spellStart"/>
-            <w:r>
-              <w:t>ms</w:t>
-            </w:r>
-            <w:proofErr w:type="spellEnd"/>
-            <w:r>
-              <w:t>)</w:t>
+              <w:t>message timeout for serial communication (ms)</w:t>
             </w:r>
             <w:r>
               <w:t xml:space="preserve"> </w:t>
@@ -13758,15 +13469,7 @@
               </w:rPr>
             </w:pPr>
             <w:r>
-              <w:t>Maximum wait time for the first response byte (</w:t>
-            </w:r>
-            <w:proofErr w:type="spellStart"/>
-            <w:r>
-              <w:t>ms</w:t>
-            </w:r>
-            <w:proofErr w:type="spellEnd"/>
-            <w:r>
-              <w:t>)</w:t>
+              <w:t>Maximum wait time for the first response byte (ms)</w:t>
             </w:r>
           </w:p>
         </w:tc>
@@ -13801,15 +13504,7 @@
               </w:rPr>
             </w:pPr>
             <w:r>
-              <w:t>Delay before sending the next query (</w:t>
-            </w:r>
-            <w:proofErr w:type="spellStart"/>
-            <w:r>
-              <w:t>ms</w:t>
-            </w:r>
-            <w:proofErr w:type="spellEnd"/>
-            <w:r>
-              <w:t>)</w:t>
+              <w:t>Delay before sending the next query (ms)</w:t>
             </w:r>
             <w:r>
               <w:t xml:space="preserve">. </w:t>
@@ -13913,15 +13608,7 @@
               </w:rPr>
             </w:pPr>
             <w:r>
-              <w:t>Polling period for reading registers (</w:t>
-            </w:r>
-            <w:proofErr w:type="spellStart"/>
-            <w:r>
-              <w:t>ms</w:t>
-            </w:r>
-            <w:proofErr w:type="spellEnd"/>
-            <w:r>
-              <w:t>)</w:t>
+              <w:t>Polling period for reading registers (ms)</w:t>
             </w:r>
           </w:p>
         </w:tc>
@@ -14712,15 +14399,7 @@
             </w:r>
             <w:r>
               <w:noBreakHyphen/>
-              <w:t>message timeout (</w:t>
-            </w:r>
-            <w:proofErr w:type="spellStart"/>
-            <w:r>
-              <w:t>ms</w:t>
-            </w:r>
-            <w:proofErr w:type="spellEnd"/>
-            <w:r>
-              <w:t>)</w:t>
+              <w:t>message timeout (ms)</w:t>
             </w:r>
             <w:r>
               <w:br/>
@@ -14952,15 +14631,7 @@
               <w:t xml:space="preserve">Maximum </w:t>
             </w:r>
             <w:r>
-              <w:t>wait time for first response byte (</w:t>
-            </w:r>
-            <w:proofErr w:type="spellStart"/>
-            <w:r>
-              <w:t>ms</w:t>
-            </w:r>
-            <w:proofErr w:type="spellEnd"/>
-            <w:r>
-              <w:t>)</w:t>
+              <w:t>wait time for first response byte (ms)</w:t>
             </w:r>
             <w:r>
               <w:br/>
@@ -14996,15 +14667,7 @@
               </w:rPr>
             </w:pPr>
             <w:r>
-              <w:t>Delay before sending next query (</w:t>
-            </w:r>
-            <w:proofErr w:type="spellStart"/>
-            <w:r>
-              <w:t>ms</w:t>
-            </w:r>
-            <w:proofErr w:type="spellEnd"/>
-            <w:r>
-              <w:t>)</w:t>
+              <w:t>Delay before sending next query (ms)</w:t>
             </w:r>
             <w:r>
               <w:br/>
@@ -15321,7 +14984,6 @@
               <w:lastRenderedPageBreak/>
               <w:t>-tabs &lt;</w:t>
             </w:r>
-            <w:proofErr w:type="spellStart"/>
             <w:r>
               <w:rPr>
                 <w:i/>
@@ -15329,11 +14991,9 @@
               </w:rPr>
               <w:t>tabname</w:t>
             </w:r>
-            <w:proofErr w:type="spellEnd"/>
             <w:r>
               <w:t>&gt; [</w:t>
             </w:r>
-            <w:proofErr w:type="spellStart"/>
             <w:r>
               <w:rPr>
                 <w:i/>
@@ -15341,7 +15001,6 @@
               </w:rPr>
               <w:t>tabname</w:t>
             </w:r>
-            <w:proofErr w:type="spellEnd"/>
             <w:r>
               <w:t>]...</w:t>
             </w:r>
@@ -15431,13 +15090,8 @@
               </w:rPr>
             </w:pPr>
             <w:r>
-              <w:t>-</w:t>
-            </w:r>
-            <w:proofErr w:type="spellStart"/>
-            <w:r>
-              <w:t>logtime</w:t>
-            </w:r>
-            <w:proofErr w:type="spellEnd"/>
+              <w:t>-logtime</w:t>
+            </w:r>
           </w:p>
         </w:tc>
         <w:tc>
@@ -16266,15 +15920,7 @@
             </w:r>
             <w:r>
               <w:noBreakHyphen/>
-              <w:t>message timeout (</w:t>
-            </w:r>
-            <w:proofErr w:type="spellStart"/>
-            <w:r>
-              <w:t>ms</w:t>
-            </w:r>
-            <w:proofErr w:type="spellEnd"/>
-            <w:r>
-              <w:t>)</w:t>
+              <w:t>message timeout (ms)</w:t>
             </w:r>
             <w:r>
               <w:br/>
@@ -16517,15 +16163,7 @@
               <w:t>imum</w:t>
             </w:r>
             <w:r>
-              <w:t xml:space="preserve"> wait time for first response byte (</w:t>
-            </w:r>
-            <w:proofErr w:type="spellStart"/>
-            <w:r>
-              <w:t>ms</w:t>
-            </w:r>
-            <w:proofErr w:type="spellEnd"/>
-            <w:r>
-              <w:t>)</w:t>
+              <w:t xml:space="preserve"> wait time for first response byte (ms)</w:t>
             </w:r>
             <w:r>
               <w:br/>
@@ -16619,21 +16257,7 @@
               <w:rPr>
                 <w:rFonts w:hint="eastAsia"/>
               </w:rPr>
-              <w:t>Delay before sending next query (</w:t>
-            </w:r>
-            <w:proofErr w:type="spellStart"/>
-            <w:r>
-              <w:rPr>
-                <w:rFonts w:hint="eastAsia"/>
-              </w:rPr>
-              <w:t>ms</w:t>
-            </w:r>
-            <w:proofErr w:type="spellEnd"/>
-            <w:r>
-              <w:rPr>
-                <w:rFonts w:hint="eastAsia"/>
-              </w:rPr>
-              <w:t>)</w:t>
+              <w:t>Delay before sending next query (ms)</w:t>
             </w:r>
             <w:r>
               <w:br/>
@@ -16813,7 +16437,6 @@
             <w:r>
               <w:t>-tabs &lt;</w:t>
             </w:r>
-            <w:proofErr w:type="spellStart"/>
             <w:r>
               <w:rPr>
                 <w:i/>
@@ -16821,11 +16444,9 @@
               </w:rPr>
               <w:t>tabname</w:t>
             </w:r>
-            <w:proofErr w:type="spellEnd"/>
             <w:r>
               <w:t>&gt; [</w:t>
             </w:r>
-            <w:proofErr w:type="spellStart"/>
             <w:r>
               <w:rPr>
                 <w:i/>
@@ -16833,7 +16454,6 @@
               </w:rPr>
               <w:t>tabname</w:t>
             </w:r>
-            <w:proofErr w:type="spellEnd"/>
             <w:r>
               <w:t>]...</w:t>
             </w:r>
@@ -16926,13 +16546,8 @@
               </w:rPr>
             </w:pPr>
             <w:r>
-              <w:t>-</w:t>
-            </w:r>
-            <w:proofErr w:type="spellStart"/>
-            <w:r>
-              <w:t>logtime</w:t>
-            </w:r>
-            <w:proofErr w:type="spellEnd"/>
+              <w:t>-logtime</w:t>
+            </w:r>
           </w:p>
         </w:tc>
         <w:tc>
@@ -17625,25 +17240,7 @@
           <w:sz w:val="18"/>
           <w:szCs w:val="18"/>
         </w:rPr>
-        <w:t xml:space="preserve">Format (Int, </w:t>
-      </w:r>
-      <w:proofErr w:type="spellStart"/>
-      <w:r>
-        <w:rPr>
-          <w:rFonts w:cs="Liberation Serif"/>
-          <w:sz w:val="18"/>
-          <w:szCs w:val="18"/>
-        </w:rPr>
-        <w:t>UInt</w:t>
-      </w:r>
-      <w:proofErr w:type="spellEnd"/>
-      <w:r>
-        <w:rPr>
-          <w:rFonts w:cs="Liberation Serif"/>
-          <w:sz w:val="18"/>
-          <w:szCs w:val="18"/>
-        </w:rPr>
-        <w:t>, Hex, Binary, Float, ASCII</w:t>
+        <w:t>Format (Int, UInt, Hex, Binary, Float, ASCII</w:t>
       </w:r>
       <w:r>
         <w:rPr>
@@ -18138,18 +17735,8 @@
           <w:bCs/>
           <w:lang w:val="nl-BE"/>
         </w:rPr>
-        <w:t xml:space="preserve">Modbus </w:t>
-      </w:r>
-      <w:proofErr w:type="spellStart"/>
-      <w:r>
-        <w:rPr>
-          <w:b/>
-          <w:bCs/>
-          <w:lang w:val="nl-BE"/>
-        </w:rPr>
-        <w:t>Specifications</w:t>
-      </w:r>
-      <w:proofErr w:type="spellEnd"/>
+        <w:t>Modbus Specifications</w:t>
+      </w:r>
     </w:p>
     <w:p>
       <w:pPr>
@@ -18168,18 +17755,8 @@
           <w:bCs/>
           <w:lang w:val="nl-BE"/>
         </w:rPr>
-        <w:t xml:space="preserve">MODBUS Protocol </w:t>
-      </w:r>
-      <w:proofErr w:type="spellStart"/>
-      <w:r>
-        <w:rPr>
-          <w:b/>
-          <w:bCs/>
-          <w:lang w:val="nl-BE"/>
-        </w:rPr>
-        <w:t>Specification</w:t>
-      </w:r>
-      <w:proofErr w:type="spellEnd"/>
+        <w:t>MODBUS Protocol Specification</w:t>
+      </w:r>
     </w:p>
     <w:p>
       <w:pPr>
@@ -18196,243 +17773,229 @@
           <w:b/>
           <w:bCs/>
         </w:rPr>
-        <w:t xml:space="preserve">Modbus Serial Line Protocol and Implementation </w:t>
-      </w:r>
-      <w:proofErr w:type="spellStart"/>
+        <w:t>Modbus Serial Line Protocol and Implementation Guide</w:t>
+      </w:r>
+      <w:r>
+        <w:t>Editing the mbc project file</w:t>
+      </w:r>
+    </w:p>
+    <w:p>
+      <w:pPr>
+        <w:pStyle w:val="Kop2"/>
+        <w:rPr>
+          <w:rFonts w:hint="eastAsia"/>
+          <w:lang w:val="en-GB"/>
+        </w:rPr>
+      </w:pPr>
+      <w:bookmarkStart w:id="47" w:name="_Toc223081718"/>
+      <w:r>
+        <w:rPr>
+          <w:lang w:val="en-GB"/>
+        </w:rPr>
+        <w:t>Editing the XML</w:t>
+      </w:r>
+      <w:r>
+        <w:rPr>
+          <w:lang w:val="en-GB"/>
+        </w:rPr>
+        <w:t xml:space="preserve"> in a .mbc project file</w:t>
+      </w:r>
+      <w:bookmarkEnd w:id="47"/>
+    </w:p>
+    <w:p>
+      <w:pPr>
+        <w:pStyle w:val="Normaalweb"/>
+        <w:rPr>
+          <w:lang w:val="en-GB"/>
+        </w:rPr>
+      </w:pPr>
+      <w:r>
+        <w:rPr>
+          <w:lang w:val="en-GB"/>
+        </w:rPr>
+        <w:t xml:space="preserve">The </w:t>
+      </w:r>
+      <w:r>
+        <w:rPr>
+          <w:rStyle w:val="HTMLCode"/>
+          <w:lang w:val="en-GB"/>
+        </w:rPr>
+        <w:t>.mbc</w:t>
+      </w:r>
+      <w:r>
+        <w:rPr>
+          <w:lang w:val="en-GB"/>
+        </w:rPr>
+        <w:t xml:space="preserve"> project file is an </w:t>
+      </w:r>
+      <w:r>
+        <w:rPr>
+          <w:rStyle w:val="Zwaar"/>
+          <w:lang w:val="en-GB"/>
+        </w:rPr>
+        <w:t>XML</w:t>
+      </w:r>
+      <w:r>
+        <w:rPr>
+          <w:rStyle w:val="Zwaar"/>
+          <w:lang w:val="en-GB"/>
+        </w:rPr>
+        <w:noBreakHyphen/>
+        <w:t>formatted text file</w:t>
+      </w:r>
+      <w:r>
+        <w:rPr>
+          <w:lang w:val="en-GB"/>
+        </w:rPr>
+        <w:t>, which makes it both human</w:t>
+      </w:r>
+      <w:r>
+        <w:rPr>
+          <w:lang w:val="en-GB"/>
+        </w:rPr>
+        <w:noBreakHyphen/>
+        <w:t>readable and machine</w:t>
+      </w:r>
+      <w:r>
+        <w:rPr>
+          <w:lang w:val="en-GB"/>
+        </w:rPr>
+        <w:noBreakHyphen/>
+        <w:t xml:space="preserve">readable. ModbusControl does not (yet) support creating new project files, so they must be edited manually. You can also use the example project </w:t>
+      </w:r>
+      <w:r>
+        <w:rPr>
+          <w:rStyle w:val="Zwaar"/>
+          <w:lang w:val="en-GB"/>
+        </w:rPr>
+        <w:t>Demo.mbc</w:t>
+      </w:r>
+      <w:r>
+        <w:rPr>
+          <w:rStyle w:val="Zwaar"/>
+          <w:lang w:val="en-GB"/>
+        </w:rPr>
+        <w:t xml:space="preserve"> </w:t>
+      </w:r>
+      <w:r>
+        <w:rPr>
+          <w:lang w:val="en-GB"/>
+        </w:rPr>
+        <w:t>—</w:t>
+      </w:r>
+      <w:r>
+        <w:rPr>
+          <w:lang w:val="en-GB"/>
+        </w:rPr>
+        <w:t xml:space="preserve"> </w:t>
+      </w:r>
+      <w:r>
+        <w:rPr>
+          <w:lang w:val="en-GB"/>
+        </w:rPr>
+        <w:t xml:space="preserve">available from the </w:t>
+      </w:r>
+      <w:r>
+        <w:rPr>
+          <w:rStyle w:val="Zwaar"/>
+          <w:lang w:val="en-GB"/>
+        </w:rPr>
+        <w:t>Help</w:t>
+      </w:r>
+      <w:r>
+        <w:rPr>
+          <w:lang w:val="en-GB"/>
+        </w:rPr>
+        <w:t xml:space="preserve"> menu</w:t>
+      </w:r>
+      <w:r>
+        <w:rPr>
+          <w:lang w:val="en-GB"/>
+        </w:rPr>
+        <w:t xml:space="preserve"> </w:t>
+      </w:r>
+      <w:r>
+        <w:rPr>
+          <w:lang w:val="en-GB"/>
+        </w:rPr>
+        <w:t>—</w:t>
+      </w:r>
+      <w:r>
+        <w:rPr>
+          <w:lang w:val="en-GB"/>
+        </w:rPr>
+        <w:t xml:space="preserve"> </w:t>
+      </w:r>
+      <w:r>
+        <w:rPr>
+          <w:lang w:val="en-GB"/>
+        </w:rPr>
+        <w:t>as a starting point.</w:t>
+      </w:r>
+    </w:p>
+    <w:p>
+      <w:pPr>
+        <w:pStyle w:val="Normaalweb"/>
+        <w:rPr>
+          <w:lang w:val="en-GB"/>
+        </w:rPr>
+      </w:pPr>
+      <w:r>
+        <w:rPr>
+          <w:lang w:val="en-GB"/>
+        </w:rPr>
+        <w:t xml:space="preserve">Many text editors, such as </w:t>
+      </w:r>
+      <w:r>
+        <w:rPr>
+          <w:rStyle w:val="Zwaar"/>
+          <w:lang w:val="en-GB"/>
+        </w:rPr>
+        <w:t>Notepad++</w:t>
+      </w:r>
+      <w:r>
+        <w:rPr>
+          <w:lang w:val="en-GB"/>
+        </w:rPr>
+        <w:t>, automatically recognize XML files and apply syntax highlighting, which makes editing easier.</w:t>
+      </w:r>
+    </w:p>
+    <w:p>
+      <w:pPr>
+        <w:rPr>
+          <w:rFonts w:hint="eastAsia"/>
+        </w:rPr>
+      </w:pPr>
       <w:r>
         <w:rPr>
           <w:b/>
           <w:bCs/>
         </w:rPr>
-        <w:t>Guide</w:t>
-      </w:r>
-      <w:r>
-        <w:t>Editing</w:t>
-      </w:r>
-      <w:proofErr w:type="spellEnd"/>
-      <w:r>
-        <w:t xml:space="preserve"> the mbc project file</w:t>
-      </w:r>
-    </w:p>
-    <w:p>
-      <w:pPr>
-        <w:pStyle w:val="Kop2"/>
-        <w:rPr>
-          <w:rFonts w:hint="eastAsia"/>
-          <w:lang w:val="en-GB"/>
-        </w:rPr>
-      </w:pPr>
-      <w:bookmarkStart w:id="47" w:name="_Toc223081718"/>
-      <w:r>
-        <w:rPr>
-          <w:lang w:val="en-GB"/>
-        </w:rPr>
-        <w:t>Editing the XML</w:t>
-      </w:r>
-      <w:r>
-        <w:rPr>
-          <w:lang w:val="en-GB"/>
-        </w:rPr>
-        <w:t xml:space="preserve"> in a .mbc project file</w:t>
-      </w:r>
-      <w:bookmarkEnd w:id="47"/>
-    </w:p>
-    <w:p>
-      <w:pPr>
-        <w:pStyle w:val="Normaalweb"/>
-        <w:rPr>
-          <w:lang w:val="en-GB"/>
-        </w:rPr>
-      </w:pPr>
-      <w:r>
-        <w:rPr>
-          <w:lang w:val="en-GB"/>
-        </w:rPr>
-        <w:t xml:space="preserve">The </w:t>
-      </w:r>
-      <w:r>
-        <w:rPr>
-          <w:rStyle w:val="HTMLCode"/>
-          <w:lang w:val="en-GB"/>
-        </w:rPr>
-        <w:t>.mbc</w:t>
-      </w:r>
-      <w:r>
-        <w:rPr>
-          <w:lang w:val="en-GB"/>
-        </w:rPr>
-        <w:t xml:space="preserve"> project file is an </w:t>
-      </w:r>
-      <w:r>
-        <w:rPr>
-          <w:rStyle w:val="Zwaar"/>
-          <w:lang w:val="en-GB"/>
-        </w:rPr>
-        <w:t>XML</w:t>
-      </w:r>
-      <w:r>
-        <w:rPr>
-          <w:rStyle w:val="Zwaar"/>
-          <w:lang w:val="en-GB"/>
-        </w:rPr>
-        <w:noBreakHyphen/>
-        <w:t>formatted text file</w:t>
-      </w:r>
-      <w:r>
-        <w:rPr>
-          <w:lang w:val="en-GB"/>
-        </w:rPr>
-        <w:t>, which makes it both human</w:t>
-      </w:r>
-      <w:r>
-        <w:rPr>
-          <w:lang w:val="en-GB"/>
-        </w:rPr>
-        <w:noBreakHyphen/>
-        <w:t>readable and machine</w:t>
-      </w:r>
-      <w:r>
-        <w:rPr>
-          <w:lang w:val="en-GB"/>
-        </w:rPr>
-        <w:noBreakHyphen/>
-        <w:t xml:space="preserve">readable. ModbusControl does not (yet) support creating new project files, so they must be edited manually. You can also use the example project </w:t>
-      </w:r>
-      <w:proofErr w:type="spellStart"/>
-      <w:r>
-        <w:rPr>
-          <w:rStyle w:val="Zwaar"/>
-          <w:lang w:val="en-GB"/>
-        </w:rPr>
-        <w:t>Demo.mbc</w:t>
-      </w:r>
-      <w:proofErr w:type="spellEnd"/>
-      <w:r>
-        <w:rPr>
-          <w:rStyle w:val="Zwaar"/>
-          <w:lang w:val="en-GB"/>
-        </w:rPr>
-        <w:t xml:space="preserve"> </w:t>
-      </w:r>
-      <w:r>
-        <w:rPr>
-          <w:lang w:val="en-GB"/>
-        </w:rPr>
-        <w:t>—</w:t>
-      </w:r>
-      <w:r>
-        <w:rPr>
-          <w:lang w:val="en-GB"/>
-        </w:rPr>
-        <w:t xml:space="preserve"> </w:t>
-      </w:r>
-      <w:r>
-        <w:rPr>
-          <w:lang w:val="en-GB"/>
-        </w:rPr>
-        <w:t xml:space="preserve">available from the </w:t>
-      </w:r>
-      <w:r>
-        <w:rPr>
-          <w:rStyle w:val="Zwaar"/>
-          <w:lang w:val="en-GB"/>
-        </w:rPr>
-        <w:t>Help</w:t>
-      </w:r>
-      <w:r>
-        <w:rPr>
-          <w:lang w:val="en-GB"/>
-        </w:rPr>
-        <w:t xml:space="preserve"> menu</w:t>
-      </w:r>
-      <w:r>
-        <w:rPr>
-          <w:lang w:val="en-GB"/>
-        </w:rPr>
-        <w:t xml:space="preserve"> </w:t>
-      </w:r>
-      <w:r>
-        <w:rPr>
-          <w:lang w:val="en-GB"/>
-        </w:rPr>
-        <w:t>—</w:t>
-      </w:r>
-      <w:r>
-        <w:rPr>
-          <w:lang w:val="en-GB"/>
-        </w:rPr>
-        <w:t xml:space="preserve"> </w:t>
-      </w:r>
-      <w:r>
-        <w:rPr>
-          <w:lang w:val="en-GB"/>
-        </w:rPr>
-        <w:t>as a starting point.</w:t>
-      </w:r>
-    </w:p>
-    <w:p>
-      <w:pPr>
-        <w:pStyle w:val="Normaalweb"/>
-        <w:rPr>
-          <w:lang w:val="en-GB"/>
-        </w:rPr>
-      </w:pPr>
-      <w:r>
-        <w:rPr>
-          <w:lang w:val="en-GB"/>
-        </w:rPr>
-        <w:t xml:space="preserve">Many text editors, such as </w:t>
-      </w:r>
-      <w:r>
-        <w:rPr>
-          <w:rStyle w:val="Zwaar"/>
-          <w:lang w:val="en-GB"/>
-        </w:rPr>
-        <w:t>Notepad++</w:t>
-      </w:r>
-      <w:r>
-        <w:rPr>
-          <w:lang w:val="en-GB"/>
-        </w:rPr>
-        <w:t>, automatically recognize XML files and apply syntax highlighting, which makes editing easier.</w:t>
-      </w:r>
-    </w:p>
-    <w:p>
-      <w:pPr>
-        <w:rPr>
-          <w:rFonts w:hint="eastAsia"/>
-        </w:rPr>
-      </w:pPr>
+        <w:t>XML tags are case</w:t>
+      </w:r>
       <w:r>
         <w:rPr>
           <w:b/>
           <w:bCs/>
         </w:rPr>
-        <w:t>XML tags are case</w:t>
+        <w:noBreakHyphen/>
+        <w:t>sensitive.</w:t>
+      </w:r>
+      <w:r>
+        <w:t xml:space="preserve"> Current versions of ModbusControl use </w:t>
       </w:r>
       <w:r>
         <w:rPr>
           <w:b/>
           <w:bCs/>
         </w:rPr>
-        <w:noBreakHyphen/>
-        <w:t>sensitive.</w:t>
-      </w:r>
-      <w:r>
-        <w:t xml:space="preserve"> Current versions of ModbusControl use </w:t>
+        <w:t>all</w:t>
       </w:r>
       <w:r>
         <w:rPr>
           <w:b/>
           <w:bCs/>
         </w:rPr>
-        <w:t>all</w:t>
-      </w:r>
-      <w:r>
-        <w:rPr>
-          <w:b/>
-          <w:bCs/>
-        </w:rPr>
         <w:noBreakHyphen/>
         <w:t>lowercase XML tags</w:t>
       </w:r>
@@ -18446,11 +18009,9 @@
       <w:r>
         <w:t>“</w:t>
       </w:r>
-      <w:proofErr w:type="spellStart"/>
       <w:r>
         <w:t>SampleRate</w:t>
       </w:r>
-      <w:proofErr w:type="spellEnd"/>
       <w:r>
         <w:t>”</w:t>
       </w:r>
@@ -18479,21 +18040,7 @@
         <w:rPr>
           <w:lang w:val="en-GB"/>
         </w:rPr>
-        <w:t>The &lt;</w:t>
-      </w:r>
-      <w:proofErr w:type="spellStart"/>
-      <w:r>
-        <w:rPr>
-          <w:lang w:val="en-GB"/>
-        </w:rPr>
-        <w:t>modbuscontrol</w:t>
-      </w:r>
-      <w:proofErr w:type="spellEnd"/>
-      <w:r>
-        <w:rPr>
-          <w:lang w:val="en-GB"/>
-        </w:rPr>
-        <w:t>&gt; root element</w:t>
+        <w:t>The &lt;modbuscontrol&gt; root element</w:t>
       </w:r>
       <w:bookmarkEnd w:id="48"/>
     </w:p>
@@ -18528,79 +18075,47 @@
           <w:rStyle w:val="XML"/>
           <w:lang w:val="en-GB"/>
         </w:rPr>
-        <w:t>&lt;</w:t>
-      </w:r>
-      <w:proofErr w:type="spellStart"/>
+        <w:t>&lt;modbuscontrol&gt;</w:t>
+      </w:r>
+      <w:r>
+        <w:rPr>
+          <w:lang w:val="en-GB"/>
+        </w:rPr>
+        <w:t xml:space="preserve"> </w:t>
+      </w:r>
+      <w:r>
+        <w:rPr>
+          <w:rStyle w:val="Zwaar"/>
+          <w:lang w:val="en-GB"/>
+        </w:rPr>
+        <w:t>root element</w:t>
+      </w:r>
+      <w:r>
+        <w:rPr>
+          <w:lang w:val="en-GB"/>
+        </w:rPr>
+        <w:t>. All other configuration elements are placed inside this root element.</w:t>
+      </w:r>
+    </w:p>
+    <w:p>
+      <w:pPr>
+        <w:pStyle w:val="Normaalweb"/>
+        <w:rPr>
+          <w:lang w:val="en-GB"/>
+        </w:rPr>
+      </w:pPr>
+      <w:r>
+        <w:rPr>
+          <w:lang w:val="en-GB"/>
+        </w:rPr>
+        <w:t xml:space="preserve">The </w:t>
+      </w:r>
       <w:r>
         <w:rPr>
           <w:rStyle w:val="XML"/>
           <w:lang w:val="en-GB"/>
         </w:rPr>
-        <w:t>modbuscontrol</w:t>
-      </w:r>
-      <w:proofErr w:type="spellEnd"/>
-      <w:r>
-        <w:rPr>
-          <w:rStyle w:val="XML"/>
-          <w:lang w:val="en-GB"/>
-        </w:rPr>
-        <w:t>&gt;</w:t>
-      </w:r>
-      <w:r>
-        <w:rPr>
-          <w:lang w:val="en-GB"/>
-        </w:rPr>
-        <w:t xml:space="preserve"> </w:t>
-      </w:r>
-      <w:r>
-        <w:rPr>
-          <w:rStyle w:val="Zwaar"/>
-          <w:lang w:val="en-GB"/>
-        </w:rPr>
-        <w:t>root element</w:t>
-      </w:r>
-      <w:r>
-        <w:rPr>
-          <w:lang w:val="en-GB"/>
-        </w:rPr>
-        <w:t>. All other configuration elements are placed inside this root element.</w:t>
-      </w:r>
-    </w:p>
-    <w:p>
-      <w:pPr>
-        <w:pStyle w:val="Normaalweb"/>
-        <w:rPr>
-          <w:lang w:val="en-GB"/>
-        </w:rPr>
-      </w:pPr>
-      <w:r>
-        <w:rPr>
-          <w:lang w:val="en-GB"/>
-        </w:rPr>
-        <w:t xml:space="preserve">The </w:t>
-      </w:r>
-      <w:r>
-        <w:rPr>
-          <w:rStyle w:val="XML"/>
-          <w:lang w:val="en-GB"/>
-        </w:rPr>
-        <w:t>&lt;</w:t>
-      </w:r>
-      <w:proofErr w:type="spellStart"/>
-      <w:r>
-        <w:rPr>
-          <w:rStyle w:val="XML"/>
-          <w:lang w:val="en-GB"/>
-        </w:rPr>
-        <w:t>modbuscontrol</w:t>
-      </w:r>
-      <w:proofErr w:type="spellEnd"/>
-      <w:r>
-        <w:rPr>
-          <w:rStyle w:val="XML"/>
-          <w:lang w:val="en-GB"/>
-        </w:rPr>
-        <w:t>&gt;</w:t>
+        <w:t>&lt;modbuscontrol&gt;</w:t>
       </w:r>
       <w:r>
         <w:rPr>
@@ -18648,21 +18163,7 @@
               <w:rPr>
                 <w:rStyle w:val="XML"/>
               </w:rPr>
-              <w:t>&lt;</w:t>
-            </w:r>
-            <w:proofErr w:type="spellStart"/>
-            <w:r>
-              <w:rPr>
-                <w:rStyle w:val="XML"/>
-              </w:rPr>
-              <w:t>size</w:t>
-            </w:r>
-            <w:proofErr w:type="spellEnd"/>
-            <w:r>
-              <w:rPr>
-                <w:rStyle w:val="XML"/>
-              </w:rPr>
-              <w:t>&gt;</w:t>
+              <w:t>&lt;size&gt;</w:t>
             </w:r>
           </w:p>
         </w:tc>
@@ -18748,21 +18249,7 @@
               <w:rPr>
                 <w:rStyle w:val="XML"/>
               </w:rPr>
-              <w:t>&lt;</w:t>
-            </w:r>
-            <w:proofErr w:type="spellStart"/>
-            <w:r>
-              <w:rPr>
-                <w:rStyle w:val="XML"/>
-              </w:rPr>
-              <w:t>modbustcpserver</w:t>
-            </w:r>
-            <w:proofErr w:type="spellEnd"/>
-            <w:r>
-              <w:rPr>
-                <w:rStyle w:val="XML"/>
-              </w:rPr>
-              <w:t>&gt;</w:t>
+              <w:t>&lt;modbustcpserver&gt;</w:t>
             </w:r>
           </w:p>
         </w:tc>
@@ -18826,11 +18313,9 @@
             <w:r>
               <w:t xml:space="preserve">start </w:t>
             </w:r>
-            <w:proofErr w:type="spellStart"/>
             <w:r>
               <w:t>behavior</w:t>
             </w:r>
-            <w:proofErr w:type="spellEnd"/>
             <w:r>
               <w:t>.</w:t>
             </w:r>
@@ -18899,21 +18384,7 @@
               <w:rPr>
                 <w:rStyle w:val="XML"/>
               </w:rPr>
-              <w:t>&lt;</w:t>
-            </w:r>
-            <w:proofErr w:type="spellStart"/>
-            <w:r>
-              <w:rPr>
-                <w:rStyle w:val="XML"/>
-              </w:rPr>
-              <w:t>include</w:t>
-            </w:r>
-            <w:proofErr w:type="spellEnd"/>
-            <w:r>
-              <w:rPr>
-                <w:rStyle w:val="XML"/>
-              </w:rPr>
-              <w:t>&gt;</w:t>
+              <w:t>&lt;include&gt;</w:t>
             </w:r>
           </w:p>
         </w:tc>
@@ -19045,21 +18516,7 @@
               <w:rPr>
                 <w:rStyle w:val="XML"/>
               </w:rPr>
-              <w:t>&lt;</w:t>
-            </w:r>
-            <w:proofErr w:type="spellStart"/>
-            <w:r>
-              <w:rPr>
-                <w:rStyle w:val="XML"/>
-              </w:rPr>
-              <w:t>width</w:t>
-            </w:r>
-            <w:proofErr w:type="spellEnd"/>
-            <w:r>
-              <w:rPr>
-                <w:rStyle w:val="XML"/>
-              </w:rPr>
-              <w:t>&gt;</w:t>
+              <w:t>&lt;width&gt;</w:t>
             </w:r>
           </w:p>
         </w:tc>
@@ -19096,21 +18553,7 @@
               <w:rPr>
                 <w:rStyle w:val="XML"/>
               </w:rPr>
-              <w:t>&lt;</w:t>
-            </w:r>
-            <w:proofErr w:type="spellStart"/>
-            <w:r>
-              <w:rPr>
-                <w:rStyle w:val="XML"/>
-              </w:rPr>
-              <w:t>height</w:t>
-            </w:r>
-            <w:proofErr w:type="spellEnd"/>
-            <w:r>
-              <w:rPr>
-                <w:rStyle w:val="XML"/>
-              </w:rPr>
-              <w:t>&gt;</w:t>
+              <w:t>&lt;height&gt;</w:t>
             </w:r>
           </w:p>
         </w:tc>
@@ -19551,21 +18994,7 @@
               <w:rPr>
                 <w:rStyle w:val="XML"/>
               </w:rPr>
-              <w:t>&lt;</w:t>
-            </w:r>
-            <w:proofErr w:type="spellStart"/>
-            <w:r>
-              <w:rPr>
-                <w:rStyle w:val="XML"/>
-              </w:rPr>
-              <w:t>connection</w:t>
-            </w:r>
-            <w:proofErr w:type="spellEnd"/>
-            <w:r>
-              <w:rPr>
-                <w:rStyle w:val="XML"/>
-              </w:rPr>
-              <w:t>&gt;</w:t>
+              <w:t>&lt;connection&gt;</w:t>
             </w:r>
           </w:p>
         </w:tc>
@@ -19585,47 +19014,15 @@
             </w:r>
             <w:r>
               <w:br/>
-              <w:t>• serial/</w:t>
-            </w:r>
-            <w:proofErr w:type="spellStart"/>
-            <w:r>
-              <w:t>rtu</w:t>
-            </w:r>
-            <w:proofErr w:type="spellEnd"/>
-            <w:r>
-              <w:t xml:space="preserve"> — Serial port using Modbus RTU protocol </w:t>
+              <w:t xml:space="preserve">• serial/rtu — Serial port using Modbus RTU protocol </w:t>
             </w:r>
             <w:r>
               <w:br/>
-              <w:t>• modbus/</w:t>
-            </w:r>
-            <w:proofErr w:type="spellStart"/>
-            <w:r>
-              <w:t>tcp</w:t>
-            </w:r>
-            <w:proofErr w:type="spellEnd"/>
-            <w:r>
-              <w:t xml:space="preserve"> — TCP connection using Modbus/TCP protocol </w:t>
+              <w:t xml:space="preserve">• modbus/tcp — TCP connection using Modbus/TCP protocol </w:t>
             </w:r>
             <w:r>
               <w:br/>
-              <w:t xml:space="preserve">• </w:t>
-            </w:r>
-            <w:proofErr w:type="spellStart"/>
-            <w:r>
-              <w:t>rtu</w:t>
-            </w:r>
-            <w:proofErr w:type="spellEnd"/>
-            <w:r>
-              <w:t>/</w:t>
-            </w:r>
-            <w:proofErr w:type="spellStart"/>
-            <w:r>
-              <w:t>tcp</w:t>
-            </w:r>
-            <w:proofErr w:type="spellEnd"/>
-            <w:r>
-              <w:t xml:space="preserve"> — TCP connection using Modbus RTU protocol</w:t>
+              <w:t>• rtu/tcp — TCP connection using Modbus RTU protocol</w:t>
             </w:r>
           </w:p>
         </w:tc>
@@ -19720,21 +19117,7 @@
               <w:rPr>
                 <w:rStyle w:val="XML"/>
               </w:rPr>
-              <w:t>&lt;</w:t>
-            </w:r>
-            <w:proofErr w:type="spellStart"/>
-            <w:r>
-              <w:rPr>
-                <w:rStyle w:val="XML"/>
-              </w:rPr>
-              <w:t>parity</w:t>
-            </w:r>
-            <w:proofErr w:type="spellEnd"/>
-            <w:r>
-              <w:rPr>
-                <w:rStyle w:val="XML"/>
-              </w:rPr>
-              <w:t xml:space="preserve">&gt; </w:t>
+              <w:t xml:space="preserve">&lt;parity&gt; </w:t>
             </w:r>
           </w:p>
         </w:tc>
@@ -19795,23 +19178,7 @@
             </w:r>
             <w:r>
               <w:noBreakHyphen/>
-              <w:t>message timeout (</w:t>
-            </w:r>
-            <w:proofErr w:type="spellStart"/>
-            <w:r>
-              <w:t>ms</w:t>
-            </w:r>
-            <w:proofErr w:type="spellEnd"/>
-            <w:r>
-              <w:t xml:space="preserve">). Required when using the Modbus/TCP bridge with unknown function codes. Default: 100 </w:t>
-            </w:r>
-            <w:proofErr w:type="spellStart"/>
-            <w:r>
-              <w:t>ms</w:t>
-            </w:r>
-            <w:proofErr w:type="spellEnd"/>
-            <w:r>
-              <w:t>.</w:t>
+              <w:t>message timeout (ms). Required when using the Modbus/TCP bridge with unknown function codes. Default: 100 ms.</w:t>
             </w:r>
           </w:p>
         </w:tc>
@@ -20031,15 +19398,7 @@
               </w:rPr>
             </w:pPr>
             <w:r>
-              <w:t>Maximum wait time for the first response byte (</w:t>
-            </w:r>
-            <w:proofErr w:type="spellStart"/>
-            <w:r>
-              <w:t>ms</w:t>
-            </w:r>
-            <w:proofErr w:type="spellEnd"/>
-            <w:r>
-              <w:t>).</w:t>
+              <w:t>Maximum wait time for the first response byte (ms).</w:t>
             </w:r>
           </w:p>
         </w:tc>
@@ -20126,27 +19485,11 @@
             </w:r>
             <w:r>
               <w:br/>
-              <w:t xml:space="preserve">• Serial: 0 = default delay (4 character times). Values &gt; 0 = delay in </w:t>
-            </w:r>
-            <w:proofErr w:type="spellStart"/>
-            <w:r>
-              <w:t>ms</w:t>
-            </w:r>
-            <w:proofErr w:type="spellEnd"/>
-            <w:r>
-              <w:t xml:space="preserve">. </w:t>
+              <w:t xml:space="preserve">• Serial: 0 = default delay (4 character times). Values &gt; 0 = delay in ms. </w:t>
             </w:r>
             <w:r>
               <w:br/>
-              <w:t xml:space="preserve">• TCP: 0 = no delay. Values &gt; 0 = delay in </w:t>
-            </w:r>
-            <w:proofErr w:type="spellStart"/>
-            <w:r>
-              <w:t>ms</w:t>
-            </w:r>
-            <w:proofErr w:type="spellEnd"/>
-            <w:r>
-              <w:t xml:space="preserve">. </w:t>
+              <w:t xml:space="preserve">• TCP: 0 = no delay. Values &gt; 0 = delay in ms. </w:t>
             </w:r>
             <w:r>
               <w:br/>
@@ -20904,17 +20247,8 @@
           <w:rStyle w:val="XMLContent"/>
           <w:lang w:val="en-GB"/>
         </w:rPr>
-        <w:t>serial/</w:t>
-      </w:r>
-      <w:proofErr w:type="spellStart"/>
-      <w:r>
-        <w:rPr>
-          <w:rStyle w:val="XMLContent"/>
-          <w:lang w:val="en-GB"/>
-        </w:rPr>
-        <w:t>rtu</w:t>
-      </w:r>
-      <w:proofErr w:type="spellEnd"/>
+        <w:t>serial/rtu</w:t>
+      </w:r>
       <w:r>
         <w:rPr>
           <w:rStyle w:val="XMLBracket"/>
@@ -21963,15 +21297,7 @@
               <w:t xml:space="preserve"> </w:t>
             </w:r>
             <w:r>
-              <w:t xml:space="preserve">for example, exporting setup registers first to ensure correct import </w:t>
-            </w:r>
-            <w:proofErr w:type="spellStart"/>
-            <w:r>
-              <w:t>behavior</w:t>
-            </w:r>
-            <w:proofErr w:type="spellEnd"/>
-            <w:r>
-              <w:t>.</w:t>
+              <w:t>for example, exporting setup registers first to ensure correct import behavior.</w:t>
             </w:r>
           </w:p>
           <w:p>
@@ -22046,15 +21372,7 @@
               <w:t>without</w:t>
             </w:r>
             <w:r>
-              <w:t xml:space="preserve"> an &lt;</w:t>
-            </w:r>
-            <w:proofErr w:type="spellStart"/>
-            <w:r>
-              <w:t>exportorder</w:t>
-            </w:r>
-            <w:proofErr w:type="spellEnd"/>
-            <w:r>
-              <w:t xml:space="preserve">&gt; value are exported </w:t>
+              <w:t xml:space="preserve"> an &lt;exportorder&gt; value are exported </w:t>
             </w:r>
             <w:r>
               <w:rPr>
@@ -22078,19 +21396,11 @@
                 <w:rFonts w:hint="eastAsia"/>
               </w:rPr>
             </w:pPr>
-            <w:proofErr w:type="spellStart"/>
             <w:r>
               <w:rPr>
                 <w:lang w:val="nl-BE"/>
               </w:rPr>
-              <w:t>Optional</w:t>
-            </w:r>
-            <w:proofErr w:type="spellEnd"/>
-            <w:r>
-              <w:rPr>
-                <w:lang w:val="nl-BE"/>
-              </w:rPr>
-              <w:t>.</w:t>
+              <w:t>Optional.</w:t>
             </w:r>
           </w:p>
         </w:tc>
@@ -22111,21 +21421,7 @@
               <w:rPr>
                 <w:rStyle w:val="XML"/>
               </w:rPr>
-              <w:t>&lt;</w:t>
-            </w:r>
-            <w:proofErr w:type="spellStart"/>
-            <w:r>
-              <w:rPr>
-                <w:rStyle w:val="XML"/>
-              </w:rPr>
-              <w:t>fcol</w:t>
-            </w:r>
-            <w:proofErr w:type="spellEnd"/>
-            <w:r>
-              <w:rPr>
-                <w:rStyle w:val="XML"/>
-              </w:rPr>
-              <w:t>&gt;</w:t>
+              <w:t>&lt;fcol&gt;</w:t>
             </w:r>
           </w:p>
         </w:tc>
@@ -22204,35 +21500,7 @@
               <w:rPr>
                 <w:rStyle w:val="Kruisverwijzing"/>
               </w:rPr>
-              <w:t>The &lt;</w:t>
-            </w:r>
-            <w:proofErr w:type="spellStart"/>
-            <w:r>
-              <w:rPr>
-                <w:rStyle w:val="Kruisverwijzing"/>
-              </w:rPr>
-              <w:t>fcol</w:t>
-            </w:r>
-            <w:proofErr w:type="spellEnd"/>
-            <w:r>
-              <w:rPr>
-                <w:rStyle w:val="Kruisverwijzing"/>
-              </w:rPr>
-              <w:t>&gt; and &lt;</w:t>
-            </w:r>
-            <w:proofErr w:type="spellStart"/>
-            <w:r>
-              <w:rPr>
-                <w:rStyle w:val="Kruisverwijzing"/>
-              </w:rPr>
-              <w:t>bcol</w:t>
-            </w:r>
-            <w:proofErr w:type="spellEnd"/>
-            <w:r>
-              <w:rPr>
-                <w:rStyle w:val="Kruisverwijzing"/>
-              </w:rPr>
-              <w:t>&gt; elements</w:t>
+              <w:t>The &lt;fcol&gt; and &lt;bcol&gt; elements</w:t>
             </w:r>
             <w:r>
               <w:rPr>
@@ -22270,21 +21538,7 @@
               <w:rPr>
                 <w:rStyle w:val="XML"/>
               </w:rPr>
-              <w:t>&lt;</w:t>
-            </w:r>
-            <w:proofErr w:type="spellStart"/>
-            <w:r>
-              <w:rPr>
-                <w:rStyle w:val="XML"/>
-              </w:rPr>
-              <w:t>bcol</w:t>
-            </w:r>
-            <w:proofErr w:type="spellEnd"/>
-            <w:r>
-              <w:rPr>
-                <w:rStyle w:val="XML"/>
-              </w:rPr>
-              <w:t xml:space="preserve">&gt; </w:t>
+              <w:t xml:space="preserve">&lt;bcol&gt; </w:t>
             </w:r>
           </w:p>
         </w:tc>
@@ -22366,35 +21620,7 @@
               <w:rPr>
                 <w:rStyle w:val="Kruisverwijzing"/>
               </w:rPr>
-              <w:t>The &lt;</w:t>
-            </w:r>
-            <w:proofErr w:type="spellStart"/>
-            <w:r>
-              <w:rPr>
-                <w:rStyle w:val="Kruisverwijzing"/>
-              </w:rPr>
-              <w:t>fcol</w:t>
-            </w:r>
-            <w:proofErr w:type="spellEnd"/>
-            <w:r>
-              <w:rPr>
-                <w:rStyle w:val="Kruisverwijzing"/>
-              </w:rPr>
-              <w:t>&gt; and &lt;</w:t>
-            </w:r>
-            <w:proofErr w:type="spellStart"/>
-            <w:r>
-              <w:rPr>
-                <w:rStyle w:val="Kruisverwijzing"/>
-              </w:rPr>
-              <w:t>bcol</w:t>
-            </w:r>
-            <w:proofErr w:type="spellEnd"/>
-            <w:r>
-              <w:rPr>
-                <w:rStyle w:val="Kruisverwijzing"/>
-              </w:rPr>
-              <w:t>&gt; elements</w:t>
+              <w:t>The &lt;fcol&gt; and &lt;bcol&gt; elements</w:t>
             </w:r>
             <w:r>
               <w:rPr>
@@ -22432,21 +21658,7 @@
               <w:rPr>
                 <w:rStyle w:val="XML"/>
               </w:rPr>
-              <w:t>&lt;</w:t>
-            </w:r>
-            <w:proofErr w:type="spellStart"/>
-            <w:r>
-              <w:rPr>
-                <w:rStyle w:val="XML"/>
-              </w:rPr>
-              <w:t>expandfields</w:t>
-            </w:r>
-            <w:proofErr w:type="spellEnd"/>
-            <w:r>
-              <w:rPr>
-                <w:rStyle w:val="XML"/>
-              </w:rPr>
-              <w:t>&gt;</w:t>
+              <w:t>&lt;expandfields&gt;</w:t>
             </w:r>
           </w:p>
         </w:tc>
@@ -22477,56 +21689,12 @@
                 <w:lang w:val="nl-BE"/>
               </w:rPr>
             </w:pPr>
-            <w:proofErr w:type="spellStart"/>
             <w:r>
               <w:rPr>
                 <w:lang w:val="nl-BE"/>
               </w:rPr>
-              <w:t>Valid</w:t>
-            </w:r>
-            <w:proofErr w:type="spellEnd"/>
-            <w:r>
-              <w:rPr>
-                <w:lang w:val="nl-BE"/>
-              </w:rPr>
-              <w:t xml:space="preserve"> </w:t>
-            </w:r>
-            <w:proofErr w:type="spellStart"/>
-            <w:r>
-              <w:rPr>
-                <w:lang w:val="nl-BE"/>
-              </w:rPr>
-              <w:t>values</w:t>
-            </w:r>
-            <w:proofErr w:type="spellEnd"/>
-            <w:r>
-              <w:rPr>
-                <w:lang w:val="nl-BE"/>
-              </w:rPr>
-              <w:t xml:space="preserve">: </w:t>
-            </w:r>
-            <w:proofErr w:type="spellStart"/>
-            <w:r>
-              <w:rPr>
-                <w:lang w:val="nl-BE"/>
-              </w:rPr>
-              <w:t>true</w:t>
-            </w:r>
-            <w:proofErr w:type="spellEnd"/>
-            <w:r>
-              <w:rPr>
-                <w:lang w:val="nl-BE"/>
-              </w:rPr>
-              <w:t xml:space="preserve"> or </w:t>
-            </w:r>
-            <w:proofErr w:type="spellStart"/>
-            <w:r>
-              <w:rPr>
-                <w:lang w:val="nl-BE"/>
-              </w:rPr>
-              <w:t>false</w:t>
-            </w:r>
-            <w:proofErr w:type="spellEnd"/>
+              <w:t>Valid values: true or false</w:t>
+            </w:r>
           </w:p>
           <w:p>
             <w:pPr>
@@ -22544,16 +21712,8 @@
               <w:rPr>
                 <w:lang w:val="nl-BE"/>
               </w:rPr>
-              <w:t xml:space="preserve">Default: </w:t>
-            </w:r>
-            <w:proofErr w:type="spellStart"/>
-            <w:r>
-              <w:rPr>
-                <w:lang w:val="nl-BE"/>
-              </w:rPr>
-              <w:t>false</w:t>
-            </w:r>
-            <w:proofErr w:type="spellEnd"/>
+              <w:t>Default: false</w:t>
+            </w:r>
           </w:p>
           <w:p>
             <w:pPr>
@@ -22566,14 +21726,12 @@
                 <w:rFonts w:hint="eastAsia"/>
               </w:rPr>
             </w:pPr>
-            <w:proofErr w:type="spellStart"/>
             <w:r>
               <w:rPr>
                 <w:lang w:val="nl-BE"/>
               </w:rPr>
               <w:t>Optional</w:t>
             </w:r>
-            <w:proofErr w:type="spellEnd"/>
           </w:p>
         </w:tc>
       </w:tr>
@@ -22623,13 +21781,8 @@
             <w:r>
               <w:t xml:space="preserve">, description text, numeric type and format, </w:t>
             </w:r>
-            <w:proofErr w:type="spellStart"/>
-            <w:r>
-              <w:t>colors</w:t>
-            </w:r>
-            <w:proofErr w:type="spellEnd"/>
-            <w:r>
-              <w:t>, and more.</w:t>
+            <w:r>
+              <w:t>colors, and more.</w:t>
             </w:r>
           </w:p>
         </w:tc>
@@ -22918,7 +22071,6 @@
         </w:rPr>
         <w:t>&lt;</w:t>
       </w:r>
-      <w:proofErr w:type="spellStart"/>
       <w:r>
         <w:rPr>
           <w:rStyle w:val="XMLElement"/>
@@ -22926,7 +22078,6 @@
         </w:rPr>
         <w:t>rw</w:t>
       </w:r>
-      <w:proofErr w:type="spellEnd"/>
       <w:r>
         <w:rPr>
           <w:rStyle w:val="XMLBracket"/>
@@ -22948,7 +22099,6 @@
         </w:rPr>
         <w:t>&lt;/</w:t>
       </w:r>
-      <w:proofErr w:type="spellStart"/>
       <w:r>
         <w:rPr>
           <w:rStyle w:val="XMLElement"/>
@@ -22956,7 +22106,6 @@
         </w:rPr>
         <w:t>rw</w:t>
       </w:r>
-      <w:proofErr w:type="spellEnd"/>
       <w:r>
         <w:rPr>
           <w:rStyle w:val="XMLBracket"/>
@@ -23148,7 +22297,6 @@
         </w:rPr>
         <w:t>&lt;</w:t>
       </w:r>
-      <w:proofErr w:type="spellStart"/>
       <w:r>
         <w:rPr>
           <w:rStyle w:val="XMLElement"/>
@@ -23156,7 +22304,6 @@
         </w:rPr>
         <w:t>rw</w:t>
       </w:r>
-      <w:proofErr w:type="spellEnd"/>
       <w:r>
         <w:rPr>
           <w:rStyle w:val="XMLBracket"/>
@@ -23178,7 +22325,6 @@
         </w:rPr>
         <w:t>&lt;/</w:t>
       </w:r>
-      <w:proofErr w:type="spellStart"/>
       <w:r>
         <w:rPr>
           <w:rStyle w:val="XMLElement"/>
@@ -23186,7 +22332,6 @@
         </w:rPr>
         <w:t>rw</w:t>
       </w:r>
-      <w:proofErr w:type="spellEnd"/>
       <w:r>
         <w:rPr>
           <w:rStyle w:val="XMLBracket"/>
@@ -23546,21 +22691,7 @@
               <w:rPr>
                 <w:rStyle w:val="XML"/>
               </w:rPr>
-              <w:t>&lt;</w:t>
-            </w:r>
-            <w:proofErr w:type="spellStart"/>
-            <w:r>
-              <w:rPr>
-                <w:rStyle w:val="XML"/>
-              </w:rPr>
-              <w:t>required</w:t>
-            </w:r>
-            <w:proofErr w:type="spellEnd"/>
-            <w:r>
-              <w:rPr>
-                <w:rStyle w:val="XML"/>
-              </w:rPr>
-              <w:t>&gt;</w:t>
+              <w:t>&lt;required&gt;</w:t>
             </w:r>
           </w:p>
         </w:tc>
@@ -23627,7 +22758,6 @@
               </w:rPr>
               <w:t xml:space="preserve">Default: </w:t>
             </w:r>
-            <w:proofErr w:type="spellStart"/>
             <w:r>
               <w:rPr>
                 <w:b/>
@@ -23636,7 +22766,6 @@
               </w:rPr>
               <w:t>true</w:t>
             </w:r>
-            <w:proofErr w:type="spellEnd"/>
           </w:p>
           <w:p>
             <w:pPr>
@@ -23718,14 +22847,12 @@
         </w:rPr>
         <w:t>file&gt;</w:t>
       </w:r>
-      <w:proofErr w:type="spellStart"/>
       <w:r>
         <w:rPr>
           <w:lang w:val="en-GB"/>
         </w:rPr>
         <w:t>Configuration.mbc</w:t>
       </w:r>
-      <w:proofErr w:type="spellEnd"/>
       <w:r>
         <w:rPr>
           <w:rStyle w:val="XMLElement"/>
@@ -23806,23 +22933,7 @@
           <w:rStyle w:val="XMLElement"/>
           <w:lang w:val="en-GB"/>
         </w:rPr>
-        <w:t>&lt;</w:t>
-      </w:r>
-      <w:proofErr w:type="spellStart"/>
-      <w:r>
-        <w:rPr>
-          <w:rStyle w:val="XMLElement"/>
-          <w:lang w:val="en-GB"/>
-        </w:rPr>
-        <w:t>includex</w:t>
-      </w:r>
-      <w:proofErr w:type="spellEnd"/>
-      <w:r>
-        <w:rPr>
-          <w:rStyle w:val="XMLElement"/>
-          <w:lang w:val="en-GB"/>
-        </w:rPr>
-        <w:t>&gt;</w:t>
+        <w:t>&lt;includex&gt;</w:t>
       </w:r>
     </w:p>
     <w:p>
@@ -23862,7 +22973,6 @@
         </w:rPr>
         <w:t>\</w:t>
       </w:r>
-      <w:proofErr w:type="spellStart"/>
       <w:r>
         <w:rPr>
           <w:rStyle w:val="XMLContent"/>
@@ -23877,7 +22987,6 @@
         </w:rPr>
         <w:t>.mbc</w:t>
       </w:r>
-      <w:proofErr w:type="spellEnd"/>
       <w:r>
         <w:rPr>
           <w:rStyle w:val="XMLElement"/>
@@ -24107,21 +23216,7 @@
               <w:rPr>
                 <w:rStyle w:val="XML"/>
               </w:rPr>
-              <w:t>&lt;</w:t>
-            </w:r>
-            <w:proofErr w:type="spellStart"/>
-            <w:r>
-              <w:rPr>
-                <w:rStyle w:val="XML"/>
-              </w:rPr>
-              <w:t>text</w:t>
-            </w:r>
-            <w:proofErr w:type="spellEnd"/>
-            <w:r>
-              <w:rPr>
-                <w:rStyle w:val="XML"/>
-              </w:rPr>
-              <w:t>&gt;</w:t>
+              <w:t>&lt;text&gt;</w:t>
             </w:r>
           </w:p>
         </w:tc>
@@ -24221,22 +23316,14 @@
               <w:rPr>
                 <w:rStyle w:val="XML"/>
               </w:rPr>
-              <w:t>&lt;</w:t>
-            </w:r>
-            <w:proofErr w:type="spellStart"/>
+              <w:t>&lt;longdesc</w:t>
+            </w:r>
             <w:r>
               <w:rPr>
                 <w:rStyle w:val="XML"/>
               </w:rPr>
-              <w:t>longdesc</w:t>
-            </w:r>
-            <w:r>
-              <w:rPr>
-                <w:rStyle w:val="XML"/>
-              </w:rPr>
               <w:t>r</w:t>
             </w:r>
-            <w:proofErr w:type="spellEnd"/>
             <w:r>
               <w:rPr>
                 <w:rStyle w:val="XML"/>
@@ -24337,19 +23424,11 @@
                 <w:lang w:val="nl-BE"/>
               </w:rPr>
             </w:pPr>
-            <w:proofErr w:type="spellStart"/>
             <w:r>
               <w:rPr>
                 <w:lang w:val="nl-BE"/>
               </w:rPr>
-              <w:t>Size</w:t>
-            </w:r>
-            <w:proofErr w:type="spellEnd"/>
-            <w:r>
-              <w:rPr>
-                <w:lang w:val="nl-BE"/>
-              </w:rPr>
-              <w:t xml:space="preserve"> (16</w:t>
+              <w:t>Size (16</w:t>
             </w:r>
             <w:r>
               <w:rPr>
@@ -24378,42 +23457,12 @@
                 <w:lang w:val="nl-BE"/>
               </w:rPr>
             </w:pPr>
-            <w:proofErr w:type="spellStart"/>
             <w:r>
               <w:rPr>
                 <w:lang w:val="nl-BE"/>
               </w:rPr>
-              <w:t>Signed</w:t>
-            </w:r>
-            <w:proofErr w:type="spellEnd"/>
-            <w:r>
-              <w:rPr>
-                <w:lang w:val="nl-BE"/>
-              </w:rPr>
-              <w:t>/</w:t>
-            </w:r>
-            <w:proofErr w:type="spellStart"/>
-            <w:r>
-              <w:rPr>
-                <w:lang w:val="nl-BE"/>
-              </w:rPr>
-              <w:t>unsigned</w:t>
-            </w:r>
-            <w:proofErr w:type="spellEnd"/>
-            <w:r>
-              <w:rPr>
-                <w:lang w:val="nl-BE"/>
-              </w:rPr>
-              <w:t xml:space="preserve"> </w:t>
-            </w:r>
-            <w:proofErr w:type="spellStart"/>
-            <w:r>
-              <w:rPr>
-                <w:lang w:val="nl-BE"/>
-              </w:rPr>
-              <w:t>interpretation</w:t>
-            </w:r>
-            <w:proofErr w:type="spellEnd"/>
+              <w:t>Signed/unsigned interpretation</w:t>
+            </w:r>
           </w:p>
           <w:p>
             <w:pPr>
@@ -24522,21 +23571,7 @@
               <w:rPr>
                 <w:rStyle w:val="XML"/>
               </w:rPr>
-              <w:t>&lt;</w:t>
-            </w:r>
-            <w:proofErr w:type="spellStart"/>
-            <w:r>
-              <w:rPr>
-                <w:rStyle w:val="XML"/>
-              </w:rPr>
-              <w:t>minlen</w:t>
-            </w:r>
-            <w:proofErr w:type="spellEnd"/>
-            <w:r>
-              <w:rPr>
-                <w:rStyle w:val="XML"/>
-              </w:rPr>
-              <w:t>&gt;</w:t>
+              <w:t>&lt;minlen&gt;</w:t>
             </w:r>
           </w:p>
         </w:tc>
@@ -24588,15 +23623,7 @@
               </w:rPr>
             </w:pPr>
             <w:r>
-              <w:t xml:space="preserve">Example: value 15 (decimal), hex format, </w:t>
-            </w:r>
-            <w:proofErr w:type="spellStart"/>
-            <w:r>
-              <w:t>minlen</w:t>
-            </w:r>
-            <w:proofErr w:type="spellEnd"/>
-            <w:r>
-              <w:t>=4 → 0x000F</w:t>
+              <w:t>Example: value 15 (decimal), hex format, minlen=4 → 0x000F</w:t>
             </w:r>
           </w:p>
           <w:p>
@@ -24611,14 +23638,12 @@
                 <w:lang w:val="nl-BE"/>
               </w:rPr>
             </w:pPr>
-            <w:proofErr w:type="spellStart"/>
             <w:r>
               <w:rPr>
                 <w:lang w:val="nl-BE"/>
               </w:rPr>
               <w:t>Optional</w:t>
             </w:r>
-            <w:proofErr w:type="spellEnd"/>
           </w:p>
           <w:p>
             <w:pPr>
@@ -24656,21 +23681,7 @@
               <w:rPr>
                 <w:rStyle w:val="XML"/>
               </w:rPr>
-              <w:t>&lt;</w:t>
-            </w:r>
-            <w:proofErr w:type="spellStart"/>
-            <w:r>
-              <w:rPr>
-                <w:rStyle w:val="XML"/>
-              </w:rPr>
-              <w:t>rw</w:t>
-            </w:r>
-            <w:proofErr w:type="spellEnd"/>
-            <w:r>
-              <w:rPr>
-                <w:rStyle w:val="XML"/>
-              </w:rPr>
-              <w:t>&gt;</w:t>
+              <w:t>&lt;rw&gt;</w:t>
             </w:r>
           </w:p>
         </w:tc>
@@ -24705,14 +23716,7 @@
               <w:rPr>
                 <w:lang w:val="nl-BE"/>
               </w:rPr>
-              <w:t xml:space="preserve">r — </w:t>
-            </w:r>
-            <w:proofErr w:type="spellStart"/>
-            <w:r>
-              <w:rPr>
-                <w:lang w:val="nl-BE"/>
-              </w:rPr>
-              <w:t>read</w:t>
+              <w:t>r — read</w:t>
             </w:r>
             <w:r>
               <w:rPr>
@@ -24721,7 +23725,6 @@
               <w:noBreakHyphen/>
               <w:t>only</w:t>
             </w:r>
-            <w:proofErr w:type="spellEnd"/>
           </w:p>
           <w:p>
             <w:pPr>
@@ -24739,14 +23742,7 @@
               <w:rPr>
                 <w:lang w:val="nl-BE"/>
               </w:rPr>
-              <w:t xml:space="preserve">w — </w:t>
-            </w:r>
-            <w:proofErr w:type="spellStart"/>
-            <w:r>
-              <w:rPr>
-                <w:lang w:val="nl-BE"/>
-              </w:rPr>
-              <w:t>write</w:t>
+              <w:t>w — write</w:t>
             </w:r>
             <w:r>
               <w:rPr>
@@ -24755,7 +23751,6 @@
               <w:noBreakHyphen/>
               <w:t>only</w:t>
             </w:r>
-            <w:proofErr w:type="spellEnd"/>
           </w:p>
           <w:p>
             <w:pPr>
@@ -24769,42 +23764,12 @@
                 <w:lang w:val="nl-BE"/>
               </w:rPr>
             </w:pPr>
-            <w:proofErr w:type="spellStart"/>
             <w:r>
               <w:rPr>
                 <w:lang w:val="nl-BE"/>
               </w:rPr>
-              <w:t>rw</w:t>
-            </w:r>
-            <w:proofErr w:type="spellEnd"/>
-            <w:r>
-              <w:rPr>
-                <w:lang w:val="nl-BE"/>
-              </w:rPr>
-              <w:t xml:space="preserve"> — </w:t>
-            </w:r>
-            <w:proofErr w:type="spellStart"/>
-            <w:r>
-              <w:rPr>
-                <w:lang w:val="nl-BE"/>
-              </w:rPr>
-              <w:t>read</w:t>
-            </w:r>
-            <w:proofErr w:type="spellEnd"/>
-            <w:r>
-              <w:rPr>
-                <w:lang w:val="nl-BE"/>
-              </w:rPr>
-              <w:t>/</w:t>
-            </w:r>
-            <w:proofErr w:type="spellStart"/>
-            <w:r>
-              <w:rPr>
-                <w:lang w:val="nl-BE"/>
-              </w:rPr>
-              <w:t>write</w:t>
-            </w:r>
-            <w:proofErr w:type="spellEnd"/>
+              <w:t>rw — read/write</w:t>
+            </w:r>
           </w:p>
           <w:p>
             <w:pPr>
@@ -24867,21 +23832,7 @@
               <w:rPr>
                 <w:rStyle w:val="XML"/>
               </w:rPr>
-              <w:t>&lt;</w:t>
-            </w:r>
-            <w:proofErr w:type="spellStart"/>
-            <w:r>
-              <w:rPr>
-                <w:rStyle w:val="XML"/>
-              </w:rPr>
-              <w:t>fcol</w:t>
-            </w:r>
-            <w:proofErr w:type="spellEnd"/>
-            <w:r>
-              <w:rPr>
-                <w:rStyle w:val="XML"/>
-              </w:rPr>
-              <w:t>&gt;</w:t>
+              <w:t>&lt;fcol&gt;</w:t>
             </w:r>
           </w:p>
         </w:tc>
@@ -24966,35 +23917,7 @@
               <w:rPr>
                 <w:rStyle w:val="Kruisverwijzing"/>
               </w:rPr>
-              <w:t>The &lt;</w:t>
-            </w:r>
-            <w:proofErr w:type="spellStart"/>
-            <w:r>
-              <w:rPr>
-                <w:rStyle w:val="Kruisverwijzing"/>
-              </w:rPr>
-              <w:t>fcol</w:t>
-            </w:r>
-            <w:proofErr w:type="spellEnd"/>
-            <w:r>
-              <w:rPr>
-                <w:rStyle w:val="Kruisverwijzing"/>
-              </w:rPr>
-              <w:t>&gt; and &lt;</w:t>
-            </w:r>
-            <w:proofErr w:type="spellStart"/>
-            <w:r>
-              <w:rPr>
-                <w:rStyle w:val="Kruisverwijzing"/>
-              </w:rPr>
-              <w:t>bcol</w:t>
-            </w:r>
-            <w:proofErr w:type="spellEnd"/>
-            <w:r>
-              <w:rPr>
-                <w:rStyle w:val="Kruisverwijzing"/>
-              </w:rPr>
-              <w:t xml:space="preserve">&gt; </w:t>
+              <w:t xml:space="preserve">The &lt;fcol&gt; and &lt;bcol&gt; </w:t>
             </w:r>
             <w:r>
               <w:rPr>
@@ -25033,21 +23956,7 @@
                 <w:rStyle w:val="XML"/>
               </w:rPr>
               <w:lastRenderedPageBreak/>
-              <w:t>&lt;</w:t>
-            </w:r>
-            <w:proofErr w:type="spellStart"/>
-            <w:r>
-              <w:rPr>
-                <w:rStyle w:val="XML"/>
-              </w:rPr>
-              <w:t>bcol</w:t>
-            </w:r>
-            <w:proofErr w:type="spellEnd"/>
-            <w:r>
-              <w:rPr>
-                <w:rStyle w:val="XML"/>
-              </w:rPr>
-              <w:t xml:space="preserve">&gt; </w:t>
+              <w:t xml:space="preserve">&lt;bcol&gt; </w:t>
             </w:r>
           </w:p>
         </w:tc>
@@ -25135,35 +24044,7 @@
               <w:rPr>
                 <w:rStyle w:val="Kruisverwijzing"/>
               </w:rPr>
-              <w:t>The &lt;</w:t>
-            </w:r>
-            <w:proofErr w:type="spellStart"/>
-            <w:r>
-              <w:rPr>
-                <w:rStyle w:val="Kruisverwijzing"/>
-              </w:rPr>
-              <w:t>fcol</w:t>
-            </w:r>
-            <w:proofErr w:type="spellEnd"/>
-            <w:r>
-              <w:rPr>
-                <w:rStyle w:val="Kruisverwijzing"/>
-              </w:rPr>
-              <w:t>&gt; and &lt;</w:t>
-            </w:r>
-            <w:proofErr w:type="spellStart"/>
-            <w:r>
-              <w:rPr>
-                <w:rStyle w:val="Kruisverwijzing"/>
-              </w:rPr>
-              <w:t>bcol</w:t>
-            </w:r>
-            <w:proofErr w:type="spellEnd"/>
-            <w:r>
-              <w:rPr>
-                <w:rStyle w:val="Kruisverwijzing"/>
-              </w:rPr>
-              <w:t>&gt; elements</w:t>
+              <w:t>The &lt;fcol&gt; and &lt;bcol&gt; elements</w:t>
             </w:r>
             <w:r>
               <w:rPr>
@@ -25194,21 +24075,7 @@
               <w:rPr>
                 <w:rStyle w:val="XML"/>
               </w:rPr>
-              <w:t>&lt;</w:t>
-            </w:r>
-            <w:proofErr w:type="spellStart"/>
-            <w:r>
-              <w:rPr>
-                <w:rStyle w:val="XML"/>
-              </w:rPr>
-              <w:t>decimals</w:t>
-            </w:r>
-            <w:proofErr w:type="spellEnd"/>
-            <w:r>
-              <w:rPr>
-                <w:rStyle w:val="XML"/>
-              </w:rPr>
-              <w:t>&gt;</w:t>
+              <w:t>&lt;decimals&gt;</w:t>
             </w:r>
           </w:p>
         </w:tc>
@@ -25251,7 +24118,6 @@
             <w:r>
               <w:t xml:space="preserve"> and </w:t>
             </w:r>
-            <w:proofErr w:type="spellStart"/>
             <w:r>
               <w:rPr>
                 <w:b/>
@@ -25259,7 +24125,6 @@
               </w:rPr>
               <w:t>UInt</w:t>
             </w:r>
-            <w:proofErr w:type="spellEnd"/>
             <w:r>
               <w:t xml:space="preserve"> types</w:t>
             </w:r>
@@ -25276,19 +24141,11 @@
                 <w:lang w:val="nl-BE"/>
               </w:rPr>
             </w:pPr>
-            <w:proofErr w:type="spellStart"/>
             <w:r>
               <w:rPr>
                 <w:lang w:val="nl-BE"/>
               </w:rPr>
-              <w:t>Valid</w:t>
-            </w:r>
-            <w:proofErr w:type="spellEnd"/>
-            <w:r>
-              <w:rPr>
-                <w:lang w:val="nl-BE"/>
-              </w:rPr>
-              <w:t xml:space="preserve"> range: </w:t>
+              <w:t xml:space="preserve">Valid range: </w:t>
             </w:r>
             <w:r>
               <w:rPr>
@@ -25311,14 +24168,12 @@
                 <w:lang w:val="nl-BE"/>
               </w:rPr>
             </w:pPr>
-            <w:proofErr w:type="spellStart"/>
             <w:r>
               <w:rPr>
                 <w:lang w:val="nl-BE"/>
               </w:rPr>
               <w:t>Optional</w:t>
             </w:r>
-            <w:proofErr w:type="spellEnd"/>
           </w:p>
           <w:p>
             <w:pPr>
@@ -25354,47 +24209,11 @@
                 <w:rFonts w:hint="eastAsia"/>
               </w:rPr>
             </w:pPr>
-            <w:proofErr w:type="spellStart"/>
             <w:r>
               <w:rPr>
                 <w:lang w:val="nl-BE"/>
               </w:rPr>
-              <w:t>Example</w:t>
-            </w:r>
-            <w:proofErr w:type="spellEnd"/>
-            <w:r>
-              <w:rPr>
-                <w:lang w:val="nl-BE"/>
-              </w:rPr>
-              <w:t xml:space="preserve">: Value 12345 </w:t>
-            </w:r>
-            <w:proofErr w:type="spellStart"/>
-            <w:r>
-              <w:rPr>
-                <w:lang w:val="nl-BE"/>
-              </w:rPr>
-              <w:t>with</w:t>
-            </w:r>
-            <w:proofErr w:type="spellEnd"/>
-            <w:r>
-              <w:rPr>
-                <w:lang w:val="nl-BE"/>
-              </w:rPr>
-              <w:t xml:space="preserve"> </w:t>
-            </w:r>
-            <w:proofErr w:type="spellStart"/>
-            <w:r>
-              <w:rPr>
-                <w:lang w:val="nl-BE"/>
-              </w:rPr>
-              <w:t>decimals</w:t>
-            </w:r>
-            <w:proofErr w:type="spellEnd"/>
-            <w:r>
-              <w:rPr>
-                <w:lang w:val="nl-BE"/>
-              </w:rPr>
-              <w:t>=2 → 123,45</w:t>
+              <w:t>Example: Value 12345 with decimals=2 → 123,45</w:t>
             </w:r>
           </w:p>
         </w:tc>
@@ -25713,21 +24532,7 @@
               <w:rPr>
                 <w:rStyle w:val="XML"/>
               </w:rPr>
-              <w:t>&lt;</w:t>
-            </w:r>
-            <w:proofErr w:type="spellStart"/>
-            <w:r>
-              <w:rPr>
-                <w:rStyle w:val="XML"/>
-              </w:rPr>
-              <w:t>expandfields</w:t>
-            </w:r>
-            <w:proofErr w:type="spellEnd"/>
-            <w:r>
-              <w:rPr>
-                <w:rStyle w:val="XML"/>
-              </w:rPr>
-              <w:t>&gt;</w:t>
+              <w:t>&lt;expandfields&gt;</w:t>
             </w:r>
           </w:p>
         </w:tc>
@@ -25758,56 +24563,12 @@
                 <w:lang w:val="nl-BE"/>
               </w:rPr>
             </w:pPr>
-            <w:proofErr w:type="spellStart"/>
             <w:r>
               <w:rPr>
                 <w:lang w:val="nl-BE"/>
               </w:rPr>
-              <w:t>Valid</w:t>
-            </w:r>
-            <w:proofErr w:type="spellEnd"/>
-            <w:r>
-              <w:rPr>
-                <w:lang w:val="nl-BE"/>
-              </w:rPr>
-              <w:t xml:space="preserve"> </w:t>
-            </w:r>
-            <w:proofErr w:type="spellStart"/>
-            <w:r>
-              <w:rPr>
-                <w:lang w:val="nl-BE"/>
-              </w:rPr>
-              <w:t>values</w:t>
-            </w:r>
-            <w:proofErr w:type="spellEnd"/>
-            <w:r>
-              <w:rPr>
-                <w:lang w:val="nl-BE"/>
-              </w:rPr>
-              <w:t xml:space="preserve">: </w:t>
-            </w:r>
-            <w:proofErr w:type="spellStart"/>
-            <w:r>
-              <w:rPr>
-                <w:lang w:val="nl-BE"/>
-              </w:rPr>
-              <w:t>true</w:t>
-            </w:r>
-            <w:proofErr w:type="spellEnd"/>
-            <w:r>
-              <w:rPr>
-                <w:lang w:val="nl-BE"/>
-              </w:rPr>
-              <w:t xml:space="preserve">, </w:t>
-            </w:r>
-            <w:proofErr w:type="spellStart"/>
-            <w:r>
-              <w:rPr>
-                <w:lang w:val="nl-BE"/>
-              </w:rPr>
-              <w:t>false</w:t>
-            </w:r>
-            <w:proofErr w:type="spellEnd"/>
+              <w:t>Valid values: true, false</w:t>
+            </w:r>
           </w:p>
           <w:p>
             <w:pPr>
@@ -25827,7 +24588,6 @@
               </w:rPr>
               <w:t xml:space="preserve">Default: </w:t>
             </w:r>
-            <w:proofErr w:type="spellStart"/>
             <w:r>
               <w:rPr>
                 <w:b/>
@@ -25836,7 +24596,6 @@
               </w:rPr>
               <w:t>false</w:t>
             </w:r>
-            <w:proofErr w:type="spellEnd"/>
           </w:p>
           <w:p>
             <w:pPr>
@@ -25849,14 +24608,12 @@
                 <w:rFonts w:hint="eastAsia"/>
               </w:rPr>
             </w:pPr>
-            <w:proofErr w:type="spellStart"/>
             <w:r>
               <w:rPr>
                 <w:lang w:val="nl-BE"/>
               </w:rPr>
               <w:t>Optional</w:t>
             </w:r>
-            <w:proofErr w:type="spellEnd"/>
           </w:p>
         </w:tc>
       </w:tr>
@@ -26049,7 +24806,6 @@
         <w:br/>
         <w:t xml:space="preserve"> &lt;</w:t>
       </w:r>
-      <w:proofErr w:type="spellStart"/>
       <w:r>
         <w:rPr>
           <w:rStyle w:val="XMLElement"/>
@@ -26057,7 +24813,6 @@
         </w:rPr>
         <w:t>rw</w:t>
       </w:r>
-      <w:proofErr w:type="spellEnd"/>
       <w:r>
         <w:rPr>
           <w:rStyle w:val="XMLBracket"/>
@@ -26065,7 +24820,6 @@
         </w:rPr>
         <w:t>&gt;</w:t>
       </w:r>
-      <w:proofErr w:type="spellStart"/>
       <w:r>
         <w:rPr>
           <w:rStyle w:val="XMLContent"/>
@@ -26073,7 +24827,6 @@
         </w:rPr>
         <w:t>rw</w:t>
       </w:r>
-      <w:proofErr w:type="spellEnd"/>
       <w:r>
         <w:rPr>
           <w:rStyle w:val="XMLBracket"/>
@@ -26081,7 +24834,6 @@
         </w:rPr>
         <w:t>&lt;/</w:t>
       </w:r>
-      <w:proofErr w:type="spellStart"/>
       <w:r>
         <w:rPr>
           <w:rStyle w:val="XMLElement"/>
@@ -26089,7 +24841,6 @@
         </w:rPr>
         <w:t>rw</w:t>
       </w:r>
-      <w:proofErr w:type="spellEnd"/>
       <w:r>
         <w:rPr>
           <w:rStyle w:val="XMLBracket"/>
@@ -26239,25 +24990,7 @@
           <w:szCs w:val="18"/>
           <w:lang w:val="en-GB" w:eastAsia="zh-CN"/>
         </w:rPr>
-        <w:t xml:space="preserve">Temperature 1 (0,1 </w:t>
-      </w:r>
-      <w:proofErr w:type="spellStart"/>
-      <w:r>
-        <w:rPr>
-          <w:rStyle w:val="XMLContent"/>
-          <w:szCs w:val="18"/>
-          <w:lang w:val="en-GB" w:eastAsia="zh-CN"/>
-        </w:rPr>
-        <w:t>deg</w:t>
-      </w:r>
-      <w:proofErr w:type="spellEnd"/>
-      <w:r>
-        <w:rPr>
-          <w:rStyle w:val="XMLContent"/>
-          <w:szCs w:val="18"/>
-          <w:lang w:val="en-GB" w:eastAsia="zh-CN"/>
-        </w:rPr>
-        <w:t>)</w:t>
+        <w:t>Temperature 1 (0,1 deg)</w:t>
       </w:r>
       <w:r>
         <w:rPr>
@@ -26397,7 +25130,6 @@
         </w:rPr>
         <w:t>&gt;&lt;</w:t>
       </w:r>
-      <w:proofErr w:type="spellStart"/>
       <w:r>
         <w:rPr>
           <w:rStyle w:val="XMLElement"/>
@@ -26406,7 +25138,6 @@
         </w:rPr>
         <w:t>rw</w:t>
       </w:r>
-      <w:proofErr w:type="spellEnd"/>
       <w:r>
         <w:rPr>
           <w:rStyle w:val="XMLBracket"/>
@@ -26431,7 +25162,6 @@
         </w:rPr>
         <w:t>&lt;/</w:t>
       </w:r>
-      <w:proofErr w:type="spellStart"/>
       <w:r>
         <w:rPr>
           <w:rStyle w:val="XMLElement"/>
@@ -26440,7 +25170,6 @@
         </w:rPr>
         <w:t>rw</w:t>
       </w:r>
-      <w:proofErr w:type="spellEnd"/>
       <w:r>
         <w:rPr>
           <w:rStyle w:val="XMLBracket"/>
@@ -26449,7 +25178,6 @@
         </w:rPr>
         <w:t>&gt;&lt;</w:t>
       </w:r>
-      <w:proofErr w:type="spellStart"/>
       <w:r>
         <w:rPr>
           <w:rStyle w:val="XMLElement"/>
@@ -26458,7 +25186,6 @@
         </w:rPr>
         <w:t>bcol</w:t>
       </w:r>
-      <w:proofErr w:type="spellEnd"/>
       <w:r>
         <w:rPr>
           <w:rStyle w:val="XMLBracket"/>
@@ -26483,7 +25210,6 @@
         </w:rPr>
         <w:t>&lt;/</w:t>
       </w:r>
-      <w:proofErr w:type="spellStart"/>
       <w:r>
         <w:rPr>
           <w:rStyle w:val="XMLElement"/>
@@ -26492,7 +25218,6 @@
         </w:rPr>
         <w:t>bcol</w:t>
       </w:r>
-      <w:proofErr w:type="spellEnd"/>
       <w:r>
         <w:rPr>
           <w:rStyle w:val="XMLBracket"/>
@@ -26642,21 +25367,7 @@
               <w:rPr>
                 <w:rStyle w:val="XML"/>
               </w:rPr>
-              <w:t>&amp;</w:t>
-            </w:r>
-            <w:proofErr w:type="spellStart"/>
-            <w:r>
-              <w:rPr>
-                <w:rStyle w:val="XML"/>
-              </w:rPr>
-              <w:t>lt</w:t>
-            </w:r>
-            <w:proofErr w:type="spellEnd"/>
-            <w:r>
-              <w:rPr>
-                <w:rStyle w:val="XML"/>
-              </w:rPr>
-              <w:t>;</w:t>
+              <w:t>&amp;lt;</w:t>
             </w:r>
           </w:p>
         </w:tc>
@@ -26699,21 +25410,7 @@
               <w:rPr>
                 <w:rStyle w:val="XML"/>
               </w:rPr>
-              <w:t>&amp;</w:t>
-            </w:r>
-            <w:proofErr w:type="spellStart"/>
-            <w:r>
-              <w:rPr>
-                <w:rStyle w:val="XML"/>
-              </w:rPr>
-              <w:t>gt</w:t>
-            </w:r>
-            <w:proofErr w:type="spellEnd"/>
-            <w:r>
-              <w:rPr>
-                <w:rStyle w:val="XML"/>
-              </w:rPr>
-              <w:t>;</w:t>
+              <w:t>&amp;gt;</w:t>
             </w:r>
           </w:p>
         </w:tc>
@@ -26756,21 +25453,7 @@
               <w:rPr>
                 <w:rStyle w:val="XML"/>
               </w:rPr>
-              <w:t>&amp;</w:t>
-            </w:r>
-            <w:proofErr w:type="spellStart"/>
-            <w:r>
-              <w:rPr>
-                <w:rStyle w:val="XML"/>
-              </w:rPr>
-              <w:t>amp</w:t>
-            </w:r>
-            <w:proofErr w:type="spellEnd"/>
-            <w:r>
-              <w:rPr>
-                <w:rStyle w:val="XML"/>
-              </w:rPr>
-              <w:t>;</w:t>
+              <w:t>&amp;amp;</w:t>
             </w:r>
           </w:p>
         </w:tc>
@@ -26813,21 +25496,7 @@
               <w:rPr>
                 <w:rStyle w:val="XML"/>
               </w:rPr>
-              <w:t>&amp;</w:t>
-            </w:r>
-            <w:proofErr w:type="spellStart"/>
-            <w:r>
-              <w:rPr>
-                <w:rStyle w:val="XML"/>
-              </w:rPr>
-              <w:t>apos</w:t>
-            </w:r>
-            <w:proofErr w:type="spellEnd"/>
-            <w:r>
-              <w:rPr>
-                <w:rStyle w:val="XML"/>
-              </w:rPr>
-              <w:t>;</w:t>
+              <w:t>&amp;apos;</w:t>
             </w:r>
           </w:p>
         </w:tc>
@@ -26870,21 +25539,7 @@
               <w:rPr>
                 <w:rStyle w:val="XML"/>
               </w:rPr>
-              <w:t>&amp;</w:t>
-            </w:r>
-            <w:proofErr w:type="spellStart"/>
-            <w:r>
-              <w:rPr>
-                <w:rStyle w:val="XML"/>
-              </w:rPr>
-              <w:t>quot</w:t>
-            </w:r>
-            <w:proofErr w:type="spellEnd"/>
-            <w:r>
-              <w:rPr>
-                <w:rStyle w:val="XML"/>
-              </w:rPr>
-              <w:t>;</w:t>
+              <w:t>&amp;quot;</w:t>
             </w:r>
           </w:p>
         </w:tc>
@@ -27094,14 +25749,7 @@
         <w:rPr>
           <w:lang w:val="en-GB"/>
         </w:rPr>
-        <w:t>The &lt;</w:t>
-      </w:r>
-      <w:proofErr w:type="spellStart"/>
-      <w:r>
-        <w:rPr>
-          <w:lang w:val="en-GB"/>
-        </w:rPr>
-        <w:t>longdesc</w:t>
+        <w:t>The &lt;longdesc</w:t>
       </w:r>
       <w:r>
         <w:rPr>
@@ -27109,7 +25757,6 @@
         </w:rPr>
         <w:t>r</w:t>
       </w:r>
-      <w:proofErr w:type="spellEnd"/>
       <w:r>
         <w:rPr>
           <w:lang w:val="en-GB"/>
@@ -27131,21 +25778,7 @@
         <w:rPr>
           <w:rStyle w:val="XML"/>
         </w:rPr>
-        <w:t>&lt;</w:t>
-      </w:r>
-      <w:proofErr w:type="spellStart"/>
-      <w:r>
-        <w:rPr>
-          <w:rStyle w:val="XML"/>
-        </w:rPr>
-        <w:t>longdescr</w:t>
-      </w:r>
-      <w:proofErr w:type="spellEnd"/>
-      <w:r>
-        <w:rPr>
-          <w:rStyle w:val="XML"/>
-        </w:rPr>
-        <w:t>&gt;</w:t>
+        <w:t>&lt;longdescr&gt;</w:t>
       </w:r>
       <w:r>
         <w:t xml:space="preserve"> element defines an extended description text that is displayed as a </w:t>
@@ -27197,22 +25830,14 @@
               <w:rPr>
                 <w:rStyle w:val="XML"/>
               </w:rPr>
-              <w:t>&lt;</w:t>
-            </w:r>
-            <w:proofErr w:type="spellStart"/>
+              <w:t>&lt;longdesc</w:t>
+            </w:r>
             <w:r>
               <w:rPr>
                 <w:rStyle w:val="XML"/>
               </w:rPr>
-              <w:t>longdesc</w:t>
-            </w:r>
-            <w:r>
-              <w:rPr>
-                <w:rStyle w:val="XML"/>
-              </w:rPr>
               <w:t>r</w:t>
             </w:r>
-            <w:proofErr w:type="spellEnd"/>
             <w:r>
               <w:rPr>
                 <w:rStyle w:val="XML"/>
@@ -27398,23 +26023,7 @@
           <w:lang w:val="en-GB"/>
         </w:rPr>
         <w:tab/>
-        <w:t>&lt;</w:t>
-      </w:r>
-      <w:proofErr w:type="spellStart"/>
-      <w:r>
-        <w:rPr>
-          <w:rStyle w:val="XMLElement"/>
-          <w:lang w:val="en-GB"/>
-        </w:rPr>
-        <w:t>longdescr</w:t>
-      </w:r>
-      <w:proofErr w:type="spellEnd"/>
-      <w:r>
-        <w:rPr>
-          <w:rStyle w:val="XMLElement"/>
-          <w:lang w:val="en-GB"/>
-        </w:rPr>
-        <w:t>&gt;</w:t>
+        <w:t>&lt;longdescr&gt;</w:t>
       </w:r>
       <w:r>
         <w:rPr>
@@ -27429,23 +26038,7 @@
           <w:rStyle w:val="XMLElement"/>
           <w:lang w:val="en-GB"/>
         </w:rPr>
-        <w:t>&lt;/</w:t>
-      </w:r>
-      <w:proofErr w:type="spellStart"/>
-      <w:r>
-        <w:rPr>
-          <w:rStyle w:val="XMLElement"/>
-          <w:lang w:val="en-GB"/>
-        </w:rPr>
-        <w:t>longdescr</w:t>
-      </w:r>
-      <w:proofErr w:type="spellEnd"/>
-      <w:r>
-        <w:rPr>
-          <w:rStyle w:val="XMLElement"/>
-          <w:lang w:val="en-GB"/>
-        </w:rPr>
-        <w:t>&gt;</w:t>
+        <w:t>&lt;/longdescr&gt;</w:t>
       </w:r>
     </w:p>
     <w:p>
@@ -27512,7 +26105,7 @@
           <w:lang w:val="en-GB"/>
         </w:rPr>
         <w:pict w14:anchorId="56E75F81">
-          <v:shape id="Afbeelding 1" o:spid="_x0000_i1028" type="#_x0000_t75" style="width:345.5pt;height:50.5pt;visibility:visible;mso-wrap-style:square">
+          <v:shape id="Afbeelding 1" o:spid="_x0000_i1028" type="#_x0000_t75" style="width:345.6pt;height:50.4pt;visibility:visible;mso-wrap-style:square">
             <v:imagedata r:id="rId12" o:title=""/>
           </v:shape>
         </w:pict>
@@ -28525,19 +27118,11 @@
       <w:r>
         <w:t xml:space="preserve"> elements. </w:t>
       </w:r>
-      <w:proofErr w:type="spellStart"/>
       <w:r>
         <w:rPr>
           <w:lang w:val="nl-BE"/>
         </w:rPr>
-        <w:t>Each</w:t>
-      </w:r>
-      <w:proofErr w:type="spellEnd"/>
-      <w:r>
-        <w:rPr>
-          <w:lang w:val="nl-BE"/>
-        </w:rPr>
-        <w:t xml:space="preserve"> </w:t>
+        <w:t xml:space="preserve">Each </w:t>
       </w:r>
       <w:r>
         <w:rPr>
@@ -28550,21 +27135,7 @@
         <w:rPr>
           <w:lang w:val="nl-BE"/>
         </w:rPr>
-        <w:t xml:space="preserve"> </w:t>
-      </w:r>
-      <w:proofErr w:type="spellStart"/>
-      <w:r>
-        <w:rPr>
-          <w:lang w:val="nl-BE"/>
-        </w:rPr>
-        <w:t>defines</w:t>
-      </w:r>
-      <w:proofErr w:type="spellEnd"/>
-      <w:r>
-        <w:rPr>
-          <w:lang w:val="nl-BE"/>
-        </w:rPr>
-        <w:t>:</w:t>
+        <w:t xml:space="preserve"> defines:</w:t>
       </w:r>
     </w:p>
     <w:p>
@@ -28585,7 +27156,6 @@
         </w:rPr>
         <w:t xml:space="preserve">a </w:t>
       </w:r>
-      <w:proofErr w:type="spellStart"/>
       <w:r>
         <w:rPr>
           <w:b/>
@@ -28594,7 +27164,6 @@
         </w:rPr>
         <w:t>value</w:t>
       </w:r>
-      <w:proofErr w:type="spellEnd"/>
     </w:p>
     <w:p>
       <w:pPr>
@@ -29920,21 +28489,7 @@
               <w:rPr>
                 <w:rStyle w:val="XML"/>
               </w:rPr>
-              <w:t>&lt;</w:t>
-            </w:r>
-            <w:proofErr w:type="spellStart"/>
-            <w:r>
-              <w:rPr>
-                <w:rStyle w:val="XML"/>
-              </w:rPr>
-              <w:t>width</w:t>
-            </w:r>
-            <w:proofErr w:type="spellEnd"/>
-            <w:r>
-              <w:rPr>
-                <w:rStyle w:val="XML"/>
-              </w:rPr>
-              <w:t>&gt;</w:t>
+              <w:t>&lt;width&gt;</w:t>
             </w:r>
           </w:p>
         </w:tc>
@@ -29965,14 +28520,12 @@
             <w:r>
               <w:t xml:space="preserve"> </w:t>
             </w:r>
-            <w:proofErr w:type="spellStart"/>
             <w:r>
               <w:rPr>
                 <w:lang w:val="nl-BE"/>
               </w:rPr>
               <w:t>Optional</w:t>
             </w:r>
-            <w:proofErr w:type="spellEnd"/>
             <w:r>
               <w:rPr>
                 <w:lang w:val="nl-BE"/>
@@ -30020,21 +28573,7 @@
               <w:rPr>
                 <w:rStyle w:val="XML"/>
               </w:rPr>
-              <w:t>&lt;</w:t>
-            </w:r>
-            <w:proofErr w:type="spellStart"/>
-            <w:r>
-              <w:rPr>
-                <w:rStyle w:val="XML"/>
-              </w:rPr>
-              <w:t>text</w:t>
-            </w:r>
-            <w:proofErr w:type="spellEnd"/>
-            <w:r>
-              <w:rPr>
-                <w:rStyle w:val="XML"/>
-              </w:rPr>
-              <w:t xml:space="preserve">&gt; </w:t>
+              <w:t xml:space="preserve">&lt;text&gt; </w:t>
             </w:r>
           </w:p>
         </w:tc>
@@ -30137,22 +28676,14 @@
               <w:rPr>
                 <w:rStyle w:val="XML"/>
               </w:rPr>
-              <w:t>&lt;</w:t>
-            </w:r>
-            <w:proofErr w:type="spellStart"/>
+              <w:t>&lt;longdesc</w:t>
+            </w:r>
             <w:r>
               <w:rPr>
                 <w:rStyle w:val="XML"/>
               </w:rPr>
-              <w:t>longdesc</w:t>
-            </w:r>
-            <w:r>
-              <w:rPr>
-                <w:rStyle w:val="XML"/>
-              </w:rPr>
               <w:t>r</w:t>
             </w:r>
-            <w:proofErr w:type="spellEnd"/>
             <w:r>
               <w:rPr>
                 <w:rStyle w:val="XML"/>
@@ -30273,30 +28804,8 @@
               <w:rPr>
                 <w:lang w:val="nl-BE"/>
               </w:rPr>
-              <w:t xml:space="preserve">int — </w:t>
-            </w:r>
-            <w:proofErr w:type="spellStart"/>
-            <w:r>
-              <w:rPr>
-                <w:lang w:val="nl-BE"/>
-              </w:rPr>
-              <w:t>signed</w:t>
-            </w:r>
-            <w:proofErr w:type="spellEnd"/>
-            <w:r>
-              <w:rPr>
-                <w:lang w:val="nl-BE"/>
-              </w:rPr>
-              <w:t xml:space="preserve"> </w:t>
-            </w:r>
-            <w:proofErr w:type="spellStart"/>
-            <w:r>
-              <w:rPr>
-                <w:lang w:val="nl-BE"/>
-              </w:rPr>
-              <w:t>decimal</w:t>
-            </w:r>
-            <w:proofErr w:type="spellEnd"/>
+              <w:t>int — signed decimal</w:t>
+            </w:r>
           </w:p>
           <w:p>
             <w:pPr>
@@ -30314,30 +28823,8 @@
               <w:rPr>
                 <w:lang w:val="nl-BE"/>
               </w:rPr>
-              <w:t xml:space="preserve">uint — </w:t>
-            </w:r>
-            <w:proofErr w:type="spellStart"/>
-            <w:r>
-              <w:rPr>
-                <w:lang w:val="nl-BE"/>
-              </w:rPr>
-              <w:t>unsigned</w:t>
-            </w:r>
-            <w:proofErr w:type="spellEnd"/>
-            <w:r>
-              <w:rPr>
-                <w:lang w:val="nl-BE"/>
-              </w:rPr>
-              <w:t xml:space="preserve"> </w:t>
-            </w:r>
-            <w:proofErr w:type="spellStart"/>
-            <w:r>
-              <w:rPr>
-                <w:lang w:val="nl-BE"/>
-              </w:rPr>
-              <w:t>decimal</w:t>
-            </w:r>
-            <w:proofErr w:type="spellEnd"/>
+              <w:t>uint — unsigned decimal</w:t>
+            </w:r>
           </w:p>
           <w:p>
             <w:pPr>
@@ -30351,28 +28838,12 @@
                 <w:lang w:val="nl-BE"/>
               </w:rPr>
             </w:pPr>
-            <w:proofErr w:type="spellStart"/>
             <w:r>
               <w:rPr>
                 <w:lang w:val="nl-BE"/>
               </w:rPr>
-              <w:t>hex</w:t>
-            </w:r>
-            <w:proofErr w:type="spellEnd"/>
-            <w:r>
-              <w:rPr>
-                <w:lang w:val="nl-BE"/>
-              </w:rPr>
-              <w:t xml:space="preserve"> — </w:t>
-            </w:r>
-            <w:proofErr w:type="spellStart"/>
-            <w:r>
-              <w:rPr>
-                <w:lang w:val="nl-BE"/>
-              </w:rPr>
-              <w:t>hexadecimal</w:t>
-            </w:r>
-            <w:proofErr w:type="spellEnd"/>
+              <w:t>hex — hexadecimal</w:t>
+            </w:r>
           </w:p>
           <w:p>
             <w:pPr>
@@ -30390,16 +28861,8 @@
               <w:rPr>
                 <w:lang w:val="nl-BE"/>
               </w:rPr>
-              <w:t xml:space="preserve">bin — </w:t>
-            </w:r>
-            <w:proofErr w:type="spellStart"/>
-            <w:r>
-              <w:rPr>
-                <w:lang w:val="nl-BE"/>
-              </w:rPr>
-              <w:t>binary</w:t>
-            </w:r>
-            <w:proofErr w:type="spellEnd"/>
+              <w:t>bin — binary</w:t>
+            </w:r>
           </w:p>
           <w:p>
             <w:pPr>
@@ -30430,21 +28893,7 @@
               <w:rPr>
                 <w:rStyle w:val="XML"/>
               </w:rPr>
-              <w:t>&lt;</w:t>
-            </w:r>
-            <w:proofErr w:type="spellStart"/>
-            <w:r>
-              <w:rPr>
-                <w:rStyle w:val="XML"/>
-              </w:rPr>
-              <w:t>minlen</w:t>
-            </w:r>
-            <w:proofErr w:type="spellEnd"/>
-            <w:r>
-              <w:rPr>
-                <w:rStyle w:val="XML"/>
-              </w:rPr>
-              <w:t>&gt;</w:t>
+              <w:t>&lt;minlen&gt;</w:t>
             </w:r>
           </w:p>
         </w:tc>
@@ -30480,14 +28929,12 @@
                 <w:rFonts w:hint="eastAsia"/>
               </w:rPr>
             </w:pPr>
-            <w:proofErr w:type="spellStart"/>
             <w:r>
               <w:rPr>
                 <w:lang w:val="nl-BE"/>
               </w:rPr>
               <w:t>Optional</w:t>
             </w:r>
-            <w:proofErr w:type="spellEnd"/>
             <w:r>
               <w:rPr>
                 <w:lang w:val="nl-BE"/>
@@ -30535,21 +28982,7 @@
               <w:rPr>
                 <w:rStyle w:val="XML"/>
               </w:rPr>
-              <w:t>&lt;</w:t>
-            </w:r>
-            <w:proofErr w:type="spellStart"/>
-            <w:r>
-              <w:rPr>
-                <w:rStyle w:val="XML"/>
-              </w:rPr>
-              <w:t>fcol</w:t>
-            </w:r>
-            <w:proofErr w:type="spellEnd"/>
-            <w:r>
-              <w:rPr>
-                <w:rStyle w:val="XML"/>
-              </w:rPr>
-              <w:t>&gt;</w:t>
+              <w:t>&lt;fcol&gt;</w:t>
             </w:r>
           </w:p>
         </w:tc>
@@ -30634,35 +29067,7 @@
               <w:rPr>
                 <w:rStyle w:val="Kruisverwijzing"/>
               </w:rPr>
-              <w:t>The &lt;</w:t>
-            </w:r>
-            <w:proofErr w:type="spellStart"/>
-            <w:r>
-              <w:rPr>
-                <w:rStyle w:val="Kruisverwijzing"/>
-              </w:rPr>
-              <w:t>fcol</w:t>
-            </w:r>
-            <w:proofErr w:type="spellEnd"/>
-            <w:r>
-              <w:rPr>
-                <w:rStyle w:val="Kruisverwijzing"/>
-              </w:rPr>
-              <w:t>&gt; and &lt;</w:t>
-            </w:r>
-            <w:proofErr w:type="spellStart"/>
-            <w:r>
-              <w:rPr>
-                <w:rStyle w:val="Kruisverwijzing"/>
-              </w:rPr>
-              <w:t>bcol</w:t>
-            </w:r>
-            <w:proofErr w:type="spellEnd"/>
-            <w:r>
-              <w:rPr>
-                <w:rStyle w:val="Kruisverwijzing"/>
-              </w:rPr>
-              <w:t>&gt; elements</w:t>
+              <w:t>The &lt;fcol&gt; and &lt;bcol&gt; elements</w:t>
             </w:r>
             <w:r>
               <w:rPr>
@@ -30693,21 +29098,7 @@
               <w:rPr>
                 <w:rStyle w:val="XML"/>
               </w:rPr>
-              <w:t>&lt;</w:t>
-            </w:r>
-            <w:proofErr w:type="spellStart"/>
-            <w:r>
-              <w:rPr>
-                <w:rStyle w:val="XML"/>
-              </w:rPr>
-              <w:t>bcol</w:t>
-            </w:r>
-            <w:proofErr w:type="spellEnd"/>
-            <w:r>
-              <w:rPr>
-                <w:rStyle w:val="XML"/>
-              </w:rPr>
-              <w:t xml:space="preserve">&gt; </w:t>
+              <w:t xml:space="preserve">&lt;bcol&gt; </w:t>
             </w:r>
           </w:p>
         </w:tc>
@@ -30795,35 +29186,7 @@
               <w:rPr>
                 <w:rStyle w:val="Kruisverwijzing"/>
               </w:rPr>
-              <w:t>The &lt;</w:t>
-            </w:r>
-            <w:proofErr w:type="spellStart"/>
-            <w:r>
-              <w:rPr>
-                <w:rStyle w:val="Kruisverwijzing"/>
-              </w:rPr>
-              <w:t>fcol</w:t>
-            </w:r>
-            <w:proofErr w:type="spellEnd"/>
-            <w:r>
-              <w:rPr>
-                <w:rStyle w:val="Kruisverwijzing"/>
-              </w:rPr>
-              <w:t>&gt; and &lt;</w:t>
-            </w:r>
-            <w:proofErr w:type="spellStart"/>
-            <w:r>
-              <w:rPr>
-                <w:rStyle w:val="Kruisverwijzing"/>
-              </w:rPr>
-              <w:t>bcol</w:t>
-            </w:r>
-            <w:proofErr w:type="spellEnd"/>
-            <w:r>
-              <w:rPr>
-                <w:rStyle w:val="Kruisverwijzing"/>
-              </w:rPr>
-              <w:t>&gt; elements</w:t>
+              <w:t>The &lt;fcol&gt; and &lt;bcol&gt; elements</w:t>
             </w:r>
             <w:r>
               <w:rPr>
@@ -30890,7 +29253,6 @@
         </w:rPr>
         <w:t>&gt;&lt;</w:t>
       </w:r>
-      <w:proofErr w:type="spellStart"/>
       <w:r>
         <w:rPr>
           <w:rStyle w:val="XMLElement"/>
@@ -30898,7 +29260,6 @@
         </w:rPr>
         <w:t>pos</w:t>
       </w:r>
-      <w:proofErr w:type="spellEnd"/>
       <w:r>
         <w:rPr>
           <w:rStyle w:val="XMLBracket"/>
@@ -30920,7 +29281,6 @@
         </w:rPr>
         <w:t>&lt;/</w:t>
       </w:r>
-      <w:proofErr w:type="spellStart"/>
       <w:r>
         <w:rPr>
           <w:rStyle w:val="XMLElement"/>
@@ -30928,7 +29288,6 @@
         </w:rPr>
         <w:t>pos</w:t>
       </w:r>
-      <w:proofErr w:type="spellEnd"/>
       <w:r>
         <w:rPr>
           <w:rStyle w:val="XMLBracket"/>
@@ -31463,7 +29822,6 @@
         </w:rPr>
         <w:t>&gt;&lt;</w:t>
       </w:r>
-      <w:proofErr w:type="spellStart"/>
       <w:r>
         <w:rPr>
           <w:rStyle w:val="XMLElement"/>
@@ -31473,7 +29831,6 @@
         </w:rPr>
         <w:t>minlen</w:t>
       </w:r>
-      <w:proofErr w:type="spellEnd"/>
       <w:r>
         <w:rPr>
           <w:rStyle w:val="XMLBracket"/>
@@ -31501,7 +29858,6 @@
         </w:rPr>
         <w:t>&lt;/</w:t>
       </w:r>
-      <w:proofErr w:type="spellStart"/>
       <w:r>
         <w:rPr>
           <w:rStyle w:val="XMLElement"/>
@@ -31511,7 +29867,6 @@
         </w:rPr>
         <w:t>minlen</w:t>
       </w:r>
-      <w:proofErr w:type="spellEnd"/>
       <w:r>
         <w:rPr>
           <w:rStyle w:val="XMLBracket"/>
@@ -31521,7 +29876,6 @@
         </w:rPr>
         <w:t>&gt;&lt;</w:t>
       </w:r>
-      <w:proofErr w:type="spellStart"/>
       <w:r>
         <w:rPr>
           <w:rStyle w:val="XMLElement"/>
@@ -31531,7 +29885,6 @@
         </w:rPr>
         <w:t>rw</w:t>
       </w:r>
-      <w:proofErr w:type="spellEnd"/>
       <w:r>
         <w:rPr>
           <w:rStyle w:val="XMLBracket"/>
@@ -31559,7 +29912,6 @@
         </w:rPr>
         <w:t>&lt;/</w:t>
       </w:r>
-      <w:proofErr w:type="spellStart"/>
       <w:r>
         <w:rPr>
           <w:rStyle w:val="XMLElement"/>
@@ -31569,7 +29921,6 @@
         </w:rPr>
         <w:t>rw</w:t>
       </w:r>
-      <w:proofErr w:type="spellEnd"/>
       <w:r>
         <w:rPr>
           <w:rStyle w:val="XMLBracket"/>
@@ -31625,7 +29976,6 @@
         </w:rPr>
         <w:t>&gt;&lt;</w:t>
       </w:r>
-      <w:proofErr w:type="spellStart"/>
       <w:r>
         <w:rPr>
           <w:rStyle w:val="XMLElement"/>
@@ -31635,7 +29985,6 @@
         </w:rPr>
         <w:t>pos</w:t>
       </w:r>
-      <w:proofErr w:type="spellEnd"/>
       <w:r>
         <w:rPr>
           <w:rStyle w:val="XMLBracket"/>
@@ -31663,7 +30012,6 @@
         </w:rPr>
         <w:t>&lt;/</w:t>
       </w:r>
-      <w:proofErr w:type="spellStart"/>
       <w:r>
         <w:rPr>
           <w:rStyle w:val="XMLElement"/>
@@ -31673,7 +30021,6 @@
         </w:rPr>
         <w:t>pos</w:t>
       </w:r>
-      <w:proofErr w:type="spellEnd"/>
       <w:r>
         <w:rPr>
           <w:rStyle w:val="XMLBracket"/>
@@ -31801,7 +30148,6 @@
         </w:rPr>
         <w:t>&gt;&lt;</w:t>
       </w:r>
-      <w:proofErr w:type="spellStart"/>
       <w:r>
         <w:rPr>
           <w:rStyle w:val="XMLElement"/>
@@ -31811,7 +30157,6 @@
         </w:rPr>
         <w:t>pos</w:t>
       </w:r>
-      <w:proofErr w:type="spellEnd"/>
       <w:r>
         <w:rPr>
           <w:rStyle w:val="XMLBracket"/>
@@ -31839,7 +30184,6 @@
         </w:rPr>
         <w:t>&lt;/</w:t>
       </w:r>
-      <w:proofErr w:type="spellStart"/>
       <w:r>
         <w:rPr>
           <w:rStyle w:val="XMLElement"/>
@@ -31849,7 +30193,6 @@
         </w:rPr>
         <w:t>pos</w:t>
       </w:r>
-      <w:proofErr w:type="spellEnd"/>
       <w:r>
         <w:rPr>
           <w:rStyle w:val="XMLBracket"/>
@@ -31977,7 +30320,6 @@
         </w:rPr>
         <w:t>&gt;&lt;</w:t>
       </w:r>
-      <w:proofErr w:type="spellStart"/>
       <w:r>
         <w:rPr>
           <w:rStyle w:val="XMLElement"/>
@@ -31987,7 +30329,6 @@
         </w:rPr>
         <w:t>pos</w:t>
       </w:r>
-      <w:proofErr w:type="spellEnd"/>
       <w:r>
         <w:rPr>
           <w:rStyle w:val="XMLBracket"/>
@@ -32015,7 +30356,6 @@
         </w:rPr>
         <w:t>&lt;/</w:t>
       </w:r>
-      <w:proofErr w:type="spellStart"/>
       <w:r>
         <w:rPr>
           <w:rStyle w:val="XMLElement"/>
@@ -32025,7 +30365,6 @@
         </w:rPr>
         <w:t>pos</w:t>
       </w:r>
-      <w:proofErr w:type="spellEnd"/>
       <w:r>
         <w:rPr>
           <w:rStyle w:val="XMLBracket"/>
@@ -32153,7 +30492,6 @@
         </w:rPr>
         <w:t>&gt;&lt;</w:t>
       </w:r>
-      <w:proofErr w:type="spellStart"/>
       <w:r>
         <w:rPr>
           <w:rStyle w:val="XMLElement"/>
@@ -32163,7 +30501,6 @@
         </w:rPr>
         <w:t>pos</w:t>
       </w:r>
-      <w:proofErr w:type="spellEnd"/>
       <w:r>
         <w:rPr>
           <w:rStyle w:val="XMLBracket"/>
@@ -32191,7 +30528,6 @@
         </w:rPr>
         <w:t>&lt;/</w:t>
       </w:r>
-      <w:proofErr w:type="spellStart"/>
       <w:r>
         <w:rPr>
           <w:rStyle w:val="XMLElement"/>
@@ -32201,7 +30537,6 @@
         </w:rPr>
         <w:t>pos</w:t>
       </w:r>
-      <w:proofErr w:type="spellEnd"/>
       <w:r>
         <w:rPr>
           <w:rStyle w:val="XMLBracket"/>
@@ -32331,35 +30666,7 @@
         <w:rPr>
           <w:lang w:val="en-GB"/>
         </w:rPr>
-        <w:t>The &lt;</w:t>
-      </w:r>
-      <w:proofErr w:type="spellStart"/>
-      <w:r>
-        <w:rPr>
-          <w:lang w:val="en-GB"/>
-        </w:rPr>
-        <w:t>fcol</w:t>
-      </w:r>
-      <w:proofErr w:type="spellEnd"/>
-      <w:r>
-        <w:rPr>
-          <w:lang w:val="en-GB"/>
-        </w:rPr>
-        <w:t>&gt; and &lt;</w:t>
-      </w:r>
-      <w:proofErr w:type="spellStart"/>
-      <w:r>
-        <w:rPr>
-          <w:lang w:val="en-GB"/>
-        </w:rPr>
-        <w:t>bcol</w:t>
-      </w:r>
-      <w:proofErr w:type="spellEnd"/>
-      <w:r>
-        <w:rPr>
-          <w:lang w:val="en-GB"/>
-        </w:rPr>
-        <w:t>&gt; elements</w:t>
+        <w:t>The &lt;fcol&gt; and &lt;bcol&gt; elements</w:t>
       </w:r>
       <w:bookmarkEnd w:id="65"/>
       <w:bookmarkEnd w:id="66"/>
@@ -32382,44 +30689,16 @@
         <w:rPr>
           <w:rStyle w:val="XML"/>
         </w:rPr>
-        <w:t>&lt;</w:t>
-      </w:r>
-      <w:proofErr w:type="spellStart"/>
+        <w:t>&lt;fcol&gt;</w:t>
+      </w:r>
+      <w:r>
+        <w:t xml:space="preserve"> and </w:t>
+      </w:r>
       <w:r>
         <w:rPr>
           <w:rStyle w:val="XML"/>
         </w:rPr>
-        <w:t>fcol</w:t>
-      </w:r>
-      <w:proofErr w:type="spellEnd"/>
-      <w:r>
-        <w:rPr>
-          <w:rStyle w:val="XML"/>
-        </w:rPr>
-        <w:t>&gt;</w:t>
-      </w:r>
-      <w:r>
-        <w:t xml:space="preserve"> and </w:t>
-      </w:r>
-      <w:r>
-        <w:rPr>
-          <w:rStyle w:val="XML"/>
-        </w:rPr>
-        <w:t>&lt;</w:t>
-      </w:r>
-      <w:proofErr w:type="spellStart"/>
-      <w:r>
-        <w:rPr>
-          <w:rStyle w:val="XML"/>
-        </w:rPr>
-        <w:t>bcol</w:t>
-      </w:r>
-      <w:proofErr w:type="spellEnd"/>
-      <w:r>
-        <w:rPr>
-          <w:rStyle w:val="XML"/>
-        </w:rPr>
-        <w:t>&gt;</w:t>
+        <w:t>&lt;bcol&gt;</w:t>
       </w:r>
       <w:r>
         <w:t xml:space="preserve"> elements define the </w:t>
@@ -32581,7 +30860,6 @@
               </w:rPr>
               <w:t>&lt;</w:t>
             </w:r>
-            <w:proofErr w:type="spellStart"/>
             <w:r>
               <w:rPr>
                 <w:rStyle w:val="XMLElement"/>
@@ -32589,7 +30867,6 @@
               </w:rPr>
               <w:t>bcol</w:t>
             </w:r>
-            <w:proofErr w:type="spellEnd"/>
             <w:r>
               <w:rPr>
                 <w:rStyle w:val="XMLBracket"/>
@@ -32611,7 +30888,6 @@
               </w:rPr>
               <w:t>&lt;/</w:t>
             </w:r>
-            <w:proofErr w:type="spellStart"/>
             <w:r>
               <w:rPr>
                 <w:rStyle w:val="XMLElement"/>
@@ -32619,7 +30895,6 @@
               </w:rPr>
               <w:t>bcol</w:t>
             </w:r>
-            <w:proofErr w:type="spellEnd"/>
             <w:r>
               <w:rPr>
                 <w:rStyle w:val="XMLBracket"/>
@@ -32641,19 +30916,11 @@
                 <w:lang w:val="nl-BE"/>
               </w:rPr>
             </w:pPr>
-            <w:proofErr w:type="spellStart"/>
             <w:r>
               <w:rPr>
                 <w:lang w:val="nl-BE"/>
               </w:rPr>
-              <w:t>Bright</w:t>
-            </w:r>
-            <w:proofErr w:type="spellEnd"/>
-            <w:r>
-              <w:rPr>
-                <w:lang w:val="nl-BE"/>
-              </w:rPr>
-              <w:t xml:space="preserve"> red background</w:t>
+              <w:t>Bright red background</w:t>
             </w:r>
           </w:p>
         </w:tc>
@@ -32684,7 +30951,6 @@
               </w:rPr>
               <w:t>&lt;</w:t>
             </w:r>
-            <w:proofErr w:type="spellStart"/>
             <w:r>
               <w:rPr>
                 <w:rStyle w:val="XMLElement"/>
@@ -32692,7 +30958,6 @@
               </w:rPr>
               <w:t>bcol</w:t>
             </w:r>
-            <w:proofErr w:type="spellEnd"/>
             <w:r>
               <w:rPr>
                 <w:rStyle w:val="XMLBracket"/>
@@ -32714,7 +30979,6 @@
               </w:rPr>
               <w:t>&lt;/</w:t>
             </w:r>
-            <w:proofErr w:type="spellStart"/>
             <w:r>
               <w:rPr>
                 <w:rStyle w:val="XMLElement"/>
@@ -32722,7 +30986,6 @@
               </w:rPr>
               <w:t>bcol</w:t>
             </w:r>
-            <w:proofErr w:type="spellEnd"/>
             <w:r>
               <w:rPr>
                 <w:rStyle w:val="XMLBracket"/>
@@ -32744,19 +31007,11 @@
                 <w:lang w:val="nl-BE"/>
               </w:rPr>
             </w:pPr>
-            <w:proofErr w:type="spellStart"/>
             <w:r>
               <w:rPr>
                 <w:lang w:val="nl-BE"/>
               </w:rPr>
-              <w:t>Bright</w:t>
-            </w:r>
-            <w:proofErr w:type="spellEnd"/>
-            <w:r>
-              <w:rPr>
-                <w:lang w:val="nl-BE"/>
-              </w:rPr>
-              <w:t xml:space="preserve"> green background</w:t>
+              <w:t>Bright green background</w:t>
             </w:r>
           </w:p>
         </w:tc>
@@ -32787,7 +31042,6 @@
               </w:rPr>
               <w:t>&lt;</w:t>
             </w:r>
-            <w:proofErr w:type="spellStart"/>
             <w:r>
               <w:rPr>
                 <w:rStyle w:val="XMLElement"/>
@@ -32795,7 +31049,6 @@
               </w:rPr>
               <w:t>bcol</w:t>
             </w:r>
-            <w:proofErr w:type="spellEnd"/>
             <w:r>
               <w:rPr>
                 <w:rStyle w:val="XMLBracket"/>
@@ -32817,7 +31070,6 @@
               </w:rPr>
               <w:t>&lt;/</w:t>
             </w:r>
-            <w:proofErr w:type="spellStart"/>
             <w:r>
               <w:rPr>
                 <w:rStyle w:val="XMLElement"/>
@@ -32825,7 +31077,6 @@
               </w:rPr>
               <w:t>bcol</w:t>
             </w:r>
-            <w:proofErr w:type="spellEnd"/>
             <w:r>
               <w:rPr>
                 <w:rStyle w:val="XMLBracket"/>
@@ -32851,21 +31102,7 @@
               <w:rPr>
                 <w:lang w:val="nl-BE"/>
               </w:rPr>
-              <w:t xml:space="preserve">Soft </w:t>
-            </w:r>
-            <w:proofErr w:type="spellStart"/>
-            <w:r>
-              <w:rPr>
-                <w:lang w:val="nl-BE"/>
-              </w:rPr>
-              <w:t>yellow</w:t>
-            </w:r>
-            <w:proofErr w:type="spellEnd"/>
-            <w:r>
-              <w:rPr>
-                <w:lang w:val="nl-BE"/>
-              </w:rPr>
-              <w:t xml:space="preserve"> background</w:t>
+              <w:t>Soft yellow background</w:t>
             </w:r>
           </w:p>
         </w:tc>
@@ -32897,7 +31134,6 @@
               </w:rPr>
               <w:t>&lt;</w:t>
             </w:r>
-            <w:proofErr w:type="spellStart"/>
             <w:r>
               <w:rPr>
                 <w:rStyle w:val="XMLElement"/>
@@ -32905,7 +31141,6 @@
               </w:rPr>
               <w:t>bcol</w:t>
             </w:r>
-            <w:proofErr w:type="spellEnd"/>
             <w:r>
               <w:rPr>
                 <w:rStyle w:val="XMLBracket"/>
@@ -32927,7 +31162,6 @@
               </w:rPr>
               <w:t>&lt;/</w:t>
             </w:r>
-            <w:proofErr w:type="spellStart"/>
             <w:r>
               <w:rPr>
                 <w:rStyle w:val="XMLElement"/>
@@ -32935,7 +31169,6 @@
               </w:rPr>
               <w:t>bcol</w:t>
             </w:r>
-            <w:proofErr w:type="spellEnd"/>
             <w:r>
               <w:rPr>
                 <w:rStyle w:val="XMLBracket"/>
@@ -32957,19 +31190,11 @@
                 <w:lang w:val="nl-BE"/>
               </w:rPr>
             </w:pPr>
-            <w:proofErr w:type="spellStart"/>
             <w:r>
               <w:rPr>
                 <w:lang w:val="nl-BE"/>
               </w:rPr>
-              <w:t>Grey</w:t>
-            </w:r>
-            <w:proofErr w:type="spellEnd"/>
-            <w:r>
-              <w:rPr>
-                <w:lang w:val="nl-BE"/>
-              </w:rPr>
-              <w:t xml:space="preserve"> </w:t>
+              <w:t xml:space="preserve">Grey </w:t>
             </w:r>
             <w:r>
               <w:rPr>
@@ -33084,7 +31309,6 @@
               </w:rPr>
               <w:t>&lt;</w:t>
             </w:r>
-            <w:proofErr w:type="spellStart"/>
             <w:r>
               <w:rPr>
                 <w:rStyle w:val="XMLElement"/>
@@ -33092,7 +31316,6 @@
               </w:rPr>
               <w:t>bcol</w:t>
             </w:r>
-            <w:proofErr w:type="spellEnd"/>
             <w:r>
               <w:rPr>
                 <w:rStyle w:val="XMLBracket"/>
@@ -33141,19 +31364,11 @@
                 <w:rFonts w:hint="eastAsia"/>
               </w:rPr>
             </w:pPr>
-            <w:proofErr w:type="spellStart"/>
             <w:r>
               <w:rPr>
                 <w:lang w:val="nl-BE"/>
               </w:rPr>
-              <w:t>Bright</w:t>
-            </w:r>
-            <w:proofErr w:type="spellEnd"/>
-            <w:r>
-              <w:rPr>
-                <w:lang w:val="nl-BE"/>
-              </w:rPr>
-              <w:t xml:space="preserve"> red background</w:t>
+              <w:t>Bright red background</w:t>
             </w:r>
           </w:p>
         </w:tc>
@@ -33184,7 +31399,6 @@
               </w:rPr>
               <w:t>&lt;</w:t>
             </w:r>
-            <w:proofErr w:type="spellStart"/>
             <w:r>
               <w:rPr>
                 <w:rStyle w:val="XMLElement"/>
@@ -33192,7 +31406,6 @@
               </w:rPr>
               <w:t>bcol</w:t>
             </w:r>
-            <w:proofErr w:type="spellEnd"/>
             <w:r>
               <w:rPr>
                 <w:rStyle w:val="XMLBracket"/>
@@ -33242,19 +31455,11 @@
                 <w:lang w:val="nl-BE"/>
               </w:rPr>
             </w:pPr>
-            <w:proofErr w:type="spellStart"/>
             <w:r>
               <w:rPr>
                 <w:lang w:val="nl-BE"/>
               </w:rPr>
-              <w:t>Bright</w:t>
-            </w:r>
-            <w:proofErr w:type="spellEnd"/>
-            <w:r>
-              <w:rPr>
-                <w:lang w:val="nl-BE"/>
-              </w:rPr>
-              <w:t xml:space="preserve"> green background</w:t>
+              <w:t>Bright green background</w:t>
             </w:r>
           </w:p>
         </w:tc>
@@ -33273,21 +31478,7 @@
         <w:rPr>
           <w:lang w:val="en-GB"/>
         </w:rPr>
-        <w:t>The &lt;</w:t>
-      </w:r>
-      <w:proofErr w:type="spellStart"/>
-      <w:r>
-        <w:rPr>
-          <w:lang w:val="en-GB"/>
-        </w:rPr>
-        <w:t>autostart</w:t>
-      </w:r>
-      <w:proofErr w:type="spellEnd"/>
-      <w:r>
-        <w:rPr>
-          <w:lang w:val="en-GB"/>
-        </w:rPr>
-        <w:t>&gt; element</w:t>
+        <w:t>The &lt;autostart&gt; element</w:t>
       </w:r>
       <w:bookmarkEnd w:id="72"/>
     </w:p>
@@ -33305,21 +31496,7 @@
         <w:rPr>
           <w:rStyle w:val="XML"/>
         </w:rPr>
-        <w:t>&lt;</w:t>
-      </w:r>
-      <w:proofErr w:type="spellStart"/>
-      <w:r>
-        <w:rPr>
-          <w:rStyle w:val="XML"/>
-        </w:rPr>
-        <w:t>autostart</w:t>
-      </w:r>
-      <w:proofErr w:type="spellEnd"/>
-      <w:r>
-        <w:rPr>
-          <w:rStyle w:val="XML"/>
-        </w:rPr>
-        <w:t>&gt;</w:t>
+        <w:t>&lt;autostart&gt;</w:t>
       </w:r>
       <w:r>
         <w:t xml:space="preserve"> element controls whether communication with the Modbus device is started </w:t>
@@ -33359,21 +31536,7 @@
         <w:rPr>
           <w:rStyle w:val="XML"/>
         </w:rPr>
-        <w:t>&lt;</w:t>
-      </w:r>
-      <w:proofErr w:type="spellStart"/>
-      <w:r>
-        <w:rPr>
-          <w:rStyle w:val="XML"/>
-        </w:rPr>
-        <w:t>autostart</w:t>
-      </w:r>
-      <w:proofErr w:type="spellEnd"/>
-      <w:r>
-        <w:rPr>
-          <w:rStyle w:val="XML"/>
-        </w:rPr>
-        <w:t>&gt;</w:t>
+        <w:t>&lt;autostart&gt;</w:t>
       </w:r>
       <w:r>
         <w:t xml:space="preserve"> element is present</w:t>
@@ -33406,18 +31569,8 @@
           <w:bCs/>
           <w:lang w:val="nl-BE"/>
         </w:rPr>
-        <w:t xml:space="preserve">starts </w:t>
-      </w:r>
-      <w:proofErr w:type="spellStart"/>
-      <w:r>
-        <w:rPr>
-          <w:b/>
-          <w:bCs/>
-          <w:lang w:val="nl-BE"/>
-        </w:rPr>
-        <w:t>automatically</w:t>
-      </w:r>
-      <w:proofErr w:type="spellEnd"/>
+        <w:t>starts automatically</w:t>
+      </w:r>
     </w:p>
     <w:p>
       <w:pPr>
@@ -33458,71 +31611,27 @@
         <w:rPr>
           <w:rStyle w:val="XML"/>
         </w:rPr>
-        <w:t>&lt;</w:t>
-      </w:r>
-      <w:proofErr w:type="spellStart"/>
+        <w:t>&lt;autostart&gt;</w:t>
+      </w:r>
+      <w:r>
+        <w:t xml:space="preserve"> element is defined, the autostart behavior is determined by its child elements.</w:t>
+      </w:r>
+    </w:p>
+    <w:p>
+      <w:pPr>
+        <w:spacing w:before="120" w:after="0"/>
+        <w:rPr>
+          <w:rFonts w:hint="eastAsia"/>
+        </w:rPr>
+      </w:pPr>
+      <w:r>
+        <w:t xml:space="preserve">A </w:t>
+      </w:r>
       <w:r>
         <w:rPr>
           <w:rStyle w:val="XML"/>
         </w:rPr>
-        <w:t>autostart</w:t>
-      </w:r>
-      <w:proofErr w:type="spellEnd"/>
-      <w:r>
-        <w:rPr>
-          <w:rStyle w:val="XML"/>
-        </w:rPr>
-        <w:t>&gt;</w:t>
-      </w:r>
-      <w:r>
-        <w:t xml:space="preserve"> element is defined, the </w:t>
-      </w:r>
-      <w:proofErr w:type="spellStart"/>
-      <w:r>
-        <w:t>autostart</w:t>
-      </w:r>
-      <w:proofErr w:type="spellEnd"/>
-      <w:r>
-        <w:t xml:space="preserve"> </w:t>
-      </w:r>
-      <w:proofErr w:type="spellStart"/>
-      <w:r>
-        <w:t>behavior</w:t>
-      </w:r>
-      <w:proofErr w:type="spellEnd"/>
-      <w:r>
-        <w:t xml:space="preserve"> is determined by its child elements.</w:t>
-      </w:r>
-    </w:p>
-    <w:p>
-      <w:pPr>
-        <w:spacing w:before="120" w:after="0"/>
-        <w:rPr>
-          <w:rFonts w:hint="eastAsia"/>
-        </w:rPr>
-      </w:pPr>
-      <w:r>
-        <w:t xml:space="preserve">A </w:t>
-      </w:r>
-      <w:r>
-        <w:rPr>
-          <w:rStyle w:val="XML"/>
-        </w:rPr>
-        <w:t>&lt;</w:t>
-      </w:r>
-      <w:proofErr w:type="spellStart"/>
-      <w:r>
-        <w:rPr>
-          <w:rStyle w:val="XML"/>
-        </w:rPr>
-        <w:t>autostart</w:t>
-      </w:r>
-      <w:proofErr w:type="spellEnd"/>
-      <w:r>
-        <w:rPr>
-          <w:rStyle w:val="XML"/>
-        </w:rPr>
-        <w:t>&gt;</w:t>
+        <w:t>&lt;autostart&gt;</w:t>
       </w:r>
       <w:r>
         <w:t xml:space="preserve"> element may contain the following:</w:t>
@@ -33561,21 +31670,7 @@
               <w:rPr>
                 <w:rStyle w:val="XML"/>
               </w:rPr>
-              <w:t>&lt;</w:t>
-            </w:r>
-            <w:proofErr w:type="spellStart"/>
-            <w:r>
-              <w:rPr>
-                <w:rStyle w:val="XML"/>
-              </w:rPr>
-              <w:t>enable</w:t>
-            </w:r>
-            <w:proofErr w:type="spellEnd"/>
-            <w:r>
-              <w:rPr>
-                <w:rStyle w:val="XML"/>
-              </w:rPr>
-              <w:t>&gt;</w:t>
+              <w:t>&lt;enable&gt;</w:t>
             </w:r>
           </w:p>
         </w:tc>
@@ -33660,15 +31755,7 @@
               </w:rPr>
             </w:pPr>
             <w:r>
-              <w:t xml:space="preserve">Specifies which tab page is shown when </w:t>
-            </w:r>
-            <w:proofErr w:type="spellStart"/>
-            <w:r>
-              <w:t>autostart</w:t>
-            </w:r>
-            <w:proofErr w:type="spellEnd"/>
-            <w:r>
-              <w:t xml:space="preserve"> is active.</w:t>
+              <w:t>Specifies which tab page is shown when autostart is active.</w:t>
             </w:r>
           </w:p>
           <w:p>
@@ -33759,21 +31846,7 @@
         <w:rPr>
           <w:lang w:val="en-GB"/>
         </w:rPr>
-        <w:t>The &lt;</w:t>
-      </w:r>
-      <w:proofErr w:type="spellStart"/>
-      <w:r>
-        <w:rPr>
-          <w:lang w:val="en-GB"/>
-        </w:rPr>
-        <w:t>modbustcpserver</w:t>
-      </w:r>
-      <w:proofErr w:type="spellEnd"/>
-      <w:r>
-        <w:rPr>
-          <w:lang w:val="en-GB"/>
-        </w:rPr>
-        <w:t>&gt; element</w:t>
+        <w:t>The &lt;modbustcpserver&gt; element</w:t>
       </w:r>
       <w:bookmarkEnd w:id="73"/>
     </w:p>
@@ -33795,23 +31868,7 @@
           <w:rStyle w:val="XML"/>
           <w:lang w:val="en-GB"/>
         </w:rPr>
-        <w:t>&lt;</w:t>
-      </w:r>
-      <w:proofErr w:type="spellStart"/>
-      <w:r>
-        <w:rPr>
-          <w:rStyle w:val="XML"/>
-          <w:lang w:val="en-GB"/>
-        </w:rPr>
-        <w:t>modbustcpserver</w:t>
-      </w:r>
-      <w:proofErr w:type="spellEnd"/>
-      <w:r>
-        <w:rPr>
-          <w:rStyle w:val="XML"/>
-          <w:lang w:val="en-GB"/>
-        </w:rPr>
-        <w:t>&gt;</w:t>
+        <w:t>&lt;modbustcpserver&gt;</w:t>
       </w:r>
       <w:r>
         <w:rPr>
@@ -33955,23 +32012,7 @@
           <w:rStyle w:val="XML"/>
           <w:lang w:val="en-GB"/>
         </w:rPr>
-        <w:t>&lt;</w:t>
-      </w:r>
-      <w:proofErr w:type="spellStart"/>
-      <w:r>
-        <w:rPr>
-          <w:rStyle w:val="XML"/>
-          <w:lang w:val="en-GB"/>
-        </w:rPr>
-        <w:t>modbustcpserver</w:t>
-      </w:r>
-      <w:proofErr w:type="spellEnd"/>
-      <w:r>
-        <w:rPr>
-          <w:rStyle w:val="XML"/>
-          <w:lang w:val="en-GB"/>
-        </w:rPr>
-        <w:t>&gt;</w:t>
+        <w:t>&lt;modbustcpserver&gt;</w:t>
       </w:r>
       <w:r>
         <w:rPr>
@@ -34013,21 +32054,7 @@
               <w:rPr>
                 <w:rStyle w:val="XML"/>
               </w:rPr>
-              <w:t>&lt;</w:t>
-            </w:r>
-            <w:proofErr w:type="spellStart"/>
-            <w:r>
-              <w:rPr>
-                <w:rStyle w:val="XML"/>
-              </w:rPr>
-              <w:t>enable</w:t>
-            </w:r>
-            <w:proofErr w:type="spellEnd"/>
-            <w:r>
-              <w:rPr>
-                <w:rStyle w:val="XML"/>
-              </w:rPr>
-              <w:t>&gt;</w:t>
+              <w:t>&lt;enable&gt;</w:t>
             </w:r>
           </w:p>
         </w:tc>
@@ -34069,7 +32096,6 @@
               </w:rPr>
               <w:t xml:space="preserve">Default: </w:t>
             </w:r>
-            <w:proofErr w:type="spellStart"/>
             <w:r>
               <w:rPr>
                 <w:b/>
@@ -34078,7 +32104,6 @@
               </w:rPr>
               <w:t>false</w:t>
             </w:r>
-            <w:proofErr w:type="spellEnd"/>
             <w:r>
               <w:t xml:space="preserve"> </w:t>
             </w:r>
@@ -34240,25 +32265,7 @@
           <w:bCs/>
           <w:lang w:val="nl-BE"/>
         </w:rPr>
-        <w:t xml:space="preserve">starts </w:t>
-      </w:r>
-      <w:proofErr w:type="spellStart"/>
-      <w:r>
-        <w:rPr>
-          <w:b/>
-          <w:bCs/>
-          <w:lang w:val="nl-BE"/>
-        </w:rPr>
-        <w:t>with</w:t>
-      </w:r>
-      <w:proofErr w:type="spellEnd"/>
-      <w:r>
-        <w:rPr>
-          <w:b/>
-          <w:bCs/>
-          <w:lang w:val="nl-BE"/>
-        </w:rPr>
-        <w:t>:</w:t>
+        <w:t>starts with:</w:t>
       </w:r>
       <w:r>
         <w:rPr>
@@ -34291,41 +32298,13 @@
           <w:lang w:val="nl-BE"/>
         </w:rPr>
       </w:pPr>
-      <w:proofErr w:type="spellStart"/>
       <w:r>
         <w:rPr>
           <w:b/>
           <w:bCs/>
           <w:lang w:val="nl-BE"/>
         </w:rPr>
-        <w:t>ends</w:t>
-      </w:r>
-      <w:proofErr w:type="spellEnd"/>
-      <w:r>
-        <w:rPr>
-          <w:b/>
-          <w:bCs/>
-          <w:lang w:val="nl-BE"/>
-        </w:rPr>
-        <w:t xml:space="preserve"> </w:t>
-      </w:r>
-      <w:proofErr w:type="spellStart"/>
-      <w:r>
-        <w:rPr>
-          <w:b/>
-          <w:bCs/>
-          <w:lang w:val="nl-BE"/>
-        </w:rPr>
-        <w:t>with</w:t>
-      </w:r>
-      <w:proofErr w:type="spellEnd"/>
-      <w:r>
-        <w:rPr>
-          <w:b/>
-          <w:bCs/>
-          <w:lang w:val="nl-BE"/>
-        </w:rPr>
-        <w:t>:</w:t>
+        <w:t>ends with:</w:t>
       </w:r>
       <w:r>
         <w:rPr>
@@ -34541,7 +32520,6 @@
         </w:rPr>
         <w:t>&gt;&lt;</w:t>
       </w:r>
-      <w:proofErr w:type="spellStart"/>
       <w:r>
         <w:rPr>
           <w:rStyle w:val="XMLElement"/>
@@ -34549,7 +32527,6 @@
         </w:rPr>
         <w:t>rw</w:t>
       </w:r>
-      <w:proofErr w:type="spellEnd"/>
       <w:r>
         <w:rPr>
           <w:rStyle w:val="XMLBracket"/>
@@ -34571,7 +32548,6 @@
         </w:rPr>
         <w:t>&lt;/</w:t>
       </w:r>
-      <w:proofErr w:type="spellStart"/>
       <w:r>
         <w:rPr>
           <w:rStyle w:val="XMLElement"/>
@@ -34579,7 +32555,6 @@
         </w:rPr>
         <w:t>rw</w:t>
       </w:r>
-      <w:proofErr w:type="spellEnd"/>
       <w:r>
         <w:rPr>
           <w:rStyle w:val="XMLBracket"/>
@@ -34637,93 +32612,29 @@
           <w:rStyle w:val="XMLComment"/>
           <w:lang w:val="en-GB"/>
         </w:rPr>
-        <w:t>var&gt;&lt;reg&gt;40007&lt;/reg&gt;&lt;text&gt;Analog in 2&lt;/text&gt;&lt;type&gt;uint16&lt;/type&gt;&lt;</w:t>
-      </w:r>
-      <w:proofErr w:type="spellStart"/>
+        <w:t>var&gt;&lt;reg&gt;40007&lt;/reg&gt;&lt;text&gt;Analog in 2&lt;/text&gt;&lt;type&gt;uint16&lt;/type&gt;&lt;rw&gt;r&lt;/rw&gt;&lt;/var&gt;</w:t>
+      </w:r>
+    </w:p>
+    <w:p>
+      <w:pPr>
+        <w:pStyle w:val="XMLvoorbeeld"/>
+        <w:rPr>
+          <w:lang w:val="en-GB"/>
+        </w:rPr>
+      </w:pPr>
+      <w:r>
+        <w:rPr>
+          <w:color w:val="999999"/>
+          <w:lang w:val="en-GB"/>
+        </w:rPr>
+        <w:t>&lt;</w:t>
+      </w:r>
       <w:r>
         <w:rPr>
           <w:rStyle w:val="XMLComment"/>
           <w:lang w:val="en-GB"/>
         </w:rPr>
-        <w:t>rw</w:t>
-      </w:r>
-      <w:proofErr w:type="spellEnd"/>
-      <w:r>
-        <w:rPr>
-          <w:rStyle w:val="XMLComment"/>
-          <w:lang w:val="en-GB"/>
-        </w:rPr>
-        <w:t>&gt;r&lt;/</w:t>
-      </w:r>
-      <w:proofErr w:type="spellStart"/>
-      <w:r>
-        <w:rPr>
-          <w:rStyle w:val="XMLComment"/>
-          <w:lang w:val="en-GB"/>
-        </w:rPr>
-        <w:t>rw</w:t>
-      </w:r>
-      <w:proofErr w:type="spellEnd"/>
-      <w:r>
-        <w:rPr>
-          <w:rStyle w:val="XMLComment"/>
-          <w:lang w:val="en-GB"/>
-        </w:rPr>
-        <w:t>&gt;&lt;/var&gt;</w:t>
-      </w:r>
-    </w:p>
-    <w:p>
-      <w:pPr>
-        <w:pStyle w:val="XMLvoorbeeld"/>
-        <w:rPr>
-          <w:lang w:val="en-GB"/>
-        </w:rPr>
-      </w:pPr>
-      <w:r>
-        <w:rPr>
-          <w:color w:val="999999"/>
-          <w:lang w:val="en-GB"/>
-        </w:rPr>
-        <w:t>&lt;</w:t>
-      </w:r>
-      <w:r>
-        <w:rPr>
-          <w:rStyle w:val="XMLComment"/>
-          <w:lang w:val="en-GB"/>
-        </w:rPr>
-        <w:t>var&gt;&lt;reg&gt;40008&lt;/reg&gt;&lt;text&gt;Analog in 3&lt;/text&gt;&lt;type&gt;uint16&lt;/type&gt;&lt;</w:t>
-      </w:r>
-      <w:proofErr w:type="spellStart"/>
-      <w:r>
-        <w:rPr>
-          <w:rStyle w:val="XMLComment"/>
-          <w:lang w:val="en-GB"/>
-        </w:rPr>
-        <w:t>rw</w:t>
-      </w:r>
-      <w:proofErr w:type="spellEnd"/>
-      <w:r>
-        <w:rPr>
-          <w:rStyle w:val="XMLComment"/>
-          <w:lang w:val="en-GB"/>
-        </w:rPr>
-        <w:t>&gt;r&lt;/</w:t>
-      </w:r>
-      <w:proofErr w:type="spellStart"/>
-      <w:r>
-        <w:rPr>
-          <w:rStyle w:val="XMLComment"/>
-          <w:lang w:val="en-GB"/>
-        </w:rPr>
-        <w:t>rw</w:t>
-      </w:r>
-      <w:proofErr w:type="spellEnd"/>
-      <w:r>
-        <w:rPr>
-          <w:rStyle w:val="XMLComment"/>
-          <w:lang w:val="en-GB"/>
-        </w:rPr>
-        <w:t>&gt;&lt;/var&gt;</w:t>
+        <w:t>var&gt;&lt;reg&gt;40008&lt;/reg&gt;&lt;text&gt;Analog in 3&lt;/text&gt;&lt;type&gt;uint16&lt;/type&gt;&lt;rw&gt;r&lt;/rw&gt;&lt;/var&gt;</w:t>
       </w:r>
     </w:p>
     <w:p>
@@ -34897,7 +32808,6 @@
         </w:rPr>
         <w:t>&gt;&lt;</w:t>
       </w:r>
-      <w:proofErr w:type="spellStart"/>
       <w:r>
         <w:rPr>
           <w:rStyle w:val="XMLElement"/>
@@ -34905,7 +32815,6 @@
         </w:rPr>
         <w:t>rw</w:t>
       </w:r>
-      <w:proofErr w:type="spellEnd"/>
       <w:r>
         <w:rPr>
           <w:rStyle w:val="XMLBracket"/>
@@ -34927,7 +32836,6 @@
         </w:rPr>
         <w:t>&lt;/</w:t>
       </w:r>
-      <w:proofErr w:type="spellStart"/>
       <w:r>
         <w:rPr>
           <w:rStyle w:val="XMLElement"/>
@@ -34935,7 +32843,6 @@
         </w:rPr>
         <w:t>rw</w:t>
       </w:r>
-      <w:proofErr w:type="spellEnd"/>
       <w:r>
         <w:rPr>
           <w:rStyle w:val="XMLBracket"/>

--- a/Manuals/ModbusControl - User manual.docx
+++ b/Manuals/ModbusControl - User manual.docx
@@ -42,7 +42,7 @@
         </w:rPr>
       </w:pPr>
       <w:r>
-        <w:t>Refers to</w:t>
+        <w:t>For</w:t>
       </w:r>
       <w:r>
         <w:t xml:space="preserve"> version 2.0.2</w:t>
@@ -865,7 +865,21 @@
             <w:rStyle w:val="Hyperlink"/>
             <w:noProof/>
           </w:rPr>
-          <w:t>Options</w:t>
+          <w:t>Opt</w:t>
+        </w:r>
+        <w:r>
+          <w:rPr>
+            <w:rStyle w:val="Hyperlink"/>
+            <w:noProof/>
+          </w:rPr>
+          <w:t>i</w:t>
+        </w:r>
+        <w:r>
+          <w:rPr>
+            <w:rStyle w:val="Hyperlink"/>
+            <w:noProof/>
+          </w:rPr>
+          <w:t>ons</w:t>
         </w:r>
         <w:r>
           <w:rPr>
@@ -3752,6 +3766,7 @@
       <w:r>
         <w:t xml:space="preserve"> an example project file ”</w:t>
       </w:r>
+      <w:proofErr w:type="spellStart"/>
       <w:r>
         <w:rPr>
           <w:b/>
@@ -3759,6 +3774,7 @@
         </w:rPr>
         <w:t>Demo.mbc</w:t>
       </w:r>
+      <w:proofErr w:type="spellEnd"/>
       <w:r>
         <w:t xml:space="preserve">”, a </w:t>
       </w:r>
@@ -4628,7 +4644,21 @@
         <w:rPr>
           <w:rStyle w:val="XML"/>
         </w:rPr>
-        <w:t>&lt;exportorder&gt;</w:t>
+        <w:t>&lt;</w:t>
+      </w:r>
+      <w:proofErr w:type="spellStart"/>
+      <w:r>
+        <w:rPr>
+          <w:rStyle w:val="XML"/>
+        </w:rPr>
+        <w:t>exportorder</w:t>
+      </w:r>
+      <w:proofErr w:type="spellEnd"/>
+      <w:r>
+        <w:rPr>
+          <w:rStyle w:val="XML"/>
+        </w:rPr>
+        <w:t>&gt;</w:t>
       </w:r>
       <w:r>
         <w:t xml:space="preserve"> element in the .mbc file. This is useful when you want registers to appear in a specific sequence in the CSV file</w:t>
@@ -4637,7 +4667,15 @@
         <w:t xml:space="preserve"> - </w:t>
       </w:r>
       <w:r>
-        <w:t>for example, placing setup registers first to ensure correct import behavior.</w:t>
+        <w:t xml:space="preserve">for example, placing setup registers first to ensure correct import </w:t>
+      </w:r>
+      <w:proofErr w:type="spellStart"/>
+      <w:r>
+        <w:t>behavior</w:t>
+      </w:r>
+      <w:proofErr w:type="spellEnd"/>
+      <w:r>
+        <w:t>.</w:t>
       </w:r>
     </w:p>
     <w:p>
@@ -4722,7 +4760,21 @@
         <w:rPr>
           <w:rStyle w:val="XML"/>
         </w:rPr>
-        <w:t>&lt;exportorder&gt;</w:t>
+        <w:t>&lt;</w:t>
+      </w:r>
+      <w:proofErr w:type="spellStart"/>
+      <w:r>
+        <w:rPr>
+          <w:rStyle w:val="XML"/>
+        </w:rPr>
+        <w:t>exportorder</w:t>
+      </w:r>
+      <w:proofErr w:type="spellEnd"/>
+      <w:r>
+        <w:rPr>
+          <w:rStyle w:val="XML"/>
+        </w:rPr>
+        <w:t>&gt;</w:t>
       </w:r>
       <w:r>
         <w:t xml:space="preserve"> for</w:t>
@@ -5335,7 +5387,7 @@
             <v:path o:extrusionok="f" gradientshapeok="t" o:connecttype="rect"/>
             <o:lock v:ext="edit" aspectratio="t"/>
           </v:shapetype>
-          <v:shape id="_x0000_i1025" type="#_x0000_t75" style="width:408.6pt;height:55.8pt;visibility:visible;mso-wrap-style:square">
+          <v:shape id="_x0000_i1025" type="#_x0000_t75" style="width:408.9pt;height:55.7pt;visibility:visible;mso-wrap-style:square">
             <v:imagedata r:id="rId8" o:title=""/>
           </v:shape>
         </w:pict>
@@ -5839,8 +5891,17 @@
                 <w:b/>
                 <w:bCs/>
               </w:rPr>
-              <w:t>100 ms</w:t>
-            </w:r>
+              <w:t xml:space="preserve">100 </w:t>
+            </w:r>
+            <w:proofErr w:type="spellStart"/>
+            <w:r>
+              <w:rPr>
+                <w:b/>
+                <w:bCs/>
+              </w:rPr>
+              <w:t>ms</w:t>
+            </w:r>
+            <w:proofErr w:type="spellEnd"/>
             <w:r>
               <w:t>.</w:t>
             </w:r>
@@ -6278,7 +6339,15 @@
               <w:t>0 (auto)</w:t>
             </w:r>
             <w:r>
-              <w:t xml:space="preserve"> applies the default delay of four character times (for example, about 4 ms at 9600 baud). Any value greater than 0 specifies the delay in milliseconds.</w:t>
+              <w:t xml:space="preserve"> applies the default delay of four character times (for example, about 4 </w:t>
+            </w:r>
+            <w:proofErr w:type="spellStart"/>
+            <w:r>
+              <w:t>ms</w:t>
+            </w:r>
+            <w:proofErr w:type="spellEnd"/>
+            <w:r>
+              <w:t xml:space="preserve"> at 9600 baud). Any value greater than 0 specifies the delay in milliseconds.</w:t>
             </w:r>
           </w:p>
           <w:p>
@@ -7215,7 +7284,15 @@
               </w:rPr>
             </w:pPr>
             <w:r>
-              <w:t>Sample rate (ms):</w:t>
+              <w:t>Sample rate (</w:t>
+            </w:r>
+            <w:proofErr w:type="spellStart"/>
+            <w:r>
+              <w:t>ms</w:t>
+            </w:r>
+            <w:proofErr w:type="spellEnd"/>
+            <w:r>
+              <w:t>):</w:t>
             </w:r>
           </w:p>
         </w:tc>
@@ -8863,7 +8940,15 @@
         <w:t>125 registers</w:t>
       </w:r>
       <w:r>
-        <w:t xml:space="preserve"> in a single operation, validating device behavior, or troubleshooting communication issues.</w:t>
+        <w:t xml:space="preserve"> in a single operation, validating device </w:t>
+      </w:r>
+      <w:proofErr w:type="spellStart"/>
+      <w:r>
+        <w:t>behavior</w:t>
+      </w:r>
+      <w:proofErr w:type="spellEnd"/>
+      <w:r>
+        <w:t>, or troubleshooting communication issues.</w:t>
       </w:r>
     </w:p>
     <w:p>
@@ -9198,13 +9283,23 @@
           <w:lang w:val="nl-BE"/>
         </w:rPr>
       </w:pPr>
+      <w:proofErr w:type="spellStart"/>
       <w:r>
         <w:rPr>
           <w:b/>
           <w:bCs/>
           <w:lang w:val="nl-BE"/>
         </w:rPr>
-        <w:t>Decimal format:</w:t>
+        <w:t>Decimal</w:t>
+      </w:r>
+      <w:proofErr w:type="spellEnd"/>
+      <w:r>
+        <w:rPr>
+          <w:b/>
+          <w:bCs/>
+          <w:lang w:val="nl-BE"/>
+        </w:rPr>
+        <w:t xml:space="preserve"> format:</w:t>
       </w:r>
       <w:r>
         <w:rPr>
@@ -9277,11 +9372,33 @@
           <w:lang w:val="nl-BE"/>
         </w:rPr>
       </w:pPr>
+      <w:proofErr w:type="spellStart"/>
       <w:r>
         <w:rPr>
           <w:lang w:val="nl-BE"/>
         </w:rPr>
-        <w:t>Simulating edge cases</w:t>
+        <w:t>Simulating</w:t>
+      </w:r>
+      <w:proofErr w:type="spellEnd"/>
+      <w:r>
+        <w:rPr>
+          <w:lang w:val="nl-BE"/>
+        </w:rPr>
+        <w:t xml:space="preserve"> </w:t>
+      </w:r>
+      <w:proofErr w:type="spellStart"/>
+      <w:r>
+        <w:rPr>
+          <w:lang w:val="nl-BE"/>
+        </w:rPr>
+        <w:t>edge</w:t>
+      </w:r>
+      <w:proofErr w:type="spellEnd"/>
+      <w:r>
+        <w:rPr>
+          <w:lang w:val="nl-BE"/>
+        </w:rPr>
+        <w:t xml:space="preserve"> cases</w:t>
       </w:r>
     </w:p>
     <w:p>
@@ -9295,7 +9412,15 @@
         </w:rPr>
       </w:pPr>
       <w:r>
-        <w:t>Verifying device behavior under specific conditions</w:t>
+        <w:t xml:space="preserve">Verifying device </w:t>
+      </w:r>
+      <w:proofErr w:type="spellStart"/>
+      <w:r>
+        <w:t>behavior</w:t>
+      </w:r>
+      <w:proofErr w:type="spellEnd"/>
+      <w:r>
+        <w:t xml:space="preserve"> under specific conditions</w:t>
       </w:r>
     </w:p>
     <w:p>
@@ -9318,7 +9443,7 @@
         </w:rPr>
         <w:lastRenderedPageBreak/>
         <w:pict w14:anchorId="30845F7A">
-          <v:shape id="_x0000_i1026" type="#_x0000_t75" style="width:472.2pt;height:142.8pt;visibility:visible;mso-wrap-style:square">
+          <v:shape id="_x0000_i1026" type="#_x0000_t75" style="width:472.1pt;height:142.65pt;visibility:visible;mso-wrap-style:square">
             <v:imagedata r:id="rId10" o:title=""/>
           </v:shape>
         </w:pict>
@@ -9773,6 +9898,7 @@
       <w:r>
         <w:t xml:space="preserve"> Loads a sample project file named </w:t>
       </w:r>
+      <w:proofErr w:type="spellStart"/>
       <w:r>
         <w:rPr>
           <w:b/>
@@ -9780,6 +9906,7 @@
         </w:rPr>
         <w:t>Demo.mbc</w:t>
       </w:r>
+      <w:proofErr w:type="spellEnd"/>
       <w:r>
         <w:t>, useful for exploring the tool’s capabilities and learning how to structure your own projects.</w:t>
       </w:r>
@@ -10166,12 +10293,21 @@
           <w:rFonts w:hint="eastAsia"/>
         </w:rPr>
       </w:pPr>
+      <w:proofErr w:type="spellStart"/>
       <w:r>
         <w:rPr>
           <w:b/>
           <w:bCs/>
         </w:rPr>
-        <w:t>UInt:</w:t>
+        <w:t>UInt</w:t>
+      </w:r>
+      <w:proofErr w:type="spellEnd"/>
+      <w:r>
+        <w:rPr>
+          <w:b/>
+          <w:bCs/>
+        </w:rPr>
+        <w:t>:</w:t>
       </w:r>
       <w:r>
         <w:t xml:space="preserve"> </w:t>
@@ -10808,11 +10944,117 @@
       <w:r>
         <w:t xml:space="preserve">, a dropdown list of predefined values appears during editing. </w:t>
       </w:r>
+      <w:proofErr w:type="spellStart"/>
       <w:r>
         <w:rPr>
           <w:lang w:val="nl-BE"/>
         </w:rPr>
-        <w:t>You may still enter any other valid value manually.</w:t>
+        <w:t>You</w:t>
+      </w:r>
+      <w:proofErr w:type="spellEnd"/>
+      <w:r>
+        <w:rPr>
+          <w:lang w:val="nl-BE"/>
+        </w:rPr>
+        <w:t xml:space="preserve"> </w:t>
+      </w:r>
+      <w:proofErr w:type="spellStart"/>
+      <w:r>
+        <w:rPr>
+          <w:lang w:val="nl-BE"/>
+        </w:rPr>
+        <w:t>may</w:t>
+      </w:r>
+      <w:proofErr w:type="spellEnd"/>
+      <w:r>
+        <w:rPr>
+          <w:lang w:val="nl-BE"/>
+        </w:rPr>
+        <w:t xml:space="preserve"> </w:t>
+      </w:r>
+      <w:proofErr w:type="spellStart"/>
+      <w:r>
+        <w:rPr>
+          <w:lang w:val="nl-BE"/>
+        </w:rPr>
+        <w:t>still</w:t>
+      </w:r>
+      <w:proofErr w:type="spellEnd"/>
+      <w:r>
+        <w:rPr>
+          <w:lang w:val="nl-BE"/>
+        </w:rPr>
+        <w:t xml:space="preserve"> enter </w:t>
+      </w:r>
+      <w:proofErr w:type="spellStart"/>
+      <w:r>
+        <w:rPr>
+          <w:lang w:val="nl-BE"/>
+        </w:rPr>
+        <w:t>any</w:t>
+      </w:r>
+      <w:proofErr w:type="spellEnd"/>
+      <w:r>
+        <w:rPr>
+          <w:lang w:val="nl-BE"/>
+        </w:rPr>
+        <w:t xml:space="preserve"> </w:t>
+      </w:r>
+      <w:proofErr w:type="spellStart"/>
+      <w:r>
+        <w:rPr>
+          <w:lang w:val="nl-BE"/>
+        </w:rPr>
+        <w:t>other</w:t>
+      </w:r>
+      <w:proofErr w:type="spellEnd"/>
+      <w:r>
+        <w:rPr>
+          <w:lang w:val="nl-BE"/>
+        </w:rPr>
+        <w:t xml:space="preserve"> </w:t>
+      </w:r>
+      <w:proofErr w:type="spellStart"/>
+      <w:r>
+        <w:rPr>
+          <w:lang w:val="nl-BE"/>
+        </w:rPr>
+        <w:t>valid</w:t>
+      </w:r>
+      <w:proofErr w:type="spellEnd"/>
+      <w:r>
+        <w:rPr>
+          <w:lang w:val="nl-BE"/>
+        </w:rPr>
+        <w:t xml:space="preserve"> </w:t>
+      </w:r>
+      <w:proofErr w:type="spellStart"/>
+      <w:r>
+        <w:rPr>
+          <w:lang w:val="nl-BE"/>
+        </w:rPr>
+        <w:t>value</w:t>
+      </w:r>
+      <w:proofErr w:type="spellEnd"/>
+      <w:r>
+        <w:rPr>
+          <w:lang w:val="nl-BE"/>
+        </w:rPr>
+        <w:t xml:space="preserve"> </w:t>
+      </w:r>
+      <w:proofErr w:type="spellStart"/>
+      <w:r>
+        <w:rPr>
+          <w:lang w:val="nl-BE"/>
+        </w:rPr>
+        <w:t>manually</w:t>
+      </w:r>
+      <w:proofErr w:type="spellEnd"/>
+      <w:r>
+        <w:rPr>
+          <w:lang w:val="nl-BE"/>
+        </w:rPr>
+        <w:t>.</w:t>
       </w:r>
     </w:p>
     <w:p>
@@ -10828,7 +11070,7 @@
           <w:noProof/>
         </w:rPr>
         <w:pict w14:anchorId="5CABB691">
-          <v:shape id="_x0000_i1027" type="#_x0000_t75" style="width:391.2pt;height:52.2pt;visibility:visible;mso-wrap-style:square">
+          <v:shape id="_x0000_i1027" type="#_x0000_t75" style="width:391.25pt;height:52.3pt;visibility:visible;mso-wrap-style:square">
             <v:imagedata r:id="rId11" o:title=""/>
           </v:shape>
         </w:pict>
@@ -10952,8 +11194,44 @@
         <w:rPr>
           <w:lang w:val="nl-BE"/>
         </w:rPr>
-        <w:t>The number of successful reads</w:t>
-      </w:r>
+        <w:t xml:space="preserve">The </w:t>
+      </w:r>
+      <w:proofErr w:type="spellStart"/>
+      <w:r>
+        <w:rPr>
+          <w:lang w:val="nl-BE"/>
+        </w:rPr>
+        <w:t>number</w:t>
+      </w:r>
+      <w:proofErr w:type="spellEnd"/>
+      <w:r>
+        <w:rPr>
+          <w:lang w:val="nl-BE"/>
+        </w:rPr>
+        <w:t xml:space="preserve"> of </w:t>
+      </w:r>
+      <w:proofErr w:type="spellStart"/>
+      <w:r>
+        <w:rPr>
+          <w:lang w:val="nl-BE"/>
+        </w:rPr>
+        <w:t>successful</w:t>
+      </w:r>
+      <w:proofErr w:type="spellEnd"/>
+      <w:r>
+        <w:rPr>
+          <w:lang w:val="nl-BE"/>
+        </w:rPr>
+        <w:t xml:space="preserve"> </w:t>
+      </w:r>
+      <w:proofErr w:type="spellStart"/>
+      <w:r>
+        <w:rPr>
+          <w:lang w:val="nl-BE"/>
+        </w:rPr>
+        <w:t>reads</w:t>
+      </w:r>
+      <w:proofErr w:type="spellEnd"/>
     </w:p>
     <w:p>
       <w:pPr>
@@ -11341,7 +11619,35 @@
         <w:rPr>
           <w:lang w:val="nl-BE"/>
         </w:rPr>
-        <w:t>The logger can capture:</w:t>
+        <w:t xml:space="preserve">The logger </w:t>
+      </w:r>
+      <w:proofErr w:type="spellStart"/>
+      <w:r>
+        <w:rPr>
+          <w:lang w:val="nl-BE"/>
+        </w:rPr>
+        <w:t>can</w:t>
+      </w:r>
+      <w:proofErr w:type="spellEnd"/>
+      <w:r>
+        <w:rPr>
+          <w:lang w:val="nl-BE"/>
+        </w:rPr>
+        <w:t xml:space="preserve"> </w:t>
+      </w:r>
+      <w:proofErr w:type="spellStart"/>
+      <w:r>
+        <w:rPr>
+          <w:lang w:val="nl-BE"/>
+        </w:rPr>
+        <w:t>capture</w:t>
+      </w:r>
+      <w:proofErr w:type="spellEnd"/>
+      <w:r>
+        <w:rPr>
+          <w:lang w:val="nl-BE"/>
+        </w:rPr>
+        <w:t>:</w:t>
       </w:r>
     </w:p>
     <w:p>
@@ -11367,7 +11673,21 @@
         <w:rPr>
           <w:lang w:val="nl-BE"/>
         </w:rPr>
-        <w:t xml:space="preserve"> — such as response timeouts</w:t>
+        <w:t xml:space="preserve"> — </w:t>
+      </w:r>
+      <w:proofErr w:type="spellStart"/>
+      <w:r>
+        <w:rPr>
+          <w:lang w:val="nl-BE"/>
+        </w:rPr>
+        <w:t>such</w:t>
+      </w:r>
+      <w:proofErr w:type="spellEnd"/>
+      <w:r>
+        <w:rPr>
+          <w:lang w:val="nl-BE"/>
+        </w:rPr>
+        <w:t xml:space="preserve"> as response timeouts</w:t>
       </w:r>
     </w:p>
     <w:p>
@@ -11381,6 +11701,7 @@
           <w:lang w:val="nl-BE"/>
         </w:rPr>
       </w:pPr>
+      <w:proofErr w:type="spellStart"/>
       <w:r>
         <w:rPr>
           <w:b/>
@@ -11389,6 +11710,7 @@
         </w:rPr>
         <w:t>Warnings</w:t>
       </w:r>
+      <w:proofErr w:type="spellEnd"/>
     </w:p>
     <w:p>
       <w:pPr>
@@ -11549,7 +11871,23 @@
           <w:i/>
           <w:iCs/>
         </w:rPr>
-        <w:t>“Slave=1, Read holding registers: addr=100, quant=15”</w:t>
+        <w:t xml:space="preserve">“Slave=1, Read holding registers: </w:t>
+      </w:r>
+      <w:proofErr w:type="spellStart"/>
+      <w:r>
+        <w:rPr>
+          <w:i/>
+          <w:iCs/>
+        </w:rPr>
+        <w:t>addr</w:t>
+      </w:r>
+      <w:proofErr w:type="spellEnd"/>
+      <w:r>
+        <w:rPr>
+          <w:i/>
+          <w:iCs/>
+        </w:rPr>
+        <w:t>=100, quant=15”</w:t>
       </w:r>
     </w:p>
     <w:p>
@@ -11668,6 +12006,7 @@
         </w:rPr>
         <w:t xml:space="preserve">such as </w:t>
       </w:r>
+      <w:proofErr w:type="spellStart"/>
       <w:r>
         <w:rPr>
           <w:rStyle w:val="Zwaar"/>
@@ -11675,6 +12014,7 @@
         </w:rPr>
         <w:t>ModbusScope</w:t>
       </w:r>
+      <w:proofErr w:type="spellEnd"/>
       <w:r>
         <w:rPr>
           <w:rStyle w:val="Zwaar"/>
@@ -12000,27 +12340,6 @@
       <w:pPr>
         <w:rPr>
           <w:rFonts w:hint="eastAsia"/>
-        </w:rPr>
-      </w:pPr>
-    </w:p>
-    <w:p>
-      <w:pPr>
-        <w:rPr>
-          <w:rFonts w:hint="eastAsia"/>
-        </w:rPr>
-      </w:pPr>
-    </w:p>
-    <w:p>
-      <w:pPr>
-        <w:rPr>
-          <w:rFonts w:hint="eastAsia"/>
-        </w:rPr>
-      </w:pPr>
-    </w:p>
-    <w:p>
-      <w:pPr>
-        <w:rPr>
-          <w:rFonts w:hint="eastAsia"/>
           <w:b/>
           <w:bCs/>
           <w:lang w:val="nl-BE"/>
@@ -12041,8 +12360,18 @@
           <w:lang w:val="nl-BE"/>
         </w:rPr>
         <w:noBreakHyphen/>
-        <w:t>bit values</w:t>
-      </w:r>
+        <w:t xml:space="preserve">bit </w:t>
+      </w:r>
+      <w:proofErr w:type="spellStart"/>
+      <w:r>
+        <w:rPr>
+          <w:b/>
+          <w:bCs/>
+          <w:lang w:val="nl-BE"/>
+        </w:rPr>
+        <w:t>values</w:t>
+      </w:r>
+      <w:proofErr w:type="spellEnd"/>
     </w:p>
     <w:p>
       <w:pPr>
@@ -12850,7 +13179,6 @@
         </w:rPr>
       </w:pPr>
       <w:r>
-        <w:lastRenderedPageBreak/>
         <w:t xml:space="preserve">Example usage: </w:t>
       </w:r>
     </w:p>
@@ -12892,6 +13220,7 @@
         </w:rPr>
       </w:pPr>
       <w:r>
+        <w:lastRenderedPageBreak/>
         <w:t>The .mbc filename is optional.</w:t>
       </w:r>
     </w:p>
@@ -13212,7 +13541,15 @@
             </w:r>
             <w:r>
               <w:noBreakHyphen/>
-              <w:t>message timeout for serial communication (ms)</w:t>
+              <w:t>message timeout for serial communication (</w:t>
+            </w:r>
+            <w:proofErr w:type="spellStart"/>
+            <w:r>
+              <w:t>ms</w:t>
+            </w:r>
+            <w:proofErr w:type="spellEnd"/>
+            <w:r>
+              <w:t>)</w:t>
             </w:r>
             <w:r>
               <w:t xml:space="preserve"> </w:t>
@@ -13469,7 +13806,15 @@
               </w:rPr>
             </w:pPr>
             <w:r>
-              <w:t>Maximum wait time for the first response byte (ms)</w:t>
+              <w:t>Maximum wait time for the first response byte (</w:t>
+            </w:r>
+            <w:proofErr w:type="spellStart"/>
+            <w:r>
+              <w:t>ms</w:t>
+            </w:r>
+            <w:proofErr w:type="spellEnd"/>
+            <w:r>
+              <w:t>)</w:t>
             </w:r>
           </w:p>
         </w:tc>
@@ -13504,7 +13849,15 @@
               </w:rPr>
             </w:pPr>
             <w:r>
-              <w:t>Delay before sending the next query (ms)</w:t>
+              <w:t>Delay before sending the next query (</w:t>
+            </w:r>
+            <w:proofErr w:type="spellStart"/>
+            <w:r>
+              <w:t>ms</w:t>
+            </w:r>
+            <w:proofErr w:type="spellEnd"/>
+            <w:r>
+              <w:t>)</w:t>
             </w:r>
             <w:r>
               <w:t xml:space="preserve">. </w:t>
@@ -13608,7 +13961,15 @@
               </w:rPr>
             </w:pPr>
             <w:r>
-              <w:t>Polling period for reading registers (ms)</w:t>
+              <w:t>Polling period for reading registers (</w:t>
+            </w:r>
+            <w:proofErr w:type="spellStart"/>
+            <w:r>
+              <w:t>ms</w:t>
+            </w:r>
+            <w:proofErr w:type="spellEnd"/>
+            <w:r>
+              <w:t>)</w:t>
             </w:r>
           </w:p>
         </w:tc>
@@ -14000,7 +14361,6 @@
         <w:rPr>
           <w:lang w:val="en-GB"/>
         </w:rPr>
-        <w:lastRenderedPageBreak/>
         <w:t xml:space="preserve">The </w:t>
       </w:r>
       <w:r>
@@ -14088,6 +14448,7 @@
         <w:rPr>
           <w:lang w:val="en-GB"/>
         </w:rPr>
+        <w:lastRenderedPageBreak/>
         <w:t xml:space="preserve">Options may use either </w:t>
       </w:r>
       <w:r>
@@ -14399,7 +14760,15 @@
             </w:r>
             <w:r>
               <w:noBreakHyphen/>
-              <w:t>message timeout (ms)</w:t>
+              <w:t>message timeout (</w:t>
+            </w:r>
+            <w:proofErr w:type="spellStart"/>
+            <w:r>
+              <w:t>ms</w:t>
+            </w:r>
+            <w:proofErr w:type="spellEnd"/>
+            <w:r>
+              <w:t>)</w:t>
             </w:r>
             <w:r>
               <w:br/>
@@ -14631,7 +15000,15 @@
               <w:t xml:space="preserve">Maximum </w:t>
             </w:r>
             <w:r>
-              <w:t>wait time for first response byte (ms)</w:t>
+              <w:t>wait time for first response byte (</w:t>
+            </w:r>
+            <w:proofErr w:type="spellStart"/>
+            <w:r>
+              <w:t>ms</w:t>
+            </w:r>
+            <w:proofErr w:type="spellEnd"/>
+            <w:r>
+              <w:t>)</w:t>
             </w:r>
             <w:r>
               <w:br/>
@@ -14667,7 +15044,15 @@
               </w:rPr>
             </w:pPr>
             <w:r>
-              <w:t>Delay before sending next query (ms)</w:t>
+              <w:t>Delay before sending next query (</w:t>
+            </w:r>
+            <w:proofErr w:type="spellStart"/>
+            <w:r>
+              <w:t>ms</w:t>
+            </w:r>
+            <w:proofErr w:type="spellEnd"/>
+            <w:r>
+              <w:t>)</w:t>
             </w:r>
             <w:r>
               <w:br/>
@@ -14981,9 +15366,9 @@
               </w:rPr>
             </w:pPr>
             <w:r>
-              <w:lastRenderedPageBreak/>
               <w:t>-tabs &lt;</w:t>
             </w:r>
+            <w:proofErr w:type="spellStart"/>
             <w:r>
               <w:rPr>
                 <w:i/>
@@ -14991,9 +15376,11 @@
               </w:rPr>
               <w:t>tabname</w:t>
             </w:r>
+            <w:proofErr w:type="spellEnd"/>
             <w:r>
               <w:t>&gt; [</w:t>
             </w:r>
+            <w:proofErr w:type="spellStart"/>
             <w:r>
               <w:rPr>
                 <w:i/>
@@ -15001,6 +15388,7 @@
               </w:rPr>
               <w:t>tabname</w:t>
             </w:r>
+            <w:proofErr w:type="spellEnd"/>
             <w:r>
               <w:t>]...</w:t>
             </w:r>
@@ -15090,8 +15478,14 @@
               </w:rPr>
             </w:pPr>
             <w:r>
-              <w:t>-logtime</w:t>
-            </w:r>
+              <w:lastRenderedPageBreak/>
+              <w:t>-</w:t>
+            </w:r>
+            <w:proofErr w:type="spellStart"/>
+            <w:r>
+              <w:t>logtime</w:t>
+            </w:r>
+            <w:proofErr w:type="spellEnd"/>
           </w:p>
         </w:tc>
         <w:tc>
@@ -15796,7 +16190,6 @@
               </w:rPr>
             </w:pPr>
             <w:r>
-              <w:lastRenderedPageBreak/>
               <w:t xml:space="preserve">-baudrate ### </w:t>
             </w:r>
           </w:p>
@@ -15888,6 +16281,7 @@
               </w:rPr>
             </w:pPr>
             <w:r>
+              <w:lastRenderedPageBreak/>
               <w:t xml:space="preserve">-endofmessagetimeout ### </w:t>
             </w:r>
           </w:p>
@@ -15920,7 +16314,15 @@
             </w:r>
             <w:r>
               <w:noBreakHyphen/>
-              <w:t>message timeout (ms)</w:t>
+              <w:t>message timeout (</w:t>
+            </w:r>
+            <w:proofErr w:type="spellStart"/>
+            <w:r>
+              <w:t>ms</w:t>
+            </w:r>
+            <w:proofErr w:type="spellEnd"/>
+            <w:r>
+              <w:t>)</w:t>
             </w:r>
             <w:r>
               <w:br/>
@@ -16163,7 +16565,15 @@
               <w:t>imum</w:t>
             </w:r>
             <w:r>
-              <w:t xml:space="preserve"> wait time for first response byte (ms)</w:t>
+              <w:t xml:space="preserve"> wait time for first response byte (</w:t>
+            </w:r>
+            <w:proofErr w:type="spellStart"/>
+            <w:r>
+              <w:t>ms</w:t>
+            </w:r>
+            <w:proofErr w:type="spellEnd"/>
+            <w:r>
+              <w:t>)</w:t>
             </w:r>
             <w:r>
               <w:br/>
@@ -16257,7 +16667,21 @@
               <w:rPr>
                 <w:rFonts w:hint="eastAsia"/>
               </w:rPr>
-              <w:t>Delay before sending next query (ms)</w:t>
+              <w:t>Delay before sending next query (</w:t>
+            </w:r>
+            <w:proofErr w:type="spellStart"/>
+            <w:r>
+              <w:rPr>
+                <w:rFonts w:hint="eastAsia"/>
+              </w:rPr>
+              <w:t>ms</w:t>
+            </w:r>
+            <w:proofErr w:type="spellEnd"/>
+            <w:r>
+              <w:rPr>
+                <w:rFonts w:hint="eastAsia"/>
+              </w:rPr>
+              <w:t>)</w:t>
             </w:r>
             <w:r>
               <w:br/>
@@ -16437,6 +16861,7 @@
             <w:r>
               <w:t>-tabs &lt;</w:t>
             </w:r>
+            <w:proofErr w:type="spellStart"/>
             <w:r>
               <w:rPr>
                 <w:i/>
@@ -16444,9 +16869,11 @@
               </w:rPr>
               <w:t>tabname</w:t>
             </w:r>
+            <w:proofErr w:type="spellEnd"/>
             <w:r>
               <w:t>&gt; [</w:t>
             </w:r>
+            <w:proofErr w:type="spellStart"/>
             <w:r>
               <w:rPr>
                 <w:i/>
@@ -16454,6 +16881,7 @@
               </w:rPr>
               <w:t>tabname</w:t>
             </w:r>
+            <w:proofErr w:type="spellEnd"/>
             <w:r>
               <w:t>]...</w:t>
             </w:r>
@@ -16546,8 +16974,13 @@
               </w:rPr>
             </w:pPr>
             <w:r>
-              <w:t>-logtime</w:t>
-            </w:r>
+              <w:t>-</w:t>
+            </w:r>
+            <w:proofErr w:type="spellStart"/>
+            <w:r>
+              <w:t>logtime</w:t>
+            </w:r>
+            <w:proofErr w:type="spellEnd"/>
           </w:p>
         </w:tc>
         <w:tc>
@@ -16702,7 +17135,6 @@
           <w:b/>
           <w:bCs/>
         </w:rPr>
-        <w:lastRenderedPageBreak/>
         <w:t xml:space="preserve">Exit codes: </w:t>
       </w:r>
       <w:r>
@@ -16722,6 +17154,7 @@
         </w:rPr>
       </w:pPr>
       <w:r>
+        <w:lastRenderedPageBreak/>
         <w:t>0 = No error</w:t>
       </w:r>
       <w:r>
@@ -17240,7 +17673,25 @@
           <w:sz w:val="18"/>
           <w:szCs w:val="18"/>
         </w:rPr>
-        <w:t>Format (Int, UInt, Hex, Binary, Float, ASCII</w:t>
+        <w:t xml:space="preserve">Format (Int, </w:t>
+      </w:r>
+      <w:proofErr w:type="spellStart"/>
+      <w:r>
+        <w:rPr>
+          <w:rFonts w:cs="Liberation Serif"/>
+          <w:sz w:val="18"/>
+          <w:szCs w:val="18"/>
+        </w:rPr>
+        <w:t>UInt</w:t>
+      </w:r>
+      <w:proofErr w:type="spellEnd"/>
+      <w:r>
+        <w:rPr>
+          <w:rFonts w:cs="Liberation Serif"/>
+          <w:sz w:val="18"/>
+          <w:szCs w:val="18"/>
+        </w:rPr>
+        <w:t>, Hex, Binary, Float, ASCII</w:t>
       </w:r>
       <w:r>
         <w:rPr>
@@ -17673,7 +18124,6 @@
       </w:pPr>
       <w:bookmarkStart w:id="46" w:name="_Toc223081717"/>
       <w:r>
-        <w:lastRenderedPageBreak/>
         <w:t>More about Modbus</w:t>
       </w:r>
       <w:bookmarkEnd w:id="46"/>
@@ -17715,6 +18165,7 @@
           <w:bCs/>
           <w:lang w:val="nl-BE"/>
         </w:rPr>
+        <w:lastRenderedPageBreak/>
         <w:t>Technical Resources</w:t>
       </w:r>
     </w:p>
@@ -17735,8 +18186,18 @@
           <w:bCs/>
           <w:lang w:val="nl-BE"/>
         </w:rPr>
-        <w:t>Modbus Specifications</w:t>
-      </w:r>
+        <w:t xml:space="preserve">Modbus </w:t>
+      </w:r>
+      <w:proofErr w:type="spellStart"/>
+      <w:r>
+        <w:rPr>
+          <w:b/>
+          <w:bCs/>
+          <w:lang w:val="nl-BE"/>
+        </w:rPr>
+        <w:t>Specifications</w:t>
+      </w:r>
+      <w:proofErr w:type="spellEnd"/>
     </w:p>
     <w:p>
       <w:pPr>
@@ -17755,8 +18216,18 @@
           <w:bCs/>
           <w:lang w:val="nl-BE"/>
         </w:rPr>
-        <w:t>MODBUS Protocol Specification</w:t>
-      </w:r>
+        <w:t xml:space="preserve">MODBUS Protocol </w:t>
+      </w:r>
+      <w:proofErr w:type="spellStart"/>
+      <w:r>
+        <w:rPr>
+          <w:b/>
+          <w:bCs/>
+          <w:lang w:val="nl-BE"/>
+        </w:rPr>
+        <w:t>Specification</w:t>
+      </w:r>
+      <w:proofErr w:type="spellEnd"/>
     </w:p>
     <w:p>
       <w:pPr>
@@ -17773,10 +18244,22 @@
           <w:b/>
           <w:bCs/>
         </w:rPr>
-        <w:t>Modbus Serial Line Protocol and Implementation Guide</w:t>
-      </w:r>
-      <w:r>
-        <w:t>Editing the mbc project file</w:t>
+        <w:t xml:space="preserve">Modbus Serial Line Protocol and Implementation </w:t>
+      </w:r>
+      <w:proofErr w:type="spellStart"/>
+      <w:r>
+        <w:rPr>
+          <w:b/>
+          <w:bCs/>
+        </w:rPr>
+        <w:t>Guide</w:t>
+      </w:r>
+      <w:r>
+        <w:t>Editing</w:t>
+      </w:r>
+      <w:proofErr w:type="spellEnd"/>
+      <w:r>
+        <w:t xml:space="preserve"> the mbc project file</w:t>
       </w:r>
     </w:p>
     <w:p>
@@ -17863,6 +18346,7 @@
         <w:noBreakHyphen/>
         <w:t xml:space="preserve">readable. ModbusControl does not (yet) support creating new project files, so they must be edited manually. You can also use the example project </w:t>
       </w:r>
+      <w:proofErr w:type="spellStart"/>
       <w:r>
         <w:rPr>
           <w:rStyle w:val="Zwaar"/>
@@ -17870,6 +18354,7 @@
         </w:rPr>
         <w:t>Demo.mbc</w:t>
       </w:r>
+      <w:proofErr w:type="spellEnd"/>
       <w:r>
         <w:rPr>
           <w:rStyle w:val="Zwaar"/>
@@ -18009,9 +18494,11 @@
       <w:r>
         <w:t>“</w:t>
       </w:r>
+      <w:proofErr w:type="spellStart"/>
       <w:r>
         <w:t>SampleRate</w:t>
       </w:r>
+      <w:proofErr w:type="spellEnd"/>
       <w:r>
         <w:t>”</w:t>
       </w:r>
@@ -18040,7 +18527,21 @@
         <w:rPr>
           <w:lang w:val="en-GB"/>
         </w:rPr>
-        <w:t>The &lt;modbuscontrol&gt; root element</w:t>
+        <w:t>The &lt;</w:t>
+      </w:r>
+      <w:proofErr w:type="spellStart"/>
+      <w:r>
+        <w:rPr>
+          <w:lang w:val="en-GB"/>
+        </w:rPr>
+        <w:t>modbuscontrol</w:t>
+      </w:r>
+      <w:proofErr w:type="spellEnd"/>
+      <w:r>
+        <w:rPr>
+          <w:lang w:val="en-GB"/>
+        </w:rPr>
+        <w:t>&gt; root element</w:t>
       </w:r>
       <w:bookmarkEnd w:id="48"/>
     </w:p>
@@ -18075,7 +18576,23 @@
           <w:rStyle w:val="XML"/>
           <w:lang w:val="en-GB"/>
         </w:rPr>
-        <w:t>&lt;modbuscontrol&gt;</w:t>
+        <w:t>&lt;</w:t>
+      </w:r>
+      <w:proofErr w:type="spellStart"/>
+      <w:r>
+        <w:rPr>
+          <w:rStyle w:val="XML"/>
+          <w:lang w:val="en-GB"/>
+        </w:rPr>
+        <w:t>modbuscontrol</w:t>
+      </w:r>
+      <w:proofErr w:type="spellEnd"/>
+      <w:r>
+        <w:rPr>
+          <w:rStyle w:val="XML"/>
+          <w:lang w:val="en-GB"/>
+        </w:rPr>
+        <w:t>&gt;</w:t>
       </w:r>
       <w:r>
         <w:rPr>
@@ -18115,7 +18632,23 @@
           <w:rStyle w:val="XML"/>
           <w:lang w:val="en-GB"/>
         </w:rPr>
-        <w:t>&lt;modbuscontrol&gt;</w:t>
+        <w:t>&lt;</w:t>
+      </w:r>
+      <w:proofErr w:type="spellStart"/>
+      <w:r>
+        <w:rPr>
+          <w:rStyle w:val="XML"/>
+          <w:lang w:val="en-GB"/>
+        </w:rPr>
+        <w:t>modbuscontrol</w:t>
+      </w:r>
+      <w:proofErr w:type="spellEnd"/>
+      <w:r>
+        <w:rPr>
+          <w:rStyle w:val="XML"/>
+          <w:lang w:val="en-GB"/>
+        </w:rPr>
+        <w:t>&gt;</w:t>
       </w:r>
       <w:r>
         <w:rPr>
@@ -18163,7 +18696,21 @@
               <w:rPr>
                 <w:rStyle w:val="XML"/>
               </w:rPr>
-              <w:t>&lt;size&gt;</w:t>
+              <w:t>&lt;</w:t>
+            </w:r>
+            <w:proofErr w:type="spellStart"/>
+            <w:r>
+              <w:rPr>
+                <w:rStyle w:val="XML"/>
+              </w:rPr>
+              <w:t>size</w:t>
+            </w:r>
+            <w:proofErr w:type="spellEnd"/>
+            <w:r>
+              <w:rPr>
+                <w:rStyle w:val="XML"/>
+              </w:rPr>
+              <w:t>&gt;</w:t>
             </w:r>
           </w:p>
         </w:tc>
@@ -18249,7 +18796,21 @@
               <w:rPr>
                 <w:rStyle w:val="XML"/>
               </w:rPr>
-              <w:t>&lt;modbustcpserver&gt;</w:t>
+              <w:t>&lt;</w:t>
+            </w:r>
+            <w:proofErr w:type="spellStart"/>
+            <w:r>
+              <w:rPr>
+                <w:rStyle w:val="XML"/>
+              </w:rPr>
+              <w:t>modbustcpserver</w:t>
+            </w:r>
+            <w:proofErr w:type="spellEnd"/>
+            <w:r>
+              <w:rPr>
+                <w:rStyle w:val="XML"/>
+              </w:rPr>
+              <w:t>&gt;</w:t>
             </w:r>
           </w:p>
         </w:tc>
@@ -18313,9 +18874,11 @@
             <w:r>
               <w:t xml:space="preserve">start </w:t>
             </w:r>
+            <w:proofErr w:type="spellStart"/>
             <w:r>
               <w:t>behavior</w:t>
             </w:r>
+            <w:proofErr w:type="spellEnd"/>
             <w:r>
               <w:t>.</w:t>
             </w:r>
@@ -18384,7 +18947,21 @@
               <w:rPr>
                 <w:rStyle w:val="XML"/>
               </w:rPr>
-              <w:t>&lt;include&gt;</w:t>
+              <w:t>&lt;</w:t>
+            </w:r>
+            <w:proofErr w:type="spellStart"/>
+            <w:r>
+              <w:rPr>
+                <w:rStyle w:val="XML"/>
+              </w:rPr>
+              <w:t>include</w:t>
+            </w:r>
+            <w:proofErr w:type="spellEnd"/>
+            <w:r>
+              <w:rPr>
+                <w:rStyle w:val="XML"/>
+              </w:rPr>
+              <w:t>&gt;</w:t>
             </w:r>
           </w:p>
         </w:tc>
@@ -18516,7 +19093,21 @@
               <w:rPr>
                 <w:rStyle w:val="XML"/>
               </w:rPr>
-              <w:t>&lt;width&gt;</w:t>
+              <w:t>&lt;</w:t>
+            </w:r>
+            <w:proofErr w:type="spellStart"/>
+            <w:r>
+              <w:rPr>
+                <w:rStyle w:val="XML"/>
+              </w:rPr>
+              <w:t>width</w:t>
+            </w:r>
+            <w:proofErr w:type="spellEnd"/>
+            <w:r>
+              <w:rPr>
+                <w:rStyle w:val="XML"/>
+              </w:rPr>
+              <w:t>&gt;</w:t>
             </w:r>
           </w:p>
         </w:tc>
@@ -18553,7 +19144,21 @@
               <w:rPr>
                 <w:rStyle w:val="XML"/>
               </w:rPr>
-              <w:t>&lt;height&gt;</w:t>
+              <w:t>&lt;</w:t>
+            </w:r>
+            <w:proofErr w:type="spellStart"/>
+            <w:r>
+              <w:rPr>
+                <w:rStyle w:val="XML"/>
+              </w:rPr>
+              <w:t>height</w:t>
+            </w:r>
+            <w:proofErr w:type="spellEnd"/>
+            <w:r>
+              <w:rPr>
+                <w:rStyle w:val="XML"/>
+              </w:rPr>
+              <w:t>&gt;</w:t>
             </w:r>
           </w:p>
         </w:tc>
@@ -18629,11 +19234,7 @@
         <w:t>DPI</w:t>
       </w:r>
       <w:r>
-        <w:t xml:space="preserve"> systems, the </w:t>
-      </w:r>
-      <w:r>
-        <w:lastRenderedPageBreak/>
-        <w:t>values are automatically scaled so that the window appears the same physical size as on a 96</w:t>
+        <w:t xml:space="preserve"> systems, the values are automatically scaled so that the window appears the same physical size as on a 96</w:t>
       </w:r>
       <w:r>
         <w:noBreakHyphen/>
@@ -18671,6 +19272,7 @@
           <w:rStyle w:val="XMLBracket"/>
           <w:lang w:val="en-GB"/>
         </w:rPr>
+        <w:lastRenderedPageBreak/>
         <w:t>&lt;</w:t>
       </w:r>
       <w:r>
@@ -18994,7 +19596,21 @@
               <w:rPr>
                 <w:rStyle w:val="XML"/>
               </w:rPr>
-              <w:t>&lt;connection&gt;</w:t>
+              <w:t>&lt;</w:t>
+            </w:r>
+            <w:proofErr w:type="spellStart"/>
+            <w:r>
+              <w:rPr>
+                <w:rStyle w:val="XML"/>
+              </w:rPr>
+              <w:t>connection</w:t>
+            </w:r>
+            <w:proofErr w:type="spellEnd"/>
+            <w:r>
+              <w:rPr>
+                <w:rStyle w:val="XML"/>
+              </w:rPr>
+              <w:t>&gt;</w:t>
             </w:r>
           </w:p>
         </w:tc>
@@ -19014,15 +19630,47 @@
             </w:r>
             <w:r>
               <w:br/>
-              <w:t xml:space="preserve">• serial/rtu — Serial port using Modbus RTU protocol </w:t>
+              <w:t>• serial/</w:t>
+            </w:r>
+            <w:proofErr w:type="spellStart"/>
+            <w:r>
+              <w:t>rtu</w:t>
+            </w:r>
+            <w:proofErr w:type="spellEnd"/>
+            <w:r>
+              <w:t xml:space="preserve"> — Serial port using Modbus RTU protocol </w:t>
             </w:r>
             <w:r>
               <w:br/>
-              <w:t xml:space="preserve">• modbus/tcp — TCP connection using Modbus/TCP protocol </w:t>
+              <w:t>• modbus/</w:t>
+            </w:r>
+            <w:proofErr w:type="spellStart"/>
+            <w:r>
+              <w:t>tcp</w:t>
+            </w:r>
+            <w:proofErr w:type="spellEnd"/>
+            <w:r>
+              <w:t xml:space="preserve"> — TCP connection using Modbus/TCP protocol </w:t>
             </w:r>
             <w:r>
               <w:br/>
-              <w:t>• rtu/tcp — TCP connection using Modbus RTU protocol</w:t>
+              <w:t xml:space="preserve">• </w:t>
+            </w:r>
+            <w:proofErr w:type="spellStart"/>
+            <w:r>
+              <w:t>rtu</w:t>
+            </w:r>
+            <w:proofErr w:type="spellEnd"/>
+            <w:r>
+              <w:t>/</w:t>
+            </w:r>
+            <w:proofErr w:type="spellStart"/>
+            <w:r>
+              <w:t>tcp</w:t>
+            </w:r>
+            <w:proofErr w:type="spellEnd"/>
+            <w:r>
+              <w:t xml:space="preserve"> — TCP connection using Modbus RTU protocol</w:t>
             </w:r>
           </w:p>
         </w:tc>
@@ -19117,7 +19765,21 @@
               <w:rPr>
                 <w:rStyle w:val="XML"/>
               </w:rPr>
-              <w:t xml:space="preserve">&lt;parity&gt; </w:t>
+              <w:t>&lt;</w:t>
+            </w:r>
+            <w:proofErr w:type="spellStart"/>
+            <w:r>
+              <w:rPr>
+                <w:rStyle w:val="XML"/>
+              </w:rPr>
+              <w:t>parity</w:t>
+            </w:r>
+            <w:proofErr w:type="spellEnd"/>
+            <w:r>
+              <w:rPr>
+                <w:rStyle w:val="XML"/>
+              </w:rPr>
+              <w:t xml:space="preserve">&gt; </w:t>
             </w:r>
           </w:p>
         </w:tc>
@@ -19178,7 +19840,23 @@
             </w:r>
             <w:r>
               <w:noBreakHyphen/>
-              <w:t>message timeout (ms). Required when using the Modbus/TCP bridge with unknown function codes. Default: 100 ms.</w:t>
+              <w:t>message timeout (</w:t>
+            </w:r>
+            <w:proofErr w:type="spellStart"/>
+            <w:r>
+              <w:t>ms</w:t>
+            </w:r>
+            <w:proofErr w:type="spellEnd"/>
+            <w:r>
+              <w:t xml:space="preserve">). Required when using the Modbus/TCP bridge with unknown function codes. Default: 100 </w:t>
+            </w:r>
+            <w:proofErr w:type="spellStart"/>
+            <w:r>
+              <w:t>ms</w:t>
+            </w:r>
+            <w:proofErr w:type="spellEnd"/>
+            <w:r>
+              <w:t>.</w:t>
             </w:r>
           </w:p>
         </w:tc>
@@ -19398,7 +20076,15 @@
               </w:rPr>
             </w:pPr>
             <w:r>
-              <w:t>Maximum wait time for the first response byte (ms).</w:t>
+              <w:t>Maximum wait time for the first response byte (</w:t>
+            </w:r>
+            <w:proofErr w:type="spellStart"/>
+            <w:r>
+              <w:t>ms</w:t>
+            </w:r>
+            <w:proofErr w:type="spellEnd"/>
+            <w:r>
+              <w:t>).</w:t>
             </w:r>
           </w:p>
         </w:tc>
@@ -19485,11 +20171,27 @@
             </w:r>
             <w:r>
               <w:br/>
-              <w:t xml:space="preserve">• Serial: 0 = default delay (4 character times). Values &gt; 0 = delay in ms. </w:t>
+              <w:t xml:space="preserve">• Serial: 0 = default delay (4 character times). Values &gt; 0 = delay in </w:t>
+            </w:r>
+            <w:proofErr w:type="spellStart"/>
+            <w:r>
+              <w:t>ms</w:t>
+            </w:r>
+            <w:proofErr w:type="spellEnd"/>
+            <w:r>
+              <w:t xml:space="preserve">. </w:t>
             </w:r>
             <w:r>
               <w:br/>
-              <w:t xml:space="preserve">• TCP: 0 = no delay. Values &gt; 0 = delay in ms. </w:t>
+              <w:t xml:space="preserve">• TCP: 0 = no delay. Values &gt; 0 = delay in </w:t>
+            </w:r>
+            <w:proofErr w:type="spellStart"/>
+            <w:r>
+              <w:t>ms</w:t>
+            </w:r>
+            <w:proofErr w:type="spellEnd"/>
+            <w:r>
+              <w:t xml:space="preserve">. </w:t>
             </w:r>
             <w:r>
               <w:br/>
@@ -19571,7 +20273,6 @@
               <w:rPr>
                 <w:rStyle w:val="XML"/>
               </w:rPr>
-              <w:lastRenderedPageBreak/>
               <w:t xml:space="preserve">&lt;int32endian&gt; </w:t>
             </w:r>
           </w:p>
@@ -19684,6 +20385,7 @@
               <w:rPr>
                 <w:rStyle w:val="XML"/>
               </w:rPr>
+              <w:lastRenderedPageBreak/>
               <w:t>&lt;float32endian&gt;</w:t>
             </w:r>
           </w:p>
@@ -20247,8 +20949,17 @@
           <w:rStyle w:val="XMLContent"/>
           <w:lang w:val="en-GB"/>
         </w:rPr>
-        <w:t>serial/rtu</w:t>
-      </w:r>
+        <w:t>serial/</w:t>
+      </w:r>
+      <w:proofErr w:type="spellStart"/>
+      <w:r>
+        <w:rPr>
+          <w:rStyle w:val="XMLContent"/>
+          <w:lang w:val="en-GB"/>
+        </w:rPr>
+        <w:t>rtu</w:t>
+      </w:r>
+      <w:proofErr w:type="spellEnd"/>
       <w:r>
         <w:rPr>
           <w:rStyle w:val="XMLBracket"/>
@@ -21094,7 +21805,6 @@
         <w:rPr>
           <w:lang w:val="en-GB"/>
         </w:rPr>
-        <w:lastRenderedPageBreak/>
         <w:t>The &lt;tab&gt; element</w:t>
       </w:r>
       <w:bookmarkEnd w:id="51"/>
@@ -21183,6 +21893,7 @@
         <w:rPr>
           <w:lang w:val="en-GB"/>
         </w:rPr>
+        <w:lastRenderedPageBreak/>
         <w:t xml:space="preserve">A </w:t>
       </w:r>
       <w:r>
@@ -21297,7 +22008,15 @@
               <w:t xml:space="preserve"> </w:t>
             </w:r>
             <w:r>
-              <w:t>for example, exporting setup registers first to ensure correct import behavior.</w:t>
+              <w:t xml:space="preserve">for example, exporting setup registers first to ensure correct import </w:t>
+            </w:r>
+            <w:proofErr w:type="spellStart"/>
+            <w:r>
+              <w:t>behavior</w:t>
+            </w:r>
+            <w:proofErr w:type="spellEnd"/>
+            <w:r>
+              <w:t>.</w:t>
             </w:r>
           </w:p>
           <w:p>
@@ -21372,7 +22091,15 @@
               <w:t>without</w:t>
             </w:r>
             <w:r>
-              <w:t xml:space="preserve"> an &lt;exportorder&gt; value are exported </w:t>
+              <w:t xml:space="preserve"> an &lt;</w:t>
+            </w:r>
+            <w:proofErr w:type="spellStart"/>
+            <w:r>
+              <w:t>exportorder</w:t>
+            </w:r>
+            <w:proofErr w:type="spellEnd"/>
+            <w:r>
+              <w:t xml:space="preserve">&gt; value are exported </w:t>
             </w:r>
             <w:r>
               <w:rPr>
@@ -21396,11 +22123,19 @@
                 <w:rFonts w:hint="eastAsia"/>
               </w:rPr>
             </w:pPr>
+            <w:proofErr w:type="spellStart"/>
             <w:r>
               <w:rPr>
                 <w:lang w:val="nl-BE"/>
               </w:rPr>
-              <w:t>Optional.</w:t>
+              <w:t>Optional</w:t>
+            </w:r>
+            <w:proofErr w:type="spellEnd"/>
+            <w:r>
+              <w:rPr>
+                <w:lang w:val="nl-BE"/>
+              </w:rPr>
+              <w:t>.</w:t>
             </w:r>
           </w:p>
         </w:tc>
@@ -21421,7 +22156,21 @@
               <w:rPr>
                 <w:rStyle w:val="XML"/>
               </w:rPr>
-              <w:t>&lt;fcol&gt;</w:t>
+              <w:t>&lt;</w:t>
+            </w:r>
+            <w:proofErr w:type="spellStart"/>
+            <w:r>
+              <w:rPr>
+                <w:rStyle w:val="XML"/>
+              </w:rPr>
+              <w:t>fcol</w:t>
+            </w:r>
+            <w:proofErr w:type="spellEnd"/>
+            <w:r>
+              <w:rPr>
+                <w:rStyle w:val="XML"/>
+              </w:rPr>
+              <w:t>&gt;</w:t>
             </w:r>
           </w:p>
         </w:tc>
@@ -21500,7 +22249,35 @@
               <w:rPr>
                 <w:rStyle w:val="Kruisverwijzing"/>
               </w:rPr>
-              <w:t>The &lt;fcol&gt; and &lt;bcol&gt; elements</w:t>
+              <w:t>The &lt;</w:t>
+            </w:r>
+            <w:proofErr w:type="spellStart"/>
+            <w:r>
+              <w:rPr>
+                <w:rStyle w:val="Kruisverwijzing"/>
+              </w:rPr>
+              <w:t>fcol</w:t>
+            </w:r>
+            <w:proofErr w:type="spellEnd"/>
+            <w:r>
+              <w:rPr>
+                <w:rStyle w:val="Kruisverwijzing"/>
+              </w:rPr>
+              <w:t>&gt; and &lt;</w:t>
+            </w:r>
+            <w:proofErr w:type="spellStart"/>
+            <w:r>
+              <w:rPr>
+                <w:rStyle w:val="Kruisverwijzing"/>
+              </w:rPr>
+              <w:t>bcol</w:t>
+            </w:r>
+            <w:proofErr w:type="spellEnd"/>
+            <w:r>
+              <w:rPr>
+                <w:rStyle w:val="Kruisverwijzing"/>
+              </w:rPr>
+              <w:t>&gt; elements</w:t>
             </w:r>
             <w:r>
               <w:rPr>
@@ -21538,7 +22315,21 @@
               <w:rPr>
                 <w:rStyle w:val="XML"/>
               </w:rPr>
-              <w:t xml:space="preserve">&lt;bcol&gt; </w:t>
+              <w:t>&lt;</w:t>
+            </w:r>
+            <w:proofErr w:type="spellStart"/>
+            <w:r>
+              <w:rPr>
+                <w:rStyle w:val="XML"/>
+              </w:rPr>
+              <w:t>bcol</w:t>
+            </w:r>
+            <w:proofErr w:type="spellEnd"/>
+            <w:r>
+              <w:rPr>
+                <w:rStyle w:val="XML"/>
+              </w:rPr>
+              <w:t xml:space="preserve">&gt; </w:t>
             </w:r>
           </w:p>
         </w:tc>
@@ -21620,7 +22411,35 @@
               <w:rPr>
                 <w:rStyle w:val="Kruisverwijzing"/>
               </w:rPr>
-              <w:t>The &lt;fcol&gt; and &lt;bcol&gt; elements</w:t>
+              <w:t>The &lt;</w:t>
+            </w:r>
+            <w:proofErr w:type="spellStart"/>
+            <w:r>
+              <w:rPr>
+                <w:rStyle w:val="Kruisverwijzing"/>
+              </w:rPr>
+              <w:t>fcol</w:t>
+            </w:r>
+            <w:proofErr w:type="spellEnd"/>
+            <w:r>
+              <w:rPr>
+                <w:rStyle w:val="Kruisverwijzing"/>
+              </w:rPr>
+              <w:t>&gt; and &lt;</w:t>
+            </w:r>
+            <w:proofErr w:type="spellStart"/>
+            <w:r>
+              <w:rPr>
+                <w:rStyle w:val="Kruisverwijzing"/>
+              </w:rPr>
+              <w:t>bcol</w:t>
+            </w:r>
+            <w:proofErr w:type="spellEnd"/>
+            <w:r>
+              <w:rPr>
+                <w:rStyle w:val="Kruisverwijzing"/>
+              </w:rPr>
+              <w:t>&gt; elements</w:t>
             </w:r>
             <w:r>
               <w:rPr>
@@ -21658,7 +22477,21 @@
               <w:rPr>
                 <w:rStyle w:val="XML"/>
               </w:rPr>
-              <w:t>&lt;expandfields&gt;</w:t>
+              <w:t>&lt;</w:t>
+            </w:r>
+            <w:proofErr w:type="spellStart"/>
+            <w:r>
+              <w:rPr>
+                <w:rStyle w:val="XML"/>
+              </w:rPr>
+              <w:t>expandfields</w:t>
+            </w:r>
+            <w:proofErr w:type="spellEnd"/>
+            <w:r>
+              <w:rPr>
+                <w:rStyle w:val="XML"/>
+              </w:rPr>
+              <w:t>&gt;</w:t>
             </w:r>
           </w:p>
         </w:tc>
@@ -21689,12 +22522,56 @@
                 <w:lang w:val="nl-BE"/>
               </w:rPr>
             </w:pPr>
+            <w:proofErr w:type="spellStart"/>
             <w:r>
               <w:rPr>
                 <w:lang w:val="nl-BE"/>
               </w:rPr>
-              <w:t>Valid values: true or false</w:t>
-            </w:r>
+              <w:t>Valid</w:t>
+            </w:r>
+            <w:proofErr w:type="spellEnd"/>
+            <w:r>
+              <w:rPr>
+                <w:lang w:val="nl-BE"/>
+              </w:rPr>
+              <w:t xml:space="preserve"> </w:t>
+            </w:r>
+            <w:proofErr w:type="spellStart"/>
+            <w:r>
+              <w:rPr>
+                <w:lang w:val="nl-BE"/>
+              </w:rPr>
+              <w:t>values</w:t>
+            </w:r>
+            <w:proofErr w:type="spellEnd"/>
+            <w:r>
+              <w:rPr>
+                <w:lang w:val="nl-BE"/>
+              </w:rPr>
+              <w:t xml:space="preserve">: </w:t>
+            </w:r>
+            <w:proofErr w:type="spellStart"/>
+            <w:r>
+              <w:rPr>
+                <w:lang w:val="nl-BE"/>
+              </w:rPr>
+              <w:t>true</w:t>
+            </w:r>
+            <w:proofErr w:type="spellEnd"/>
+            <w:r>
+              <w:rPr>
+                <w:lang w:val="nl-BE"/>
+              </w:rPr>
+              <w:t xml:space="preserve"> or </w:t>
+            </w:r>
+            <w:proofErr w:type="spellStart"/>
+            <w:r>
+              <w:rPr>
+                <w:lang w:val="nl-BE"/>
+              </w:rPr>
+              <w:t>false</w:t>
+            </w:r>
+            <w:proofErr w:type="spellEnd"/>
           </w:p>
           <w:p>
             <w:pPr>
@@ -21712,8 +22589,16 @@
               <w:rPr>
                 <w:lang w:val="nl-BE"/>
               </w:rPr>
-              <w:t>Default: false</w:t>
-            </w:r>
+              <w:t xml:space="preserve">Default: </w:t>
+            </w:r>
+            <w:proofErr w:type="spellStart"/>
+            <w:r>
+              <w:rPr>
+                <w:lang w:val="nl-BE"/>
+              </w:rPr>
+              <w:t>false</w:t>
+            </w:r>
+            <w:proofErr w:type="spellEnd"/>
           </w:p>
           <w:p>
             <w:pPr>
@@ -21726,12 +22611,14 @@
                 <w:rFonts w:hint="eastAsia"/>
               </w:rPr>
             </w:pPr>
+            <w:proofErr w:type="spellStart"/>
             <w:r>
               <w:rPr>
                 <w:lang w:val="nl-BE"/>
               </w:rPr>
               <w:t>Optional</w:t>
             </w:r>
+            <w:proofErr w:type="spellEnd"/>
           </w:p>
         </w:tc>
       </w:tr>
@@ -21781,8 +22668,13 @@
             <w:r>
               <w:t xml:space="preserve">, description text, numeric type and format, </w:t>
             </w:r>
-            <w:r>
-              <w:t>colors, and more.</w:t>
+            <w:proofErr w:type="spellStart"/>
+            <w:r>
+              <w:t>colors</w:t>
+            </w:r>
+            <w:proofErr w:type="spellEnd"/>
+            <w:r>
+              <w:t>, and more.</w:t>
             </w:r>
           </w:p>
         </w:tc>
@@ -22071,6 +22963,7 @@
         </w:rPr>
         <w:t>&lt;</w:t>
       </w:r>
+      <w:proofErr w:type="spellStart"/>
       <w:r>
         <w:rPr>
           <w:rStyle w:val="XMLElement"/>
@@ -22078,6 +22971,7 @@
         </w:rPr>
         <w:t>rw</w:t>
       </w:r>
+      <w:proofErr w:type="spellEnd"/>
       <w:r>
         <w:rPr>
           <w:rStyle w:val="XMLBracket"/>
@@ -22099,6 +22993,7 @@
         </w:rPr>
         <w:t>&lt;/</w:t>
       </w:r>
+      <w:proofErr w:type="spellStart"/>
       <w:r>
         <w:rPr>
           <w:rStyle w:val="XMLElement"/>
@@ -22106,6 +23001,7 @@
         </w:rPr>
         <w:t>rw</w:t>
       </w:r>
+      <w:proofErr w:type="spellEnd"/>
       <w:r>
         <w:rPr>
           <w:rStyle w:val="XMLBracket"/>
@@ -22297,6 +23193,7 @@
         </w:rPr>
         <w:t>&lt;</w:t>
       </w:r>
+      <w:proofErr w:type="spellStart"/>
       <w:r>
         <w:rPr>
           <w:rStyle w:val="XMLElement"/>
@@ -22304,6 +23201,7 @@
         </w:rPr>
         <w:t>rw</w:t>
       </w:r>
+      <w:proofErr w:type="spellEnd"/>
       <w:r>
         <w:rPr>
           <w:rStyle w:val="XMLBracket"/>
@@ -22325,6 +23223,7 @@
         </w:rPr>
         <w:t>&lt;/</w:t>
       </w:r>
+      <w:proofErr w:type="spellStart"/>
       <w:r>
         <w:rPr>
           <w:rStyle w:val="XMLElement"/>
@@ -22332,6 +23231,7 @@
         </w:rPr>
         <w:t>rw</w:t>
       </w:r>
+      <w:proofErr w:type="spellEnd"/>
       <w:r>
         <w:rPr>
           <w:rStyle w:val="XMLBracket"/>
@@ -22653,7 +23553,6 @@
               <w:rPr>
                 <w:rStyle w:val="XML"/>
               </w:rPr>
-              <w:lastRenderedPageBreak/>
               <w:t>&lt;file&gt;</w:t>
             </w:r>
           </w:p>
@@ -22691,7 +23590,21 @@
               <w:rPr>
                 <w:rStyle w:val="XML"/>
               </w:rPr>
-              <w:t>&lt;required&gt;</w:t>
+              <w:t>&lt;</w:t>
+            </w:r>
+            <w:proofErr w:type="spellStart"/>
+            <w:r>
+              <w:rPr>
+                <w:rStyle w:val="XML"/>
+              </w:rPr>
+              <w:t>required</w:t>
+            </w:r>
+            <w:proofErr w:type="spellEnd"/>
+            <w:r>
+              <w:rPr>
+                <w:rStyle w:val="XML"/>
+              </w:rPr>
+              <w:t>&gt;</w:t>
             </w:r>
           </w:p>
         </w:tc>
@@ -22758,6 +23671,7 @@
               </w:rPr>
               <w:t xml:space="preserve">Default: </w:t>
             </w:r>
+            <w:proofErr w:type="spellStart"/>
             <w:r>
               <w:rPr>
                 <w:b/>
@@ -22766,6 +23680,7 @@
               </w:rPr>
               <w:t>true</w:t>
             </w:r>
+            <w:proofErr w:type="spellEnd"/>
           </w:p>
           <w:p>
             <w:pPr>
@@ -22847,12 +23762,14 @@
         </w:rPr>
         <w:t>file&gt;</w:t>
       </w:r>
+      <w:proofErr w:type="spellStart"/>
       <w:r>
         <w:rPr>
           <w:lang w:val="en-GB"/>
         </w:rPr>
         <w:t>Configuration.mbc</w:t>
       </w:r>
+      <w:proofErr w:type="spellEnd"/>
       <w:r>
         <w:rPr>
           <w:rStyle w:val="XMLElement"/>
@@ -22933,7 +23850,23 @@
           <w:rStyle w:val="XMLElement"/>
           <w:lang w:val="en-GB"/>
         </w:rPr>
-        <w:t>&lt;includex&gt;</w:t>
+        <w:t>&lt;</w:t>
+      </w:r>
+      <w:proofErr w:type="spellStart"/>
+      <w:r>
+        <w:rPr>
+          <w:rStyle w:val="XMLElement"/>
+          <w:lang w:val="en-GB"/>
+        </w:rPr>
+        <w:t>includex</w:t>
+      </w:r>
+      <w:proofErr w:type="spellEnd"/>
+      <w:r>
+        <w:rPr>
+          <w:rStyle w:val="XMLElement"/>
+          <w:lang w:val="en-GB"/>
+        </w:rPr>
+        <w:t>&gt;</w:t>
       </w:r>
     </w:p>
     <w:p>
@@ -22973,6 +23906,7 @@
         </w:rPr>
         <w:t>\</w:t>
       </w:r>
+      <w:proofErr w:type="spellStart"/>
       <w:r>
         <w:rPr>
           <w:rStyle w:val="XMLContent"/>
@@ -22987,6 +23921,7 @@
         </w:rPr>
         <w:t>.mbc</w:t>
       </w:r>
+      <w:proofErr w:type="spellEnd"/>
       <w:r>
         <w:rPr>
           <w:rStyle w:val="XMLElement"/>
@@ -23216,7 +24151,21 @@
               <w:rPr>
                 <w:rStyle w:val="XML"/>
               </w:rPr>
-              <w:t>&lt;text&gt;</w:t>
+              <w:t>&lt;</w:t>
+            </w:r>
+            <w:proofErr w:type="spellStart"/>
+            <w:r>
+              <w:rPr>
+                <w:rStyle w:val="XML"/>
+              </w:rPr>
+              <w:t>text</w:t>
+            </w:r>
+            <w:proofErr w:type="spellEnd"/>
+            <w:r>
+              <w:rPr>
+                <w:rStyle w:val="XML"/>
+              </w:rPr>
+              <w:t>&gt;</w:t>
             </w:r>
           </w:p>
         </w:tc>
@@ -23316,14 +24265,22 @@
               <w:rPr>
                 <w:rStyle w:val="XML"/>
               </w:rPr>
-              <w:t>&lt;longdesc</w:t>
-            </w:r>
+              <w:t>&lt;</w:t>
+            </w:r>
+            <w:proofErr w:type="spellStart"/>
             <w:r>
               <w:rPr>
                 <w:rStyle w:val="XML"/>
               </w:rPr>
+              <w:t>longdesc</w:t>
+            </w:r>
+            <w:r>
+              <w:rPr>
+                <w:rStyle w:val="XML"/>
+              </w:rPr>
               <w:t>r</w:t>
             </w:r>
+            <w:proofErr w:type="spellEnd"/>
             <w:r>
               <w:rPr>
                 <w:rStyle w:val="XML"/>
@@ -23424,11 +24381,19 @@
                 <w:lang w:val="nl-BE"/>
               </w:rPr>
             </w:pPr>
+            <w:proofErr w:type="spellStart"/>
             <w:r>
               <w:rPr>
                 <w:lang w:val="nl-BE"/>
               </w:rPr>
-              <w:t>Size (16</w:t>
+              <w:t>Size</w:t>
+            </w:r>
+            <w:proofErr w:type="spellEnd"/>
+            <w:r>
+              <w:rPr>
+                <w:lang w:val="nl-BE"/>
+              </w:rPr>
+              <w:t xml:space="preserve"> (16</w:t>
             </w:r>
             <w:r>
               <w:rPr>
@@ -23457,12 +24422,42 @@
                 <w:lang w:val="nl-BE"/>
               </w:rPr>
             </w:pPr>
+            <w:proofErr w:type="spellStart"/>
             <w:r>
               <w:rPr>
                 <w:lang w:val="nl-BE"/>
               </w:rPr>
-              <w:t>Signed/unsigned interpretation</w:t>
-            </w:r>
+              <w:t>Signed</w:t>
+            </w:r>
+            <w:proofErr w:type="spellEnd"/>
+            <w:r>
+              <w:rPr>
+                <w:lang w:val="nl-BE"/>
+              </w:rPr>
+              <w:t>/</w:t>
+            </w:r>
+            <w:proofErr w:type="spellStart"/>
+            <w:r>
+              <w:rPr>
+                <w:lang w:val="nl-BE"/>
+              </w:rPr>
+              <w:t>unsigned</w:t>
+            </w:r>
+            <w:proofErr w:type="spellEnd"/>
+            <w:r>
+              <w:rPr>
+                <w:lang w:val="nl-BE"/>
+              </w:rPr>
+              <w:t xml:space="preserve"> </w:t>
+            </w:r>
+            <w:proofErr w:type="spellStart"/>
+            <w:r>
+              <w:rPr>
+                <w:lang w:val="nl-BE"/>
+              </w:rPr>
+              <w:t>interpretation</w:t>
+            </w:r>
+            <w:proofErr w:type="spellEnd"/>
           </w:p>
           <w:p>
             <w:pPr>
@@ -23571,7 +24566,21 @@
               <w:rPr>
                 <w:rStyle w:val="XML"/>
               </w:rPr>
-              <w:t>&lt;minlen&gt;</w:t>
+              <w:t>&lt;</w:t>
+            </w:r>
+            <w:proofErr w:type="spellStart"/>
+            <w:r>
+              <w:rPr>
+                <w:rStyle w:val="XML"/>
+              </w:rPr>
+              <w:t>minlen</w:t>
+            </w:r>
+            <w:proofErr w:type="spellEnd"/>
+            <w:r>
+              <w:rPr>
+                <w:rStyle w:val="XML"/>
+              </w:rPr>
+              <w:t>&gt;</w:t>
             </w:r>
           </w:p>
         </w:tc>
@@ -23623,7 +24632,15 @@
               </w:rPr>
             </w:pPr>
             <w:r>
-              <w:t>Example: value 15 (decimal), hex format, minlen=4 → 0x000F</w:t>
+              <w:t xml:space="preserve">Example: value 15 (decimal), hex format, </w:t>
+            </w:r>
+            <w:proofErr w:type="spellStart"/>
+            <w:r>
+              <w:t>minlen</w:t>
+            </w:r>
+            <w:proofErr w:type="spellEnd"/>
+            <w:r>
+              <w:t>=4 → 0x000F</w:t>
             </w:r>
           </w:p>
           <w:p>
@@ -23638,12 +24655,14 @@
                 <w:lang w:val="nl-BE"/>
               </w:rPr>
             </w:pPr>
+            <w:proofErr w:type="spellStart"/>
             <w:r>
               <w:rPr>
                 <w:lang w:val="nl-BE"/>
               </w:rPr>
               <w:t>Optional</w:t>
             </w:r>
+            <w:proofErr w:type="spellEnd"/>
           </w:p>
           <w:p>
             <w:pPr>
@@ -23681,7 +24700,21 @@
               <w:rPr>
                 <w:rStyle w:val="XML"/>
               </w:rPr>
-              <w:t>&lt;rw&gt;</w:t>
+              <w:t>&lt;</w:t>
+            </w:r>
+            <w:proofErr w:type="spellStart"/>
+            <w:r>
+              <w:rPr>
+                <w:rStyle w:val="XML"/>
+              </w:rPr>
+              <w:t>rw</w:t>
+            </w:r>
+            <w:proofErr w:type="spellEnd"/>
+            <w:r>
+              <w:rPr>
+                <w:rStyle w:val="XML"/>
+              </w:rPr>
+              <w:t>&gt;</w:t>
             </w:r>
           </w:p>
         </w:tc>
@@ -23716,7 +24749,14 @@
               <w:rPr>
                 <w:lang w:val="nl-BE"/>
               </w:rPr>
-              <w:t>r — read</w:t>
+              <w:t xml:space="preserve">r — </w:t>
+            </w:r>
+            <w:proofErr w:type="spellStart"/>
+            <w:r>
+              <w:rPr>
+                <w:lang w:val="nl-BE"/>
+              </w:rPr>
+              <w:t>read</w:t>
             </w:r>
             <w:r>
               <w:rPr>
@@ -23725,6 +24765,7 @@
               <w:noBreakHyphen/>
               <w:t>only</w:t>
             </w:r>
+            <w:proofErr w:type="spellEnd"/>
           </w:p>
           <w:p>
             <w:pPr>
@@ -23742,7 +24783,14 @@
               <w:rPr>
                 <w:lang w:val="nl-BE"/>
               </w:rPr>
-              <w:t>w — write</w:t>
+              <w:t xml:space="preserve">w — </w:t>
+            </w:r>
+            <w:proofErr w:type="spellStart"/>
+            <w:r>
+              <w:rPr>
+                <w:lang w:val="nl-BE"/>
+              </w:rPr>
+              <w:t>write</w:t>
             </w:r>
             <w:r>
               <w:rPr>
@@ -23751,6 +24799,7 @@
               <w:noBreakHyphen/>
               <w:t>only</w:t>
             </w:r>
+            <w:proofErr w:type="spellEnd"/>
           </w:p>
           <w:p>
             <w:pPr>
@@ -23764,12 +24813,42 @@
                 <w:lang w:val="nl-BE"/>
               </w:rPr>
             </w:pPr>
+            <w:proofErr w:type="spellStart"/>
             <w:r>
               <w:rPr>
                 <w:lang w:val="nl-BE"/>
               </w:rPr>
-              <w:t>rw — read/write</w:t>
-            </w:r>
+              <w:t>rw</w:t>
+            </w:r>
+            <w:proofErr w:type="spellEnd"/>
+            <w:r>
+              <w:rPr>
+                <w:lang w:val="nl-BE"/>
+              </w:rPr>
+              <w:t xml:space="preserve"> — </w:t>
+            </w:r>
+            <w:proofErr w:type="spellStart"/>
+            <w:r>
+              <w:rPr>
+                <w:lang w:val="nl-BE"/>
+              </w:rPr>
+              <w:t>read</w:t>
+            </w:r>
+            <w:proofErr w:type="spellEnd"/>
+            <w:r>
+              <w:rPr>
+                <w:lang w:val="nl-BE"/>
+              </w:rPr>
+              <w:t>/</w:t>
+            </w:r>
+            <w:proofErr w:type="spellStart"/>
+            <w:r>
+              <w:rPr>
+                <w:lang w:val="nl-BE"/>
+              </w:rPr>
+              <w:t>write</w:t>
+            </w:r>
+            <w:proofErr w:type="spellEnd"/>
           </w:p>
           <w:p>
             <w:pPr>
@@ -23832,7 +24911,21 @@
               <w:rPr>
                 <w:rStyle w:val="XML"/>
               </w:rPr>
-              <w:t>&lt;fcol&gt;</w:t>
+              <w:t>&lt;</w:t>
+            </w:r>
+            <w:proofErr w:type="spellStart"/>
+            <w:r>
+              <w:rPr>
+                <w:rStyle w:val="XML"/>
+              </w:rPr>
+              <w:t>fcol</w:t>
+            </w:r>
+            <w:proofErr w:type="spellEnd"/>
+            <w:r>
+              <w:rPr>
+                <w:rStyle w:val="XML"/>
+              </w:rPr>
+              <w:t>&gt;</w:t>
             </w:r>
           </w:p>
         </w:tc>
@@ -23917,14 +25010,35 @@
               <w:rPr>
                 <w:rStyle w:val="Kruisverwijzing"/>
               </w:rPr>
-              <w:t xml:space="preserve">The &lt;fcol&gt; and &lt;bcol&gt; </w:t>
-            </w:r>
+              <w:t>The &lt;</w:t>
+            </w:r>
+            <w:proofErr w:type="spellStart"/>
             <w:r>
               <w:rPr>
                 <w:rStyle w:val="Kruisverwijzing"/>
               </w:rPr>
-              <w:lastRenderedPageBreak/>
-              <w:t>elements</w:t>
+              <w:t>fcol</w:t>
+            </w:r>
+            <w:proofErr w:type="spellEnd"/>
+            <w:r>
+              <w:rPr>
+                <w:rStyle w:val="Kruisverwijzing"/>
+              </w:rPr>
+              <w:t>&gt; and &lt;</w:t>
+            </w:r>
+            <w:proofErr w:type="spellStart"/>
+            <w:r>
+              <w:rPr>
+                <w:rStyle w:val="Kruisverwijzing"/>
+              </w:rPr>
+              <w:t>bcol</w:t>
+            </w:r>
+            <w:proofErr w:type="spellEnd"/>
+            <w:r>
+              <w:rPr>
+                <w:rStyle w:val="Kruisverwijzing"/>
+              </w:rPr>
+              <w:t>&gt; elements</w:t>
             </w:r>
             <w:r>
               <w:rPr>
@@ -23955,8 +25069,21 @@
               <w:rPr>
                 <w:rStyle w:val="XML"/>
               </w:rPr>
-              <w:lastRenderedPageBreak/>
-              <w:t xml:space="preserve">&lt;bcol&gt; </w:t>
+              <w:t>&lt;</w:t>
+            </w:r>
+            <w:proofErr w:type="spellStart"/>
+            <w:r>
+              <w:rPr>
+                <w:rStyle w:val="XML"/>
+              </w:rPr>
+              <w:t>bcol</w:t>
+            </w:r>
+            <w:proofErr w:type="spellEnd"/>
+            <w:r>
+              <w:rPr>
+                <w:rStyle w:val="XML"/>
+              </w:rPr>
+              <w:t xml:space="preserve">&gt; </w:t>
             </w:r>
           </w:p>
         </w:tc>
@@ -24044,7 +25171,35 @@
               <w:rPr>
                 <w:rStyle w:val="Kruisverwijzing"/>
               </w:rPr>
-              <w:t>The &lt;fcol&gt; and &lt;bcol&gt; elements</w:t>
+              <w:t>The &lt;</w:t>
+            </w:r>
+            <w:proofErr w:type="spellStart"/>
+            <w:r>
+              <w:rPr>
+                <w:rStyle w:val="Kruisverwijzing"/>
+              </w:rPr>
+              <w:t>fcol</w:t>
+            </w:r>
+            <w:proofErr w:type="spellEnd"/>
+            <w:r>
+              <w:rPr>
+                <w:rStyle w:val="Kruisverwijzing"/>
+              </w:rPr>
+              <w:t>&gt; and &lt;</w:t>
+            </w:r>
+            <w:proofErr w:type="spellStart"/>
+            <w:r>
+              <w:rPr>
+                <w:rStyle w:val="Kruisverwijzing"/>
+              </w:rPr>
+              <w:t>bcol</w:t>
+            </w:r>
+            <w:proofErr w:type="spellEnd"/>
+            <w:r>
+              <w:rPr>
+                <w:rStyle w:val="Kruisverwijzing"/>
+              </w:rPr>
+              <w:t>&gt; elements</w:t>
             </w:r>
             <w:r>
               <w:rPr>
@@ -24075,7 +25230,21 @@
               <w:rPr>
                 <w:rStyle w:val="XML"/>
               </w:rPr>
-              <w:t>&lt;decimals&gt;</w:t>
+              <w:t>&lt;</w:t>
+            </w:r>
+            <w:proofErr w:type="spellStart"/>
+            <w:r>
+              <w:rPr>
+                <w:rStyle w:val="XML"/>
+              </w:rPr>
+              <w:t>decimals</w:t>
+            </w:r>
+            <w:proofErr w:type="spellEnd"/>
+            <w:r>
+              <w:rPr>
+                <w:rStyle w:val="XML"/>
+              </w:rPr>
+              <w:t>&gt;</w:t>
             </w:r>
           </w:p>
         </w:tc>
@@ -24118,6 +25287,7 @@
             <w:r>
               <w:t xml:space="preserve"> and </w:t>
             </w:r>
+            <w:proofErr w:type="spellStart"/>
             <w:r>
               <w:rPr>
                 <w:b/>
@@ -24125,6 +25295,7 @@
               </w:rPr>
               <w:t>UInt</w:t>
             </w:r>
+            <w:proofErr w:type="spellEnd"/>
             <w:r>
               <w:t xml:space="preserve"> types</w:t>
             </w:r>
@@ -24141,11 +25312,20 @@
                 <w:lang w:val="nl-BE"/>
               </w:rPr>
             </w:pPr>
+            <w:proofErr w:type="spellStart"/>
             <w:r>
               <w:rPr>
                 <w:lang w:val="nl-BE"/>
               </w:rPr>
-              <w:t xml:space="preserve">Valid range: </w:t>
+              <w:lastRenderedPageBreak/>
+              <w:t>Valid</w:t>
+            </w:r>
+            <w:proofErr w:type="spellEnd"/>
+            <w:r>
+              <w:rPr>
+                <w:lang w:val="nl-BE"/>
+              </w:rPr>
+              <w:t xml:space="preserve"> range: </w:t>
             </w:r>
             <w:r>
               <w:rPr>
@@ -24168,12 +25348,14 @@
                 <w:lang w:val="nl-BE"/>
               </w:rPr>
             </w:pPr>
+            <w:proofErr w:type="spellStart"/>
             <w:r>
               <w:rPr>
                 <w:lang w:val="nl-BE"/>
               </w:rPr>
               <w:t>Optional</w:t>
             </w:r>
+            <w:proofErr w:type="spellEnd"/>
           </w:p>
           <w:p>
             <w:pPr>
@@ -24209,11 +25391,47 @@
                 <w:rFonts w:hint="eastAsia"/>
               </w:rPr>
             </w:pPr>
+            <w:proofErr w:type="spellStart"/>
             <w:r>
               <w:rPr>
                 <w:lang w:val="nl-BE"/>
               </w:rPr>
-              <w:t>Example: Value 12345 with decimals=2 → 123,45</w:t>
+              <w:t>Example</w:t>
+            </w:r>
+            <w:proofErr w:type="spellEnd"/>
+            <w:r>
+              <w:rPr>
+                <w:lang w:val="nl-BE"/>
+              </w:rPr>
+              <w:t xml:space="preserve">: Value 12345 </w:t>
+            </w:r>
+            <w:proofErr w:type="spellStart"/>
+            <w:r>
+              <w:rPr>
+                <w:lang w:val="nl-BE"/>
+              </w:rPr>
+              <w:t>with</w:t>
+            </w:r>
+            <w:proofErr w:type="spellEnd"/>
+            <w:r>
+              <w:rPr>
+                <w:lang w:val="nl-BE"/>
+              </w:rPr>
+              <w:t xml:space="preserve"> </w:t>
+            </w:r>
+            <w:proofErr w:type="spellStart"/>
+            <w:r>
+              <w:rPr>
+                <w:lang w:val="nl-BE"/>
+              </w:rPr>
+              <w:t>decimals</w:t>
+            </w:r>
+            <w:proofErr w:type="spellEnd"/>
+            <w:r>
+              <w:rPr>
+                <w:lang w:val="nl-BE"/>
+              </w:rPr>
+              <w:t>=2 → 123,45</w:t>
             </w:r>
           </w:p>
         </w:tc>
@@ -24234,6 +25452,7 @@
               <w:rPr>
                 <w:rStyle w:val="XML"/>
               </w:rPr>
+              <w:lastRenderedPageBreak/>
               <w:t>&lt;enum&gt;</w:t>
             </w:r>
           </w:p>
@@ -24532,7 +25751,21 @@
               <w:rPr>
                 <w:rStyle w:val="XML"/>
               </w:rPr>
-              <w:t>&lt;expandfields&gt;</w:t>
+              <w:t>&lt;</w:t>
+            </w:r>
+            <w:proofErr w:type="spellStart"/>
+            <w:r>
+              <w:rPr>
+                <w:rStyle w:val="XML"/>
+              </w:rPr>
+              <w:t>expandfields</w:t>
+            </w:r>
+            <w:proofErr w:type="spellEnd"/>
+            <w:r>
+              <w:rPr>
+                <w:rStyle w:val="XML"/>
+              </w:rPr>
+              <w:t>&gt;</w:t>
             </w:r>
           </w:p>
         </w:tc>
@@ -24563,12 +25796,56 @@
                 <w:lang w:val="nl-BE"/>
               </w:rPr>
             </w:pPr>
+            <w:proofErr w:type="spellStart"/>
             <w:r>
               <w:rPr>
                 <w:lang w:val="nl-BE"/>
               </w:rPr>
-              <w:t>Valid values: true, false</w:t>
-            </w:r>
+              <w:t>Valid</w:t>
+            </w:r>
+            <w:proofErr w:type="spellEnd"/>
+            <w:r>
+              <w:rPr>
+                <w:lang w:val="nl-BE"/>
+              </w:rPr>
+              <w:t xml:space="preserve"> </w:t>
+            </w:r>
+            <w:proofErr w:type="spellStart"/>
+            <w:r>
+              <w:rPr>
+                <w:lang w:val="nl-BE"/>
+              </w:rPr>
+              <w:t>values</w:t>
+            </w:r>
+            <w:proofErr w:type="spellEnd"/>
+            <w:r>
+              <w:rPr>
+                <w:lang w:val="nl-BE"/>
+              </w:rPr>
+              <w:t xml:space="preserve">: </w:t>
+            </w:r>
+            <w:proofErr w:type="spellStart"/>
+            <w:r>
+              <w:rPr>
+                <w:lang w:val="nl-BE"/>
+              </w:rPr>
+              <w:t>true</w:t>
+            </w:r>
+            <w:proofErr w:type="spellEnd"/>
+            <w:r>
+              <w:rPr>
+                <w:lang w:val="nl-BE"/>
+              </w:rPr>
+              <w:t xml:space="preserve">, </w:t>
+            </w:r>
+            <w:proofErr w:type="spellStart"/>
+            <w:r>
+              <w:rPr>
+                <w:lang w:val="nl-BE"/>
+              </w:rPr>
+              <w:t>false</w:t>
+            </w:r>
+            <w:proofErr w:type="spellEnd"/>
           </w:p>
           <w:p>
             <w:pPr>
@@ -24588,6 +25865,7 @@
               </w:rPr>
               <w:t xml:space="preserve">Default: </w:t>
             </w:r>
+            <w:proofErr w:type="spellStart"/>
             <w:r>
               <w:rPr>
                 <w:b/>
@@ -24596,6 +25874,7 @@
               </w:rPr>
               <w:t>false</w:t>
             </w:r>
+            <w:proofErr w:type="spellEnd"/>
           </w:p>
           <w:p>
             <w:pPr>
@@ -24608,12 +25887,14 @@
                 <w:rFonts w:hint="eastAsia"/>
               </w:rPr>
             </w:pPr>
+            <w:proofErr w:type="spellStart"/>
             <w:r>
               <w:rPr>
                 <w:lang w:val="nl-BE"/>
               </w:rPr>
               <w:t>Optional</w:t>
             </w:r>
+            <w:proofErr w:type="spellEnd"/>
           </w:p>
         </w:tc>
       </w:tr>
@@ -24806,6 +26087,7 @@
         <w:br/>
         <w:t xml:space="preserve"> &lt;</w:t>
       </w:r>
+      <w:proofErr w:type="spellStart"/>
       <w:r>
         <w:rPr>
           <w:rStyle w:val="XMLElement"/>
@@ -24813,6 +26095,7 @@
         </w:rPr>
         <w:t>rw</w:t>
       </w:r>
+      <w:proofErr w:type="spellEnd"/>
       <w:r>
         <w:rPr>
           <w:rStyle w:val="XMLBracket"/>
@@ -24820,6 +26103,7 @@
         </w:rPr>
         <w:t>&gt;</w:t>
       </w:r>
+      <w:proofErr w:type="spellStart"/>
       <w:r>
         <w:rPr>
           <w:rStyle w:val="XMLContent"/>
@@ -24827,6 +26111,7 @@
         </w:rPr>
         <w:t>rw</w:t>
       </w:r>
+      <w:proofErr w:type="spellEnd"/>
       <w:r>
         <w:rPr>
           <w:rStyle w:val="XMLBracket"/>
@@ -24834,6 +26119,7 @@
         </w:rPr>
         <w:t>&lt;/</w:t>
       </w:r>
+      <w:proofErr w:type="spellStart"/>
       <w:r>
         <w:rPr>
           <w:rStyle w:val="XMLElement"/>
@@ -24841,6 +26127,7 @@
         </w:rPr>
         <w:t>rw</w:t>
       </w:r>
+      <w:proofErr w:type="spellEnd"/>
       <w:r>
         <w:rPr>
           <w:rStyle w:val="XMLBracket"/>
@@ -24990,7 +26277,25 @@
           <w:szCs w:val="18"/>
           <w:lang w:val="en-GB" w:eastAsia="zh-CN"/>
         </w:rPr>
-        <w:t>Temperature 1 (0,1 deg)</w:t>
+        <w:t xml:space="preserve">Temperature 1 (0,1 </w:t>
+      </w:r>
+      <w:proofErr w:type="spellStart"/>
+      <w:r>
+        <w:rPr>
+          <w:rStyle w:val="XMLContent"/>
+          <w:szCs w:val="18"/>
+          <w:lang w:val="en-GB" w:eastAsia="zh-CN"/>
+        </w:rPr>
+        <w:t>deg</w:t>
+      </w:r>
+      <w:proofErr w:type="spellEnd"/>
+      <w:r>
+        <w:rPr>
+          <w:rStyle w:val="XMLContent"/>
+          <w:szCs w:val="18"/>
+          <w:lang w:val="en-GB" w:eastAsia="zh-CN"/>
+        </w:rPr>
+        <w:t>)</w:t>
       </w:r>
       <w:r>
         <w:rPr>
@@ -25130,6 +26435,7 @@
         </w:rPr>
         <w:t>&gt;&lt;</w:t>
       </w:r>
+      <w:proofErr w:type="spellStart"/>
       <w:r>
         <w:rPr>
           <w:rStyle w:val="XMLElement"/>
@@ -25138,6 +26444,7 @@
         </w:rPr>
         <w:t>rw</w:t>
       </w:r>
+      <w:proofErr w:type="spellEnd"/>
       <w:r>
         <w:rPr>
           <w:rStyle w:val="XMLBracket"/>
@@ -25162,6 +26469,7 @@
         </w:rPr>
         <w:t>&lt;/</w:t>
       </w:r>
+      <w:proofErr w:type="spellStart"/>
       <w:r>
         <w:rPr>
           <w:rStyle w:val="XMLElement"/>
@@ -25170,6 +26478,7 @@
         </w:rPr>
         <w:t>rw</w:t>
       </w:r>
+      <w:proofErr w:type="spellEnd"/>
       <w:r>
         <w:rPr>
           <w:rStyle w:val="XMLBracket"/>
@@ -25178,6 +26487,7 @@
         </w:rPr>
         <w:t>&gt;&lt;</w:t>
       </w:r>
+      <w:proofErr w:type="spellStart"/>
       <w:r>
         <w:rPr>
           <w:rStyle w:val="XMLElement"/>
@@ -25186,6 +26496,7 @@
         </w:rPr>
         <w:t>bcol</w:t>
       </w:r>
+      <w:proofErr w:type="spellEnd"/>
       <w:r>
         <w:rPr>
           <w:rStyle w:val="XMLBracket"/>
@@ -25210,6 +26521,7 @@
         </w:rPr>
         <w:t>&lt;/</w:t>
       </w:r>
+      <w:proofErr w:type="spellStart"/>
       <w:r>
         <w:rPr>
           <w:rStyle w:val="XMLElement"/>
@@ -25218,6 +26530,7 @@
         </w:rPr>
         <w:t>bcol</w:t>
       </w:r>
+      <w:proofErr w:type="spellEnd"/>
       <w:r>
         <w:rPr>
           <w:rStyle w:val="XMLBracket"/>
@@ -25367,7 +26680,21 @@
               <w:rPr>
                 <w:rStyle w:val="XML"/>
               </w:rPr>
-              <w:t>&amp;lt;</w:t>
+              <w:t>&amp;</w:t>
+            </w:r>
+            <w:proofErr w:type="spellStart"/>
+            <w:r>
+              <w:rPr>
+                <w:rStyle w:val="XML"/>
+              </w:rPr>
+              <w:t>lt</w:t>
+            </w:r>
+            <w:proofErr w:type="spellEnd"/>
+            <w:r>
+              <w:rPr>
+                <w:rStyle w:val="XML"/>
+              </w:rPr>
+              <w:t>;</w:t>
             </w:r>
           </w:p>
         </w:tc>
@@ -25410,7 +26737,21 @@
               <w:rPr>
                 <w:rStyle w:val="XML"/>
               </w:rPr>
-              <w:t>&amp;gt;</w:t>
+              <w:t>&amp;</w:t>
+            </w:r>
+            <w:proofErr w:type="spellStart"/>
+            <w:r>
+              <w:rPr>
+                <w:rStyle w:val="XML"/>
+              </w:rPr>
+              <w:t>gt</w:t>
+            </w:r>
+            <w:proofErr w:type="spellEnd"/>
+            <w:r>
+              <w:rPr>
+                <w:rStyle w:val="XML"/>
+              </w:rPr>
+              <w:t>;</w:t>
             </w:r>
           </w:p>
         </w:tc>
@@ -25453,7 +26794,21 @@
               <w:rPr>
                 <w:rStyle w:val="XML"/>
               </w:rPr>
-              <w:t>&amp;amp;</w:t>
+              <w:t>&amp;</w:t>
+            </w:r>
+            <w:proofErr w:type="spellStart"/>
+            <w:r>
+              <w:rPr>
+                <w:rStyle w:val="XML"/>
+              </w:rPr>
+              <w:t>amp</w:t>
+            </w:r>
+            <w:proofErr w:type="spellEnd"/>
+            <w:r>
+              <w:rPr>
+                <w:rStyle w:val="XML"/>
+              </w:rPr>
+              <w:t>;</w:t>
             </w:r>
           </w:p>
         </w:tc>
@@ -25496,7 +26851,21 @@
               <w:rPr>
                 <w:rStyle w:val="XML"/>
               </w:rPr>
-              <w:t>&amp;apos;</w:t>
+              <w:t>&amp;</w:t>
+            </w:r>
+            <w:proofErr w:type="spellStart"/>
+            <w:r>
+              <w:rPr>
+                <w:rStyle w:val="XML"/>
+              </w:rPr>
+              <w:t>apos</w:t>
+            </w:r>
+            <w:proofErr w:type="spellEnd"/>
+            <w:r>
+              <w:rPr>
+                <w:rStyle w:val="XML"/>
+              </w:rPr>
+              <w:t>;</w:t>
             </w:r>
           </w:p>
         </w:tc>
@@ -25539,7 +26908,21 @@
               <w:rPr>
                 <w:rStyle w:val="XML"/>
               </w:rPr>
-              <w:t>&amp;quot;</w:t>
+              <w:t>&amp;</w:t>
+            </w:r>
+            <w:proofErr w:type="spellStart"/>
+            <w:r>
+              <w:rPr>
+                <w:rStyle w:val="XML"/>
+              </w:rPr>
+              <w:t>quot</w:t>
+            </w:r>
+            <w:proofErr w:type="spellEnd"/>
+            <w:r>
+              <w:rPr>
+                <w:rStyle w:val="XML"/>
+              </w:rPr>
+              <w:t>;</w:t>
             </w:r>
           </w:p>
         </w:tc>
@@ -25609,7 +26992,6 @@
           <w:szCs w:val="22"/>
           <w:lang w:val="en-GB" w:eastAsia="zh-CN"/>
         </w:rPr>
-        <w:lastRenderedPageBreak/>
         <w:t>&lt;</w:t>
       </w:r>
       <w:r>
@@ -25749,7 +27131,15 @@
         <w:rPr>
           <w:lang w:val="en-GB"/>
         </w:rPr>
-        <w:t>The &lt;longdesc</w:t>
+        <w:lastRenderedPageBreak/>
+        <w:t>The &lt;</w:t>
+      </w:r>
+      <w:proofErr w:type="spellStart"/>
+      <w:r>
+        <w:rPr>
+          <w:lang w:val="en-GB"/>
+        </w:rPr>
+        <w:t>longdesc</w:t>
       </w:r>
       <w:r>
         <w:rPr>
@@ -25757,6 +27147,7 @@
         </w:rPr>
         <w:t>r</w:t>
       </w:r>
+      <w:proofErr w:type="spellEnd"/>
       <w:r>
         <w:rPr>
           <w:lang w:val="en-GB"/>
@@ -25778,7 +27169,21 @@
         <w:rPr>
           <w:rStyle w:val="XML"/>
         </w:rPr>
-        <w:t>&lt;longdescr&gt;</w:t>
+        <w:t>&lt;</w:t>
+      </w:r>
+      <w:proofErr w:type="spellStart"/>
+      <w:r>
+        <w:rPr>
+          <w:rStyle w:val="XML"/>
+        </w:rPr>
+        <w:t>longdescr</w:t>
+      </w:r>
+      <w:proofErr w:type="spellEnd"/>
+      <w:r>
+        <w:rPr>
+          <w:rStyle w:val="XML"/>
+        </w:rPr>
+        <w:t>&gt;</w:t>
       </w:r>
       <w:r>
         <w:t xml:space="preserve"> element defines an extended description text that is displayed as a </w:t>
@@ -25830,14 +27235,22 @@
               <w:rPr>
                 <w:rStyle w:val="XML"/>
               </w:rPr>
-              <w:t>&lt;longdesc</w:t>
-            </w:r>
+              <w:t>&lt;</w:t>
+            </w:r>
+            <w:proofErr w:type="spellStart"/>
             <w:r>
               <w:rPr>
                 <w:rStyle w:val="XML"/>
               </w:rPr>
+              <w:t>longdesc</w:t>
+            </w:r>
+            <w:r>
+              <w:rPr>
+                <w:rStyle w:val="XML"/>
+              </w:rPr>
               <w:t>r</w:t>
             </w:r>
+            <w:proofErr w:type="spellEnd"/>
             <w:r>
               <w:rPr>
                 <w:rStyle w:val="XML"/>
@@ -26023,7 +27436,23 @@
           <w:lang w:val="en-GB"/>
         </w:rPr>
         <w:tab/>
-        <w:t>&lt;longdescr&gt;</w:t>
+        <w:t>&lt;</w:t>
+      </w:r>
+      <w:proofErr w:type="spellStart"/>
+      <w:r>
+        <w:rPr>
+          <w:rStyle w:val="XMLElement"/>
+          <w:lang w:val="en-GB"/>
+        </w:rPr>
+        <w:t>longdescr</w:t>
+      </w:r>
+      <w:proofErr w:type="spellEnd"/>
+      <w:r>
+        <w:rPr>
+          <w:rStyle w:val="XMLElement"/>
+          <w:lang w:val="en-GB"/>
+        </w:rPr>
+        <w:t>&gt;</w:t>
       </w:r>
       <w:r>
         <w:rPr>
@@ -26038,7 +27467,23 @@
           <w:rStyle w:val="XMLElement"/>
           <w:lang w:val="en-GB"/>
         </w:rPr>
-        <w:t>&lt;/longdescr&gt;</w:t>
+        <w:t>&lt;/</w:t>
+      </w:r>
+      <w:proofErr w:type="spellStart"/>
+      <w:r>
+        <w:rPr>
+          <w:rStyle w:val="XMLElement"/>
+          <w:lang w:val="en-GB"/>
+        </w:rPr>
+        <w:t>longdescr</w:t>
+      </w:r>
+      <w:proofErr w:type="spellEnd"/>
+      <w:r>
+        <w:rPr>
+          <w:rStyle w:val="XMLElement"/>
+          <w:lang w:val="en-GB"/>
+        </w:rPr>
+        <w:t>&gt;</w:t>
       </w:r>
     </w:p>
     <w:p>
@@ -26105,7 +27550,7 @@
           <w:lang w:val="en-GB"/>
         </w:rPr>
         <w:pict w14:anchorId="56E75F81">
-          <v:shape id="Afbeelding 1" o:spid="_x0000_i1028" type="#_x0000_t75" style="width:345.6pt;height:50.4pt;visibility:visible;mso-wrap-style:square">
+          <v:shape id="Afbeelding 1" o:spid="_x0000_i1028" type="#_x0000_t75" style="width:345.75pt;height:50.25pt;visibility:visible;mso-wrap-style:square">
             <v:imagedata r:id="rId12" o:title=""/>
           </v:shape>
         </w:pict>
@@ -26568,7 +28013,6 @@
               <w:rPr>
                 <w:rStyle w:val="XML"/>
               </w:rPr>
-              <w:lastRenderedPageBreak/>
               <w:t>hex32</w:t>
             </w:r>
           </w:p>
@@ -26744,6 +28188,7 @@
               <w:rPr>
                 <w:rStyle w:val="XML"/>
               </w:rPr>
+              <w:lastRenderedPageBreak/>
               <w:t>ascii16</w:t>
             </w:r>
           </w:p>
@@ -27118,11 +28563,19 @@
       <w:r>
         <w:t xml:space="preserve"> elements. </w:t>
       </w:r>
+      <w:proofErr w:type="spellStart"/>
       <w:r>
         <w:rPr>
           <w:lang w:val="nl-BE"/>
         </w:rPr>
-        <w:t xml:space="preserve">Each </w:t>
+        <w:t>Each</w:t>
+      </w:r>
+      <w:proofErr w:type="spellEnd"/>
+      <w:r>
+        <w:rPr>
+          <w:lang w:val="nl-BE"/>
+        </w:rPr>
+        <w:t xml:space="preserve"> </w:t>
       </w:r>
       <w:r>
         <w:rPr>
@@ -27135,7 +28588,21 @@
         <w:rPr>
           <w:lang w:val="nl-BE"/>
         </w:rPr>
-        <w:t xml:space="preserve"> defines:</w:t>
+        <w:t xml:space="preserve"> </w:t>
+      </w:r>
+      <w:proofErr w:type="spellStart"/>
+      <w:r>
+        <w:rPr>
+          <w:lang w:val="nl-BE"/>
+        </w:rPr>
+        <w:t>defines</w:t>
+      </w:r>
+      <w:proofErr w:type="spellEnd"/>
+      <w:r>
+        <w:rPr>
+          <w:lang w:val="nl-BE"/>
+        </w:rPr>
+        <w:t>:</w:t>
       </w:r>
     </w:p>
     <w:p>
@@ -27156,6 +28623,7 @@
         </w:rPr>
         <w:t xml:space="preserve">a </w:t>
       </w:r>
+      <w:proofErr w:type="spellStart"/>
       <w:r>
         <w:rPr>
           <w:b/>
@@ -27164,6 +28632,7 @@
         </w:rPr>
         <w:t>value</w:t>
       </w:r>
+      <w:proofErr w:type="spellEnd"/>
     </w:p>
     <w:p>
       <w:pPr>
@@ -28267,7 +29736,6 @@
         <w:rPr>
           <w:lang w:val="en-GB"/>
         </w:rPr>
-        <w:lastRenderedPageBreak/>
         <w:t>The &lt;field&gt; element</w:t>
       </w:r>
       <w:bookmarkEnd w:id="63"/>
@@ -28489,7 +29957,22 @@
               <w:rPr>
                 <w:rStyle w:val="XML"/>
               </w:rPr>
-              <w:t>&lt;width&gt;</w:t>
+              <w:lastRenderedPageBreak/>
+              <w:t>&lt;</w:t>
+            </w:r>
+            <w:proofErr w:type="spellStart"/>
+            <w:r>
+              <w:rPr>
+                <w:rStyle w:val="XML"/>
+              </w:rPr>
+              <w:t>width</w:t>
+            </w:r>
+            <w:proofErr w:type="spellEnd"/>
+            <w:r>
+              <w:rPr>
+                <w:rStyle w:val="XML"/>
+              </w:rPr>
+              <w:t>&gt;</w:t>
             </w:r>
           </w:p>
         </w:tc>
@@ -28520,12 +30003,14 @@
             <w:r>
               <w:t xml:space="preserve"> </w:t>
             </w:r>
+            <w:proofErr w:type="spellStart"/>
             <w:r>
               <w:rPr>
                 <w:lang w:val="nl-BE"/>
               </w:rPr>
               <w:t>Optional</w:t>
             </w:r>
+            <w:proofErr w:type="spellEnd"/>
             <w:r>
               <w:rPr>
                 <w:lang w:val="nl-BE"/>
@@ -28573,7 +30058,21 @@
               <w:rPr>
                 <w:rStyle w:val="XML"/>
               </w:rPr>
-              <w:t xml:space="preserve">&lt;text&gt; </w:t>
+              <w:t>&lt;</w:t>
+            </w:r>
+            <w:proofErr w:type="spellStart"/>
+            <w:r>
+              <w:rPr>
+                <w:rStyle w:val="XML"/>
+              </w:rPr>
+              <w:t>text</w:t>
+            </w:r>
+            <w:proofErr w:type="spellEnd"/>
+            <w:r>
+              <w:rPr>
+                <w:rStyle w:val="XML"/>
+              </w:rPr>
+              <w:t xml:space="preserve">&gt; </w:t>
             </w:r>
           </w:p>
         </w:tc>
@@ -28676,14 +30175,22 @@
               <w:rPr>
                 <w:rStyle w:val="XML"/>
               </w:rPr>
-              <w:t>&lt;longdesc</w:t>
-            </w:r>
+              <w:t>&lt;</w:t>
+            </w:r>
+            <w:proofErr w:type="spellStart"/>
             <w:r>
               <w:rPr>
                 <w:rStyle w:val="XML"/>
               </w:rPr>
+              <w:t>longdesc</w:t>
+            </w:r>
+            <w:r>
+              <w:rPr>
+                <w:rStyle w:val="XML"/>
+              </w:rPr>
               <w:t>r</w:t>
             </w:r>
+            <w:proofErr w:type="spellEnd"/>
             <w:r>
               <w:rPr>
                 <w:rStyle w:val="XML"/>
@@ -28804,8 +30311,30 @@
               <w:rPr>
                 <w:lang w:val="nl-BE"/>
               </w:rPr>
-              <w:t>int — signed decimal</w:t>
-            </w:r>
+              <w:t xml:space="preserve">int — </w:t>
+            </w:r>
+            <w:proofErr w:type="spellStart"/>
+            <w:r>
+              <w:rPr>
+                <w:lang w:val="nl-BE"/>
+              </w:rPr>
+              <w:t>signed</w:t>
+            </w:r>
+            <w:proofErr w:type="spellEnd"/>
+            <w:r>
+              <w:rPr>
+                <w:lang w:val="nl-BE"/>
+              </w:rPr>
+              <w:t xml:space="preserve"> </w:t>
+            </w:r>
+            <w:proofErr w:type="spellStart"/>
+            <w:r>
+              <w:rPr>
+                <w:lang w:val="nl-BE"/>
+              </w:rPr>
+              <w:t>decimal</w:t>
+            </w:r>
+            <w:proofErr w:type="spellEnd"/>
           </w:p>
           <w:p>
             <w:pPr>
@@ -28823,8 +30352,30 @@
               <w:rPr>
                 <w:lang w:val="nl-BE"/>
               </w:rPr>
-              <w:t>uint — unsigned decimal</w:t>
-            </w:r>
+              <w:t xml:space="preserve">uint — </w:t>
+            </w:r>
+            <w:proofErr w:type="spellStart"/>
+            <w:r>
+              <w:rPr>
+                <w:lang w:val="nl-BE"/>
+              </w:rPr>
+              <w:t>unsigned</w:t>
+            </w:r>
+            <w:proofErr w:type="spellEnd"/>
+            <w:r>
+              <w:rPr>
+                <w:lang w:val="nl-BE"/>
+              </w:rPr>
+              <w:t xml:space="preserve"> </w:t>
+            </w:r>
+            <w:proofErr w:type="spellStart"/>
+            <w:r>
+              <w:rPr>
+                <w:lang w:val="nl-BE"/>
+              </w:rPr>
+              <w:t>decimal</w:t>
+            </w:r>
+            <w:proofErr w:type="spellEnd"/>
           </w:p>
           <w:p>
             <w:pPr>
@@ -28838,12 +30389,28 @@
                 <w:lang w:val="nl-BE"/>
               </w:rPr>
             </w:pPr>
+            <w:proofErr w:type="spellStart"/>
             <w:r>
               <w:rPr>
                 <w:lang w:val="nl-BE"/>
               </w:rPr>
-              <w:t>hex — hexadecimal</w:t>
-            </w:r>
+              <w:t>hex</w:t>
+            </w:r>
+            <w:proofErr w:type="spellEnd"/>
+            <w:r>
+              <w:rPr>
+                <w:lang w:val="nl-BE"/>
+              </w:rPr>
+              <w:t xml:space="preserve"> — </w:t>
+            </w:r>
+            <w:proofErr w:type="spellStart"/>
+            <w:r>
+              <w:rPr>
+                <w:lang w:val="nl-BE"/>
+              </w:rPr>
+              <w:t>hexadecimal</w:t>
+            </w:r>
+            <w:proofErr w:type="spellEnd"/>
           </w:p>
           <w:p>
             <w:pPr>
@@ -28861,8 +30428,16 @@
               <w:rPr>
                 <w:lang w:val="nl-BE"/>
               </w:rPr>
-              <w:t>bin — binary</w:t>
-            </w:r>
+              <w:t xml:space="preserve">bin — </w:t>
+            </w:r>
+            <w:proofErr w:type="spellStart"/>
+            <w:r>
+              <w:rPr>
+                <w:lang w:val="nl-BE"/>
+              </w:rPr>
+              <w:t>binary</w:t>
+            </w:r>
+            <w:proofErr w:type="spellEnd"/>
           </w:p>
           <w:p>
             <w:pPr>
@@ -28893,7 +30468,21 @@
               <w:rPr>
                 <w:rStyle w:val="XML"/>
               </w:rPr>
-              <w:t>&lt;minlen&gt;</w:t>
+              <w:t>&lt;</w:t>
+            </w:r>
+            <w:proofErr w:type="spellStart"/>
+            <w:r>
+              <w:rPr>
+                <w:rStyle w:val="XML"/>
+              </w:rPr>
+              <w:t>minlen</w:t>
+            </w:r>
+            <w:proofErr w:type="spellEnd"/>
+            <w:r>
+              <w:rPr>
+                <w:rStyle w:val="XML"/>
+              </w:rPr>
+              <w:t>&gt;</w:t>
             </w:r>
           </w:p>
         </w:tc>
@@ -28929,12 +30518,14 @@
                 <w:rFonts w:hint="eastAsia"/>
               </w:rPr>
             </w:pPr>
+            <w:proofErr w:type="spellStart"/>
             <w:r>
               <w:rPr>
                 <w:lang w:val="nl-BE"/>
               </w:rPr>
               <w:t>Optional</w:t>
             </w:r>
+            <w:proofErr w:type="spellEnd"/>
             <w:r>
               <w:rPr>
                 <w:lang w:val="nl-BE"/>
@@ -28982,7 +30573,21 @@
               <w:rPr>
                 <w:rStyle w:val="XML"/>
               </w:rPr>
-              <w:t>&lt;fcol&gt;</w:t>
+              <w:t>&lt;</w:t>
+            </w:r>
+            <w:proofErr w:type="spellStart"/>
+            <w:r>
+              <w:rPr>
+                <w:rStyle w:val="XML"/>
+              </w:rPr>
+              <w:t>fcol</w:t>
+            </w:r>
+            <w:proofErr w:type="spellEnd"/>
+            <w:r>
+              <w:rPr>
+                <w:rStyle w:val="XML"/>
+              </w:rPr>
+              <w:t>&gt;</w:t>
             </w:r>
           </w:p>
         </w:tc>
@@ -29067,7 +30672,35 @@
               <w:rPr>
                 <w:rStyle w:val="Kruisverwijzing"/>
               </w:rPr>
-              <w:t>The &lt;fcol&gt; and &lt;bcol&gt; elements</w:t>
+              <w:t>The &lt;</w:t>
+            </w:r>
+            <w:proofErr w:type="spellStart"/>
+            <w:r>
+              <w:rPr>
+                <w:rStyle w:val="Kruisverwijzing"/>
+              </w:rPr>
+              <w:t>fcol</w:t>
+            </w:r>
+            <w:proofErr w:type="spellEnd"/>
+            <w:r>
+              <w:rPr>
+                <w:rStyle w:val="Kruisverwijzing"/>
+              </w:rPr>
+              <w:t>&gt; and &lt;</w:t>
+            </w:r>
+            <w:proofErr w:type="spellStart"/>
+            <w:r>
+              <w:rPr>
+                <w:rStyle w:val="Kruisverwijzing"/>
+              </w:rPr>
+              <w:t>bcol</w:t>
+            </w:r>
+            <w:proofErr w:type="spellEnd"/>
+            <w:r>
+              <w:rPr>
+                <w:rStyle w:val="Kruisverwijzing"/>
+              </w:rPr>
+              <w:t>&gt; elements</w:t>
             </w:r>
             <w:r>
               <w:rPr>
@@ -29098,7 +30731,21 @@
               <w:rPr>
                 <w:rStyle w:val="XML"/>
               </w:rPr>
-              <w:t xml:space="preserve">&lt;bcol&gt; </w:t>
+              <w:t>&lt;</w:t>
+            </w:r>
+            <w:proofErr w:type="spellStart"/>
+            <w:r>
+              <w:rPr>
+                <w:rStyle w:val="XML"/>
+              </w:rPr>
+              <w:t>bcol</w:t>
+            </w:r>
+            <w:proofErr w:type="spellEnd"/>
+            <w:r>
+              <w:rPr>
+                <w:rStyle w:val="XML"/>
+              </w:rPr>
+              <w:t xml:space="preserve">&gt; </w:t>
             </w:r>
           </w:p>
         </w:tc>
@@ -29186,7 +30833,35 @@
               <w:rPr>
                 <w:rStyle w:val="Kruisverwijzing"/>
               </w:rPr>
-              <w:t>The &lt;fcol&gt; and &lt;bcol&gt; elements</w:t>
+              <w:t>The &lt;</w:t>
+            </w:r>
+            <w:proofErr w:type="spellStart"/>
+            <w:r>
+              <w:rPr>
+                <w:rStyle w:val="Kruisverwijzing"/>
+              </w:rPr>
+              <w:t>fcol</w:t>
+            </w:r>
+            <w:proofErr w:type="spellEnd"/>
+            <w:r>
+              <w:rPr>
+                <w:rStyle w:val="Kruisverwijzing"/>
+              </w:rPr>
+              <w:t>&gt; and &lt;</w:t>
+            </w:r>
+            <w:proofErr w:type="spellStart"/>
+            <w:r>
+              <w:rPr>
+                <w:rStyle w:val="Kruisverwijzing"/>
+              </w:rPr>
+              <w:t>bcol</w:t>
+            </w:r>
+            <w:proofErr w:type="spellEnd"/>
+            <w:r>
+              <w:rPr>
+                <w:rStyle w:val="Kruisverwijzing"/>
+              </w:rPr>
+              <w:t>&gt; elements</w:t>
             </w:r>
             <w:r>
               <w:rPr>
@@ -29253,6 +30928,7 @@
         </w:rPr>
         <w:t>&gt;&lt;</w:t>
       </w:r>
+      <w:proofErr w:type="spellStart"/>
       <w:r>
         <w:rPr>
           <w:rStyle w:val="XMLElement"/>
@@ -29260,6 +30936,7 @@
         </w:rPr>
         <w:t>pos</w:t>
       </w:r>
+      <w:proofErr w:type="spellEnd"/>
       <w:r>
         <w:rPr>
           <w:rStyle w:val="XMLBracket"/>
@@ -29281,6 +30958,7 @@
         </w:rPr>
         <w:t>&lt;/</w:t>
       </w:r>
+      <w:proofErr w:type="spellStart"/>
       <w:r>
         <w:rPr>
           <w:rStyle w:val="XMLElement"/>
@@ -29288,6 +30966,7 @@
         </w:rPr>
         <w:t>pos</w:t>
       </w:r>
+      <w:proofErr w:type="spellEnd"/>
       <w:r>
         <w:rPr>
           <w:rStyle w:val="XMLBracket"/>
@@ -29822,6 +31501,7 @@
         </w:rPr>
         <w:t>&gt;&lt;</w:t>
       </w:r>
+      <w:proofErr w:type="spellStart"/>
       <w:r>
         <w:rPr>
           <w:rStyle w:val="XMLElement"/>
@@ -29831,6 +31511,7 @@
         </w:rPr>
         <w:t>minlen</w:t>
       </w:r>
+      <w:proofErr w:type="spellEnd"/>
       <w:r>
         <w:rPr>
           <w:rStyle w:val="XMLBracket"/>
@@ -29858,6 +31539,7 @@
         </w:rPr>
         <w:t>&lt;/</w:t>
       </w:r>
+      <w:proofErr w:type="spellStart"/>
       <w:r>
         <w:rPr>
           <w:rStyle w:val="XMLElement"/>
@@ -29867,6 +31549,7 @@
         </w:rPr>
         <w:t>minlen</w:t>
       </w:r>
+      <w:proofErr w:type="spellEnd"/>
       <w:r>
         <w:rPr>
           <w:rStyle w:val="XMLBracket"/>
@@ -29876,6 +31559,7 @@
         </w:rPr>
         <w:t>&gt;&lt;</w:t>
       </w:r>
+      <w:proofErr w:type="spellStart"/>
       <w:r>
         <w:rPr>
           <w:rStyle w:val="XMLElement"/>
@@ -29885,6 +31569,7 @@
         </w:rPr>
         <w:t>rw</w:t>
       </w:r>
+      <w:proofErr w:type="spellEnd"/>
       <w:r>
         <w:rPr>
           <w:rStyle w:val="XMLBracket"/>
@@ -29912,6 +31597,7 @@
         </w:rPr>
         <w:t>&lt;/</w:t>
       </w:r>
+      <w:proofErr w:type="spellStart"/>
       <w:r>
         <w:rPr>
           <w:rStyle w:val="XMLElement"/>
@@ -29921,6 +31607,7 @@
         </w:rPr>
         <w:t>rw</w:t>
       </w:r>
+      <w:proofErr w:type="spellEnd"/>
       <w:r>
         <w:rPr>
           <w:rStyle w:val="XMLBracket"/>
@@ -29976,6 +31663,7 @@
         </w:rPr>
         <w:t>&gt;&lt;</w:t>
       </w:r>
+      <w:proofErr w:type="spellStart"/>
       <w:r>
         <w:rPr>
           <w:rStyle w:val="XMLElement"/>
@@ -29985,6 +31673,7 @@
         </w:rPr>
         <w:t>pos</w:t>
       </w:r>
+      <w:proofErr w:type="spellEnd"/>
       <w:r>
         <w:rPr>
           <w:rStyle w:val="XMLBracket"/>
@@ -30012,6 +31701,7 @@
         </w:rPr>
         <w:t>&lt;/</w:t>
       </w:r>
+      <w:proofErr w:type="spellStart"/>
       <w:r>
         <w:rPr>
           <w:rStyle w:val="XMLElement"/>
@@ -30021,6 +31711,7 @@
         </w:rPr>
         <w:t>pos</w:t>
       </w:r>
+      <w:proofErr w:type="spellEnd"/>
       <w:r>
         <w:rPr>
           <w:rStyle w:val="XMLBracket"/>
@@ -30148,6 +31839,7 @@
         </w:rPr>
         <w:t>&gt;&lt;</w:t>
       </w:r>
+      <w:proofErr w:type="spellStart"/>
       <w:r>
         <w:rPr>
           <w:rStyle w:val="XMLElement"/>
@@ -30157,6 +31849,7 @@
         </w:rPr>
         <w:t>pos</w:t>
       </w:r>
+      <w:proofErr w:type="spellEnd"/>
       <w:r>
         <w:rPr>
           <w:rStyle w:val="XMLBracket"/>
@@ -30184,6 +31877,7 @@
         </w:rPr>
         <w:t>&lt;/</w:t>
       </w:r>
+      <w:proofErr w:type="spellStart"/>
       <w:r>
         <w:rPr>
           <w:rStyle w:val="XMLElement"/>
@@ -30193,6 +31887,7 @@
         </w:rPr>
         <w:t>pos</w:t>
       </w:r>
+      <w:proofErr w:type="spellEnd"/>
       <w:r>
         <w:rPr>
           <w:rStyle w:val="XMLBracket"/>
@@ -30320,6 +32015,7 @@
         </w:rPr>
         <w:t>&gt;&lt;</w:t>
       </w:r>
+      <w:proofErr w:type="spellStart"/>
       <w:r>
         <w:rPr>
           <w:rStyle w:val="XMLElement"/>
@@ -30329,6 +32025,7 @@
         </w:rPr>
         <w:t>pos</w:t>
       </w:r>
+      <w:proofErr w:type="spellEnd"/>
       <w:r>
         <w:rPr>
           <w:rStyle w:val="XMLBracket"/>
@@ -30356,6 +32053,7 @@
         </w:rPr>
         <w:t>&lt;/</w:t>
       </w:r>
+      <w:proofErr w:type="spellStart"/>
       <w:r>
         <w:rPr>
           <w:rStyle w:val="XMLElement"/>
@@ -30365,6 +32063,7 @@
         </w:rPr>
         <w:t>pos</w:t>
       </w:r>
+      <w:proofErr w:type="spellEnd"/>
       <w:r>
         <w:rPr>
           <w:rStyle w:val="XMLBracket"/>
@@ -30492,6 +32191,7 @@
         </w:rPr>
         <w:t>&gt;&lt;</w:t>
       </w:r>
+      <w:proofErr w:type="spellStart"/>
       <w:r>
         <w:rPr>
           <w:rStyle w:val="XMLElement"/>
@@ -30501,6 +32201,7 @@
         </w:rPr>
         <w:t>pos</w:t>
       </w:r>
+      <w:proofErr w:type="spellEnd"/>
       <w:r>
         <w:rPr>
           <w:rStyle w:val="XMLBracket"/>
@@ -30528,6 +32229,7 @@
         </w:rPr>
         <w:t>&lt;/</w:t>
       </w:r>
+      <w:proofErr w:type="spellStart"/>
       <w:r>
         <w:rPr>
           <w:rStyle w:val="XMLElement"/>
@@ -30537,6 +32239,7 @@
         </w:rPr>
         <w:t>pos</w:t>
       </w:r>
+      <w:proofErr w:type="spellEnd"/>
       <w:r>
         <w:rPr>
           <w:rStyle w:val="XMLBracket"/>
@@ -30666,7 +32369,35 @@
         <w:rPr>
           <w:lang w:val="en-GB"/>
         </w:rPr>
-        <w:t>The &lt;fcol&gt; and &lt;bcol&gt; elements</w:t>
+        <w:t>The &lt;</w:t>
+      </w:r>
+      <w:proofErr w:type="spellStart"/>
+      <w:r>
+        <w:rPr>
+          <w:lang w:val="en-GB"/>
+        </w:rPr>
+        <w:t>fcol</w:t>
+      </w:r>
+      <w:proofErr w:type="spellEnd"/>
+      <w:r>
+        <w:rPr>
+          <w:lang w:val="en-GB"/>
+        </w:rPr>
+        <w:t>&gt; and &lt;</w:t>
+      </w:r>
+      <w:proofErr w:type="spellStart"/>
+      <w:r>
+        <w:rPr>
+          <w:lang w:val="en-GB"/>
+        </w:rPr>
+        <w:t>bcol</w:t>
+      </w:r>
+      <w:proofErr w:type="spellEnd"/>
+      <w:r>
+        <w:rPr>
+          <w:lang w:val="en-GB"/>
+        </w:rPr>
+        <w:t>&gt; elements</w:t>
       </w:r>
       <w:bookmarkEnd w:id="65"/>
       <w:bookmarkEnd w:id="66"/>
@@ -30689,7 +32420,21 @@
         <w:rPr>
           <w:rStyle w:val="XML"/>
         </w:rPr>
-        <w:t>&lt;fcol&gt;</w:t>
+        <w:t>&lt;</w:t>
+      </w:r>
+      <w:proofErr w:type="spellStart"/>
+      <w:r>
+        <w:rPr>
+          <w:rStyle w:val="XML"/>
+        </w:rPr>
+        <w:t>fcol</w:t>
+      </w:r>
+      <w:proofErr w:type="spellEnd"/>
+      <w:r>
+        <w:rPr>
+          <w:rStyle w:val="XML"/>
+        </w:rPr>
+        <w:t>&gt;</w:t>
       </w:r>
       <w:r>
         <w:t xml:space="preserve"> and </w:t>
@@ -30698,7 +32443,21 @@
         <w:rPr>
           <w:rStyle w:val="XML"/>
         </w:rPr>
-        <w:t>&lt;bcol&gt;</w:t>
+        <w:t>&lt;</w:t>
+      </w:r>
+      <w:proofErr w:type="spellStart"/>
+      <w:r>
+        <w:rPr>
+          <w:rStyle w:val="XML"/>
+        </w:rPr>
+        <w:t>bcol</w:t>
+      </w:r>
+      <w:proofErr w:type="spellEnd"/>
+      <w:r>
+        <w:rPr>
+          <w:rStyle w:val="XML"/>
+        </w:rPr>
+        <w:t>&gt;</w:t>
       </w:r>
       <w:r>
         <w:t xml:space="preserve"> elements define the </w:t>
@@ -30803,11 +32562,7 @@
         <w:t>0–255</w:t>
       </w:r>
       <w:r>
-        <w:t xml:space="preserve">, separated by </w:t>
-      </w:r>
-      <w:r>
-        <w:lastRenderedPageBreak/>
-        <w:t>commas.</w:t>
+        <w:t>, separated by commas.</w:t>
       </w:r>
       <w:r>
         <w:t xml:space="preserve"> </w:t>
@@ -30860,6 +32615,7 @@
               </w:rPr>
               <w:t>&lt;</w:t>
             </w:r>
+            <w:proofErr w:type="spellStart"/>
             <w:r>
               <w:rPr>
                 <w:rStyle w:val="XMLElement"/>
@@ -30867,6 +32623,7 @@
               </w:rPr>
               <w:t>bcol</w:t>
             </w:r>
+            <w:proofErr w:type="spellEnd"/>
             <w:r>
               <w:rPr>
                 <w:rStyle w:val="XMLBracket"/>
@@ -30888,6 +32645,7 @@
               </w:rPr>
               <w:t>&lt;/</w:t>
             </w:r>
+            <w:proofErr w:type="spellStart"/>
             <w:r>
               <w:rPr>
                 <w:rStyle w:val="XMLElement"/>
@@ -30895,6 +32653,7 @@
               </w:rPr>
               <w:t>bcol</w:t>
             </w:r>
+            <w:proofErr w:type="spellEnd"/>
             <w:r>
               <w:rPr>
                 <w:rStyle w:val="XMLBracket"/>
@@ -30916,11 +32675,19 @@
                 <w:lang w:val="nl-BE"/>
               </w:rPr>
             </w:pPr>
+            <w:proofErr w:type="spellStart"/>
             <w:r>
               <w:rPr>
                 <w:lang w:val="nl-BE"/>
               </w:rPr>
-              <w:t>Bright red background</w:t>
+              <w:t>Bright</w:t>
+            </w:r>
+            <w:proofErr w:type="spellEnd"/>
+            <w:r>
+              <w:rPr>
+                <w:lang w:val="nl-BE"/>
+              </w:rPr>
+              <w:t xml:space="preserve"> red background</w:t>
             </w:r>
           </w:p>
         </w:tc>
@@ -30951,6 +32718,7 @@
               </w:rPr>
               <w:t>&lt;</w:t>
             </w:r>
+            <w:proofErr w:type="spellStart"/>
             <w:r>
               <w:rPr>
                 <w:rStyle w:val="XMLElement"/>
@@ -30958,6 +32726,7 @@
               </w:rPr>
               <w:t>bcol</w:t>
             </w:r>
+            <w:proofErr w:type="spellEnd"/>
             <w:r>
               <w:rPr>
                 <w:rStyle w:val="XMLBracket"/>
@@ -30979,6 +32748,7 @@
               </w:rPr>
               <w:t>&lt;/</w:t>
             </w:r>
+            <w:proofErr w:type="spellStart"/>
             <w:r>
               <w:rPr>
                 <w:rStyle w:val="XMLElement"/>
@@ -30986,6 +32756,7 @@
               </w:rPr>
               <w:t>bcol</w:t>
             </w:r>
+            <w:proofErr w:type="spellEnd"/>
             <w:r>
               <w:rPr>
                 <w:rStyle w:val="XMLBracket"/>
@@ -31007,11 +32778,19 @@
                 <w:lang w:val="nl-BE"/>
               </w:rPr>
             </w:pPr>
+            <w:proofErr w:type="spellStart"/>
             <w:r>
               <w:rPr>
                 <w:lang w:val="nl-BE"/>
               </w:rPr>
-              <w:t>Bright green background</w:t>
+              <w:t>Bright</w:t>
+            </w:r>
+            <w:proofErr w:type="spellEnd"/>
+            <w:r>
+              <w:rPr>
+                <w:lang w:val="nl-BE"/>
+              </w:rPr>
+              <w:t xml:space="preserve"> green background</w:t>
             </w:r>
           </w:p>
         </w:tc>
@@ -31042,6 +32821,7 @@
               </w:rPr>
               <w:t>&lt;</w:t>
             </w:r>
+            <w:proofErr w:type="spellStart"/>
             <w:r>
               <w:rPr>
                 <w:rStyle w:val="XMLElement"/>
@@ -31049,6 +32829,7 @@
               </w:rPr>
               <w:t>bcol</w:t>
             </w:r>
+            <w:proofErr w:type="spellEnd"/>
             <w:r>
               <w:rPr>
                 <w:rStyle w:val="XMLBracket"/>
@@ -31070,6 +32851,7 @@
               </w:rPr>
               <w:t>&lt;/</w:t>
             </w:r>
+            <w:proofErr w:type="spellStart"/>
             <w:r>
               <w:rPr>
                 <w:rStyle w:val="XMLElement"/>
@@ -31077,6 +32859,7 @@
               </w:rPr>
               <w:t>bcol</w:t>
             </w:r>
+            <w:proofErr w:type="spellEnd"/>
             <w:r>
               <w:rPr>
                 <w:rStyle w:val="XMLBracket"/>
@@ -31102,7 +32885,21 @@
               <w:rPr>
                 <w:lang w:val="nl-BE"/>
               </w:rPr>
-              <w:t>Soft yellow background</w:t>
+              <w:t xml:space="preserve">Soft </w:t>
+            </w:r>
+            <w:proofErr w:type="spellStart"/>
+            <w:r>
+              <w:rPr>
+                <w:lang w:val="nl-BE"/>
+              </w:rPr>
+              <w:t>yellow</w:t>
+            </w:r>
+            <w:proofErr w:type="spellEnd"/>
+            <w:r>
+              <w:rPr>
+                <w:lang w:val="nl-BE"/>
+              </w:rPr>
+              <w:t xml:space="preserve"> background</w:t>
             </w:r>
           </w:p>
         </w:tc>
@@ -31134,6 +32931,7 @@
               </w:rPr>
               <w:t>&lt;</w:t>
             </w:r>
+            <w:proofErr w:type="spellStart"/>
             <w:r>
               <w:rPr>
                 <w:rStyle w:val="XMLElement"/>
@@ -31141,6 +32939,7 @@
               </w:rPr>
               <w:t>bcol</w:t>
             </w:r>
+            <w:proofErr w:type="spellEnd"/>
             <w:r>
               <w:rPr>
                 <w:rStyle w:val="XMLBracket"/>
@@ -31162,6 +32961,7 @@
               </w:rPr>
               <w:t>&lt;/</w:t>
             </w:r>
+            <w:proofErr w:type="spellStart"/>
             <w:r>
               <w:rPr>
                 <w:rStyle w:val="XMLElement"/>
@@ -31169,6 +32969,7 @@
               </w:rPr>
               <w:t>bcol</w:t>
             </w:r>
+            <w:proofErr w:type="spellEnd"/>
             <w:r>
               <w:rPr>
                 <w:rStyle w:val="XMLBracket"/>
@@ -31190,11 +32991,19 @@
                 <w:lang w:val="nl-BE"/>
               </w:rPr>
             </w:pPr>
+            <w:proofErr w:type="spellStart"/>
             <w:r>
               <w:rPr>
                 <w:lang w:val="nl-BE"/>
               </w:rPr>
-              <w:t xml:space="preserve">Grey </w:t>
+              <w:t>Grey</w:t>
+            </w:r>
+            <w:proofErr w:type="spellEnd"/>
+            <w:r>
+              <w:rPr>
+                <w:lang w:val="nl-BE"/>
+              </w:rPr>
+              <w:t xml:space="preserve"> </w:t>
             </w:r>
             <w:r>
               <w:rPr>
@@ -31242,6 +33051,7 @@
         <w:br/>
       </w:r>
       <w:r>
+        <w:lastRenderedPageBreak/>
         <w:t>Specify the color using a hexadecimal HTML color code:</w:t>
       </w:r>
       <w:r>
@@ -31309,6 +33119,7 @@
               </w:rPr>
               <w:t>&lt;</w:t>
             </w:r>
+            <w:proofErr w:type="spellStart"/>
             <w:r>
               <w:rPr>
                 <w:rStyle w:val="XMLElement"/>
@@ -31316,6 +33127,7 @@
               </w:rPr>
               <w:t>bcol</w:t>
             </w:r>
+            <w:proofErr w:type="spellEnd"/>
             <w:r>
               <w:rPr>
                 <w:rStyle w:val="XMLBracket"/>
@@ -31364,11 +33176,19 @@
                 <w:rFonts w:hint="eastAsia"/>
               </w:rPr>
             </w:pPr>
+            <w:proofErr w:type="spellStart"/>
             <w:r>
               <w:rPr>
                 <w:lang w:val="nl-BE"/>
               </w:rPr>
-              <w:t>Bright red background</w:t>
+              <w:t>Bright</w:t>
+            </w:r>
+            <w:proofErr w:type="spellEnd"/>
+            <w:r>
+              <w:rPr>
+                <w:lang w:val="nl-BE"/>
+              </w:rPr>
+              <w:t xml:space="preserve"> red background</w:t>
             </w:r>
           </w:p>
         </w:tc>
@@ -31399,6 +33219,7 @@
               </w:rPr>
               <w:t>&lt;</w:t>
             </w:r>
+            <w:proofErr w:type="spellStart"/>
             <w:r>
               <w:rPr>
                 <w:rStyle w:val="XMLElement"/>
@@ -31406,6 +33227,7 @@
               </w:rPr>
               <w:t>bcol</w:t>
             </w:r>
+            <w:proofErr w:type="spellEnd"/>
             <w:r>
               <w:rPr>
                 <w:rStyle w:val="XMLBracket"/>
@@ -31455,11 +33277,19 @@
                 <w:lang w:val="nl-BE"/>
               </w:rPr>
             </w:pPr>
+            <w:proofErr w:type="spellStart"/>
             <w:r>
               <w:rPr>
                 <w:lang w:val="nl-BE"/>
               </w:rPr>
-              <w:t>Bright green background</w:t>
+              <w:t>Bright</w:t>
+            </w:r>
+            <w:proofErr w:type="spellEnd"/>
+            <w:r>
+              <w:rPr>
+                <w:lang w:val="nl-BE"/>
+              </w:rPr>
+              <w:t xml:space="preserve"> green background</w:t>
             </w:r>
           </w:p>
         </w:tc>
@@ -31478,7 +33308,21 @@
         <w:rPr>
           <w:lang w:val="en-GB"/>
         </w:rPr>
-        <w:t>The &lt;autostart&gt; element</w:t>
+        <w:t>The &lt;</w:t>
+      </w:r>
+      <w:proofErr w:type="spellStart"/>
+      <w:r>
+        <w:rPr>
+          <w:lang w:val="en-GB"/>
+        </w:rPr>
+        <w:t>autostart</w:t>
+      </w:r>
+      <w:proofErr w:type="spellEnd"/>
+      <w:r>
+        <w:rPr>
+          <w:lang w:val="en-GB"/>
+        </w:rPr>
+        <w:t>&gt; element</w:t>
       </w:r>
       <w:bookmarkEnd w:id="72"/>
     </w:p>
@@ -31496,7 +33340,21 @@
         <w:rPr>
           <w:rStyle w:val="XML"/>
         </w:rPr>
-        <w:t>&lt;autostart&gt;</w:t>
+        <w:t>&lt;</w:t>
+      </w:r>
+      <w:proofErr w:type="spellStart"/>
+      <w:r>
+        <w:rPr>
+          <w:rStyle w:val="XML"/>
+        </w:rPr>
+        <w:t>autostart</w:t>
+      </w:r>
+      <w:proofErr w:type="spellEnd"/>
+      <w:r>
+        <w:rPr>
+          <w:rStyle w:val="XML"/>
+        </w:rPr>
+        <w:t>&gt;</w:t>
       </w:r>
       <w:r>
         <w:t xml:space="preserve"> element controls whether communication with the Modbus device is started </w:t>
@@ -31536,7 +33394,21 @@
         <w:rPr>
           <w:rStyle w:val="XML"/>
         </w:rPr>
-        <w:t>&lt;autostart&gt;</w:t>
+        <w:t>&lt;</w:t>
+      </w:r>
+      <w:proofErr w:type="spellStart"/>
+      <w:r>
+        <w:rPr>
+          <w:rStyle w:val="XML"/>
+        </w:rPr>
+        <w:t>autostart</w:t>
+      </w:r>
+      <w:proofErr w:type="spellEnd"/>
+      <w:r>
+        <w:rPr>
+          <w:rStyle w:val="XML"/>
+        </w:rPr>
+        <w:t>&gt;</w:t>
       </w:r>
       <w:r>
         <w:t xml:space="preserve"> element is present</w:t>
@@ -31569,8 +33441,18 @@
           <w:bCs/>
           <w:lang w:val="nl-BE"/>
         </w:rPr>
-        <w:t>starts automatically</w:t>
-      </w:r>
+        <w:t xml:space="preserve">starts </w:t>
+      </w:r>
+      <w:proofErr w:type="spellStart"/>
+      <w:r>
+        <w:rPr>
+          <w:b/>
+          <w:bCs/>
+          <w:lang w:val="nl-BE"/>
+        </w:rPr>
+        <w:t>automatically</w:t>
+      </w:r>
+      <w:proofErr w:type="spellEnd"/>
     </w:p>
     <w:p>
       <w:pPr>
@@ -31611,10 +33493,40 @@
         <w:rPr>
           <w:rStyle w:val="XML"/>
         </w:rPr>
-        <w:t>&lt;autostart&gt;</w:t>
-      </w:r>
-      <w:r>
-        <w:t xml:space="preserve"> element is defined, the autostart behavior is determined by its child elements.</w:t>
+        <w:t>&lt;</w:t>
+      </w:r>
+      <w:proofErr w:type="spellStart"/>
+      <w:r>
+        <w:rPr>
+          <w:rStyle w:val="XML"/>
+        </w:rPr>
+        <w:t>autostart</w:t>
+      </w:r>
+      <w:proofErr w:type="spellEnd"/>
+      <w:r>
+        <w:rPr>
+          <w:rStyle w:val="XML"/>
+        </w:rPr>
+        <w:t>&gt;</w:t>
+      </w:r>
+      <w:r>
+        <w:t xml:space="preserve"> element is defined, the </w:t>
+      </w:r>
+      <w:proofErr w:type="spellStart"/>
+      <w:r>
+        <w:t>autostart</w:t>
+      </w:r>
+      <w:proofErr w:type="spellEnd"/>
+      <w:r>
+        <w:t xml:space="preserve"> </w:t>
+      </w:r>
+      <w:proofErr w:type="spellStart"/>
+      <w:r>
+        <w:t>behavior</w:t>
+      </w:r>
+      <w:proofErr w:type="spellEnd"/>
+      <w:r>
+        <w:t xml:space="preserve"> is determined by its child elements.</w:t>
       </w:r>
     </w:p>
     <w:p>
@@ -31631,7 +33543,21 @@
         <w:rPr>
           <w:rStyle w:val="XML"/>
         </w:rPr>
-        <w:t>&lt;autostart&gt;</w:t>
+        <w:t>&lt;</w:t>
+      </w:r>
+      <w:proofErr w:type="spellStart"/>
+      <w:r>
+        <w:rPr>
+          <w:rStyle w:val="XML"/>
+        </w:rPr>
+        <w:t>autostart</w:t>
+      </w:r>
+      <w:proofErr w:type="spellEnd"/>
+      <w:r>
+        <w:rPr>
+          <w:rStyle w:val="XML"/>
+        </w:rPr>
+        <w:t>&gt;</w:t>
       </w:r>
       <w:r>
         <w:t xml:space="preserve"> element may contain the following:</w:t>
@@ -31670,7 +33596,21 @@
               <w:rPr>
                 <w:rStyle w:val="XML"/>
               </w:rPr>
-              <w:t>&lt;enable&gt;</w:t>
+              <w:t>&lt;</w:t>
+            </w:r>
+            <w:proofErr w:type="spellStart"/>
+            <w:r>
+              <w:rPr>
+                <w:rStyle w:val="XML"/>
+              </w:rPr>
+              <w:t>enable</w:t>
+            </w:r>
+            <w:proofErr w:type="spellEnd"/>
+            <w:r>
+              <w:rPr>
+                <w:rStyle w:val="XML"/>
+              </w:rPr>
+              <w:t>&gt;</w:t>
             </w:r>
           </w:p>
         </w:tc>
@@ -31755,7 +33695,15 @@
               </w:rPr>
             </w:pPr>
             <w:r>
-              <w:t>Specifies which tab page is shown when autostart is active.</w:t>
+              <w:t xml:space="preserve">Specifies which tab page is shown when </w:t>
+            </w:r>
+            <w:proofErr w:type="spellStart"/>
+            <w:r>
+              <w:t>autostart</w:t>
+            </w:r>
+            <w:proofErr w:type="spellEnd"/>
+            <w:r>
+              <w:t xml:space="preserve"> is active.</w:t>
             </w:r>
           </w:p>
           <w:p>
@@ -31846,7 +33794,21 @@
         <w:rPr>
           <w:lang w:val="en-GB"/>
         </w:rPr>
-        <w:t>The &lt;modbustcpserver&gt; element</w:t>
+        <w:t>The &lt;</w:t>
+      </w:r>
+      <w:proofErr w:type="spellStart"/>
+      <w:r>
+        <w:rPr>
+          <w:lang w:val="en-GB"/>
+        </w:rPr>
+        <w:t>modbustcpserver</w:t>
+      </w:r>
+      <w:proofErr w:type="spellEnd"/>
+      <w:r>
+        <w:rPr>
+          <w:lang w:val="en-GB"/>
+        </w:rPr>
+        <w:t>&gt; element</w:t>
       </w:r>
       <w:bookmarkEnd w:id="73"/>
     </w:p>
@@ -31868,7 +33830,23 @@
           <w:rStyle w:val="XML"/>
           <w:lang w:val="en-GB"/>
         </w:rPr>
-        <w:t>&lt;modbustcpserver&gt;</w:t>
+        <w:t>&lt;</w:t>
+      </w:r>
+      <w:proofErr w:type="spellStart"/>
+      <w:r>
+        <w:rPr>
+          <w:rStyle w:val="XML"/>
+          <w:lang w:val="en-GB"/>
+        </w:rPr>
+        <w:t>modbustcpserver</w:t>
+      </w:r>
+      <w:proofErr w:type="spellEnd"/>
+      <w:r>
+        <w:rPr>
+          <w:rStyle w:val="XML"/>
+          <w:lang w:val="en-GB"/>
+        </w:rPr>
+        <w:t>&gt;</w:t>
       </w:r>
       <w:r>
         <w:rPr>
@@ -32012,7 +33990,23 @@
           <w:rStyle w:val="XML"/>
           <w:lang w:val="en-GB"/>
         </w:rPr>
-        <w:t>&lt;modbustcpserver&gt;</w:t>
+        <w:t>&lt;</w:t>
+      </w:r>
+      <w:proofErr w:type="spellStart"/>
+      <w:r>
+        <w:rPr>
+          <w:rStyle w:val="XML"/>
+          <w:lang w:val="en-GB"/>
+        </w:rPr>
+        <w:t>modbustcpserver</w:t>
+      </w:r>
+      <w:proofErr w:type="spellEnd"/>
+      <w:r>
+        <w:rPr>
+          <w:rStyle w:val="XML"/>
+          <w:lang w:val="en-GB"/>
+        </w:rPr>
+        <w:t>&gt;</w:t>
       </w:r>
       <w:r>
         <w:rPr>
@@ -32054,7 +34048,21 @@
               <w:rPr>
                 <w:rStyle w:val="XML"/>
               </w:rPr>
-              <w:t>&lt;enable&gt;</w:t>
+              <w:t>&lt;</w:t>
+            </w:r>
+            <w:proofErr w:type="spellStart"/>
+            <w:r>
+              <w:rPr>
+                <w:rStyle w:val="XML"/>
+              </w:rPr>
+              <w:t>enable</w:t>
+            </w:r>
+            <w:proofErr w:type="spellEnd"/>
+            <w:r>
+              <w:rPr>
+                <w:rStyle w:val="XML"/>
+              </w:rPr>
+              <w:t>&gt;</w:t>
             </w:r>
           </w:p>
         </w:tc>
@@ -32085,9 +34093,6 @@
             </w:r>
             <w:r>
               <w:br/>
-            </w:r>
-            <w:r>
-              <w:lastRenderedPageBreak/>
               <w:t xml:space="preserve">Optional. </w:t>
             </w:r>
             <w:r>
@@ -32096,6 +34101,7 @@
               </w:rPr>
               <w:t xml:space="preserve">Default: </w:t>
             </w:r>
+            <w:proofErr w:type="spellStart"/>
             <w:r>
               <w:rPr>
                 <w:b/>
@@ -32104,6 +34110,7 @@
               </w:rPr>
               <w:t>false</w:t>
             </w:r>
+            <w:proofErr w:type="spellEnd"/>
             <w:r>
               <w:t xml:space="preserve"> </w:t>
             </w:r>
@@ -32126,7 +34133,6 @@
               <w:rPr>
                 <w:rStyle w:val="XML"/>
               </w:rPr>
-              <w:lastRenderedPageBreak/>
               <w:t>&lt;port&gt;</w:t>
             </w:r>
           </w:p>
@@ -32245,6 +34251,7 @@
         </w:rPr>
       </w:pPr>
       <w:r>
+        <w:lastRenderedPageBreak/>
         <w:t>An XML comment:</w:t>
       </w:r>
     </w:p>
@@ -32265,7 +34272,25 @@
           <w:bCs/>
           <w:lang w:val="nl-BE"/>
         </w:rPr>
-        <w:t>starts with:</w:t>
+        <w:t xml:space="preserve">starts </w:t>
+      </w:r>
+      <w:proofErr w:type="spellStart"/>
+      <w:r>
+        <w:rPr>
+          <w:b/>
+          <w:bCs/>
+          <w:lang w:val="nl-BE"/>
+        </w:rPr>
+        <w:t>with</w:t>
+      </w:r>
+      <w:proofErr w:type="spellEnd"/>
+      <w:r>
+        <w:rPr>
+          <w:b/>
+          <w:bCs/>
+          <w:lang w:val="nl-BE"/>
+        </w:rPr>
+        <w:t>:</w:t>
       </w:r>
       <w:r>
         <w:rPr>
@@ -32298,13 +34323,41 @@
           <w:lang w:val="nl-BE"/>
         </w:rPr>
       </w:pPr>
+      <w:proofErr w:type="spellStart"/>
       <w:r>
         <w:rPr>
           <w:b/>
           <w:bCs/>
           <w:lang w:val="nl-BE"/>
         </w:rPr>
-        <w:t>ends with:</w:t>
+        <w:t>ends</w:t>
+      </w:r>
+      <w:proofErr w:type="spellEnd"/>
+      <w:r>
+        <w:rPr>
+          <w:b/>
+          <w:bCs/>
+          <w:lang w:val="nl-BE"/>
+        </w:rPr>
+        <w:t xml:space="preserve"> </w:t>
+      </w:r>
+      <w:proofErr w:type="spellStart"/>
+      <w:r>
+        <w:rPr>
+          <w:b/>
+          <w:bCs/>
+          <w:lang w:val="nl-BE"/>
+        </w:rPr>
+        <w:t>with</w:t>
+      </w:r>
+      <w:proofErr w:type="spellEnd"/>
+      <w:r>
+        <w:rPr>
+          <w:b/>
+          <w:bCs/>
+          <w:lang w:val="nl-BE"/>
+        </w:rPr>
+        <w:t>:</w:t>
       </w:r>
       <w:r>
         <w:rPr>
@@ -32520,6 +34573,7 @@
         </w:rPr>
         <w:t>&gt;&lt;</w:t>
       </w:r>
+      <w:proofErr w:type="spellStart"/>
       <w:r>
         <w:rPr>
           <w:rStyle w:val="XMLElement"/>
@@ -32527,6 +34581,7 @@
         </w:rPr>
         <w:t>rw</w:t>
       </w:r>
+      <w:proofErr w:type="spellEnd"/>
       <w:r>
         <w:rPr>
           <w:rStyle w:val="XMLBracket"/>
@@ -32548,6 +34603,7 @@
         </w:rPr>
         <w:t>&lt;/</w:t>
       </w:r>
+      <w:proofErr w:type="spellStart"/>
       <w:r>
         <w:rPr>
           <w:rStyle w:val="XMLElement"/>
@@ -32555,6 +34611,7 @@
         </w:rPr>
         <w:t>rw</w:t>
       </w:r>
+      <w:proofErr w:type="spellEnd"/>
       <w:r>
         <w:rPr>
           <w:rStyle w:val="XMLBracket"/>
@@ -32612,7 +34669,39 @@
           <w:rStyle w:val="XMLComment"/>
           <w:lang w:val="en-GB"/>
         </w:rPr>
-        <w:t>var&gt;&lt;reg&gt;40007&lt;/reg&gt;&lt;text&gt;Analog in 2&lt;/text&gt;&lt;type&gt;uint16&lt;/type&gt;&lt;rw&gt;r&lt;/rw&gt;&lt;/var&gt;</w:t>
+        <w:t>var&gt;&lt;reg&gt;40007&lt;/reg&gt;&lt;text&gt;Analog in 2&lt;/text&gt;&lt;type&gt;uint16&lt;/type&gt;&lt;</w:t>
+      </w:r>
+      <w:proofErr w:type="spellStart"/>
+      <w:r>
+        <w:rPr>
+          <w:rStyle w:val="XMLComment"/>
+          <w:lang w:val="en-GB"/>
+        </w:rPr>
+        <w:t>rw</w:t>
+      </w:r>
+      <w:proofErr w:type="spellEnd"/>
+      <w:r>
+        <w:rPr>
+          <w:rStyle w:val="XMLComment"/>
+          <w:lang w:val="en-GB"/>
+        </w:rPr>
+        <w:t>&gt;r&lt;/</w:t>
+      </w:r>
+      <w:proofErr w:type="spellStart"/>
+      <w:r>
+        <w:rPr>
+          <w:rStyle w:val="XMLComment"/>
+          <w:lang w:val="en-GB"/>
+        </w:rPr>
+        <w:t>rw</w:t>
+      </w:r>
+      <w:proofErr w:type="spellEnd"/>
+      <w:r>
+        <w:rPr>
+          <w:rStyle w:val="XMLComment"/>
+          <w:lang w:val="en-GB"/>
+        </w:rPr>
+        <w:t>&gt;&lt;/var&gt;</w:t>
       </w:r>
     </w:p>
     <w:p>
@@ -32634,7 +34723,39 @@
           <w:rStyle w:val="XMLComment"/>
           <w:lang w:val="en-GB"/>
         </w:rPr>
-        <w:t>var&gt;&lt;reg&gt;40008&lt;/reg&gt;&lt;text&gt;Analog in 3&lt;/text&gt;&lt;type&gt;uint16&lt;/type&gt;&lt;rw&gt;r&lt;/rw&gt;&lt;/var&gt;</w:t>
+        <w:t>var&gt;&lt;reg&gt;40008&lt;/reg&gt;&lt;text&gt;Analog in 3&lt;/text&gt;&lt;type&gt;uint16&lt;/type&gt;&lt;</w:t>
+      </w:r>
+      <w:proofErr w:type="spellStart"/>
+      <w:r>
+        <w:rPr>
+          <w:rStyle w:val="XMLComment"/>
+          <w:lang w:val="en-GB"/>
+        </w:rPr>
+        <w:t>rw</w:t>
+      </w:r>
+      <w:proofErr w:type="spellEnd"/>
+      <w:r>
+        <w:rPr>
+          <w:rStyle w:val="XMLComment"/>
+          <w:lang w:val="en-GB"/>
+        </w:rPr>
+        <w:t>&gt;r&lt;/</w:t>
+      </w:r>
+      <w:proofErr w:type="spellStart"/>
+      <w:r>
+        <w:rPr>
+          <w:rStyle w:val="XMLComment"/>
+          <w:lang w:val="en-GB"/>
+        </w:rPr>
+        <w:t>rw</w:t>
+      </w:r>
+      <w:proofErr w:type="spellEnd"/>
+      <w:r>
+        <w:rPr>
+          <w:rStyle w:val="XMLComment"/>
+          <w:lang w:val="en-GB"/>
+        </w:rPr>
+        <w:t>&gt;&lt;/var&gt;</w:t>
       </w:r>
     </w:p>
     <w:p>
@@ -32808,6 +34929,7 @@
         </w:rPr>
         <w:t>&gt;&lt;</w:t>
       </w:r>
+      <w:proofErr w:type="spellStart"/>
       <w:r>
         <w:rPr>
           <w:rStyle w:val="XMLElement"/>
@@ -32815,6 +34937,7 @@
         </w:rPr>
         <w:t>rw</w:t>
       </w:r>
+      <w:proofErr w:type="spellEnd"/>
       <w:r>
         <w:rPr>
           <w:rStyle w:val="XMLBracket"/>
@@ -32836,6 +34959,7 @@
         </w:rPr>
         <w:t>&lt;/</w:t>
       </w:r>
+      <w:proofErr w:type="spellStart"/>
       <w:r>
         <w:rPr>
           <w:rStyle w:val="XMLElement"/>
@@ -32843,6 +34967,7 @@
         </w:rPr>
         <w:t>rw</w:t>
       </w:r>
+      <w:proofErr w:type="spellEnd"/>
       <w:r>
         <w:rPr>
           <w:rStyle w:val="XMLBracket"/>

--- a/Manuals/ModbusControl - User manual.docx
+++ b/Manuals/ModbusControl - User manual.docx
@@ -48,7 +48,7 @@
         <w:t xml:space="preserve"> version 2.0.2</w:t>
       </w:r>
       <w:r>
-        <w:t>2</w:t>
+        <w:t>3</w:t>
       </w:r>
     </w:p>
     <w:p>
@@ -86,7 +86,7 @@
       <w:r>
         <w:fldChar w:fldCharType="separate"/>
       </w:r>
-      <w:hyperlink w:anchor="_Toc223081691" w:history="1">
+      <w:hyperlink w:anchor="_Toc224051367" w:history="1">
         <w:r>
           <w:rPr>
             <w:rStyle w:val="Hyperlink"/>
@@ -127,7 +127,7 @@
           <w:rPr>
             <w:noProof/>
           </w:rPr>
-          <w:instrText xml:space="preserve"> PAGEREF _Toc223081691 \h </w:instrText>
+          <w:instrText xml:space="preserve"> PAGEREF _Toc224051367 \h </w:instrText>
         </w:r>
         <w:r>
           <w:rPr>
@@ -170,7 +170,7 @@
           <w:lang w:val="nl-BE" w:eastAsia="nl-BE" w:bidi="ar-SA"/>
         </w:rPr>
       </w:pPr>
-      <w:hyperlink w:anchor="_Toc223081692" w:history="1">
+      <w:hyperlink w:anchor="_Toc224051368" w:history="1">
         <w:r>
           <w:rPr>
             <w:rStyle w:val="Hyperlink"/>
@@ -211,7 +211,7 @@
           <w:rPr>
             <w:noProof/>
           </w:rPr>
-          <w:instrText xml:space="preserve"> PAGEREF _Toc223081692 \h </w:instrText>
+          <w:instrText xml:space="preserve"> PAGEREF _Toc224051368 \h </w:instrText>
         </w:r>
         <w:r>
           <w:rPr>
@@ -254,7 +254,7 @@
           <w:lang w:val="nl-BE" w:eastAsia="nl-BE" w:bidi="ar-SA"/>
         </w:rPr>
       </w:pPr>
-      <w:hyperlink w:anchor="_Toc223081693" w:history="1">
+      <w:hyperlink w:anchor="_Toc224051369" w:history="1">
         <w:r>
           <w:rPr>
             <w:rStyle w:val="Hyperlink"/>
@@ -295,7 +295,7 @@
           <w:rPr>
             <w:noProof/>
           </w:rPr>
-          <w:instrText xml:space="preserve"> PAGEREF _Toc223081693 \h </w:instrText>
+          <w:instrText xml:space="preserve"> PAGEREF _Toc224051369 \h </w:instrText>
         </w:r>
         <w:r>
           <w:rPr>
@@ -338,7 +338,7 @@
           <w:lang w:val="nl-BE" w:eastAsia="nl-BE" w:bidi="ar-SA"/>
         </w:rPr>
       </w:pPr>
-      <w:hyperlink w:anchor="_Toc223081694" w:history="1">
+      <w:hyperlink w:anchor="_Toc224051370" w:history="1">
         <w:r>
           <w:rPr>
             <w:rStyle w:val="Hyperlink"/>
@@ -379,7 +379,7 @@
           <w:rPr>
             <w:noProof/>
           </w:rPr>
-          <w:instrText xml:space="preserve"> PAGEREF _Toc223081694 \h </w:instrText>
+          <w:instrText xml:space="preserve"> PAGEREF _Toc224051370 \h </w:instrText>
         </w:r>
         <w:r>
           <w:rPr>
@@ -422,7 +422,7 @@
           <w:lang w:val="nl-BE" w:eastAsia="nl-BE" w:bidi="ar-SA"/>
         </w:rPr>
       </w:pPr>
-      <w:hyperlink w:anchor="_Toc223081695" w:history="1">
+      <w:hyperlink w:anchor="_Toc224051371" w:history="1">
         <w:r>
           <w:rPr>
             <w:rStyle w:val="Hyperlink"/>
@@ -463,7 +463,7 @@
           <w:rPr>
             <w:noProof/>
           </w:rPr>
-          <w:instrText xml:space="preserve"> PAGEREF _Toc223081695 \h </w:instrText>
+          <w:instrText xml:space="preserve"> PAGEREF _Toc224051371 \h </w:instrText>
         </w:r>
         <w:r>
           <w:rPr>
@@ -506,7 +506,7 @@
           <w:lang w:val="nl-BE" w:eastAsia="nl-BE" w:bidi="ar-SA"/>
         </w:rPr>
       </w:pPr>
-      <w:hyperlink w:anchor="_Toc223081696" w:history="1">
+      <w:hyperlink w:anchor="_Toc224051372" w:history="1">
         <w:r>
           <w:rPr>
             <w:rStyle w:val="Hyperlink"/>
@@ -547,7 +547,7 @@
           <w:rPr>
             <w:noProof/>
           </w:rPr>
-          <w:instrText xml:space="preserve"> PAGEREF _Toc223081696 \h </w:instrText>
+          <w:instrText xml:space="preserve"> PAGEREF _Toc224051372 \h </w:instrText>
         </w:r>
         <w:r>
           <w:rPr>
@@ -590,7 +590,7 @@
           <w:lang w:val="nl-BE" w:eastAsia="nl-BE" w:bidi="ar-SA"/>
         </w:rPr>
       </w:pPr>
-      <w:hyperlink w:anchor="_Toc223081697" w:history="1">
+      <w:hyperlink w:anchor="_Toc224051373" w:history="1">
         <w:r>
           <w:rPr>
             <w:rStyle w:val="Hyperlink"/>
@@ -631,7 +631,7 @@
           <w:rPr>
             <w:noProof/>
           </w:rPr>
-          <w:instrText xml:space="preserve"> PAGEREF _Toc223081697 \h </w:instrText>
+          <w:instrText xml:space="preserve"> PAGEREF _Toc224051373 \h </w:instrText>
         </w:r>
         <w:r>
           <w:rPr>
@@ -674,7 +674,7 @@
           <w:lang w:val="nl-BE" w:eastAsia="nl-BE" w:bidi="ar-SA"/>
         </w:rPr>
       </w:pPr>
-      <w:hyperlink w:anchor="_Toc223081698" w:history="1">
+      <w:hyperlink w:anchor="_Toc224051374" w:history="1">
         <w:r>
           <w:rPr>
             <w:rStyle w:val="Hyperlink"/>
@@ -715,7 +715,7 @@
           <w:rPr>
             <w:noProof/>
           </w:rPr>
-          <w:instrText xml:space="preserve"> PAGEREF _Toc223081698 \h </w:instrText>
+          <w:instrText xml:space="preserve"> PAGEREF _Toc224051374 \h </w:instrText>
         </w:r>
         <w:r>
           <w:rPr>
@@ -758,7 +758,7 @@
           <w:lang w:val="nl-BE" w:eastAsia="nl-BE" w:bidi="ar-SA"/>
         </w:rPr>
       </w:pPr>
-      <w:hyperlink w:anchor="_Toc223081699" w:history="1">
+      <w:hyperlink w:anchor="_Toc224051375" w:history="1">
         <w:r>
           <w:rPr>
             <w:rStyle w:val="Hyperlink"/>
@@ -799,7 +799,7 @@
           <w:rPr>
             <w:noProof/>
           </w:rPr>
-          <w:instrText xml:space="preserve"> PAGEREF _Toc223081699 \h </w:instrText>
+          <w:instrText xml:space="preserve"> PAGEREF _Toc224051375 \h </w:instrText>
         </w:r>
         <w:r>
           <w:rPr>
@@ -842,7 +842,7 @@
           <w:lang w:val="nl-BE" w:eastAsia="nl-BE" w:bidi="ar-SA"/>
         </w:rPr>
       </w:pPr>
-      <w:hyperlink w:anchor="_Toc223081700" w:history="1">
+      <w:hyperlink w:anchor="_Toc224051376" w:history="1">
         <w:r>
           <w:rPr>
             <w:rStyle w:val="Hyperlink"/>
@@ -865,21 +865,7 @@
             <w:rStyle w:val="Hyperlink"/>
             <w:noProof/>
           </w:rPr>
-          <w:t>Opt</w:t>
-        </w:r>
-        <w:r>
-          <w:rPr>
-            <w:rStyle w:val="Hyperlink"/>
-            <w:noProof/>
-          </w:rPr>
-          <w:t>i</w:t>
-        </w:r>
-        <w:r>
-          <w:rPr>
-            <w:rStyle w:val="Hyperlink"/>
-            <w:noProof/>
-          </w:rPr>
-          <w:t>ons</w:t>
+          <w:t>Options</w:t>
         </w:r>
         <w:r>
           <w:rPr>
@@ -897,7 +883,7 @@
           <w:rPr>
             <w:noProof/>
           </w:rPr>
-          <w:instrText xml:space="preserve"> PAGEREF _Toc223081700 \h </w:instrText>
+          <w:instrText xml:space="preserve"> PAGEREF _Toc224051376 \h </w:instrText>
         </w:r>
         <w:r>
           <w:rPr>
@@ -940,7 +926,7 @@
           <w:lang w:val="nl-BE" w:eastAsia="nl-BE" w:bidi="ar-SA"/>
         </w:rPr>
       </w:pPr>
-      <w:hyperlink w:anchor="_Toc223081701" w:history="1">
+      <w:hyperlink w:anchor="_Toc224051377" w:history="1">
         <w:r>
           <w:rPr>
             <w:rStyle w:val="Hyperlink"/>
@@ -981,7 +967,7 @@
           <w:rPr>
             <w:noProof/>
           </w:rPr>
-          <w:instrText xml:space="preserve"> PAGEREF _Toc223081701 \h </w:instrText>
+          <w:instrText xml:space="preserve"> PAGEREF _Toc224051377 \h </w:instrText>
         </w:r>
         <w:r>
           <w:rPr>
@@ -1024,7 +1010,7 @@
           <w:lang w:val="nl-BE" w:eastAsia="nl-BE" w:bidi="ar-SA"/>
         </w:rPr>
       </w:pPr>
-      <w:hyperlink w:anchor="_Toc223081702" w:history="1">
+      <w:hyperlink w:anchor="_Toc224051378" w:history="1">
         <w:r>
           <w:rPr>
             <w:rStyle w:val="Hyperlink"/>
@@ -1065,7 +1051,7 @@
           <w:rPr>
             <w:noProof/>
           </w:rPr>
-          <w:instrText xml:space="preserve"> PAGEREF _Toc223081702 \h </w:instrText>
+          <w:instrText xml:space="preserve"> PAGEREF _Toc224051378 \h </w:instrText>
         </w:r>
         <w:r>
           <w:rPr>
@@ -1108,7 +1094,7 @@
           <w:lang w:val="nl-BE" w:eastAsia="nl-BE" w:bidi="ar-SA"/>
         </w:rPr>
       </w:pPr>
-      <w:hyperlink w:anchor="_Toc223081703" w:history="1">
+      <w:hyperlink w:anchor="_Toc224051379" w:history="1">
         <w:r>
           <w:rPr>
             <w:rStyle w:val="Hyperlink"/>
@@ -1149,7 +1135,7 @@
           <w:rPr>
             <w:noProof/>
           </w:rPr>
-          <w:instrText xml:space="preserve"> PAGEREF _Toc223081703 \h </w:instrText>
+          <w:instrText xml:space="preserve"> PAGEREF _Toc224051379 \h </w:instrText>
         </w:r>
         <w:r>
           <w:rPr>
@@ -1192,7 +1178,7 @@
           <w:lang w:val="nl-BE" w:eastAsia="nl-BE" w:bidi="ar-SA"/>
         </w:rPr>
       </w:pPr>
-      <w:hyperlink w:anchor="_Toc223081704" w:history="1">
+      <w:hyperlink w:anchor="_Toc224051380" w:history="1">
         <w:r>
           <w:rPr>
             <w:rStyle w:val="Hyperlink"/>
@@ -1233,7 +1219,7 @@
           <w:rPr>
             <w:noProof/>
           </w:rPr>
-          <w:instrText xml:space="preserve"> PAGEREF _Toc223081704 \h </w:instrText>
+          <w:instrText xml:space="preserve"> PAGEREF _Toc224051380 \h </w:instrText>
         </w:r>
         <w:r>
           <w:rPr>
@@ -1276,7 +1262,7 @@
           <w:lang w:val="nl-BE" w:eastAsia="nl-BE" w:bidi="ar-SA"/>
         </w:rPr>
       </w:pPr>
-      <w:hyperlink w:anchor="_Toc223081705" w:history="1">
+      <w:hyperlink w:anchor="_Toc224051381" w:history="1">
         <w:r>
           <w:rPr>
             <w:rStyle w:val="Hyperlink"/>
@@ -1317,7 +1303,7 @@
           <w:rPr>
             <w:noProof/>
           </w:rPr>
-          <w:instrText xml:space="preserve"> PAGEREF _Toc223081705 \h </w:instrText>
+          <w:instrText xml:space="preserve"> PAGEREF _Toc224051381 \h </w:instrText>
         </w:r>
         <w:r>
           <w:rPr>
@@ -1360,7 +1346,7 @@
           <w:lang w:val="nl-BE" w:eastAsia="nl-BE" w:bidi="ar-SA"/>
         </w:rPr>
       </w:pPr>
-      <w:hyperlink w:anchor="_Toc223081706" w:history="1">
+      <w:hyperlink w:anchor="_Toc224051382" w:history="1">
         <w:r>
           <w:rPr>
             <w:rStyle w:val="Hyperlink"/>
@@ -1401,7 +1387,7 @@
           <w:rPr>
             <w:noProof/>
           </w:rPr>
-          <w:instrText xml:space="preserve"> PAGEREF _Toc223081706 \h </w:instrText>
+          <w:instrText xml:space="preserve"> PAGEREF _Toc224051382 \h </w:instrText>
         </w:r>
         <w:r>
           <w:rPr>
@@ -1444,7 +1430,7 @@
           <w:lang w:val="nl-BE" w:eastAsia="nl-BE" w:bidi="ar-SA"/>
         </w:rPr>
       </w:pPr>
-      <w:hyperlink w:anchor="_Toc223081707" w:history="1">
+      <w:hyperlink w:anchor="_Toc224051383" w:history="1">
         <w:r>
           <w:rPr>
             <w:rStyle w:val="Hyperlink"/>
@@ -1485,7 +1471,7 @@
           <w:rPr>
             <w:noProof/>
           </w:rPr>
-          <w:instrText xml:space="preserve"> PAGEREF _Toc223081707 \h </w:instrText>
+          <w:instrText xml:space="preserve"> PAGEREF _Toc224051383 \h </w:instrText>
         </w:r>
         <w:r>
           <w:rPr>
@@ -1528,7 +1514,7 @@
           <w:lang w:val="nl-BE" w:eastAsia="nl-BE" w:bidi="ar-SA"/>
         </w:rPr>
       </w:pPr>
-      <w:hyperlink w:anchor="_Toc223081708" w:history="1">
+      <w:hyperlink w:anchor="_Toc224051384" w:history="1">
         <w:r>
           <w:rPr>
             <w:rStyle w:val="Hyperlink"/>
@@ -1569,7 +1555,7 @@
           <w:rPr>
             <w:noProof/>
           </w:rPr>
-          <w:instrText xml:space="preserve"> PAGEREF _Toc223081708 \h </w:instrText>
+          <w:instrText xml:space="preserve"> PAGEREF _Toc224051384 \h </w:instrText>
         </w:r>
         <w:r>
           <w:rPr>
@@ -1612,7 +1598,7 @@
           <w:lang w:val="nl-BE" w:eastAsia="nl-BE" w:bidi="ar-SA"/>
         </w:rPr>
       </w:pPr>
-      <w:hyperlink w:anchor="_Toc223081709" w:history="1">
+      <w:hyperlink w:anchor="_Toc224051385" w:history="1">
         <w:r>
           <w:rPr>
             <w:rStyle w:val="Hyperlink"/>
@@ -1653,7 +1639,7 @@
           <w:rPr>
             <w:noProof/>
           </w:rPr>
-          <w:instrText xml:space="preserve"> PAGEREF _Toc223081709 \h </w:instrText>
+          <w:instrText xml:space="preserve"> PAGEREF _Toc224051385 \h </w:instrText>
         </w:r>
         <w:r>
           <w:rPr>
@@ -1696,7 +1682,7 @@
           <w:lang w:val="nl-BE" w:eastAsia="nl-BE" w:bidi="ar-SA"/>
         </w:rPr>
       </w:pPr>
-      <w:hyperlink w:anchor="_Toc223081710" w:history="1">
+      <w:hyperlink w:anchor="_Toc224051386" w:history="1">
         <w:r>
           <w:rPr>
             <w:rStyle w:val="Hyperlink"/>
@@ -1737,7 +1723,7 @@
           <w:rPr>
             <w:noProof/>
           </w:rPr>
-          <w:instrText xml:space="preserve"> PAGEREF _Toc223081710 \h </w:instrText>
+          <w:instrText xml:space="preserve"> PAGEREF _Toc224051386 \h </w:instrText>
         </w:r>
         <w:r>
           <w:rPr>
@@ -1780,7 +1766,7 @@
           <w:lang w:val="nl-BE" w:eastAsia="nl-BE" w:bidi="ar-SA"/>
         </w:rPr>
       </w:pPr>
-      <w:hyperlink w:anchor="_Toc223081711" w:history="1">
+      <w:hyperlink w:anchor="_Toc224051387" w:history="1">
         <w:r>
           <w:rPr>
             <w:rStyle w:val="Hyperlink"/>
@@ -1821,7 +1807,7 @@
           <w:rPr>
             <w:noProof/>
           </w:rPr>
-          <w:instrText xml:space="preserve"> PAGEREF _Toc223081711 \h </w:instrText>
+          <w:instrText xml:space="preserve"> PAGEREF _Toc224051387 \h </w:instrText>
         </w:r>
         <w:r>
           <w:rPr>
@@ -1864,7 +1850,7 @@
           <w:lang w:val="nl-BE" w:eastAsia="nl-BE" w:bidi="ar-SA"/>
         </w:rPr>
       </w:pPr>
-      <w:hyperlink w:anchor="_Toc223081712" w:history="1">
+      <w:hyperlink w:anchor="_Toc224051388" w:history="1">
         <w:r>
           <w:rPr>
             <w:rStyle w:val="Hyperlink"/>
@@ -1905,7 +1891,7 @@
           <w:rPr>
             <w:noProof/>
           </w:rPr>
-          <w:instrText xml:space="preserve"> PAGEREF _Toc223081712 \h </w:instrText>
+          <w:instrText xml:space="preserve"> PAGEREF _Toc224051388 \h </w:instrText>
         </w:r>
         <w:r>
           <w:rPr>
@@ -1948,7 +1934,7 @@
           <w:lang w:val="nl-BE" w:eastAsia="nl-BE" w:bidi="ar-SA"/>
         </w:rPr>
       </w:pPr>
-      <w:hyperlink w:anchor="_Toc223081713" w:history="1">
+      <w:hyperlink w:anchor="_Toc224051389" w:history="1">
         <w:r>
           <w:rPr>
             <w:rStyle w:val="Hyperlink"/>
@@ -1989,7 +1975,7 @@
           <w:rPr>
             <w:noProof/>
           </w:rPr>
-          <w:instrText xml:space="preserve"> PAGEREF _Toc223081713 \h </w:instrText>
+          <w:instrText xml:space="preserve"> PAGEREF _Toc224051389 \h </w:instrText>
         </w:r>
         <w:r>
           <w:rPr>
@@ -2032,7 +2018,7 @@
           <w:lang w:val="nl-BE" w:eastAsia="nl-BE" w:bidi="ar-SA"/>
         </w:rPr>
       </w:pPr>
-      <w:hyperlink w:anchor="_Toc223081714" w:history="1">
+      <w:hyperlink w:anchor="_Toc224051390" w:history="1">
         <w:r>
           <w:rPr>
             <w:rStyle w:val="Hyperlink"/>
@@ -2073,7 +2059,7 @@
           <w:rPr>
             <w:noProof/>
           </w:rPr>
-          <w:instrText xml:space="preserve"> PAGEREF _Toc223081714 \h </w:instrText>
+          <w:instrText xml:space="preserve"> PAGEREF _Toc224051390 \h </w:instrText>
         </w:r>
         <w:r>
           <w:rPr>
@@ -2116,7 +2102,7 @@
           <w:lang w:val="nl-BE" w:eastAsia="nl-BE" w:bidi="ar-SA"/>
         </w:rPr>
       </w:pPr>
-      <w:hyperlink w:anchor="_Toc223081715" w:history="1">
+      <w:hyperlink w:anchor="_Toc224051391" w:history="1">
         <w:r>
           <w:rPr>
             <w:rStyle w:val="Hyperlink"/>
@@ -2157,7 +2143,7 @@
           <w:rPr>
             <w:noProof/>
           </w:rPr>
-          <w:instrText xml:space="preserve"> PAGEREF _Toc223081715 \h </w:instrText>
+          <w:instrText xml:space="preserve"> PAGEREF _Toc224051391 \h </w:instrText>
         </w:r>
         <w:r>
           <w:rPr>
@@ -2200,7 +2186,7 @@
           <w:lang w:val="nl-BE" w:eastAsia="nl-BE" w:bidi="ar-SA"/>
         </w:rPr>
       </w:pPr>
-      <w:hyperlink w:anchor="_Toc223081716" w:history="1">
+      <w:hyperlink w:anchor="_Toc224051392" w:history="1">
         <w:r>
           <w:rPr>
             <w:rStyle w:val="Hyperlink"/>
@@ -2241,7 +2227,7 @@
           <w:rPr>
             <w:noProof/>
           </w:rPr>
-          <w:instrText xml:space="preserve"> PAGEREF _Toc223081716 \h </w:instrText>
+          <w:instrText xml:space="preserve"> PAGEREF _Toc224051392 \h </w:instrText>
         </w:r>
         <w:r>
           <w:rPr>
@@ -2284,7 +2270,7 @@
           <w:lang w:val="nl-BE" w:eastAsia="nl-BE" w:bidi="ar-SA"/>
         </w:rPr>
       </w:pPr>
-      <w:hyperlink w:anchor="_Toc223081717" w:history="1">
+      <w:hyperlink w:anchor="_Toc224051393" w:history="1">
         <w:r>
           <w:rPr>
             <w:rStyle w:val="Hyperlink"/>
@@ -2325,7 +2311,7 @@
           <w:rPr>
             <w:noProof/>
           </w:rPr>
-          <w:instrText xml:space="preserve"> PAGEREF _Toc223081717 \h </w:instrText>
+          <w:instrText xml:space="preserve"> PAGEREF _Toc224051393 \h </w:instrText>
         </w:r>
         <w:r>
           <w:rPr>
@@ -2343,7 +2329,7 @@
             <w:rFonts w:hint="eastAsia"/>
             <w:noProof/>
           </w:rPr>
-          <w:t>19</w:t>
+          <w:t>18</w:t>
         </w:r>
         <w:r>
           <w:rPr>
@@ -2368,7 +2354,7 @@
           <w:lang w:val="nl-BE" w:eastAsia="nl-BE" w:bidi="ar-SA"/>
         </w:rPr>
       </w:pPr>
-      <w:hyperlink w:anchor="_Toc223081718" w:history="1">
+      <w:hyperlink w:anchor="_Toc224051394" w:history="1">
         <w:r>
           <w:rPr>
             <w:rStyle w:val="Hyperlink"/>
@@ -2409,7 +2395,7 @@
           <w:rPr>
             <w:noProof/>
           </w:rPr>
-          <w:instrText xml:space="preserve"> PAGEREF _Toc223081718 \h </w:instrText>
+          <w:instrText xml:space="preserve"> PAGEREF _Toc224051394 \h </w:instrText>
         </w:r>
         <w:r>
           <w:rPr>
@@ -2452,7 +2438,7 @@
           <w:lang w:val="nl-BE" w:eastAsia="nl-BE" w:bidi="ar-SA"/>
         </w:rPr>
       </w:pPr>
-      <w:hyperlink w:anchor="_Toc223081719" w:history="1">
+      <w:hyperlink w:anchor="_Toc224051395" w:history="1">
         <w:r>
           <w:rPr>
             <w:rStyle w:val="Hyperlink"/>
@@ -2493,7 +2479,7 @@
           <w:rPr>
             <w:noProof/>
           </w:rPr>
-          <w:instrText xml:space="preserve"> PAGEREF _Toc223081719 \h </w:instrText>
+          <w:instrText xml:space="preserve"> PAGEREF _Toc224051395 \h </w:instrText>
         </w:r>
         <w:r>
           <w:rPr>
@@ -2536,7 +2522,7 @@
           <w:lang w:val="nl-BE" w:eastAsia="nl-BE" w:bidi="ar-SA"/>
         </w:rPr>
       </w:pPr>
-      <w:hyperlink w:anchor="_Toc223081720" w:history="1">
+      <w:hyperlink w:anchor="_Toc224051396" w:history="1">
         <w:r>
           <w:rPr>
             <w:rStyle w:val="Hyperlink"/>
@@ -2577,7 +2563,7 @@
           <w:rPr>
             <w:noProof/>
           </w:rPr>
-          <w:instrText xml:space="preserve"> PAGEREF _Toc223081720 \h </w:instrText>
+          <w:instrText xml:space="preserve"> PAGEREF _Toc224051396 \h </w:instrText>
         </w:r>
         <w:r>
           <w:rPr>
@@ -2620,7 +2606,7 @@
           <w:lang w:val="nl-BE" w:eastAsia="nl-BE" w:bidi="ar-SA"/>
         </w:rPr>
       </w:pPr>
-      <w:hyperlink w:anchor="_Toc223081721" w:history="1">
+      <w:hyperlink w:anchor="_Toc224051397" w:history="1">
         <w:r>
           <w:rPr>
             <w:rStyle w:val="Hyperlink"/>
@@ -2661,7 +2647,7 @@
           <w:rPr>
             <w:noProof/>
           </w:rPr>
-          <w:instrText xml:space="preserve"> PAGEREF _Toc223081721 \h </w:instrText>
+          <w:instrText xml:space="preserve"> PAGEREF _Toc224051397 \h </w:instrText>
         </w:r>
         <w:r>
           <w:rPr>
@@ -2704,7 +2690,7 @@
           <w:lang w:val="nl-BE" w:eastAsia="nl-BE" w:bidi="ar-SA"/>
         </w:rPr>
       </w:pPr>
-      <w:hyperlink w:anchor="_Toc223081722" w:history="1">
+      <w:hyperlink w:anchor="_Toc224051398" w:history="1">
         <w:r>
           <w:rPr>
             <w:rStyle w:val="Hyperlink"/>
@@ -2745,7 +2731,7 @@
           <w:rPr>
             <w:noProof/>
           </w:rPr>
-          <w:instrText xml:space="preserve"> PAGEREF _Toc223081722 \h </w:instrText>
+          <w:instrText xml:space="preserve"> PAGEREF _Toc224051398 \h </w:instrText>
         </w:r>
         <w:r>
           <w:rPr>
@@ -2763,7 +2749,7 @@
             <w:rFonts w:hint="eastAsia"/>
             <w:noProof/>
           </w:rPr>
-          <w:t>22</w:t>
+          <w:t>21</w:t>
         </w:r>
         <w:r>
           <w:rPr>
@@ -2788,7 +2774,7 @@
           <w:lang w:val="nl-BE" w:eastAsia="nl-BE" w:bidi="ar-SA"/>
         </w:rPr>
       </w:pPr>
-      <w:hyperlink w:anchor="_Toc223081723" w:history="1">
+      <w:hyperlink w:anchor="_Toc224051399" w:history="1">
         <w:r>
           <w:rPr>
             <w:rStyle w:val="Hyperlink"/>
@@ -2831,7 +2817,7 @@
           <w:rPr>
             <w:noProof/>
           </w:rPr>
-          <w:instrText xml:space="preserve"> PAGEREF _Toc223081723 \h </w:instrText>
+          <w:instrText xml:space="preserve"> PAGEREF _Toc224051399 \h </w:instrText>
         </w:r>
         <w:r>
           <w:rPr>
@@ -2874,7 +2860,7 @@
           <w:lang w:val="nl-BE" w:eastAsia="nl-BE" w:bidi="ar-SA"/>
         </w:rPr>
       </w:pPr>
-      <w:hyperlink w:anchor="_Toc223081724" w:history="1">
+      <w:hyperlink w:anchor="_Toc224051400" w:history="1">
         <w:r>
           <w:rPr>
             <w:rStyle w:val="Hyperlink"/>
@@ -2915,7 +2901,7 @@
           <w:rPr>
             <w:noProof/>
           </w:rPr>
-          <w:instrText xml:space="preserve"> PAGEREF _Toc223081724 \h </w:instrText>
+          <w:instrText xml:space="preserve"> PAGEREF _Toc224051400 \h </w:instrText>
         </w:r>
         <w:r>
           <w:rPr>
@@ -2958,7 +2944,7 @@
           <w:lang w:val="nl-BE" w:eastAsia="nl-BE" w:bidi="ar-SA"/>
         </w:rPr>
       </w:pPr>
-      <w:hyperlink w:anchor="_Toc223081725" w:history="1">
+      <w:hyperlink w:anchor="_Toc224051401" w:history="1">
         <w:r>
           <w:rPr>
             <w:rStyle w:val="Hyperlink"/>
@@ -2999,7 +2985,7 @@
           <w:rPr>
             <w:noProof/>
           </w:rPr>
-          <w:instrText xml:space="preserve"> PAGEREF _Toc223081725 \h </w:instrText>
+          <w:instrText xml:space="preserve"> PAGEREF _Toc224051401 \h </w:instrText>
         </w:r>
         <w:r>
           <w:rPr>
@@ -3042,7 +3028,7 @@
           <w:lang w:val="nl-BE" w:eastAsia="nl-BE" w:bidi="ar-SA"/>
         </w:rPr>
       </w:pPr>
-      <w:hyperlink w:anchor="_Toc223081726" w:history="1">
+      <w:hyperlink w:anchor="_Toc224051402" w:history="1">
         <w:r>
           <w:rPr>
             <w:rStyle w:val="Hyperlink"/>
@@ -3083,7 +3069,7 @@
           <w:rPr>
             <w:noProof/>
           </w:rPr>
-          <w:instrText xml:space="preserve"> PAGEREF _Toc223081726 \h </w:instrText>
+          <w:instrText xml:space="preserve"> PAGEREF _Toc224051402 \h </w:instrText>
         </w:r>
         <w:r>
           <w:rPr>
@@ -3126,7 +3112,7 @@
           <w:lang w:val="nl-BE" w:eastAsia="nl-BE" w:bidi="ar-SA"/>
         </w:rPr>
       </w:pPr>
-      <w:hyperlink w:anchor="_Toc223081727" w:history="1">
+      <w:hyperlink w:anchor="_Toc224051403" w:history="1">
         <w:r>
           <w:rPr>
             <w:rStyle w:val="Hyperlink"/>
@@ -3167,7 +3153,7 @@
           <w:rPr>
             <w:noProof/>
           </w:rPr>
-          <w:instrText xml:space="preserve"> PAGEREF _Toc223081727 \h </w:instrText>
+          <w:instrText xml:space="preserve"> PAGEREF _Toc224051403 \h </w:instrText>
         </w:r>
         <w:r>
           <w:rPr>
@@ -3210,7 +3196,7 @@
           <w:lang w:val="nl-BE" w:eastAsia="nl-BE" w:bidi="ar-SA"/>
         </w:rPr>
       </w:pPr>
-      <w:hyperlink w:anchor="_Toc223081728" w:history="1">
+      <w:hyperlink w:anchor="_Toc224051404" w:history="1">
         <w:r>
           <w:rPr>
             <w:rStyle w:val="Hyperlink"/>
@@ -3251,7 +3237,7 @@
           <w:rPr>
             <w:noProof/>
           </w:rPr>
-          <w:instrText xml:space="preserve"> PAGEREF _Toc223081728 \h </w:instrText>
+          <w:instrText xml:space="preserve"> PAGEREF _Toc224051404 \h </w:instrText>
         </w:r>
         <w:r>
           <w:rPr>
@@ -3294,7 +3280,7 @@
           <w:lang w:val="nl-BE" w:eastAsia="nl-BE" w:bidi="ar-SA"/>
         </w:rPr>
       </w:pPr>
-      <w:hyperlink w:anchor="_Toc223081729" w:history="1">
+      <w:hyperlink w:anchor="_Toc224051405" w:history="1">
         <w:r>
           <w:rPr>
             <w:rStyle w:val="Hyperlink"/>
@@ -3335,7 +3321,7 @@
           <w:rPr>
             <w:noProof/>
           </w:rPr>
-          <w:instrText xml:space="preserve"> PAGEREF _Toc223081729 \h </w:instrText>
+          <w:instrText xml:space="preserve"> PAGEREF _Toc224051405 \h </w:instrText>
         </w:r>
         <w:r>
           <w:rPr>
@@ -3353,7 +3339,7 @@
             <w:rFonts w:hint="eastAsia"/>
             <w:noProof/>
           </w:rPr>
-          <w:t>27</w:t>
+          <w:t>26</w:t>
         </w:r>
         <w:r>
           <w:rPr>
@@ -3378,7 +3364,7 @@
           <w:lang w:val="nl-BE" w:eastAsia="nl-BE" w:bidi="ar-SA"/>
         </w:rPr>
       </w:pPr>
-      <w:hyperlink w:anchor="_Toc223081730" w:history="1">
+      <w:hyperlink w:anchor="_Toc224051406" w:history="1">
         <w:r>
           <w:rPr>
             <w:rStyle w:val="Hyperlink"/>
@@ -3419,7 +3405,7 @@
           <w:rPr>
             <w:noProof/>
           </w:rPr>
-          <w:instrText xml:space="preserve"> PAGEREF _Toc223081730 \h </w:instrText>
+          <w:instrText xml:space="preserve"> PAGEREF _Toc224051406 \h </w:instrText>
         </w:r>
         <w:r>
           <w:rPr>
@@ -3462,7 +3448,7 @@
           <w:lang w:val="nl-BE" w:eastAsia="nl-BE" w:bidi="ar-SA"/>
         </w:rPr>
       </w:pPr>
-      <w:hyperlink w:anchor="_Toc223081731" w:history="1">
+      <w:hyperlink w:anchor="_Toc224051407" w:history="1">
         <w:r>
           <w:rPr>
             <w:rStyle w:val="Hyperlink"/>
@@ -3503,7 +3489,7 @@
           <w:rPr>
             <w:noProof/>
           </w:rPr>
-          <w:instrText xml:space="preserve"> PAGEREF _Toc223081731 \h </w:instrText>
+          <w:instrText xml:space="preserve"> PAGEREF _Toc224051407 \h </w:instrText>
         </w:r>
         <w:r>
           <w:rPr>
@@ -3546,7 +3532,7 @@
           <w:lang w:val="nl-BE" w:eastAsia="nl-BE" w:bidi="ar-SA"/>
         </w:rPr>
       </w:pPr>
-      <w:hyperlink w:anchor="_Toc223081732" w:history="1">
+      <w:hyperlink w:anchor="_Toc224051408" w:history="1">
         <w:r>
           <w:rPr>
             <w:rStyle w:val="Hyperlink"/>
@@ -3587,7 +3573,7 @@
           <w:rPr>
             <w:noProof/>
           </w:rPr>
-          <w:instrText xml:space="preserve"> PAGEREF _Toc223081732 \h </w:instrText>
+          <w:instrText xml:space="preserve"> PAGEREF _Toc224051408 \h </w:instrText>
         </w:r>
         <w:r>
           <w:rPr>
@@ -3630,7 +3616,7 @@
           <w:lang w:val="nl-BE" w:eastAsia="nl-BE" w:bidi="ar-SA"/>
         </w:rPr>
       </w:pPr>
-      <w:hyperlink w:anchor="_Toc223081733" w:history="1">
+      <w:hyperlink w:anchor="_Toc224051409" w:history="1">
         <w:r>
           <w:rPr>
             <w:rStyle w:val="Hyperlink"/>
@@ -3671,7 +3657,7 @@
           <w:rPr>
             <w:noProof/>
           </w:rPr>
-          <w:instrText xml:space="preserve"> PAGEREF _Toc223081733 \h </w:instrText>
+          <w:instrText xml:space="preserve"> PAGEREF _Toc224051409 \h </w:instrText>
         </w:r>
         <w:r>
           <w:rPr>
@@ -3689,7 +3675,7 @@
             <w:rFonts w:hint="eastAsia"/>
             <w:noProof/>
           </w:rPr>
-          <w:t>29</w:t>
+          <w:t>28</w:t>
         </w:r>
         <w:r>
           <w:rPr>
@@ -3723,7 +3709,7 @@
         </w:rPr>
       </w:pPr>
       <w:bookmarkStart w:id="0" w:name="_Ref118727531"/>
-      <w:bookmarkStart w:id="1" w:name="_Toc223081691"/>
+      <w:bookmarkStart w:id="1" w:name="_Toc224051367"/>
       <w:r>
         <w:lastRenderedPageBreak/>
         <w:t>Install</w:t>
@@ -3867,7 +3853,7 @@
           <w:rFonts w:hint="eastAsia"/>
         </w:rPr>
       </w:pPr>
-      <w:bookmarkStart w:id="2" w:name="_Toc223081692"/>
+      <w:bookmarkStart w:id="2" w:name="_Toc224051368"/>
       <w:r>
         <w:t>Launching ModbusControl</w:t>
       </w:r>
@@ -4108,7 +4094,7 @@
           <w:rFonts w:hint="eastAsia"/>
         </w:rPr>
       </w:pPr>
-      <w:bookmarkStart w:id="3" w:name="_Toc223081693"/>
+      <w:bookmarkStart w:id="3" w:name="_Toc224051369"/>
       <w:r>
         <w:t xml:space="preserve">The </w:t>
       </w:r>
@@ -4232,7 +4218,7 @@
           <w:rFonts w:hint="eastAsia"/>
         </w:rPr>
       </w:pPr>
-      <w:bookmarkStart w:id="4" w:name="_Toc223081694"/>
+      <w:bookmarkStart w:id="4" w:name="_Toc224051370"/>
       <w:r>
         <w:t>Using ModbusControl</w:t>
       </w:r>
@@ -4247,7 +4233,7 @@
         </w:rPr>
       </w:pPr>
       <w:bookmarkStart w:id="5" w:name="_Ref118397727"/>
-      <w:bookmarkStart w:id="6" w:name="_Toc223081695"/>
+      <w:bookmarkStart w:id="6" w:name="_Toc224051371"/>
       <w:r>
         <w:rPr>
           <w:lang w:val="en-GB"/>
@@ -4519,7 +4505,7 @@
           <w:lang w:val="en-GB"/>
         </w:rPr>
       </w:pPr>
-      <w:bookmarkStart w:id="7" w:name="_Toc223081696"/>
+      <w:bookmarkStart w:id="7" w:name="_Toc224051372"/>
       <w:r>
         <w:rPr>
           <w:lang w:val="en-GB"/>
@@ -5035,7 +5021,7 @@
           <w:lang w:val="en-GB"/>
         </w:rPr>
       </w:pPr>
-      <w:bookmarkStart w:id="8" w:name="_Toc223081697"/>
+      <w:bookmarkStart w:id="8" w:name="_Toc224051373"/>
       <w:r>
         <w:rPr>
           <w:lang w:val="en-GB"/>
@@ -5193,7 +5179,7 @@
           <w:lang w:val="en-GB"/>
         </w:rPr>
       </w:pPr>
-      <w:bookmarkStart w:id="9" w:name="_Toc223081698"/>
+      <w:bookmarkStart w:id="9" w:name="_Toc224051374"/>
       <w:r>
         <w:rPr>
           <w:lang w:val="en-GB"/>
@@ -5266,7 +5252,7 @@
       </w:pPr>
       <w:bookmarkStart w:id="10" w:name="__RefHeading___Toc43_939433756"/>
       <w:bookmarkStart w:id="11" w:name="_Ref118397833"/>
-      <w:bookmarkStart w:id="12" w:name="_Toc223081699"/>
+      <w:bookmarkStart w:id="12" w:name="_Toc224051375"/>
       <w:bookmarkEnd w:id="10"/>
       <w:r>
         <w:rPr>
@@ -5387,7 +5373,7 @@
             <v:path o:extrusionok="f" gradientshapeok="t" o:connecttype="rect"/>
             <o:lock v:ext="edit" aspectratio="t"/>
           </v:shapetype>
-          <v:shape id="_x0000_i1025" type="#_x0000_t75" style="width:408.9pt;height:55.7pt;visibility:visible;mso-wrap-style:square">
+          <v:shape id="_x0000_i1025" type="#_x0000_t75" style="width:408.55pt;height:56.1pt;visibility:visible;mso-wrap-style:square">
             <v:imagedata r:id="rId8" o:title=""/>
           </v:shape>
         </w:pict>
@@ -7922,7 +7908,7 @@
           <w:lang w:val="en-GB"/>
         </w:rPr>
       </w:pPr>
-      <w:bookmarkStart w:id="14" w:name="_Toc223081700"/>
+      <w:bookmarkStart w:id="14" w:name="_Toc224051376"/>
       <w:r>
         <w:rPr>
           <w:lang w:val="en-GB"/>
@@ -8880,7 +8866,7 @@
           <w:lang w:val="en-GB"/>
         </w:rPr>
       </w:pPr>
-      <w:bookmarkStart w:id="15" w:name="_Toc223081701"/>
+      <w:bookmarkStart w:id="15" w:name="_Toc224051377"/>
       <w:r>
         <w:rPr>
           <w:lang w:val="en-GB"/>
@@ -9443,7 +9429,7 @@
         </w:rPr>
         <w:lastRenderedPageBreak/>
         <w:pict w14:anchorId="30845F7A">
-          <v:shape id="_x0000_i1026" type="#_x0000_t75" style="width:472.1pt;height:142.65pt;visibility:visible;mso-wrap-style:square">
+          <v:shape id="_x0000_i1026" type="#_x0000_t75" style="width:472.2pt;height:142.35pt;visibility:visible;mso-wrap-style:square">
             <v:imagedata r:id="rId10" o:title=""/>
           </v:shape>
         </w:pict>
@@ -9654,7 +9640,7 @@
         </w:rPr>
       </w:pPr>
       <w:bookmarkStart w:id="16" w:name="__RefHeading___Toc62_1195957084"/>
-      <w:bookmarkStart w:id="17" w:name="_Toc223081702"/>
+      <w:bookmarkStart w:id="17" w:name="_Toc224051378"/>
       <w:bookmarkEnd w:id="16"/>
       <w:r>
         <w:rPr>
@@ -9702,7 +9688,7 @@
           <w:lang w:val="en-GB"/>
         </w:rPr>
       </w:pPr>
-      <w:bookmarkStart w:id="18" w:name="_Toc223081703"/>
+      <w:bookmarkStart w:id="18" w:name="_Toc224051379"/>
       <w:r>
         <w:rPr>
           <w:lang w:val="en-GB"/>
@@ -9812,7 +9798,7 @@
           <w:lang w:val="en-GB"/>
         </w:rPr>
       </w:pPr>
-      <w:bookmarkStart w:id="19" w:name="_Toc223081704"/>
+      <w:bookmarkStart w:id="19" w:name="_Toc224051380"/>
       <w:r>
         <w:rPr>
           <w:lang w:val="en-GB"/>
@@ -10011,7 +9997,7 @@
           <w:lang w:val="en-GB"/>
         </w:rPr>
       </w:pPr>
-      <w:bookmarkStart w:id="20" w:name="_Toc223081705"/>
+      <w:bookmarkStart w:id="20" w:name="_Toc224051381"/>
       <w:r>
         <w:rPr>
           <w:lang w:val="en-GB"/>
@@ -10598,7 +10584,7 @@
           <w:lang w:val="en-GB"/>
         </w:rPr>
       </w:pPr>
-      <w:bookmarkStart w:id="21" w:name="_Toc223081706"/>
+      <w:bookmarkStart w:id="21" w:name="_Toc224051382"/>
       <w:r>
         <w:rPr>
           <w:lang w:val="en-GB"/>
@@ -10696,7 +10682,7 @@
           <w:lang w:val="en-GB"/>
         </w:rPr>
       </w:pPr>
-      <w:bookmarkStart w:id="22" w:name="_Toc223081707"/>
+      <w:bookmarkStart w:id="22" w:name="_Toc224051383"/>
       <w:r>
         <w:rPr>
           <w:lang w:val="en-GB"/>
@@ -11070,7 +11056,7 @@
           <w:noProof/>
         </w:rPr>
         <w:pict w14:anchorId="5CABB691">
-          <v:shape id="_x0000_i1027" type="#_x0000_t75" style="width:391.25pt;height:52.3pt;visibility:visible;mso-wrap-style:square">
+          <v:shape id="_x0000_i1027" type="#_x0000_t75" style="width:391.8pt;height:51.9pt;visibility:visible;mso-wrap-style:square">
             <v:imagedata r:id="rId11" o:title=""/>
           </v:shape>
         </w:pict>
@@ -11160,7 +11146,7 @@
         </w:rPr>
         <w:tab/>
       </w:r>
-      <w:bookmarkStart w:id="23" w:name="_Toc223081708"/>
+      <w:bookmarkStart w:id="23" w:name="_Toc224051384"/>
       <w:r>
         <w:rPr>
           <w:lang w:val="en-GB"/>
@@ -11345,7 +11331,7 @@
         </w:rPr>
       </w:pPr>
       <w:bookmarkStart w:id="24" w:name="_Ref117942468"/>
-      <w:bookmarkStart w:id="25" w:name="_Toc223081709"/>
+      <w:bookmarkStart w:id="25" w:name="_Toc224051385"/>
       <w:r>
         <w:t>Mbc project file validation with XSD schema</w:t>
       </w:r>
@@ -11592,7 +11578,7 @@
       </w:pPr>
       <w:bookmarkStart w:id="26" w:name="_Ref117942129"/>
       <w:bookmarkStart w:id="27" w:name="_Ref117942153"/>
-      <w:bookmarkStart w:id="28" w:name="_Toc223081710"/>
+      <w:bookmarkStart w:id="28" w:name="_Toc224051386"/>
       <w:r>
         <w:lastRenderedPageBreak/>
         <w:t>Logging</w:t>
@@ -11941,7 +11927,7 @@
       </w:pPr>
       <w:bookmarkStart w:id="29" w:name="_Ref117942296"/>
       <w:bookmarkStart w:id="30" w:name="_Ref117942768"/>
-      <w:bookmarkStart w:id="31" w:name="_Toc223081711"/>
+      <w:bookmarkStart w:id="31" w:name="_Toc224051387"/>
       <w:r>
         <w:t>Modbus/TCP bridge</w:t>
       </w:r>
@@ -12195,7 +12181,7 @@
           <w:rFonts w:hint="eastAsia"/>
         </w:rPr>
       </w:pPr>
-      <w:bookmarkStart w:id="32" w:name="_Toc223081712"/>
+      <w:bookmarkStart w:id="32" w:name="_Toc224051388"/>
       <w:r>
         <w:t>The Modbus protocol, function codes and word order</w:t>
       </w:r>
@@ -13148,7 +13134,7 @@
         </w:rPr>
       </w:pPr>
       <w:bookmarkStart w:id="33" w:name="_Ref117948934"/>
-      <w:bookmarkStart w:id="34" w:name="_Toc223081713"/>
+      <w:bookmarkStart w:id="34" w:name="_Toc224051389"/>
       <w:r>
         <w:t>ModbusControl c</w:t>
       </w:r>
@@ -14066,7 +14052,7 @@
           <w:rFonts w:hint="eastAsia"/>
         </w:rPr>
       </w:pPr>
-      <w:bookmarkStart w:id="35" w:name="_Toc223081714"/>
+      <w:bookmarkStart w:id="35" w:name="_Toc224051390"/>
       <w:r>
         <w:t>ModbusExport tool</w:t>
       </w:r>
@@ -15695,7 +15681,7 @@
           <w:rFonts w:hint="eastAsia"/>
         </w:rPr>
       </w:pPr>
-      <w:bookmarkStart w:id="36" w:name="_Toc223081715"/>
+      <w:bookmarkStart w:id="36" w:name="_Toc224051391"/>
       <w:r>
         <w:t>ModbusImport tool</w:t>
       </w:r>
@@ -17200,7 +17186,7 @@
       <w:bookmarkStart w:id="42" w:name="_Ref221871066"/>
       <w:bookmarkStart w:id="43" w:name="_Ref221871495"/>
       <w:bookmarkStart w:id="44" w:name="_Ref221871518"/>
-      <w:bookmarkStart w:id="45" w:name="_Toc223081716"/>
+      <w:bookmarkStart w:id="45" w:name="_Toc224051392"/>
       <w:r>
         <w:t>The Import/Export format</w:t>
       </w:r>
@@ -18122,7 +18108,7 @@
           <w:rFonts w:hint="eastAsia"/>
         </w:rPr>
       </w:pPr>
-      <w:bookmarkStart w:id="46" w:name="_Toc223081717"/>
+      <w:bookmarkStart w:id="46" w:name="_Toc224051393"/>
       <w:r>
         <w:t>More about Modbus</w:t>
       </w:r>
@@ -18270,7 +18256,7 @@
           <w:lang w:val="en-GB"/>
         </w:rPr>
       </w:pPr>
-      <w:bookmarkStart w:id="47" w:name="_Toc223081718"/>
+      <w:bookmarkStart w:id="47" w:name="_Toc224051394"/>
       <w:r>
         <w:rPr>
           <w:lang w:val="en-GB"/>
@@ -18522,7 +18508,7 @@
           <w:lang w:val="en-GB"/>
         </w:rPr>
       </w:pPr>
-      <w:bookmarkStart w:id="48" w:name="_Toc223081719"/>
+      <w:bookmarkStart w:id="48" w:name="_Toc224051395"/>
       <w:r>
         <w:rPr>
           <w:lang w:val="en-GB"/>
@@ -18991,7 +18977,7 @@
           <w:lang w:val="en-GB"/>
         </w:rPr>
       </w:pPr>
-      <w:bookmarkStart w:id="49" w:name="_Toc223081720"/>
+      <w:bookmarkStart w:id="49" w:name="_Toc224051396"/>
       <w:r>
         <w:rPr>
           <w:lang w:val="en-GB"/>
@@ -19444,7 +19430,7 @@
           <w:lang w:val="en-GB"/>
         </w:rPr>
       </w:pPr>
-      <w:bookmarkStart w:id="50" w:name="_Toc223081721"/>
+      <w:bookmarkStart w:id="50" w:name="_Toc224051397"/>
       <w:r>
         <w:rPr>
           <w:lang w:val="en-GB"/>
@@ -21800,7 +21786,7 @@
         </w:rPr>
       </w:pPr>
       <w:bookmarkStart w:id="51" w:name="_Ref146906707"/>
-      <w:bookmarkStart w:id="52" w:name="_Toc223081722"/>
+      <w:bookmarkStart w:id="52" w:name="_Toc224051398"/>
       <w:r>
         <w:rPr>
           <w:lang w:val="en-GB"/>
@@ -23284,7 +23270,7 @@
           <w:lang w:val="en-GB" w:eastAsia="nl-BE"/>
         </w:rPr>
       </w:pPr>
-      <w:bookmarkStart w:id="53" w:name="_Toc223081723"/>
+      <w:bookmarkStart w:id="53" w:name="_Toc224051399"/>
       <w:r>
         <w:rPr>
           <w:lang w:val="en-GB" w:eastAsia="nl-BE"/>
@@ -23954,7 +23940,7 @@
           <w:lang w:val="en-GB"/>
         </w:rPr>
       </w:pPr>
-      <w:bookmarkStart w:id="54" w:name="_Toc223081724"/>
+      <w:bookmarkStart w:id="54" w:name="_Toc224051400"/>
       <w:r>
         <w:rPr>
           <w:lang w:val="en-GB"/>
@@ -26584,7 +26570,7 @@
       </w:pPr>
       <w:bookmarkStart w:id="55" w:name="_Ref117942545"/>
       <w:bookmarkStart w:id="56" w:name="_Ref117942693"/>
-      <w:bookmarkStart w:id="57" w:name="_Toc223081725"/>
+      <w:bookmarkStart w:id="57" w:name="_Toc224051401"/>
       <w:r>
         <w:rPr>
           <w:lang w:val="en-GB"/>
@@ -27126,7 +27112,7 @@
           <w:lang w:val="en-GB"/>
         </w:rPr>
       </w:pPr>
-      <w:bookmarkStart w:id="58" w:name="_Toc223081726"/>
+      <w:bookmarkStart w:id="58" w:name="_Toc224051402"/>
       <w:r>
         <w:rPr>
           <w:lang w:val="en-GB"/>
@@ -27565,7 +27551,7 @@
         </w:rPr>
       </w:pPr>
       <w:bookmarkStart w:id="59" w:name="_Ref117942613"/>
-      <w:bookmarkStart w:id="60" w:name="_Toc223081727"/>
+      <w:bookmarkStart w:id="60" w:name="_Toc224051403"/>
       <w:r>
         <w:rPr>
           <w:lang w:val="en-GB"/>
@@ -28484,7 +28470,7 @@
         </w:rPr>
       </w:pPr>
       <w:bookmarkStart w:id="61" w:name="_Ref117942668"/>
-      <w:bookmarkStart w:id="62" w:name="_Toc223081728"/>
+      <w:bookmarkStart w:id="62" w:name="_Toc224051404"/>
       <w:r>
         <w:rPr>
           <w:lang w:val="en-GB"/>
@@ -29731,7 +29717,7 @@
         </w:rPr>
       </w:pPr>
       <w:bookmarkStart w:id="63" w:name="_Ref117942679"/>
-      <w:bookmarkStart w:id="64" w:name="_Toc223081729"/>
+      <w:bookmarkStart w:id="64" w:name="_Toc224051405"/>
       <w:r>
         <w:rPr>
           <w:lang w:val="en-GB"/>
@@ -32364,7 +32350,7 @@
       <w:bookmarkStart w:id="68" w:name="_Ref117942648"/>
       <w:bookmarkStart w:id="69" w:name="_Ref117942708"/>
       <w:bookmarkStart w:id="70" w:name="_Ref117942720"/>
-      <w:bookmarkStart w:id="71" w:name="_Toc223081730"/>
+      <w:bookmarkStart w:id="71" w:name="_Toc224051406"/>
       <w:r>
         <w:rPr>
           <w:lang w:val="en-GB"/>
@@ -33303,7 +33289,7 @@
           <w:lang w:val="en-GB"/>
         </w:rPr>
       </w:pPr>
-      <w:bookmarkStart w:id="72" w:name="_Toc223081731"/>
+      <w:bookmarkStart w:id="72" w:name="_Toc224051407"/>
       <w:r>
         <w:rPr>
           <w:lang w:val="en-GB"/>
@@ -33789,7 +33775,7 @@
           <w:lang w:val="en-GB"/>
         </w:rPr>
       </w:pPr>
-      <w:bookmarkStart w:id="73" w:name="_Toc223081732"/>
+      <w:bookmarkStart w:id="73" w:name="_Toc224051408"/>
       <w:r>
         <w:rPr>
           <w:lang w:val="en-GB"/>
@@ -34184,7 +34170,7 @@
           <w:lang w:val="en-GB"/>
         </w:rPr>
       </w:pPr>
-      <w:bookmarkStart w:id="74" w:name="_Toc223081733"/>
+      <w:bookmarkStart w:id="74" w:name="_Toc224051409"/>
       <w:r>
         <w:rPr>
           <w:lang w:val="en-GB"/>

--- a/Manuals/ModbusControl - User manual.docx
+++ b/Manuals/ModbusControl - User manual.docx
@@ -5373,7 +5373,7 @@
             <v:path o:extrusionok="f" gradientshapeok="t" o:connecttype="rect"/>
             <o:lock v:ext="edit" aspectratio="t"/>
           </v:shapetype>
-          <v:shape id="_x0000_i1025" type="#_x0000_t75" style="width:408.55pt;height:56.1pt;visibility:visible;mso-wrap-style:square">
+          <v:shape id="_x0000_i1025" type="#_x0000_t75" style="width:408.6pt;height:56.4pt;visibility:visible;mso-wrap-style:square">
             <v:imagedata r:id="rId8" o:title=""/>
           </v:shape>
         </w:pict>
@@ -7329,10 +7329,10 @@
               </w:rPr>
             </w:pPr>
             <w:r>
-              <w:t xml:space="preserve">Holding registers </w:t>
-            </w:r>
-            <w:r>
-              <w:t>start</w:t>
+              <w:t xml:space="preserve">Register </w:t>
+            </w:r>
+            <w:r>
+              <w:t>numbering scheme</w:t>
             </w:r>
             <w:r>
               <w:t>:</w:t>
@@ -9429,7 +9429,7 @@
         </w:rPr>
         <w:lastRenderedPageBreak/>
         <w:pict w14:anchorId="30845F7A">
-          <v:shape id="_x0000_i1026" type="#_x0000_t75" style="width:472.2pt;height:142.35pt;visibility:visible;mso-wrap-style:square">
+          <v:shape id="_x0000_i1026" type="#_x0000_t75" style="width:472.2pt;height:142.2pt;visibility:visible;mso-wrap-style:square">
             <v:imagedata r:id="rId10" o:title=""/>
           </v:shape>
         </w:pict>
@@ -11056,7 +11056,7 @@
           <w:noProof/>
         </w:rPr>
         <w:pict w14:anchorId="5CABB691">
-          <v:shape id="_x0000_i1027" type="#_x0000_t75" style="width:391.8pt;height:51.9pt;visibility:visible;mso-wrap-style:square">
+          <v:shape id="_x0000_i1027" type="#_x0000_t75" style="width:391.8pt;height:51.6pt;visibility:visible;mso-wrap-style:square">
             <v:imagedata r:id="rId11" o:title=""/>
           </v:shape>
         </w:pict>
@@ -27536,7 +27536,7 @@
           <w:lang w:val="en-GB"/>
         </w:rPr>
         <w:pict w14:anchorId="56E75F81">
-          <v:shape id="Afbeelding 1" o:spid="_x0000_i1028" type="#_x0000_t75" style="width:345.75pt;height:50.25pt;visibility:visible;mso-wrap-style:square">
+          <v:shape id="Afbeelding 1" o:spid="_x0000_i1028" type="#_x0000_t75" style="width:345.6pt;height:50.4pt;visibility:visible;mso-wrap-style:square">
             <v:imagedata r:id="rId12" o:title=""/>
           </v:shape>
         </w:pict>

--- a/Manuals/ModbusControl - User manual.docx
+++ b/Manuals/ModbusControl - User manual.docx
@@ -31,11 +31,11 @@
       </w:pPr>
       <w:r>
         <w:rPr/>
-        <w:t>For version 2.0.2</w:t>
-      </w:r>
-      <w:r>
-        <w:rPr/>
-        <w:t>4</w:t>
+        <w:t xml:space="preserve">For version </w:t>
+      </w:r>
+      <w:r>
+        <w:rPr/>
+        <w:t>3.0.2.</w:t>
       </w:r>
     </w:p>
     <w:p>
@@ -73,28 +73,29 @@
           </w:r>
           <w:r>
             <w:rPr>
-              <w:rStyle w:val="Indexkoppeling"/>
+              <w:rStyle w:val="Indexkoppelinguser"/>
             </w:rPr>
             <w:instrText xml:space="preserve"> TOC \f \o "1-2" \h</w:instrText>
           </w:r>
           <w:r>
             <w:rPr>
-              <w:rStyle w:val="Indexkoppeling"/>
+              <w:rStyle w:val="Indexkoppelinguser"/>
             </w:rPr>
             <w:fldChar w:fldCharType="separate"/>
           </w:r>
-          <w:hyperlink w:anchor="__RefHeading___Toc5857_1777877413" w:tooltip="Install">
-            <w:r>
-              <w:rPr>
-                <w:rStyle w:val="Indexkoppeling"/>
-              </w:rPr>
-              <w:t>1</w:t>
-              <w:tab/>
-              <w:t>Install</w:t>
-              <w:tab/>
-              <w:t>2</w:t>
-            </w:r>
-          </w:hyperlink>
+          <w:r>
+            <w:rPr>
+              <w:rStyle w:val="Indexkoppelinguser"/>
+            </w:rPr>
+            <w:t>1</w:t>
+          </w:r>
+          <w:r>
+            <w:rPr/>
+            <w:tab/>
+            <w:t>Install</w:t>
+            <w:tab/>
+            <w:t>2</w:t>
+          </w:r>
         </w:p>
         <w:p>
           <w:pPr>
@@ -106,18 +107,14 @@
             </w:tabs>
             <w:rPr/>
           </w:pPr>
-          <w:hyperlink w:anchor="__RefHeading___Toc5859_1777877413" w:tooltip="Launching ModbusControl">
-            <w:r>
-              <w:rPr>
-                <w:rStyle w:val="Indexkoppeling"/>
-              </w:rPr>
-              <w:t>2</w:t>
-              <w:tab/>
-              <w:t>Launching ModbusControl</w:t>
-              <w:tab/>
-              <w:t>2</w:t>
-            </w:r>
-          </w:hyperlink>
+          <w:r>
+            <w:rPr/>
+            <w:t>2</w:t>
+            <w:tab/>
+            <w:t>Launching ModbusControl</w:t>
+            <w:tab/>
+            <w:t>2</w:t>
+          </w:r>
         </w:p>
         <w:p>
           <w:pPr>
@@ -129,18 +126,14 @@
             </w:tabs>
             <w:rPr/>
           </w:pPr>
-          <w:hyperlink w:anchor="__RefHeading___Toc5861_1777877413" w:tooltip="The .mbc Project File">
-            <w:r>
-              <w:rPr>
-                <w:rStyle w:val="Indexkoppeling"/>
-              </w:rPr>
-              <w:t>3</w:t>
-              <w:tab/>
-              <w:t>The .mbc Project File</w:t>
-              <w:tab/>
-              <w:t>2</w:t>
-            </w:r>
-          </w:hyperlink>
+          <w:r>
+            <w:rPr/>
+            <w:t>3</w:t>
+            <w:tab/>
+            <w:t>The .mbc Project File</w:t>
+            <w:tab/>
+            <w:t>2</w:t>
+          </w:r>
         </w:p>
         <w:p>
           <w:pPr>
@@ -152,18 +145,14 @@
             </w:tabs>
             <w:rPr/>
           </w:pPr>
-          <w:hyperlink w:anchor="__RefHeading___Toc5863_1777877413" w:tooltip="Using ModbusControl">
-            <w:r>
-              <w:rPr>
-                <w:rStyle w:val="Indexkoppeling"/>
-              </w:rPr>
-              <w:t>4</w:t>
-              <w:tab/>
-              <w:t>Using ModbusControl</w:t>
-              <w:tab/>
-              <w:t>2</w:t>
-            </w:r>
-          </w:hyperlink>
+          <w:r>
+            <w:rPr/>
+            <w:t>4</w:t>
+            <w:tab/>
+            <w:t>Using ModbusControl</w:t>
+            <w:tab/>
+            <w:t>2</w:t>
+          </w:r>
         </w:p>
         <w:p>
           <w:pPr>
@@ -175,18 +164,14 @@
             </w:tabs>
             <w:rPr/>
           </w:pPr>
-          <w:hyperlink w:anchor="__RefHeading___Toc5865_1777877413" w:tooltip="Load, Edit and Save .mbc Project Files">
-            <w:r>
-              <w:rPr>
-                <w:rStyle w:val="Indexkoppeling"/>
-              </w:rPr>
-              <w:t>4.1</w:t>
-              <w:tab/>
-              <w:t>Load, Edit and Save .mbc Project Files</w:t>
-              <w:tab/>
-              <w:t>2</w:t>
-            </w:r>
-          </w:hyperlink>
+          <w:r>
+            <w:rPr/>
+            <w:t>4.1</w:t>
+            <w:tab/>
+            <w:t>Load, Edit and Save .mbc Project Files</w:t>
+            <w:tab/>
+            <w:t>2</w:t>
+          </w:r>
         </w:p>
         <w:p>
           <w:pPr>
@@ -198,18 +183,14 @@
             </w:tabs>
             <w:rPr/>
           </w:pPr>
-          <w:hyperlink w:anchor="__RefHeading___Toc5867_1777877413" w:tooltip="Import and Export CSV files">
-            <w:r>
-              <w:rPr>
-                <w:rStyle w:val="Indexkoppeling"/>
-              </w:rPr>
-              <w:t>4.2</w:t>
-              <w:tab/>
-              <w:t>Import and Export CSV files</w:t>
-              <w:tab/>
-              <w:t>3</w:t>
-            </w:r>
-          </w:hyperlink>
+          <w:r>
+            <w:rPr/>
+            <w:t>4.2</w:t>
+            <w:tab/>
+            <w:t>Import and Export CSV files</w:t>
+            <w:tab/>
+            <w:t>3</w:t>
+          </w:r>
         </w:p>
         <w:p>
           <w:pPr>
@@ -221,18 +202,14 @@
             </w:tabs>
             <w:rPr/>
           </w:pPr>
-          <w:hyperlink w:anchor="__RefHeading___Toc5869_1777877413" w:tooltip="Connect, Disconnect, Start Polling, Stop Polling">
-            <w:r>
-              <w:rPr>
-                <w:rStyle w:val="Indexkoppeling"/>
-              </w:rPr>
-              <w:t>4.3</w:t>
-              <w:tab/>
-              <w:t>Connect, Disconnect, Start Polling, Stop Polling</w:t>
-              <w:tab/>
-              <w:t>3</w:t>
-            </w:r>
-          </w:hyperlink>
+          <w:r>
+            <w:rPr/>
+            <w:t>4.3</w:t>
+            <w:tab/>
+            <w:t>Connect, Disconnect, Start Polling, Stop Polling</w:t>
+            <w:tab/>
+            <w:t>3</w:t>
+          </w:r>
         </w:p>
         <w:p>
           <w:pPr>
@@ -244,18 +221,14 @@
             </w:tabs>
             <w:rPr/>
           </w:pPr>
-          <w:hyperlink w:anchor="__RefHeading___Toc5871_1777877413" w:tooltip="